--- a/output/combat-mindset-way-forward.docx
+++ b/output/combat-mindset-way-forward.docx
@@ -71,7 +71,7 @@
     <w:p>
       <w:pPr>
         <w:pStyle w:val="Normal"/>
-        <w:spacing w:before="120" w:after="2400"/>
+        <w:spacing w:before="120" w:after="280"/>
         <w:rPr/>
       </w:pPr>
       <w:r>
@@ -81,6 +81,23 @@
           <w:sz w:val="26"/>
         </w:rPr>
         <w:t>Joint NZALC and Human Performance Cell response to COMDT ACS</w:t>
+      </w:r>
+    </w:p>
+    <w:p>
+      <w:pPr>
+        <w:pStyle w:val="Normal"/>
+        <w:spacing w:before="0" w:after="1920"/>
+        <w:rPr/>
+      </w:pPr>
+      <w:r>
+        <w:rPr>
+          <w:rFonts w:cs="Arial" w:ascii="Arial" w:hAnsi="Arial"/>
+          <w:b/>
+          <w:color w:val="C62026"/>
+          <w:spacing w:val="60"/>
+          <w:sz w:val="30"/>
+        </w:rPr>
+        <w:t>HARDER TO KILL</w:t>
       </w:r>
     </w:p>
     <w:p>
@@ -170,7 +187,7 @@
           <w:color w:val="000000"/>
           <w:sz w:val="20"/>
         </w:rPr>
-        <w:t>Major M Coom, CI NZALC · ____, Human Performance Cell</w:t>
+        <w:t>Major M Coom, CI NZALC · Jacques Rousseau, Human Performance Cell</w:t>
       </w:r>
     </w:p>
     <w:p>
@@ -613,7 +630,23 @@
           <w:b w:val="false"/>
           <w:i w:val="false"/>
         </w:rPr>
-        <w:t>Combat Mindset is the Army-owned banner and orienting purpose, aligned to Warfighter Focus. Performance Under Pressure is the doctrinal mechanism that sits beneath it — the trained individual and collective capacity the brand runs on.</w:t>
+        <w:t xml:space="preserve">Combat Mindset is the Army-owned banner and orienting purpose, aligned to Warfighter Focus and carrying the brand promise: </w:t>
+      </w:r>
+      <w:r>
+        <w:rPr>
+          <w:rFonts w:cs="Book Antiqua"/>
+          <w:b/>
+          <w:i w:val="false"/>
+        </w:rPr>
+        <w:t>Harder to Kill</w:t>
+      </w:r>
+      <w:r>
+        <w:rPr>
+          <w:rFonts w:cs="Book Antiqua"/>
+          <w:b w:val="false"/>
+          <w:i w:val="false"/>
+        </w:rPr>
+        <w:t>. Performance Under Pressure is the doctrinal mechanism that sits beneath it — the trained individual and collective capacity the brand runs on.</w:t>
       </w:r>
     </w:p>
     <w:p>
@@ -633,7 +666,7 @@
           <w:b/>
           <w:i w:val="false"/>
         </w:rPr>
-        <w:t>Combat Mindset is why: acting decisively, persistently and ethically in combat, and being harder to kill. Performance Under Pressure is how: the trained capacity to prepare for, remain effective through, adapt within and recover from pressure.</w:t>
+        <w:t>Combat Mindset is why: acting decisively, persistently and ethically in combat — Harder to Kill. Performance Under Pressure is how: the trained capacity to prepare for, remain effective through, adapt within and recover from pressure.</w:t>
       </w:r>
     </w:p>
     <w:p>
@@ -669,7 +702,7 @@
           <w:b w:val="false"/>
           <w:i w:val="false"/>
         </w:rPr>
-        <w:t>Preserves Combat Mindset as the recognisable, operationally credible Army brand.</w:t>
+        <w:t>Preserves Combat Mindset as the recognisable, operationally credible Army brand, with Harder to Kill as its memorable, warfighter-focused promise.</w:t>
       </w:r>
     </w:p>
     <w:p>

--- a/output/combat-mindset-way-forward.docx
+++ b/output/combat-mindset-way-forward.docx
@@ -1904,6 +1904,1373 @@
           <w:i w:val="false"/>
         </w:rPr>
         <w:t xml:space="preserve"> that NZALC and HPC will deliver this programme jointly, with the capability note at Reference C and the COGCON evidence base as its foundation inputs.</w:t>
+      </w:r>
+    </w:p>
+    <w:p>
+      <w:pPr>
+        <w:pStyle w:val="Normal"/>
+        <w:rPr/>
+      </w:pPr>
+      <w:r>
+        <w:rPr/>
+      </w:r>
+      <w:r>
+        <w:br w:type="page"/>
+      </w:r>
+    </w:p>
+    <w:p>
+      <w:pPr>
+        <w:pStyle w:val="Heading1"/>
+        <w:pBdr>
+          <w:left w:val="single" w:sz="24" w:space="8" w:color="C62026"/>
+        </w:pBdr>
+        <w:spacing w:before="0" w:after="160"/>
+        <w:rPr/>
+      </w:pPr>
+      <w:r>
+        <w:rPr>
+          <w:rFonts w:cs="Arial" w:ascii="Arial" w:hAnsi="Arial"/>
+          <w:b/>
+          <w:i w:val="false"/>
+          <w:color w:val="002516"/>
+          <w:sz w:val="28"/>
+        </w:rPr>
+        <w:t>Annex A — Common lexicon and division of functions</w:t>
+      </w:r>
+    </w:p>
+    <w:p>
+      <w:pPr>
+        <w:pStyle w:val="Normal"/>
+        <w:rPr/>
+      </w:pPr>
+      <w:r>
+        <w:rPr>
+          <w:rFonts w:cs="Book Antiqua"/>
+          <w:b w:val="false"/>
+          <w:i w:val="false"/>
+        </w:rPr>
+        <w:t>These tables give effect to the integration described at paragraphs 2 and 3. They are the joint NZALC–HPC working baseline and will be validated during Phase 1 mapping.</w:t>
+      </w:r>
+    </w:p>
+    <w:p>
+      <w:pPr>
+        <w:pStyle w:val="Heading2"/>
+        <w:rPr/>
+      </w:pPr>
+      <w:r>
+        <w:rPr>
+          <w:rFonts w:cs="Arial" w:ascii="Arial" w:hAnsi="Arial"/>
+          <w:b/>
+          <w:i w:val="false"/>
+          <w:color w:val="000000"/>
+          <w:sz w:val="22"/>
+        </w:rPr>
+        <w:t>A1. Common lexicon — one construct, two layers</w:t>
+      </w:r>
+    </w:p>
+    <w:p>
+      <w:pPr>
+        <w:pStyle w:val="Normal"/>
+        <w:rPr/>
+      </w:pPr>
+      <w:r>
+        <w:rPr>
+          <w:rFonts w:cs="Book Antiqua"/>
+          <w:b w:val="false"/>
+          <w:i w:val="false"/>
+        </w:rPr>
+        <w:t>The framework adopts the cognitive-fitness dimensions as the science layer (HPC) and the NZALC mental-skills toolkit as the soldier-facing technique layer. One name per technique is used in delivery; programme-specific protocol names sit beneath it — for example, rhythm breathing is the COGCON conditioning protocol for tactical breathing.</w:t>
+      </w:r>
+    </w:p>
+    <w:tbl>
+      <w:tblPr>
+        <w:tblW w:w="9072" w:type="dxa"/>
+        <w:jc w:val="left"/>
+        <w:tblInd w:w="0" w:type="dxa"/>
+        <w:tblLayout w:type="fixed"/>
+        <w:tblCellMar>
+          <w:top w:w="0" w:type="dxa"/>
+          <w:left w:w="108" w:type="dxa"/>
+          <w:bottom w:w="0" w:type="dxa"/>
+          <w:right w:w="108" w:type="dxa"/>
+        </w:tblCellMar>
+        <w:tblLook w:val="04a0" w:noHBand="0" w:noVBand="1" w:firstColumn="1" w:lastRow="0" w:lastColumn="0" w:firstRow="1"/>
+      </w:tblPr>
+      <w:tblGrid>
+        <w:gridCol w:w="3024"/>
+        <w:gridCol w:w="3024"/>
+        <w:gridCol w:w="3024"/>
+      </w:tblGrid>
+      <w:tr>
+        <w:trPr>
+          <w:cantSplit w:val="true"/>
+        </w:trPr>
+        <w:tc>
+          <w:tcPr>
+            <w:tcW w:w="3024" w:type="dxa"/>
+            <w:tcBorders>
+              <w:top w:val="single" w:sz="4" w:space="0" w:color="A89662"/>
+              <w:left w:val="single" w:sz="4" w:space="0" w:color="A89662"/>
+              <w:bottom w:val="single" w:sz="4" w:space="0" w:color="A89662"/>
+              <w:right w:val="single" w:sz="4" w:space="0" w:color="A89662"/>
+            </w:tcBorders>
+            <w:shd w:fill="002516" w:val="clear"/>
+          </w:tcPr>
+          <w:p>
+            <w:pPr>
+              <w:pStyle w:val="Normal"/>
+              <w:spacing w:before="40" w:after="40"/>
+              <w:rPr/>
+            </w:pPr>
+            <w:r>
+              <w:rPr>
+                <w:rFonts w:cs="Arial" w:ascii="Arial" w:hAnsi="Arial"/>
+                <w:b/>
+                <w:color w:val="FFFFFF"/>
+                <w:sz w:val="19"/>
+              </w:rPr>
+              <w:t>Cognitive dimension (science layer)</w:t>
+            </w:r>
+          </w:p>
+        </w:tc>
+        <w:tc>
+          <w:tcPr>
+            <w:tcW w:w="3024" w:type="dxa"/>
+            <w:tcBorders>
+              <w:top w:val="single" w:sz="4" w:space="0" w:color="A89662"/>
+              <w:left w:val="single" w:sz="4" w:space="0" w:color="A89662"/>
+              <w:bottom w:val="single" w:sz="4" w:space="0" w:color="A89662"/>
+              <w:right w:val="single" w:sz="4" w:space="0" w:color="A89662"/>
+            </w:tcBorders>
+            <w:shd w:fill="002516" w:val="clear"/>
+          </w:tcPr>
+          <w:p>
+            <w:pPr>
+              <w:pStyle w:val="Normal"/>
+              <w:spacing w:before="40" w:after="40"/>
+              <w:rPr/>
+            </w:pPr>
+            <w:r>
+              <w:rPr>
+                <w:rFonts w:cs="Arial" w:ascii="Arial" w:hAnsi="Arial"/>
+                <w:b/>
+                <w:color w:val="FFFFFF"/>
+                <w:sz w:val="19"/>
+              </w:rPr>
+              <w:t>Soldier-facing techniques (NZALC toolkit)</w:t>
+            </w:r>
+          </w:p>
+        </w:tc>
+        <w:tc>
+          <w:tcPr>
+            <w:tcW w:w="3024" w:type="dxa"/>
+            <w:tcBorders>
+              <w:top w:val="single" w:sz="4" w:space="0" w:color="A89662"/>
+              <w:left w:val="single" w:sz="4" w:space="0" w:color="A89662"/>
+              <w:bottom w:val="single" w:sz="4" w:space="0" w:color="A89662"/>
+              <w:right w:val="single" w:sz="4" w:space="0" w:color="A89662"/>
+            </w:tcBorders>
+            <w:shd w:fill="002516" w:val="clear"/>
+          </w:tcPr>
+          <w:p>
+            <w:pPr>
+              <w:pStyle w:val="Normal"/>
+              <w:spacing w:before="40" w:after="40"/>
+              <w:rPr/>
+            </w:pPr>
+            <w:r>
+              <w:rPr>
+                <w:rFonts w:cs="Arial" w:ascii="Arial" w:hAnsi="Arial"/>
+                <w:b/>
+                <w:color w:val="FFFFFF"/>
+                <w:sz w:val="19"/>
+              </w:rPr>
+              <w:t>COGCON conditioning methods</w:t>
+            </w:r>
+          </w:p>
+        </w:tc>
+      </w:tr>
+      <w:tr>
+        <w:trPr>
+          <w:cantSplit w:val="true"/>
+        </w:trPr>
+        <w:tc>
+          <w:tcPr>
+            <w:tcW w:w="3024" w:type="dxa"/>
+            <w:tcBorders>
+              <w:top w:val="single" w:sz="4" w:space="0" w:color="A89662"/>
+              <w:left w:val="single" w:sz="4" w:space="0" w:color="A89662"/>
+              <w:bottom w:val="single" w:sz="4" w:space="0" w:color="A89662"/>
+              <w:right w:val="single" w:sz="4" w:space="0" w:color="A89662"/>
+            </w:tcBorders>
+          </w:tcPr>
+          <w:p>
+            <w:pPr>
+              <w:pStyle w:val="Normal"/>
+              <w:spacing w:before="40" w:after="40"/>
+              <w:rPr/>
+            </w:pPr>
+            <w:r>
+              <w:rPr>
+                <w:rFonts w:cs="Book Antiqua"/>
+                <w:color w:val="000000"/>
+                <w:sz w:val="19"/>
+              </w:rPr>
+              <w:t>Arousal regulation</w:t>
+            </w:r>
+          </w:p>
+        </w:tc>
+        <w:tc>
+          <w:tcPr>
+            <w:tcW w:w="3024" w:type="dxa"/>
+            <w:tcBorders>
+              <w:top w:val="single" w:sz="4" w:space="0" w:color="A89662"/>
+              <w:left w:val="single" w:sz="4" w:space="0" w:color="A89662"/>
+              <w:bottom w:val="single" w:sz="4" w:space="0" w:color="A89662"/>
+              <w:right w:val="single" w:sz="4" w:space="0" w:color="A89662"/>
+            </w:tcBorders>
+          </w:tcPr>
+          <w:p>
+            <w:pPr>
+              <w:pStyle w:val="Normal"/>
+              <w:spacing w:before="40" w:after="40"/>
+              <w:rPr/>
+            </w:pPr>
+            <w:r>
+              <w:rPr>
+                <w:rFonts w:cs="Book Antiqua"/>
+                <w:color w:val="000000"/>
+                <w:sz w:val="19"/>
+              </w:rPr>
+              <w:t>Tactical breathing; grounding</w:t>
+            </w:r>
+          </w:p>
+        </w:tc>
+        <w:tc>
+          <w:tcPr>
+            <w:tcW w:w="3024" w:type="dxa"/>
+            <w:tcBorders>
+              <w:top w:val="single" w:sz="4" w:space="0" w:color="A89662"/>
+              <w:left w:val="single" w:sz="4" w:space="0" w:color="A89662"/>
+              <w:bottom w:val="single" w:sz="4" w:space="0" w:color="A89662"/>
+              <w:right w:val="single" w:sz="4" w:space="0" w:color="A89662"/>
+            </w:tcBorders>
+          </w:tcPr>
+          <w:p>
+            <w:pPr>
+              <w:pStyle w:val="Normal"/>
+              <w:spacing w:before="40" w:after="40"/>
+              <w:rPr/>
+            </w:pPr>
+            <w:r>
+              <w:rPr>
+                <w:rFonts w:cs="Book Antiqua"/>
+                <w:color w:val="000000"/>
+                <w:sz w:val="19"/>
+              </w:rPr>
+              <w:t>Rhythm-breathing injects during high-intensity physical training; within-session heart-rate down-regulation</w:t>
+            </w:r>
+          </w:p>
+        </w:tc>
+      </w:tr>
+      <w:tr>
+        <w:trPr>
+          <w:cantSplit w:val="true"/>
+        </w:trPr>
+        <w:tc>
+          <w:tcPr>
+            <w:tcW w:w="3024" w:type="dxa"/>
+            <w:tcBorders>
+              <w:top w:val="single" w:sz="4" w:space="0" w:color="A89662"/>
+              <w:left w:val="single" w:sz="4" w:space="0" w:color="A89662"/>
+              <w:bottom w:val="single" w:sz="4" w:space="0" w:color="A89662"/>
+              <w:right w:val="single" w:sz="4" w:space="0" w:color="A89662"/>
+            </w:tcBorders>
+          </w:tcPr>
+          <w:p>
+            <w:pPr>
+              <w:pStyle w:val="Normal"/>
+              <w:spacing w:before="40" w:after="40"/>
+              <w:rPr/>
+            </w:pPr>
+            <w:r>
+              <w:rPr>
+                <w:rFonts w:cs="Book Antiqua"/>
+                <w:color w:val="000000"/>
+                <w:sz w:val="19"/>
+              </w:rPr>
+              <w:t>Attention</w:t>
+            </w:r>
+          </w:p>
+        </w:tc>
+        <w:tc>
+          <w:tcPr>
+            <w:tcW w:w="3024" w:type="dxa"/>
+            <w:tcBorders>
+              <w:top w:val="single" w:sz="4" w:space="0" w:color="A89662"/>
+              <w:left w:val="single" w:sz="4" w:space="0" w:color="A89662"/>
+              <w:bottom w:val="single" w:sz="4" w:space="0" w:color="A89662"/>
+              <w:right w:val="single" w:sz="4" w:space="0" w:color="A89662"/>
+            </w:tcBorders>
+          </w:tcPr>
+          <w:p>
+            <w:pPr>
+              <w:pStyle w:val="Normal"/>
+              <w:spacing w:before="40" w:after="40"/>
+              <w:rPr/>
+            </w:pPr>
+            <w:r>
+              <w:rPr>
+                <w:rFonts w:cs="Book Antiqua"/>
+                <w:color w:val="000000"/>
+                <w:sz w:val="19"/>
+              </w:rPr>
+              <w:t>Noticing; chunking</w:t>
+            </w:r>
+          </w:p>
+        </w:tc>
+        <w:tc>
+          <w:tcPr>
+            <w:tcW w:w="3024" w:type="dxa"/>
+            <w:tcBorders>
+              <w:top w:val="single" w:sz="4" w:space="0" w:color="A89662"/>
+              <w:left w:val="single" w:sz="4" w:space="0" w:color="A89662"/>
+              <w:bottom w:val="single" w:sz="4" w:space="0" w:color="A89662"/>
+              <w:right w:val="single" w:sz="4" w:space="0" w:color="A89662"/>
+            </w:tcBorders>
+          </w:tcPr>
+          <w:p>
+            <w:pPr>
+              <w:pStyle w:val="Normal"/>
+              <w:spacing w:before="40" w:after="40"/>
+              <w:rPr/>
+            </w:pPr>
+            <w:r>
+              <w:rPr>
+                <w:rFonts w:cs="Book Antiqua"/>
+                <w:color w:val="000000"/>
+                <w:sz w:val="19"/>
+              </w:rPr>
+              <w:t>Go/no-go attention drills; threat-identification dual-tasks; agility cones</w:t>
+            </w:r>
+          </w:p>
+        </w:tc>
+      </w:tr>
+      <w:tr>
+        <w:trPr>
+          <w:cantSplit w:val="true"/>
+        </w:trPr>
+        <w:tc>
+          <w:tcPr>
+            <w:tcW w:w="3024" w:type="dxa"/>
+            <w:tcBorders>
+              <w:top w:val="single" w:sz="4" w:space="0" w:color="A89662"/>
+              <w:left w:val="single" w:sz="4" w:space="0" w:color="A89662"/>
+              <w:bottom w:val="single" w:sz="4" w:space="0" w:color="A89662"/>
+              <w:right w:val="single" w:sz="4" w:space="0" w:color="A89662"/>
+            </w:tcBorders>
+          </w:tcPr>
+          <w:p>
+            <w:pPr>
+              <w:pStyle w:val="Normal"/>
+              <w:spacing w:before="40" w:after="40"/>
+              <w:rPr/>
+            </w:pPr>
+            <w:r>
+              <w:rPr>
+                <w:rFonts w:cs="Book Antiqua"/>
+                <w:color w:val="000000"/>
+                <w:sz w:val="19"/>
+              </w:rPr>
+              <w:t>Cognitive control</w:t>
+            </w:r>
+          </w:p>
+        </w:tc>
+        <w:tc>
+          <w:tcPr>
+            <w:tcW w:w="3024" w:type="dxa"/>
+            <w:tcBorders>
+              <w:top w:val="single" w:sz="4" w:space="0" w:color="A89662"/>
+              <w:left w:val="single" w:sz="4" w:space="0" w:color="A89662"/>
+              <w:bottom w:val="single" w:sz="4" w:space="0" w:color="A89662"/>
+              <w:right w:val="single" w:sz="4" w:space="0" w:color="A89662"/>
+            </w:tcBorders>
+          </w:tcPr>
+          <w:p>
+            <w:pPr>
+              <w:pStyle w:val="Normal"/>
+              <w:spacing w:before="40" w:after="40"/>
+              <w:rPr/>
+            </w:pPr>
+            <w:r>
+              <w:rPr>
+                <w:rFonts w:cs="Book Antiqua"/>
+                <w:color w:val="000000"/>
+                <w:sz w:val="19"/>
+              </w:rPr>
+              <w:t>Motivational and instructional self-talk</w:t>
+            </w:r>
+          </w:p>
+        </w:tc>
+        <w:tc>
+          <w:tcPr>
+            <w:tcW w:w="3024" w:type="dxa"/>
+            <w:tcBorders>
+              <w:top w:val="single" w:sz="4" w:space="0" w:color="A89662"/>
+              <w:left w:val="single" w:sz="4" w:space="0" w:color="A89662"/>
+              <w:bottom w:val="single" w:sz="4" w:space="0" w:color="A89662"/>
+              <w:right w:val="single" w:sz="4" w:space="0" w:color="A89662"/>
+            </w:tcBorders>
+          </w:tcPr>
+          <w:p>
+            <w:pPr>
+              <w:pStyle w:val="Normal"/>
+              <w:spacing w:before="40" w:after="40"/>
+              <w:rPr/>
+            </w:pPr>
+            <w:r>
+              <w:rPr>
+                <w:rFonts w:cs="Book Antiqua"/>
+                <w:color w:val="000000"/>
+                <w:sz w:val="19"/>
+              </w:rPr>
+              <w:t>Inhibition performance under load; adaptive difficulty progression</w:t>
+            </w:r>
+          </w:p>
+        </w:tc>
+      </w:tr>
+      <w:tr>
+        <w:trPr>
+          <w:cantSplit w:val="true"/>
+        </w:trPr>
+        <w:tc>
+          <w:tcPr>
+            <w:tcW w:w="3024" w:type="dxa"/>
+            <w:tcBorders>
+              <w:top w:val="single" w:sz="4" w:space="0" w:color="A89662"/>
+              <w:left w:val="single" w:sz="4" w:space="0" w:color="A89662"/>
+              <w:bottom w:val="single" w:sz="4" w:space="0" w:color="A89662"/>
+              <w:right w:val="single" w:sz="4" w:space="0" w:color="A89662"/>
+            </w:tcBorders>
+          </w:tcPr>
+          <w:p>
+            <w:pPr>
+              <w:pStyle w:val="Normal"/>
+              <w:spacing w:before="40" w:after="40"/>
+              <w:rPr/>
+            </w:pPr>
+            <w:r>
+              <w:rPr>
+                <w:rFonts w:cs="Book Antiqua"/>
+                <w:color w:val="000000"/>
+                <w:sz w:val="19"/>
+              </w:rPr>
+              <w:t>Working memory</w:t>
+            </w:r>
+          </w:p>
+        </w:tc>
+        <w:tc>
+          <w:tcPr>
+            <w:tcW w:w="3024" w:type="dxa"/>
+            <w:tcBorders>
+              <w:top w:val="single" w:sz="4" w:space="0" w:color="A89662"/>
+              <w:left w:val="single" w:sz="4" w:space="0" w:color="A89662"/>
+              <w:bottom w:val="single" w:sz="4" w:space="0" w:color="A89662"/>
+              <w:right w:val="single" w:sz="4" w:space="0" w:color="A89662"/>
+            </w:tcBorders>
+          </w:tcPr>
+          <w:p>
+            <w:pPr>
+              <w:pStyle w:val="Normal"/>
+              <w:spacing w:before="40" w:after="40"/>
+              <w:rPr/>
+            </w:pPr>
+            <w:r>
+              <w:rPr>
+                <w:rFonts w:cs="Book Antiqua"/>
+                <w:color w:val="000000"/>
+                <w:sz w:val="19"/>
+              </w:rPr>
+              <w:t>Chunking; individual and team game planning</w:t>
+            </w:r>
+          </w:p>
+        </w:tc>
+        <w:tc>
+          <w:tcPr>
+            <w:tcW w:w="3024" w:type="dxa"/>
+            <w:tcBorders>
+              <w:top w:val="single" w:sz="4" w:space="0" w:color="A89662"/>
+              <w:left w:val="single" w:sz="4" w:space="0" w:color="A89662"/>
+              <w:bottom w:val="single" w:sz="4" w:space="0" w:color="A89662"/>
+              <w:right w:val="single" w:sz="4" w:space="0" w:color="A89662"/>
+            </w:tcBorders>
+          </w:tcPr>
+          <w:p>
+            <w:pPr>
+              <w:pStyle w:val="Normal"/>
+              <w:spacing w:before="40" w:after="40"/>
+              <w:rPr/>
+            </w:pPr>
+            <w:r>
+              <w:rPr>
+                <w:rFonts w:cs="Book Antiqua"/>
+                <w:color w:val="000000"/>
+                <w:sz w:val="19"/>
+              </w:rPr>
+              <w:t>Audio-brief retention and recall during concurrent tasks</w:t>
+            </w:r>
+          </w:p>
+        </w:tc>
+      </w:tr>
+      <w:tr>
+        <w:trPr>
+          <w:cantSplit w:val="true"/>
+        </w:trPr>
+        <w:tc>
+          <w:tcPr>
+            <w:tcW w:w="3024" w:type="dxa"/>
+            <w:tcBorders>
+              <w:top w:val="single" w:sz="4" w:space="0" w:color="A89662"/>
+              <w:left w:val="single" w:sz="4" w:space="0" w:color="A89662"/>
+              <w:bottom w:val="single" w:sz="4" w:space="0" w:color="A89662"/>
+              <w:right w:val="single" w:sz="4" w:space="0" w:color="A89662"/>
+            </w:tcBorders>
+          </w:tcPr>
+          <w:p>
+            <w:pPr>
+              <w:pStyle w:val="Normal"/>
+              <w:spacing w:before="40" w:after="40"/>
+              <w:rPr/>
+            </w:pPr>
+            <w:r>
+              <w:rPr>
+                <w:rFonts w:cs="Book Antiqua"/>
+                <w:color w:val="000000"/>
+                <w:sz w:val="19"/>
+              </w:rPr>
+              <w:t>Self-knowledge</w:t>
+            </w:r>
+          </w:p>
+        </w:tc>
+        <w:tc>
+          <w:tcPr>
+            <w:tcW w:w="3024" w:type="dxa"/>
+            <w:tcBorders>
+              <w:top w:val="single" w:sz="4" w:space="0" w:color="A89662"/>
+              <w:left w:val="single" w:sz="4" w:space="0" w:color="A89662"/>
+              <w:bottom w:val="single" w:sz="4" w:space="0" w:color="A89662"/>
+              <w:right w:val="single" w:sz="4" w:space="0" w:color="A89662"/>
+            </w:tcBorders>
+          </w:tcPr>
+          <w:p>
+            <w:pPr>
+              <w:pStyle w:val="Normal"/>
+              <w:spacing w:before="40" w:after="40"/>
+              <w:rPr/>
+            </w:pPr>
+            <w:r>
+              <w:rPr>
+                <w:rFonts w:cs="Book Antiqua"/>
+                <w:color w:val="000000"/>
+                <w:sz w:val="19"/>
+              </w:rPr>
+              <w:t>Structured reflection; psychometrics; Red Head–Blue Head</w:t>
+            </w:r>
+          </w:p>
+        </w:tc>
+        <w:tc>
+          <w:tcPr>
+            <w:tcW w:w="3024" w:type="dxa"/>
+            <w:tcBorders>
+              <w:top w:val="single" w:sz="4" w:space="0" w:color="A89662"/>
+              <w:left w:val="single" w:sz="4" w:space="0" w:color="A89662"/>
+              <w:bottom w:val="single" w:sz="4" w:space="0" w:color="A89662"/>
+              <w:right w:val="single" w:sz="4" w:space="0" w:color="A89662"/>
+            </w:tcBorders>
+          </w:tcPr>
+          <w:p>
+            <w:pPr>
+              <w:pStyle w:val="Normal"/>
+              <w:spacing w:before="40" w:after="40"/>
+              <w:rPr/>
+            </w:pPr>
+            <w:r>
+              <w:rPr>
+                <w:rFonts w:cs="Book Antiqua"/>
+                <w:color w:val="000000"/>
+                <w:sz w:val="19"/>
+              </w:rPr>
+              <w:t>Performance monitoring; coach scoring and feedback; Team Awareness drills</w:t>
+            </w:r>
+          </w:p>
+        </w:tc>
+      </w:tr>
+    </w:tbl>
+    <w:p>
+      <w:pPr>
+        <w:pStyle w:val="Normal"/>
+        <w:spacing w:before="0" w:after="160"/>
+        <w:rPr/>
+      </w:pPr>
+      <w:r>
+        <w:rPr/>
+      </w:r>
+    </w:p>
+    <w:p>
+      <w:pPr>
+        <w:pStyle w:val="Heading2"/>
+        <w:rPr/>
+      </w:pPr>
+      <w:r>
+        <w:rPr>
+          <w:rFonts w:cs="Arial" w:ascii="Arial" w:hAnsi="Arial"/>
+          <w:b/>
+          <w:i w:val="false"/>
+          <w:color w:val="000000"/>
+          <w:sz w:val="22"/>
+        </w:rPr>
+        <w:t>A2. Division of functions — by function, not organisation</w:t>
+      </w:r>
+    </w:p>
+    <w:tbl>
+      <w:tblPr>
+        <w:tblW w:w="9072" w:type="dxa"/>
+        <w:jc w:val="left"/>
+        <w:tblInd w:w="0" w:type="dxa"/>
+        <w:tblLayout w:type="fixed"/>
+        <w:tblCellMar>
+          <w:top w:w="0" w:type="dxa"/>
+          <w:left w:w="108" w:type="dxa"/>
+          <w:bottom w:w="0" w:type="dxa"/>
+          <w:right w:w="108" w:type="dxa"/>
+        </w:tblCellMar>
+        <w:tblLook w:val="04a0" w:noHBand="0" w:noVBand="1" w:firstColumn="1" w:lastRow="0" w:lastColumn="0" w:firstRow="1"/>
+      </w:tblPr>
+      <w:tblGrid>
+        <w:gridCol w:w="3024"/>
+        <w:gridCol w:w="3024"/>
+        <w:gridCol w:w="3024"/>
+      </w:tblGrid>
+      <w:tr>
+        <w:trPr>
+          <w:cantSplit w:val="true"/>
+        </w:trPr>
+        <w:tc>
+          <w:tcPr>
+            <w:tcW w:w="3024" w:type="dxa"/>
+            <w:tcBorders>
+              <w:top w:val="single" w:sz="4" w:space="0" w:color="A89662"/>
+              <w:left w:val="single" w:sz="4" w:space="0" w:color="A89662"/>
+              <w:bottom w:val="single" w:sz="4" w:space="0" w:color="A89662"/>
+              <w:right w:val="single" w:sz="4" w:space="0" w:color="A89662"/>
+            </w:tcBorders>
+            <w:shd w:fill="002516" w:val="clear"/>
+          </w:tcPr>
+          <w:p>
+            <w:pPr>
+              <w:pStyle w:val="Normal"/>
+              <w:spacing w:before="40" w:after="40"/>
+              <w:rPr/>
+            </w:pPr>
+            <w:r>
+              <w:rPr>
+                <w:rFonts w:cs="Arial" w:ascii="Arial" w:hAnsi="Arial"/>
+                <w:b/>
+                <w:color w:val="FFFFFF"/>
+                <w:sz w:val="19"/>
+              </w:rPr>
+              <w:t>Function</w:t>
+            </w:r>
+          </w:p>
+        </w:tc>
+        <w:tc>
+          <w:tcPr>
+            <w:tcW w:w="3024" w:type="dxa"/>
+            <w:tcBorders>
+              <w:top w:val="single" w:sz="4" w:space="0" w:color="A89662"/>
+              <w:left w:val="single" w:sz="4" w:space="0" w:color="A89662"/>
+              <w:bottom w:val="single" w:sz="4" w:space="0" w:color="A89662"/>
+              <w:right w:val="single" w:sz="4" w:space="0" w:color="A89662"/>
+            </w:tcBorders>
+            <w:shd w:fill="002516" w:val="clear"/>
+          </w:tcPr>
+          <w:p>
+            <w:pPr>
+              <w:pStyle w:val="Normal"/>
+              <w:spacing w:before="40" w:after="40"/>
+              <w:rPr/>
+            </w:pPr>
+            <w:r>
+              <w:rPr>
+                <w:rFonts w:cs="Arial" w:ascii="Arial" w:hAnsi="Arial"/>
+                <w:b/>
+                <w:color w:val="FFFFFF"/>
+                <w:sz w:val="19"/>
+              </w:rPr>
+              <w:t>Lead</w:t>
+            </w:r>
+          </w:p>
+        </w:tc>
+        <w:tc>
+          <w:tcPr>
+            <w:tcW w:w="3024" w:type="dxa"/>
+            <w:tcBorders>
+              <w:top w:val="single" w:sz="4" w:space="0" w:color="A89662"/>
+              <w:left w:val="single" w:sz="4" w:space="0" w:color="A89662"/>
+              <w:bottom w:val="single" w:sz="4" w:space="0" w:color="A89662"/>
+              <w:right w:val="single" w:sz="4" w:space="0" w:color="A89662"/>
+            </w:tcBorders>
+            <w:shd w:fill="002516" w:val="clear"/>
+          </w:tcPr>
+          <w:p>
+            <w:pPr>
+              <w:pStyle w:val="Normal"/>
+              <w:spacing w:before="40" w:after="40"/>
+              <w:rPr/>
+            </w:pPr>
+            <w:r>
+              <w:rPr>
+                <w:rFonts w:cs="Arial" w:ascii="Arial" w:hAnsi="Arial"/>
+                <w:b/>
+                <w:color w:val="FFFFFF"/>
+                <w:sz w:val="19"/>
+              </w:rPr>
+              <w:t>What it looks like</w:t>
+            </w:r>
+          </w:p>
+        </w:tc>
+      </w:tr>
+      <w:tr>
+        <w:trPr>
+          <w:cantSplit w:val="true"/>
+        </w:trPr>
+        <w:tc>
+          <w:tcPr>
+            <w:tcW w:w="3024" w:type="dxa"/>
+            <w:tcBorders>
+              <w:top w:val="single" w:sz="4" w:space="0" w:color="A89662"/>
+              <w:left w:val="single" w:sz="4" w:space="0" w:color="A89662"/>
+              <w:bottom w:val="single" w:sz="4" w:space="0" w:color="A89662"/>
+              <w:right w:val="single" w:sz="4" w:space="0" w:color="A89662"/>
+            </w:tcBorders>
+          </w:tcPr>
+          <w:p>
+            <w:pPr>
+              <w:pStyle w:val="Normal"/>
+              <w:spacing w:before="40" w:after="40"/>
+              <w:rPr/>
+            </w:pPr>
+            <w:r>
+              <w:rPr>
+                <w:rFonts w:cs="Book Antiqua"/>
+                <w:color w:val="000000"/>
+                <w:sz w:val="19"/>
+              </w:rPr>
+              <w:t>Educate</w:t>
+            </w:r>
+          </w:p>
+        </w:tc>
+        <w:tc>
+          <w:tcPr>
+            <w:tcW w:w="3024" w:type="dxa"/>
+            <w:tcBorders>
+              <w:top w:val="single" w:sz="4" w:space="0" w:color="A89662"/>
+              <w:left w:val="single" w:sz="4" w:space="0" w:color="A89662"/>
+              <w:bottom w:val="single" w:sz="4" w:space="0" w:color="A89662"/>
+              <w:right w:val="single" w:sz="4" w:space="0" w:color="A89662"/>
+            </w:tcBorders>
+          </w:tcPr>
+          <w:p>
+            <w:pPr>
+              <w:pStyle w:val="Normal"/>
+              <w:spacing w:before="40" w:after="40"/>
+              <w:rPr/>
+            </w:pPr>
+            <w:r>
+              <w:rPr>
+                <w:rFonts w:cs="Book Antiqua"/>
+                <w:color w:val="000000"/>
+                <w:sz w:val="19"/>
+              </w:rPr>
+              <w:t>NZALC</w:t>
+            </w:r>
+          </w:p>
+        </w:tc>
+        <w:tc>
+          <w:tcPr>
+            <w:tcW w:w="3024" w:type="dxa"/>
+            <w:tcBorders>
+              <w:top w:val="single" w:sz="4" w:space="0" w:color="A89662"/>
+              <w:left w:val="single" w:sz="4" w:space="0" w:color="A89662"/>
+              <w:bottom w:val="single" w:sz="4" w:space="0" w:color="A89662"/>
+              <w:right w:val="single" w:sz="4" w:space="0" w:color="A89662"/>
+            </w:tcBorders>
+          </w:tcPr>
+          <w:p>
+            <w:pPr>
+              <w:pStyle w:val="Normal"/>
+              <w:spacing w:before="40" w:after="40"/>
+              <w:rPr/>
+            </w:pPr>
+            <w:r>
+              <w:rPr>
+                <w:rFonts w:cs="Book Antiqua"/>
+                <w:color w:val="000000"/>
+                <w:sz w:val="19"/>
+              </w:rPr>
+              <w:t>Concepts and toolkit taught and applied through leadership development, Lead Self to Lead Systems</w:t>
+            </w:r>
+          </w:p>
+        </w:tc>
+      </w:tr>
+      <w:tr>
+        <w:trPr>
+          <w:cantSplit w:val="true"/>
+        </w:trPr>
+        <w:tc>
+          <w:tcPr>
+            <w:tcW w:w="3024" w:type="dxa"/>
+            <w:tcBorders>
+              <w:top w:val="single" w:sz="4" w:space="0" w:color="A89662"/>
+              <w:left w:val="single" w:sz="4" w:space="0" w:color="A89662"/>
+              <w:bottom w:val="single" w:sz="4" w:space="0" w:color="A89662"/>
+              <w:right w:val="single" w:sz="4" w:space="0" w:color="A89662"/>
+            </w:tcBorders>
+          </w:tcPr>
+          <w:p>
+            <w:pPr>
+              <w:pStyle w:val="Normal"/>
+              <w:spacing w:before="40" w:after="40"/>
+              <w:rPr/>
+            </w:pPr>
+            <w:r>
+              <w:rPr>
+                <w:rFonts w:cs="Book Antiqua"/>
+                <w:color w:val="000000"/>
+                <w:sz w:val="19"/>
+              </w:rPr>
+              <w:t>Condition</w:t>
+            </w:r>
+          </w:p>
+        </w:tc>
+        <w:tc>
+          <w:tcPr>
+            <w:tcW w:w="3024" w:type="dxa"/>
+            <w:tcBorders>
+              <w:top w:val="single" w:sz="4" w:space="0" w:color="A89662"/>
+              <w:left w:val="single" w:sz="4" w:space="0" w:color="A89662"/>
+              <w:bottom w:val="single" w:sz="4" w:space="0" w:color="A89662"/>
+              <w:right w:val="single" w:sz="4" w:space="0" w:color="A89662"/>
+            </w:tcBorders>
+          </w:tcPr>
+          <w:p>
+            <w:pPr>
+              <w:pStyle w:val="Normal"/>
+              <w:spacing w:before="40" w:after="40"/>
+              <w:rPr/>
+            </w:pPr>
+            <w:r>
+              <w:rPr>
+                <w:rFonts w:cs="Book Antiqua"/>
+                <w:color w:val="000000"/>
+                <w:sz w:val="19"/>
+              </w:rPr>
+              <w:t>HPC</w:t>
+            </w:r>
+          </w:p>
+        </w:tc>
+        <w:tc>
+          <w:tcPr>
+            <w:tcW w:w="3024" w:type="dxa"/>
+            <w:tcBorders>
+              <w:top w:val="single" w:sz="4" w:space="0" w:color="A89662"/>
+              <w:left w:val="single" w:sz="4" w:space="0" w:color="A89662"/>
+              <w:bottom w:val="single" w:sz="4" w:space="0" w:color="A89662"/>
+              <w:right w:val="single" w:sz="4" w:space="0" w:color="A89662"/>
+            </w:tcBorders>
+          </w:tcPr>
+          <w:p>
+            <w:pPr>
+              <w:pStyle w:val="Normal"/>
+              <w:spacing w:before="40" w:after="40"/>
+              <w:rPr/>
+            </w:pPr>
+            <w:r>
+              <w:rPr>
+                <w:rFonts w:cs="Book Antiqua"/>
+                <w:color w:val="000000"/>
+                <w:sz w:val="19"/>
+              </w:rPr>
+              <w:t>COGCON dual-task repetitions embedded in physical training, with adaptive difficulty</w:t>
+            </w:r>
+          </w:p>
+        </w:tc>
+      </w:tr>
+      <w:tr>
+        <w:trPr>
+          <w:cantSplit w:val="true"/>
+        </w:trPr>
+        <w:tc>
+          <w:tcPr>
+            <w:tcW w:w="3024" w:type="dxa"/>
+            <w:tcBorders>
+              <w:top w:val="single" w:sz="4" w:space="0" w:color="A89662"/>
+              <w:left w:val="single" w:sz="4" w:space="0" w:color="A89662"/>
+              <w:bottom w:val="single" w:sz="4" w:space="0" w:color="A89662"/>
+              <w:right w:val="single" w:sz="4" w:space="0" w:color="A89662"/>
+            </w:tcBorders>
+          </w:tcPr>
+          <w:p>
+            <w:pPr>
+              <w:pStyle w:val="Normal"/>
+              <w:spacing w:before="40" w:after="40"/>
+              <w:rPr/>
+            </w:pPr>
+            <w:r>
+              <w:rPr>
+                <w:rFonts w:cs="Book Antiqua"/>
+                <w:color w:val="000000"/>
+                <w:sz w:val="19"/>
+              </w:rPr>
+              <w:t>Expose</w:t>
+            </w:r>
+          </w:p>
+        </w:tc>
+        <w:tc>
+          <w:tcPr>
+            <w:tcW w:w="3024" w:type="dxa"/>
+            <w:tcBorders>
+              <w:top w:val="single" w:sz="4" w:space="0" w:color="A89662"/>
+              <w:left w:val="single" w:sz="4" w:space="0" w:color="A89662"/>
+              <w:bottom w:val="single" w:sz="4" w:space="0" w:color="A89662"/>
+              <w:right w:val="single" w:sz="4" w:space="0" w:color="A89662"/>
+            </w:tcBorders>
+          </w:tcPr>
+          <w:p>
+            <w:pPr>
+              <w:pStyle w:val="Normal"/>
+              <w:spacing w:before="40" w:after="40"/>
+              <w:rPr/>
+            </w:pPr>
+            <w:r>
+              <w:rPr>
+                <w:rFonts w:cs="Book Antiqua"/>
+                <w:color w:val="000000"/>
+                <w:sz w:val="19"/>
+              </w:rPr>
+              <w:t>Joint</w:t>
+            </w:r>
+          </w:p>
+        </w:tc>
+        <w:tc>
+          <w:tcPr>
+            <w:tcW w:w="3024" w:type="dxa"/>
+            <w:tcBorders>
+              <w:top w:val="single" w:sz="4" w:space="0" w:color="A89662"/>
+              <w:left w:val="single" w:sz="4" w:space="0" w:color="A89662"/>
+              <w:bottom w:val="single" w:sz="4" w:space="0" w:color="A89662"/>
+              <w:right w:val="single" w:sz="4" w:space="0" w:color="A89662"/>
+            </w:tcBorders>
+          </w:tcPr>
+          <w:p>
+            <w:pPr>
+              <w:pStyle w:val="Normal"/>
+              <w:spacing w:before="40" w:after="40"/>
+              <w:rPr/>
+            </w:pPr>
+            <w:r>
+              <w:rPr>
+                <w:rFonts w:cs="Book Antiqua"/>
+                <w:color w:val="000000"/>
+                <w:sz w:val="19"/>
+              </w:rPr>
+              <w:t>Scenario and experiential pressure training, co-designed</w:t>
+            </w:r>
+          </w:p>
+        </w:tc>
+      </w:tr>
+      <w:tr>
+        <w:trPr>
+          <w:cantSplit w:val="true"/>
+        </w:trPr>
+        <w:tc>
+          <w:tcPr>
+            <w:tcW w:w="3024" w:type="dxa"/>
+            <w:tcBorders>
+              <w:top w:val="single" w:sz="4" w:space="0" w:color="A89662"/>
+              <w:left w:val="single" w:sz="4" w:space="0" w:color="A89662"/>
+              <w:bottom w:val="single" w:sz="4" w:space="0" w:color="A89662"/>
+              <w:right w:val="single" w:sz="4" w:space="0" w:color="A89662"/>
+            </w:tcBorders>
+          </w:tcPr>
+          <w:p>
+            <w:pPr>
+              <w:pStyle w:val="Normal"/>
+              <w:spacing w:before="40" w:after="40"/>
+              <w:rPr/>
+            </w:pPr>
+            <w:r>
+              <w:rPr>
+                <w:rFonts w:cs="Book Antiqua"/>
+                <w:color w:val="000000"/>
+                <w:sz w:val="19"/>
+              </w:rPr>
+              <w:t>Measure</w:t>
+            </w:r>
+          </w:p>
+        </w:tc>
+        <w:tc>
+          <w:tcPr>
+            <w:tcW w:w="3024" w:type="dxa"/>
+            <w:tcBorders>
+              <w:top w:val="single" w:sz="4" w:space="0" w:color="A89662"/>
+              <w:left w:val="single" w:sz="4" w:space="0" w:color="A89662"/>
+              <w:bottom w:val="single" w:sz="4" w:space="0" w:color="A89662"/>
+              <w:right w:val="single" w:sz="4" w:space="0" w:color="A89662"/>
+            </w:tcBorders>
+          </w:tcPr>
+          <w:p>
+            <w:pPr>
+              <w:pStyle w:val="Normal"/>
+              <w:spacing w:before="40" w:after="40"/>
+              <w:rPr/>
+            </w:pPr>
+            <w:r>
+              <w:rPr>
+                <w:rFonts w:cs="Book Antiqua"/>
+                <w:color w:val="000000"/>
+                <w:sz w:val="19"/>
+              </w:rPr>
+              <w:t>HPC</w:t>
+            </w:r>
+          </w:p>
+        </w:tc>
+        <w:tc>
+          <w:tcPr>
+            <w:tcW w:w="3024" w:type="dxa"/>
+            <w:tcBorders>
+              <w:top w:val="single" w:sz="4" w:space="0" w:color="A89662"/>
+              <w:left w:val="single" w:sz="4" w:space="0" w:color="A89662"/>
+              <w:bottom w:val="single" w:sz="4" w:space="0" w:color="A89662"/>
+              <w:right w:val="single" w:sz="4" w:space="0" w:color="A89662"/>
+            </w:tcBorders>
+          </w:tcPr>
+          <w:p>
+            <w:pPr>
+              <w:pStyle w:val="Normal"/>
+              <w:spacing w:before="40" w:after="40"/>
+              <w:rPr/>
+            </w:pPr>
+            <w:r>
+              <w:rPr>
+                <w:rFonts w:cs="Book Antiqua"/>
+                <w:color w:val="000000"/>
+                <w:sz w:val="19"/>
+              </w:rPr>
+              <w:t>Heart-rate regulation, attention and inhibition thresholds, progression level reached</w:t>
+            </w:r>
+          </w:p>
+        </w:tc>
+      </w:tr>
+      <w:tr>
+        <w:trPr>
+          <w:cantSplit w:val="true"/>
+        </w:trPr>
+        <w:tc>
+          <w:tcPr>
+            <w:tcW w:w="3024" w:type="dxa"/>
+            <w:tcBorders>
+              <w:top w:val="single" w:sz="4" w:space="0" w:color="A89662"/>
+              <w:left w:val="single" w:sz="4" w:space="0" w:color="A89662"/>
+              <w:bottom w:val="single" w:sz="4" w:space="0" w:color="A89662"/>
+              <w:right w:val="single" w:sz="4" w:space="0" w:color="A89662"/>
+            </w:tcBorders>
+          </w:tcPr>
+          <w:p>
+            <w:pPr>
+              <w:pStyle w:val="Normal"/>
+              <w:spacing w:before="40" w:after="40"/>
+              <w:rPr/>
+            </w:pPr>
+            <w:r>
+              <w:rPr>
+                <w:rFonts w:cs="Book Antiqua"/>
+                <w:color w:val="000000"/>
+                <w:sz w:val="19"/>
+              </w:rPr>
+              <w:t>Review and recover</w:t>
+            </w:r>
+          </w:p>
+        </w:tc>
+        <w:tc>
+          <w:tcPr>
+            <w:tcW w:w="3024" w:type="dxa"/>
+            <w:tcBorders>
+              <w:top w:val="single" w:sz="4" w:space="0" w:color="A89662"/>
+              <w:left w:val="single" w:sz="4" w:space="0" w:color="A89662"/>
+              <w:bottom w:val="single" w:sz="4" w:space="0" w:color="A89662"/>
+              <w:right w:val="single" w:sz="4" w:space="0" w:color="A89662"/>
+            </w:tcBorders>
+          </w:tcPr>
+          <w:p>
+            <w:pPr>
+              <w:pStyle w:val="Normal"/>
+              <w:spacing w:before="40" w:after="40"/>
+              <w:rPr/>
+            </w:pPr>
+            <w:r>
+              <w:rPr>
+                <w:rFonts w:cs="Book Antiqua"/>
+                <w:color w:val="000000"/>
+                <w:sz w:val="19"/>
+              </w:rPr>
+              <w:t>NZALC</w:t>
+            </w:r>
+          </w:p>
+        </w:tc>
+        <w:tc>
+          <w:tcPr>
+            <w:tcW w:w="3024" w:type="dxa"/>
+            <w:tcBorders>
+              <w:top w:val="single" w:sz="4" w:space="0" w:color="A89662"/>
+              <w:left w:val="single" w:sz="4" w:space="0" w:color="A89662"/>
+              <w:bottom w:val="single" w:sz="4" w:space="0" w:color="A89662"/>
+              <w:right w:val="single" w:sz="4" w:space="0" w:color="A89662"/>
+            </w:tcBorders>
+          </w:tcPr>
+          <w:p>
+            <w:pPr>
+              <w:pStyle w:val="Normal"/>
+              <w:spacing w:before="40" w:after="40"/>
+              <w:rPr/>
+            </w:pPr>
+            <w:r>
+              <w:rPr>
+                <w:rFonts w:cs="Book Antiqua"/>
+                <w:color w:val="000000"/>
+                <w:sz w:val="19"/>
+              </w:rPr>
+              <w:t>Structured reflection, self and peer feedback, Leadership Development Plans</w:t>
+            </w:r>
+          </w:p>
+        </w:tc>
+      </w:tr>
+      <w:tr>
+        <w:trPr>
+          <w:cantSplit w:val="true"/>
+        </w:trPr>
+        <w:tc>
+          <w:tcPr>
+            <w:tcW w:w="3024" w:type="dxa"/>
+            <w:tcBorders>
+              <w:top w:val="single" w:sz="4" w:space="0" w:color="A89662"/>
+              <w:left w:val="single" w:sz="4" w:space="0" w:color="A89662"/>
+              <w:bottom w:val="single" w:sz="4" w:space="0" w:color="A89662"/>
+              <w:right w:val="single" w:sz="4" w:space="0" w:color="A89662"/>
+            </w:tcBorders>
+          </w:tcPr>
+          <w:p>
+            <w:pPr>
+              <w:pStyle w:val="Normal"/>
+              <w:spacing w:before="40" w:after="40"/>
+              <w:rPr/>
+            </w:pPr>
+            <w:r>
+              <w:rPr>
+                <w:rFonts w:cs="Book Antiqua"/>
+                <w:color w:val="000000"/>
+                <w:sz w:val="19"/>
+              </w:rPr>
+              <w:t>Assure</w:t>
+            </w:r>
+          </w:p>
+        </w:tc>
+        <w:tc>
+          <w:tcPr>
+            <w:tcW w:w="3024" w:type="dxa"/>
+            <w:tcBorders>
+              <w:top w:val="single" w:sz="4" w:space="0" w:color="A89662"/>
+              <w:left w:val="single" w:sz="4" w:space="0" w:color="A89662"/>
+              <w:bottom w:val="single" w:sz="4" w:space="0" w:color="A89662"/>
+              <w:right w:val="single" w:sz="4" w:space="0" w:color="A89662"/>
+            </w:tcBorders>
+          </w:tcPr>
+          <w:p>
+            <w:pPr>
+              <w:pStyle w:val="Normal"/>
+              <w:spacing w:before="40" w:after="40"/>
+              <w:rPr/>
+            </w:pPr>
+            <w:r>
+              <w:rPr>
+                <w:rFonts w:cs="Book Antiqua"/>
+                <w:color w:val="000000"/>
+                <w:sz w:val="19"/>
+              </w:rPr>
+              <w:t>Joint</w:t>
+            </w:r>
+          </w:p>
+        </w:tc>
+        <w:tc>
+          <w:tcPr>
+            <w:tcW w:w="3024" w:type="dxa"/>
+            <w:tcBorders>
+              <w:top w:val="single" w:sz="4" w:space="0" w:color="A89662"/>
+              <w:left w:val="single" w:sz="4" w:space="0" w:color="A89662"/>
+              <w:bottom w:val="single" w:sz="4" w:space="0" w:color="A89662"/>
+              <w:right w:val="single" w:sz="4" w:space="0" w:color="A89662"/>
+            </w:tcBorders>
+          </w:tcPr>
+          <w:p>
+            <w:pPr>
+              <w:pStyle w:val="Normal"/>
+              <w:spacing w:before="40" w:after="40"/>
+              <w:rPr/>
+            </w:pPr>
+            <w:r>
+              <w:rPr>
+                <w:rFonts w:cs="Book Antiqua"/>
+                <w:color w:val="000000"/>
+                <w:sz w:val="19"/>
+              </w:rPr>
+              <w:t>Cognitive-readiness metrics (HPC) alongside observed leadership behaviour (NZALC)</w:t>
+            </w:r>
+          </w:p>
+        </w:tc>
+      </w:tr>
+    </w:tbl>
+    <w:p>
+      <w:pPr>
+        <w:pStyle w:val="Normal"/>
+        <w:spacing w:before="0" w:after="160"/>
+        <w:rPr/>
+      </w:pPr>
+      <w:r>
+        <w:rPr/>
+      </w:r>
+    </w:p>
+    <w:p>
+      <w:pPr>
+        <w:pStyle w:val="Heading2"/>
+        <w:rPr/>
+      </w:pPr>
+      <w:r>
+        <w:rPr>
+          <w:rFonts w:cs="Arial" w:ascii="Arial" w:hAnsi="Arial"/>
+          <w:b/>
+          <w:i w:val="false"/>
+          <w:color w:val="000000"/>
+          <w:sz w:val="22"/>
+        </w:rPr>
+        <w:t>A3. Shared frames</w:t>
+      </w:r>
+    </w:p>
+    <w:p>
+      <w:pPr>
+        <w:pStyle w:val="Normal"/>
+        <w:tabs>
+          <w:tab w:val="clear" w:pos="720"/>
+          <w:tab w:val="left" w:pos="425" w:leader="none"/>
+        </w:tabs>
+        <w:spacing w:before="0" w:after="60"/>
+        <w:ind w:hanging="255" w:left="425"/>
+        <w:rPr/>
+      </w:pPr>
+      <w:r>
+        <w:rPr>
+          <w:rFonts w:cs="Arial" w:ascii="Arial" w:hAnsi="Arial"/>
+          <w:b/>
+          <w:color w:val="C62026"/>
+        </w:rPr>
+        <w:t>•</w:t>
+      </w:r>
+      <w:r>
+        <w:rPr>
+          <w:rFonts w:cs="Arial" w:ascii="Arial" w:hAnsi="Arial"/>
+          <w:b/>
+          <w:color w:val="C62026"/>
+        </w:rPr>
+        <w:tab/>
+      </w:r>
+      <w:r>
+        <w:rPr>
+          <w:rFonts w:cs="Book Antiqua"/>
+          <w:b w:val="false"/>
+          <w:i w:val="false"/>
+        </w:rPr>
+        <w:t>Prepare–Perform–Recover is the common delivery rhythm: COGCON operates principally in Prepare and Perform; NZALC closes the loop in Recover.</w:t>
+      </w:r>
+    </w:p>
+    <w:p>
+      <w:pPr>
+        <w:pStyle w:val="Normal"/>
+        <w:tabs>
+          <w:tab w:val="clear" w:pos="720"/>
+          <w:tab w:val="left" w:pos="425" w:leader="none"/>
+        </w:tabs>
+        <w:spacing w:before="0" w:after="60"/>
+        <w:ind w:hanging="255" w:left="425"/>
+        <w:rPr/>
+      </w:pPr>
+      <w:r>
+        <w:rPr>
+          <w:rFonts w:cs="Arial" w:ascii="Arial" w:hAnsi="Arial"/>
+          <w:b/>
+          <w:color w:val="C62026"/>
+        </w:rPr>
+        <w:t>•</w:t>
+      </w:r>
+      <w:r>
+        <w:rPr>
+          <w:rFonts w:cs="Arial" w:ascii="Arial" w:hAnsi="Arial"/>
+          <w:b/>
+          <w:color w:val="C62026"/>
+        </w:rPr>
+        <w:tab/>
+      </w:r>
+      <w:r>
+        <w:rPr>
+          <w:rFonts w:cs="Book Antiqua"/>
+          <w:b w:val="false"/>
+          <w:i w:val="false"/>
+        </w:rPr>
+        <w:t>Lead Self to Lead Systems is the common progression: conditioning is densest in initial and individual training; leadership application deepens up the continuum.</w:t>
+      </w:r>
+    </w:p>
+    <w:p>
+      <w:pPr>
+        <w:pStyle w:val="Normal"/>
+        <w:tabs>
+          <w:tab w:val="clear" w:pos="720"/>
+          <w:tab w:val="left" w:pos="425" w:leader="none"/>
+        </w:tabs>
+        <w:spacing w:before="0" w:after="60"/>
+        <w:ind w:hanging="255" w:left="425"/>
+        <w:rPr/>
+      </w:pPr>
+      <w:r>
+        <w:rPr>
+          <w:rFonts w:cs="Arial" w:ascii="Arial" w:hAnsi="Arial"/>
+          <w:b/>
+          <w:color w:val="C62026"/>
+        </w:rPr>
+        <w:t>•</w:t>
+      </w:r>
+      <w:r>
+        <w:rPr>
+          <w:rFonts w:cs="Arial" w:ascii="Arial" w:hAnsi="Arial"/>
+          <w:b/>
+          <w:color w:val="C62026"/>
+        </w:rPr>
+        <w:tab/>
+      </w:r>
+      <w:r>
+        <w:rPr>
+          <w:rFonts w:cs="Book Antiqua"/>
+          <w:b w:val="false"/>
+          <w:i w:val="false"/>
+        </w:rPr>
+        <w:t>The Phase 4 pilot embeds the COGCON adaptive dual-task protocol within an existing NZALC serial — NZALC teaching and reviewing, HPC conditioning and measuring — to prove the integration in delivery.</w:t>
       </w:r>
     </w:p>
     <w:sectPr>
@@ -2009,7 +3376,7 @@
         <w:sz w:val="17"/>
         <w:rFonts w:cs="Arial" w:ascii="Arial" w:hAnsi="Arial"/>
       </w:rPr>
-      <w:t>5</w:t>
+      <w:t>7</w:t>
     </w:r>
     <w:r>
       <w:rPr>
@@ -2053,7 +3420,7 @@
         <w:sz w:val="17"/>
         <w:rFonts w:cs="Arial" w:ascii="Arial" w:hAnsi="Arial"/>
       </w:rPr>
-      <w:t>5</w:t>
+      <w:t>7</w:t>
     </w:r>
     <w:r>
       <w:rPr>

--- a/output/combat-mindset-way-forward.docx
+++ b/output/combat-mindset-way-forward.docx
@@ -265,25 +265,11 @@
     </w:p>
     <w:p>
       <w:pPr>
-        <w:pStyle w:val="Normal"/>
-        <w:spacing w:before="0" w:after="120"/>
-        <w:rPr/>
-      </w:pPr>
-      <w:r>
-        <w:rPr>
-          <w:rFonts w:cs="Book Antiqua"/>
-          <w:b w:val="false"/>
-          <w:i w:val="false"/>
-        </w:rPr>
-        <w:t>*Joint NZALC and Human Performance Cell response to COMDT ACS*</w:t>
-      </w:r>
-    </w:p>
-    <w:p>
-      <w:pPr>
         <w:pStyle w:val="Heading1"/>
         <w:pBdr>
           <w:left w:val="single" w:sz="24" w:space="8" w:color="C62026"/>
         </w:pBdr>
+        <w:spacing w:before="0" w:after="160"/>
         <w:rPr/>
       </w:pPr>
       <w:r>
@@ -340,7 +326,193 @@
           <w:color w:val="002516"/>
           <w:sz w:val="28"/>
         </w:rPr>
-        <w:t>References</w:t>
+        <w:t>1. The problem</w:t>
+      </w:r>
+    </w:p>
+    <w:p>
+      <w:pPr>
+        <w:pStyle w:val="Normal"/>
+        <w:rPr/>
+      </w:pPr>
+      <w:r>
+        <w:rPr>
+          <w:rFonts w:cs="Book Antiqua"/>
+          <w:b w:val="false"/>
+          <w:i w:val="false"/>
+        </w:rPr>
+        <w:t>Army has no defined doctrine or policy supporting Combat Mindset, despite the term being in active use and despite Army's drive toward an increased Warfighter Focus. The COMDT ACS guidance and the NZALC capability note independently reach the same diagnosis:</w:t>
+      </w:r>
+    </w:p>
+    <w:p>
+      <w:pPr>
+        <w:pStyle w:val="Normal"/>
+        <w:spacing w:before="120" w:after="160"/>
+        <w:ind w:left="567" w:right="567"/>
+        <w:rPr/>
+      </w:pPr>
+      <w:r>
+        <w:rPr>
+          <w:rFonts w:cs="Book Antiqua"/>
+          <w:b w:val="false"/>
+          <w:i/>
+        </w:rPr>
+        <w:t>The challenge is not a lack of content. It is a lack of visibility, integration, doctrine and strategic ownership across the substantial capability that already exists within ACS, NZALC, the Human Performance Cell, NZDF Psychology and ILD.</w:t>
+      </w:r>
+    </w:p>
+    <w:p>
+      <w:pPr>
+        <w:pStyle w:val="Normal"/>
+        <w:rPr/>
+      </w:pPr>
+      <w:r>
+        <w:rPr>
+          <w:rFonts w:cs="Book Antiqua"/>
+          <w:b w:val="false"/>
+          <w:i w:val="false"/>
+        </w:rPr>
+        <w:t>The underlying operational problem remains as stated in the NZALC capability note:</w:t>
+      </w:r>
+    </w:p>
+    <w:p>
+      <w:pPr>
+        <w:pStyle w:val="Normal"/>
+        <w:spacing w:before="120" w:after="160"/>
+        <w:ind w:left="567" w:right="567"/>
+        <w:rPr/>
+      </w:pPr>
+      <w:r>
+        <w:rPr>
+          <w:rFonts w:cs="Book Antiqua"/>
+          <w:b w:val="false"/>
+          <w:i/>
+        </w:rPr>
+        <w:t>Under operational pressure, trained individuals and teams do not always retain access to their full capability.</w:t>
+      </w:r>
+    </w:p>
+    <w:p>
+      <w:pPr>
+        <w:pStyle w:val="Normal"/>
+        <w:rPr/>
+      </w:pPr>
+      <w:r>
+        <w:rPr>
+          <w:rFonts w:cs="Book Antiqua"/>
+          <w:b w:val="false"/>
+          <w:i w:val="false"/>
+        </w:rPr>
+        <w:t>NZALC and HPC agree this diagnosis requires no further analysis before work begins. The gap is institutional, not intellectual.</w:t>
+      </w:r>
+    </w:p>
+    <w:p>
+      <w:pPr>
+        <w:pStyle w:val="Normal"/>
+        <w:pBdr>
+          <w:bottom w:val="single" w:sz="6" w:space="1" w:color="A89662"/>
+        </w:pBdr>
+        <w:spacing w:before="200" w:after="200"/>
+        <w:rPr/>
+      </w:pPr>
+      <w:r>
+        <w:rPr/>
+      </w:r>
+    </w:p>
+    <w:p>
+      <w:pPr>
+        <w:pStyle w:val="Heading1"/>
+        <w:pBdr>
+          <w:left w:val="single" w:sz="24" w:space="8" w:color="C62026"/>
+        </w:pBdr>
+        <w:rPr/>
+      </w:pPr>
+      <w:r>
+        <w:rPr>
+          <w:rFonts w:cs="Arial" w:ascii="Arial" w:hAnsi="Arial"/>
+          <w:b/>
+          <w:i w:val="false"/>
+          <w:color w:val="002516"/>
+          <w:sz w:val="28"/>
+        </w:rPr>
+        <w:t>2. Terminology — decision sought</w:t>
+      </w:r>
+    </w:p>
+    <w:p>
+      <w:pPr>
+        <w:pStyle w:val="Normal"/>
+        <w:rPr/>
+      </w:pPr>
+      <w:r>
+        <w:rPr>
+          <w:rFonts w:cs="Book Antiqua"/>
+          <w:b w:val="false"/>
+          <w:i w:val="false"/>
+        </w:rPr>
+        <w:t>The COMDT ACS guidance and the NZALC capability note differ on one structural point: which term sits at the top of the hierarchy. This is the single decision required before the framework can be drafted. Two options are offered.</w:t>
+      </w:r>
+    </w:p>
+    <w:p>
+      <w:pPr>
+        <w:pStyle w:val="Heading2"/>
+        <w:rPr/>
+      </w:pPr>
+      <w:r>
+        <w:rPr>
+          <w:rFonts w:cs="Arial" w:ascii="Arial" w:hAnsi="Arial"/>
+          <w:b/>
+          <w:i w:val="false"/>
+          <w:color w:val="000000"/>
+          <w:sz w:val="22"/>
+        </w:rPr>
+        <w:t>Option 1 — Combat Mindset as the brand; Performance Under Pressure as the mechanism (recommended)</w:t>
+      </w:r>
+    </w:p>
+    <w:p>
+      <w:pPr>
+        <w:pStyle w:val="Normal"/>
+        <w:rPr/>
+      </w:pPr>
+      <w:r>
+        <w:rPr>
+          <w:rFonts w:cs="Book Antiqua"/>
+          <w:b w:val="false"/>
+          <w:i w:val="false"/>
+        </w:rPr>
+        <w:t xml:space="preserve">Combat Mindset is the Army-owned banner and orienting purpose, aligned to Warfighter Focus and carrying the brand promise: </w:t>
+      </w:r>
+      <w:r>
+        <w:rPr>
+          <w:rFonts w:cs="Book Antiqua"/>
+          <w:b/>
+          <w:i w:val="false"/>
+        </w:rPr>
+        <w:t>Harder to Kill</w:t>
+      </w:r>
+      <w:r>
+        <w:rPr>
+          <w:rFonts w:cs="Book Antiqua"/>
+          <w:b w:val="false"/>
+          <w:i w:val="false"/>
+        </w:rPr>
+        <w:t>. Performance Under Pressure is the doctrinal mechanism that sits beneath it — the trained individual and collective capacity the brand runs on.</w:t>
+      </w:r>
+    </w:p>
+    <w:p>
+      <w:pPr>
+        <w:pStyle w:val="Normal"/>
+        <w:pBdr>
+          <w:left w:val="single" w:sz="28" w:space="8" w:color="C62026"/>
+        </w:pBdr>
+        <w:shd w:val="clear" w:color="auto" w:fill="CDD2B7"/>
+        <w:spacing w:before="200" w:after="200"/>
+        <w:ind w:left="340" w:right="340"/>
+        <w:rPr/>
+      </w:pPr>
+      <w:r>
+        <w:rPr>
+          <w:rFonts w:cs="Book Antiqua"/>
+          <w:b/>
+          <w:i w:val="false"/>
+        </w:rPr>
+        <w:t>Combat Mindset is why: acting decisively, persistently and ethically in combat — Harder to Kill. Performance Under Pressure is how: the trained capacity to prepare for, remain effective through, adapt within and recover from pressure.</w:t>
       </w:r>
     </w:p>
     <w:p>
@@ -376,7 +548,7 @@
           <w:b w:val="false"/>
           <w:i w:val="false"/>
         </w:rPr>
-        <w:t>A. COMDT ACS email — Combat Mindset, dated 16 July 2026.</w:t>
+        <w:t>Preserves Combat Mindset as the recognisable, operationally credible Army brand, with Harder to Kill as its memorable, warfighter-focused promise.</w:t>
       </w:r>
     </w:p>
     <w:p>
@@ -412,7 +584,7 @@
           <w:b w:val="false"/>
           <w:i w:val="false"/>
         </w:rPr>
-        <w:t>B. COMDT ACS — Combat Mindset Guidance [Draft], July 2026.</w:t>
+        <w:t>Keeps the underlying doctrine applicable Army-wide — command, crisis response, garrison leadership and high-risk technical activity, where pressure exists without an enemy.</w:t>
       </w:r>
     </w:p>
     <w:p>
@@ -448,225 +620,7 @@
           <w:b w:val="false"/>
           <w:i w:val="false"/>
         </w:rPr>
-        <w:t>C. NZALC Draft Capability Note — Performance Under Pressure and Combat Mindset in the New Zealand Army, July 2026.</w:t>
-      </w:r>
-    </w:p>
-    <w:p>
-      <w:pPr>
-        <w:pStyle w:val="Normal"/>
-        <w:pBdr>
-          <w:bottom w:val="single" w:sz="6" w:space="1" w:color="A89662"/>
-        </w:pBdr>
-        <w:spacing w:before="200" w:after="200"/>
-        <w:rPr/>
-      </w:pPr>
-      <w:r>
-        <w:rPr/>
-      </w:r>
-    </w:p>
-    <w:p>
-      <w:pPr>
-        <w:pStyle w:val="Heading1"/>
-        <w:pBdr>
-          <w:left w:val="single" w:sz="24" w:space="8" w:color="C62026"/>
-        </w:pBdr>
-        <w:rPr/>
-      </w:pPr>
-      <w:r>
-        <w:rPr>
-          <w:rFonts w:cs="Arial" w:ascii="Arial" w:hAnsi="Arial"/>
-          <w:b/>
-          <w:i w:val="false"/>
-          <w:color w:val="002516"/>
-          <w:sz w:val="28"/>
-        </w:rPr>
-        <w:t>1. The problem</w:t>
-      </w:r>
-    </w:p>
-    <w:p>
-      <w:pPr>
-        <w:pStyle w:val="Normal"/>
-        <w:rPr/>
-      </w:pPr>
-      <w:r>
-        <w:rPr>
-          <w:rFonts w:cs="Book Antiqua"/>
-          <w:b w:val="false"/>
-          <w:i w:val="false"/>
-        </w:rPr>
-        <w:t>Reference A identifies that Army has no defined doctrine or policy supporting Combat Mindset, despite the term being in active use and despite Army's drive toward an increased Warfighter Focus. References B and C independently reach the same diagnosis:</w:t>
-      </w:r>
-    </w:p>
-    <w:p>
-      <w:pPr>
-        <w:pStyle w:val="Normal"/>
-        <w:spacing w:before="120" w:after="160"/>
-        <w:ind w:left="567" w:right="567"/>
-        <w:rPr/>
-      </w:pPr>
-      <w:r>
-        <w:rPr>
-          <w:rFonts w:cs="Book Antiqua"/>
-          <w:b w:val="false"/>
-          <w:i/>
-        </w:rPr>
-        <w:t>The challenge is not a lack of content. It is a lack of visibility, integration, doctrine and strategic ownership across the substantial capability that already exists within ACS, NZALC, the Human Performance Cell, NZDF Psychology and ILD.</w:t>
-      </w:r>
-    </w:p>
-    <w:p>
-      <w:pPr>
-        <w:pStyle w:val="Normal"/>
-        <w:rPr/>
-      </w:pPr>
-      <w:r>
-        <w:rPr>
-          <w:rFonts w:cs="Book Antiqua"/>
-          <w:b w:val="false"/>
-          <w:i w:val="false"/>
-        </w:rPr>
-        <w:t>The underlying operational problem remains as stated at Reference C:</w:t>
-      </w:r>
-    </w:p>
-    <w:p>
-      <w:pPr>
-        <w:pStyle w:val="Normal"/>
-        <w:spacing w:before="120" w:after="160"/>
-        <w:ind w:left="567" w:right="567"/>
-        <w:rPr/>
-      </w:pPr>
-      <w:r>
-        <w:rPr>
-          <w:rFonts w:cs="Book Antiqua"/>
-          <w:b w:val="false"/>
-          <w:i/>
-        </w:rPr>
-        <w:t>Under operational pressure, trained individuals and teams do not always retain access to their full capability.</w:t>
-      </w:r>
-    </w:p>
-    <w:p>
-      <w:pPr>
-        <w:pStyle w:val="Normal"/>
-        <w:rPr/>
-      </w:pPr>
-      <w:r>
-        <w:rPr>
-          <w:rFonts w:cs="Book Antiqua"/>
-          <w:b w:val="false"/>
-          <w:i w:val="false"/>
-        </w:rPr>
-        <w:t>NZALC and HPC agree this diagnosis requires no further analysis before work begins. The gap is institutional, not intellectual.</w:t>
-      </w:r>
-    </w:p>
-    <w:p>
-      <w:pPr>
-        <w:pStyle w:val="Normal"/>
-        <w:pBdr>
-          <w:bottom w:val="single" w:sz="6" w:space="1" w:color="A89662"/>
-        </w:pBdr>
-        <w:spacing w:before="200" w:after="200"/>
-        <w:rPr/>
-      </w:pPr>
-      <w:r>
-        <w:rPr/>
-      </w:r>
-    </w:p>
-    <w:p>
-      <w:pPr>
-        <w:pStyle w:val="Heading1"/>
-        <w:pBdr>
-          <w:left w:val="single" w:sz="24" w:space="8" w:color="C62026"/>
-        </w:pBdr>
-        <w:rPr/>
-      </w:pPr>
-      <w:r>
-        <w:rPr>
-          <w:rFonts w:cs="Arial" w:ascii="Arial" w:hAnsi="Arial"/>
-          <w:b/>
-          <w:i w:val="false"/>
-          <w:color w:val="002516"/>
-          <w:sz w:val="28"/>
-        </w:rPr>
-        <w:t>2. Terminology — decision sought</w:t>
-      </w:r>
-    </w:p>
-    <w:p>
-      <w:pPr>
-        <w:pStyle w:val="Normal"/>
-        <w:rPr/>
-      </w:pPr>
-      <w:r>
-        <w:rPr>
-          <w:rFonts w:cs="Book Antiqua"/>
-          <w:b w:val="false"/>
-          <w:i w:val="false"/>
-        </w:rPr>
-        <w:t>References B and C differ on one structural point: which term sits at the top of the hierarchy. This is the single decision required before the framework can be drafted. Two options are offered.</w:t>
-      </w:r>
-    </w:p>
-    <w:p>
-      <w:pPr>
-        <w:pStyle w:val="Heading2"/>
-        <w:rPr/>
-      </w:pPr>
-      <w:r>
-        <w:rPr>
-          <w:rFonts w:cs="Arial" w:ascii="Arial" w:hAnsi="Arial"/>
-          <w:b/>
-          <w:i w:val="false"/>
-          <w:color w:val="000000"/>
-          <w:sz w:val="22"/>
-        </w:rPr>
-        <w:t>Option 1 — Combat Mindset as the brand; Performance Under Pressure as the mechanism (recommended)</w:t>
-      </w:r>
-    </w:p>
-    <w:p>
-      <w:pPr>
-        <w:pStyle w:val="Normal"/>
-        <w:rPr/>
-      </w:pPr>
-      <w:r>
-        <w:rPr>
-          <w:rFonts w:cs="Book Antiqua"/>
-          <w:b w:val="false"/>
-          <w:i w:val="false"/>
-        </w:rPr>
-        <w:t xml:space="preserve">Combat Mindset is the Army-owned banner and orienting purpose, aligned to Warfighter Focus and carrying the brand promise: </w:t>
-      </w:r>
-      <w:r>
-        <w:rPr>
-          <w:rFonts w:cs="Book Antiqua"/>
-          <w:b/>
-          <w:i w:val="false"/>
-        </w:rPr>
-        <w:t>Harder to Kill</w:t>
-      </w:r>
-      <w:r>
-        <w:rPr>
-          <w:rFonts w:cs="Book Antiqua"/>
-          <w:b w:val="false"/>
-          <w:i w:val="false"/>
-        </w:rPr>
-        <w:t>. Performance Under Pressure is the doctrinal mechanism that sits beneath it — the trained individual and collective capacity the brand runs on.</w:t>
-      </w:r>
-    </w:p>
-    <w:p>
-      <w:pPr>
-        <w:pStyle w:val="Normal"/>
-        <w:pBdr>
-          <w:left w:val="single" w:sz="28" w:space="8" w:color="C62026"/>
-        </w:pBdr>
-        <w:shd w:val="clear" w:color="auto" w:fill="CDD2B7"/>
-        <w:spacing w:before="200" w:after="200"/>
-        <w:ind w:left="340" w:right="340"/>
-        <w:rPr/>
-      </w:pPr>
-      <w:r>
-        <w:rPr>
-          <w:rFonts w:cs="Book Antiqua"/>
-          <w:b/>
-          <w:i w:val="false"/>
-        </w:rPr>
-        <w:t>Combat Mindset is why: acting decisively, persistently and ethically in combat — Harder to Kill. Performance Under Pressure is how: the trained capacity to prepare for, remain effective through, adapt within and recover from pressure.</w:t>
+        <w:t>Guards against Combat Mindset being misread as aggression or motivation alone.</w:t>
       </w:r>
     </w:p>
     <w:p>
@@ -702,7 +656,37 @@
           <w:b w:val="false"/>
           <w:i w:val="false"/>
         </w:rPr>
-        <w:t>Preserves Combat Mindset as the recognisable, operationally credible Army brand, with Harder to Kill as its memorable, warfighter-focused promise.</w:t>
+        <w:t>Allows the doctrinal construct to nest cleanly beneath the brand in doctrine, learning design and assessment.</w:t>
+      </w:r>
+    </w:p>
+    <w:p>
+      <w:pPr>
+        <w:pStyle w:val="Heading2"/>
+        <w:rPr/>
+      </w:pPr>
+      <w:r>
+        <w:rPr>
+          <w:rFonts w:cs="Arial" w:ascii="Arial" w:hAnsi="Arial"/>
+          <w:b/>
+          <w:i w:val="false"/>
+          <w:color w:val="000000"/>
+          <w:sz w:val="22"/>
+        </w:rPr>
+        <w:t>Option 2 — Combat Mindset as the umbrella capability</w:t>
+      </w:r>
+    </w:p>
+    <w:p>
+      <w:pPr>
+        <w:pStyle w:val="Normal"/>
+        <w:rPr/>
+      </w:pPr>
+      <w:r>
+        <w:rPr>
+          <w:rFonts w:cs="Book Antiqua"/>
+          <w:b w:val="false"/>
+          <w:i w:val="false"/>
+        </w:rPr>
+        <w:t>Combat Mindset is the overarching capability, integrating leadership, human performance, resilience, mental skills and performance cognition, with performance under pressure expressed as its intended effect.</w:t>
       </w:r>
     </w:p>
     <w:p>
@@ -738,7 +722,7 @@
           <w:b w:val="false"/>
           <w:i w:val="false"/>
         </w:rPr>
-        <w:t>Keeps the underlying doctrine applicable Army-wide — command, crisis response, garrison leadership and high-risk technical activity, where pressure exists without an enemy.</w:t>
+        <w:t>Maximises simplicity: one term, one capability, one framework.</w:t>
       </w:r>
     </w:p>
     <w:p>
@@ -774,159 +758,21 @@
           <w:b w:val="false"/>
           <w:i w:val="false"/>
         </w:rPr>
-        <w:t>Guards against Combat Mindset being misread as aggression or motivation alone.</w:t>
-      </w:r>
-    </w:p>
-    <w:p>
-      <w:pPr>
-        <w:pStyle w:val="Normal"/>
-        <w:tabs>
-          <w:tab w:val="clear" w:pos="720"/>
-          <w:tab w:val="left" w:pos="425" w:leader="none"/>
-        </w:tabs>
-        <w:spacing w:before="0" w:after="60"/>
-        <w:ind w:hanging="255" w:left="425"/>
-        <w:rPr/>
-      </w:pPr>
-      <w:r>
-        <w:rPr>
-          <w:rFonts w:cs="Arial" w:ascii="Arial" w:hAnsi="Arial"/>
-          <w:b/>
-          <w:color w:val="C62026"/>
-        </w:rPr>
-        <w:t>•</w:t>
-      </w:r>
-      <w:r>
-        <w:rPr>
-          <w:rFonts w:cs="Arial" w:ascii="Arial" w:hAnsi="Arial"/>
-          <w:b/>
-          <w:color w:val="C62026"/>
-        </w:rPr>
-        <w:tab/>
-      </w:r>
-      <w:r>
-        <w:rPr>
-          <w:rFonts w:cs="Book Antiqua"/>
-          <w:b w:val="false"/>
-          <w:i w:val="false"/>
-        </w:rPr>
-        <w:t>Allows the doctrinal construct to nest cleanly beneath the brand in doctrine, learning design and assessment.</w:t>
-      </w:r>
-    </w:p>
-    <w:p>
-      <w:pPr>
-        <w:pStyle w:val="Heading2"/>
-        <w:rPr/>
-      </w:pPr>
-      <w:r>
-        <w:rPr>
-          <w:rFonts w:cs="Arial" w:ascii="Arial" w:hAnsi="Arial"/>
-          <w:b/>
-          <w:i w:val="false"/>
-          <w:color w:val="000000"/>
-          <w:sz w:val="22"/>
-        </w:rPr>
-        <w:t>Option 2 — Combat Mindset as the umbrella capability</w:t>
-      </w:r>
-    </w:p>
-    <w:p>
-      <w:pPr>
-        <w:pStyle w:val="Normal"/>
-        <w:rPr/>
-      </w:pPr>
-      <w:r>
-        <w:rPr>
-          <w:rFonts w:cs="Book Antiqua"/>
-          <w:b w:val="false"/>
-          <w:i w:val="false"/>
-        </w:rPr>
-        <w:t>Combat Mindset is the overarching capability, integrating leadership, human performance, resilience, mental skills and performance cognition, with performance under pressure expressed as its intended effect.</w:t>
-      </w:r>
-    </w:p>
-    <w:p>
-      <w:pPr>
-        <w:pStyle w:val="Normal"/>
-        <w:tabs>
-          <w:tab w:val="clear" w:pos="720"/>
-          <w:tab w:val="left" w:pos="425" w:leader="none"/>
-        </w:tabs>
-        <w:spacing w:before="0" w:after="60"/>
-        <w:ind w:hanging="255" w:left="425"/>
-        <w:rPr/>
-      </w:pPr>
-      <w:r>
-        <w:rPr>
-          <w:rFonts w:cs="Arial" w:ascii="Arial" w:hAnsi="Arial"/>
-          <w:b/>
-          <w:color w:val="C62026"/>
-        </w:rPr>
-        <w:t>•</w:t>
-      </w:r>
-      <w:r>
-        <w:rPr>
-          <w:rFonts w:cs="Arial" w:ascii="Arial" w:hAnsi="Arial"/>
-          <w:b/>
-          <w:color w:val="C62026"/>
-        </w:rPr>
-        <w:tab/>
-      </w:r>
-      <w:r>
-        <w:rPr>
-          <w:rFonts w:cs="Book Antiqua"/>
-          <w:b w:val="false"/>
-          <w:i w:val="false"/>
-        </w:rPr>
-        <w:t>Maximises simplicity: one term, one capability, one framework.</w:t>
-      </w:r>
-    </w:p>
-    <w:p>
-      <w:pPr>
-        <w:pStyle w:val="Normal"/>
-        <w:tabs>
-          <w:tab w:val="clear" w:pos="720"/>
-          <w:tab w:val="left" w:pos="425" w:leader="none"/>
-        </w:tabs>
-        <w:spacing w:before="0" w:after="60"/>
-        <w:ind w:hanging="255" w:left="425"/>
-        <w:rPr/>
-      </w:pPr>
-      <w:r>
-        <w:rPr>
-          <w:rFonts w:cs="Arial" w:ascii="Arial" w:hAnsi="Arial"/>
-          <w:b/>
-          <w:color w:val="C62026"/>
-        </w:rPr>
-        <w:t>•</w:t>
-      </w:r>
-      <w:r>
-        <w:rPr>
-          <w:rFonts w:cs="Arial" w:ascii="Arial" w:hAnsi="Arial"/>
-          <w:b/>
-          <w:color w:val="C62026"/>
-        </w:rPr>
-        <w:tab/>
-      </w:r>
-      <w:r>
-        <w:rPr>
-          <w:rFonts w:cs="Book Antiqua"/>
-          <w:b w:val="false"/>
-          <w:i w:val="false"/>
-        </w:rPr>
-        <w:t>Risks excluding the majority of Army activity that is demanding but not combat, and re-importing the definitional confusion identified at Reference C.</w:t>
-      </w:r>
-    </w:p>
-    <w:p>
-      <w:pPr>
-        <w:pStyle w:val="Normal"/>
-        <w:rPr/>
-      </w:pPr>
-      <w:r>
-        <w:rPr>
-          <w:rFonts w:cs="Book Antiqua"/>
-          <w:b w:val="false"/>
-          <w:i w:val="false"/>
-        </w:rPr>
-        <w:t>Both options deliver Reference B's end state. NZALC and HPC jointly recommend Option 1, and will implement whichever option COMDT ACS selects.</w:t>
+        <w:t>Risks excluding the majority of Army activity that is demanding but not combat, and re-importing the definitional confusion identified in the capability note.</w:t>
+      </w:r>
+    </w:p>
+    <w:p>
+      <w:pPr>
+        <w:pStyle w:val="Normal"/>
+        <w:rPr/>
+      </w:pPr>
+      <w:r>
+        <w:rPr>
+          <w:rFonts w:cs="Book Antiqua"/>
+          <w:b w:val="false"/>
+          <w:i w:val="false"/>
+        </w:rPr>
+        <w:t>Both options deliver the end state described in the COMDT ACS guidance. NZALC and HPC jointly recommend Option 1, and will implement whichever option COMDT ACS selects.</w:t>
       </w:r>
     </w:p>
     <w:p>
@@ -1410,7 +1256,7 @@
           <w:b w:val="false"/>
           <w:i w:val="false"/>
         </w:rPr>
-        <w:t>This sequence creates coherence across existing initiatives while avoiding duplication of effort and investment, consistent with Reference B.</w:t>
+        <w:t>This sequence creates coherence across existing initiatives while avoiding duplication of effort and investment, consistent with the COMDT ACS guidance.</w:t>
       </w:r>
     </w:p>
     <w:p>
@@ -1903,7 +1749,7 @@
           <w:b w:val="false"/>
           <w:i w:val="false"/>
         </w:rPr>
-        <w:t xml:space="preserve"> that NZALC and HPC will deliver this programme jointly, with the capability note at Reference C and the COGCON evidence base as its foundation inputs.</w:t>
+        <w:t xml:space="preserve"> that NZALC and HPC will deliver this programme jointly, with the NZALC capability note and the COGCON evidence base as its foundation inputs.</w:t>
       </w:r>
     </w:p>
     <w:p>

--- a/output/combat-mindset-way-forward.docx
+++ b/output/combat-mindset-way-forward.docx
@@ -86,7 +86,7 @@
     <w:p>
       <w:pPr>
         <w:pStyle w:val="Normal"/>
-        <w:spacing w:before="0" w:after="1920"/>
+        <w:spacing w:before="0" w:after="80"/>
         <w:rPr/>
       </w:pPr>
       <w:r>
@@ -98,6 +98,21 @@
           <w:sz w:val="30"/>
         </w:rPr>
         <w:t>HARDER TO KILL</w:t>
+      </w:r>
+    </w:p>
+    <w:p>
+      <w:pPr>
+        <w:pStyle w:val="Normal"/>
+        <w:spacing w:before="0" w:after="1760"/>
+        <w:rPr/>
+      </w:pPr>
+      <w:r>
+        <w:rPr>
+          <w:rFonts w:cs="Arial" w:ascii="Arial" w:hAnsi="Arial"/>
+          <w:color w:val="002516"/>
+          <w:sz w:val="18"/>
+        </w:rPr>
+        <w:t>Proposed Warfighter Focus line — subject to sponsor endorsement</w:t>
       </w:r>
     </w:p>
     <w:p>
@@ -216,7 +231,7 @@
           <w:color w:val="000000"/>
           <w:sz w:val="20"/>
         </w:rPr>
-        <w:t>Draft v0.1</w:t>
+        <w:t>Draft v0.2</w:t>
       </w:r>
     </w:p>
     <w:p>
@@ -294,7 +309,7 @@
           <w:b w:val="false"/>
           <w:i w:val="false"/>
         </w:rPr>
-        <w:t>This paper responds to COMDT ACS direction of 16 July 2026 for NZALC and the Human Performance Cell to jointly develop a strategy to close the Combat Mindset doctrine and policy gap. It proposes an agreed problem statement, a terminology construct for decision, a joint programme of work, and governance arrangements.</w:t>
+        <w:t>This paper responds to COMDT ACS direction of 16 July 2026 for NZALC and the Human Performance Cell to jointly develop a strategy to close the Combat Mindset doctrine and policy gap. It proposes an agreed problem statement, a terminology construct for decision, a programme of work, interim governance arrangements, and an approach for mapping and appropriately nesting existing training products beneath an Army Combat Mindset Framework.</w:t>
       </w:r>
     </w:p>
     <w:p>
@@ -340,7 +355,7 @@
           <w:b w:val="false"/>
           <w:i w:val="false"/>
         </w:rPr>
-        <w:t>Army has no defined doctrine or policy supporting Combat Mindset, despite the term being in active use and despite Army's drive toward an increased Warfighter Focus. The COMDT ACS guidance and the NZALC capability note independently reach the same diagnosis:</w:t>
+        <w:t>Army does not currently have an endorsed, Army-wide definition, doctrine, governance or assurance model for Combat Mindset, despite the term being in active use and despite Army's drive toward an increased Warfighter Focus. The COMDT ACS guidance and the NZALC capability note reach the same diagnosis:</w:t>
       </w:r>
     </w:p>
     <w:p>
@@ -356,7 +371,7 @@
           <w:b w:val="false"/>
           <w:i/>
         </w:rPr>
-        <w:t>The challenge is not a lack of content. It is a lack of visibility, integration, doctrine and strategic ownership across the substantial capability that already exists within ACS, NZALC, the Human Performance Cell, NZDF Psychology and ILD.</w:t>
+        <w:t>Substantial relevant capability already exists across ACS, NZALC, the Human Performance Cell, NZDF Psychology, ILD, training establishments and force employers. The challenge is not primarily a lack of content. It is a lack of visibility, integration, common terminology, strategic ownership and assurance across that existing capability.</w:t>
       </w:r>
     </w:p>
     <w:p>
@@ -400,7 +415,7 @@
           <w:b w:val="false"/>
           <w:i w:val="false"/>
         </w:rPr>
-        <w:t>NZALC and HPC agree this diagnosis requires no further analysis before work begins. The gap is institutional, not intellectual.</w:t>
+        <w:t>Sufficient evidence and existing capability are available to commence governance, mapping and framework development immediately. The present gap is principally institutional and integrative.</w:t>
       </w:r>
     </w:p>
     <w:p>
@@ -462,37 +477,21 @@
           <w:color w:val="000000"/>
           <w:sz w:val="22"/>
         </w:rPr>
-        <w:t>Option 1 — Combat Mindset as the brand; Performance Under Pressure as the mechanism (recommended)</w:t>
-      </w:r>
-    </w:p>
-    <w:p>
-      <w:pPr>
-        <w:pStyle w:val="Normal"/>
-        <w:rPr/>
-      </w:pPr>
-      <w:r>
-        <w:rPr>
-          <w:rFonts w:cs="Book Antiqua"/>
-          <w:b w:val="false"/>
-          <w:i w:val="false"/>
-        </w:rPr>
-        <w:t xml:space="preserve">Combat Mindset is the Army-owned banner and orienting purpose, aligned to Warfighter Focus and carrying the brand promise: </w:t>
-      </w:r>
-      <w:r>
-        <w:rPr>
-          <w:rFonts w:cs="Book Antiqua"/>
-          <w:b/>
-          <w:i w:val="false"/>
-        </w:rPr>
-        <w:t>Harder to Kill</w:t>
-      </w:r>
-      <w:r>
-        <w:rPr>
-          <w:rFonts w:cs="Book Antiqua"/>
-          <w:b w:val="false"/>
-          <w:i w:val="false"/>
-        </w:rPr>
-        <w:t>. Performance Under Pressure is the doctrinal mechanism that sits beneath it — the trained individual and collective capacity the brand runs on.</w:t>
+        <w:t>Option 1 — Combat Mindset as the operational frame; Performance Under Pressure as the underlying capability (recommended)</w:t>
+      </w:r>
+    </w:p>
+    <w:p>
+      <w:pPr>
+        <w:pStyle w:val="Normal"/>
+        <w:rPr/>
+      </w:pPr>
+      <w:r>
+        <w:rPr>
+          <w:rFonts w:cs="Book Antiqua"/>
+          <w:b w:val="false"/>
+          <w:i w:val="false"/>
+        </w:rPr>
+        <w:t>Combat Mindset is the Army-owned operational frame and orienting purpose, aligned to Warfighter Focus. Performance Under Pressure is the trained individual and collective capability beneath it: the capacity to prepare for, remain effective through, adapt within and recover from pressure. Harder to Kill is proposed as a supporting Warfighter Focus communication line, subject to sponsor endorsement, rather than as part of the formal definition.</w:t>
       </w:r>
     </w:p>
     <w:p>
@@ -512,7 +511,7 @@
           <w:b/>
           <w:i w:val="false"/>
         </w:rPr>
-        <w:t>Combat Mindset is why: acting decisively, persistently and ethically in combat — Harder to Kill. Performance Under Pressure is how: the trained capacity to prepare for, remain effective through, adapt within and recover from pressure.</w:t>
+        <w:t>Combat Mindset explains why the capability matters to Army. Performance Under Pressure explains what must be developed and sustained in individuals, teams, leaders and systems.</w:t>
       </w:r>
     </w:p>
     <w:p>
@@ -548,7 +547,7 @@
           <w:b w:val="false"/>
           <w:i w:val="false"/>
         </w:rPr>
-        <w:t>Preserves Combat Mindset as the recognisable, operationally credible Army brand, with Harder to Kill as its memorable, warfighter-focused promise.</w:t>
+        <w:t>Preserves Combat Mindset as the recognisable, operationally credible Army frame.</w:t>
       </w:r>
     </w:p>
     <w:p>
@@ -584,7 +583,7 @@
           <w:b w:val="false"/>
           <w:i w:val="false"/>
         </w:rPr>
-        <w:t>Keeps the underlying doctrine applicable Army-wide — command, crisis response, garrison leadership and high-risk technical activity, where pressure exists without an enemy.</w:t>
+        <w:t>Keeps the underlying capability applicable Army-wide — command, crisis response, garrison leadership and high-risk technical activity, where pressure exists without an enemy.</w:t>
       </w:r>
     </w:p>
     <w:p>
@@ -656,7 +655,7 @@
           <w:b w:val="false"/>
           <w:i w:val="false"/>
         </w:rPr>
-        <w:t>Allows the doctrinal construct to nest cleanly beneath the brand in doctrine, learning design and assessment.</w:t>
+        <w:t>Allows doctrine, the framework, training products and delivery organisations to nest cleanly beneath the frame.</w:t>
       </w:r>
     </w:p>
     <w:p>
@@ -818,7 +817,185 @@
           <w:b w:val="false"/>
           <w:i w:val="false"/>
         </w:rPr>
-        <w:t>A full joint map is the first task of the programme of work. In outline, the known holdings are:</w:t>
+        <w:t>A full capability and product map will be completed during Phase 1. Initial holdings include the following.</w:t>
+      </w:r>
+    </w:p>
+    <w:p>
+      <w:pPr>
+        <w:pStyle w:val="Heading2"/>
+        <w:rPr/>
+      </w:pPr>
+      <w:r>
+        <w:rPr>
+          <w:rFonts w:cs="Arial" w:ascii="Arial" w:hAnsi="Arial"/>
+          <w:b/>
+          <w:i w:val="false"/>
+          <w:color w:val="000000"/>
+          <w:sz w:val="22"/>
+        </w:rPr>
+        <w:t>NZALC Performance Under Pressure package</w:t>
+      </w:r>
+    </w:p>
+    <w:p>
+      <w:pPr>
+        <w:pStyle w:val="Normal"/>
+        <w:rPr/>
+      </w:pPr>
+      <w:r>
+        <w:rPr>
+          <w:rFonts w:cs="Book Antiqua"/>
+          <w:b w:val="false"/>
+          <w:i w:val="false"/>
+        </w:rPr>
+        <w:t>NZALC delivers a leadership-development approach incorporating Performance = Potential – Interference, Red Head–Blue Head, Prepare–Perform–Recover, mental-skills techniques, psychometrics, experiential activity, feedback and Leadership Development Plans. This material is embedded across Lead Self, Lead Teams, Lead Leaders and Lead Systems.</w:t>
+      </w:r>
+    </w:p>
+    <w:p>
+      <w:pPr>
+        <w:pStyle w:val="Heading2"/>
+        <w:rPr/>
+      </w:pPr>
+      <w:r>
+        <w:rPr>
+          <w:rFonts w:cs="Arial" w:ascii="Arial" w:hAnsi="Arial"/>
+          <w:b/>
+          <w:i w:val="false"/>
+          <w:color w:val="000000"/>
+          <w:sz w:val="22"/>
+        </w:rPr>
+        <w:t>Human Performance Cell Cognitive Conditioning programme (COGCON)</w:t>
+      </w:r>
+    </w:p>
+    <w:p>
+      <w:pPr>
+        <w:pStyle w:val="Normal"/>
+        <w:rPr/>
+      </w:pPr>
+      <w:r>
+        <w:rPr>
+          <w:rFonts w:cs="Book Antiqua"/>
+          <w:b w:val="false"/>
+          <w:i w:val="false"/>
+        </w:rPr>
+        <w:t>COGCON is a developmental cognitive-conditioning product designed to train selected dimensions of performance cognition under physical and cognitive load: arousal regulation, attention, cognitive control, working memory, performance monitoring and self-knowledge. Its most mature and potentially scalable component is an adaptive dual-task training module combining a tablet-based cognitive task with a concurrent job-relevant information task, progressive difficulty and performance feedback.</w:t>
+      </w:r>
+    </w:p>
+    <w:p>
+      <w:pPr>
+        <w:pStyle w:val="Normal"/>
+        <w:rPr/>
+      </w:pPr>
+      <w:r>
+        <w:rPr>
+          <w:rFonts w:cs="Book Antiqua"/>
+          <w:b w:val="false"/>
+          <w:i w:val="false"/>
+        </w:rPr>
+        <w:t>COGCON has demonstrated feasibility, participant acceptability and promising training trends in limited military cohorts. It has not yet been validated as a measure of operational readiness or proven through controlled research to improve real-world military performance. Its current status is therefore that of an emerging, evidence-informed training product rather than an endorsed Army-wide capability system.</w:t>
+      </w:r>
+    </w:p>
+    <w:p>
+      <w:pPr>
+        <w:pStyle w:val="Heading2"/>
+        <w:rPr/>
+      </w:pPr>
+      <w:r>
+        <w:rPr>
+          <w:rFonts w:cs="Arial" w:ascii="Arial" w:hAnsi="Arial"/>
+          <w:b/>
+          <w:i w:val="false"/>
+          <w:color w:val="000000"/>
+          <w:sz w:val="22"/>
+        </w:rPr>
+        <w:t>NZDF Psychology, ILD and other stakeholders</w:t>
+      </w:r>
+    </w:p>
+    <w:p>
+      <w:pPr>
+        <w:pStyle w:val="Normal"/>
+        <w:rPr/>
+      </w:pPr>
+      <w:r>
+        <w:rPr>
+          <w:rFonts w:cs="Book Antiqua"/>
+          <w:b w:val="false"/>
+          <w:i w:val="false"/>
+        </w:rPr>
+        <w:t>These organisations hold additional professional expertise, learning products, delivery capability and assurance functions that will be confirmed during Phase 1 mapping.</w:t>
+      </w:r>
+    </w:p>
+    <w:p>
+      <w:pPr>
+        <w:pStyle w:val="Normal"/>
+        <w:rPr/>
+      </w:pPr>
+      <w:r>
+        <w:rPr>
+          <w:rFonts w:cs="Book Antiqua"/>
+          <w:b w:val="false"/>
+          <w:i w:val="false"/>
+        </w:rPr>
+        <w:t>Initial review indicates considerable conceptual alignment across existing products. The Army Combat Mindset Framework will establish a common doctrinal language beneath which individual products and methods can be appropriately nested. It will not require all products to use identical internal methodologies, provided they align to the endorsed framework, outcomes and assurance requirements.</w:t>
+      </w:r>
+    </w:p>
+    <w:p>
+      <w:pPr>
+        <w:pStyle w:val="Normal"/>
+        <w:pBdr>
+          <w:bottom w:val="single" w:sz="6" w:space="1" w:color="A89662"/>
+        </w:pBdr>
+        <w:spacing w:before="200" w:after="200"/>
+        <w:rPr/>
+      </w:pPr>
+      <w:r>
+        <w:rPr/>
+      </w:r>
+    </w:p>
+    <w:p>
+      <w:pPr>
+        <w:pStyle w:val="Heading1"/>
+        <w:pBdr>
+          <w:left w:val="single" w:sz="24" w:space="8" w:color="C62026"/>
+        </w:pBdr>
+        <w:rPr/>
+      </w:pPr>
+      <w:r>
+        <w:rPr>
+          <w:rFonts w:cs="Arial" w:ascii="Arial" w:hAnsi="Arial"/>
+          <w:b/>
+          <w:i w:val="false"/>
+          <w:color w:val="002516"/>
+          <w:sz w:val="28"/>
+        </w:rPr>
+        <w:t>4. COGCON minimum viable product</w:t>
+      </w:r>
+    </w:p>
+    <w:p>
+      <w:pPr>
+        <w:pStyle w:val="Normal"/>
+        <w:rPr/>
+      </w:pPr>
+      <w:r>
+        <w:rPr>
+          <w:rFonts w:cs="Book Antiqua"/>
+          <w:b w:val="false"/>
+          <w:i w:val="false"/>
+        </w:rPr>
+        <w:t>For the purposes of the Combat Mindset programme of work, COGCON will initially be treated as a minimum viable product within the performance-cognition strand of the broader framework.</w:t>
+      </w:r>
+    </w:p>
+    <w:p>
+      <w:pPr>
+        <w:pStyle w:val="Normal"/>
+        <w:rPr/>
+      </w:pPr>
+      <w:r>
+        <w:rPr>
+          <w:rFonts w:cs="Book Antiqua"/>
+          <w:b w:val="false"/>
+          <w:i w:val="false"/>
+        </w:rPr>
+        <w:t>The COGCON MVP comprises:</w:t>
       </w:r>
     </w:p>
     <w:p>
@@ -854,7 +1031,7 @@
           <w:b w:val="false"/>
           <w:i w:val="false"/>
         </w:rPr>
-        <w:t>NZALC — the Performance Under Pressure package (Performance = Potential – Interference, Red Head–Blue Head, Prepare–Perform–Recover, the mental-skills toolkit), embedded across Lead Self, Lead Teams, Lead Leaders and Lead Systems, with experiential delivery, psychometrics, feedback and Leadership Development Plans.</w:t>
+        <w:t>a short adaptive dual-task activity embedded within existing physical or military training;</w:t>
       </w:r>
     </w:p>
     <w:p>
@@ -890,7 +1067,7 @@
           <w:b w:val="false"/>
           <w:i w:val="false"/>
         </w:rPr>
-        <w:t>Human Performance Cell — the Performance Cognition programme (COGCON), including arousal regulation, attention control, cognitive flexibility, decision-making under cognitive load and dual-task performance development, with an associated evidence and measurement base.</w:t>
+        <w:t>a tablet-delivered attention and inhibition task;</w:t>
       </w:r>
     </w:p>
     <w:p>
@@ -926,21 +1103,395 @@
           <w:b w:val="false"/>
           <w:i w:val="false"/>
         </w:rPr>
-        <w:t>NZDF Psychology and ILD — supporting content, professional expertise and delivery capacity to be confirmed during mapping.</w:t>
-      </w:r>
-    </w:p>
-    <w:p>
-      <w:pPr>
-        <w:pStyle w:val="Normal"/>
-        <w:rPr/>
-      </w:pPr>
-      <w:r>
-        <w:rPr>
-          <w:rFonts w:cs="Book Antiqua"/>
-          <w:b w:val="false"/>
-          <w:i w:val="false"/>
-        </w:rPr>
-        <w:t>Initial review indicates the NZALC mental-skills toolkit and the COGCON constructs map closely — for example arousal regulation to tactical breathing and grounding, attention control to noticing and chunking, cognitive flexibility to reframing, and decision-making under load to game planning. The framework will integrate these into a single evidence-based strand rather than two parallel vocabularies. This mapping will be validated jointly during Phase 1.</w:t>
+        <w:t>a concurrent prerecorded operational information task, such as an audio brief;</w:t>
+      </w:r>
+    </w:p>
+    <w:p>
+      <w:pPr>
+        <w:pStyle w:val="Normal"/>
+        <w:tabs>
+          <w:tab w:val="clear" w:pos="720"/>
+          <w:tab w:val="left" w:pos="425" w:leader="none"/>
+        </w:tabs>
+        <w:spacing w:before="0" w:after="60"/>
+        <w:ind w:hanging="255" w:left="425"/>
+        <w:rPr/>
+      </w:pPr>
+      <w:r>
+        <w:rPr>
+          <w:rFonts w:cs="Arial" w:ascii="Arial" w:hAnsi="Arial"/>
+          <w:b/>
+          <w:color w:val="C62026"/>
+        </w:rPr>
+        <w:t>•</w:t>
+      </w:r>
+      <w:r>
+        <w:rPr>
+          <w:rFonts w:cs="Arial" w:ascii="Arial" w:hAnsi="Arial"/>
+          <w:b/>
+          <w:color w:val="C62026"/>
+        </w:rPr>
+        <w:tab/>
+      </w:r>
+      <w:r>
+        <w:rPr>
+          <w:rFonts w:cs="Book Antiqua"/>
+          <w:b w:val="false"/>
+          <w:i w:val="false"/>
+        </w:rPr>
+        <w:t>immediate recall questions or objective job-task scoring;</w:t>
+      </w:r>
+    </w:p>
+    <w:p>
+      <w:pPr>
+        <w:pStyle w:val="Normal"/>
+        <w:tabs>
+          <w:tab w:val="clear" w:pos="720"/>
+          <w:tab w:val="left" w:pos="425" w:leader="none"/>
+        </w:tabs>
+        <w:spacing w:before="0" w:after="60"/>
+        <w:ind w:hanging="255" w:left="425"/>
+        <w:rPr/>
+      </w:pPr>
+      <w:r>
+        <w:rPr>
+          <w:rFonts w:cs="Arial" w:ascii="Arial" w:hAnsi="Arial"/>
+          <w:b/>
+          <w:color w:val="C62026"/>
+        </w:rPr>
+        <w:t>•</w:t>
+      </w:r>
+      <w:r>
+        <w:rPr>
+          <w:rFonts w:cs="Arial" w:ascii="Arial" w:hAnsi="Arial"/>
+          <w:b/>
+          <w:color w:val="C62026"/>
+        </w:rPr>
+        <w:tab/>
+      </w:r>
+      <w:r>
+        <w:rPr>
+          <w:rFonts w:cs="Book Antiqua"/>
+          <w:b w:val="false"/>
+          <w:i w:val="false"/>
+        </w:rPr>
+        <w:t>controlled difficulty levels and defined progression criteria;</w:t>
+      </w:r>
+    </w:p>
+    <w:p>
+      <w:pPr>
+        <w:pStyle w:val="Normal"/>
+        <w:tabs>
+          <w:tab w:val="clear" w:pos="720"/>
+          <w:tab w:val="left" w:pos="425" w:leader="none"/>
+        </w:tabs>
+        <w:spacing w:before="0" w:after="60"/>
+        <w:ind w:hanging="255" w:left="425"/>
+        <w:rPr/>
+      </w:pPr>
+      <w:r>
+        <w:rPr>
+          <w:rFonts w:cs="Arial" w:ascii="Arial" w:hAnsi="Arial"/>
+          <w:b/>
+          <w:color w:val="C62026"/>
+        </w:rPr>
+        <w:t>•</w:t>
+      </w:r>
+      <w:r>
+        <w:rPr>
+          <w:rFonts w:cs="Arial" w:ascii="Arial" w:hAnsi="Arial"/>
+          <w:b/>
+          <w:color w:val="C62026"/>
+        </w:rPr>
+        <w:tab/>
+      </w:r>
+      <w:r>
+        <w:rPr>
+          <w:rFonts w:cs="Book Antiqua"/>
+          <w:b w:val="false"/>
+          <w:i w:val="false"/>
+        </w:rPr>
+        <w:t>selected arousal-regulation techniques;</w:t>
+      </w:r>
+    </w:p>
+    <w:p>
+      <w:pPr>
+        <w:pStyle w:val="Normal"/>
+        <w:tabs>
+          <w:tab w:val="clear" w:pos="720"/>
+          <w:tab w:val="left" w:pos="425" w:leader="none"/>
+        </w:tabs>
+        <w:spacing w:before="0" w:after="60"/>
+        <w:ind w:hanging="255" w:left="425"/>
+        <w:rPr/>
+      </w:pPr>
+      <w:r>
+        <w:rPr>
+          <w:rFonts w:cs="Arial" w:ascii="Arial" w:hAnsi="Arial"/>
+          <w:b/>
+          <w:color w:val="C62026"/>
+        </w:rPr>
+        <w:t>•</w:t>
+      </w:r>
+      <w:r>
+        <w:rPr>
+          <w:rFonts w:cs="Arial" w:ascii="Arial" w:hAnsi="Arial"/>
+          <w:b/>
+          <w:color w:val="C62026"/>
+        </w:rPr>
+        <w:tab/>
+      </w:r>
+      <w:r>
+        <w:rPr>
+          <w:rFonts w:cs="Book Antiqua"/>
+          <w:b w:val="false"/>
+          <w:i w:val="false"/>
+        </w:rPr>
+        <w:t>basic performance feedback and longitudinal training records; and</w:t>
+      </w:r>
+    </w:p>
+    <w:p>
+      <w:pPr>
+        <w:pStyle w:val="Normal"/>
+        <w:tabs>
+          <w:tab w:val="clear" w:pos="720"/>
+          <w:tab w:val="left" w:pos="425" w:leader="none"/>
+        </w:tabs>
+        <w:spacing w:before="0" w:after="60"/>
+        <w:ind w:hanging="255" w:left="425"/>
+        <w:rPr/>
+      </w:pPr>
+      <w:r>
+        <w:rPr>
+          <w:rFonts w:cs="Arial" w:ascii="Arial" w:hAnsi="Arial"/>
+          <w:b/>
+          <w:color w:val="C62026"/>
+        </w:rPr>
+        <w:t>•</w:t>
+      </w:r>
+      <w:r>
+        <w:rPr>
+          <w:rFonts w:cs="Arial" w:ascii="Arial" w:hAnsi="Arial"/>
+          <w:b/>
+          <w:color w:val="C62026"/>
+        </w:rPr>
+        <w:tab/>
+      </w:r>
+      <w:r>
+        <w:rPr>
+          <w:rFonts w:cs="Book Antiqua"/>
+          <w:b w:val="false"/>
+          <w:i w:val="false"/>
+        </w:rPr>
+        <w:t>a train-the-trainer and assurance package allowing delivery by existing training staff.</w:t>
+      </w:r>
+    </w:p>
+    <w:p>
+      <w:pPr>
+        <w:pStyle w:val="Normal"/>
+        <w:rPr/>
+      </w:pPr>
+      <w:r>
+        <w:rPr>
+          <w:rFonts w:cs="Book Antiqua"/>
+          <w:b w:val="false"/>
+          <w:i w:val="false"/>
+        </w:rPr>
+        <w:t>The MVP does not constitute:</w:t>
+      </w:r>
+    </w:p>
+    <w:p>
+      <w:pPr>
+        <w:pStyle w:val="Normal"/>
+        <w:tabs>
+          <w:tab w:val="clear" w:pos="720"/>
+          <w:tab w:val="left" w:pos="425" w:leader="none"/>
+        </w:tabs>
+        <w:spacing w:before="0" w:after="60"/>
+        <w:ind w:hanging="255" w:left="425"/>
+        <w:rPr/>
+      </w:pPr>
+      <w:r>
+        <w:rPr>
+          <w:rFonts w:cs="Arial" w:ascii="Arial" w:hAnsi="Arial"/>
+          <w:b/>
+          <w:color w:val="C62026"/>
+        </w:rPr>
+        <w:t>•</w:t>
+      </w:r>
+      <w:r>
+        <w:rPr>
+          <w:rFonts w:cs="Arial" w:ascii="Arial" w:hAnsi="Arial"/>
+          <w:b/>
+          <w:color w:val="C62026"/>
+        </w:rPr>
+        <w:tab/>
+      </w:r>
+      <w:r>
+        <w:rPr>
+          <w:rFonts w:cs="Book Antiqua"/>
+          <w:b w:val="false"/>
+          <w:i w:val="false"/>
+        </w:rPr>
+        <w:t>a standalone Army course;</w:t>
+      </w:r>
+    </w:p>
+    <w:p>
+      <w:pPr>
+        <w:pStyle w:val="Normal"/>
+        <w:tabs>
+          <w:tab w:val="clear" w:pos="720"/>
+          <w:tab w:val="left" w:pos="425" w:leader="none"/>
+        </w:tabs>
+        <w:spacing w:before="0" w:after="60"/>
+        <w:ind w:hanging="255" w:left="425"/>
+        <w:rPr/>
+      </w:pPr>
+      <w:r>
+        <w:rPr>
+          <w:rFonts w:cs="Arial" w:ascii="Arial" w:hAnsi="Arial"/>
+          <w:b/>
+          <w:color w:val="C62026"/>
+        </w:rPr>
+        <w:t>•</w:t>
+      </w:r>
+      <w:r>
+        <w:rPr>
+          <w:rFonts w:cs="Arial" w:ascii="Arial" w:hAnsi="Arial"/>
+          <w:b/>
+          <w:color w:val="C62026"/>
+        </w:rPr>
+        <w:tab/>
+      </w:r>
+      <w:r>
+        <w:rPr>
+          <w:rFonts w:cs="Book Antiqua"/>
+          <w:b w:val="false"/>
+          <w:i w:val="false"/>
+        </w:rPr>
+        <w:t>a complete Combat Mindset or Performance Under Pressure programme;</w:t>
+      </w:r>
+    </w:p>
+    <w:p>
+      <w:pPr>
+        <w:pStyle w:val="Normal"/>
+        <w:tabs>
+          <w:tab w:val="clear" w:pos="720"/>
+          <w:tab w:val="left" w:pos="425" w:leader="none"/>
+        </w:tabs>
+        <w:spacing w:before="0" w:after="60"/>
+        <w:ind w:hanging="255" w:left="425"/>
+        <w:rPr/>
+      </w:pPr>
+      <w:r>
+        <w:rPr>
+          <w:rFonts w:cs="Arial" w:ascii="Arial" w:hAnsi="Arial"/>
+          <w:b/>
+          <w:color w:val="C62026"/>
+        </w:rPr>
+        <w:t>•</w:t>
+      </w:r>
+      <w:r>
+        <w:rPr>
+          <w:rFonts w:cs="Arial" w:ascii="Arial" w:hAnsi="Arial"/>
+          <w:b/>
+          <w:color w:val="C62026"/>
+        </w:rPr>
+        <w:tab/>
+      </w:r>
+      <w:r>
+        <w:rPr>
+          <w:rFonts w:cs="Book Antiqua"/>
+          <w:b w:val="false"/>
+          <w:i w:val="false"/>
+        </w:rPr>
+        <w:t>a selection, promotion or diagnostic tool;</w:t>
+      </w:r>
+    </w:p>
+    <w:p>
+      <w:pPr>
+        <w:pStyle w:val="Normal"/>
+        <w:tabs>
+          <w:tab w:val="clear" w:pos="720"/>
+          <w:tab w:val="left" w:pos="425" w:leader="none"/>
+        </w:tabs>
+        <w:spacing w:before="0" w:after="60"/>
+        <w:ind w:hanging="255" w:left="425"/>
+        <w:rPr/>
+      </w:pPr>
+      <w:r>
+        <w:rPr>
+          <w:rFonts w:cs="Arial" w:ascii="Arial" w:hAnsi="Arial"/>
+          <w:b/>
+          <w:color w:val="C62026"/>
+        </w:rPr>
+        <w:t>•</w:t>
+      </w:r>
+      <w:r>
+        <w:rPr>
+          <w:rFonts w:cs="Arial" w:ascii="Arial" w:hAnsi="Arial"/>
+          <w:b/>
+          <w:color w:val="C62026"/>
+        </w:rPr>
+        <w:tab/>
+      </w:r>
+      <w:r>
+        <w:rPr>
+          <w:rFonts w:cs="Book Antiqua"/>
+          <w:b w:val="false"/>
+          <w:i w:val="false"/>
+        </w:rPr>
+        <w:t>a validated measure of operational readiness; or</w:t>
+      </w:r>
+    </w:p>
+    <w:p>
+      <w:pPr>
+        <w:pStyle w:val="Normal"/>
+        <w:tabs>
+          <w:tab w:val="clear" w:pos="720"/>
+          <w:tab w:val="left" w:pos="425" w:leader="none"/>
+        </w:tabs>
+        <w:spacing w:before="0" w:after="60"/>
+        <w:ind w:hanging="255" w:left="425"/>
+        <w:rPr/>
+      </w:pPr>
+      <w:r>
+        <w:rPr>
+          <w:rFonts w:cs="Arial" w:ascii="Arial" w:hAnsi="Arial"/>
+          <w:b/>
+          <w:color w:val="C62026"/>
+        </w:rPr>
+        <w:t>•</w:t>
+      </w:r>
+      <w:r>
+        <w:rPr>
+          <w:rFonts w:cs="Arial" w:ascii="Arial" w:hAnsi="Arial"/>
+          <w:b/>
+          <w:color w:val="C62026"/>
+        </w:rPr>
+        <w:tab/>
+      </w:r>
+      <w:r>
+        <w:rPr>
+          <w:rFonts w:cs="Book Antiqua"/>
+          <w:b w:val="false"/>
+          <w:i w:val="false"/>
+        </w:rPr>
+        <w:t>a commitment for HPC personnel to deliver the product across Army.</w:t>
+      </w:r>
+    </w:p>
+    <w:p>
+      <w:pPr>
+        <w:pStyle w:val="Normal"/>
+        <w:rPr/>
+      </w:pPr>
+      <w:r>
+        <w:rPr>
+          <w:rFonts w:cs="Book Antiqua"/>
+          <w:b w:val="false"/>
+          <w:i w:val="false"/>
+        </w:rPr>
+        <w:t>HPC will retain technical stewardship of the COGCON method and provide specialist advice, product development, train-the-trainer support and proportionate assurance within available capacity. Routine delivery, if subsequently approved, will be undertaken through existing training establishments, instructors and physical-training staff.</w:t>
       </w:r>
     </w:p>
     <w:p>
@@ -972,7 +1523,1113 @@
           <w:color w:val="002516"/>
           <w:sz w:val="28"/>
         </w:rPr>
-        <w:t>4. Proposed programme of work</w:t>
+        <w:t>5. Proposed programme of work</w:t>
+      </w:r>
+    </w:p>
+    <w:p>
+      <w:pPr>
+        <w:pStyle w:val="Heading2"/>
+        <w:rPr/>
+      </w:pPr>
+      <w:r>
+        <w:rPr>
+          <w:rFonts w:cs="Arial" w:ascii="Arial" w:hAnsi="Arial"/>
+          <w:b/>
+          <w:i w:val="false"/>
+          <w:color w:val="000000"/>
+          <w:sz w:val="22"/>
+        </w:rPr>
+        <w:t>Phase 0 — Governance and definition (by end July 2026)</w:t>
+      </w:r>
+    </w:p>
+    <w:p>
+      <w:pPr>
+        <w:pStyle w:val="Normal"/>
+        <w:rPr/>
+      </w:pPr>
+      <w:r>
+        <w:rPr>
+          <w:rFonts w:cs="Book Antiqua"/>
+          <w:b w:val="false"/>
+          <w:i w:val="false"/>
+        </w:rPr>
+        <w:t>Confirm interim sponsorship and capability-integration arrangements, endorse the problem statement, select the terminology option at paragraph 2, and draft the Army-endorsed definitions of Combat Mindset and Performance Under Pressure for staffing.</w:t>
+      </w:r>
+    </w:p>
+    <w:p>
+      <w:pPr>
+        <w:pStyle w:val="Heading2"/>
+        <w:rPr/>
+      </w:pPr>
+      <w:r>
+        <w:rPr>
+          <w:rFonts w:cs="Arial" w:ascii="Arial" w:hAnsi="Arial"/>
+          <w:b/>
+          <w:i w:val="false"/>
+          <w:color w:val="000000"/>
+          <w:sz w:val="22"/>
+        </w:rPr>
+        <w:t>Phase 1 — Capability and product mapping (August 2026)</w:t>
+      </w:r>
+    </w:p>
+    <w:p>
+      <w:pPr>
+        <w:pStyle w:val="Normal"/>
+        <w:rPr/>
+      </w:pPr>
+      <w:r>
+        <w:rPr>
+          <w:rFonts w:cs="Book Antiqua"/>
+          <w:b w:val="false"/>
+          <w:i w:val="false"/>
+        </w:rPr>
+        <w:t>Map existing doctrine, content, products, courses, instructor capability, delivery activity, evidence, ownership and assurance arrangements across ACS, NZALC, HPC, NZDF Psychology, ILD, training establishments and selected force employers. The mapping will distinguish:</w:t>
+      </w:r>
+    </w:p>
+    <w:p>
+      <w:pPr>
+        <w:pStyle w:val="Normal"/>
+        <w:tabs>
+          <w:tab w:val="clear" w:pos="720"/>
+          <w:tab w:val="left" w:pos="425" w:leader="none"/>
+        </w:tabs>
+        <w:spacing w:before="0" w:after="60"/>
+        <w:ind w:hanging="255" w:left="425"/>
+        <w:rPr/>
+      </w:pPr>
+      <w:r>
+        <w:rPr>
+          <w:rFonts w:cs="Arial" w:ascii="Arial" w:hAnsi="Arial"/>
+          <w:b/>
+          <w:color w:val="C62026"/>
+        </w:rPr>
+        <w:t>•</w:t>
+      </w:r>
+      <w:r>
+        <w:rPr>
+          <w:rFonts w:cs="Arial" w:ascii="Arial" w:hAnsi="Arial"/>
+          <w:b/>
+          <w:color w:val="C62026"/>
+        </w:rPr>
+        <w:tab/>
+      </w:r>
+      <w:r>
+        <w:rPr>
+          <w:rFonts w:cs="Book Antiqua"/>
+          <w:b w:val="false"/>
+          <w:i w:val="false"/>
+        </w:rPr>
+        <w:t>doctrinal and policy holdings;</w:t>
+      </w:r>
+    </w:p>
+    <w:p>
+      <w:pPr>
+        <w:pStyle w:val="Normal"/>
+        <w:tabs>
+          <w:tab w:val="clear" w:pos="720"/>
+          <w:tab w:val="left" w:pos="425" w:leader="none"/>
+        </w:tabs>
+        <w:spacing w:before="0" w:after="60"/>
+        <w:ind w:hanging="255" w:left="425"/>
+        <w:rPr/>
+      </w:pPr>
+      <w:r>
+        <w:rPr>
+          <w:rFonts w:cs="Arial" w:ascii="Arial" w:hAnsi="Arial"/>
+          <w:b/>
+          <w:color w:val="C62026"/>
+        </w:rPr>
+        <w:t>•</w:t>
+      </w:r>
+      <w:r>
+        <w:rPr>
+          <w:rFonts w:cs="Arial" w:ascii="Arial" w:hAnsi="Arial"/>
+          <w:b/>
+          <w:color w:val="C62026"/>
+        </w:rPr>
+        <w:tab/>
+      </w:r>
+      <w:r>
+        <w:rPr>
+          <w:rFonts w:cs="Book Antiqua"/>
+          <w:b w:val="false"/>
+          <w:i w:val="false"/>
+        </w:rPr>
+        <w:t>capability outcomes;</w:t>
+      </w:r>
+    </w:p>
+    <w:p>
+      <w:pPr>
+        <w:pStyle w:val="Normal"/>
+        <w:tabs>
+          <w:tab w:val="clear" w:pos="720"/>
+          <w:tab w:val="left" w:pos="425" w:leader="none"/>
+        </w:tabs>
+        <w:spacing w:before="0" w:after="60"/>
+        <w:ind w:hanging="255" w:left="425"/>
+        <w:rPr/>
+      </w:pPr>
+      <w:r>
+        <w:rPr>
+          <w:rFonts w:cs="Arial" w:ascii="Arial" w:hAnsi="Arial"/>
+          <w:b/>
+          <w:color w:val="C62026"/>
+        </w:rPr>
+        <w:t>•</w:t>
+      </w:r>
+      <w:r>
+        <w:rPr>
+          <w:rFonts w:cs="Arial" w:ascii="Arial" w:hAnsi="Arial"/>
+          <w:b/>
+          <w:color w:val="C62026"/>
+        </w:rPr>
+        <w:tab/>
+      </w:r>
+      <w:r>
+        <w:rPr>
+          <w:rFonts w:cs="Book Antiqua"/>
+          <w:b w:val="false"/>
+          <w:i w:val="false"/>
+        </w:rPr>
+        <w:t>training products and methods;</w:t>
+      </w:r>
+    </w:p>
+    <w:p>
+      <w:pPr>
+        <w:pStyle w:val="Normal"/>
+        <w:tabs>
+          <w:tab w:val="clear" w:pos="720"/>
+          <w:tab w:val="left" w:pos="425" w:leader="none"/>
+        </w:tabs>
+        <w:spacing w:before="0" w:after="60"/>
+        <w:ind w:hanging="255" w:left="425"/>
+        <w:rPr/>
+      </w:pPr>
+      <w:r>
+        <w:rPr>
+          <w:rFonts w:cs="Arial" w:ascii="Arial" w:hAnsi="Arial"/>
+          <w:b/>
+          <w:color w:val="C62026"/>
+        </w:rPr>
+        <w:t>•</w:t>
+      </w:r>
+      <w:r>
+        <w:rPr>
+          <w:rFonts w:cs="Arial" w:ascii="Arial" w:hAnsi="Arial"/>
+          <w:b/>
+          <w:color w:val="C62026"/>
+        </w:rPr>
+        <w:tab/>
+      </w:r>
+      <w:r>
+        <w:rPr>
+          <w:rFonts w:cs="Book Antiqua"/>
+          <w:b w:val="false"/>
+          <w:i w:val="false"/>
+        </w:rPr>
+        <w:t>delivery organisations;</w:t>
+      </w:r>
+    </w:p>
+    <w:p>
+      <w:pPr>
+        <w:pStyle w:val="Normal"/>
+        <w:tabs>
+          <w:tab w:val="clear" w:pos="720"/>
+          <w:tab w:val="left" w:pos="425" w:leader="none"/>
+        </w:tabs>
+        <w:spacing w:before="0" w:after="60"/>
+        <w:ind w:hanging="255" w:left="425"/>
+        <w:rPr/>
+      </w:pPr>
+      <w:r>
+        <w:rPr>
+          <w:rFonts w:cs="Arial" w:ascii="Arial" w:hAnsi="Arial"/>
+          <w:b/>
+          <w:color w:val="C62026"/>
+        </w:rPr>
+        <w:t>•</w:t>
+      </w:r>
+      <w:r>
+        <w:rPr>
+          <w:rFonts w:cs="Arial" w:ascii="Arial" w:hAnsi="Arial"/>
+          <w:b/>
+          <w:color w:val="C62026"/>
+        </w:rPr>
+        <w:tab/>
+      </w:r>
+      <w:r>
+        <w:rPr>
+          <w:rFonts w:cs="Book Antiqua"/>
+          <w:b w:val="false"/>
+          <w:i w:val="false"/>
+        </w:rPr>
+        <w:t>technical and professional authorities;</w:t>
+      </w:r>
+    </w:p>
+    <w:p>
+      <w:pPr>
+        <w:pStyle w:val="Normal"/>
+        <w:tabs>
+          <w:tab w:val="clear" w:pos="720"/>
+          <w:tab w:val="left" w:pos="425" w:leader="none"/>
+        </w:tabs>
+        <w:spacing w:before="0" w:after="60"/>
+        <w:ind w:hanging="255" w:left="425"/>
+        <w:rPr/>
+      </w:pPr>
+      <w:r>
+        <w:rPr>
+          <w:rFonts w:cs="Arial" w:ascii="Arial" w:hAnsi="Arial"/>
+          <w:b/>
+          <w:color w:val="C62026"/>
+        </w:rPr>
+        <w:t>•</w:t>
+      </w:r>
+      <w:r>
+        <w:rPr>
+          <w:rFonts w:cs="Arial" w:ascii="Arial" w:hAnsi="Arial"/>
+          <w:b/>
+          <w:color w:val="C62026"/>
+        </w:rPr>
+        <w:tab/>
+      </w:r>
+      <w:r>
+        <w:rPr>
+          <w:rFonts w:cs="Book Antiqua"/>
+          <w:b w:val="false"/>
+          <w:i w:val="false"/>
+        </w:rPr>
+        <w:t>evidence maturity;</w:t>
+      </w:r>
+    </w:p>
+    <w:p>
+      <w:pPr>
+        <w:pStyle w:val="Normal"/>
+        <w:tabs>
+          <w:tab w:val="clear" w:pos="720"/>
+          <w:tab w:val="left" w:pos="425" w:leader="none"/>
+        </w:tabs>
+        <w:spacing w:before="0" w:after="60"/>
+        <w:ind w:hanging="255" w:left="425"/>
+        <w:rPr/>
+      </w:pPr>
+      <w:r>
+        <w:rPr>
+          <w:rFonts w:cs="Arial" w:ascii="Arial" w:hAnsi="Arial"/>
+          <w:b/>
+          <w:color w:val="C62026"/>
+        </w:rPr>
+        <w:t>•</w:t>
+      </w:r>
+      <w:r>
+        <w:rPr>
+          <w:rFonts w:cs="Arial" w:ascii="Arial" w:hAnsi="Arial"/>
+          <w:b/>
+          <w:color w:val="C62026"/>
+        </w:rPr>
+        <w:tab/>
+      </w:r>
+      <w:r>
+        <w:rPr>
+          <w:rFonts w:cs="Book Antiqua"/>
+          <w:b w:val="false"/>
+          <w:i w:val="false"/>
+        </w:rPr>
+        <w:t>scalability and resource requirements; and</w:t>
+      </w:r>
+    </w:p>
+    <w:p>
+      <w:pPr>
+        <w:pStyle w:val="Normal"/>
+        <w:tabs>
+          <w:tab w:val="clear" w:pos="720"/>
+          <w:tab w:val="left" w:pos="425" w:leader="none"/>
+        </w:tabs>
+        <w:spacing w:before="0" w:after="60"/>
+        <w:ind w:hanging="255" w:left="425"/>
+        <w:rPr/>
+      </w:pPr>
+      <w:r>
+        <w:rPr>
+          <w:rFonts w:cs="Arial" w:ascii="Arial" w:hAnsi="Arial"/>
+          <w:b/>
+          <w:color w:val="C62026"/>
+        </w:rPr>
+        <w:t>•</w:t>
+      </w:r>
+      <w:r>
+        <w:rPr>
+          <w:rFonts w:cs="Arial" w:ascii="Arial" w:hAnsi="Arial"/>
+          <w:b/>
+          <w:color w:val="C62026"/>
+        </w:rPr>
+        <w:tab/>
+      </w:r>
+      <w:r>
+        <w:rPr>
+          <w:rFonts w:cs="Book Antiqua"/>
+          <w:b w:val="false"/>
+          <w:i w:val="false"/>
+        </w:rPr>
+        <w:t>gaps, duplication and integration opportunities.</w:t>
+      </w:r>
+    </w:p>
+    <w:p>
+      <w:pPr>
+        <w:pStyle w:val="Normal"/>
+        <w:rPr/>
+      </w:pPr>
+      <w:r>
+        <w:rPr>
+          <w:rFonts w:cs="Book Antiqua"/>
+          <w:b w:val="false"/>
+          <w:i w:val="false"/>
+        </w:rPr>
+        <w:t>COGCON will be assessed as one developmental product within this map, with particular attention to its MVP boundary, evidence base, ownership, workforce requirements and scalability.</w:t>
+      </w:r>
+    </w:p>
+    <w:p>
+      <w:pPr>
+        <w:pStyle w:val="Heading2"/>
+        <w:rPr/>
+      </w:pPr>
+      <w:r>
+        <w:rPr>
+          <w:rFonts w:cs="Arial" w:ascii="Arial" w:hAnsi="Arial"/>
+          <w:b/>
+          <w:i w:val="false"/>
+          <w:color w:val="000000"/>
+          <w:sz w:val="22"/>
+        </w:rPr>
+        <w:t>Phase 2 — Framework and product architecture (September 2026)</w:t>
+      </w:r>
+    </w:p>
+    <w:p>
+      <w:pPr>
+        <w:pStyle w:val="Normal"/>
+        <w:rPr/>
+      </w:pPr>
+      <w:r>
+        <w:rPr>
+          <w:rFonts w:cs="Book Antiqua"/>
+          <w:b w:val="false"/>
+          <w:i w:val="false"/>
+        </w:rPr>
+        <w:t>Draft the Army Combat Mindset Framework, including the endorsed definition and desired operational effect; the integrated capability strands; developmental outcomes from Lead Self through Lead Systems; the relationship between doctrine, framework, products and delivery; common assurance principles; and the criteria by which existing and future products may be recognised as contributing to the framework.</w:t>
+      </w:r>
+    </w:p>
+    <w:p>
+      <w:pPr>
+        <w:pStyle w:val="Normal"/>
+        <w:rPr/>
+      </w:pPr>
+      <w:r>
+        <w:rPr>
+          <w:rFonts w:cs="Book Antiqua"/>
+          <w:b w:val="false"/>
+          <w:i w:val="false"/>
+        </w:rPr>
+        <w:t>Existing products, including the NZALC Performance Under Pressure package and the COGCON MVP, will be mapped beneath the relevant capability strands rather than treated as the framework itself.</w:t>
+      </w:r>
+    </w:p>
+    <w:p>
+      <w:pPr>
+        <w:pStyle w:val="Heading2"/>
+        <w:rPr/>
+      </w:pPr>
+      <w:r>
+        <w:rPr>
+          <w:rFonts w:cs="Arial" w:ascii="Arial" w:hAnsi="Arial"/>
+          <w:b/>
+          <w:i w:val="false"/>
+          <w:color w:val="000000"/>
+          <w:sz w:val="22"/>
+        </w:rPr>
+        <w:t>Phase 3 — Stakeholder forum (September 2026)</w:t>
+      </w:r>
+    </w:p>
+    <w:p>
+      <w:pPr>
+        <w:pStyle w:val="Normal"/>
+        <w:rPr/>
+      </w:pPr>
+      <w:r>
+        <w:rPr>
+          <w:rFonts w:cs="Book Antiqua"/>
+          <w:b w:val="false"/>
+          <w:i w:val="false"/>
+        </w:rPr>
+        <w:t>Convene ACS, NZALC, HPC, NZDF Psychology, ILD, selected training providers and force employers to refine the framework, product architecture, governance model and implementation priorities.</w:t>
+      </w:r>
+    </w:p>
+    <w:p>
+      <w:pPr>
+        <w:pStyle w:val="Heading2"/>
+        <w:rPr/>
+      </w:pPr>
+      <w:r>
+        <w:rPr>
+          <w:rFonts w:cs="Arial" w:ascii="Arial" w:hAnsi="Arial"/>
+          <w:b/>
+          <w:i w:val="false"/>
+          <w:color w:val="000000"/>
+          <w:sz w:val="22"/>
+        </w:rPr>
+        <w:t>Phase 4 — Limited MVP integration trial (October 2026, subject to capacity)</w:t>
+      </w:r>
+    </w:p>
+    <w:p>
+      <w:pPr>
+        <w:pStyle w:val="Normal"/>
+        <w:rPr/>
+      </w:pPr>
+      <w:r>
+        <w:rPr>
+          <w:rFonts w:cs="Book Antiqua"/>
+          <w:b w:val="false"/>
+          <w:i w:val="false"/>
+        </w:rPr>
+        <w:t>Conduct a controlled trial of the draft framework and the COGCON MVP within one existing ACS or NZALC training activity. The trial will:</w:t>
+      </w:r>
+    </w:p>
+    <w:p>
+      <w:pPr>
+        <w:pStyle w:val="Normal"/>
+        <w:tabs>
+          <w:tab w:val="clear" w:pos="720"/>
+          <w:tab w:val="left" w:pos="425" w:leader="none"/>
+        </w:tabs>
+        <w:spacing w:before="0" w:after="60"/>
+        <w:ind w:hanging="255" w:left="425"/>
+        <w:rPr/>
+      </w:pPr>
+      <w:r>
+        <w:rPr>
+          <w:rFonts w:cs="Arial" w:ascii="Arial" w:hAnsi="Arial"/>
+          <w:b/>
+          <w:color w:val="C62026"/>
+        </w:rPr>
+        <w:t>•</w:t>
+      </w:r>
+      <w:r>
+        <w:rPr>
+          <w:rFonts w:cs="Arial" w:ascii="Arial" w:hAnsi="Arial"/>
+          <w:b/>
+          <w:color w:val="C62026"/>
+        </w:rPr>
+        <w:tab/>
+      </w:r>
+      <w:r>
+        <w:rPr>
+          <w:rFonts w:cs="Book Antiqua"/>
+          <w:b w:val="false"/>
+          <w:i w:val="false"/>
+        </w:rPr>
+        <w:t>use existing delivery staff and training infrastructure;</w:t>
+      </w:r>
+    </w:p>
+    <w:p>
+      <w:pPr>
+        <w:pStyle w:val="Normal"/>
+        <w:tabs>
+          <w:tab w:val="clear" w:pos="720"/>
+          <w:tab w:val="left" w:pos="425" w:leader="none"/>
+        </w:tabs>
+        <w:spacing w:before="0" w:after="60"/>
+        <w:ind w:hanging="255" w:left="425"/>
+        <w:rPr/>
+      </w:pPr>
+      <w:r>
+        <w:rPr>
+          <w:rFonts w:cs="Arial" w:ascii="Arial" w:hAnsi="Arial"/>
+          <w:b/>
+          <w:color w:val="C62026"/>
+        </w:rPr>
+        <w:t>•</w:t>
+      </w:r>
+      <w:r>
+        <w:rPr>
+          <w:rFonts w:cs="Arial" w:ascii="Arial" w:hAnsi="Arial"/>
+          <w:b/>
+          <w:color w:val="C62026"/>
+        </w:rPr>
+        <w:tab/>
+      </w:r>
+      <w:r>
+        <w:rPr>
+          <w:rFonts w:cs="Book Antiqua"/>
+          <w:b w:val="false"/>
+          <w:i w:val="false"/>
+        </w:rPr>
+        <w:t>incorporate one bounded COGCON adaptive dual-task activity;</w:t>
+      </w:r>
+    </w:p>
+    <w:p>
+      <w:pPr>
+        <w:pStyle w:val="Normal"/>
+        <w:tabs>
+          <w:tab w:val="clear" w:pos="720"/>
+          <w:tab w:val="left" w:pos="425" w:leader="none"/>
+        </w:tabs>
+        <w:spacing w:before="0" w:after="60"/>
+        <w:ind w:hanging="255" w:left="425"/>
+        <w:rPr/>
+      </w:pPr>
+      <w:r>
+        <w:rPr>
+          <w:rFonts w:cs="Arial" w:ascii="Arial" w:hAnsi="Arial"/>
+          <w:b/>
+          <w:color w:val="C62026"/>
+        </w:rPr>
+        <w:t>•</w:t>
+      </w:r>
+      <w:r>
+        <w:rPr>
+          <w:rFonts w:cs="Arial" w:ascii="Arial" w:hAnsi="Arial"/>
+          <w:b/>
+          <w:color w:val="C62026"/>
+        </w:rPr>
+        <w:tab/>
+      </w:r>
+      <w:r>
+        <w:rPr>
+          <w:rFonts w:cs="Book Antiqua"/>
+          <w:b w:val="false"/>
+          <w:i w:val="false"/>
+        </w:rPr>
+        <w:t>test whether the product nests coherently beneath the draft framework;</w:t>
+      </w:r>
+    </w:p>
+    <w:p>
+      <w:pPr>
+        <w:pStyle w:val="Normal"/>
+        <w:tabs>
+          <w:tab w:val="clear" w:pos="720"/>
+          <w:tab w:val="left" w:pos="425" w:leader="none"/>
+        </w:tabs>
+        <w:spacing w:before="0" w:after="60"/>
+        <w:ind w:hanging="255" w:left="425"/>
+        <w:rPr/>
+      </w:pPr>
+      <w:r>
+        <w:rPr>
+          <w:rFonts w:cs="Arial" w:ascii="Arial" w:hAnsi="Arial"/>
+          <w:b/>
+          <w:color w:val="C62026"/>
+        </w:rPr>
+        <w:t>•</w:t>
+      </w:r>
+      <w:r>
+        <w:rPr>
+          <w:rFonts w:cs="Arial" w:ascii="Arial" w:hAnsi="Arial"/>
+          <w:b/>
+          <w:color w:val="C62026"/>
+        </w:rPr>
+        <w:tab/>
+      </w:r>
+      <w:r>
+        <w:rPr>
+          <w:rFonts w:cs="Book Antiqua"/>
+          <w:b w:val="false"/>
+          <w:i w:val="false"/>
+        </w:rPr>
+        <w:t>assess instructor burden, delivery consistency and participant usability;</w:t>
+      </w:r>
+    </w:p>
+    <w:p>
+      <w:pPr>
+        <w:pStyle w:val="Normal"/>
+        <w:tabs>
+          <w:tab w:val="clear" w:pos="720"/>
+          <w:tab w:val="left" w:pos="425" w:leader="none"/>
+        </w:tabs>
+        <w:spacing w:before="0" w:after="60"/>
+        <w:ind w:hanging="255" w:left="425"/>
+        <w:rPr/>
+      </w:pPr>
+      <w:r>
+        <w:rPr>
+          <w:rFonts w:cs="Arial" w:ascii="Arial" w:hAnsi="Arial"/>
+          <w:b/>
+          <w:color w:val="C62026"/>
+        </w:rPr>
+        <w:t>•</w:t>
+      </w:r>
+      <w:r>
+        <w:rPr>
+          <w:rFonts w:cs="Arial" w:ascii="Arial" w:hAnsi="Arial"/>
+          <w:b/>
+          <w:color w:val="C62026"/>
+        </w:rPr>
+        <w:tab/>
+      </w:r>
+      <w:r>
+        <w:rPr>
+          <w:rFonts w:cs="Book Antiqua"/>
+          <w:b w:val="false"/>
+          <w:i w:val="false"/>
+        </w:rPr>
+        <w:t>collect proportionate training and implementation evidence;</w:t>
+      </w:r>
+    </w:p>
+    <w:p>
+      <w:pPr>
+        <w:pStyle w:val="Normal"/>
+        <w:tabs>
+          <w:tab w:val="clear" w:pos="720"/>
+          <w:tab w:val="left" w:pos="425" w:leader="none"/>
+        </w:tabs>
+        <w:spacing w:before="0" w:after="60"/>
+        <w:ind w:hanging="255" w:left="425"/>
+        <w:rPr/>
+      </w:pPr>
+      <w:r>
+        <w:rPr>
+          <w:rFonts w:cs="Arial" w:ascii="Arial" w:hAnsi="Arial"/>
+          <w:b/>
+          <w:color w:val="C62026"/>
+        </w:rPr>
+        <w:t>•</w:t>
+      </w:r>
+      <w:r>
+        <w:rPr>
+          <w:rFonts w:cs="Arial" w:ascii="Arial" w:hAnsi="Arial"/>
+          <w:b/>
+          <w:color w:val="C62026"/>
+        </w:rPr>
+        <w:tab/>
+      </w:r>
+      <w:r>
+        <w:rPr>
+          <w:rFonts w:cs="Book Antiqua"/>
+          <w:b w:val="false"/>
+          <w:i w:val="false"/>
+        </w:rPr>
+        <w:t>avoid readiness certification or high-stakes personnel assessment; and</w:t>
+      </w:r>
+    </w:p>
+    <w:p>
+      <w:pPr>
+        <w:pStyle w:val="Normal"/>
+        <w:tabs>
+          <w:tab w:val="clear" w:pos="720"/>
+          <w:tab w:val="left" w:pos="425" w:leader="none"/>
+        </w:tabs>
+        <w:spacing w:before="0" w:after="60"/>
+        <w:ind w:hanging="255" w:left="425"/>
+        <w:rPr/>
+      </w:pPr>
+      <w:r>
+        <w:rPr>
+          <w:rFonts w:cs="Arial" w:ascii="Arial" w:hAnsi="Arial"/>
+          <w:b/>
+          <w:color w:val="C62026"/>
+        </w:rPr>
+        <w:t>•</w:t>
+      </w:r>
+      <w:r>
+        <w:rPr>
+          <w:rFonts w:cs="Arial" w:ascii="Arial" w:hAnsi="Arial"/>
+          <w:b/>
+          <w:color w:val="C62026"/>
+        </w:rPr>
+        <w:tab/>
+      </w:r>
+      <w:r>
+        <w:rPr>
+          <w:rFonts w:cs="Book Antiqua"/>
+          <w:b w:val="false"/>
+          <w:i w:val="false"/>
+        </w:rPr>
+        <w:t>identify the workforce, technology, assurance and funding requirements for any wider implementation.</w:t>
+      </w:r>
+    </w:p>
+    <w:p>
+      <w:pPr>
+        <w:pStyle w:val="Normal"/>
+        <w:rPr/>
+      </w:pPr>
+      <w:r>
+        <w:rPr>
+          <w:rFonts w:cs="Book Antiqua"/>
+          <w:b w:val="false"/>
+          <w:i w:val="false"/>
+        </w:rPr>
+        <w:t>HPC will provide the protocol, specialist advice and limited evaluation support. NZALC or the relevant training provider will lead delivery and structured review. The trial will not create an enduring obligation for HPC to provide routine delivery.</w:t>
+      </w:r>
+    </w:p>
+    <w:p>
+      <w:pPr>
+        <w:pStyle w:val="Heading2"/>
+        <w:rPr/>
+      </w:pPr>
+      <w:r>
+        <w:rPr>
+          <w:rFonts w:cs="Arial" w:ascii="Arial" w:hAnsi="Arial"/>
+          <w:b/>
+          <w:i w:val="false"/>
+          <w:color w:val="000000"/>
+          <w:sz w:val="22"/>
+        </w:rPr>
+        <w:t>Phase 5 — Report back (November 2026)</w:t>
+      </w:r>
+    </w:p>
+    <w:p>
+      <w:pPr>
+        <w:pStyle w:val="Normal"/>
+        <w:rPr/>
+      </w:pPr>
+      <w:r>
+        <w:rPr>
+          <w:rFonts w:cs="Book Antiqua"/>
+          <w:b w:val="false"/>
+          <w:i w:val="false"/>
+        </w:rPr>
+        <w:t>Present Framework v1.0, the validated capability and product map, the results of any limited MVP integration trial, the proposed governance and assurance model, and a prioritised implementation plan. The report will identify whether COGCON should remain a developmental product; undergo further controlled evaluation; be integrated selectively into existing training; be prepared for broader scaling; or cease or change direction.</w:t>
+      </w:r>
+    </w:p>
+    <w:p>
+      <w:pPr>
+        <w:pStyle w:val="Normal"/>
+        <w:pBdr>
+          <w:bottom w:val="single" w:sz="6" w:space="1" w:color="A89662"/>
+        </w:pBdr>
+        <w:spacing w:before="200" w:after="200"/>
+        <w:rPr/>
+      </w:pPr>
+      <w:r>
+        <w:rPr/>
+      </w:r>
+    </w:p>
+    <w:p>
+      <w:pPr>
+        <w:pStyle w:val="Heading1"/>
+        <w:pBdr>
+          <w:left w:val="single" w:sz="24" w:space="8" w:color="C62026"/>
+        </w:pBdr>
+        <w:rPr/>
+      </w:pPr>
+      <w:r>
+        <w:rPr>
+          <w:rFonts w:cs="Arial" w:ascii="Arial" w:hAnsi="Arial"/>
+          <w:b/>
+          <w:i w:val="false"/>
+          <w:color w:val="002516"/>
+          <w:sz w:val="28"/>
+        </w:rPr>
+        <w:t>6. Governance</w:t>
+      </w:r>
+    </w:p>
+    <w:p>
+      <w:pPr>
+        <w:pStyle w:val="Normal"/>
+        <w:rPr/>
+      </w:pPr>
+      <w:r>
+        <w:rPr>
+          <w:rFonts w:cs="Book Antiqua"/>
+          <w:b w:val="false"/>
+          <w:i w:val="false"/>
+        </w:rPr>
+        <w:t>The following arrangements are proposed for confirmation at Phase 0. Technical and professional authority is distributed by domain; no single organisation owns the evidence base for the entire capability.</w:t>
+      </w:r>
+    </w:p>
+    <w:p>
+      <w:pPr>
+        <w:pStyle w:val="Normal"/>
+        <w:tabs>
+          <w:tab w:val="clear" w:pos="720"/>
+          <w:tab w:val="left" w:pos="425" w:leader="none"/>
+        </w:tabs>
+        <w:spacing w:before="0" w:after="60"/>
+        <w:ind w:hanging="255" w:left="425"/>
+        <w:rPr/>
+      </w:pPr>
+      <w:r>
+        <w:rPr>
+          <w:rFonts w:cs="Arial" w:ascii="Arial" w:hAnsi="Arial"/>
+          <w:b/>
+          <w:color w:val="C62026"/>
+        </w:rPr>
+        <w:t>•</w:t>
+      </w:r>
+      <w:r>
+        <w:rPr>
+          <w:rFonts w:cs="Arial" w:ascii="Arial" w:hAnsi="Arial"/>
+          <w:b/>
+          <w:color w:val="C62026"/>
+        </w:rPr>
+        <w:tab/>
+      </w:r>
+      <w:r>
+        <w:rPr>
+          <w:rFonts w:cs="Book Antiqua"/>
+          <w:b w:val="false"/>
+          <w:i w:val="false"/>
+        </w:rPr>
+        <w:t>Army Sponsor — strategic owner of the Combat Mindset capability at Army level.</w:t>
+      </w:r>
+    </w:p>
+    <w:p>
+      <w:pPr>
+        <w:pStyle w:val="Normal"/>
+        <w:tabs>
+          <w:tab w:val="clear" w:pos="720"/>
+          <w:tab w:val="left" w:pos="425" w:leader="none"/>
+        </w:tabs>
+        <w:spacing w:before="0" w:after="60"/>
+        <w:ind w:hanging="255" w:left="425"/>
+        <w:rPr/>
+      </w:pPr>
+      <w:r>
+        <w:rPr>
+          <w:rFonts w:cs="Arial" w:ascii="Arial" w:hAnsi="Arial"/>
+          <w:b/>
+          <w:color w:val="C62026"/>
+        </w:rPr>
+        <w:t>•</w:t>
+      </w:r>
+      <w:r>
+        <w:rPr>
+          <w:rFonts w:cs="Arial" w:ascii="Arial" w:hAnsi="Arial"/>
+          <w:b/>
+          <w:color w:val="C62026"/>
+        </w:rPr>
+        <w:tab/>
+      </w:r>
+      <w:r>
+        <w:rPr>
+          <w:rFonts w:cs="Book Antiqua"/>
+          <w:b w:val="false"/>
+          <w:i w:val="false"/>
+        </w:rPr>
+        <w:t>Interim capability integrator — COMDT ACS, coordinating framework development, stakeholder engagement and recommendations to the Army Sponsor.</w:t>
+      </w:r>
+    </w:p>
+    <w:p>
+      <w:pPr>
+        <w:pStyle w:val="Normal"/>
+        <w:tabs>
+          <w:tab w:val="clear" w:pos="720"/>
+          <w:tab w:val="left" w:pos="425" w:leader="none"/>
+        </w:tabs>
+        <w:spacing w:before="0" w:after="60"/>
+        <w:ind w:hanging="255" w:left="425"/>
+        <w:rPr/>
+      </w:pPr>
+      <w:r>
+        <w:rPr>
+          <w:rFonts w:cs="Arial" w:ascii="Arial" w:hAnsi="Arial"/>
+          <w:b/>
+          <w:color w:val="C62026"/>
+        </w:rPr>
+        <w:t>•</w:t>
+      </w:r>
+      <w:r>
+        <w:rPr>
+          <w:rFonts w:cs="Arial" w:ascii="Arial" w:hAnsi="Arial"/>
+          <w:b/>
+          <w:color w:val="C62026"/>
+        </w:rPr>
+        <w:tab/>
+      </w:r>
+      <w:r>
+        <w:rPr>
+          <w:rFonts w:cs="Book Antiqua"/>
+          <w:b w:val="false"/>
+          <w:i w:val="false"/>
+        </w:rPr>
+        <w:t>Capability development and delivery coordinator — ACS, leveraging NZALC and wider ACS expertise, intellectual property and programmes.</w:t>
+      </w:r>
+    </w:p>
+    <w:p>
+      <w:pPr>
+        <w:pStyle w:val="Normal"/>
+        <w:tabs>
+          <w:tab w:val="clear" w:pos="720"/>
+          <w:tab w:val="left" w:pos="425" w:leader="none"/>
+        </w:tabs>
+        <w:spacing w:before="0" w:after="60"/>
+        <w:ind w:hanging="255" w:left="425"/>
+        <w:rPr/>
+      </w:pPr>
+      <w:r>
+        <w:rPr>
+          <w:rFonts w:cs="Arial" w:ascii="Arial" w:hAnsi="Arial"/>
+          <w:b/>
+          <w:color w:val="C62026"/>
+        </w:rPr>
+        <w:t>•</w:t>
+      </w:r>
+      <w:r>
+        <w:rPr>
+          <w:rFonts w:cs="Arial" w:ascii="Arial" w:hAnsi="Arial"/>
+          <w:b/>
+          <w:color w:val="C62026"/>
+        </w:rPr>
+        <w:tab/>
+      </w:r>
+      <w:r>
+        <w:rPr>
+          <w:rFonts w:cs="Book Antiqua"/>
+          <w:b w:val="false"/>
+          <w:i w:val="false"/>
+        </w:rPr>
+        <w:t>COGCON product steward and performance-cognition adviser — Human Performance Cell, responsible for the integrity and further development of the COGCON method and for specialist advice on cognitive conditioning and proportionate measurement, within available capacity.</w:t>
+      </w:r>
+    </w:p>
+    <w:p>
+      <w:pPr>
+        <w:pStyle w:val="Normal"/>
+        <w:tabs>
+          <w:tab w:val="clear" w:pos="720"/>
+          <w:tab w:val="left" w:pos="425" w:leader="none"/>
+        </w:tabs>
+        <w:spacing w:before="0" w:after="60"/>
+        <w:ind w:hanging="255" w:left="425"/>
+        <w:rPr/>
+      </w:pPr>
+      <w:r>
+        <w:rPr>
+          <w:rFonts w:cs="Arial" w:ascii="Arial" w:hAnsi="Arial"/>
+          <w:b/>
+          <w:color w:val="C62026"/>
+        </w:rPr>
+        <w:t>•</w:t>
+      </w:r>
+      <w:r>
+        <w:rPr>
+          <w:rFonts w:cs="Arial" w:ascii="Arial" w:hAnsi="Arial"/>
+          <w:b/>
+          <w:color w:val="C62026"/>
+        </w:rPr>
+        <w:tab/>
+      </w:r>
+      <w:r>
+        <w:rPr>
+          <w:rFonts w:cs="Book Antiqua"/>
+          <w:b w:val="false"/>
+          <w:i w:val="false"/>
+        </w:rPr>
+        <w:t>Domain advisers and authorities — NZDF Psychology, ILD, physical-performance specialists, doctrine staff and other relevant organisations, providing technical or professional advice within their respective domains.</w:t>
+      </w:r>
+    </w:p>
+    <w:p>
+      <w:pPr>
+        <w:pStyle w:val="Normal"/>
+        <w:tabs>
+          <w:tab w:val="clear" w:pos="720"/>
+          <w:tab w:val="left" w:pos="425" w:leader="none"/>
+        </w:tabs>
+        <w:spacing w:before="0" w:after="60"/>
+        <w:ind w:hanging="255" w:left="425"/>
+        <w:rPr/>
+      </w:pPr>
+      <w:r>
+        <w:rPr>
+          <w:rFonts w:cs="Arial" w:ascii="Arial" w:hAnsi="Arial"/>
+          <w:b/>
+          <w:color w:val="C62026"/>
+        </w:rPr>
+        <w:t>•</w:t>
+      </w:r>
+      <w:r>
+        <w:rPr>
+          <w:rFonts w:cs="Arial" w:ascii="Arial" w:hAnsi="Arial"/>
+          <w:b/>
+          <w:color w:val="C62026"/>
+        </w:rPr>
+        <w:tab/>
+      </w:r>
+      <w:r>
+        <w:rPr>
+          <w:rFonts w:cs="Book Antiqua"/>
+          <w:b w:val="false"/>
+          <w:i w:val="false"/>
+        </w:rPr>
+        <w:t>Delivery agencies — training establishments, units and existing instructor workforces approved to deliver recognised products.</w:t>
+      </w:r>
+    </w:p>
+    <w:p>
+      <w:pPr>
+        <w:pStyle w:val="Normal"/>
+        <w:tabs>
+          <w:tab w:val="clear" w:pos="720"/>
+          <w:tab w:val="left" w:pos="425" w:leader="none"/>
+        </w:tabs>
+        <w:spacing w:before="0" w:after="60"/>
+        <w:ind w:hanging="255" w:left="425"/>
+        <w:rPr/>
+      </w:pPr>
+      <w:r>
+        <w:rPr>
+          <w:rFonts w:cs="Arial" w:ascii="Arial" w:hAnsi="Arial"/>
+          <w:b/>
+          <w:color w:val="C62026"/>
+        </w:rPr>
+        <w:t>•</w:t>
+      </w:r>
+      <w:r>
+        <w:rPr>
+          <w:rFonts w:cs="Arial" w:ascii="Arial" w:hAnsi="Arial"/>
+          <w:b/>
+          <w:color w:val="C62026"/>
+        </w:rPr>
+        <w:tab/>
+      </w:r>
+      <w:r>
+        <w:rPr>
+          <w:rFonts w:cs="Book Antiqua"/>
+          <w:b w:val="false"/>
+          <w:i w:val="false"/>
+        </w:rPr>
+        <w:t>Assurance — a layered assurance model covering doctrine, evidence, professional content, learning design, delivery quality and operational relevance, with sufficient independence from individual product owners and delivery organisations.</w:t>
+      </w:r>
+    </w:p>
+    <w:p>
+      <w:pPr>
+        <w:pStyle w:val="Normal"/>
+        <w:pBdr>
+          <w:bottom w:val="single" w:sz="6" w:space="1" w:color="A89662"/>
+        </w:pBdr>
+        <w:spacing w:before="200" w:after="200"/>
+        <w:rPr/>
+      </w:pPr>
+      <w:r>
+        <w:rPr/>
+      </w:r>
+    </w:p>
+    <w:p>
+      <w:pPr>
+        <w:pStyle w:val="Heading1"/>
+        <w:pBdr>
+          <w:left w:val="single" w:sz="24" w:space="8" w:color="C62026"/>
+        </w:pBdr>
+        <w:rPr/>
+      </w:pPr>
+      <w:r>
+        <w:rPr>
+          <w:rFonts w:cs="Arial" w:ascii="Arial" w:hAnsi="Arial"/>
+          <w:b/>
+          <w:i w:val="false"/>
+          <w:color w:val="002516"/>
+          <w:sz w:val="28"/>
+        </w:rPr>
+        <w:t>7. Recommendations</w:t>
+      </w:r>
+    </w:p>
+    <w:p>
+      <w:pPr>
+        <w:pStyle w:val="Normal"/>
+        <w:rPr/>
+      </w:pPr>
+      <w:r>
+        <w:rPr>
+          <w:rFonts w:cs="Book Antiqua"/>
+          <w:b w:val="false"/>
+          <w:i w:val="false"/>
+        </w:rPr>
+        <w:t>It is recommended that COMDT ACS:</w:t>
       </w:r>
     </w:p>
     <w:p>
@@ -1001,23 +2658,15 @@
           <w:b/>
           <w:i w:val="false"/>
         </w:rPr>
-        <w:t>Phase 0 — Governance and definition (by end July 2026).</w:t>
-      </w:r>
-    </w:p>
-    <w:p>
-      <w:pPr>
-        <w:pStyle w:val="Normal"/>
-        <w:spacing w:before="0" w:after="120"/>
-        <w:ind w:left="425"/>
-        <w:rPr/>
-      </w:pPr>
-      <w:r>
-        <w:rPr>
-          <w:rFonts w:cs="Book Antiqua"/>
-          <w:b w:val="false"/>
-          <w:i w:val="false"/>
-        </w:rPr>
-        <w:t>Confirm sponsorship and sub-sponsorship arrangements, endorse the problem statement, and select the terminology option at paragraph 2. Draft the Army-endorsed definition of Combat Mindset for staffing.</w:t>
+        <w:t>Endorse the problem statement</w:t>
+      </w:r>
+      <w:r>
+        <w:rPr>
+          <w:rFonts w:cs="Book Antiqua"/>
+          <w:b w:val="false"/>
+          <w:i w:val="false"/>
+        </w:rPr>
+        <w:t xml:space="preserve"> at paragraph 1.</w:t>
       </w:r>
     </w:p>
     <w:p>
@@ -1046,23 +2695,15 @@
           <w:b/>
           <w:i w:val="false"/>
         </w:rPr>
-        <w:t>Phase 1 — Joint mapping and gap analysis (August 2026).</w:t>
-      </w:r>
-    </w:p>
-    <w:p>
-      <w:pPr>
-        <w:pStyle w:val="Normal"/>
-        <w:spacing w:before="0" w:after="120"/>
-        <w:ind w:left="425"/>
-        <w:rPr/>
-      </w:pPr>
-      <w:r>
-        <w:rPr>
-          <w:rFonts w:cs="Book Antiqua"/>
-          <w:b w:val="false"/>
-          <w:i w:val="false"/>
-        </w:rPr>
-        <w:t>Map existing content, courses, instructor capability, delivery activity and assurance mechanisms across ACS, NZALC, HPC, NZDF Psychology and ILD. Scope is Army, with NZDF-level interfaces identified rather than absorbed. Identify gaps, duplication and integration opportunities.</w:t>
+        <w:t>Endorse Combat Mindset as the Army operational frame</w:t>
+      </w:r>
+      <w:r>
+        <w:rPr>
+          <w:rFonts w:cs="Book Antiqua"/>
+          <w:b w:val="false"/>
+          <w:i w:val="false"/>
+        </w:rPr>
+        <w:t xml:space="preserve"> and Performance Under Pressure as the underlying individual and collective capability.</w:t>
       </w:r>
     </w:p>
     <w:p>
@@ -1091,23 +2732,15 @@
           <w:b/>
           <w:i w:val="false"/>
         </w:rPr>
-        <w:t>Phase 2 — Framework development (September 2026).</w:t>
-      </w:r>
-    </w:p>
-    <w:p>
-      <w:pPr>
-        <w:pStyle w:val="Normal"/>
-        <w:spacing w:before="0" w:after="120"/>
-        <w:ind w:left="425"/>
-        <w:rPr/>
-      </w:pPr>
-      <w:r>
-        <w:rPr>
-          <w:rFonts w:cs="Book Antiqua"/>
-          <w:b w:val="false"/>
-          <w:i w:val="false"/>
-        </w:rPr>
-        <w:t>Draft the Army Combat Mindset Framework: definition, desired operational effect, integrated strands (leadership, mental skills, performance cognition, resilience and recovery, values and professional identity, physical performance), and the developmental pathway aligned Lead Self through Lead Systems.</w:t>
+        <w:t>Note that existing programmes and products will be mapped beneath the framework</w:t>
+      </w:r>
+      <w:r>
+        <w:rPr>
+          <w:rFonts w:cs="Book Antiqua"/>
+          <w:b w:val="false"/>
+          <w:i w:val="false"/>
+        </w:rPr>
+        <w:t xml:space="preserve"> and will not constitute the framework in isolation.</w:t>
       </w:r>
     </w:p>
     <w:p>
@@ -1136,23 +2769,15 @@
           <w:b/>
           <w:i w:val="false"/>
         </w:rPr>
-        <w:t>Phase 3 — Stakeholder forum (September 2026).</w:t>
-      </w:r>
-    </w:p>
-    <w:p>
-      <w:pPr>
-        <w:pStyle w:val="Normal"/>
-        <w:spacing w:before="0" w:after="120"/>
-        <w:ind w:left="425"/>
-        <w:rPr/>
-      </w:pPr>
-      <w:r>
-        <w:rPr>
-          <w:rFonts w:cs="Book Antiqua"/>
-          <w:b w:val="false"/>
-          <w:i w:val="false"/>
-        </w:rPr>
-        <w:t>Convene ACS, HPC, NZDF Psychology, ILD and selected force employers to refine the framework and implementation approach.</w:t>
+        <w:t>Endorse COGCON's interim status as a developmental MVP</w:t>
+      </w:r>
+      <w:r>
+        <w:rPr>
+          <w:rFonts w:cs="Book Antiqua"/>
+          <w:b w:val="false"/>
+          <w:i w:val="false"/>
+        </w:rPr>
+        <w:t xml:space="preserve"> within the performance-cognition strand.</w:t>
       </w:r>
     </w:p>
     <w:p>
@@ -1181,23 +2806,15 @@
           <w:b/>
           <w:i w:val="false"/>
         </w:rPr>
-        <w:t>Phase 4 — Pilot (October 2026).</w:t>
-      </w:r>
-    </w:p>
-    <w:p>
-      <w:pPr>
-        <w:pStyle w:val="Normal"/>
-        <w:spacing w:before="0" w:after="120"/>
-        <w:ind w:left="425"/>
-        <w:rPr/>
-      </w:pPr>
-      <w:r>
-        <w:rPr>
-          <w:rFonts w:cs="Book Antiqua"/>
-          <w:b w:val="false"/>
-          <w:i w:val="false"/>
-        </w:rPr>
-        <w:t>Apply the framework to selected existing NZALC or ACS activity before any new content is designed, to prove the framework in delivery and generate evidence for refinement.</w:t>
+        <w:t>Confirm COMDT ACS as the interim capability integrator</w:t>
+      </w:r>
+      <w:r>
+        <w:rPr>
+          <w:rFonts w:cs="Book Antiqua"/>
+          <w:b w:val="false"/>
+          <w:i w:val="false"/>
+        </w:rPr>
+        <w:t xml:space="preserve"> pending confirmation of the Army Sponsor.</w:t>
       </w:r>
     </w:p>
     <w:p>
@@ -1226,345 +2843,15 @@
           <w:b/>
           <w:i w:val="false"/>
         </w:rPr>
-        <w:t>Phase 5 — Report back (November 2026).</w:t>
-      </w:r>
-    </w:p>
-    <w:p>
-      <w:pPr>
-        <w:pStyle w:val="Normal"/>
-        <w:spacing w:before="0" w:after="120"/>
-        <w:ind w:left="425"/>
-        <w:rPr/>
-      </w:pPr>
-      <w:r>
-        <w:rPr>
-          <w:rFonts w:cs="Book Antiqua"/>
-          <w:b w:val="false"/>
-          <w:i w:val="false"/>
-        </w:rPr>
-        <w:t>Present Framework v1.0, the validated capability map, and an implementation and assurance plan for endorsement.</w:t>
-      </w:r>
-    </w:p>
-    <w:p>
-      <w:pPr>
-        <w:pStyle w:val="Normal"/>
-        <w:rPr/>
-      </w:pPr>
-      <w:r>
-        <w:rPr>
-          <w:rFonts w:cs="Book Antiqua"/>
-          <w:b w:val="false"/>
-          <w:i w:val="false"/>
-        </w:rPr>
-        <w:t>This sequence creates coherence across existing initiatives while avoiding duplication of effort and investment, consistent with the COMDT ACS guidance.</w:t>
-      </w:r>
-    </w:p>
-    <w:p>
-      <w:pPr>
-        <w:pStyle w:val="Normal"/>
-        <w:pBdr>
-          <w:bottom w:val="single" w:sz="6" w:space="1" w:color="A89662"/>
-        </w:pBdr>
-        <w:spacing w:before="200" w:after="200"/>
-        <w:rPr/>
-      </w:pPr>
-      <w:r>
-        <w:rPr/>
-      </w:r>
-    </w:p>
-    <w:p>
-      <w:pPr>
-        <w:pStyle w:val="Heading1"/>
-        <w:pBdr>
-          <w:left w:val="single" w:sz="24" w:space="8" w:color="C62026"/>
-        </w:pBdr>
-        <w:rPr/>
-      </w:pPr>
-      <w:r>
-        <w:rPr>
-          <w:rFonts w:cs="Arial" w:ascii="Arial" w:hAnsi="Arial"/>
-          <w:b/>
-          <w:i w:val="false"/>
-          <w:color w:val="002516"/>
-          <w:sz w:val="28"/>
-        </w:rPr>
-        <w:t>5. Governance</w:t>
-      </w:r>
-    </w:p>
-    <w:p>
-      <w:pPr>
-        <w:pStyle w:val="Normal"/>
-        <w:rPr/>
-      </w:pPr>
-      <w:r>
-        <w:rPr>
-          <w:rFonts w:cs="Book Antiqua"/>
-          <w:b w:val="false"/>
-          <w:i w:val="false"/>
-        </w:rPr>
-        <w:t>The following arrangements are proposed for confirmation at Phase 0:</w:t>
-      </w:r>
-    </w:p>
-    <w:p>
-      <w:pPr>
-        <w:pStyle w:val="Normal"/>
-        <w:tabs>
-          <w:tab w:val="clear" w:pos="720"/>
-          <w:tab w:val="left" w:pos="425" w:leader="none"/>
-        </w:tabs>
-        <w:spacing w:before="0" w:after="60"/>
-        <w:ind w:hanging="255" w:left="425"/>
-        <w:rPr/>
-      </w:pPr>
-      <w:r>
-        <w:rPr>
-          <w:rFonts w:cs="Arial" w:ascii="Arial" w:hAnsi="Arial"/>
-          <w:b/>
-          <w:color w:val="C62026"/>
-        </w:rPr>
-        <w:t>•</w:t>
-      </w:r>
-      <w:r>
-        <w:rPr>
-          <w:rFonts w:cs="Arial" w:ascii="Arial" w:hAnsi="Arial"/>
-          <w:b/>
-          <w:color w:val="C62026"/>
-        </w:rPr>
-        <w:tab/>
-      </w:r>
-      <w:r>
-        <w:rPr>
-          <w:rFonts w:cs="Book Antiqua"/>
-          <w:b w:val="false"/>
-          <w:i w:val="false"/>
-        </w:rPr>
-        <w:t>Army Sponsor — strategic owner of the Combat Mindset capability at Army level (to be confirmed through COMDT ACS).</w:t>
-      </w:r>
-    </w:p>
-    <w:p>
-      <w:pPr>
-        <w:pStyle w:val="Normal"/>
-        <w:tabs>
-          <w:tab w:val="clear" w:pos="720"/>
-          <w:tab w:val="left" w:pos="425" w:leader="none"/>
-        </w:tabs>
-        <w:spacing w:before="0" w:after="60"/>
-        <w:ind w:hanging="255" w:left="425"/>
-        <w:rPr/>
-      </w:pPr>
-      <w:r>
-        <w:rPr>
-          <w:rFonts w:cs="Arial" w:ascii="Arial" w:hAnsi="Arial"/>
-          <w:b/>
-          <w:color w:val="C62026"/>
-        </w:rPr>
-        <w:t>•</w:t>
-      </w:r>
-      <w:r>
-        <w:rPr>
-          <w:rFonts w:cs="Arial" w:ascii="Arial" w:hAnsi="Arial"/>
-          <w:b/>
-          <w:color w:val="C62026"/>
-        </w:rPr>
-        <w:tab/>
-      </w:r>
-      <w:r>
-        <w:rPr>
-          <w:rFonts w:cs="Book Antiqua"/>
-          <w:b w:val="false"/>
-          <w:i w:val="false"/>
-        </w:rPr>
-        <w:t>Sub-sponsor — COMDT ACS, driving and championing the capability on the sponsor's behalf.</w:t>
-      </w:r>
-    </w:p>
-    <w:p>
-      <w:pPr>
-        <w:pStyle w:val="Normal"/>
-        <w:tabs>
-          <w:tab w:val="clear" w:pos="720"/>
-          <w:tab w:val="left" w:pos="425" w:leader="none"/>
-        </w:tabs>
-        <w:spacing w:before="0" w:after="60"/>
-        <w:ind w:hanging="255" w:left="425"/>
-        <w:rPr/>
-      </w:pPr>
-      <w:r>
-        <w:rPr>
-          <w:rFonts w:cs="Arial" w:ascii="Arial" w:hAnsi="Arial"/>
-          <w:b/>
-          <w:color w:val="C62026"/>
-        </w:rPr>
-        <w:t>•</w:t>
-      </w:r>
-      <w:r>
-        <w:rPr>
-          <w:rFonts w:cs="Arial" w:ascii="Arial" w:hAnsi="Arial"/>
-          <w:b/>
-          <w:color w:val="C62026"/>
-        </w:rPr>
-        <w:tab/>
-      </w:r>
-      <w:r>
-        <w:rPr>
-          <w:rFonts w:cs="Book Antiqua"/>
-          <w:b w:val="false"/>
-          <w:i w:val="false"/>
-        </w:rPr>
-        <w:t>Capability development and delivery agency — ACS, leveraging NZALC leadership-development expertise, intellectual property and programmes.</w:t>
-      </w:r>
-    </w:p>
-    <w:p>
-      <w:pPr>
-        <w:pStyle w:val="Normal"/>
-        <w:tabs>
-          <w:tab w:val="clear" w:pos="720"/>
-          <w:tab w:val="left" w:pos="425" w:leader="none"/>
-        </w:tabs>
-        <w:spacing w:before="0" w:after="60"/>
-        <w:ind w:hanging="255" w:left="425"/>
-        <w:rPr/>
-      </w:pPr>
-      <w:r>
-        <w:rPr>
-          <w:rFonts w:cs="Arial" w:ascii="Arial" w:hAnsi="Arial"/>
-          <w:b/>
-          <w:color w:val="C62026"/>
-        </w:rPr>
-        <w:t>•</w:t>
-      </w:r>
-      <w:r>
-        <w:rPr>
-          <w:rFonts w:cs="Arial" w:ascii="Arial" w:hAnsi="Arial"/>
-          <w:b/>
-          <w:color w:val="C62026"/>
-        </w:rPr>
-        <w:tab/>
-      </w:r>
-      <w:r>
-        <w:rPr>
-          <w:rFonts w:cs="Book Antiqua"/>
-          <w:b w:val="false"/>
-          <w:i w:val="false"/>
-        </w:rPr>
-        <w:t>Technical authority — Human Performance Cell, ensuring the framework remains evidence-based and measurable, drawing on COGCON.</w:t>
-      </w:r>
-    </w:p>
-    <w:p>
-      <w:pPr>
-        <w:pStyle w:val="Normal"/>
-        <w:tabs>
-          <w:tab w:val="clear" w:pos="720"/>
-          <w:tab w:val="left" w:pos="425" w:leader="none"/>
-        </w:tabs>
-        <w:spacing w:before="0" w:after="60"/>
-        <w:ind w:hanging="255" w:left="425"/>
-        <w:rPr/>
-      </w:pPr>
-      <w:r>
-        <w:rPr>
-          <w:rFonts w:cs="Arial" w:ascii="Arial" w:hAnsi="Arial"/>
-          <w:b/>
-          <w:color w:val="C62026"/>
-        </w:rPr>
-        <w:t>•</w:t>
-      </w:r>
-      <w:r>
-        <w:rPr>
-          <w:rFonts w:cs="Arial" w:ascii="Arial" w:hAnsi="Arial"/>
-          <w:b/>
-          <w:color w:val="C62026"/>
-        </w:rPr>
-        <w:tab/>
-      </w:r>
-      <w:r>
-        <w:rPr>
-          <w:rFonts w:cs="Book Antiqua"/>
-          <w:b w:val="false"/>
-          <w:i w:val="false"/>
-        </w:rPr>
-        <w:t>Supporting stakeholders — NZDF Psychology, ILD, training establishments and force employers.</w:t>
-      </w:r>
-    </w:p>
-    <w:p>
-      <w:pPr>
-        <w:pStyle w:val="Normal"/>
-        <w:tabs>
-          <w:tab w:val="clear" w:pos="720"/>
-          <w:tab w:val="left" w:pos="425" w:leader="none"/>
-        </w:tabs>
-        <w:spacing w:before="0" w:after="60"/>
-        <w:ind w:hanging="255" w:left="425"/>
-        <w:rPr/>
-      </w:pPr>
-      <w:r>
-        <w:rPr>
-          <w:rFonts w:cs="Arial" w:ascii="Arial" w:hAnsi="Arial"/>
-          <w:b/>
-          <w:color w:val="C62026"/>
-        </w:rPr>
-        <w:t>•</w:t>
-      </w:r>
-      <w:r>
-        <w:rPr>
-          <w:rFonts w:cs="Arial" w:ascii="Arial" w:hAnsi="Arial"/>
-          <w:b/>
-          <w:color w:val="C62026"/>
-        </w:rPr>
-        <w:tab/>
-      </w:r>
-      <w:r>
-        <w:rPr>
-          <w:rFonts w:cs="Book Antiqua"/>
-          <w:b w:val="false"/>
-          <w:i w:val="false"/>
-        </w:rPr>
-        <w:t>Assurance — designed into the framework from the outset, with a degree of independence from the principal delivery organisation.</w:t>
-      </w:r>
-    </w:p>
-    <w:p>
-      <w:pPr>
-        <w:pStyle w:val="Normal"/>
-        <w:pBdr>
-          <w:bottom w:val="single" w:sz="6" w:space="1" w:color="A89662"/>
-        </w:pBdr>
-        <w:spacing w:before="200" w:after="200"/>
-        <w:rPr/>
-      </w:pPr>
-      <w:r>
-        <w:rPr/>
-      </w:r>
-    </w:p>
-    <w:p>
-      <w:pPr>
-        <w:pStyle w:val="Heading1"/>
-        <w:pBdr>
-          <w:left w:val="single" w:sz="24" w:space="8" w:color="C62026"/>
-        </w:pBdr>
-        <w:rPr/>
-      </w:pPr>
-      <w:r>
-        <w:rPr>
-          <w:rFonts w:cs="Arial" w:ascii="Arial" w:hAnsi="Arial"/>
-          <w:b/>
-          <w:i w:val="false"/>
-          <w:color w:val="002516"/>
-          <w:sz w:val="28"/>
-        </w:rPr>
-        <w:t>6. Recommendations</w:t>
-      </w:r>
-    </w:p>
-    <w:p>
-      <w:pPr>
-        <w:pStyle w:val="Normal"/>
-        <w:rPr/>
-      </w:pPr>
-      <w:r>
-        <w:rPr>
-          <w:rFonts w:cs="Book Antiqua"/>
-          <w:b w:val="false"/>
-          <w:i w:val="false"/>
-        </w:rPr>
-        <w:t>It is recommended that COMDT ACS:</w:t>
+        <w:t>Confirm HPC as the COGCON product steward and performance-cognition adviser</w:t>
+      </w:r>
+      <w:r>
+        <w:rPr>
+          <w:rFonts w:cs="Book Antiqua"/>
+          <w:b w:val="false"/>
+          <w:i w:val="false"/>
+        </w:rPr>
+        <w:t>, rather than the technical authority for the full Combat Mindset capability.</w:t>
       </w:r>
     </w:p>
     <w:p>
@@ -1584,7 +2871,7 @@
           <w:rFonts w:cs="Arial" w:ascii="Arial" w:hAnsi="Arial"/>
           <w:b/>
         </w:rPr>
-        <w:t>1.</w:t>
+        <w:t>7.</w:t>
         <w:tab/>
       </w:r>
       <w:r>
@@ -1593,15 +2880,15 @@
           <w:b/>
           <w:i w:val="false"/>
         </w:rPr>
-        <w:t>Endorse the agreed problem statement</w:t>
-      </w:r>
-      <w:r>
-        <w:rPr>
-          <w:rFonts w:cs="Book Antiqua"/>
-          <w:b w:val="false"/>
-          <w:i w:val="false"/>
-        </w:rPr>
-        <w:t xml:space="preserve"> at paragraph 1.</w:t>
+        <w:t>Approve the revised programme of work</w:t>
+      </w:r>
+      <w:r>
+        <w:rPr>
+          <w:rFonts w:cs="Book Antiqua"/>
+          <w:b w:val="false"/>
+          <w:i w:val="false"/>
+        </w:rPr>
+        <w:t>, including capability and product mapping, framework development, stakeholder engagement and a limited MVP integration trial subject to resource availability.</w:t>
       </w:r>
     </w:p>
     <w:p>
@@ -1621,7 +2908,7 @@
           <w:rFonts w:cs="Arial" w:ascii="Arial" w:hAnsi="Arial"/>
           <w:b/>
         </w:rPr>
-        <w:t>2.</w:t>
+        <w:t>8.</w:t>
         <w:tab/>
       </w:r>
       <w:r>
@@ -1630,126 +2917,15 @@
           <w:b/>
           <w:i w:val="false"/>
         </w:rPr>
-        <w:t>Select the terminology construct</w:t>
-      </w:r>
-      <w:r>
-        <w:rPr>
-          <w:rFonts w:cs="Book Antiqua"/>
-          <w:b w:val="false"/>
-          <w:i w:val="false"/>
-        </w:rPr>
-        <w:t xml:space="preserve"> at paragraph 2 (Option 1 recommended).</w:t>
-      </w:r>
-    </w:p>
-    <w:p>
-      <w:pPr>
-        <w:pStyle w:val="Normal"/>
-        <w:keepNext w:val="true"/>
-        <w:tabs>
-          <w:tab w:val="clear" w:pos="720"/>
-          <w:tab w:val="left" w:pos="425" w:leader="none"/>
-        </w:tabs>
-        <w:spacing w:before="80" w:after="40"/>
-        <w:ind w:hanging="425" w:left="425"/>
-        <w:rPr/>
-      </w:pPr>
-      <w:r>
-        <w:rPr>
-          <w:rFonts w:cs="Arial" w:ascii="Arial" w:hAnsi="Arial"/>
-          <w:b/>
-        </w:rPr>
-        <w:t>3.</w:t>
-        <w:tab/>
-      </w:r>
-      <w:r>
-        <w:rPr>
-          <w:rFonts w:cs="Book Antiqua"/>
-          <w:b/>
-          <w:i w:val="false"/>
-        </w:rPr>
-        <w:t>Confirm governance arrangements</w:t>
-      </w:r>
-      <w:r>
-        <w:rPr>
-          <w:rFonts w:cs="Book Antiqua"/>
-          <w:b w:val="false"/>
-          <w:i w:val="false"/>
-        </w:rPr>
-        <w:t xml:space="preserve"> at paragraph 5, including confirmation of the Army Sponsor.</w:t>
-      </w:r>
-    </w:p>
-    <w:p>
-      <w:pPr>
-        <w:pStyle w:val="Normal"/>
-        <w:keepNext w:val="true"/>
-        <w:tabs>
-          <w:tab w:val="clear" w:pos="720"/>
-          <w:tab w:val="left" w:pos="425" w:leader="none"/>
-        </w:tabs>
-        <w:spacing w:before="80" w:after="40"/>
-        <w:ind w:hanging="425" w:left="425"/>
-        <w:rPr/>
-      </w:pPr>
-      <w:r>
-        <w:rPr>
-          <w:rFonts w:cs="Arial" w:ascii="Arial" w:hAnsi="Arial"/>
-          <w:b/>
-        </w:rPr>
-        <w:t>4.</w:t>
-        <w:tab/>
-      </w:r>
-      <w:r>
-        <w:rPr>
-          <w:rFonts w:cs="Book Antiqua"/>
-          <w:b/>
-          <w:i w:val="false"/>
-        </w:rPr>
-        <w:t>Approve the programme of work</w:t>
-      </w:r>
-      <w:r>
-        <w:rPr>
-          <w:rFonts w:cs="Book Antiqua"/>
-          <w:b w:val="false"/>
-          <w:i w:val="false"/>
-        </w:rPr>
-        <w:t xml:space="preserve"> at paragraph 4, including the joint mapping, stakeholder forum and pilot.</w:t>
-      </w:r>
-    </w:p>
-    <w:p>
-      <w:pPr>
-        <w:pStyle w:val="Normal"/>
-        <w:keepNext w:val="true"/>
-        <w:tabs>
-          <w:tab w:val="clear" w:pos="720"/>
-          <w:tab w:val="left" w:pos="425" w:leader="none"/>
-        </w:tabs>
-        <w:spacing w:before="80" w:after="40"/>
-        <w:ind w:hanging="425" w:left="425"/>
-        <w:rPr/>
-      </w:pPr>
-      <w:r>
-        <w:rPr>
-          <w:rFonts w:cs="Arial" w:ascii="Arial" w:hAnsi="Arial"/>
-          <w:b/>
-        </w:rPr>
-        <w:t>5.</w:t>
-        <w:tab/>
-      </w:r>
-      <w:r>
-        <w:rPr>
-          <w:rFonts w:cs="Book Antiqua"/>
-          <w:b/>
-          <w:i w:val="false"/>
-        </w:rPr>
-        <w:t>Note</w:t>
-      </w:r>
-      <w:r>
-        <w:rPr>
-          <w:rFonts w:cs="Book Antiqua"/>
-          <w:b w:val="false"/>
-          <w:i w:val="false"/>
-        </w:rPr>
-        <w:t xml:space="preserve"> that NZALC and HPC will deliver this programme jointly, with the NZALC capability note and the COGCON evidence base as its foundation inputs.</w:t>
+        <w:t>Direct that the November 2026 report provide</w:t>
+      </w:r>
+      <w:r>
+        <w:rPr>
+          <w:rFonts w:cs="Book Antiqua"/>
+          <w:b w:val="false"/>
+          <w:i w:val="false"/>
+        </w:rPr>
+        <w:t xml:space="preserve"> Framework v1.0; the validated capability and product map; a governance and assurance model; an assessment of COGCON's evidence, scalability, resource requirements and appropriate future role; and a prioritised implementation plan.</w:t>
       </w:r>
     </w:p>
     <w:p>
@@ -1781,21 +2957,7 @@
           <w:color w:val="002516"/>
           <w:sz w:val="28"/>
         </w:rPr>
-        <w:t>Annex A — Common lexicon and division of functions</w:t>
-      </w:r>
-    </w:p>
-    <w:p>
-      <w:pPr>
-        <w:pStyle w:val="Normal"/>
-        <w:rPr/>
-      </w:pPr>
-      <w:r>
-        <w:rPr>
-          <w:rFonts w:cs="Book Antiqua"/>
-          <w:b w:val="false"/>
-          <w:i w:val="false"/>
-        </w:rPr>
-        <w:t>These tables give effect to the integration described at paragraphs 2 and 3. They are the joint NZALC–HPC working baseline and will be validated during Phase 1 mapping.</w:t>
+        <w:t>Annex A — Initial capability and product architecture</w:t>
       </w:r>
     </w:p>
     <w:p>
@@ -1811,21 +2973,1019 @@
           <w:color w:val="000000"/>
           <w:sz w:val="22"/>
         </w:rPr>
-        <w:t>A1. Common lexicon — one construct, two layers</w:t>
-      </w:r>
-    </w:p>
-    <w:p>
-      <w:pPr>
-        <w:pStyle w:val="Normal"/>
-        <w:rPr/>
-      </w:pPr>
-      <w:r>
-        <w:rPr>
-          <w:rFonts w:cs="Book Antiqua"/>
-          <w:b w:val="false"/>
-          <w:i w:val="false"/>
-        </w:rPr>
-        <w:t>The framework adopts the cognitive-fitness dimensions as the science layer (HPC) and the NZALC mental-skills toolkit as the soldier-facing technique layer. One name per technique is used in delivery; programme-specific protocol names sit beneath it — for example, rhythm breathing is the COGCON conditioning protocol for tactical breathing.</w:t>
+        <w:t>A1. Framework levels</w:t>
+      </w:r>
+    </w:p>
+    <w:tbl>
+      <w:tblPr>
+        <w:tblW w:w="9072" w:type="dxa"/>
+        <w:jc w:val="left"/>
+        <w:tblInd w:w="0" w:type="dxa"/>
+        <w:tblLayout w:type="fixed"/>
+        <w:tblCellMar>
+          <w:top w:w="0" w:type="dxa"/>
+          <w:left w:w="108" w:type="dxa"/>
+          <w:bottom w:w="0" w:type="dxa"/>
+          <w:right w:w="108" w:type="dxa"/>
+        </w:tblCellMar>
+        <w:tblLook w:val="04a0" w:noHBand="0" w:noVBand="1" w:firstColumn="1" w:lastRow="0" w:lastColumn="0" w:firstRow="1"/>
+      </w:tblPr>
+      <w:tblGrid>
+        <w:gridCol w:w="4536"/>
+        <w:gridCol w:w="4535"/>
+      </w:tblGrid>
+      <w:tr>
+        <w:trPr>
+          <w:tblHeader w:val="true"/>
+          <w:cantSplit w:val="true"/>
+        </w:trPr>
+        <w:tc>
+          <w:tcPr>
+            <w:tcW w:w="4536" w:type="dxa"/>
+            <w:tcBorders>
+              <w:top w:val="single" w:sz="4" w:space="0" w:color="A89662"/>
+              <w:left w:val="single" w:sz="4" w:space="0" w:color="A89662"/>
+              <w:bottom w:val="single" w:sz="4" w:space="0" w:color="A89662"/>
+              <w:right w:val="single" w:sz="4" w:space="0" w:color="A89662"/>
+            </w:tcBorders>
+            <w:shd w:fill="002516" w:val="clear"/>
+          </w:tcPr>
+          <w:p>
+            <w:pPr>
+              <w:pStyle w:val="Normal"/>
+              <w:spacing w:before="40" w:after="40"/>
+              <w:rPr/>
+            </w:pPr>
+            <w:r>
+              <w:rPr>
+                <w:rFonts w:cs="Arial" w:ascii="Arial" w:hAnsi="Arial"/>
+                <w:b/>
+                <w:color w:val="FFFFFF"/>
+                <w:sz w:val="19"/>
+              </w:rPr>
+              <w:t>Framework level</w:t>
+            </w:r>
+          </w:p>
+        </w:tc>
+        <w:tc>
+          <w:tcPr>
+            <w:tcW w:w="4535" w:type="dxa"/>
+            <w:tcBorders>
+              <w:top w:val="single" w:sz="4" w:space="0" w:color="A89662"/>
+              <w:left w:val="single" w:sz="4" w:space="0" w:color="A89662"/>
+              <w:bottom w:val="single" w:sz="4" w:space="0" w:color="A89662"/>
+              <w:right w:val="single" w:sz="4" w:space="0" w:color="A89662"/>
+            </w:tcBorders>
+            <w:shd w:fill="002516" w:val="clear"/>
+          </w:tcPr>
+          <w:p>
+            <w:pPr>
+              <w:pStyle w:val="Normal"/>
+              <w:spacing w:before="40" w:after="40"/>
+              <w:rPr/>
+            </w:pPr>
+            <w:r>
+              <w:rPr>
+                <w:rFonts w:cs="Arial" w:ascii="Arial" w:hAnsi="Arial"/>
+                <w:b/>
+                <w:color w:val="FFFFFF"/>
+                <w:sz w:val="19"/>
+              </w:rPr>
+              <w:t>Composition</w:t>
+            </w:r>
+          </w:p>
+        </w:tc>
+      </w:tr>
+      <w:tr>
+        <w:trPr>
+          <w:cantSplit w:val="true"/>
+        </w:trPr>
+        <w:tc>
+          <w:tcPr>
+            <w:tcW w:w="4536" w:type="dxa"/>
+            <w:tcBorders>
+              <w:top w:val="single" w:sz="4" w:space="0" w:color="A89662"/>
+              <w:left w:val="single" w:sz="4" w:space="0" w:color="A89662"/>
+              <w:bottom w:val="single" w:sz="4" w:space="0" w:color="A89662"/>
+              <w:right w:val="single" w:sz="4" w:space="0" w:color="A89662"/>
+            </w:tcBorders>
+          </w:tcPr>
+          <w:p>
+            <w:pPr>
+              <w:pStyle w:val="Normal"/>
+              <w:spacing w:before="40" w:after="40"/>
+              <w:rPr/>
+            </w:pPr>
+            <w:r>
+              <w:rPr>
+                <w:rFonts w:cs="Book Antiqua"/>
+                <w:color w:val="000000"/>
+                <w:sz w:val="19"/>
+              </w:rPr>
+              <w:t>Army operational frame</w:t>
+            </w:r>
+          </w:p>
+        </w:tc>
+        <w:tc>
+          <w:tcPr>
+            <w:tcW w:w="4535" w:type="dxa"/>
+            <w:tcBorders>
+              <w:top w:val="single" w:sz="4" w:space="0" w:color="A89662"/>
+              <w:left w:val="single" w:sz="4" w:space="0" w:color="A89662"/>
+              <w:bottom w:val="single" w:sz="4" w:space="0" w:color="A89662"/>
+              <w:right w:val="single" w:sz="4" w:space="0" w:color="A89662"/>
+            </w:tcBorders>
+          </w:tcPr>
+          <w:p>
+            <w:pPr>
+              <w:pStyle w:val="Normal"/>
+              <w:spacing w:before="40" w:after="40"/>
+              <w:rPr/>
+            </w:pPr>
+            <w:r>
+              <w:rPr>
+                <w:rFonts w:cs="Book Antiqua"/>
+                <w:color w:val="000000"/>
+                <w:sz w:val="19"/>
+              </w:rPr>
+              <w:t>Combat Mindset</w:t>
+            </w:r>
+          </w:p>
+        </w:tc>
+      </w:tr>
+      <w:tr>
+        <w:trPr>
+          <w:cantSplit w:val="true"/>
+        </w:trPr>
+        <w:tc>
+          <w:tcPr>
+            <w:tcW w:w="4536" w:type="dxa"/>
+            <w:tcBorders>
+              <w:top w:val="single" w:sz="4" w:space="0" w:color="A89662"/>
+              <w:left w:val="single" w:sz="4" w:space="0" w:color="A89662"/>
+              <w:bottom w:val="single" w:sz="4" w:space="0" w:color="A89662"/>
+              <w:right w:val="single" w:sz="4" w:space="0" w:color="A89662"/>
+            </w:tcBorders>
+          </w:tcPr>
+          <w:p>
+            <w:pPr>
+              <w:pStyle w:val="Normal"/>
+              <w:spacing w:before="40" w:after="40"/>
+              <w:rPr/>
+            </w:pPr>
+            <w:r>
+              <w:rPr>
+                <w:rFonts w:cs="Book Antiqua"/>
+                <w:color w:val="000000"/>
+                <w:sz w:val="19"/>
+              </w:rPr>
+              <w:t>Underlying capability</w:t>
+            </w:r>
+          </w:p>
+        </w:tc>
+        <w:tc>
+          <w:tcPr>
+            <w:tcW w:w="4535" w:type="dxa"/>
+            <w:tcBorders>
+              <w:top w:val="single" w:sz="4" w:space="0" w:color="A89662"/>
+              <w:left w:val="single" w:sz="4" w:space="0" w:color="A89662"/>
+              <w:bottom w:val="single" w:sz="4" w:space="0" w:color="A89662"/>
+              <w:right w:val="single" w:sz="4" w:space="0" w:color="A89662"/>
+            </w:tcBorders>
+          </w:tcPr>
+          <w:p>
+            <w:pPr>
+              <w:pStyle w:val="Normal"/>
+              <w:spacing w:before="40" w:after="40"/>
+              <w:rPr/>
+            </w:pPr>
+            <w:r>
+              <w:rPr>
+                <w:rFonts w:cs="Book Antiqua"/>
+                <w:color w:val="000000"/>
+                <w:sz w:val="19"/>
+              </w:rPr>
+              <w:t>Performance Under Pressure</w:t>
+            </w:r>
+          </w:p>
+        </w:tc>
+      </w:tr>
+      <w:tr>
+        <w:trPr>
+          <w:cantSplit w:val="true"/>
+        </w:trPr>
+        <w:tc>
+          <w:tcPr>
+            <w:tcW w:w="4536" w:type="dxa"/>
+            <w:tcBorders>
+              <w:top w:val="single" w:sz="4" w:space="0" w:color="A89662"/>
+              <w:left w:val="single" w:sz="4" w:space="0" w:color="A89662"/>
+              <w:bottom w:val="single" w:sz="4" w:space="0" w:color="A89662"/>
+              <w:right w:val="single" w:sz="4" w:space="0" w:color="A89662"/>
+            </w:tcBorders>
+          </w:tcPr>
+          <w:p>
+            <w:pPr>
+              <w:pStyle w:val="Normal"/>
+              <w:spacing w:before="40" w:after="40"/>
+              <w:rPr/>
+            </w:pPr>
+            <w:r>
+              <w:rPr>
+                <w:rFonts w:cs="Book Antiqua"/>
+                <w:color w:val="000000"/>
+                <w:sz w:val="19"/>
+              </w:rPr>
+              <w:t>Capability strands</w:t>
+            </w:r>
+          </w:p>
+        </w:tc>
+        <w:tc>
+          <w:tcPr>
+            <w:tcW w:w="4535" w:type="dxa"/>
+            <w:tcBorders>
+              <w:top w:val="single" w:sz="4" w:space="0" w:color="A89662"/>
+              <w:left w:val="single" w:sz="4" w:space="0" w:color="A89662"/>
+              <w:bottom w:val="single" w:sz="4" w:space="0" w:color="A89662"/>
+              <w:right w:val="single" w:sz="4" w:space="0" w:color="A89662"/>
+            </w:tcBorders>
+          </w:tcPr>
+          <w:p>
+            <w:pPr>
+              <w:pStyle w:val="Normal"/>
+              <w:spacing w:before="40" w:after="40"/>
+              <w:rPr/>
+            </w:pPr>
+            <w:r>
+              <w:rPr>
+                <w:rFonts w:cs="Book Antiqua"/>
+                <w:color w:val="000000"/>
+                <w:sz w:val="19"/>
+              </w:rPr>
+              <w:t>Leadership; mental skills; performance cognition; resilience and recovery; physical performance; professional identity and values; individual and collective exposure to pressure</w:t>
+            </w:r>
+          </w:p>
+        </w:tc>
+      </w:tr>
+      <w:tr>
+        <w:trPr>
+          <w:cantSplit w:val="true"/>
+        </w:trPr>
+        <w:tc>
+          <w:tcPr>
+            <w:tcW w:w="4536" w:type="dxa"/>
+            <w:tcBorders>
+              <w:top w:val="single" w:sz="4" w:space="0" w:color="A89662"/>
+              <w:left w:val="single" w:sz="4" w:space="0" w:color="A89662"/>
+              <w:bottom w:val="single" w:sz="4" w:space="0" w:color="A89662"/>
+              <w:right w:val="single" w:sz="4" w:space="0" w:color="A89662"/>
+            </w:tcBorders>
+          </w:tcPr>
+          <w:p>
+            <w:pPr>
+              <w:pStyle w:val="Normal"/>
+              <w:spacing w:before="40" w:after="40"/>
+              <w:rPr/>
+            </w:pPr>
+            <w:r>
+              <w:rPr>
+                <w:rFonts w:cs="Book Antiqua"/>
+                <w:color w:val="000000"/>
+                <w:sz w:val="19"/>
+              </w:rPr>
+              <w:t>Training products and methods</w:t>
+            </w:r>
+          </w:p>
+        </w:tc>
+        <w:tc>
+          <w:tcPr>
+            <w:tcW w:w="4535" w:type="dxa"/>
+            <w:tcBorders>
+              <w:top w:val="single" w:sz="4" w:space="0" w:color="A89662"/>
+              <w:left w:val="single" w:sz="4" w:space="0" w:color="A89662"/>
+              <w:bottom w:val="single" w:sz="4" w:space="0" w:color="A89662"/>
+              <w:right w:val="single" w:sz="4" w:space="0" w:color="A89662"/>
+            </w:tcBorders>
+          </w:tcPr>
+          <w:p>
+            <w:pPr>
+              <w:pStyle w:val="Normal"/>
+              <w:spacing w:before="40" w:after="40"/>
+              <w:rPr/>
+            </w:pPr>
+            <w:r>
+              <w:rPr>
+                <w:rFonts w:cs="Book Antiqua"/>
+                <w:color w:val="000000"/>
+                <w:sz w:val="19"/>
+              </w:rPr>
+              <w:t>NZALC Performance Under Pressure package; COGCON MVP; NZDF Psychology products; scenario and experiential training; physical conditioning; structured reflection and recovery; other products identified during Phase 1 mapping</w:t>
+            </w:r>
+          </w:p>
+        </w:tc>
+      </w:tr>
+    </w:tbl>
+    <w:p>
+      <w:pPr>
+        <w:pStyle w:val="Normal"/>
+        <w:spacing w:before="0" w:after="160"/>
+        <w:rPr/>
+      </w:pPr>
+      <w:r>
+        <w:rPr/>
+      </w:r>
+    </w:p>
+    <w:p>
+      <w:pPr>
+        <w:pStyle w:val="Heading2"/>
+        <w:rPr/>
+      </w:pPr>
+      <w:r>
+        <w:rPr>
+          <w:rFonts w:cs="Arial" w:ascii="Arial" w:hAnsi="Arial"/>
+          <w:b/>
+          <w:i w:val="false"/>
+          <w:color w:val="000000"/>
+          <w:sz w:val="22"/>
+        </w:rPr>
+        <w:t>A2. COGCON current nesting</w:t>
+      </w:r>
+    </w:p>
+    <w:tbl>
+      <w:tblPr>
+        <w:tblW w:w="9072" w:type="dxa"/>
+        <w:jc w:val="left"/>
+        <w:tblInd w:w="0" w:type="dxa"/>
+        <w:tblLayout w:type="fixed"/>
+        <w:tblCellMar>
+          <w:top w:w="0" w:type="dxa"/>
+          <w:left w:w="108" w:type="dxa"/>
+          <w:bottom w:w="0" w:type="dxa"/>
+          <w:right w:w="108" w:type="dxa"/>
+        </w:tblCellMar>
+        <w:tblLook w:val="04a0" w:noHBand="0" w:noVBand="1" w:firstColumn="1" w:lastRow="0" w:lastColumn="0" w:firstRow="1"/>
+      </w:tblPr>
+      <w:tblGrid>
+        <w:gridCol w:w="4536"/>
+        <w:gridCol w:w="4535"/>
+      </w:tblGrid>
+      <w:tr>
+        <w:trPr>
+          <w:tblHeader w:val="true"/>
+          <w:cantSplit w:val="true"/>
+        </w:trPr>
+        <w:tc>
+          <w:tcPr>
+            <w:tcW w:w="4536" w:type="dxa"/>
+            <w:tcBorders>
+              <w:top w:val="single" w:sz="4" w:space="0" w:color="A89662"/>
+              <w:left w:val="single" w:sz="4" w:space="0" w:color="A89662"/>
+              <w:bottom w:val="single" w:sz="4" w:space="0" w:color="A89662"/>
+              <w:right w:val="single" w:sz="4" w:space="0" w:color="A89662"/>
+            </w:tcBorders>
+            <w:shd w:fill="002516" w:val="clear"/>
+          </w:tcPr>
+          <w:p>
+            <w:pPr>
+              <w:pStyle w:val="Normal"/>
+              <w:spacing w:before="40" w:after="40"/>
+              <w:rPr/>
+            </w:pPr>
+            <w:r>
+              <w:rPr>
+                <w:rFonts w:cs="Arial" w:ascii="Arial" w:hAnsi="Arial"/>
+                <w:b/>
+                <w:color w:val="FFFFFF"/>
+                <w:sz w:val="19"/>
+              </w:rPr>
+              <w:t>Attribute</w:t>
+            </w:r>
+          </w:p>
+        </w:tc>
+        <w:tc>
+          <w:tcPr>
+            <w:tcW w:w="4535" w:type="dxa"/>
+            <w:tcBorders>
+              <w:top w:val="single" w:sz="4" w:space="0" w:color="A89662"/>
+              <w:left w:val="single" w:sz="4" w:space="0" w:color="A89662"/>
+              <w:bottom w:val="single" w:sz="4" w:space="0" w:color="A89662"/>
+              <w:right w:val="single" w:sz="4" w:space="0" w:color="A89662"/>
+            </w:tcBorders>
+            <w:shd w:fill="002516" w:val="clear"/>
+          </w:tcPr>
+          <w:p>
+            <w:pPr>
+              <w:pStyle w:val="Normal"/>
+              <w:spacing w:before="40" w:after="40"/>
+              <w:rPr/>
+            </w:pPr>
+            <w:r>
+              <w:rPr>
+                <w:rFonts w:cs="Arial" w:ascii="Arial" w:hAnsi="Arial"/>
+                <w:b/>
+                <w:color w:val="FFFFFF"/>
+                <w:sz w:val="19"/>
+              </w:rPr>
+              <w:t>COGCON current position</w:t>
+            </w:r>
+          </w:p>
+        </w:tc>
+      </w:tr>
+      <w:tr>
+        <w:trPr>
+          <w:cantSplit w:val="true"/>
+        </w:trPr>
+        <w:tc>
+          <w:tcPr>
+            <w:tcW w:w="4536" w:type="dxa"/>
+            <w:tcBorders>
+              <w:top w:val="single" w:sz="4" w:space="0" w:color="A89662"/>
+              <w:left w:val="single" w:sz="4" w:space="0" w:color="A89662"/>
+              <w:bottom w:val="single" w:sz="4" w:space="0" w:color="A89662"/>
+              <w:right w:val="single" w:sz="4" w:space="0" w:color="A89662"/>
+            </w:tcBorders>
+          </w:tcPr>
+          <w:p>
+            <w:pPr>
+              <w:pStyle w:val="Normal"/>
+              <w:spacing w:before="40" w:after="40"/>
+              <w:rPr/>
+            </w:pPr>
+            <w:r>
+              <w:rPr>
+                <w:rFonts w:cs="Book Antiqua"/>
+                <w:color w:val="000000"/>
+                <w:sz w:val="19"/>
+              </w:rPr>
+              <w:t>Capability strand</w:t>
+            </w:r>
+          </w:p>
+        </w:tc>
+        <w:tc>
+          <w:tcPr>
+            <w:tcW w:w="4535" w:type="dxa"/>
+            <w:tcBorders>
+              <w:top w:val="single" w:sz="4" w:space="0" w:color="A89662"/>
+              <w:left w:val="single" w:sz="4" w:space="0" w:color="A89662"/>
+              <w:bottom w:val="single" w:sz="4" w:space="0" w:color="A89662"/>
+              <w:right w:val="single" w:sz="4" w:space="0" w:color="A89662"/>
+            </w:tcBorders>
+          </w:tcPr>
+          <w:p>
+            <w:pPr>
+              <w:pStyle w:val="Normal"/>
+              <w:spacing w:before="40" w:after="40"/>
+              <w:rPr/>
+            </w:pPr>
+            <w:r>
+              <w:rPr>
+                <w:rFonts w:cs="Book Antiqua"/>
+                <w:color w:val="000000"/>
+                <w:sz w:val="19"/>
+              </w:rPr>
+              <w:t>Performance cognition</w:t>
+            </w:r>
+          </w:p>
+        </w:tc>
+      </w:tr>
+      <w:tr>
+        <w:trPr>
+          <w:cantSplit w:val="true"/>
+        </w:trPr>
+        <w:tc>
+          <w:tcPr>
+            <w:tcW w:w="4536" w:type="dxa"/>
+            <w:tcBorders>
+              <w:top w:val="single" w:sz="4" w:space="0" w:color="A89662"/>
+              <w:left w:val="single" w:sz="4" w:space="0" w:color="A89662"/>
+              <w:bottom w:val="single" w:sz="4" w:space="0" w:color="A89662"/>
+              <w:right w:val="single" w:sz="4" w:space="0" w:color="A89662"/>
+            </w:tcBorders>
+          </w:tcPr>
+          <w:p>
+            <w:pPr>
+              <w:pStyle w:val="Normal"/>
+              <w:spacing w:before="40" w:after="40"/>
+              <w:rPr/>
+            </w:pPr>
+            <w:r>
+              <w:rPr>
+                <w:rFonts w:cs="Book Antiqua"/>
+                <w:color w:val="000000"/>
+                <w:sz w:val="19"/>
+              </w:rPr>
+              <w:t>Primary level</w:t>
+            </w:r>
+          </w:p>
+        </w:tc>
+        <w:tc>
+          <w:tcPr>
+            <w:tcW w:w="4535" w:type="dxa"/>
+            <w:tcBorders>
+              <w:top w:val="single" w:sz="4" w:space="0" w:color="A89662"/>
+              <w:left w:val="single" w:sz="4" w:space="0" w:color="A89662"/>
+              <w:bottom w:val="single" w:sz="4" w:space="0" w:color="A89662"/>
+              <w:right w:val="single" w:sz="4" w:space="0" w:color="A89662"/>
+            </w:tcBorders>
+          </w:tcPr>
+          <w:p>
+            <w:pPr>
+              <w:pStyle w:val="Normal"/>
+              <w:spacing w:before="40" w:after="40"/>
+              <w:rPr/>
+            </w:pPr>
+            <w:r>
+              <w:rPr>
+                <w:rFonts w:cs="Book Antiqua"/>
+                <w:color w:val="000000"/>
+                <w:sz w:val="19"/>
+              </w:rPr>
+              <w:t>Individual / Lead Self</w:t>
+            </w:r>
+          </w:p>
+        </w:tc>
+      </w:tr>
+      <w:tr>
+        <w:trPr>
+          <w:cantSplit w:val="true"/>
+        </w:trPr>
+        <w:tc>
+          <w:tcPr>
+            <w:tcW w:w="4536" w:type="dxa"/>
+            <w:tcBorders>
+              <w:top w:val="single" w:sz="4" w:space="0" w:color="A89662"/>
+              <w:left w:val="single" w:sz="4" w:space="0" w:color="A89662"/>
+              <w:bottom w:val="single" w:sz="4" w:space="0" w:color="A89662"/>
+              <w:right w:val="single" w:sz="4" w:space="0" w:color="A89662"/>
+            </w:tcBorders>
+          </w:tcPr>
+          <w:p>
+            <w:pPr>
+              <w:pStyle w:val="Normal"/>
+              <w:spacing w:before="40" w:after="40"/>
+              <w:rPr/>
+            </w:pPr>
+            <w:r>
+              <w:rPr>
+                <w:rFonts w:cs="Book Antiqua"/>
+                <w:color w:val="000000"/>
+                <w:sz w:val="19"/>
+              </w:rPr>
+              <w:t>Secondary applicability</w:t>
+            </w:r>
+          </w:p>
+        </w:tc>
+        <w:tc>
+          <w:tcPr>
+            <w:tcW w:w="4535" w:type="dxa"/>
+            <w:tcBorders>
+              <w:top w:val="single" w:sz="4" w:space="0" w:color="A89662"/>
+              <w:left w:val="single" w:sz="4" w:space="0" w:color="A89662"/>
+              <w:bottom w:val="single" w:sz="4" w:space="0" w:color="A89662"/>
+              <w:right w:val="single" w:sz="4" w:space="0" w:color="A89662"/>
+            </w:tcBorders>
+          </w:tcPr>
+          <w:p>
+            <w:pPr>
+              <w:pStyle w:val="Normal"/>
+              <w:spacing w:before="40" w:after="40"/>
+              <w:rPr/>
+            </w:pPr>
+            <w:r>
+              <w:rPr>
+                <w:rFonts w:cs="Book Antiqua"/>
+                <w:color w:val="000000"/>
+                <w:sz w:val="19"/>
+              </w:rPr>
+              <w:t>Selected Lead Teams activity</w:t>
+            </w:r>
+          </w:p>
+        </w:tc>
+      </w:tr>
+      <w:tr>
+        <w:trPr>
+          <w:cantSplit w:val="true"/>
+        </w:trPr>
+        <w:tc>
+          <w:tcPr>
+            <w:tcW w:w="4536" w:type="dxa"/>
+            <w:tcBorders>
+              <w:top w:val="single" w:sz="4" w:space="0" w:color="A89662"/>
+              <w:left w:val="single" w:sz="4" w:space="0" w:color="A89662"/>
+              <w:bottom w:val="single" w:sz="4" w:space="0" w:color="A89662"/>
+              <w:right w:val="single" w:sz="4" w:space="0" w:color="A89662"/>
+            </w:tcBorders>
+          </w:tcPr>
+          <w:p>
+            <w:pPr>
+              <w:pStyle w:val="Normal"/>
+              <w:spacing w:before="40" w:after="40"/>
+              <w:rPr/>
+            </w:pPr>
+            <w:r>
+              <w:rPr>
+                <w:rFonts w:cs="Book Antiqua"/>
+                <w:color w:val="000000"/>
+                <w:sz w:val="19"/>
+              </w:rPr>
+              <w:t>Product status</w:t>
+            </w:r>
+          </w:p>
+        </w:tc>
+        <w:tc>
+          <w:tcPr>
+            <w:tcW w:w="4535" w:type="dxa"/>
+            <w:tcBorders>
+              <w:top w:val="single" w:sz="4" w:space="0" w:color="A89662"/>
+              <w:left w:val="single" w:sz="4" w:space="0" w:color="A89662"/>
+              <w:bottom w:val="single" w:sz="4" w:space="0" w:color="A89662"/>
+              <w:right w:val="single" w:sz="4" w:space="0" w:color="A89662"/>
+            </w:tcBorders>
+          </w:tcPr>
+          <w:p>
+            <w:pPr>
+              <w:pStyle w:val="Normal"/>
+              <w:spacing w:before="40" w:after="40"/>
+              <w:rPr/>
+            </w:pPr>
+            <w:r>
+              <w:rPr>
+                <w:rFonts w:cs="Book Antiqua"/>
+                <w:color w:val="000000"/>
+                <w:sz w:val="19"/>
+              </w:rPr>
+              <w:t>Developmental MVP</w:t>
+            </w:r>
+          </w:p>
+        </w:tc>
+      </w:tr>
+      <w:tr>
+        <w:trPr>
+          <w:cantSplit w:val="true"/>
+        </w:trPr>
+        <w:tc>
+          <w:tcPr>
+            <w:tcW w:w="4536" w:type="dxa"/>
+            <w:tcBorders>
+              <w:top w:val="single" w:sz="4" w:space="0" w:color="A89662"/>
+              <w:left w:val="single" w:sz="4" w:space="0" w:color="A89662"/>
+              <w:bottom w:val="single" w:sz="4" w:space="0" w:color="A89662"/>
+              <w:right w:val="single" w:sz="4" w:space="0" w:color="A89662"/>
+            </w:tcBorders>
+          </w:tcPr>
+          <w:p>
+            <w:pPr>
+              <w:pStyle w:val="Normal"/>
+              <w:spacing w:before="40" w:after="40"/>
+              <w:rPr/>
+            </w:pPr>
+            <w:r>
+              <w:rPr>
+                <w:rFonts w:cs="Book Antiqua"/>
+                <w:color w:val="000000"/>
+                <w:sz w:val="19"/>
+              </w:rPr>
+              <w:t>Current contribution</w:t>
+            </w:r>
+          </w:p>
+        </w:tc>
+        <w:tc>
+          <w:tcPr>
+            <w:tcW w:w="4535" w:type="dxa"/>
+            <w:tcBorders>
+              <w:top w:val="single" w:sz="4" w:space="0" w:color="A89662"/>
+              <w:left w:val="single" w:sz="4" w:space="0" w:color="A89662"/>
+              <w:bottom w:val="single" w:sz="4" w:space="0" w:color="A89662"/>
+              <w:right w:val="single" w:sz="4" w:space="0" w:color="A89662"/>
+            </w:tcBorders>
+          </w:tcPr>
+          <w:p>
+            <w:pPr>
+              <w:pStyle w:val="Normal"/>
+              <w:spacing w:before="40" w:after="40"/>
+              <w:rPr/>
+            </w:pPr>
+            <w:r>
+              <w:rPr>
+                <w:rFonts w:cs="Book Antiqua"/>
+                <w:color w:val="000000"/>
+                <w:sz w:val="19"/>
+              </w:rPr>
+              <w:t>Arousal regulation, attention, cognitive control, working memory, performance monitoring and adaptive dual-task conditioning</w:t>
+            </w:r>
+          </w:p>
+        </w:tc>
+      </w:tr>
+      <w:tr>
+        <w:trPr>
+          <w:cantSplit w:val="true"/>
+        </w:trPr>
+        <w:tc>
+          <w:tcPr>
+            <w:tcW w:w="4536" w:type="dxa"/>
+            <w:tcBorders>
+              <w:top w:val="single" w:sz="4" w:space="0" w:color="A89662"/>
+              <w:left w:val="single" w:sz="4" w:space="0" w:color="A89662"/>
+              <w:bottom w:val="single" w:sz="4" w:space="0" w:color="A89662"/>
+              <w:right w:val="single" w:sz="4" w:space="0" w:color="A89662"/>
+            </w:tcBorders>
+          </w:tcPr>
+          <w:p>
+            <w:pPr>
+              <w:pStyle w:val="Normal"/>
+              <w:spacing w:before="40" w:after="40"/>
+              <w:rPr/>
+            </w:pPr>
+            <w:r>
+              <w:rPr>
+                <w:rFonts w:cs="Book Antiqua"/>
+                <w:color w:val="000000"/>
+                <w:sz w:val="19"/>
+              </w:rPr>
+              <w:t>Current evidence</w:t>
+            </w:r>
+          </w:p>
+        </w:tc>
+        <w:tc>
+          <w:tcPr>
+            <w:tcW w:w="4535" w:type="dxa"/>
+            <w:tcBorders>
+              <w:top w:val="single" w:sz="4" w:space="0" w:color="A89662"/>
+              <w:left w:val="single" w:sz="4" w:space="0" w:color="A89662"/>
+              <w:bottom w:val="single" w:sz="4" w:space="0" w:color="A89662"/>
+              <w:right w:val="single" w:sz="4" w:space="0" w:color="A89662"/>
+            </w:tcBorders>
+          </w:tcPr>
+          <w:p>
+            <w:pPr>
+              <w:pStyle w:val="Normal"/>
+              <w:spacing w:before="40" w:after="40"/>
+              <w:rPr/>
+            </w:pPr>
+            <w:r>
+              <w:rPr>
+                <w:rFonts w:cs="Book Antiqua"/>
+                <w:color w:val="000000"/>
+                <w:sz w:val="19"/>
+              </w:rPr>
+              <w:t>Feasibility, acceptability and promising training trends</w:t>
+            </w:r>
+          </w:p>
+        </w:tc>
+      </w:tr>
+      <w:tr>
+        <w:trPr>
+          <w:cantSplit w:val="true"/>
+        </w:trPr>
+        <w:tc>
+          <w:tcPr>
+            <w:tcW w:w="4536" w:type="dxa"/>
+            <w:tcBorders>
+              <w:top w:val="single" w:sz="4" w:space="0" w:color="A89662"/>
+              <w:left w:val="single" w:sz="4" w:space="0" w:color="A89662"/>
+              <w:bottom w:val="single" w:sz="4" w:space="0" w:color="A89662"/>
+              <w:right w:val="single" w:sz="4" w:space="0" w:color="A89662"/>
+            </w:tcBorders>
+          </w:tcPr>
+          <w:p>
+            <w:pPr>
+              <w:pStyle w:val="Normal"/>
+              <w:spacing w:before="40" w:after="40"/>
+              <w:rPr/>
+            </w:pPr>
+            <w:r>
+              <w:rPr>
+                <w:rFonts w:cs="Book Antiqua"/>
+                <w:color w:val="000000"/>
+                <w:sz w:val="19"/>
+              </w:rPr>
+              <w:t>Not yet established</w:t>
+            </w:r>
+          </w:p>
+        </w:tc>
+        <w:tc>
+          <w:tcPr>
+            <w:tcW w:w="4535" w:type="dxa"/>
+            <w:tcBorders>
+              <w:top w:val="single" w:sz="4" w:space="0" w:color="A89662"/>
+              <w:left w:val="single" w:sz="4" w:space="0" w:color="A89662"/>
+              <w:bottom w:val="single" w:sz="4" w:space="0" w:color="A89662"/>
+              <w:right w:val="single" w:sz="4" w:space="0" w:color="A89662"/>
+            </w:tcBorders>
+          </w:tcPr>
+          <w:p>
+            <w:pPr>
+              <w:pStyle w:val="Normal"/>
+              <w:spacing w:before="40" w:after="40"/>
+              <w:rPr/>
+            </w:pPr>
+            <w:r>
+              <w:rPr>
+                <w:rFonts w:cs="Book Antiqua"/>
+                <w:color w:val="000000"/>
+                <w:sz w:val="19"/>
+              </w:rPr>
+              <w:t>Causal effectiveness, far transfer, operational-readiness validity and Army-wide scalability</w:t>
+            </w:r>
+          </w:p>
+        </w:tc>
+      </w:tr>
+      <w:tr>
+        <w:trPr>
+          <w:cantSplit w:val="true"/>
+        </w:trPr>
+        <w:tc>
+          <w:tcPr>
+            <w:tcW w:w="4536" w:type="dxa"/>
+            <w:tcBorders>
+              <w:top w:val="single" w:sz="4" w:space="0" w:color="A89662"/>
+              <w:left w:val="single" w:sz="4" w:space="0" w:color="A89662"/>
+              <w:bottom w:val="single" w:sz="4" w:space="0" w:color="A89662"/>
+              <w:right w:val="single" w:sz="4" w:space="0" w:color="A89662"/>
+            </w:tcBorders>
+          </w:tcPr>
+          <w:p>
+            <w:pPr>
+              <w:pStyle w:val="Normal"/>
+              <w:spacing w:before="40" w:after="40"/>
+              <w:rPr/>
+            </w:pPr>
+            <w:r>
+              <w:rPr>
+                <w:rFonts w:cs="Book Antiqua"/>
+                <w:color w:val="000000"/>
+                <w:sz w:val="19"/>
+              </w:rPr>
+              <w:t>Product steward</w:t>
+            </w:r>
+          </w:p>
+        </w:tc>
+        <w:tc>
+          <w:tcPr>
+            <w:tcW w:w="4535" w:type="dxa"/>
+            <w:tcBorders>
+              <w:top w:val="single" w:sz="4" w:space="0" w:color="A89662"/>
+              <w:left w:val="single" w:sz="4" w:space="0" w:color="A89662"/>
+              <w:bottom w:val="single" w:sz="4" w:space="0" w:color="A89662"/>
+              <w:right w:val="single" w:sz="4" w:space="0" w:color="A89662"/>
+            </w:tcBorders>
+          </w:tcPr>
+          <w:p>
+            <w:pPr>
+              <w:pStyle w:val="Normal"/>
+              <w:spacing w:before="40" w:after="40"/>
+              <w:rPr/>
+            </w:pPr>
+            <w:r>
+              <w:rPr>
+                <w:rFonts w:cs="Book Antiqua"/>
+                <w:color w:val="000000"/>
+                <w:sz w:val="19"/>
+              </w:rPr>
+              <w:t>Human Performance Cell</w:t>
+            </w:r>
+          </w:p>
+        </w:tc>
+      </w:tr>
+      <w:tr>
+        <w:trPr>
+          <w:cantSplit w:val="true"/>
+        </w:trPr>
+        <w:tc>
+          <w:tcPr>
+            <w:tcW w:w="4536" w:type="dxa"/>
+            <w:tcBorders>
+              <w:top w:val="single" w:sz="4" w:space="0" w:color="A89662"/>
+              <w:left w:val="single" w:sz="4" w:space="0" w:color="A89662"/>
+              <w:bottom w:val="single" w:sz="4" w:space="0" w:color="A89662"/>
+              <w:right w:val="single" w:sz="4" w:space="0" w:color="A89662"/>
+            </w:tcBorders>
+          </w:tcPr>
+          <w:p>
+            <w:pPr>
+              <w:pStyle w:val="Normal"/>
+              <w:spacing w:before="40" w:after="40"/>
+              <w:rPr/>
+            </w:pPr>
+            <w:r>
+              <w:rPr>
+                <w:rFonts w:cs="Book Antiqua"/>
+                <w:color w:val="000000"/>
+                <w:sz w:val="19"/>
+              </w:rPr>
+              <w:t>Likely delivery model</w:t>
+            </w:r>
+          </w:p>
+        </w:tc>
+        <w:tc>
+          <w:tcPr>
+            <w:tcW w:w="4535" w:type="dxa"/>
+            <w:tcBorders>
+              <w:top w:val="single" w:sz="4" w:space="0" w:color="A89662"/>
+              <w:left w:val="single" w:sz="4" w:space="0" w:color="A89662"/>
+              <w:bottom w:val="single" w:sz="4" w:space="0" w:color="A89662"/>
+              <w:right w:val="single" w:sz="4" w:space="0" w:color="A89662"/>
+            </w:tcBorders>
+          </w:tcPr>
+          <w:p>
+            <w:pPr>
+              <w:pStyle w:val="Normal"/>
+              <w:spacing w:before="40" w:after="40"/>
+              <w:rPr/>
+            </w:pPr>
+            <w:r>
+              <w:rPr>
+                <w:rFonts w:cs="Book Antiqua"/>
+                <w:color w:val="000000"/>
+                <w:sz w:val="19"/>
+              </w:rPr>
+              <w:t>Existing instructors or physical-training staff following standardisation and train-the-trainer preparation</w:t>
+            </w:r>
+          </w:p>
+        </w:tc>
+      </w:tr>
+      <w:tr>
+        <w:trPr>
+          <w:cantSplit w:val="true"/>
+        </w:trPr>
+        <w:tc>
+          <w:tcPr>
+            <w:tcW w:w="4536" w:type="dxa"/>
+            <w:tcBorders>
+              <w:top w:val="single" w:sz="4" w:space="0" w:color="A89662"/>
+              <w:left w:val="single" w:sz="4" w:space="0" w:color="A89662"/>
+              <w:bottom w:val="single" w:sz="4" w:space="0" w:color="A89662"/>
+              <w:right w:val="single" w:sz="4" w:space="0" w:color="A89662"/>
+            </w:tcBorders>
+          </w:tcPr>
+          <w:p>
+            <w:pPr>
+              <w:pStyle w:val="Normal"/>
+              <w:spacing w:before="40" w:after="40"/>
+              <w:rPr/>
+            </w:pPr>
+            <w:r>
+              <w:rPr>
+                <w:rFonts w:cs="Book Antiqua"/>
+                <w:color w:val="000000"/>
+                <w:sz w:val="19"/>
+              </w:rPr>
+              <w:t>Assurance</w:t>
+            </w:r>
+          </w:p>
+        </w:tc>
+        <w:tc>
+          <w:tcPr>
+            <w:tcW w:w="4535" w:type="dxa"/>
+            <w:tcBorders>
+              <w:top w:val="single" w:sz="4" w:space="0" w:color="A89662"/>
+              <w:left w:val="single" w:sz="4" w:space="0" w:color="A89662"/>
+              <w:bottom w:val="single" w:sz="4" w:space="0" w:color="A89662"/>
+              <w:right w:val="single" w:sz="4" w:space="0" w:color="A89662"/>
+            </w:tcBorders>
+          </w:tcPr>
+          <w:p>
+            <w:pPr>
+              <w:pStyle w:val="Normal"/>
+              <w:spacing w:before="40" w:after="40"/>
+              <w:rPr/>
+            </w:pPr>
+            <w:r>
+              <w:rPr>
+                <w:rFonts w:cs="Book Antiqua"/>
+                <w:color w:val="000000"/>
+                <w:sz w:val="19"/>
+              </w:rPr>
+              <w:t>HPC for COGCON product integrity; broader framework assurance through the agreed governance system</w:t>
+            </w:r>
+          </w:p>
+        </w:tc>
+      </w:tr>
+    </w:tbl>
+    <w:p>
+      <w:pPr>
+        <w:pStyle w:val="Normal"/>
+        <w:spacing w:before="0" w:after="160"/>
+        <w:rPr/>
+      </w:pPr>
+      <w:r>
+        <w:rPr/>
+      </w:r>
+    </w:p>
+    <w:p>
+      <w:pPr>
+        <w:pStyle w:val="Heading2"/>
+        <w:rPr/>
+      </w:pPr>
+      <w:r>
+        <w:rPr>
+          <w:rFonts w:cs="Arial" w:ascii="Arial" w:hAnsi="Arial"/>
+          <w:b/>
+          <w:i w:val="false"/>
+          <w:color w:val="000000"/>
+          <w:sz w:val="22"/>
+        </w:rPr>
+        <w:t>A3. Division of functions</w:t>
       </w:r>
     </w:p>
     <w:tbl>
@@ -1849,6 +4009,7 @@
       </w:tblGrid>
       <w:tr>
         <w:trPr>
+          <w:tblHeader w:val="true"/>
           <w:cantSplit w:val="true"/>
         </w:trPr>
         <w:tc>
@@ -1875,7 +4036,7 @@
                 <w:color w:val="FFFFFF"/>
                 <w:sz w:val="19"/>
               </w:rPr>
-              <w:t>Cognitive dimension (science layer)</w:t>
+              <w:t>Function</w:t>
             </w:r>
           </w:p>
         </w:tc>
@@ -1903,7 +4064,7 @@
                 <w:color w:val="FFFFFF"/>
                 <w:sz w:val="19"/>
               </w:rPr>
-              <w:t>Soldier-facing techniques (NZALC toolkit)</w:t>
+              <w:t>Lead</w:t>
             </w:r>
           </w:p>
         </w:tc>
@@ -1931,7 +4092,7 @@
                 <w:color w:val="FFFFFF"/>
                 <w:sz w:val="19"/>
               </w:rPr>
-              <w:t>COGCON conditioning methods</w:t>
+              <w:t>Output</w:t>
             </w:r>
           </w:p>
         </w:tc>
@@ -1962,7 +4123,7 @@
                 <w:color w:val="000000"/>
                 <w:sz w:val="19"/>
               </w:rPr>
-              <w:t>Arousal regulation</w:t>
+              <w:t>Define and govern</w:t>
             </w:r>
           </w:p>
         </w:tc>
@@ -1988,7 +4149,7 @@
                 <w:color w:val="000000"/>
                 <w:sz w:val="19"/>
               </w:rPr>
-              <w:t>Tactical breathing; grounding</w:t>
+              <w:t>Army Sponsor / ACS</w:t>
             </w:r>
           </w:p>
         </w:tc>
@@ -2014,7 +4175,7 @@
                 <w:color w:val="000000"/>
                 <w:sz w:val="19"/>
               </w:rPr>
-              <w:t>Rhythm-breathing injects during high-intensity physical training; within-session heart-rate down-regulation</w:t>
+              <w:t>Endorsed doctrine, definitions, policy direction and capability outcomes</w:t>
             </w:r>
           </w:p>
         </w:tc>
@@ -2045,7 +4206,7 @@
                 <w:color w:val="000000"/>
                 <w:sz w:val="19"/>
               </w:rPr>
-              <w:t>Attention</w:t>
+              <w:t>Integrate capability</w:t>
             </w:r>
           </w:p>
         </w:tc>
@@ -2071,7 +4232,7 @@
                 <w:color w:val="000000"/>
                 <w:sz w:val="19"/>
               </w:rPr>
-              <w:t>Noticing; chunking</w:t>
+              <w:t>ACS</w:t>
             </w:r>
           </w:p>
         </w:tc>
@@ -2097,7 +4258,7 @@
                 <w:color w:val="000000"/>
                 <w:sz w:val="19"/>
               </w:rPr>
-              <w:t>Go/no-go attention drills; threat-identification dual-tasks; agility cones</w:t>
+              <w:t>Framework, product architecture, stakeholder coordination and implementation priorities</w:t>
             </w:r>
           </w:p>
         </w:tc>
@@ -2128,7 +4289,7 @@
                 <w:color w:val="000000"/>
                 <w:sz w:val="19"/>
               </w:rPr>
-              <w:t>Cognitive control</w:t>
+              <w:t>Develop products</w:t>
             </w:r>
           </w:p>
         </w:tc>
@@ -2154,7 +4315,7 @@
                 <w:color w:val="000000"/>
                 <w:sz w:val="19"/>
               </w:rPr>
-              <w:t>Motivational and instructional self-talk</w:t>
+              <w:t>Relevant product owner</w:t>
             </w:r>
           </w:p>
         </w:tc>
@@ -2180,7 +4341,7 @@
                 <w:color w:val="000000"/>
                 <w:sz w:val="19"/>
               </w:rPr>
-              <w:t>Inhibition performance under load; adaptive difficulty progression</w:t>
+              <w:t>Product design, protocols, instructor materials and updates</w:t>
             </w:r>
           </w:p>
         </w:tc>
@@ -2211,7 +4372,7 @@
                 <w:color w:val="000000"/>
                 <w:sz w:val="19"/>
               </w:rPr>
-              <w:t>Working memory</w:t>
+              <w:t>Provide domain advice</w:t>
             </w:r>
           </w:p>
         </w:tc>
@@ -2237,7 +4398,7 @@
                 <w:color w:val="000000"/>
                 <w:sz w:val="19"/>
               </w:rPr>
-              <w:t>Chunking; individual and team game planning</w:t>
+              <w:t>Relevant technical or professional adviser</w:t>
             </w:r>
           </w:p>
         </w:tc>
@@ -2263,7 +4424,7 @@
                 <w:color w:val="000000"/>
                 <w:sz w:val="19"/>
               </w:rPr>
-              <w:t>Audio-brief retention and recall during concurrent tasks</w:t>
+              <w:t>Specialist advice within leadership, psychology, cognition, learning design, physical performance and other domains</w:t>
             </w:r>
           </w:p>
         </w:tc>
@@ -2294,7 +4455,7 @@
                 <w:color w:val="000000"/>
                 <w:sz w:val="19"/>
               </w:rPr>
-              <w:t>Self-knowledge</w:t>
+              <w:t>Deliver</w:t>
             </w:r>
           </w:p>
         </w:tc>
@@ -2320,7 +4481,7 @@
                 <w:color w:val="000000"/>
                 <w:sz w:val="19"/>
               </w:rPr>
-              <w:t>Structured reflection; psychometrics; Red Head–Blue Head</w:t>
+              <w:t>Approved training establishments, units and existing instructor workforces</w:t>
             </w:r>
           </w:p>
         </w:tc>
@@ -2346,142 +4507,7 @@
                 <w:color w:val="000000"/>
                 <w:sz w:val="19"/>
               </w:rPr>
-              <w:t>Performance monitoring; coach scoring and feedback; Team Awareness drills</w:t>
-            </w:r>
-          </w:p>
-        </w:tc>
-      </w:tr>
-    </w:tbl>
-    <w:p>
-      <w:pPr>
-        <w:pStyle w:val="Normal"/>
-        <w:spacing w:before="0" w:after="160"/>
-        <w:rPr/>
-      </w:pPr>
-      <w:r>
-        <w:rPr/>
-      </w:r>
-    </w:p>
-    <w:p>
-      <w:pPr>
-        <w:pStyle w:val="Heading2"/>
-        <w:rPr/>
-      </w:pPr>
-      <w:r>
-        <w:rPr>
-          <w:rFonts w:cs="Arial" w:ascii="Arial" w:hAnsi="Arial"/>
-          <w:b/>
-          <w:i w:val="false"/>
-          <w:color w:val="000000"/>
-          <w:sz w:val="22"/>
-        </w:rPr>
-        <w:t>A2. Division of functions — by function, not organisation</w:t>
-      </w:r>
-    </w:p>
-    <w:tbl>
-      <w:tblPr>
-        <w:tblW w:w="9072" w:type="dxa"/>
-        <w:jc w:val="left"/>
-        <w:tblInd w:w="0" w:type="dxa"/>
-        <w:tblLayout w:type="fixed"/>
-        <w:tblCellMar>
-          <w:top w:w="0" w:type="dxa"/>
-          <w:left w:w="108" w:type="dxa"/>
-          <w:bottom w:w="0" w:type="dxa"/>
-          <w:right w:w="108" w:type="dxa"/>
-        </w:tblCellMar>
-        <w:tblLook w:val="04a0" w:noHBand="0" w:noVBand="1" w:firstColumn="1" w:lastRow="0" w:lastColumn="0" w:firstRow="1"/>
-      </w:tblPr>
-      <w:tblGrid>
-        <w:gridCol w:w="3024"/>
-        <w:gridCol w:w="3024"/>
-        <w:gridCol w:w="3024"/>
-      </w:tblGrid>
-      <w:tr>
-        <w:trPr>
-          <w:cantSplit w:val="true"/>
-        </w:trPr>
-        <w:tc>
-          <w:tcPr>
-            <w:tcW w:w="3024" w:type="dxa"/>
-            <w:tcBorders>
-              <w:top w:val="single" w:sz="4" w:space="0" w:color="A89662"/>
-              <w:left w:val="single" w:sz="4" w:space="0" w:color="A89662"/>
-              <w:bottom w:val="single" w:sz="4" w:space="0" w:color="A89662"/>
-              <w:right w:val="single" w:sz="4" w:space="0" w:color="A89662"/>
-            </w:tcBorders>
-            <w:shd w:fill="002516" w:val="clear"/>
-          </w:tcPr>
-          <w:p>
-            <w:pPr>
-              <w:pStyle w:val="Normal"/>
-              <w:spacing w:before="40" w:after="40"/>
-              <w:rPr/>
-            </w:pPr>
-            <w:r>
-              <w:rPr>
-                <w:rFonts w:cs="Arial" w:ascii="Arial" w:hAnsi="Arial"/>
-                <w:b/>
-                <w:color w:val="FFFFFF"/>
-                <w:sz w:val="19"/>
-              </w:rPr>
-              <w:t>Function</w:t>
-            </w:r>
-          </w:p>
-        </w:tc>
-        <w:tc>
-          <w:tcPr>
-            <w:tcW w:w="3024" w:type="dxa"/>
-            <w:tcBorders>
-              <w:top w:val="single" w:sz="4" w:space="0" w:color="A89662"/>
-              <w:left w:val="single" w:sz="4" w:space="0" w:color="A89662"/>
-              <w:bottom w:val="single" w:sz="4" w:space="0" w:color="A89662"/>
-              <w:right w:val="single" w:sz="4" w:space="0" w:color="A89662"/>
-            </w:tcBorders>
-            <w:shd w:fill="002516" w:val="clear"/>
-          </w:tcPr>
-          <w:p>
-            <w:pPr>
-              <w:pStyle w:val="Normal"/>
-              <w:spacing w:before="40" w:after="40"/>
-              <w:rPr/>
-            </w:pPr>
-            <w:r>
-              <w:rPr>
-                <w:rFonts w:cs="Arial" w:ascii="Arial" w:hAnsi="Arial"/>
-                <w:b/>
-                <w:color w:val="FFFFFF"/>
-                <w:sz w:val="19"/>
-              </w:rPr>
-              <w:t>Lead</w:t>
-            </w:r>
-          </w:p>
-        </w:tc>
-        <w:tc>
-          <w:tcPr>
-            <w:tcW w:w="3024" w:type="dxa"/>
-            <w:tcBorders>
-              <w:top w:val="single" w:sz="4" w:space="0" w:color="A89662"/>
-              <w:left w:val="single" w:sz="4" w:space="0" w:color="A89662"/>
-              <w:bottom w:val="single" w:sz="4" w:space="0" w:color="A89662"/>
-              <w:right w:val="single" w:sz="4" w:space="0" w:color="A89662"/>
-            </w:tcBorders>
-            <w:shd w:fill="002516" w:val="clear"/>
-          </w:tcPr>
-          <w:p>
-            <w:pPr>
-              <w:pStyle w:val="Normal"/>
-              <w:spacing w:before="40" w:after="40"/>
-              <w:rPr/>
-            </w:pPr>
-            <w:r>
-              <w:rPr>
-                <w:rFonts w:cs="Arial" w:ascii="Arial" w:hAnsi="Arial"/>
-                <w:b/>
-                <w:color w:val="FFFFFF"/>
-                <w:sz w:val="19"/>
-              </w:rPr>
-              <w:t>What it looks like</w:t>
+              <w:t>Routine delivery of recognised products</w:t>
             </w:r>
           </w:p>
         </w:tc>
@@ -2512,7 +4538,7 @@
                 <w:color w:val="000000"/>
                 <w:sz w:val="19"/>
               </w:rPr>
-              <w:t>Educate</w:t>
+              <w:t>Measure training performance</w:t>
             </w:r>
           </w:p>
         </w:tc>
@@ -2538,7 +4564,7 @@
                 <w:color w:val="000000"/>
                 <w:sz w:val="19"/>
               </w:rPr>
-              <w:t>NZALC</w:t>
+              <w:t>Delivery organisation, using approved methods</w:t>
             </w:r>
           </w:p>
         </w:tc>
@@ -2564,7 +4590,7 @@
                 <w:color w:val="000000"/>
                 <w:sz w:val="19"/>
               </w:rPr>
-              <w:t>Concepts and toolkit taught and applied through leadership development, Lead Self to Lead Systems</w:t>
+              <w:t>Proportionate training feedback and product-level performance data</w:t>
             </w:r>
           </w:p>
         </w:tc>
@@ -2595,7 +4621,7 @@
                 <w:color w:val="000000"/>
                 <w:sz w:val="19"/>
               </w:rPr>
-              <w:t>Condition</w:t>
+              <w:t>Evaluate product effectiveness</w:t>
             </w:r>
           </w:p>
         </w:tc>
@@ -2621,7 +4647,7 @@
                 <w:color w:val="000000"/>
                 <w:sz w:val="19"/>
               </w:rPr>
-              <w:t>HPC</w:t>
+              <w:t>Product owner, with independent evaluation or research support</w:t>
             </w:r>
           </w:p>
         </w:tc>
@@ -2647,7 +4673,7 @@
                 <w:color w:val="000000"/>
                 <w:sz w:val="19"/>
               </w:rPr>
-              <w:t>COGCON dual-task repetitions embedded in physical training, with adaptive difficulty</w:t>
+              <w:t>Evidence of feasibility, effectiveness, transfer and scalability</w:t>
             </w:r>
           </w:p>
         </w:tc>
@@ -2678,7 +4704,7 @@
                 <w:color w:val="000000"/>
                 <w:sz w:val="19"/>
               </w:rPr>
-              <w:t>Expose</w:t>
+              <w:t>Assure</w:t>
             </w:r>
           </w:p>
         </w:tc>
@@ -2704,7 +4730,7 @@
                 <w:color w:val="000000"/>
                 <w:sz w:val="19"/>
               </w:rPr>
-              <w:t>Joint</w:t>
+              <w:t>Layered governance and domain authorities</w:t>
             </w:r>
           </w:p>
         </w:tc>
@@ -2730,7 +4756,7 @@
                 <w:color w:val="000000"/>
                 <w:sz w:val="19"/>
               </w:rPr>
-              <w:t>Scenario and experiential pressure training, co-designed</w:t>
+              <w:t>Doctrine, evidence, professional, learning, delivery and operational assurance</w:t>
             </w:r>
           </w:p>
         </w:tc>
@@ -2761,7 +4787,7 @@
                 <w:color w:val="000000"/>
                 <w:sz w:val="19"/>
               </w:rPr>
-              <w:t>Measure</w:t>
+              <w:t>Review and recover</w:t>
             </w:r>
           </w:p>
         </w:tc>
@@ -2787,7 +4813,7 @@
                 <w:color w:val="000000"/>
                 <w:sz w:val="19"/>
               </w:rPr>
-              <w:t>HPC</w:t>
+              <w:t>Relevant leadership and training systems</w:t>
             </w:r>
           </w:p>
         </w:tc>
@@ -2813,173 +4839,7 @@
                 <w:color w:val="000000"/>
                 <w:sz w:val="19"/>
               </w:rPr>
-              <w:t>Heart-rate regulation, attention and inhibition thresholds, progression level reached</w:t>
-            </w:r>
-          </w:p>
-        </w:tc>
-      </w:tr>
-      <w:tr>
-        <w:trPr>
-          <w:cantSplit w:val="true"/>
-        </w:trPr>
-        <w:tc>
-          <w:tcPr>
-            <w:tcW w:w="3024" w:type="dxa"/>
-            <w:tcBorders>
-              <w:top w:val="single" w:sz="4" w:space="0" w:color="A89662"/>
-              <w:left w:val="single" w:sz="4" w:space="0" w:color="A89662"/>
-              <w:bottom w:val="single" w:sz="4" w:space="0" w:color="A89662"/>
-              <w:right w:val="single" w:sz="4" w:space="0" w:color="A89662"/>
-            </w:tcBorders>
-          </w:tcPr>
-          <w:p>
-            <w:pPr>
-              <w:pStyle w:val="Normal"/>
-              <w:spacing w:before="40" w:after="40"/>
-              <w:rPr/>
-            </w:pPr>
-            <w:r>
-              <w:rPr>
-                <w:rFonts w:cs="Book Antiqua"/>
-                <w:color w:val="000000"/>
-                <w:sz w:val="19"/>
-              </w:rPr>
-              <w:t>Review and recover</w:t>
-            </w:r>
-          </w:p>
-        </w:tc>
-        <w:tc>
-          <w:tcPr>
-            <w:tcW w:w="3024" w:type="dxa"/>
-            <w:tcBorders>
-              <w:top w:val="single" w:sz="4" w:space="0" w:color="A89662"/>
-              <w:left w:val="single" w:sz="4" w:space="0" w:color="A89662"/>
-              <w:bottom w:val="single" w:sz="4" w:space="0" w:color="A89662"/>
-              <w:right w:val="single" w:sz="4" w:space="0" w:color="A89662"/>
-            </w:tcBorders>
-          </w:tcPr>
-          <w:p>
-            <w:pPr>
-              <w:pStyle w:val="Normal"/>
-              <w:spacing w:before="40" w:after="40"/>
-              <w:rPr/>
-            </w:pPr>
-            <w:r>
-              <w:rPr>
-                <w:rFonts w:cs="Book Antiqua"/>
-                <w:color w:val="000000"/>
-                <w:sz w:val="19"/>
-              </w:rPr>
-              <w:t>NZALC</w:t>
-            </w:r>
-          </w:p>
-        </w:tc>
-        <w:tc>
-          <w:tcPr>
-            <w:tcW w:w="3024" w:type="dxa"/>
-            <w:tcBorders>
-              <w:top w:val="single" w:sz="4" w:space="0" w:color="A89662"/>
-              <w:left w:val="single" w:sz="4" w:space="0" w:color="A89662"/>
-              <w:bottom w:val="single" w:sz="4" w:space="0" w:color="A89662"/>
-              <w:right w:val="single" w:sz="4" w:space="0" w:color="A89662"/>
-            </w:tcBorders>
-          </w:tcPr>
-          <w:p>
-            <w:pPr>
-              <w:pStyle w:val="Normal"/>
-              <w:spacing w:before="40" w:after="40"/>
-              <w:rPr/>
-            </w:pPr>
-            <w:r>
-              <w:rPr>
-                <w:rFonts w:cs="Book Antiqua"/>
-                <w:color w:val="000000"/>
-                <w:sz w:val="19"/>
-              </w:rPr>
-              <w:t>Structured reflection, self and peer feedback, Leadership Development Plans</w:t>
-            </w:r>
-          </w:p>
-        </w:tc>
-      </w:tr>
-      <w:tr>
-        <w:trPr>
-          <w:cantSplit w:val="true"/>
-        </w:trPr>
-        <w:tc>
-          <w:tcPr>
-            <w:tcW w:w="3024" w:type="dxa"/>
-            <w:tcBorders>
-              <w:top w:val="single" w:sz="4" w:space="0" w:color="A89662"/>
-              <w:left w:val="single" w:sz="4" w:space="0" w:color="A89662"/>
-              <w:bottom w:val="single" w:sz="4" w:space="0" w:color="A89662"/>
-              <w:right w:val="single" w:sz="4" w:space="0" w:color="A89662"/>
-            </w:tcBorders>
-          </w:tcPr>
-          <w:p>
-            <w:pPr>
-              <w:pStyle w:val="Normal"/>
-              <w:spacing w:before="40" w:after="40"/>
-              <w:rPr/>
-            </w:pPr>
-            <w:r>
-              <w:rPr>
-                <w:rFonts w:cs="Book Antiqua"/>
-                <w:color w:val="000000"/>
-                <w:sz w:val="19"/>
-              </w:rPr>
-              <w:t>Assure</w:t>
-            </w:r>
-          </w:p>
-        </w:tc>
-        <w:tc>
-          <w:tcPr>
-            <w:tcW w:w="3024" w:type="dxa"/>
-            <w:tcBorders>
-              <w:top w:val="single" w:sz="4" w:space="0" w:color="A89662"/>
-              <w:left w:val="single" w:sz="4" w:space="0" w:color="A89662"/>
-              <w:bottom w:val="single" w:sz="4" w:space="0" w:color="A89662"/>
-              <w:right w:val="single" w:sz="4" w:space="0" w:color="A89662"/>
-            </w:tcBorders>
-          </w:tcPr>
-          <w:p>
-            <w:pPr>
-              <w:pStyle w:val="Normal"/>
-              <w:spacing w:before="40" w:after="40"/>
-              <w:rPr/>
-            </w:pPr>
-            <w:r>
-              <w:rPr>
-                <w:rFonts w:cs="Book Antiqua"/>
-                <w:color w:val="000000"/>
-                <w:sz w:val="19"/>
-              </w:rPr>
-              <w:t>Joint</w:t>
-            </w:r>
-          </w:p>
-        </w:tc>
-        <w:tc>
-          <w:tcPr>
-            <w:tcW w:w="3024" w:type="dxa"/>
-            <w:tcBorders>
-              <w:top w:val="single" w:sz="4" w:space="0" w:color="A89662"/>
-              <w:left w:val="single" w:sz="4" w:space="0" w:color="A89662"/>
-              <w:bottom w:val="single" w:sz="4" w:space="0" w:color="A89662"/>
-              <w:right w:val="single" w:sz="4" w:space="0" w:color="A89662"/>
-            </w:tcBorders>
-          </w:tcPr>
-          <w:p>
-            <w:pPr>
-              <w:pStyle w:val="Normal"/>
-              <w:spacing w:before="40" w:after="40"/>
-              <w:rPr/>
-            </w:pPr>
-            <w:r>
-              <w:rPr>
-                <w:rFonts w:cs="Book Antiqua"/>
-                <w:color w:val="000000"/>
-                <w:sz w:val="19"/>
-              </w:rPr>
-              <w:t>Cognitive-readiness metrics (HPC) alongside observed leadership behaviour (NZALC)</w:t>
+              <w:t>Reflection, feedback, recovery and developmental planning</w:t>
             </w:r>
           </w:p>
         </w:tc>
@@ -3008,7 +4868,7 @@
           <w:color w:val="000000"/>
           <w:sz w:val="22"/>
         </w:rPr>
-        <w:t>A3. Shared frames</w:t>
+        <w:t>A4. Shared frames</w:t>
       </w:r>
     </w:p>
     <w:p>
@@ -3044,7 +4904,7 @@
           <w:b w:val="false"/>
           <w:i w:val="false"/>
         </w:rPr>
-        <w:t>Prepare–Perform–Recover is the common delivery rhythm: COGCON operates principally in Prepare and Perform; NZALC closes the loop in Recover.</w:t>
+        <w:t>Prepare–Perform–Recover provides a common delivery rhythm across recognised products and methods.</w:t>
       </w:r>
     </w:p>
     <w:p>
@@ -3080,7 +4940,7 @@
           <w:b w:val="false"/>
           <w:i w:val="false"/>
         </w:rPr>
-        <w:t>Lead Self to Lead Systems is the common progression: conditioning is densest in initial and individual training; leadership application deepens up the continuum.</w:t>
+        <w:t>Lead Self to Lead Systems provides the developmental progression: individual conditioning is likely to be densest in initial and individual training, while leadership, team and systems application deepens across the leadership continuum.</w:t>
       </w:r>
     </w:p>
     <w:p>
@@ -3116,7 +4976,7 @@
           <w:b w:val="false"/>
           <w:i w:val="false"/>
         </w:rPr>
-        <w:t>The Phase 4 pilot embeds the COGCON adaptive dual-task protocol within an existing NZALC serial — NZALC teaching and reviewing, HPC conditioning and measuring — to prove the integration in delivery.</w:t>
+        <w:t>COGCON currently contributes principally to selected Prepare and Perform activities within the performance-cognition strand. NZALC and other leadership-development products provide broader preparation, application, structured review and recovery.</w:t>
       </w:r>
     </w:p>
     <w:sectPr>
@@ -3222,7 +5082,7 @@
         <w:sz w:val="17"/>
         <w:rFonts w:cs="Arial" w:ascii="Arial" w:hAnsi="Arial"/>
       </w:rPr>
-      <w:t>7</w:t>
+      <w:t>9</w:t>
     </w:r>
     <w:r>
       <w:rPr>
@@ -3266,7 +5126,7 @@
         <w:sz w:val="17"/>
         <w:rFonts w:cs="Arial" w:ascii="Arial" w:hAnsi="Arial"/>
       </w:rPr>
-      <w:t>7</w:t>
+      <w:t>9</w:t>
     </w:r>
     <w:r>
       <w:rPr>

--- a/output/combat-mindset-way-forward.docx
+++ b/output/combat-mindset-way-forward.docx
@@ -231,7 +231,7 @@
           <w:color w:val="000000"/>
           <w:sz w:val="20"/>
         </w:rPr>
-        <w:t>Draft v0.2</w:t>
+        <w:t>Draft v0.3</w:t>
       </w:r>
     </w:p>
     <w:p>
@@ -309,7 +309,7 @@
           <w:b w:val="false"/>
           <w:i w:val="false"/>
         </w:rPr>
-        <w:t>This paper responds to COMDT ACS direction of 16 July 2026 for NZALC and the Human Performance Cell to jointly develop a strategy to close the Combat Mindset doctrine and policy gap. It proposes an agreed problem statement, a terminology construct for decision, a programme of work, interim governance arrangements, and an approach for mapping and appropriately nesting existing training products beneath an Army Combat Mindset Framework.</w:t>
+        <w:t>This paper responds to COMDT ACS direction of 16 July 2026 for NZALC and the Human Performance Cell to jointly develop a strategy to close the Combat Mindset doctrine and policy gap. It proposes an agreed problem statement, formal definitions and their relationship for decision, the Army Combat Mindset Framework as the organising model, a programme of work, interim governance and assurance arrangements, and the appropriate nesting of existing training products beneath the framework.</w:t>
       </w:r>
     </w:p>
     <w:p>
@@ -415,6 +415,20 @@
           <w:b w:val="false"/>
           <w:i w:val="false"/>
         </w:rPr>
+        <w:t>The doctrinal requirement is therefore to define the human-performance capability Army must deliberately develop, and to describe its combat-specific expression.</w:t>
+      </w:r>
+    </w:p>
+    <w:p>
+      <w:pPr>
+        <w:pStyle w:val="Normal"/>
+        <w:rPr/>
+      </w:pPr>
+      <w:r>
+        <w:rPr>
+          <w:rFonts w:cs="Book Antiqua"/>
+          <w:b w:val="false"/>
+          <w:i w:val="false"/>
+        </w:rPr>
         <w:t>Sufficient evidence and existing capability are available to commence governance, mapping and framework development immediately. The present gap is principally institutional and integrative.</w:t>
       </w:r>
     </w:p>
@@ -447,21 +461,21 @@
           <w:color w:val="002516"/>
           <w:sz w:val="28"/>
         </w:rPr>
-        <w:t>2. Terminology — decision sought</w:t>
-      </w:r>
-    </w:p>
-    <w:p>
-      <w:pPr>
-        <w:pStyle w:val="Normal"/>
-        <w:rPr/>
-      </w:pPr>
-      <w:r>
-        <w:rPr>
-          <w:rFonts w:cs="Book Antiqua"/>
-          <w:b w:val="false"/>
-          <w:i w:val="false"/>
-        </w:rPr>
-        <w:t>The COMDT ACS guidance and the NZALC capability note differ on one structural point: which term sits at the top of the hierarchy. This is the single decision required before the framework can be drafted. Two options are offered.</w:t>
+        <w:t>2. Terminology and definitions — decision sought</w:t>
+      </w:r>
+    </w:p>
+    <w:p>
+      <w:pPr>
+        <w:pStyle w:val="Normal"/>
+        <w:rPr/>
+      </w:pPr>
+      <w:r>
+        <w:rPr>
+          <w:rFonts w:cs="Book Antiqua"/>
+          <w:b w:val="false"/>
+          <w:i w:val="false"/>
+        </w:rPr>
+        <w:t>The COMDT ACS guidance and the NZALC capability note differ on one structural point: the relationship between Combat Mindset and Performance Under Pressure. This is the single decision required before the framework can be drafted. Two options are offered.</w:t>
       </w:r>
     </w:p>
     <w:p>
@@ -477,21 +491,135 @@
           <w:color w:val="000000"/>
           <w:sz w:val="22"/>
         </w:rPr>
-        <w:t>Option 1 — Combat Mindset as the operational frame; Performance Under Pressure as the underlying capability (recommended)</w:t>
-      </w:r>
-    </w:p>
-    <w:p>
-      <w:pPr>
-        <w:pStyle w:val="Normal"/>
-        <w:rPr/>
-      </w:pPr>
-      <w:r>
-        <w:rPr>
-          <w:rFonts w:cs="Book Antiqua"/>
-          <w:b w:val="false"/>
-          <w:i w:val="false"/>
-        </w:rPr>
-        <w:t>Combat Mindset is the Army-owned operational frame and orienting purpose, aligned to Warfighter Focus. Performance Under Pressure is the trained individual and collective capability beneath it: the capacity to prepare for, remain effective through, adapt within and recover from pressure. Harder to Kill is proposed as a supporting Warfighter Focus communication line, subject to sponsor endorsement, rather than as part of the formal definition.</w:t>
+        <w:t>Option 1 — Combat Mindset as the combat-specific expression of Performance Under Pressure (recommended)</w:t>
+      </w:r>
+    </w:p>
+    <w:p>
+      <w:pPr>
+        <w:pStyle w:val="Normal"/>
+        <w:rPr/>
+      </w:pPr>
+      <w:r>
+        <w:rPr>
+          <w:rFonts w:cs="Book Antiqua"/>
+          <w:b w:val="false"/>
+          <w:i w:val="false"/>
+        </w:rPr>
+        <w:t>Combat Mindset is the combat-specific expression of Performance Under Pressure. It describes the individual and collective readiness and disposition Army seeks under the threat, adversity and uncertainty of combat.</w:t>
+      </w:r>
+    </w:p>
+    <w:p>
+      <w:pPr>
+        <w:pStyle w:val="Normal"/>
+        <w:rPr/>
+      </w:pPr>
+      <w:r>
+        <w:rPr>
+          <w:rFonts w:cs="Book Antiqua"/>
+          <w:b w:val="false"/>
+          <w:i w:val="false"/>
+        </w:rPr>
+        <w:t>Performance Under Pressure is the enabling human-performance capability: the trainable individual and collective capacity to prepare for, maintain effective performance through, adapt within and recover from pressure. It is applicable across combat, command, crisis response, training, garrison leadership and high-risk technical activity. Combat Mindset places that broader capability within its specifically warfighting context and connects it to Army's mission, identity, values and operational purpose.</w:t>
+      </w:r>
+    </w:p>
+    <w:p>
+      <w:pPr>
+        <w:pStyle w:val="Normal"/>
+        <w:rPr/>
+      </w:pPr>
+      <w:r>
+        <w:rPr>
+          <w:rFonts w:cs="Book Antiqua"/>
+          <w:b w:val="false"/>
+          <w:i w:val="false"/>
+        </w:rPr>
+        <w:t>The Army Combat Mindset Framework is the organising model through which Army will define, develop, integrate and assure the capability strands, developmental outcomes, training products and governance arrangements that enable this effect.</w:t>
+      </w:r>
+    </w:p>
+    <w:p>
+      <w:pPr>
+        <w:pStyle w:val="Normal"/>
+        <w:rPr/>
+      </w:pPr>
+      <w:r>
+        <w:rPr>
+          <w:rFonts w:cs="Book Antiqua"/>
+          <w:b w:val="false"/>
+          <w:i w:val="false"/>
+        </w:rPr>
+        <w:t>The following formal definitions are proposed as the drafting baseline.</w:t>
+      </w:r>
+    </w:p>
+    <w:p>
+      <w:pPr>
+        <w:pStyle w:val="Normal"/>
+        <w:spacing w:before="120" w:after="160"/>
+        <w:ind w:left="567" w:right="567"/>
+        <w:rPr/>
+      </w:pPr>
+      <w:r>
+        <w:rPr>
+          <w:rFonts w:cs="Book Antiqua"/>
+          <w:b/>
+          <w:i/>
+        </w:rPr>
+        <w:t>Combat Mindset.</w:t>
+      </w:r>
+      <w:r>
+        <w:rPr>
+          <w:rFonts w:cs="Book Antiqua"/>
+          <w:b w:val="false"/>
+          <w:i/>
+        </w:rPr>
+        <w:t xml:space="preserve"> The combat-specific expression of Performance Under Pressure: the individual and collective readiness and disposition to remain effective and act decisively, persistently, adaptively and ethically under the threat, adversity and uncertainty of combat in order to achieve the mission.</w:t>
+      </w:r>
+    </w:p>
+    <w:p>
+      <w:pPr>
+        <w:pStyle w:val="Normal"/>
+        <w:spacing w:before="120" w:after="160"/>
+        <w:ind w:left="567" w:right="567"/>
+        <w:rPr/>
+      </w:pPr>
+      <w:r>
+        <w:rPr>
+          <w:rFonts w:cs="Book Antiqua"/>
+          <w:b/>
+          <w:i/>
+        </w:rPr>
+        <w:t>Performance Under Pressure.</w:t>
+      </w:r>
+      <w:r>
+        <w:rPr>
+          <w:rFonts w:cs="Book Antiqua"/>
+          <w:b w:val="false"/>
+          <w:i/>
+        </w:rPr>
+        <w:t xml:space="preserve"> The trainable individual and collective human-performance capability to prepare for, maintain effective performance through, adapt within and recover from conditions that create significant physiological, cognitive, emotional or social interference.</w:t>
+      </w:r>
+    </w:p>
+    <w:p>
+      <w:pPr>
+        <w:pStyle w:val="Normal"/>
+        <w:spacing w:before="120" w:after="160"/>
+        <w:ind w:left="567" w:right="567"/>
+        <w:rPr/>
+      </w:pPr>
+      <w:r>
+        <w:rPr>
+          <w:rFonts w:cs="Book Antiqua"/>
+          <w:b/>
+          <w:i/>
+        </w:rPr>
+        <w:t>Army Combat Mindset Framework.</w:t>
+      </w:r>
+      <w:r>
+        <w:rPr>
+          <w:rFonts w:cs="Book Antiqua"/>
+          <w:b w:val="false"/>
+          <w:i/>
+        </w:rPr>
+        <w:t xml:space="preserve"> The organising model through which Army defines, develops, integrates and assures the individual and collective capabilities that enable Combat Mindset.</w:t>
       </w:r>
     </w:p>
     <w:p>
@@ -511,7 +639,7 @@
           <w:b/>
           <w:i w:val="false"/>
         </w:rPr>
-        <w:t>Combat Mindset explains why the capability matters to Army. Performance Under Pressure explains what must be developed and sustained in individuals, teams, leaders and systems.</w:t>
+        <w:t>Performance Under Pressure describes the trainable human-performance capability. Combat Mindset describes the specifically combat-oriented expression of that capability.</w:t>
       </w:r>
     </w:p>
     <w:p>
@@ -547,7 +675,7 @@
           <w:b w:val="false"/>
           <w:i w:val="false"/>
         </w:rPr>
-        <w:t>Preserves Combat Mindset as the recognisable, operationally credible Army frame.</w:t>
+        <w:t>Gives each term one clear purpose: Combat Mindset is the combat-specific expression; Performance Under Pressure is the enabling capability; the Army Combat Mindset Framework is the organising model.</w:t>
       </w:r>
     </w:p>
     <w:p>
@@ -583,7 +711,7 @@
           <w:b w:val="false"/>
           <w:i w:val="false"/>
         </w:rPr>
-        <w:t>Keeps the underlying capability applicable Army-wide — command, crisis response, garrison leadership and high-risk technical activity, where pressure exists without an enemy.</w:t>
+        <w:t>Keeps Performance Under Pressure applicable wherever significant pressure exists without an enemy — command, crisis response, training, garrison leadership and high-risk technical activity.</w:t>
       </w:r>
     </w:p>
     <w:p>
@@ -619,7 +747,7 @@
           <w:b w:val="false"/>
           <w:i w:val="false"/>
         </w:rPr>
-        <w:t>Guards against Combat Mindset being misread as aggression or motivation alone.</w:t>
+        <w:t>Guards against Combat Mindset being misread as aggression, motivation or resilience alone.</w:t>
       </w:r>
     </w:p>
     <w:p>
@@ -655,7 +783,7 @@
           <w:b w:val="false"/>
           <w:i w:val="false"/>
         </w:rPr>
-        <w:t>Allows doctrine, the framework, training products and delivery organisations to nest cleanly beneath the frame.</w:t>
+        <w:t>Harder to Kill remains a proposed Warfighter Focus communication line, subject to sponsor endorsement, and does not form part of the formal definitions.</w:t>
       </w:r>
     </w:p>
     <w:p>
@@ -671,21 +799,21 @@
           <w:color w:val="000000"/>
           <w:sz w:val="22"/>
         </w:rPr>
-        <w:t>Option 2 — Combat Mindset as the umbrella capability</w:t>
-      </w:r>
-    </w:p>
-    <w:p>
-      <w:pPr>
-        <w:pStyle w:val="Normal"/>
-        <w:rPr/>
-      </w:pPr>
-      <w:r>
-        <w:rPr>
-          <w:rFonts w:cs="Book Antiqua"/>
-          <w:b w:val="false"/>
-          <w:i w:val="false"/>
-        </w:rPr>
-        <w:t>Combat Mindset is the overarching capability, integrating leadership, human performance, resilience, mental skills and performance cognition, with performance under pressure expressed as its intended effect.</w:t>
+        <w:t>Option 2 — Combat Mindset as the complete umbrella capability</w:t>
+      </w:r>
+    </w:p>
+    <w:p>
+      <w:pPr>
+        <w:pStyle w:val="Normal"/>
+        <w:rPr/>
+      </w:pPr>
+      <w:r>
+        <w:rPr>
+          <w:rFonts w:cs="Book Antiqua"/>
+          <w:b w:val="false"/>
+          <w:i w:val="false"/>
+        </w:rPr>
+        <w:t>Combat Mindset is treated as the complete capability itself, integrating leadership, human performance, resilience, mental skills and performance cognition, with performance under pressure expressed within it.</w:t>
       </w:r>
     </w:p>
     <w:p>
@@ -721,7 +849,7 @@
           <w:b w:val="false"/>
           <w:i w:val="false"/>
         </w:rPr>
-        <w:t>Maximises simplicity: one term, one capability, one framework.</w:t>
+        <w:t>Maximises simplicity: one term serves as outcome, capability and framework alike.</w:t>
       </w:r>
     </w:p>
     <w:p>
@@ -757,245 +885,7 @@
           <w:b w:val="false"/>
           <w:i w:val="false"/>
         </w:rPr>
-        <w:t>Risks excluding the majority of Army activity that is demanding but not combat, and re-importing the definitional confusion identified in the capability note.</w:t>
-      </w:r>
-    </w:p>
-    <w:p>
-      <w:pPr>
-        <w:pStyle w:val="Normal"/>
-        <w:rPr/>
-      </w:pPr>
-      <w:r>
-        <w:rPr>
-          <w:rFonts w:cs="Book Antiqua"/>
-          <w:b w:val="false"/>
-          <w:i w:val="false"/>
-        </w:rPr>
-        <w:t>Both options deliver the end state described in the COMDT ACS guidance. NZALC and HPC jointly recommend Option 1, and will implement whichever option COMDT ACS selects.</w:t>
-      </w:r>
-    </w:p>
-    <w:p>
-      <w:pPr>
-        <w:pStyle w:val="Normal"/>
-        <w:pBdr>
-          <w:bottom w:val="single" w:sz="6" w:space="1" w:color="A89662"/>
-        </w:pBdr>
-        <w:spacing w:before="200" w:after="200"/>
-        <w:rPr/>
-      </w:pPr>
-      <w:r>
-        <w:rPr/>
-      </w:r>
-    </w:p>
-    <w:p>
-      <w:pPr>
-        <w:pStyle w:val="Heading1"/>
-        <w:pBdr>
-          <w:left w:val="single" w:sz="24" w:space="8" w:color="C62026"/>
-        </w:pBdr>
-        <w:rPr/>
-      </w:pPr>
-      <w:r>
-        <w:rPr>
-          <w:rFonts w:cs="Arial" w:ascii="Arial" w:hAnsi="Arial"/>
-          <w:b/>
-          <w:i w:val="false"/>
-          <w:color w:val="002516"/>
-          <w:sz w:val="28"/>
-        </w:rPr>
-        <w:t>3. What already exists</w:t>
-      </w:r>
-    </w:p>
-    <w:p>
-      <w:pPr>
-        <w:pStyle w:val="Normal"/>
-        <w:rPr/>
-      </w:pPr>
-      <w:r>
-        <w:rPr>
-          <w:rFonts w:cs="Book Antiqua"/>
-          <w:b w:val="false"/>
-          <w:i w:val="false"/>
-        </w:rPr>
-        <w:t>A full capability and product map will be completed during Phase 1. Initial holdings include the following.</w:t>
-      </w:r>
-    </w:p>
-    <w:p>
-      <w:pPr>
-        <w:pStyle w:val="Heading2"/>
-        <w:rPr/>
-      </w:pPr>
-      <w:r>
-        <w:rPr>
-          <w:rFonts w:cs="Arial" w:ascii="Arial" w:hAnsi="Arial"/>
-          <w:b/>
-          <w:i w:val="false"/>
-          <w:color w:val="000000"/>
-          <w:sz w:val="22"/>
-        </w:rPr>
-        <w:t>NZALC Performance Under Pressure package</w:t>
-      </w:r>
-    </w:p>
-    <w:p>
-      <w:pPr>
-        <w:pStyle w:val="Normal"/>
-        <w:rPr/>
-      </w:pPr>
-      <w:r>
-        <w:rPr>
-          <w:rFonts w:cs="Book Antiqua"/>
-          <w:b w:val="false"/>
-          <w:i w:val="false"/>
-        </w:rPr>
-        <w:t>NZALC delivers a leadership-development approach incorporating Performance = Potential – Interference, Red Head–Blue Head, Prepare–Perform–Recover, mental-skills techniques, psychometrics, experiential activity, feedback and Leadership Development Plans. This material is embedded across Lead Self, Lead Teams, Lead Leaders and Lead Systems.</w:t>
-      </w:r>
-    </w:p>
-    <w:p>
-      <w:pPr>
-        <w:pStyle w:val="Heading2"/>
-        <w:rPr/>
-      </w:pPr>
-      <w:r>
-        <w:rPr>
-          <w:rFonts w:cs="Arial" w:ascii="Arial" w:hAnsi="Arial"/>
-          <w:b/>
-          <w:i w:val="false"/>
-          <w:color w:val="000000"/>
-          <w:sz w:val="22"/>
-        </w:rPr>
-        <w:t>Human Performance Cell Cognitive Conditioning programme (COGCON)</w:t>
-      </w:r>
-    </w:p>
-    <w:p>
-      <w:pPr>
-        <w:pStyle w:val="Normal"/>
-        <w:rPr/>
-      </w:pPr>
-      <w:r>
-        <w:rPr>
-          <w:rFonts w:cs="Book Antiqua"/>
-          <w:b w:val="false"/>
-          <w:i w:val="false"/>
-        </w:rPr>
-        <w:t>COGCON is a developmental cognitive-conditioning product designed to train selected dimensions of performance cognition under physical and cognitive load: arousal regulation, attention, cognitive control, working memory, performance monitoring and self-knowledge. Its most mature and potentially scalable component is an adaptive dual-task training module combining a tablet-based cognitive task with a concurrent job-relevant information task, progressive difficulty and performance feedback.</w:t>
-      </w:r>
-    </w:p>
-    <w:p>
-      <w:pPr>
-        <w:pStyle w:val="Normal"/>
-        <w:rPr/>
-      </w:pPr>
-      <w:r>
-        <w:rPr>
-          <w:rFonts w:cs="Book Antiqua"/>
-          <w:b w:val="false"/>
-          <w:i w:val="false"/>
-        </w:rPr>
-        <w:t>COGCON has demonstrated feasibility, participant acceptability and promising training trends in limited military cohorts. It has not yet been validated as a measure of operational readiness or proven through controlled research to improve real-world military performance. Its current status is therefore that of an emerging, evidence-informed training product rather than an endorsed Army-wide capability system.</w:t>
-      </w:r>
-    </w:p>
-    <w:p>
-      <w:pPr>
-        <w:pStyle w:val="Heading2"/>
-        <w:rPr/>
-      </w:pPr>
-      <w:r>
-        <w:rPr>
-          <w:rFonts w:cs="Arial" w:ascii="Arial" w:hAnsi="Arial"/>
-          <w:b/>
-          <w:i w:val="false"/>
-          <w:color w:val="000000"/>
-          <w:sz w:val="22"/>
-        </w:rPr>
-        <w:t>NZDF Psychology, ILD and other stakeholders</w:t>
-      </w:r>
-    </w:p>
-    <w:p>
-      <w:pPr>
-        <w:pStyle w:val="Normal"/>
-        <w:rPr/>
-      </w:pPr>
-      <w:r>
-        <w:rPr>
-          <w:rFonts w:cs="Book Antiqua"/>
-          <w:b w:val="false"/>
-          <w:i w:val="false"/>
-        </w:rPr>
-        <w:t>These organisations hold additional professional expertise, learning products, delivery capability and assurance functions that will be confirmed during Phase 1 mapping.</w:t>
-      </w:r>
-    </w:p>
-    <w:p>
-      <w:pPr>
-        <w:pStyle w:val="Normal"/>
-        <w:rPr/>
-      </w:pPr>
-      <w:r>
-        <w:rPr>
-          <w:rFonts w:cs="Book Antiqua"/>
-          <w:b w:val="false"/>
-          <w:i w:val="false"/>
-        </w:rPr>
-        <w:t>Initial review indicates considerable conceptual alignment across existing products. The Army Combat Mindset Framework will establish a common doctrinal language beneath which individual products and methods can be appropriately nested. It will not require all products to use identical internal methodologies, provided they align to the endorsed framework, outcomes and assurance requirements.</w:t>
-      </w:r>
-    </w:p>
-    <w:p>
-      <w:pPr>
-        <w:pStyle w:val="Normal"/>
-        <w:pBdr>
-          <w:bottom w:val="single" w:sz="6" w:space="1" w:color="A89662"/>
-        </w:pBdr>
-        <w:spacing w:before="200" w:after="200"/>
-        <w:rPr/>
-      </w:pPr>
-      <w:r>
-        <w:rPr/>
-      </w:r>
-    </w:p>
-    <w:p>
-      <w:pPr>
-        <w:pStyle w:val="Heading1"/>
-        <w:pBdr>
-          <w:left w:val="single" w:sz="24" w:space="8" w:color="C62026"/>
-        </w:pBdr>
-        <w:rPr/>
-      </w:pPr>
-      <w:r>
-        <w:rPr>
-          <w:rFonts w:cs="Arial" w:ascii="Arial" w:hAnsi="Arial"/>
-          <w:b/>
-          <w:i w:val="false"/>
-          <w:color w:val="002516"/>
-          <w:sz w:val="28"/>
-        </w:rPr>
-        <w:t>4. COGCON minimum viable product</w:t>
-      </w:r>
-    </w:p>
-    <w:p>
-      <w:pPr>
-        <w:pStyle w:val="Normal"/>
-        <w:rPr/>
-      </w:pPr>
-      <w:r>
-        <w:rPr>
-          <w:rFonts w:cs="Book Antiqua"/>
-          <w:b w:val="false"/>
-          <w:i w:val="false"/>
-        </w:rPr>
-        <w:t>For the purposes of the Combat Mindset programme of work, COGCON will initially be treated as a minimum viable product within the performance-cognition strand of the broader framework.</w:t>
-      </w:r>
-    </w:p>
-    <w:p>
-      <w:pPr>
-        <w:pStyle w:val="Normal"/>
-        <w:rPr/>
-      </w:pPr>
-      <w:r>
-        <w:rPr>
-          <w:rFonts w:cs="Book Antiqua"/>
-          <w:b w:val="false"/>
-          <w:i w:val="false"/>
-        </w:rPr>
-        <w:t>The COGCON MVP comprises:</w:t>
+        <w:t>Conflates the combat-specific outcome with the broader human-performance capability, reducing applicability outside combat.</w:t>
       </w:r>
     </w:p>
     <w:p>
@@ -1031,7 +921,7 @@
           <w:b w:val="false"/>
           <w:i w:val="false"/>
         </w:rPr>
-        <w:t>a short adaptive dual-task activity embedded within existing physical or military training;</w:t>
+        <w:t>Makes it difficult to distinguish doctrine, capability, framework and product.</w:t>
       </w:r>
     </w:p>
     <w:p>
@@ -1067,7 +957,245 @@
           <w:b w:val="false"/>
           <w:i w:val="false"/>
         </w:rPr>
-        <w:t>a tablet-delivered attention and inhibition task;</w:t>
+        <w:t>Increases the risk that Combat Mindset is interpreted as motivation or aggression alone.</w:t>
+      </w:r>
+    </w:p>
+    <w:p>
+      <w:pPr>
+        <w:pStyle w:val="Normal"/>
+        <w:rPr/>
+      </w:pPr>
+      <w:r>
+        <w:rPr>
+          <w:rFonts w:cs="Book Antiqua"/>
+          <w:b w:val="false"/>
+          <w:i w:val="false"/>
+        </w:rPr>
+        <w:t>Both options deliver the end state described in the COMDT ACS guidance. NZALC and HPC jointly recommend Option 1, and will implement whichever option COMDT ACS selects.</w:t>
+      </w:r>
+    </w:p>
+    <w:p>
+      <w:pPr>
+        <w:pStyle w:val="Normal"/>
+        <w:pBdr>
+          <w:bottom w:val="single" w:sz="6" w:space="1" w:color="A89662"/>
+        </w:pBdr>
+        <w:spacing w:before="200" w:after="200"/>
+        <w:rPr/>
+      </w:pPr>
+      <w:r>
+        <w:rPr/>
+      </w:r>
+    </w:p>
+    <w:p>
+      <w:pPr>
+        <w:pStyle w:val="Heading1"/>
+        <w:pBdr>
+          <w:left w:val="single" w:sz="24" w:space="8" w:color="C62026"/>
+        </w:pBdr>
+        <w:rPr/>
+      </w:pPr>
+      <w:r>
+        <w:rPr>
+          <w:rFonts w:cs="Arial" w:ascii="Arial" w:hAnsi="Arial"/>
+          <w:b/>
+          <w:i w:val="false"/>
+          <w:color w:val="002516"/>
+          <w:sz w:val="28"/>
+        </w:rPr>
+        <w:t>3. What already exists</w:t>
+      </w:r>
+    </w:p>
+    <w:p>
+      <w:pPr>
+        <w:pStyle w:val="Normal"/>
+        <w:rPr/>
+      </w:pPr>
+      <w:r>
+        <w:rPr>
+          <w:rFonts w:cs="Book Antiqua"/>
+          <w:b w:val="false"/>
+          <w:i w:val="false"/>
+        </w:rPr>
+        <w:t>A full capability and product map will be completed during Phase 1. The products described below contribute to the development of Performance Under Pressure and, where applied in a warfighting context, to Combat Mindset. They do not constitute the doctrinal definitions or the complete framework in isolation. Initial holdings include the following.</w:t>
+      </w:r>
+    </w:p>
+    <w:p>
+      <w:pPr>
+        <w:pStyle w:val="Heading2"/>
+        <w:rPr/>
+      </w:pPr>
+      <w:r>
+        <w:rPr>
+          <w:rFonts w:cs="Arial" w:ascii="Arial" w:hAnsi="Arial"/>
+          <w:b/>
+          <w:i w:val="false"/>
+          <w:color w:val="000000"/>
+          <w:sz w:val="22"/>
+        </w:rPr>
+        <w:t>NZALC Performance Under Pressure package</w:t>
+      </w:r>
+    </w:p>
+    <w:p>
+      <w:pPr>
+        <w:pStyle w:val="Normal"/>
+        <w:rPr/>
+      </w:pPr>
+      <w:r>
+        <w:rPr>
+          <w:rFonts w:cs="Book Antiqua"/>
+          <w:b w:val="false"/>
+          <w:i w:val="false"/>
+        </w:rPr>
+        <w:t>NZALC delivers a leadership-development approach incorporating Performance = Potential – Interference, Red Head–Blue Head, Prepare–Perform–Recover, mental-skills techniques, psychometrics, experiential activity, feedback and Leadership Development Plans. This material is embedded across Lead Self, Lead Teams, Lead Leaders and Lead Systems.</w:t>
+      </w:r>
+    </w:p>
+    <w:p>
+      <w:pPr>
+        <w:pStyle w:val="Heading2"/>
+        <w:rPr/>
+      </w:pPr>
+      <w:r>
+        <w:rPr>
+          <w:rFonts w:cs="Arial" w:ascii="Arial" w:hAnsi="Arial"/>
+          <w:b/>
+          <w:i w:val="false"/>
+          <w:color w:val="000000"/>
+          <w:sz w:val="22"/>
+        </w:rPr>
+        <w:t>Human Performance Cell Cognitive Conditioning programme (COGCON)</w:t>
+      </w:r>
+    </w:p>
+    <w:p>
+      <w:pPr>
+        <w:pStyle w:val="Normal"/>
+        <w:rPr/>
+      </w:pPr>
+      <w:r>
+        <w:rPr>
+          <w:rFonts w:cs="Book Antiqua"/>
+          <w:b w:val="false"/>
+          <w:i w:val="false"/>
+        </w:rPr>
+        <w:t>COGCON is a developmental cognitive-conditioning product designed to train selected dimensions of performance cognition under physical and cognitive load: arousal regulation, attention, cognitive control, working memory, performance monitoring and self-knowledge. Its most mature and potentially scalable component is an adaptive dual-task training module combining a tablet-based cognitive task with a concurrent job-relevant information task, progressive difficulty and performance feedback.</w:t>
+      </w:r>
+    </w:p>
+    <w:p>
+      <w:pPr>
+        <w:pStyle w:val="Normal"/>
+        <w:rPr/>
+      </w:pPr>
+      <w:r>
+        <w:rPr>
+          <w:rFonts w:cs="Book Antiqua"/>
+          <w:b w:val="false"/>
+          <w:i w:val="false"/>
+        </w:rPr>
+        <w:t>COGCON has demonstrated feasibility, participant acceptability and promising training trends in limited military cohorts. It has not yet been validated as a measure of operational readiness or proven through controlled research to improve real-world military performance. Its current status is therefore that of an emerging, evidence-informed training product rather than an endorsed Army-wide capability system.</w:t>
+      </w:r>
+    </w:p>
+    <w:p>
+      <w:pPr>
+        <w:pStyle w:val="Heading2"/>
+        <w:rPr/>
+      </w:pPr>
+      <w:r>
+        <w:rPr>
+          <w:rFonts w:cs="Arial" w:ascii="Arial" w:hAnsi="Arial"/>
+          <w:b/>
+          <w:i w:val="false"/>
+          <w:color w:val="000000"/>
+          <w:sz w:val="22"/>
+        </w:rPr>
+        <w:t>NZDF Psychology, ILD and other stakeholders</w:t>
+      </w:r>
+    </w:p>
+    <w:p>
+      <w:pPr>
+        <w:pStyle w:val="Normal"/>
+        <w:rPr/>
+      </w:pPr>
+      <w:r>
+        <w:rPr>
+          <w:rFonts w:cs="Book Antiqua"/>
+          <w:b w:val="false"/>
+          <w:i w:val="false"/>
+        </w:rPr>
+        <w:t>These organisations hold additional professional expertise, learning products, delivery capability and assurance functions that will be confirmed during Phase 1 mapping.</w:t>
+      </w:r>
+    </w:p>
+    <w:p>
+      <w:pPr>
+        <w:pStyle w:val="Normal"/>
+        <w:rPr/>
+      </w:pPr>
+      <w:r>
+        <w:rPr>
+          <w:rFonts w:cs="Book Antiqua"/>
+          <w:b w:val="false"/>
+          <w:i w:val="false"/>
+        </w:rPr>
+        <w:t>Initial review indicates considerable conceptual alignment across existing products. The Army Combat Mindset Framework will establish a common doctrinal language beneath which individual products and methods can be appropriately nested. It will not require all products to use identical internal methodologies, provided they align to the endorsed framework, outcomes and assurance requirements.</w:t>
+      </w:r>
+    </w:p>
+    <w:p>
+      <w:pPr>
+        <w:pStyle w:val="Normal"/>
+        <w:pBdr>
+          <w:bottom w:val="single" w:sz="6" w:space="1" w:color="A89662"/>
+        </w:pBdr>
+        <w:spacing w:before="200" w:after="200"/>
+        <w:rPr/>
+      </w:pPr>
+      <w:r>
+        <w:rPr/>
+      </w:r>
+    </w:p>
+    <w:p>
+      <w:pPr>
+        <w:pStyle w:val="Heading1"/>
+        <w:pBdr>
+          <w:left w:val="single" w:sz="24" w:space="8" w:color="C62026"/>
+        </w:pBdr>
+        <w:rPr/>
+      </w:pPr>
+      <w:r>
+        <w:rPr>
+          <w:rFonts w:cs="Arial" w:ascii="Arial" w:hAnsi="Arial"/>
+          <w:b/>
+          <w:i w:val="false"/>
+          <w:color w:val="002516"/>
+          <w:sz w:val="28"/>
+        </w:rPr>
+        <w:t>4. COGCON minimum viable product</w:t>
+      </w:r>
+    </w:p>
+    <w:p>
+      <w:pPr>
+        <w:pStyle w:val="Normal"/>
+        <w:rPr/>
+      </w:pPr>
+      <w:r>
+        <w:rPr>
+          <w:rFonts w:cs="Book Antiqua"/>
+          <w:b w:val="false"/>
+          <w:i w:val="false"/>
+        </w:rPr>
+        <w:t>For the purposes of the Combat Mindset programme of work, COGCON will initially be treated as a developmental minimum viable product within the performance-cognition strand of the Army Combat Mindset Framework, contributing to selected elements of Performance Under Pressure.</w:t>
+      </w:r>
+    </w:p>
+    <w:p>
+      <w:pPr>
+        <w:pStyle w:val="Normal"/>
+        <w:rPr/>
+      </w:pPr>
+      <w:r>
+        <w:rPr>
+          <w:rFonts w:cs="Book Antiqua"/>
+          <w:b w:val="false"/>
+          <w:i w:val="false"/>
+        </w:rPr>
+        <w:t>The COGCON MVP comprises:</w:t>
       </w:r>
     </w:p>
     <w:p>
@@ -1103,7 +1231,7 @@
           <w:b w:val="false"/>
           <w:i w:val="false"/>
         </w:rPr>
-        <w:t>a concurrent prerecorded operational information task, such as an audio brief;</w:t>
+        <w:t>a short adaptive dual-task activity embedded within existing physical or military training;</w:t>
       </w:r>
     </w:p>
     <w:p>
@@ -1139,7 +1267,7 @@
           <w:b w:val="false"/>
           <w:i w:val="false"/>
         </w:rPr>
-        <w:t>immediate recall questions or objective job-task scoring;</w:t>
+        <w:t>a tablet-delivered attention and inhibition task;</w:t>
       </w:r>
     </w:p>
     <w:p>
@@ -1175,7 +1303,7 @@
           <w:b w:val="false"/>
           <w:i w:val="false"/>
         </w:rPr>
-        <w:t>controlled difficulty levels and defined progression criteria;</w:t>
+        <w:t>a concurrent prerecorded operational information task, such as an audio brief;</w:t>
       </w:r>
     </w:p>
     <w:p>
@@ -1211,7 +1339,7 @@
           <w:b w:val="false"/>
           <w:i w:val="false"/>
         </w:rPr>
-        <w:t>selected arousal-regulation techniques;</w:t>
+        <w:t>immediate recall questions or objective job-task scoring;</w:t>
       </w:r>
     </w:p>
     <w:p>
@@ -1247,7 +1375,7 @@
           <w:b w:val="false"/>
           <w:i w:val="false"/>
         </w:rPr>
-        <w:t>basic performance feedback and longitudinal training records; and</w:t>
+        <w:t>controlled difficulty levels and defined progression criteria;</w:t>
       </w:r>
     </w:p>
     <w:p>
@@ -1283,21 +1411,7 @@
           <w:b w:val="false"/>
           <w:i w:val="false"/>
         </w:rPr>
-        <w:t>a train-the-trainer and assurance package allowing delivery by existing training staff.</w:t>
-      </w:r>
-    </w:p>
-    <w:p>
-      <w:pPr>
-        <w:pStyle w:val="Normal"/>
-        <w:rPr/>
-      </w:pPr>
-      <w:r>
-        <w:rPr>
-          <w:rFonts w:cs="Book Antiqua"/>
-          <w:b w:val="false"/>
-          <w:i w:val="false"/>
-        </w:rPr>
-        <w:t>The MVP does not constitute:</w:t>
+        <w:t>selected arousal-regulation techniques;</w:t>
       </w:r>
     </w:p>
     <w:p>
@@ -1333,7 +1447,7 @@
           <w:b w:val="false"/>
           <w:i w:val="false"/>
         </w:rPr>
-        <w:t>a standalone Army course;</w:t>
+        <w:t>basic performance feedback and longitudinal training records; and</w:t>
       </w:r>
     </w:p>
     <w:p>
@@ -1369,7 +1483,21 @@
           <w:b w:val="false"/>
           <w:i w:val="false"/>
         </w:rPr>
-        <w:t>a complete Combat Mindset or Performance Under Pressure programme;</w:t>
+        <w:t>a train-the-trainer and assurance package allowing delivery by existing training staff.</w:t>
+      </w:r>
+    </w:p>
+    <w:p>
+      <w:pPr>
+        <w:pStyle w:val="Normal"/>
+        <w:rPr/>
+      </w:pPr>
+      <w:r>
+        <w:rPr>
+          <w:rFonts w:cs="Book Antiqua"/>
+          <w:b w:val="false"/>
+          <w:i w:val="false"/>
+        </w:rPr>
+        <w:t>The MVP does not constitute:</w:t>
       </w:r>
     </w:p>
     <w:p>
@@ -1405,7 +1533,7 @@
           <w:b w:val="false"/>
           <w:i w:val="false"/>
         </w:rPr>
-        <w:t>a selection, promotion or diagnostic tool;</w:t>
+        <w:t>a standalone Army course;</w:t>
       </w:r>
     </w:p>
     <w:p>
@@ -1441,7 +1569,7 @@
           <w:b w:val="false"/>
           <w:i w:val="false"/>
         </w:rPr>
-        <w:t>a validated measure of operational readiness; or</w:t>
+        <w:t>a complete Combat Mindset or Performance Under Pressure programme;</w:t>
       </w:r>
     </w:p>
     <w:p>
@@ -1477,113 +1605,7 @@
           <w:b w:val="false"/>
           <w:i w:val="false"/>
         </w:rPr>
-        <w:t>a commitment for HPC personnel to deliver the product across Army.</w:t>
-      </w:r>
-    </w:p>
-    <w:p>
-      <w:pPr>
-        <w:pStyle w:val="Normal"/>
-        <w:rPr/>
-      </w:pPr>
-      <w:r>
-        <w:rPr>
-          <w:rFonts w:cs="Book Antiqua"/>
-          <w:b w:val="false"/>
-          <w:i w:val="false"/>
-        </w:rPr>
-        <w:t>HPC will retain technical stewardship of the COGCON method and provide specialist advice, product development, train-the-trainer support and proportionate assurance within available capacity. Routine delivery, if subsequently approved, will be undertaken through existing training establishments, instructors and physical-training staff.</w:t>
-      </w:r>
-    </w:p>
-    <w:p>
-      <w:pPr>
-        <w:pStyle w:val="Normal"/>
-        <w:pBdr>
-          <w:bottom w:val="single" w:sz="6" w:space="1" w:color="A89662"/>
-        </w:pBdr>
-        <w:spacing w:before="200" w:after="200"/>
-        <w:rPr/>
-      </w:pPr>
-      <w:r>
-        <w:rPr/>
-      </w:r>
-    </w:p>
-    <w:p>
-      <w:pPr>
-        <w:pStyle w:val="Heading1"/>
-        <w:pBdr>
-          <w:left w:val="single" w:sz="24" w:space="8" w:color="C62026"/>
-        </w:pBdr>
-        <w:rPr/>
-      </w:pPr>
-      <w:r>
-        <w:rPr>
-          <w:rFonts w:cs="Arial" w:ascii="Arial" w:hAnsi="Arial"/>
-          <w:b/>
-          <w:i w:val="false"/>
-          <w:color w:val="002516"/>
-          <w:sz w:val="28"/>
-        </w:rPr>
-        <w:t>5. Proposed programme of work</w:t>
-      </w:r>
-    </w:p>
-    <w:p>
-      <w:pPr>
-        <w:pStyle w:val="Heading2"/>
-        <w:rPr/>
-      </w:pPr>
-      <w:r>
-        <w:rPr>
-          <w:rFonts w:cs="Arial" w:ascii="Arial" w:hAnsi="Arial"/>
-          <w:b/>
-          <w:i w:val="false"/>
-          <w:color w:val="000000"/>
-          <w:sz w:val="22"/>
-        </w:rPr>
-        <w:t>Phase 0 — Governance and definition (by end July 2026)</w:t>
-      </w:r>
-    </w:p>
-    <w:p>
-      <w:pPr>
-        <w:pStyle w:val="Normal"/>
-        <w:rPr/>
-      </w:pPr>
-      <w:r>
-        <w:rPr>
-          <w:rFonts w:cs="Book Antiqua"/>
-          <w:b w:val="false"/>
-          <w:i w:val="false"/>
-        </w:rPr>
-        <w:t>Confirm interim sponsorship and capability-integration arrangements, endorse the problem statement, select the terminology option at paragraph 2, and draft the Army-endorsed definitions of Combat Mindset and Performance Under Pressure for staffing.</w:t>
-      </w:r>
-    </w:p>
-    <w:p>
-      <w:pPr>
-        <w:pStyle w:val="Heading2"/>
-        <w:rPr/>
-      </w:pPr>
-      <w:r>
-        <w:rPr>
-          <w:rFonts w:cs="Arial" w:ascii="Arial" w:hAnsi="Arial"/>
-          <w:b/>
-          <w:i w:val="false"/>
-          <w:color w:val="000000"/>
-          <w:sz w:val="22"/>
-        </w:rPr>
-        <w:t>Phase 1 — Capability and product mapping (August 2026)</w:t>
-      </w:r>
-    </w:p>
-    <w:p>
-      <w:pPr>
-        <w:pStyle w:val="Normal"/>
-        <w:rPr/>
-      </w:pPr>
-      <w:r>
-        <w:rPr>
-          <w:rFonts w:cs="Book Antiqua"/>
-          <w:b w:val="false"/>
-          <w:i w:val="false"/>
-        </w:rPr>
-        <w:t>Map existing doctrine, content, products, courses, instructor capability, delivery activity, evidence, ownership and assurance arrangements across ACS, NZALC, HPC, NZDF Psychology, ILD, training establishments and selected force employers. The mapping will distinguish:</w:t>
+        <w:t>a selection, promotion or diagnostic tool;</w:t>
       </w:r>
     </w:p>
     <w:p>
@@ -1619,7 +1641,7 @@
           <w:b w:val="false"/>
           <w:i w:val="false"/>
         </w:rPr>
-        <w:t>doctrinal and policy holdings;</w:t>
+        <w:t>a validated measure of operational readiness; or</w:t>
       </w:r>
     </w:p>
     <w:p>
@@ -1655,7 +1677,113 @@
           <w:b w:val="false"/>
           <w:i w:val="false"/>
         </w:rPr>
-        <w:t>capability outcomes;</w:t>
+        <w:t>a commitment for HPC personnel to deliver the product across Army.</w:t>
+      </w:r>
+    </w:p>
+    <w:p>
+      <w:pPr>
+        <w:pStyle w:val="Normal"/>
+        <w:rPr/>
+      </w:pPr>
+      <w:r>
+        <w:rPr>
+          <w:rFonts w:cs="Book Antiqua"/>
+          <w:b w:val="false"/>
+          <w:i w:val="false"/>
+        </w:rPr>
+        <w:t>HPC will retain technical stewardship of the COGCON method and provide specialist advice, product development, train-the-trainer support and proportionate assurance within available capacity. Routine delivery, if subsequently approved, will be undertaken through existing training establishments, instructors and physical-training staff.</w:t>
+      </w:r>
+    </w:p>
+    <w:p>
+      <w:pPr>
+        <w:pStyle w:val="Normal"/>
+        <w:pBdr>
+          <w:bottom w:val="single" w:sz="6" w:space="1" w:color="A89662"/>
+        </w:pBdr>
+        <w:spacing w:before="200" w:after="200"/>
+        <w:rPr/>
+      </w:pPr>
+      <w:r>
+        <w:rPr/>
+      </w:r>
+    </w:p>
+    <w:p>
+      <w:pPr>
+        <w:pStyle w:val="Heading1"/>
+        <w:pBdr>
+          <w:left w:val="single" w:sz="24" w:space="8" w:color="C62026"/>
+        </w:pBdr>
+        <w:rPr/>
+      </w:pPr>
+      <w:r>
+        <w:rPr>
+          <w:rFonts w:cs="Arial" w:ascii="Arial" w:hAnsi="Arial"/>
+          <w:b/>
+          <w:i w:val="false"/>
+          <w:color w:val="002516"/>
+          <w:sz w:val="28"/>
+        </w:rPr>
+        <w:t>5. Proposed programme of work</w:t>
+      </w:r>
+    </w:p>
+    <w:p>
+      <w:pPr>
+        <w:pStyle w:val="Heading2"/>
+        <w:rPr/>
+      </w:pPr>
+      <w:r>
+        <w:rPr>
+          <w:rFonts w:cs="Arial" w:ascii="Arial" w:hAnsi="Arial"/>
+          <w:b/>
+          <w:i w:val="false"/>
+          <w:color w:val="000000"/>
+          <w:sz w:val="22"/>
+        </w:rPr>
+        <w:t>Phase 0 — Governance and definition (by end July 2026)</w:t>
+      </w:r>
+    </w:p>
+    <w:p>
+      <w:pPr>
+        <w:pStyle w:val="Normal"/>
+        <w:rPr/>
+      </w:pPr>
+      <w:r>
+        <w:rPr>
+          <w:rFonts w:cs="Book Antiqua"/>
+          <w:b w:val="false"/>
+          <w:i w:val="false"/>
+        </w:rPr>
+        <w:t>Confirm interim sponsorship and capability-integration arrangements, endorse the problem statement, select the terminology option at paragraph 2, and draft for staffing the Army-endorsed definitions of Combat Mindset, Performance Under Pressure and the Army Combat Mindset Framework, together with the agreed relationship between the three.</w:t>
+      </w:r>
+    </w:p>
+    <w:p>
+      <w:pPr>
+        <w:pStyle w:val="Heading2"/>
+        <w:rPr/>
+      </w:pPr>
+      <w:r>
+        <w:rPr>
+          <w:rFonts w:cs="Arial" w:ascii="Arial" w:hAnsi="Arial"/>
+          <w:b/>
+          <w:i w:val="false"/>
+          <w:color w:val="000000"/>
+          <w:sz w:val="22"/>
+        </w:rPr>
+        <w:t>Phase 1 — Capability and product mapping (August 2026)</w:t>
+      </w:r>
+    </w:p>
+    <w:p>
+      <w:pPr>
+        <w:pStyle w:val="Normal"/>
+        <w:rPr/>
+      </w:pPr>
+      <w:r>
+        <w:rPr>
+          <w:rFonts w:cs="Book Antiqua"/>
+          <w:b w:val="false"/>
+          <w:i w:val="false"/>
+        </w:rPr>
+        <w:t>Map existing doctrine, content, products, courses, instructor capability, delivery activity, evidence, ownership and assurance arrangements across ACS, NZALC, HPC, NZDF Psychology, ILD, training establishments and selected force employers. The mapping will distinguish:</w:t>
       </w:r>
     </w:p>
     <w:p>
@@ -1691,7 +1819,7 @@
           <w:b w:val="false"/>
           <w:i w:val="false"/>
         </w:rPr>
-        <w:t>training products and methods;</w:t>
+        <w:t>doctrinal and policy holdings;</w:t>
       </w:r>
     </w:p>
     <w:p>
@@ -1727,7 +1855,7 @@
           <w:b w:val="false"/>
           <w:i w:val="false"/>
         </w:rPr>
-        <w:t>delivery organisations;</w:t>
+        <w:t>capability outcomes;</w:t>
       </w:r>
     </w:p>
     <w:p>
@@ -1763,7 +1891,7 @@
           <w:b w:val="false"/>
           <w:i w:val="false"/>
         </w:rPr>
-        <w:t>technical and professional authorities;</w:t>
+        <w:t>training products and methods;</w:t>
       </w:r>
     </w:p>
     <w:p>
@@ -1799,7 +1927,7 @@
           <w:b w:val="false"/>
           <w:i w:val="false"/>
         </w:rPr>
-        <w:t>evidence maturity;</w:t>
+        <w:t>delivery organisations;</w:t>
       </w:r>
     </w:p>
     <w:p>
@@ -1835,7 +1963,7 @@
           <w:b w:val="false"/>
           <w:i w:val="false"/>
         </w:rPr>
-        <w:t>scalability and resource requirements; and</w:t>
+        <w:t>technical and professional authorities;</w:t>
       </w:r>
     </w:p>
     <w:p>
@@ -1871,125 +1999,7 @@
           <w:b w:val="false"/>
           <w:i w:val="false"/>
         </w:rPr>
-        <w:t>gaps, duplication and integration opportunities.</w:t>
-      </w:r>
-    </w:p>
-    <w:p>
-      <w:pPr>
-        <w:pStyle w:val="Normal"/>
-        <w:rPr/>
-      </w:pPr>
-      <w:r>
-        <w:rPr>
-          <w:rFonts w:cs="Book Antiqua"/>
-          <w:b w:val="false"/>
-          <w:i w:val="false"/>
-        </w:rPr>
-        <w:t>COGCON will be assessed as one developmental product within this map, with particular attention to its MVP boundary, evidence base, ownership, workforce requirements and scalability.</w:t>
-      </w:r>
-    </w:p>
-    <w:p>
-      <w:pPr>
-        <w:pStyle w:val="Heading2"/>
-        <w:rPr/>
-      </w:pPr>
-      <w:r>
-        <w:rPr>
-          <w:rFonts w:cs="Arial" w:ascii="Arial" w:hAnsi="Arial"/>
-          <w:b/>
-          <w:i w:val="false"/>
-          <w:color w:val="000000"/>
-          <w:sz w:val="22"/>
-        </w:rPr>
-        <w:t>Phase 2 — Framework and product architecture (September 2026)</w:t>
-      </w:r>
-    </w:p>
-    <w:p>
-      <w:pPr>
-        <w:pStyle w:val="Normal"/>
-        <w:rPr/>
-      </w:pPr>
-      <w:r>
-        <w:rPr>
-          <w:rFonts w:cs="Book Antiqua"/>
-          <w:b w:val="false"/>
-          <w:i w:val="false"/>
-        </w:rPr>
-        <w:t>Draft the Army Combat Mindset Framework, including the endorsed definition and desired operational effect; the integrated capability strands; developmental outcomes from Lead Self through Lead Systems; the relationship between doctrine, framework, products and delivery; common assurance principles; and the criteria by which existing and future products may be recognised as contributing to the framework.</w:t>
-      </w:r>
-    </w:p>
-    <w:p>
-      <w:pPr>
-        <w:pStyle w:val="Normal"/>
-        <w:rPr/>
-      </w:pPr>
-      <w:r>
-        <w:rPr>
-          <w:rFonts w:cs="Book Antiqua"/>
-          <w:b w:val="false"/>
-          <w:i w:val="false"/>
-        </w:rPr>
-        <w:t>Existing products, including the NZALC Performance Under Pressure package and the COGCON MVP, will be mapped beneath the relevant capability strands rather than treated as the framework itself.</w:t>
-      </w:r>
-    </w:p>
-    <w:p>
-      <w:pPr>
-        <w:pStyle w:val="Heading2"/>
-        <w:rPr/>
-      </w:pPr>
-      <w:r>
-        <w:rPr>
-          <w:rFonts w:cs="Arial" w:ascii="Arial" w:hAnsi="Arial"/>
-          <w:b/>
-          <w:i w:val="false"/>
-          <w:color w:val="000000"/>
-          <w:sz w:val="22"/>
-        </w:rPr>
-        <w:t>Phase 3 — Stakeholder forum (September 2026)</w:t>
-      </w:r>
-    </w:p>
-    <w:p>
-      <w:pPr>
-        <w:pStyle w:val="Normal"/>
-        <w:rPr/>
-      </w:pPr>
-      <w:r>
-        <w:rPr>
-          <w:rFonts w:cs="Book Antiqua"/>
-          <w:b w:val="false"/>
-          <w:i w:val="false"/>
-        </w:rPr>
-        <w:t>Convene ACS, NZALC, HPC, NZDF Psychology, ILD, selected training providers and force employers to refine the framework, product architecture, governance model and implementation priorities.</w:t>
-      </w:r>
-    </w:p>
-    <w:p>
-      <w:pPr>
-        <w:pStyle w:val="Heading2"/>
-        <w:rPr/>
-      </w:pPr>
-      <w:r>
-        <w:rPr>
-          <w:rFonts w:cs="Arial" w:ascii="Arial" w:hAnsi="Arial"/>
-          <w:b/>
-          <w:i w:val="false"/>
-          <w:color w:val="000000"/>
-          <w:sz w:val="22"/>
-        </w:rPr>
-        <w:t>Phase 4 — Limited MVP integration trial (October 2026, subject to capacity)</w:t>
-      </w:r>
-    </w:p>
-    <w:p>
-      <w:pPr>
-        <w:pStyle w:val="Normal"/>
-        <w:rPr/>
-      </w:pPr>
-      <w:r>
-        <w:rPr>
-          <w:rFonts w:cs="Book Antiqua"/>
-          <w:b w:val="false"/>
-          <w:i w:val="false"/>
-        </w:rPr>
-        <w:t>Conduct a controlled trial of the draft framework and the COGCON MVP within one existing ACS or NZALC training activity. The trial will:</w:t>
+        <w:t>evidence maturity;</w:t>
       </w:r>
     </w:p>
     <w:p>
@@ -2025,7 +2035,7 @@
           <w:b w:val="false"/>
           <w:i w:val="false"/>
         </w:rPr>
-        <w:t>use existing delivery staff and training infrastructure;</w:t>
+        <w:t>scalability and resource requirements; and</w:t>
       </w:r>
     </w:p>
     <w:p>
@@ -2061,7 +2071,125 @@
           <w:b w:val="false"/>
           <w:i w:val="false"/>
         </w:rPr>
-        <w:t>incorporate one bounded COGCON adaptive dual-task activity;</w:t>
+        <w:t>gaps, duplication and integration opportunities.</w:t>
+      </w:r>
+    </w:p>
+    <w:p>
+      <w:pPr>
+        <w:pStyle w:val="Normal"/>
+        <w:rPr/>
+      </w:pPr>
+      <w:r>
+        <w:rPr>
+          <w:rFonts w:cs="Book Antiqua"/>
+          <w:b w:val="false"/>
+          <w:i w:val="false"/>
+        </w:rPr>
+        <w:t>The mapping will identify which products contribute to the broader Performance Under Pressure capability and which support its combat-specific expression. COGCON will be assessed as one developmental product within this map, with particular attention to its MVP boundary, evidence base, ownership, workforce requirements and scalability.</w:t>
+      </w:r>
+    </w:p>
+    <w:p>
+      <w:pPr>
+        <w:pStyle w:val="Heading2"/>
+        <w:rPr/>
+      </w:pPr>
+      <w:r>
+        <w:rPr>
+          <w:rFonts w:cs="Arial" w:ascii="Arial" w:hAnsi="Arial"/>
+          <w:b/>
+          <w:i w:val="false"/>
+          <w:color w:val="000000"/>
+          <w:sz w:val="22"/>
+        </w:rPr>
+        <w:t>Phase 2 — Framework and product architecture (September 2026)</w:t>
+      </w:r>
+    </w:p>
+    <w:p>
+      <w:pPr>
+        <w:pStyle w:val="Normal"/>
+        <w:rPr/>
+      </w:pPr>
+      <w:r>
+        <w:rPr>
+          <w:rFonts w:cs="Book Antiqua"/>
+          <w:b w:val="false"/>
+          <w:i w:val="false"/>
+        </w:rPr>
+        <w:t>Draft the Army Combat Mindset Framework as the organising model through which Army will define, develop, integrate and assure Performance Under Pressure and its combat-specific expression. The framework will include the endorsed definitions and desired operational effect; the integrated capability strands; developmental outcomes from Lead Self through Lead Systems; the relationship between doctrine, framework, products and delivery; common assurance principles; and the criteria by which existing and future products may be recognised as contributing to the framework.</w:t>
+      </w:r>
+    </w:p>
+    <w:p>
+      <w:pPr>
+        <w:pStyle w:val="Normal"/>
+        <w:rPr/>
+      </w:pPr>
+      <w:r>
+        <w:rPr>
+          <w:rFonts w:cs="Book Antiqua"/>
+          <w:b w:val="false"/>
+          <w:i w:val="false"/>
+        </w:rPr>
+        <w:t>Existing products, including the NZALC Performance Under Pressure package and the COGCON MVP, will be mapped beneath the relevant capability strands rather than treated as the framework itself.</w:t>
+      </w:r>
+    </w:p>
+    <w:p>
+      <w:pPr>
+        <w:pStyle w:val="Heading2"/>
+        <w:rPr/>
+      </w:pPr>
+      <w:r>
+        <w:rPr>
+          <w:rFonts w:cs="Arial" w:ascii="Arial" w:hAnsi="Arial"/>
+          <w:b/>
+          <w:i w:val="false"/>
+          <w:color w:val="000000"/>
+          <w:sz w:val="22"/>
+        </w:rPr>
+        <w:t>Phase 3 — Stakeholder forum (September 2026)</w:t>
+      </w:r>
+    </w:p>
+    <w:p>
+      <w:pPr>
+        <w:pStyle w:val="Normal"/>
+        <w:rPr/>
+      </w:pPr>
+      <w:r>
+        <w:rPr>
+          <w:rFonts w:cs="Book Antiqua"/>
+          <w:b w:val="false"/>
+          <w:i w:val="false"/>
+        </w:rPr>
+        <w:t>Convene ACS, NZALC, HPC, NZDF Psychology, ILD, selected training providers and force employers to refine the framework, product architecture, governance model, implementation priorities, definition clarity and doctrinal coherence.</w:t>
+      </w:r>
+    </w:p>
+    <w:p>
+      <w:pPr>
+        <w:pStyle w:val="Heading2"/>
+        <w:rPr/>
+      </w:pPr>
+      <w:r>
+        <w:rPr>
+          <w:rFonts w:cs="Arial" w:ascii="Arial" w:hAnsi="Arial"/>
+          <w:b/>
+          <w:i w:val="false"/>
+          <w:color w:val="000000"/>
+          <w:sz w:val="22"/>
+        </w:rPr>
+        <w:t>Phase 4 — Limited MVP integration trial (October 2026, subject to capacity)</w:t>
+      </w:r>
+    </w:p>
+    <w:p>
+      <w:pPr>
+        <w:pStyle w:val="Normal"/>
+        <w:rPr/>
+      </w:pPr>
+      <w:r>
+        <w:rPr>
+          <w:rFonts w:cs="Book Antiqua"/>
+          <w:b w:val="false"/>
+          <w:i w:val="false"/>
+        </w:rPr>
+        <w:t>Conduct a controlled trial of the draft framework and the COGCON MVP within one existing ACS or NZALC training activity. The trial will:</w:t>
       </w:r>
     </w:p>
     <w:p>
@@ -2097,7 +2225,7 @@
           <w:b w:val="false"/>
           <w:i w:val="false"/>
         </w:rPr>
-        <w:t>test whether the product nests coherently beneath the draft framework;</w:t>
+        <w:t>use existing delivery staff and training infrastructure;</w:t>
       </w:r>
     </w:p>
     <w:p>
@@ -2133,7 +2261,7 @@
           <w:b w:val="false"/>
           <w:i w:val="false"/>
         </w:rPr>
-        <w:t>assess instructor burden, delivery consistency and participant usability;</w:t>
+        <w:t>incorporate one bounded COGCON adaptive dual-task activity;</w:t>
       </w:r>
     </w:p>
     <w:p>
@@ -2169,7 +2297,7 @@
           <w:b w:val="false"/>
           <w:i w:val="false"/>
         </w:rPr>
-        <w:t>collect proportionate training and implementation evidence;</w:t>
+        <w:t>test whether the product contributes to an identified element of Performance Under Pressure and nests coherently beneath the draft framework;</w:t>
       </w:r>
     </w:p>
     <w:p>
@@ -2205,7 +2333,7 @@
           <w:b w:val="false"/>
           <w:i w:val="false"/>
         </w:rPr>
-        <w:t>avoid readiness certification or high-stakes personnel assessment; and</w:t>
+        <w:t>assess instructor burden, delivery consistency, participant usability and value added to existing training;</w:t>
       </w:r>
     </w:p>
     <w:p>
@@ -2241,97 +2369,7 @@
           <w:b w:val="false"/>
           <w:i w:val="false"/>
         </w:rPr>
-        <w:t>identify the workforce, technology, assurance and funding requirements for any wider implementation.</w:t>
-      </w:r>
-    </w:p>
-    <w:p>
-      <w:pPr>
-        <w:pStyle w:val="Normal"/>
-        <w:rPr/>
-      </w:pPr>
-      <w:r>
-        <w:rPr>
-          <w:rFonts w:cs="Book Antiqua"/>
-          <w:b w:val="false"/>
-          <w:i w:val="false"/>
-        </w:rPr>
-        <w:t>HPC will provide the protocol, specialist advice and limited evaluation support. NZALC or the relevant training provider will lead delivery and structured review. The trial will not create an enduring obligation for HPC to provide routine delivery.</w:t>
-      </w:r>
-    </w:p>
-    <w:p>
-      <w:pPr>
-        <w:pStyle w:val="Heading2"/>
-        <w:rPr/>
-      </w:pPr>
-      <w:r>
-        <w:rPr>
-          <w:rFonts w:cs="Arial" w:ascii="Arial" w:hAnsi="Arial"/>
-          <w:b/>
-          <w:i w:val="false"/>
-          <w:color w:val="000000"/>
-          <w:sz w:val="22"/>
-        </w:rPr>
-        <w:t>Phase 5 — Report back (November 2026)</w:t>
-      </w:r>
-    </w:p>
-    <w:p>
-      <w:pPr>
-        <w:pStyle w:val="Normal"/>
-        <w:rPr/>
-      </w:pPr>
-      <w:r>
-        <w:rPr>
-          <w:rFonts w:cs="Book Antiqua"/>
-          <w:b w:val="false"/>
-          <w:i w:val="false"/>
-        </w:rPr>
-        <w:t>Present Framework v1.0, the validated capability and product map, the results of any limited MVP integration trial, the proposed governance and assurance model, and a prioritised implementation plan. The report will identify whether COGCON should remain a developmental product; undergo further controlled evaluation; be integrated selectively into existing training; be prepared for broader scaling; or cease or change direction.</w:t>
-      </w:r>
-    </w:p>
-    <w:p>
-      <w:pPr>
-        <w:pStyle w:val="Normal"/>
-        <w:pBdr>
-          <w:bottom w:val="single" w:sz="6" w:space="1" w:color="A89662"/>
-        </w:pBdr>
-        <w:spacing w:before="200" w:after="200"/>
-        <w:rPr/>
-      </w:pPr>
-      <w:r>
-        <w:rPr/>
-      </w:r>
-    </w:p>
-    <w:p>
-      <w:pPr>
-        <w:pStyle w:val="Heading1"/>
-        <w:pBdr>
-          <w:left w:val="single" w:sz="24" w:space="8" w:color="C62026"/>
-        </w:pBdr>
-        <w:rPr/>
-      </w:pPr>
-      <w:r>
-        <w:rPr>
-          <w:rFonts w:cs="Arial" w:ascii="Arial" w:hAnsi="Arial"/>
-          <w:b/>
-          <w:i w:val="false"/>
-          <w:color w:val="002516"/>
-          <w:sz w:val="28"/>
-        </w:rPr>
-        <w:t>6. Governance</w:t>
-      </w:r>
-    </w:p>
-    <w:p>
-      <w:pPr>
-        <w:pStyle w:val="Normal"/>
-        <w:rPr/>
-      </w:pPr>
-      <w:r>
-        <w:rPr>
-          <w:rFonts w:cs="Book Antiqua"/>
-          <w:b w:val="false"/>
-          <w:i w:val="false"/>
-        </w:rPr>
-        <w:t>The following arrangements are proposed for confirmation at Phase 0. Technical and professional authority is distributed by domain; no single organisation owns the evidence base for the entire capability.</w:t>
+        <w:t>collect proportionate training and implementation evidence;</w:t>
       </w:r>
     </w:p>
     <w:p>
@@ -2367,7 +2405,7 @@
           <w:b w:val="false"/>
           <w:i w:val="false"/>
         </w:rPr>
-        <w:t>Army Sponsor — strategic owner of the Combat Mindset capability at Army level.</w:t>
+        <w:t>avoid readiness certification or high-stakes personnel assessment; and</w:t>
       </w:r>
     </w:p>
     <w:p>
@@ -2403,7 +2441,97 @@
           <w:b w:val="false"/>
           <w:i w:val="false"/>
         </w:rPr>
-        <w:t>Interim capability integrator — COMDT ACS, coordinating framework development, stakeholder engagement and recommendations to the Army Sponsor.</w:t>
+        <w:t>identify the workforce, technology, assurance and funding requirements for any wider implementation.</w:t>
+      </w:r>
+    </w:p>
+    <w:p>
+      <w:pPr>
+        <w:pStyle w:val="Normal"/>
+        <w:rPr/>
+      </w:pPr>
+      <w:r>
+        <w:rPr>
+          <w:rFonts w:cs="Book Antiqua"/>
+          <w:b w:val="false"/>
+          <w:i w:val="false"/>
+        </w:rPr>
+        <w:t>HPC will provide the protocol, specialist advice and limited evaluation support. NZALC or the relevant training provider will lead delivery and structured review. The trial is not testing whether COGCON represents the totality of Combat Mindset, and it will not create an enduring obligation for HPC to provide routine delivery.</w:t>
+      </w:r>
+    </w:p>
+    <w:p>
+      <w:pPr>
+        <w:pStyle w:val="Heading2"/>
+        <w:rPr/>
+      </w:pPr>
+      <w:r>
+        <w:rPr>
+          <w:rFonts w:cs="Arial" w:ascii="Arial" w:hAnsi="Arial"/>
+          <w:b/>
+          <w:i w:val="false"/>
+          <w:color w:val="000000"/>
+          <w:sz w:val="22"/>
+        </w:rPr>
+        <w:t>Phase 5 — Report back (November 2026)</w:t>
+      </w:r>
+    </w:p>
+    <w:p>
+      <w:pPr>
+        <w:pStyle w:val="Normal"/>
+        <w:rPr/>
+      </w:pPr>
+      <w:r>
+        <w:rPr>
+          <w:rFonts w:cs="Book Antiqua"/>
+          <w:b w:val="false"/>
+          <w:i w:val="false"/>
+        </w:rPr>
+        <w:t>Present the endorsed definitions and the confirmed relationship between Combat Mindset and Performance Under Pressure; Framework v1.0 and its agreed architecture; the validated capability and product map; the results of any limited MVP integration trial; the proposed governance and assurance model; and a prioritised implementation plan. The report will identify whether COGCON should remain a developmental product; undergo further controlled evaluation; be integrated selectively into existing training; be prepared for broader scaling; or cease or change direction.</w:t>
+      </w:r>
+    </w:p>
+    <w:p>
+      <w:pPr>
+        <w:pStyle w:val="Normal"/>
+        <w:pBdr>
+          <w:bottom w:val="single" w:sz="6" w:space="1" w:color="A89662"/>
+        </w:pBdr>
+        <w:spacing w:before="200" w:after="200"/>
+        <w:rPr/>
+      </w:pPr>
+      <w:r>
+        <w:rPr/>
+      </w:r>
+    </w:p>
+    <w:p>
+      <w:pPr>
+        <w:pStyle w:val="Heading1"/>
+        <w:pBdr>
+          <w:left w:val="single" w:sz="24" w:space="8" w:color="C62026"/>
+        </w:pBdr>
+        <w:rPr/>
+      </w:pPr>
+      <w:r>
+        <w:rPr>
+          <w:rFonts w:cs="Arial" w:ascii="Arial" w:hAnsi="Arial"/>
+          <w:b/>
+          <w:i w:val="false"/>
+          <w:color w:val="002516"/>
+          <w:sz w:val="28"/>
+        </w:rPr>
+        <w:t>6. Governance</w:t>
+      </w:r>
+    </w:p>
+    <w:p>
+      <w:pPr>
+        <w:pStyle w:val="Normal"/>
+        <w:rPr/>
+      </w:pPr>
+      <w:r>
+        <w:rPr>
+          <w:rFonts w:cs="Book Antiqua"/>
+          <w:b w:val="false"/>
+          <w:i w:val="false"/>
+        </w:rPr>
+        <w:t>The following arrangements are proposed for confirmation at Phase 0. Technical and professional authority is distributed by domain; no single organisation owns the evidence base for the entire capability.</w:t>
       </w:r>
     </w:p>
     <w:p>
@@ -2439,7 +2567,79 @@
           <w:b w:val="false"/>
           <w:i w:val="false"/>
         </w:rPr>
-        <w:t>Capability development and delivery coordinator — ACS, leveraging NZALC and wider ACS expertise, intellectual property and programmes.</w:t>
+        <w:t>Army Sponsor — strategic sponsor for Combat Mindset, the enabling Performance Under Pressure capability and the Army Combat Mindset Framework.</w:t>
+      </w:r>
+    </w:p>
+    <w:p>
+      <w:pPr>
+        <w:pStyle w:val="Normal"/>
+        <w:tabs>
+          <w:tab w:val="clear" w:pos="720"/>
+          <w:tab w:val="left" w:pos="425" w:leader="none"/>
+        </w:tabs>
+        <w:spacing w:before="0" w:after="60"/>
+        <w:ind w:hanging="255" w:left="425"/>
+        <w:rPr/>
+      </w:pPr>
+      <w:r>
+        <w:rPr>
+          <w:rFonts w:cs="Arial" w:ascii="Arial" w:hAnsi="Arial"/>
+          <w:b/>
+          <w:color w:val="C62026"/>
+        </w:rPr>
+        <w:t>•</w:t>
+      </w:r>
+      <w:r>
+        <w:rPr>
+          <w:rFonts w:cs="Arial" w:ascii="Arial" w:hAnsi="Arial"/>
+          <w:b/>
+          <w:color w:val="C62026"/>
+        </w:rPr>
+        <w:tab/>
+      </w:r>
+      <w:r>
+        <w:rPr>
+          <w:rFonts w:cs="Book Antiqua"/>
+          <w:b w:val="false"/>
+          <w:i w:val="false"/>
+        </w:rPr>
+        <w:t>Interim capability integrator — COMDT ACS, coordinating definition, framework development, stakeholder engagement and recommendations to the Army Sponsor.</w:t>
+      </w:r>
+    </w:p>
+    <w:p>
+      <w:pPr>
+        <w:pStyle w:val="Normal"/>
+        <w:tabs>
+          <w:tab w:val="clear" w:pos="720"/>
+          <w:tab w:val="left" w:pos="425" w:leader="none"/>
+        </w:tabs>
+        <w:spacing w:before="0" w:after="60"/>
+        <w:ind w:hanging="255" w:left="425"/>
+        <w:rPr/>
+      </w:pPr>
+      <w:r>
+        <w:rPr>
+          <w:rFonts w:cs="Arial" w:ascii="Arial" w:hAnsi="Arial"/>
+          <w:b/>
+          <w:color w:val="C62026"/>
+        </w:rPr>
+        <w:t>•</w:t>
+      </w:r>
+      <w:r>
+        <w:rPr>
+          <w:rFonts w:cs="Arial" w:ascii="Arial" w:hAnsi="Arial"/>
+          <w:b/>
+          <w:color w:val="C62026"/>
+        </w:rPr>
+        <w:tab/>
+      </w:r>
+      <w:r>
+        <w:rPr>
+          <w:rFonts w:cs="Book Antiqua"/>
+          <w:b w:val="false"/>
+          <w:i w:val="false"/>
+        </w:rPr>
+        <w:t>Capability development and delivery coordinator — ACS, coordinating the framework, developmental architecture and recognised training products, leveraging NZALC and wider ACS expertise, intellectual property and programmes.</w:t>
       </w:r>
     </w:p>
     <w:p>
@@ -2695,15 +2895,15 @@
           <w:b/>
           <w:i w:val="false"/>
         </w:rPr>
-        <w:t>Endorse Combat Mindset as the Army operational frame</w:t>
-      </w:r>
-      <w:r>
-        <w:rPr>
-          <w:rFonts w:cs="Book Antiqua"/>
-          <w:b w:val="false"/>
-          <w:i w:val="false"/>
-        </w:rPr>
-        <w:t xml:space="preserve"> and Performance Under Pressure as the underlying individual and collective capability.</w:t>
+        <w:t>Endorse Combat Mindset as the combat-specific expression of Performance Under Pressure</w:t>
+      </w:r>
+      <w:r>
+        <w:rPr>
+          <w:rFonts w:cs="Book Antiqua"/>
+          <w:b w:val="false"/>
+          <w:i w:val="false"/>
+        </w:rPr>
+        <w:t>, and Performance Under Pressure as the enabling, trainable individual and collective human-performance capability.</w:t>
       </w:r>
     </w:p>
     <w:p>
@@ -2732,15 +2932,15 @@
           <w:b/>
           <w:i w:val="false"/>
         </w:rPr>
-        <w:t>Note that existing programmes and products will be mapped beneath the framework</w:t>
-      </w:r>
-      <w:r>
-        <w:rPr>
-          <w:rFonts w:cs="Book Antiqua"/>
-          <w:b w:val="false"/>
-          <w:i w:val="false"/>
-        </w:rPr>
-        <w:t xml:space="preserve"> and will not constitute the framework in isolation.</w:t>
+        <w:t>Endorse the formal definitions</w:t>
+      </w:r>
+      <w:r>
+        <w:rPr>
+          <w:rFonts w:cs="Book Antiqua"/>
+          <w:b w:val="false"/>
+          <w:i w:val="false"/>
+        </w:rPr>
+        <w:t xml:space="preserve"> at paragraph 2 as the baseline for staffing.</w:t>
       </w:r>
     </w:p>
     <w:p>
@@ -2769,15 +2969,15 @@
           <w:b/>
           <w:i w:val="false"/>
         </w:rPr>
-        <w:t>Endorse COGCON's interim status as a developmental MVP</w:t>
-      </w:r>
-      <w:r>
-        <w:rPr>
-          <w:rFonts w:cs="Book Antiqua"/>
-          <w:b w:val="false"/>
-          <w:i w:val="false"/>
-        </w:rPr>
-        <w:t xml:space="preserve"> within the performance-cognition strand.</w:t>
+        <w:t>Endorse the Army Combat Mindset Framework</w:t>
+      </w:r>
+      <w:r>
+        <w:rPr>
+          <w:rFonts w:cs="Book Antiqua"/>
+          <w:b w:val="false"/>
+          <w:i w:val="false"/>
+        </w:rPr>
+        <w:t xml:space="preserve"> as the organising model through which Army will define, develop, integrate and assure the capabilities, products and governance arrangements that enable Combat Mindset.</w:t>
       </w:r>
     </w:p>
     <w:p>
@@ -2806,15 +3006,15 @@
           <w:b/>
           <w:i w:val="false"/>
         </w:rPr>
-        <w:t>Confirm COMDT ACS as the interim capability integrator</w:t>
-      </w:r>
-      <w:r>
-        <w:rPr>
-          <w:rFonts w:cs="Book Antiqua"/>
-          <w:b w:val="false"/>
-          <w:i w:val="false"/>
-        </w:rPr>
-        <w:t xml:space="preserve"> pending confirmation of the Army Sponsor.</w:t>
+        <w:t>Note that existing programmes and products will be mapped beneath the framework's capability strands</w:t>
+      </w:r>
+      <w:r>
+        <w:rPr>
+          <w:rFonts w:cs="Book Antiqua"/>
+          <w:b w:val="false"/>
+          <w:i w:val="false"/>
+        </w:rPr>
+        <w:t xml:space="preserve"> and will not constitute the framework in isolation.</w:t>
       </w:r>
     </w:p>
     <w:p>
@@ -2843,15 +3043,15 @@
           <w:b/>
           <w:i w:val="false"/>
         </w:rPr>
-        <w:t>Confirm HPC as the COGCON product steward and performance-cognition adviser</w:t>
-      </w:r>
-      <w:r>
-        <w:rPr>
-          <w:rFonts w:cs="Book Antiqua"/>
-          <w:b w:val="false"/>
-          <w:i w:val="false"/>
-        </w:rPr>
-        <w:t>, rather than the technical authority for the full Combat Mindset capability.</w:t>
+        <w:t>Endorse COGCON's interim status as a developmental MVP</w:t>
+      </w:r>
+      <w:r>
+        <w:rPr>
+          <w:rFonts w:cs="Book Antiqua"/>
+          <w:b w:val="false"/>
+          <w:i w:val="false"/>
+        </w:rPr>
+        <w:t xml:space="preserve"> within the performance-cognition strand.</w:t>
       </w:r>
     </w:p>
     <w:p>
@@ -2880,15 +3080,15 @@
           <w:b/>
           <w:i w:val="false"/>
         </w:rPr>
-        <w:t>Approve the revised programme of work</w:t>
-      </w:r>
-      <w:r>
-        <w:rPr>
-          <w:rFonts w:cs="Book Antiqua"/>
-          <w:b w:val="false"/>
-          <w:i w:val="false"/>
-        </w:rPr>
-        <w:t>, including capability and product mapping, framework development, stakeholder engagement and a limited MVP integration trial subject to resource availability.</w:t>
+        <w:t>Confirm the governance model</w:t>
+      </w:r>
+      <w:r>
+        <w:rPr>
+          <w:rFonts w:cs="Book Antiqua"/>
+          <w:b w:val="false"/>
+          <w:i w:val="false"/>
+        </w:rPr>
+        <w:t xml:space="preserve"> at paragraph 6, including COMDT ACS as interim capability integrator pending confirmation of the Army Sponsor, and HPC as COGCON product steward and performance-cognition adviser.</w:t>
       </w:r>
     </w:p>
     <w:p>
@@ -2917,6 +3117,43 @@
           <w:b/>
           <w:i w:val="false"/>
         </w:rPr>
+        <w:t>Approve the programme of work</w:t>
+      </w:r>
+      <w:r>
+        <w:rPr>
+          <w:rFonts w:cs="Book Antiqua"/>
+          <w:b w:val="false"/>
+          <w:i w:val="false"/>
+        </w:rPr>
+        <w:t xml:space="preserve"> at paragraph 5, including capability and product mapping, framework development, stakeholder engagement and a limited MVP integration trial subject to resource availability.</w:t>
+      </w:r>
+    </w:p>
+    <w:p>
+      <w:pPr>
+        <w:pStyle w:val="Normal"/>
+        <w:keepNext w:val="true"/>
+        <w:tabs>
+          <w:tab w:val="clear" w:pos="720"/>
+          <w:tab w:val="left" w:pos="425" w:leader="none"/>
+        </w:tabs>
+        <w:spacing w:before="80" w:after="40"/>
+        <w:ind w:hanging="425" w:left="425"/>
+        <w:rPr/>
+      </w:pPr>
+      <w:r>
+        <w:rPr>
+          <w:rFonts w:cs="Arial" w:ascii="Arial" w:hAnsi="Arial"/>
+          <w:b/>
+        </w:rPr>
+        <w:t>9.</w:t>
+        <w:tab/>
+      </w:r>
+      <w:r>
+        <w:rPr>
+          <w:rFonts w:cs="Book Antiqua"/>
+          <w:b/>
+          <w:i w:val="false"/>
+        </w:rPr>
         <w:t>Direct that the November 2026 report provide</w:t>
       </w:r>
       <w:r>
@@ -2925,7 +3162,7 @@
           <w:b w:val="false"/>
           <w:i w:val="false"/>
         </w:rPr>
-        <w:t xml:space="preserve"> Framework v1.0; the validated capability and product map; a governance and assurance model; an assessment of COGCON's evidence, scalability, resource requirements and appropriate future role; and a prioritised implementation plan.</w:t>
+        <w:t xml:space="preserve"> the endorsed definitions and confirmed relationship between Combat Mindset and Performance Under Pressure; Framework v1.0 and its agreed architecture; the validated capability and product map; a governance and assurance model; an assessment of COGCON's evidence, scalability, resource requirements and appropriate future role; and a prioritised implementation plan.</w:t>
       </w:r>
     </w:p>
     <w:p>
@@ -2973,7 +3210,7 @@
           <w:color w:val="000000"/>
           <w:sz w:val="22"/>
         </w:rPr>
-        <w:t>A1. Framework levels</w:t>
+        <w:t>A1. Doctrinal hierarchy</w:t>
       </w:r>
     </w:p>
     <w:tbl>
@@ -3023,7 +3260,7 @@
                 <w:color w:val="FFFFFF"/>
                 <w:sz w:val="19"/>
               </w:rPr>
-              <w:t>Framework level</w:t>
+              <w:t>Hierarchy</w:t>
             </w:r>
           </w:p>
         </w:tc>
@@ -3082,7 +3319,7 @@
                 <w:color w:val="000000"/>
                 <w:sz w:val="19"/>
               </w:rPr>
-              <w:t>Army operational frame</w:t>
+              <w:t>Warfighting imperative</w:t>
             </w:r>
           </w:p>
         </w:tc>
@@ -3108,7 +3345,7 @@
                 <w:color w:val="000000"/>
                 <w:sz w:val="19"/>
               </w:rPr>
-              <w:t>Combat Mindset</w:t>
+              <w:t>Individuals, teams and leaders remain effective and act decisively, persistently, adaptively and ethically under combat conditions</w:t>
             </w:r>
           </w:p>
         </w:tc>
@@ -3139,7 +3376,7 @@
                 <w:color w:val="000000"/>
                 <w:sz w:val="19"/>
               </w:rPr>
-              <w:t>Underlying capability</w:t>
+              <w:t>Combat-specific expression</w:t>
             </w:r>
           </w:p>
         </w:tc>
@@ -3165,7 +3402,7 @@
                 <w:color w:val="000000"/>
                 <w:sz w:val="19"/>
               </w:rPr>
-              <w:t>Performance Under Pressure</w:t>
+              <w:t>Combat Mindset</w:t>
             </w:r>
           </w:p>
         </w:tc>
@@ -3196,7 +3433,7 @@
                 <w:color w:val="000000"/>
                 <w:sz w:val="19"/>
               </w:rPr>
-              <w:t>Capability strands</w:t>
+              <w:t>Enabling human-performance capability</w:t>
             </w:r>
           </w:p>
         </w:tc>
@@ -3222,7 +3459,7 @@
                 <w:color w:val="000000"/>
                 <w:sz w:val="19"/>
               </w:rPr>
-              <w:t>Leadership; mental skills; performance cognition; resilience and recovery; physical performance; professional identity and values; individual and collective exposure to pressure</w:t>
+              <w:t>Performance Under Pressure</w:t>
             </w:r>
           </w:p>
         </w:tc>
@@ -3253,7 +3490,7 @@
                 <w:color w:val="000000"/>
                 <w:sz w:val="19"/>
               </w:rPr>
-              <w:t>Training products and methods</w:t>
+              <w:t>Organising model</w:t>
             </w:r>
           </w:p>
         </w:tc>
@@ -3279,6 +3516,120 @@
                 <w:color w:val="000000"/>
                 <w:sz w:val="19"/>
               </w:rPr>
+              <w:t>Army Combat Mindset Framework</w:t>
+            </w:r>
+          </w:p>
+        </w:tc>
+      </w:tr>
+      <w:tr>
+        <w:trPr>
+          <w:cantSplit w:val="true"/>
+        </w:trPr>
+        <w:tc>
+          <w:tcPr>
+            <w:tcW w:w="4536" w:type="dxa"/>
+            <w:tcBorders>
+              <w:top w:val="single" w:sz="4" w:space="0" w:color="A89662"/>
+              <w:left w:val="single" w:sz="4" w:space="0" w:color="A89662"/>
+              <w:bottom w:val="single" w:sz="4" w:space="0" w:color="A89662"/>
+              <w:right w:val="single" w:sz="4" w:space="0" w:color="A89662"/>
+            </w:tcBorders>
+          </w:tcPr>
+          <w:p>
+            <w:pPr>
+              <w:pStyle w:val="Normal"/>
+              <w:spacing w:before="40" w:after="40"/>
+              <w:rPr/>
+            </w:pPr>
+            <w:r>
+              <w:rPr>
+                <w:rFonts w:cs="Book Antiqua"/>
+                <w:color w:val="000000"/>
+                <w:sz w:val="19"/>
+              </w:rPr>
+              <w:t>Capability strands</w:t>
+            </w:r>
+          </w:p>
+        </w:tc>
+        <w:tc>
+          <w:tcPr>
+            <w:tcW w:w="4535" w:type="dxa"/>
+            <w:tcBorders>
+              <w:top w:val="single" w:sz="4" w:space="0" w:color="A89662"/>
+              <w:left w:val="single" w:sz="4" w:space="0" w:color="A89662"/>
+              <w:bottom w:val="single" w:sz="4" w:space="0" w:color="A89662"/>
+              <w:right w:val="single" w:sz="4" w:space="0" w:color="A89662"/>
+            </w:tcBorders>
+          </w:tcPr>
+          <w:p>
+            <w:pPr>
+              <w:pStyle w:val="Normal"/>
+              <w:spacing w:before="40" w:after="40"/>
+              <w:rPr/>
+            </w:pPr>
+            <w:r>
+              <w:rPr>
+                <w:rFonts w:cs="Book Antiqua"/>
+                <w:color w:val="000000"/>
+                <w:sz w:val="19"/>
+              </w:rPr>
+              <w:t>Leadership; mental skills; performance cognition; resilience and recovery; physical performance; professional identity and values; individual and collective exposure to pressure</w:t>
+            </w:r>
+          </w:p>
+        </w:tc>
+      </w:tr>
+      <w:tr>
+        <w:trPr>
+          <w:cantSplit w:val="true"/>
+        </w:trPr>
+        <w:tc>
+          <w:tcPr>
+            <w:tcW w:w="4536" w:type="dxa"/>
+            <w:tcBorders>
+              <w:top w:val="single" w:sz="4" w:space="0" w:color="A89662"/>
+              <w:left w:val="single" w:sz="4" w:space="0" w:color="A89662"/>
+              <w:bottom w:val="single" w:sz="4" w:space="0" w:color="A89662"/>
+              <w:right w:val="single" w:sz="4" w:space="0" w:color="A89662"/>
+            </w:tcBorders>
+          </w:tcPr>
+          <w:p>
+            <w:pPr>
+              <w:pStyle w:val="Normal"/>
+              <w:spacing w:before="40" w:after="40"/>
+              <w:rPr/>
+            </w:pPr>
+            <w:r>
+              <w:rPr>
+                <w:rFonts w:cs="Book Antiqua"/>
+                <w:color w:val="000000"/>
+                <w:sz w:val="19"/>
+              </w:rPr>
+              <w:t>Training products and methods</w:t>
+            </w:r>
+          </w:p>
+        </w:tc>
+        <w:tc>
+          <w:tcPr>
+            <w:tcW w:w="4535" w:type="dxa"/>
+            <w:tcBorders>
+              <w:top w:val="single" w:sz="4" w:space="0" w:color="A89662"/>
+              <w:left w:val="single" w:sz="4" w:space="0" w:color="A89662"/>
+              <w:bottom w:val="single" w:sz="4" w:space="0" w:color="A89662"/>
+              <w:right w:val="single" w:sz="4" w:space="0" w:color="A89662"/>
+            </w:tcBorders>
+          </w:tcPr>
+          <w:p>
+            <w:pPr>
+              <w:pStyle w:val="Normal"/>
+              <w:spacing w:before="40" w:after="40"/>
+              <w:rPr/>
+            </w:pPr>
+            <w:r>
+              <w:rPr>
+                <w:rFonts w:cs="Book Antiqua"/>
+                <w:color w:val="000000"/>
+                <w:sz w:val="19"/>
+              </w:rPr>
               <w:t>NZALC Performance Under Pressure package; COGCON MVP; NZDF Psychology products; scenario and experiential training; physical conditioning; structured reflection and recovery; other products identified during Phase 1 mapping</w:t>
             </w:r>
           </w:p>
@@ -3293,6 +3644,26 @@
       </w:pPr>
       <w:r>
         <w:rPr/>
+      </w:r>
+    </w:p>
+    <w:p>
+      <w:pPr>
+        <w:pStyle w:val="Normal"/>
+        <w:pBdr>
+          <w:left w:val="single" w:sz="28" w:space="8" w:color="C62026"/>
+        </w:pBdr>
+        <w:shd w:val="clear" w:color="auto" w:fill="CDD2B7"/>
+        <w:spacing w:before="200" w:after="200"/>
+        <w:ind w:left="340" w:right="340"/>
+        <w:rPr/>
+      </w:pPr>
+      <w:r>
+        <w:rPr>
+          <w:rFonts w:cs="Arial" w:ascii="Arial" w:hAnsi="Arial"/>
+          <w:b/>
+          <w:i w:val="false"/>
+        </w:rPr>
+        <w:t>Warfighting imperative → Combat Mindset → enabled by Performance Under Pressure → developed and organised through the Army Combat Mindset Framework → delivered through capability strands, products and methods</w:t>
       </w:r>
     </w:p>
     <w:p>
@@ -3615,6 +3986,63 @@
                 <w:sz w:val="19"/>
               </w:rPr>
               <w:t>Developmental MVP</w:t>
+            </w:r>
+          </w:p>
+        </w:tc>
+      </w:tr>
+      <w:tr>
+        <w:trPr>
+          <w:cantSplit w:val="true"/>
+        </w:trPr>
+        <w:tc>
+          <w:tcPr>
+            <w:tcW w:w="4536" w:type="dxa"/>
+            <w:tcBorders>
+              <w:top w:val="single" w:sz="4" w:space="0" w:color="A89662"/>
+              <w:left w:val="single" w:sz="4" w:space="0" w:color="A89662"/>
+              <w:bottom w:val="single" w:sz="4" w:space="0" w:color="A89662"/>
+              <w:right w:val="single" w:sz="4" w:space="0" w:color="A89662"/>
+            </w:tcBorders>
+          </w:tcPr>
+          <w:p>
+            <w:pPr>
+              <w:pStyle w:val="Normal"/>
+              <w:spacing w:before="40" w:after="40"/>
+              <w:rPr/>
+            </w:pPr>
+            <w:r>
+              <w:rPr>
+                <w:rFonts w:cs="Book Antiqua"/>
+                <w:color w:val="000000"/>
+                <w:sz w:val="19"/>
+              </w:rPr>
+              <w:t>Relationship to Combat Mindset</w:t>
+            </w:r>
+          </w:p>
+        </w:tc>
+        <w:tc>
+          <w:tcPr>
+            <w:tcW w:w="4535" w:type="dxa"/>
+            <w:tcBorders>
+              <w:top w:val="single" w:sz="4" w:space="0" w:color="A89662"/>
+              <w:left w:val="single" w:sz="4" w:space="0" w:color="A89662"/>
+              <w:bottom w:val="single" w:sz="4" w:space="0" w:color="A89662"/>
+              <w:right w:val="single" w:sz="4" w:space="0" w:color="A89662"/>
+            </w:tcBorders>
+          </w:tcPr>
+          <w:p>
+            <w:pPr>
+              <w:pStyle w:val="Normal"/>
+              <w:spacing w:before="40" w:after="40"/>
+              <w:rPr/>
+            </w:pPr>
+            <w:r>
+              <w:rPr>
+                <w:rFonts w:cs="Book Antiqua"/>
+                <w:color w:val="000000"/>
+                <w:sz w:val="19"/>
+              </w:rPr>
+              <w:t>Develops selected elements of Performance Under Pressure that may contribute to Combat Mindset when integrated within broader warfighting, leadership, values, physical and collective development</w:t>
             </w:r>
           </w:p>
         </w:tc>
@@ -4868,7 +5296,7 @@
           <w:color w:val="000000"/>
           <w:sz w:val="22"/>
         </w:rPr>
-        <w:t>A4. Shared frames</w:t>
+        <w:t>A4. Shared developmental models</w:t>
       </w:r>
     </w:p>
     <w:p>
@@ -4904,7 +5332,7 @@
           <w:b w:val="false"/>
           <w:i w:val="false"/>
         </w:rPr>
-        <w:t>Prepare–Perform–Recover provides a common delivery rhythm across recognised products and methods.</w:t>
+        <w:t>Prepare–Perform–Recover provides a common developmental and delivery rhythm across recognised products and methods.</w:t>
       </w:r>
     </w:p>
     <w:p>
@@ -4940,7 +5368,7 @@
           <w:b w:val="false"/>
           <w:i w:val="false"/>
         </w:rPr>
-        <w:t>Lead Self to Lead Systems provides the developmental progression: individual conditioning is likely to be densest in initial and individual training, while leadership, team and systems application deepens across the leadership continuum.</w:t>
+        <w:t>Lead Self to Lead Systems provides the developmental progression from individual capability to collective, leadership and systems application: individual conditioning is likely to be densest in initial and individual training, while leadership, team and systems application deepens across the leadership continuum.</w:t>
       </w:r>
     </w:p>
     <w:p>
@@ -5082,7 +5510,7 @@
         <w:sz w:val="17"/>
         <w:rFonts w:cs="Arial" w:ascii="Arial" w:hAnsi="Arial"/>
       </w:rPr>
-      <w:t>9</w:t>
+      <w:t>11</w:t>
     </w:r>
     <w:r>
       <w:rPr>
@@ -5126,7 +5554,7 @@
         <w:sz w:val="17"/>
         <w:rFonts w:cs="Arial" w:ascii="Arial" w:hAnsi="Arial"/>
       </w:rPr>
-      <w:t>9</w:t>
+      <w:t>11</w:t>
     </w:r>
     <w:r>
       <w:rPr>

--- a/output/combat-mindset-way-forward.docx
+++ b/output/combat-mindset-way-forward.docx
@@ -231,7 +231,7 @@
           <w:color w:val="000000"/>
           <w:sz w:val="20"/>
         </w:rPr>
-        <w:t>Draft v0.3</w:t>
+        <w:t>Draft v0.4</w:t>
       </w:r>
     </w:p>
     <w:p>
@@ -533,7 +533,7 @@
           <w:b w:val="false"/>
           <w:i w:val="false"/>
         </w:rPr>
-        <w:t>The Army Combat Mindset Framework is the organising model through which Army will define, develop, integrate and assure the capability strands, developmental outcomes, training products and governance arrangements that enable this effect.</w:t>
+        <w:t>The Army Combat Mindset Framework is the organising model through which Army will define, develop, integrate and assure the capability pillars, developmental outcomes, training products and governance arrangements that enable this effect.</w:t>
       </w:r>
     </w:p>
     <w:p>
@@ -1181,7 +1181,7 @@
           <w:b w:val="false"/>
           <w:i w:val="false"/>
         </w:rPr>
-        <w:t>For the purposes of the Combat Mindset programme of work, COGCON will initially be treated as a developmental minimum viable product within the performance-cognition strand of the Army Combat Mindset Framework, contributing to selected elements of Performance Under Pressure.</w:t>
+        <w:t>For the purposes of the Combat Mindset programme of work, COGCON will initially be treated as a developmental minimum viable product within the performance-cognition pillar of the Army Combat Mindset Framework, contributing to selected elements of Performance Under Pressure.</w:t>
       </w:r>
     </w:p>
     <w:p>
@@ -2085,7 +2085,7 @@
           <w:b w:val="false"/>
           <w:i w:val="false"/>
         </w:rPr>
-        <w:t>The mapping will identify which products contribute to the broader Performance Under Pressure capability and which support its combat-specific expression. COGCON will be assessed as one developmental product within this map, with particular attention to its MVP boundary, evidence base, ownership, workforce requirements and scalability.</w:t>
+        <w:t>The mapping will identify which products contribute to the broader Performance Under Pressure capability and which support its combat-specific expression. COGCON will be assessed as one developmental product within this map, with particular attention to its MVP boundary, evidence base — including its completed feasibility trials in live military training — ownership, workforce requirements and scalability.</w:t>
       </w:r>
     </w:p>
     <w:p>
@@ -2115,21 +2115,21 @@
           <w:b w:val="false"/>
           <w:i w:val="false"/>
         </w:rPr>
-        <w:t>Draft the Army Combat Mindset Framework as the organising model through which Army will define, develop, integrate and assure Performance Under Pressure and its combat-specific expression. The framework will include the endorsed definitions and desired operational effect; the integrated capability strands; developmental outcomes from Lead Self through Lead Systems; the relationship between doctrine, framework, products and delivery; common assurance principles; and the criteria by which existing and future products may be recognised as contributing to the framework.</w:t>
-      </w:r>
-    </w:p>
-    <w:p>
-      <w:pPr>
-        <w:pStyle w:val="Normal"/>
-        <w:rPr/>
-      </w:pPr>
-      <w:r>
-        <w:rPr>
-          <w:rFonts w:cs="Book Antiqua"/>
-          <w:b w:val="false"/>
-          <w:i w:val="false"/>
-        </w:rPr>
-        <w:t>Existing products, including the NZALC Performance Under Pressure package and the COGCON MVP, will be mapped beneath the relevant capability strands rather than treated as the framework itself.</w:t>
+        <w:t>Draft the Army Combat Mindset Framework as the organising model through which Army will define, develop, integrate and assure Performance Under Pressure and its combat-specific expression. The framework will include the endorsed definitions and desired operational effect; the integrated capability pillars; developmental outcomes from Lead Self through Lead Systems; the relationship between doctrine, framework, products and delivery; common assurance principles; and the criteria by which existing and future products may be recognised as contributing to the framework.</w:t>
+      </w:r>
+    </w:p>
+    <w:p>
+      <w:pPr>
+        <w:pStyle w:val="Normal"/>
+        <w:rPr/>
+      </w:pPr>
+      <w:r>
+        <w:rPr>
+          <w:rFonts w:cs="Book Antiqua"/>
+          <w:b w:val="false"/>
+          <w:i w:val="false"/>
+        </w:rPr>
+        <w:t>Existing products, including the NZALC Performance Under Pressure package and the COGCON MVP, will be mapped beneath the relevant capability pillars rather than treated as the framework itself.</w:t>
       </w:r>
     </w:p>
     <w:p>
@@ -2175,317 +2175,21 @@
           <w:color w:val="000000"/>
           <w:sz w:val="22"/>
         </w:rPr>
-        <w:t>Phase 4 — Limited MVP integration trial (October 2026, subject to capacity)</w:t>
-      </w:r>
-    </w:p>
-    <w:p>
-      <w:pPr>
-        <w:pStyle w:val="Normal"/>
-        <w:rPr/>
-      </w:pPr>
-      <w:r>
-        <w:rPr>
-          <w:rFonts w:cs="Book Antiqua"/>
-          <w:b w:val="false"/>
-          <w:i w:val="false"/>
-        </w:rPr>
-        <w:t>Conduct a controlled trial of the draft framework and the COGCON MVP within one existing ACS or NZALC training activity. The trial will:</w:t>
-      </w:r>
-    </w:p>
-    <w:p>
-      <w:pPr>
-        <w:pStyle w:val="Normal"/>
-        <w:tabs>
-          <w:tab w:val="clear" w:pos="720"/>
-          <w:tab w:val="left" w:pos="425" w:leader="none"/>
-        </w:tabs>
-        <w:spacing w:before="0" w:after="60"/>
-        <w:ind w:hanging="255" w:left="425"/>
-        <w:rPr/>
-      </w:pPr>
-      <w:r>
-        <w:rPr>
-          <w:rFonts w:cs="Arial" w:ascii="Arial" w:hAnsi="Arial"/>
-          <w:b/>
-          <w:color w:val="C62026"/>
-        </w:rPr>
-        <w:t>•</w:t>
-      </w:r>
-      <w:r>
-        <w:rPr>
-          <w:rFonts w:cs="Arial" w:ascii="Arial" w:hAnsi="Arial"/>
-          <w:b/>
-          <w:color w:val="C62026"/>
-        </w:rPr>
-        <w:tab/>
-      </w:r>
-      <w:r>
-        <w:rPr>
-          <w:rFonts w:cs="Book Antiqua"/>
-          <w:b w:val="false"/>
-          <w:i w:val="false"/>
-        </w:rPr>
-        <w:t>use existing delivery staff and training infrastructure;</w:t>
-      </w:r>
-    </w:p>
-    <w:p>
-      <w:pPr>
-        <w:pStyle w:val="Normal"/>
-        <w:tabs>
-          <w:tab w:val="clear" w:pos="720"/>
-          <w:tab w:val="left" w:pos="425" w:leader="none"/>
-        </w:tabs>
-        <w:spacing w:before="0" w:after="60"/>
-        <w:ind w:hanging="255" w:left="425"/>
-        <w:rPr/>
-      </w:pPr>
-      <w:r>
-        <w:rPr>
-          <w:rFonts w:cs="Arial" w:ascii="Arial" w:hAnsi="Arial"/>
-          <w:b/>
-          <w:color w:val="C62026"/>
-        </w:rPr>
-        <w:t>•</w:t>
-      </w:r>
-      <w:r>
-        <w:rPr>
-          <w:rFonts w:cs="Arial" w:ascii="Arial" w:hAnsi="Arial"/>
-          <w:b/>
-          <w:color w:val="C62026"/>
-        </w:rPr>
-        <w:tab/>
-      </w:r>
-      <w:r>
-        <w:rPr>
-          <w:rFonts w:cs="Book Antiqua"/>
-          <w:b w:val="false"/>
-          <w:i w:val="false"/>
-        </w:rPr>
-        <w:t>incorporate one bounded COGCON adaptive dual-task activity;</w:t>
-      </w:r>
-    </w:p>
-    <w:p>
-      <w:pPr>
-        <w:pStyle w:val="Normal"/>
-        <w:tabs>
-          <w:tab w:val="clear" w:pos="720"/>
-          <w:tab w:val="left" w:pos="425" w:leader="none"/>
-        </w:tabs>
-        <w:spacing w:before="0" w:after="60"/>
-        <w:ind w:hanging="255" w:left="425"/>
-        <w:rPr/>
-      </w:pPr>
-      <w:r>
-        <w:rPr>
-          <w:rFonts w:cs="Arial" w:ascii="Arial" w:hAnsi="Arial"/>
-          <w:b/>
-          <w:color w:val="C62026"/>
-        </w:rPr>
-        <w:t>•</w:t>
-      </w:r>
-      <w:r>
-        <w:rPr>
-          <w:rFonts w:cs="Arial" w:ascii="Arial" w:hAnsi="Arial"/>
-          <w:b/>
-          <w:color w:val="C62026"/>
-        </w:rPr>
-        <w:tab/>
-      </w:r>
-      <w:r>
-        <w:rPr>
-          <w:rFonts w:cs="Book Antiqua"/>
-          <w:b w:val="false"/>
-          <w:i w:val="false"/>
-        </w:rPr>
-        <w:t>test whether the product contributes to an identified element of Performance Under Pressure and nests coherently beneath the draft framework;</w:t>
-      </w:r>
-    </w:p>
-    <w:p>
-      <w:pPr>
-        <w:pStyle w:val="Normal"/>
-        <w:tabs>
-          <w:tab w:val="clear" w:pos="720"/>
-          <w:tab w:val="left" w:pos="425" w:leader="none"/>
-        </w:tabs>
-        <w:spacing w:before="0" w:after="60"/>
-        <w:ind w:hanging="255" w:left="425"/>
-        <w:rPr/>
-      </w:pPr>
-      <w:r>
-        <w:rPr>
-          <w:rFonts w:cs="Arial" w:ascii="Arial" w:hAnsi="Arial"/>
-          <w:b/>
-          <w:color w:val="C62026"/>
-        </w:rPr>
-        <w:t>•</w:t>
-      </w:r>
-      <w:r>
-        <w:rPr>
-          <w:rFonts w:cs="Arial" w:ascii="Arial" w:hAnsi="Arial"/>
-          <w:b/>
-          <w:color w:val="C62026"/>
-        </w:rPr>
-        <w:tab/>
-      </w:r>
-      <w:r>
-        <w:rPr>
-          <w:rFonts w:cs="Book Antiqua"/>
-          <w:b w:val="false"/>
-          <w:i w:val="false"/>
-        </w:rPr>
-        <w:t>assess instructor burden, delivery consistency, participant usability and value added to existing training;</w:t>
-      </w:r>
-    </w:p>
-    <w:p>
-      <w:pPr>
-        <w:pStyle w:val="Normal"/>
-        <w:tabs>
-          <w:tab w:val="clear" w:pos="720"/>
-          <w:tab w:val="left" w:pos="425" w:leader="none"/>
-        </w:tabs>
-        <w:spacing w:before="0" w:after="60"/>
-        <w:ind w:hanging="255" w:left="425"/>
-        <w:rPr/>
-      </w:pPr>
-      <w:r>
-        <w:rPr>
-          <w:rFonts w:cs="Arial" w:ascii="Arial" w:hAnsi="Arial"/>
-          <w:b/>
-          <w:color w:val="C62026"/>
-        </w:rPr>
-        <w:t>•</w:t>
-      </w:r>
-      <w:r>
-        <w:rPr>
-          <w:rFonts w:cs="Arial" w:ascii="Arial" w:hAnsi="Arial"/>
-          <w:b/>
-          <w:color w:val="C62026"/>
-        </w:rPr>
-        <w:tab/>
-      </w:r>
-      <w:r>
-        <w:rPr>
-          <w:rFonts w:cs="Book Antiqua"/>
-          <w:b w:val="false"/>
-          <w:i w:val="false"/>
-        </w:rPr>
-        <w:t>collect proportionate training and implementation evidence;</w:t>
-      </w:r>
-    </w:p>
-    <w:p>
-      <w:pPr>
-        <w:pStyle w:val="Normal"/>
-        <w:tabs>
-          <w:tab w:val="clear" w:pos="720"/>
-          <w:tab w:val="left" w:pos="425" w:leader="none"/>
-        </w:tabs>
-        <w:spacing w:before="0" w:after="60"/>
-        <w:ind w:hanging="255" w:left="425"/>
-        <w:rPr/>
-      </w:pPr>
-      <w:r>
-        <w:rPr>
-          <w:rFonts w:cs="Arial" w:ascii="Arial" w:hAnsi="Arial"/>
-          <w:b/>
-          <w:color w:val="C62026"/>
-        </w:rPr>
-        <w:t>•</w:t>
-      </w:r>
-      <w:r>
-        <w:rPr>
-          <w:rFonts w:cs="Arial" w:ascii="Arial" w:hAnsi="Arial"/>
-          <w:b/>
-          <w:color w:val="C62026"/>
-        </w:rPr>
-        <w:tab/>
-      </w:r>
-      <w:r>
-        <w:rPr>
-          <w:rFonts w:cs="Book Antiqua"/>
-          <w:b w:val="false"/>
-          <w:i w:val="false"/>
-        </w:rPr>
-        <w:t>avoid readiness certification or high-stakes personnel assessment; and</w:t>
-      </w:r>
-    </w:p>
-    <w:p>
-      <w:pPr>
-        <w:pStyle w:val="Normal"/>
-        <w:tabs>
-          <w:tab w:val="clear" w:pos="720"/>
-          <w:tab w:val="left" w:pos="425" w:leader="none"/>
-        </w:tabs>
-        <w:spacing w:before="0" w:after="60"/>
-        <w:ind w:hanging="255" w:left="425"/>
-        <w:rPr/>
-      </w:pPr>
-      <w:r>
-        <w:rPr>
-          <w:rFonts w:cs="Arial" w:ascii="Arial" w:hAnsi="Arial"/>
-          <w:b/>
-          <w:color w:val="C62026"/>
-        </w:rPr>
-        <w:t>•</w:t>
-      </w:r>
-      <w:r>
-        <w:rPr>
-          <w:rFonts w:cs="Arial" w:ascii="Arial" w:hAnsi="Arial"/>
-          <w:b/>
-          <w:color w:val="C62026"/>
-        </w:rPr>
-        <w:tab/>
-      </w:r>
-      <w:r>
-        <w:rPr>
-          <w:rFonts w:cs="Book Antiqua"/>
-          <w:b w:val="false"/>
-          <w:i w:val="false"/>
-        </w:rPr>
-        <w:t>identify the workforce, technology, assurance and funding requirements for any wider implementation.</w:t>
-      </w:r>
-    </w:p>
-    <w:p>
-      <w:pPr>
-        <w:pStyle w:val="Normal"/>
-        <w:rPr/>
-      </w:pPr>
-      <w:r>
-        <w:rPr>
-          <w:rFonts w:cs="Book Antiqua"/>
-          <w:b w:val="false"/>
-          <w:i w:val="false"/>
-        </w:rPr>
-        <w:t>HPC will provide the protocol, specialist advice and limited evaluation support. NZALC or the relevant training provider will lead delivery and structured review. The trial is not testing whether COGCON represents the totality of Combat Mindset, and it will not create an enduring obligation for HPC to provide routine delivery.</w:t>
-      </w:r>
-    </w:p>
-    <w:p>
-      <w:pPr>
-        <w:pStyle w:val="Heading2"/>
-        <w:rPr/>
-      </w:pPr>
-      <w:r>
-        <w:rPr>
-          <w:rFonts w:cs="Arial" w:ascii="Arial" w:hAnsi="Arial"/>
-          <w:b/>
-          <w:i w:val="false"/>
-          <w:color w:val="000000"/>
-          <w:sz w:val="22"/>
-        </w:rPr>
-        <w:t>Phase 5 — Report back (November 2026)</w:t>
-      </w:r>
-    </w:p>
-    <w:p>
-      <w:pPr>
-        <w:pStyle w:val="Normal"/>
-        <w:rPr/>
-      </w:pPr>
-      <w:r>
-        <w:rPr>
-          <w:rFonts w:cs="Book Antiqua"/>
-          <w:b w:val="false"/>
-          <w:i w:val="false"/>
-        </w:rPr>
-        <w:t>Present the endorsed definitions and the confirmed relationship between Combat Mindset and Performance Under Pressure; Framework v1.0 and its agreed architecture; the validated capability and product map; the results of any limited MVP integration trial; the proposed governance and assurance model; and a prioritised implementation plan. The report will identify whether COGCON should remain a developmental product; undergo further controlled evaluation; be integrated selectively into existing training; be prepared for broader scaling; or cease or change direction.</w:t>
+        <w:t>Phase 4 — Report back (November 2026)</w:t>
+      </w:r>
+    </w:p>
+    <w:p>
+      <w:pPr>
+        <w:pStyle w:val="Normal"/>
+        <w:rPr/>
+      </w:pPr>
+      <w:r>
+        <w:rPr>
+          <w:rFonts w:cs="Book Antiqua"/>
+          <w:b w:val="false"/>
+          <w:i w:val="false"/>
+        </w:rPr>
+        <w:t>Present the endorsed definitions and the confirmed relationship between Combat Mindset and Performance Under Pressure; Framework v1.0 and its agreed architecture; the validated capability and product map; the proposed governance and assurance model; and a prioritised implementation plan. The report will identify whether COGCON should remain a developmental product; undergo further controlled evaluation; be integrated selectively into existing training; be prepared for broader scaling; or cease or change direction.</w:t>
       </w:r>
     </w:p>
     <w:p>
@@ -3006,7 +2710,7 @@
           <w:b/>
           <w:i w:val="false"/>
         </w:rPr>
-        <w:t>Note that existing programmes and products will be mapped beneath the framework's capability strands</w:t>
+        <w:t>Note that existing programmes and products will be mapped beneath the framework's capability pillars</w:t>
       </w:r>
       <w:r>
         <w:rPr>
@@ -3051,7 +2755,7 @@
           <w:b w:val="false"/>
           <w:i w:val="false"/>
         </w:rPr>
-        <w:t xml:space="preserve"> within the performance-cognition strand.</w:t>
+        <w:t xml:space="preserve"> within the performance-cognition pillar.</w:t>
       </w:r>
     </w:p>
     <w:p>
@@ -3125,7 +2829,7 @@
           <w:b w:val="false"/>
           <w:i w:val="false"/>
         </w:rPr>
-        <w:t xml:space="preserve"> at paragraph 5, including capability and product mapping, framework development, stakeholder engagement and a limited MVP integration trial subject to resource availability.</w:t>
+        <w:t xml:space="preserve"> at paragraph 5, including capability and product mapping, framework development and stakeholder engagement.</w:t>
       </w:r>
     </w:p>
     <w:p>
@@ -3547,7 +3251,7 @@
                 <w:color w:val="000000"/>
                 <w:sz w:val="19"/>
               </w:rPr>
-              <w:t>Capability strands</w:t>
+              <w:t>Capability pillars</w:t>
             </w:r>
           </w:p>
         </w:tc>
@@ -3663,7 +3367,7 @@
           <w:b/>
           <w:i w:val="false"/>
         </w:rPr>
-        <w:t>Warfighting imperative → Combat Mindset → enabled by Performance Under Pressure → developed and organised through the Army Combat Mindset Framework → delivered through capability strands, products and methods</w:t>
+        <w:t>Warfighting imperative → Combat Mindset → enabled by Performance Under Pressure → developed and organised through the Army Combat Mindset Framework → delivered through capability pillars, products and methods</w:t>
       </w:r>
     </w:p>
     <w:p>
@@ -3788,7 +3492,7 @@
                 <w:color w:val="000000"/>
                 <w:sz w:val="19"/>
               </w:rPr>
-              <w:t>Capability strand</w:t>
+              <w:t>Capability pillar</w:t>
             </w:r>
           </w:p>
         </w:tc>
@@ -5404,7 +5108,7 @@
           <w:b w:val="false"/>
           <w:i w:val="false"/>
         </w:rPr>
-        <w:t>COGCON currently contributes principally to selected Prepare and Perform activities within the performance-cognition strand. NZALC and other leadership-development products provide broader preparation, application, structured review and recovery.</w:t>
+        <w:t>COGCON currently contributes principally to selected Prepare and Perform activities within the performance-cognition pillar. NZALC and other leadership-development products provide broader preparation, application, structured review and recovery.</w:t>
       </w:r>
     </w:p>
     <w:sectPr>

--- a/output/combat-mindset-way-forward.docx
+++ b/output/combat-mindset-way-forward.docx
@@ -80,7 +80,7 @@
           <w:color w:val="002516"/>
           <w:sz w:val="26"/>
         </w:rPr>
-        <w:t>Joint NZALC and Human Performance Cell response to COMDT ACS</w:t>
+        <w:t>Defining, developing and assuring the human-performance capability Army requires to remain effective in combat.</w:t>
       </w:r>
     </w:p>
     <w:p>
@@ -144,7 +144,7 @@
           <w:color w:val="000000"/>
           <w:sz w:val="20"/>
         </w:rPr>
-        <w:t>NZALC/HPC 2026</w:t>
+        <w:t>ACS 2026</w:t>
       </w:r>
     </w:p>
     <w:p>
@@ -202,36 +202,7 @@
           <w:color w:val="000000"/>
           <w:sz w:val="20"/>
         </w:rPr>
-        <w:t>Major M Coom, CI NZALC · Jacques Rousseau, Human Performance Cell</w:t>
-      </w:r>
-    </w:p>
-    <w:p>
-      <w:pPr>
-        <w:pStyle w:val="Normal"/>
-        <w:tabs>
-          <w:tab w:val="clear" w:pos="720"/>
-          <w:tab w:val="left" w:pos="1814" w:leader="none"/>
-        </w:tabs>
-        <w:spacing w:before="0" w:after="60"/>
-        <w:rPr/>
-      </w:pPr>
-      <w:r>
-        <w:rPr>
-          <w:rFonts w:cs="Arial" w:ascii="Arial" w:hAnsi="Arial"/>
-          <w:b/>
-          <w:color w:val="002516"/>
-          <w:sz w:val="20"/>
-        </w:rPr>
-        <w:t>Version</w:t>
-        <w:tab/>
-      </w:r>
-      <w:r>
-        <w:rPr>
-          <w:rFonts w:cs="Arial" w:ascii="Arial" w:hAnsi="Arial"/>
-          <w:color w:val="000000"/>
-          <w:sz w:val="20"/>
-        </w:rPr>
-        <w:t>Draft v0.4</w:t>
+        <w:t>Army Command School</w:t>
       </w:r>
     </w:p>
     <w:p>
@@ -254,7 +225,7 @@
           <w:color w:val="002516"/>
           <w:sz w:val="20"/>
         </w:rPr>
-        <w:t>Distribution</w:t>
+        <w:t>Version</w:t>
         <w:tab/>
       </w:r>
       <w:r>
@@ -263,16 +234,364 @@
           <w:color w:val="000000"/>
           <w:sz w:val="20"/>
         </w:rPr>
-        <w:t>COMDT ACS</w:t>
-      </w:r>
-    </w:p>
-    <w:p>
-      <w:pPr>
-        <w:pStyle w:val="Normal"/>
-        <w:rPr/>
-      </w:pPr>
-      <w:r>
-        <w:rPr/>
+        <w:t>Draft v0.5</w:t>
+      </w:r>
+    </w:p>
+    <w:p>
+      <w:pPr>
+        <w:pStyle w:val="Normal"/>
+        <w:rPr/>
+      </w:pPr>
+      <w:r>
+        <w:rPr/>
+      </w:r>
+      <w:r>
+        <w:br w:type="page"/>
+      </w:r>
+    </w:p>
+    <w:p>
+      <w:pPr>
+        <w:pStyle w:val="Normal"/>
+        <w:pBdr>
+          <w:left w:val="single" w:sz="24" w:space="8" w:color="C62026"/>
+        </w:pBdr>
+        <w:spacing w:before="0" w:after="240"/>
+        <w:rPr/>
+      </w:pPr>
+      <w:r>
+        <w:rPr>
+          <w:rFonts w:cs="Arial" w:ascii="Arial" w:hAnsi="Arial"/>
+          <w:b/>
+          <w:color w:val="002516"/>
+          <w:sz w:val="28"/>
+        </w:rPr>
+        <w:t>Contents</w:t>
+      </w:r>
+    </w:p>
+    <w:sdt>
+      <w:sdtPr>
+        <w:docPartObj>
+          <w:docPartGallery w:val="Table of Contents"/>
+          <w:docPartUnique w:val="true"/>
+        </w:docPartObj>
+      </w:sdtPr>
+      <w:sdtContent>
+        <w:p>
+          <w:pPr>
+            <w:pStyle w:val="TOC1"/>
+            <w:tabs>
+              <w:tab w:val="clear" w:pos="9072"/>
+              <w:tab w:val="right" w:pos="9071" w:leader="dot"/>
+            </w:tabs>
+            <w:rPr/>
+          </w:pPr>
+          <w:r>
+            <w:fldChar w:fldCharType="begin"/>
+          </w:r>
+          <w:r>
+            <w:rPr>
+              <w:webHidden/>
+              <w:rStyle w:val="IndexLink"/>
+              <w:i w:val="false"/>
+            </w:rPr>
+            <w:instrText xml:space="preserve"> TOC \z \o "1-1" \u \h</w:instrText>
+          </w:r>
+          <w:r>
+            <w:rPr>
+              <w:webHidden/>
+              <w:rStyle w:val="IndexLink"/>
+              <w:i w:val="false"/>
+            </w:rPr>
+            <w:fldChar w:fldCharType="separate"/>
+          </w:r>
+          <w:hyperlink w:anchor="__RefHeading___Toc478_1628147405">
+            <w:r>
+              <w:rPr>
+                <w:webHidden/>
+                <w:rStyle w:val="IndexLink"/>
+                <w:i w:val="false"/>
+              </w:rPr>
+              <w:t>The Model on a Page</w:t>
+            </w:r>
+            <w:r>
+              <w:rPr>
+                <w:rStyle w:val="IndexLink"/>
+              </w:rPr>
+              <w:tab/>
+              <w:t>3</w:t>
+            </w:r>
+          </w:hyperlink>
+        </w:p>
+        <w:p>
+          <w:pPr>
+            <w:pStyle w:val="TOC1"/>
+            <w:tabs>
+              <w:tab w:val="clear" w:pos="9072"/>
+              <w:tab w:val="right" w:pos="9071" w:leader="dot"/>
+            </w:tabs>
+            <w:rPr/>
+          </w:pPr>
+          <w:hyperlink w:anchor="__RefHeading___Toc480_1628147405">
+            <w:r>
+              <w:rPr>
+                <w:webHidden/>
+                <w:rStyle w:val="IndexLink"/>
+                <w:i w:val="false"/>
+              </w:rPr>
+              <w:t>Purpose</w:t>
+            </w:r>
+            <w:r>
+              <w:rPr>
+                <w:rStyle w:val="IndexLink"/>
+              </w:rPr>
+              <w:tab/>
+              <w:t>4</w:t>
+            </w:r>
+          </w:hyperlink>
+        </w:p>
+        <w:p>
+          <w:pPr>
+            <w:pStyle w:val="TOC1"/>
+            <w:tabs>
+              <w:tab w:val="clear" w:pos="9072"/>
+              <w:tab w:val="right" w:pos="9071" w:leader="dot"/>
+            </w:tabs>
+            <w:rPr/>
+          </w:pPr>
+          <w:hyperlink w:anchor="__RefHeading___Toc482_1628147405">
+            <w:r>
+              <w:rPr>
+                <w:webHidden/>
+                <w:rStyle w:val="IndexLink"/>
+                <w:i w:val="false"/>
+              </w:rPr>
+              <w:t>1. The problem</w:t>
+            </w:r>
+            <w:r>
+              <w:rPr>
+                <w:rStyle w:val="IndexLink"/>
+              </w:rPr>
+              <w:tab/>
+              <w:t>4</w:t>
+            </w:r>
+          </w:hyperlink>
+        </w:p>
+        <w:p>
+          <w:pPr>
+            <w:pStyle w:val="TOC1"/>
+            <w:tabs>
+              <w:tab w:val="clear" w:pos="9072"/>
+              <w:tab w:val="right" w:pos="9071" w:leader="dot"/>
+            </w:tabs>
+            <w:rPr/>
+          </w:pPr>
+          <w:hyperlink w:anchor="__RefHeading___Toc484_1628147405">
+            <w:r>
+              <w:rPr>
+                <w:webHidden/>
+                <w:rStyle w:val="IndexLink"/>
+                <w:i w:val="false"/>
+              </w:rPr>
+              <w:t>2. Terminology and definitions — decision sought</w:t>
+            </w:r>
+            <w:r>
+              <w:rPr>
+                <w:rStyle w:val="IndexLink"/>
+              </w:rPr>
+              <w:tab/>
+              <w:t>4</w:t>
+            </w:r>
+          </w:hyperlink>
+        </w:p>
+        <w:p>
+          <w:pPr>
+            <w:pStyle w:val="TOC1"/>
+            <w:tabs>
+              <w:tab w:val="clear" w:pos="9072"/>
+              <w:tab w:val="right" w:pos="9071" w:leader="dot"/>
+            </w:tabs>
+            <w:rPr/>
+          </w:pPr>
+          <w:hyperlink w:anchor="__RefHeading___Toc486_1628147405">
+            <w:r>
+              <w:rPr>
+                <w:webHidden/>
+                <w:rStyle w:val="IndexLink"/>
+                <w:i w:val="false"/>
+              </w:rPr>
+              <w:t>3. What already exists</w:t>
+            </w:r>
+            <w:r>
+              <w:rPr>
+                <w:rStyle w:val="IndexLink"/>
+              </w:rPr>
+              <w:tab/>
+              <w:t>6</w:t>
+            </w:r>
+          </w:hyperlink>
+        </w:p>
+        <w:p>
+          <w:pPr>
+            <w:pStyle w:val="TOC1"/>
+            <w:tabs>
+              <w:tab w:val="clear" w:pos="9072"/>
+              <w:tab w:val="right" w:pos="9071" w:leader="dot"/>
+            </w:tabs>
+            <w:rPr/>
+          </w:pPr>
+          <w:hyperlink w:anchor="__RefHeading___Toc488_1628147405">
+            <w:r>
+              <w:rPr>
+                <w:webHidden/>
+                <w:rStyle w:val="IndexLink"/>
+                <w:i w:val="false"/>
+              </w:rPr>
+              <w:t>4. COGCON minimum viable product</w:t>
+            </w:r>
+            <w:r>
+              <w:rPr>
+                <w:rStyle w:val="IndexLink"/>
+              </w:rPr>
+              <w:tab/>
+              <w:t>7</w:t>
+            </w:r>
+          </w:hyperlink>
+        </w:p>
+        <w:p>
+          <w:pPr>
+            <w:pStyle w:val="TOC1"/>
+            <w:tabs>
+              <w:tab w:val="clear" w:pos="9072"/>
+              <w:tab w:val="right" w:pos="9071" w:leader="dot"/>
+            </w:tabs>
+            <w:rPr/>
+          </w:pPr>
+          <w:hyperlink w:anchor="__RefHeading___Toc490_1628147405">
+            <w:r>
+              <w:rPr>
+                <w:webHidden/>
+                <w:rStyle w:val="IndexLink"/>
+                <w:i w:val="false"/>
+              </w:rPr>
+              <w:t>5. Proposed programme of work</w:t>
+            </w:r>
+            <w:r>
+              <w:rPr>
+                <w:rStyle w:val="IndexLink"/>
+              </w:rPr>
+              <w:tab/>
+              <w:t>7</w:t>
+            </w:r>
+          </w:hyperlink>
+        </w:p>
+        <w:p>
+          <w:pPr>
+            <w:pStyle w:val="TOC1"/>
+            <w:tabs>
+              <w:tab w:val="clear" w:pos="9072"/>
+              <w:tab w:val="right" w:pos="9071" w:leader="dot"/>
+            </w:tabs>
+            <w:rPr/>
+          </w:pPr>
+          <w:hyperlink w:anchor="__RefHeading___Toc492_1628147405">
+            <w:r>
+              <w:rPr>
+                <w:webHidden/>
+                <w:rStyle w:val="IndexLink"/>
+                <w:i w:val="false"/>
+              </w:rPr>
+              <w:t>6. Governance</w:t>
+            </w:r>
+            <w:r>
+              <w:rPr>
+                <w:rStyle w:val="IndexLink"/>
+              </w:rPr>
+              <w:tab/>
+              <w:t>9</w:t>
+            </w:r>
+          </w:hyperlink>
+        </w:p>
+        <w:p>
+          <w:pPr>
+            <w:pStyle w:val="TOC1"/>
+            <w:tabs>
+              <w:tab w:val="clear" w:pos="9072"/>
+              <w:tab w:val="right" w:pos="9071" w:leader="dot"/>
+            </w:tabs>
+            <w:rPr/>
+          </w:pPr>
+          <w:hyperlink w:anchor="__RefHeading___Toc494_1628147405">
+            <w:r>
+              <w:rPr>
+                <w:webHidden/>
+                <w:rStyle w:val="IndexLink"/>
+                <w:i w:val="false"/>
+              </w:rPr>
+              <w:t>7. Recommendations</w:t>
+            </w:r>
+            <w:r>
+              <w:rPr>
+                <w:rStyle w:val="IndexLink"/>
+              </w:rPr>
+              <w:tab/>
+              <w:t>9</w:t>
+            </w:r>
+          </w:hyperlink>
+        </w:p>
+        <w:p>
+          <w:pPr>
+            <w:pStyle w:val="TOC1"/>
+            <w:tabs>
+              <w:tab w:val="clear" w:pos="9072"/>
+              <w:tab w:val="right" w:pos="9071" w:leader="dot"/>
+            </w:tabs>
+            <w:rPr/>
+          </w:pPr>
+          <w:hyperlink w:anchor="__RefHeading___Toc496_1628147405">
+            <w:r>
+              <w:rPr>
+                <w:webHidden/>
+                <w:rStyle w:val="IndexLink"/>
+                <w:i w:val="false"/>
+              </w:rPr>
+              <w:t>Annex A — Initial capability and product architecture</w:t>
+            </w:r>
+            <w:r>
+              <w:rPr>
+                <w:rStyle w:val="IndexLink"/>
+              </w:rPr>
+              <w:tab/>
+              <w:t>11</w:t>
+            </w:r>
+          </w:hyperlink>
+          <w:r>
+            <w:rPr>
+              <w:rStyle w:val="IndexLink"/>
+            </w:rPr>
+            <w:fldChar w:fldCharType="end"/>
+          </w:r>
+        </w:p>
+      </w:sdtContent>
+    </w:sdt>
+    <w:p>
+      <w:pPr>
+        <w:pStyle w:val="Normal"/>
+        <w:widowControl/>
+        <w:bidi w:val="0"/>
+        <w:spacing w:lineRule="auto" w:line="276" w:before="0" w:after="120"/>
+        <w:jc w:val="left"/>
+        <w:rPr>
+          <w:rFonts w:ascii="Book Antiqua" w:hAnsi="Book Antiqua" w:cs="Book Antiqua"/>
+          <w:color w:val="000000"/>
+          <w:sz w:val="22"/>
+        </w:rPr>
+      </w:pPr>
+      <w:r>
+        <w:rPr>
+          <w:rFonts w:cs="Book Antiqua"/>
+          <w:color w:val="000000"/>
+          <w:sz w:val="22"/>
+        </w:rPr>
       </w:r>
       <w:r>
         <w:br w:type="page"/>
@@ -287,6 +606,103 @@
         <w:spacing w:before="0" w:after="160"/>
         <w:rPr/>
       </w:pPr>
+      <w:bookmarkStart w:id="0" w:name="__RefHeading___Toc478_1628147405"/>
+      <w:bookmarkEnd w:id="0"/>
+      <w:r>
+        <w:rPr>
+          <w:rFonts w:cs="Arial" w:ascii="Arial" w:hAnsi="Arial"/>
+          <w:b/>
+          <w:i w:val="false"/>
+          <w:color w:val="002516"/>
+          <w:sz w:val="28"/>
+        </w:rPr>
+        <w:t>The Model on a Page</w:t>
+      </w:r>
+    </w:p>
+    <w:p>
+      <w:pPr>
+        <w:pStyle w:val="Normal"/>
+        <w:jc w:val="center"/>
+        <w:rPr/>
+      </w:pPr>
+      <w:r>
+        <w:rPr/>
+        <w:drawing>
+          <wp:inline distT="0" distB="0" distL="0" distR="0">
+            <wp:extent cx="5544185" cy="7565390"/>
+            <wp:effectExtent l="0" t="0" r="0" b="0"/>
+            <wp:docPr id="2" name="Picture 2" descr=""/>
+            <wp:cNvGraphicFramePr>
+              <a:graphicFrameLocks xmlns:a="http://schemas.openxmlformats.org/drawingml/2006/main" noChangeAspect="1"/>
+            </wp:cNvGraphicFramePr>
+            <a:graphic xmlns:a="http://schemas.openxmlformats.org/drawingml/2006/main">
+              <a:graphicData uri="http://schemas.openxmlformats.org/drawingml/2006/picture">
+                <pic:pic xmlns:pic="http://schemas.openxmlformats.org/drawingml/2006/picture">
+                  <pic:nvPicPr>
+                    <pic:cNvPr id="2" name="Picture 2" descr=""/>
+                    <pic:cNvPicPr>
+                      <a:picLocks noChangeAspect="1" noChangeArrowheads="1"/>
+                    </pic:cNvPicPr>
+                  </pic:nvPicPr>
+                  <pic:blipFill>
+                    <a:blip r:embed="rId3"/>
+                    <a:stretch>
+                      <a:fillRect/>
+                    </a:stretch>
+                  </pic:blipFill>
+                  <pic:spPr bwMode="auto">
+                    <a:xfrm>
+                      <a:off x="0" y="0"/>
+                      <a:ext cx="5544185" cy="7565390"/>
+                    </a:xfrm>
+                    <a:prstGeom prst="rect">
+                      <a:avLst/>
+                    </a:prstGeom>
+                  </pic:spPr>
+                </pic:pic>
+              </a:graphicData>
+            </a:graphic>
+          </wp:inline>
+        </w:drawing>
+      </w:r>
+    </w:p>
+    <w:p>
+      <w:pPr>
+        <w:pStyle w:val="Normal"/>
+        <w:rPr/>
+      </w:pPr>
+      <w:r>
+        <w:rPr/>
+      </w:r>
+      <w:r>
+        <w:br w:type="page"/>
+      </w:r>
+    </w:p>
+    <w:p>
+      <w:pPr>
+        <w:pStyle w:val="Normal"/>
+        <w:spacing w:before="0" w:after="120"/>
+        <w:rPr/>
+      </w:pPr>
+      <w:r>
+        <w:rPr>
+          <w:rFonts w:cs="Book Antiqua"/>
+          <w:b w:val="false"/>
+          <w:i w:val="false"/>
+        </w:rPr>
+        <w:t>*Joint NZALC and Human Performance Cell response to COMDT ACS*</w:t>
+      </w:r>
+    </w:p>
+    <w:p>
+      <w:pPr>
+        <w:pStyle w:val="Heading1"/>
+        <w:pBdr>
+          <w:left w:val="single" w:sz="24" w:space="8" w:color="C62026"/>
+        </w:pBdr>
+        <w:rPr/>
+      </w:pPr>
+      <w:bookmarkStart w:id="1" w:name="__RefHeading___Toc480_1628147405"/>
+      <w:bookmarkEnd w:id="1"/>
       <w:r>
         <w:rPr>
           <w:rFonts w:cs="Arial" w:ascii="Arial" w:hAnsi="Arial"/>
@@ -333,6 +749,8 @@
         </w:pBdr>
         <w:rPr/>
       </w:pPr>
+      <w:bookmarkStart w:id="2" w:name="__RefHeading___Toc482_1628147405"/>
+      <w:bookmarkEnd w:id="2"/>
       <w:r>
         <w:rPr>
           <w:rFonts w:cs="Arial" w:ascii="Arial" w:hAnsi="Arial"/>
@@ -453,6 +871,8 @@
         </w:pBdr>
         <w:rPr/>
       </w:pPr>
+      <w:bookmarkStart w:id="3" w:name="__RefHeading___Toc484_1628147405"/>
+      <w:bookmarkEnd w:id="3"/>
       <w:r>
         <w:rPr>
           <w:rFonts w:cs="Arial" w:ascii="Arial" w:hAnsi="Arial"/>
@@ -995,6 +1415,8 @@
         </w:pBdr>
         <w:rPr/>
       </w:pPr>
+      <w:bookmarkStart w:id="4" w:name="__RefHeading___Toc486_1628147405"/>
+      <w:bookmarkEnd w:id="4"/>
       <w:r>
         <w:rPr>
           <w:rFonts w:cs="Arial" w:ascii="Arial" w:hAnsi="Arial"/>
@@ -1159,6 +1581,8 @@
         </w:pBdr>
         <w:rPr/>
       </w:pPr>
+      <w:bookmarkStart w:id="5" w:name="__RefHeading___Toc488_1628147405"/>
+      <w:bookmarkEnd w:id="5"/>
       <w:r>
         <w:rPr>
           <w:rFonts w:cs="Arial" w:ascii="Arial" w:hAnsi="Arial"/>
@@ -1715,6 +2139,8 @@
         </w:pBdr>
         <w:rPr/>
       </w:pPr>
+      <w:bookmarkStart w:id="6" w:name="__RefHeading___Toc490_1628147405"/>
+      <w:bookmarkEnd w:id="6"/>
       <w:r>
         <w:rPr>
           <w:rFonts w:cs="Arial" w:ascii="Arial" w:hAnsi="Arial"/>
@@ -2213,6 +2639,8 @@
         </w:pBdr>
         <w:rPr/>
       </w:pPr>
+      <w:bookmarkStart w:id="7" w:name="__RefHeading___Toc492_1628147405"/>
+      <w:bookmarkEnd w:id="7"/>
       <w:r>
         <w:rPr>
           <w:rFonts w:cs="Arial" w:ascii="Arial" w:hAnsi="Arial"/>
@@ -2511,6 +2939,8 @@
         </w:pBdr>
         <w:rPr/>
       </w:pPr>
+      <w:bookmarkStart w:id="8" w:name="__RefHeading___Toc494_1628147405"/>
+      <w:bookmarkEnd w:id="8"/>
       <w:r>
         <w:rPr>
           <w:rFonts w:cs="Arial" w:ascii="Arial" w:hAnsi="Arial"/>
@@ -2890,6 +3320,8 @@
         <w:spacing w:before="0" w:after="160"/>
         <w:rPr/>
       </w:pPr>
+      <w:bookmarkStart w:id="9" w:name="__RefHeading___Toc496_1628147405"/>
+      <w:bookmarkEnd w:id="9"/>
       <w:r>
         <w:rPr>
           <w:rFonts w:cs="Arial" w:ascii="Arial" w:hAnsi="Arial"/>
@@ -5112,12 +5544,12 @@
       </w:r>
     </w:p>
     <w:sectPr>
-      <w:headerReference w:type="even" r:id="rId3"/>
-      <w:headerReference w:type="default" r:id="rId4"/>
-      <w:headerReference w:type="first" r:id="rId5"/>
-      <w:footerReference w:type="even" r:id="rId6"/>
-      <w:footerReference w:type="default" r:id="rId7"/>
-      <w:footerReference w:type="first" r:id="rId8"/>
+      <w:headerReference w:type="even" r:id="rId4"/>
+      <w:headerReference w:type="default" r:id="rId5"/>
+      <w:headerReference w:type="first" r:id="rId6"/>
+      <w:footerReference w:type="even" r:id="rId7"/>
+      <w:footerReference w:type="default" r:id="rId8"/>
+      <w:footerReference w:type="first" r:id="rId9"/>
       <w:type w:val="nextPage"/>
       <w:pgSz w:w="11906" w:h="16838"/>
       <w:pgMar w:left="1417" w:right="1417" w:gutter="0" w:header="624" w:top="1361" w:footer="624" w:bottom="1361"/>
@@ -5184,7 +5616,7 @@
       </w:rPr>
       <w:t>Combat Mindset — Proposed Way Forward</w:t>
       <w:tab/>
-      <w:t>NZALC/HPC 2026</w:t>
+      <w:t>ACS 2026</w:t>
       <w:tab/>
       <w:t xml:space="preserve">Page </w:t>
     </w:r>
@@ -5214,7 +5646,7 @@
         <w:sz w:val="17"/>
         <w:rFonts w:cs="Arial" w:ascii="Arial" w:hAnsi="Arial"/>
       </w:rPr>
-      <w:t>11</w:t>
+      <w:t>13</w:t>
     </w:r>
     <w:r>
       <w:rPr>
@@ -5258,7 +5690,7 @@
         <w:sz w:val="17"/>
         <w:rFonts w:cs="Arial" w:ascii="Arial" w:hAnsi="Arial"/>
       </w:rPr>
-      <w:t>11</w:t>
+      <w:t>13</w:t>
     </w:r>
     <w:r>
       <w:rPr>
@@ -5575,6 +6007,18 @@
     <w:qFormat/>
     <w:rPr/>
   </w:style>
+  <w:style w:type="character" w:styleId="Hyperlink">
+    <w:name w:val="Hyperlink"/>
+    <w:rPr>
+      <w:color w:val="000080"/>
+      <w:u w:val="single"/>
+    </w:rPr>
+  </w:style>
+  <w:style w:type="character" w:styleId="IndexLink">
+    <w:name w:val="Index Link"/>
+    <w:qFormat/>
+    <w:rPr/>
+  </w:style>
   <w:style w:type="paragraph" w:styleId="Heading">
     <w:name w:val="Heading"/>
     <w:basedOn w:val="Normal"/>
@@ -5669,6 +6113,18 @@
         <w:tab w:val="right" w:pos="9360" w:leader="none"/>
       </w:tabs>
       <w:spacing w:lineRule="auto" w:line="240" w:before="0" w:after="0"/>
+    </w:pPr>
+    <w:rPr/>
+  </w:style>
+  <w:style w:type="paragraph" w:styleId="TOC1">
+    <w:name w:val="TOC 1"/>
+    <w:basedOn w:val="Index"/>
+    <w:pPr>
+      <w:tabs>
+        <w:tab w:val="clear" w:pos="720"/>
+        <w:tab w:val="right" w:pos="9072" w:leader="dot"/>
+      </w:tabs>
+      <w:ind w:hanging="0" w:left="0"/>
     </w:pPr>
     <w:rPr/>
   </w:style>

--- a/output/combat-mindset-way-forward.docx
+++ b/output/combat-mindset-way-forward.docx
@@ -234,7 +234,7 @@
           <w:color w:val="000000"/>
           <w:sz w:val="20"/>
         </w:rPr>
-        <w:t>Draft v0.5</w:t>
+        <w:t>Draft v0.6</w:t>
       </w:r>
     </w:p>
     <w:p>
@@ -304,7 +304,7 @@
             </w:rPr>
             <w:fldChar w:fldCharType="separate"/>
           </w:r>
-          <w:hyperlink w:anchor="__RefHeading___Toc478_1628147405">
+          <w:hyperlink w:anchor="__RefHeading___Toc348_1061449343">
             <w:r>
               <w:rPr>
                 <w:webHidden/>
@@ -331,7 +331,7 @@
             </w:tabs>
             <w:rPr/>
           </w:pPr>
-          <w:hyperlink w:anchor="__RefHeading___Toc480_1628147405">
+          <w:hyperlink w:anchor="__RefHeading___Toc350_1061449343">
             <w:r>
               <w:rPr>
                 <w:webHidden/>
@@ -358,7 +358,7 @@
             </w:tabs>
             <w:rPr/>
           </w:pPr>
-          <w:hyperlink w:anchor="__RefHeading___Toc482_1628147405">
+          <w:hyperlink w:anchor="__RefHeading___Toc352_1061449343">
             <w:r>
               <w:rPr>
                 <w:webHidden/>
@@ -385,7 +385,7 @@
             </w:tabs>
             <w:rPr/>
           </w:pPr>
-          <w:hyperlink w:anchor="__RefHeading___Toc484_1628147405">
+          <w:hyperlink w:anchor="__RefHeading___Toc354_1061449343">
             <w:r>
               <w:rPr>
                 <w:webHidden/>
@@ -412,7 +412,7 @@
             </w:tabs>
             <w:rPr/>
           </w:pPr>
-          <w:hyperlink w:anchor="__RefHeading___Toc486_1628147405">
+          <w:hyperlink w:anchor="__RefHeading___Toc356_1061449343">
             <w:r>
               <w:rPr>
                 <w:webHidden/>
@@ -439,14 +439,14 @@
             </w:tabs>
             <w:rPr/>
           </w:pPr>
-          <w:hyperlink w:anchor="__RefHeading___Toc488_1628147405">
+          <w:hyperlink w:anchor="__RefHeading___Toc358_1061449343">
             <w:r>
               <w:rPr>
                 <w:webHidden/>
                 <w:rStyle w:val="IndexLink"/>
                 <w:i w:val="false"/>
               </w:rPr>
-              <w:t>4. COGCON minimum viable product</w:t>
+              <w:t>4. Proposed programme of work</w:t>
             </w:r>
             <w:r>
               <w:rPr>
@@ -466,21 +466,21 @@
             </w:tabs>
             <w:rPr/>
           </w:pPr>
-          <w:hyperlink w:anchor="__RefHeading___Toc490_1628147405">
+          <w:hyperlink w:anchor="__RefHeading___Toc360_1061449343">
             <w:r>
               <w:rPr>
                 <w:webHidden/>
                 <w:rStyle w:val="IndexLink"/>
                 <w:i w:val="false"/>
               </w:rPr>
-              <w:t>5. Proposed programme of work</w:t>
+              <w:t>5. Governance</w:t>
             </w:r>
             <w:r>
               <w:rPr>
                 <w:rStyle w:val="IndexLink"/>
               </w:rPr>
               <w:tab/>
-              <w:t>7</w:t>
+              <w:t>8</w:t>
             </w:r>
           </w:hyperlink>
         </w:p>
@@ -493,14 +493,14 @@
             </w:tabs>
             <w:rPr/>
           </w:pPr>
-          <w:hyperlink w:anchor="__RefHeading___Toc492_1628147405">
+          <w:hyperlink w:anchor="__RefHeading___Toc362_1061449343">
             <w:r>
               <w:rPr>
                 <w:webHidden/>
                 <w:rStyle w:val="IndexLink"/>
                 <w:i w:val="false"/>
               </w:rPr>
-              <w:t>6. Governance</w:t>
+              <w:t>6. Recommendations</w:t>
             </w:r>
             <w:r>
               <w:rPr>
@@ -520,48 +520,21 @@
             </w:tabs>
             <w:rPr/>
           </w:pPr>
-          <w:hyperlink w:anchor="__RefHeading___Toc494_1628147405">
+          <w:hyperlink w:anchor="__RefHeading___Toc364_1061449343">
             <w:r>
               <w:rPr>
                 <w:webHidden/>
                 <w:rStyle w:val="IndexLink"/>
                 <w:i w:val="false"/>
               </w:rPr>
-              <w:t>7. Recommendations</w:t>
+              <w:t>Annex A — Initial capability and product architecture</w:t>
             </w:r>
             <w:r>
               <w:rPr>
                 <w:rStyle w:val="IndexLink"/>
               </w:rPr>
               <w:tab/>
-              <w:t>9</w:t>
-            </w:r>
-          </w:hyperlink>
-        </w:p>
-        <w:p>
-          <w:pPr>
-            <w:pStyle w:val="TOC1"/>
-            <w:tabs>
-              <w:tab w:val="clear" w:pos="9072"/>
-              <w:tab w:val="right" w:pos="9071" w:leader="dot"/>
-            </w:tabs>
-            <w:rPr/>
-          </w:pPr>
-          <w:hyperlink w:anchor="__RefHeading___Toc496_1628147405">
-            <w:r>
-              <w:rPr>
-                <w:webHidden/>
-                <w:rStyle w:val="IndexLink"/>
-                <w:i w:val="false"/>
-              </w:rPr>
-              <w:t>Annex A — Initial capability and product architecture</w:t>
-            </w:r>
-            <w:r>
-              <w:rPr>
-                <w:rStyle w:val="IndexLink"/>
-              </w:rPr>
-              <w:tab/>
-              <w:t>11</w:t>
+              <w:t>10</w:t>
             </w:r>
           </w:hyperlink>
           <w:r>
@@ -606,7 +579,7 @@
         <w:spacing w:before="0" w:after="160"/>
         <w:rPr/>
       </w:pPr>
-      <w:bookmarkStart w:id="0" w:name="__RefHeading___Toc478_1628147405"/>
+      <w:bookmarkStart w:id="0" w:name="__RefHeading___Toc348_1061449343"/>
       <w:bookmarkEnd w:id="0"/>
       <w:r>
         <w:rPr>
@@ -680,28 +653,14 @@
     </w:p>
     <w:p>
       <w:pPr>
-        <w:pStyle w:val="Normal"/>
-        <w:spacing w:before="0" w:after="120"/>
-        <w:rPr/>
-      </w:pPr>
-      <w:r>
-        <w:rPr>
-          <w:rFonts w:cs="Book Antiqua"/>
-          <w:b w:val="false"/>
-          <w:i w:val="false"/>
-        </w:rPr>
-        <w:t>*Joint NZALC and Human Performance Cell response to COMDT ACS*</w:t>
-      </w:r>
-    </w:p>
-    <w:p>
-      <w:pPr>
         <w:pStyle w:val="Heading1"/>
         <w:pBdr>
           <w:left w:val="single" w:sz="24" w:space="8" w:color="C62026"/>
         </w:pBdr>
-        <w:rPr/>
-      </w:pPr>
-      <w:bookmarkStart w:id="1" w:name="__RefHeading___Toc480_1628147405"/>
+        <w:spacing w:before="0" w:after="160"/>
+        <w:rPr/>
+      </w:pPr>
+      <w:bookmarkStart w:id="1" w:name="__RefHeading___Toc350_1061449343"/>
       <w:bookmarkEnd w:id="1"/>
       <w:r>
         <w:rPr>
@@ -725,7 +684,7 @@
           <w:b w:val="false"/>
           <w:i w:val="false"/>
         </w:rPr>
-        <w:t>This paper responds to COMDT ACS direction of 16 July 2026 for NZALC and the Human Performance Cell to jointly develop a strategy to close the Combat Mindset doctrine and policy gap. It proposes an agreed problem statement, formal definitions and their relationship for decision, the Army Combat Mindset Framework as the organising model, a programme of work, interim governance and assurance arrangements, and the appropriate nesting of existing training products beneath the framework.</w:t>
+        <w:t>This paper responds to COMDT ACS direction of 16 July 2026 for NZ Army Leadership Centre (NZALC) and the Human Performance Cell (HPC) to jointly develop a strategy to close the Combat Mindset doctrine and policy gap. It proposes an agreed problem statement, formal definitions and their relationship for decision, the Army Combat Mindset Framework as the organising model, a programme of work, interim governance and assurance arrangements, and the appropriate nesting of existing training products beneath the framework.</w:t>
       </w:r>
     </w:p>
     <w:p>
@@ -749,7 +708,7 @@
         </w:pBdr>
         <w:rPr/>
       </w:pPr>
-      <w:bookmarkStart w:id="2" w:name="__RefHeading___Toc482_1628147405"/>
+      <w:bookmarkStart w:id="2" w:name="__RefHeading___Toc352_1061449343"/>
       <w:bookmarkEnd w:id="2"/>
       <w:r>
         <w:rPr>
@@ -773,7 +732,7 @@
           <w:b w:val="false"/>
           <w:i w:val="false"/>
         </w:rPr>
-        <w:t>Army does not currently have an endorsed, Army-wide definition, doctrine, governance or assurance model for Combat Mindset, despite the term being in active use and despite Army's drive toward an increased Warfighter Focus. The COMDT ACS guidance and the NZALC capability note reach the same diagnosis:</w:t>
+        <w:t>Considerable work on Combat Mindset and Performance Under Pressure already exists across Army — notably by NZDF Psychology — and elements of it have been endorsed in various settings. What Army does not yet have is a coherent, Army-wide doctrine, governance and assurance model for Combat Mindset, despite the term being in active use and despite Army's drive toward an increased Warfighter Focus. The COMDT ACS guidance reaches the same diagnosis:</w:t>
       </w:r>
     </w:p>
     <w:p>
@@ -789,21 +748,21 @@
           <w:b w:val="false"/>
           <w:i/>
         </w:rPr>
-        <w:t>Substantial relevant capability already exists across ACS, NZALC, the Human Performance Cell, NZDF Psychology, ILD, training establishments and force employers. The challenge is not primarily a lack of content. It is a lack of visibility, integration, common terminology, strategic ownership and assurance across that existing capability.</w:t>
-      </w:r>
-    </w:p>
-    <w:p>
-      <w:pPr>
-        <w:pStyle w:val="Normal"/>
-        <w:rPr/>
-      </w:pPr>
-      <w:r>
-        <w:rPr>
-          <w:rFonts w:cs="Book Antiqua"/>
-          <w:b w:val="false"/>
-          <w:i w:val="false"/>
-        </w:rPr>
-        <w:t>The underlying operational problem remains as stated in the NZALC capability note:</w:t>
+        <w:t>Substantial relevant capability already exists across ACS, NZALC, the Human Performance Cell, NZDF Psychology, ILD, training establishments and units. The challenge is not primarily a lack of content. It is a lack of visibility, integration, common terminology, strategic ownership and assurance across that existing capability.</w:t>
+      </w:r>
+    </w:p>
+    <w:p>
+      <w:pPr>
+        <w:pStyle w:val="Normal"/>
+        <w:rPr/>
+      </w:pPr>
+      <w:r>
+        <w:rPr>
+          <w:rFonts w:cs="Book Antiqua"/>
+          <w:b w:val="false"/>
+          <w:i w:val="false"/>
+        </w:rPr>
+        <w:t>The underlying operational problem remains:</w:t>
       </w:r>
     </w:p>
     <w:p>
@@ -833,21 +792,21 @@
           <w:b w:val="false"/>
           <w:i w:val="false"/>
         </w:rPr>
-        <w:t>The doctrinal requirement is therefore to define the human-performance capability Army must deliberately develop, and to describe its combat-specific expression.</w:t>
-      </w:r>
-    </w:p>
-    <w:p>
-      <w:pPr>
-        <w:pStyle w:val="Normal"/>
-        <w:rPr/>
-      </w:pPr>
-      <w:r>
-        <w:rPr>
-          <w:rFonts w:cs="Book Antiqua"/>
-          <w:b w:val="false"/>
-          <w:i w:val="false"/>
-        </w:rPr>
-        <w:t>Sufficient evidence and existing capability are available to commence governance, mapping and framework development immediately. The present gap is principally institutional and integrative.</w:t>
+        <w:t>The doctrinal requirement is therefore to define the human-performance capability Army requires, consolidate the substantial body of work that already exists beneath it, and describe its combat-specific expression.</w:t>
+      </w:r>
+    </w:p>
+    <w:p>
+      <w:pPr>
+        <w:pStyle w:val="Normal"/>
+        <w:rPr/>
+      </w:pPr>
+      <w:r>
+        <w:rPr>
+          <w:rFonts w:cs="Book Antiqua"/>
+          <w:b w:val="false"/>
+          <w:i w:val="false"/>
+        </w:rPr>
+        <w:t>Sufficient evidence and existing capability are available to commence governance, the capability stocktake and framework development immediately. The present gap is not a lack of content; it is a lack of common language, clear ownership and assurance across what already exists.</w:t>
       </w:r>
     </w:p>
     <w:p>
@@ -871,7 +830,7 @@
         </w:pBdr>
         <w:rPr/>
       </w:pPr>
-      <w:bookmarkStart w:id="3" w:name="__RefHeading___Toc484_1628147405"/>
+      <w:bookmarkStart w:id="3" w:name="__RefHeading___Toc354_1061449343"/>
       <w:bookmarkEnd w:id="3"/>
       <w:r>
         <w:rPr>
@@ -895,7 +854,7 @@
           <w:b w:val="false"/>
           <w:i w:val="false"/>
         </w:rPr>
-        <w:t>The COMDT ACS guidance and the NZALC capability note differ on one structural point: the relationship between Combat Mindset and Performance Under Pressure. This is the single decision required before the framework can be drafted. Two options are offered.</w:t>
+        <w:t>One structural decision must be made before the framework can be drafted: the relationship between Combat Mindset and Performance Under Pressure. Two options are offered.</w:t>
       </w:r>
     </w:p>
     <w:p>
@@ -939,7 +898,7 @@
           <w:b w:val="false"/>
           <w:i w:val="false"/>
         </w:rPr>
-        <w:t>Performance Under Pressure is the enabling human-performance capability: the trainable individual and collective capacity to prepare for, maintain effective performance through, adapt within and recover from pressure. It is applicable across combat, command, crisis response, training, garrison leadership and high-risk technical activity. Combat Mindset places that broader capability within its specifically warfighting context and connects it to Army's mission, identity, values and operational purpose.</w:t>
+        <w:t>Performance Under Pressure is the enabling human-performance capability: the trainable individual and collective capacity to prepare for, maintain effective performance through and recover from pressure. It is applicable across combat, command, crisis response, training, garrison leadership and high-risk technical activity. Combat Mindset places that broader capability within its specifically warfighting context and connects it to Army's mission, identity, values and operational purpose.</w:t>
       </w:r>
     </w:p>
     <w:p>
@@ -1015,7 +974,7 @@
           <w:b w:val="false"/>
           <w:i/>
         </w:rPr>
-        <w:t xml:space="preserve"> The trainable individual and collective human-performance capability to prepare for, maintain effective performance through, adapt within and recover from conditions that create significant physiological, cognitive, emotional or social interference.</w:t>
+        <w:t xml:space="preserve"> The trainable individual and collective human-performance capability to prepare for, maintain effective performance through and recover from conditions that create significant physiological, cognitive, emotional or social interference.</w:t>
       </w:r>
     </w:p>
     <w:p>
@@ -1131,7 +1090,7 @@
           <w:b w:val="false"/>
           <w:i w:val="false"/>
         </w:rPr>
-        <w:t>Keeps Performance Under Pressure applicable wherever significant pressure exists without an enemy — command, crisis response, training, garrison leadership and high-risk technical activity.</w:t>
+        <w:t>Keeps Performance Under Pressure applicable wherever significant pressure exists without an enemy; command, crisis response, training, garrison leadership and high-risk technical activity.</w:t>
       </w:r>
     </w:p>
     <w:p>
@@ -1203,7 +1162,7 @@
           <w:b w:val="false"/>
           <w:i w:val="false"/>
         </w:rPr>
-        <w:t>Harder to Kill remains a proposed Warfighter Focus communication line, subject to sponsor endorsement, and does not form part of the formal definitions.</w:t>
+        <w:t>Harder to Kill remains a proposed Warfighter Focus tagline, subject to sponsor endorsement, and does not form part of the formal definitions.</w:t>
       </w:r>
     </w:p>
     <w:p>
@@ -1415,7 +1374,7 @@
         </w:pBdr>
         <w:rPr/>
       </w:pPr>
-      <w:bookmarkStart w:id="4" w:name="__RefHeading___Toc486_1628147405"/>
+      <w:bookmarkStart w:id="4" w:name="__RefHeading___Toc356_1061449343"/>
       <w:bookmarkEnd w:id="4"/>
       <w:r>
         <w:rPr>
@@ -1439,7 +1398,7 @@
           <w:b w:val="false"/>
           <w:i w:val="false"/>
         </w:rPr>
-        <w:t>A full capability and product map will be completed during Phase 1. The products described below contribute to the development of Performance Under Pressure and, where applied in a warfighting context, to Combat Mindset. They do not constitute the doctrinal definitions or the complete framework in isolation. Initial holdings include the following.</w:t>
+        <w:t>A full stocktake of existing capability and products will be completed during Phase 1. The products described below contribute to the development of Performance Under Pressure and, where applied in a warfighting context, to Combat Mindset. They do not constitute the doctrinal definitions or the complete framework in isolation. Initial holdings include the following.</w:t>
       </w:r>
     </w:p>
     <w:p>
@@ -1543,7 +1502,7 @@
           <w:b w:val="false"/>
           <w:i w:val="false"/>
         </w:rPr>
-        <w:t>These organisations hold additional professional expertise, learning products, delivery capability and assurance functions that will be confirmed during Phase 1 mapping.</w:t>
+        <w:t>These organisations hold additional professional expertise, learning products, delivery capability and assurance functions that will be confirmed during the Phase 1 stocktake.</w:t>
       </w:r>
     </w:p>
     <w:p>
@@ -1581,7 +1540,7 @@
         </w:pBdr>
         <w:rPr/>
       </w:pPr>
-      <w:bookmarkStart w:id="5" w:name="__RefHeading___Toc488_1628147405"/>
+      <w:bookmarkStart w:id="5" w:name="__RefHeading___Toc358_1061449343"/>
       <w:bookmarkEnd w:id="5"/>
       <w:r>
         <w:rPr>
@@ -1591,35 +1550,67 @@
           <w:color w:val="002516"/>
           <w:sz w:val="28"/>
         </w:rPr>
-        <w:t>4. COGCON minimum viable product</w:t>
-      </w:r>
-    </w:p>
-    <w:p>
-      <w:pPr>
-        <w:pStyle w:val="Normal"/>
-        <w:rPr/>
-      </w:pPr>
-      <w:r>
-        <w:rPr>
-          <w:rFonts w:cs="Book Antiqua"/>
-          <w:b w:val="false"/>
-          <w:i w:val="false"/>
-        </w:rPr>
-        <w:t>For the purposes of the Combat Mindset programme of work, COGCON will initially be treated as a developmental minimum viable product within the performance-cognition pillar of the Army Combat Mindset Framework, contributing to selected elements of Performance Under Pressure.</w:t>
-      </w:r>
-    </w:p>
-    <w:p>
-      <w:pPr>
-        <w:pStyle w:val="Normal"/>
-        <w:rPr/>
-      </w:pPr>
-      <w:r>
-        <w:rPr>
-          <w:rFonts w:cs="Book Antiqua"/>
-          <w:b w:val="false"/>
-          <w:i w:val="false"/>
-        </w:rPr>
-        <w:t>The COGCON MVP comprises:</w:t>
+        <w:t>4. Proposed programme of work</w:t>
+      </w:r>
+    </w:p>
+    <w:p>
+      <w:pPr>
+        <w:pStyle w:val="Heading2"/>
+        <w:rPr/>
+      </w:pPr>
+      <w:r>
+        <w:rPr>
+          <w:rFonts w:cs="Arial" w:ascii="Arial" w:hAnsi="Arial"/>
+          <w:b/>
+          <w:i w:val="false"/>
+          <w:color w:val="000000"/>
+          <w:sz w:val="22"/>
+        </w:rPr>
+        <w:t>Phase 0 — Governance and definition (by end July 2026)</w:t>
+      </w:r>
+    </w:p>
+    <w:p>
+      <w:pPr>
+        <w:pStyle w:val="Normal"/>
+        <w:rPr/>
+      </w:pPr>
+      <w:r>
+        <w:rPr>
+          <w:rFonts w:cs="Book Antiqua"/>
+          <w:b w:val="false"/>
+          <w:i w:val="false"/>
+        </w:rPr>
+        <w:t>Confirm interim sponsorship and capability-integration arrangements, endorse the problem statement, select the terminology option at paragraph 2, and draft for staffing the Army-endorsed definitions of Combat Mindset, Performance Under Pressure and the Army Combat Mindset Framework, together with the agreed relationship between the three.</w:t>
+      </w:r>
+    </w:p>
+    <w:p>
+      <w:pPr>
+        <w:pStyle w:val="Heading2"/>
+        <w:rPr/>
+      </w:pPr>
+      <w:r>
+        <w:rPr>
+          <w:rFonts w:cs="Arial" w:ascii="Arial" w:hAnsi="Arial"/>
+          <w:b/>
+          <w:i w:val="false"/>
+          <w:color w:val="000000"/>
+          <w:sz w:val="22"/>
+        </w:rPr>
+        <w:t>Phase 1 — Capability and product stocktake (August 2026)</w:t>
+      </w:r>
+    </w:p>
+    <w:p>
+      <w:pPr>
+        <w:pStyle w:val="Normal"/>
+        <w:rPr/>
+      </w:pPr>
+      <w:r>
+        <w:rPr>
+          <w:rFonts w:cs="Book Antiqua"/>
+          <w:b w:val="false"/>
+          <w:i w:val="false"/>
+        </w:rPr>
+        <w:t>Conduct a stocktake of existing doctrine, content, products, courses, instructor capability, delivery activity, evidence, ownership and assurance arrangements across ACS, NZALC, HPC, NZDF Psychology, ILD, training establishments and selected units. The stocktake will distinguish:</w:t>
       </w:r>
     </w:p>
     <w:p>
@@ -1655,7 +1646,7 @@
           <w:b w:val="false"/>
           <w:i w:val="false"/>
         </w:rPr>
-        <w:t>a short adaptive dual-task activity embedded within existing physical or military training;</w:t>
+        <w:t>doctrinal and policy holdings;</w:t>
       </w:r>
     </w:p>
     <w:p>
@@ -1691,7 +1682,7 @@
           <w:b w:val="false"/>
           <w:i w:val="false"/>
         </w:rPr>
-        <w:t>a tablet-delivered attention and inhibition task;</w:t>
+        <w:t>capability outcomes;</w:t>
       </w:r>
     </w:p>
     <w:p>
@@ -1727,7 +1718,7 @@
           <w:b w:val="false"/>
           <w:i w:val="false"/>
         </w:rPr>
-        <w:t>a concurrent prerecorded operational information task, such as an audio brief;</w:t>
+        <w:t>training products and methods;</w:t>
       </w:r>
     </w:p>
     <w:p>
@@ -1763,7 +1754,7 @@
           <w:b w:val="false"/>
           <w:i w:val="false"/>
         </w:rPr>
-        <w:t>immediate recall questions or objective job-task scoring;</w:t>
+        <w:t>delivery organisations;</w:t>
       </w:r>
     </w:p>
     <w:p>
@@ -1799,7 +1790,7 @@
           <w:b w:val="false"/>
           <w:i w:val="false"/>
         </w:rPr>
-        <w:t>controlled difficulty levels and defined progression criteria;</w:t>
+        <w:t>technical and professional authorities;</w:t>
       </w:r>
     </w:p>
     <w:p>
@@ -1835,7 +1826,7 @@
           <w:b w:val="false"/>
           <w:i w:val="false"/>
         </w:rPr>
-        <w:t>selected arousal-regulation techniques;</w:t>
+        <w:t>evidence maturity;</w:t>
       </w:r>
     </w:p>
     <w:p>
@@ -1871,7 +1862,7 @@
           <w:b w:val="false"/>
           <w:i w:val="false"/>
         </w:rPr>
-        <w:t>basic performance feedback and longitudinal training records; and</w:t>
+        <w:t>scalability and resource requirements; and</w:t>
       </w:r>
     </w:p>
     <w:p>
@@ -1907,21 +1898,173 @@
           <w:b w:val="false"/>
           <w:i w:val="false"/>
         </w:rPr>
-        <w:t>a train-the-trainer and assurance package allowing delivery by existing training staff.</w:t>
-      </w:r>
-    </w:p>
-    <w:p>
-      <w:pPr>
-        <w:pStyle w:val="Normal"/>
-        <w:rPr/>
-      </w:pPr>
-      <w:r>
-        <w:rPr>
-          <w:rFonts w:cs="Book Antiqua"/>
-          <w:b w:val="false"/>
-          <w:i w:val="false"/>
-        </w:rPr>
-        <w:t>The MVP does not constitute:</w:t>
+        <w:t>gaps, duplication and integration opportunities.</w:t>
+      </w:r>
+    </w:p>
+    <w:p>
+      <w:pPr>
+        <w:pStyle w:val="Normal"/>
+        <w:rPr/>
+      </w:pPr>
+      <w:r>
+        <w:rPr>
+          <w:rFonts w:cs="Book Antiqua"/>
+          <w:b w:val="false"/>
+          <w:i w:val="false"/>
+        </w:rPr>
+        <w:t>The stocktake will identify which products contribute to the broader Performance Under Pressure capability and which support its combat-specific expression. COGCON will be assessed as one developmental product within this stocktake, with particular attention to its product boundary, evidence base — including its completed feasibility trials in live military training — ownership, workforce requirements and scalability.</w:t>
+      </w:r>
+    </w:p>
+    <w:p>
+      <w:pPr>
+        <w:pStyle w:val="Heading2"/>
+        <w:rPr/>
+      </w:pPr>
+      <w:r>
+        <w:rPr>
+          <w:rFonts w:cs="Arial" w:ascii="Arial" w:hAnsi="Arial"/>
+          <w:b/>
+          <w:i w:val="false"/>
+          <w:color w:val="000000"/>
+          <w:sz w:val="22"/>
+        </w:rPr>
+        <w:t>Phase 2 — Framework and product architecture (September 2026)</w:t>
+      </w:r>
+    </w:p>
+    <w:p>
+      <w:pPr>
+        <w:pStyle w:val="Normal"/>
+        <w:rPr/>
+      </w:pPr>
+      <w:r>
+        <w:rPr>
+          <w:rFonts w:cs="Book Antiqua"/>
+          <w:b w:val="false"/>
+          <w:i w:val="false"/>
+        </w:rPr>
+        <w:t>Draft the Army Combat Mindset Framework as the organising model through which Army will define, develop, integrate and assure Performance Under Pressure and its combat-specific expression. The framework will include the endorsed definitions and desired operational effect; the integrated capability pillars; developmental outcomes from Lead Self through Lead Systems; the relationship between doctrine, framework, products and delivery; common assurance principles; and the criteria by which existing and future products may be recognised as contributing to the framework.</w:t>
+      </w:r>
+    </w:p>
+    <w:p>
+      <w:pPr>
+        <w:pStyle w:val="Normal"/>
+        <w:rPr/>
+      </w:pPr>
+      <w:r>
+        <w:rPr>
+          <w:rFonts w:cs="Book Antiqua"/>
+          <w:b w:val="false"/>
+          <w:i w:val="false"/>
+        </w:rPr>
+        <w:t>Existing products, including the NZALC Performance Under Pressure package and COGCON, will be mapped beneath the relevant capability pillars rather than treated as the framework itself.</w:t>
+      </w:r>
+    </w:p>
+    <w:p>
+      <w:pPr>
+        <w:pStyle w:val="Heading2"/>
+        <w:rPr/>
+      </w:pPr>
+      <w:r>
+        <w:rPr>
+          <w:rFonts w:cs="Arial" w:ascii="Arial" w:hAnsi="Arial"/>
+          <w:b/>
+          <w:i w:val="false"/>
+          <w:color w:val="000000"/>
+          <w:sz w:val="22"/>
+        </w:rPr>
+        <w:t>Phase 3 — Stakeholder forum (September 2026)</w:t>
+      </w:r>
+    </w:p>
+    <w:p>
+      <w:pPr>
+        <w:pStyle w:val="Normal"/>
+        <w:rPr/>
+      </w:pPr>
+      <w:r>
+        <w:rPr>
+          <w:rFonts w:cs="Book Antiqua"/>
+          <w:b w:val="false"/>
+          <w:i w:val="false"/>
+        </w:rPr>
+        <w:t>Convene ACS, NZALC, HPC, NZDF Psychology, ILD, selected training providers and units to refine the framework, product architecture, governance model, implementation priorities, definition clarity and doctrinal coherence.</w:t>
+      </w:r>
+    </w:p>
+    <w:p>
+      <w:pPr>
+        <w:pStyle w:val="Heading2"/>
+        <w:rPr/>
+      </w:pPr>
+      <w:r>
+        <w:rPr>
+          <w:rFonts w:cs="Arial" w:ascii="Arial" w:hAnsi="Arial"/>
+          <w:b/>
+          <w:i w:val="false"/>
+          <w:color w:val="000000"/>
+          <w:sz w:val="22"/>
+        </w:rPr>
+        <w:t>Phase 4 — Report back (November 2026)</w:t>
+      </w:r>
+    </w:p>
+    <w:p>
+      <w:pPr>
+        <w:pStyle w:val="Normal"/>
+        <w:rPr/>
+      </w:pPr>
+      <w:r>
+        <w:rPr>
+          <w:rFonts w:cs="Book Antiqua"/>
+          <w:b w:val="false"/>
+          <w:i w:val="false"/>
+        </w:rPr>
+        <w:t>Present the endorsed definitions and the confirmed relationship between Combat Mindset and Performance Under Pressure; Framework v1.0 and its agreed architecture; the validated capability and product map; the proposed governance and assurance model; and a prioritised implementation plan. The report will identify whether COGCON should remain a developmental product; undergo further controlled evaluation; be integrated selectively into existing training; be prepared for broader scaling; or cease or change direction.</w:t>
+      </w:r>
+    </w:p>
+    <w:p>
+      <w:pPr>
+        <w:pStyle w:val="Normal"/>
+        <w:pBdr>
+          <w:bottom w:val="single" w:sz="6" w:space="1" w:color="A89662"/>
+        </w:pBdr>
+        <w:spacing w:before="200" w:after="200"/>
+        <w:rPr/>
+      </w:pPr>
+      <w:r>
+        <w:rPr/>
+      </w:r>
+    </w:p>
+    <w:p>
+      <w:pPr>
+        <w:pStyle w:val="Heading1"/>
+        <w:pBdr>
+          <w:left w:val="single" w:sz="24" w:space="8" w:color="C62026"/>
+        </w:pBdr>
+        <w:rPr/>
+      </w:pPr>
+      <w:bookmarkStart w:id="6" w:name="__RefHeading___Toc360_1061449343"/>
+      <w:bookmarkEnd w:id="6"/>
+      <w:r>
+        <w:rPr>
+          <w:rFonts w:cs="Arial" w:ascii="Arial" w:hAnsi="Arial"/>
+          <w:b/>
+          <w:i w:val="false"/>
+          <w:color w:val="002516"/>
+          <w:sz w:val="28"/>
+        </w:rPr>
+        <w:t>5. Governance</w:t>
+      </w:r>
+    </w:p>
+    <w:p>
+      <w:pPr>
+        <w:pStyle w:val="Normal"/>
+        <w:rPr/>
+      </w:pPr>
+      <w:r>
+        <w:rPr>
+          <w:rFonts w:cs="Book Antiqua"/>
+          <w:b w:val="false"/>
+          <w:i w:val="false"/>
+        </w:rPr>
+        <w:t>The following arrangements are proposed for confirmation at Phase 0. Technical and professional authority is distributed by domain; no single organisation owns the evidence base for the entire capability.</w:t>
       </w:r>
     </w:p>
     <w:p>
@@ -1957,7 +2100,7 @@
           <w:b w:val="false"/>
           <w:i w:val="false"/>
         </w:rPr>
-        <w:t>a standalone Army course;</w:t>
+        <w:t>Army Sponsor — strategic sponsor for Combat Mindset, the enabling Performance Under Pressure capability and the Army Combat Mindset Framework.</w:t>
       </w:r>
     </w:p>
     <w:p>
@@ -1993,7 +2136,7 @@
           <w:b w:val="false"/>
           <w:i w:val="false"/>
         </w:rPr>
-        <w:t>a complete Combat Mindset or Performance Under Pressure programme;</w:t>
+        <w:t>Interim capability integrator — COMDT ACS, coordinating definition, framework development, stakeholder engagement and recommendations to the Army Sponsor.</w:t>
       </w:r>
     </w:p>
     <w:p>
@@ -2029,7 +2172,7 @@
           <w:b w:val="false"/>
           <w:i w:val="false"/>
         </w:rPr>
-        <w:t>a selection, promotion or diagnostic tool;</w:t>
+        <w:t>Capability development and delivery coordinator — ACS, coordinating the framework, developmental architecture and recognised training products, leveraging NZALC and wider ACS expertise, intellectual property and programmes.</w:t>
       </w:r>
     </w:p>
     <w:p>
@@ -2065,7 +2208,7 @@
           <w:b w:val="false"/>
           <w:i w:val="false"/>
         </w:rPr>
-        <w:t>a validated measure of operational readiness; or</w:t>
+        <w:t>COGCON product steward and performance-cognition adviser — Human Performance Cell, responsible for the integrity and further development of the COGCON method and for specialist advice on cognitive conditioning and proportionate measurement, within available capacity.</w:t>
       </w:r>
     </w:p>
     <w:p>
@@ -2101,115 +2244,7 @@
           <w:b w:val="false"/>
           <w:i w:val="false"/>
         </w:rPr>
-        <w:t>a commitment for HPC personnel to deliver the product across Army.</w:t>
-      </w:r>
-    </w:p>
-    <w:p>
-      <w:pPr>
-        <w:pStyle w:val="Normal"/>
-        <w:rPr/>
-      </w:pPr>
-      <w:r>
-        <w:rPr>
-          <w:rFonts w:cs="Book Antiqua"/>
-          <w:b w:val="false"/>
-          <w:i w:val="false"/>
-        </w:rPr>
-        <w:t>HPC will retain technical stewardship of the COGCON method and provide specialist advice, product development, train-the-trainer support and proportionate assurance within available capacity. Routine delivery, if subsequently approved, will be undertaken through existing training establishments, instructors and physical-training staff.</w:t>
-      </w:r>
-    </w:p>
-    <w:p>
-      <w:pPr>
-        <w:pStyle w:val="Normal"/>
-        <w:pBdr>
-          <w:bottom w:val="single" w:sz="6" w:space="1" w:color="A89662"/>
-        </w:pBdr>
-        <w:spacing w:before="200" w:after="200"/>
-        <w:rPr/>
-      </w:pPr>
-      <w:r>
-        <w:rPr/>
-      </w:r>
-    </w:p>
-    <w:p>
-      <w:pPr>
-        <w:pStyle w:val="Heading1"/>
-        <w:pBdr>
-          <w:left w:val="single" w:sz="24" w:space="8" w:color="C62026"/>
-        </w:pBdr>
-        <w:rPr/>
-      </w:pPr>
-      <w:bookmarkStart w:id="6" w:name="__RefHeading___Toc490_1628147405"/>
-      <w:bookmarkEnd w:id="6"/>
-      <w:r>
-        <w:rPr>
-          <w:rFonts w:cs="Arial" w:ascii="Arial" w:hAnsi="Arial"/>
-          <w:b/>
-          <w:i w:val="false"/>
-          <w:color w:val="002516"/>
-          <w:sz w:val="28"/>
-        </w:rPr>
-        <w:t>5. Proposed programme of work</w:t>
-      </w:r>
-    </w:p>
-    <w:p>
-      <w:pPr>
-        <w:pStyle w:val="Heading2"/>
-        <w:rPr/>
-      </w:pPr>
-      <w:r>
-        <w:rPr>
-          <w:rFonts w:cs="Arial" w:ascii="Arial" w:hAnsi="Arial"/>
-          <w:b/>
-          <w:i w:val="false"/>
-          <w:color w:val="000000"/>
-          <w:sz w:val="22"/>
-        </w:rPr>
-        <w:t>Phase 0 — Governance and definition (by end July 2026)</w:t>
-      </w:r>
-    </w:p>
-    <w:p>
-      <w:pPr>
-        <w:pStyle w:val="Normal"/>
-        <w:rPr/>
-      </w:pPr>
-      <w:r>
-        <w:rPr>
-          <w:rFonts w:cs="Book Antiqua"/>
-          <w:b w:val="false"/>
-          <w:i w:val="false"/>
-        </w:rPr>
-        <w:t>Confirm interim sponsorship and capability-integration arrangements, endorse the problem statement, select the terminology option at paragraph 2, and draft for staffing the Army-endorsed definitions of Combat Mindset, Performance Under Pressure and the Army Combat Mindset Framework, together with the agreed relationship between the three.</w:t>
-      </w:r>
-    </w:p>
-    <w:p>
-      <w:pPr>
-        <w:pStyle w:val="Heading2"/>
-        <w:rPr/>
-      </w:pPr>
-      <w:r>
-        <w:rPr>
-          <w:rFonts w:cs="Arial" w:ascii="Arial" w:hAnsi="Arial"/>
-          <w:b/>
-          <w:i w:val="false"/>
-          <w:color w:val="000000"/>
-          <w:sz w:val="22"/>
-        </w:rPr>
-        <w:t>Phase 1 — Capability and product mapping (August 2026)</w:t>
-      </w:r>
-    </w:p>
-    <w:p>
-      <w:pPr>
-        <w:pStyle w:val="Normal"/>
-        <w:rPr/>
-      </w:pPr>
-      <w:r>
-        <w:rPr>
-          <w:rFonts w:cs="Book Antiqua"/>
-          <w:b w:val="false"/>
-          <w:i w:val="false"/>
-        </w:rPr>
-        <w:t>Map existing doctrine, content, products, courses, instructor capability, delivery activity, evidence, ownership and assurance arrangements across ACS, NZALC, HPC, NZDF Psychology, ILD, training establishments and selected force employers. The mapping will distinguish:</w:t>
+        <w:t>Domain advisers and authorities — NZDF Psychology, ILD, physical-performance specialists, doctrine staff and other relevant organisations, providing technical or professional advice within their respective domains.</w:t>
       </w:r>
     </w:p>
     <w:p>
@@ -2245,7 +2280,7 @@
           <w:b w:val="false"/>
           <w:i w:val="false"/>
         </w:rPr>
-        <w:t>doctrinal and policy holdings;</w:t>
+        <w:t>Delivery agencies — training establishments, units and existing instructor workforces approved to deliver recognised products.</w:t>
       </w:r>
     </w:p>
     <w:p>
@@ -2281,341 +2316,7 @@
           <w:b w:val="false"/>
           <w:i w:val="false"/>
         </w:rPr>
-        <w:t>capability outcomes;</w:t>
-      </w:r>
-    </w:p>
-    <w:p>
-      <w:pPr>
-        <w:pStyle w:val="Normal"/>
-        <w:tabs>
-          <w:tab w:val="clear" w:pos="720"/>
-          <w:tab w:val="left" w:pos="425" w:leader="none"/>
-        </w:tabs>
-        <w:spacing w:before="0" w:after="60"/>
-        <w:ind w:hanging="255" w:left="425"/>
-        <w:rPr/>
-      </w:pPr>
-      <w:r>
-        <w:rPr>
-          <w:rFonts w:cs="Arial" w:ascii="Arial" w:hAnsi="Arial"/>
-          <w:b/>
-          <w:color w:val="C62026"/>
-        </w:rPr>
-        <w:t>•</w:t>
-      </w:r>
-      <w:r>
-        <w:rPr>
-          <w:rFonts w:cs="Arial" w:ascii="Arial" w:hAnsi="Arial"/>
-          <w:b/>
-          <w:color w:val="C62026"/>
-        </w:rPr>
-        <w:tab/>
-      </w:r>
-      <w:r>
-        <w:rPr>
-          <w:rFonts w:cs="Book Antiqua"/>
-          <w:b w:val="false"/>
-          <w:i w:val="false"/>
-        </w:rPr>
-        <w:t>training products and methods;</w:t>
-      </w:r>
-    </w:p>
-    <w:p>
-      <w:pPr>
-        <w:pStyle w:val="Normal"/>
-        <w:tabs>
-          <w:tab w:val="clear" w:pos="720"/>
-          <w:tab w:val="left" w:pos="425" w:leader="none"/>
-        </w:tabs>
-        <w:spacing w:before="0" w:after="60"/>
-        <w:ind w:hanging="255" w:left="425"/>
-        <w:rPr/>
-      </w:pPr>
-      <w:r>
-        <w:rPr>
-          <w:rFonts w:cs="Arial" w:ascii="Arial" w:hAnsi="Arial"/>
-          <w:b/>
-          <w:color w:val="C62026"/>
-        </w:rPr>
-        <w:t>•</w:t>
-      </w:r>
-      <w:r>
-        <w:rPr>
-          <w:rFonts w:cs="Arial" w:ascii="Arial" w:hAnsi="Arial"/>
-          <w:b/>
-          <w:color w:val="C62026"/>
-        </w:rPr>
-        <w:tab/>
-      </w:r>
-      <w:r>
-        <w:rPr>
-          <w:rFonts w:cs="Book Antiqua"/>
-          <w:b w:val="false"/>
-          <w:i w:val="false"/>
-        </w:rPr>
-        <w:t>delivery organisations;</w:t>
-      </w:r>
-    </w:p>
-    <w:p>
-      <w:pPr>
-        <w:pStyle w:val="Normal"/>
-        <w:tabs>
-          <w:tab w:val="clear" w:pos="720"/>
-          <w:tab w:val="left" w:pos="425" w:leader="none"/>
-        </w:tabs>
-        <w:spacing w:before="0" w:after="60"/>
-        <w:ind w:hanging="255" w:left="425"/>
-        <w:rPr/>
-      </w:pPr>
-      <w:r>
-        <w:rPr>
-          <w:rFonts w:cs="Arial" w:ascii="Arial" w:hAnsi="Arial"/>
-          <w:b/>
-          <w:color w:val="C62026"/>
-        </w:rPr>
-        <w:t>•</w:t>
-      </w:r>
-      <w:r>
-        <w:rPr>
-          <w:rFonts w:cs="Arial" w:ascii="Arial" w:hAnsi="Arial"/>
-          <w:b/>
-          <w:color w:val="C62026"/>
-        </w:rPr>
-        <w:tab/>
-      </w:r>
-      <w:r>
-        <w:rPr>
-          <w:rFonts w:cs="Book Antiqua"/>
-          <w:b w:val="false"/>
-          <w:i w:val="false"/>
-        </w:rPr>
-        <w:t>technical and professional authorities;</w:t>
-      </w:r>
-    </w:p>
-    <w:p>
-      <w:pPr>
-        <w:pStyle w:val="Normal"/>
-        <w:tabs>
-          <w:tab w:val="clear" w:pos="720"/>
-          <w:tab w:val="left" w:pos="425" w:leader="none"/>
-        </w:tabs>
-        <w:spacing w:before="0" w:after="60"/>
-        <w:ind w:hanging="255" w:left="425"/>
-        <w:rPr/>
-      </w:pPr>
-      <w:r>
-        <w:rPr>
-          <w:rFonts w:cs="Arial" w:ascii="Arial" w:hAnsi="Arial"/>
-          <w:b/>
-          <w:color w:val="C62026"/>
-        </w:rPr>
-        <w:t>•</w:t>
-      </w:r>
-      <w:r>
-        <w:rPr>
-          <w:rFonts w:cs="Arial" w:ascii="Arial" w:hAnsi="Arial"/>
-          <w:b/>
-          <w:color w:val="C62026"/>
-        </w:rPr>
-        <w:tab/>
-      </w:r>
-      <w:r>
-        <w:rPr>
-          <w:rFonts w:cs="Book Antiqua"/>
-          <w:b w:val="false"/>
-          <w:i w:val="false"/>
-        </w:rPr>
-        <w:t>evidence maturity;</w:t>
-      </w:r>
-    </w:p>
-    <w:p>
-      <w:pPr>
-        <w:pStyle w:val="Normal"/>
-        <w:tabs>
-          <w:tab w:val="clear" w:pos="720"/>
-          <w:tab w:val="left" w:pos="425" w:leader="none"/>
-        </w:tabs>
-        <w:spacing w:before="0" w:after="60"/>
-        <w:ind w:hanging="255" w:left="425"/>
-        <w:rPr/>
-      </w:pPr>
-      <w:r>
-        <w:rPr>
-          <w:rFonts w:cs="Arial" w:ascii="Arial" w:hAnsi="Arial"/>
-          <w:b/>
-          <w:color w:val="C62026"/>
-        </w:rPr>
-        <w:t>•</w:t>
-      </w:r>
-      <w:r>
-        <w:rPr>
-          <w:rFonts w:cs="Arial" w:ascii="Arial" w:hAnsi="Arial"/>
-          <w:b/>
-          <w:color w:val="C62026"/>
-        </w:rPr>
-        <w:tab/>
-      </w:r>
-      <w:r>
-        <w:rPr>
-          <w:rFonts w:cs="Book Antiqua"/>
-          <w:b w:val="false"/>
-          <w:i w:val="false"/>
-        </w:rPr>
-        <w:t>scalability and resource requirements; and</w:t>
-      </w:r>
-    </w:p>
-    <w:p>
-      <w:pPr>
-        <w:pStyle w:val="Normal"/>
-        <w:tabs>
-          <w:tab w:val="clear" w:pos="720"/>
-          <w:tab w:val="left" w:pos="425" w:leader="none"/>
-        </w:tabs>
-        <w:spacing w:before="0" w:after="60"/>
-        <w:ind w:hanging="255" w:left="425"/>
-        <w:rPr/>
-      </w:pPr>
-      <w:r>
-        <w:rPr>
-          <w:rFonts w:cs="Arial" w:ascii="Arial" w:hAnsi="Arial"/>
-          <w:b/>
-          <w:color w:val="C62026"/>
-        </w:rPr>
-        <w:t>•</w:t>
-      </w:r>
-      <w:r>
-        <w:rPr>
-          <w:rFonts w:cs="Arial" w:ascii="Arial" w:hAnsi="Arial"/>
-          <w:b/>
-          <w:color w:val="C62026"/>
-        </w:rPr>
-        <w:tab/>
-      </w:r>
-      <w:r>
-        <w:rPr>
-          <w:rFonts w:cs="Book Antiqua"/>
-          <w:b w:val="false"/>
-          <w:i w:val="false"/>
-        </w:rPr>
-        <w:t>gaps, duplication and integration opportunities.</w:t>
-      </w:r>
-    </w:p>
-    <w:p>
-      <w:pPr>
-        <w:pStyle w:val="Normal"/>
-        <w:rPr/>
-      </w:pPr>
-      <w:r>
-        <w:rPr>
-          <w:rFonts w:cs="Book Antiqua"/>
-          <w:b w:val="false"/>
-          <w:i w:val="false"/>
-        </w:rPr>
-        <w:t>The mapping will identify which products contribute to the broader Performance Under Pressure capability and which support its combat-specific expression. COGCON will be assessed as one developmental product within this map, with particular attention to its MVP boundary, evidence base — including its completed feasibility trials in live military training — ownership, workforce requirements and scalability.</w:t>
-      </w:r>
-    </w:p>
-    <w:p>
-      <w:pPr>
-        <w:pStyle w:val="Heading2"/>
-        <w:rPr/>
-      </w:pPr>
-      <w:r>
-        <w:rPr>
-          <w:rFonts w:cs="Arial" w:ascii="Arial" w:hAnsi="Arial"/>
-          <w:b/>
-          <w:i w:val="false"/>
-          <w:color w:val="000000"/>
-          <w:sz w:val="22"/>
-        </w:rPr>
-        <w:t>Phase 2 — Framework and product architecture (September 2026)</w:t>
-      </w:r>
-    </w:p>
-    <w:p>
-      <w:pPr>
-        <w:pStyle w:val="Normal"/>
-        <w:rPr/>
-      </w:pPr>
-      <w:r>
-        <w:rPr>
-          <w:rFonts w:cs="Book Antiqua"/>
-          <w:b w:val="false"/>
-          <w:i w:val="false"/>
-        </w:rPr>
-        <w:t>Draft the Army Combat Mindset Framework as the organising model through which Army will define, develop, integrate and assure Performance Under Pressure and its combat-specific expression. The framework will include the endorsed definitions and desired operational effect; the integrated capability pillars; developmental outcomes from Lead Self through Lead Systems; the relationship between doctrine, framework, products and delivery; common assurance principles; and the criteria by which existing and future products may be recognised as contributing to the framework.</w:t>
-      </w:r>
-    </w:p>
-    <w:p>
-      <w:pPr>
-        <w:pStyle w:val="Normal"/>
-        <w:rPr/>
-      </w:pPr>
-      <w:r>
-        <w:rPr>
-          <w:rFonts w:cs="Book Antiqua"/>
-          <w:b w:val="false"/>
-          <w:i w:val="false"/>
-        </w:rPr>
-        <w:t>Existing products, including the NZALC Performance Under Pressure package and the COGCON MVP, will be mapped beneath the relevant capability pillars rather than treated as the framework itself.</w:t>
-      </w:r>
-    </w:p>
-    <w:p>
-      <w:pPr>
-        <w:pStyle w:val="Heading2"/>
-        <w:rPr/>
-      </w:pPr>
-      <w:r>
-        <w:rPr>
-          <w:rFonts w:cs="Arial" w:ascii="Arial" w:hAnsi="Arial"/>
-          <w:b/>
-          <w:i w:val="false"/>
-          <w:color w:val="000000"/>
-          <w:sz w:val="22"/>
-        </w:rPr>
-        <w:t>Phase 3 — Stakeholder forum (September 2026)</w:t>
-      </w:r>
-    </w:p>
-    <w:p>
-      <w:pPr>
-        <w:pStyle w:val="Normal"/>
-        <w:rPr/>
-      </w:pPr>
-      <w:r>
-        <w:rPr>
-          <w:rFonts w:cs="Book Antiqua"/>
-          <w:b w:val="false"/>
-          <w:i w:val="false"/>
-        </w:rPr>
-        <w:t>Convene ACS, NZALC, HPC, NZDF Psychology, ILD, selected training providers and force employers to refine the framework, product architecture, governance model, implementation priorities, definition clarity and doctrinal coherence.</w:t>
-      </w:r>
-    </w:p>
-    <w:p>
-      <w:pPr>
-        <w:pStyle w:val="Heading2"/>
-        <w:rPr/>
-      </w:pPr>
-      <w:r>
-        <w:rPr>
-          <w:rFonts w:cs="Arial" w:ascii="Arial" w:hAnsi="Arial"/>
-          <w:b/>
-          <w:i w:val="false"/>
-          <w:color w:val="000000"/>
-          <w:sz w:val="22"/>
-        </w:rPr>
-        <w:t>Phase 4 — Report back (November 2026)</w:t>
-      </w:r>
-    </w:p>
-    <w:p>
-      <w:pPr>
-        <w:pStyle w:val="Normal"/>
-        <w:rPr/>
-      </w:pPr>
-      <w:r>
-        <w:rPr>
-          <w:rFonts w:cs="Book Antiqua"/>
-          <w:b w:val="false"/>
-          <w:i w:val="false"/>
-        </w:rPr>
-        <w:t>Present the endorsed definitions and the confirmed relationship between Combat Mindset and Performance Under Pressure; Framework v1.0 and its agreed architecture; the validated capability and product map; the proposed governance and assurance model; and a prioritised implementation plan. The report will identify whether COGCON should remain a developmental product; undergo further controlled evaluation; be integrated selectively into existing training; be prepared for broader scaling; or cease or change direction.</w:t>
+        <w:t>Assurance — a layered assurance model covering doctrine, evidence, professional content, learning design, delivery quality and operational relevance, with sufficient independence from individual product owners and delivery organisations.</w:t>
       </w:r>
     </w:p>
     <w:p>
@@ -2639,7 +2340,7 @@
         </w:pBdr>
         <w:rPr/>
       </w:pPr>
-      <w:bookmarkStart w:id="7" w:name="__RefHeading___Toc492_1628147405"/>
+      <w:bookmarkStart w:id="7" w:name="__RefHeading___Toc362_1061449343"/>
       <w:bookmarkEnd w:id="7"/>
       <w:r>
         <w:rPr>
@@ -2649,307 +2350,7 @@
           <w:color w:val="002516"/>
           <w:sz w:val="28"/>
         </w:rPr>
-        <w:t>6. Governance</w:t>
-      </w:r>
-    </w:p>
-    <w:p>
-      <w:pPr>
-        <w:pStyle w:val="Normal"/>
-        <w:rPr/>
-      </w:pPr>
-      <w:r>
-        <w:rPr>
-          <w:rFonts w:cs="Book Antiqua"/>
-          <w:b w:val="false"/>
-          <w:i w:val="false"/>
-        </w:rPr>
-        <w:t>The following arrangements are proposed for confirmation at Phase 0. Technical and professional authority is distributed by domain; no single organisation owns the evidence base for the entire capability.</w:t>
-      </w:r>
-    </w:p>
-    <w:p>
-      <w:pPr>
-        <w:pStyle w:val="Normal"/>
-        <w:tabs>
-          <w:tab w:val="clear" w:pos="720"/>
-          <w:tab w:val="left" w:pos="425" w:leader="none"/>
-        </w:tabs>
-        <w:spacing w:before="0" w:after="60"/>
-        <w:ind w:hanging="255" w:left="425"/>
-        <w:rPr/>
-      </w:pPr>
-      <w:r>
-        <w:rPr>
-          <w:rFonts w:cs="Arial" w:ascii="Arial" w:hAnsi="Arial"/>
-          <w:b/>
-          <w:color w:val="C62026"/>
-        </w:rPr>
-        <w:t>•</w:t>
-      </w:r>
-      <w:r>
-        <w:rPr>
-          <w:rFonts w:cs="Arial" w:ascii="Arial" w:hAnsi="Arial"/>
-          <w:b/>
-          <w:color w:val="C62026"/>
-        </w:rPr>
-        <w:tab/>
-      </w:r>
-      <w:r>
-        <w:rPr>
-          <w:rFonts w:cs="Book Antiqua"/>
-          <w:b w:val="false"/>
-          <w:i w:val="false"/>
-        </w:rPr>
-        <w:t>Army Sponsor — strategic sponsor for Combat Mindset, the enabling Performance Under Pressure capability and the Army Combat Mindset Framework.</w:t>
-      </w:r>
-    </w:p>
-    <w:p>
-      <w:pPr>
-        <w:pStyle w:val="Normal"/>
-        <w:tabs>
-          <w:tab w:val="clear" w:pos="720"/>
-          <w:tab w:val="left" w:pos="425" w:leader="none"/>
-        </w:tabs>
-        <w:spacing w:before="0" w:after="60"/>
-        <w:ind w:hanging="255" w:left="425"/>
-        <w:rPr/>
-      </w:pPr>
-      <w:r>
-        <w:rPr>
-          <w:rFonts w:cs="Arial" w:ascii="Arial" w:hAnsi="Arial"/>
-          <w:b/>
-          <w:color w:val="C62026"/>
-        </w:rPr>
-        <w:t>•</w:t>
-      </w:r>
-      <w:r>
-        <w:rPr>
-          <w:rFonts w:cs="Arial" w:ascii="Arial" w:hAnsi="Arial"/>
-          <w:b/>
-          <w:color w:val="C62026"/>
-        </w:rPr>
-        <w:tab/>
-      </w:r>
-      <w:r>
-        <w:rPr>
-          <w:rFonts w:cs="Book Antiqua"/>
-          <w:b w:val="false"/>
-          <w:i w:val="false"/>
-        </w:rPr>
-        <w:t>Interim capability integrator — COMDT ACS, coordinating definition, framework development, stakeholder engagement and recommendations to the Army Sponsor.</w:t>
-      </w:r>
-    </w:p>
-    <w:p>
-      <w:pPr>
-        <w:pStyle w:val="Normal"/>
-        <w:tabs>
-          <w:tab w:val="clear" w:pos="720"/>
-          <w:tab w:val="left" w:pos="425" w:leader="none"/>
-        </w:tabs>
-        <w:spacing w:before="0" w:after="60"/>
-        <w:ind w:hanging="255" w:left="425"/>
-        <w:rPr/>
-      </w:pPr>
-      <w:r>
-        <w:rPr>
-          <w:rFonts w:cs="Arial" w:ascii="Arial" w:hAnsi="Arial"/>
-          <w:b/>
-          <w:color w:val="C62026"/>
-        </w:rPr>
-        <w:t>•</w:t>
-      </w:r>
-      <w:r>
-        <w:rPr>
-          <w:rFonts w:cs="Arial" w:ascii="Arial" w:hAnsi="Arial"/>
-          <w:b/>
-          <w:color w:val="C62026"/>
-        </w:rPr>
-        <w:tab/>
-      </w:r>
-      <w:r>
-        <w:rPr>
-          <w:rFonts w:cs="Book Antiqua"/>
-          <w:b w:val="false"/>
-          <w:i w:val="false"/>
-        </w:rPr>
-        <w:t>Capability development and delivery coordinator — ACS, coordinating the framework, developmental architecture and recognised training products, leveraging NZALC and wider ACS expertise, intellectual property and programmes.</w:t>
-      </w:r>
-    </w:p>
-    <w:p>
-      <w:pPr>
-        <w:pStyle w:val="Normal"/>
-        <w:tabs>
-          <w:tab w:val="clear" w:pos="720"/>
-          <w:tab w:val="left" w:pos="425" w:leader="none"/>
-        </w:tabs>
-        <w:spacing w:before="0" w:after="60"/>
-        <w:ind w:hanging="255" w:left="425"/>
-        <w:rPr/>
-      </w:pPr>
-      <w:r>
-        <w:rPr>
-          <w:rFonts w:cs="Arial" w:ascii="Arial" w:hAnsi="Arial"/>
-          <w:b/>
-          <w:color w:val="C62026"/>
-        </w:rPr>
-        <w:t>•</w:t>
-      </w:r>
-      <w:r>
-        <w:rPr>
-          <w:rFonts w:cs="Arial" w:ascii="Arial" w:hAnsi="Arial"/>
-          <w:b/>
-          <w:color w:val="C62026"/>
-        </w:rPr>
-        <w:tab/>
-      </w:r>
-      <w:r>
-        <w:rPr>
-          <w:rFonts w:cs="Book Antiqua"/>
-          <w:b w:val="false"/>
-          <w:i w:val="false"/>
-        </w:rPr>
-        <w:t>COGCON product steward and performance-cognition adviser — Human Performance Cell, responsible for the integrity and further development of the COGCON method and for specialist advice on cognitive conditioning and proportionate measurement, within available capacity.</w:t>
-      </w:r>
-    </w:p>
-    <w:p>
-      <w:pPr>
-        <w:pStyle w:val="Normal"/>
-        <w:tabs>
-          <w:tab w:val="clear" w:pos="720"/>
-          <w:tab w:val="left" w:pos="425" w:leader="none"/>
-        </w:tabs>
-        <w:spacing w:before="0" w:after="60"/>
-        <w:ind w:hanging="255" w:left="425"/>
-        <w:rPr/>
-      </w:pPr>
-      <w:r>
-        <w:rPr>
-          <w:rFonts w:cs="Arial" w:ascii="Arial" w:hAnsi="Arial"/>
-          <w:b/>
-          <w:color w:val="C62026"/>
-        </w:rPr>
-        <w:t>•</w:t>
-      </w:r>
-      <w:r>
-        <w:rPr>
-          <w:rFonts w:cs="Arial" w:ascii="Arial" w:hAnsi="Arial"/>
-          <w:b/>
-          <w:color w:val="C62026"/>
-        </w:rPr>
-        <w:tab/>
-      </w:r>
-      <w:r>
-        <w:rPr>
-          <w:rFonts w:cs="Book Antiqua"/>
-          <w:b w:val="false"/>
-          <w:i w:val="false"/>
-        </w:rPr>
-        <w:t>Domain advisers and authorities — NZDF Psychology, ILD, physical-performance specialists, doctrine staff and other relevant organisations, providing technical or professional advice within their respective domains.</w:t>
-      </w:r>
-    </w:p>
-    <w:p>
-      <w:pPr>
-        <w:pStyle w:val="Normal"/>
-        <w:tabs>
-          <w:tab w:val="clear" w:pos="720"/>
-          <w:tab w:val="left" w:pos="425" w:leader="none"/>
-        </w:tabs>
-        <w:spacing w:before="0" w:after="60"/>
-        <w:ind w:hanging="255" w:left="425"/>
-        <w:rPr/>
-      </w:pPr>
-      <w:r>
-        <w:rPr>
-          <w:rFonts w:cs="Arial" w:ascii="Arial" w:hAnsi="Arial"/>
-          <w:b/>
-          <w:color w:val="C62026"/>
-        </w:rPr>
-        <w:t>•</w:t>
-      </w:r>
-      <w:r>
-        <w:rPr>
-          <w:rFonts w:cs="Arial" w:ascii="Arial" w:hAnsi="Arial"/>
-          <w:b/>
-          <w:color w:val="C62026"/>
-        </w:rPr>
-        <w:tab/>
-      </w:r>
-      <w:r>
-        <w:rPr>
-          <w:rFonts w:cs="Book Antiqua"/>
-          <w:b w:val="false"/>
-          <w:i w:val="false"/>
-        </w:rPr>
-        <w:t>Delivery agencies — training establishments, units and existing instructor workforces approved to deliver recognised products.</w:t>
-      </w:r>
-    </w:p>
-    <w:p>
-      <w:pPr>
-        <w:pStyle w:val="Normal"/>
-        <w:tabs>
-          <w:tab w:val="clear" w:pos="720"/>
-          <w:tab w:val="left" w:pos="425" w:leader="none"/>
-        </w:tabs>
-        <w:spacing w:before="0" w:after="60"/>
-        <w:ind w:hanging="255" w:left="425"/>
-        <w:rPr/>
-      </w:pPr>
-      <w:r>
-        <w:rPr>
-          <w:rFonts w:cs="Arial" w:ascii="Arial" w:hAnsi="Arial"/>
-          <w:b/>
-          <w:color w:val="C62026"/>
-        </w:rPr>
-        <w:t>•</w:t>
-      </w:r>
-      <w:r>
-        <w:rPr>
-          <w:rFonts w:cs="Arial" w:ascii="Arial" w:hAnsi="Arial"/>
-          <w:b/>
-          <w:color w:val="C62026"/>
-        </w:rPr>
-        <w:tab/>
-      </w:r>
-      <w:r>
-        <w:rPr>
-          <w:rFonts w:cs="Book Antiqua"/>
-          <w:b w:val="false"/>
-          <w:i w:val="false"/>
-        </w:rPr>
-        <w:t>Assurance — a layered assurance model covering doctrine, evidence, professional content, learning design, delivery quality and operational relevance, with sufficient independence from individual product owners and delivery organisations.</w:t>
-      </w:r>
-    </w:p>
-    <w:p>
-      <w:pPr>
-        <w:pStyle w:val="Normal"/>
-        <w:pBdr>
-          <w:bottom w:val="single" w:sz="6" w:space="1" w:color="A89662"/>
-        </w:pBdr>
-        <w:spacing w:before="200" w:after="200"/>
-        <w:rPr/>
-      </w:pPr>
-      <w:r>
-        <w:rPr/>
-      </w:r>
-    </w:p>
-    <w:p>
-      <w:pPr>
-        <w:pStyle w:val="Heading1"/>
-        <w:pBdr>
-          <w:left w:val="single" w:sz="24" w:space="8" w:color="C62026"/>
-        </w:pBdr>
-        <w:rPr/>
-      </w:pPr>
-      <w:bookmarkStart w:id="8" w:name="__RefHeading___Toc494_1628147405"/>
-      <w:bookmarkEnd w:id="8"/>
-      <w:r>
-        <w:rPr>
-          <w:rFonts w:cs="Arial" w:ascii="Arial" w:hAnsi="Arial"/>
-          <w:b/>
-          <w:i w:val="false"/>
-          <w:color w:val="002516"/>
-          <w:sz w:val="28"/>
-        </w:rPr>
-        <w:t>7. Recommendations</w:t>
+        <w:t>6. Recommendations</w:t>
       </w:r>
     </w:p>
     <w:p>
@@ -2981,7 +2382,7 @@
       <w:r>
         <w:rPr>
           <w:rFonts w:cs="Arial" w:ascii="Arial" w:hAnsi="Arial"/>
-          <w:b/>
+          <w:b w:val="false"/>
         </w:rPr>
         <w:t>1.</w:t>
         <w:tab/>
@@ -2992,15 +2393,15 @@
           <w:b/>
           <w:i w:val="false"/>
         </w:rPr>
-        <w:t>Endorse the problem statement</w:t>
-      </w:r>
-      <w:r>
-        <w:rPr>
-          <w:rFonts w:cs="Book Antiqua"/>
-          <w:b w:val="false"/>
-          <w:i w:val="false"/>
-        </w:rPr>
-        <w:t xml:space="preserve"> at paragraph 1.</w:t>
+        <w:t>Endorse</w:t>
+      </w:r>
+      <w:r>
+        <w:rPr>
+          <w:rFonts w:cs="Book Antiqua"/>
+          <w:b w:val="false"/>
+          <w:i w:val="false"/>
+        </w:rPr>
+        <w:t xml:space="preserve"> the problem statement at paragraph 1.</w:t>
       </w:r>
     </w:p>
     <w:p>
@@ -3018,7 +2419,7 @@
       <w:r>
         <w:rPr>
           <w:rFonts w:cs="Arial" w:ascii="Arial" w:hAnsi="Arial"/>
-          <w:b/>
+          <w:b w:val="false"/>
         </w:rPr>
         <w:t>2.</w:t>
         <w:tab/>
@@ -3029,15 +2430,15 @@
           <w:b/>
           <w:i w:val="false"/>
         </w:rPr>
-        <w:t>Endorse Combat Mindset as the combat-specific expression of Performance Under Pressure</w:t>
-      </w:r>
-      <w:r>
-        <w:rPr>
-          <w:rFonts w:cs="Book Antiqua"/>
-          <w:b w:val="false"/>
-          <w:i w:val="false"/>
-        </w:rPr>
-        <w:t>, and Performance Under Pressure as the enabling, trainable individual and collective human-performance capability.</w:t>
+        <w:t>Endorse</w:t>
+      </w:r>
+      <w:r>
+        <w:rPr>
+          <w:rFonts w:cs="Book Antiqua"/>
+          <w:b w:val="false"/>
+          <w:i w:val="false"/>
+        </w:rPr>
+        <w:t xml:space="preserve"> Combat Mindset as the combat-specific expression of Performance Under Pressure, and Performance Under Pressure as the enabling, trainable individual and collective human-performance capability.</w:t>
       </w:r>
     </w:p>
     <w:p>
@@ -3055,7 +2456,7 @@
       <w:r>
         <w:rPr>
           <w:rFonts w:cs="Arial" w:ascii="Arial" w:hAnsi="Arial"/>
-          <w:b/>
+          <w:b w:val="false"/>
         </w:rPr>
         <w:t>3.</w:t>
         <w:tab/>
@@ -3066,15 +2467,15 @@
           <w:b/>
           <w:i w:val="false"/>
         </w:rPr>
-        <w:t>Endorse the formal definitions</w:t>
-      </w:r>
-      <w:r>
-        <w:rPr>
-          <w:rFonts w:cs="Book Antiqua"/>
-          <w:b w:val="false"/>
-          <w:i w:val="false"/>
-        </w:rPr>
-        <w:t xml:space="preserve"> at paragraph 2 as the baseline for staffing.</w:t>
+        <w:t>Endorse</w:t>
+      </w:r>
+      <w:r>
+        <w:rPr>
+          <w:rFonts w:cs="Book Antiqua"/>
+          <w:b w:val="false"/>
+          <w:i w:val="false"/>
+        </w:rPr>
+        <w:t xml:space="preserve"> the formal definitions at paragraph 2 as the baseline for staffing.</w:t>
       </w:r>
     </w:p>
     <w:p>
@@ -3092,7 +2493,7 @@
       <w:r>
         <w:rPr>
           <w:rFonts w:cs="Arial" w:ascii="Arial" w:hAnsi="Arial"/>
-          <w:b/>
+          <w:b w:val="false"/>
         </w:rPr>
         <w:t>4.</w:t>
         <w:tab/>
@@ -3103,15 +2504,15 @@
           <w:b/>
           <w:i w:val="false"/>
         </w:rPr>
-        <w:t>Endorse the Army Combat Mindset Framework</w:t>
-      </w:r>
-      <w:r>
-        <w:rPr>
-          <w:rFonts w:cs="Book Antiqua"/>
-          <w:b w:val="false"/>
-          <w:i w:val="false"/>
-        </w:rPr>
-        <w:t xml:space="preserve"> as the organising model through which Army will define, develop, integrate and assure the capabilities, products and governance arrangements that enable Combat Mindset.</w:t>
+        <w:t>Endorse</w:t>
+      </w:r>
+      <w:r>
+        <w:rPr>
+          <w:rFonts w:cs="Book Antiqua"/>
+          <w:b w:val="false"/>
+          <w:i w:val="false"/>
+        </w:rPr>
+        <w:t xml:space="preserve"> the Army Combat Mindset Framework as the organising model through which Army will define, develop, integrate and assure the capabilities, products and governance arrangements that enable Combat Mindset.</w:t>
       </w:r>
     </w:p>
     <w:p>
@@ -3129,7 +2530,7 @@
       <w:r>
         <w:rPr>
           <w:rFonts w:cs="Arial" w:ascii="Arial" w:hAnsi="Arial"/>
-          <w:b/>
+          <w:b w:val="false"/>
         </w:rPr>
         <w:t>5.</w:t>
         <w:tab/>
@@ -3140,15 +2541,15 @@
           <w:b/>
           <w:i w:val="false"/>
         </w:rPr>
-        <w:t>Note that existing programmes and products will be mapped beneath the framework's capability pillars</w:t>
-      </w:r>
-      <w:r>
-        <w:rPr>
-          <w:rFonts w:cs="Book Antiqua"/>
-          <w:b w:val="false"/>
-          <w:i w:val="false"/>
-        </w:rPr>
-        <w:t xml:space="preserve"> and will not constitute the framework in isolation.</w:t>
+        <w:t>Note</w:t>
+      </w:r>
+      <w:r>
+        <w:rPr>
+          <w:rFonts w:cs="Book Antiqua"/>
+          <w:b w:val="false"/>
+          <w:i w:val="false"/>
+        </w:rPr>
+        <w:t xml:space="preserve"> that existing programmes and products will be mapped beneath the framework's capability pillars and will not constitute the framework in isolation.</w:t>
       </w:r>
     </w:p>
     <w:p>
@@ -3166,7 +2567,7 @@
       <w:r>
         <w:rPr>
           <w:rFonts w:cs="Arial" w:ascii="Arial" w:hAnsi="Arial"/>
-          <w:b/>
+          <w:b w:val="false"/>
         </w:rPr>
         <w:t>6.</w:t>
         <w:tab/>
@@ -3177,15 +2578,15 @@
           <w:b/>
           <w:i w:val="false"/>
         </w:rPr>
-        <w:t>Endorse COGCON's interim status as a developmental MVP</w:t>
-      </w:r>
-      <w:r>
-        <w:rPr>
-          <w:rFonts w:cs="Book Antiqua"/>
-          <w:b w:val="false"/>
-          <w:i w:val="false"/>
-        </w:rPr>
-        <w:t xml:space="preserve"> within the performance-cognition pillar.</w:t>
+        <w:t>Endorse</w:t>
+      </w:r>
+      <w:r>
+        <w:rPr>
+          <w:rFonts w:cs="Book Antiqua"/>
+          <w:b w:val="false"/>
+          <w:i w:val="false"/>
+        </w:rPr>
+        <w:t xml:space="preserve"> COGCON's interim status as a developmental product within the performance-cognition pillar.</w:t>
       </w:r>
     </w:p>
     <w:p>
@@ -3203,7 +2604,7 @@
       <w:r>
         <w:rPr>
           <w:rFonts w:cs="Arial" w:ascii="Arial" w:hAnsi="Arial"/>
-          <w:b/>
+          <w:b w:val="false"/>
         </w:rPr>
         <w:t>7.</w:t>
         <w:tab/>
@@ -3214,15 +2615,15 @@
           <w:b/>
           <w:i w:val="false"/>
         </w:rPr>
-        <w:t>Confirm the governance model</w:t>
-      </w:r>
-      <w:r>
-        <w:rPr>
-          <w:rFonts w:cs="Book Antiqua"/>
-          <w:b w:val="false"/>
-          <w:i w:val="false"/>
-        </w:rPr>
-        <w:t xml:space="preserve"> at paragraph 6, including COMDT ACS as interim capability integrator pending confirmation of the Army Sponsor, and HPC as COGCON product steward and performance-cognition adviser.</w:t>
+        <w:t>Confirm</w:t>
+      </w:r>
+      <w:r>
+        <w:rPr>
+          <w:rFonts w:cs="Book Antiqua"/>
+          <w:b w:val="false"/>
+          <w:i w:val="false"/>
+        </w:rPr>
+        <w:t xml:space="preserve"> the governance model at paragraph 5, including COMDT ACS as interim capability integrator pending confirmation of the Army Sponsor, and HPC as COGCON product steward and performance-cognition adviser.</w:t>
       </w:r>
     </w:p>
     <w:p>
@@ -3240,7 +2641,7 @@
       <w:r>
         <w:rPr>
           <w:rFonts w:cs="Arial" w:ascii="Arial" w:hAnsi="Arial"/>
-          <w:b/>
+          <w:b w:val="false"/>
         </w:rPr>
         <w:t>8.</w:t>
         <w:tab/>
@@ -3251,15 +2652,15 @@
           <w:b/>
           <w:i w:val="false"/>
         </w:rPr>
-        <w:t>Approve the programme of work</w:t>
-      </w:r>
-      <w:r>
-        <w:rPr>
-          <w:rFonts w:cs="Book Antiqua"/>
-          <w:b w:val="false"/>
-          <w:i w:val="false"/>
-        </w:rPr>
-        <w:t xml:space="preserve"> at paragraph 5, including capability and product mapping, framework development and stakeholder engagement.</w:t>
+        <w:t>Approve</w:t>
+      </w:r>
+      <w:r>
+        <w:rPr>
+          <w:rFonts w:cs="Book Antiqua"/>
+          <w:b w:val="false"/>
+          <w:i w:val="false"/>
+        </w:rPr>
+        <w:t xml:space="preserve"> the programme of work at paragraph 4, including the capability and product stocktake, framework development and stakeholder engagement.</w:t>
       </w:r>
     </w:p>
     <w:p>
@@ -3277,7 +2678,7 @@
       <w:r>
         <w:rPr>
           <w:rFonts w:cs="Arial" w:ascii="Arial" w:hAnsi="Arial"/>
-          <w:b/>
+          <w:b w:val="false"/>
         </w:rPr>
         <w:t>9.</w:t>
         <w:tab/>
@@ -3288,15 +2689,15 @@
           <w:b/>
           <w:i w:val="false"/>
         </w:rPr>
-        <w:t>Direct that the November 2026 report provide</w:t>
-      </w:r>
-      <w:r>
-        <w:rPr>
-          <w:rFonts w:cs="Book Antiqua"/>
-          <w:b w:val="false"/>
-          <w:i w:val="false"/>
-        </w:rPr>
-        <w:t xml:space="preserve"> the endorsed definitions and confirmed relationship between Combat Mindset and Performance Under Pressure; Framework v1.0 and its agreed architecture; the validated capability and product map; a governance and assurance model; an assessment of COGCON's evidence, scalability, resource requirements and appropriate future role; and a prioritised implementation plan.</w:t>
+        <w:t>Direct</w:t>
+      </w:r>
+      <w:r>
+        <w:rPr>
+          <w:rFonts w:cs="Book Antiqua"/>
+          <w:b w:val="false"/>
+          <w:i w:val="false"/>
+        </w:rPr>
+        <w:t xml:space="preserve"> that the November 2026 report provide the endorsed definitions and confirmed relationship between Combat Mindset and Performance Under Pressure; Framework v1.0 and its agreed architecture; the validated capability and product map; a governance and assurance model; an assessment of COGCON's evidence, scalability, resource requirements and appropriate future role; and a prioritised implementation plan.</w:t>
       </w:r>
     </w:p>
     <w:p>
@@ -3320,8 +2721,8 @@
         <w:spacing w:before="0" w:after="160"/>
         <w:rPr/>
       </w:pPr>
-      <w:bookmarkStart w:id="9" w:name="__RefHeading___Toc496_1628147405"/>
-      <w:bookmarkEnd w:id="9"/>
+      <w:bookmarkStart w:id="8" w:name="__RefHeading___Toc364_1061449343"/>
+      <w:bookmarkEnd w:id="8"/>
       <w:r>
         <w:rPr>
           <w:rFonts w:cs="Arial" w:ascii="Arial" w:hAnsi="Arial"/>
@@ -3766,7 +3167,7 @@
                 <w:color w:val="000000"/>
                 <w:sz w:val="19"/>
               </w:rPr>
-              <w:t>NZALC Performance Under Pressure package; COGCON MVP; NZDF Psychology products; scenario and experiential training; physical conditioning; structured reflection and recovery; other products identified during Phase 1 mapping</w:t>
+              <w:t>NZALC Performance Under Pressure package; COGCON; NZDF Psychology products; scenario and experiential training; physical conditioning; structured reflection and recovery; other products identified during the Phase 1 stocktake</w:t>
             </w:r>
           </w:p>
         </w:tc>
@@ -3815,741 +3216,7 @@
           <w:color w:val="000000"/>
           <w:sz w:val="22"/>
         </w:rPr>
-        <w:t>A2. COGCON current nesting</w:t>
-      </w:r>
-    </w:p>
-    <w:tbl>
-      <w:tblPr>
-        <w:tblW w:w="9072" w:type="dxa"/>
-        <w:jc w:val="left"/>
-        <w:tblInd w:w="0" w:type="dxa"/>
-        <w:tblLayout w:type="fixed"/>
-        <w:tblCellMar>
-          <w:top w:w="0" w:type="dxa"/>
-          <w:left w:w="108" w:type="dxa"/>
-          <w:bottom w:w="0" w:type="dxa"/>
-          <w:right w:w="108" w:type="dxa"/>
-        </w:tblCellMar>
-        <w:tblLook w:val="04a0" w:noHBand="0" w:noVBand="1" w:firstColumn="1" w:lastRow="0" w:lastColumn="0" w:firstRow="1"/>
-      </w:tblPr>
-      <w:tblGrid>
-        <w:gridCol w:w="4536"/>
-        <w:gridCol w:w="4535"/>
-      </w:tblGrid>
-      <w:tr>
-        <w:trPr>
-          <w:tblHeader w:val="true"/>
-          <w:cantSplit w:val="true"/>
-        </w:trPr>
-        <w:tc>
-          <w:tcPr>
-            <w:tcW w:w="4536" w:type="dxa"/>
-            <w:tcBorders>
-              <w:top w:val="single" w:sz="4" w:space="0" w:color="A89662"/>
-              <w:left w:val="single" w:sz="4" w:space="0" w:color="A89662"/>
-              <w:bottom w:val="single" w:sz="4" w:space="0" w:color="A89662"/>
-              <w:right w:val="single" w:sz="4" w:space="0" w:color="A89662"/>
-            </w:tcBorders>
-            <w:shd w:fill="002516" w:val="clear"/>
-          </w:tcPr>
-          <w:p>
-            <w:pPr>
-              <w:pStyle w:val="Normal"/>
-              <w:spacing w:before="40" w:after="40"/>
-              <w:rPr/>
-            </w:pPr>
-            <w:r>
-              <w:rPr>
-                <w:rFonts w:cs="Arial" w:ascii="Arial" w:hAnsi="Arial"/>
-                <w:b/>
-                <w:color w:val="FFFFFF"/>
-                <w:sz w:val="19"/>
-              </w:rPr>
-              <w:t>Attribute</w:t>
-            </w:r>
-          </w:p>
-        </w:tc>
-        <w:tc>
-          <w:tcPr>
-            <w:tcW w:w="4535" w:type="dxa"/>
-            <w:tcBorders>
-              <w:top w:val="single" w:sz="4" w:space="0" w:color="A89662"/>
-              <w:left w:val="single" w:sz="4" w:space="0" w:color="A89662"/>
-              <w:bottom w:val="single" w:sz="4" w:space="0" w:color="A89662"/>
-              <w:right w:val="single" w:sz="4" w:space="0" w:color="A89662"/>
-            </w:tcBorders>
-            <w:shd w:fill="002516" w:val="clear"/>
-          </w:tcPr>
-          <w:p>
-            <w:pPr>
-              <w:pStyle w:val="Normal"/>
-              <w:spacing w:before="40" w:after="40"/>
-              <w:rPr/>
-            </w:pPr>
-            <w:r>
-              <w:rPr>
-                <w:rFonts w:cs="Arial" w:ascii="Arial" w:hAnsi="Arial"/>
-                <w:b/>
-                <w:color w:val="FFFFFF"/>
-                <w:sz w:val="19"/>
-              </w:rPr>
-              <w:t>COGCON current position</w:t>
-            </w:r>
-          </w:p>
-        </w:tc>
-      </w:tr>
-      <w:tr>
-        <w:trPr>
-          <w:cantSplit w:val="true"/>
-        </w:trPr>
-        <w:tc>
-          <w:tcPr>
-            <w:tcW w:w="4536" w:type="dxa"/>
-            <w:tcBorders>
-              <w:top w:val="single" w:sz="4" w:space="0" w:color="A89662"/>
-              <w:left w:val="single" w:sz="4" w:space="0" w:color="A89662"/>
-              <w:bottom w:val="single" w:sz="4" w:space="0" w:color="A89662"/>
-              <w:right w:val="single" w:sz="4" w:space="0" w:color="A89662"/>
-            </w:tcBorders>
-          </w:tcPr>
-          <w:p>
-            <w:pPr>
-              <w:pStyle w:val="Normal"/>
-              <w:spacing w:before="40" w:after="40"/>
-              <w:rPr/>
-            </w:pPr>
-            <w:r>
-              <w:rPr>
-                <w:rFonts w:cs="Book Antiqua"/>
-                <w:color w:val="000000"/>
-                <w:sz w:val="19"/>
-              </w:rPr>
-              <w:t>Capability pillar</w:t>
-            </w:r>
-          </w:p>
-        </w:tc>
-        <w:tc>
-          <w:tcPr>
-            <w:tcW w:w="4535" w:type="dxa"/>
-            <w:tcBorders>
-              <w:top w:val="single" w:sz="4" w:space="0" w:color="A89662"/>
-              <w:left w:val="single" w:sz="4" w:space="0" w:color="A89662"/>
-              <w:bottom w:val="single" w:sz="4" w:space="0" w:color="A89662"/>
-              <w:right w:val="single" w:sz="4" w:space="0" w:color="A89662"/>
-            </w:tcBorders>
-          </w:tcPr>
-          <w:p>
-            <w:pPr>
-              <w:pStyle w:val="Normal"/>
-              <w:spacing w:before="40" w:after="40"/>
-              <w:rPr/>
-            </w:pPr>
-            <w:r>
-              <w:rPr>
-                <w:rFonts w:cs="Book Antiqua"/>
-                <w:color w:val="000000"/>
-                <w:sz w:val="19"/>
-              </w:rPr>
-              <w:t>Performance cognition</w:t>
-            </w:r>
-          </w:p>
-        </w:tc>
-      </w:tr>
-      <w:tr>
-        <w:trPr>
-          <w:cantSplit w:val="true"/>
-        </w:trPr>
-        <w:tc>
-          <w:tcPr>
-            <w:tcW w:w="4536" w:type="dxa"/>
-            <w:tcBorders>
-              <w:top w:val="single" w:sz="4" w:space="0" w:color="A89662"/>
-              <w:left w:val="single" w:sz="4" w:space="0" w:color="A89662"/>
-              <w:bottom w:val="single" w:sz="4" w:space="0" w:color="A89662"/>
-              <w:right w:val="single" w:sz="4" w:space="0" w:color="A89662"/>
-            </w:tcBorders>
-          </w:tcPr>
-          <w:p>
-            <w:pPr>
-              <w:pStyle w:val="Normal"/>
-              <w:spacing w:before="40" w:after="40"/>
-              <w:rPr/>
-            </w:pPr>
-            <w:r>
-              <w:rPr>
-                <w:rFonts w:cs="Book Antiqua"/>
-                <w:color w:val="000000"/>
-                <w:sz w:val="19"/>
-              </w:rPr>
-              <w:t>Primary level</w:t>
-            </w:r>
-          </w:p>
-        </w:tc>
-        <w:tc>
-          <w:tcPr>
-            <w:tcW w:w="4535" w:type="dxa"/>
-            <w:tcBorders>
-              <w:top w:val="single" w:sz="4" w:space="0" w:color="A89662"/>
-              <w:left w:val="single" w:sz="4" w:space="0" w:color="A89662"/>
-              <w:bottom w:val="single" w:sz="4" w:space="0" w:color="A89662"/>
-              <w:right w:val="single" w:sz="4" w:space="0" w:color="A89662"/>
-            </w:tcBorders>
-          </w:tcPr>
-          <w:p>
-            <w:pPr>
-              <w:pStyle w:val="Normal"/>
-              <w:spacing w:before="40" w:after="40"/>
-              <w:rPr/>
-            </w:pPr>
-            <w:r>
-              <w:rPr>
-                <w:rFonts w:cs="Book Antiqua"/>
-                <w:color w:val="000000"/>
-                <w:sz w:val="19"/>
-              </w:rPr>
-              <w:t>Individual / Lead Self</w:t>
-            </w:r>
-          </w:p>
-        </w:tc>
-      </w:tr>
-      <w:tr>
-        <w:trPr>
-          <w:cantSplit w:val="true"/>
-        </w:trPr>
-        <w:tc>
-          <w:tcPr>
-            <w:tcW w:w="4536" w:type="dxa"/>
-            <w:tcBorders>
-              <w:top w:val="single" w:sz="4" w:space="0" w:color="A89662"/>
-              <w:left w:val="single" w:sz="4" w:space="0" w:color="A89662"/>
-              <w:bottom w:val="single" w:sz="4" w:space="0" w:color="A89662"/>
-              <w:right w:val="single" w:sz="4" w:space="0" w:color="A89662"/>
-            </w:tcBorders>
-          </w:tcPr>
-          <w:p>
-            <w:pPr>
-              <w:pStyle w:val="Normal"/>
-              <w:spacing w:before="40" w:after="40"/>
-              <w:rPr/>
-            </w:pPr>
-            <w:r>
-              <w:rPr>
-                <w:rFonts w:cs="Book Antiqua"/>
-                <w:color w:val="000000"/>
-                <w:sz w:val="19"/>
-              </w:rPr>
-              <w:t>Secondary applicability</w:t>
-            </w:r>
-          </w:p>
-        </w:tc>
-        <w:tc>
-          <w:tcPr>
-            <w:tcW w:w="4535" w:type="dxa"/>
-            <w:tcBorders>
-              <w:top w:val="single" w:sz="4" w:space="0" w:color="A89662"/>
-              <w:left w:val="single" w:sz="4" w:space="0" w:color="A89662"/>
-              <w:bottom w:val="single" w:sz="4" w:space="0" w:color="A89662"/>
-              <w:right w:val="single" w:sz="4" w:space="0" w:color="A89662"/>
-            </w:tcBorders>
-          </w:tcPr>
-          <w:p>
-            <w:pPr>
-              <w:pStyle w:val="Normal"/>
-              <w:spacing w:before="40" w:after="40"/>
-              <w:rPr/>
-            </w:pPr>
-            <w:r>
-              <w:rPr>
-                <w:rFonts w:cs="Book Antiqua"/>
-                <w:color w:val="000000"/>
-                <w:sz w:val="19"/>
-              </w:rPr>
-              <w:t>Selected Lead Teams activity</w:t>
-            </w:r>
-          </w:p>
-        </w:tc>
-      </w:tr>
-      <w:tr>
-        <w:trPr>
-          <w:cantSplit w:val="true"/>
-        </w:trPr>
-        <w:tc>
-          <w:tcPr>
-            <w:tcW w:w="4536" w:type="dxa"/>
-            <w:tcBorders>
-              <w:top w:val="single" w:sz="4" w:space="0" w:color="A89662"/>
-              <w:left w:val="single" w:sz="4" w:space="0" w:color="A89662"/>
-              <w:bottom w:val="single" w:sz="4" w:space="0" w:color="A89662"/>
-              <w:right w:val="single" w:sz="4" w:space="0" w:color="A89662"/>
-            </w:tcBorders>
-          </w:tcPr>
-          <w:p>
-            <w:pPr>
-              <w:pStyle w:val="Normal"/>
-              <w:spacing w:before="40" w:after="40"/>
-              <w:rPr/>
-            </w:pPr>
-            <w:r>
-              <w:rPr>
-                <w:rFonts w:cs="Book Antiqua"/>
-                <w:color w:val="000000"/>
-                <w:sz w:val="19"/>
-              </w:rPr>
-              <w:t>Product status</w:t>
-            </w:r>
-          </w:p>
-        </w:tc>
-        <w:tc>
-          <w:tcPr>
-            <w:tcW w:w="4535" w:type="dxa"/>
-            <w:tcBorders>
-              <w:top w:val="single" w:sz="4" w:space="0" w:color="A89662"/>
-              <w:left w:val="single" w:sz="4" w:space="0" w:color="A89662"/>
-              <w:bottom w:val="single" w:sz="4" w:space="0" w:color="A89662"/>
-              <w:right w:val="single" w:sz="4" w:space="0" w:color="A89662"/>
-            </w:tcBorders>
-          </w:tcPr>
-          <w:p>
-            <w:pPr>
-              <w:pStyle w:val="Normal"/>
-              <w:spacing w:before="40" w:after="40"/>
-              <w:rPr/>
-            </w:pPr>
-            <w:r>
-              <w:rPr>
-                <w:rFonts w:cs="Book Antiqua"/>
-                <w:color w:val="000000"/>
-                <w:sz w:val="19"/>
-              </w:rPr>
-              <w:t>Developmental MVP</w:t>
-            </w:r>
-          </w:p>
-        </w:tc>
-      </w:tr>
-      <w:tr>
-        <w:trPr>
-          <w:cantSplit w:val="true"/>
-        </w:trPr>
-        <w:tc>
-          <w:tcPr>
-            <w:tcW w:w="4536" w:type="dxa"/>
-            <w:tcBorders>
-              <w:top w:val="single" w:sz="4" w:space="0" w:color="A89662"/>
-              <w:left w:val="single" w:sz="4" w:space="0" w:color="A89662"/>
-              <w:bottom w:val="single" w:sz="4" w:space="0" w:color="A89662"/>
-              <w:right w:val="single" w:sz="4" w:space="0" w:color="A89662"/>
-            </w:tcBorders>
-          </w:tcPr>
-          <w:p>
-            <w:pPr>
-              <w:pStyle w:val="Normal"/>
-              <w:spacing w:before="40" w:after="40"/>
-              <w:rPr/>
-            </w:pPr>
-            <w:r>
-              <w:rPr>
-                <w:rFonts w:cs="Book Antiqua"/>
-                <w:color w:val="000000"/>
-                <w:sz w:val="19"/>
-              </w:rPr>
-              <w:t>Relationship to Combat Mindset</w:t>
-            </w:r>
-          </w:p>
-        </w:tc>
-        <w:tc>
-          <w:tcPr>
-            <w:tcW w:w="4535" w:type="dxa"/>
-            <w:tcBorders>
-              <w:top w:val="single" w:sz="4" w:space="0" w:color="A89662"/>
-              <w:left w:val="single" w:sz="4" w:space="0" w:color="A89662"/>
-              <w:bottom w:val="single" w:sz="4" w:space="0" w:color="A89662"/>
-              <w:right w:val="single" w:sz="4" w:space="0" w:color="A89662"/>
-            </w:tcBorders>
-          </w:tcPr>
-          <w:p>
-            <w:pPr>
-              <w:pStyle w:val="Normal"/>
-              <w:spacing w:before="40" w:after="40"/>
-              <w:rPr/>
-            </w:pPr>
-            <w:r>
-              <w:rPr>
-                <w:rFonts w:cs="Book Antiqua"/>
-                <w:color w:val="000000"/>
-                <w:sz w:val="19"/>
-              </w:rPr>
-              <w:t>Develops selected elements of Performance Under Pressure that may contribute to Combat Mindset when integrated within broader warfighting, leadership, values, physical and collective development</w:t>
-            </w:r>
-          </w:p>
-        </w:tc>
-      </w:tr>
-      <w:tr>
-        <w:trPr>
-          <w:cantSplit w:val="true"/>
-        </w:trPr>
-        <w:tc>
-          <w:tcPr>
-            <w:tcW w:w="4536" w:type="dxa"/>
-            <w:tcBorders>
-              <w:top w:val="single" w:sz="4" w:space="0" w:color="A89662"/>
-              <w:left w:val="single" w:sz="4" w:space="0" w:color="A89662"/>
-              <w:bottom w:val="single" w:sz="4" w:space="0" w:color="A89662"/>
-              <w:right w:val="single" w:sz="4" w:space="0" w:color="A89662"/>
-            </w:tcBorders>
-          </w:tcPr>
-          <w:p>
-            <w:pPr>
-              <w:pStyle w:val="Normal"/>
-              <w:spacing w:before="40" w:after="40"/>
-              <w:rPr/>
-            </w:pPr>
-            <w:r>
-              <w:rPr>
-                <w:rFonts w:cs="Book Antiqua"/>
-                <w:color w:val="000000"/>
-                <w:sz w:val="19"/>
-              </w:rPr>
-              <w:t>Current contribution</w:t>
-            </w:r>
-          </w:p>
-        </w:tc>
-        <w:tc>
-          <w:tcPr>
-            <w:tcW w:w="4535" w:type="dxa"/>
-            <w:tcBorders>
-              <w:top w:val="single" w:sz="4" w:space="0" w:color="A89662"/>
-              <w:left w:val="single" w:sz="4" w:space="0" w:color="A89662"/>
-              <w:bottom w:val="single" w:sz="4" w:space="0" w:color="A89662"/>
-              <w:right w:val="single" w:sz="4" w:space="0" w:color="A89662"/>
-            </w:tcBorders>
-          </w:tcPr>
-          <w:p>
-            <w:pPr>
-              <w:pStyle w:val="Normal"/>
-              <w:spacing w:before="40" w:after="40"/>
-              <w:rPr/>
-            </w:pPr>
-            <w:r>
-              <w:rPr>
-                <w:rFonts w:cs="Book Antiqua"/>
-                <w:color w:val="000000"/>
-                <w:sz w:val="19"/>
-              </w:rPr>
-              <w:t>Arousal regulation, attention, cognitive control, working memory, performance monitoring and adaptive dual-task conditioning</w:t>
-            </w:r>
-          </w:p>
-        </w:tc>
-      </w:tr>
-      <w:tr>
-        <w:trPr>
-          <w:cantSplit w:val="true"/>
-        </w:trPr>
-        <w:tc>
-          <w:tcPr>
-            <w:tcW w:w="4536" w:type="dxa"/>
-            <w:tcBorders>
-              <w:top w:val="single" w:sz="4" w:space="0" w:color="A89662"/>
-              <w:left w:val="single" w:sz="4" w:space="0" w:color="A89662"/>
-              <w:bottom w:val="single" w:sz="4" w:space="0" w:color="A89662"/>
-              <w:right w:val="single" w:sz="4" w:space="0" w:color="A89662"/>
-            </w:tcBorders>
-          </w:tcPr>
-          <w:p>
-            <w:pPr>
-              <w:pStyle w:val="Normal"/>
-              <w:spacing w:before="40" w:after="40"/>
-              <w:rPr/>
-            </w:pPr>
-            <w:r>
-              <w:rPr>
-                <w:rFonts w:cs="Book Antiqua"/>
-                <w:color w:val="000000"/>
-                <w:sz w:val="19"/>
-              </w:rPr>
-              <w:t>Current evidence</w:t>
-            </w:r>
-          </w:p>
-        </w:tc>
-        <w:tc>
-          <w:tcPr>
-            <w:tcW w:w="4535" w:type="dxa"/>
-            <w:tcBorders>
-              <w:top w:val="single" w:sz="4" w:space="0" w:color="A89662"/>
-              <w:left w:val="single" w:sz="4" w:space="0" w:color="A89662"/>
-              <w:bottom w:val="single" w:sz="4" w:space="0" w:color="A89662"/>
-              <w:right w:val="single" w:sz="4" w:space="0" w:color="A89662"/>
-            </w:tcBorders>
-          </w:tcPr>
-          <w:p>
-            <w:pPr>
-              <w:pStyle w:val="Normal"/>
-              <w:spacing w:before="40" w:after="40"/>
-              <w:rPr/>
-            </w:pPr>
-            <w:r>
-              <w:rPr>
-                <w:rFonts w:cs="Book Antiqua"/>
-                <w:color w:val="000000"/>
-                <w:sz w:val="19"/>
-              </w:rPr>
-              <w:t>Feasibility, acceptability and promising training trends</w:t>
-            </w:r>
-          </w:p>
-        </w:tc>
-      </w:tr>
-      <w:tr>
-        <w:trPr>
-          <w:cantSplit w:val="true"/>
-        </w:trPr>
-        <w:tc>
-          <w:tcPr>
-            <w:tcW w:w="4536" w:type="dxa"/>
-            <w:tcBorders>
-              <w:top w:val="single" w:sz="4" w:space="0" w:color="A89662"/>
-              <w:left w:val="single" w:sz="4" w:space="0" w:color="A89662"/>
-              <w:bottom w:val="single" w:sz="4" w:space="0" w:color="A89662"/>
-              <w:right w:val="single" w:sz="4" w:space="0" w:color="A89662"/>
-            </w:tcBorders>
-          </w:tcPr>
-          <w:p>
-            <w:pPr>
-              <w:pStyle w:val="Normal"/>
-              <w:spacing w:before="40" w:after="40"/>
-              <w:rPr/>
-            </w:pPr>
-            <w:r>
-              <w:rPr>
-                <w:rFonts w:cs="Book Antiqua"/>
-                <w:color w:val="000000"/>
-                <w:sz w:val="19"/>
-              </w:rPr>
-              <w:t>Not yet established</w:t>
-            </w:r>
-          </w:p>
-        </w:tc>
-        <w:tc>
-          <w:tcPr>
-            <w:tcW w:w="4535" w:type="dxa"/>
-            <w:tcBorders>
-              <w:top w:val="single" w:sz="4" w:space="0" w:color="A89662"/>
-              <w:left w:val="single" w:sz="4" w:space="0" w:color="A89662"/>
-              <w:bottom w:val="single" w:sz="4" w:space="0" w:color="A89662"/>
-              <w:right w:val="single" w:sz="4" w:space="0" w:color="A89662"/>
-            </w:tcBorders>
-          </w:tcPr>
-          <w:p>
-            <w:pPr>
-              <w:pStyle w:val="Normal"/>
-              <w:spacing w:before="40" w:after="40"/>
-              <w:rPr/>
-            </w:pPr>
-            <w:r>
-              <w:rPr>
-                <w:rFonts w:cs="Book Antiqua"/>
-                <w:color w:val="000000"/>
-                <w:sz w:val="19"/>
-              </w:rPr>
-              <w:t>Causal effectiveness, far transfer, operational-readiness validity and Army-wide scalability</w:t>
-            </w:r>
-          </w:p>
-        </w:tc>
-      </w:tr>
-      <w:tr>
-        <w:trPr>
-          <w:cantSplit w:val="true"/>
-        </w:trPr>
-        <w:tc>
-          <w:tcPr>
-            <w:tcW w:w="4536" w:type="dxa"/>
-            <w:tcBorders>
-              <w:top w:val="single" w:sz="4" w:space="0" w:color="A89662"/>
-              <w:left w:val="single" w:sz="4" w:space="0" w:color="A89662"/>
-              <w:bottom w:val="single" w:sz="4" w:space="0" w:color="A89662"/>
-              <w:right w:val="single" w:sz="4" w:space="0" w:color="A89662"/>
-            </w:tcBorders>
-          </w:tcPr>
-          <w:p>
-            <w:pPr>
-              <w:pStyle w:val="Normal"/>
-              <w:spacing w:before="40" w:after="40"/>
-              <w:rPr/>
-            </w:pPr>
-            <w:r>
-              <w:rPr>
-                <w:rFonts w:cs="Book Antiqua"/>
-                <w:color w:val="000000"/>
-                <w:sz w:val="19"/>
-              </w:rPr>
-              <w:t>Product steward</w:t>
-            </w:r>
-          </w:p>
-        </w:tc>
-        <w:tc>
-          <w:tcPr>
-            <w:tcW w:w="4535" w:type="dxa"/>
-            <w:tcBorders>
-              <w:top w:val="single" w:sz="4" w:space="0" w:color="A89662"/>
-              <w:left w:val="single" w:sz="4" w:space="0" w:color="A89662"/>
-              <w:bottom w:val="single" w:sz="4" w:space="0" w:color="A89662"/>
-              <w:right w:val="single" w:sz="4" w:space="0" w:color="A89662"/>
-            </w:tcBorders>
-          </w:tcPr>
-          <w:p>
-            <w:pPr>
-              <w:pStyle w:val="Normal"/>
-              <w:spacing w:before="40" w:after="40"/>
-              <w:rPr/>
-            </w:pPr>
-            <w:r>
-              <w:rPr>
-                <w:rFonts w:cs="Book Antiqua"/>
-                <w:color w:val="000000"/>
-                <w:sz w:val="19"/>
-              </w:rPr>
-              <w:t>Human Performance Cell</w:t>
-            </w:r>
-          </w:p>
-        </w:tc>
-      </w:tr>
-      <w:tr>
-        <w:trPr>
-          <w:cantSplit w:val="true"/>
-        </w:trPr>
-        <w:tc>
-          <w:tcPr>
-            <w:tcW w:w="4536" w:type="dxa"/>
-            <w:tcBorders>
-              <w:top w:val="single" w:sz="4" w:space="0" w:color="A89662"/>
-              <w:left w:val="single" w:sz="4" w:space="0" w:color="A89662"/>
-              <w:bottom w:val="single" w:sz="4" w:space="0" w:color="A89662"/>
-              <w:right w:val="single" w:sz="4" w:space="0" w:color="A89662"/>
-            </w:tcBorders>
-          </w:tcPr>
-          <w:p>
-            <w:pPr>
-              <w:pStyle w:val="Normal"/>
-              <w:spacing w:before="40" w:after="40"/>
-              <w:rPr/>
-            </w:pPr>
-            <w:r>
-              <w:rPr>
-                <w:rFonts w:cs="Book Antiqua"/>
-                <w:color w:val="000000"/>
-                <w:sz w:val="19"/>
-              </w:rPr>
-              <w:t>Likely delivery model</w:t>
-            </w:r>
-          </w:p>
-        </w:tc>
-        <w:tc>
-          <w:tcPr>
-            <w:tcW w:w="4535" w:type="dxa"/>
-            <w:tcBorders>
-              <w:top w:val="single" w:sz="4" w:space="0" w:color="A89662"/>
-              <w:left w:val="single" w:sz="4" w:space="0" w:color="A89662"/>
-              <w:bottom w:val="single" w:sz="4" w:space="0" w:color="A89662"/>
-              <w:right w:val="single" w:sz="4" w:space="0" w:color="A89662"/>
-            </w:tcBorders>
-          </w:tcPr>
-          <w:p>
-            <w:pPr>
-              <w:pStyle w:val="Normal"/>
-              <w:spacing w:before="40" w:after="40"/>
-              <w:rPr/>
-            </w:pPr>
-            <w:r>
-              <w:rPr>
-                <w:rFonts w:cs="Book Antiqua"/>
-                <w:color w:val="000000"/>
-                <w:sz w:val="19"/>
-              </w:rPr>
-              <w:t>Existing instructors or physical-training staff following standardisation and train-the-trainer preparation</w:t>
-            </w:r>
-          </w:p>
-        </w:tc>
-      </w:tr>
-      <w:tr>
-        <w:trPr>
-          <w:cantSplit w:val="true"/>
-        </w:trPr>
-        <w:tc>
-          <w:tcPr>
-            <w:tcW w:w="4536" w:type="dxa"/>
-            <w:tcBorders>
-              <w:top w:val="single" w:sz="4" w:space="0" w:color="A89662"/>
-              <w:left w:val="single" w:sz="4" w:space="0" w:color="A89662"/>
-              <w:bottom w:val="single" w:sz="4" w:space="0" w:color="A89662"/>
-              <w:right w:val="single" w:sz="4" w:space="0" w:color="A89662"/>
-            </w:tcBorders>
-          </w:tcPr>
-          <w:p>
-            <w:pPr>
-              <w:pStyle w:val="Normal"/>
-              <w:spacing w:before="40" w:after="40"/>
-              <w:rPr/>
-            </w:pPr>
-            <w:r>
-              <w:rPr>
-                <w:rFonts w:cs="Book Antiqua"/>
-                <w:color w:val="000000"/>
-                <w:sz w:val="19"/>
-              </w:rPr>
-              <w:t>Assurance</w:t>
-            </w:r>
-          </w:p>
-        </w:tc>
-        <w:tc>
-          <w:tcPr>
-            <w:tcW w:w="4535" w:type="dxa"/>
-            <w:tcBorders>
-              <w:top w:val="single" w:sz="4" w:space="0" w:color="A89662"/>
-              <w:left w:val="single" w:sz="4" w:space="0" w:color="A89662"/>
-              <w:bottom w:val="single" w:sz="4" w:space="0" w:color="A89662"/>
-              <w:right w:val="single" w:sz="4" w:space="0" w:color="A89662"/>
-            </w:tcBorders>
-          </w:tcPr>
-          <w:p>
-            <w:pPr>
-              <w:pStyle w:val="Normal"/>
-              <w:spacing w:before="40" w:after="40"/>
-              <w:rPr/>
-            </w:pPr>
-            <w:r>
-              <w:rPr>
-                <w:rFonts w:cs="Book Antiqua"/>
-                <w:color w:val="000000"/>
-                <w:sz w:val="19"/>
-              </w:rPr>
-              <w:t>HPC for COGCON product integrity; broader framework assurance through the agreed governance system</w:t>
-            </w:r>
-          </w:p>
-        </w:tc>
-      </w:tr>
-    </w:tbl>
-    <w:p>
-      <w:pPr>
-        <w:pStyle w:val="Normal"/>
-        <w:spacing w:before="0" w:after="160"/>
-        <w:rPr/>
-      </w:pPr>
-      <w:r>
-        <w:rPr/>
-      </w:r>
-    </w:p>
-    <w:p>
-      <w:pPr>
-        <w:pStyle w:val="Heading2"/>
-        <w:rPr/>
-      </w:pPr>
-      <w:r>
-        <w:rPr>
-          <w:rFonts w:cs="Arial" w:ascii="Arial" w:hAnsi="Arial"/>
-          <w:b/>
-          <w:i w:val="false"/>
-          <w:color w:val="000000"/>
-          <w:sz w:val="22"/>
-        </w:rPr>
-        <w:t>A3. Division of functions</w:t>
+        <w:t>A2. Division of functions</w:t>
       </w:r>
     </w:p>
     <w:tbl>
@@ -5417,130 +4084,6 @@
       </w:pPr>
       <w:r>
         <w:rPr/>
-      </w:r>
-    </w:p>
-    <w:p>
-      <w:pPr>
-        <w:pStyle w:val="Heading2"/>
-        <w:rPr/>
-      </w:pPr>
-      <w:r>
-        <w:rPr>
-          <w:rFonts w:cs="Arial" w:ascii="Arial" w:hAnsi="Arial"/>
-          <w:b/>
-          <w:i w:val="false"/>
-          <w:color w:val="000000"/>
-          <w:sz w:val="22"/>
-        </w:rPr>
-        <w:t>A4. Shared developmental models</w:t>
-      </w:r>
-    </w:p>
-    <w:p>
-      <w:pPr>
-        <w:pStyle w:val="Normal"/>
-        <w:tabs>
-          <w:tab w:val="clear" w:pos="720"/>
-          <w:tab w:val="left" w:pos="425" w:leader="none"/>
-        </w:tabs>
-        <w:spacing w:before="0" w:after="60"/>
-        <w:ind w:hanging="255" w:left="425"/>
-        <w:rPr/>
-      </w:pPr>
-      <w:r>
-        <w:rPr>
-          <w:rFonts w:cs="Arial" w:ascii="Arial" w:hAnsi="Arial"/>
-          <w:b/>
-          <w:color w:val="C62026"/>
-        </w:rPr>
-        <w:t>•</w:t>
-      </w:r>
-      <w:r>
-        <w:rPr>
-          <w:rFonts w:cs="Arial" w:ascii="Arial" w:hAnsi="Arial"/>
-          <w:b/>
-          <w:color w:val="C62026"/>
-        </w:rPr>
-        <w:tab/>
-      </w:r>
-      <w:r>
-        <w:rPr>
-          <w:rFonts w:cs="Book Antiqua"/>
-          <w:b w:val="false"/>
-          <w:i w:val="false"/>
-        </w:rPr>
-        <w:t>Prepare–Perform–Recover provides a common developmental and delivery rhythm across recognised products and methods.</w:t>
-      </w:r>
-    </w:p>
-    <w:p>
-      <w:pPr>
-        <w:pStyle w:val="Normal"/>
-        <w:tabs>
-          <w:tab w:val="clear" w:pos="720"/>
-          <w:tab w:val="left" w:pos="425" w:leader="none"/>
-        </w:tabs>
-        <w:spacing w:before="0" w:after="60"/>
-        <w:ind w:hanging="255" w:left="425"/>
-        <w:rPr/>
-      </w:pPr>
-      <w:r>
-        <w:rPr>
-          <w:rFonts w:cs="Arial" w:ascii="Arial" w:hAnsi="Arial"/>
-          <w:b/>
-          <w:color w:val="C62026"/>
-        </w:rPr>
-        <w:t>•</w:t>
-      </w:r>
-      <w:r>
-        <w:rPr>
-          <w:rFonts w:cs="Arial" w:ascii="Arial" w:hAnsi="Arial"/>
-          <w:b/>
-          <w:color w:val="C62026"/>
-        </w:rPr>
-        <w:tab/>
-      </w:r>
-      <w:r>
-        <w:rPr>
-          <w:rFonts w:cs="Book Antiqua"/>
-          <w:b w:val="false"/>
-          <w:i w:val="false"/>
-        </w:rPr>
-        <w:t>Lead Self to Lead Systems provides the developmental progression from individual capability to collective, leadership and systems application: individual conditioning is likely to be densest in initial and individual training, while leadership, team and systems application deepens across the leadership continuum.</w:t>
-      </w:r>
-    </w:p>
-    <w:p>
-      <w:pPr>
-        <w:pStyle w:val="Normal"/>
-        <w:tabs>
-          <w:tab w:val="clear" w:pos="720"/>
-          <w:tab w:val="left" w:pos="425" w:leader="none"/>
-        </w:tabs>
-        <w:spacing w:before="0" w:after="60"/>
-        <w:ind w:hanging="255" w:left="425"/>
-        <w:rPr/>
-      </w:pPr>
-      <w:r>
-        <w:rPr>
-          <w:rFonts w:cs="Arial" w:ascii="Arial" w:hAnsi="Arial"/>
-          <w:b/>
-          <w:color w:val="C62026"/>
-        </w:rPr>
-        <w:t>•</w:t>
-      </w:r>
-      <w:r>
-        <w:rPr>
-          <w:rFonts w:cs="Arial" w:ascii="Arial" w:hAnsi="Arial"/>
-          <w:b/>
-          <w:color w:val="C62026"/>
-        </w:rPr>
-        <w:tab/>
-      </w:r>
-      <w:r>
-        <w:rPr>
-          <w:rFonts w:cs="Book Antiqua"/>
-          <w:b w:val="false"/>
-          <w:i w:val="false"/>
-        </w:rPr>
-        <w:t>COGCON currently contributes principally to selected Prepare and Perform activities within the performance-cognition pillar. NZALC and other leadership-development products provide broader preparation, application, structured review and recovery.</w:t>
       </w:r>
     </w:p>
     <w:sectPr>
@@ -5646,7 +4189,7 @@
         <w:sz w:val="17"/>
         <w:rFonts w:cs="Arial" w:ascii="Arial" w:hAnsi="Arial"/>
       </w:rPr>
-      <w:t>13</w:t>
+      <w:t>11</w:t>
     </w:r>
     <w:r>
       <w:rPr>
@@ -5690,7 +4233,7 @@
         <w:sz w:val="17"/>
         <w:rFonts w:cs="Arial" w:ascii="Arial" w:hAnsi="Arial"/>
       </w:rPr>
-      <w:t>13</w:t>
+      <w:t>11</w:t>
     </w:r>
     <w:r>
       <w:rPr>

--- a/output/combat-mindset-way-forward.docx
+++ b/output/combat-mindset-way-forward.docx
@@ -112,7 +112,7 @@
           <w:color w:val="002516"/>
           <w:sz w:val="18"/>
         </w:rPr>
-        <w:t>Proposed Warfighter Focus line — subject to sponsor endorsement</w:t>
+        <w:t>Proposed Warfighter Focus tagline — subject to sponsor endorsement</w:t>
       </w:r>
     </w:p>
     <w:p>
@@ -304,7 +304,7 @@
             </w:rPr>
             <w:fldChar w:fldCharType="separate"/>
           </w:r>
-          <w:hyperlink w:anchor="__RefHeading___Toc348_1061449343">
+          <w:hyperlink w:anchor="__RefHeading___Toc348_3589879323">
             <w:r>
               <w:rPr>
                 <w:webHidden/>
@@ -331,7 +331,7 @@
             </w:tabs>
             <w:rPr/>
           </w:pPr>
-          <w:hyperlink w:anchor="__RefHeading___Toc350_1061449343">
+          <w:hyperlink w:anchor="__RefHeading___Toc350_3589879323">
             <w:r>
               <w:rPr>
                 <w:webHidden/>
@@ -358,7 +358,7 @@
             </w:tabs>
             <w:rPr/>
           </w:pPr>
-          <w:hyperlink w:anchor="__RefHeading___Toc352_1061449343">
+          <w:hyperlink w:anchor="__RefHeading___Toc352_3589879323">
             <w:r>
               <w:rPr>
                 <w:webHidden/>
@@ -385,7 +385,7 @@
             </w:tabs>
             <w:rPr/>
           </w:pPr>
-          <w:hyperlink w:anchor="__RefHeading___Toc354_1061449343">
+          <w:hyperlink w:anchor="__RefHeading___Toc354_3589879323">
             <w:r>
               <w:rPr>
                 <w:webHidden/>
@@ -412,7 +412,7 @@
             </w:tabs>
             <w:rPr/>
           </w:pPr>
-          <w:hyperlink w:anchor="__RefHeading___Toc356_1061449343">
+          <w:hyperlink w:anchor="__RefHeading___Toc356_3589879323">
             <w:r>
               <w:rPr>
                 <w:webHidden/>
@@ -439,7 +439,7 @@
             </w:tabs>
             <w:rPr/>
           </w:pPr>
-          <w:hyperlink w:anchor="__RefHeading___Toc358_1061449343">
+          <w:hyperlink w:anchor="__RefHeading___Toc358_3589879323">
             <w:r>
               <w:rPr>
                 <w:webHidden/>
@@ -466,7 +466,7 @@
             </w:tabs>
             <w:rPr/>
           </w:pPr>
-          <w:hyperlink w:anchor="__RefHeading___Toc360_1061449343">
+          <w:hyperlink w:anchor="__RefHeading___Toc360_3589879323">
             <w:r>
               <w:rPr>
                 <w:webHidden/>
@@ -493,7 +493,7 @@
             </w:tabs>
             <w:rPr/>
           </w:pPr>
-          <w:hyperlink w:anchor="__RefHeading___Toc362_1061449343">
+          <w:hyperlink w:anchor="__RefHeading___Toc362_3589879323">
             <w:r>
               <w:rPr>
                 <w:webHidden/>
@@ -520,7 +520,7 @@
             </w:tabs>
             <w:rPr/>
           </w:pPr>
-          <w:hyperlink w:anchor="__RefHeading___Toc364_1061449343">
+          <w:hyperlink w:anchor="__RefHeading___Toc364_3589879323">
             <w:r>
               <w:rPr>
                 <w:webHidden/>
@@ -579,7 +579,7 @@
         <w:spacing w:before="0" w:after="160"/>
         <w:rPr/>
       </w:pPr>
-      <w:bookmarkStart w:id="0" w:name="__RefHeading___Toc348_1061449343"/>
+      <w:bookmarkStart w:id="0" w:name="__RefHeading___Toc348_3589879323"/>
       <w:bookmarkEnd w:id="0"/>
       <w:r>
         <w:rPr>
@@ -660,7 +660,7 @@
         <w:spacing w:before="0" w:after="160"/>
         <w:rPr/>
       </w:pPr>
-      <w:bookmarkStart w:id="1" w:name="__RefHeading___Toc350_1061449343"/>
+      <w:bookmarkStart w:id="1" w:name="__RefHeading___Toc350_3589879323"/>
       <w:bookmarkEnd w:id="1"/>
       <w:r>
         <w:rPr>
@@ -708,7 +708,7 @@
         </w:pBdr>
         <w:rPr/>
       </w:pPr>
-      <w:bookmarkStart w:id="2" w:name="__RefHeading___Toc352_1061449343"/>
+      <w:bookmarkStart w:id="2" w:name="__RefHeading___Toc352_3589879323"/>
       <w:bookmarkEnd w:id="2"/>
       <w:r>
         <w:rPr>
@@ -830,7 +830,7 @@
         </w:pBdr>
         <w:rPr/>
       </w:pPr>
-      <w:bookmarkStart w:id="3" w:name="__RefHeading___Toc354_1061449343"/>
+      <w:bookmarkStart w:id="3" w:name="__RefHeading___Toc354_3589879323"/>
       <w:bookmarkEnd w:id="3"/>
       <w:r>
         <w:rPr>
@@ -1374,7 +1374,7 @@
         </w:pBdr>
         <w:rPr/>
       </w:pPr>
-      <w:bookmarkStart w:id="4" w:name="__RefHeading___Toc356_1061449343"/>
+      <w:bookmarkStart w:id="4" w:name="__RefHeading___Toc356_3589879323"/>
       <w:bookmarkEnd w:id="4"/>
       <w:r>
         <w:rPr>
@@ -1540,7 +1540,7 @@
         </w:pBdr>
         <w:rPr/>
       </w:pPr>
-      <w:bookmarkStart w:id="5" w:name="__RefHeading___Toc358_1061449343"/>
+      <w:bookmarkStart w:id="5" w:name="__RefHeading___Toc358_3589879323"/>
       <w:bookmarkEnd w:id="5"/>
       <w:r>
         <w:rPr>
@@ -1566,7 +1566,7 @@
           <w:color w:val="000000"/>
           <w:sz w:val="22"/>
         </w:rPr>
-        <w:t>Phase 0 — Governance and definition (by end July 2026)</w:t>
+        <w:t>Phase 0: Governance and definition (by end July 2026)</w:t>
       </w:r>
     </w:p>
     <w:p>
@@ -1596,7 +1596,7 @@
           <w:color w:val="000000"/>
           <w:sz w:val="22"/>
         </w:rPr>
-        <w:t>Phase 1 — Capability and product stocktake (August 2026)</w:t>
+        <w:t>Phase 1: Capability and product stocktake (August 2026)</w:t>
       </w:r>
     </w:p>
     <w:p>
@@ -1928,7 +1928,7 @@
           <w:color w:val="000000"/>
           <w:sz w:val="22"/>
         </w:rPr>
-        <w:t>Phase 2 — Framework and product architecture (September 2026)</w:t>
+        <w:t>Phase 2: Framework and product architecture (September 2026)</w:t>
       </w:r>
     </w:p>
     <w:p>
@@ -1972,7 +1972,7 @@
           <w:color w:val="000000"/>
           <w:sz w:val="22"/>
         </w:rPr>
-        <w:t>Phase 3 — Stakeholder forum (September 2026)</w:t>
+        <w:t>Phase 3: Stakeholder forum (September 2026)</w:t>
       </w:r>
     </w:p>
     <w:p>
@@ -2002,7 +2002,7 @@
           <w:color w:val="000000"/>
           <w:sz w:val="22"/>
         </w:rPr>
-        <w:t>Phase 4 — Report back (November 2026)</w:t>
+        <w:t>Phase 4: Report back (November 2026)</w:t>
       </w:r>
     </w:p>
     <w:p>
@@ -2040,7 +2040,7 @@
         </w:pBdr>
         <w:rPr/>
       </w:pPr>
-      <w:bookmarkStart w:id="6" w:name="__RefHeading___Toc360_1061449343"/>
+      <w:bookmarkStart w:id="6" w:name="__RefHeading___Toc360_3589879323"/>
       <w:bookmarkEnd w:id="6"/>
       <w:r>
         <w:rPr>
@@ -2340,7 +2340,7 @@
         </w:pBdr>
         <w:rPr/>
       </w:pPr>
-      <w:bookmarkStart w:id="7" w:name="__RefHeading___Toc362_1061449343"/>
+      <w:bookmarkStart w:id="7" w:name="__RefHeading___Toc362_3589879323"/>
       <w:bookmarkEnd w:id="7"/>
       <w:r>
         <w:rPr>
@@ -2721,7 +2721,7 @@
         <w:spacing w:before="0" w:after="160"/>
         <w:rPr/>
       </w:pPr>
-      <w:bookmarkStart w:id="8" w:name="__RefHeading___Toc364_1061449343"/>
+      <w:bookmarkStart w:id="8" w:name="__RefHeading___Toc364_3589879323"/>
       <w:bookmarkEnd w:id="8"/>
       <w:r>
         <w:rPr>

--- a/output/combat-mindset-way-forward.docx
+++ b/output/combat-mindset-way-forward.docx
@@ -52,6 +52,22 @@
     <w:p>
       <w:pPr>
         <w:pStyle w:val="Normal"/>
+        <w:spacing w:before="0" w:after="40"/>
+        <w:rPr/>
+      </w:pPr>
+      <w:r>
+        <w:rPr>
+          <w:rFonts w:cs="Arial" w:ascii="Arial" w:hAnsi="Arial"/>
+          <w:b/>
+          <w:color w:val="000000"/>
+          <w:sz w:val="72"/>
+        </w:rPr>
+        <w:t>Combat Mindset</w:t>
+      </w:r>
+    </w:p>
+    <w:p>
+      <w:pPr>
+        <w:pStyle w:val="Normal"/>
         <w:pBdr>
           <w:bottom w:val="single" w:sz="20" w:space="10" w:color="C62026"/>
         </w:pBdr>
@@ -62,10 +78,10 @@
         <w:rPr>
           <w:rFonts w:cs="Arial" w:ascii="Arial" w:hAnsi="Arial"/>
           <w:b/>
-          <w:color w:val="000000"/>
-          <w:sz w:val="52"/>
-        </w:rPr>
-        <w:t>Combat Mindset — Proposed Way Forward</w:t>
+          <w:color w:val="002516"/>
+          <w:sz w:val="34"/>
+        </w:rPr>
+        <w:t>Proposed Way Forward</w:t>
       </w:r>
     </w:p>
     <w:p>
@@ -304,7 +320,7 @@
             </w:rPr>
             <w:fldChar w:fldCharType="separate"/>
           </w:r>
-          <w:hyperlink w:anchor="__RefHeading___Toc348_3589879323">
+          <w:hyperlink w:anchor="__RefHeading___Toc349_2248940240">
             <w:r>
               <w:rPr>
                 <w:webHidden/>
@@ -331,7 +347,7 @@
             </w:tabs>
             <w:rPr/>
           </w:pPr>
-          <w:hyperlink w:anchor="__RefHeading___Toc350_3589879323">
+          <w:hyperlink w:anchor="__RefHeading___Toc351_2248940240">
             <w:r>
               <w:rPr>
                 <w:webHidden/>
@@ -358,7 +374,7 @@
             </w:tabs>
             <w:rPr/>
           </w:pPr>
-          <w:hyperlink w:anchor="__RefHeading___Toc352_3589879323">
+          <w:hyperlink w:anchor="__RefHeading___Toc353_2248940240">
             <w:r>
               <w:rPr>
                 <w:webHidden/>
@@ -385,7 +401,7 @@
             </w:tabs>
             <w:rPr/>
           </w:pPr>
-          <w:hyperlink w:anchor="__RefHeading___Toc354_3589879323">
+          <w:hyperlink w:anchor="__RefHeading___Toc355_2248940240">
             <w:r>
               <w:rPr>
                 <w:webHidden/>
@@ -412,7 +428,7 @@
             </w:tabs>
             <w:rPr/>
           </w:pPr>
-          <w:hyperlink w:anchor="__RefHeading___Toc356_3589879323">
+          <w:hyperlink w:anchor="__RefHeading___Toc357_2248940240">
             <w:r>
               <w:rPr>
                 <w:webHidden/>
@@ -439,7 +455,7 @@
             </w:tabs>
             <w:rPr/>
           </w:pPr>
-          <w:hyperlink w:anchor="__RefHeading___Toc358_3589879323">
+          <w:hyperlink w:anchor="__RefHeading___Toc359_2248940240">
             <w:r>
               <w:rPr>
                 <w:webHidden/>
@@ -466,7 +482,7 @@
             </w:tabs>
             <w:rPr/>
           </w:pPr>
-          <w:hyperlink w:anchor="__RefHeading___Toc360_3589879323">
+          <w:hyperlink w:anchor="__RefHeading___Toc361_2248940240">
             <w:r>
               <w:rPr>
                 <w:webHidden/>
@@ -493,7 +509,7 @@
             </w:tabs>
             <w:rPr/>
           </w:pPr>
-          <w:hyperlink w:anchor="__RefHeading___Toc362_3589879323">
+          <w:hyperlink w:anchor="__RefHeading___Toc363_2248940240">
             <w:r>
               <w:rPr>
                 <w:webHidden/>
@@ -520,7 +536,7 @@
             </w:tabs>
             <w:rPr/>
           </w:pPr>
-          <w:hyperlink w:anchor="__RefHeading___Toc364_3589879323">
+          <w:hyperlink w:anchor="__RefHeading___Toc365_2248940240">
             <w:r>
               <w:rPr>
                 <w:webHidden/>
@@ -579,7 +595,7 @@
         <w:spacing w:before="0" w:after="160"/>
         <w:rPr/>
       </w:pPr>
-      <w:bookmarkStart w:id="0" w:name="__RefHeading___Toc348_3589879323"/>
+      <w:bookmarkStart w:id="0" w:name="__RefHeading___Toc349_2248940240"/>
       <w:bookmarkEnd w:id="0"/>
       <w:r>
         <w:rPr>
@@ -660,7 +676,7 @@
         <w:spacing w:before="0" w:after="160"/>
         <w:rPr/>
       </w:pPr>
-      <w:bookmarkStart w:id="1" w:name="__RefHeading___Toc350_3589879323"/>
+      <w:bookmarkStart w:id="1" w:name="__RefHeading___Toc351_2248940240"/>
       <w:bookmarkEnd w:id="1"/>
       <w:r>
         <w:rPr>
@@ -708,7 +724,7 @@
         </w:pBdr>
         <w:rPr/>
       </w:pPr>
-      <w:bookmarkStart w:id="2" w:name="__RefHeading___Toc352_3589879323"/>
+      <w:bookmarkStart w:id="2" w:name="__RefHeading___Toc353_2248940240"/>
       <w:bookmarkEnd w:id="2"/>
       <w:r>
         <w:rPr>
@@ -830,7 +846,7 @@
         </w:pBdr>
         <w:rPr/>
       </w:pPr>
-      <w:bookmarkStart w:id="3" w:name="__RefHeading___Toc354_3589879323"/>
+      <w:bookmarkStart w:id="3" w:name="__RefHeading___Toc355_2248940240"/>
       <w:bookmarkEnd w:id="3"/>
       <w:r>
         <w:rPr>
@@ -1374,7 +1390,7 @@
         </w:pBdr>
         <w:rPr/>
       </w:pPr>
-      <w:bookmarkStart w:id="4" w:name="__RefHeading___Toc356_3589879323"/>
+      <w:bookmarkStart w:id="4" w:name="__RefHeading___Toc357_2248940240"/>
       <w:bookmarkEnd w:id="4"/>
       <w:r>
         <w:rPr>
@@ -1540,7 +1556,7 @@
         </w:pBdr>
         <w:rPr/>
       </w:pPr>
-      <w:bookmarkStart w:id="5" w:name="__RefHeading___Toc358_3589879323"/>
+      <w:bookmarkStart w:id="5" w:name="__RefHeading___Toc359_2248940240"/>
       <w:bookmarkEnd w:id="5"/>
       <w:r>
         <w:rPr>
@@ -2040,7 +2056,7 @@
         </w:pBdr>
         <w:rPr/>
       </w:pPr>
-      <w:bookmarkStart w:id="6" w:name="__RefHeading___Toc360_3589879323"/>
+      <w:bookmarkStart w:id="6" w:name="__RefHeading___Toc361_2248940240"/>
       <w:bookmarkEnd w:id="6"/>
       <w:r>
         <w:rPr>
@@ -2340,7 +2356,7 @@
         </w:pBdr>
         <w:rPr/>
       </w:pPr>
-      <w:bookmarkStart w:id="7" w:name="__RefHeading___Toc362_3589879323"/>
+      <w:bookmarkStart w:id="7" w:name="__RefHeading___Toc363_2248940240"/>
       <w:bookmarkEnd w:id="7"/>
       <w:r>
         <w:rPr>
@@ -2721,7 +2737,7 @@
         <w:spacing w:before="0" w:after="160"/>
         <w:rPr/>
       </w:pPr>
-      <w:bookmarkStart w:id="8" w:name="__RefHeading___Toc364_3589879323"/>
+      <w:bookmarkStart w:id="8" w:name="__RefHeading___Toc365_2248940240"/>
       <w:bookmarkEnd w:id="8"/>
       <w:r>
         <w:rPr>

--- a/output/combat-mindset-way-forward.docx
+++ b/output/combat-mindset-way-forward.docx
@@ -250,7 +250,7 @@
           <w:color w:val="000000"/>
           <w:sz w:val="20"/>
         </w:rPr>
-        <w:t>Draft v0.6</w:t>
+        <w:t>Draft v0.7</w:t>
       </w:r>
     </w:p>
     <w:p>
@@ -320,7 +320,7 @@
             </w:rPr>
             <w:fldChar w:fldCharType="separate"/>
           </w:r>
-          <w:hyperlink w:anchor="__RefHeading___Toc349_2248940240">
+          <w:hyperlink w:anchor="__RefHeading___Toc373_164725115">
             <w:r>
               <w:rPr>
                 <w:webHidden/>
@@ -347,7 +347,7 @@
             </w:tabs>
             <w:rPr/>
           </w:pPr>
-          <w:hyperlink w:anchor="__RefHeading___Toc351_2248940240">
+          <w:hyperlink w:anchor="__RefHeading___Toc375_164725115">
             <w:r>
               <w:rPr>
                 <w:webHidden/>
@@ -374,7 +374,7 @@
             </w:tabs>
             <w:rPr/>
           </w:pPr>
-          <w:hyperlink w:anchor="__RefHeading___Toc353_2248940240">
+          <w:hyperlink w:anchor="__RefHeading___Toc377_164725115">
             <w:r>
               <w:rPr>
                 <w:webHidden/>
@@ -401,7 +401,7 @@
             </w:tabs>
             <w:rPr/>
           </w:pPr>
-          <w:hyperlink w:anchor="__RefHeading___Toc355_2248940240">
+          <w:hyperlink w:anchor="__RefHeading___Toc379_164725115">
             <w:r>
               <w:rPr>
                 <w:webHidden/>
@@ -415,7 +415,7 @@
                 <w:rStyle w:val="IndexLink"/>
               </w:rPr>
               <w:tab/>
-              <w:t>4</w:t>
+              <w:t>5</w:t>
             </w:r>
           </w:hyperlink>
         </w:p>
@@ -428,7 +428,7 @@
             </w:tabs>
             <w:rPr/>
           </w:pPr>
-          <w:hyperlink w:anchor="__RefHeading___Toc357_2248940240">
+          <w:hyperlink w:anchor="__RefHeading___Toc381_164725115">
             <w:r>
               <w:rPr>
                 <w:webHidden/>
@@ -455,7 +455,7 @@
             </w:tabs>
             <w:rPr/>
           </w:pPr>
-          <w:hyperlink w:anchor="__RefHeading___Toc359_2248940240">
+          <w:hyperlink w:anchor="__RefHeading___Toc383_164725115">
             <w:r>
               <w:rPr>
                 <w:webHidden/>
@@ -482,7 +482,7 @@
             </w:tabs>
             <w:rPr/>
           </w:pPr>
-          <w:hyperlink w:anchor="__RefHeading___Toc361_2248940240">
+          <w:hyperlink w:anchor="__RefHeading___Toc385_164725115">
             <w:r>
               <w:rPr>
                 <w:webHidden/>
@@ -509,7 +509,7 @@
             </w:tabs>
             <w:rPr/>
           </w:pPr>
-          <w:hyperlink w:anchor="__RefHeading___Toc363_2248940240">
+          <w:hyperlink w:anchor="__RefHeading___Toc387_164725115">
             <w:r>
               <w:rPr>
                 <w:webHidden/>
@@ -536,14 +536,41 @@
             </w:tabs>
             <w:rPr/>
           </w:pPr>
-          <w:hyperlink w:anchor="__RefHeading___Toc365_2248940240">
+          <w:hyperlink w:anchor="__RefHeading___Toc389_164725115">
             <w:r>
               <w:rPr>
                 <w:webHidden/>
                 <w:rStyle w:val="IndexLink"/>
                 <w:i w:val="false"/>
               </w:rPr>
-              <w:t>Annex A — Initial capability and product architecture</w:t>
+              <w:t>Foundation documents</w:t>
+            </w:r>
+            <w:r>
+              <w:rPr>
+                <w:rStyle w:val="IndexLink"/>
+              </w:rPr>
+              <w:tab/>
+              <w:t>10</w:t>
+            </w:r>
+          </w:hyperlink>
+        </w:p>
+        <w:p>
+          <w:pPr>
+            <w:pStyle w:val="TOC1"/>
+            <w:tabs>
+              <w:tab w:val="clear" w:pos="9072"/>
+              <w:tab w:val="right" w:pos="9071" w:leader="dot"/>
+            </w:tabs>
+            <w:rPr/>
+          </w:pPr>
+          <w:hyperlink w:anchor="__RefHeading___Toc391_164725115">
+            <w:r>
+              <w:rPr>
+                <w:webHidden/>
+                <w:rStyle w:val="IndexLink"/>
+                <w:i w:val="false"/>
+              </w:rPr>
+              <w:t>Annex A — Interim governance and division of functions</w:t>
             </w:r>
             <w:r>
               <w:rPr>
@@ -560,32 +587,28 @@
             <w:fldChar w:fldCharType="end"/>
           </w:r>
         </w:p>
+        <w:p>
+          <w:pPr>
+            <w:sectPr>
+              <w:headerReference w:type="even" r:id="rId3"/>
+              <w:headerReference w:type="default" r:id="rId4"/>
+              <w:headerReference w:type="first" r:id="rId5"/>
+              <w:footerReference w:type="even" r:id="rId6"/>
+              <w:footerReference w:type="default" r:id="rId7"/>
+              <w:footerReference w:type="first" r:id="rId8"/>
+              <w:type w:val="nextPage"/>
+              <w:pgSz w:w="11906" w:h="16838"/>
+              <w:pgMar w:left="1417" w:right="1417" w:gutter="0" w:header="624" w:top="1361" w:footer="624" w:bottom="1361"/>
+              <w:pgNumType w:fmt="decimal"/>
+              <w:formProt w:val="false"/>
+              <w:titlePg/>
+              <w:textDirection w:val="lrTb"/>
+              <w:docGrid w:type="default" w:linePitch="360" w:charSpace="0"/>
+            </w:sectPr>
+          </w:pPr>
+        </w:p>
       </w:sdtContent>
     </w:sdt>
-    <w:p>
-      <w:pPr>
-        <w:pStyle w:val="Normal"/>
-        <w:widowControl/>
-        <w:bidi w:val="0"/>
-        <w:spacing w:lineRule="auto" w:line="276" w:before="0" w:after="120"/>
-        <w:jc w:val="left"/>
-        <w:rPr>
-          <w:rFonts w:ascii="Book Antiqua" w:hAnsi="Book Antiqua" w:cs="Book Antiqua"/>
-          <w:color w:val="000000"/>
-          <w:sz w:val="22"/>
-        </w:rPr>
-      </w:pPr>
-      <w:r>
-        <w:rPr>
-          <w:rFonts w:cs="Book Antiqua"/>
-          <w:color w:val="000000"/>
-          <w:sz w:val="22"/>
-        </w:rPr>
-      </w:r>
-      <w:r>
-        <w:br w:type="page"/>
-      </w:r>
-    </w:p>
     <w:p>
       <w:pPr>
         <w:pStyle w:val="Heading1"/>
@@ -595,7 +618,7 @@
         <w:spacing w:before="0" w:after="160"/>
         <w:rPr/>
       </w:pPr>
-      <w:bookmarkStart w:id="0" w:name="__RefHeading___Toc349_2248940240"/>
+      <w:bookmarkStart w:id="0" w:name="__RefHeading___Toc373_164725115"/>
       <w:bookmarkEnd w:id="0"/>
       <w:r>
         <w:rPr>
@@ -610,6 +633,20 @@
     </w:p>
     <w:p>
       <w:pPr>
+        <w:sectPr>
+          <w:headerReference w:type="default" r:id="rId10"/>
+          <w:headerReference w:type="first" r:id="rId11"/>
+          <w:footerReference w:type="even" r:id="rId12"/>
+          <w:footerReference w:type="default" r:id="rId13"/>
+          <w:footerReference w:type="first" r:id="rId14"/>
+          <w:type w:val="nextPage"/>
+          <w:pgSz w:w="11906" w:h="16838"/>
+          <w:pgMar w:left="425" w:right="425" w:gutter="0" w:header="624" w:top="681" w:footer="624" w:bottom="794"/>
+          <w:pgNumType w:fmt="decimal"/>
+          <w:formProt w:val="false"/>
+          <w:textDirection w:val="lrTb"/>
+          <w:docGrid w:type="default" w:linePitch="360" w:charSpace="0"/>
+        </w:sectPr>
         <w:pStyle w:val="Normal"/>
         <w:jc w:val="center"/>
         <w:rPr/>
@@ -618,7 +655,7 @@
         <w:rPr/>
         <w:drawing>
           <wp:inline distT="0" distB="0" distL="0" distR="0">
-            <wp:extent cx="5544185" cy="7565390"/>
+            <wp:extent cx="6623685" cy="9039225"/>
             <wp:effectExtent l="0" t="0" r="0" b="0"/>
             <wp:docPr id="2" name="Picture 2" descr=""/>
             <wp:cNvGraphicFramePr>
@@ -634,7 +671,7 @@
                     </pic:cNvPicPr>
                   </pic:nvPicPr>
                   <pic:blipFill>
-                    <a:blip r:embed="rId3"/>
+                    <a:blip r:embed="rId9"/>
                     <a:stretch>
                       <a:fillRect/>
                     </a:stretch>
@@ -642,7 +679,7 @@
                   <pic:spPr bwMode="auto">
                     <a:xfrm>
                       <a:off x="0" y="0"/>
-                      <a:ext cx="5544185" cy="7565390"/>
+                      <a:ext cx="6623685" cy="9039225"/>
                     </a:xfrm>
                     <a:prstGeom prst="rect">
                       <a:avLst/>
@@ -657,26 +694,13 @@
     </w:p>
     <w:p>
       <w:pPr>
-        <w:pStyle w:val="Normal"/>
-        <w:rPr/>
-      </w:pPr>
-      <w:r>
-        <w:rPr/>
-      </w:r>
-      <w:r>
-        <w:br w:type="page"/>
-      </w:r>
-    </w:p>
-    <w:p>
-      <w:pPr>
         <w:pStyle w:val="Heading1"/>
         <w:pBdr>
           <w:left w:val="single" w:sz="24" w:space="8" w:color="C62026"/>
         </w:pBdr>
-        <w:spacing w:before="0" w:after="160"/>
-        <w:rPr/>
-      </w:pPr>
-      <w:bookmarkStart w:id="1" w:name="__RefHeading___Toc351_2248940240"/>
+        <w:rPr/>
+      </w:pPr>
+      <w:bookmarkStart w:id="1" w:name="__RefHeading___Toc375_164725115"/>
       <w:bookmarkEnd w:id="1"/>
       <w:r>
         <w:rPr>
@@ -700,7 +724,21 @@
           <w:b w:val="false"/>
           <w:i w:val="false"/>
         </w:rPr>
-        <w:t>This paper responds to COMDT ACS direction of 16 July 2026 for NZ Army Leadership Centre (NZALC) and the Human Performance Cell (HPC) to jointly develop a strategy to close the Combat Mindset doctrine and policy gap. It proposes an agreed problem statement, formal definitions and their relationship for decision, the Army Combat Mindset Framework as the organising model, a programme of work, interim governance and assurance arrangements, and the appropriate nesting of existing training products beneath the framework.</w:t>
+        <w:t>This paper responds to COMDT ACS direction of 16 July 2026 for NZ Army Leadership Centre (NZALC) and the Human Performance Cell (HPC) to jointly develop a strategy to close the Combat Mindset doctrine and policy gap. It proposes an agreed problem statement, formal definitions and their relationship for decision, the Army Combat Mindset Framework as the organising model, a programme of work, interim governance and assurance arrangements, and the process by which existing training products will be assessed and nested beneath the framework.</w:t>
+      </w:r>
+    </w:p>
+    <w:p>
+      <w:pPr>
+        <w:pStyle w:val="Normal"/>
+        <w:rPr/>
+      </w:pPr>
+      <w:r>
+        <w:rPr>
+          <w:rFonts w:cs="Book Antiqua"/>
+          <w:b w:val="false"/>
+          <w:i w:val="false"/>
+        </w:rPr>
+        <w:t>This paper is a scoping and decision paper. It does not present final Combat Mindset doctrine. It seeks endorsement of the initial definitions, interim governance and programme of work required to develop, validate and staff the Army Combat Mindset Framework. The definitions are a drafting baseline; the capability pillars are provisional; the Phase 1 stocktake and stakeholder forum will validate the final architecture; and existing products will be assessed rather than automatically adopted. Final recommendations will return to COMDT ACS in November 2026.</w:t>
       </w:r>
     </w:p>
     <w:p>
@@ -724,7 +762,7 @@
         </w:pBdr>
         <w:rPr/>
       </w:pPr>
-      <w:bookmarkStart w:id="2" w:name="__RefHeading___Toc353_2248940240"/>
+      <w:bookmarkStart w:id="2" w:name="__RefHeading___Toc377_164725115"/>
       <w:bookmarkEnd w:id="2"/>
       <w:r>
         <w:rPr>
@@ -846,7 +884,7 @@
         </w:pBdr>
         <w:rPr/>
       </w:pPr>
-      <w:bookmarkStart w:id="3" w:name="__RefHeading___Toc355_2248940240"/>
+      <w:bookmarkStart w:id="3" w:name="__RefHeading___Toc379_164725115"/>
       <w:bookmarkEnd w:id="3"/>
       <w:r>
         <w:rPr>
@@ -900,35 +938,35 @@
           <w:b w:val="false"/>
           <w:i w:val="false"/>
         </w:rPr>
-        <w:t>Combat Mindset is the combat-specific expression of Performance Under Pressure. It describes the individual and collective readiness and disposition Army seeks under the threat, adversity and uncertainty of combat.</w:t>
-      </w:r>
-    </w:p>
-    <w:p>
-      <w:pPr>
-        <w:pStyle w:val="Normal"/>
-        <w:rPr/>
-      </w:pPr>
-      <w:r>
-        <w:rPr>
-          <w:rFonts w:cs="Book Antiqua"/>
-          <w:b w:val="false"/>
-          <w:i w:val="false"/>
-        </w:rPr>
-        <w:t>Performance Under Pressure is the enabling human-performance capability: the trainable individual and collective capacity to prepare for, maintain effective performance through and recover from pressure. It is applicable across combat, command, crisis response, training, garrison leadership and high-risk technical activity. Combat Mindset places that broader capability within its specifically warfighting context and connects it to Army's mission, identity, values and operational purpose.</w:t>
-      </w:r>
-    </w:p>
-    <w:p>
-      <w:pPr>
-        <w:pStyle w:val="Normal"/>
-        <w:rPr/>
-      </w:pPr>
-      <w:r>
-        <w:rPr>
-          <w:rFonts w:cs="Book Antiqua"/>
-          <w:b w:val="false"/>
-          <w:i w:val="false"/>
-        </w:rPr>
-        <w:t>The Army Combat Mindset Framework is the organising model through which Army will define, develop, integrate and assure the capability pillars, developmental outcomes, training products and governance arrangements that enable this effect.</w:t>
+        <w:t>Combat Mindset is the individual and collective readiness and disposition Army seeks under the threat, adversity and uncertainty of combat. It is the combat-specific expression of Performance Under Pressure.</w:t>
+      </w:r>
+    </w:p>
+    <w:p>
+      <w:pPr>
+        <w:pStyle w:val="Normal"/>
+        <w:rPr/>
+      </w:pPr>
+      <w:r>
+        <w:rPr>
+          <w:rFonts w:cs="Book Antiqua"/>
+          <w:b w:val="false"/>
+          <w:i w:val="false"/>
+        </w:rPr>
+        <w:t>Performance Under Pressure is the enabling human-performance capability: the trainable individual and collective capacity to prepare for, maintain effective performance through, adapt within and recover from pressure. It is applicable across combat, command, crisis response, training, garrison leadership and high-risk technical activity. Combat Mindset places that broader capability within its specifically warfighting context and connects it to Army's mission, identity, values and operational purpose.</w:t>
+      </w:r>
+    </w:p>
+    <w:p>
+      <w:pPr>
+        <w:pStyle w:val="Normal"/>
+        <w:rPr/>
+      </w:pPr>
+      <w:r>
+        <w:rPr>
+          <w:rFonts w:cs="Book Antiqua"/>
+          <w:b w:val="false"/>
+          <w:i w:val="false"/>
+        </w:rPr>
+        <w:t>The Army Combat Mindset Framework is the organising model through which Army will define, develop, integrate and assure the provisional capability pillars, developmental outcomes, training products and governance arrangements that enable this effect.</w:t>
       </w:r>
     </w:p>
     <w:p>
@@ -966,7 +1004,7 @@
           <w:b w:val="false"/>
           <w:i/>
         </w:rPr>
-        <w:t xml:space="preserve"> The combat-specific expression of Performance Under Pressure: the individual and collective readiness and disposition to remain effective and act decisively, persistently, adaptively and ethically under the threat, adversity and uncertainty of combat in order to achieve the mission.</w:t>
+        <w:t xml:space="preserve"> The individual and collective readiness and disposition to remain effective and act decisively, persistently, adaptively and ethically under the threat, adversity and uncertainty of combat in order to achieve the mission. It is the combat-specific expression of Performance Under Pressure.</w:t>
       </w:r>
     </w:p>
     <w:p>
@@ -990,7 +1028,7 @@
           <w:b w:val="false"/>
           <w:i/>
         </w:rPr>
-        <w:t xml:space="preserve"> The trainable individual and collective human-performance capability to prepare for, maintain effective performance through and recover from conditions that create significant physiological, cognitive, emotional or social interference.</w:t>
+        <w:t xml:space="preserve"> The trainable individual and collective human-performance capability to prepare for, maintain effective performance through, adapt within and recover from conditions that create significant physiological, cognitive, emotional or social interference.</w:t>
       </w:r>
     </w:p>
     <w:p>
@@ -1147,6 +1185,36 @@
     </w:p>
     <w:p>
       <w:pPr>
+        <w:pStyle w:val="Heading2"/>
+        <w:rPr/>
+      </w:pPr>
+      <w:r>
+        <w:rPr>
+          <w:rFonts w:cs="Arial" w:ascii="Arial" w:hAnsi="Arial"/>
+          <w:b/>
+          <w:i w:val="false"/>
+          <w:color w:val="000000"/>
+          <w:sz w:val="22"/>
+        </w:rPr>
+        <w:t>Option 2 — Combat Mindset as the complete umbrella capability</w:t>
+      </w:r>
+    </w:p>
+    <w:p>
+      <w:pPr>
+        <w:pStyle w:val="Normal"/>
+        <w:rPr/>
+      </w:pPr>
+      <w:r>
+        <w:rPr>
+          <w:rFonts w:cs="Book Antiqua"/>
+          <w:b w:val="false"/>
+          <w:i w:val="false"/>
+        </w:rPr>
+        <w:t>Combat Mindset is treated as the complete capability itself, integrating leadership, human performance, resilience, mental skills and performance cognition, with performance under pressure expressed within it.</w:t>
+      </w:r>
+    </w:p>
+    <w:p>
+      <w:pPr>
         <w:pStyle w:val="Normal"/>
         <w:tabs>
           <w:tab w:val="clear" w:pos="720"/>
@@ -1178,37 +1246,7 @@
           <w:b w:val="false"/>
           <w:i w:val="false"/>
         </w:rPr>
-        <w:t>Harder to Kill remains a proposed Warfighter Focus tagline, subject to sponsor endorsement, and does not form part of the formal definitions.</w:t>
-      </w:r>
-    </w:p>
-    <w:p>
-      <w:pPr>
-        <w:pStyle w:val="Heading2"/>
-        <w:rPr/>
-      </w:pPr>
-      <w:r>
-        <w:rPr>
-          <w:rFonts w:cs="Arial" w:ascii="Arial" w:hAnsi="Arial"/>
-          <w:b/>
-          <w:i w:val="false"/>
-          <w:color w:val="000000"/>
-          <w:sz w:val="22"/>
-        </w:rPr>
-        <w:t>Option 2 — Combat Mindset as the complete umbrella capability</w:t>
-      </w:r>
-    </w:p>
-    <w:p>
-      <w:pPr>
-        <w:pStyle w:val="Normal"/>
-        <w:rPr/>
-      </w:pPr>
-      <w:r>
-        <w:rPr>
-          <w:rFonts w:cs="Book Antiqua"/>
-          <w:b w:val="false"/>
-          <w:i w:val="false"/>
-        </w:rPr>
-        <w:t>Combat Mindset is treated as the complete capability itself, integrating leadership, human performance, resilience, mental skills and performance cognition, with performance under pressure expressed within it.</w:t>
+        <w:t>Maximises simplicity: one term serves as outcome, capability and framework alike.</w:t>
       </w:r>
     </w:p>
     <w:p>
@@ -1244,7 +1282,7 @@
           <w:b w:val="false"/>
           <w:i w:val="false"/>
         </w:rPr>
-        <w:t>Maximises simplicity: one term serves as outcome, capability and framework alike.</w:t>
+        <w:t>Conflates the combat-specific outcome with the broader human-performance capability, reducing applicability outside combat.</w:t>
       </w:r>
     </w:p>
     <w:p>
@@ -1280,7 +1318,7 @@
           <w:b w:val="false"/>
           <w:i w:val="false"/>
         </w:rPr>
-        <w:t>Conflates the combat-specific outcome with the broader human-performance capability, reducing applicability outside combat.</w:t>
+        <w:t>Makes it difficult to distinguish doctrine, capability, framework and product.</w:t>
       </w:r>
     </w:p>
     <w:p>
@@ -1316,7 +1354,267 @@
           <w:b w:val="false"/>
           <w:i w:val="false"/>
         </w:rPr>
-        <w:t>Makes it difficult to distinguish doctrine, capability, framework and product.</w:t>
+        <w:t>Increases the risk that Combat Mindset is interpreted as motivation or aggression alone.</w:t>
+      </w:r>
+    </w:p>
+    <w:p>
+      <w:pPr>
+        <w:pStyle w:val="Normal"/>
+        <w:rPr/>
+      </w:pPr>
+      <w:r>
+        <w:rPr>
+          <w:rFonts w:cs="Book Antiqua"/>
+          <w:b w:val="false"/>
+          <w:i w:val="false"/>
+        </w:rPr>
+        <w:t>Both options deliver the end state described in the COMDT ACS guidance. NZALC and HPC jointly recommend Option 1, and will implement whichever option COMDT ACS selects.</w:t>
+      </w:r>
+    </w:p>
+    <w:p>
+      <w:pPr>
+        <w:pStyle w:val="Normal"/>
+        <w:pBdr>
+          <w:bottom w:val="single" w:sz="6" w:space="1" w:color="A89662"/>
+        </w:pBdr>
+        <w:spacing w:before="200" w:after="200"/>
+        <w:rPr/>
+      </w:pPr>
+      <w:r>
+        <w:rPr/>
+      </w:r>
+    </w:p>
+    <w:p>
+      <w:pPr>
+        <w:pStyle w:val="Heading1"/>
+        <w:pBdr>
+          <w:left w:val="single" w:sz="24" w:space="8" w:color="C62026"/>
+        </w:pBdr>
+        <w:rPr/>
+      </w:pPr>
+      <w:bookmarkStart w:id="4" w:name="__RefHeading___Toc381_164725115"/>
+      <w:bookmarkEnd w:id="4"/>
+      <w:r>
+        <w:rPr>
+          <w:rFonts w:cs="Arial" w:ascii="Arial" w:hAnsi="Arial"/>
+          <w:b/>
+          <w:i w:val="false"/>
+          <w:color w:val="002516"/>
+          <w:sz w:val="28"/>
+        </w:rPr>
+        <w:t>3. What already exists</w:t>
+      </w:r>
+    </w:p>
+    <w:p>
+      <w:pPr>
+        <w:pStyle w:val="Normal"/>
+        <w:rPr/>
+      </w:pPr>
+      <w:r>
+        <w:rPr>
+          <w:rFonts w:cs="Book Antiqua"/>
+          <w:b w:val="false"/>
+          <w:i w:val="false"/>
+        </w:rPr>
+        <w:t>A full stocktake of existing capability and products will be completed during Phase 1. The products described below contribute to the development of Performance Under Pressure and, where applied in a warfighting context, to Combat Mindset. They do not constitute the doctrinal definitions or the complete framework in isolation. Initial holdings include the following.</w:t>
+      </w:r>
+    </w:p>
+    <w:p>
+      <w:pPr>
+        <w:pStyle w:val="Heading2"/>
+        <w:rPr/>
+      </w:pPr>
+      <w:r>
+        <w:rPr>
+          <w:rFonts w:cs="Arial" w:ascii="Arial" w:hAnsi="Arial"/>
+          <w:b/>
+          <w:i w:val="false"/>
+          <w:color w:val="000000"/>
+          <w:sz w:val="22"/>
+        </w:rPr>
+        <w:t>NZALC Performance Under Pressure package</w:t>
+      </w:r>
+    </w:p>
+    <w:p>
+      <w:pPr>
+        <w:pStyle w:val="Normal"/>
+        <w:rPr/>
+      </w:pPr>
+      <w:r>
+        <w:rPr>
+          <w:rFonts w:cs="Book Antiqua"/>
+          <w:b w:val="false"/>
+          <w:i w:val="false"/>
+        </w:rPr>
+        <w:t>NZALC delivers a leadership-development approach incorporating Performance = Potential – Interference, Red Head–Blue Head, Prepare–Perform–Recover, mental-skills techniques, psychometrics, experiential activity, feedback and Leadership Development Plans. This material is embedded across Lead Self, Lead Teams, Lead Leaders and Lead Systems.</w:t>
+      </w:r>
+    </w:p>
+    <w:p>
+      <w:pPr>
+        <w:pStyle w:val="Heading2"/>
+        <w:rPr/>
+      </w:pPr>
+      <w:r>
+        <w:rPr>
+          <w:rFonts w:cs="Arial" w:ascii="Arial" w:hAnsi="Arial"/>
+          <w:b/>
+          <w:i w:val="false"/>
+          <w:color w:val="000000"/>
+          <w:sz w:val="22"/>
+        </w:rPr>
+        <w:t>Human Performance Cell Cognitive Conditioning programme (COGCON)</w:t>
+      </w:r>
+    </w:p>
+    <w:p>
+      <w:pPr>
+        <w:pStyle w:val="Normal"/>
+        <w:rPr/>
+      </w:pPr>
+      <w:r>
+        <w:rPr>
+          <w:rFonts w:cs="Book Antiqua"/>
+          <w:b w:val="false"/>
+          <w:i w:val="false"/>
+        </w:rPr>
+        <w:t>COGCON is a developmental cognitive-conditioning product targeting selected aspects of performance cognition under physical and cognitive load, including arousal regulation, attention, cognitive control and working memory. Feasibility trials in military training have demonstrated acceptability and promising training trends. Its causal effectiveness, operational transfer, readiness validity, scalability and enduring delivery model have not yet been established. Its status and appropriate future role will be confirmed through the Phase 1 stocktake.</w:t>
+      </w:r>
+    </w:p>
+    <w:p>
+      <w:pPr>
+        <w:pStyle w:val="Heading2"/>
+        <w:rPr/>
+      </w:pPr>
+      <w:r>
+        <w:rPr>
+          <w:rFonts w:cs="Arial" w:ascii="Arial" w:hAnsi="Arial"/>
+          <w:b/>
+          <w:i w:val="false"/>
+          <w:color w:val="000000"/>
+          <w:sz w:val="22"/>
+        </w:rPr>
+        <w:t>NZDF Psychology, ILD and other stakeholders</w:t>
+      </w:r>
+    </w:p>
+    <w:p>
+      <w:pPr>
+        <w:pStyle w:val="Normal"/>
+        <w:rPr/>
+      </w:pPr>
+      <w:r>
+        <w:rPr>
+          <w:rFonts w:cs="Book Antiqua"/>
+          <w:b w:val="false"/>
+          <w:i w:val="false"/>
+        </w:rPr>
+        <w:t>These organisations hold additional professional expertise, learning products, delivery capability and assurance functions that will be confirmed during the Phase 1 stocktake.</w:t>
+      </w:r>
+    </w:p>
+    <w:p>
+      <w:pPr>
+        <w:pStyle w:val="Normal"/>
+        <w:rPr/>
+      </w:pPr>
+      <w:r>
+        <w:rPr>
+          <w:rFonts w:cs="Book Antiqua"/>
+          <w:b w:val="false"/>
+          <w:i w:val="false"/>
+        </w:rPr>
+        <w:t>Initial review indicates considerable conceptual alignment across existing products. The Army Combat Mindset Framework will establish a common doctrinal language beneath which individual products and methods can be appropriately nested. It will not require all products to use identical internal methodologies, provided they align to the endorsed framework, outcomes and assurance requirements.</w:t>
+      </w:r>
+    </w:p>
+    <w:p>
+      <w:pPr>
+        <w:pStyle w:val="Normal"/>
+        <w:pBdr>
+          <w:bottom w:val="single" w:sz="6" w:space="1" w:color="A89662"/>
+        </w:pBdr>
+        <w:spacing w:before="200" w:after="200"/>
+        <w:rPr/>
+      </w:pPr>
+      <w:r>
+        <w:rPr/>
+      </w:r>
+    </w:p>
+    <w:p>
+      <w:pPr>
+        <w:pStyle w:val="Heading1"/>
+        <w:pBdr>
+          <w:left w:val="single" w:sz="24" w:space="8" w:color="C62026"/>
+        </w:pBdr>
+        <w:rPr/>
+      </w:pPr>
+      <w:bookmarkStart w:id="5" w:name="__RefHeading___Toc383_164725115"/>
+      <w:bookmarkEnd w:id="5"/>
+      <w:r>
+        <w:rPr>
+          <w:rFonts w:cs="Arial" w:ascii="Arial" w:hAnsi="Arial"/>
+          <w:b/>
+          <w:i w:val="false"/>
+          <w:color w:val="002516"/>
+          <w:sz w:val="28"/>
+        </w:rPr>
+        <w:t>4. Proposed programme of work</w:t>
+      </w:r>
+    </w:p>
+    <w:p>
+      <w:pPr>
+        <w:pStyle w:val="Heading2"/>
+        <w:rPr/>
+      </w:pPr>
+      <w:r>
+        <w:rPr>
+          <w:rFonts w:cs="Arial" w:ascii="Arial" w:hAnsi="Arial"/>
+          <w:b/>
+          <w:i w:val="false"/>
+          <w:color w:val="000000"/>
+          <w:sz w:val="22"/>
+        </w:rPr>
+        <w:t>Phase 0: Governance and definition (by end July 2026)</w:t>
+      </w:r>
+    </w:p>
+    <w:p>
+      <w:pPr>
+        <w:pStyle w:val="Normal"/>
+        <w:rPr/>
+      </w:pPr>
+      <w:r>
+        <w:rPr>
+          <w:rFonts w:cs="Book Antiqua"/>
+          <w:b w:val="false"/>
+          <w:i w:val="false"/>
+        </w:rPr>
+        <w:t>Confirm interim sponsorship and capability-integration arrangements, endorse the problem statement, select the terminology option at paragraph 2, and draft for staffing the Army-endorsed definitions of Combat Mindset, Performance Under Pressure and the Army Combat Mindset Framework, together with the agreed relationship between the three.</w:t>
+      </w:r>
+    </w:p>
+    <w:p>
+      <w:pPr>
+        <w:pStyle w:val="Heading2"/>
+        <w:rPr/>
+      </w:pPr>
+      <w:r>
+        <w:rPr>
+          <w:rFonts w:cs="Arial" w:ascii="Arial" w:hAnsi="Arial"/>
+          <w:b/>
+          <w:i w:val="false"/>
+          <w:color w:val="000000"/>
+          <w:sz w:val="22"/>
+        </w:rPr>
+        <w:t>Phase 1: Capability and product stocktake (August 2026)</w:t>
+      </w:r>
+    </w:p>
+    <w:p>
+      <w:pPr>
+        <w:pStyle w:val="Normal"/>
+        <w:rPr/>
+      </w:pPr>
+      <w:r>
+        <w:rPr>
+          <w:rFonts w:cs="Book Antiqua"/>
+          <w:b w:val="false"/>
+          <w:i w:val="false"/>
+        </w:rPr>
+        <w:t>Conduct a stocktake of existing doctrine, content, products, courses, instructor capability, delivery activity, evidence, ownership and assurance arrangements across ACS, NZALC, HPC, NZDF Psychology, ILD, training establishments and selected units. The stocktake will distinguish:</w:t>
       </w:r>
     </w:p>
     <w:p>
@@ -1352,281 +1650,7 @@
           <w:b w:val="false"/>
           <w:i w:val="false"/>
         </w:rPr>
-        <w:t>Increases the risk that Combat Mindset is interpreted as motivation or aggression alone.</w:t>
-      </w:r>
-    </w:p>
-    <w:p>
-      <w:pPr>
-        <w:pStyle w:val="Normal"/>
-        <w:rPr/>
-      </w:pPr>
-      <w:r>
-        <w:rPr>
-          <w:rFonts w:cs="Book Antiqua"/>
-          <w:b w:val="false"/>
-          <w:i w:val="false"/>
-        </w:rPr>
-        <w:t>Both options deliver the end state described in the COMDT ACS guidance. NZALC and HPC jointly recommend Option 1, and will implement whichever option COMDT ACS selects.</w:t>
-      </w:r>
-    </w:p>
-    <w:p>
-      <w:pPr>
-        <w:pStyle w:val="Normal"/>
-        <w:pBdr>
-          <w:bottom w:val="single" w:sz="6" w:space="1" w:color="A89662"/>
-        </w:pBdr>
-        <w:spacing w:before="200" w:after="200"/>
-        <w:rPr/>
-      </w:pPr>
-      <w:r>
-        <w:rPr/>
-      </w:r>
-    </w:p>
-    <w:p>
-      <w:pPr>
-        <w:pStyle w:val="Heading1"/>
-        <w:pBdr>
-          <w:left w:val="single" w:sz="24" w:space="8" w:color="C62026"/>
-        </w:pBdr>
-        <w:rPr/>
-      </w:pPr>
-      <w:bookmarkStart w:id="4" w:name="__RefHeading___Toc357_2248940240"/>
-      <w:bookmarkEnd w:id="4"/>
-      <w:r>
-        <w:rPr>
-          <w:rFonts w:cs="Arial" w:ascii="Arial" w:hAnsi="Arial"/>
-          <w:b/>
-          <w:i w:val="false"/>
-          <w:color w:val="002516"/>
-          <w:sz w:val="28"/>
-        </w:rPr>
-        <w:t>3. What already exists</w:t>
-      </w:r>
-    </w:p>
-    <w:p>
-      <w:pPr>
-        <w:pStyle w:val="Normal"/>
-        <w:rPr/>
-      </w:pPr>
-      <w:r>
-        <w:rPr>
-          <w:rFonts w:cs="Book Antiqua"/>
-          <w:b w:val="false"/>
-          <w:i w:val="false"/>
-        </w:rPr>
-        <w:t>A full stocktake of existing capability and products will be completed during Phase 1. The products described below contribute to the development of Performance Under Pressure and, where applied in a warfighting context, to Combat Mindset. They do not constitute the doctrinal definitions or the complete framework in isolation. Initial holdings include the following.</w:t>
-      </w:r>
-    </w:p>
-    <w:p>
-      <w:pPr>
-        <w:pStyle w:val="Heading2"/>
-        <w:rPr/>
-      </w:pPr>
-      <w:r>
-        <w:rPr>
-          <w:rFonts w:cs="Arial" w:ascii="Arial" w:hAnsi="Arial"/>
-          <w:b/>
-          <w:i w:val="false"/>
-          <w:color w:val="000000"/>
-          <w:sz w:val="22"/>
-        </w:rPr>
-        <w:t>NZALC Performance Under Pressure package</w:t>
-      </w:r>
-    </w:p>
-    <w:p>
-      <w:pPr>
-        <w:pStyle w:val="Normal"/>
-        <w:rPr/>
-      </w:pPr>
-      <w:r>
-        <w:rPr>
-          <w:rFonts w:cs="Book Antiqua"/>
-          <w:b w:val="false"/>
-          <w:i w:val="false"/>
-        </w:rPr>
-        <w:t>NZALC delivers a leadership-development approach incorporating Performance = Potential – Interference, Red Head–Blue Head, Prepare–Perform–Recover, mental-skills techniques, psychometrics, experiential activity, feedback and Leadership Development Plans. This material is embedded across Lead Self, Lead Teams, Lead Leaders and Lead Systems.</w:t>
-      </w:r>
-    </w:p>
-    <w:p>
-      <w:pPr>
-        <w:pStyle w:val="Heading2"/>
-        <w:rPr/>
-      </w:pPr>
-      <w:r>
-        <w:rPr>
-          <w:rFonts w:cs="Arial" w:ascii="Arial" w:hAnsi="Arial"/>
-          <w:b/>
-          <w:i w:val="false"/>
-          <w:color w:val="000000"/>
-          <w:sz w:val="22"/>
-        </w:rPr>
-        <w:t>Human Performance Cell Cognitive Conditioning programme (COGCON)</w:t>
-      </w:r>
-    </w:p>
-    <w:p>
-      <w:pPr>
-        <w:pStyle w:val="Normal"/>
-        <w:rPr/>
-      </w:pPr>
-      <w:r>
-        <w:rPr>
-          <w:rFonts w:cs="Book Antiqua"/>
-          <w:b w:val="false"/>
-          <w:i w:val="false"/>
-        </w:rPr>
-        <w:t>COGCON is a developmental cognitive-conditioning product designed to train selected dimensions of performance cognition under physical and cognitive load: arousal regulation, attention, cognitive control, working memory, performance monitoring and self-knowledge. Its most mature and potentially scalable component is an adaptive dual-task training module combining a tablet-based cognitive task with a concurrent job-relevant information task, progressive difficulty and performance feedback.</w:t>
-      </w:r>
-    </w:p>
-    <w:p>
-      <w:pPr>
-        <w:pStyle w:val="Normal"/>
-        <w:rPr/>
-      </w:pPr>
-      <w:r>
-        <w:rPr>
-          <w:rFonts w:cs="Book Antiqua"/>
-          <w:b w:val="false"/>
-          <w:i w:val="false"/>
-        </w:rPr>
-        <w:t>COGCON has demonstrated feasibility, participant acceptability and promising training trends in limited military cohorts. It has not yet been validated as a measure of operational readiness or proven through controlled research to improve real-world military performance. Its current status is therefore that of an emerging, evidence-informed training product rather than an endorsed Army-wide capability system.</w:t>
-      </w:r>
-    </w:p>
-    <w:p>
-      <w:pPr>
-        <w:pStyle w:val="Heading2"/>
-        <w:rPr/>
-      </w:pPr>
-      <w:r>
-        <w:rPr>
-          <w:rFonts w:cs="Arial" w:ascii="Arial" w:hAnsi="Arial"/>
-          <w:b/>
-          <w:i w:val="false"/>
-          <w:color w:val="000000"/>
-          <w:sz w:val="22"/>
-        </w:rPr>
-        <w:t>NZDF Psychology, ILD and other stakeholders</w:t>
-      </w:r>
-    </w:p>
-    <w:p>
-      <w:pPr>
-        <w:pStyle w:val="Normal"/>
-        <w:rPr/>
-      </w:pPr>
-      <w:r>
-        <w:rPr>
-          <w:rFonts w:cs="Book Antiqua"/>
-          <w:b w:val="false"/>
-          <w:i w:val="false"/>
-        </w:rPr>
-        <w:t>These organisations hold additional professional expertise, learning products, delivery capability and assurance functions that will be confirmed during the Phase 1 stocktake.</w:t>
-      </w:r>
-    </w:p>
-    <w:p>
-      <w:pPr>
-        <w:pStyle w:val="Normal"/>
-        <w:rPr/>
-      </w:pPr>
-      <w:r>
-        <w:rPr>
-          <w:rFonts w:cs="Book Antiqua"/>
-          <w:b w:val="false"/>
-          <w:i w:val="false"/>
-        </w:rPr>
-        <w:t>Initial review indicates considerable conceptual alignment across existing products. The Army Combat Mindset Framework will establish a common doctrinal language beneath which individual products and methods can be appropriately nested. It will not require all products to use identical internal methodologies, provided they align to the endorsed framework, outcomes and assurance requirements.</w:t>
-      </w:r>
-    </w:p>
-    <w:p>
-      <w:pPr>
-        <w:pStyle w:val="Normal"/>
-        <w:pBdr>
-          <w:bottom w:val="single" w:sz="6" w:space="1" w:color="A89662"/>
-        </w:pBdr>
-        <w:spacing w:before="200" w:after="200"/>
-        <w:rPr/>
-      </w:pPr>
-      <w:r>
-        <w:rPr/>
-      </w:r>
-    </w:p>
-    <w:p>
-      <w:pPr>
-        <w:pStyle w:val="Heading1"/>
-        <w:pBdr>
-          <w:left w:val="single" w:sz="24" w:space="8" w:color="C62026"/>
-        </w:pBdr>
-        <w:rPr/>
-      </w:pPr>
-      <w:bookmarkStart w:id="5" w:name="__RefHeading___Toc359_2248940240"/>
-      <w:bookmarkEnd w:id="5"/>
-      <w:r>
-        <w:rPr>
-          <w:rFonts w:cs="Arial" w:ascii="Arial" w:hAnsi="Arial"/>
-          <w:b/>
-          <w:i w:val="false"/>
-          <w:color w:val="002516"/>
-          <w:sz w:val="28"/>
-        </w:rPr>
-        <w:t>4. Proposed programme of work</w:t>
-      </w:r>
-    </w:p>
-    <w:p>
-      <w:pPr>
-        <w:pStyle w:val="Heading2"/>
-        <w:rPr/>
-      </w:pPr>
-      <w:r>
-        <w:rPr>
-          <w:rFonts w:cs="Arial" w:ascii="Arial" w:hAnsi="Arial"/>
-          <w:b/>
-          <w:i w:val="false"/>
-          <w:color w:val="000000"/>
-          <w:sz w:val="22"/>
-        </w:rPr>
-        <w:t>Phase 0: Governance and definition (by end July 2026)</w:t>
-      </w:r>
-    </w:p>
-    <w:p>
-      <w:pPr>
-        <w:pStyle w:val="Normal"/>
-        <w:rPr/>
-      </w:pPr>
-      <w:r>
-        <w:rPr>
-          <w:rFonts w:cs="Book Antiqua"/>
-          <w:b w:val="false"/>
-          <w:i w:val="false"/>
-        </w:rPr>
-        <w:t>Confirm interim sponsorship and capability-integration arrangements, endorse the problem statement, select the terminology option at paragraph 2, and draft for staffing the Army-endorsed definitions of Combat Mindset, Performance Under Pressure and the Army Combat Mindset Framework, together with the agreed relationship between the three.</w:t>
-      </w:r>
-    </w:p>
-    <w:p>
-      <w:pPr>
-        <w:pStyle w:val="Heading2"/>
-        <w:rPr/>
-      </w:pPr>
-      <w:r>
-        <w:rPr>
-          <w:rFonts w:cs="Arial" w:ascii="Arial" w:hAnsi="Arial"/>
-          <w:b/>
-          <w:i w:val="false"/>
-          <w:color w:val="000000"/>
-          <w:sz w:val="22"/>
-        </w:rPr>
-        <w:t>Phase 1: Capability and product stocktake (August 2026)</w:t>
-      </w:r>
-    </w:p>
-    <w:p>
-      <w:pPr>
-        <w:pStyle w:val="Normal"/>
-        <w:rPr/>
-      </w:pPr>
-      <w:r>
-        <w:rPr>
-          <w:rFonts w:cs="Book Antiqua"/>
-          <w:b w:val="false"/>
-          <w:i w:val="false"/>
-        </w:rPr>
-        <w:t>Conduct a stocktake of existing doctrine, content, products, courses, instructor capability, delivery activity, evidence, ownership and assurance arrangements across ACS, NZALC, HPC, NZDF Psychology, ILD, training establishments and selected units. The stocktake will distinguish:</w:t>
+        <w:t>doctrinal and policy holdings;</w:t>
       </w:r>
     </w:p>
     <w:p>
@@ -1662,7 +1686,7 @@
           <w:b w:val="false"/>
           <w:i w:val="false"/>
         </w:rPr>
-        <w:t>doctrinal and policy holdings;</w:t>
+        <w:t>capability outcomes;</w:t>
       </w:r>
     </w:p>
     <w:p>
@@ -1698,7 +1722,7 @@
           <w:b w:val="false"/>
           <w:i w:val="false"/>
         </w:rPr>
-        <w:t>capability outcomes;</w:t>
+        <w:t>training products and methods;</w:t>
       </w:r>
     </w:p>
     <w:p>
@@ -1734,7 +1758,7 @@
           <w:b w:val="false"/>
           <w:i w:val="false"/>
         </w:rPr>
-        <w:t>training products and methods;</w:t>
+        <w:t>delivery organisations;</w:t>
       </w:r>
     </w:p>
     <w:p>
@@ -1770,7 +1794,7 @@
           <w:b w:val="false"/>
           <w:i w:val="false"/>
         </w:rPr>
-        <w:t>delivery organisations;</w:t>
+        <w:t>technical and professional authorities;</w:t>
       </w:r>
     </w:p>
     <w:p>
@@ -1806,7 +1830,7 @@
           <w:b w:val="false"/>
           <w:i w:val="false"/>
         </w:rPr>
-        <w:t>technical and professional authorities;</w:t>
+        <w:t>evidence maturity;</w:t>
       </w:r>
     </w:p>
     <w:p>
@@ -1842,7 +1866,7 @@
           <w:b w:val="false"/>
           <w:i w:val="false"/>
         </w:rPr>
-        <w:t>evidence maturity;</w:t>
+        <w:t>scalability and resource requirements; and</w:t>
       </w:r>
     </w:p>
     <w:p>
@@ -1878,7 +1902,169 @@
           <w:b w:val="false"/>
           <w:i w:val="false"/>
         </w:rPr>
-        <w:t>scalability and resource requirements; and</w:t>
+        <w:t>gaps, duplication and integration opportunities.</w:t>
+      </w:r>
+    </w:p>
+    <w:p>
+      <w:pPr>
+        <w:pStyle w:val="Normal"/>
+        <w:rPr/>
+      </w:pPr>
+      <w:r>
+        <w:rPr>
+          <w:rFonts w:cs="Book Antiqua"/>
+          <w:b w:val="false"/>
+          <w:i w:val="false"/>
+        </w:rPr>
+        <w:t>The stocktake will identify which products contribute to the broader Performance Under Pressure capability and which support its combat-specific expression. COGCON will be assessed as one developmental product within this stocktake, with particular attention to its product boundary, evidence base — including its completed feasibility trials in live military training — ownership, workforce requirements and scalability.</w:t>
+      </w:r>
+    </w:p>
+    <w:p>
+      <w:pPr>
+        <w:pStyle w:val="Heading2"/>
+        <w:rPr/>
+      </w:pPr>
+      <w:r>
+        <w:rPr>
+          <w:rFonts w:cs="Arial" w:ascii="Arial" w:hAnsi="Arial"/>
+          <w:b/>
+          <w:i w:val="false"/>
+          <w:color w:val="000000"/>
+          <w:sz w:val="22"/>
+        </w:rPr>
+        <w:t>Phase 2: Framework and product architecture (September 2026)</w:t>
+      </w:r>
+    </w:p>
+    <w:p>
+      <w:pPr>
+        <w:pStyle w:val="Normal"/>
+        <w:rPr/>
+      </w:pPr>
+      <w:r>
+        <w:rPr>
+          <w:rFonts w:cs="Book Antiqua"/>
+          <w:b w:val="false"/>
+          <w:i w:val="false"/>
+        </w:rPr>
+        <w:t>Draft the Army Combat Mindset Framework as the organising model through which Army will define, develop, integrate and assure Performance Under Pressure and its combat-specific expression. The framework will include the endorsed definitions and desired operational effect; the provisional capability pillars, refined through the stocktake; developmental outcomes from Lead Self through Lead Systems; the relationship between doctrine, framework, products and delivery; common assurance principles; and the criteria by which existing and future products may be recognised as contributing to the framework.</w:t>
+      </w:r>
+    </w:p>
+    <w:p>
+      <w:pPr>
+        <w:pStyle w:val="Normal"/>
+        <w:rPr/>
+      </w:pPr>
+      <w:r>
+        <w:rPr>
+          <w:rFonts w:cs="Book Antiqua"/>
+          <w:b w:val="false"/>
+          <w:i w:val="false"/>
+        </w:rPr>
+        <w:t>The provisional working pillars are: leadership under pressure; self-regulation and mental skills; performance cognition; resilience, adaptation and recovery; physical readiness and performance; professional identity, values and will to act; and team and collective performance. These are provisional working pillars — subject to validation through the Phase 1 stocktake and stakeholder forum. Each describes an enduring capability Army seeks to build. Training products and methods — including progressive exposure to pressure, scenario and experiential training, field and mission-relevant rehearsal, and physical and cognitive conditioning — are how Army builds them.</w:t>
+      </w:r>
+    </w:p>
+    <w:p>
+      <w:pPr>
+        <w:pStyle w:val="Normal"/>
+        <w:rPr/>
+      </w:pPr>
+      <w:r>
+        <w:rPr>
+          <w:rFonts w:cs="Book Antiqua"/>
+          <w:b w:val="false"/>
+          <w:i w:val="false"/>
+        </w:rPr>
+        <w:t>Existing products, including the NZALC Performance Under Pressure package and COGCON, will be mapped beneath the relevant provisional capability pillars rather than treated as the framework itself.</w:t>
+      </w:r>
+    </w:p>
+    <w:p>
+      <w:pPr>
+        <w:pStyle w:val="Heading2"/>
+        <w:rPr/>
+      </w:pPr>
+      <w:r>
+        <w:rPr>
+          <w:rFonts w:cs="Arial" w:ascii="Arial" w:hAnsi="Arial"/>
+          <w:b/>
+          <w:i w:val="false"/>
+          <w:color w:val="000000"/>
+          <w:sz w:val="22"/>
+        </w:rPr>
+        <w:t>Phase 3: Stakeholder forum (September 2026)</w:t>
+      </w:r>
+    </w:p>
+    <w:p>
+      <w:pPr>
+        <w:pStyle w:val="Normal"/>
+        <w:rPr/>
+      </w:pPr>
+      <w:r>
+        <w:rPr>
+          <w:rFonts w:cs="Book Antiqua"/>
+          <w:b w:val="false"/>
+          <w:i w:val="false"/>
+        </w:rPr>
+        <w:t>Convene ACS, NZALC, HPC, NZDF Psychology, ILD, selected training providers and units to refine the framework, product architecture, governance model, implementation priorities, definition clarity and doctrinal coherence.</w:t>
+      </w:r>
+    </w:p>
+    <w:p>
+      <w:pPr>
+        <w:pStyle w:val="Heading2"/>
+        <w:rPr/>
+      </w:pPr>
+      <w:r>
+        <w:rPr>
+          <w:rFonts w:cs="Arial" w:ascii="Arial" w:hAnsi="Arial"/>
+          <w:b/>
+          <w:i w:val="false"/>
+          <w:color w:val="000000"/>
+          <w:sz w:val="22"/>
+        </w:rPr>
+        <w:t>Phase 4: Report back (November 2026)</w:t>
+      </w:r>
+    </w:p>
+    <w:p>
+      <w:pPr>
+        <w:pStyle w:val="Normal"/>
+        <w:rPr/>
+      </w:pPr>
+      <w:r>
+        <w:rPr>
+          <w:rFonts w:cs="Book Antiqua"/>
+          <w:b w:val="false"/>
+          <w:i w:val="false"/>
+        </w:rPr>
+        <w:t>Present the endorsed definitions and the confirmed relationship between Combat Mindset and Performance Under Pressure; Framework v1.0 and its agreed architecture; the validated capability and product architecture; the proposed governance and assurance model; an assessment of existing product maturity, evidence and scalability; and a prioritised implementation plan.</w:t>
+      </w:r>
+    </w:p>
+    <w:p>
+      <w:pPr>
+        <w:pStyle w:val="Heading2"/>
+        <w:rPr/>
+      </w:pPr>
+      <w:r>
+        <w:rPr>
+          <w:rFonts w:cs="Arial" w:ascii="Arial" w:hAnsi="Arial"/>
+          <w:b/>
+          <w:i w:val="false"/>
+          <w:color w:val="000000"/>
+          <w:sz w:val="22"/>
+        </w:rPr>
+        <w:t>Framework development principles</w:t>
+      </w:r>
+    </w:p>
+    <w:p>
+      <w:pPr>
+        <w:pStyle w:val="Normal"/>
+        <w:rPr/>
+      </w:pPr>
+      <w:r>
+        <w:rPr>
+          <w:rFonts w:cs="Book Antiqua"/>
+          <w:b w:val="false"/>
+          <w:i w:val="false"/>
+        </w:rPr>
+        <w:t>Framework development will be guided by the following principles:</w:t>
       </w:r>
     </w:p>
     <w:p>
@@ -1914,173 +2100,7 @@
           <w:b w:val="false"/>
           <w:i w:val="false"/>
         </w:rPr>
-        <w:t>gaps, duplication and integration opportunities.</w:t>
-      </w:r>
-    </w:p>
-    <w:p>
-      <w:pPr>
-        <w:pStyle w:val="Normal"/>
-        <w:rPr/>
-      </w:pPr>
-      <w:r>
-        <w:rPr>
-          <w:rFonts w:cs="Book Antiqua"/>
-          <w:b w:val="false"/>
-          <w:i w:val="false"/>
-        </w:rPr>
-        <w:t>The stocktake will identify which products contribute to the broader Performance Under Pressure capability and which support its combat-specific expression. COGCON will be assessed as one developmental product within this stocktake, with particular attention to its product boundary, evidence base — including its completed feasibility trials in live military training — ownership, workforce requirements and scalability.</w:t>
-      </w:r>
-    </w:p>
-    <w:p>
-      <w:pPr>
-        <w:pStyle w:val="Heading2"/>
-        <w:rPr/>
-      </w:pPr>
-      <w:r>
-        <w:rPr>
-          <w:rFonts w:cs="Arial" w:ascii="Arial" w:hAnsi="Arial"/>
-          <w:b/>
-          <w:i w:val="false"/>
-          <w:color w:val="000000"/>
-          <w:sz w:val="22"/>
-        </w:rPr>
-        <w:t>Phase 2: Framework and product architecture (September 2026)</w:t>
-      </w:r>
-    </w:p>
-    <w:p>
-      <w:pPr>
-        <w:pStyle w:val="Normal"/>
-        <w:rPr/>
-      </w:pPr>
-      <w:r>
-        <w:rPr>
-          <w:rFonts w:cs="Book Antiqua"/>
-          <w:b w:val="false"/>
-          <w:i w:val="false"/>
-        </w:rPr>
-        <w:t>Draft the Army Combat Mindset Framework as the organising model through which Army will define, develop, integrate and assure Performance Under Pressure and its combat-specific expression. The framework will include the endorsed definitions and desired operational effect; the integrated capability pillars; developmental outcomes from Lead Self through Lead Systems; the relationship between doctrine, framework, products and delivery; common assurance principles; and the criteria by which existing and future products may be recognised as contributing to the framework.</w:t>
-      </w:r>
-    </w:p>
-    <w:p>
-      <w:pPr>
-        <w:pStyle w:val="Normal"/>
-        <w:rPr/>
-      </w:pPr>
-      <w:r>
-        <w:rPr>
-          <w:rFonts w:cs="Book Antiqua"/>
-          <w:b w:val="false"/>
-          <w:i w:val="false"/>
-        </w:rPr>
-        <w:t>Existing products, including the NZALC Performance Under Pressure package and COGCON, will be mapped beneath the relevant capability pillars rather than treated as the framework itself.</w:t>
-      </w:r>
-    </w:p>
-    <w:p>
-      <w:pPr>
-        <w:pStyle w:val="Heading2"/>
-        <w:rPr/>
-      </w:pPr>
-      <w:r>
-        <w:rPr>
-          <w:rFonts w:cs="Arial" w:ascii="Arial" w:hAnsi="Arial"/>
-          <w:b/>
-          <w:i w:val="false"/>
-          <w:color w:val="000000"/>
-          <w:sz w:val="22"/>
-        </w:rPr>
-        <w:t>Phase 3: Stakeholder forum (September 2026)</w:t>
-      </w:r>
-    </w:p>
-    <w:p>
-      <w:pPr>
-        <w:pStyle w:val="Normal"/>
-        <w:rPr/>
-      </w:pPr>
-      <w:r>
-        <w:rPr>
-          <w:rFonts w:cs="Book Antiqua"/>
-          <w:b w:val="false"/>
-          <w:i w:val="false"/>
-        </w:rPr>
-        <w:t>Convene ACS, NZALC, HPC, NZDF Psychology, ILD, selected training providers and units to refine the framework, product architecture, governance model, implementation priorities, definition clarity and doctrinal coherence.</w:t>
-      </w:r>
-    </w:p>
-    <w:p>
-      <w:pPr>
-        <w:pStyle w:val="Heading2"/>
-        <w:rPr/>
-      </w:pPr>
-      <w:r>
-        <w:rPr>
-          <w:rFonts w:cs="Arial" w:ascii="Arial" w:hAnsi="Arial"/>
-          <w:b/>
-          <w:i w:val="false"/>
-          <w:color w:val="000000"/>
-          <w:sz w:val="22"/>
-        </w:rPr>
-        <w:t>Phase 4: Report back (November 2026)</w:t>
-      </w:r>
-    </w:p>
-    <w:p>
-      <w:pPr>
-        <w:pStyle w:val="Normal"/>
-        <w:rPr/>
-      </w:pPr>
-      <w:r>
-        <w:rPr>
-          <w:rFonts w:cs="Book Antiqua"/>
-          <w:b w:val="false"/>
-          <w:i w:val="false"/>
-        </w:rPr>
-        <w:t>Present the endorsed definitions and the confirmed relationship between Combat Mindset and Performance Under Pressure; Framework v1.0 and its agreed architecture; the validated capability and product map; the proposed governance and assurance model; and a prioritised implementation plan. The report will identify whether COGCON should remain a developmental product; undergo further controlled evaluation; be integrated selectively into existing training; be prepared for broader scaling; or cease or change direction.</w:t>
-      </w:r>
-    </w:p>
-    <w:p>
-      <w:pPr>
-        <w:pStyle w:val="Normal"/>
-        <w:pBdr>
-          <w:bottom w:val="single" w:sz="6" w:space="1" w:color="A89662"/>
-        </w:pBdr>
-        <w:spacing w:before="200" w:after="200"/>
-        <w:rPr/>
-      </w:pPr>
-      <w:r>
-        <w:rPr/>
-      </w:r>
-    </w:p>
-    <w:p>
-      <w:pPr>
-        <w:pStyle w:val="Heading1"/>
-        <w:pBdr>
-          <w:left w:val="single" w:sz="24" w:space="8" w:color="C62026"/>
-        </w:pBdr>
-        <w:rPr/>
-      </w:pPr>
-      <w:bookmarkStart w:id="6" w:name="__RefHeading___Toc361_2248940240"/>
-      <w:bookmarkEnd w:id="6"/>
-      <w:r>
-        <w:rPr>
-          <w:rFonts w:cs="Arial" w:ascii="Arial" w:hAnsi="Arial"/>
-          <w:b/>
-          <w:i w:val="false"/>
-          <w:color w:val="002516"/>
-          <w:sz w:val="28"/>
-        </w:rPr>
-        <w:t>5. Governance</w:t>
-      </w:r>
-    </w:p>
-    <w:p>
-      <w:pPr>
-        <w:pStyle w:val="Normal"/>
-        <w:rPr/>
-      </w:pPr>
-      <w:r>
-        <w:rPr>
-          <w:rFonts w:cs="Book Antiqua"/>
-          <w:b w:val="false"/>
-          <w:i w:val="false"/>
-        </w:rPr>
-        <w:t>The following arrangements are proposed for confirmation at Phase 0. Technical and professional authority is distributed by domain; no single organisation owns the evidence base for the entire capability.</w:t>
+        <w:t>Consolidate and align existing capability before creating new content.</w:t>
       </w:r>
     </w:p>
     <w:p>
@@ -2116,7 +2136,7 @@
           <w:b w:val="false"/>
           <w:i w:val="false"/>
         </w:rPr>
-        <w:t>Army Sponsor — strategic sponsor for Combat Mindset, the enabling Performance Under Pressure capability and the Army Combat Mindset Framework.</w:t>
+        <w:t>Use clear, common and Army-relevant language.</w:t>
       </w:r>
     </w:p>
     <w:p>
@@ -2152,7 +2172,7 @@
           <w:b w:val="false"/>
           <w:i w:val="false"/>
         </w:rPr>
-        <w:t>Interim capability integrator — COMDT ACS, coordinating definition, framework development, stakeholder engagement and recommendations to the Army Sponsor.</w:t>
+        <w:t>Distinguish capability outcomes from training products and methods.</w:t>
       </w:r>
     </w:p>
     <w:p>
@@ -2188,7 +2208,7 @@
           <w:b w:val="false"/>
           <w:i w:val="false"/>
         </w:rPr>
-        <w:t>Capability development and delivery coordinator — ACS, coordinating the framework, developmental architecture and recognised training products, leveraging NZALC and wider ACS expertise, intellectual property and programmes.</w:t>
+        <w:t>Remain evidence-informed and proportionate to the maturity of each product.</w:t>
       </w:r>
     </w:p>
     <w:p>
@@ -2224,7 +2244,7 @@
           <w:b w:val="false"/>
           <w:i w:val="false"/>
         </w:rPr>
-        <w:t>COGCON product steward and performance-cognition adviser — Human Performance Cell, responsible for the integrity and further development of the COGCON method and for specialist advice on cognitive conditioning and proportionate measurement, within available capacity.</w:t>
+        <w:t>Avoid capture by any single organisation, discipline or product.</w:t>
       </w:r>
     </w:p>
     <w:p>
@@ -2260,7 +2280,7 @@
           <w:b w:val="false"/>
           <w:i w:val="false"/>
         </w:rPr>
-        <w:t>Domain advisers and authorities — NZDF Psychology, ILD, physical-performance specialists, doctrine staff and other relevant organisations, providing technical or professional advice within their respective domains.</w:t>
+        <w:t>Use existing training and leadership systems wherever practicable.</w:t>
       </w:r>
     </w:p>
     <w:p>
@@ -2296,7 +2316,7 @@
           <w:b w:val="false"/>
           <w:i w:val="false"/>
         </w:rPr>
-        <w:t>Delivery agencies — training establishments, units and existing instructor workforces approved to deliver recognised products.</w:t>
+        <w:t>Develop from Lead Self through Lead Systems.</w:t>
       </w:r>
     </w:p>
     <w:p>
@@ -2332,7 +2352,43 @@
           <w:b w:val="false"/>
           <w:i w:val="false"/>
         </w:rPr>
-        <w:t>Assurance — a layered assurance model covering doctrine, evidence, professional content, learning design, delivery quality and operational relevance, with sufficient independence from individual product owners and delivery organisations.</w:t>
+        <w:t>Validate operational relevance with training establishments and units.</w:t>
+      </w:r>
+    </w:p>
+    <w:p>
+      <w:pPr>
+        <w:pStyle w:val="Normal"/>
+        <w:tabs>
+          <w:tab w:val="clear" w:pos="720"/>
+          <w:tab w:val="left" w:pos="425" w:leader="none"/>
+        </w:tabs>
+        <w:spacing w:before="0" w:after="60"/>
+        <w:ind w:hanging="255" w:left="425"/>
+        <w:rPr/>
+      </w:pPr>
+      <w:r>
+        <w:rPr>
+          <w:rFonts w:cs="Arial" w:ascii="Arial" w:hAnsi="Arial"/>
+          <w:b/>
+          <w:color w:val="C62026"/>
+        </w:rPr>
+        <w:t>•</w:t>
+      </w:r>
+      <w:r>
+        <w:rPr>
+          <w:rFonts w:cs="Arial" w:ascii="Arial" w:hAnsi="Arial"/>
+          <w:b/>
+          <w:color w:val="C62026"/>
+        </w:rPr>
+        <w:tab/>
+      </w:r>
+      <w:r>
+        <w:rPr>
+          <w:rFonts w:cs="Book Antiqua"/>
+          <w:b w:val="false"/>
+          <w:i w:val="false"/>
+        </w:rPr>
+        <w:t>Design governance and assurance into the framework from the outset.</w:t>
       </w:r>
     </w:p>
     <w:p>
@@ -2356,8 +2412,8 @@
         </w:pBdr>
         <w:rPr/>
       </w:pPr>
-      <w:bookmarkStart w:id="7" w:name="__RefHeading___Toc363_2248940240"/>
-      <w:bookmarkEnd w:id="7"/>
+      <w:bookmarkStart w:id="6" w:name="__RefHeading___Toc385_164725115"/>
+      <w:bookmarkEnd w:id="6"/>
       <w:r>
         <w:rPr>
           <w:rFonts w:cs="Arial" w:ascii="Arial" w:hAnsi="Arial"/>
@@ -2366,6 +2422,306 @@
           <w:color w:val="002516"/>
           <w:sz w:val="28"/>
         </w:rPr>
+        <w:t>5. Governance</w:t>
+      </w:r>
+    </w:p>
+    <w:p>
+      <w:pPr>
+        <w:pStyle w:val="Normal"/>
+        <w:rPr/>
+      </w:pPr>
+      <w:r>
+        <w:rPr>
+          <w:rFonts w:cs="Book Antiqua"/>
+          <w:b w:val="false"/>
+          <w:i w:val="false"/>
+        </w:rPr>
+        <w:t>The following arrangements are proposed for confirmation at Phase 0. Technical and professional authority is distributed by domain; no single organisation owns the evidence base for the entire capability.</w:t>
+      </w:r>
+    </w:p>
+    <w:p>
+      <w:pPr>
+        <w:pStyle w:val="Normal"/>
+        <w:tabs>
+          <w:tab w:val="clear" w:pos="720"/>
+          <w:tab w:val="left" w:pos="425" w:leader="none"/>
+        </w:tabs>
+        <w:spacing w:before="0" w:after="60"/>
+        <w:ind w:hanging="255" w:left="425"/>
+        <w:rPr/>
+      </w:pPr>
+      <w:r>
+        <w:rPr>
+          <w:rFonts w:cs="Arial" w:ascii="Arial" w:hAnsi="Arial"/>
+          <w:b/>
+          <w:color w:val="C62026"/>
+        </w:rPr>
+        <w:t>•</w:t>
+      </w:r>
+      <w:r>
+        <w:rPr>
+          <w:rFonts w:cs="Arial" w:ascii="Arial" w:hAnsi="Arial"/>
+          <w:b/>
+          <w:color w:val="C62026"/>
+        </w:rPr>
+        <w:tab/>
+      </w:r>
+      <w:r>
+        <w:rPr>
+          <w:rFonts w:cs="Book Antiqua"/>
+          <w:b w:val="false"/>
+          <w:i w:val="false"/>
+        </w:rPr>
+        <w:t>Army Sponsor — strategic sponsor for Combat Mindset, the enabling Performance Under Pressure capability and the Army Combat Mindset Framework.</w:t>
+      </w:r>
+    </w:p>
+    <w:p>
+      <w:pPr>
+        <w:pStyle w:val="Normal"/>
+        <w:tabs>
+          <w:tab w:val="clear" w:pos="720"/>
+          <w:tab w:val="left" w:pos="425" w:leader="none"/>
+        </w:tabs>
+        <w:spacing w:before="0" w:after="60"/>
+        <w:ind w:hanging="255" w:left="425"/>
+        <w:rPr/>
+      </w:pPr>
+      <w:r>
+        <w:rPr>
+          <w:rFonts w:cs="Arial" w:ascii="Arial" w:hAnsi="Arial"/>
+          <w:b/>
+          <w:color w:val="C62026"/>
+        </w:rPr>
+        <w:t>•</w:t>
+      </w:r>
+      <w:r>
+        <w:rPr>
+          <w:rFonts w:cs="Arial" w:ascii="Arial" w:hAnsi="Arial"/>
+          <w:b/>
+          <w:color w:val="C62026"/>
+        </w:rPr>
+        <w:tab/>
+      </w:r>
+      <w:r>
+        <w:rPr>
+          <w:rFonts w:cs="Book Antiqua"/>
+          <w:b w:val="false"/>
+          <w:i w:val="false"/>
+        </w:rPr>
+        <w:t>Interim capability integrator — COMDT ACS, coordinating definition, framework development, stakeholder engagement and recommendations to the Army Sponsor.</w:t>
+      </w:r>
+    </w:p>
+    <w:p>
+      <w:pPr>
+        <w:pStyle w:val="Normal"/>
+        <w:tabs>
+          <w:tab w:val="clear" w:pos="720"/>
+          <w:tab w:val="left" w:pos="425" w:leader="none"/>
+        </w:tabs>
+        <w:spacing w:before="0" w:after="60"/>
+        <w:ind w:hanging="255" w:left="425"/>
+        <w:rPr/>
+      </w:pPr>
+      <w:r>
+        <w:rPr>
+          <w:rFonts w:cs="Arial" w:ascii="Arial" w:hAnsi="Arial"/>
+          <w:b/>
+          <w:color w:val="C62026"/>
+        </w:rPr>
+        <w:t>•</w:t>
+      </w:r>
+      <w:r>
+        <w:rPr>
+          <w:rFonts w:cs="Arial" w:ascii="Arial" w:hAnsi="Arial"/>
+          <w:b/>
+          <w:color w:val="C62026"/>
+        </w:rPr>
+        <w:tab/>
+      </w:r>
+      <w:r>
+        <w:rPr>
+          <w:rFonts w:cs="Book Antiqua"/>
+          <w:b w:val="false"/>
+          <w:i w:val="false"/>
+        </w:rPr>
+        <w:t>Framework development and capability-integration lead — ACS, coordinating framework architecture, developmental progression, stakeholder integration, product recognition criteria and implementation planning, leveraging NZALC and wider ACS expertise, intellectual property and programmes.</w:t>
+      </w:r>
+    </w:p>
+    <w:p>
+      <w:pPr>
+        <w:pStyle w:val="Normal"/>
+        <w:tabs>
+          <w:tab w:val="clear" w:pos="720"/>
+          <w:tab w:val="left" w:pos="425" w:leader="none"/>
+        </w:tabs>
+        <w:spacing w:before="0" w:after="60"/>
+        <w:ind w:hanging="255" w:left="425"/>
+        <w:rPr/>
+      </w:pPr>
+      <w:r>
+        <w:rPr>
+          <w:rFonts w:cs="Arial" w:ascii="Arial" w:hAnsi="Arial"/>
+          <w:b/>
+          <w:color w:val="C62026"/>
+        </w:rPr>
+        <w:t>•</w:t>
+      </w:r>
+      <w:r>
+        <w:rPr>
+          <w:rFonts w:cs="Arial" w:ascii="Arial" w:hAnsi="Arial"/>
+          <w:b/>
+          <w:color w:val="C62026"/>
+        </w:rPr>
+        <w:tab/>
+      </w:r>
+      <w:r>
+        <w:rPr>
+          <w:rFonts w:cs="Book Antiqua"/>
+          <w:b w:val="false"/>
+          <w:i w:val="false"/>
+        </w:rPr>
+        <w:t>COGCON product steward and performance-cognition adviser — Human Performance Cell, responsible for the integrity and further development of the COGCON method and for specialist advice on cognitive conditioning and proportionate measurement, within available capacity.</w:t>
+      </w:r>
+    </w:p>
+    <w:p>
+      <w:pPr>
+        <w:pStyle w:val="Normal"/>
+        <w:tabs>
+          <w:tab w:val="clear" w:pos="720"/>
+          <w:tab w:val="left" w:pos="425" w:leader="none"/>
+        </w:tabs>
+        <w:spacing w:before="0" w:after="60"/>
+        <w:ind w:hanging="255" w:left="425"/>
+        <w:rPr/>
+      </w:pPr>
+      <w:r>
+        <w:rPr>
+          <w:rFonts w:cs="Arial" w:ascii="Arial" w:hAnsi="Arial"/>
+          <w:b/>
+          <w:color w:val="C62026"/>
+        </w:rPr>
+        <w:t>•</w:t>
+      </w:r>
+      <w:r>
+        <w:rPr>
+          <w:rFonts w:cs="Arial" w:ascii="Arial" w:hAnsi="Arial"/>
+          <w:b/>
+          <w:color w:val="C62026"/>
+        </w:rPr>
+        <w:tab/>
+      </w:r>
+      <w:r>
+        <w:rPr>
+          <w:rFonts w:cs="Book Antiqua"/>
+          <w:b w:val="false"/>
+          <w:i w:val="false"/>
+        </w:rPr>
+        <w:t>Domain advisers and authorities — NZDF Psychology, ILD, physical-performance specialists, doctrine staff and other relevant organisations, providing technical or professional advice within their respective domains.</w:t>
+      </w:r>
+    </w:p>
+    <w:p>
+      <w:pPr>
+        <w:pStyle w:val="Normal"/>
+        <w:tabs>
+          <w:tab w:val="clear" w:pos="720"/>
+          <w:tab w:val="left" w:pos="425" w:leader="none"/>
+        </w:tabs>
+        <w:spacing w:before="0" w:after="60"/>
+        <w:ind w:hanging="255" w:left="425"/>
+        <w:rPr/>
+      </w:pPr>
+      <w:r>
+        <w:rPr>
+          <w:rFonts w:cs="Arial" w:ascii="Arial" w:hAnsi="Arial"/>
+          <w:b/>
+          <w:color w:val="C62026"/>
+        </w:rPr>
+        <w:t>•</w:t>
+      </w:r>
+      <w:r>
+        <w:rPr>
+          <w:rFonts w:cs="Arial" w:ascii="Arial" w:hAnsi="Arial"/>
+          <w:b/>
+          <w:color w:val="C62026"/>
+        </w:rPr>
+        <w:tab/>
+      </w:r>
+      <w:r>
+        <w:rPr>
+          <w:rFonts w:cs="Book Antiqua"/>
+          <w:b w:val="false"/>
+          <w:i w:val="false"/>
+        </w:rPr>
+        <w:t>Delivery agencies — training establishments, units and existing instructor workforces approved to deliver recognised products.</w:t>
+      </w:r>
+    </w:p>
+    <w:p>
+      <w:pPr>
+        <w:pStyle w:val="Normal"/>
+        <w:tabs>
+          <w:tab w:val="clear" w:pos="720"/>
+          <w:tab w:val="left" w:pos="425" w:leader="none"/>
+        </w:tabs>
+        <w:spacing w:before="0" w:after="60"/>
+        <w:ind w:hanging="255" w:left="425"/>
+        <w:rPr/>
+      </w:pPr>
+      <w:r>
+        <w:rPr>
+          <w:rFonts w:cs="Arial" w:ascii="Arial" w:hAnsi="Arial"/>
+          <w:b/>
+          <w:color w:val="C62026"/>
+        </w:rPr>
+        <w:t>•</w:t>
+      </w:r>
+      <w:r>
+        <w:rPr>
+          <w:rFonts w:cs="Arial" w:ascii="Arial" w:hAnsi="Arial"/>
+          <w:b/>
+          <w:color w:val="C62026"/>
+        </w:rPr>
+        <w:tab/>
+      </w:r>
+      <w:r>
+        <w:rPr>
+          <w:rFonts w:cs="Book Antiqua"/>
+          <w:b w:val="false"/>
+          <w:i w:val="false"/>
+        </w:rPr>
+        <w:t>Assurance — a layered assurance model covering doctrine, evidence, professional content, learning design, delivery quality and operational relevance, with sufficient independence from individual product owners and delivery organisations.</w:t>
+      </w:r>
+    </w:p>
+    <w:p>
+      <w:pPr>
+        <w:pStyle w:val="Normal"/>
+        <w:pBdr>
+          <w:bottom w:val="single" w:sz="6" w:space="1" w:color="A89662"/>
+        </w:pBdr>
+        <w:spacing w:before="200" w:after="200"/>
+        <w:rPr/>
+      </w:pPr>
+      <w:r>
+        <w:rPr/>
+      </w:r>
+    </w:p>
+    <w:p>
+      <w:pPr>
+        <w:pStyle w:val="Heading1"/>
+        <w:pBdr>
+          <w:left w:val="single" w:sz="24" w:space="8" w:color="C62026"/>
+        </w:pBdr>
+        <w:rPr/>
+      </w:pPr>
+      <w:bookmarkStart w:id="7" w:name="__RefHeading___Toc387_164725115"/>
+      <w:bookmarkEnd w:id="7"/>
+      <w:r>
+        <w:rPr>
+          <w:rFonts w:cs="Arial" w:ascii="Arial" w:hAnsi="Arial"/>
+          <w:b/>
+          <w:i w:val="false"/>
+          <w:color w:val="002516"/>
+          <w:sz w:val="28"/>
+        </w:rPr>
         <w:t>6. Recommendations</w:t>
       </w:r>
     </w:p>
@@ -2386,7 +2742,6 @@
     <w:p>
       <w:pPr>
         <w:pStyle w:val="Normal"/>
-        <w:keepNext w:val="true"/>
         <w:tabs>
           <w:tab w:val="clear" w:pos="720"/>
           <w:tab w:val="left" w:pos="425" w:leader="none"/>
@@ -2417,13 +2772,12 @@
           <w:b w:val="false"/>
           <w:i w:val="false"/>
         </w:rPr>
-        <w:t xml:space="preserve"> the problem statement at paragraph 1.</w:t>
-      </w:r>
-    </w:p>
-    <w:p>
-      <w:pPr>
-        <w:pStyle w:val="Normal"/>
-        <w:keepNext w:val="true"/>
+        <w:t xml:space="preserve"> the problem statement at paragraph 1 and the recommended relationship between Combat Mindset and Performance Under Pressure at paragraph 2.</w:t>
+      </w:r>
+    </w:p>
+    <w:p>
+      <w:pPr>
+        <w:pStyle w:val="Normal"/>
         <w:tabs>
           <w:tab w:val="clear" w:pos="720"/>
           <w:tab w:val="left" w:pos="425" w:leader="none"/>
@@ -2454,13 +2808,12 @@
           <w:b w:val="false"/>
           <w:i w:val="false"/>
         </w:rPr>
-        <w:t xml:space="preserve"> Combat Mindset as the combat-specific expression of Performance Under Pressure, and Performance Under Pressure as the enabling, trainable individual and collective human-performance capability.</w:t>
-      </w:r>
-    </w:p>
-    <w:p>
-      <w:pPr>
-        <w:pStyle w:val="Normal"/>
-        <w:keepNext w:val="true"/>
+        <w:t xml:space="preserve"> the proposed definitions of Combat Mindset, Performance Under Pressure and the Army Combat Mindset Framework as the baseline for wider staffing and refinement.</w:t>
+      </w:r>
+    </w:p>
+    <w:p>
+      <w:pPr>
+        <w:pStyle w:val="Normal"/>
         <w:tabs>
           <w:tab w:val="clear" w:pos="720"/>
           <w:tab w:val="left" w:pos="425" w:leader="none"/>
@@ -2483,21 +2836,20 @@
           <w:b/>
           <w:i w:val="false"/>
         </w:rPr>
-        <w:t>Endorse</w:t>
-      </w:r>
-      <w:r>
-        <w:rPr>
-          <w:rFonts w:cs="Book Antiqua"/>
-          <w:b w:val="false"/>
-          <w:i w:val="false"/>
-        </w:rPr>
-        <w:t xml:space="preserve"> the formal definitions at paragraph 2 as the baseline for staffing.</w:t>
-      </w:r>
-    </w:p>
-    <w:p>
-      <w:pPr>
-        <w:pStyle w:val="Normal"/>
-        <w:keepNext w:val="true"/>
+        <w:t>Approve</w:t>
+      </w:r>
+      <w:r>
+        <w:rPr>
+          <w:rFonts w:cs="Book Antiqua"/>
+          <w:b w:val="false"/>
+          <w:i w:val="false"/>
+        </w:rPr>
+        <w:t xml:space="preserve"> development of the Army Combat Mindset Framework through the proposed capability and product stocktake, framework-development activity and stakeholder forum, noting that the provisional capability pillars and the contribution, maturity, evidence, ownership and appropriate nesting of existing products — including the NZALC Performance Under Pressure package, COGCON and NZDF Psychology products — will be validated through this process.</w:t>
+      </w:r>
+    </w:p>
+    <w:p>
+      <w:pPr>
+        <w:pStyle w:val="Normal"/>
         <w:tabs>
           <w:tab w:val="clear" w:pos="720"/>
           <w:tab w:val="left" w:pos="425" w:leader="none"/>
@@ -2520,21 +2872,34 @@
           <w:b/>
           <w:i w:val="false"/>
         </w:rPr>
-        <w:t>Endorse</w:t>
-      </w:r>
-      <w:r>
-        <w:rPr>
-          <w:rFonts w:cs="Book Antiqua"/>
-          <w:b w:val="false"/>
-          <w:i w:val="false"/>
-        </w:rPr>
-        <w:t xml:space="preserve"> the Army Combat Mindset Framework as the organising model through which Army will define, develop, integrate and assure the capabilities, products and governance arrangements that enable Combat Mindset.</w:t>
-      </w:r>
-    </w:p>
-    <w:p>
-      <w:pPr>
-        <w:pStyle w:val="Normal"/>
-        <w:keepNext w:val="true"/>
+        <w:t>Confirm</w:t>
+      </w:r>
+      <w:r>
+        <w:rPr>
+          <w:rFonts w:cs="Book Antiqua"/>
+          <w:b w:val="false"/>
+          <w:i w:val="false"/>
+        </w:rPr>
+        <w:t xml:space="preserve"> the interim governance arrangements at paragraph 5, including COMDT ACS as interim capability integrator pending confirmation of the Army Sponsor, ACS as framework development and capability-integration lead, and technical and professional authority distributed by domain.</w:t>
+      </w:r>
+    </w:p>
+    <w:p>
+      <w:pPr>
+        <w:sectPr>
+          <w:headerReference w:type="default" r:id="rId15"/>
+          <w:headerReference w:type="first" r:id="rId16"/>
+          <w:footerReference w:type="even" r:id="rId17"/>
+          <w:footerReference w:type="default" r:id="rId18"/>
+          <w:footerReference w:type="first" r:id="rId19"/>
+          <w:type w:val="nextPage"/>
+          <w:pgSz w:w="11906" w:h="16838"/>
+          <w:pgMar w:left="1417" w:right="1417" w:gutter="0" w:header="624" w:top="1361" w:footer="624" w:bottom="1361"/>
+          <w:pgNumType w:fmt="decimal"/>
+          <w:formProt w:val="false"/>
+          <w:textDirection w:val="lrTb"/>
+          <w:docGrid w:type="default" w:linePitch="360" w:charSpace="0"/>
+        </w:sectPr>
+        <w:pStyle w:val="Normal"/>
         <w:tabs>
           <w:tab w:val="clear" w:pos="720"/>
           <w:tab w:val="left" w:pos="425" w:leader="none"/>
@@ -2557,154 +2922,6 @@
           <w:b/>
           <w:i w:val="false"/>
         </w:rPr>
-        <w:t>Note</w:t>
-      </w:r>
-      <w:r>
-        <w:rPr>
-          <w:rFonts w:cs="Book Antiqua"/>
-          <w:b w:val="false"/>
-          <w:i w:val="false"/>
-        </w:rPr>
-        <w:t xml:space="preserve"> that existing programmes and products will be mapped beneath the framework's capability pillars and will not constitute the framework in isolation.</w:t>
-      </w:r>
-    </w:p>
-    <w:p>
-      <w:pPr>
-        <w:pStyle w:val="Normal"/>
-        <w:keepNext w:val="true"/>
-        <w:tabs>
-          <w:tab w:val="clear" w:pos="720"/>
-          <w:tab w:val="left" w:pos="425" w:leader="none"/>
-        </w:tabs>
-        <w:spacing w:before="80" w:after="40"/>
-        <w:ind w:hanging="425" w:left="425"/>
-        <w:rPr/>
-      </w:pPr>
-      <w:r>
-        <w:rPr>
-          <w:rFonts w:cs="Arial" w:ascii="Arial" w:hAnsi="Arial"/>
-          <w:b w:val="false"/>
-        </w:rPr>
-        <w:t>6.</w:t>
-        <w:tab/>
-      </w:r>
-      <w:r>
-        <w:rPr>
-          <w:rFonts w:cs="Book Antiqua"/>
-          <w:b/>
-          <w:i w:val="false"/>
-        </w:rPr>
-        <w:t>Endorse</w:t>
-      </w:r>
-      <w:r>
-        <w:rPr>
-          <w:rFonts w:cs="Book Antiqua"/>
-          <w:b w:val="false"/>
-          <w:i w:val="false"/>
-        </w:rPr>
-        <w:t xml:space="preserve"> COGCON's interim status as a developmental product within the performance-cognition pillar.</w:t>
-      </w:r>
-    </w:p>
-    <w:p>
-      <w:pPr>
-        <w:pStyle w:val="Normal"/>
-        <w:keepNext w:val="true"/>
-        <w:tabs>
-          <w:tab w:val="clear" w:pos="720"/>
-          <w:tab w:val="left" w:pos="425" w:leader="none"/>
-        </w:tabs>
-        <w:spacing w:before="80" w:after="40"/>
-        <w:ind w:hanging="425" w:left="425"/>
-        <w:rPr/>
-      </w:pPr>
-      <w:r>
-        <w:rPr>
-          <w:rFonts w:cs="Arial" w:ascii="Arial" w:hAnsi="Arial"/>
-          <w:b w:val="false"/>
-        </w:rPr>
-        <w:t>7.</w:t>
-        <w:tab/>
-      </w:r>
-      <w:r>
-        <w:rPr>
-          <w:rFonts w:cs="Book Antiqua"/>
-          <w:b/>
-          <w:i w:val="false"/>
-        </w:rPr>
-        <w:t>Confirm</w:t>
-      </w:r>
-      <w:r>
-        <w:rPr>
-          <w:rFonts w:cs="Book Antiqua"/>
-          <w:b w:val="false"/>
-          <w:i w:val="false"/>
-        </w:rPr>
-        <w:t xml:space="preserve"> the governance model at paragraph 5, including COMDT ACS as interim capability integrator pending confirmation of the Army Sponsor, and HPC as COGCON product steward and performance-cognition adviser.</w:t>
-      </w:r>
-    </w:p>
-    <w:p>
-      <w:pPr>
-        <w:pStyle w:val="Normal"/>
-        <w:keepNext w:val="true"/>
-        <w:tabs>
-          <w:tab w:val="clear" w:pos="720"/>
-          <w:tab w:val="left" w:pos="425" w:leader="none"/>
-        </w:tabs>
-        <w:spacing w:before="80" w:after="40"/>
-        <w:ind w:hanging="425" w:left="425"/>
-        <w:rPr/>
-      </w:pPr>
-      <w:r>
-        <w:rPr>
-          <w:rFonts w:cs="Arial" w:ascii="Arial" w:hAnsi="Arial"/>
-          <w:b w:val="false"/>
-        </w:rPr>
-        <w:t>8.</w:t>
-        <w:tab/>
-      </w:r>
-      <w:r>
-        <w:rPr>
-          <w:rFonts w:cs="Book Antiqua"/>
-          <w:b/>
-          <w:i w:val="false"/>
-        </w:rPr>
-        <w:t>Approve</w:t>
-      </w:r>
-      <w:r>
-        <w:rPr>
-          <w:rFonts w:cs="Book Antiqua"/>
-          <w:b w:val="false"/>
-          <w:i w:val="false"/>
-        </w:rPr>
-        <w:t xml:space="preserve"> the programme of work at paragraph 4, including the capability and product stocktake, framework development and stakeholder engagement.</w:t>
-      </w:r>
-    </w:p>
-    <w:p>
-      <w:pPr>
-        <w:pStyle w:val="Normal"/>
-        <w:keepNext w:val="true"/>
-        <w:tabs>
-          <w:tab w:val="clear" w:pos="720"/>
-          <w:tab w:val="left" w:pos="425" w:leader="none"/>
-        </w:tabs>
-        <w:spacing w:before="80" w:after="40"/>
-        <w:ind w:hanging="425" w:left="425"/>
-        <w:rPr/>
-      </w:pPr>
-      <w:r>
-        <w:rPr>
-          <w:rFonts w:cs="Arial" w:ascii="Arial" w:hAnsi="Arial"/>
-          <w:b w:val="false"/>
-        </w:rPr>
-        <w:t>9.</w:t>
-        <w:tab/>
-      </w:r>
-      <w:r>
-        <w:rPr>
-          <w:rFonts w:cs="Book Antiqua"/>
-          <w:b/>
-          <w:i w:val="false"/>
-        </w:rPr>
         <w:t>Direct</w:t>
       </w:r>
       <w:r>
@@ -2713,19 +2930,7 @@
           <w:b w:val="false"/>
           <w:i w:val="false"/>
         </w:rPr>
-        <w:t xml:space="preserve"> that the November 2026 report provide the endorsed definitions and confirmed relationship between Combat Mindset and Performance Under Pressure; Framework v1.0 and its agreed architecture; the validated capability and product map; a governance and assurance model; an assessment of COGCON's evidence, scalability, resource requirements and appropriate future role; and a prioritised implementation plan.</w:t>
-      </w:r>
-    </w:p>
-    <w:p>
-      <w:pPr>
-        <w:pStyle w:val="Normal"/>
-        <w:rPr/>
-      </w:pPr>
-      <w:r>
-        <w:rPr/>
-      </w:r>
-      <w:r>
-        <w:br w:type="page"/>
+        <w:t xml:space="preserve"> a report back in November 2026 containing the endorsed definitions; Framework v1.0; the validated capability and product architecture; proposed governance and assurance arrangements; an assessment of existing product maturity, evidence and scalability; and a prioritised implementation plan.</w:t>
       </w:r>
     </w:p>
     <w:p>
@@ -2737,7 +2942,7 @@
         <w:spacing w:before="0" w:after="160"/>
         <w:rPr/>
       </w:pPr>
-      <w:bookmarkStart w:id="8" w:name="__RefHeading___Toc365_2248940240"/>
+      <w:bookmarkStart w:id="8" w:name="__RefHeading___Toc389_164725115"/>
       <w:bookmarkEnd w:id="8"/>
       <w:r>
         <w:rPr>
@@ -2747,28 +2952,183 @@
           <w:color w:val="002516"/>
           <w:sz w:val="28"/>
         </w:rPr>
-        <w:t>Annex A — Initial capability and product architecture</w:t>
-      </w:r>
-    </w:p>
-    <w:p>
-      <w:pPr>
-        <w:pStyle w:val="Heading2"/>
-        <w:rPr/>
-      </w:pPr>
-      <w:r>
-        <w:rPr>
-          <w:rFonts w:cs="Arial" w:ascii="Arial" w:hAnsi="Arial"/>
-          <w:b/>
-          <w:i w:val="false"/>
-          <w:color w:val="000000"/>
-          <w:sz w:val="22"/>
-        </w:rPr>
-        <w:t>A1. Doctrinal hierarchy</w:t>
+        <w:t>Foundation documents</w:t>
+      </w:r>
+    </w:p>
+    <w:p>
+      <w:pPr>
+        <w:pStyle w:val="Normal"/>
+        <w:rPr/>
+      </w:pPr>
+      <w:r>
+        <w:rPr>
+          <w:rFonts w:cs="Book Antiqua"/>
+          <w:b w:val="false"/>
+          <w:i w:val="false"/>
+        </w:rPr>
+        <w:t>This paper draws on the following documents:</w:t>
+      </w:r>
+    </w:p>
+    <w:p>
+      <w:pPr>
+        <w:pStyle w:val="Normal"/>
+        <w:tabs>
+          <w:tab w:val="clear" w:pos="720"/>
+          <w:tab w:val="left" w:pos="425" w:leader="none"/>
+        </w:tabs>
+        <w:spacing w:before="0" w:after="60"/>
+        <w:ind w:hanging="255" w:left="425"/>
+        <w:rPr/>
+      </w:pPr>
+      <w:r>
+        <w:rPr>
+          <w:rFonts w:cs="Arial" w:ascii="Arial" w:hAnsi="Arial"/>
+          <w:b/>
+          <w:color w:val="C62026"/>
+        </w:rPr>
+        <w:t>•</w:t>
+      </w:r>
+      <w:r>
+        <w:rPr>
+          <w:rFonts w:cs="Arial" w:ascii="Arial" w:hAnsi="Arial"/>
+          <w:b/>
+          <w:color w:val="C62026"/>
+        </w:rPr>
+        <w:tab/>
+      </w:r>
+      <w:r>
+        <w:rPr>
+          <w:rFonts w:cs="Book Antiqua"/>
+          <w:b w:val="false"/>
+          <w:i w:val="false"/>
+        </w:rPr>
+        <w:t>COMDT ACS Combat Mindset guidance, 16 July 2026.</w:t>
+      </w:r>
+    </w:p>
+    <w:p>
+      <w:pPr>
+        <w:pStyle w:val="Normal"/>
+        <w:tabs>
+          <w:tab w:val="clear" w:pos="720"/>
+          <w:tab w:val="left" w:pos="425" w:leader="none"/>
+        </w:tabs>
+        <w:spacing w:before="0" w:after="60"/>
+        <w:ind w:hanging="255" w:left="425"/>
+        <w:rPr/>
+      </w:pPr>
+      <w:r>
+        <w:rPr>
+          <w:rFonts w:cs="Arial" w:ascii="Arial" w:hAnsi="Arial"/>
+          <w:b/>
+          <w:color w:val="C62026"/>
+        </w:rPr>
+        <w:t>•</w:t>
+      </w:r>
+      <w:r>
+        <w:rPr>
+          <w:rFonts w:cs="Arial" w:ascii="Arial" w:hAnsi="Arial"/>
+          <w:b/>
+          <w:color w:val="C62026"/>
+        </w:rPr>
+        <w:tab/>
+      </w:r>
+      <w:r>
+        <w:rPr>
+          <w:rFonts w:cs="Book Antiqua"/>
+          <w:b w:val="false"/>
+          <w:i w:val="false"/>
+        </w:rPr>
+        <w:t>Performance Under Pressure and Combat Mindset in the New Zealand Army — Draft Capability Note, NZALC, July 2026.</w:t>
+      </w:r>
+    </w:p>
+    <w:p>
+      <w:pPr>
+        <w:pStyle w:val="Normal"/>
+        <w:tabs>
+          <w:tab w:val="clear" w:pos="720"/>
+          <w:tab w:val="left" w:pos="425" w:leader="none"/>
+        </w:tabs>
+        <w:spacing w:before="0" w:after="60"/>
+        <w:ind w:hanging="255" w:left="425"/>
+        <w:rPr/>
+      </w:pPr>
+      <w:r>
+        <w:rPr>
+          <w:rFonts w:cs="Arial" w:ascii="Arial" w:hAnsi="Arial"/>
+          <w:b/>
+          <w:color w:val="C62026"/>
+        </w:rPr>
+        <w:t>•</w:t>
+      </w:r>
+      <w:r>
+        <w:rPr>
+          <w:rFonts w:cs="Arial" w:ascii="Arial" w:hAnsi="Arial"/>
+          <w:b/>
+          <w:color w:val="C62026"/>
+        </w:rPr>
+        <w:tab/>
+      </w:r>
+      <w:r>
+        <w:rPr>
+          <w:rFonts w:cs="Book Antiqua"/>
+          <w:b w:val="false"/>
+          <w:i w:val="false"/>
+        </w:rPr>
+        <w:t>Human Performance Cell Performance Cognition paper (COGCON).</w:t>
+      </w:r>
+    </w:p>
+    <w:p>
+      <w:pPr>
+        <w:pStyle w:val="Normal"/>
+        <w:rPr/>
+      </w:pPr>
+      <w:r>
+        <w:rPr>
+          <w:rFonts w:cs="Book Antiqua"/>
+          <w:b w:val="false"/>
+          <w:i w:val="false"/>
+        </w:rPr>
+        <w:t>Relevant NZDF Psychology, ILD and doctrinal holdings will be confirmed and referenced through the Phase 1 stocktake.</w:t>
+      </w:r>
+    </w:p>
+    <w:p>
+      <w:pPr>
+        <w:pStyle w:val="Heading1"/>
+        <w:pBdr>
+          <w:left w:val="single" w:sz="24" w:space="8" w:color="C62026"/>
+        </w:pBdr>
+        <w:rPr/>
+      </w:pPr>
+      <w:bookmarkStart w:id="9" w:name="__RefHeading___Toc391_164725115"/>
+      <w:bookmarkEnd w:id="9"/>
+      <w:r>
+        <w:rPr>
+          <w:rFonts w:cs="Arial" w:ascii="Arial" w:hAnsi="Arial"/>
+          <w:b/>
+          <w:i w:val="false"/>
+          <w:color w:val="002516"/>
+          <w:sz w:val="28"/>
+        </w:rPr>
+        <w:t>Annex A — Interim governance and division of functions</w:t>
+      </w:r>
+    </w:p>
+    <w:p>
+      <w:pPr>
+        <w:pStyle w:val="Normal"/>
+        <w:rPr/>
+      </w:pPr>
+      <w:r>
+        <w:rPr>
+          <w:rFonts w:cs="Book Antiqua"/>
+          <w:b w:val="false"/>
+          <w:i w:val="false"/>
+        </w:rPr>
+        <w:t>The following division of functions is proposed for confirmation at Phase 0 and refinement through the Phase 1 stocktake and stakeholder forum.</w:t>
       </w:r>
     </w:p>
     <w:tbl>
       <w:tblPr>
-        <w:tblW w:w="9072" w:type="dxa"/>
+        <w:tblW w:w="14571" w:type="dxa"/>
         <w:jc w:val="left"/>
         <w:tblInd w:w="0" w:type="dxa"/>
         <w:tblLayout w:type="fixed"/>
@@ -2781,8 +3141,9 @@
         <w:tblLook w:val="04a0" w:noHBand="0" w:noVBand="1" w:firstColumn="1" w:lastRow="0" w:lastColumn="0" w:firstRow="1"/>
       </w:tblPr>
       <w:tblGrid>
-        <w:gridCol w:w="4536"/>
-        <w:gridCol w:w="4535"/>
+        <w:gridCol w:w="4857"/>
+        <w:gridCol w:w="4857"/>
+        <w:gridCol w:w="4857"/>
       </w:tblGrid>
       <w:tr>
         <w:trPr>
@@ -2791,7 +3152,7 @@
         </w:trPr>
         <w:tc>
           <w:tcPr>
-            <w:tcW w:w="4536" w:type="dxa"/>
+            <w:tcW w:w="4857" w:type="dxa"/>
             <w:tcBorders>
               <w:top w:val="single" w:sz="4" w:space="0" w:color="A89662"/>
               <w:left w:val="single" w:sz="4" w:space="0" w:color="A89662"/>
@@ -2803,477 +3164,7 @@
           <w:p>
             <w:pPr>
               <w:pStyle w:val="Normal"/>
-              <w:spacing w:before="40" w:after="40"/>
-              <w:rPr/>
-            </w:pPr>
-            <w:r>
-              <w:rPr>
-                <w:rFonts w:cs="Arial" w:ascii="Arial" w:hAnsi="Arial"/>
-                <w:b/>
-                <w:color w:val="FFFFFF"/>
-                <w:sz w:val="19"/>
-              </w:rPr>
-              <w:t>Hierarchy</w:t>
-            </w:r>
-          </w:p>
-        </w:tc>
-        <w:tc>
-          <w:tcPr>
-            <w:tcW w:w="4535" w:type="dxa"/>
-            <w:tcBorders>
-              <w:top w:val="single" w:sz="4" w:space="0" w:color="A89662"/>
-              <w:left w:val="single" w:sz="4" w:space="0" w:color="A89662"/>
-              <w:bottom w:val="single" w:sz="4" w:space="0" w:color="A89662"/>
-              <w:right w:val="single" w:sz="4" w:space="0" w:color="A89662"/>
-            </w:tcBorders>
-            <w:shd w:fill="002516" w:val="clear"/>
-          </w:tcPr>
-          <w:p>
-            <w:pPr>
-              <w:pStyle w:val="Normal"/>
-              <w:spacing w:before="40" w:after="40"/>
-              <w:rPr/>
-            </w:pPr>
-            <w:r>
-              <w:rPr>
-                <w:rFonts w:cs="Arial" w:ascii="Arial" w:hAnsi="Arial"/>
-                <w:b/>
-                <w:color w:val="FFFFFF"/>
-                <w:sz w:val="19"/>
-              </w:rPr>
-              <w:t>Composition</w:t>
-            </w:r>
-          </w:p>
-        </w:tc>
-      </w:tr>
-      <w:tr>
-        <w:trPr>
-          <w:cantSplit w:val="true"/>
-        </w:trPr>
-        <w:tc>
-          <w:tcPr>
-            <w:tcW w:w="4536" w:type="dxa"/>
-            <w:tcBorders>
-              <w:top w:val="single" w:sz="4" w:space="0" w:color="A89662"/>
-              <w:left w:val="single" w:sz="4" w:space="0" w:color="A89662"/>
-              <w:bottom w:val="single" w:sz="4" w:space="0" w:color="A89662"/>
-              <w:right w:val="single" w:sz="4" w:space="0" w:color="A89662"/>
-            </w:tcBorders>
-          </w:tcPr>
-          <w:p>
-            <w:pPr>
-              <w:pStyle w:val="Normal"/>
-              <w:spacing w:before="40" w:after="40"/>
-              <w:rPr/>
-            </w:pPr>
-            <w:r>
-              <w:rPr>
-                <w:rFonts w:cs="Book Antiqua"/>
-                <w:color w:val="000000"/>
-                <w:sz w:val="19"/>
-              </w:rPr>
-              <w:t>Warfighting imperative</w:t>
-            </w:r>
-          </w:p>
-        </w:tc>
-        <w:tc>
-          <w:tcPr>
-            <w:tcW w:w="4535" w:type="dxa"/>
-            <w:tcBorders>
-              <w:top w:val="single" w:sz="4" w:space="0" w:color="A89662"/>
-              <w:left w:val="single" w:sz="4" w:space="0" w:color="A89662"/>
-              <w:bottom w:val="single" w:sz="4" w:space="0" w:color="A89662"/>
-              <w:right w:val="single" w:sz="4" w:space="0" w:color="A89662"/>
-            </w:tcBorders>
-          </w:tcPr>
-          <w:p>
-            <w:pPr>
-              <w:pStyle w:val="Normal"/>
-              <w:spacing w:before="40" w:after="40"/>
-              <w:rPr/>
-            </w:pPr>
-            <w:r>
-              <w:rPr>
-                <w:rFonts w:cs="Book Antiqua"/>
-                <w:color w:val="000000"/>
-                <w:sz w:val="19"/>
-              </w:rPr>
-              <w:t>Individuals, teams and leaders remain effective and act decisively, persistently, adaptively and ethically under combat conditions</w:t>
-            </w:r>
-          </w:p>
-        </w:tc>
-      </w:tr>
-      <w:tr>
-        <w:trPr>
-          <w:cantSplit w:val="true"/>
-        </w:trPr>
-        <w:tc>
-          <w:tcPr>
-            <w:tcW w:w="4536" w:type="dxa"/>
-            <w:tcBorders>
-              <w:top w:val="single" w:sz="4" w:space="0" w:color="A89662"/>
-              <w:left w:val="single" w:sz="4" w:space="0" w:color="A89662"/>
-              <w:bottom w:val="single" w:sz="4" w:space="0" w:color="A89662"/>
-              <w:right w:val="single" w:sz="4" w:space="0" w:color="A89662"/>
-            </w:tcBorders>
-          </w:tcPr>
-          <w:p>
-            <w:pPr>
-              <w:pStyle w:val="Normal"/>
-              <w:spacing w:before="40" w:after="40"/>
-              <w:rPr/>
-            </w:pPr>
-            <w:r>
-              <w:rPr>
-                <w:rFonts w:cs="Book Antiqua"/>
-                <w:color w:val="000000"/>
-                <w:sz w:val="19"/>
-              </w:rPr>
-              <w:t>Combat-specific expression</w:t>
-            </w:r>
-          </w:p>
-        </w:tc>
-        <w:tc>
-          <w:tcPr>
-            <w:tcW w:w="4535" w:type="dxa"/>
-            <w:tcBorders>
-              <w:top w:val="single" w:sz="4" w:space="0" w:color="A89662"/>
-              <w:left w:val="single" w:sz="4" w:space="0" w:color="A89662"/>
-              <w:bottom w:val="single" w:sz="4" w:space="0" w:color="A89662"/>
-              <w:right w:val="single" w:sz="4" w:space="0" w:color="A89662"/>
-            </w:tcBorders>
-          </w:tcPr>
-          <w:p>
-            <w:pPr>
-              <w:pStyle w:val="Normal"/>
-              <w:spacing w:before="40" w:after="40"/>
-              <w:rPr/>
-            </w:pPr>
-            <w:r>
-              <w:rPr>
-                <w:rFonts w:cs="Book Antiqua"/>
-                <w:color w:val="000000"/>
-                <w:sz w:val="19"/>
-              </w:rPr>
-              <w:t>Combat Mindset</w:t>
-            </w:r>
-          </w:p>
-        </w:tc>
-      </w:tr>
-      <w:tr>
-        <w:trPr>
-          <w:cantSplit w:val="true"/>
-        </w:trPr>
-        <w:tc>
-          <w:tcPr>
-            <w:tcW w:w="4536" w:type="dxa"/>
-            <w:tcBorders>
-              <w:top w:val="single" w:sz="4" w:space="0" w:color="A89662"/>
-              <w:left w:val="single" w:sz="4" w:space="0" w:color="A89662"/>
-              <w:bottom w:val="single" w:sz="4" w:space="0" w:color="A89662"/>
-              <w:right w:val="single" w:sz="4" w:space="0" w:color="A89662"/>
-            </w:tcBorders>
-          </w:tcPr>
-          <w:p>
-            <w:pPr>
-              <w:pStyle w:val="Normal"/>
-              <w:spacing w:before="40" w:after="40"/>
-              <w:rPr/>
-            </w:pPr>
-            <w:r>
-              <w:rPr>
-                <w:rFonts w:cs="Book Antiqua"/>
-                <w:color w:val="000000"/>
-                <w:sz w:val="19"/>
-              </w:rPr>
-              <w:t>Enabling human-performance capability</w:t>
-            </w:r>
-          </w:p>
-        </w:tc>
-        <w:tc>
-          <w:tcPr>
-            <w:tcW w:w="4535" w:type="dxa"/>
-            <w:tcBorders>
-              <w:top w:val="single" w:sz="4" w:space="0" w:color="A89662"/>
-              <w:left w:val="single" w:sz="4" w:space="0" w:color="A89662"/>
-              <w:bottom w:val="single" w:sz="4" w:space="0" w:color="A89662"/>
-              <w:right w:val="single" w:sz="4" w:space="0" w:color="A89662"/>
-            </w:tcBorders>
-          </w:tcPr>
-          <w:p>
-            <w:pPr>
-              <w:pStyle w:val="Normal"/>
-              <w:spacing w:before="40" w:after="40"/>
-              <w:rPr/>
-            </w:pPr>
-            <w:r>
-              <w:rPr>
-                <w:rFonts w:cs="Book Antiqua"/>
-                <w:color w:val="000000"/>
-                <w:sz w:val="19"/>
-              </w:rPr>
-              <w:t>Performance Under Pressure</w:t>
-            </w:r>
-          </w:p>
-        </w:tc>
-      </w:tr>
-      <w:tr>
-        <w:trPr>
-          <w:cantSplit w:val="true"/>
-        </w:trPr>
-        <w:tc>
-          <w:tcPr>
-            <w:tcW w:w="4536" w:type="dxa"/>
-            <w:tcBorders>
-              <w:top w:val="single" w:sz="4" w:space="0" w:color="A89662"/>
-              <w:left w:val="single" w:sz="4" w:space="0" w:color="A89662"/>
-              <w:bottom w:val="single" w:sz="4" w:space="0" w:color="A89662"/>
-              <w:right w:val="single" w:sz="4" w:space="0" w:color="A89662"/>
-            </w:tcBorders>
-          </w:tcPr>
-          <w:p>
-            <w:pPr>
-              <w:pStyle w:val="Normal"/>
-              <w:spacing w:before="40" w:after="40"/>
-              <w:rPr/>
-            </w:pPr>
-            <w:r>
-              <w:rPr>
-                <w:rFonts w:cs="Book Antiqua"/>
-                <w:color w:val="000000"/>
-                <w:sz w:val="19"/>
-              </w:rPr>
-              <w:t>Organising model</w:t>
-            </w:r>
-          </w:p>
-        </w:tc>
-        <w:tc>
-          <w:tcPr>
-            <w:tcW w:w="4535" w:type="dxa"/>
-            <w:tcBorders>
-              <w:top w:val="single" w:sz="4" w:space="0" w:color="A89662"/>
-              <w:left w:val="single" w:sz="4" w:space="0" w:color="A89662"/>
-              <w:bottom w:val="single" w:sz="4" w:space="0" w:color="A89662"/>
-              <w:right w:val="single" w:sz="4" w:space="0" w:color="A89662"/>
-            </w:tcBorders>
-          </w:tcPr>
-          <w:p>
-            <w:pPr>
-              <w:pStyle w:val="Normal"/>
-              <w:spacing w:before="40" w:after="40"/>
-              <w:rPr/>
-            </w:pPr>
-            <w:r>
-              <w:rPr>
-                <w:rFonts w:cs="Book Antiqua"/>
-                <w:color w:val="000000"/>
-                <w:sz w:val="19"/>
-              </w:rPr>
-              <w:t>Army Combat Mindset Framework</w:t>
-            </w:r>
-          </w:p>
-        </w:tc>
-      </w:tr>
-      <w:tr>
-        <w:trPr>
-          <w:cantSplit w:val="true"/>
-        </w:trPr>
-        <w:tc>
-          <w:tcPr>
-            <w:tcW w:w="4536" w:type="dxa"/>
-            <w:tcBorders>
-              <w:top w:val="single" w:sz="4" w:space="0" w:color="A89662"/>
-              <w:left w:val="single" w:sz="4" w:space="0" w:color="A89662"/>
-              <w:bottom w:val="single" w:sz="4" w:space="0" w:color="A89662"/>
-              <w:right w:val="single" w:sz="4" w:space="0" w:color="A89662"/>
-            </w:tcBorders>
-          </w:tcPr>
-          <w:p>
-            <w:pPr>
-              <w:pStyle w:val="Normal"/>
-              <w:spacing w:before="40" w:after="40"/>
-              <w:rPr/>
-            </w:pPr>
-            <w:r>
-              <w:rPr>
-                <w:rFonts w:cs="Book Antiqua"/>
-                <w:color w:val="000000"/>
-                <w:sz w:val="19"/>
-              </w:rPr>
-              <w:t>Capability pillars</w:t>
-            </w:r>
-          </w:p>
-        </w:tc>
-        <w:tc>
-          <w:tcPr>
-            <w:tcW w:w="4535" w:type="dxa"/>
-            <w:tcBorders>
-              <w:top w:val="single" w:sz="4" w:space="0" w:color="A89662"/>
-              <w:left w:val="single" w:sz="4" w:space="0" w:color="A89662"/>
-              <w:bottom w:val="single" w:sz="4" w:space="0" w:color="A89662"/>
-              <w:right w:val="single" w:sz="4" w:space="0" w:color="A89662"/>
-            </w:tcBorders>
-          </w:tcPr>
-          <w:p>
-            <w:pPr>
-              <w:pStyle w:val="Normal"/>
-              <w:spacing w:before="40" w:after="40"/>
-              <w:rPr/>
-            </w:pPr>
-            <w:r>
-              <w:rPr>
-                <w:rFonts w:cs="Book Antiqua"/>
-                <w:color w:val="000000"/>
-                <w:sz w:val="19"/>
-              </w:rPr>
-              <w:t>Leadership; mental skills; performance cognition; resilience and recovery; physical performance; professional identity and values; individual and collective exposure to pressure</w:t>
-            </w:r>
-          </w:p>
-        </w:tc>
-      </w:tr>
-      <w:tr>
-        <w:trPr>
-          <w:cantSplit w:val="true"/>
-        </w:trPr>
-        <w:tc>
-          <w:tcPr>
-            <w:tcW w:w="4536" w:type="dxa"/>
-            <w:tcBorders>
-              <w:top w:val="single" w:sz="4" w:space="0" w:color="A89662"/>
-              <w:left w:val="single" w:sz="4" w:space="0" w:color="A89662"/>
-              <w:bottom w:val="single" w:sz="4" w:space="0" w:color="A89662"/>
-              <w:right w:val="single" w:sz="4" w:space="0" w:color="A89662"/>
-            </w:tcBorders>
-          </w:tcPr>
-          <w:p>
-            <w:pPr>
-              <w:pStyle w:val="Normal"/>
-              <w:spacing w:before="40" w:after="40"/>
-              <w:rPr/>
-            </w:pPr>
-            <w:r>
-              <w:rPr>
-                <w:rFonts w:cs="Book Antiqua"/>
-                <w:color w:val="000000"/>
-                <w:sz w:val="19"/>
-              </w:rPr>
-              <w:t>Training products and methods</w:t>
-            </w:r>
-          </w:p>
-        </w:tc>
-        <w:tc>
-          <w:tcPr>
-            <w:tcW w:w="4535" w:type="dxa"/>
-            <w:tcBorders>
-              <w:top w:val="single" w:sz="4" w:space="0" w:color="A89662"/>
-              <w:left w:val="single" w:sz="4" w:space="0" w:color="A89662"/>
-              <w:bottom w:val="single" w:sz="4" w:space="0" w:color="A89662"/>
-              <w:right w:val="single" w:sz="4" w:space="0" w:color="A89662"/>
-            </w:tcBorders>
-          </w:tcPr>
-          <w:p>
-            <w:pPr>
-              <w:pStyle w:val="Normal"/>
-              <w:spacing w:before="40" w:after="40"/>
-              <w:rPr/>
-            </w:pPr>
-            <w:r>
-              <w:rPr>
-                <w:rFonts w:cs="Book Antiqua"/>
-                <w:color w:val="000000"/>
-                <w:sz w:val="19"/>
-              </w:rPr>
-              <w:t>NZALC Performance Under Pressure package; COGCON; NZDF Psychology products; scenario and experiential training; physical conditioning; structured reflection and recovery; other products identified during the Phase 1 stocktake</w:t>
-            </w:r>
-          </w:p>
-        </w:tc>
-      </w:tr>
-    </w:tbl>
-    <w:p>
-      <w:pPr>
-        <w:pStyle w:val="Normal"/>
-        <w:spacing w:before="0" w:after="160"/>
-        <w:rPr/>
-      </w:pPr>
-      <w:r>
-        <w:rPr/>
-      </w:r>
-    </w:p>
-    <w:p>
-      <w:pPr>
-        <w:pStyle w:val="Normal"/>
-        <w:pBdr>
-          <w:left w:val="single" w:sz="28" w:space="8" w:color="C62026"/>
-        </w:pBdr>
-        <w:shd w:val="clear" w:color="auto" w:fill="CDD2B7"/>
-        <w:spacing w:before="200" w:after="200"/>
-        <w:ind w:left="340" w:right="340"/>
-        <w:rPr/>
-      </w:pPr>
-      <w:r>
-        <w:rPr>
-          <w:rFonts w:cs="Arial" w:ascii="Arial" w:hAnsi="Arial"/>
-          <w:b/>
-          <w:i w:val="false"/>
-        </w:rPr>
-        <w:t>Warfighting imperative → Combat Mindset → enabled by Performance Under Pressure → developed and organised through the Army Combat Mindset Framework → delivered through capability pillars, products and methods</w:t>
-      </w:r>
-    </w:p>
-    <w:p>
-      <w:pPr>
-        <w:pStyle w:val="Heading2"/>
-        <w:rPr/>
-      </w:pPr>
-      <w:r>
-        <w:rPr>
-          <w:rFonts w:cs="Arial" w:ascii="Arial" w:hAnsi="Arial"/>
-          <w:b/>
-          <w:i w:val="false"/>
-          <w:color w:val="000000"/>
-          <w:sz w:val="22"/>
-        </w:rPr>
-        <w:t>A2. Division of functions</w:t>
-      </w:r>
-    </w:p>
-    <w:tbl>
-      <w:tblPr>
-        <w:tblW w:w="9072" w:type="dxa"/>
-        <w:jc w:val="left"/>
-        <w:tblInd w:w="0" w:type="dxa"/>
-        <w:tblLayout w:type="fixed"/>
-        <w:tblCellMar>
-          <w:top w:w="0" w:type="dxa"/>
-          <w:left w:w="108" w:type="dxa"/>
-          <w:bottom w:w="0" w:type="dxa"/>
-          <w:right w:w="108" w:type="dxa"/>
-        </w:tblCellMar>
-        <w:tblLook w:val="04a0" w:noHBand="0" w:noVBand="1" w:firstColumn="1" w:lastRow="0" w:lastColumn="0" w:firstRow="1"/>
-      </w:tblPr>
-      <w:tblGrid>
-        <w:gridCol w:w="3024"/>
-        <w:gridCol w:w="3024"/>
-        <w:gridCol w:w="3024"/>
-      </w:tblGrid>
-      <w:tr>
-        <w:trPr>
-          <w:tblHeader w:val="true"/>
-          <w:cantSplit w:val="true"/>
-        </w:trPr>
-        <w:tc>
-          <w:tcPr>
-            <w:tcW w:w="3024" w:type="dxa"/>
-            <w:tcBorders>
-              <w:top w:val="single" w:sz="4" w:space="0" w:color="A89662"/>
-              <w:left w:val="single" w:sz="4" w:space="0" w:color="A89662"/>
-              <w:bottom w:val="single" w:sz="4" w:space="0" w:color="A89662"/>
-              <w:right w:val="single" w:sz="4" w:space="0" w:color="A89662"/>
-            </w:tcBorders>
-            <w:shd w:fill="002516" w:val="clear"/>
-          </w:tcPr>
-          <w:p>
-            <w:pPr>
-              <w:pStyle w:val="Normal"/>
-              <w:spacing w:before="40" w:after="40"/>
+              <w:spacing w:before="20" w:after="20"/>
               <w:rPr/>
             </w:pPr>
             <w:r>
@@ -3289,7 +3180,7 @@
         </w:tc>
         <w:tc>
           <w:tcPr>
-            <w:tcW w:w="3024" w:type="dxa"/>
+            <w:tcW w:w="4857" w:type="dxa"/>
             <w:tcBorders>
               <w:top w:val="single" w:sz="4" w:space="0" w:color="A89662"/>
               <w:left w:val="single" w:sz="4" w:space="0" w:color="A89662"/>
@@ -3301,7 +3192,7 @@
           <w:p>
             <w:pPr>
               <w:pStyle w:val="Normal"/>
-              <w:spacing w:before="40" w:after="40"/>
+              <w:spacing w:before="20" w:after="20"/>
               <w:rPr/>
             </w:pPr>
             <w:r>
@@ -3317,7 +3208,7 @@
         </w:tc>
         <w:tc>
           <w:tcPr>
-            <w:tcW w:w="3024" w:type="dxa"/>
+            <w:tcW w:w="4857" w:type="dxa"/>
             <w:tcBorders>
               <w:top w:val="single" w:sz="4" w:space="0" w:color="A89662"/>
               <w:left w:val="single" w:sz="4" w:space="0" w:color="A89662"/>
@@ -3329,7 +3220,7 @@
           <w:p>
             <w:pPr>
               <w:pStyle w:val="Normal"/>
-              <w:spacing w:before="40" w:after="40"/>
+              <w:spacing w:before="20" w:after="20"/>
               <w:rPr/>
             </w:pPr>
             <w:r>
@@ -3350,7 +3241,7 @@
         </w:trPr>
         <w:tc>
           <w:tcPr>
-            <w:tcW w:w="3024" w:type="dxa"/>
+            <w:tcW w:w="4857" w:type="dxa"/>
             <w:tcBorders>
               <w:top w:val="single" w:sz="4" w:space="0" w:color="A89662"/>
               <w:left w:val="single" w:sz="4" w:space="0" w:color="A89662"/>
@@ -3361,7 +3252,7 @@
           <w:p>
             <w:pPr>
               <w:pStyle w:val="Normal"/>
-              <w:spacing w:before="40" w:after="40"/>
+              <w:spacing w:before="20" w:after="20"/>
               <w:rPr/>
             </w:pPr>
             <w:r>
@@ -3376,7 +3267,7 @@
         </w:tc>
         <w:tc>
           <w:tcPr>
-            <w:tcW w:w="3024" w:type="dxa"/>
+            <w:tcW w:w="4857" w:type="dxa"/>
             <w:tcBorders>
               <w:top w:val="single" w:sz="4" w:space="0" w:color="A89662"/>
               <w:left w:val="single" w:sz="4" w:space="0" w:color="A89662"/>
@@ -3387,7 +3278,7 @@
           <w:p>
             <w:pPr>
               <w:pStyle w:val="Normal"/>
-              <w:spacing w:before="40" w:after="40"/>
+              <w:spacing w:before="20" w:after="20"/>
               <w:rPr/>
             </w:pPr>
             <w:r>
@@ -3402,7 +3293,7 @@
         </w:tc>
         <w:tc>
           <w:tcPr>
-            <w:tcW w:w="3024" w:type="dxa"/>
+            <w:tcW w:w="4857" w:type="dxa"/>
             <w:tcBorders>
               <w:top w:val="single" w:sz="4" w:space="0" w:color="A89662"/>
               <w:left w:val="single" w:sz="4" w:space="0" w:color="A89662"/>
@@ -3413,7 +3304,7 @@
           <w:p>
             <w:pPr>
               <w:pStyle w:val="Normal"/>
-              <w:spacing w:before="40" w:after="40"/>
+              <w:spacing w:before="20" w:after="20"/>
               <w:rPr/>
             </w:pPr>
             <w:r>
@@ -3433,7 +3324,7 @@
         </w:trPr>
         <w:tc>
           <w:tcPr>
-            <w:tcW w:w="3024" w:type="dxa"/>
+            <w:tcW w:w="4857" w:type="dxa"/>
             <w:tcBorders>
               <w:top w:val="single" w:sz="4" w:space="0" w:color="A89662"/>
               <w:left w:val="single" w:sz="4" w:space="0" w:color="A89662"/>
@@ -3444,7 +3335,7 @@
           <w:p>
             <w:pPr>
               <w:pStyle w:val="Normal"/>
-              <w:spacing w:before="40" w:after="40"/>
+              <w:spacing w:before="20" w:after="20"/>
               <w:rPr/>
             </w:pPr>
             <w:r>
@@ -3453,13 +3344,13 @@
                 <w:color w:val="000000"/>
                 <w:sz w:val="19"/>
               </w:rPr>
-              <w:t>Integrate capability</w:t>
+              <w:t>Integrate capability and develop the framework</w:t>
             </w:r>
           </w:p>
         </w:tc>
         <w:tc>
           <w:tcPr>
-            <w:tcW w:w="3024" w:type="dxa"/>
+            <w:tcW w:w="4857" w:type="dxa"/>
             <w:tcBorders>
               <w:top w:val="single" w:sz="4" w:space="0" w:color="A89662"/>
               <w:left w:val="single" w:sz="4" w:space="0" w:color="A89662"/>
@@ -3470,7 +3361,7 @@
           <w:p>
             <w:pPr>
               <w:pStyle w:val="Normal"/>
-              <w:spacing w:before="40" w:after="40"/>
+              <w:spacing w:before="20" w:after="20"/>
               <w:rPr/>
             </w:pPr>
             <w:r>
@@ -3485,7 +3376,7 @@
         </w:tc>
         <w:tc>
           <w:tcPr>
-            <w:tcW w:w="3024" w:type="dxa"/>
+            <w:tcW w:w="4857" w:type="dxa"/>
             <w:tcBorders>
               <w:top w:val="single" w:sz="4" w:space="0" w:color="A89662"/>
               <w:left w:val="single" w:sz="4" w:space="0" w:color="A89662"/>
@@ -3496,7 +3387,7 @@
           <w:p>
             <w:pPr>
               <w:pStyle w:val="Normal"/>
-              <w:spacing w:before="40" w:after="40"/>
+              <w:spacing w:before="20" w:after="20"/>
               <w:rPr/>
             </w:pPr>
             <w:r>
@@ -3505,7 +3396,7 @@
                 <w:color w:val="000000"/>
                 <w:sz w:val="19"/>
               </w:rPr>
-              <w:t>Framework, product architecture, stakeholder coordination and implementation priorities</w:t>
+              <w:t>Framework architecture, product recognition criteria, stakeholder coordination and implementation priorities</w:t>
             </w:r>
           </w:p>
         </w:tc>
@@ -3516,7 +3407,7 @@
         </w:trPr>
         <w:tc>
           <w:tcPr>
-            <w:tcW w:w="3024" w:type="dxa"/>
+            <w:tcW w:w="4857" w:type="dxa"/>
             <w:tcBorders>
               <w:top w:val="single" w:sz="4" w:space="0" w:color="A89662"/>
               <w:left w:val="single" w:sz="4" w:space="0" w:color="A89662"/>
@@ -3527,7 +3418,7 @@
           <w:p>
             <w:pPr>
               <w:pStyle w:val="Normal"/>
-              <w:spacing w:before="40" w:after="40"/>
+              <w:spacing w:before="20" w:after="20"/>
               <w:rPr/>
             </w:pPr>
             <w:r>
@@ -3542,7 +3433,7 @@
         </w:tc>
         <w:tc>
           <w:tcPr>
-            <w:tcW w:w="3024" w:type="dxa"/>
+            <w:tcW w:w="4857" w:type="dxa"/>
             <w:tcBorders>
               <w:top w:val="single" w:sz="4" w:space="0" w:color="A89662"/>
               <w:left w:val="single" w:sz="4" w:space="0" w:color="A89662"/>
@@ -3553,7 +3444,7 @@
           <w:p>
             <w:pPr>
               <w:pStyle w:val="Normal"/>
-              <w:spacing w:before="40" w:after="40"/>
+              <w:spacing w:before="20" w:after="20"/>
               <w:rPr/>
             </w:pPr>
             <w:r>
@@ -3568,7 +3459,7 @@
         </w:tc>
         <w:tc>
           <w:tcPr>
-            <w:tcW w:w="3024" w:type="dxa"/>
+            <w:tcW w:w="4857" w:type="dxa"/>
             <w:tcBorders>
               <w:top w:val="single" w:sz="4" w:space="0" w:color="A89662"/>
               <w:left w:val="single" w:sz="4" w:space="0" w:color="A89662"/>
@@ -3579,7 +3470,7 @@
           <w:p>
             <w:pPr>
               <w:pStyle w:val="Normal"/>
-              <w:spacing w:before="40" w:after="40"/>
+              <w:spacing w:before="20" w:after="20"/>
               <w:rPr/>
             </w:pPr>
             <w:r>
@@ -3599,7 +3490,7 @@
         </w:trPr>
         <w:tc>
           <w:tcPr>
-            <w:tcW w:w="3024" w:type="dxa"/>
+            <w:tcW w:w="4857" w:type="dxa"/>
             <w:tcBorders>
               <w:top w:val="single" w:sz="4" w:space="0" w:color="A89662"/>
               <w:left w:val="single" w:sz="4" w:space="0" w:color="A89662"/>
@@ -3610,7 +3501,7 @@
           <w:p>
             <w:pPr>
               <w:pStyle w:val="Normal"/>
-              <w:spacing w:before="40" w:after="40"/>
+              <w:spacing w:before="20" w:after="20"/>
               <w:rPr/>
             </w:pPr>
             <w:r>
@@ -3625,7 +3516,7 @@
         </w:tc>
         <w:tc>
           <w:tcPr>
-            <w:tcW w:w="3024" w:type="dxa"/>
+            <w:tcW w:w="4857" w:type="dxa"/>
             <w:tcBorders>
               <w:top w:val="single" w:sz="4" w:space="0" w:color="A89662"/>
               <w:left w:val="single" w:sz="4" w:space="0" w:color="A89662"/>
@@ -3636,7 +3527,7 @@
           <w:p>
             <w:pPr>
               <w:pStyle w:val="Normal"/>
-              <w:spacing w:before="40" w:after="40"/>
+              <w:spacing w:before="20" w:after="20"/>
               <w:rPr/>
             </w:pPr>
             <w:r>
@@ -3651,7 +3542,7 @@
         </w:tc>
         <w:tc>
           <w:tcPr>
-            <w:tcW w:w="3024" w:type="dxa"/>
+            <w:tcW w:w="4857" w:type="dxa"/>
             <w:tcBorders>
               <w:top w:val="single" w:sz="4" w:space="0" w:color="A89662"/>
               <w:left w:val="single" w:sz="4" w:space="0" w:color="A89662"/>
@@ -3662,7 +3553,7 @@
           <w:p>
             <w:pPr>
               <w:pStyle w:val="Normal"/>
-              <w:spacing w:before="40" w:after="40"/>
+              <w:spacing w:before="20" w:after="20"/>
               <w:rPr/>
             </w:pPr>
             <w:r>
@@ -3682,7 +3573,7 @@
         </w:trPr>
         <w:tc>
           <w:tcPr>
-            <w:tcW w:w="3024" w:type="dxa"/>
+            <w:tcW w:w="4857" w:type="dxa"/>
             <w:tcBorders>
               <w:top w:val="single" w:sz="4" w:space="0" w:color="A89662"/>
               <w:left w:val="single" w:sz="4" w:space="0" w:color="A89662"/>
@@ -3693,7 +3584,7 @@
           <w:p>
             <w:pPr>
               <w:pStyle w:val="Normal"/>
-              <w:spacing w:before="40" w:after="40"/>
+              <w:spacing w:before="20" w:after="20"/>
               <w:rPr/>
             </w:pPr>
             <w:r>
@@ -3708,7 +3599,7 @@
         </w:tc>
         <w:tc>
           <w:tcPr>
-            <w:tcW w:w="3024" w:type="dxa"/>
+            <w:tcW w:w="4857" w:type="dxa"/>
             <w:tcBorders>
               <w:top w:val="single" w:sz="4" w:space="0" w:color="A89662"/>
               <w:left w:val="single" w:sz="4" w:space="0" w:color="A89662"/>
@@ -3719,7 +3610,7 @@
           <w:p>
             <w:pPr>
               <w:pStyle w:val="Normal"/>
-              <w:spacing w:before="40" w:after="40"/>
+              <w:spacing w:before="20" w:after="20"/>
               <w:rPr/>
             </w:pPr>
             <w:r>
@@ -3734,7 +3625,7 @@
         </w:tc>
         <w:tc>
           <w:tcPr>
-            <w:tcW w:w="3024" w:type="dxa"/>
+            <w:tcW w:w="4857" w:type="dxa"/>
             <w:tcBorders>
               <w:top w:val="single" w:sz="4" w:space="0" w:color="A89662"/>
               <w:left w:val="single" w:sz="4" w:space="0" w:color="A89662"/>
@@ -3745,7 +3636,7 @@
           <w:p>
             <w:pPr>
               <w:pStyle w:val="Normal"/>
-              <w:spacing w:before="40" w:after="40"/>
+              <w:spacing w:before="20" w:after="20"/>
               <w:rPr/>
             </w:pPr>
             <w:r>
@@ -3765,7 +3656,7 @@
         </w:trPr>
         <w:tc>
           <w:tcPr>
-            <w:tcW w:w="3024" w:type="dxa"/>
+            <w:tcW w:w="4857" w:type="dxa"/>
             <w:tcBorders>
               <w:top w:val="single" w:sz="4" w:space="0" w:color="A89662"/>
               <w:left w:val="single" w:sz="4" w:space="0" w:color="A89662"/>
@@ -3776,7 +3667,7 @@
           <w:p>
             <w:pPr>
               <w:pStyle w:val="Normal"/>
-              <w:spacing w:before="40" w:after="40"/>
+              <w:spacing w:before="20" w:after="20"/>
               <w:rPr/>
             </w:pPr>
             <w:r>
@@ -3791,7 +3682,7 @@
         </w:tc>
         <w:tc>
           <w:tcPr>
-            <w:tcW w:w="3024" w:type="dxa"/>
+            <w:tcW w:w="4857" w:type="dxa"/>
             <w:tcBorders>
               <w:top w:val="single" w:sz="4" w:space="0" w:color="A89662"/>
               <w:left w:val="single" w:sz="4" w:space="0" w:color="A89662"/>
@@ -3802,7 +3693,7 @@
           <w:p>
             <w:pPr>
               <w:pStyle w:val="Normal"/>
-              <w:spacing w:before="40" w:after="40"/>
+              <w:spacing w:before="20" w:after="20"/>
               <w:rPr/>
             </w:pPr>
             <w:r>
@@ -3817,7 +3708,7 @@
         </w:tc>
         <w:tc>
           <w:tcPr>
-            <w:tcW w:w="3024" w:type="dxa"/>
+            <w:tcW w:w="4857" w:type="dxa"/>
             <w:tcBorders>
               <w:top w:val="single" w:sz="4" w:space="0" w:color="A89662"/>
               <w:left w:val="single" w:sz="4" w:space="0" w:color="A89662"/>
@@ -3828,7 +3719,7 @@
           <w:p>
             <w:pPr>
               <w:pStyle w:val="Normal"/>
-              <w:spacing w:before="40" w:after="40"/>
+              <w:spacing w:before="20" w:after="20"/>
               <w:rPr/>
             </w:pPr>
             <w:r>
@@ -3848,7 +3739,7 @@
         </w:trPr>
         <w:tc>
           <w:tcPr>
-            <w:tcW w:w="3024" w:type="dxa"/>
+            <w:tcW w:w="4857" w:type="dxa"/>
             <w:tcBorders>
               <w:top w:val="single" w:sz="4" w:space="0" w:color="A89662"/>
               <w:left w:val="single" w:sz="4" w:space="0" w:color="A89662"/>
@@ -3859,7 +3750,7 @@
           <w:p>
             <w:pPr>
               <w:pStyle w:val="Normal"/>
-              <w:spacing w:before="40" w:after="40"/>
+              <w:spacing w:before="20" w:after="20"/>
               <w:rPr/>
             </w:pPr>
             <w:r>
@@ -3874,7 +3765,7 @@
         </w:tc>
         <w:tc>
           <w:tcPr>
-            <w:tcW w:w="3024" w:type="dxa"/>
+            <w:tcW w:w="4857" w:type="dxa"/>
             <w:tcBorders>
               <w:top w:val="single" w:sz="4" w:space="0" w:color="A89662"/>
               <w:left w:val="single" w:sz="4" w:space="0" w:color="A89662"/>
@@ -3885,7 +3776,7 @@
           <w:p>
             <w:pPr>
               <w:pStyle w:val="Normal"/>
-              <w:spacing w:before="40" w:after="40"/>
+              <w:spacing w:before="20" w:after="20"/>
               <w:rPr/>
             </w:pPr>
             <w:r>
@@ -3900,7 +3791,7 @@
         </w:tc>
         <w:tc>
           <w:tcPr>
-            <w:tcW w:w="3024" w:type="dxa"/>
+            <w:tcW w:w="4857" w:type="dxa"/>
             <w:tcBorders>
               <w:top w:val="single" w:sz="4" w:space="0" w:color="A89662"/>
               <w:left w:val="single" w:sz="4" w:space="0" w:color="A89662"/>
@@ -3911,7 +3802,7 @@
           <w:p>
             <w:pPr>
               <w:pStyle w:val="Normal"/>
-              <w:spacing w:before="40" w:after="40"/>
+              <w:spacing w:before="20" w:after="20"/>
               <w:rPr/>
             </w:pPr>
             <w:r>
@@ -3931,7 +3822,7 @@
         </w:trPr>
         <w:tc>
           <w:tcPr>
-            <w:tcW w:w="3024" w:type="dxa"/>
+            <w:tcW w:w="4857" w:type="dxa"/>
             <w:tcBorders>
               <w:top w:val="single" w:sz="4" w:space="0" w:color="A89662"/>
               <w:left w:val="single" w:sz="4" w:space="0" w:color="A89662"/>
@@ -3942,7 +3833,7 @@
           <w:p>
             <w:pPr>
               <w:pStyle w:val="Normal"/>
-              <w:spacing w:before="40" w:after="40"/>
+              <w:spacing w:before="20" w:after="20"/>
               <w:rPr/>
             </w:pPr>
             <w:r>
@@ -3957,7 +3848,7 @@
         </w:tc>
         <w:tc>
           <w:tcPr>
-            <w:tcW w:w="3024" w:type="dxa"/>
+            <w:tcW w:w="4857" w:type="dxa"/>
             <w:tcBorders>
               <w:top w:val="single" w:sz="4" w:space="0" w:color="A89662"/>
               <w:left w:val="single" w:sz="4" w:space="0" w:color="A89662"/>
@@ -3968,7 +3859,7 @@
           <w:p>
             <w:pPr>
               <w:pStyle w:val="Normal"/>
-              <w:spacing w:before="40" w:after="40"/>
+              <w:spacing w:before="20" w:after="20"/>
               <w:rPr/>
             </w:pPr>
             <w:r>
@@ -3983,7 +3874,7 @@
         </w:tc>
         <w:tc>
           <w:tcPr>
-            <w:tcW w:w="3024" w:type="dxa"/>
+            <w:tcW w:w="4857" w:type="dxa"/>
             <w:tcBorders>
               <w:top w:val="single" w:sz="4" w:space="0" w:color="A89662"/>
               <w:left w:val="single" w:sz="4" w:space="0" w:color="A89662"/>
@@ -3994,7 +3885,7 @@
           <w:p>
             <w:pPr>
               <w:pStyle w:val="Normal"/>
-              <w:spacing w:before="40" w:after="40"/>
+              <w:spacing w:before="20" w:after="20"/>
               <w:rPr/>
             </w:pPr>
             <w:r>
@@ -4014,7 +3905,7 @@
         </w:trPr>
         <w:tc>
           <w:tcPr>
-            <w:tcW w:w="3024" w:type="dxa"/>
+            <w:tcW w:w="4857" w:type="dxa"/>
             <w:tcBorders>
               <w:top w:val="single" w:sz="4" w:space="0" w:color="A89662"/>
               <w:left w:val="single" w:sz="4" w:space="0" w:color="A89662"/>
@@ -4025,7 +3916,7 @@
           <w:p>
             <w:pPr>
               <w:pStyle w:val="Normal"/>
-              <w:spacing w:before="40" w:after="40"/>
+              <w:spacing w:before="20" w:after="20"/>
               <w:rPr/>
             </w:pPr>
             <w:r>
@@ -4040,7 +3931,7 @@
         </w:tc>
         <w:tc>
           <w:tcPr>
-            <w:tcW w:w="3024" w:type="dxa"/>
+            <w:tcW w:w="4857" w:type="dxa"/>
             <w:tcBorders>
               <w:top w:val="single" w:sz="4" w:space="0" w:color="A89662"/>
               <w:left w:val="single" w:sz="4" w:space="0" w:color="A89662"/>
@@ -4051,7 +3942,7 @@
           <w:p>
             <w:pPr>
               <w:pStyle w:val="Normal"/>
-              <w:spacing w:before="40" w:after="40"/>
+              <w:spacing w:before="20" w:after="20"/>
               <w:rPr/>
             </w:pPr>
             <w:r>
@@ -4066,7 +3957,7 @@
         </w:tc>
         <w:tc>
           <w:tcPr>
-            <w:tcW w:w="3024" w:type="dxa"/>
+            <w:tcW w:w="4857" w:type="dxa"/>
             <w:tcBorders>
               <w:top w:val="single" w:sz="4" w:space="0" w:color="A89662"/>
               <w:left w:val="single" w:sz="4" w:space="0" w:color="A89662"/>
@@ -4077,7 +3968,7 @@
           <w:p>
             <w:pPr>
               <w:pStyle w:val="Normal"/>
-              <w:spacing w:before="40" w:after="40"/>
+              <w:spacing w:before="20" w:after="20"/>
               <w:rPr/>
             </w:pPr>
             <w:r>
@@ -4092,29 +3983,17 @@
         </w:tc>
       </w:tr>
     </w:tbl>
-    <w:p>
-      <w:pPr>
-        <w:pStyle w:val="Normal"/>
-        <w:spacing w:before="0" w:after="160"/>
-        <w:rPr/>
-      </w:pPr>
-      <w:r>
-        <w:rPr/>
-      </w:r>
-    </w:p>
     <w:sectPr>
-      <w:headerReference w:type="even" r:id="rId4"/>
-      <w:headerReference w:type="default" r:id="rId5"/>
-      <w:headerReference w:type="first" r:id="rId6"/>
-      <w:footerReference w:type="even" r:id="rId7"/>
-      <w:footerReference w:type="default" r:id="rId8"/>
-      <w:footerReference w:type="first" r:id="rId9"/>
+      <w:headerReference w:type="default" r:id="rId20"/>
+      <w:headerReference w:type="first" r:id="rId21"/>
+      <w:footerReference w:type="even" r:id="rId22"/>
+      <w:footerReference w:type="default" r:id="rId23"/>
+      <w:footerReference w:type="first" r:id="rId24"/>
       <w:type w:val="nextPage"/>
-      <w:pgSz w:w="11906" w:h="16838"/>
-      <w:pgMar w:left="1417" w:right="1417" w:gutter="0" w:header="624" w:top="1361" w:footer="624" w:bottom="1361"/>
+      <w:pgSz w:orient="landscape" w:w="16838" w:h="11906"/>
+      <w:pgMar w:left="1134" w:right="1134" w:gutter="0" w:header="624" w:top="850" w:footer="624" w:bottom="850"/>
       <w:pgNumType w:fmt="decimal"/>
       <w:formProt w:val="false"/>
-      <w:titlePg/>
       <w:textDirection w:val="lrTb"/>
       <w:docGrid w:type="default" w:linePitch="360" w:charSpace="0"/>
     </w:sectPr>
@@ -4136,6 +4015,152 @@
 </w:ftr>
 </file>
 
+<file path=word/footer10.xml><?xml version="1.0" encoding="utf-8"?>
+<w:ftr xmlns:o="urn:schemas-microsoft-com:office:office" xmlns:r="http://schemas.openxmlformats.org/officeDocument/2006/relationships" xmlns:v="urn:schemas-microsoft-com:vml" xmlns:w="http://schemas.openxmlformats.org/wordprocessingml/2006/main" xmlns:w10="urn:schemas-microsoft-com:office:word" xmlns:wp="http://schemas.openxmlformats.org/drawingml/2006/wordprocessingDrawing" xmlns:wps="http://schemas.microsoft.com/office/word/2010/wordprocessingShape" xmlns:wpg="http://schemas.microsoft.com/office/word/2010/wordprocessingGroup" xmlns:mc="http://schemas.openxmlformats.org/markup-compatibility/2006" xmlns:wp14="http://schemas.microsoft.com/office/word/2010/wordprocessingDrawing" xmlns:w14="http://schemas.microsoft.com/office/word/2010/wordml" xmlns:w15="http://schemas.microsoft.com/office/word/2012/wordml" mc:Ignorable="w14 wp14 w15">
+  <w:p>
+    <w:pPr>
+      <w:pStyle w:val="Footer"/>
+      <w:rPr/>
+    </w:pPr>
+    <w:r>
+      <w:rPr/>
+    </w:r>
+  </w:p>
+</w:ftr>
+</file>
+
+<file path=word/footer11.xml><?xml version="1.0" encoding="utf-8"?>
+<w:ftr xmlns:o="urn:schemas-microsoft-com:office:office" xmlns:r="http://schemas.openxmlformats.org/officeDocument/2006/relationships" xmlns:v="urn:schemas-microsoft-com:vml" xmlns:w="http://schemas.openxmlformats.org/wordprocessingml/2006/main" xmlns:w10="urn:schemas-microsoft-com:office:word" xmlns:wp="http://schemas.openxmlformats.org/drawingml/2006/wordprocessingDrawing" xmlns:wps="http://schemas.microsoft.com/office/word/2010/wordprocessingShape" xmlns:wpg="http://schemas.microsoft.com/office/word/2010/wordprocessingGroup" xmlns:mc="http://schemas.openxmlformats.org/markup-compatibility/2006" xmlns:wp14="http://schemas.microsoft.com/office/word/2010/wordprocessingDrawing" xmlns:w14="http://schemas.microsoft.com/office/word/2010/wordml" xmlns:w15="http://schemas.microsoft.com/office/word/2012/wordml" mc:Ignorable="w14 wp14 w15">
+  <w:p>
+    <w:pPr>
+      <w:pStyle w:val="Footer"/>
+      <w:spacing w:before="0" w:after="0"/>
+      <w:jc w:val="center"/>
+      <w:rPr/>
+    </w:pPr>
+    <w:r>
+      <w:rPr>
+        <w:rFonts w:cs="Arial" w:ascii="Arial" w:hAnsi="Arial"/>
+        <w:b/>
+        <w:color w:val="000000"/>
+        <w:sz w:val="20"/>
+      </w:rPr>
+      <w:t>UNCLASSIFIED</w:t>
+    </w:r>
+  </w:p>
+  <w:p>
+    <w:pPr>
+      <w:pStyle w:val="Normal"/>
+      <w:tabs>
+        <w:tab w:val="clear" w:pos="720"/>
+        <w:tab w:val="center" w:pos="7285" w:leader="none"/>
+        <w:tab w:val="right" w:pos="14570" w:leader="none"/>
+      </w:tabs>
+      <w:spacing w:before="40" w:after="0"/>
+      <w:rPr/>
+    </w:pPr>
+    <w:r>
+      <w:rPr>
+        <w:rFonts w:cs="Arial" w:ascii="Arial" w:hAnsi="Arial"/>
+        <w:b w:val="false"/>
+        <w:color w:val="000000"/>
+        <w:sz w:val="17"/>
+      </w:rPr>
+      <w:t>Combat Mindset — Proposed Way Forward</w:t>
+      <w:tab/>
+      <w:t>ACS 2026</w:t>
+      <w:tab/>
+      <w:t xml:space="preserve">Page </w:t>
+    </w:r>
+    <w:r>
+      <w:rPr>
+        <w:rFonts w:cs="Arial" w:ascii="Arial" w:hAnsi="Arial"/>
+        <w:sz w:val="17"/>
+      </w:rPr>
+      <w:fldChar w:fldCharType="begin"/>
+    </w:r>
+    <w:r>
+      <w:rPr>
+        <w:sz w:val="17"/>
+        <w:rFonts w:cs="Arial" w:ascii="Arial" w:hAnsi="Arial"/>
+      </w:rPr>
+      <w:instrText xml:space="preserve"> PAGE </w:instrText>
+    </w:r>
+    <w:r>
+      <w:rPr>
+        <w:sz w:val="17"/>
+        <w:rFonts w:cs="Arial" w:ascii="Arial" w:hAnsi="Arial"/>
+      </w:rPr>
+      <w:fldChar w:fldCharType="separate"/>
+    </w:r>
+    <w:r>
+      <w:rPr>
+        <w:sz w:val="17"/>
+        <w:rFonts w:cs="Arial" w:ascii="Arial" w:hAnsi="Arial"/>
+      </w:rPr>
+      <w:t>10</w:t>
+    </w:r>
+    <w:r>
+      <w:rPr>
+        <w:sz w:val="17"/>
+        <w:rFonts w:cs="Arial" w:ascii="Arial" w:hAnsi="Arial"/>
+      </w:rPr>
+      <w:fldChar w:fldCharType="end"/>
+    </w:r>
+    <w:r>
+      <w:rPr>
+        <w:rFonts w:cs="Arial" w:ascii="Arial" w:hAnsi="Arial"/>
+        <w:b w:val="false"/>
+        <w:color w:val="000000"/>
+        <w:sz w:val="17"/>
+      </w:rPr>
+      <w:t xml:space="preserve"> of </w:t>
+    </w:r>
+    <w:r>
+      <w:rPr>
+        <w:rFonts w:cs="Arial" w:ascii="Arial" w:hAnsi="Arial"/>
+        <w:sz w:val="17"/>
+      </w:rPr>
+      <w:fldChar w:fldCharType="begin"/>
+    </w:r>
+    <w:r>
+      <w:rPr>
+        <w:sz w:val="17"/>
+        <w:rFonts w:cs="Arial" w:ascii="Arial" w:hAnsi="Arial"/>
+      </w:rPr>
+      <w:instrText xml:space="preserve"> NUMPAGES </w:instrText>
+    </w:r>
+    <w:r>
+      <w:rPr>
+        <w:sz w:val="17"/>
+        <w:rFonts w:cs="Arial" w:ascii="Arial" w:hAnsi="Arial"/>
+      </w:rPr>
+      <w:fldChar w:fldCharType="separate"/>
+    </w:r>
+    <w:r>
+      <w:rPr>
+        <w:sz w:val="17"/>
+        <w:rFonts w:cs="Arial" w:ascii="Arial" w:hAnsi="Arial"/>
+      </w:rPr>
+      <w:t>10</w:t>
+    </w:r>
+    <w:r>
+      <w:rPr>
+        <w:sz w:val="17"/>
+        <w:rFonts w:cs="Arial" w:ascii="Arial" w:hAnsi="Arial"/>
+      </w:rPr>
+      <w:fldChar w:fldCharType="end"/>
+    </w:r>
+  </w:p>
+</w:ftr>
+</file>
+
+<file path=word/footer12.xml><?xml version="1.0" encoding="utf-8"?>
+<w:ftr xmlns:o="urn:schemas-microsoft-com:office:office" xmlns:r="http://schemas.openxmlformats.org/officeDocument/2006/relationships" xmlns:v="urn:schemas-microsoft-com:vml" xmlns:w="http://schemas.openxmlformats.org/wordprocessingml/2006/main" xmlns:w10="urn:schemas-microsoft-com:office:word" xmlns:wp="http://schemas.openxmlformats.org/drawingml/2006/wordprocessingDrawing" xmlns:wps="http://schemas.microsoft.com/office/word/2010/wordprocessingShape" xmlns:wpg="http://schemas.microsoft.com/office/word/2010/wordprocessingGroup" xmlns:mc="http://schemas.openxmlformats.org/markup-compatibility/2006" xmlns:wp14="http://schemas.microsoft.com/office/word/2010/wordprocessingDrawing" xmlns:w14="http://schemas.microsoft.com/office/word/2010/wordml" xmlns:w15="http://schemas.microsoft.com/office/word/2012/wordml" mc:Ignorable="w14 wp14 w15">
+  <w:p/>
+</w:ftr>
+</file>
+
 <file path=word/footer2.xml><?xml version="1.0" encoding="utf-8"?>
 <w:ftr xmlns:o="urn:schemas-microsoft-com:office:office" xmlns:r="http://schemas.openxmlformats.org/officeDocument/2006/relationships" xmlns:v="urn:schemas-microsoft-com:vml" xmlns:w="http://schemas.openxmlformats.org/wordprocessingml/2006/main" xmlns:w10="urn:schemas-microsoft-com:office:word" xmlns:wp="http://schemas.openxmlformats.org/drawingml/2006/wordprocessingDrawing" xmlns:wps="http://schemas.microsoft.com/office/word/2010/wordprocessingShape" xmlns:wpg="http://schemas.microsoft.com/office/word/2010/wordprocessingGroup" xmlns:mc="http://schemas.openxmlformats.org/markup-compatibility/2006" xmlns:wp14="http://schemas.microsoft.com/office/word/2010/wordprocessingDrawing" xmlns:w14="http://schemas.microsoft.com/office/word/2010/wordml" xmlns:w15="http://schemas.microsoft.com/office/word/2012/wordml" mc:Ignorable="w14 wp14 w15">
   <w:p>
@@ -4205,7 +4230,7 @@
         <w:sz w:val="17"/>
         <w:rFonts w:cs="Arial" w:ascii="Arial" w:hAnsi="Arial"/>
       </w:rPr>
-      <w:t>11</w:t>
+      <w:t>2</w:t>
     </w:r>
     <w:r>
       <w:rPr>
@@ -4249,7 +4274,7 @@
         <w:sz w:val="17"/>
         <w:rFonts w:cs="Arial" w:ascii="Arial" w:hAnsi="Arial"/>
       </w:rPr>
-      <w:t>11</w:t>
+      <w:t>10</w:t>
     </w:r>
     <w:r>
       <w:rPr>
@@ -4284,6 +4309,298 @@
 </w:ftr>
 </file>
 
+<file path=word/footer4.xml><?xml version="1.0" encoding="utf-8"?>
+<w:ftr xmlns:o="urn:schemas-microsoft-com:office:office" xmlns:r="http://schemas.openxmlformats.org/officeDocument/2006/relationships" xmlns:v="urn:schemas-microsoft-com:vml" xmlns:w="http://schemas.openxmlformats.org/wordprocessingml/2006/main" xmlns:w10="urn:schemas-microsoft-com:office:word" xmlns:wp="http://schemas.openxmlformats.org/drawingml/2006/wordprocessingDrawing" xmlns:wps="http://schemas.microsoft.com/office/word/2010/wordprocessingShape" xmlns:wpg="http://schemas.microsoft.com/office/word/2010/wordprocessingGroup" xmlns:mc="http://schemas.openxmlformats.org/markup-compatibility/2006" xmlns:wp14="http://schemas.microsoft.com/office/word/2010/wordprocessingDrawing" xmlns:w14="http://schemas.microsoft.com/office/word/2010/wordml" xmlns:w15="http://schemas.microsoft.com/office/word/2012/wordml" mc:Ignorable="w14 wp14 w15">
+  <w:p>
+    <w:pPr>
+      <w:pStyle w:val="Footer"/>
+      <w:rPr/>
+    </w:pPr>
+    <w:r>
+      <w:rPr/>
+    </w:r>
+  </w:p>
+</w:ftr>
+</file>
+
+<file path=word/footer5.xml><?xml version="1.0" encoding="utf-8"?>
+<w:ftr xmlns:o="urn:schemas-microsoft-com:office:office" xmlns:r="http://schemas.openxmlformats.org/officeDocument/2006/relationships" xmlns:v="urn:schemas-microsoft-com:vml" xmlns:w="http://schemas.openxmlformats.org/wordprocessingml/2006/main" xmlns:w10="urn:schemas-microsoft-com:office:word" xmlns:wp="http://schemas.openxmlformats.org/drawingml/2006/wordprocessingDrawing" xmlns:wps="http://schemas.microsoft.com/office/word/2010/wordprocessingShape" xmlns:wpg="http://schemas.microsoft.com/office/word/2010/wordprocessingGroup" xmlns:mc="http://schemas.openxmlformats.org/markup-compatibility/2006" xmlns:wp14="http://schemas.microsoft.com/office/word/2010/wordprocessingDrawing" xmlns:w14="http://schemas.microsoft.com/office/word/2010/wordml" xmlns:w15="http://schemas.microsoft.com/office/word/2012/wordml" mc:Ignorable="w14 wp14 w15">
+  <w:p>
+    <w:pPr>
+      <w:pStyle w:val="Footer"/>
+      <w:spacing w:before="0" w:after="0"/>
+      <w:jc w:val="center"/>
+      <w:rPr/>
+    </w:pPr>
+    <w:r>
+      <w:rPr>
+        <w:rFonts w:cs="Arial" w:ascii="Arial" w:hAnsi="Arial"/>
+        <w:b/>
+        <w:color w:val="000000"/>
+        <w:sz w:val="20"/>
+      </w:rPr>
+      <w:t>UNCLASSIFIED</w:t>
+    </w:r>
+  </w:p>
+  <w:p>
+    <w:pPr>
+      <w:pStyle w:val="Normal"/>
+      <w:tabs>
+        <w:tab w:val="clear" w:pos="720"/>
+        <w:tab w:val="center" w:pos="5528" w:leader="none"/>
+        <w:tab w:val="right" w:pos="11055" w:leader="none"/>
+      </w:tabs>
+      <w:spacing w:before="40" w:after="0"/>
+      <w:rPr/>
+    </w:pPr>
+    <w:r>
+      <w:rPr>
+        <w:rFonts w:cs="Arial" w:ascii="Arial" w:hAnsi="Arial"/>
+        <w:b w:val="false"/>
+        <w:color w:val="000000"/>
+        <w:sz w:val="17"/>
+      </w:rPr>
+      <w:t>Combat Mindset — Proposed Way Forward</w:t>
+      <w:tab/>
+      <w:t>ACS 2026</w:t>
+      <w:tab/>
+      <w:t xml:space="preserve">Page </w:t>
+    </w:r>
+    <w:r>
+      <w:rPr>
+        <w:rFonts w:cs="Arial" w:ascii="Arial" w:hAnsi="Arial"/>
+        <w:sz w:val="17"/>
+      </w:rPr>
+      <w:fldChar w:fldCharType="begin"/>
+    </w:r>
+    <w:r>
+      <w:rPr>
+        <w:sz w:val="17"/>
+        <w:rFonts w:cs="Arial" w:ascii="Arial" w:hAnsi="Arial"/>
+      </w:rPr>
+      <w:instrText xml:space="preserve"> PAGE </w:instrText>
+    </w:r>
+    <w:r>
+      <w:rPr>
+        <w:sz w:val="17"/>
+        <w:rFonts w:cs="Arial" w:ascii="Arial" w:hAnsi="Arial"/>
+      </w:rPr>
+      <w:fldChar w:fldCharType="separate"/>
+    </w:r>
+    <w:r>
+      <w:rPr>
+        <w:sz w:val="17"/>
+        <w:rFonts w:cs="Arial" w:ascii="Arial" w:hAnsi="Arial"/>
+      </w:rPr>
+      <w:t>3</w:t>
+    </w:r>
+    <w:r>
+      <w:rPr>
+        <w:sz w:val="17"/>
+        <w:rFonts w:cs="Arial" w:ascii="Arial" w:hAnsi="Arial"/>
+      </w:rPr>
+      <w:fldChar w:fldCharType="end"/>
+    </w:r>
+    <w:r>
+      <w:rPr>
+        <w:rFonts w:cs="Arial" w:ascii="Arial" w:hAnsi="Arial"/>
+        <w:b w:val="false"/>
+        <w:color w:val="000000"/>
+        <w:sz w:val="17"/>
+      </w:rPr>
+      <w:t xml:space="preserve"> of </w:t>
+    </w:r>
+    <w:r>
+      <w:rPr>
+        <w:rFonts w:cs="Arial" w:ascii="Arial" w:hAnsi="Arial"/>
+        <w:sz w:val="17"/>
+      </w:rPr>
+      <w:fldChar w:fldCharType="begin"/>
+    </w:r>
+    <w:r>
+      <w:rPr>
+        <w:sz w:val="17"/>
+        <w:rFonts w:cs="Arial" w:ascii="Arial" w:hAnsi="Arial"/>
+      </w:rPr>
+      <w:instrText xml:space="preserve"> NUMPAGES </w:instrText>
+    </w:r>
+    <w:r>
+      <w:rPr>
+        <w:sz w:val="17"/>
+        <w:rFonts w:cs="Arial" w:ascii="Arial" w:hAnsi="Arial"/>
+      </w:rPr>
+      <w:fldChar w:fldCharType="separate"/>
+    </w:r>
+    <w:r>
+      <w:rPr>
+        <w:sz w:val="17"/>
+        <w:rFonts w:cs="Arial" w:ascii="Arial" w:hAnsi="Arial"/>
+      </w:rPr>
+      <w:t>10</w:t>
+    </w:r>
+    <w:r>
+      <w:rPr>
+        <w:sz w:val="17"/>
+        <w:rFonts w:cs="Arial" w:ascii="Arial" w:hAnsi="Arial"/>
+      </w:rPr>
+      <w:fldChar w:fldCharType="end"/>
+    </w:r>
+  </w:p>
+</w:ftr>
+</file>
+
+<file path=word/footer6.xml><?xml version="1.0" encoding="utf-8"?>
+<w:ftr xmlns:o="urn:schemas-microsoft-com:office:office" xmlns:r="http://schemas.openxmlformats.org/officeDocument/2006/relationships" xmlns:v="urn:schemas-microsoft-com:vml" xmlns:w="http://schemas.openxmlformats.org/wordprocessingml/2006/main" xmlns:w10="urn:schemas-microsoft-com:office:word" xmlns:wp="http://schemas.openxmlformats.org/drawingml/2006/wordprocessingDrawing" xmlns:wps="http://schemas.microsoft.com/office/word/2010/wordprocessingShape" xmlns:wpg="http://schemas.microsoft.com/office/word/2010/wordprocessingGroup" xmlns:mc="http://schemas.openxmlformats.org/markup-compatibility/2006" xmlns:wp14="http://schemas.microsoft.com/office/word/2010/wordprocessingDrawing" xmlns:w14="http://schemas.microsoft.com/office/word/2010/wordml" xmlns:w15="http://schemas.microsoft.com/office/word/2012/wordml" mc:Ignorable="w14 wp14 w15">
+  <w:p/>
+</w:ftr>
+</file>
+
+<file path=word/footer7.xml><?xml version="1.0" encoding="utf-8"?>
+<w:ftr xmlns:o="urn:schemas-microsoft-com:office:office" xmlns:r="http://schemas.openxmlformats.org/officeDocument/2006/relationships" xmlns:v="urn:schemas-microsoft-com:vml" xmlns:w="http://schemas.openxmlformats.org/wordprocessingml/2006/main" xmlns:w10="urn:schemas-microsoft-com:office:word" xmlns:wp="http://schemas.openxmlformats.org/drawingml/2006/wordprocessingDrawing" xmlns:wps="http://schemas.microsoft.com/office/word/2010/wordprocessingShape" xmlns:wpg="http://schemas.microsoft.com/office/word/2010/wordprocessingGroup" xmlns:mc="http://schemas.openxmlformats.org/markup-compatibility/2006" xmlns:wp14="http://schemas.microsoft.com/office/word/2010/wordprocessingDrawing" xmlns:w14="http://schemas.microsoft.com/office/word/2010/wordml" xmlns:w15="http://schemas.microsoft.com/office/word/2012/wordml" mc:Ignorable="w14 wp14 w15">
+  <w:p>
+    <w:pPr>
+      <w:pStyle w:val="Footer"/>
+      <w:rPr/>
+    </w:pPr>
+    <w:r>
+      <w:rPr/>
+    </w:r>
+  </w:p>
+</w:ftr>
+</file>
+
+<file path=word/footer8.xml><?xml version="1.0" encoding="utf-8"?>
+<w:ftr xmlns:o="urn:schemas-microsoft-com:office:office" xmlns:r="http://schemas.openxmlformats.org/officeDocument/2006/relationships" xmlns:v="urn:schemas-microsoft-com:vml" xmlns:w="http://schemas.openxmlformats.org/wordprocessingml/2006/main" xmlns:w10="urn:schemas-microsoft-com:office:word" xmlns:wp="http://schemas.openxmlformats.org/drawingml/2006/wordprocessingDrawing" xmlns:wps="http://schemas.microsoft.com/office/word/2010/wordprocessingShape" xmlns:wpg="http://schemas.microsoft.com/office/word/2010/wordprocessingGroup" xmlns:mc="http://schemas.openxmlformats.org/markup-compatibility/2006" xmlns:wp14="http://schemas.microsoft.com/office/word/2010/wordprocessingDrawing" xmlns:w14="http://schemas.microsoft.com/office/word/2010/wordml" xmlns:w15="http://schemas.microsoft.com/office/word/2012/wordml" mc:Ignorable="w14 wp14 w15">
+  <w:p>
+    <w:pPr>
+      <w:pStyle w:val="Footer"/>
+      <w:spacing w:before="0" w:after="0"/>
+      <w:jc w:val="center"/>
+      <w:rPr/>
+    </w:pPr>
+    <w:r>
+      <w:rPr>
+        <w:rFonts w:cs="Arial" w:ascii="Arial" w:hAnsi="Arial"/>
+        <w:b/>
+        <w:color w:val="000000"/>
+        <w:sz w:val="20"/>
+      </w:rPr>
+      <w:t>UNCLASSIFIED</w:t>
+    </w:r>
+  </w:p>
+  <w:p>
+    <w:pPr>
+      <w:pStyle w:val="Normal"/>
+      <w:tabs>
+        <w:tab w:val="clear" w:pos="720"/>
+        <w:tab w:val="center" w:pos="4535" w:leader="none"/>
+        <w:tab w:val="right" w:pos="9071" w:leader="none"/>
+      </w:tabs>
+      <w:spacing w:before="40" w:after="0"/>
+      <w:rPr/>
+    </w:pPr>
+    <w:r>
+      <w:rPr>
+        <w:rFonts w:cs="Arial" w:ascii="Arial" w:hAnsi="Arial"/>
+        <w:b w:val="false"/>
+        <w:color w:val="000000"/>
+        <w:sz w:val="17"/>
+      </w:rPr>
+      <w:t>Combat Mindset — Proposed Way Forward</w:t>
+      <w:tab/>
+      <w:t>ACS 2026</w:t>
+      <w:tab/>
+      <w:t xml:space="preserve">Page </w:t>
+    </w:r>
+    <w:r>
+      <w:rPr>
+        <w:rFonts w:cs="Arial" w:ascii="Arial" w:hAnsi="Arial"/>
+        <w:sz w:val="17"/>
+      </w:rPr>
+      <w:fldChar w:fldCharType="begin"/>
+    </w:r>
+    <w:r>
+      <w:rPr>
+        <w:sz w:val="17"/>
+        <w:rFonts w:cs="Arial" w:ascii="Arial" w:hAnsi="Arial"/>
+      </w:rPr>
+      <w:instrText xml:space="preserve"> PAGE </w:instrText>
+    </w:r>
+    <w:r>
+      <w:rPr>
+        <w:sz w:val="17"/>
+        <w:rFonts w:cs="Arial" w:ascii="Arial" w:hAnsi="Arial"/>
+      </w:rPr>
+      <w:fldChar w:fldCharType="separate"/>
+    </w:r>
+    <w:r>
+      <w:rPr>
+        <w:sz w:val="17"/>
+        <w:rFonts w:cs="Arial" w:ascii="Arial" w:hAnsi="Arial"/>
+      </w:rPr>
+      <w:t>9</w:t>
+    </w:r>
+    <w:r>
+      <w:rPr>
+        <w:sz w:val="17"/>
+        <w:rFonts w:cs="Arial" w:ascii="Arial" w:hAnsi="Arial"/>
+      </w:rPr>
+      <w:fldChar w:fldCharType="end"/>
+    </w:r>
+    <w:r>
+      <w:rPr>
+        <w:rFonts w:cs="Arial" w:ascii="Arial" w:hAnsi="Arial"/>
+        <w:b w:val="false"/>
+        <w:color w:val="000000"/>
+        <w:sz w:val="17"/>
+      </w:rPr>
+      <w:t xml:space="preserve"> of </w:t>
+    </w:r>
+    <w:r>
+      <w:rPr>
+        <w:rFonts w:cs="Arial" w:ascii="Arial" w:hAnsi="Arial"/>
+        <w:sz w:val="17"/>
+      </w:rPr>
+      <w:fldChar w:fldCharType="begin"/>
+    </w:r>
+    <w:r>
+      <w:rPr>
+        <w:sz w:val="17"/>
+        <w:rFonts w:cs="Arial" w:ascii="Arial" w:hAnsi="Arial"/>
+      </w:rPr>
+      <w:instrText xml:space="preserve"> NUMPAGES </w:instrText>
+    </w:r>
+    <w:r>
+      <w:rPr>
+        <w:sz w:val="17"/>
+        <w:rFonts w:cs="Arial" w:ascii="Arial" w:hAnsi="Arial"/>
+      </w:rPr>
+      <w:fldChar w:fldCharType="separate"/>
+    </w:r>
+    <w:r>
+      <w:rPr>
+        <w:sz w:val="17"/>
+        <w:rFonts w:cs="Arial" w:ascii="Arial" w:hAnsi="Arial"/>
+      </w:rPr>
+      <w:t>10</w:t>
+    </w:r>
+    <w:r>
+      <w:rPr>
+        <w:sz w:val="17"/>
+        <w:rFonts w:cs="Arial" w:ascii="Arial" w:hAnsi="Arial"/>
+      </w:rPr>
+      <w:fldChar w:fldCharType="end"/>
+    </w:r>
+  </w:p>
+</w:ftr>
+</file>
+
+<file path=word/footer9.xml><?xml version="1.0" encoding="utf-8"?>
+<w:ftr xmlns:o="urn:schemas-microsoft-com:office:office" xmlns:r="http://schemas.openxmlformats.org/officeDocument/2006/relationships" xmlns:v="urn:schemas-microsoft-com:vml" xmlns:w="http://schemas.openxmlformats.org/wordprocessingml/2006/main" xmlns:w10="urn:schemas-microsoft-com:office:word" xmlns:wp="http://schemas.openxmlformats.org/drawingml/2006/wordprocessingDrawing" xmlns:wps="http://schemas.microsoft.com/office/word/2010/wordprocessingShape" xmlns:wpg="http://schemas.microsoft.com/office/word/2010/wordprocessingGroup" xmlns:mc="http://schemas.openxmlformats.org/markup-compatibility/2006" xmlns:wp14="http://schemas.microsoft.com/office/word/2010/wordprocessingDrawing" xmlns:w14="http://schemas.microsoft.com/office/word/2010/wordml" xmlns:w15="http://schemas.microsoft.com/office/word/2012/wordml" mc:Ignorable="w14 wp14 w15">
+  <w:p/>
+</w:ftr>
+</file>
+
 <file path=word/header1.xml><?xml version="1.0" encoding="utf-8"?>
 <w:hdr xmlns:o="urn:schemas-microsoft-com:office:office" xmlns:r="http://schemas.openxmlformats.org/officeDocument/2006/relationships" xmlns:v="urn:schemas-microsoft-com:vml" xmlns:w="http://schemas.openxmlformats.org/wordprocessingml/2006/main" xmlns:w10="urn:schemas-microsoft-com:office:word" xmlns:wp="http://schemas.openxmlformats.org/drawingml/2006/wordprocessingDrawing" xmlns:wps="http://schemas.microsoft.com/office/word/2010/wordprocessingShape" xmlns:wpg="http://schemas.microsoft.com/office/word/2010/wordprocessingGroup" xmlns:mc="http://schemas.openxmlformats.org/markup-compatibility/2006" xmlns:wp14="http://schemas.microsoft.com/office/word/2010/wordprocessingDrawing" xmlns:w14="http://schemas.microsoft.com/office/word/2010/wordml" xmlns:w15="http://schemas.microsoft.com/office/word/2012/wordml" mc:Ignorable="w14 wp14 w15">
   <w:p>
@@ -4339,6 +4656,90 @@
       <w:t>UNCLASSIFIED</w:t>
     </w:r>
   </w:p>
+</w:hdr>
+</file>
+
+<file path=word/header4.xml><?xml version="1.0" encoding="utf-8"?>
+<w:hdr xmlns:o="urn:schemas-microsoft-com:office:office" xmlns:r="http://schemas.openxmlformats.org/officeDocument/2006/relationships" xmlns:v="urn:schemas-microsoft-com:vml" xmlns:w="http://schemas.openxmlformats.org/wordprocessingml/2006/main" xmlns:w10="urn:schemas-microsoft-com:office:word" xmlns:wp="http://schemas.openxmlformats.org/drawingml/2006/wordprocessingDrawing" xmlns:wps="http://schemas.microsoft.com/office/word/2010/wordprocessingShape" xmlns:wpg="http://schemas.microsoft.com/office/word/2010/wordprocessingGroup" xmlns:mc="http://schemas.openxmlformats.org/markup-compatibility/2006" xmlns:wp14="http://schemas.microsoft.com/office/word/2010/wordprocessingDrawing" xmlns:w14="http://schemas.microsoft.com/office/word/2010/wordml" xmlns:w15="http://schemas.microsoft.com/office/word/2012/wordml" mc:Ignorable="w14 wp14 w15">
+  <w:p>
+    <w:pPr>
+      <w:pStyle w:val="Header"/>
+      <w:spacing w:before="0" w:after="0"/>
+      <w:jc w:val="center"/>
+      <w:rPr/>
+    </w:pPr>
+    <w:r>
+      <w:rPr>
+        <w:rFonts w:cs="Arial" w:ascii="Arial" w:hAnsi="Arial"/>
+        <w:b/>
+        <w:color w:val="000000"/>
+        <w:sz w:val="20"/>
+      </w:rPr>
+      <w:t>UNCLASSIFIED</w:t>
+    </w:r>
+  </w:p>
+</w:hdr>
+</file>
+
+<file path=word/header5.xml><?xml version="1.0" encoding="utf-8"?>
+<w:hdr xmlns:o="urn:schemas-microsoft-com:office:office" xmlns:r="http://schemas.openxmlformats.org/officeDocument/2006/relationships" xmlns:v="urn:schemas-microsoft-com:vml" xmlns:w="http://schemas.openxmlformats.org/wordprocessingml/2006/main" xmlns:w10="urn:schemas-microsoft-com:office:word" xmlns:wp="http://schemas.openxmlformats.org/drawingml/2006/wordprocessingDrawing" xmlns:wps="http://schemas.microsoft.com/office/word/2010/wordprocessingShape" xmlns:wpg="http://schemas.microsoft.com/office/word/2010/wordprocessingGroup" xmlns:mc="http://schemas.openxmlformats.org/markup-compatibility/2006" xmlns:wp14="http://schemas.microsoft.com/office/word/2010/wordprocessingDrawing" xmlns:w14="http://schemas.microsoft.com/office/word/2010/wordml" xmlns:w15="http://schemas.microsoft.com/office/word/2012/wordml" mc:Ignorable="w14 wp14 w15">
+  <w:p/>
+</w:hdr>
+</file>
+
+<file path=word/header6.xml><?xml version="1.0" encoding="utf-8"?>
+<w:hdr xmlns:o="urn:schemas-microsoft-com:office:office" xmlns:r="http://schemas.openxmlformats.org/officeDocument/2006/relationships" xmlns:v="urn:schemas-microsoft-com:vml" xmlns:w="http://schemas.openxmlformats.org/wordprocessingml/2006/main" xmlns:w10="urn:schemas-microsoft-com:office:word" xmlns:wp="http://schemas.openxmlformats.org/drawingml/2006/wordprocessingDrawing" xmlns:wps="http://schemas.microsoft.com/office/word/2010/wordprocessingShape" xmlns:wpg="http://schemas.microsoft.com/office/word/2010/wordprocessingGroup" xmlns:mc="http://schemas.openxmlformats.org/markup-compatibility/2006" xmlns:wp14="http://schemas.microsoft.com/office/word/2010/wordprocessingDrawing" xmlns:w14="http://schemas.microsoft.com/office/word/2010/wordml" xmlns:w15="http://schemas.microsoft.com/office/word/2012/wordml" mc:Ignorable="w14 wp14 w15">
+  <w:p>
+    <w:pPr>
+      <w:pStyle w:val="Header"/>
+      <w:spacing w:before="0" w:after="0"/>
+      <w:jc w:val="center"/>
+      <w:rPr/>
+    </w:pPr>
+    <w:r>
+      <w:rPr>
+        <w:rFonts w:cs="Arial" w:ascii="Arial" w:hAnsi="Arial"/>
+        <w:b/>
+        <w:color w:val="000000"/>
+        <w:sz w:val="20"/>
+      </w:rPr>
+      <w:t>UNCLASSIFIED</w:t>
+    </w:r>
+  </w:p>
+</w:hdr>
+</file>
+
+<file path=word/header7.xml><?xml version="1.0" encoding="utf-8"?>
+<w:hdr xmlns:o="urn:schemas-microsoft-com:office:office" xmlns:r="http://schemas.openxmlformats.org/officeDocument/2006/relationships" xmlns:v="urn:schemas-microsoft-com:vml" xmlns:w="http://schemas.openxmlformats.org/wordprocessingml/2006/main" xmlns:w10="urn:schemas-microsoft-com:office:word" xmlns:wp="http://schemas.openxmlformats.org/drawingml/2006/wordprocessingDrawing" xmlns:wps="http://schemas.microsoft.com/office/word/2010/wordprocessingShape" xmlns:wpg="http://schemas.microsoft.com/office/word/2010/wordprocessingGroup" xmlns:mc="http://schemas.openxmlformats.org/markup-compatibility/2006" xmlns:wp14="http://schemas.microsoft.com/office/word/2010/wordprocessingDrawing" xmlns:w14="http://schemas.microsoft.com/office/word/2010/wordml" xmlns:w15="http://schemas.microsoft.com/office/word/2012/wordml" mc:Ignorable="w14 wp14 w15">
+  <w:p/>
+</w:hdr>
+</file>
+
+<file path=word/header8.xml><?xml version="1.0" encoding="utf-8"?>
+<w:hdr xmlns:o="urn:schemas-microsoft-com:office:office" xmlns:r="http://schemas.openxmlformats.org/officeDocument/2006/relationships" xmlns:v="urn:schemas-microsoft-com:vml" xmlns:w="http://schemas.openxmlformats.org/wordprocessingml/2006/main" xmlns:w10="urn:schemas-microsoft-com:office:word" xmlns:wp="http://schemas.openxmlformats.org/drawingml/2006/wordprocessingDrawing" xmlns:wps="http://schemas.microsoft.com/office/word/2010/wordprocessingShape" xmlns:wpg="http://schemas.microsoft.com/office/word/2010/wordprocessingGroup" xmlns:mc="http://schemas.openxmlformats.org/markup-compatibility/2006" xmlns:wp14="http://schemas.microsoft.com/office/word/2010/wordprocessingDrawing" xmlns:w14="http://schemas.microsoft.com/office/word/2010/wordml" xmlns:w15="http://schemas.microsoft.com/office/word/2012/wordml" mc:Ignorable="w14 wp14 w15">
+  <w:p>
+    <w:pPr>
+      <w:pStyle w:val="Header"/>
+      <w:spacing w:before="0" w:after="0"/>
+      <w:jc w:val="center"/>
+      <w:rPr/>
+    </w:pPr>
+    <w:r>
+      <w:rPr>
+        <w:rFonts w:cs="Arial" w:ascii="Arial" w:hAnsi="Arial"/>
+        <w:b/>
+        <w:color w:val="000000"/>
+        <w:sz w:val="20"/>
+      </w:rPr>
+      <w:t>UNCLASSIFIED</w:t>
+    </w:r>
+  </w:p>
+</w:hdr>
+</file>
+
+<file path=word/header9.xml><?xml version="1.0" encoding="utf-8"?>
+<w:hdr xmlns:o="urn:schemas-microsoft-com:office:office" xmlns:r="http://schemas.openxmlformats.org/officeDocument/2006/relationships" xmlns:v="urn:schemas-microsoft-com:vml" xmlns:w="http://schemas.openxmlformats.org/wordprocessingml/2006/main" xmlns:w10="urn:schemas-microsoft-com:office:word" xmlns:wp="http://schemas.openxmlformats.org/drawingml/2006/wordprocessingDrawing" xmlns:wps="http://schemas.microsoft.com/office/word/2010/wordprocessingShape" xmlns:wpg="http://schemas.microsoft.com/office/word/2010/wordprocessingGroup" xmlns:mc="http://schemas.openxmlformats.org/markup-compatibility/2006" xmlns:wp14="http://schemas.microsoft.com/office/word/2010/wordprocessingDrawing" xmlns:w14="http://schemas.microsoft.com/office/word/2010/wordml" xmlns:w15="http://schemas.microsoft.com/office/word/2012/wordml" mc:Ignorable="w14 wp14 w15">
+  <w:p/>
 </w:hdr>
 </file>
 
@@ -4675,6 +5076,13 @@
     </w:pPr>
     <w:rPr/>
   </w:style>
+  <w:style w:type="paragraph" w:styleId="HeaderLeft">
+    <w:name w:val="Header Left"/>
+    <w:basedOn w:val="Header"/>
+    <w:qFormat/>
+    <w:pPr/>
+    <w:rPr/>
+  </w:style>
   <w:style w:type="paragraph" w:styleId="TOC1">
     <w:name w:val="TOC 1"/>
     <w:basedOn w:val="Index"/>

--- a/output/combat-mindset-way-forward.docx
+++ b/output/combat-mindset-way-forward.docx
@@ -250,7 +250,7 @@
           <w:color w:val="000000"/>
           <w:sz w:val="20"/>
         </w:rPr>
-        <w:t>Draft v0.7</w:t>
+        <w:t>Draft v0.8</w:t>
       </w:r>
     </w:p>
     <w:p>
@@ -320,7 +320,7 @@
             </w:rPr>
             <w:fldChar w:fldCharType="separate"/>
           </w:r>
-          <w:hyperlink w:anchor="__RefHeading___Toc373_164725115">
+          <w:hyperlink w:anchor="__RefHeading___Toc386_4224954849">
             <w:r>
               <w:rPr>
                 <w:webHidden/>
@@ -347,7 +347,7 @@
             </w:tabs>
             <w:rPr/>
           </w:pPr>
-          <w:hyperlink w:anchor="__RefHeading___Toc375_164725115">
+          <w:hyperlink w:anchor="__RefHeading___Toc388_4224954849">
             <w:r>
               <w:rPr>
                 <w:webHidden/>
@@ -374,7 +374,7 @@
             </w:tabs>
             <w:rPr/>
           </w:pPr>
-          <w:hyperlink w:anchor="__RefHeading___Toc377_164725115">
+          <w:hyperlink w:anchor="__RefHeading___Toc390_4224954849">
             <w:r>
               <w:rPr>
                 <w:webHidden/>
@@ -401,7 +401,7 @@
             </w:tabs>
             <w:rPr/>
           </w:pPr>
-          <w:hyperlink w:anchor="__RefHeading___Toc379_164725115">
+          <w:hyperlink w:anchor="__RefHeading___Toc392_4224954849">
             <w:r>
               <w:rPr>
                 <w:webHidden/>
@@ -428,7 +428,7 @@
             </w:tabs>
             <w:rPr/>
           </w:pPr>
-          <w:hyperlink w:anchor="__RefHeading___Toc381_164725115">
+          <w:hyperlink w:anchor="__RefHeading___Toc394_4224954849">
             <w:r>
               <w:rPr>
                 <w:webHidden/>
@@ -455,7 +455,7 @@
             </w:tabs>
             <w:rPr/>
           </w:pPr>
-          <w:hyperlink w:anchor="__RefHeading___Toc383_164725115">
+          <w:hyperlink w:anchor="__RefHeading___Toc396_4224954849">
             <w:r>
               <w:rPr>
                 <w:webHidden/>
@@ -482,7 +482,7 @@
             </w:tabs>
             <w:rPr/>
           </w:pPr>
-          <w:hyperlink w:anchor="__RefHeading___Toc385_164725115">
+          <w:hyperlink w:anchor="__RefHeading___Toc398_4224954849">
             <w:r>
               <w:rPr>
                 <w:webHidden/>
@@ -496,7 +496,7 @@
                 <w:rStyle w:val="IndexLink"/>
               </w:rPr>
               <w:tab/>
-              <w:t>8</w:t>
+              <w:t>9</w:t>
             </w:r>
           </w:hyperlink>
         </w:p>
@@ -509,7 +509,7 @@
             </w:tabs>
             <w:rPr/>
           </w:pPr>
-          <w:hyperlink w:anchor="__RefHeading___Toc387_164725115">
+          <w:hyperlink w:anchor="__RefHeading___Toc400_4224954849">
             <w:r>
               <w:rPr>
                 <w:webHidden/>
@@ -536,7 +536,7 @@
             </w:tabs>
             <w:rPr/>
           </w:pPr>
-          <w:hyperlink w:anchor="__RefHeading___Toc389_164725115">
+          <w:hyperlink w:anchor="__RefHeading___Toc402_4224954849">
             <w:r>
               <w:rPr>
                 <w:webHidden/>
@@ -550,7 +550,7 @@
                 <w:rStyle w:val="IndexLink"/>
               </w:rPr>
               <w:tab/>
-              <w:t>10</w:t>
+              <w:t>11</w:t>
             </w:r>
           </w:hyperlink>
         </w:p>
@@ -563,7 +563,7 @@
             </w:tabs>
             <w:rPr/>
           </w:pPr>
-          <w:hyperlink w:anchor="__RefHeading___Toc391_164725115">
+          <w:hyperlink w:anchor="__RefHeading___Toc404_4224954849">
             <w:r>
               <w:rPr>
                 <w:webHidden/>
@@ -577,7 +577,7 @@
                 <w:rStyle w:val="IndexLink"/>
               </w:rPr>
               <w:tab/>
-              <w:t>10</w:t>
+              <w:t>11</w:t>
             </w:r>
           </w:hyperlink>
           <w:r>
@@ -618,7 +618,7 @@
         <w:spacing w:before="0" w:after="160"/>
         <w:rPr/>
       </w:pPr>
-      <w:bookmarkStart w:id="0" w:name="__RefHeading___Toc373_164725115"/>
+      <w:bookmarkStart w:id="0" w:name="__RefHeading___Toc386_4224954849"/>
       <w:bookmarkEnd w:id="0"/>
       <w:r>
         <w:rPr>
@@ -700,7 +700,7 @@
         </w:pBdr>
         <w:rPr/>
       </w:pPr>
-      <w:bookmarkStart w:id="1" w:name="__RefHeading___Toc375_164725115"/>
+      <w:bookmarkStart w:id="1" w:name="__RefHeading___Toc388_4224954849"/>
       <w:bookmarkEnd w:id="1"/>
       <w:r>
         <w:rPr>
@@ -762,7 +762,7 @@
         </w:pBdr>
         <w:rPr/>
       </w:pPr>
-      <w:bookmarkStart w:id="2" w:name="__RefHeading___Toc377_164725115"/>
+      <w:bookmarkStart w:id="2" w:name="__RefHeading___Toc390_4224954849"/>
       <w:bookmarkEnd w:id="2"/>
       <w:r>
         <w:rPr>
@@ -786,7 +786,7 @@
           <w:b w:val="false"/>
           <w:i w:val="false"/>
         </w:rPr>
-        <w:t>Considerable work on Combat Mindset and Performance Under Pressure already exists across Army — notably by NZDF Psychology — and elements of it have been endorsed in various settings. What Army does not yet have is a coherent, Army-wide doctrine, governance and assurance model for Combat Mindset, despite the term being in active use and despite Army's drive toward an increased Warfighter Focus. The COMDT ACS guidance reaches the same diagnosis:</w:t>
+        <w:t>Considerable work on Combat Mindset and Performance Under Pressure already exists across Army — notably by NZDF Psychology — and elements of it have been endorsed in various settings. What Army does not yet have is a coherent, Army-wide doctrine, governance and assurance model for Combat Mindset, despite the term's active use and Army's drive toward an increased Warfighter Focus. The COMDT ACS guidance reaches the same diagnosis:</w:t>
       </w:r>
     </w:p>
     <w:p>
@@ -846,21 +846,7 @@
           <w:b w:val="false"/>
           <w:i w:val="false"/>
         </w:rPr>
-        <w:t>The doctrinal requirement is therefore to define the human-performance capability Army requires, consolidate the substantial body of work that already exists beneath it, and describe its combat-specific expression.</w:t>
-      </w:r>
-    </w:p>
-    <w:p>
-      <w:pPr>
-        <w:pStyle w:val="Normal"/>
-        <w:rPr/>
-      </w:pPr>
-      <w:r>
-        <w:rPr>
-          <w:rFonts w:cs="Book Antiqua"/>
-          <w:b w:val="false"/>
-          <w:i w:val="false"/>
-        </w:rPr>
-        <w:t>Sufficient evidence and existing capability are available to commence governance, the capability stocktake and framework development immediately. The present gap is not a lack of content; it is a lack of common language, clear ownership and assurance across what already exists.</w:t>
+        <w:t>The doctrinal requirement is therefore to define the human-performance capability Army requires, consolidate the substantial body of work that already exists beneath it, and describe its combat-specific expression. Sufficient evidence and existing capability are available to commence governance, the capability stocktake and framework development immediately.</w:t>
       </w:r>
     </w:p>
     <w:p>
@@ -884,7 +870,7 @@
         </w:pBdr>
         <w:rPr/>
       </w:pPr>
-      <w:bookmarkStart w:id="3" w:name="__RefHeading___Toc379_164725115"/>
+      <w:bookmarkStart w:id="3" w:name="__RefHeading___Toc392_4224954849"/>
       <w:bookmarkEnd w:id="3"/>
       <w:r>
         <w:rPr>
@@ -1004,7 +990,7 @@
           <w:b w:val="false"/>
           <w:i/>
         </w:rPr>
-        <w:t xml:space="preserve"> The individual and collective readiness and disposition to remain effective and act decisively, persistently, adaptively and ethically under the threat, adversity and uncertainty of combat in order to achieve the mission. It is the combat-specific expression of Performance Under Pressure.</w:t>
+        <w:t xml:space="preserve"> The individual and collective readiness and disposition to remain effective and act decisively and ethically under the threat, adversity and uncertainty of combat in order to achieve the mission. It is the combat-specific expression of Performance Under Pressure.</w:t>
       </w:r>
     </w:p>
     <w:p>
@@ -1053,6 +1039,20 @@
           <w:i/>
         </w:rPr>
         <w:t xml:space="preserve"> The organising model through which Army defines, develops, integrates and assures the individual and collective capabilities that enable Combat Mindset.</w:t>
+      </w:r>
+    </w:p>
+    <w:p>
+      <w:pPr>
+        <w:pStyle w:val="Normal"/>
+        <w:rPr/>
+      </w:pPr>
+      <w:r>
+        <w:rPr>
+          <w:rFonts w:cs="Book Antiqua"/>
+          <w:b w:val="false"/>
+          <w:i w:val="false"/>
+        </w:rPr>
+        <w:t>A product, method or activity is combat-specific where it develops or applies Performance Under Pressure under conditions characteristic of combat: an opposed or threat-bearing context, consequence for mission and life, and ethical load. Products lacking these conditions contribute to the enabling capability rather than its combat-specific expression.</w:t>
       </w:r>
     </w:p>
     <w:p>
@@ -1282,7 +1282,7 @@
           <w:b w:val="false"/>
           <w:i w:val="false"/>
         </w:rPr>
-        <w:t>Conflates the combat-specific outcome with the broader human-performance capability, reducing applicability outside combat.</w:t>
+        <w:t>Matches common soldier usage, in which Combat Mindset already serves as the umbrella term, and avoids a two-term hierarchy that requires sustained explanation.</w:t>
       </w:r>
     </w:p>
     <w:p>
@@ -1318,7 +1318,7 @@
           <w:b w:val="false"/>
           <w:i w:val="false"/>
         </w:rPr>
-        <w:t>Makes it difficult to distinguish doctrine, capability, framework and product.</w:t>
+        <w:t>Conflates the combat-specific outcome with the broader human-performance capability, reducing applicability outside combat.</w:t>
       </w:r>
     </w:p>
     <w:p>
@@ -1354,267 +1354,7 @@
           <w:b w:val="false"/>
           <w:i w:val="false"/>
         </w:rPr>
-        <w:t>Increases the risk that Combat Mindset is interpreted as motivation or aggression alone.</w:t>
-      </w:r>
-    </w:p>
-    <w:p>
-      <w:pPr>
-        <w:pStyle w:val="Normal"/>
-        <w:rPr/>
-      </w:pPr>
-      <w:r>
-        <w:rPr>
-          <w:rFonts w:cs="Book Antiqua"/>
-          <w:b w:val="false"/>
-          <w:i w:val="false"/>
-        </w:rPr>
-        <w:t>Both options deliver the end state described in the COMDT ACS guidance. NZALC and HPC jointly recommend Option 1, and will implement whichever option COMDT ACS selects.</w:t>
-      </w:r>
-    </w:p>
-    <w:p>
-      <w:pPr>
-        <w:pStyle w:val="Normal"/>
-        <w:pBdr>
-          <w:bottom w:val="single" w:sz="6" w:space="1" w:color="A89662"/>
-        </w:pBdr>
-        <w:spacing w:before="200" w:after="200"/>
-        <w:rPr/>
-      </w:pPr>
-      <w:r>
-        <w:rPr/>
-      </w:r>
-    </w:p>
-    <w:p>
-      <w:pPr>
-        <w:pStyle w:val="Heading1"/>
-        <w:pBdr>
-          <w:left w:val="single" w:sz="24" w:space="8" w:color="C62026"/>
-        </w:pBdr>
-        <w:rPr/>
-      </w:pPr>
-      <w:bookmarkStart w:id="4" w:name="__RefHeading___Toc381_164725115"/>
-      <w:bookmarkEnd w:id="4"/>
-      <w:r>
-        <w:rPr>
-          <w:rFonts w:cs="Arial" w:ascii="Arial" w:hAnsi="Arial"/>
-          <w:b/>
-          <w:i w:val="false"/>
-          <w:color w:val="002516"/>
-          <w:sz w:val="28"/>
-        </w:rPr>
-        <w:t>3. What already exists</w:t>
-      </w:r>
-    </w:p>
-    <w:p>
-      <w:pPr>
-        <w:pStyle w:val="Normal"/>
-        <w:rPr/>
-      </w:pPr>
-      <w:r>
-        <w:rPr>
-          <w:rFonts w:cs="Book Antiqua"/>
-          <w:b w:val="false"/>
-          <w:i w:val="false"/>
-        </w:rPr>
-        <w:t>A full stocktake of existing capability and products will be completed during Phase 1. The products described below contribute to the development of Performance Under Pressure and, where applied in a warfighting context, to Combat Mindset. They do not constitute the doctrinal definitions or the complete framework in isolation. Initial holdings include the following.</w:t>
-      </w:r>
-    </w:p>
-    <w:p>
-      <w:pPr>
-        <w:pStyle w:val="Heading2"/>
-        <w:rPr/>
-      </w:pPr>
-      <w:r>
-        <w:rPr>
-          <w:rFonts w:cs="Arial" w:ascii="Arial" w:hAnsi="Arial"/>
-          <w:b/>
-          <w:i w:val="false"/>
-          <w:color w:val="000000"/>
-          <w:sz w:val="22"/>
-        </w:rPr>
-        <w:t>NZALC Performance Under Pressure package</w:t>
-      </w:r>
-    </w:p>
-    <w:p>
-      <w:pPr>
-        <w:pStyle w:val="Normal"/>
-        <w:rPr/>
-      </w:pPr>
-      <w:r>
-        <w:rPr>
-          <w:rFonts w:cs="Book Antiqua"/>
-          <w:b w:val="false"/>
-          <w:i w:val="false"/>
-        </w:rPr>
-        <w:t>NZALC delivers a leadership-development approach incorporating Performance = Potential – Interference, Red Head–Blue Head, Prepare–Perform–Recover, mental-skills techniques, psychometrics, experiential activity, feedback and Leadership Development Plans. This material is embedded across Lead Self, Lead Teams, Lead Leaders and Lead Systems.</w:t>
-      </w:r>
-    </w:p>
-    <w:p>
-      <w:pPr>
-        <w:pStyle w:val="Heading2"/>
-        <w:rPr/>
-      </w:pPr>
-      <w:r>
-        <w:rPr>
-          <w:rFonts w:cs="Arial" w:ascii="Arial" w:hAnsi="Arial"/>
-          <w:b/>
-          <w:i w:val="false"/>
-          <w:color w:val="000000"/>
-          <w:sz w:val="22"/>
-        </w:rPr>
-        <w:t>Human Performance Cell Cognitive Conditioning programme (COGCON)</w:t>
-      </w:r>
-    </w:p>
-    <w:p>
-      <w:pPr>
-        <w:pStyle w:val="Normal"/>
-        <w:rPr/>
-      </w:pPr>
-      <w:r>
-        <w:rPr>
-          <w:rFonts w:cs="Book Antiqua"/>
-          <w:b w:val="false"/>
-          <w:i w:val="false"/>
-        </w:rPr>
-        <w:t>COGCON is a developmental cognitive-conditioning product targeting selected aspects of performance cognition under physical and cognitive load, including arousal regulation, attention, cognitive control and working memory. Feasibility trials in military training have demonstrated acceptability and promising training trends. Its causal effectiveness, operational transfer, readiness validity, scalability and enduring delivery model have not yet been established. Its status and appropriate future role will be confirmed through the Phase 1 stocktake.</w:t>
-      </w:r>
-    </w:p>
-    <w:p>
-      <w:pPr>
-        <w:pStyle w:val="Heading2"/>
-        <w:rPr/>
-      </w:pPr>
-      <w:r>
-        <w:rPr>
-          <w:rFonts w:cs="Arial" w:ascii="Arial" w:hAnsi="Arial"/>
-          <w:b/>
-          <w:i w:val="false"/>
-          <w:color w:val="000000"/>
-          <w:sz w:val="22"/>
-        </w:rPr>
-        <w:t>NZDF Psychology, ILD and other stakeholders</w:t>
-      </w:r>
-    </w:p>
-    <w:p>
-      <w:pPr>
-        <w:pStyle w:val="Normal"/>
-        <w:rPr/>
-      </w:pPr>
-      <w:r>
-        <w:rPr>
-          <w:rFonts w:cs="Book Antiqua"/>
-          <w:b w:val="false"/>
-          <w:i w:val="false"/>
-        </w:rPr>
-        <w:t>These organisations hold additional professional expertise, learning products, delivery capability and assurance functions that will be confirmed during the Phase 1 stocktake.</w:t>
-      </w:r>
-    </w:p>
-    <w:p>
-      <w:pPr>
-        <w:pStyle w:val="Normal"/>
-        <w:rPr/>
-      </w:pPr>
-      <w:r>
-        <w:rPr>
-          <w:rFonts w:cs="Book Antiqua"/>
-          <w:b w:val="false"/>
-          <w:i w:val="false"/>
-        </w:rPr>
-        <w:t>Initial review indicates considerable conceptual alignment across existing products. The Army Combat Mindset Framework will establish a common doctrinal language beneath which individual products and methods can be appropriately nested. It will not require all products to use identical internal methodologies, provided they align to the endorsed framework, outcomes and assurance requirements.</w:t>
-      </w:r>
-    </w:p>
-    <w:p>
-      <w:pPr>
-        <w:pStyle w:val="Normal"/>
-        <w:pBdr>
-          <w:bottom w:val="single" w:sz="6" w:space="1" w:color="A89662"/>
-        </w:pBdr>
-        <w:spacing w:before="200" w:after="200"/>
-        <w:rPr/>
-      </w:pPr>
-      <w:r>
-        <w:rPr/>
-      </w:r>
-    </w:p>
-    <w:p>
-      <w:pPr>
-        <w:pStyle w:val="Heading1"/>
-        <w:pBdr>
-          <w:left w:val="single" w:sz="24" w:space="8" w:color="C62026"/>
-        </w:pBdr>
-        <w:rPr/>
-      </w:pPr>
-      <w:bookmarkStart w:id="5" w:name="__RefHeading___Toc383_164725115"/>
-      <w:bookmarkEnd w:id="5"/>
-      <w:r>
-        <w:rPr>
-          <w:rFonts w:cs="Arial" w:ascii="Arial" w:hAnsi="Arial"/>
-          <w:b/>
-          <w:i w:val="false"/>
-          <w:color w:val="002516"/>
-          <w:sz w:val="28"/>
-        </w:rPr>
-        <w:t>4. Proposed programme of work</w:t>
-      </w:r>
-    </w:p>
-    <w:p>
-      <w:pPr>
-        <w:pStyle w:val="Heading2"/>
-        <w:rPr/>
-      </w:pPr>
-      <w:r>
-        <w:rPr>
-          <w:rFonts w:cs="Arial" w:ascii="Arial" w:hAnsi="Arial"/>
-          <w:b/>
-          <w:i w:val="false"/>
-          <w:color w:val="000000"/>
-          <w:sz w:val="22"/>
-        </w:rPr>
-        <w:t>Phase 0: Governance and definition (by end July 2026)</w:t>
-      </w:r>
-    </w:p>
-    <w:p>
-      <w:pPr>
-        <w:pStyle w:val="Normal"/>
-        <w:rPr/>
-      </w:pPr>
-      <w:r>
-        <w:rPr>
-          <w:rFonts w:cs="Book Antiqua"/>
-          <w:b w:val="false"/>
-          <w:i w:val="false"/>
-        </w:rPr>
-        <w:t>Confirm interim sponsorship and capability-integration arrangements, endorse the problem statement, select the terminology option at paragraph 2, and draft for staffing the Army-endorsed definitions of Combat Mindset, Performance Under Pressure and the Army Combat Mindset Framework, together with the agreed relationship between the three.</w:t>
-      </w:r>
-    </w:p>
-    <w:p>
-      <w:pPr>
-        <w:pStyle w:val="Heading2"/>
-        <w:rPr/>
-      </w:pPr>
-      <w:r>
-        <w:rPr>
-          <w:rFonts w:cs="Arial" w:ascii="Arial" w:hAnsi="Arial"/>
-          <w:b/>
-          <w:i w:val="false"/>
-          <w:color w:val="000000"/>
-          <w:sz w:val="22"/>
-        </w:rPr>
-        <w:t>Phase 1: Capability and product stocktake (August 2026)</w:t>
-      </w:r>
-    </w:p>
-    <w:p>
-      <w:pPr>
-        <w:pStyle w:val="Normal"/>
-        <w:rPr/>
-      </w:pPr>
-      <w:r>
-        <w:rPr>
-          <w:rFonts w:cs="Book Antiqua"/>
-          <w:b w:val="false"/>
-          <w:i w:val="false"/>
-        </w:rPr>
-        <w:t>Conduct a stocktake of existing doctrine, content, products, courses, instructor capability, delivery activity, evidence, ownership and assurance arrangements across ACS, NZALC, HPC, NZDF Psychology, ILD, training establishments and selected units. The stocktake will distinguish:</w:t>
+        <w:t>Makes it difficult to distinguish doctrine, capability, framework and product.</w:t>
       </w:r>
     </w:p>
     <w:p>
@@ -1650,7 +1390,295 @@
           <w:b w:val="false"/>
           <w:i w:val="false"/>
         </w:rPr>
-        <w:t>doctrinal and policy holdings;</w:t>
+        <w:t>Increases the risk that Combat Mindset is interpreted as motivation or aggression alone.</w:t>
+      </w:r>
+    </w:p>
+    <w:p>
+      <w:pPr>
+        <w:pStyle w:val="Normal"/>
+        <w:rPr/>
+      </w:pPr>
+      <w:r>
+        <w:rPr>
+          <w:rFonts w:cs="Book Antiqua"/>
+          <w:b w:val="false"/>
+          <w:i w:val="false"/>
+        </w:rPr>
+        <w:t>Both options deliver the end state described in the COMDT ACS guidance. NZALC and HPC jointly recommend Option 1, and will implement whichever option COMDT ACS selects.</w:t>
+      </w:r>
+    </w:p>
+    <w:p>
+      <w:pPr>
+        <w:pStyle w:val="Normal"/>
+        <w:pBdr>
+          <w:bottom w:val="single" w:sz="6" w:space="1" w:color="A89662"/>
+        </w:pBdr>
+        <w:spacing w:before="200" w:after="200"/>
+        <w:rPr/>
+      </w:pPr>
+      <w:r>
+        <w:rPr/>
+      </w:r>
+    </w:p>
+    <w:p>
+      <w:pPr>
+        <w:pStyle w:val="Heading1"/>
+        <w:pBdr>
+          <w:left w:val="single" w:sz="24" w:space="8" w:color="C62026"/>
+        </w:pBdr>
+        <w:rPr/>
+      </w:pPr>
+      <w:bookmarkStart w:id="4" w:name="__RefHeading___Toc394_4224954849"/>
+      <w:bookmarkEnd w:id="4"/>
+      <w:r>
+        <w:rPr>
+          <w:rFonts w:cs="Arial" w:ascii="Arial" w:hAnsi="Arial"/>
+          <w:b/>
+          <w:i w:val="false"/>
+          <w:color w:val="002516"/>
+          <w:sz w:val="28"/>
+        </w:rPr>
+        <w:t>3. What already exists</w:t>
+      </w:r>
+    </w:p>
+    <w:p>
+      <w:pPr>
+        <w:pStyle w:val="Normal"/>
+        <w:rPr/>
+      </w:pPr>
+      <w:r>
+        <w:rPr>
+          <w:rFonts w:cs="Book Antiqua"/>
+          <w:b w:val="false"/>
+          <w:i w:val="false"/>
+        </w:rPr>
+        <w:t>Allied armies have fielded comparable integrated human-performance programmes, including US Army Holistic Health and Fitness [verify], UK Op SMART [verify] and ADF BattleSMART [verify]. The structure proposed in this paper — a single organising framework beneath which existing products are nested and assured — is consistent with that direction.</w:t>
+      </w:r>
+    </w:p>
+    <w:p>
+      <w:pPr>
+        <w:pStyle w:val="Normal"/>
+        <w:rPr/>
+      </w:pPr>
+      <w:r>
+        <w:rPr>
+          <w:rFonts w:cs="Book Antiqua"/>
+          <w:b w:val="false"/>
+          <w:i w:val="false"/>
+        </w:rPr>
+        <w:t>A full stocktake of existing capability and products will be completed during Phase 1. The products described below contribute to the development of Performance Under Pressure and, where applied in a warfighting context, to Combat Mindset. They do not constitute the doctrinal definitions or the complete framework in isolation. Initial holdings include the following.</w:t>
+      </w:r>
+    </w:p>
+    <w:p>
+      <w:pPr>
+        <w:pStyle w:val="Heading2"/>
+        <w:rPr/>
+      </w:pPr>
+      <w:r>
+        <w:rPr>
+          <w:rFonts w:cs="Arial" w:ascii="Arial" w:hAnsi="Arial"/>
+          <w:b/>
+          <w:i w:val="false"/>
+          <w:color w:val="000000"/>
+          <w:sz w:val="22"/>
+        </w:rPr>
+        <w:t>NZALC Performance Under Pressure package</w:t>
+      </w:r>
+    </w:p>
+    <w:p>
+      <w:pPr>
+        <w:pStyle w:val="Normal"/>
+        <w:rPr/>
+      </w:pPr>
+      <w:r>
+        <w:rPr>
+          <w:rFonts w:cs="Book Antiqua"/>
+          <w:b w:val="false"/>
+          <w:i w:val="false"/>
+        </w:rPr>
+        <w:t>NZALC delivers a leadership-development approach incorporating Performance = Potential – Interference, Red Head–Blue Head, Prepare–Perform–Recover, mental-skills techniques, psychometrics, experiential activity, feedback and Leadership Development Plans. This material is embedded across Lead Self, Lead Teams, Lead Leaders and Lead Systems.</w:t>
+      </w:r>
+    </w:p>
+    <w:p>
+      <w:pPr>
+        <w:pStyle w:val="Heading2"/>
+        <w:rPr/>
+      </w:pPr>
+      <w:r>
+        <w:rPr>
+          <w:rFonts w:cs="Arial" w:ascii="Arial" w:hAnsi="Arial"/>
+          <w:b/>
+          <w:i w:val="false"/>
+          <w:color w:val="000000"/>
+          <w:sz w:val="22"/>
+        </w:rPr>
+        <w:t>Human Performance Cell Cognitive Conditioning programme (COGCON)</w:t>
+      </w:r>
+    </w:p>
+    <w:p>
+      <w:pPr>
+        <w:pStyle w:val="Normal"/>
+        <w:rPr/>
+      </w:pPr>
+      <w:r>
+        <w:rPr>
+          <w:rFonts w:cs="Book Antiqua"/>
+          <w:b w:val="false"/>
+          <w:i w:val="false"/>
+        </w:rPr>
+        <w:t>COGCON is a developmental cognitive-conditioning product targeting selected aspects of performance cognition under physical and cognitive load, including arousal regulation, attention, cognitive control and working memory. Feasibility trials in military training have demonstrated acceptability and promising training trends. Its causal effectiveness, operational transfer, readiness validity, scalability and enduring delivery model have not yet been established. Its status and appropriate future role will be confirmed through the Phase 1 stocktake.</w:t>
+      </w:r>
+    </w:p>
+    <w:p>
+      <w:pPr>
+        <w:pStyle w:val="Heading2"/>
+        <w:rPr/>
+      </w:pPr>
+      <w:r>
+        <w:rPr>
+          <w:rFonts w:cs="Arial" w:ascii="Arial" w:hAnsi="Arial"/>
+          <w:b/>
+          <w:i w:val="false"/>
+          <w:color w:val="000000"/>
+          <w:sz w:val="22"/>
+        </w:rPr>
+        <w:t>NZDF Psychology, ILD and other stakeholders</w:t>
+      </w:r>
+    </w:p>
+    <w:p>
+      <w:pPr>
+        <w:pStyle w:val="Normal"/>
+        <w:rPr/>
+      </w:pPr>
+      <w:r>
+        <w:rPr>
+          <w:rFonts w:cs="Book Antiqua"/>
+          <w:b w:val="false"/>
+          <w:i w:val="false"/>
+        </w:rPr>
+        <w:t>These organisations hold additional professional expertise, learning products, delivery capability and assurance functions that will be confirmed during the Phase 1 stocktake.</w:t>
+      </w:r>
+    </w:p>
+    <w:p>
+      <w:pPr>
+        <w:pStyle w:val="Normal"/>
+        <w:rPr/>
+      </w:pPr>
+      <w:r>
+        <w:rPr>
+          <w:rFonts w:cs="Book Antiqua"/>
+          <w:b w:val="false"/>
+          <w:i w:val="false"/>
+        </w:rPr>
+        <w:t>Initial review indicates considerable conceptual alignment across existing products. The Army Combat Mindset Framework will establish a common doctrinal language beneath which individual products and methods can be appropriately nested. It will not require all products to use identical internal methodologies, provided they align to the endorsed framework, outcomes and assurance requirements.</w:t>
+      </w:r>
+    </w:p>
+    <w:p>
+      <w:pPr>
+        <w:pStyle w:val="Normal"/>
+        <w:pBdr>
+          <w:bottom w:val="single" w:sz="6" w:space="1" w:color="A89662"/>
+        </w:pBdr>
+        <w:spacing w:before="200" w:after="200"/>
+        <w:rPr/>
+      </w:pPr>
+      <w:r>
+        <w:rPr/>
+      </w:r>
+    </w:p>
+    <w:p>
+      <w:pPr>
+        <w:pStyle w:val="Heading1"/>
+        <w:pBdr>
+          <w:left w:val="single" w:sz="24" w:space="8" w:color="C62026"/>
+        </w:pBdr>
+        <w:rPr/>
+      </w:pPr>
+      <w:bookmarkStart w:id="5" w:name="__RefHeading___Toc396_4224954849"/>
+      <w:bookmarkEnd w:id="5"/>
+      <w:r>
+        <w:rPr>
+          <w:rFonts w:cs="Arial" w:ascii="Arial" w:hAnsi="Arial"/>
+          <w:b/>
+          <w:i w:val="false"/>
+          <w:color w:val="002516"/>
+          <w:sz w:val="28"/>
+        </w:rPr>
+        <w:t>4. Proposed programme of work</w:t>
+      </w:r>
+    </w:p>
+    <w:p>
+      <w:pPr>
+        <w:pStyle w:val="Normal"/>
+        <w:rPr/>
+      </w:pPr>
+      <w:r>
+        <w:rPr>
+          <w:rFonts w:cs="Book Antiqua"/>
+          <w:b w:val="false"/>
+          <w:i w:val="false"/>
+        </w:rPr>
+        <w:t>The programme will be conducted within existing ACS, NZALC and HPC baselines; no new resource is sought before the November 2026 report. Proposed phase leads are shown against each phase and are subject to confirmation.</w:t>
+      </w:r>
+    </w:p>
+    <w:p>
+      <w:pPr>
+        <w:pStyle w:val="Heading2"/>
+        <w:rPr/>
+      </w:pPr>
+      <w:r>
+        <w:rPr>
+          <w:rFonts w:cs="Arial" w:ascii="Arial" w:hAnsi="Arial"/>
+          <w:b/>
+          <w:i w:val="false"/>
+          <w:color w:val="000000"/>
+          <w:sz w:val="22"/>
+        </w:rPr>
+        <w:t>Phase 0: Governance and definition (on endorsement of this paper; target mid-August 2026) (ACS) [proposed – confirm]</w:t>
+      </w:r>
+    </w:p>
+    <w:p>
+      <w:pPr>
+        <w:pStyle w:val="Normal"/>
+        <w:rPr/>
+      </w:pPr>
+      <w:r>
+        <w:rPr>
+          <w:rFonts w:cs="Book Antiqua"/>
+          <w:b w:val="false"/>
+          <w:i w:val="false"/>
+        </w:rPr>
+        <w:t>Confirm interim sponsorship and capability-integration arrangements, endorse the problem statement, select the terminology option at paragraph 2, and draft for staffing the Army-endorsed definitions of Combat Mindset, Performance Under Pressure and the Army Combat Mindset Framework, together with the agreed relationship between the three.</w:t>
+      </w:r>
+    </w:p>
+    <w:p>
+      <w:pPr>
+        <w:pStyle w:val="Heading2"/>
+        <w:rPr/>
+      </w:pPr>
+      <w:r>
+        <w:rPr>
+          <w:rFonts w:cs="Arial" w:ascii="Arial" w:hAnsi="Arial"/>
+          <w:b/>
+          <w:i w:val="false"/>
+          <w:color w:val="000000"/>
+          <w:sz w:val="22"/>
+        </w:rPr>
+        <w:t>Phase 1: Capability and product stocktake (August–September 2026) (NZALC lead, HPC support) [proposed – confirm]</w:t>
+      </w:r>
+    </w:p>
+    <w:p>
+      <w:pPr>
+        <w:pStyle w:val="Normal"/>
+        <w:rPr/>
+      </w:pPr>
+      <w:r>
+        <w:rPr>
+          <w:rFonts w:cs="Book Antiqua"/>
+          <w:b w:val="false"/>
+          <w:i w:val="false"/>
+        </w:rPr>
+        <w:t>Conduct a stocktake of existing doctrine, content, products, courses, instructor capability, delivery activity, evidence, ownership and assurance arrangements across ACS, NZALC, HPC, NZDF Psychology, ILD, training establishments and selected units. The stocktake will distinguish:</w:t>
       </w:r>
     </w:p>
     <w:p>
@@ -1686,7 +1714,7 @@
           <w:b w:val="false"/>
           <w:i w:val="false"/>
         </w:rPr>
-        <w:t>capability outcomes;</w:t>
+        <w:t>doctrinal and policy holdings;</w:t>
       </w:r>
     </w:p>
     <w:p>
@@ -1722,7 +1750,7 @@
           <w:b w:val="false"/>
           <w:i w:val="false"/>
         </w:rPr>
-        <w:t>training products and methods;</w:t>
+        <w:t>capability outcomes;</w:t>
       </w:r>
     </w:p>
     <w:p>
@@ -1758,7 +1786,7 @@
           <w:b w:val="false"/>
           <w:i w:val="false"/>
         </w:rPr>
-        <w:t>delivery organisations;</w:t>
+        <w:t>training products and methods;</w:t>
       </w:r>
     </w:p>
     <w:p>
@@ -1794,7 +1822,7 @@
           <w:b w:val="false"/>
           <w:i w:val="false"/>
         </w:rPr>
-        <w:t>technical and professional authorities;</w:t>
+        <w:t>delivery organisations;</w:t>
       </w:r>
     </w:p>
     <w:p>
@@ -1830,7 +1858,7 @@
           <w:b w:val="false"/>
           <w:i w:val="false"/>
         </w:rPr>
-        <w:t>evidence maturity;</w:t>
+        <w:t>technical and professional authorities;</w:t>
       </w:r>
     </w:p>
     <w:p>
@@ -1866,7 +1894,7 @@
           <w:b w:val="false"/>
           <w:i w:val="false"/>
         </w:rPr>
-        <w:t>scalability and resource requirements; and</w:t>
+        <w:t>evidence maturity;</w:t>
       </w:r>
     </w:p>
     <w:p>
@@ -1902,169 +1930,7 @@
           <w:b w:val="false"/>
           <w:i w:val="false"/>
         </w:rPr>
-        <w:t>gaps, duplication and integration opportunities.</w:t>
-      </w:r>
-    </w:p>
-    <w:p>
-      <w:pPr>
-        <w:pStyle w:val="Normal"/>
-        <w:rPr/>
-      </w:pPr>
-      <w:r>
-        <w:rPr>
-          <w:rFonts w:cs="Book Antiqua"/>
-          <w:b w:val="false"/>
-          <w:i w:val="false"/>
-        </w:rPr>
-        <w:t>The stocktake will identify which products contribute to the broader Performance Under Pressure capability and which support its combat-specific expression. COGCON will be assessed as one developmental product within this stocktake, with particular attention to its product boundary, evidence base — including its completed feasibility trials in live military training — ownership, workforce requirements and scalability.</w:t>
-      </w:r>
-    </w:p>
-    <w:p>
-      <w:pPr>
-        <w:pStyle w:val="Heading2"/>
-        <w:rPr/>
-      </w:pPr>
-      <w:r>
-        <w:rPr>
-          <w:rFonts w:cs="Arial" w:ascii="Arial" w:hAnsi="Arial"/>
-          <w:b/>
-          <w:i w:val="false"/>
-          <w:color w:val="000000"/>
-          <w:sz w:val="22"/>
-        </w:rPr>
-        <w:t>Phase 2: Framework and product architecture (September 2026)</w:t>
-      </w:r>
-    </w:p>
-    <w:p>
-      <w:pPr>
-        <w:pStyle w:val="Normal"/>
-        <w:rPr/>
-      </w:pPr>
-      <w:r>
-        <w:rPr>
-          <w:rFonts w:cs="Book Antiqua"/>
-          <w:b w:val="false"/>
-          <w:i w:val="false"/>
-        </w:rPr>
-        <w:t>Draft the Army Combat Mindset Framework as the organising model through which Army will define, develop, integrate and assure Performance Under Pressure and its combat-specific expression. The framework will include the endorsed definitions and desired operational effect; the provisional capability pillars, refined through the stocktake; developmental outcomes from Lead Self through Lead Systems; the relationship between doctrine, framework, products and delivery; common assurance principles; and the criteria by which existing and future products may be recognised as contributing to the framework.</w:t>
-      </w:r>
-    </w:p>
-    <w:p>
-      <w:pPr>
-        <w:pStyle w:val="Normal"/>
-        <w:rPr/>
-      </w:pPr>
-      <w:r>
-        <w:rPr>
-          <w:rFonts w:cs="Book Antiqua"/>
-          <w:b w:val="false"/>
-          <w:i w:val="false"/>
-        </w:rPr>
-        <w:t>The provisional working pillars are: leadership under pressure; self-regulation and mental skills; performance cognition; resilience, adaptation and recovery; physical readiness and performance; professional identity, values and will to act; and team and collective performance. These are provisional working pillars — subject to validation through the Phase 1 stocktake and stakeholder forum. Each describes an enduring capability Army seeks to build. Training products and methods — including progressive exposure to pressure, scenario and experiential training, field and mission-relevant rehearsal, and physical and cognitive conditioning — are how Army builds them.</w:t>
-      </w:r>
-    </w:p>
-    <w:p>
-      <w:pPr>
-        <w:pStyle w:val="Normal"/>
-        <w:rPr/>
-      </w:pPr>
-      <w:r>
-        <w:rPr>
-          <w:rFonts w:cs="Book Antiqua"/>
-          <w:b w:val="false"/>
-          <w:i w:val="false"/>
-        </w:rPr>
-        <w:t>Existing products, including the NZALC Performance Under Pressure package and COGCON, will be mapped beneath the relevant provisional capability pillars rather than treated as the framework itself.</w:t>
-      </w:r>
-    </w:p>
-    <w:p>
-      <w:pPr>
-        <w:pStyle w:val="Heading2"/>
-        <w:rPr/>
-      </w:pPr>
-      <w:r>
-        <w:rPr>
-          <w:rFonts w:cs="Arial" w:ascii="Arial" w:hAnsi="Arial"/>
-          <w:b/>
-          <w:i w:val="false"/>
-          <w:color w:val="000000"/>
-          <w:sz w:val="22"/>
-        </w:rPr>
-        <w:t>Phase 3: Stakeholder forum (September 2026)</w:t>
-      </w:r>
-    </w:p>
-    <w:p>
-      <w:pPr>
-        <w:pStyle w:val="Normal"/>
-        <w:rPr/>
-      </w:pPr>
-      <w:r>
-        <w:rPr>
-          <w:rFonts w:cs="Book Antiqua"/>
-          <w:b w:val="false"/>
-          <w:i w:val="false"/>
-        </w:rPr>
-        <w:t>Convene ACS, NZALC, HPC, NZDF Psychology, ILD, selected training providers and units to refine the framework, product architecture, governance model, implementation priorities, definition clarity and doctrinal coherence.</w:t>
-      </w:r>
-    </w:p>
-    <w:p>
-      <w:pPr>
-        <w:pStyle w:val="Heading2"/>
-        <w:rPr/>
-      </w:pPr>
-      <w:r>
-        <w:rPr>
-          <w:rFonts w:cs="Arial" w:ascii="Arial" w:hAnsi="Arial"/>
-          <w:b/>
-          <w:i w:val="false"/>
-          <w:color w:val="000000"/>
-          <w:sz w:val="22"/>
-        </w:rPr>
-        <w:t>Phase 4: Report back (November 2026)</w:t>
-      </w:r>
-    </w:p>
-    <w:p>
-      <w:pPr>
-        <w:pStyle w:val="Normal"/>
-        <w:rPr/>
-      </w:pPr>
-      <w:r>
-        <w:rPr>
-          <w:rFonts w:cs="Book Antiqua"/>
-          <w:b w:val="false"/>
-          <w:i w:val="false"/>
-        </w:rPr>
-        <w:t>Present the endorsed definitions and the confirmed relationship between Combat Mindset and Performance Under Pressure; Framework v1.0 and its agreed architecture; the validated capability and product architecture; the proposed governance and assurance model; an assessment of existing product maturity, evidence and scalability; and a prioritised implementation plan.</w:t>
-      </w:r>
-    </w:p>
-    <w:p>
-      <w:pPr>
-        <w:pStyle w:val="Heading2"/>
-        <w:rPr/>
-      </w:pPr>
-      <w:r>
-        <w:rPr>
-          <w:rFonts w:cs="Arial" w:ascii="Arial" w:hAnsi="Arial"/>
-          <w:b/>
-          <w:i w:val="false"/>
-          <w:color w:val="000000"/>
-          <w:sz w:val="22"/>
-        </w:rPr>
-        <w:t>Framework development principles</w:t>
-      </w:r>
-    </w:p>
-    <w:p>
-      <w:pPr>
-        <w:pStyle w:val="Normal"/>
-        <w:rPr/>
-      </w:pPr>
-      <w:r>
-        <w:rPr>
-          <w:rFonts w:cs="Book Antiqua"/>
-          <w:b w:val="false"/>
-          <w:i w:val="false"/>
-        </w:rPr>
-        <w:t>Framework development will be guided by the following principles:</w:t>
+        <w:t>scalability and resource requirements; and</w:t>
       </w:r>
     </w:p>
     <w:p>
@@ -2100,7 +1966,169 @@
           <w:b w:val="false"/>
           <w:i w:val="false"/>
         </w:rPr>
-        <w:t>Consolidate and align existing capability before creating new content.</w:t>
+        <w:t>gaps, duplication and integration opportunities.</w:t>
+      </w:r>
+    </w:p>
+    <w:p>
+      <w:pPr>
+        <w:pStyle w:val="Normal"/>
+        <w:rPr/>
+      </w:pPr>
+      <w:r>
+        <w:rPr>
+          <w:rFonts w:cs="Book Antiqua"/>
+          <w:b w:val="false"/>
+          <w:i w:val="false"/>
+        </w:rPr>
+        <w:t>The stocktake will identify which products contribute to the broader Performance Under Pressure capability and which support its combat-specific expression, using the combat-specificity test at paragraph 2. COGCON will be assessed as one developmental product within this stocktake, with particular attention to its product boundary, evidence base — including its completed feasibility trials in live military training — ownership, workforce requirements and scalability.</w:t>
+      </w:r>
+    </w:p>
+    <w:p>
+      <w:pPr>
+        <w:pStyle w:val="Heading2"/>
+        <w:rPr/>
+      </w:pPr>
+      <w:r>
+        <w:rPr>
+          <w:rFonts w:cs="Arial" w:ascii="Arial" w:hAnsi="Arial"/>
+          <w:b/>
+          <w:i w:val="false"/>
+          <w:color w:val="000000"/>
+          <w:sz w:val="22"/>
+        </w:rPr>
+        <w:t>Phase 2: Framework and product architecture (September–October 2026) (NZALC/HPC joint) [proposed – confirm]</w:t>
+      </w:r>
+    </w:p>
+    <w:p>
+      <w:pPr>
+        <w:pStyle w:val="Normal"/>
+        <w:rPr/>
+      </w:pPr>
+      <w:r>
+        <w:rPr>
+          <w:rFonts w:cs="Book Antiqua"/>
+          <w:b w:val="false"/>
+          <w:i w:val="false"/>
+        </w:rPr>
+        <w:t>Draft the Army Combat Mindset Framework as the organising model through which Army will define, develop, integrate and assure Performance Under Pressure and its combat-specific expression. The framework will include the endorsed definitions and desired operational effect; the provisional capability pillars, refined through the stocktake; developmental outcomes from Lead Self through Lead Systems; the relationship between doctrine, framework, products and delivery; common assurance principles; and the criteria by which existing and future products may be recognised as contributing to the framework.</w:t>
+      </w:r>
+    </w:p>
+    <w:p>
+      <w:pPr>
+        <w:pStyle w:val="Normal"/>
+        <w:rPr/>
+      </w:pPr>
+      <w:r>
+        <w:rPr>
+          <w:rFonts w:cs="Book Antiqua"/>
+          <w:b w:val="false"/>
+          <w:i w:val="false"/>
+        </w:rPr>
+        <w:t>The provisional working pillars are: leadership under pressure; self-regulation and mental skills; performance cognition; resilience, adaptation and recovery; physical readiness and performance; professional identity, values and will to act; and team and collective performance. These are provisional working pillars — subject to validation through the Phase 1 stocktake and stakeholder forum. Each describes an enduring capability Army seeks to build. Training products and methods — including progressive exposure to pressure, scenario and experiential training, field and mission-relevant rehearsal, and physical and cognitive conditioning — are how Army builds them.</w:t>
+      </w:r>
+    </w:p>
+    <w:p>
+      <w:pPr>
+        <w:pStyle w:val="Normal"/>
+        <w:rPr/>
+      </w:pPr>
+      <w:r>
+        <w:rPr>
+          <w:rFonts w:cs="Book Antiqua"/>
+          <w:b w:val="false"/>
+          <w:i w:val="false"/>
+        </w:rPr>
+        <w:t>Existing products, including the NZALC Performance Under Pressure package and COGCON, will be mapped beneath the relevant provisional capability pillars rather than treated as the framework itself.</w:t>
+      </w:r>
+    </w:p>
+    <w:p>
+      <w:pPr>
+        <w:pStyle w:val="Heading2"/>
+        <w:rPr/>
+      </w:pPr>
+      <w:r>
+        <w:rPr>
+          <w:rFonts w:cs="Arial" w:ascii="Arial" w:hAnsi="Arial"/>
+          <w:b/>
+          <w:i w:val="false"/>
+          <w:color w:val="000000"/>
+          <w:sz w:val="22"/>
+        </w:rPr>
+        <w:t>Phase 3: Stakeholder forum (October 2026) (ACS convenes) [proposed – confirm]</w:t>
+      </w:r>
+    </w:p>
+    <w:p>
+      <w:pPr>
+        <w:pStyle w:val="Normal"/>
+        <w:rPr/>
+      </w:pPr>
+      <w:r>
+        <w:rPr>
+          <w:rFonts w:cs="Book Antiqua"/>
+          <w:b w:val="false"/>
+          <w:i w:val="false"/>
+        </w:rPr>
+        <w:t>Convene ACS, NZALC, HPC, NZDF Psychology, ILD, selected training providers and units to refine the framework, product architecture, governance model, implementation priorities, definition clarity and doctrinal coherence.</w:t>
+      </w:r>
+    </w:p>
+    <w:p>
+      <w:pPr>
+        <w:pStyle w:val="Heading2"/>
+        <w:rPr/>
+      </w:pPr>
+      <w:r>
+        <w:rPr>
+          <w:rFonts w:cs="Arial" w:ascii="Arial" w:hAnsi="Arial"/>
+          <w:b/>
+          <w:i w:val="false"/>
+          <w:color w:val="000000"/>
+          <w:sz w:val="22"/>
+        </w:rPr>
+        <w:t>Phase 4: Report back (November 2026) (ACS) [proposed – confirm]</w:t>
+      </w:r>
+    </w:p>
+    <w:p>
+      <w:pPr>
+        <w:pStyle w:val="Normal"/>
+        <w:rPr/>
+      </w:pPr>
+      <w:r>
+        <w:rPr>
+          <w:rFonts w:cs="Book Antiqua"/>
+          <w:b w:val="false"/>
+          <w:i w:val="false"/>
+        </w:rPr>
+        <w:t>Present the endorsed definitions and the confirmed relationship between Combat Mindset and Performance Under Pressure; Framework v1.0 and its agreed architecture; the validated capability and product architecture; the proposed governance and assurance model; an assessment of existing product maturity, evidence and scalability; and a prioritised implementation plan.</w:t>
+      </w:r>
+    </w:p>
+    <w:p>
+      <w:pPr>
+        <w:pStyle w:val="Heading2"/>
+        <w:rPr/>
+      </w:pPr>
+      <w:r>
+        <w:rPr>
+          <w:rFonts w:cs="Arial" w:ascii="Arial" w:hAnsi="Arial"/>
+          <w:b/>
+          <w:i w:val="false"/>
+          <w:color w:val="000000"/>
+          <w:sz w:val="22"/>
+        </w:rPr>
+        <w:t>Framework development principles</w:t>
+      </w:r>
+    </w:p>
+    <w:p>
+      <w:pPr>
+        <w:pStyle w:val="Normal"/>
+        <w:rPr/>
+      </w:pPr>
+      <w:r>
+        <w:rPr>
+          <w:rFonts w:cs="Book Antiqua"/>
+          <w:b w:val="false"/>
+          <w:i w:val="false"/>
+        </w:rPr>
+        <w:t>Framework development will be guided by the following principles:</w:t>
       </w:r>
     </w:p>
     <w:p>
@@ -2136,7 +2164,7 @@
           <w:b w:val="false"/>
           <w:i w:val="false"/>
         </w:rPr>
-        <w:t>Use clear, common and Army-relevant language.</w:t>
+        <w:t>Consolidate and align existing capability before creating new content.</w:t>
       </w:r>
     </w:p>
     <w:p>
@@ -2172,7 +2200,7 @@
           <w:b w:val="false"/>
           <w:i w:val="false"/>
         </w:rPr>
-        <w:t>Distinguish capability outcomes from training products and methods.</w:t>
+        <w:t>Use clear, common and Army-relevant language.</w:t>
       </w:r>
     </w:p>
     <w:p>
@@ -2208,7 +2236,7 @@
           <w:b w:val="false"/>
           <w:i w:val="false"/>
         </w:rPr>
-        <w:t>Remain evidence-informed and proportionate to the maturity of each product.</w:t>
+        <w:t>Distinguish capability outcomes from training products and methods.</w:t>
       </w:r>
     </w:p>
     <w:p>
@@ -2244,7 +2272,7 @@
           <w:b w:val="false"/>
           <w:i w:val="false"/>
         </w:rPr>
-        <w:t>Avoid capture by any single organisation, discipline or product.</w:t>
+        <w:t>Remain evidence-informed and proportionate to the maturity of each product.</w:t>
       </w:r>
     </w:p>
     <w:p>
@@ -2280,7 +2308,7 @@
           <w:b w:val="false"/>
           <w:i w:val="false"/>
         </w:rPr>
-        <w:t>Use existing training and leadership systems wherever practicable.</w:t>
+        <w:t>Avoid capture by any single organisation, discipline or product.</w:t>
       </w:r>
     </w:p>
     <w:p>
@@ -2316,7 +2344,7 @@
           <w:b w:val="false"/>
           <w:i w:val="false"/>
         </w:rPr>
-        <w:t>Develop from Lead Self through Lead Systems.</w:t>
+        <w:t>Use existing training and leadership systems wherever practicable.</w:t>
       </w:r>
     </w:p>
     <w:p>
@@ -2352,7 +2380,7 @@
           <w:b w:val="false"/>
           <w:i w:val="false"/>
         </w:rPr>
-        <w:t>Validate operational relevance with training establishments and units.</w:t>
+        <w:t>Develop from Lead Self through Lead Systems.</w:t>
       </w:r>
     </w:p>
     <w:p>
@@ -2388,55 +2416,7 @@
           <w:b w:val="false"/>
           <w:i w:val="false"/>
         </w:rPr>
-        <w:t>Design governance and assurance into the framework from the outset.</w:t>
-      </w:r>
-    </w:p>
-    <w:p>
-      <w:pPr>
-        <w:pStyle w:val="Normal"/>
-        <w:pBdr>
-          <w:bottom w:val="single" w:sz="6" w:space="1" w:color="A89662"/>
-        </w:pBdr>
-        <w:spacing w:before="200" w:after="200"/>
-        <w:rPr/>
-      </w:pPr>
-      <w:r>
-        <w:rPr/>
-      </w:r>
-    </w:p>
-    <w:p>
-      <w:pPr>
-        <w:pStyle w:val="Heading1"/>
-        <w:pBdr>
-          <w:left w:val="single" w:sz="24" w:space="8" w:color="C62026"/>
-        </w:pBdr>
-        <w:rPr/>
-      </w:pPr>
-      <w:bookmarkStart w:id="6" w:name="__RefHeading___Toc385_164725115"/>
-      <w:bookmarkEnd w:id="6"/>
-      <w:r>
-        <w:rPr>
-          <w:rFonts w:cs="Arial" w:ascii="Arial" w:hAnsi="Arial"/>
-          <w:b/>
-          <w:i w:val="false"/>
-          <w:color w:val="002516"/>
-          <w:sz w:val="28"/>
-        </w:rPr>
-        <w:t>5. Governance</w:t>
-      </w:r>
-    </w:p>
-    <w:p>
-      <w:pPr>
-        <w:pStyle w:val="Normal"/>
-        <w:rPr/>
-      </w:pPr>
-      <w:r>
-        <w:rPr>
-          <w:rFonts w:cs="Book Antiqua"/>
-          <w:b w:val="false"/>
-          <w:i w:val="false"/>
-        </w:rPr>
-        <w:t>The following arrangements are proposed for confirmation at Phase 0. Technical and professional authority is distributed by domain; no single organisation owns the evidence base for the entire capability.</w:t>
+        <w:t>Validate operational relevance with training establishments and units.</w:t>
       </w:r>
     </w:p>
     <w:p>
@@ -2472,7 +2452,55 @@
           <w:b w:val="false"/>
           <w:i w:val="false"/>
         </w:rPr>
-        <w:t>Army Sponsor — strategic sponsor for Combat Mindset, the enabling Performance Under Pressure capability and the Army Combat Mindset Framework.</w:t>
+        <w:t>Design governance and assurance into the framework from the outset.</w:t>
+      </w:r>
+    </w:p>
+    <w:p>
+      <w:pPr>
+        <w:pStyle w:val="Normal"/>
+        <w:pBdr>
+          <w:bottom w:val="single" w:sz="6" w:space="1" w:color="A89662"/>
+        </w:pBdr>
+        <w:spacing w:before="200" w:after="200"/>
+        <w:rPr/>
+      </w:pPr>
+      <w:r>
+        <w:rPr/>
+      </w:r>
+    </w:p>
+    <w:p>
+      <w:pPr>
+        <w:pStyle w:val="Heading1"/>
+        <w:pBdr>
+          <w:left w:val="single" w:sz="24" w:space="8" w:color="C62026"/>
+        </w:pBdr>
+        <w:rPr/>
+      </w:pPr>
+      <w:bookmarkStart w:id="6" w:name="__RefHeading___Toc398_4224954849"/>
+      <w:bookmarkEnd w:id="6"/>
+      <w:r>
+        <w:rPr>
+          <w:rFonts w:cs="Arial" w:ascii="Arial" w:hAnsi="Arial"/>
+          <w:b/>
+          <w:i w:val="false"/>
+          <w:color w:val="002516"/>
+          <w:sz w:val="28"/>
+        </w:rPr>
+        <w:t>5. Governance</w:t>
+      </w:r>
+    </w:p>
+    <w:p>
+      <w:pPr>
+        <w:pStyle w:val="Normal"/>
+        <w:rPr/>
+      </w:pPr>
+      <w:r>
+        <w:rPr>
+          <w:rFonts w:cs="Book Antiqua"/>
+          <w:b w:val="false"/>
+          <w:i w:val="false"/>
+        </w:rPr>
+        <w:t>The following arrangements are proposed for confirmation at Phase 0. Technical and professional authority is distributed by domain; no single organisation owns the evidence base for the entire capability.</w:t>
       </w:r>
     </w:p>
     <w:p>
@@ -2508,7 +2536,7 @@
           <w:b w:val="false"/>
           <w:i w:val="false"/>
         </w:rPr>
-        <w:t>Interim capability integrator — COMDT ACS, coordinating definition, framework development, stakeholder engagement and recommendations to the Army Sponsor.</w:t>
+        <w:t>Army Sponsor — strategic sponsor for Combat Mindset, the enabling Performance Under Pressure capability and the Army Combat Mindset Framework; to be confirmed at Phase 0, with candidate options identified by ACS.</w:t>
       </w:r>
     </w:p>
     <w:p>
@@ -2544,7 +2572,7 @@
           <w:b w:val="false"/>
           <w:i w:val="false"/>
         </w:rPr>
-        <w:t>Framework development and capability-integration lead — ACS, coordinating framework architecture, developmental progression, stakeholder integration, product recognition criteria and implementation planning, leveraging NZALC and wider ACS expertise, intellectual property and programmes.</w:t>
+        <w:t>Interim capability integrator — COMDT ACS, coordinating definition, framework development, stakeholder engagement and recommendations to the Army Sponsor.</w:t>
       </w:r>
     </w:p>
     <w:p>
@@ -2580,7 +2608,7 @@
           <w:b w:val="false"/>
           <w:i w:val="false"/>
         </w:rPr>
-        <w:t>COGCON product steward and performance-cognition adviser — Human Performance Cell, responsible for the integrity and further development of the COGCON method and for specialist advice on cognitive conditioning and proportionate measurement, within available capacity.</w:t>
+        <w:t>Framework development and capability-integration lead — ACS, coordinating framework architecture, developmental progression, stakeholder integration, product recognition criteria and implementation planning, leveraging NZALC and wider ACS expertise, intellectual property and programmes.</w:t>
       </w:r>
     </w:p>
     <w:p>
@@ -2616,7 +2644,7 @@
           <w:b w:val="false"/>
           <w:i w:val="false"/>
         </w:rPr>
-        <w:t>Domain advisers and authorities — NZDF Psychology, ILD, physical-performance specialists, doctrine staff and other relevant organisations, providing technical or professional advice within their respective domains.</w:t>
+        <w:t>COGCON product steward and performance-cognition adviser — Human Performance Cell, responsible for the integrity and further development of the COGCON method and for specialist advice on cognitive conditioning and proportionate measurement, within available capacity.</w:t>
       </w:r>
     </w:p>
     <w:p>
@@ -2652,7 +2680,7 @@
           <w:b w:val="false"/>
           <w:i w:val="false"/>
         </w:rPr>
-        <w:t>Delivery agencies — training establishments, units and existing instructor workforces approved to deliver recognised products.</w:t>
+        <w:t>Domain advisers and authorities — NZDF Psychology, ILD, physical-performance specialists, doctrine staff and other relevant organisations, providing technical or professional advice within their respective domains.</w:t>
       </w:r>
     </w:p>
     <w:p>
@@ -2688,6 +2716,42 @@
           <w:b w:val="false"/>
           <w:i w:val="false"/>
         </w:rPr>
+        <w:t>Delivery agencies — training establishments, units and existing instructor workforces approved to deliver recognised products.</w:t>
+      </w:r>
+    </w:p>
+    <w:p>
+      <w:pPr>
+        <w:pStyle w:val="Normal"/>
+        <w:tabs>
+          <w:tab w:val="clear" w:pos="720"/>
+          <w:tab w:val="left" w:pos="425" w:leader="none"/>
+        </w:tabs>
+        <w:spacing w:before="0" w:after="60"/>
+        <w:ind w:hanging="255" w:left="425"/>
+        <w:rPr/>
+      </w:pPr>
+      <w:r>
+        <w:rPr>
+          <w:rFonts w:cs="Arial" w:ascii="Arial" w:hAnsi="Arial"/>
+          <w:b/>
+          <w:color w:val="C62026"/>
+        </w:rPr>
+        <w:t>•</w:t>
+      </w:r>
+      <w:r>
+        <w:rPr>
+          <w:rFonts w:cs="Arial" w:ascii="Arial" w:hAnsi="Arial"/>
+          <w:b/>
+          <w:color w:val="C62026"/>
+        </w:rPr>
+        <w:tab/>
+      </w:r>
+      <w:r>
+        <w:rPr>
+          <w:rFonts w:cs="Book Antiqua"/>
+          <w:b w:val="false"/>
+          <w:i w:val="false"/>
+        </w:rPr>
         <w:t>Assurance — a layered assurance model covering doctrine, evidence, professional content, learning design, delivery quality and operational relevance, with sufficient independence from individual product owners and delivery organisations.</w:t>
       </w:r>
     </w:p>
@@ -2712,7 +2776,7 @@
         </w:pBdr>
         <w:rPr/>
       </w:pPr>
-      <w:bookmarkStart w:id="7" w:name="__RefHeading___Toc387_164725115"/>
+      <w:bookmarkStart w:id="7" w:name="__RefHeading___Toc400_4224954849"/>
       <w:bookmarkEnd w:id="7"/>
       <w:r>
         <w:rPr>
@@ -2881,6 +2945,78 @@
           <w:i w:val="false"/>
         </w:rPr>
         <w:t xml:space="preserve"> the interim governance arrangements at paragraph 5, including COMDT ACS as interim capability integrator pending confirmation of the Army Sponsor, ACS as framework development and capability-integration lead, and technical and professional authority distributed by domain.</w:t>
+      </w:r>
+    </w:p>
+    <w:p>
+      <w:pPr>
+        <w:pStyle w:val="Normal"/>
+        <w:tabs>
+          <w:tab w:val="clear" w:pos="720"/>
+          <w:tab w:val="left" w:pos="425" w:leader="none"/>
+        </w:tabs>
+        <w:spacing w:before="80" w:after="40"/>
+        <w:ind w:hanging="425" w:left="425"/>
+        <w:rPr/>
+      </w:pPr>
+      <w:r>
+        <w:rPr>
+          <w:rFonts w:cs="Arial" w:ascii="Arial" w:hAnsi="Arial"/>
+          <w:b w:val="false"/>
+        </w:rPr>
+        <w:t>5.</w:t>
+        <w:tab/>
+      </w:r>
+      <w:r>
+        <w:rPr>
+          <w:rFonts w:cs="Book Antiqua"/>
+          <w:b/>
+          <w:i w:val="false"/>
+        </w:rPr>
+        <w:t>Seek</w:t>
+      </w:r>
+      <w:r>
+        <w:rPr>
+          <w:rFonts w:cs="Book Antiqua"/>
+          <w:b w:val="false"/>
+          <w:i w:val="false"/>
+        </w:rPr>
+        <w:t xml:space="preserve"> confirmation of the Army Sponsor by 31 August 2026, with candidate options identified by ACS.</w:t>
+      </w:r>
+    </w:p>
+    <w:p>
+      <w:pPr>
+        <w:pStyle w:val="Normal"/>
+        <w:tabs>
+          <w:tab w:val="clear" w:pos="720"/>
+          <w:tab w:val="left" w:pos="425" w:leader="none"/>
+        </w:tabs>
+        <w:spacing w:before="80" w:after="40"/>
+        <w:ind w:hanging="425" w:left="425"/>
+        <w:rPr/>
+      </w:pPr>
+      <w:r>
+        <w:rPr>
+          <w:rFonts w:cs="Arial" w:ascii="Arial" w:hAnsi="Arial"/>
+          <w:b w:val="false"/>
+        </w:rPr>
+        <w:t>6.</w:t>
+        <w:tab/>
+      </w:r>
+      <w:r>
+        <w:rPr>
+          <w:rFonts w:cs="Book Antiqua"/>
+          <w:b/>
+          <w:i w:val="false"/>
+        </w:rPr>
+        <w:t>Decide</w:t>
+      </w:r>
+      <w:r>
+        <w:rPr>
+          <w:rFonts w:cs="Book Antiqua"/>
+          <w:b w:val="false"/>
+          <w:i w:val="false"/>
+        </w:rPr>
+        <w:t xml:space="preserve"> the status of Harder to Kill as the proposed Warfighter Focus tagline — endorse, defer or reject — noting "Remain Effective. Act Decisively." as the alternative already presented in the Model on a Page.</w:t>
       </w:r>
     </w:p>
     <w:p>
@@ -2913,7 +3049,7 @@
           <w:rFonts w:cs="Arial" w:ascii="Arial" w:hAnsi="Arial"/>
           <w:b w:val="false"/>
         </w:rPr>
-        <w:t>5.</w:t>
+        <w:t>7.</w:t>
         <w:tab/>
       </w:r>
       <w:r>
@@ -2942,7 +3078,7 @@
         <w:spacing w:before="0" w:after="160"/>
         <w:rPr/>
       </w:pPr>
-      <w:bookmarkStart w:id="8" w:name="__RefHeading___Toc389_164725115"/>
+      <w:bookmarkStart w:id="8" w:name="__RefHeading___Toc402_4224954849"/>
       <w:bookmarkEnd w:id="8"/>
       <w:r>
         <w:rPr>
@@ -3099,7 +3235,7 @@
         </w:pBdr>
         <w:rPr/>
       </w:pPr>
-      <w:bookmarkStart w:id="9" w:name="__RefHeading___Toc391_164725115"/>
+      <w:bookmarkStart w:id="9" w:name="__RefHeading___Toc404_4224954849"/>
       <w:bookmarkEnd w:id="9"/>
       <w:r>
         <w:rPr>
@@ -4098,7 +4234,7 @@
         <w:sz w:val="17"/>
         <w:rFonts w:cs="Arial" w:ascii="Arial" w:hAnsi="Arial"/>
       </w:rPr>
-      <w:t>10</w:t>
+      <w:t>11</w:t>
     </w:r>
     <w:r>
       <w:rPr>
@@ -4142,7 +4278,7 @@
         <w:sz w:val="17"/>
         <w:rFonts w:cs="Arial" w:ascii="Arial" w:hAnsi="Arial"/>
       </w:rPr>
-      <w:t>10</w:t>
+      <w:t>11</w:t>
     </w:r>
     <w:r>
       <w:rPr>
@@ -4274,7 +4410,7 @@
         <w:sz w:val="17"/>
         <w:rFonts w:cs="Arial" w:ascii="Arial" w:hAnsi="Arial"/>
       </w:rPr>
-      <w:t>10</w:t>
+      <w:t>11</w:t>
     </w:r>
     <w:r>
       <w:rPr>
@@ -4436,7 +4572,7 @@
         <w:sz w:val="17"/>
         <w:rFonts w:cs="Arial" w:ascii="Arial" w:hAnsi="Arial"/>
       </w:rPr>
-      <w:t>10</w:t>
+      <w:t>11</w:t>
     </w:r>
     <w:r>
       <w:rPr>
@@ -4538,7 +4674,7 @@
         <w:sz w:val="17"/>
         <w:rFonts w:cs="Arial" w:ascii="Arial" w:hAnsi="Arial"/>
       </w:rPr>
-      <w:t>9</w:t>
+      <w:t>10</w:t>
     </w:r>
     <w:r>
       <w:rPr>
@@ -4582,7 +4718,7 @@
         <w:sz w:val="17"/>
         <w:rFonts w:cs="Arial" w:ascii="Arial" w:hAnsi="Arial"/>
       </w:rPr>
-      <w:t>10</w:t>
+      <w:t>11</w:t>
     </w:r>
     <w:r>
       <w:rPr>

--- a/output/combat-mindset-way-forward.docx
+++ b/output/combat-mindset-way-forward.docx
@@ -320,7 +320,7 @@
             </w:rPr>
             <w:fldChar w:fldCharType="separate"/>
           </w:r>
-          <w:hyperlink w:anchor="__RefHeading___Toc386_4224954849">
+          <w:hyperlink w:anchor="__RefHeading___Toc386_95378546">
             <w:r>
               <w:rPr>
                 <w:webHidden/>
@@ -347,7 +347,7 @@
             </w:tabs>
             <w:rPr/>
           </w:pPr>
-          <w:hyperlink w:anchor="__RefHeading___Toc388_4224954849">
+          <w:hyperlink w:anchor="__RefHeading___Toc388_95378546">
             <w:r>
               <w:rPr>
                 <w:webHidden/>
@@ -374,7 +374,7 @@
             </w:tabs>
             <w:rPr/>
           </w:pPr>
-          <w:hyperlink w:anchor="__RefHeading___Toc390_4224954849">
+          <w:hyperlink w:anchor="__RefHeading___Toc390_95378546">
             <w:r>
               <w:rPr>
                 <w:webHidden/>
@@ -401,7 +401,7 @@
             </w:tabs>
             <w:rPr/>
           </w:pPr>
-          <w:hyperlink w:anchor="__RefHeading___Toc392_4224954849">
+          <w:hyperlink w:anchor="__RefHeading___Toc392_95378546">
             <w:r>
               <w:rPr>
                 <w:webHidden/>
@@ -428,7 +428,7 @@
             </w:tabs>
             <w:rPr/>
           </w:pPr>
-          <w:hyperlink w:anchor="__RefHeading___Toc394_4224954849">
+          <w:hyperlink w:anchor="__RefHeading___Toc394_95378546">
             <w:r>
               <w:rPr>
                 <w:webHidden/>
@@ -455,7 +455,7 @@
             </w:tabs>
             <w:rPr/>
           </w:pPr>
-          <w:hyperlink w:anchor="__RefHeading___Toc396_4224954849">
+          <w:hyperlink w:anchor="__RefHeading___Toc396_95378546">
             <w:r>
               <w:rPr>
                 <w:webHidden/>
@@ -482,7 +482,7 @@
             </w:tabs>
             <w:rPr/>
           </w:pPr>
-          <w:hyperlink w:anchor="__RefHeading___Toc398_4224954849">
+          <w:hyperlink w:anchor="__RefHeading___Toc398_95378546">
             <w:r>
               <w:rPr>
                 <w:webHidden/>
@@ -509,7 +509,7 @@
             </w:tabs>
             <w:rPr/>
           </w:pPr>
-          <w:hyperlink w:anchor="__RefHeading___Toc400_4224954849">
+          <w:hyperlink w:anchor="__RefHeading___Toc400_95378546">
             <w:r>
               <w:rPr>
                 <w:webHidden/>
@@ -536,7 +536,7 @@
             </w:tabs>
             <w:rPr/>
           </w:pPr>
-          <w:hyperlink w:anchor="__RefHeading___Toc402_4224954849">
+          <w:hyperlink w:anchor="__RefHeading___Toc402_95378546">
             <w:r>
               <w:rPr>
                 <w:webHidden/>
@@ -563,7 +563,7 @@
             </w:tabs>
             <w:rPr/>
           </w:pPr>
-          <w:hyperlink w:anchor="__RefHeading___Toc404_4224954849">
+          <w:hyperlink w:anchor="__RefHeading___Toc404_95378546">
             <w:r>
               <w:rPr>
                 <w:webHidden/>
@@ -618,7 +618,7 @@
         <w:spacing w:before="0" w:after="160"/>
         <w:rPr/>
       </w:pPr>
-      <w:bookmarkStart w:id="0" w:name="__RefHeading___Toc386_4224954849"/>
+      <w:bookmarkStart w:id="0" w:name="__RefHeading___Toc386_95378546"/>
       <w:bookmarkEnd w:id="0"/>
       <w:r>
         <w:rPr>
@@ -700,7 +700,7 @@
         </w:pBdr>
         <w:rPr/>
       </w:pPr>
-      <w:bookmarkStart w:id="1" w:name="__RefHeading___Toc388_4224954849"/>
+      <w:bookmarkStart w:id="1" w:name="__RefHeading___Toc388_95378546"/>
       <w:bookmarkEnd w:id="1"/>
       <w:r>
         <w:rPr>
@@ -762,7 +762,7 @@
         </w:pBdr>
         <w:rPr/>
       </w:pPr>
-      <w:bookmarkStart w:id="2" w:name="__RefHeading___Toc390_4224954849"/>
+      <w:bookmarkStart w:id="2" w:name="__RefHeading___Toc390_95378546"/>
       <w:bookmarkEnd w:id="2"/>
       <w:r>
         <w:rPr>
@@ -870,7 +870,7 @@
         </w:pBdr>
         <w:rPr/>
       </w:pPr>
-      <w:bookmarkStart w:id="3" w:name="__RefHeading___Toc392_4224954849"/>
+      <w:bookmarkStart w:id="3" w:name="__RefHeading___Toc392_95378546"/>
       <w:bookmarkEnd w:id="3"/>
       <w:r>
         <w:rPr>
@@ -1428,7 +1428,7 @@
         </w:pBdr>
         <w:rPr/>
       </w:pPr>
-      <w:bookmarkStart w:id="4" w:name="__RefHeading___Toc394_4224954849"/>
+      <w:bookmarkStart w:id="4" w:name="__RefHeading___Toc394_95378546"/>
       <w:bookmarkEnd w:id="4"/>
       <w:r>
         <w:rPr>
@@ -1594,7 +1594,7 @@
         </w:pBdr>
         <w:rPr/>
       </w:pPr>
-      <w:bookmarkStart w:id="5" w:name="__RefHeading___Toc396_4224954849"/>
+      <w:bookmarkStart w:id="5" w:name="__RefHeading___Toc396_95378546"/>
       <w:bookmarkEnd w:id="5"/>
       <w:r>
         <w:rPr>
@@ -2476,7 +2476,7 @@
         </w:pBdr>
         <w:rPr/>
       </w:pPr>
-      <w:bookmarkStart w:id="6" w:name="__RefHeading___Toc398_4224954849"/>
+      <w:bookmarkStart w:id="6" w:name="__RefHeading___Toc398_95378546"/>
       <w:bookmarkEnd w:id="6"/>
       <w:r>
         <w:rPr>
@@ -2776,7 +2776,7 @@
         </w:pBdr>
         <w:rPr/>
       </w:pPr>
-      <w:bookmarkStart w:id="7" w:name="__RefHeading___Toc400_4224954849"/>
+      <w:bookmarkStart w:id="7" w:name="__RefHeading___Toc400_95378546"/>
       <w:bookmarkEnd w:id="7"/>
       <w:r>
         <w:rPr>
@@ -3016,7 +3016,7 @@
           <w:b w:val="false"/>
           <w:i w:val="false"/>
         </w:rPr>
-        <w:t xml:space="preserve"> the status of Harder to Kill as the proposed Warfighter Focus tagline — endorse, defer or reject — noting "Remain Effective. Act Decisively." as the alternative already presented in the Model on a Page.</w:t>
+        <w:t xml:space="preserve"> the status of Harder to Kill within the proposed Combat Mindset tagline — Remain effective. Act decisively. Harder to kill. — endorsing, deferring or rejecting its inclusion.</w:t>
       </w:r>
     </w:p>
     <w:p>
@@ -3078,7 +3078,7 @@
         <w:spacing w:before="0" w:after="160"/>
         <w:rPr/>
       </w:pPr>
-      <w:bookmarkStart w:id="8" w:name="__RefHeading___Toc402_4224954849"/>
+      <w:bookmarkStart w:id="8" w:name="__RefHeading___Toc402_95378546"/>
       <w:bookmarkEnd w:id="8"/>
       <w:r>
         <w:rPr>
@@ -3235,7 +3235,7 @@
         </w:pBdr>
         <w:rPr/>
       </w:pPr>
-      <w:bookmarkStart w:id="9" w:name="__RefHeading___Toc404_4224954849"/>
+      <w:bookmarkStart w:id="9" w:name="__RefHeading___Toc404_95378546"/>
       <w:bookmarkEnd w:id="9"/>
       <w:r>
         <w:rPr>

--- a/output/combat-mindset-way-forward.docx
+++ b/output/combat-mindset-way-forward.docx
@@ -320,7 +320,7 @@
             </w:rPr>
             <w:fldChar w:fldCharType="separate"/>
           </w:r>
-          <w:hyperlink w:anchor="__RefHeading___Toc386_95378546">
+          <w:hyperlink w:anchor="__RefHeading___Toc386_3964410391">
             <w:r>
               <w:rPr>
                 <w:webHidden/>
@@ -347,7 +347,7 @@
             </w:tabs>
             <w:rPr/>
           </w:pPr>
-          <w:hyperlink w:anchor="__RefHeading___Toc388_95378546">
+          <w:hyperlink w:anchor="__RefHeading___Toc388_3964410391">
             <w:r>
               <w:rPr>
                 <w:webHidden/>
@@ -374,7 +374,7 @@
             </w:tabs>
             <w:rPr/>
           </w:pPr>
-          <w:hyperlink w:anchor="__RefHeading___Toc390_95378546">
+          <w:hyperlink w:anchor="__RefHeading___Toc390_3964410391">
             <w:r>
               <w:rPr>
                 <w:webHidden/>
@@ -401,7 +401,7 @@
             </w:tabs>
             <w:rPr/>
           </w:pPr>
-          <w:hyperlink w:anchor="__RefHeading___Toc392_95378546">
+          <w:hyperlink w:anchor="__RefHeading___Toc392_3964410391">
             <w:r>
               <w:rPr>
                 <w:webHidden/>
@@ -428,7 +428,7 @@
             </w:tabs>
             <w:rPr/>
           </w:pPr>
-          <w:hyperlink w:anchor="__RefHeading___Toc394_95378546">
+          <w:hyperlink w:anchor="__RefHeading___Toc394_3964410391">
             <w:r>
               <w:rPr>
                 <w:webHidden/>
@@ -455,7 +455,7 @@
             </w:tabs>
             <w:rPr/>
           </w:pPr>
-          <w:hyperlink w:anchor="__RefHeading___Toc396_95378546">
+          <w:hyperlink w:anchor="__RefHeading___Toc396_3964410391">
             <w:r>
               <w:rPr>
                 <w:webHidden/>
@@ -482,7 +482,7 @@
             </w:tabs>
             <w:rPr/>
           </w:pPr>
-          <w:hyperlink w:anchor="__RefHeading___Toc398_95378546">
+          <w:hyperlink w:anchor="__RefHeading___Toc398_3964410391">
             <w:r>
               <w:rPr>
                 <w:webHidden/>
@@ -509,7 +509,7 @@
             </w:tabs>
             <w:rPr/>
           </w:pPr>
-          <w:hyperlink w:anchor="__RefHeading___Toc400_95378546">
+          <w:hyperlink w:anchor="__RefHeading___Toc400_3964410391">
             <w:r>
               <w:rPr>
                 <w:webHidden/>
@@ -536,7 +536,7 @@
             </w:tabs>
             <w:rPr/>
           </w:pPr>
-          <w:hyperlink w:anchor="__RefHeading___Toc402_95378546">
+          <w:hyperlink w:anchor="__RefHeading___Toc402_3964410391">
             <w:r>
               <w:rPr>
                 <w:webHidden/>
@@ -563,7 +563,7 @@
             </w:tabs>
             <w:rPr/>
           </w:pPr>
-          <w:hyperlink w:anchor="__RefHeading___Toc404_95378546">
+          <w:hyperlink w:anchor="__RefHeading___Toc404_3964410391">
             <w:r>
               <w:rPr>
                 <w:webHidden/>
@@ -618,7 +618,7 @@
         <w:spacing w:before="0" w:after="160"/>
         <w:rPr/>
       </w:pPr>
-      <w:bookmarkStart w:id="0" w:name="__RefHeading___Toc386_95378546"/>
+      <w:bookmarkStart w:id="0" w:name="__RefHeading___Toc386_3964410391"/>
       <w:bookmarkEnd w:id="0"/>
       <w:r>
         <w:rPr>
@@ -700,7 +700,7 @@
         </w:pBdr>
         <w:rPr/>
       </w:pPr>
-      <w:bookmarkStart w:id="1" w:name="__RefHeading___Toc388_95378546"/>
+      <w:bookmarkStart w:id="1" w:name="__RefHeading___Toc388_3964410391"/>
       <w:bookmarkEnd w:id="1"/>
       <w:r>
         <w:rPr>
@@ -762,7 +762,7 @@
         </w:pBdr>
         <w:rPr/>
       </w:pPr>
-      <w:bookmarkStart w:id="2" w:name="__RefHeading___Toc390_95378546"/>
+      <w:bookmarkStart w:id="2" w:name="__RefHeading___Toc390_3964410391"/>
       <w:bookmarkEnd w:id="2"/>
       <w:r>
         <w:rPr>
@@ -870,7 +870,7 @@
         </w:pBdr>
         <w:rPr/>
       </w:pPr>
-      <w:bookmarkStart w:id="3" w:name="__RefHeading___Toc392_95378546"/>
+      <w:bookmarkStart w:id="3" w:name="__RefHeading___Toc392_3964410391"/>
       <w:bookmarkEnd w:id="3"/>
       <w:r>
         <w:rPr>
@@ -1428,7 +1428,7 @@
         </w:pBdr>
         <w:rPr/>
       </w:pPr>
-      <w:bookmarkStart w:id="4" w:name="__RefHeading___Toc394_95378546"/>
+      <w:bookmarkStart w:id="4" w:name="__RefHeading___Toc394_3964410391"/>
       <w:bookmarkEnd w:id="4"/>
       <w:r>
         <w:rPr>
@@ -1594,7 +1594,7 @@
         </w:pBdr>
         <w:rPr/>
       </w:pPr>
-      <w:bookmarkStart w:id="5" w:name="__RefHeading___Toc396_95378546"/>
+      <w:bookmarkStart w:id="5" w:name="__RefHeading___Toc396_3964410391"/>
       <w:bookmarkEnd w:id="5"/>
       <w:r>
         <w:rPr>
@@ -2476,7 +2476,7 @@
         </w:pBdr>
         <w:rPr/>
       </w:pPr>
-      <w:bookmarkStart w:id="6" w:name="__RefHeading___Toc398_95378546"/>
+      <w:bookmarkStart w:id="6" w:name="__RefHeading___Toc398_3964410391"/>
       <w:bookmarkEnd w:id="6"/>
       <w:r>
         <w:rPr>
@@ -2776,7 +2776,7 @@
         </w:pBdr>
         <w:rPr/>
       </w:pPr>
-      <w:bookmarkStart w:id="7" w:name="__RefHeading___Toc400_95378546"/>
+      <w:bookmarkStart w:id="7" w:name="__RefHeading___Toc400_3964410391"/>
       <w:bookmarkEnd w:id="7"/>
       <w:r>
         <w:rPr>
@@ -3078,7 +3078,7 @@
         <w:spacing w:before="0" w:after="160"/>
         <w:rPr/>
       </w:pPr>
-      <w:bookmarkStart w:id="8" w:name="__RefHeading___Toc402_95378546"/>
+      <w:bookmarkStart w:id="8" w:name="__RefHeading___Toc402_3964410391"/>
       <w:bookmarkEnd w:id="8"/>
       <w:r>
         <w:rPr>
@@ -3235,7 +3235,7 @@
         </w:pBdr>
         <w:rPr/>
       </w:pPr>
-      <w:bookmarkStart w:id="9" w:name="__RefHeading___Toc404_95378546"/>
+      <w:bookmarkStart w:id="9" w:name="__RefHeading___Toc404_3964410391"/>
       <w:bookmarkEnd w:id="9"/>
       <w:r>
         <w:rPr>

--- a/output/combat-mindset-way-forward.docx
+++ b/output/combat-mindset-way-forward.docx
@@ -320,7 +320,7 @@
             </w:rPr>
             <w:fldChar w:fldCharType="separate"/>
           </w:r>
-          <w:hyperlink w:anchor="__RefHeading___Toc386_3964410391">
+          <w:hyperlink w:anchor="__RefHeading___Toc386_2946661499">
             <w:r>
               <w:rPr>
                 <w:webHidden/>
@@ -347,7 +347,7 @@
             </w:tabs>
             <w:rPr/>
           </w:pPr>
-          <w:hyperlink w:anchor="__RefHeading___Toc388_3964410391">
+          <w:hyperlink w:anchor="__RefHeading___Toc388_2946661499">
             <w:r>
               <w:rPr>
                 <w:webHidden/>
@@ -374,7 +374,7 @@
             </w:tabs>
             <w:rPr/>
           </w:pPr>
-          <w:hyperlink w:anchor="__RefHeading___Toc390_3964410391">
+          <w:hyperlink w:anchor="__RefHeading___Toc390_2946661499">
             <w:r>
               <w:rPr>
                 <w:webHidden/>
@@ -401,7 +401,7 @@
             </w:tabs>
             <w:rPr/>
           </w:pPr>
-          <w:hyperlink w:anchor="__RefHeading___Toc392_3964410391">
+          <w:hyperlink w:anchor="__RefHeading___Toc392_2946661499">
             <w:r>
               <w:rPr>
                 <w:webHidden/>
@@ -428,7 +428,7 @@
             </w:tabs>
             <w:rPr/>
           </w:pPr>
-          <w:hyperlink w:anchor="__RefHeading___Toc394_3964410391">
+          <w:hyperlink w:anchor="__RefHeading___Toc394_2946661499">
             <w:r>
               <w:rPr>
                 <w:webHidden/>
@@ -455,7 +455,7 @@
             </w:tabs>
             <w:rPr/>
           </w:pPr>
-          <w:hyperlink w:anchor="__RefHeading___Toc396_3964410391">
+          <w:hyperlink w:anchor="__RefHeading___Toc396_2946661499">
             <w:r>
               <w:rPr>
                 <w:webHidden/>
@@ -482,7 +482,7 @@
             </w:tabs>
             <w:rPr/>
           </w:pPr>
-          <w:hyperlink w:anchor="__RefHeading___Toc398_3964410391">
+          <w:hyperlink w:anchor="__RefHeading___Toc398_2946661499">
             <w:r>
               <w:rPr>
                 <w:webHidden/>
@@ -509,7 +509,7 @@
             </w:tabs>
             <w:rPr/>
           </w:pPr>
-          <w:hyperlink w:anchor="__RefHeading___Toc400_3964410391">
+          <w:hyperlink w:anchor="__RefHeading___Toc400_2946661499">
             <w:r>
               <w:rPr>
                 <w:webHidden/>
@@ -536,7 +536,7 @@
             </w:tabs>
             <w:rPr/>
           </w:pPr>
-          <w:hyperlink w:anchor="__RefHeading___Toc402_3964410391">
+          <w:hyperlink w:anchor="__RefHeading___Toc402_2946661499">
             <w:r>
               <w:rPr>
                 <w:webHidden/>
@@ -563,7 +563,7 @@
             </w:tabs>
             <w:rPr/>
           </w:pPr>
-          <w:hyperlink w:anchor="__RefHeading___Toc404_3964410391">
+          <w:hyperlink w:anchor="__RefHeading___Toc404_2946661499">
             <w:r>
               <w:rPr>
                 <w:webHidden/>
@@ -618,7 +618,7 @@
         <w:spacing w:before="0" w:after="160"/>
         <w:rPr/>
       </w:pPr>
-      <w:bookmarkStart w:id="0" w:name="__RefHeading___Toc386_3964410391"/>
+      <w:bookmarkStart w:id="0" w:name="__RefHeading___Toc386_2946661499"/>
       <w:bookmarkEnd w:id="0"/>
       <w:r>
         <w:rPr>
@@ -700,7 +700,7 @@
         </w:pBdr>
         <w:rPr/>
       </w:pPr>
-      <w:bookmarkStart w:id="1" w:name="__RefHeading___Toc388_3964410391"/>
+      <w:bookmarkStart w:id="1" w:name="__RefHeading___Toc388_2946661499"/>
       <w:bookmarkEnd w:id="1"/>
       <w:r>
         <w:rPr>
@@ -762,7 +762,7 @@
         </w:pBdr>
         <w:rPr/>
       </w:pPr>
-      <w:bookmarkStart w:id="2" w:name="__RefHeading___Toc390_3964410391"/>
+      <w:bookmarkStart w:id="2" w:name="__RefHeading___Toc390_2946661499"/>
       <w:bookmarkEnd w:id="2"/>
       <w:r>
         <w:rPr>
@@ -870,7 +870,7 @@
         </w:pBdr>
         <w:rPr/>
       </w:pPr>
-      <w:bookmarkStart w:id="3" w:name="__RefHeading___Toc392_3964410391"/>
+      <w:bookmarkStart w:id="3" w:name="__RefHeading___Toc392_2946661499"/>
       <w:bookmarkEnd w:id="3"/>
       <w:r>
         <w:rPr>
@@ -1428,7 +1428,7 @@
         </w:pBdr>
         <w:rPr/>
       </w:pPr>
-      <w:bookmarkStart w:id="4" w:name="__RefHeading___Toc394_3964410391"/>
+      <w:bookmarkStart w:id="4" w:name="__RefHeading___Toc394_2946661499"/>
       <w:bookmarkEnd w:id="4"/>
       <w:r>
         <w:rPr>
@@ -1594,7 +1594,7 @@
         </w:pBdr>
         <w:rPr/>
       </w:pPr>
-      <w:bookmarkStart w:id="5" w:name="__RefHeading___Toc396_3964410391"/>
+      <w:bookmarkStart w:id="5" w:name="__RefHeading___Toc396_2946661499"/>
       <w:bookmarkEnd w:id="5"/>
       <w:r>
         <w:rPr>
@@ -2476,7 +2476,7 @@
         </w:pBdr>
         <w:rPr/>
       </w:pPr>
-      <w:bookmarkStart w:id="6" w:name="__RefHeading___Toc398_3964410391"/>
+      <w:bookmarkStart w:id="6" w:name="__RefHeading___Toc398_2946661499"/>
       <w:bookmarkEnd w:id="6"/>
       <w:r>
         <w:rPr>
@@ -2776,7 +2776,7 @@
         </w:pBdr>
         <w:rPr/>
       </w:pPr>
-      <w:bookmarkStart w:id="7" w:name="__RefHeading___Toc400_3964410391"/>
+      <w:bookmarkStart w:id="7" w:name="__RefHeading___Toc400_2946661499"/>
       <w:bookmarkEnd w:id="7"/>
       <w:r>
         <w:rPr>
@@ -3078,7 +3078,7 @@
         <w:spacing w:before="0" w:after="160"/>
         <w:rPr/>
       </w:pPr>
-      <w:bookmarkStart w:id="8" w:name="__RefHeading___Toc402_3964410391"/>
+      <w:bookmarkStart w:id="8" w:name="__RefHeading___Toc402_2946661499"/>
       <w:bookmarkEnd w:id="8"/>
       <w:r>
         <w:rPr>
@@ -3235,7 +3235,7 @@
         </w:pBdr>
         <w:rPr/>
       </w:pPr>
-      <w:bookmarkStart w:id="9" w:name="__RefHeading___Toc404_3964410391"/>
+      <w:bookmarkStart w:id="9" w:name="__RefHeading___Toc404_2946661499"/>
       <w:bookmarkEnd w:id="9"/>
       <w:r>
         <w:rPr>

--- a/output/combat-mindset-way-forward.docx
+++ b/output/combat-mindset-way-forward.docx
@@ -320,7 +320,7 @@
             </w:rPr>
             <w:fldChar w:fldCharType="separate"/>
           </w:r>
-          <w:hyperlink w:anchor="__RefHeading___Toc386_2946661499">
+          <w:hyperlink w:anchor="__RefHeading___Toc386_4046471345">
             <w:r>
               <w:rPr>
                 <w:webHidden/>
@@ -347,7 +347,7 @@
             </w:tabs>
             <w:rPr/>
           </w:pPr>
-          <w:hyperlink w:anchor="__RefHeading___Toc388_2946661499">
+          <w:hyperlink w:anchor="__RefHeading___Toc388_4046471345">
             <w:r>
               <w:rPr>
                 <w:webHidden/>
@@ -374,7 +374,7 @@
             </w:tabs>
             <w:rPr/>
           </w:pPr>
-          <w:hyperlink w:anchor="__RefHeading___Toc390_2946661499">
+          <w:hyperlink w:anchor="__RefHeading___Toc390_4046471345">
             <w:r>
               <w:rPr>
                 <w:webHidden/>
@@ -401,7 +401,7 @@
             </w:tabs>
             <w:rPr/>
           </w:pPr>
-          <w:hyperlink w:anchor="__RefHeading___Toc392_2946661499">
+          <w:hyperlink w:anchor="__RefHeading___Toc392_4046471345">
             <w:r>
               <w:rPr>
                 <w:webHidden/>
@@ -428,7 +428,7 @@
             </w:tabs>
             <w:rPr/>
           </w:pPr>
-          <w:hyperlink w:anchor="__RefHeading___Toc394_2946661499">
+          <w:hyperlink w:anchor="__RefHeading___Toc394_4046471345">
             <w:r>
               <w:rPr>
                 <w:webHidden/>
@@ -455,7 +455,7 @@
             </w:tabs>
             <w:rPr/>
           </w:pPr>
-          <w:hyperlink w:anchor="__RefHeading___Toc396_2946661499">
+          <w:hyperlink w:anchor="__RefHeading___Toc396_4046471345">
             <w:r>
               <w:rPr>
                 <w:webHidden/>
@@ -482,7 +482,7 @@
             </w:tabs>
             <w:rPr/>
           </w:pPr>
-          <w:hyperlink w:anchor="__RefHeading___Toc398_2946661499">
+          <w:hyperlink w:anchor="__RefHeading___Toc398_4046471345">
             <w:r>
               <w:rPr>
                 <w:webHidden/>
@@ -509,7 +509,7 @@
             </w:tabs>
             <w:rPr/>
           </w:pPr>
-          <w:hyperlink w:anchor="__RefHeading___Toc400_2946661499">
+          <w:hyperlink w:anchor="__RefHeading___Toc400_4046471345">
             <w:r>
               <w:rPr>
                 <w:webHidden/>
@@ -536,7 +536,7 @@
             </w:tabs>
             <w:rPr/>
           </w:pPr>
-          <w:hyperlink w:anchor="__RefHeading___Toc402_2946661499">
+          <w:hyperlink w:anchor="__RefHeading___Toc402_4046471345">
             <w:r>
               <w:rPr>
                 <w:webHidden/>
@@ -563,7 +563,7 @@
             </w:tabs>
             <w:rPr/>
           </w:pPr>
-          <w:hyperlink w:anchor="__RefHeading___Toc404_2946661499">
+          <w:hyperlink w:anchor="__RefHeading___Toc404_4046471345">
             <w:r>
               <w:rPr>
                 <w:webHidden/>
@@ -618,7 +618,7 @@
         <w:spacing w:before="0" w:after="160"/>
         <w:rPr/>
       </w:pPr>
-      <w:bookmarkStart w:id="0" w:name="__RefHeading___Toc386_2946661499"/>
+      <w:bookmarkStart w:id="0" w:name="__RefHeading___Toc386_4046471345"/>
       <w:bookmarkEnd w:id="0"/>
       <w:r>
         <w:rPr>
@@ -700,7 +700,7 @@
         </w:pBdr>
         <w:rPr/>
       </w:pPr>
-      <w:bookmarkStart w:id="1" w:name="__RefHeading___Toc388_2946661499"/>
+      <w:bookmarkStart w:id="1" w:name="__RefHeading___Toc388_4046471345"/>
       <w:bookmarkEnd w:id="1"/>
       <w:r>
         <w:rPr>
@@ -762,7 +762,7 @@
         </w:pBdr>
         <w:rPr/>
       </w:pPr>
-      <w:bookmarkStart w:id="2" w:name="__RefHeading___Toc390_2946661499"/>
+      <w:bookmarkStart w:id="2" w:name="__RefHeading___Toc390_4046471345"/>
       <w:bookmarkEnd w:id="2"/>
       <w:r>
         <w:rPr>
@@ -870,7 +870,7 @@
         </w:pBdr>
         <w:rPr/>
       </w:pPr>
-      <w:bookmarkStart w:id="3" w:name="__RefHeading___Toc392_2946661499"/>
+      <w:bookmarkStart w:id="3" w:name="__RefHeading___Toc392_4046471345"/>
       <w:bookmarkEnd w:id="3"/>
       <w:r>
         <w:rPr>
@@ -1428,7 +1428,7 @@
         </w:pBdr>
         <w:rPr/>
       </w:pPr>
-      <w:bookmarkStart w:id="4" w:name="__RefHeading___Toc394_2946661499"/>
+      <w:bookmarkStart w:id="4" w:name="__RefHeading___Toc394_4046471345"/>
       <w:bookmarkEnd w:id="4"/>
       <w:r>
         <w:rPr>
@@ -1594,7 +1594,7 @@
         </w:pBdr>
         <w:rPr/>
       </w:pPr>
-      <w:bookmarkStart w:id="5" w:name="__RefHeading___Toc396_2946661499"/>
+      <w:bookmarkStart w:id="5" w:name="__RefHeading___Toc396_4046471345"/>
       <w:bookmarkEnd w:id="5"/>
       <w:r>
         <w:rPr>
@@ -2476,7 +2476,7 @@
         </w:pBdr>
         <w:rPr/>
       </w:pPr>
-      <w:bookmarkStart w:id="6" w:name="__RefHeading___Toc398_2946661499"/>
+      <w:bookmarkStart w:id="6" w:name="__RefHeading___Toc398_4046471345"/>
       <w:bookmarkEnd w:id="6"/>
       <w:r>
         <w:rPr>
@@ -2776,7 +2776,7 @@
         </w:pBdr>
         <w:rPr/>
       </w:pPr>
-      <w:bookmarkStart w:id="7" w:name="__RefHeading___Toc400_2946661499"/>
+      <w:bookmarkStart w:id="7" w:name="__RefHeading___Toc400_4046471345"/>
       <w:bookmarkEnd w:id="7"/>
       <w:r>
         <w:rPr>
@@ -3078,7 +3078,7 @@
         <w:spacing w:before="0" w:after="160"/>
         <w:rPr/>
       </w:pPr>
-      <w:bookmarkStart w:id="8" w:name="__RefHeading___Toc402_2946661499"/>
+      <w:bookmarkStart w:id="8" w:name="__RefHeading___Toc402_4046471345"/>
       <w:bookmarkEnd w:id="8"/>
       <w:r>
         <w:rPr>
@@ -3235,7 +3235,7 @@
         </w:pBdr>
         <w:rPr/>
       </w:pPr>
-      <w:bookmarkStart w:id="9" w:name="__RefHeading___Toc404_2946661499"/>
+      <w:bookmarkStart w:id="9" w:name="__RefHeading___Toc404_4046471345"/>
       <w:bookmarkEnd w:id="9"/>
       <w:r>
         <w:rPr>

--- a/output/combat-mindset-way-forward.docx
+++ b/output/combat-mindset-way-forward.docx
@@ -320,7 +320,7 @@
             </w:rPr>
             <w:fldChar w:fldCharType="separate"/>
           </w:r>
-          <w:hyperlink w:anchor="__RefHeading___Toc386_4046471345">
+          <w:hyperlink w:anchor="__RefHeading___Toc386_696307034">
             <w:r>
               <w:rPr>
                 <w:webHidden/>
@@ -347,7 +347,7 @@
             </w:tabs>
             <w:rPr/>
           </w:pPr>
-          <w:hyperlink w:anchor="__RefHeading___Toc388_4046471345">
+          <w:hyperlink w:anchor="__RefHeading___Toc388_696307034">
             <w:r>
               <w:rPr>
                 <w:webHidden/>
@@ -374,7 +374,7 @@
             </w:tabs>
             <w:rPr/>
           </w:pPr>
-          <w:hyperlink w:anchor="__RefHeading___Toc390_4046471345">
+          <w:hyperlink w:anchor="__RefHeading___Toc390_696307034">
             <w:r>
               <w:rPr>
                 <w:webHidden/>
@@ -401,7 +401,7 @@
             </w:tabs>
             <w:rPr/>
           </w:pPr>
-          <w:hyperlink w:anchor="__RefHeading___Toc392_4046471345">
+          <w:hyperlink w:anchor="__RefHeading___Toc392_696307034">
             <w:r>
               <w:rPr>
                 <w:webHidden/>
@@ -428,7 +428,7 @@
             </w:tabs>
             <w:rPr/>
           </w:pPr>
-          <w:hyperlink w:anchor="__RefHeading___Toc394_4046471345">
+          <w:hyperlink w:anchor="__RefHeading___Toc394_696307034">
             <w:r>
               <w:rPr>
                 <w:webHidden/>
@@ -455,7 +455,7 @@
             </w:tabs>
             <w:rPr/>
           </w:pPr>
-          <w:hyperlink w:anchor="__RefHeading___Toc396_4046471345">
+          <w:hyperlink w:anchor="__RefHeading___Toc396_696307034">
             <w:r>
               <w:rPr>
                 <w:webHidden/>
@@ -482,7 +482,7 @@
             </w:tabs>
             <w:rPr/>
           </w:pPr>
-          <w:hyperlink w:anchor="__RefHeading___Toc398_4046471345">
+          <w:hyperlink w:anchor="__RefHeading___Toc398_696307034">
             <w:r>
               <w:rPr>
                 <w:webHidden/>
@@ -509,7 +509,7 @@
             </w:tabs>
             <w:rPr/>
           </w:pPr>
-          <w:hyperlink w:anchor="__RefHeading___Toc400_4046471345">
+          <w:hyperlink w:anchor="__RefHeading___Toc400_696307034">
             <w:r>
               <w:rPr>
                 <w:webHidden/>
@@ -536,7 +536,7 @@
             </w:tabs>
             <w:rPr/>
           </w:pPr>
-          <w:hyperlink w:anchor="__RefHeading___Toc402_4046471345">
+          <w:hyperlink w:anchor="__RefHeading___Toc402_696307034">
             <w:r>
               <w:rPr>
                 <w:webHidden/>
@@ -563,7 +563,7 @@
             </w:tabs>
             <w:rPr/>
           </w:pPr>
-          <w:hyperlink w:anchor="__RefHeading___Toc404_4046471345">
+          <w:hyperlink w:anchor="__RefHeading___Toc404_696307034">
             <w:r>
               <w:rPr>
                 <w:webHidden/>
@@ -618,7 +618,7 @@
         <w:spacing w:before="0" w:after="160"/>
         <w:rPr/>
       </w:pPr>
-      <w:bookmarkStart w:id="0" w:name="__RefHeading___Toc386_4046471345"/>
+      <w:bookmarkStart w:id="0" w:name="__RefHeading___Toc386_696307034"/>
       <w:bookmarkEnd w:id="0"/>
       <w:r>
         <w:rPr>
@@ -700,7 +700,7 @@
         </w:pBdr>
         <w:rPr/>
       </w:pPr>
-      <w:bookmarkStart w:id="1" w:name="__RefHeading___Toc388_4046471345"/>
+      <w:bookmarkStart w:id="1" w:name="__RefHeading___Toc388_696307034"/>
       <w:bookmarkEnd w:id="1"/>
       <w:r>
         <w:rPr>
@@ -762,7 +762,7 @@
         </w:pBdr>
         <w:rPr/>
       </w:pPr>
-      <w:bookmarkStart w:id="2" w:name="__RefHeading___Toc390_4046471345"/>
+      <w:bookmarkStart w:id="2" w:name="__RefHeading___Toc390_696307034"/>
       <w:bookmarkEnd w:id="2"/>
       <w:r>
         <w:rPr>
@@ -870,7 +870,7 @@
         </w:pBdr>
         <w:rPr/>
       </w:pPr>
-      <w:bookmarkStart w:id="3" w:name="__RefHeading___Toc392_4046471345"/>
+      <w:bookmarkStart w:id="3" w:name="__RefHeading___Toc392_696307034"/>
       <w:bookmarkEnd w:id="3"/>
       <w:r>
         <w:rPr>
@@ -1428,7 +1428,7 @@
         </w:pBdr>
         <w:rPr/>
       </w:pPr>
-      <w:bookmarkStart w:id="4" w:name="__RefHeading___Toc394_4046471345"/>
+      <w:bookmarkStart w:id="4" w:name="__RefHeading___Toc394_696307034"/>
       <w:bookmarkEnd w:id="4"/>
       <w:r>
         <w:rPr>
@@ -1594,7 +1594,7 @@
         </w:pBdr>
         <w:rPr/>
       </w:pPr>
-      <w:bookmarkStart w:id="5" w:name="__RefHeading___Toc396_4046471345"/>
+      <w:bookmarkStart w:id="5" w:name="__RefHeading___Toc396_696307034"/>
       <w:bookmarkEnd w:id="5"/>
       <w:r>
         <w:rPr>
@@ -2476,7 +2476,7 @@
         </w:pBdr>
         <w:rPr/>
       </w:pPr>
-      <w:bookmarkStart w:id="6" w:name="__RefHeading___Toc398_4046471345"/>
+      <w:bookmarkStart w:id="6" w:name="__RefHeading___Toc398_696307034"/>
       <w:bookmarkEnd w:id="6"/>
       <w:r>
         <w:rPr>
@@ -2776,7 +2776,7 @@
         </w:pBdr>
         <w:rPr/>
       </w:pPr>
-      <w:bookmarkStart w:id="7" w:name="__RefHeading___Toc400_4046471345"/>
+      <w:bookmarkStart w:id="7" w:name="__RefHeading___Toc400_696307034"/>
       <w:bookmarkEnd w:id="7"/>
       <w:r>
         <w:rPr>
@@ -3078,7 +3078,7 @@
         <w:spacing w:before="0" w:after="160"/>
         <w:rPr/>
       </w:pPr>
-      <w:bookmarkStart w:id="8" w:name="__RefHeading___Toc402_4046471345"/>
+      <w:bookmarkStart w:id="8" w:name="__RefHeading___Toc402_696307034"/>
       <w:bookmarkEnd w:id="8"/>
       <w:r>
         <w:rPr>
@@ -3235,7 +3235,7 @@
         </w:pBdr>
         <w:rPr/>
       </w:pPr>
-      <w:bookmarkStart w:id="9" w:name="__RefHeading___Toc404_4046471345"/>
+      <w:bookmarkStart w:id="9" w:name="__RefHeading___Toc404_696307034"/>
       <w:bookmarkEnd w:id="9"/>
       <w:r>
         <w:rPr>

--- a/output/combat-mindset-way-forward.docx
+++ b/output/combat-mindset-way-forward.docx
@@ -320,7 +320,7 @@
             </w:rPr>
             <w:fldChar w:fldCharType="separate"/>
           </w:r>
-          <w:hyperlink w:anchor="__RefHeading___Toc386_696307034">
+          <w:hyperlink w:anchor="__RefHeading___Toc386_985890399">
             <w:r>
               <w:rPr>
                 <w:webHidden/>
@@ -347,7 +347,7 @@
             </w:tabs>
             <w:rPr/>
           </w:pPr>
-          <w:hyperlink w:anchor="__RefHeading___Toc388_696307034">
+          <w:hyperlink w:anchor="__RefHeading___Toc388_985890399">
             <w:r>
               <w:rPr>
                 <w:webHidden/>
@@ -374,7 +374,7 @@
             </w:tabs>
             <w:rPr/>
           </w:pPr>
-          <w:hyperlink w:anchor="__RefHeading___Toc390_696307034">
+          <w:hyperlink w:anchor="__RefHeading___Toc390_985890399">
             <w:r>
               <w:rPr>
                 <w:webHidden/>
@@ -401,7 +401,7 @@
             </w:tabs>
             <w:rPr/>
           </w:pPr>
-          <w:hyperlink w:anchor="__RefHeading___Toc392_696307034">
+          <w:hyperlink w:anchor="__RefHeading___Toc392_985890399">
             <w:r>
               <w:rPr>
                 <w:webHidden/>
@@ -428,7 +428,7 @@
             </w:tabs>
             <w:rPr/>
           </w:pPr>
-          <w:hyperlink w:anchor="__RefHeading___Toc394_696307034">
+          <w:hyperlink w:anchor="__RefHeading___Toc394_985890399">
             <w:r>
               <w:rPr>
                 <w:webHidden/>
@@ -455,7 +455,7 @@
             </w:tabs>
             <w:rPr/>
           </w:pPr>
-          <w:hyperlink w:anchor="__RefHeading___Toc396_696307034">
+          <w:hyperlink w:anchor="__RefHeading___Toc396_985890399">
             <w:r>
               <w:rPr>
                 <w:webHidden/>
@@ -482,7 +482,7 @@
             </w:tabs>
             <w:rPr/>
           </w:pPr>
-          <w:hyperlink w:anchor="__RefHeading___Toc398_696307034">
+          <w:hyperlink w:anchor="__RefHeading___Toc398_985890399">
             <w:r>
               <w:rPr>
                 <w:webHidden/>
@@ -509,7 +509,7 @@
             </w:tabs>
             <w:rPr/>
           </w:pPr>
-          <w:hyperlink w:anchor="__RefHeading___Toc400_696307034">
+          <w:hyperlink w:anchor="__RefHeading___Toc400_985890399">
             <w:r>
               <w:rPr>
                 <w:webHidden/>
@@ -536,7 +536,7 @@
             </w:tabs>
             <w:rPr/>
           </w:pPr>
-          <w:hyperlink w:anchor="__RefHeading___Toc402_696307034">
+          <w:hyperlink w:anchor="__RefHeading___Toc402_985890399">
             <w:r>
               <w:rPr>
                 <w:webHidden/>
@@ -563,7 +563,7 @@
             </w:tabs>
             <w:rPr/>
           </w:pPr>
-          <w:hyperlink w:anchor="__RefHeading___Toc404_696307034">
+          <w:hyperlink w:anchor="__RefHeading___Toc404_985890399">
             <w:r>
               <w:rPr>
                 <w:webHidden/>
@@ -618,7 +618,7 @@
         <w:spacing w:before="0" w:after="160"/>
         <w:rPr/>
       </w:pPr>
-      <w:bookmarkStart w:id="0" w:name="__RefHeading___Toc386_696307034"/>
+      <w:bookmarkStart w:id="0" w:name="__RefHeading___Toc386_985890399"/>
       <w:bookmarkEnd w:id="0"/>
       <w:r>
         <w:rPr>
@@ -700,7 +700,7 @@
         </w:pBdr>
         <w:rPr/>
       </w:pPr>
-      <w:bookmarkStart w:id="1" w:name="__RefHeading___Toc388_696307034"/>
+      <w:bookmarkStart w:id="1" w:name="__RefHeading___Toc388_985890399"/>
       <w:bookmarkEnd w:id="1"/>
       <w:r>
         <w:rPr>
@@ -762,7 +762,7 @@
         </w:pBdr>
         <w:rPr/>
       </w:pPr>
-      <w:bookmarkStart w:id="2" w:name="__RefHeading___Toc390_696307034"/>
+      <w:bookmarkStart w:id="2" w:name="__RefHeading___Toc390_985890399"/>
       <w:bookmarkEnd w:id="2"/>
       <w:r>
         <w:rPr>
@@ -870,7 +870,7 @@
         </w:pBdr>
         <w:rPr/>
       </w:pPr>
-      <w:bookmarkStart w:id="3" w:name="__RefHeading___Toc392_696307034"/>
+      <w:bookmarkStart w:id="3" w:name="__RefHeading___Toc392_985890399"/>
       <w:bookmarkEnd w:id="3"/>
       <w:r>
         <w:rPr>
@@ -1428,7 +1428,7 @@
         </w:pBdr>
         <w:rPr/>
       </w:pPr>
-      <w:bookmarkStart w:id="4" w:name="__RefHeading___Toc394_696307034"/>
+      <w:bookmarkStart w:id="4" w:name="__RefHeading___Toc394_985890399"/>
       <w:bookmarkEnd w:id="4"/>
       <w:r>
         <w:rPr>
@@ -1594,7 +1594,7 @@
         </w:pBdr>
         <w:rPr/>
       </w:pPr>
-      <w:bookmarkStart w:id="5" w:name="__RefHeading___Toc396_696307034"/>
+      <w:bookmarkStart w:id="5" w:name="__RefHeading___Toc396_985890399"/>
       <w:bookmarkEnd w:id="5"/>
       <w:r>
         <w:rPr>
@@ -2476,7 +2476,7 @@
         </w:pBdr>
         <w:rPr/>
       </w:pPr>
-      <w:bookmarkStart w:id="6" w:name="__RefHeading___Toc398_696307034"/>
+      <w:bookmarkStart w:id="6" w:name="__RefHeading___Toc398_985890399"/>
       <w:bookmarkEnd w:id="6"/>
       <w:r>
         <w:rPr>
@@ -2776,7 +2776,7 @@
         </w:pBdr>
         <w:rPr/>
       </w:pPr>
-      <w:bookmarkStart w:id="7" w:name="__RefHeading___Toc400_696307034"/>
+      <w:bookmarkStart w:id="7" w:name="__RefHeading___Toc400_985890399"/>
       <w:bookmarkEnd w:id="7"/>
       <w:r>
         <w:rPr>
@@ -3078,7 +3078,7 @@
         <w:spacing w:before="0" w:after="160"/>
         <w:rPr/>
       </w:pPr>
-      <w:bookmarkStart w:id="8" w:name="__RefHeading___Toc402_696307034"/>
+      <w:bookmarkStart w:id="8" w:name="__RefHeading___Toc402_985890399"/>
       <w:bookmarkEnd w:id="8"/>
       <w:r>
         <w:rPr>
@@ -3235,7 +3235,7 @@
         </w:pBdr>
         <w:rPr/>
       </w:pPr>
-      <w:bookmarkStart w:id="9" w:name="__RefHeading___Toc404_696307034"/>
+      <w:bookmarkStart w:id="9" w:name="__RefHeading___Toc404_985890399"/>
       <w:bookmarkEnd w:id="9"/>
       <w:r>
         <w:rPr>

--- a/output/combat-mindset-way-forward.docx
+++ b/output/combat-mindset-way-forward.docx
@@ -320,7 +320,7 @@
             </w:rPr>
             <w:fldChar w:fldCharType="separate"/>
           </w:r>
-          <w:hyperlink w:anchor="__RefHeading___Toc386_985890399">
+          <w:hyperlink w:anchor="__RefHeading___Toc386_2608848684">
             <w:r>
               <w:rPr>
                 <w:webHidden/>
@@ -347,7 +347,7 @@
             </w:tabs>
             <w:rPr/>
           </w:pPr>
-          <w:hyperlink w:anchor="__RefHeading___Toc388_985890399">
+          <w:hyperlink w:anchor="__RefHeading___Toc388_2608848684">
             <w:r>
               <w:rPr>
                 <w:webHidden/>
@@ -374,7 +374,7 @@
             </w:tabs>
             <w:rPr/>
           </w:pPr>
-          <w:hyperlink w:anchor="__RefHeading___Toc390_985890399">
+          <w:hyperlink w:anchor="__RefHeading___Toc390_2608848684">
             <w:r>
               <w:rPr>
                 <w:webHidden/>
@@ -401,7 +401,7 @@
             </w:tabs>
             <w:rPr/>
           </w:pPr>
-          <w:hyperlink w:anchor="__RefHeading___Toc392_985890399">
+          <w:hyperlink w:anchor="__RefHeading___Toc392_2608848684">
             <w:r>
               <w:rPr>
                 <w:webHidden/>
@@ -428,7 +428,7 @@
             </w:tabs>
             <w:rPr/>
           </w:pPr>
-          <w:hyperlink w:anchor="__RefHeading___Toc394_985890399">
+          <w:hyperlink w:anchor="__RefHeading___Toc394_2608848684">
             <w:r>
               <w:rPr>
                 <w:webHidden/>
@@ -455,7 +455,7 @@
             </w:tabs>
             <w:rPr/>
           </w:pPr>
-          <w:hyperlink w:anchor="__RefHeading___Toc396_985890399">
+          <w:hyperlink w:anchor="__RefHeading___Toc396_2608848684">
             <w:r>
               <w:rPr>
                 <w:webHidden/>
@@ -482,7 +482,7 @@
             </w:tabs>
             <w:rPr/>
           </w:pPr>
-          <w:hyperlink w:anchor="__RefHeading___Toc398_985890399">
+          <w:hyperlink w:anchor="__RefHeading___Toc398_2608848684">
             <w:r>
               <w:rPr>
                 <w:webHidden/>
@@ -509,7 +509,7 @@
             </w:tabs>
             <w:rPr/>
           </w:pPr>
-          <w:hyperlink w:anchor="__RefHeading___Toc400_985890399">
+          <w:hyperlink w:anchor="__RefHeading___Toc400_2608848684">
             <w:r>
               <w:rPr>
                 <w:webHidden/>
@@ -536,7 +536,7 @@
             </w:tabs>
             <w:rPr/>
           </w:pPr>
-          <w:hyperlink w:anchor="__RefHeading___Toc402_985890399">
+          <w:hyperlink w:anchor="__RefHeading___Toc402_2608848684">
             <w:r>
               <w:rPr>
                 <w:webHidden/>
@@ -563,7 +563,7 @@
             </w:tabs>
             <w:rPr/>
           </w:pPr>
-          <w:hyperlink w:anchor="__RefHeading___Toc404_985890399">
+          <w:hyperlink w:anchor="__RefHeading___Toc404_2608848684">
             <w:r>
               <w:rPr>
                 <w:webHidden/>
@@ -618,7 +618,7 @@
         <w:spacing w:before="0" w:after="160"/>
         <w:rPr/>
       </w:pPr>
-      <w:bookmarkStart w:id="0" w:name="__RefHeading___Toc386_985890399"/>
+      <w:bookmarkStart w:id="0" w:name="__RefHeading___Toc386_2608848684"/>
       <w:bookmarkEnd w:id="0"/>
       <w:r>
         <w:rPr>
@@ -700,7 +700,7 @@
         </w:pBdr>
         <w:rPr/>
       </w:pPr>
-      <w:bookmarkStart w:id="1" w:name="__RefHeading___Toc388_985890399"/>
+      <w:bookmarkStart w:id="1" w:name="__RefHeading___Toc388_2608848684"/>
       <w:bookmarkEnd w:id="1"/>
       <w:r>
         <w:rPr>
@@ -762,7 +762,7 @@
         </w:pBdr>
         <w:rPr/>
       </w:pPr>
-      <w:bookmarkStart w:id="2" w:name="__RefHeading___Toc390_985890399"/>
+      <w:bookmarkStart w:id="2" w:name="__RefHeading___Toc390_2608848684"/>
       <w:bookmarkEnd w:id="2"/>
       <w:r>
         <w:rPr>
@@ -870,7 +870,7 @@
         </w:pBdr>
         <w:rPr/>
       </w:pPr>
-      <w:bookmarkStart w:id="3" w:name="__RefHeading___Toc392_985890399"/>
+      <w:bookmarkStart w:id="3" w:name="__RefHeading___Toc392_2608848684"/>
       <w:bookmarkEnd w:id="3"/>
       <w:r>
         <w:rPr>
@@ -1428,7 +1428,7 @@
         </w:pBdr>
         <w:rPr/>
       </w:pPr>
-      <w:bookmarkStart w:id="4" w:name="__RefHeading___Toc394_985890399"/>
+      <w:bookmarkStart w:id="4" w:name="__RefHeading___Toc394_2608848684"/>
       <w:bookmarkEnd w:id="4"/>
       <w:r>
         <w:rPr>
@@ -1594,7 +1594,7 @@
         </w:pBdr>
         <w:rPr/>
       </w:pPr>
-      <w:bookmarkStart w:id="5" w:name="__RefHeading___Toc396_985890399"/>
+      <w:bookmarkStart w:id="5" w:name="__RefHeading___Toc396_2608848684"/>
       <w:bookmarkEnd w:id="5"/>
       <w:r>
         <w:rPr>
@@ -2476,7 +2476,7 @@
         </w:pBdr>
         <w:rPr/>
       </w:pPr>
-      <w:bookmarkStart w:id="6" w:name="__RefHeading___Toc398_985890399"/>
+      <w:bookmarkStart w:id="6" w:name="__RefHeading___Toc398_2608848684"/>
       <w:bookmarkEnd w:id="6"/>
       <w:r>
         <w:rPr>
@@ -2776,7 +2776,7 @@
         </w:pBdr>
         <w:rPr/>
       </w:pPr>
-      <w:bookmarkStart w:id="7" w:name="__RefHeading___Toc400_985890399"/>
+      <w:bookmarkStart w:id="7" w:name="__RefHeading___Toc400_2608848684"/>
       <w:bookmarkEnd w:id="7"/>
       <w:r>
         <w:rPr>
@@ -3078,7 +3078,7 @@
         <w:spacing w:before="0" w:after="160"/>
         <w:rPr/>
       </w:pPr>
-      <w:bookmarkStart w:id="8" w:name="__RefHeading___Toc402_985890399"/>
+      <w:bookmarkStart w:id="8" w:name="__RefHeading___Toc402_2608848684"/>
       <w:bookmarkEnd w:id="8"/>
       <w:r>
         <w:rPr>
@@ -3235,7 +3235,7 @@
         </w:pBdr>
         <w:rPr/>
       </w:pPr>
-      <w:bookmarkStart w:id="9" w:name="__RefHeading___Toc404_985890399"/>
+      <w:bookmarkStart w:id="9" w:name="__RefHeading___Toc404_2608848684"/>
       <w:bookmarkEnd w:id="9"/>
       <w:r>
         <w:rPr>

--- a/output/combat-mindset-way-forward.docx
+++ b/output/combat-mindset-way-forward.docx
@@ -320,7 +320,7 @@
             </w:rPr>
             <w:fldChar w:fldCharType="separate"/>
           </w:r>
-          <w:hyperlink w:anchor="__RefHeading___Toc386_2608848684">
+          <w:hyperlink w:anchor="__RefHeading___Toc386_801911793">
             <w:r>
               <w:rPr>
                 <w:webHidden/>
@@ -347,7 +347,7 @@
             </w:tabs>
             <w:rPr/>
           </w:pPr>
-          <w:hyperlink w:anchor="__RefHeading___Toc388_2608848684">
+          <w:hyperlink w:anchor="__RefHeading___Toc388_801911793">
             <w:r>
               <w:rPr>
                 <w:webHidden/>
@@ -374,7 +374,7 @@
             </w:tabs>
             <w:rPr/>
           </w:pPr>
-          <w:hyperlink w:anchor="__RefHeading___Toc390_2608848684">
+          <w:hyperlink w:anchor="__RefHeading___Toc390_801911793">
             <w:r>
               <w:rPr>
                 <w:webHidden/>
@@ -401,7 +401,7 @@
             </w:tabs>
             <w:rPr/>
           </w:pPr>
-          <w:hyperlink w:anchor="__RefHeading___Toc392_2608848684">
+          <w:hyperlink w:anchor="__RefHeading___Toc392_801911793">
             <w:r>
               <w:rPr>
                 <w:webHidden/>
@@ -428,7 +428,7 @@
             </w:tabs>
             <w:rPr/>
           </w:pPr>
-          <w:hyperlink w:anchor="__RefHeading___Toc394_2608848684">
+          <w:hyperlink w:anchor="__RefHeading___Toc394_801911793">
             <w:r>
               <w:rPr>
                 <w:webHidden/>
@@ -455,7 +455,7 @@
             </w:tabs>
             <w:rPr/>
           </w:pPr>
-          <w:hyperlink w:anchor="__RefHeading___Toc396_2608848684">
+          <w:hyperlink w:anchor="__RefHeading___Toc396_801911793">
             <w:r>
               <w:rPr>
                 <w:webHidden/>
@@ -482,7 +482,7 @@
             </w:tabs>
             <w:rPr/>
           </w:pPr>
-          <w:hyperlink w:anchor="__RefHeading___Toc398_2608848684">
+          <w:hyperlink w:anchor="__RefHeading___Toc398_801911793">
             <w:r>
               <w:rPr>
                 <w:webHidden/>
@@ -509,7 +509,7 @@
             </w:tabs>
             <w:rPr/>
           </w:pPr>
-          <w:hyperlink w:anchor="__RefHeading___Toc400_2608848684">
+          <w:hyperlink w:anchor="__RefHeading___Toc400_801911793">
             <w:r>
               <w:rPr>
                 <w:webHidden/>
@@ -536,7 +536,7 @@
             </w:tabs>
             <w:rPr/>
           </w:pPr>
-          <w:hyperlink w:anchor="__RefHeading___Toc402_2608848684">
+          <w:hyperlink w:anchor="__RefHeading___Toc402_801911793">
             <w:r>
               <w:rPr>
                 <w:webHidden/>
@@ -563,7 +563,7 @@
             </w:tabs>
             <w:rPr/>
           </w:pPr>
-          <w:hyperlink w:anchor="__RefHeading___Toc404_2608848684">
+          <w:hyperlink w:anchor="__RefHeading___Toc404_801911793">
             <w:r>
               <w:rPr>
                 <w:webHidden/>
@@ -618,7 +618,7 @@
         <w:spacing w:before="0" w:after="160"/>
         <w:rPr/>
       </w:pPr>
-      <w:bookmarkStart w:id="0" w:name="__RefHeading___Toc386_2608848684"/>
+      <w:bookmarkStart w:id="0" w:name="__RefHeading___Toc386_801911793"/>
       <w:bookmarkEnd w:id="0"/>
       <w:r>
         <w:rPr>
@@ -700,7 +700,7 @@
         </w:pBdr>
         <w:rPr/>
       </w:pPr>
-      <w:bookmarkStart w:id="1" w:name="__RefHeading___Toc388_2608848684"/>
+      <w:bookmarkStart w:id="1" w:name="__RefHeading___Toc388_801911793"/>
       <w:bookmarkEnd w:id="1"/>
       <w:r>
         <w:rPr>
@@ -762,7 +762,7 @@
         </w:pBdr>
         <w:rPr/>
       </w:pPr>
-      <w:bookmarkStart w:id="2" w:name="__RefHeading___Toc390_2608848684"/>
+      <w:bookmarkStart w:id="2" w:name="__RefHeading___Toc390_801911793"/>
       <w:bookmarkEnd w:id="2"/>
       <w:r>
         <w:rPr>
@@ -870,7 +870,7 @@
         </w:pBdr>
         <w:rPr/>
       </w:pPr>
-      <w:bookmarkStart w:id="3" w:name="__RefHeading___Toc392_2608848684"/>
+      <w:bookmarkStart w:id="3" w:name="__RefHeading___Toc392_801911793"/>
       <w:bookmarkEnd w:id="3"/>
       <w:r>
         <w:rPr>
@@ -1428,7 +1428,7 @@
         </w:pBdr>
         <w:rPr/>
       </w:pPr>
-      <w:bookmarkStart w:id="4" w:name="__RefHeading___Toc394_2608848684"/>
+      <w:bookmarkStart w:id="4" w:name="__RefHeading___Toc394_801911793"/>
       <w:bookmarkEnd w:id="4"/>
       <w:r>
         <w:rPr>
@@ -1594,7 +1594,7 @@
         </w:pBdr>
         <w:rPr/>
       </w:pPr>
-      <w:bookmarkStart w:id="5" w:name="__RefHeading___Toc396_2608848684"/>
+      <w:bookmarkStart w:id="5" w:name="__RefHeading___Toc396_801911793"/>
       <w:bookmarkEnd w:id="5"/>
       <w:r>
         <w:rPr>
@@ -2476,7 +2476,7 @@
         </w:pBdr>
         <w:rPr/>
       </w:pPr>
-      <w:bookmarkStart w:id="6" w:name="__RefHeading___Toc398_2608848684"/>
+      <w:bookmarkStart w:id="6" w:name="__RefHeading___Toc398_801911793"/>
       <w:bookmarkEnd w:id="6"/>
       <w:r>
         <w:rPr>
@@ -2776,7 +2776,7 @@
         </w:pBdr>
         <w:rPr/>
       </w:pPr>
-      <w:bookmarkStart w:id="7" w:name="__RefHeading___Toc400_2608848684"/>
+      <w:bookmarkStart w:id="7" w:name="__RefHeading___Toc400_801911793"/>
       <w:bookmarkEnd w:id="7"/>
       <w:r>
         <w:rPr>
@@ -3078,7 +3078,7 @@
         <w:spacing w:before="0" w:after="160"/>
         <w:rPr/>
       </w:pPr>
-      <w:bookmarkStart w:id="8" w:name="__RefHeading___Toc402_2608848684"/>
+      <w:bookmarkStart w:id="8" w:name="__RefHeading___Toc402_801911793"/>
       <w:bookmarkEnd w:id="8"/>
       <w:r>
         <w:rPr>
@@ -3235,7 +3235,7 @@
         </w:pBdr>
         <w:rPr/>
       </w:pPr>
-      <w:bookmarkStart w:id="9" w:name="__RefHeading___Toc404_2608848684"/>
+      <w:bookmarkStart w:id="9" w:name="__RefHeading___Toc404_801911793"/>
       <w:bookmarkEnd w:id="9"/>
       <w:r>
         <w:rPr>

--- a/output/combat-mindset-way-forward.docx
+++ b/output/combat-mindset-way-forward.docx
@@ -320,7 +320,7 @@
             </w:rPr>
             <w:fldChar w:fldCharType="separate"/>
           </w:r>
-          <w:hyperlink w:anchor="__RefHeading___Toc386_801911793">
+          <w:hyperlink w:anchor="__RefHeading___Toc386_3380619225">
             <w:r>
               <w:rPr>
                 <w:webHidden/>
@@ -347,7 +347,7 @@
             </w:tabs>
             <w:rPr/>
           </w:pPr>
-          <w:hyperlink w:anchor="__RefHeading___Toc388_801911793">
+          <w:hyperlink w:anchor="__RefHeading___Toc388_3380619225">
             <w:r>
               <w:rPr>
                 <w:webHidden/>
@@ -374,7 +374,7 @@
             </w:tabs>
             <w:rPr/>
           </w:pPr>
-          <w:hyperlink w:anchor="__RefHeading___Toc390_801911793">
+          <w:hyperlink w:anchor="__RefHeading___Toc390_3380619225">
             <w:r>
               <w:rPr>
                 <w:webHidden/>
@@ -401,7 +401,7 @@
             </w:tabs>
             <w:rPr/>
           </w:pPr>
-          <w:hyperlink w:anchor="__RefHeading___Toc392_801911793">
+          <w:hyperlink w:anchor="__RefHeading___Toc392_3380619225">
             <w:r>
               <w:rPr>
                 <w:webHidden/>
@@ -428,7 +428,7 @@
             </w:tabs>
             <w:rPr/>
           </w:pPr>
-          <w:hyperlink w:anchor="__RefHeading___Toc394_801911793">
+          <w:hyperlink w:anchor="__RefHeading___Toc394_3380619225">
             <w:r>
               <w:rPr>
                 <w:webHidden/>
@@ -455,7 +455,7 @@
             </w:tabs>
             <w:rPr/>
           </w:pPr>
-          <w:hyperlink w:anchor="__RefHeading___Toc396_801911793">
+          <w:hyperlink w:anchor="__RefHeading___Toc396_3380619225">
             <w:r>
               <w:rPr>
                 <w:webHidden/>
@@ -482,7 +482,7 @@
             </w:tabs>
             <w:rPr/>
           </w:pPr>
-          <w:hyperlink w:anchor="__RefHeading___Toc398_801911793">
+          <w:hyperlink w:anchor="__RefHeading___Toc398_3380619225">
             <w:r>
               <w:rPr>
                 <w:webHidden/>
@@ -509,7 +509,7 @@
             </w:tabs>
             <w:rPr/>
           </w:pPr>
-          <w:hyperlink w:anchor="__RefHeading___Toc400_801911793">
+          <w:hyperlink w:anchor="__RefHeading___Toc400_3380619225">
             <w:r>
               <w:rPr>
                 <w:webHidden/>
@@ -536,7 +536,7 @@
             </w:tabs>
             <w:rPr/>
           </w:pPr>
-          <w:hyperlink w:anchor="__RefHeading___Toc402_801911793">
+          <w:hyperlink w:anchor="__RefHeading___Toc402_3380619225">
             <w:r>
               <w:rPr>
                 <w:webHidden/>
@@ -563,7 +563,7 @@
             </w:tabs>
             <w:rPr/>
           </w:pPr>
-          <w:hyperlink w:anchor="__RefHeading___Toc404_801911793">
+          <w:hyperlink w:anchor="__RefHeading___Toc404_3380619225">
             <w:r>
               <w:rPr>
                 <w:webHidden/>
@@ -618,7 +618,7 @@
         <w:spacing w:before="0" w:after="160"/>
         <w:rPr/>
       </w:pPr>
-      <w:bookmarkStart w:id="0" w:name="__RefHeading___Toc386_801911793"/>
+      <w:bookmarkStart w:id="0" w:name="__RefHeading___Toc386_3380619225"/>
       <w:bookmarkEnd w:id="0"/>
       <w:r>
         <w:rPr>
@@ -700,7 +700,7 @@
         </w:pBdr>
         <w:rPr/>
       </w:pPr>
-      <w:bookmarkStart w:id="1" w:name="__RefHeading___Toc388_801911793"/>
+      <w:bookmarkStart w:id="1" w:name="__RefHeading___Toc388_3380619225"/>
       <w:bookmarkEnd w:id="1"/>
       <w:r>
         <w:rPr>
@@ -762,7 +762,7 @@
         </w:pBdr>
         <w:rPr/>
       </w:pPr>
-      <w:bookmarkStart w:id="2" w:name="__RefHeading___Toc390_801911793"/>
+      <w:bookmarkStart w:id="2" w:name="__RefHeading___Toc390_3380619225"/>
       <w:bookmarkEnd w:id="2"/>
       <w:r>
         <w:rPr>
@@ -870,7 +870,7 @@
         </w:pBdr>
         <w:rPr/>
       </w:pPr>
-      <w:bookmarkStart w:id="3" w:name="__RefHeading___Toc392_801911793"/>
+      <w:bookmarkStart w:id="3" w:name="__RefHeading___Toc392_3380619225"/>
       <w:bookmarkEnd w:id="3"/>
       <w:r>
         <w:rPr>
@@ -1428,7 +1428,7 @@
         </w:pBdr>
         <w:rPr/>
       </w:pPr>
-      <w:bookmarkStart w:id="4" w:name="__RefHeading___Toc394_801911793"/>
+      <w:bookmarkStart w:id="4" w:name="__RefHeading___Toc394_3380619225"/>
       <w:bookmarkEnd w:id="4"/>
       <w:r>
         <w:rPr>
@@ -1594,7 +1594,7 @@
         </w:pBdr>
         <w:rPr/>
       </w:pPr>
-      <w:bookmarkStart w:id="5" w:name="__RefHeading___Toc396_801911793"/>
+      <w:bookmarkStart w:id="5" w:name="__RefHeading___Toc396_3380619225"/>
       <w:bookmarkEnd w:id="5"/>
       <w:r>
         <w:rPr>
@@ -2476,7 +2476,7 @@
         </w:pBdr>
         <w:rPr/>
       </w:pPr>
-      <w:bookmarkStart w:id="6" w:name="__RefHeading___Toc398_801911793"/>
+      <w:bookmarkStart w:id="6" w:name="__RefHeading___Toc398_3380619225"/>
       <w:bookmarkEnd w:id="6"/>
       <w:r>
         <w:rPr>
@@ -2776,7 +2776,7 @@
         </w:pBdr>
         <w:rPr/>
       </w:pPr>
-      <w:bookmarkStart w:id="7" w:name="__RefHeading___Toc400_801911793"/>
+      <w:bookmarkStart w:id="7" w:name="__RefHeading___Toc400_3380619225"/>
       <w:bookmarkEnd w:id="7"/>
       <w:r>
         <w:rPr>
@@ -3078,7 +3078,7 @@
         <w:spacing w:before="0" w:after="160"/>
         <w:rPr/>
       </w:pPr>
-      <w:bookmarkStart w:id="8" w:name="__RefHeading___Toc402_801911793"/>
+      <w:bookmarkStart w:id="8" w:name="__RefHeading___Toc402_3380619225"/>
       <w:bookmarkEnd w:id="8"/>
       <w:r>
         <w:rPr>
@@ -3235,7 +3235,7 @@
         </w:pBdr>
         <w:rPr/>
       </w:pPr>
-      <w:bookmarkStart w:id="9" w:name="__RefHeading___Toc404_801911793"/>
+      <w:bookmarkStart w:id="9" w:name="__RefHeading___Toc404_3380619225"/>
       <w:bookmarkEnd w:id="9"/>
       <w:r>
         <w:rPr>

--- a/output/combat-mindset-way-forward.docx
+++ b/output/combat-mindset-way-forward.docx
@@ -320,7 +320,7 @@
             </w:rPr>
             <w:fldChar w:fldCharType="separate"/>
           </w:r>
-          <w:hyperlink w:anchor="__RefHeading___Toc386_3380619225">
+          <w:hyperlink w:anchor="__RefHeading___Toc386_2310514572">
             <w:r>
               <w:rPr>
                 <w:webHidden/>
@@ -347,7 +347,7 @@
             </w:tabs>
             <w:rPr/>
           </w:pPr>
-          <w:hyperlink w:anchor="__RefHeading___Toc388_3380619225">
+          <w:hyperlink w:anchor="__RefHeading___Toc388_2310514572">
             <w:r>
               <w:rPr>
                 <w:webHidden/>
@@ -374,7 +374,7 @@
             </w:tabs>
             <w:rPr/>
           </w:pPr>
-          <w:hyperlink w:anchor="__RefHeading___Toc390_3380619225">
+          <w:hyperlink w:anchor="__RefHeading___Toc390_2310514572">
             <w:r>
               <w:rPr>
                 <w:webHidden/>
@@ -401,7 +401,7 @@
             </w:tabs>
             <w:rPr/>
           </w:pPr>
-          <w:hyperlink w:anchor="__RefHeading___Toc392_3380619225">
+          <w:hyperlink w:anchor="__RefHeading___Toc392_2310514572">
             <w:r>
               <w:rPr>
                 <w:webHidden/>
@@ -428,7 +428,7 @@
             </w:tabs>
             <w:rPr/>
           </w:pPr>
-          <w:hyperlink w:anchor="__RefHeading___Toc394_3380619225">
+          <w:hyperlink w:anchor="__RefHeading___Toc394_2310514572">
             <w:r>
               <w:rPr>
                 <w:webHidden/>
@@ -455,7 +455,7 @@
             </w:tabs>
             <w:rPr/>
           </w:pPr>
-          <w:hyperlink w:anchor="__RefHeading___Toc396_3380619225">
+          <w:hyperlink w:anchor="__RefHeading___Toc396_2310514572">
             <w:r>
               <w:rPr>
                 <w:webHidden/>
@@ -482,7 +482,7 @@
             </w:tabs>
             <w:rPr/>
           </w:pPr>
-          <w:hyperlink w:anchor="__RefHeading___Toc398_3380619225">
+          <w:hyperlink w:anchor="__RefHeading___Toc398_2310514572">
             <w:r>
               <w:rPr>
                 <w:webHidden/>
@@ -509,7 +509,7 @@
             </w:tabs>
             <w:rPr/>
           </w:pPr>
-          <w:hyperlink w:anchor="__RefHeading___Toc400_3380619225">
+          <w:hyperlink w:anchor="__RefHeading___Toc400_2310514572">
             <w:r>
               <w:rPr>
                 <w:webHidden/>
@@ -536,7 +536,7 @@
             </w:tabs>
             <w:rPr/>
           </w:pPr>
-          <w:hyperlink w:anchor="__RefHeading___Toc402_3380619225">
+          <w:hyperlink w:anchor="__RefHeading___Toc402_2310514572">
             <w:r>
               <w:rPr>
                 <w:webHidden/>
@@ -563,7 +563,7 @@
             </w:tabs>
             <w:rPr/>
           </w:pPr>
-          <w:hyperlink w:anchor="__RefHeading___Toc404_3380619225">
+          <w:hyperlink w:anchor="__RefHeading___Toc404_2310514572">
             <w:r>
               <w:rPr>
                 <w:webHidden/>
@@ -618,7 +618,7 @@
         <w:spacing w:before="0" w:after="160"/>
         <w:rPr/>
       </w:pPr>
-      <w:bookmarkStart w:id="0" w:name="__RefHeading___Toc386_3380619225"/>
+      <w:bookmarkStart w:id="0" w:name="__RefHeading___Toc386_2310514572"/>
       <w:bookmarkEnd w:id="0"/>
       <w:r>
         <w:rPr>
@@ -700,7 +700,7 @@
         </w:pBdr>
         <w:rPr/>
       </w:pPr>
-      <w:bookmarkStart w:id="1" w:name="__RefHeading___Toc388_3380619225"/>
+      <w:bookmarkStart w:id="1" w:name="__RefHeading___Toc388_2310514572"/>
       <w:bookmarkEnd w:id="1"/>
       <w:r>
         <w:rPr>
@@ -762,7 +762,7 @@
         </w:pBdr>
         <w:rPr/>
       </w:pPr>
-      <w:bookmarkStart w:id="2" w:name="__RefHeading___Toc390_3380619225"/>
+      <w:bookmarkStart w:id="2" w:name="__RefHeading___Toc390_2310514572"/>
       <w:bookmarkEnd w:id="2"/>
       <w:r>
         <w:rPr>
@@ -870,7 +870,7 @@
         </w:pBdr>
         <w:rPr/>
       </w:pPr>
-      <w:bookmarkStart w:id="3" w:name="__RefHeading___Toc392_3380619225"/>
+      <w:bookmarkStart w:id="3" w:name="__RefHeading___Toc392_2310514572"/>
       <w:bookmarkEnd w:id="3"/>
       <w:r>
         <w:rPr>
@@ -1428,7 +1428,7 @@
         </w:pBdr>
         <w:rPr/>
       </w:pPr>
-      <w:bookmarkStart w:id="4" w:name="__RefHeading___Toc394_3380619225"/>
+      <w:bookmarkStart w:id="4" w:name="__RefHeading___Toc394_2310514572"/>
       <w:bookmarkEnd w:id="4"/>
       <w:r>
         <w:rPr>
@@ -1594,7 +1594,7 @@
         </w:pBdr>
         <w:rPr/>
       </w:pPr>
-      <w:bookmarkStart w:id="5" w:name="__RefHeading___Toc396_3380619225"/>
+      <w:bookmarkStart w:id="5" w:name="__RefHeading___Toc396_2310514572"/>
       <w:bookmarkEnd w:id="5"/>
       <w:r>
         <w:rPr>
@@ -2476,7 +2476,7 @@
         </w:pBdr>
         <w:rPr/>
       </w:pPr>
-      <w:bookmarkStart w:id="6" w:name="__RefHeading___Toc398_3380619225"/>
+      <w:bookmarkStart w:id="6" w:name="__RefHeading___Toc398_2310514572"/>
       <w:bookmarkEnd w:id="6"/>
       <w:r>
         <w:rPr>
@@ -2776,7 +2776,7 @@
         </w:pBdr>
         <w:rPr/>
       </w:pPr>
-      <w:bookmarkStart w:id="7" w:name="__RefHeading___Toc400_3380619225"/>
+      <w:bookmarkStart w:id="7" w:name="__RefHeading___Toc400_2310514572"/>
       <w:bookmarkEnd w:id="7"/>
       <w:r>
         <w:rPr>
@@ -3078,7 +3078,7 @@
         <w:spacing w:before="0" w:after="160"/>
         <w:rPr/>
       </w:pPr>
-      <w:bookmarkStart w:id="8" w:name="__RefHeading___Toc402_3380619225"/>
+      <w:bookmarkStart w:id="8" w:name="__RefHeading___Toc402_2310514572"/>
       <w:bookmarkEnd w:id="8"/>
       <w:r>
         <w:rPr>
@@ -3235,7 +3235,7 @@
         </w:pBdr>
         <w:rPr/>
       </w:pPr>
-      <w:bookmarkStart w:id="9" w:name="__RefHeading___Toc404_3380619225"/>
+      <w:bookmarkStart w:id="9" w:name="__RefHeading___Toc404_2310514572"/>
       <w:bookmarkEnd w:id="9"/>
       <w:r>
         <w:rPr>

--- a/output/combat-mindset-way-forward.docx
+++ b/output/combat-mindset-way-forward.docx
@@ -320,7 +320,7 @@
             </w:rPr>
             <w:fldChar w:fldCharType="separate"/>
           </w:r>
-          <w:hyperlink w:anchor="__RefHeading___Toc386_2310514572">
+          <w:hyperlink w:anchor="__RefHeading___Toc386_2316868037">
             <w:r>
               <w:rPr>
                 <w:webHidden/>
@@ -347,7 +347,7 @@
             </w:tabs>
             <w:rPr/>
           </w:pPr>
-          <w:hyperlink w:anchor="__RefHeading___Toc388_2310514572">
+          <w:hyperlink w:anchor="__RefHeading___Toc388_2316868037">
             <w:r>
               <w:rPr>
                 <w:webHidden/>
@@ -374,7 +374,7 @@
             </w:tabs>
             <w:rPr/>
           </w:pPr>
-          <w:hyperlink w:anchor="__RefHeading___Toc390_2310514572">
+          <w:hyperlink w:anchor="__RefHeading___Toc390_2316868037">
             <w:r>
               <w:rPr>
                 <w:webHidden/>
@@ -401,7 +401,7 @@
             </w:tabs>
             <w:rPr/>
           </w:pPr>
-          <w:hyperlink w:anchor="__RefHeading___Toc392_2310514572">
+          <w:hyperlink w:anchor="__RefHeading___Toc392_2316868037">
             <w:r>
               <w:rPr>
                 <w:webHidden/>
@@ -428,7 +428,7 @@
             </w:tabs>
             <w:rPr/>
           </w:pPr>
-          <w:hyperlink w:anchor="__RefHeading___Toc394_2310514572">
+          <w:hyperlink w:anchor="__RefHeading___Toc394_2316868037">
             <w:r>
               <w:rPr>
                 <w:webHidden/>
@@ -455,7 +455,7 @@
             </w:tabs>
             <w:rPr/>
           </w:pPr>
-          <w:hyperlink w:anchor="__RefHeading___Toc396_2310514572">
+          <w:hyperlink w:anchor="__RefHeading___Toc396_2316868037">
             <w:r>
               <w:rPr>
                 <w:webHidden/>
@@ -482,7 +482,7 @@
             </w:tabs>
             <w:rPr/>
           </w:pPr>
-          <w:hyperlink w:anchor="__RefHeading___Toc398_2310514572">
+          <w:hyperlink w:anchor="__RefHeading___Toc398_2316868037">
             <w:r>
               <w:rPr>
                 <w:webHidden/>
@@ -509,7 +509,7 @@
             </w:tabs>
             <w:rPr/>
           </w:pPr>
-          <w:hyperlink w:anchor="__RefHeading___Toc400_2310514572">
+          <w:hyperlink w:anchor="__RefHeading___Toc400_2316868037">
             <w:r>
               <w:rPr>
                 <w:webHidden/>
@@ -536,7 +536,7 @@
             </w:tabs>
             <w:rPr/>
           </w:pPr>
-          <w:hyperlink w:anchor="__RefHeading___Toc402_2310514572">
+          <w:hyperlink w:anchor="__RefHeading___Toc402_2316868037">
             <w:r>
               <w:rPr>
                 <w:webHidden/>
@@ -563,7 +563,7 @@
             </w:tabs>
             <w:rPr/>
           </w:pPr>
-          <w:hyperlink w:anchor="__RefHeading___Toc404_2310514572">
+          <w:hyperlink w:anchor="__RefHeading___Toc404_2316868037">
             <w:r>
               <w:rPr>
                 <w:webHidden/>
@@ -618,7 +618,7 @@
         <w:spacing w:before="0" w:after="160"/>
         <w:rPr/>
       </w:pPr>
-      <w:bookmarkStart w:id="0" w:name="__RefHeading___Toc386_2310514572"/>
+      <w:bookmarkStart w:id="0" w:name="__RefHeading___Toc386_2316868037"/>
       <w:bookmarkEnd w:id="0"/>
       <w:r>
         <w:rPr>
@@ -700,7 +700,7 @@
         </w:pBdr>
         <w:rPr/>
       </w:pPr>
-      <w:bookmarkStart w:id="1" w:name="__RefHeading___Toc388_2310514572"/>
+      <w:bookmarkStart w:id="1" w:name="__RefHeading___Toc388_2316868037"/>
       <w:bookmarkEnd w:id="1"/>
       <w:r>
         <w:rPr>
@@ -762,7 +762,7 @@
         </w:pBdr>
         <w:rPr/>
       </w:pPr>
-      <w:bookmarkStart w:id="2" w:name="__RefHeading___Toc390_2310514572"/>
+      <w:bookmarkStart w:id="2" w:name="__RefHeading___Toc390_2316868037"/>
       <w:bookmarkEnd w:id="2"/>
       <w:r>
         <w:rPr>
@@ -870,7 +870,7 @@
         </w:pBdr>
         <w:rPr/>
       </w:pPr>
-      <w:bookmarkStart w:id="3" w:name="__RefHeading___Toc392_2310514572"/>
+      <w:bookmarkStart w:id="3" w:name="__RefHeading___Toc392_2316868037"/>
       <w:bookmarkEnd w:id="3"/>
       <w:r>
         <w:rPr>
@@ -1428,7 +1428,7 @@
         </w:pBdr>
         <w:rPr/>
       </w:pPr>
-      <w:bookmarkStart w:id="4" w:name="__RefHeading___Toc394_2310514572"/>
+      <w:bookmarkStart w:id="4" w:name="__RefHeading___Toc394_2316868037"/>
       <w:bookmarkEnd w:id="4"/>
       <w:r>
         <w:rPr>
@@ -1594,7 +1594,7 @@
         </w:pBdr>
         <w:rPr/>
       </w:pPr>
-      <w:bookmarkStart w:id="5" w:name="__RefHeading___Toc396_2310514572"/>
+      <w:bookmarkStart w:id="5" w:name="__RefHeading___Toc396_2316868037"/>
       <w:bookmarkEnd w:id="5"/>
       <w:r>
         <w:rPr>
@@ -2476,7 +2476,7 @@
         </w:pBdr>
         <w:rPr/>
       </w:pPr>
-      <w:bookmarkStart w:id="6" w:name="__RefHeading___Toc398_2310514572"/>
+      <w:bookmarkStart w:id="6" w:name="__RefHeading___Toc398_2316868037"/>
       <w:bookmarkEnd w:id="6"/>
       <w:r>
         <w:rPr>
@@ -2776,7 +2776,7 @@
         </w:pBdr>
         <w:rPr/>
       </w:pPr>
-      <w:bookmarkStart w:id="7" w:name="__RefHeading___Toc400_2310514572"/>
+      <w:bookmarkStart w:id="7" w:name="__RefHeading___Toc400_2316868037"/>
       <w:bookmarkEnd w:id="7"/>
       <w:r>
         <w:rPr>
@@ -3078,7 +3078,7 @@
         <w:spacing w:before="0" w:after="160"/>
         <w:rPr/>
       </w:pPr>
-      <w:bookmarkStart w:id="8" w:name="__RefHeading___Toc402_2310514572"/>
+      <w:bookmarkStart w:id="8" w:name="__RefHeading___Toc402_2316868037"/>
       <w:bookmarkEnd w:id="8"/>
       <w:r>
         <w:rPr>
@@ -3235,7 +3235,7 @@
         </w:pBdr>
         <w:rPr/>
       </w:pPr>
-      <w:bookmarkStart w:id="9" w:name="__RefHeading___Toc404_2310514572"/>
+      <w:bookmarkStart w:id="9" w:name="__RefHeading___Toc404_2316868037"/>
       <w:bookmarkEnd w:id="9"/>
       <w:r>
         <w:rPr>

--- a/output/combat-mindset-way-forward.docx
+++ b/output/combat-mindset-way-forward.docx
@@ -320,7 +320,7 @@
             </w:rPr>
             <w:fldChar w:fldCharType="separate"/>
           </w:r>
-          <w:hyperlink w:anchor="__RefHeading___Toc386_2316868037">
+          <w:hyperlink w:anchor="__RefHeading___Toc386_2892160277">
             <w:r>
               <w:rPr>
                 <w:webHidden/>
@@ -347,7 +347,7 @@
             </w:tabs>
             <w:rPr/>
           </w:pPr>
-          <w:hyperlink w:anchor="__RefHeading___Toc388_2316868037">
+          <w:hyperlink w:anchor="__RefHeading___Toc388_2892160277">
             <w:r>
               <w:rPr>
                 <w:webHidden/>
@@ -374,7 +374,7 @@
             </w:tabs>
             <w:rPr/>
           </w:pPr>
-          <w:hyperlink w:anchor="__RefHeading___Toc390_2316868037">
+          <w:hyperlink w:anchor="__RefHeading___Toc390_2892160277">
             <w:r>
               <w:rPr>
                 <w:webHidden/>
@@ -401,7 +401,7 @@
             </w:tabs>
             <w:rPr/>
           </w:pPr>
-          <w:hyperlink w:anchor="__RefHeading___Toc392_2316868037">
+          <w:hyperlink w:anchor="__RefHeading___Toc392_2892160277">
             <w:r>
               <w:rPr>
                 <w:webHidden/>
@@ -428,7 +428,7 @@
             </w:tabs>
             <w:rPr/>
           </w:pPr>
-          <w:hyperlink w:anchor="__RefHeading___Toc394_2316868037">
+          <w:hyperlink w:anchor="__RefHeading___Toc394_2892160277">
             <w:r>
               <w:rPr>
                 <w:webHidden/>
@@ -455,7 +455,7 @@
             </w:tabs>
             <w:rPr/>
           </w:pPr>
-          <w:hyperlink w:anchor="__RefHeading___Toc396_2316868037">
+          <w:hyperlink w:anchor="__RefHeading___Toc396_2892160277">
             <w:r>
               <w:rPr>
                 <w:webHidden/>
@@ -482,7 +482,7 @@
             </w:tabs>
             <w:rPr/>
           </w:pPr>
-          <w:hyperlink w:anchor="__RefHeading___Toc398_2316868037">
+          <w:hyperlink w:anchor="__RefHeading___Toc398_2892160277">
             <w:r>
               <w:rPr>
                 <w:webHidden/>
@@ -509,7 +509,7 @@
             </w:tabs>
             <w:rPr/>
           </w:pPr>
-          <w:hyperlink w:anchor="__RefHeading___Toc400_2316868037">
+          <w:hyperlink w:anchor="__RefHeading___Toc400_2892160277">
             <w:r>
               <w:rPr>
                 <w:webHidden/>
@@ -536,7 +536,7 @@
             </w:tabs>
             <w:rPr/>
           </w:pPr>
-          <w:hyperlink w:anchor="__RefHeading___Toc402_2316868037">
+          <w:hyperlink w:anchor="__RefHeading___Toc402_2892160277">
             <w:r>
               <w:rPr>
                 <w:webHidden/>
@@ -563,7 +563,7 @@
             </w:tabs>
             <w:rPr/>
           </w:pPr>
-          <w:hyperlink w:anchor="__RefHeading___Toc404_2316868037">
+          <w:hyperlink w:anchor="__RefHeading___Toc404_2892160277">
             <w:r>
               <w:rPr>
                 <w:webHidden/>
@@ -618,7 +618,7 @@
         <w:spacing w:before="0" w:after="160"/>
         <w:rPr/>
       </w:pPr>
-      <w:bookmarkStart w:id="0" w:name="__RefHeading___Toc386_2316868037"/>
+      <w:bookmarkStart w:id="0" w:name="__RefHeading___Toc386_2892160277"/>
       <w:bookmarkEnd w:id="0"/>
       <w:r>
         <w:rPr>
@@ -700,7 +700,7 @@
         </w:pBdr>
         <w:rPr/>
       </w:pPr>
-      <w:bookmarkStart w:id="1" w:name="__RefHeading___Toc388_2316868037"/>
+      <w:bookmarkStart w:id="1" w:name="__RefHeading___Toc388_2892160277"/>
       <w:bookmarkEnd w:id="1"/>
       <w:r>
         <w:rPr>
@@ -762,7 +762,7 @@
         </w:pBdr>
         <w:rPr/>
       </w:pPr>
-      <w:bookmarkStart w:id="2" w:name="__RefHeading___Toc390_2316868037"/>
+      <w:bookmarkStart w:id="2" w:name="__RefHeading___Toc390_2892160277"/>
       <w:bookmarkEnd w:id="2"/>
       <w:r>
         <w:rPr>
@@ -870,7 +870,7 @@
         </w:pBdr>
         <w:rPr/>
       </w:pPr>
-      <w:bookmarkStart w:id="3" w:name="__RefHeading___Toc392_2316868037"/>
+      <w:bookmarkStart w:id="3" w:name="__RefHeading___Toc392_2892160277"/>
       <w:bookmarkEnd w:id="3"/>
       <w:r>
         <w:rPr>
@@ -1428,7 +1428,7 @@
         </w:pBdr>
         <w:rPr/>
       </w:pPr>
-      <w:bookmarkStart w:id="4" w:name="__RefHeading___Toc394_2316868037"/>
+      <w:bookmarkStart w:id="4" w:name="__RefHeading___Toc394_2892160277"/>
       <w:bookmarkEnd w:id="4"/>
       <w:r>
         <w:rPr>
@@ -1594,7 +1594,7 @@
         </w:pBdr>
         <w:rPr/>
       </w:pPr>
-      <w:bookmarkStart w:id="5" w:name="__RefHeading___Toc396_2316868037"/>
+      <w:bookmarkStart w:id="5" w:name="__RefHeading___Toc396_2892160277"/>
       <w:bookmarkEnd w:id="5"/>
       <w:r>
         <w:rPr>
@@ -2476,7 +2476,7 @@
         </w:pBdr>
         <w:rPr/>
       </w:pPr>
-      <w:bookmarkStart w:id="6" w:name="__RefHeading___Toc398_2316868037"/>
+      <w:bookmarkStart w:id="6" w:name="__RefHeading___Toc398_2892160277"/>
       <w:bookmarkEnd w:id="6"/>
       <w:r>
         <w:rPr>
@@ -2776,7 +2776,7 @@
         </w:pBdr>
         <w:rPr/>
       </w:pPr>
-      <w:bookmarkStart w:id="7" w:name="__RefHeading___Toc400_2316868037"/>
+      <w:bookmarkStart w:id="7" w:name="__RefHeading___Toc400_2892160277"/>
       <w:bookmarkEnd w:id="7"/>
       <w:r>
         <w:rPr>
@@ -3078,7 +3078,7 @@
         <w:spacing w:before="0" w:after="160"/>
         <w:rPr/>
       </w:pPr>
-      <w:bookmarkStart w:id="8" w:name="__RefHeading___Toc402_2316868037"/>
+      <w:bookmarkStart w:id="8" w:name="__RefHeading___Toc402_2892160277"/>
       <w:bookmarkEnd w:id="8"/>
       <w:r>
         <w:rPr>
@@ -3235,7 +3235,7 @@
         </w:pBdr>
         <w:rPr/>
       </w:pPr>
-      <w:bookmarkStart w:id="9" w:name="__RefHeading___Toc404_2316868037"/>
+      <w:bookmarkStart w:id="9" w:name="__RefHeading___Toc404_2892160277"/>
       <w:bookmarkEnd w:id="9"/>
       <w:r>
         <w:rPr>

--- a/output/combat-mindset-way-forward.docx
+++ b/output/combat-mindset-way-forward.docx
@@ -320,7 +320,7 @@
             </w:rPr>
             <w:fldChar w:fldCharType="separate"/>
           </w:r>
-          <w:hyperlink w:anchor="__RefHeading___Toc386_2892160277">
+          <w:hyperlink w:anchor="__RefHeading___Toc386_3896279339">
             <w:r>
               <w:rPr>
                 <w:webHidden/>
@@ -347,7 +347,7 @@
             </w:tabs>
             <w:rPr/>
           </w:pPr>
-          <w:hyperlink w:anchor="__RefHeading___Toc388_2892160277">
+          <w:hyperlink w:anchor="__RefHeading___Toc388_3896279339">
             <w:r>
               <w:rPr>
                 <w:webHidden/>
@@ -374,7 +374,7 @@
             </w:tabs>
             <w:rPr/>
           </w:pPr>
-          <w:hyperlink w:anchor="__RefHeading___Toc390_2892160277">
+          <w:hyperlink w:anchor="__RefHeading___Toc390_3896279339">
             <w:r>
               <w:rPr>
                 <w:webHidden/>
@@ -401,7 +401,7 @@
             </w:tabs>
             <w:rPr/>
           </w:pPr>
-          <w:hyperlink w:anchor="__RefHeading___Toc392_2892160277">
+          <w:hyperlink w:anchor="__RefHeading___Toc392_3896279339">
             <w:r>
               <w:rPr>
                 <w:webHidden/>
@@ -428,7 +428,7 @@
             </w:tabs>
             <w:rPr/>
           </w:pPr>
-          <w:hyperlink w:anchor="__RefHeading___Toc394_2892160277">
+          <w:hyperlink w:anchor="__RefHeading___Toc394_3896279339">
             <w:r>
               <w:rPr>
                 <w:webHidden/>
@@ -455,7 +455,7 @@
             </w:tabs>
             <w:rPr/>
           </w:pPr>
-          <w:hyperlink w:anchor="__RefHeading___Toc396_2892160277">
+          <w:hyperlink w:anchor="__RefHeading___Toc396_3896279339">
             <w:r>
               <w:rPr>
                 <w:webHidden/>
@@ -482,7 +482,7 @@
             </w:tabs>
             <w:rPr/>
           </w:pPr>
-          <w:hyperlink w:anchor="__RefHeading___Toc398_2892160277">
+          <w:hyperlink w:anchor="__RefHeading___Toc398_3896279339">
             <w:r>
               <w:rPr>
                 <w:webHidden/>
@@ -509,7 +509,7 @@
             </w:tabs>
             <w:rPr/>
           </w:pPr>
-          <w:hyperlink w:anchor="__RefHeading___Toc400_2892160277">
+          <w:hyperlink w:anchor="__RefHeading___Toc400_3896279339">
             <w:r>
               <w:rPr>
                 <w:webHidden/>
@@ -536,7 +536,7 @@
             </w:tabs>
             <w:rPr/>
           </w:pPr>
-          <w:hyperlink w:anchor="__RefHeading___Toc402_2892160277">
+          <w:hyperlink w:anchor="__RefHeading___Toc402_3896279339">
             <w:r>
               <w:rPr>
                 <w:webHidden/>
@@ -563,7 +563,7 @@
             </w:tabs>
             <w:rPr/>
           </w:pPr>
-          <w:hyperlink w:anchor="__RefHeading___Toc404_2892160277">
+          <w:hyperlink w:anchor="__RefHeading___Toc404_3896279339">
             <w:r>
               <w:rPr>
                 <w:webHidden/>
@@ -618,7 +618,7 @@
         <w:spacing w:before="0" w:after="160"/>
         <w:rPr/>
       </w:pPr>
-      <w:bookmarkStart w:id="0" w:name="__RefHeading___Toc386_2892160277"/>
+      <w:bookmarkStart w:id="0" w:name="__RefHeading___Toc386_3896279339"/>
       <w:bookmarkEnd w:id="0"/>
       <w:r>
         <w:rPr>
@@ -700,7 +700,7 @@
         </w:pBdr>
         <w:rPr/>
       </w:pPr>
-      <w:bookmarkStart w:id="1" w:name="__RefHeading___Toc388_2892160277"/>
+      <w:bookmarkStart w:id="1" w:name="__RefHeading___Toc388_3896279339"/>
       <w:bookmarkEnd w:id="1"/>
       <w:r>
         <w:rPr>
@@ -762,7 +762,7 @@
         </w:pBdr>
         <w:rPr/>
       </w:pPr>
-      <w:bookmarkStart w:id="2" w:name="__RefHeading___Toc390_2892160277"/>
+      <w:bookmarkStart w:id="2" w:name="__RefHeading___Toc390_3896279339"/>
       <w:bookmarkEnd w:id="2"/>
       <w:r>
         <w:rPr>
@@ -870,7 +870,7 @@
         </w:pBdr>
         <w:rPr/>
       </w:pPr>
-      <w:bookmarkStart w:id="3" w:name="__RefHeading___Toc392_2892160277"/>
+      <w:bookmarkStart w:id="3" w:name="__RefHeading___Toc392_3896279339"/>
       <w:bookmarkEnd w:id="3"/>
       <w:r>
         <w:rPr>
@@ -1428,7 +1428,7 @@
         </w:pBdr>
         <w:rPr/>
       </w:pPr>
-      <w:bookmarkStart w:id="4" w:name="__RefHeading___Toc394_2892160277"/>
+      <w:bookmarkStart w:id="4" w:name="__RefHeading___Toc394_3896279339"/>
       <w:bookmarkEnd w:id="4"/>
       <w:r>
         <w:rPr>
@@ -1594,7 +1594,7 @@
         </w:pBdr>
         <w:rPr/>
       </w:pPr>
-      <w:bookmarkStart w:id="5" w:name="__RefHeading___Toc396_2892160277"/>
+      <w:bookmarkStart w:id="5" w:name="__RefHeading___Toc396_3896279339"/>
       <w:bookmarkEnd w:id="5"/>
       <w:r>
         <w:rPr>
@@ -2476,7 +2476,7 @@
         </w:pBdr>
         <w:rPr/>
       </w:pPr>
-      <w:bookmarkStart w:id="6" w:name="__RefHeading___Toc398_2892160277"/>
+      <w:bookmarkStart w:id="6" w:name="__RefHeading___Toc398_3896279339"/>
       <w:bookmarkEnd w:id="6"/>
       <w:r>
         <w:rPr>
@@ -2776,7 +2776,7 @@
         </w:pBdr>
         <w:rPr/>
       </w:pPr>
-      <w:bookmarkStart w:id="7" w:name="__RefHeading___Toc400_2892160277"/>
+      <w:bookmarkStart w:id="7" w:name="__RefHeading___Toc400_3896279339"/>
       <w:bookmarkEnd w:id="7"/>
       <w:r>
         <w:rPr>
@@ -3078,7 +3078,7 @@
         <w:spacing w:before="0" w:after="160"/>
         <w:rPr/>
       </w:pPr>
-      <w:bookmarkStart w:id="8" w:name="__RefHeading___Toc402_2892160277"/>
+      <w:bookmarkStart w:id="8" w:name="__RefHeading___Toc402_3896279339"/>
       <w:bookmarkEnd w:id="8"/>
       <w:r>
         <w:rPr>
@@ -3235,7 +3235,7 @@
         </w:pBdr>
         <w:rPr/>
       </w:pPr>
-      <w:bookmarkStart w:id="9" w:name="__RefHeading___Toc404_2892160277"/>
+      <w:bookmarkStart w:id="9" w:name="__RefHeading___Toc404_3896279339"/>
       <w:bookmarkEnd w:id="9"/>
       <w:r>
         <w:rPr>

--- a/output/combat-mindset-way-forward.docx
+++ b/output/combat-mindset-way-forward.docx
@@ -320,7 +320,7 @@
             </w:rPr>
             <w:fldChar w:fldCharType="separate"/>
           </w:r>
-          <w:hyperlink w:anchor="__RefHeading___Toc386_3896279339">
+          <w:hyperlink w:anchor="__RefHeading___Toc386_2504271561">
             <w:r>
               <w:rPr>
                 <w:webHidden/>
@@ -347,7 +347,7 @@
             </w:tabs>
             <w:rPr/>
           </w:pPr>
-          <w:hyperlink w:anchor="__RefHeading___Toc388_3896279339">
+          <w:hyperlink w:anchor="__RefHeading___Toc388_2504271561">
             <w:r>
               <w:rPr>
                 <w:webHidden/>
@@ -374,7 +374,7 @@
             </w:tabs>
             <w:rPr/>
           </w:pPr>
-          <w:hyperlink w:anchor="__RefHeading___Toc390_3896279339">
+          <w:hyperlink w:anchor="__RefHeading___Toc390_2504271561">
             <w:r>
               <w:rPr>
                 <w:webHidden/>
@@ -401,7 +401,7 @@
             </w:tabs>
             <w:rPr/>
           </w:pPr>
-          <w:hyperlink w:anchor="__RefHeading___Toc392_3896279339">
+          <w:hyperlink w:anchor="__RefHeading___Toc392_2504271561">
             <w:r>
               <w:rPr>
                 <w:webHidden/>
@@ -428,7 +428,7 @@
             </w:tabs>
             <w:rPr/>
           </w:pPr>
-          <w:hyperlink w:anchor="__RefHeading___Toc394_3896279339">
+          <w:hyperlink w:anchor="__RefHeading___Toc394_2504271561">
             <w:r>
               <w:rPr>
                 <w:webHidden/>
@@ -455,7 +455,7 @@
             </w:tabs>
             <w:rPr/>
           </w:pPr>
-          <w:hyperlink w:anchor="__RefHeading___Toc396_3896279339">
+          <w:hyperlink w:anchor="__RefHeading___Toc396_2504271561">
             <w:r>
               <w:rPr>
                 <w:webHidden/>
@@ -482,7 +482,7 @@
             </w:tabs>
             <w:rPr/>
           </w:pPr>
-          <w:hyperlink w:anchor="__RefHeading___Toc398_3896279339">
+          <w:hyperlink w:anchor="__RefHeading___Toc398_2504271561">
             <w:r>
               <w:rPr>
                 <w:webHidden/>
@@ -509,7 +509,7 @@
             </w:tabs>
             <w:rPr/>
           </w:pPr>
-          <w:hyperlink w:anchor="__RefHeading___Toc400_3896279339">
+          <w:hyperlink w:anchor="__RefHeading___Toc400_2504271561">
             <w:r>
               <w:rPr>
                 <w:webHidden/>
@@ -536,7 +536,7 @@
             </w:tabs>
             <w:rPr/>
           </w:pPr>
-          <w:hyperlink w:anchor="__RefHeading___Toc402_3896279339">
+          <w:hyperlink w:anchor="__RefHeading___Toc402_2504271561">
             <w:r>
               <w:rPr>
                 <w:webHidden/>
@@ -563,7 +563,7 @@
             </w:tabs>
             <w:rPr/>
           </w:pPr>
-          <w:hyperlink w:anchor="__RefHeading___Toc404_3896279339">
+          <w:hyperlink w:anchor="__RefHeading___Toc404_2504271561">
             <w:r>
               <w:rPr>
                 <w:webHidden/>
@@ -618,7 +618,7 @@
         <w:spacing w:before="0" w:after="160"/>
         <w:rPr/>
       </w:pPr>
-      <w:bookmarkStart w:id="0" w:name="__RefHeading___Toc386_3896279339"/>
+      <w:bookmarkStart w:id="0" w:name="__RefHeading___Toc386_2504271561"/>
       <w:bookmarkEnd w:id="0"/>
       <w:r>
         <w:rPr>
@@ -700,7 +700,7 @@
         </w:pBdr>
         <w:rPr/>
       </w:pPr>
-      <w:bookmarkStart w:id="1" w:name="__RefHeading___Toc388_3896279339"/>
+      <w:bookmarkStart w:id="1" w:name="__RefHeading___Toc388_2504271561"/>
       <w:bookmarkEnd w:id="1"/>
       <w:r>
         <w:rPr>
@@ -762,7 +762,7 @@
         </w:pBdr>
         <w:rPr/>
       </w:pPr>
-      <w:bookmarkStart w:id="2" w:name="__RefHeading___Toc390_3896279339"/>
+      <w:bookmarkStart w:id="2" w:name="__RefHeading___Toc390_2504271561"/>
       <w:bookmarkEnd w:id="2"/>
       <w:r>
         <w:rPr>
@@ -870,7 +870,7 @@
         </w:pBdr>
         <w:rPr/>
       </w:pPr>
-      <w:bookmarkStart w:id="3" w:name="__RefHeading___Toc392_3896279339"/>
+      <w:bookmarkStart w:id="3" w:name="__RefHeading___Toc392_2504271561"/>
       <w:bookmarkEnd w:id="3"/>
       <w:r>
         <w:rPr>
@@ -1428,7 +1428,7 @@
         </w:pBdr>
         <w:rPr/>
       </w:pPr>
-      <w:bookmarkStart w:id="4" w:name="__RefHeading___Toc394_3896279339"/>
+      <w:bookmarkStart w:id="4" w:name="__RefHeading___Toc394_2504271561"/>
       <w:bookmarkEnd w:id="4"/>
       <w:r>
         <w:rPr>
@@ -1594,7 +1594,7 @@
         </w:pBdr>
         <w:rPr/>
       </w:pPr>
-      <w:bookmarkStart w:id="5" w:name="__RefHeading___Toc396_3896279339"/>
+      <w:bookmarkStart w:id="5" w:name="__RefHeading___Toc396_2504271561"/>
       <w:bookmarkEnd w:id="5"/>
       <w:r>
         <w:rPr>
@@ -2476,7 +2476,7 @@
         </w:pBdr>
         <w:rPr/>
       </w:pPr>
-      <w:bookmarkStart w:id="6" w:name="__RefHeading___Toc398_3896279339"/>
+      <w:bookmarkStart w:id="6" w:name="__RefHeading___Toc398_2504271561"/>
       <w:bookmarkEnd w:id="6"/>
       <w:r>
         <w:rPr>
@@ -2776,7 +2776,7 @@
         </w:pBdr>
         <w:rPr/>
       </w:pPr>
-      <w:bookmarkStart w:id="7" w:name="__RefHeading___Toc400_3896279339"/>
+      <w:bookmarkStart w:id="7" w:name="__RefHeading___Toc400_2504271561"/>
       <w:bookmarkEnd w:id="7"/>
       <w:r>
         <w:rPr>
@@ -3078,7 +3078,7 @@
         <w:spacing w:before="0" w:after="160"/>
         <w:rPr/>
       </w:pPr>
-      <w:bookmarkStart w:id="8" w:name="__RefHeading___Toc402_3896279339"/>
+      <w:bookmarkStart w:id="8" w:name="__RefHeading___Toc402_2504271561"/>
       <w:bookmarkEnd w:id="8"/>
       <w:r>
         <w:rPr>
@@ -3235,7 +3235,7 @@
         </w:pBdr>
         <w:rPr/>
       </w:pPr>
-      <w:bookmarkStart w:id="9" w:name="__RefHeading___Toc404_3896279339"/>
+      <w:bookmarkStart w:id="9" w:name="__RefHeading___Toc404_2504271561"/>
       <w:bookmarkEnd w:id="9"/>
       <w:r>
         <w:rPr>

--- a/output/combat-mindset-way-forward.docx
+++ b/output/combat-mindset-way-forward.docx
@@ -320,7 +320,7 @@
             </w:rPr>
             <w:fldChar w:fldCharType="separate"/>
           </w:r>
-          <w:hyperlink w:anchor="__RefHeading___Toc386_2504271561">
+          <w:hyperlink w:anchor="__RefHeading___Toc386_3274712211">
             <w:r>
               <w:rPr>
                 <w:webHidden/>
@@ -347,7 +347,7 @@
             </w:tabs>
             <w:rPr/>
           </w:pPr>
-          <w:hyperlink w:anchor="__RefHeading___Toc388_2504271561">
+          <w:hyperlink w:anchor="__RefHeading___Toc388_3274712211">
             <w:r>
               <w:rPr>
                 <w:webHidden/>
@@ -374,7 +374,7 @@
             </w:tabs>
             <w:rPr/>
           </w:pPr>
-          <w:hyperlink w:anchor="__RefHeading___Toc390_2504271561">
+          <w:hyperlink w:anchor="__RefHeading___Toc390_3274712211">
             <w:r>
               <w:rPr>
                 <w:webHidden/>
@@ -401,7 +401,7 @@
             </w:tabs>
             <w:rPr/>
           </w:pPr>
-          <w:hyperlink w:anchor="__RefHeading___Toc392_2504271561">
+          <w:hyperlink w:anchor="__RefHeading___Toc392_3274712211">
             <w:r>
               <w:rPr>
                 <w:webHidden/>
@@ -428,7 +428,7 @@
             </w:tabs>
             <w:rPr/>
           </w:pPr>
-          <w:hyperlink w:anchor="__RefHeading___Toc394_2504271561">
+          <w:hyperlink w:anchor="__RefHeading___Toc394_3274712211">
             <w:r>
               <w:rPr>
                 <w:webHidden/>
@@ -455,7 +455,7 @@
             </w:tabs>
             <w:rPr/>
           </w:pPr>
-          <w:hyperlink w:anchor="__RefHeading___Toc396_2504271561">
+          <w:hyperlink w:anchor="__RefHeading___Toc396_3274712211">
             <w:r>
               <w:rPr>
                 <w:webHidden/>
@@ -482,7 +482,7 @@
             </w:tabs>
             <w:rPr/>
           </w:pPr>
-          <w:hyperlink w:anchor="__RefHeading___Toc398_2504271561">
+          <w:hyperlink w:anchor="__RefHeading___Toc398_3274712211">
             <w:r>
               <w:rPr>
                 <w:webHidden/>
@@ -509,7 +509,7 @@
             </w:tabs>
             <w:rPr/>
           </w:pPr>
-          <w:hyperlink w:anchor="__RefHeading___Toc400_2504271561">
+          <w:hyperlink w:anchor="__RefHeading___Toc400_3274712211">
             <w:r>
               <w:rPr>
                 <w:webHidden/>
@@ -536,7 +536,7 @@
             </w:tabs>
             <w:rPr/>
           </w:pPr>
-          <w:hyperlink w:anchor="__RefHeading___Toc402_2504271561">
+          <w:hyperlink w:anchor="__RefHeading___Toc402_3274712211">
             <w:r>
               <w:rPr>
                 <w:webHidden/>
@@ -563,7 +563,7 @@
             </w:tabs>
             <w:rPr/>
           </w:pPr>
-          <w:hyperlink w:anchor="__RefHeading___Toc404_2504271561">
+          <w:hyperlink w:anchor="__RefHeading___Toc404_3274712211">
             <w:r>
               <w:rPr>
                 <w:webHidden/>
@@ -618,7 +618,7 @@
         <w:spacing w:before="0" w:after="160"/>
         <w:rPr/>
       </w:pPr>
-      <w:bookmarkStart w:id="0" w:name="__RefHeading___Toc386_2504271561"/>
+      <w:bookmarkStart w:id="0" w:name="__RefHeading___Toc386_3274712211"/>
       <w:bookmarkEnd w:id="0"/>
       <w:r>
         <w:rPr>
@@ -700,7 +700,7 @@
         </w:pBdr>
         <w:rPr/>
       </w:pPr>
-      <w:bookmarkStart w:id="1" w:name="__RefHeading___Toc388_2504271561"/>
+      <w:bookmarkStart w:id="1" w:name="__RefHeading___Toc388_3274712211"/>
       <w:bookmarkEnd w:id="1"/>
       <w:r>
         <w:rPr>
@@ -762,7 +762,7 @@
         </w:pBdr>
         <w:rPr/>
       </w:pPr>
-      <w:bookmarkStart w:id="2" w:name="__RefHeading___Toc390_2504271561"/>
+      <w:bookmarkStart w:id="2" w:name="__RefHeading___Toc390_3274712211"/>
       <w:bookmarkEnd w:id="2"/>
       <w:r>
         <w:rPr>
@@ -870,7 +870,7 @@
         </w:pBdr>
         <w:rPr/>
       </w:pPr>
-      <w:bookmarkStart w:id="3" w:name="__RefHeading___Toc392_2504271561"/>
+      <w:bookmarkStart w:id="3" w:name="__RefHeading___Toc392_3274712211"/>
       <w:bookmarkEnd w:id="3"/>
       <w:r>
         <w:rPr>
@@ -1428,7 +1428,7 @@
         </w:pBdr>
         <w:rPr/>
       </w:pPr>
-      <w:bookmarkStart w:id="4" w:name="__RefHeading___Toc394_2504271561"/>
+      <w:bookmarkStart w:id="4" w:name="__RefHeading___Toc394_3274712211"/>
       <w:bookmarkEnd w:id="4"/>
       <w:r>
         <w:rPr>
@@ -1594,7 +1594,7 @@
         </w:pBdr>
         <w:rPr/>
       </w:pPr>
-      <w:bookmarkStart w:id="5" w:name="__RefHeading___Toc396_2504271561"/>
+      <w:bookmarkStart w:id="5" w:name="__RefHeading___Toc396_3274712211"/>
       <w:bookmarkEnd w:id="5"/>
       <w:r>
         <w:rPr>
@@ -2476,7 +2476,7 @@
         </w:pBdr>
         <w:rPr/>
       </w:pPr>
-      <w:bookmarkStart w:id="6" w:name="__RefHeading___Toc398_2504271561"/>
+      <w:bookmarkStart w:id="6" w:name="__RefHeading___Toc398_3274712211"/>
       <w:bookmarkEnd w:id="6"/>
       <w:r>
         <w:rPr>
@@ -2776,7 +2776,7 @@
         </w:pBdr>
         <w:rPr/>
       </w:pPr>
-      <w:bookmarkStart w:id="7" w:name="__RefHeading___Toc400_2504271561"/>
+      <w:bookmarkStart w:id="7" w:name="__RefHeading___Toc400_3274712211"/>
       <w:bookmarkEnd w:id="7"/>
       <w:r>
         <w:rPr>
@@ -3078,7 +3078,7 @@
         <w:spacing w:before="0" w:after="160"/>
         <w:rPr/>
       </w:pPr>
-      <w:bookmarkStart w:id="8" w:name="__RefHeading___Toc402_2504271561"/>
+      <w:bookmarkStart w:id="8" w:name="__RefHeading___Toc402_3274712211"/>
       <w:bookmarkEnd w:id="8"/>
       <w:r>
         <w:rPr>
@@ -3235,7 +3235,7 @@
         </w:pBdr>
         <w:rPr/>
       </w:pPr>
-      <w:bookmarkStart w:id="9" w:name="__RefHeading___Toc404_2504271561"/>
+      <w:bookmarkStart w:id="9" w:name="__RefHeading___Toc404_3274712211"/>
       <w:bookmarkEnd w:id="9"/>
       <w:r>
         <w:rPr>

--- a/output/combat-mindset-way-forward.docx
+++ b/output/combat-mindset-way-forward.docx
@@ -320,7 +320,7 @@
             </w:rPr>
             <w:fldChar w:fldCharType="separate"/>
           </w:r>
-          <w:hyperlink w:anchor="__RefHeading___Toc386_3274712211">
+          <w:hyperlink w:anchor="__RefHeading___Toc386_2636275479">
             <w:r>
               <w:rPr>
                 <w:webHidden/>
@@ -347,7 +347,7 @@
             </w:tabs>
             <w:rPr/>
           </w:pPr>
-          <w:hyperlink w:anchor="__RefHeading___Toc388_3274712211">
+          <w:hyperlink w:anchor="__RefHeading___Toc388_2636275479">
             <w:r>
               <w:rPr>
                 <w:webHidden/>
@@ -374,7 +374,7 @@
             </w:tabs>
             <w:rPr/>
           </w:pPr>
-          <w:hyperlink w:anchor="__RefHeading___Toc390_3274712211">
+          <w:hyperlink w:anchor="__RefHeading___Toc390_2636275479">
             <w:r>
               <w:rPr>
                 <w:webHidden/>
@@ -401,7 +401,7 @@
             </w:tabs>
             <w:rPr/>
           </w:pPr>
-          <w:hyperlink w:anchor="__RefHeading___Toc392_3274712211">
+          <w:hyperlink w:anchor="__RefHeading___Toc392_2636275479">
             <w:r>
               <w:rPr>
                 <w:webHidden/>
@@ -428,7 +428,7 @@
             </w:tabs>
             <w:rPr/>
           </w:pPr>
-          <w:hyperlink w:anchor="__RefHeading___Toc394_3274712211">
+          <w:hyperlink w:anchor="__RefHeading___Toc394_2636275479">
             <w:r>
               <w:rPr>
                 <w:webHidden/>
@@ -455,7 +455,7 @@
             </w:tabs>
             <w:rPr/>
           </w:pPr>
-          <w:hyperlink w:anchor="__RefHeading___Toc396_3274712211">
+          <w:hyperlink w:anchor="__RefHeading___Toc396_2636275479">
             <w:r>
               <w:rPr>
                 <w:webHidden/>
@@ -482,7 +482,7 @@
             </w:tabs>
             <w:rPr/>
           </w:pPr>
-          <w:hyperlink w:anchor="__RefHeading___Toc398_3274712211">
+          <w:hyperlink w:anchor="__RefHeading___Toc398_2636275479">
             <w:r>
               <w:rPr>
                 <w:webHidden/>
@@ -509,7 +509,7 @@
             </w:tabs>
             <w:rPr/>
           </w:pPr>
-          <w:hyperlink w:anchor="__RefHeading___Toc400_3274712211">
+          <w:hyperlink w:anchor="__RefHeading___Toc400_2636275479">
             <w:r>
               <w:rPr>
                 <w:webHidden/>
@@ -536,7 +536,7 @@
             </w:tabs>
             <w:rPr/>
           </w:pPr>
-          <w:hyperlink w:anchor="__RefHeading___Toc402_3274712211">
+          <w:hyperlink w:anchor="__RefHeading___Toc402_2636275479">
             <w:r>
               <w:rPr>
                 <w:webHidden/>
@@ -563,7 +563,7 @@
             </w:tabs>
             <w:rPr/>
           </w:pPr>
-          <w:hyperlink w:anchor="__RefHeading___Toc404_3274712211">
+          <w:hyperlink w:anchor="__RefHeading___Toc404_2636275479">
             <w:r>
               <w:rPr>
                 <w:webHidden/>
@@ -618,7 +618,7 @@
         <w:spacing w:before="0" w:after="160"/>
         <w:rPr/>
       </w:pPr>
-      <w:bookmarkStart w:id="0" w:name="__RefHeading___Toc386_3274712211"/>
+      <w:bookmarkStart w:id="0" w:name="__RefHeading___Toc386_2636275479"/>
       <w:bookmarkEnd w:id="0"/>
       <w:r>
         <w:rPr>
@@ -700,7 +700,7 @@
         </w:pBdr>
         <w:rPr/>
       </w:pPr>
-      <w:bookmarkStart w:id="1" w:name="__RefHeading___Toc388_3274712211"/>
+      <w:bookmarkStart w:id="1" w:name="__RefHeading___Toc388_2636275479"/>
       <w:bookmarkEnd w:id="1"/>
       <w:r>
         <w:rPr>
@@ -762,7 +762,7 @@
         </w:pBdr>
         <w:rPr/>
       </w:pPr>
-      <w:bookmarkStart w:id="2" w:name="__RefHeading___Toc390_3274712211"/>
+      <w:bookmarkStart w:id="2" w:name="__RefHeading___Toc390_2636275479"/>
       <w:bookmarkEnd w:id="2"/>
       <w:r>
         <w:rPr>
@@ -870,7 +870,7 @@
         </w:pBdr>
         <w:rPr/>
       </w:pPr>
-      <w:bookmarkStart w:id="3" w:name="__RefHeading___Toc392_3274712211"/>
+      <w:bookmarkStart w:id="3" w:name="__RefHeading___Toc392_2636275479"/>
       <w:bookmarkEnd w:id="3"/>
       <w:r>
         <w:rPr>
@@ -1428,7 +1428,7 @@
         </w:pBdr>
         <w:rPr/>
       </w:pPr>
-      <w:bookmarkStart w:id="4" w:name="__RefHeading___Toc394_3274712211"/>
+      <w:bookmarkStart w:id="4" w:name="__RefHeading___Toc394_2636275479"/>
       <w:bookmarkEnd w:id="4"/>
       <w:r>
         <w:rPr>
@@ -1594,7 +1594,7 @@
         </w:pBdr>
         <w:rPr/>
       </w:pPr>
-      <w:bookmarkStart w:id="5" w:name="__RefHeading___Toc396_3274712211"/>
+      <w:bookmarkStart w:id="5" w:name="__RefHeading___Toc396_2636275479"/>
       <w:bookmarkEnd w:id="5"/>
       <w:r>
         <w:rPr>
@@ -2476,7 +2476,7 @@
         </w:pBdr>
         <w:rPr/>
       </w:pPr>
-      <w:bookmarkStart w:id="6" w:name="__RefHeading___Toc398_3274712211"/>
+      <w:bookmarkStart w:id="6" w:name="__RefHeading___Toc398_2636275479"/>
       <w:bookmarkEnd w:id="6"/>
       <w:r>
         <w:rPr>
@@ -2776,7 +2776,7 @@
         </w:pBdr>
         <w:rPr/>
       </w:pPr>
-      <w:bookmarkStart w:id="7" w:name="__RefHeading___Toc400_3274712211"/>
+      <w:bookmarkStart w:id="7" w:name="__RefHeading___Toc400_2636275479"/>
       <w:bookmarkEnd w:id="7"/>
       <w:r>
         <w:rPr>
@@ -3078,7 +3078,7 @@
         <w:spacing w:before="0" w:after="160"/>
         <w:rPr/>
       </w:pPr>
-      <w:bookmarkStart w:id="8" w:name="__RefHeading___Toc402_3274712211"/>
+      <w:bookmarkStart w:id="8" w:name="__RefHeading___Toc402_2636275479"/>
       <w:bookmarkEnd w:id="8"/>
       <w:r>
         <w:rPr>
@@ -3235,7 +3235,7 @@
         </w:pBdr>
         <w:rPr/>
       </w:pPr>
-      <w:bookmarkStart w:id="9" w:name="__RefHeading___Toc404_3274712211"/>
+      <w:bookmarkStart w:id="9" w:name="__RefHeading___Toc404_2636275479"/>
       <w:bookmarkEnd w:id="9"/>
       <w:r>
         <w:rPr>

--- a/output/combat-mindset-way-forward.docx
+++ b/output/combat-mindset-way-forward.docx
@@ -320,7 +320,7 @@
             </w:rPr>
             <w:fldChar w:fldCharType="separate"/>
           </w:r>
-          <w:hyperlink w:anchor="__RefHeading___Toc386_2636275479">
+          <w:hyperlink w:anchor="__RefHeading___Toc386_2113728725">
             <w:r>
               <w:rPr>
                 <w:webHidden/>
@@ -347,7 +347,7 @@
             </w:tabs>
             <w:rPr/>
           </w:pPr>
-          <w:hyperlink w:anchor="__RefHeading___Toc388_2636275479">
+          <w:hyperlink w:anchor="__RefHeading___Toc388_2113728725">
             <w:r>
               <w:rPr>
                 <w:webHidden/>
@@ -374,7 +374,7 @@
             </w:tabs>
             <w:rPr/>
           </w:pPr>
-          <w:hyperlink w:anchor="__RefHeading___Toc390_2636275479">
+          <w:hyperlink w:anchor="__RefHeading___Toc390_2113728725">
             <w:r>
               <w:rPr>
                 <w:webHidden/>
@@ -401,7 +401,7 @@
             </w:tabs>
             <w:rPr/>
           </w:pPr>
-          <w:hyperlink w:anchor="__RefHeading___Toc392_2636275479">
+          <w:hyperlink w:anchor="__RefHeading___Toc392_2113728725">
             <w:r>
               <w:rPr>
                 <w:webHidden/>
@@ -428,7 +428,7 @@
             </w:tabs>
             <w:rPr/>
           </w:pPr>
-          <w:hyperlink w:anchor="__RefHeading___Toc394_2636275479">
+          <w:hyperlink w:anchor="__RefHeading___Toc394_2113728725">
             <w:r>
               <w:rPr>
                 <w:webHidden/>
@@ -455,7 +455,7 @@
             </w:tabs>
             <w:rPr/>
           </w:pPr>
-          <w:hyperlink w:anchor="__RefHeading___Toc396_2636275479">
+          <w:hyperlink w:anchor="__RefHeading___Toc396_2113728725">
             <w:r>
               <w:rPr>
                 <w:webHidden/>
@@ -482,7 +482,7 @@
             </w:tabs>
             <w:rPr/>
           </w:pPr>
-          <w:hyperlink w:anchor="__RefHeading___Toc398_2636275479">
+          <w:hyperlink w:anchor="__RefHeading___Toc398_2113728725">
             <w:r>
               <w:rPr>
                 <w:webHidden/>
@@ -509,7 +509,7 @@
             </w:tabs>
             <w:rPr/>
           </w:pPr>
-          <w:hyperlink w:anchor="__RefHeading___Toc400_2636275479">
+          <w:hyperlink w:anchor="__RefHeading___Toc400_2113728725">
             <w:r>
               <w:rPr>
                 <w:webHidden/>
@@ -536,7 +536,7 @@
             </w:tabs>
             <w:rPr/>
           </w:pPr>
-          <w:hyperlink w:anchor="__RefHeading___Toc402_2636275479">
+          <w:hyperlink w:anchor="__RefHeading___Toc402_2113728725">
             <w:r>
               <w:rPr>
                 <w:webHidden/>
@@ -563,7 +563,7 @@
             </w:tabs>
             <w:rPr/>
           </w:pPr>
-          <w:hyperlink w:anchor="__RefHeading___Toc404_2636275479">
+          <w:hyperlink w:anchor="__RefHeading___Toc404_2113728725">
             <w:r>
               <w:rPr>
                 <w:webHidden/>
@@ -618,7 +618,7 @@
         <w:spacing w:before="0" w:after="160"/>
         <w:rPr/>
       </w:pPr>
-      <w:bookmarkStart w:id="0" w:name="__RefHeading___Toc386_2636275479"/>
+      <w:bookmarkStart w:id="0" w:name="__RefHeading___Toc386_2113728725"/>
       <w:bookmarkEnd w:id="0"/>
       <w:r>
         <w:rPr>
@@ -700,7 +700,7 @@
         </w:pBdr>
         <w:rPr/>
       </w:pPr>
-      <w:bookmarkStart w:id="1" w:name="__RefHeading___Toc388_2636275479"/>
+      <w:bookmarkStart w:id="1" w:name="__RefHeading___Toc388_2113728725"/>
       <w:bookmarkEnd w:id="1"/>
       <w:r>
         <w:rPr>
@@ -762,7 +762,7 @@
         </w:pBdr>
         <w:rPr/>
       </w:pPr>
-      <w:bookmarkStart w:id="2" w:name="__RefHeading___Toc390_2636275479"/>
+      <w:bookmarkStart w:id="2" w:name="__RefHeading___Toc390_2113728725"/>
       <w:bookmarkEnd w:id="2"/>
       <w:r>
         <w:rPr>
@@ -870,7 +870,7 @@
         </w:pBdr>
         <w:rPr/>
       </w:pPr>
-      <w:bookmarkStart w:id="3" w:name="__RefHeading___Toc392_2636275479"/>
+      <w:bookmarkStart w:id="3" w:name="__RefHeading___Toc392_2113728725"/>
       <w:bookmarkEnd w:id="3"/>
       <w:r>
         <w:rPr>
@@ -1428,7 +1428,7 @@
         </w:pBdr>
         <w:rPr/>
       </w:pPr>
-      <w:bookmarkStart w:id="4" w:name="__RefHeading___Toc394_2636275479"/>
+      <w:bookmarkStart w:id="4" w:name="__RefHeading___Toc394_2113728725"/>
       <w:bookmarkEnd w:id="4"/>
       <w:r>
         <w:rPr>
@@ -1594,7 +1594,7 @@
         </w:pBdr>
         <w:rPr/>
       </w:pPr>
-      <w:bookmarkStart w:id="5" w:name="__RefHeading___Toc396_2636275479"/>
+      <w:bookmarkStart w:id="5" w:name="__RefHeading___Toc396_2113728725"/>
       <w:bookmarkEnd w:id="5"/>
       <w:r>
         <w:rPr>
@@ -2476,7 +2476,7 @@
         </w:pBdr>
         <w:rPr/>
       </w:pPr>
-      <w:bookmarkStart w:id="6" w:name="__RefHeading___Toc398_2636275479"/>
+      <w:bookmarkStart w:id="6" w:name="__RefHeading___Toc398_2113728725"/>
       <w:bookmarkEnd w:id="6"/>
       <w:r>
         <w:rPr>
@@ -2776,7 +2776,7 @@
         </w:pBdr>
         <w:rPr/>
       </w:pPr>
-      <w:bookmarkStart w:id="7" w:name="__RefHeading___Toc400_2636275479"/>
+      <w:bookmarkStart w:id="7" w:name="__RefHeading___Toc400_2113728725"/>
       <w:bookmarkEnd w:id="7"/>
       <w:r>
         <w:rPr>
@@ -3078,7 +3078,7 @@
         <w:spacing w:before="0" w:after="160"/>
         <w:rPr/>
       </w:pPr>
-      <w:bookmarkStart w:id="8" w:name="__RefHeading___Toc402_2636275479"/>
+      <w:bookmarkStart w:id="8" w:name="__RefHeading___Toc402_2113728725"/>
       <w:bookmarkEnd w:id="8"/>
       <w:r>
         <w:rPr>
@@ -3235,7 +3235,7 @@
         </w:pBdr>
         <w:rPr/>
       </w:pPr>
-      <w:bookmarkStart w:id="9" w:name="__RefHeading___Toc404_2636275479"/>
+      <w:bookmarkStart w:id="9" w:name="__RefHeading___Toc404_2113728725"/>
       <w:bookmarkEnd w:id="9"/>
       <w:r>
         <w:rPr>

--- a/output/combat-mindset-way-forward.docx
+++ b/output/combat-mindset-way-forward.docx
@@ -320,7 +320,7 @@
             </w:rPr>
             <w:fldChar w:fldCharType="separate"/>
           </w:r>
-          <w:hyperlink w:anchor="__RefHeading___Toc386_2113728725">
+          <w:hyperlink w:anchor="__RefHeading___Toc386_3029750867">
             <w:r>
               <w:rPr>
                 <w:webHidden/>
@@ -347,7 +347,7 @@
             </w:tabs>
             <w:rPr/>
           </w:pPr>
-          <w:hyperlink w:anchor="__RefHeading___Toc388_2113728725">
+          <w:hyperlink w:anchor="__RefHeading___Toc388_3029750867">
             <w:r>
               <w:rPr>
                 <w:webHidden/>
@@ -374,7 +374,7 @@
             </w:tabs>
             <w:rPr/>
           </w:pPr>
-          <w:hyperlink w:anchor="__RefHeading___Toc390_2113728725">
+          <w:hyperlink w:anchor="__RefHeading___Toc390_3029750867">
             <w:r>
               <w:rPr>
                 <w:webHidden/>
@@ -401,7 +401,7 @@
             </w:tabs>
             <w:rPr/>
           </w:pPr>
-          <w:hyperlink w:anchor="__RefHeading___Toc392_2113728725">
+          <w:hyperlink w:anchor="__RefHeading___Toc392_3029750867">
             <w:r>
               <w:rPr>
                 <w:webHidden/>
@@ -428,7 +428,7 @@
             </w:tabs>
             <w:rPr/>
           </w:pPr>
-          <w:hyperlink w:anchor="__RefHeading___Toc394_2113728725">
+          <w:hyperlink w:anchor="__RefHeading___Toc394_3029750867">
             <w:r>
               <w:rPr>
                 <w:webHidden/>
@@ -455,7 +455,7 @@
             </w:tabs>
             <w:rPr/>
           </w:pPr>
-          <w:hyperlink w:anchor="__RefHeading___Toc396_2113728725">
+          <w:hyperlink w:anchor="__RefHeading___Toc396_3029750867">
             <w:r>
               <w:rPr>
                 <w:webHidden/>
@@ -482,7 +482,7 @@
             </w:tabs>
             <w:rPr/>
           </w:pPr>
-          <w:hyperlink w:anchor="__RefHeading___Toc398_2113728725">
+          <w:hyperlink w:anchor="__RefHeading___Toc398_3029750867">
             <w:r>
               <w:rPr>
                 <w:webHidden/>
@@ -509,7 +509,7 @@
             </w:tabs>
             <w:rPr/>
           </w:pPr>
-          <w:hyperlink w:anchor="__RefHeading___Toc400_2113728725">
+          <w:hyperlink w:anchor="__RefHeading___Toc400_3029750867">
             <w:r>
               <w:rPr>
                 <w:webHidden/>
@@ -536,7 +536,7 @@
             </w:tabs>
             <w:rPr/>
           </w:pPr>
-          <w:hyperlink w:anchor="__RefHeading___Toc402_2113728725">
+          <w:hyperlink w:anchor="__RefHeading___Toc402_3029750867">
             <w:r>
               <w:rPr>
                 <w:webHidden/>
@@ -563,7 +563,7 @@
             </w:tabs>
             <w:rPr/>
           </w:pPr>
-          <w:hyperlink w:anchor="__RefHeading___Toc404_2113728725">
+          <w:hyperlink w:anchor="__RefHeading___Toc404_3029750867">
             <w:r>
               <w:rPr>
                 <w:webHidden/>
@@ -618,7 +618,7 @@
         <w:spacing w:before="0" w:after="160"/>
         <w:rPr/>
       </w:pPr>
-      <w:bookmarkStart w:id="0" w:name="__RefHeading___Toc386_2113728725"/>
+      <w:bookmarkStart w:id="0" w:name="__RefHeading___Toc386_3029750867"/>
       <w:bookmarkEnd w:id="0"/>
       <w:r>
         <w:rPr>
@@ -700,7 +700,7 @@
         </w:pBdr>
         <w:rPr/>
       </w:pPr>
-      <w:bookmarkStart w:id="1" w:name="__RefHeading___Toc388_2113728725"/>
+      <w:bookmarkStart w:id="1" w:name="__RefHeading___Toc388_3029750867"/>
       <w:bookmarkEnd w:id="1"/>
       <w:r>
         <w:rPr>
@@ -762,7 +762,7 @@
         </w:pBdr>
         <w:rPr/>
       </w:pPr>
-      <w:bookmarkStart w:id="2" w:name="__RefHeading___Toc390_2113728725"/>
+      <w:bookmarkStart w:id="2" w:name="__RefHeading___Toc390_3029750867"/>
       <w:bookmarkEnd w:id="2"/>
       <w:r>
         <w:rPr>
@@ -870,7 +870,7 @@
         </w:pBdr>
         <w:rPr/>
       </w:pPr>
-      <w:bookmarkStart w:id="3" w:name="__RefHeading___Toc392_2113728725"/>
+      <w:bookmarkStart w:id="3" w:name="__RefHeading___Toc392_3029750867"/>
       <w:bookmarkEnd w:id="3"/>
       <w:r>
         <w:rPr>
@@ -1428,7 +1428,7 @@
         </w:pBdr>
         <w:rPr/>
       </w:pPr>
-      <w:bookmarkStart w:id="4" w:name="__RefHeading___Toc394_2113728725"/>
+      <w:bookmarkStart w:id="4" w:name="__RefHeading___Toc394_3029750867"/>
       <w:bookmarkEnd w:id="4"/>
       <w:r>
         <w:rPr>
@@ -1594,7 +1594,7 @@
         </w:pBdr>
         <w:rPr/>
       </w:pPr>
-      <w:bookmarkStart w:id="5" w:name="__RefHeading___Toc396_2113728725"/>
+      <w:bookmarkStart w:id="5" w:name="__RefHeading___Toc396_3029750867"/>
       <w:bookmarkEnd w:id="5"/>
       <w:r>
         <w:rPr>
@@ -2476,7 +2476,7 @@
         </w:pBdr>
         <w:rPr/>
       </w:pPr>
-      <w:bookmarkStart w:id="6" w:name="__RefHeading___Toc398_2113728725"/>
+      <w:bookmarkStart w:id="6" w:name="__RefHeading___Toc398_3029750867"/>
       <w:bookmarkEnd w:id="6"/>
       <w:r>
         <w:rPr>
@@ -2776,7 +2776,7 @@
         </w:pBdr>
         <w:rPr/>
       </w:pPr>
-      <w:bookmarkStart w:id="7" w:name="__RefHeading___Toc400_2113728725"/>
+      <w:bookmarkStart w:id="7" w:name="__RefHeading___Toc400_3029750867"/>
       <w:bookmarkEnd w:id="7"/>
       <w:r>
         <w:rPr>
@@ -3078,7 +3078,7 @@
         <w:spacing w:before="0" w:after="160"/>
         <w:rPr/>
       </w:pPr>
-      <w:bookmarkStart w:id="8" w:name="__RefHeading___Toc402_2113728725"/>
+      <w:bookmarkStart w:id="8" w:name="__RefHeading___Toc402_3029750867"/>
       <w:bookmarkEnd w:id="8"/>
       <w:r>
         <w:rPr>
@@ -3235,7 +3235,7 @@
         </w:pBdr>
         <w:rPr/>
       </w:pPr>
-      <w:bookmarkStart w:id="9" w:name="__RefHeading___Toc404_2113728725"/>
+      <w:bookmarkStart w:id="9" w:name="__RefHeading___Toc404_3029750867"/>
       <w:bookmarkEnd w:id="9"/>
       <w:r>
         <w:rPr>

--- a/output/combat-mindset-way-forward.docx
+++ b/output/combat-mindset-way-forward.docx
@@ -81,7 +81,7 @@
           <w:color w:val="002516"/>
           <w:sz w:val="34"/>
         </w:rPr>
-        <w:t>Proposed Way Forward</w:t>
+        <w:t>Framework Proposal</w:t>
       </w:r>
     </w:p>
     <w:p>
@@ -102,6 +102,21 @@
     <w:p>
       <w:pPr>
         <w:pStyle w:val="Normal"/>
+        <w:spacing w:before="0" w:after="40"/>
+        <w:rPr/>
+      </w:pPr>
+      <w:r>
+        <w:rPr>
+          <w:rFonts w:cs="Arial" w:ascii="Arial" w:hAnsi="Arial"/>
+          <w:color w:val="000000"/>
+          <w:sz w:val="26"/>
+        </w:rPr>
+        <w:t>Remain effective. Act decisively.</w:t>
+      </w:r>
+    </w:p>
+    <w:p>
+      <w:pPr>
+        <w:pStyle w:val="Normal"/>
         <w:spacing w:before="0" w:after="80"/>
         <w:rPr/>
       </w:pPr>
@@ -110,16 +125,15 @@
           <w:rFonts w:cs="Arial" w:ascii="Arial" w:hAnsi="Arial"/>
           <w:b/>
           <w:color w:val="C62026"/>
-          <w:spacing w:val="60"/>
-          <w:sz w:val="30"/>
-        </w:rPr>
-        <w:t>HARDER TO KILL</w:t>
-      </w:r>
-    </w:p>
-    <w:p>
-      <w:pPr>
-        <w:pStyle w:val="Normal"/>
-        <w:spacing w:before="0" w:after="1760"/>
+          <w:sz w:val="26"/>
+        </w:rPr>
+        <w:t>Harder to kill.</w:t>
+      </w:r>
+    </w:p>
+    <w:p>
+      <w:pPr>
+        <w:pStyle w:val="Normal"/>
+        <w:spacing w:before="0" w:after="1680"/>
         <w:rPr/>
       </w:pPr>
       <w:r>
@@ -128,7 +142,7 @@
           <w:color w:val="002516"/>
           <w:sz w:val="18"/>
         </w:rPr>
-        <w:t>Proposed Warfighter Focus tagline — subject to sponsor endorsement</w:t>
+        <w:t>Proposed tagline, subject to sponsor endorsement</w:t>
       </w:r>
     </w:p>
     <w:p>
@@ -189,7 +203,7 @@
           <w:color w:val="000000"/>
           <w:sz w:val="20"/>
         </w:rPr>
-        <w:t>July 2026</w:t>
+        <w:t>August 2026</w:t>
       </w:r>
     </w:p>
     <w:p>
@@ -250,7 +264,7 @@
           <w:color w:val="000000"/>
           <w:sz w:val="20"/>
         </w:rPr>
-        <w:t>Draft v0.8</w:t>
+        <w:t>Draft v0.9</w:t>
       </w:r>
     </w:p>
     <w:p>
@@ -320,7 +334,7 @@
             </w:rPr>
             <w:fldChar w:fldCharType="separate"/>
           </w:r>
-          <w:hyperlink w:anchor="__RefHeading___Toc386_3029750867">
+          <w:hyperlink w:anchor="__RefHeading___Toc387_3124142782">
             <w:r>
               <w:rPr>
                 <w:webHidden/>
@@ -347,7 +361,7 @@
             </w:tabs>
             <w:rPr/>
           </w:pPr>
-          <w:hyperlink w:anchor="__RefHeading___Toc388_3029750867">
+          <w:hyperlink w:anchor="__RefHeading___Toc389_3124142782">
             <w:r>
               <w:rPr>
                 <w:webHidden/>
@@ -374,7 +388,7 @@
             </w:tabs>
             <w:rPr/>
           </w:pPr>
-          <w:hyperlink w:anchor="__RefHeading___Toc390_3029750867">
+          <w:hyperlink w:anchor="__RefHeading___Toc391_3124142782">
             <w:r>
               <w:rPr>
                 <w:webHidden/>
@@ -401,14 +415,14 @@
             </w:tabs>
             <w:rPr/>
           </w:pPr>
-          <w:hyperlink w:anchor="__RefHeading___Toc392_3029750867">
+          <w:hyperlink w:anchor="__RefHeading___Toc393_3124142782">
             <w:r>
               <w:rPr>
                 <w:webHidden/>
                 <w:rStyle w:val="IndexLink"/>
                 <w:i w:val="false"/>
               </w:rPr>
-              <w:t>2. Terminology and definitions — decision sought</w:t>
+              <w:t>2. Terminology and definitions: decision sought</w:t>
             </w:r>
             <w:r>
               <w:rPr>
@@ -428,7 +442,7 @@
             </w:tabs>
             <w:rPr/>
           </w:pPr>
-          <w:hyperlink w:anchor="__RefHeading___Toc394_3029750867">
+          <w:hyperlink w:anchor="__RefHeading___Toc395_3124142782">
             <w:r>
               <w:rPr>
                 <w:webHidden/>
@@ -455,7 +469,7 @@
             </w:tabs>
             <w:rPr/>
           </w:pPr>
-          <w:hyperlink w:anchor="__RefHeading___Toc396_3029750867">
+          <w:hyperlink w:anchor="__RefHeading___Toc397_3124142782">
             <w:r>
               <w:rPr>
                 <w:webHidden/>
@@ -482,7 +496,7 @@
             </w:tabs>
             <w:rPr/>
           </w:pPr>
-          <w:hyperlink w:anchor="__RefHeading___Toc398_3029750867">
+          <w:hyperlink w:anchor="__RefHeading___Toc399_3124142782">
             <w:r>
               <w:rPr>
                 <w:webHidden/>
@@ -509,7 +523,7 @@
             </w:tabs>
             <w:rPr/>
           </w:pPr>
-          <w:hyperlink w:anchor="__RefHeading___Toc400_3029750867">
+          <w:hyperlink w:anchor="__RefHeading___Toc401_3124142782">
             <w:r>
               <w:rPr>
                 <w:webHidden/>
@@ -536,7 +550,7 @@
             </w:tabs>
             <w:rPr/>
           </w:pPr>
-          <w:hyperlink w:anchor="__RefHeading___Toc402_3029750867">
+          <w:hyperlink w:anchor="__RefHeading___Toc403_3124142782">
             <w:r>
               <w:rPr>
                 <w:webHidden/>
@@ -563,14 +577,14 @@
             </w:tabs>
             <w:rPr/>
           </w:pPr>
-          <w:hyperlink w:anchor="__RefHeading___Toc404_3029750867">
+          <w:hyperlink w:anchor="__RefHeading___Toc405_3124142782">
             <w:r>
               <w:rPr>
                 <w:webHidden/>
                 <w:rStyle w:val="IndexLink"/>
                 <w:i w:val="false"/>
               </w:rPr>
-              <w:t>Annex A — Interim governance and division of functions</w:t>
+              <w:t>Annex A: Interim governance and division of functions</w:t>
             </w:r>
             <w:r>
               <w:rPr>
@@ -618,7 +632,7 @@
         <w:spacing w:before="0" w:after="160"/>
         <w:rPr/>
       </w:pPr>
-      <w:bookmarkStart w:id="0" w:name="__RefHeading___Toc386_3029750867"/>
+      <w:bookmarkStart w:id="0" w:name="__RefHeading___Toc387_3124142782"/>
       <w:bookmarkEnd w:id="0"/>
       <w:r>
         <w:rPr>
@@ -700,7 +714,7 @@
         </w:pBdr>
         <w:rPr/>
       </w:pPr>
-      <w:bookmarkStart w:id="1" w:name="__RefHeading___Toc388_3029750867"/>
+      <w:bookmarkStart w:id="1" w:name="__RefHeading___Toc389_3124142782"/>
       <w:bookmarkEnd w:id="1"/>
       <w:r>
         <w:rPr>
@@ -724,21 +738,21 @@
           <w:b w:val="false"/>
           <w:i w:val="false"/>
         </w:rPr>
-        <w:t>This paper responds to COMDT ACS direction of 16 July 2026 for NZ Army Leadership Centre (NZALC) and the Human Performance Cell (HPC) to jointly develop a strategy to close the Combat Mindset doctrine and policy gap. It proposes an agreed problem statement, formal definitions and their relationship for decision, the Army Combat Mindset Framework as the organising model, a programme of work, interim governance and assurance arrangements, and the process by which existing training products will be assessed and nested beneath the framework.</w:t>
-      </w:r>
-    </w:p>
-    <w:p>
-      <w:pPr>
-        <w:pStyle w:val="Normal"/>
-        <w:rPr/>
-      </w:pPr>
-      <w:r>
-        <w:rPr>
-          <w:rFonts w:cs="Book Antiqua"/>
-          <w:b w:val="false"/>
-          <w:i w:val="false"/>
-        </w:rPr>
-        <w:t>This paper is a scoping and decision paper. It does not present final Combat Mindset doctrine. It seeks endorsement of the initial definitions, interim governance and programme of work required to develop, validate and staff the Army Combat Mindset Framework. The definitions are a drafting baseline; the capability pillars are provisional; the Phase 1 stocktake and stakeholder forum will validate the final architecture; and existing products will be assessed rather than automatically adopted. Final recommendations will return to COMDT ACS in November 2026.</w:t>
+        <w:t>This paper responds to COMDT ACS direction of 16 July 2026 for NZ Army Leadership Centre (NZALC) and the Human Performance Cell (HPC) to jointly develop a strategy to close the Combat Mindset doctrine and policy gap. It proposes an agreed problem statement, formal definitions and their relationship for decision, the Combat Mindset Framework as the organising system, a programme of work, interim governance and assurance arrangements, and the process by which existing training products will be assessed and nested beneath the framework.</w:t>
+      </w:r>
+    </w:p>
+    <w:p>
+      <w:pPr>
+        <w:pStyle w:val="Normal"/>
+        <w:rPr/>
+      </w:pPr>
+      <w:r>
+        <w:rPr>
+          <w:rFonts w:cs="Book Antiqua"/>
+          <w:b w:val="false"/>
+          <w:i w:val="false"/>
+        </w:rPr>
+        <w:t>This paper is a scoping and decision paper. It does not present final Combat Mindset doctrine. It seeks endorsement of the initial definitions, interim governance and programme of work required to develop, validate and staff the Combat Mindset Framework. The definitions are a drafting baseline; the capability pillars are provisional; the Phase 2 assessment and Phase 4 validation will confirm the final architecture; and existing products will be assessed rather than automatically adopted. Final recommendations will return to COMDT ACS in November 2026.</w:t>
       </w:r>
     </w:p>
     <w:p>
@@ -762,7 +776,7 @@
         </w:pBdr>
         <w:rPr/>
       </w:pPr>
-      <w:bookmarkStart w:id="2" w:name="__RefHeading___Toc390_3029750867"/>
+      <w:bookmarkStart w:id="2" w:name="__RefHeading___Toc391_3124142782"/>
       <w:bookmarkEnd w:id="2"/>
       <w:r>
         <w:rPr>
@@ -786,7 +800,7 @@
           <w:b w:val="false"/>
           <w:i w:val="false"/>
         </w:rPr>
-        <w:t>Considerable work on Combat Mindset and Performance Under Pressure already exists across Army — notably by NZDF Psychology — and elements of it have been endorsed in various settings. What Army does not yet have is a coherent, Army-wide doctrine, governance and assurance model for Combat Mindset, despite the term's active use and Army's drive toward an increased Warfighter Focus. The COMDT ACS guidance reaches the same diagnosis:</w:t>
+        <w:t>Considerable work on Combat Mindset and Performance Under Pressure already exists across Army (notably by NZDF Psychology) and elements of it have been endorsed in various settings. What Army does not yet have is a coherent, Army-wide doctrine, governance and assurance model for Combat Mindset, despite the term's active use and Army's drive toward an increased Warfighter Focus. The COMDT ACS guidance reaches the same diagnosis:</w:t>
       </w:r>
     </w:p>
     <w:p>
@@ -846,7 +860,7 @@
           <w:b w:val="false"/>
           <w:i w:val="false"/>
         </w:rPr>
-        <w:t>The doctrinal requirement is therefore to define the human-performance capability Army requires, consolidate the substantial body of work that already exists beneath it, and describe its combat-specific expression. Sufficient evidence and existing capability are available to commence governance, the capability stocktake and framework development immediately.</w:t>
+        <w:t>The doctrinal requirement is therefore to define the human-performance capability Army requires, consolidate the substantial body of work that already exists beneath it, and describe its combat-specific expression. Sufficient evidence and existing capability are available to commence governance, the capability assessment and framework development immediately.</w:t>
       </w:r>
     </w:p>
     <w:p>
@@ -870,7 +884,7 @@
         </w:pBdr>
         <w:rPr/>
       </w:pPr>
-      <w:bookmarkStart w:id="3" w:name="__RefHeading___Toc392_3029750867"/>
+      <w:bookmarkStart w:id="3" w:name="__RefHeading___Toc393_3124142782"/>
       <w:bookmarkEnd w:id="3"/>
       <w:r>
         <w:rPr>
@@ -880,7 +894,7 @@
           <w:color w:val="002516"/>
           <w:sz w:val="28"/>
         </w:rPr>
-        <w:t>2. Terminology and definitions — decision sought</w:t>
+        <w:t>2. Terminology and definitions: decision sought</w:t>
       </w:r>
     </w:p>
     <w:p>
@@ -910,7 +924,7 @@
           <w:color w:val="000000"/>
           <w:sz w:val="22"/>
         </w:rPr>
-        <w:t>Option 1 — Combat Mindset as the combat-specific expression of Performance Under Pressure (recommended)</w:t>
+        <w:t>Option 1: Combat Mindset as the combat-specific expression of Performance Under Pressure (recommended)</w:t>
       </w:r>
     </w:p>
     <w:p>
@@ -952,7 +966,7 @@
           <w:b w:val="false"/>
           <w:i w:val="false"/>
         </w:rPr>
-        <w:t>The Army Combat Mindset Framework is the organising model through which Army will define, develop, integrate and assure the provisional capability pillars, developmental outcomes, training products and governance arrangements that enable this effect.</w:t>
+        <w:t>The Combat Mindset Framework is the organising system through which Army will govern, develop, deliver and assure this effect across provisional capability pillars, developmental outcomes, training products and governance arrangements.</w:t>
       </w:r>
     </w:p>
     <w:p>
@@ -1030,7 +1044,7 @@
           <w:b/>
           <w:i/>
         </w:rPr>
-        <w:t>Army Combat Mindset Framework.</w:t>
+        <w:t>Combat Mindset Framework.</w:t>
       </w:r>
       <w:r>
         <w:rPr>
@@ -1038,7 +1052,7 @@
           <w:b w:val="false"/>
           <w:i/>
         </w:rPr>
-        <w:t xml:space="preserve"> The organising model through which Army defines, develops, integrates and assures the individual and collective capabilities that enable Combat Mindset.</w:t>
+        <w:t xml:space="preserve"> The framework through which Combat Mindset is governed, developed, delivered and assured.</w:t>
       </w:r>
     </w:p>
     <w:p>
@@ -1108,7 +1122,7 @@
           <w:b w:val="false"/>
           <w:i w:val="false"/>
         </w:rPr>
-        <w:t>Gives each term one clear purpose: Combat Mindset is the combat-specific expression; Performance Under Pressure is the enabling capability; the Army Combat Mindset Framework is the organising model.</w:t>
+        <w:t>Gives each term one clear purpose: Combat Mindset is the combat-specific expression; Performance Under Pressure is the enabling capability; the Combat Mindset Framework is the organising system.</w:t>
       </w:r>
     </w:p>
     <w:p>
@@ -1196,7 +1210,7 @@
           <w:color w:val="000000"/>
           <w:sz w:val="22"/>
         </w:rPr>
-        <w:t>Option 2 — Combat Mindset as the complete umbrella capability</w:t>
+        <w:t>Option 2: Combat Mindset as the complete umbrella capability</w:t>
       </w:r>
     </w:p>
     <w:p>
@@ -1428,7 +1442,7 @@
         </w:pBdr>
         <w:rPr/>
       </w:pPr>
-      <w:bookmarkStart w:id="4" w:name="__RefHeading___Toc394_3029750867"/>
+      <w:bookmarkStart w:id="4" w:name="__RefHeading___Toc395_3124142782"/>
       <w:bookmarkEnd w:id="4"/>
       <w:r>
         <w:rPr>
@@ -1452,21 +1466,21 @@
           <w:b w:val="false"/>
           <w:i w:val="false"/>
         </w:rPr>
-        <w:t>Allied armies have fielded comparable integrated human-performance programmes, including US Army Holistic Health and Fitness [verify], UK Op SMART [verify] and ADF BattleSMART [verify]. The structure proposed in this paper — a single organising framework beneath which existing products are nested and assured — is consistent with that direction.</w:t>
-      </w:r>
-    </w:p>
-    <w:p>
-      <w:pPr>
-        <w:pStyle w:val="Normal"/>
-        <w:rPr/>
-      </w:pPr>
-      <w:r>
-        <w:rPr>
-          <w:rFonts w:cs="Book Antiqua"/>
-          <w:b w:val="false"/>
-          <w:i w:val="false"/>
-        </w:rPr>
-        <w:t>A full stocktake of existing capability and products will be completed during Phase 1. The products described below contribute to the development of Performance Under Pressure and, where applied in a warfighting context, to Combat Mindset. They do not constitute the doctrinal definitions or the complete framework in isolation. Initial holdings include the following.</w:t>
+        <w:t>Allied armies have fielded comparable integrated human-performance programmes, including US Army Holistic Health and Fitness [verify], UK Op SMART [verify] and ADF BattleSMART [verify]. The structure proposed in this paper (a single organising framework beneath which existing products are nested and assured) is consistent with that direction.</w:t>
+      </w:r>
+    </w:p>
+    <w:p>
+      <w:pPr>
+        <w:pStyle w:val="Normal"/>
+        <w:rPr/>
+      </w:pPr>
+      <w:r>
+        <w:rPr>
+          <w:rFonts w:cs="Book Antiqua"/>
+          <w:b w:val="false"/>
+          <w:i w:val="false"/>
+        </w:rPr>
+        <w:t>A full assessment of existing capability and products will be completed during Phase 2. The products described below contribute to the development of Performance Under Pressure and, where applied in a warfighting context, to Combat Mindset. They do not constitute the doctrinal definitions or the complete framework in isolation. Initial holdings include the following.</w:t>
       </w:r>
     </w:p>
     <w:p>
@@ -1526,7 +1540,7 @@
           <w:b w:val="false"/>
           <w:i w:val="false"/>
         </w:rPr>
-        <w:t>COGCON is a developmental cognitive-conditioning product targeting selected aspects of performance cognition under physical and cognitive load, including arousal regulation, attention, cognitive control and working memory. Feasibility trials in military training have demonstrated acceptability and promising training trends. Its causal effectiveness, operational transfer, readiness validity, scalability and enduring delivery model have not yet been established. Its status and appropriate future role will be confirmed through the Phase 1 stocktake.</w:t>
+        <w:t>COGCON is a developmental cognitive-conditioning product targeting selected aspects of performance cognition under physical and cognitive load, including arousal regulation, attention, cognitive control and working memory. Feasibility trials in military training have demonstrated acceptability and promising training trends. Its causal effectiveness, operational transfer, readiness validity, scalability and enduring delivery model have not yet been established. Its status and appropriate future role will be confirmed through the Phase 2 assessment.</w:t>
       </w:r>
     </w:p>
     <w:p>
@@ -1556,21 +1570,21 @@
           <w:b w:val="false"/>
           <w:i w:val="false"/>
         </w:rPr>
-        <w:t>These organisations hold additional professional expertise, learning products, delivery capability and assurance functions that will be confirmed during the Phase 1 stocktake.</w:t>
-      </w:r>
-    </w:p>
-    <w:p>
-      <w:pPr>
-        <w:pStyle w:val="Normal"/>
-        <w:rPr/>
-      </w:pPr>
-      <w:r>
-        <w:rPr>
-          <w:rFonts w:cs="Book Antiqua"/>
-          <w:b w:val="false"/>
-          <w:i w:val="false"/>
-        </w:rPr>
-        <w:t>Initial review indicates considerable conceptual alignment across existing products. The Army Combat Mindset Framework will establish a common doctrinal language beneath which individual products and methods can be appropriately nested. It will not require all products to use identical internal methodologies, provided they align to the endorsed framework, outcomes and assurance requirements.</w:t>
+        <w:t>These organisations hold additional professional expertise, learning products, delivery capability and assurance functions that will be confirmed during the Phase 2 assessment.</w:t>
+      </w:r>
+    </w:p>
+    <w:p>
+      <w:pPr>
+        <w:pStyle w:val="Normal"/>
+        <w:rPr/>
+      </w:pPr>
+      <w:r>
+        <w:rPr>
+          <w:rFonts w:cs="Book Antiqua"/>
+          <w:b w:val="false"/>
+          <w:i w:val="false"/>
+        </w:rPr>
+        <w:t>Initial review indicates considerable conceptual alignment across existing products. The Combat Mindset Framework will establish a common doctrinal language beneath which individual products and methods can be appropriately nested. It will not require all products to use identical internal methodologies, provided they align to the endorsed framework, outcomes and assurance requirements.</w:t>
       </w:r>
     </w:p>
     <w:p>
@@ -1594,7 +1608,7 @@
         </w:pBdr>
         <w:rPr/>
       </w:pPr>
-      <w:bookmarkStart w:id="5" w:name="__RefHeading___Toc396_3029750867"/>
+      <w:bookmarkStart w:id="5" w:name="__RefHeading___Toc397_3124142782"/>
       <w:bookmarkEnd w:id="5"/>
       <w:r>
         <w:rPr>
@@ -1634,21 +1648,21 @@
           <w:color w:val="000000"/>
           <w:sz w:val="22"/>
         </w:rPr>
-        <w:t>Phase 0: Governance and definition (on endorsement of this paper; target mid-August 2026) (ACS) [proposed – confirm]</w:t>
-      </w:r>
-    </w:p>
-    <w:p>
-      <w:pPr>
-        <w:pStyle w:val="Normal"/>
-        <w:rPr/>
-      </w:pPr>
-      <w:r>
-        <w:rPr>
-          <w:rFonts w:cs="Book Antiqua"/>
-          <w:b w:val="false"/>
-          <w:i w:val="false"/>
-        </w:rPr>
-        <w:t>Confirm interim sponsorship and capability-integration arrangements, endorse the problem statement, select the terminology option at paragraph 2, and draft for staffing the Army-endorsed definitions of Combat Mindset, Performance Under Pressure and the Army Combat Mindset Framework, together with the agreed relationship between the three.</w:t>
+        <w:t>Phase 1: Define and govern (on endorsement of this paper; target mid-August 2026) (ACS) [proposed – confirm]</w:t>
+      </w:r>
+    </w:p>
+    <w:p>
+      <w:pPr>
+        <w:pStyle w:val="Normal"/>
+        <w:rPr/>
+      </w:pPr>
+      <w:r>
+        <w:rPr>
+          <w:rFonts w:cs="Book Antiqua"/>
+          <w:b w:val="false"/>
+          <w:i w:val="false"/>
+        </w:rPr>
+        <w:t>Confirm terminology, governance, roles and responsibilities: endorse the problem statement, select the terminology option at paragraph 2, confirm interim sponsorship and capability-integration arrangements, and draft for staffing the endorsed definitions of Combat Mindset, Performance Under Pressure and the Combat Mindset Framework, together with the agreed relationship between the three.</w:t>
       </w:r>
     </w:p>
     <w:p>
@@ -1664,21 +1678,21 @@
           <w:color w:val="000000"/>
           <w:sz w:val="22"/>
         </w:rPr>
-        <w:t>Phase 1: Capability and product stocktake (August–September 2026) (NZALC lead, HPC support) [proposed – confirm]</w:t>
-      </w:r>
-    </w:p>
-    <w:p>
-      <w:pPr>
-        <w:pStyle w:val="Normal"/>
-        <w:rPr/>
-      </w:pPr>
-      <w:r>
-        <w:rPr>
-          <w:rFonts w:cs="Book Antiqua"/>
-          <w:b w:val="false"/>
-          <w:i w:val="false"/>
-        </w:rPr>
-        <w:t>Conduct a stocktake of existing doctrine, content, products, courses, instructor capability, delivery activity, evidence, ownership and assurance arrangements across ACS, NZALC, HPC, NZDF Psychology, ILD, training establishments and selected units. The stocktake will distinguish:</w:t>
+        <w:t>Phase 2: Understand (August–September 2026) (NZALC lead, HPC support) [proposed – confirm]</w:t>
+      </w:r>
+    </w:p>
+    <w:p>
+      <w:pPr>
+        <w:pStyle w:val="Normal"/>
+        <w:rPr/>
+      </w:pPr>
+      <w:r>
+        <w:rPr>
+          <w:rFonts w:cs="Book Antiqua"/>
+          <w:b w:val="false"/>
+          <w:i w:val="false"/>
+        </w:rPr>
+        <w:t>Assess existing doctrine, content, products, courses, instructor capability, delivery activity, evidence, ownership and assurance arrangements across ACS, NZALC, HPC, NZDF Psychology, ILD, training establishments and selected units. The assessment will distinguish:</w:t>
       </w:r>
     </w:p>
     <w:p>
@@ -1980,7 +1994,7 @@
           <w:b w:val="false"/>
           <w:i w:val="false"/>
         </w:rPr>
-        <w:t>The stocktake will identify which products contribute to the broader Performance Under Pressure capability and which support its combat-specific expression, using the combat-specificity test at paragraph 2. COGCON will be assessed as one developmental product within this stocktake, with particular attention to its product boundary, evidence base — including its completed feasibility trials in live military training — ownership, workforce requirements and scalability.</w:t>
+        <w:t>The assessment will identify which products contribute to the broader Performance Under Pressure capability and which support its combat-specific expression, using the combat-specificity test at paragraph 2. COGCON will be assessed as one developmental product within this assessment, with particular attention to its product boundary, evidence base (including its completed feasibility trials in live military training), ownership, workforce requirements and scalability.</w:t>
       </w:r>
     </w:p>
     <w:p>
@@ -1996,35 +2010,35 @@
           <w:color w:val="000000"/>
           <w:sz w:val="22"/>
         </w:rPr>
-        <w:t>Phase 2: Framework and product architecture (September–October 2026) (NZALC/HPC joint) [proposed – confirm]</w:t>
-      </w:r>
-    </w:p>
-    <w:p>
-      <w:pPr>
-        <w:pStyle w:val="Normal"/>
-        <w:rPr/>
-      </w:pPr>
-      <w:r>
-        <w:rPr>
-          <w:rFonts w:cs="Book Antiqua"/>
-          <w:b w:val="false"/>
-          <w:i w:val="false"/>
-        </w:rPr>
-        <w:t>Draft the Army Combat Mindset Framework as the organising model through which Army will define, develop, integrate and assure Performance Under Pressure and its combat-specific expression. The framework will include the endorsed definitions and desired operational effect; the provisional capability pillars, refined through the stocktake; developmental outcomes from Lead Self through Lead Systems; the relationship between doctrine, framework, products and delivery; common assurance principles; and the criteria by which existing and future products may be recognised as contributing to the framework.</w:t>
-      </w:r>
-    </w:p>
-    <w:p>
-      <w:pPr>
-        <w:pStyle w:val="Normal"/>
-        <w:rPr/>
-      </w:pPr>
-      <w:r>
-        <w:rPr>
-          <w:rFonts w:cs="Book Antiqua"/>
-          <w:b w:val="false"/>
-          <w:i w:val="false"/>
-        </w:rPr>
-        <w:t>The provisional working pillars are: leadership under pressure; self-regulation and mental skills; performance cognition; resilience, adaptation and recovery; physical readiness and performance; professional identity, values and will to act; and team and collective performance. These are provisional working pillars — subject to validation through the Phase 1 stocktake and stakeholder forum. Each describes an enduring capability Army seeks to build. Training products and methods — including progressive exposure to pressure, scenario and experiential training, field and mission-relevant rehearsal, and physical and cognitive conditioning — are how Army builds them.</w:t>
+        <w:t>Phase 3: Design (September–October 2026) (NZALC/HPC joint) [proposed – confirm]</w:t>
+      </w:r>
+    </w:p>
+    <w:p>
+      <w:pPr>
+        <w:pStyle w:val="Normal"/>
+        <w:rPr/>
+      </w:pPr>
+      <w:r>
+        <w:rPr>
+          <w:rFonts w:cs="Book Antiqua"/>
+          <w:b w:val="false"/>
+          <w:i w:val="false"/>
+        </w:rPr>
+        <w:t>Develop the Combat Mindset Framework, delivery system and outcomes: the organising system through which Army will govern, develop, deliver and assure Performance Under Pressure and its combat-specific expression. The framework will include the endorsed definitions and desired operational effect; the provisional capability pillars, refined through the assessment; developmental outcomes from Lead Self through Lead Systems; the relationship between doctrine, framework, products and delivery; common assurance principles; and the criteria by which existing and future products may be recognised as contributing to the framework.</w:t>
+      </w:r>
+    </w:p>
+    <w:p>
+      <w:pPr>
+        <w:pStyle w:val="Normal"/>
+        <w:rPr/>
+      </w:pPr>
+      <w:r>
+        <w:rPr>
+          <w:rFonts w:cs="Book Antiqua"/>
+          <w:b w:val="false"/>
+          <w:i w:val="false"/>
+        </w:rPr>
+        <w:t>The provisional working pillars are: leadership under pressure; self-regulation and mental skills; performance cognition; resilience, adaptation and recovery; physical readiness and performance; professional identity, values and will to act; and team and collective performance. These are provisional working pillars, subject to validation through the Phase 2 assessment and Phase 4 validation. Each describes an enduring capability Army seeks to build. Training products and methods (including progressive exposure to pressure, scenario and experiential training, field and mission-relevant rehearsal, and physical and cognitive conditioning) are how Army builds them.</w:t>
       </w:r>
     </w:p>
     <w:p>
@@ -2054,21 +2068,21 @@
           <w:color w:val="000000"/>
           <w:sz w:val="22"/>
         </w:rPr>
-        <w:t>Phase 3: Stakeholder forum (October 2026) (ACS convenes) [proposed – confirm]</w:t>
-      </w:r>
-    </w:p>
-    <w:p>
-      <w:pPr>
-        <w:pStyle w:val="Normal"/>
-        <w:rPr/>
-      </w:pPr>
-      <w:r>
-        <w:rPr>
-          <w:rFonts w:cs="Book Antiqua"/>
-          <w:b w:val="false"/>
-          <w:i w:val="false"/>
-        </w:rPr>
-        <w:t>Convene ACS, NZALC, HPC, NZDF Psychology, ILD, selected training providers and units to refine the framework, product architecture, governance model, implementation priorities, definition clarity and doctrinal coherence.</w:t>
+        <w:t>Phase 4: Validate (October 2026) (ACS convenes) [proposed – confirm]</w:t>
+      </w:r>
+    </w:p>
+    <w:p>
+      <w:pPr>
+        <w:pStyle w:val="Normal"/>
+        <w:rPr/>
+      </w:pPr>
+      <w:r>
+        <w:rPr>
+          <w:rFonts w:cs="Book Antiqua"/>
+          <w:b w:val="false"/>
+          <w:i w:val="false"/>
+        </w:rPr>
+        <w:t>Refine the framework with key stakeholders and conduct bounded pilots: convene ACS, NZALC, HPC, NZDF Psychology, ILD, selected training providers and units to refine the framework, product architecture, governance model, implementation priorities, definition clarity and doctrinal coherence.</w:t>
       </w:r>
     </w:p>
     <w:p>
@@ -2084,21 +2098,21 @@
           <w:color w:val="000000"/>
           <w:sz w:val="22"/>
         </w:rPr>
-        <w:t>Phase 4: Report back (November 2026) (ACS) [proposed – confirm]</w:t>
-      </w:r>
-    </w:p>
-    <w:p>
-      <w:pPr>
-        <w:pStyle w:val="Normal"/>
-        <w:rPr/>
-      </w:pPr>
-      <w:r>
-        <w:rPr>
-          <w:rFonts w:cs="Book Antiqua"/>
-          <w:b w:val="false"/>
-          <w:i w:val="false"/>
-        </w:rPr>
-        <w:t>Present the endorsed definitions and the confirmed relationship between Combat Mindset and Performance Under Pressure; Framework v1.0 and its agreed architecture; the validated capability and product architecture; the proposed governance and assurance model; an assessment of existing product maturity, evidence and scalability; and a prioritised implementation plan.</w:t>
+        <w:t>Phase 5: Implement (November 2026) (ACS) [proposed – confirm]</w:t>
+      </w:r>
+    </w:p>
+    <w:p>
+      <w:pPr>
+        <w:pStyle w:val="Normal"/>
+        <w:rPr/>
+      </w:pPr>
+      <w:r>
+        <w:rPr>
+          <w:rFonts w:cs="Book Antiqua"/>
+          <w:b w:val="false"/>
+          <w:i w:val="false"/>
+        </w:rPr>
+        <w:t>Deliver the framework for approval and implementation: present the endorsed definitions and the confirmed relationship between Combat Mindset and Performance Under Pressure; Framework v1.0 and its agreed architecture; the validated capability and product architecture; the proposed governance and assurance model; an assessment of existing product maturity, evidence and scalability; and a prioritised implementation plan.</w:t>
       </w:r>
     </w:p>
     <w:p>
@@ -2476,7 +2490,7 @@
         </w:pBdr>
         <w:rPr/>
       </w:pPr>
-      <w:bookmarkStart w:id="6" w:name="__RefHeading___Toc398_3029750867"/>
+      <w:bookmarkStart w:id="6" w:name="__RefHeading___Toc399_3124142782"/>
       <w:bookmarkEnd w:id="6"/>
       <w:r>
         <w:rPr>
@@ -2500,7 +2514,7 @@
           <w:b w:val="false"/>
           <w:i w:val="false"/>
         </w:rPr>
-        <w:t>The following arrangements are proposed for confirmation at Phase 0. Technical and professional authority is distributed by domain; no single organisation owns the evidence base for the entire capability.</w:t>
+        <w:t>The following arrangements are proposed for confirmation at Phase 1. Technical and professional authority is distributed by domain; no single organisation owns the evidence base for the entire capability.</w:t>
       </w:r>
     </w:p>
     <w:p>
@@ -2536,7 +2550,7 @@
           <w:b w:val="false"/>
           <w:i w:val="false"/>
         </w:rPr>
-        <w:t>Army Sponsor — strategic sponsor for Combat Mindset, the enabling Performance Under Pressure capability and the Army Combat Mindset Framework; to be confirmed at Phase 0, with candidate options identified by ACS.</w:t>
+        <w:t>Army Sponsor: strategic sponsor for Combat Mindset, the enabling Performance Under Pressure capability and the Combat Mindset Framework; to be confirmed at Phase 1, with candidate options identified by ACS.</w:t>
       </w:r>
     </w:p>
     <w:p>
@@ -2572,7 +2586,7 @@
           <w:b w:val="false"/>
           <w:i w:val="false"/>
         </w:rPr>
-        <w:t>Interim capability integrator — COMDT ACS, coordinating definition, framework development, stakeholder engagement and recommendations to the Army Sponsor.</w:t>
+        <w:t>Interim capability integrator: COMDT ACS, coordinating definition, framework development, stakeholder engagement and recommendations to the Army Sponsor.</w:t>
       </w:r>
     </w:p>
     <w:p>
@@ -2608,7 +2622,7 @@
           <w:b w:val="false"/>
           <w:i w:val="false"/>
         </w:rPr>
-        <w:t>Framework development and capability-integration lead — ACS, coordinating framework architecture, developmental progression, stakeholder integration, product recognition criteria and implementation planning, leveraging NZALC and wider ACS expertise, intellectual property and programmes.</w:t>
+        <w:t>Framework development and capability-integration lead: ACS, coordinating framework architecture, developmental progression, stakeholder integration, product recognition criteria and implementation planning, leveraging NZALC and wider ACS expertise, intellectual property and programmes.</w:t>
       </w:r>
     </w:p>
     <w:p>
@@ -2644,7 +2658,7 @@
           <w:b w:val="false"/>
           <w:i w:val="false"/>
         </w:rPr>
-        <w:t>COGCON product steward and performance-cognition adviser — Human Performance Cell, responsible for the integrity and further development of the COGCON method and for specialist advice on cognitive conditioning and proportionate measurement, within available capacity.</w:t>
+        <w:t>COGCON product steward and performance-cognition adviser: Human Performance Cell, responsible for the integrity and further development of the COGCON method and for specialist advice on cognitive conditioning and proportionate measurement, within available capacity.</w:t>
       </w:r>
     </w:p>
     <w:p>
@@ -2680,7 +2694,7 @@
           <w:b w:val="false"/>
           <w:i w:val="false"/>
         </w:rPr>
-        <w:t>Domain advisers and authorities — NZDF Psychology, ILD, physical-performance specialists, doctrine staff and other relevant organisations, providing technical or professional advice within their respective domains.</w:t>
+        <w:t>Domain advisers and authorities: NZDF Psychology, ILD, physical-performance specialists, doctrine staff and other relevant organisations, providing technical or professional advice within their respective domains.</w:t>
       </w:r>
     </w:p>
     <w:p>
@@ -2716,7 +2730,7 @@
           <w:b w:val="false"/>
           <w:i w:val="false"/>
         </w:rPr>
-        <w:t>Delivery agencies — training establishments, units and existing instructor workforces approved to deliver recognised products.</w:t>
+        <w:t>Delivery agencies: training establishments, units and existing instructor workforces approved to deliver recognised products.</w:t>
       </w:r>
     </w:p>
     <w:p>
@@ -2752,7 +2766,7 @@
           <w:b w:val="false"/>
           <w:i w:val="false"/>
         </w:rPr>
-        <w:t>Assurance — a layered assurance model covering doctrine, evidence, professional content, learning design, delivery quality and operational relevance, with sufficient independence from individual product owners and delivery organisations.</w:t>
+        <w:t>Assurance: a layered assurance model covering doctrine, evidence, professional content, learning design, delivery quality and operational relevance, with sufficient independence from individual product owners and delivery organisations.</w:t>
       </w:r>
     </w:p>
     <w:p>
@@ -2776,7 +2790,7 @@
         </w:pBdr>
         <w:rPr/>
       </w:pPr>
-      <w:bookmarkStart w:id="7" w:name="__RefHeading___Toc400_3029750867"/>
+      <w:bookmarkStart w:id="7" w:name="__RefHeading___Toc401_3124142782"/>
       <w:bookmarkEnd w:id="7"/>
       <w:r>
         <w:rPr>
@@ -2872,7 +2886,7 @@
           <w:b w:val="false"/>
           <w:i w:val="false"/>
         </w:rPr>
-        <w:t xml:space="preserve"> the proposed definitions of Combat Mindset, Performance Under Pressure and the Army Combat Mindset Framework as the baseline for wider staffing and refinement.</w:t>
+        <w:t xml:space="preserve"> the proposed definitions of Combat Mindset, Performance Under Pressure and the Combat Mindset Framework as the baseline for wider staffing and refinement.</w:t>
       </w:r>
     </w:p>
     <w:p>
@@ -2908,7 +2922,7 @@
           <w:b w:val="false"/>
           <w:i w:val="false"/>
         </w:rPr>
-        <w:t xml:space="preserve"> development of the Army Combat Mindset Framework through the proposed capability and product stocktake, framework-development activity and stakeholder forum, noting that the provisional capability pillars and the contribution, maturity, evidence, ownership and appropriate nesting of existing products — including the NZALC Performance Under Pressure package, COGCON and NZDF Psychology products — will be validated through this process.</w:t>
+        <w:t xml:space="preserve"> development of the Combat Mindset Framework through the proposed capability and product assessment, framework design and validation activity, noting that the provisional capability pillars and the contribution, maturity, evidence, ownership and appropriate nesting of existing products (including the NZALC Performance Under Pressure package, COGCON and NZDF Psychology products) will be validated through this process.</w:t>
       </w:r>
     </w:p>
     <w:p>
@@ -3016,7 +3030,7 @@
           <w:b w:val="false"/>
           <w:i w:val="false"/>
         </w:rPr>
-        <w:t xml:space="preserve"> the status of Harder to Kill within the proposed Combat Mindset tagline — Remain effective. Act decisively. Harder to kill. — endorsing, deferring or rejecting its inclusion.</w:t>
+        <w:t xml:space="preserve"> the status of Harder to Kill within the proposed Combat Mindset tagline (Remain effective. Act decisively. Harder to kill.), endorsing, deferring or rejecting its inclusion.</w:t>
       </w:r>
     </w:p>
     <w:p>
@@ -3078,7 +3092,7 @@
         <w:spacing w:before="0" w:after="160"/>
         <w:rPr/>
       </w:pPr>
-      <w:bookmarkStart w:id="8" w:name="__RefHeading___Toc402_3029750867"/>
+      <w:bookmarkStart w:id="8" w:name="__RefHeading___Toc403_3124142782"/>
       <w:bookmarkEnd w:id="8"/>
       <w:r>
         <w:rPr>
@@ -3174,7 +3188,7 @@
           <w:b w:val="false"/>
           <w:i w:val="false"/>
         </w:rPr>
-        <w:t>Performance Under Pressure and Combat Mindset in the New Zealand Army — Draft Capability Note, NZALC, July 2026.</w:t>
+        <w:t>Performance Under Pressure and Combat Mindset in the New Zealand Army (Draft Capability Note), NZALC, July 2026.</w:t>
       </w:r>
     </w:p>
     <w:p>
@@ -3224,7 +3238,7 @@
           <w:b w:val="false"/>
           <w:i w:val="false"/>
         </w:rPr>
-        <w:t>Relevant NZDF Psychology, ILD and doctrinal holdings will be confirmed and referenced through the Phase 1 stocktake.</w:t>
+        <w:t>Relevant NZDF Psychology, ILD and doctrinal holdings will be confirmed and referenced through the Phase 2 assessment.</w:t>
       </w:r>
     </w:p>
     <w:p>
@@ -3235,7 +3249,7 @@
         </w:pBdr>
         <w:rPr/>
       </w:pPr>
-      <w:bookmarkStart w:id="9" w:name="__RefHeading___Toc404_3029750867"/>
+      <w:bookmarkStart w:id="9" w:name="__RefHeading___Toc405_3124142782"/>
       <w:bookmarkEnd w:id="9"/>
       <w:r>
         <w:rPr>
@@ -3245,21 +3259,21 @@
           <w:color w:val="002516"/>
           <w:sz w:val="28"/>
         </w:rPr>
-        <w:t>Annex A — Interim governance and division of functions</w:t>
-      </w:r>
-    </w:p>
-    <w:p>
-      <w:pPr>
-        <w:pStyle w:val="Normal"/>
-        <w:rPr/>
-      </w:pPr>
-      <w:r>
-        <w:rPr>
-          <w:rFonts w:cs="Book Antiqua"/>
-          <w:b w:val="false"/>
-          <w:i w:val="false"/>
-        </w:rPr>
-        <w:t>The following division of functions is proposed for confirmation at Phase 0 and refinement through the Phase 1 stocktake and stakeholder forum.</w:t>
+        <w:t>Annex A: Interim governance and division of functions</w:t>
+      </w:r>
+    </w:p>
+    <w:p>
+      <w:pPr>
+        <w:pStyle w:val="Normal"/>
+        <w:rPr/>
+      </w:pPr>
+      <w:r>
+        <w:rPr>
+          <w:rFonts w:cs="Book Antiqua"/>
+          <w:b w:val="false"/>
+          <w:i w:val="false"/>
+        </w:rPr>
+        <w:t>The following division of functions is proposed for confirmation at Phase 1 and refinement through the Phase 2 assessment and Phase 4 validation.</w:t>
       </w:r>
     </w:p>
     <w:tbl>
@@ -4202,7 +4216,7 @@
         <w:color w:val="000000"/>
         <w:sz w:val="17"/>
       </w:rPr>
-      <w:t>Combat Mindset — Proposed Way Forward</w:t>
+      <w:t>Combat Mindset Framework Proposal</w:t>
       <w:tab/>
       <w:t>ACS 2026</w:t>
       <w:tab/>
@@ -4334,7 +4348,7 @@
         <w:color w:val="000000"/>
         <w:sz w:val="17"/>
       </w:rPr>
-      <w:t>Combat Mindset — Proposed Way Forward</w:t>
+      <w:t>Combat Mindset Framework Proposal</w:t>
       <w:tab/>
       <w:t>ACS 2026</w:t>
       <w:tab/>
@@ -4496,7 +4510,7 @@
         <w:color w:val="000000"/>
         <w:sz w:val="17"/>
       </w:rPr>
-      <w:t>Combat Mindset — Proposed Way Forward</w:t>
+      <w:t>Combat Mindset Framework Proposal</w:t>
       <w:tab/>
       <w:t>ACS 2026</w:t>
       <w:tab/>
@@ -4642,7 +4656,7 @@
         <w:color w:val="000000"/>
         <w:sz w:val="17"/>
       </w:rPr>
-      <w:t>Combat Mindset — Proposed Way Forward</w:t>
+      <w:t>Combat Mindset Framework Proposal</w:t>
       <w:tab/>
       <w:t>ACS 2026</w:t>
       <w:tab/>

--- a/output/combat-mindset-way-forward.docx
+++ b/output/combat-mindset-way-forward.docx
@@ -87,22 +87,7 @@
     <w:p>
       <w:pPr>
         <w:pStyle w:val="Normal"/>
-        <w:spacing w:before="120" w:after="280"/>
-        <w:rPr/>
-      </w:pPr>
-      <w:r>
-        <w:rPr>
-          <w:rFonts w:cs="Arial" w:ascii="Arial" w:hAnsi="Arial"/>
-          <w:color w:val="002516"/>
-          <w:sz w:val="26"/>
-        </w:rPr>
-        <w:t>Defining, developing and assuring the human-performance capability Army requires to remain effective in combat.</w:t>
-      </w:r>
-    </w:p>
-    <w:p>
-      <w:pPr>
-        <w:pStyle w:val="Normal"/>
-        <w:spacing w:before="0" w:after="40"/>
+        <w:spacing w:before="160" w:after="40"/>
         <w:rPr/>
       </w:pPr>
       <w:r>
@@ -117,7 +102,7 @@
     <w:p>
       <w:pPr>
         <w:pStyle w:val="Normal"/>
-        <w:spacing w:before="0" w:after="80"/>
+        <w:spacing w:before="0" w:after="1680"/>
         <w:rPr/>
       </w:pPr>
       <w:r>
@@ -128,21 +113,6 @@
           <w:sz w:val="26"/>
         </w:rPr>
         <w:t>Harder to kill.</w:t>
-      </w:r>
-    </w:p>
-    <w:p>
-      <w:pPr>
-        <w:pStyle w:val="Normal"/>
-        <w:spacing w:before="0" w:after="1680"/>
-        <w:rPr/>
-      </w:pPr>
-      <w:r>
-        <w:rPr>
-          <w:rFonts w:cs="Arial" w:ascii="Arial" w:hAnsi="Arial"/>
-          <w:color w:val="002516"/>
-          <w:sz w:val="18"/>
-        </w:rPr>
-        <w:t>Proposed tagline, subject to sponsor endorsement</w:t>
       </w:r>
     </w:p>
     <w:p>
@@ -264,7 +234,7 @@
           <w:color w:val="000000"/>
           <w:sz w:val="20"/>
         </w:rPr>
-        <w:t>Draft v0.9</w:t>
+        <w:t>Draft v1.0</w:t>
       </w:r>
     </w:p>
     <w:p>
@@ -334,7 +304,7 @@
             </w:rPr>
             <w:fldChar w:fldCharType="separate"/>
           </w:r>
-          <w:hyperlink w:anchor="__RefHeading___Toc387_3124142782">
+          <w:hyperlink w:anchor="__RefHeading___Toc385_3287448013">
             <w:r>
               <w:rPr>
                 <w:webHidden/>
@@ -361,7 +331,7 @@
             </w:tabs>
             <w:rPr/>
           </w:pPr>
-          <w:hyperlink w:anchor="__RefHeading___Toc389_3124142782">
+          <w:hyperlink w:anchor="__RefHeading___Toc387_3287448013">
             <w:r>
               <w:rPr>
                 <w:webHidden/>
@@ -388,7 +358,7 @@
             </w:tabs>
             <w:rPr/>
           </w:pPr>
-          <w:hyperlink w:anchor="__RefHeading___Toc391_3124142782">
+          <w:hyperlink w:anchor="__RefHeading___Toc389_3287448013">
             <w:r>
               <w:rPr>
                 <w:webHidden/>
@@ -415,7 +385,7 @@
             </w:tabs>
             <w:rPr/>
           </w:pPr>
-          <w:hyperlink w:anchor="__RefHeading___Toc393_3124142782">
+          <w:hyperlink w:anchor="__RefHeading___Toc391_3287448013">
             <w:r>
               <w:rPr>
                 <w:webHidden/>
@@ -442,7 +412,7 @@
             </w:tabs>
             <w:rPr/>
           </w:pPr>
-          <w:hyperlink w:anchor="__RefHeading___Toc395_3124142782">
+          <w:hyperlink w:anchor="__RefHeading___Toc393_3287448013">
             <w:r>
               <w:rPr>
                 <w:webHidden/>
@@ -469,7 +439,7 @@
             </w:tabs>
             <w:rPr/>
           </w:pPr>
-          <w:hyperlink w:anchor="__RefHeading___Toc397_3124142782">
+          <w:hyperlink w:anchor="__RefHeading___Toc395_3287448013">
             <w:r>
               <w:rPr>
                 <w:webHidden/>
@@ -496,7 +466,7 @@
             </w:tabs>
             <w:rPr/>
           </w:pPr>
-          <w:hyperlink w:anchor="__RefHeading___Toc399_3124142782">
+          <w:hyperlink w:anchor="__RefHeading___Toc397_3287448013">
             <w:r>
               <w:rPr>
                 <w:webHidden/>
@@ -523,7 +493,7 @@
             </w:tabs>
             <w:rPr/>
           </w:pPr>
-          <w:hyperlink w:anchor="__RefHeading___Toc401_3124142782">
+          <w:hyperlink w:anchor="__RefHeading___Toc399_3287448013">
             <w:r>
               <w:rPr>
                 <w:webHidden/>
@@ -550,7 +520,7 @@
             </w:tabs>
             <w:rPr/>
           </w:pPr>
-          <w:hyperlink w:anchor="__RefHeading___Toc403_3124142782">
+          <w:hyperlink w:anchor="__RefHeading___Toc401_3287448013">
             <w:r>
               <w:rPr>
                 <w:webHidden/>
@@ -577,7 +547,7 @@
             </w:tabs>
             <w:rPr/>
           </w:pPr>
-          <w:hyperlink w:anchor="__RefHeading___Toc405_3124142782">
+          <w:hyperlink w:anchor="__RefHeading___Toc403_3287448013">
             <w:r>
               <w:rPr>
                 <w:webHidden/>
@@ -632,7 +602,7 @@
         <w:spacing w:before="0" w:after="160"/>
         <w:rPr/>
       </w:pPr>
-      <w:bookmarkStart w:id="0" w:name="__RefHeading___Toc387_3124142782"/>
+      <w:bookmarkStart w:id="0" w:name="__RefHeading___Toc385_3287448013"/>
       <w:bookmarkEnd w:id="0"/>
       <w:r>
         <w:rPr>
@@ -714,7 +684,7 @@
         </w:pBdr>
         <w:rPr/>
       </w:pPr>
-      <w:bookmarkStart w:id="1" w:name="__RefHeading___Toc389_3124142782"/>
+      <w:bookmarkStart w:id="1" w:name="__RefHeading___Toc387_3287448013"/>
       <w:bookmarkEnd w:id="1"/>
       <w:r>
         <w:rPr>
@@ -776,7 +746,7 @@
         </w:pBdr>
         <w:rPr/>
       </w:pPr>
-      <w:bookmarkStart w:id="2" w:name="__RefHeading___Toc391_3124142782"/>
+      <w:bookmarkStart w:id="2" w:name="__RefHeading___Toc389_3287448013"/>
       <w:bookmarkEnd w:id="2"/>
       <w:r>
         <w:rPr>
@@ -884,7 +854,7 @@
         </w:pBdr>
         <w:rPr/>
       </w:pPr>
-      <w:bookmarkStart w:id="3" w:name="__RefHeading___Toc393_3124142782"/>
+      <w:bookmarkStart w:id="3" w:name="__RefHeading___Toc391_3287448013"/>
       <w:bookmarkEnd w:id="3"/>
       <w:r>
         <w:rPr>
@@ -1442,7 +1412,7 @@
         </w:pBdr>
         <w:rPr/>
       </w:pPr>
-      <w:bookmarkStart w:id="4" w:name="__RefHeading___Toc395_3124142782"/>
+      <w:bookmarkStart w:id="4" w:name="__RefHeading___Toc393_3287448013"/>
       <w:bookmarkEnd w:id="4"/>
       <w:r>
         <w:rPr>
@@ -1608,7 +1578,7 @@
         </w:pBdr>
         <w:rPr/>
       </w:pPr>
-      <w:bookmarkStart w:id="5" w:name="__RefHeading___Toc397_3124142782"/>
+      <w:bookmarkStart w:id="5" w:name="__RefHeading___Toc395_3287448013"/>
       <w:bookmarkEnd w:id="5"/>
       <w:r>
         <w:rPr>
@@ -2490,7 +2460,7 @@
         </w:pBdr>
         <w:rPr/>
       </w:pPr>
-      <w:bookmarkStart w:id="6" w:name="__RefHeading___Toc399_3124142782"/>
+      <w:bookmarkStart w:id="6" w:name="__RefHeading___Toc397_3287448013"/>
       <w:bookmarkEnd w:id="6"/>
       <w:r>
         <w:rPr>
@@ -2790,7 +2760,7 @@
         </w:pBdr>
         <w:rPr/>
       </w:pPr>
-      <w:bookmarkStart w:id="7" w:name="__RefHeading___Toc401_3124142782"/>
+      <w:bookmarkStart w:id="7" w:name="__RefHeading___Toc399_3287448013"/>
       <w:bookmarkEnd w:id="7"/>
       <w:r>
         <w:rPr>
@@ -3092,7 +3062,7 @@
         <w:spacing w:before="0" w:after="160"/>
         <w:rPr/>
       </w:pPr>
-      <w:bookmarkStart w:id="8" w:name="__RefHeading___Toc403_3124142782"/>
+      <w:bookmarkStart w:id="8" w:name="__RefHeading___Toc401_3287448013"/>
       <w:bookmarkEnd w:id="8"/>
       <w:r>
         <w:rPr>
@@ -3249,7 +3219,7 @@
         </w:pBdr>
         <w:rPr/>
       </w:pPr>
-      <w:bookmarkStart w:id="9" w:name="__RefHeading___Toc405_3124142782"/>
+      <w:bookmarkStart w:id="9" w:name="__RefHeading___Toc403_3287448013"/>
       <w:bookmarkEnd w:id="9"/>
       <w:r>
         <w:rPr>

--- a/output/combat-mindset-way-forward.docx
+++ b/output/combat-mindset-way-forward.docx
@@ -304,7 +304,7 @@
             </w:rPr>
             <w:fldChar w:fldCharType="separate"/>
           </w:r>
-          <w:hyperlink w:anchor="__RefHeading___Toc385_3287448013">
+          <w:hyperlink w:anchor="__RefHeading___Toc385_4017517749">
             <w:r>
               <w:rPr>
                 <w:webHidden/>
@@ -331,7 +331,7 @@
             </w:tabs>
             <w:rPr/>
           </w:pPr>
-          <w:hyperlink w:anchor="__RefHeading___Toc387_3287448013">
+          <w:hyperlink w:anchor="__RefHeading___Toc387_4017517749">
             <w:r>
               <w:rPr>
                 <w:webHidden/>
@@ -358,7 +358,7 @@
             </w:tabs>
             <w:rPr/>
           </w:pPr>
-          <w:hyperlink w:anchor="__RefHeading___Toc389_3287448013">
+          <w:hyperlink w:anchor="__RefHeading___Toc389_4017517749">
             <w:r>
               <w:rPr>
                 <w:webHidden/>
@@ -385,7 +385,7 @@
             </w:tabs>
             <w:rPr/>
           </w:pPr>
-          <w:hyperlink w:anchor="__RefHeading___Toc391_3287448013">
+          <w:hyperlink w:anchor="__RefHeading___Toc391_4017517749">
             <w:r>
               <w:rPr>
                 <w:webHidden/>
@@ -412,7 +412,7 @@
             </w:tabs>
             <w:rPr/>
           </w:pPr>
-          <w:hyperlink w:anchor="__RefHeading___Toc393_3287448013">
+          <w:hyperlink w:anchor="__RefHeading___Toc393_4017517749">
             <w:r>
               <w:rPr>
                 <w:webHidden/>
@@ -439,7 +439,7 @@
             </w:tabs>
             <w:rPr/>
           </w:pPr>
-          <w:hyperlink w:anchor="__RefHeading___Toc395_3287448013">
+          <w:hyperlink w:anchor="__RefHeading___Toc395_4017517749">
             <w:r>
               <w:rPr>
                 <w:webHidden/>
@@ -466,7 +466,7 @@
             </w:tabs>
             <w:rPr/>
           </w:pPr>
-          <w:hyperlink w:anchor="__RefHeading___Toc397_3287448013">
+          <w:hyperlink w:anchor="__RefHeading___Toc397_4017517749">
             <w:r>
               <w:rPr>
                 <w:webHidden/>
@@ -493,7 +493,7 @@
             </w:tabs>
             <w:rPr/>
           </w:pPr>
-          <w:hyperlink w:anchor="__RefHeading___Toc399_3287448013">
+          <w:hyperlink w:anchor="__RefHeading___Toc399_4017517749">
             <w:r>
               <w:rPr>
                 <w:webHidden/>
@@ -520,7 +520,7 @@
             </w:tabs>
             <w:rPr/>
           </w:pPr>
-          <w:hyperlink w:anchor="__RefHeading___Toc401_3287448013">
+          <w:hyperlink w:anchor="__RefHeading___Toc401_4017517749">
             <w:r>
               <w:rPr>
                 <w:webHidden/>
@@ -547,7 +547,7 @@
             </w:tabs>
             <w:rPr/>
           </w:pPr>
-          <w:hyperlink w:anchor="__RefHeading___Toc403_3287448013">
+          <w:hyperlink w:anchor="__RefHeading___Toc403_4017517749">
             <w:r>
               <w:rPr>
                 <w:webHidden/>
@@ -602,7 +602,7 @@
         <w:spacing w:before="0" w:after="160"/>
         <w:rPr/>
       </w:pPr>
-      <w:bookmarkStart w:id="0" w:name="__RefHeading___Toc385_3287448013"/>
+      <w:bookmarkStart w:id="0" w:name="__RefHeading___Toc385_4017517749"/>
       <w:bookmarkEnd w:id="0"/>
       <w:r>
         <w:rPr>
@@ -625,21 +625,21 @@
           <w:footerReference w:type="first" r:id="rId14"/>
           <w:type w:val="nextPage"/>
           <w:pgSz w:w="11906" w:h="16838"/>
-          <w:pgMar w:left="425" w:right="425" w:gutter="0" w:header="624" w:top="681" w:footer="624" w:bottom="794"/>
+          <w:pgMar w:left="1417" w:right="1417" w:gutter="0" w:header="624" w:top="1361" w:footer="624" w:bottom="1361"/>
           <w:pgNumType w:fmt="decimal"/>
           <w:formProt w:val="false"/>
           <w:textDirection w:val="lrTb"/>
           <w:docGrid w:type="default" w:linePitch="360" w:charSpace="0"/>
         </w:sectPr>
         <w:pStyle w:val="Normal"/>
-        <w:jc w:val="center"/>
+        <w:jc w:val="left"/>
         <w:rPr/>
       </w:pPr>
       <w:r>
         <w:rPr/>
         <w:drawing>
           <wp:inline distT="0" distB="0" distL="0" distR="0">
-            <wp:extent cx="6623685" cy="9039225"/>
+            <wp:extent cx="5760085" cy="7860030"/>
             <wp:effectExtent l="0" t="0" r="0" b="0"/>
             <wp:docPr id="2" name="Picture 2" descr=""/>
             <wp:cNvGraphicFramePr>
@@ -663,7 +663,7 @@
                   <pic:spPr bwMode="auto">
                     <a:xfrm>
                       <a:off x="0" y="0"/>
-                      <a:ext cx="6623685" cy="9039225"/>
+                      <a:ext cx="5760085" cy="7860030"/>
                     </a:xfrm>
                     <a:prstGeom prst="rect">
                       <a:avLst/>
@@ -684,7 +684,7 @@
         </w:pBdr>
         <w:rPr/>
       </w:pPr>
-      <w:bookmarkStart w:id="1" w:name="__RefHeading___Toc387_3287448013"/>
+      <w:bookmarkStart w:id="1" w:name="__RefHeading___Toc387_4017517749"/>
       <w:bookmarkEnd w:id="1"/>
       <w:r>
         <w:rPr>
@@ -746,7 +746,7 @@
         </w:pBdr>
         <w:rPr/>
       </w:pPr>
-      <w:bookmarkStart w:id="2" w:name="__RefHeading___Toc389_3287448013"/>
+      <w:bookmarkStart w:id="2" w:name="__RefHeading___Toc389_4017517749"/>
       <w:bookmarkEnd w:id="2"/>
       <w:r>
         <w:rPr>
@@ -854,7 +854,7 @@
         </w:pBdr>
         <w:rPr/>
       </w:pPr>
-      <w:bookmarkStart w:id="3" w:name="__RefHeading___Toc391_3287448013"/>
+      <w:bookmarkStart w:id="3" w:name="__RefHeading___Toc391_4017517749"/>
       <w:bookmarkEnd w:id="3"/>
       <w:r>
         <w:rPr>
@@ -1412,7 +1412,7 @@
         </w:pBdr>
         <w:rPr/>
       </w:pPr>
-      <w:bookmarkStart w:id="4" w:name="__RefHeading___Toc393_3287448013"/>
+      <w:bookmarkStart w:id="4" w:name="__RefHeading___Toc393_4017517749"/>
       <w:bookmarkEnd w:id="4"/>
       <w:r>
         <w:rPr>
@@ -1578,7 +1578,7 @@
         </w:pBdr>
         <w:rPr/>
       </w:pPr>
-      <w:bookmarkStart w:id="5" w:name="__RefHeading___Toc395_3287448013"/>
+      <w:bookmarkStart w:id="5" w:name="__RefHeading___Toc395_4017517749"/>
       <w:bookmarkEnd w:id="5"/>
       <w:r>
         <w:rPr>
@@ -2460,7 +2460,7 @@
         </w:pBdr>
         <w:rPr/>
       </w:pPr>
-      <w:bookmarkStart w:id="6" w:name="__RefHeading___Toc397_3287448013"/>
+      <w:bookmarkStart w:id="6" w:name="__RefHeading___Toc397_4017517749"/>
       <w:bookmarkEnd w:id="6"/>
       <w:r>
         <w:rPr>
@@ -2760,7 +2760,7 @@
         </w:pBdr>
         <w:rPr/>
       </w:pPr>
-      <w:bookmarkStart w:id="7" w:name="__RefHeading___Toc399_3287448013"/>
+      <w:bookmarkStart w:id="7" w:name="__RefHeading___Toc399_4017517749"/>
       <w:bookmarkEnd w:id="7"/>
       <w:r>
         <w:rPr>
@@ -3062,7 +3062,7 @@
         <w:spacing w:before="0" w:after="160"/>
         <w:rPr/>
       </w:pPr>
-      <w:bookmarkStart w:id="8" w:name="__RefHeading___Toc401_3287448013"/>
+      <w:bookmarkStart w:id="8" w:name="__RefHeading___Toc401_4017517749"/>
       <w:bookmarkEnd w:id="8"/>
       <w:r>
         <w:rPr>
@@ -3219,7 +3219,7 @@
         </w:pBdr>
         <w:rPr/>
       </w:pPr>
-      <w:bookmarkStart w:id="9" w:name="__RefHeading___Toc403_3287448013"/>
+      <w:bookmarkStart w:id="9" w:name="__RefHeading___Toc403_4017517749"/>
       <w:bookmarkEnd w:id="9"/>
       <w:r>
         <w:rPr>
@@ -4467,8 +4467,8 @@
       <w:pStyle w:val="Normal"/>
       <w:tabs>
         <w:tab w:val="clear" w:pos="720"/>
-        <w:tab w:val="center" w:pos="5528" w:leader="none"/>
-        <w:tab w:val="right" w:pos="11055" w:leader="none"/>
+        <w:tab w:val="center" w:pos="4535" w:leader="none"/>
+        <w:tab w:val="right" w:pos="9071" w:leader="none"/>
       </w:tabs>
       <w:spacing w:before="40" w:after="0"/>
       <w:rPr/>

--- a/output/combat-mindset-way-forward.docx
+++ b/output/combat-mindset-way-forward.docx
@@ -304,7 +304,7 @@
             </w:rPr>
             <w:fldChar w:fldCharType="separate"/>
           </w:r>
-          <w:hyperlink w:anchor="__RefHeading___Toc385_4017517749">
+          <w:hyperlink w:anchor="__RefHeading___Toc385_1167437784">
             <w:r>
               <w:rPr>
                 <w:webHidden/>
@@ -331,7 +331,7 @@
             </w:tabs>
             <w:rPr/>
           </w:pPr>
-          <w:hyperlink w:anchor="__RefHeading___Toc387_4017517749">
+          <w:hyperlink w:anchor="__RefHeading___Toc387_1167437784">
             <w:r>
               <w:rPr>
                 <w:webHidden/>
@@ -358,7 +358,7 @@
             </w:tabs>
             <w:rPr/>
           </w:pPr>
-          <w:hyperlink w:anchor="__RefHeading___Toc389_4017517749">
+          <w:hyperlink w:anchor="__RefHeading___Toc389_1167437784">
             <w:r>
               <w:rPr>
                 <w:webHidden/>
@@ -385,7 +385,7 @@
             </w:tabs>
             <w:rPr/>
           </w:pPr>
-          <w:hyperlink w:anchor="__RefHeading___Toc391_4017517749">
+          <w:hyperlink w:anchor="__RefHeading___Toc391_1167437784">
             <w:r>
               <w:rPr>
                 <w:webHidden/>
@@ -399,7 +399,7 @@
                 <w:rStyle w:val="IndexLink"/>
               </w:rPr>
               <w:tab/>
-              <w:t>5</w:t>
+              <w:t>4</w:t>
             </w:r>
           </w:hyperlink>
         </w:p>
@@ -412,7 +412,7 @@
             </w:tabs>
             <w:rPr/>
           </w:pPr>
-          <w:hyperlink w:anchor="__RefHeading___Toc393_4017517749">
+          <w:hyperlink w:anchor="__RefHeading___Toc393_1167437784">
             <w:r>
               <w:rPr>
                 <w:webHidden/>
@@ -439,7 +439,7 @@
             </w:tabs>
             <w:rPr/>
           </w:pPr>
-          <w:hyperlink w:anchor="__RefHeading___Toc395_4017517749">
+          <w:hyperlink w:anchor="__RefHeading___Toc395_1167437784">
             <w:r>
               <w:rPr>
                 <w:webHidden/>
@@ -466,7 +466,7 @@
             </w:tabs>
             <w:rPr/>
           </w:pPr>
-          <w:hyperlink w:anchor="__RefHeading___Toc397_4017517749">
+          <w:hyperlink w:anchor="__RefHeading___Toc397_1167437784">
             <w:r>
               <w:rPr>
                 <w:webHidden/>
@@ -493,7 +493,7 @@
             </w:tabs>
             <w:rPr/>
           </w:pPr>
-          <w:hyperlink w:anchor="__RefHeading___Toc399_4017517749">
+          <w:hyperlink w:anchor="__RefHeading___Toc399_1167437784">
             <w:r>
               <w:rPr>
                 <w:webHidden/>
@@ -520,7 +520,7 @@
             </w:tabs>
             <w:rPr/>
           </w:pPr>
-          <w:hyperlink w:anchor="__RefHeading___Toc401_4017517749">
+          <w:hyperlink w:anchor="__RefHeading___Toc401_1167437784">
             <w:r>
               <w:rPr>
                 <w:webHidden/>
@@ -547,7 +547,7 @@
             </w:tabs>
             <w:rPr/>
           </w:pPr>
-          <w:hyperlink w:anchor="__RefHeading___Toc403_4017517749">
+          <w:hyperlink w:anchor="__RefHeading___Toc403_1167437784">
             <w:r>
               <w:rPr>
                 <w:webHidden/>
@@ -602,7 +602,7 @@
         <w:spacing w:before="0" w:after="160"/>
         <w:rPr/>
       </w:pPr>
-      <w:bookmarkStart w:id="0" w:name="__RefHeading___Toc385_4017517749"/>
+      <w:bookmarkStart w:id="0" w:name="__RefHeading___Toc385_1167437784"/>
       <w:bookmarkEnd w:id="0"/>
       <w:r>
         <w:rPr>
@@ -684,7 +684,7 @@
         </w:pBdr>
         <w:rPr/>
       </w:pPr>
-      <w:bookmarkStart w:id="1" w:name="__RefHeading___Toc387_4017517749"/>
+      <w:bookmarkStart w:id="1" w:name="__RefHeading___Toc387_1167437784"/>
       <w:bookmarkEnd w:id="1"/>
       <w:r>
         <w:rPr>
@@ -708,21 +708,21 @@
           <w:b w:val="false"/>
           <w:i w:val="false"/>
         </w:rPr>
-        <w:t>This paper responds to COMDT ACS direction of 16 July 2026 for NZ Army Leadership Centre (NZALC) and the Human Performance Cell (HPC) to jointly develop a strategy to close the Combat Mindset doctrine and policy gap. It proposes an agreed problem statement, formal definitions and their relationship for decision, the Combat Mindset Framework as the organising system, a programme of work, interim governance and assurance arrangements, and the process by which existing training products will be assessed and nested beneath the framework.</w:t>
-      </w:r>
-    </w:p>
-    <w:p>
-      <w:pPr>
-        <w:pStyle w:val="Normal"/>
-        <w:rPr/>
-      </w:pPr>
-      <w:r>
-        <w:rPr>
-          <w:rFonts w:cs="Book Antiqua"/>
-          <w:b w:val="false"/>
-          <w:i w:val="false"/>
-        </w:rPr>
-        <w:t>This paper is a scoping and decision paper. It does not present final Combat Mindset doctrine. It seeks endorsement of the initial definitions, interim governance and programme of work required to develop, validate and staff the Combat Mindset Framework. The definitions are a drafting baseline; the capability pillars are provisional; the Phase 2 assessment and Phase 4 validation will confirm the final architecture; and existing products will be assessed rather than automatically adopted. Final recommendations will return to COMDT ACS in November 2026.</w:t>
+        <w:t>This paper responds to COMDT ACS direction of 16 July 2026 for NZ Army Leadership Centre (NZALC), in conjunction with the Human Performance Cell (HPC), to develop a strategy to close the Combat Mindset policy and doctrine gap. It proposes a problem statement, initial working definitions and their relationship, the Combat Mindset Framework as the organising system, and a programme of work, for decision.</w:t>
+      </w:r>
+    </w:p>
+    <w:p>
+      <w:pPr>
+        <w:pStyle w:val="Normal"/>
+        <w:rPr/>
+      </w:pPr>
+      <w:r>
+        <w:rPr>
+          <w:rFonts w:cs="Book Antiqua"/>
+          <w:b w:val="false"/>
+          <w:i w:val="false"/>
+        </w:rPr>
+        <w:t>The programme of work is phased: Phase 1 defines terminology, governance, roles and responsibilities; Phase 2 assesses existing doctrine, products, delivery and governance; Phase 3 designs the framework, its delivery system and outcomes; Phase 4 validates the framework with key stakeholders and conducts bounded pilots; and Phase 5 delivers the framework for approval and implementation. Final recommendations and an implementation back brief will return to COMDT ACS in November 2026.</w:t>
       </w:r>
     </w:p>
     <w:p>
@@ -746,7 +746,7 @@
         </w:pBdr>
         <w:rPr/>
       </w:pPr>
-      <w:bookmarkStart w:id="2" w:name="__RefHeading___Toc389_4017517749"/>
+      <w:bookmarkStart w:id="2" w:name="__RefHeading___Toc389_1167437784"/>
       <w:bookmarkEnd w:id="2"/>
       <w:r>
         <w:rPr>
@@ -854,7 +854,7 @@
         </w:pBdr>
         <w:rPr/>
       </w:pPr>
-      <w:bookmarkStart w:id="3" w:name="__RefHeading___Toc391_4017517749"/>
+      <w:bookmarkStart w:id="3" w:name="__RefHeading___Toc391_1167437784"/>
       <w:bookmarkEnd w:id="3"/>
       <w:r>
         <w:rPr>
@@ -1412,7 +1412,7 @@
         </w:pBdr>
         <w:rPr/>
       </w:pPr>
-      <w:bookmarkStart w:id="4" w:name="__RefHeading___Toc393_4017517749"/>
+      <w:bookmarkStart w:id="4" w:name="__RefHeading___Toc393_1167437784"/>
       <w:bookmarkEnd w:id="4"/>
       <w:r>
         <w:rPr>
@@ -1578,7 +1578,7 @@
         </w:pBdr>
         <w:rPr/>
       </w:pPr>
-      <w:bookmarkStart w:id="5" w:name="__RefHeading___Toc395_4017517749"/>
+      <w:bookmarkStart w:id="5" w:name="__RefHeading___Toc395_1167437784"/>
       <w:bookmarkEnd w:id="5"/>
       <w:r>
         <w:rPr>
@@ -2460,7 +2460,7 @@
         </w:pBdr>
         <w:rPr/>
       </w:pPr>
-      <w:bookmarkStart w:id="6" w:name="__RefHeading___Toc397_4017517749"/>
+      <w:bookmarkStart w:id="6" w:name="__RefHeading___Toc397_1167437784"/>
       <w:bookmarkEnd w:id="6"/>
       <w:r>
         <w:rPr>
@@ -2760,7 +2760,7 @@
         </w:pBdr>
         <w:rPr/>
       </w:pPr>
-      <w:bookmarkStart w:id="7" w:name="__RefHeading___Toc399_4017517749"/>
+      <w:bookmarkStart w:id="7" w:name="__RefHeading___Toc399_1167437784"/>
       <w:bookmarkEnd w:id="7"/>
       <w:r>
         <w:rPr>
@@ -3062,7 +3062,7 @@
         <w:spacing w:before="0" w:after="160"/>
         <w:rPr/>
       </w:pPr>
-      <w:bookmarkStart w:id="8" w:name="__RefHeading___Toc401_4017517749"/>
+      <w:bookmarkStart w:id="8" w:name="__RefHeading___Toc401_1167437784"/>
       <w:bookmarkEnd w:id="8"/>
       <w:r>
         <w:rPr>
@@ -3219,7 +3219,7 @@
         </w:pBdr>
         <w:rPr/>
       </w:pPr>
-      <w:bookmarkStart w:id="9" w:name="__RefHeading___Toc403_4017517749"/>
+      <w:bookmarkStart w:id="9" w:name="__RefHeading___Toc403_1167437784"/>
       <w:bookmarkEnd w:id="9"/>
       <w:r>
         <w:rPr>

--- a/output/combat-mindset-way-forward.docx
+++ b/output/combat-mindset-way-forward.docx
@@ -304,7 +304,7 @@
             </w:rPr>
             <w:fldChar w:fldCharType="separate"/>
           </w:r>
-          <w:hyperlink w:anchor="__RefHeading___Toc385_1167437784">
+          <w:hyperlink w:anchor="__RefHeading___Toc386_1911398084">
             <w:r>
               <w:rPr>
                 <w:webHidden/>
@@ -331,7 +331,7 @@
             </w:tabs>
             <w:rPr/>
           </w:pPr>
-          <w:hyperlink w:anchor="__RefHeading___Toc387_1167437784">
+          <w:hyperlink w:anchor="__RefHeading___Toc388_1911398084">
             <w:r>
               <w:rPr>
                 <w:webHidden/>
@@ -358,7 +358,7 @@
             </w:tabs>
             <w:rPr/>
           </w:pPr>
-          <w:hyperlink w:anchor="__RefHeading___Toc389_1167437784">
+          <w:hyperlink w:anchor="__RefHeading___Toc390_1911398084">
             <w:r>
               <w:rPr>
                 <w:webHidden/>
@@ -385,7 +385,7 @@
             </w:tabs>
             <w:rPr/>
           </w:pPr>
-          <w:hyperlink w:anchor="__RefHeading___Toc391_1167437784">
+          <w:hyperlink w:anchor="__RefHeading___Toc392_1911398084">
             <w:r>
               <w:rPr>
                 <w:webHidden/>
@@ -412,7 +412,7 @@
             </w:tabs>
             <w:rPr/>
           </w:pPr>
-          <w:hyperlink w:anchor="__RefHeading___Toc393_1167437784">
+          <w:hyperlink w:anchor="__RefHeading___Toc394_1911398084">
             <w:r>
               <w:rPr>
                 <w:webHidden/>
@@ -439,7 +439,7 @@
             </w:tabs>
             <w:rPr/>
           </w:pPr>
-          <w:hyperlink w:anchor="__RefHeading___Toc395_1167437784">
+          <w:hyperlink w:anchor="__RefHeading___Toc396_1911398084">
             <w:r>
               <w:rPr>
                 <w:webHidden/>
@@ -466,7 +466,7 @@
             </w:tabs>
             <w:rPr/>
           </w:pPr>
-          <w:hyperlink w:anchor="__RefHeading___Toc397_1167437784">
+          <w:hyperlink w:anchor="__RefHeading___Toc398_1911398084">
             <w:r>
               <w:rPr>
                 <w:webHidden/>
@@ -493,7 +493,7 @@
             </w:tabs>
             <w:rPr/>
           </w:pPr>
-          <w:hyperlink w:anchor="__RefHeading___Toc399_1167437784">
+          <w:hyperlink w:anchor="__RefHeading___Toc400_1911398084">
             <w:r>
               <w:rPr>
                 <w:webHidden/>
@@ -520,7 +520,7 @@
             </w:tabs>
             <w:rPr/>
           </w:pPr>
-          <w:hyperlink w:anchor="__RefHeading___Toc401_1167437784">
+          <w:hyperlink w:anchor="__RefHeading___Toc402_1911398084">
             <w:r>
               <w:rPr>
                 <w:webHidden/>
@@ -547,7 +547,7 @@
             </w:tabs>
             <w:rPr/>
           </w:pPr>
-          <w:hyperlink w:anchor="__RefHeading___Toc403_1167437784">
+          <w:hyperlink w:anchor="__RefHeading___Toc404_1911398084">
             <w:r>
               <w:rPr>
                 <w:webHidden/>
@@ -602,7 +602,7 @@
         <w:spacing w:before="0" w:after="160"/>
         <w:rPr/>
       </w:pPr>
-      <w:bookmarkStart w:id="0" w:name="__RefHeading___Toc385_1167437784"/>
+      <w:bookmarkStart w:id="0" w:name="__RefHeading___Toc386_1911398084"/>
       <w:bookmarkEnd w:id="0"/>
       <w:r>
         <w:rPr>
@@ -684,7 +684,7 @@
         </w:pBdr>
         <w:rPr/>
       </w:pPr>
-      <w:bookmarkStart w:id="1" w:name="__RefHeading___Toc387_1167437784"/>
+      <w:bookmarkStart w:id="1" w:name="__RefHeading___Toc388_1911398084"/>
       <w:bookmarkEnd w:id="1"/>
       <w:r>
         <w:rPr>
@@ -722,7 +722,21 @@
           <w:b w:val="false"/>
           <w:i w:val="false"/>
         </w:rPr>
-        <w:t>The programme of work is phased: Phase 1 defines terminology, governance, roles and responsibilities; Phase 2 assesses existing doctrine, products, delivery and governance; Phase 3 designs the framework, its delivery system and outcomes; Phase 4 validates the framework with key stakeholders and conducts bounded pilots; and Phase 5 delivers the framework for approval and implementation. Final recommendations and an implementation back brief will return to COMDT ACS in November 2026.</w:t>
+        <w:t>The programme of work is phased: Phase 1 defines terminology, governance, roles and responsibilities; Phase 2 assesses existing doctrine, products, delivery and governance; Phase 3 designs the framework, its delivery system and outcomes; Phase 4 validates the framework with key stakeholders and conducts bounded pilots; and Phase 5 delivers the framework for approval and implementation.</w:t>
+      </w:r>
+    </w:p>
+    <w:p>
+      <w:pPr>
+        <w:pStyle w:val="Normal"/>
+        <w:rPr/>
+      </w:pPr>
+      <w:r>
+        <w:rPr>
+          <w:rFonts w:cs="Book Antiqua"/>
+          <w:b w:val="false"/>
+          <w:i w:val="false"/>
+        </w:rPr>
+        <w:t>Final recommendations and an implementation back brief will return to COMDT ACS in November 2026.</w:t>
       </w:r>
     </w:p>
     <w:p>
@@ -746,7 +760,7 @@
         </w:pBdr>
         <w:rPr/>
       </w:pPr>
-      <w:bookmarkStart w:id="2" w:name="__RefHeading___Toc389_1167437784"/>
+      <w:bookmarkStart w:id="2" w:name="__RefHeading___Toc390_1911398084"/>
       <w:bookmarkEnd w:id="2"/>
       <w:r>
         <w:rPr>
@@ -854,7 +868,7 @@
         </w:pBdr>
         <w:rPr/>
       </w:pPr>
-      <w:bookmarkStart w:id="3" w:name="__RefHeading___Toc391_1167437784"/>
+      <w:bookmarkStart w:id="3" w:name="__RefHeading___Toc392_1911398084"/>
       <w:bookmarkEnd w:id="3"/>
       <w:r>
         <w:rPr>
@@ -1412,7 +1426,7 @@
         </w:pBdr>
         <w:rPr/>
       </w:pPr>
-      <w:bookmarkStart w:id="4" w:name="__RefHeading___Toc393_1167437784"/>
+      <w:bookmarkStart w:id="4" w:name="__RefHeading___Toc394_1911398084"/>
       <w:bookmarkEnd w:id="4"/>
       <w:r>
         <w:rPr>
@@ -1578,7 +1592,7 @@
         </w:pBdr>
         <w:rPr/>
       </w:pPr>
-      <w:bookmarkStart w:id="5" w:name="__RefHeading___Toc395_1167437784"/>
+      <w:bookmarkStart w:id="5" w:name="__RefHeading___Toc396_1911398084"/>
       <w:bookmarkEnd w:id="5"/>
       <w:r>
         <w:rPr>
@@ -2460,7 +2474,7 @@
         </w:pBdr>
         <w:rPr/>
       </w:pPr>
-      <w:bookmarkStart w:id="6" w:name="__RefHeading___Toc397_1167437784"/>
+      <w:bookmarkStart w:id="6" w:name="__RefHeading___Toc398_1911398084"/>
       <w:bookmarkEnd w:id="6"/>
       <w:r>
         <w:rPr>
@@ -2760,7 +2774,7 @@
         </w:pBdr>
         <w:rPr/>
       </w:pPr>
-      <w:bookmarkStart w:id="7" w:name="__RefHeading___Toc399_1167437784"/>
+      <w:bookmarkStart w:id="7" w:name="__RefHeading___Toc400_1911398084"/>
       <w:bookmarkEnd w:id="7"/>
       <w:r>
         <w:rPr>
@@ -3062,7 +3076,7 @@
         <w:spacing w:before="0" w:after="160"/>
         <w:rPr/>
       </w:pPr>
-      <w:bookmarkStart w:id="8" w:name="__RefHeading___Toc401_1167437784"/>
+      <w:bookmarkStart w:id="8" w:name="__RefHeading___Toc402_1911398084"/>
       <w:bookmarkEnd w:id="8"/>
       <w:r>
         <w:rPr>
@@ -3219,7 +3233,7 @@
         </w:pBdr>
         <w:rPr/>
       </w:pPr>
-      <w:bookmarkStart w:id="9" w:name="__RefHeading___Toc403_1167437784"/>
+      <w:bookmarkStart w:id="9" w:name="__RefHeading___Toc404_1911398084"/>
       <w:bookmarkEnd w:id="9"/>
       <w:r>
         <w:rPr>

--- a/output/combat-mindset-way-forward.docx
+++ b/output/combat-mindset-way-forward.docx
@@ -304,7 +304,7 @@
             </w:rPr>
             <w:fldChar w:fldCharType="separate"/>
           </w:r>
-          <w:hyperlink w:anchor="__RefHeading___Toc386_1911398084">
+          <w:hyperlink w:anchor="__RefHeading___Toc386_3799086776">
             <w:r>
               <w:rPr>
                 <w:webHidden/>
@@ -331,7 +331,7 @@
             </w:tabs>
             <w:rPr/>
           </w:pPr>
-          <w:hyperlink w:anchor="__RefHeading___Toc388_1911398084">
+          <w:hyperlink w:anchor="__RefHeading___Toc388_3799086776">
             <w:r>
               <w:rPr>
                 <w:webHidden/>
@@ -358,7 +358,7 @@
             </w:tabs>
             <w:rPr/>
           </w:pPr>
-          <w:hyperlink w:anchor="__RefHeading___Toc390_1911398084">
+          <w:hyperlink w:anchor="__RefHeading___Toc390_3799086776">
             <w:r>
               <w:rPr>
                 <w:webHidden/>
@@ -385,7 +385,7 @@
             </w:tabs>
             <w:rPr/>
           </w:pPr>
-          <w:hyperlink w:anchor="__RefHeading___Toc392_1911398084">
+          <w:hyperlink w:anchor="__RefHeading___Toc392_3799086776">
             <w:r>
               <w:rPr>
                 <w:webHidden/>
@@ -412,7 +412,7 @@
             </w:tabs>
             <w:rPr/>
           </w:pPr>
-          <w:hyperlink w:anchor="__RefHeading___Toc394_1911398084">
+          <w:hyperlink w:anchor="__RefHeading___Toc394_3799086776">
             <w:r>
               <w:rPr>
                 <w:webHidden/>
@@ -439,7 +439,7 @@
             </w:tabs>
             <w:rPr/>
           </w:pPr>
-          <w:hyperlink w:anchor="__RefHeading___Toc396_1911398084">
+          <w:hyperlink w:anchor="__RefHeading___Toc396_3799086776">
             <w:r>
               <w:rPr>
                 <w:webHidden/>
@@ -466,7 +466,7 @@
             </w:tabs>
             <w:rPr/>
           </w:pPr>
-          <w:hyperlink w:anchor="__RefHeading___Toc398_1911398084">
+          <w:hyperlink w:anchor="__RefHeading___Toc398_3799086776">
             <w:r>
               <w:rPr>
                 <w:webHidden/>
@@ -493,7 +493,7 @@
             </w:tabs>
             <w:rPr/>
           </w:pPr>
-          <w:hyperlink w:anchor="__RefHeading___Toc400_1911398084">
+          <w:hyperlink w:anchor="__RefHeading___Toc400_3799086776">
             <w:r>
               <w:rPr>
                 <w:webHidden/>
@@ -520,7 +520,7 @@
             </w:tabs>
             <w:rPr/>
           </w:pPr>
-          <w:hyperlink w:anchor="__RefHeading___Toc402_1911398084">
+          <w:hyperlink w:anchor="__RefHeading___Toc402_3799086776">
             <w:r>
               <w:rPr>
                 <w:webHidden/>
@@ -547,7 +547,7 @@
             </w:tabs>
             <w:rPr/>
           </w:pPr>
-          <w:hyperlink w:anchor="__RefHeading___Toc404_1911398084">
+          <w:hyperlink w:anchor="__RefHeading___Toc404_3799086776">
             <w:r>
               <w:rPr>
                 <w:webHidden/>
@@ -602,7 +602,7 @@
         <w:spacing w:before="0" w:after="160"/>
         <w:rPr/>
       </w:pPr>
-      <w:bookmarkStart w:id="0" w:name="__RefHeading___Toc386_1911398084"/>
+      <w:bookmarkStart w:id="0" w:name="__RefHeading___Toc386_3799086776"/>
       <w:bookmarkEnd w:id="0"/>
       <w:r>
         <w:rPr>
@@ -684,7 +684,7 @@
         </w:pBdr>
         <w:rPr/>
       </w:pPr>
-      <w:bookmarkStart w:id="1" w:name="__RefHeading___Toc388_1911398084"/>
+      <w:bookmarkStart w:id="1" w:name="__RefHeading___Toc388_3799086776"/>
       <w:bookmarkEnd w:id="1"/>
       <w:r>
         <w:rPr>
@@ -760,7 +760,7 @@
         </w:pBdr>
         <w:rPr/>
       </w:pPr>
-      <w:bookmarkStart w:id="2" w:name="__RefHeading___Toc390_1911398084"/>
+      <w:bookmarkStart w:id="2" w:name="__RefHeading___Toc390_3799086776"/>
       <w:bookmarkEnd w:id="2"/>
       <w:r>
         <w:rPr>
@@ -784,7 +784,7 @@
           <w:b w:val="false"/>
           <w:i w:val="false"/>
         </w:rPr>
-        <w:t>Considerable work on Combat Mindset and Performance Under Pressure already exists across Army (notably by NZDF Psychology) and elements of it have been endorsed in various settings. What Army does not yet have is a coherent, Army-wide doctrine, governance and assurance model for Combat Mindset, despite the term's active use and Army's drive toward an increased Warfighter Focus. The COMDT ACS guidance reaches the same diagnosis:</w:t>
+        <w:t>Considerable work on Combat Mindset and Performance Under Pressure already exists across Army. What Army does not yet have is a coherent doctrine, governance and assurance model for Combat Mindset. The COMDT ACS guidance reaches the same diagnosis:</w:t>
       </w:r>
     </w:p>
     <w:p>
@@ -844,7 +844,7 @@
           <w:b w:val="false"/>
           <w:i w:val="false"/>
         </w:rPr>
-        <w:t>The doctrinal requirement is therefore to define the human-performance capability Army requires, consolidate the substantial body of work that already exists beneath it, and describe its combat-specific expression. Sufficient evidence and existing capability are available to commence governance, the capability assessment and framework development immediately.</w:t>
+        <w:t>The doctrinal requirement is therefore to define the human-performance capability Army requires, consolidate the substantial body of work that already exists beneath it, and describe its combat-specific expression. Sufficient evidence and existing capability are available to commence this programme of work in order to achieve that end state.</w:t>
       </w:r>
     </w:p>
     <w:p>
@@ -868,7 +868,7 @@
         </w:pBdr>
         <w:rPr/>
       </w:pPr>
-      <w:bookmarkStart w:id="3" w:name="__RefHeading___Toc392_1911398084"/>
+      <w:bookmarkStart w:id="3" w:name="__RefHeading___Toc392_3799086776"/>
       <w:bookmarkEnd w:id="3"/>
       <w:r>
         <w:rPr>
@@ -1426,7 +1426,7 @@
         </w:pBdr>
         <w:rPr/>
       </w:pPr>
-      <w:bookmarkStart w:id="4" w:name="__RefHeading___Toc394_1911398084"/>
+      <w:bookmarkStart w:id="4" w:name="__RefHeading___Toc394_3799086776"/>
       <w:bookmarkEnd w:id="4"/>
       <w:r>
         <w:rPr>
@@ -1592,7 +1592,7 @@
         </w:pBdr>
         <w:rPr/>
       </w:pPr>
-      <w:bookmarkStart w:id="5" w:name="__RefHeading___Toc396_1911398084"/>
+      <w:bookmarkStart w:id="5" w:name="__RefHeading___Toc396_3799086776"/>
       <w:bookmarkEnd w:id="5"/>
       <w:r>
         <w:rPr>
@@ -2474,7 +2474,7 @@
         </w:pBdr>
         <w:rPr/>
       </w:pPr>
-      <w:bookmarkStart w:id="6" w:name="__RefHeading___Toc398_1911398084"/>
+      <w:bookmarkStart w:id="6" w:name="__RefHeading___Toc398_3799086776"/>
       <w:bookmarkEnd w:id="6"/>
       <w:r>
         <w:rPr>
@@ -2774,7 +2774,7 @@
         </w:pBdr>
         <w:rPr/>
       </w:pPr>
-      <w:bookmarkStart w:id="7" w:name="__RefHeading___Toc400_1911398084"/>
+      <w:bookmarkStart w:id="7" w:name="__RefHeading___Toc400_3799086776"/>
       <w:bookmarkEnd w:id="7"/>
       <w:r>
         <w:rPr>
@@ -3076,7 +3076,7 @@
         <w:spacing w:before="0" w:after="160"/>
         <w:rPr/>
       </w:pPr>
-      <w:bookmarkStart w:id="8" w:name="__RefHeading___Toc402_1911398084"/>
+      <w:bookmarkStart w:id="8" w:name="__RefHeading___Toc402_3799086776"/>
       <w:bookmarkEnd w:id="8"/>
       <w:r>
         <w:rPr>
@@ -3233,7 +3233,7 @@
         </w:pBdr>
         <w:rPr/>
       </w:pPr>
-      <w:bookmarkStart w:id="9" w:name="__RefHeading___Toc404_1911398084"/>
+      <w:bookmarkStart w:id="9" w:name="__RefHeading___Toc404_3799086776"/>
       <w:bookmarkEnd w:id="9"/>
       <w:r>
         <w:rPr>

--- a/output/combat-mindset-way-forward.docx
+++ b/output/combat-mindset-way-forward.docx
@@ -304,7 +304,7 @@
             </w:rPr>
             <w:fldChar w:fldCharType="separate"/>
           </w:r>
-          <w:hyperlink w:anchor="__RefHeading___Toc386_3799086776">
+          <w:hyperlink w:anchor="__RefHeading___Toc386_2624487905">
             <w:r>
               <w:rPr>
                 <w:webHidden/>
@@ -331,7 +331,7 @@
             </w:tabs>
             <w:rPr/>
           </w:pPr>
-          <w:hyperlink w:anchor="__RefHeading___Toc388_3799086776">
+          <w:hyperlink w:anchor="__RefHeading___Toc388_2624487905">
             <w:r>
               <w:rPr>
                 <w:webHidden/>
@@ -358,7 +358,7 @@
             </w:tabs>
             <w:rPr/>
           </w:pPr>
-          <w:hyperlink w:anchor="__RefHeading___Toc390_3799086776">
+          <w:hyperlink w:anchor="__RefHeading___Toc390_2624487905">
             <w:r>
               <w:rPr>
                 <w:webHidden/>
@@ -385,14 +385,14 @@
             </w:tabs>
             <w:rPr/>
           </w:pPr>
-          <w:hyperlink w:anchor="__RefHeading___Toc392_3799086776">
+          <w:hyperlink w:anchor="__RefHeading___Toc392_2624487905">
             <w:r>
               <w:rPr>
                 <w:webHidden/>
                 <w:rStyle w:val="IndexLink"/>
                 <w:i w:val="false"/>
               </w:rPr>
-              <w:t>2. Terminology and definitions: decision sought</w:t>
+              <w:t>2. Terminology and definitions</w:t>
             </w:r>
             <w:r>
               <w:rPr>
@@ -412,7 +412,7 @@
             </w:tabs>
             <w:rPr/>
           </w:pPr>
-          <w:hyperlink w:anchor="__RefHeading___Toc394_3799086776">
+          <w:hyperlink w:anchor="__RefHeading___Toc394_2624487905">
             <w:r>
               <w:rPr>
                 <w:webHidden/>
@@ -439,7 +439,7 @@
             </w:tabs>
             <w:rPr/>
           </w:pPr>
-          <w:hyperlink w:anchor="__RefHeading___Toc396_3799086776">
+          <w:hyperlink w:anchor="__RefHeading___Toc396_2624487905">
             <w:r>
               <w:rPr>
                 <w:webHidden/>
@@ -466,7 +466,7 @@
             </w:tabs>
             <w:rPr/>
           </w:pPr>
-          <w:hyperlink w:anchor="__RefHeading___Toc398_3799086776">
+          <w:hyperlink w:anchor="__RefHeading___Toc398_2624487905">
             <w:r>
               <w:rPr>
                 <w:webHidden/>
@@ -493,7 +493,7 @@
             </w:tabs>
             <w:rPr/>
           </w:pPr>
-          <w:hyperlink w:anchor="__RefHeading___Toc400_3799086776">
+          <w:hyperlink w:anchor="__RefHeading___Toc400_2624487905">
             <w:r>
               <w:rPr>
                 <w:webHidden/>
@@ -520,7 +520,7 @@
             </w:tabs>
             <w:rPr/>
           </w:pPr>
-          <w:hyperlink w:anchor="__RefHeading___Toc402_3799086776">
+          <w:hyperlink w:anchor="__RefHeading___Toc402_2624487905">
             <w:r>
               <w:rPr>
                 <w:webHidden/>
@@ -547,7 +547,7 @@
             </w:tabs>
             <w:rPr/>
           </w:pPr>
-          <w:hyperlink w:anchor="__RefHeading___Toc404_3799086776">
+          <w:hyperlink w:anchor="__RefHeading___Toc404_2624487905">
             <w:r>
               <w:rPr>
                 <w:webHidden/>
@@ -602,7 +602,7 @@
         <w:spacing w:before="0" w:after="160"/>
         <w:rPr/>
       </w:pPr>
-      <w:bookmarkStart w:id="0" w:name="__RefHeading___Toc386_3799086776"/>
+      <w:bookmarkStart w:id="0" w:name="__RefHeading___Toc386_2624487905"/>
       <w:bookmarkEnd w:id="0"/>
       <w:r>
         <w:rPr>
@@ -684,7 +684,7 @@
         </w:pBdr>
         <w:rPr/>
       </w:pPr>
-      <w:bookmarkStart w:id="1" w:name="__RefHeading___Toc388_3799086776"/>
+      <w:bookmarkStart w:id="1" w:name="__RefHeading___Toc388_2624487905"/>
       <w:bookmarkEnd w:id="1"/>
       <w:r>
         <w:rPr>
@@ -760,7 +760,7 @@
         </w:pBdr>
         <w:rPr/>
       </w:pPr>
-      <w:bookmarkStart w:id="2" w:name="__RefHeading___Toc390_3799086776"/>
+      <w:bookmarkStart w:id="2" w:name="__RefHeading___Toc390_2624487905"/>
       <w:bookmarkEnd w:id="2"/>
       <w:r>
         <w:rPr>
@@ -868,7 +868,7 @@
         </w:pBdr>
         <w:rPr/>
       </w:pPr>
-      <w:bookmarkStart w:id="3" w:name="__RefHeading___Toc392_3799086776"/>
+      <w:bookmarkStart w:id="3" w:name="__RefHeading___Toc392_2624487905"/>
       <w:bookmarkEnd w:id="3"/>
       <w:r>
         <w:rPr>
@@ -878,7 +878,7 @@
           <w:color w:val="002516"/>
           <w:sz w:val="28"/>
         </w:rPr>
-        <w:t>2. Terminology and definitions: decision sought</w:t>
+        <w:t>2. Terminology and definitions</w:t>
       </w:r>
     </w:p>
     <w:p>
@@ -1056,19 +1056,15 @@
     <w:p>
       <w:pPr>
         <w:pStyle w:val="Normal"/>
-        <w:pBdr>
-          <w:left w:val="single" w:sz="28" w:space="8" w:color="C62026"/>
-        </w:pBdr>
-        <w:shd w:val="clear" w:color="auto" w:fill="CDD2B7"/>
-        <w:spacing w:before="200" w:after="200"/>
-        <w:ind w:left="340" w:right="340"/>
-        <w:rPr/>
-      </w:pPr>
-      <w:r>
-        <w:rPr>
-          <w:rFonts w:cs="Book Antiqua"/>
-          <w:b/>
-          <w:i w:val="false"/>
+        <w:spacing w:before="120" w:after="160"/>
+        <w:ind w:left="567" w:right="567"/>
+        <w:rPr/>
+      </w:pPr>
+      <w:r>
+        <w:rPr>
+          <w:rFonts w:cs="Book Antiqua"/>
+          <w:b w:val="false"/>
+          <w:i/>
         </w:rPr>
         <w:t>Performance Under Pressure describes the trainable human-performance capability. Combat Mindset describes the specifically combat-oriented expression of that capability.</w:t>
       </w:r>
@@ -1426,7 +1422,7 @@
         </w:pBdr>
         <w:rPr/>
       </w:pPr>
-      <w:bookmarkStart w:id="4" w:name="__RefHeading___Toc394_3799086776"/>
+      <w:bookmarkStart w:id="4" w:name="__RefHeading___Toc394_2624487905"/>
       <w:bookmarkEnd w:id="4"/>
       <w:r>
         <w:rPr>
@@ -1592,7 +1588,7 @@
         </w:pBdr>
         <w:rPr/>
       </w:pPr>
-      <w:bookmarkStart w:id="5" w:name="__RefHeading___Toc396_3799086776"/>
+      <w:bookmarkStart w:id="5" w:name="__RefHeading___Toc396_2624487905"/>
       <w:bookmarkEnd w:id="5"/>
       <w:r>
         <w:rPr>
@@ -2474,7 +2470,7 @@
         </w:pBdr>
         <w:rPr/>
       </w:pPr>
-      <w:bookmarkStart w:id="6" w:name="__RefHeading___Toc398_3799086776"/>
+      <w:bookmarkStart w:id="6" w:name="__RefHeading___Toc398_2624487905"/>
       <w:bookmarkEnd w:id="6"/>
       <w:r>
         <w:rPr>
@@ -2774,7 +2770,7 @@
         </w:pBdr>
         <w:rPr/>
       </w:pPr>
-      <w:bookmarkStart w:id="7" w:name="__RefHeading___Toc400_3799086776"/>
+      <w:bookmarkStart w:id="7" w:name="__RefHeading___Toc400_2624487905"/>
       <w:bookmarkEnd w:id="7"/>
       <w:r>
         <w:rPr>
@@ -3076,7 +3072,7 @@
         <w:spacing w:before="0" w:after="160"/>
         <w:rPr/>
       </w:pPr>
-      <w:bookmarkStart w:id="8" w:name="__RefHeading___Toc402_3799086776"/>
+      <w:bookmarkStart w:id="8" w:name="__RefHeading___Toc402_2624487905"/>
       <w:bookmarkEnd w:id="8"/>
       <w:r>
         <w:rPr>
@@ -3233,7 +3229,7 @@
         </w:pBdr>
         <w:rPr/>
       </w:pPr>
-      <w:bookmarkStart w:id="9" w:name="__RefHeading___Toc404_3799086776"/>
+      <w:bookmarkStart w:id="9" w:name="__RefHeading___Toc404_2624487905"/>
       <w:bookmarkEnd w:id="9"/>
       <w:r>
         <w:rPr>

--- a/output/combat-mindset-way-forward.docx
+++ b/output/combat-mindset-way-forward.docx
@@ -304,7 +304,7 @@
             </w:rPr>
             <w:fldChar w:fldCharType="separate"/>
           </w:r>
-          <w:hyperlink w:anchor="__RefHeading___Toc386_2624487905">
+          <w:hyperlink w:anchor="__RefHeading___Toc387_1870298719">
             <w:r>
               <w:rPr>
                 <w:webHidden/>
@@ -331,7 +331,7 @@
             </w:tabs>
             <w:rPr/>
           </w:pPr>
-          <w:hyperlink w:anchor="__RefHeading___Toc388_2624487905">
+          <w:hyperlink w:anchor="__RefHeading___Toc389_1870298719">
             <w:r>
               <w:rPr>
                 <w:webHidden/>
@@ -358,7 +358,7 @@
             </w:tabs>
             <w:rPr/>
           </w:pPr>
-          <w:hyperlink w:anchor="__RefHeading___Toc390_2624487905">
+          <w:hyperlink w:anchor="__RefHeading___Toc391_1870298719">
             <w:r>
               <w:rPr>
                 <w:webHidden/>
@@ -385,7 +385,7 @@
             </w:tabs>
             <w:rPr/>
           </w:pPr>
-          <w:hyperlink w:anchor="__RefHeading___Toc392_2624487905">
+          <w:hyperlink w:anchor="__RefHeading___Toc393_1870298719">
             <w:r>
               <w:rPr>
                 <w:webHidden/>
@@ -412,7 +412,7 @@
             </w:tabs>
             <w:rPr/>
           </w:pPr>
-          <w:hyperlink w:anchor="__RefHeading___Toc394_2624487905">
+          <w:hyperlink w:anchor="__RefHeading___Toc395_1870298719">
             <w:r>
               <w:rPr>
                 <w:webHidden/>
@@ -439,7 +439,7 @@
             </w:tabs>
             <w:rPr/>
           </w:pPr>
-          <w:hyperlink w:anchor="__RefHeading___Toc396_2624487905">
+          <w:hyperlink w:anchor="__RefHeading___Toc397_1870298719">
             <w:r>
               <w:rPr>
                 <w:webHidden/>
@@ -466,7 +466,7 @@
             </w:tabs>
             <w:rPr/>
           </w:pPr>
-          <w:hyperlink w:anchor="__RefHeading___Toc398_2624487905">
+          <w:hyperlink w:anchor="__RefHeading___Toc399_1870298719">
             <w:r>
               <w:rPr>
                 <w:webHidden/>
@@ -493,7 +493,7 @@
             </w:tabs>
             <w:rPr/>
           </w:pPr>
-          <w:hyperlink w:anchor="__RefHeading___Toc400_2624487905">
+          <w:hyperlink w:anchor="__RefHeading___Toc401_1870298719">
             <w:r>
               <w:rPr>
                 <w:webHidden/>
@@ -520,7 +520,7 @@
             </w:tabs>
             <w:rPr/>
           </w:pPr>
-          <w:hyperlink w:anchor="__RefHeading___Toc402_2624487905">
+          <w:hyperlink w:anchor="__RefHeading___Toc403_1870298719">
             <w:r>
               <w:rPr>
                 <w:webHidden/>
@@ -547,7 +547,7 @@
             </w:tabs>
             <w:rPr/>
           </w:pPr>
-          <w:hyperlink w:anchor="__RefHeading___Toc404_2624487905">
+          <w:hyperlink w:anchor="__RefHeading___Toc405_1870298719">
             <w:r>
               <w:rPr>
                 <w:webHidden/>
@@ -602,7 +602,7 @@
         <w:spacing w:before="0" w:after="160"/>
         <w:rPr/>
       </w:pPr>
-      <w:bookmarkStart w:id="0" w:name="__RefHeading___Toc386_2624487905"/>
+      <w:bookmarkStart w:id="0" w:name="__RefHeading___Toc387_1870298719"/>
       <w:bookmarkEnd w:id="0"/>
       <w:r>
         <w:rPr>
@@ -684,7 +684,7 @@
         </w:pBdr>
         <w:rPr/>
       </w:pPr>
-      <w:bookmarkStart w:id="1" w:name="__RefHeading___Toc388_2624487905"/>
+      <w:bookmarkStart w:id="1" w:name="__RefHeading___Toc389_1870298719"/>
       <w:bookmarkEnd w:id="1"/>
       <w:r>
         <w:rPr>
@@ -760,7 +760,7 @@
         </w:pBdr>
         <w:rPr/>
       </w:pPr>
-      <w:bookmarkStart w:id="2" w:name="__RefHeading___Toc390_2624487905"/>
+      <w:bookmarkStart w:id="2" w:name="__RefHeading___Toc391_1870298719"/>
       <w:bookmarkEnd w:id="2"/>
       <w:r>
         <w:rPr>
@@ -868,7 +868,7 @@
         </w:pBdr>
         <w:rPr/>
       </w:pPr>
-      <w:bookmarkStart w:id="3" w:name="__RefHeading___Toc392_2624487905"/>
+      <w:bookmarkStart w:id="3" w:name="__RefHeading___Toc393_1870298719"/>
       <w:bookmarkEnd w:id="3"/>
       <w:r>
         <w:rPr>
@@ -1422,7 +1422,7 @@
         </w:pBdr>
         <w:rPr/>
       </w:pPr>
-      <w:bookmarkStart w:id="4" w:name="__RefHeading___Toc394_2624487905"/>
+      <w:bookmarkStart w:id="4" w:name="__RefHeading___Toc395_1870298719"/>
       <w:bookmarkEnd w:id="4"/>
       <w:r>
         <w:rPr>
@@ -1437,34 +1437,6 @@
     </w:p>
     <w:p>
       <w:pPr>
-        <w:pStyle w:val="Normal"/>
-        <w:rPr/>
-      </w:pPr>
-      <w:r>
-        <w:rPr>
-          <w:rFonts w:cs="Book Antiqua"/>
-          <w:b w:val="false"/>
-          <w:i w:val="false"/>
-        </w:rPr>
-        <w:t>Allied armies have fielded comparable integrated human-performance programmes, including US Army Holistic Health and Fitness [verify], UK Op SMART [verify] and ADF BattleSMART [verify]. The structure proposed in this paper (a single organising framework beneath which existing products are nested and assured) is consistent with that direction.</w:t>
-      </w:r>
-    </w:p>
-    <w:p>
-      <w:pPr>
-        <w:pStyle w:val="Normal"/>
-        <w:rPr/>
-      </w:pPr>
-      <w:r>
-        <w:rPr>
-          <w:rFonts w:cs="Book Antiqua"/>
-          <w:b w:val="false"/>
-          <w:i w:val="false"/>
-        </w:rPr>
-        <w:t>A full assessment of existing capability and products will be completed during Phase 2. The products described below contribute to the development of Performance Under Pressure and, where applied in a warfighting context, to Combat Mindset. They do not constitute the doctrinal definitions or the complete framework in isolation. Initial holdings include the following.</w:t>
-      </w:r>
-    </w:p>
-    <w:p>
-      <w:pPr>
         <w:pStyle w:val="Heading2"/>
         <w:rPr/>
       </w:pPr>
@@ -1476,7 +1448,23 @@
           <w:color w:val="000000"/>
           <w:sz w:val="22"/>
         </w:rPr>
-        <w:t>NZALC Performance Under Pressure package</w:t>
+        <w:t>Within ACS</w:t>
+      </w:r>
+    </w:p>
+    <w:p>
+      <w:pPr>
+        <w:pStyle w:val="Normal"/>
+        <w:rPr/>
+      </w:pPr>
+      <w:r>
+        <w:rPr>
+          <w:rFonts w:cs="Arial" w:ascii="Arial" w:hAnsi="Arial"/>
+          <w:b/>
+          <w:i w:val="false"/>
+          <w:color w:val="002516"/>
+          <w:sz w:val="20"/>
+        </w:rPr>
+        <w:t>NZALC Leadership Development System</w:t>
       </w:r>
     </w:p>
     <w:p>
@@ -1491,6 +1479,36 @@
           <w:i w:val="false"/>
         </w:rPr>
         <w:t>NZALC delivers a leadership-development approach incorporating Performance = Potential – Interference, Red Head–Blue Head, Prepare–Perform–Recover, mental-skills techniques, psychometrics, experiential activity, feedback and Leadership Development Plans. This material is embedded across Lead Self, Lead Teams, Lead Leaders and Lead Systems.</w:t>
+      </w:r>
+    </w:p>
+    <w:p>
+      <w:pPr>
+        <w:pStyle w:val="Normal"/>
+        <w:rPr/>
+      </w:pPr>
+      <w:r>
+        <w:rPr>
+          <w:rFonts w:cs="Arial" w:ascii="Arial" w:hAnsi="Arial"/>
+          <w:b/>
+          <w:i w:val="false"/>
+          <w:color w:val="002516"/>
+          <w:sz w:val="20"/>
+        </w:rPr>
+        <w:t>HPC Cognitive Conditioning (COGCON)</w:t>
+      </w:r>
+    </w:p>
+    <w:p>
+      <w:pPr>
+        <w:pStyle w:val="Normal"/>
+        <w:rPr/>
+      </w:pPr>
+      <w:r>
+        <w:rPr>
+          <w:rFonts w:cs="Book Antiqua"/>
+          <w:b w:val="false"/>
+          <w:i w:val="false"/>
+        </w:rPr>
+        <w:t>COGCON is a developmental cognitive-conditioning product targeting selected aspects of performance cognition under physical and cognitive load, including arousal regulation, attention, cognitive control and working memory. Feasibility trials in military training have demonstrated acceptability and promising training trends. Its causal effectiveness, operational transfer, readiness validity, scalability and enduring delivery model have not yet been established. Its status and appropriate future role will be confirmed through the Phase 2 assessment.</w:t>
       </w:r>
     </w:p>
     <w:p>
@@ -1506,37 +1524,23 @@
           <w:color w:val="000000"/>
           <w:sz w:val="22"/>
         </w:rPr>
-        <w:t>Human Performance Cell Cognitive Conditioning programme (COGCON)</w:t>
-      </w:r>
-    </w:p>
-    <w:p>
-      <w:pPr>
-        <w:pStyle w:val="Normal"/>
-        <w:rPr/>
-      </w:pPr>
-      <w:r>
-        <w:rPr>
-          <w:rFonts w:cs="Book Antiqua"/>
-          <w:b w:val="false"/>
-          <w:i w:val="false"/>
-        </w:rPr>
-        <w:t>COGCON is a developmental cognitive-conditioning product targeting selected aspects of performance cognition under physical and cognitive load, including arousal regulation, attention, cognitive control and working memory. Feasibility trials in military training have demonstrated acceptability and promising training trends. Its causal effectiveness, operational transfer, readiness validity, scalability and enduring delivery model have not yet been established. Its status and appropriate future role will be confirmed through the Phase 2 assessment.</w:t>
-      </w:r>
-    </w:p>
-    <w:p>
-      <w:pPr>
-        <w:pStyle w:val="Heading2"/>
-        <w:rPr/>
-      </w:pPr>
-      <w:r>
-        <w:rPr>
-          <w:rFonts w:cs="Arial" w:ascii="Arial" w:hAnsi="Arial"/>
-          <w:b/>
-          <w:i w:val="false"/>
-          <w:color w:val="000000"/>
-          <w:sz w:val="22"/>
-        </w:rPr>
-        <w:t>NZDF Psychology, ILD and other stakeholders</w:t>
+        <w:t>Outside ACS</w:t>
+      </w:r>
+    </w:p>
+    <w:p>
+      <w:pPr>
+        <w:pStyle w:val="Normal"/>
+        <w:rPr/>
+      </w:pPr>
+      <w:r>
+        <w:rPr>
+          <w:rFonts w:cs="Arial" w:ascii="Arial" w:hAnsi="Arial"/>
+          <w:b/>
+          <w:i w:val="false"/>
+          <w:color w:val="002516"/>
+          <w:sz w:val="20"/>
+        </w:rPr>
+        <w:t>Army Psychology Services, ILD and other stakeholders</w:t>
       </w:r>
     </w:p>
     <w:p>
@@ -1565,6 +1569,20 @@
           <w:i w:val="false"/>
         </w:rPr>
         <w:t>Initial review indicates considerable conceptual alignment across existing products. The Combat Mindset Framework will establish a common doctrinal language beneath which individual products and methods can be appropriately nested. It will not require all products to use identical internal methodologies, provided they align to the endorsed framework, outcomes and assurance requirements.</w:t>
+      </w:r>
+    </w:p>
+    <w:p>
+      <w:pPr>
+        <w:pStyle w:val="Normal"/>
+        <w:rPr/>
+      </w:pPr>
+      <w:r>
+        <w:rPr>
+          <w:rFonts w:cs="Book Antiqua"/>
+          <w:b w:val="false"/>
+          <w:i w:val="false"/>
+        </w:rPr>
+        <w:t>A full assessment of existing capability and products will be completed during Phase 2. The products described above contribute to the development of Performance Under Pressure and, where applied in a warfighting context, to Combat Mindset. They do not constitute the doctrinal definitions or the complete framework in isolation.</w:t>
       </w:r>
     </w:p>
     <w:p>
@@ -1588,7 +1606,7 @@
         </w:pBdr>
         <w:rPr/>
       </w:pPr>
-      <w:bookmarkStart w:id="5" w:name="__RefHeading___Toc396_2624487905"/>
+      <w:bookmarkStart w:id="5" w:name="__RefHeading___Toc397_1870298719"/>
       <w:bookmarkEnd w:id="5"/>
       <w:r>
         <w:rPr>
@@ -2470,7 +2488,7 @@
         </w:pBdr>
         <w:rPr/>
       </w:pPr>
-      <w:bookmarkStart w:id="6" w:name="__RefHeading___Toc398_2624487905"/>
+      <w:bookmarkStart w:id="6" w:name="__RefHeading___Toc399_1870298719"/>
       <w:bookmarkEnd w:id="6"/>
       <w:r>
         <w:rPr>
@@ -2770,7 +2788,7 @@
         </w:pBdr>
         <w:rPr/>
       </w:pPr>
-      <w:bookmarkStart w:id="7" w:name="__RefHeading___Toc400_2624487905"/>
+      <w:bookmarkStart w:id="7" w:name="__RefHeading___Toc401_1870298719"/>
       <w:bookmarkEnd w:id="7"/>
       <w:r>
         <w:rPr>
@@ -3072,7 +3090,7 @@
         <w:spacing w:before="0" w:after="160"/>
         <w:rPr/>
       </w:pPr>
-      <w:bookmarkStart w:id="8" w:name="__RefHeading___Toc402_2624487905"/>
+      <w:bookmarkStart w:id="8" w:name="__RefHeading___Toc403_1870298719"/>
       <w:bookmarkEnd w:id="8"/>
       <w:r>
         <w:rPr>
@@ -3229,7 +3247,7 @@
         </w:pBdr>
         <w:rPr/>
       </w:pPr>
-      <w:bookmarkStart w:id="9" w:name="__RefHeading___Toc404_2624487905"/>
+      <w:bookmarkStart w:id="9" w:name="__RefHeading___Toc405_1870298719"/>
       <w:bookmarkEnd w:id="9"/>
       <w:r>
         <w:rPr>

--- a/output/combat-mindset-way-forward.docx
+++ b/output/combat-mindset-way-forward.docx
@@ -304,7 +304,7 @@
             </w:rPr>
             <w:fldChar w:fldCharType="separate"/>
           </w:r>
-          <w:hyperlink w:anchor="__RefHeading___Toc387_1870298719">
+          <w:hyperlink w:anchor="__RefHeading___Toc387_3750230122">
             <w:r>
               <w:rPr>
                 <w:webHidden/>
@@ -331,7 +331,7 @@
             </w:tabs>
             <w:rPr/>
           </w:pPr>
-          <w:hyperlink w:anchor="__RefHeading___Toc389_1870298719">
+          <w:hyperlink w:anchor="__RefHeading___Toc389_3750230122">
             <w:r>
               <w:rPr>
                 <w:webHidden/>
@@ -358,7 +358,7 @@
             </w:tabs>
             <w:rPr/>
           </w:pPr>
-          <w:hyperlink w:anchor="__RefHeading___Toc391_1870298719">
+          <w:hyperlink w:anchor="__RefHeading___Toc391_3750230122">
             <w:r>
               <w:rPr>
                 <w:webHidden/>
@@ -385,7 +385,7 @@
             </w:tabs>
             <w:rPr/>
           </w:pPr>
-          <w:hyperlink w:anchor="__RefHeading___Toc393_1870298719">
+          <w:hyperlink w:anchor="__RefHeading___Toc393_3750230122">
             <w:r>
               <w:rPr>
                 <w:webHidden/>
@@ -412,7 +412,7 @@
             </w:tabs>
             <w:rPr/>
           </w:pPr>
-          <w:hyperlink w:anchor="__RefHeading___Toc395_1870298719">
+          <w:hyperlink w:anchor="__RefHeading___Toc395_3750230122">
             <w:r>
               <w:rPr>
                 <w:webHidden/>
@@ -439,7 +439,7 @@
             </w:tabs>
             <w:rPr/>
           </w:pPr>
-          <w:hyperlink w:anchor="__RefHeading___Toc397_1870298719">
+          <w:hyperlink w:anchor="__RefHeading___Toc397_3750230122">
             <w:r>
               <w:rPr>
                 <w:webHidden/>
@@ -466,7 +466,7 @@
             </w:tabs>
             <w:rPr/>
           </w:pPr>
-          <w:hyperlink w:anchor="__RefHeading___Toc399_1870298719">
+          <w:hyperlink w:anchor="__RefHeading___Toc399_3750230122">
             <w:r>
               <w:rPr>
                 <w:webHidden/>
@@ -493,7 +493,7 @@
             </w:tabs>
             <w:rPr/>
           </w:pPr>
-          <w:hyperlink w:anchor="__RefHeading___Toc401_1870298719">
+          <w:hyperlink w:anchor="__RefHeading___Toc401_3750230122">
             <w:r>
               <w:rPr>
                 <w:webHidden/>
@@ -520,7 +520,7 @@
             </w:tabs>
             <w:rPr/>
           </w:pPr>
-          <w:hyperlink w:anchor="__RefHeading___Toc403_1870298719">
+          <w:hyperlink w:anchor="__RefHeading___Toc403_3750230122">
             <w:r>
               <w:rPr>
                 <w:webHidden/>
@@ -547,7 +547,7 @@
             </w:tabs>
             <w:rPr/>
           </w:pPr>
-          <w:hyperlink w:anchor="__RefHeading___Toc405_1870298719">
+          <w:hyperlink w:anchor="__RefHeading___Toc405_3750230122">
             <w:r>
               <w:rPr>
                 <w:webHidden/>
@@ -602,7 +602,7 @@
         <w:spacing w:before="0" w:after="160"/>
         <w:rPr/>
       </w:pPr>
-      <w:bookmarkStart w:id="0" w:name="__RefHeading___Toc387_1870298719"/>
+      <w:bookmarkStart w:id="0" w:name="__RefHeading___Toc387_3750230122"/>
       <w:bookmarkEnd w:id="0"/>
       <w:r>
         <w:rPr>
@@ -684,7 +684,7 @@
         </w:pBdr>
         <w:rPr/>
       </w:pPr>
-      <w:bookmarkStart w:id="1" w:name="__RefHeading___Toc389_1870298719"/>
+      <w:bookmarkStart w:id="1" w:name="__RefHeading___Toc389_3750230122"/>
       <w:bookmarkEnd w:id="1"/>
       <w:r>
         <w:rPr>
@@ -760,7 +760,7 @@
         </w:pBdr>
         <w:rPr/>
       </w:pPr>
-      <w:bookmarkStart w:id="2" w:name="__RefHeading___Toc391_1870298719"/>
+      <w:bookmarkStart w:id="2" w:name="__RefHeading___Toc391_3750230122"/>
       <w:bookmarkEnd w:id="2"/>
       <w:r>
         <w:rPr>
@@ -868,7 +868,7 @@
         </w:pBdr>
         <w:rPr/>
       </w:pPr>
-      <w:bookmarkStart w:id="3" w:name="__RefHeading___Toc393_1870298719"/>
+      <w:bookmarkStart w:id="3" w:name="__RefHeading___Toc393_3750230122"/>
       <w:bookmarkEnd w:id="3"/>
       <w:r>
         <w:rPr>
@@ -1422,7 +1422,7 @@
         </w:pBdr>
         <w:rPr/>
       </w:pPr>
-      <w:bookmarkStart w:id="4" w:name="__RefHeading___Toc395_1870298719"/>
+      <w:bookmarkStart w:id="4" w:name="__RefHeading___Toc395_3750230122"/>
       <w:bookmarkEnd w:id="4"/>
       <w:r>
         <w:rPr>
@@ -1540,7 +1540,7 @@
           <w:color w:val="002516"/>
           <w:sz w:val="20"/>
         </w:rPr>
-        <w:t>Army Psychology Services, ILD and other stakeholders</w:t>
+        <w:t>Army Psychology Services (APS), ILD and other stakeholders</w:t>
       </w:r>
     </w:p>
     <w:p>
@@ -1606,7 +1606,7 @@
         </w:pBdr>
         <w:rPr/>
       </w:pPr>
-      <w:bookmarkStart w:id="5" w:name="__RefHeading___Toc397_1870298719"/>
+      <w:bookmarkStart w:id="5" w:name="__RefHeading___Toc397_3750230122"/>
       <w:bookmarkEnd w:id="5"/>
       <w:r>
         <w:rPr>
@@ -1690,7 +1690,7 @@
           <w:b w:val="false"/>
           <w:i w:val="false"/>
         </w:rPr>
-        <w:t>Assess existing doctrine, content, products, courses, instructor capability, delivery activity, evidence, ownership and assurance arrangements across ACS, NZALC, HPC, NZDF Psychology, ILD, training establishments and selected units. The assessment will distinguish:</w:t>
+        <w:t>Assess existing doctrine, content, products, courses, instructor capability, delivery activity, evidence, ownership and assurance arrangements across ACS, NZALC, HPC, APS, ILD, training establishments and selected units. The assessment will distinguish:</w:t>
       </w:r>
     </w:p>
     <w:p>
@@ -2050,7 +2050,7 @@
           <w:b w:val="false"/>
           <w:i w:val="false"/>
         </w:rPr>
-        <w:t>Existing products, including the NZALC Performance Under Pressure package and COGCON, will be mapped beneath the relevant provisional capability pillars rather than treated as the framework itself.</w:t>
+        <w:t>Existing products, including the NZALC Leadership Development System and COGCON, will be mapped beneath the relevant provisional capability pillars rather than treated as the framework itself.</w:t>
       </w:r>
     </w:p>
     <w:p>
@@ -2080,7 +2080,7 @@
           <w:b w:val="false"/>
           <w:i w:val="false"/>
         </w:rPr>
-        <w:t>Refine the framework with key stakeholders and conduct bounded pilots: convene ACS, NZALC, HPC, NZDF Psychology, ILD, selected training providers and units to refine the framework, product architecture, governance model, implementation priorities, definition clarity and doctrinal coherence.</w:t>
+        <w:t>Refine the framework with key stakeholders and conduct bounded pilots: convene ACS, NZALC, HPC, APS, ILD, selected training providers and units to refine the framework, product architecture, governance model, implementation priorities, definition clarity and doctrinal coherence.</w:t>
       </w:r>
     </w:p>
     <w:p>
@@ -2488,7 +2488,7 @@
         </w:pBdr>
         <w:rPr/>
       </w:pPr>
-      <w:bookmarkStart w:id="6" w:name="__RefHeading___Toc399_1870298719"/>
+      <w:bookmarkStart w:id="6" w:name="__RefHeading___Toc399_3750230122"/>
       <w:bookmarkEnd w:id="6"/>
       <w:r>
         <w:rPr>
@@ -2692,7 +2692,7 @@
           <w:b w:val="false"/>
           <w:i w:val="false"/>
         </w:rPr>
-        <w:t>Domain advisers and authorities: NZDF Psychology, ILD, physical-performance specialists, doctrine staff and other relevant organisations, providing technical or professional advice within their respective domains.</w:t>
+        <w:t>Domain advisers and authorities: APS, ILD, physical-performance specialists, doctrine staff and other relevant organisations, providing technical or professional advice within their respective domains.</w:t>
       </w:r>
     </w:p>
     <w:p>
@@ -2788,7 +2788,7 @@
         </w:pBdr>
         <w:rPr/>
       </w:pPr>
-      <w:bookmarkStart w:id="7" w:name="__RefHeading___Toc401_1870298719"/>
+      <w:bookmarkStart w:id="7" w:name="__RefHeading___Toc401_3750230122"/>
       <w:bookmarkEnd w:id="7"/>
       <w:r>
         <w:rPr>
@@ -2920,7 +2920,7 @@
           <w:b w:val="false"/>
           <w:i w:val="false"/>
         </w:rPr>
-        <w:t xml:space="preserve"> development of the Combat Mindset Framework through the proposed capability and product assessment, framework design and validation activity, noting that the provisional capability pillars and the contribution, maturity, evidence, ownership and appropriate nesting of existing products (including the NZALC Performance Under Pressure package, COGCON and NZDF Psychology products) will be validated through this process.</w:t>
+        <w:t xml:space="preserve"> development of the Combat Mindset Framework through the proposed capability and product assessment, framework design and validation activity, noting that the provisional capability pillars and the contribution, maturity, evidence, ownership and appropriate nesting of existing products (including the NZALC Leadership Development System, COGCON and APS products) will be validated through this process.</w:t>
       </w:r>
     </w:p>
     <w:p>
@@ -3090,7 +3090,7 @@
         <w:spacing w:before="0" w:after="160"/>
         <w:rPr/>
       </w:pPr>
-      <w:bookmarkStart w:id="8" w:name="__RefHeading___Toc403_1870298719"/>
+      <w:bookmarkStart w:id="8" w:name="__RefHeading___Toc403_3750230122"/>
       <w:bookmarkEnd w:id="8"/>
       <w:r>
         <w:rPr>
@@ -3236,7 +3236,7 @@
           <w:b w:val="false"/>
           <w:i w:val="false"/>
         </w:rPr>
-        <w:t>Relevant NZDF Psychology, ILD and doctrinal holdings will be confirmed and referenced through the Phase 2 assessment.</w:t>
+        <w:t>Relevant APS, ILD and doctrinal holdings will be confirmed and referenced through the Phase 2 assessment.</w:t>
       </w:r>
     </w:p>
     <w:p>
@@ -3247,7 +3247,7 @@
         </w:pBdr>
         <w:rPr/>
       </w:pPr>
-      <w:bookmarkStart w:id="9" w:name="__RefHeading___Toc405_1870298719"/>
+      <w:bookmarkStart w:id="9" w:name="__RefHeading___Toc405_3750230122"/>
       <w:bookmarkEnd w:id="9"/>
       <w:r>
         <w:rPr>

--- a/output/combat-mindset-way-forward.docx
+++ b/output/combat-mindset-way-forward.docx
@@ -304,7 +304,7 @@
             </w:rPr>
             <w:fldChar w:fldCharType="separate"/>
           </w:r>
-          <w:hyperlink w:anchor="__RefHeading___Toc387_3750230122">
+          <w:hyperlink w:anchor="__RefHeading___Toc388_1179594044">
             <w:r>
               <w:rPr>
                 <w:webHidden/>
@@ -331,7 +331,7 @@
             </w:tabs>
             <w:rPr/>
           </w:pPr>
-          <w:hyperlink w:anchor="__RefHeading___Toc389_3750230122">
+          <w:hyperlink w:anchor="__RefHeading___Toc390_1179594044">
             <w:r>
               <w:rPr>
                 <w:webHidden/>
@@ -358,7 +358,7 @@
             </w:tabs>
             <w:rPr/>
           </w:pPr>
-          <w:hyperlink w:anchor="__RefHeading___Toc391_3750230122">
+          <w:hyperlink w:anchor="__RefHeading___Toc392_1179594044">
             <w:r>
               <w:rPr>
                 <w:webHidden/>
@@ -385,7 +385,7 @@
             </w:tabs>
             <w:rPr/>
           </w:pPr>
-          <w:hyperlink w:anchor="__RefHeading___Toc393_3750230122">
+          <w:hyperlink w:anchor="__RefHeading___Toc394_1179594044">
             <w:r>
               <w:rPr>
                 <w:webHidden/>
@@ -412,7 +412,7 @@
             </w:tabs>
             <w:rPr/>
           </w:pPr>
-          <w:hyperlink w:anchor="__RefHeading___Toc395_3750230122">
+          <w:hyperlink w:anchor="__RefHeading___Toc396_1179594044">
             <w:r>
               <w:rPr>
                 <w:webHidden/>
@@ -439,14 +439,14 @@
             </w:tabs>
             <w:rPr/>
           </w:pPr>
-          <w:hyperlink w:anchor="__RefHeading___Toc397_3750230122">
+          <w:hyperlink w:anchor="__RefHeading___Toc398_1179594044">
             <w:r>
               <w:rPr>
                 <w:webHidden/>
                 <w:rStyle w:val="IndexLink"/>
                 <w:i w:val="false"/>
               </w:rPr>
-              <w:t>4. Proposed programme of work</w:t>
+              <w:t>4. Programme of work</w:t>
             </w:r>
             <w:r>
               <w:rPr>
@@ -466,7 +466,7 @@
             </w:tabs>
             <w:rPr/>
           </w:pPr>
-          <w:hyperlink w:anchor="__RefHeading___Toc399_3750230122">
+          <w:hyperlink w:anchor="__RefHeading___Toc400_1179594044">
             <w:r>
               <w:rPr>
                 <w:webHidden/>
@@ -493,7 +493,7 @@
             </w:tabs>
             <w:rPr/>
           </w:pPr>
-          <w:hyperlink w:anchor="__RefHeading___Toc401_3750230122">
+          <w:hyperlink w:anchor="__RefHeading___Toc402_1179594044">
             <w:r>
               <w:rPr>
                 <w:webHidden/>
@@ -520,7 +520,7 @@
             </w:tabs>
             <w:rPr/>
           </w:pPr>
-          <w:hyperlink w:anchor="__RefHeading___Toc403_3750230122">
+          <w:hyperlink w:anchor="__RefHeading___Toc404_1179594044">
             <w:r>
               <w:rPr>
                 <w:webHidden/>
@@ -547,7 +547,7 @@
             </w:tabs>
             <w:rPr/>
           </w:pPr>
-          <w:hyperlink w:anchor="__RefHeading___Toc405_3750230122">
+          <w:hyperlink w:anchor="__RefHeading___Toc406_1179594044">
             <w:r>
               <w:rPr>
                 <w:webHidden/>
@@ -602,7 +602,7 @@
         <w:spacing w:before="0" w:after="160"/>
         <w:rPr/>
       </w:pPr>
-      <w:bookmarkStart w:id="0" w:name="__RefHeading___Toc387_3750230122"/>
+      <w:bookmarkStart w:id="0" w:name="__RefHeading___Toc388_1179594044"/>
       <w:bookmarkEnd w:id="0"/>
       <w:r>
         <w:rPr>
@@ -684,7 +684,7 @@
         </w:pBdr>
         <w:rPr/>
       </w:pPr>
-      <w:bookmarkStart w:id="1" w:name="__RefHeading___Toc389_3750230122"/>
+      <w:bookmarkStart w:id="1" w:name="__RefHeading___Toc390_1179594044"/>
       <w:bookmarkEnd w:id="1"/>
       <w:r>
         <w:rPr>
@@ -722,7 +722,7 @@
           <w:b w:val="false"/>
           <w:i w:val="false"/>
         </w:rPr>
-        <w:t>The programme of work is phased: Phase 1 defines terminology, governance, roles and responsibilities; Phase 2 assesses existing doctrine, products, delivery and governance; Phase 3 designs the framework, its delivery system and outcomes; Phase 4 validates the framework with key stakeholders and conducts bounded pilots; and Phase 5 delivers the framework for approval and implementation.</w:t>
+        <w:t>The programme of work is phased: Phase 1 defines terminology, governance, roles and responsibilities; Phase 2 assesses existing doctrine, products, delivery and governance; Phase 3 designs the framework, its delivery system and outcomes; Phase 4 validates the framework with key stakeholders; and Phase 5 delivers the framework for approval and implementation.</w:t>
       </w:r>
     </w:p>
     <w:p>
@@ -760,7 +760,7 @@
         </w:pBdr>
         <w:rPr/>
       </w:pPr>
-      <w:bookmarkStart w:id="2" w:name="__RefHeading___Toc391_3750230122"/>
+      <w:bookmarkStart w:id="2" w:name="__RefHeading___Toc392_1179594044"/>
       <w:bookmarkEnd w:id="2"/>
       <w:r>
         <w:rPr>
@@ -868,7 +868,7 @@
         </w:pBdr>
         <w:rPr/>
       </w:pPr>
-      <w:bookmarkStart w:id="3" w:name="__RefHeading___Toc393_3750230122"/>
+      <w:bookmarkStart w:id="3" w:name="__RefHeading___Toc394_1179594044"/>
       <w:bookmarkEnd w:id="3"/>
       <w:r>
         <w:rPr>
@@ -1422,7 +1422,7 @@
         </w:pBdr>
         <w:rPr/>
       </w:pPr>
-      <w:bookmarkStart w:id="4" w:name="__RefHeading___Toc395_3750230122"/>
+      <w:bookmarkStart w:id="4" w:name="__RefHeading___Toc396_1179594044"/>
       <w:bookmarkEnd w:id="4"/>
       <w:r>
         <w:rPr>
@@ -1606,7 +1606,7 @@
         </w:pBdr>
         <w:rPr/>
       </w:pPr>
-      <w:bookmarkStart w:id="5" w:name="__RefHeading___Toc397_3750230122"/>
+      <w:bookmarkStart w:id="5" w:name="__RefHeading___Toc398_1179594044"/>
       <w:bookmarkEnd w:id="5"/>
       <w:r>
         <w:rPr>
@@ -1616,7 +1616,7 @@
           <w:color w:val="002516"/>
           <w:sz w:val="28"/>
         </w:rPr>
-        <w:t>4. Proposed programme of work</w:t>
+        <w:t>4. Programme of work</w:t>
       </w:r>
     </w:p>
     <w:p>
@@ -1631,6 +1631,20 @@
           <w:i w:val="false"/>
         </w:rPr>
         <w:t>The programme will be conducted within existing ACS, NZALC and HPC baselines; no new resource is sought before the November 2026 report. Proposed phase leads are shown against each phase and are subject to confirmation.</w:t>
+      </w:r>
+    </w:p>
+    <w:p>
+      <w:pPr>
+        <w:pStyle w:val="Normal"/>
+        <w:rPr/>
+      </w:pPr>
+      <w:r>
+        <w:rPr>
+          <w:rFonts w:cs="Book Antiqua"/>
+          <w:b w:val="false"/>
+          <w:i w:val="false"/>
+        </w:rPr>
+        <w:t>August 2026 is set aside for this paper to be socialised through the chain of command, and the programme is therefore proposed to commence in September 2026. The timeframes below are aspirational. They depend on stakeholder availability and on unit and training establishment programmes, and activity extending into early 2027 is anticipated rather than unforeseen.</w:t>
       </w:r>
     </w:p>
     <w:p>
@@ -1646,7 +1660,7 @@
           <w:color w:val="000000"/>
           <w:sz w:val="22"/>
         </w:rPr>
-        <w:t>Phase 1: Define and govern (on endorsement of this paper; target mid-August 2026) (ACS) [proposed – confirm]</w:t>
+        <w:t>Phase 1: Define and govern (on endorsement of this paper; September 2026) (ACS) [proposed – confirm]</w:t>
       </w:r>
     </w:p>
     <w:p>
@@ -1676,7 +1690,7 @@
           <w:color w:val="000000"/>
           <w:sz w:val="22"/>
         </w:rPr>
-        <w:t>Phase 2: Understand (August–September 2026) (NZALC lead, HPC support) [proposed – confirm]</w:t>
+        <w:t>Phase 2: Understand (September 2026) (NZALC lead, HPC support) [proposed – confirm]</w:t>
       </w:r>
     </w:p>
     <w:p>
@@ -2008,7 +2022,7 @@
           <w:color w:val="000000"/>
           <w:sz w:val="22"/>
         </w:rPr>
-        <w:t>Phase 3: Design (September–October 2026) (NZALC/HPC joint) [proposed – confirm]</w:t>
+        <w:t>Phase 3: Design (October 2026) (NZALC/HPC joint) [proposed – confirm]</w:t>
       </w:r>
     </w:p>
     <w:p>
@@ -2066,21 +2080,21 @@
           <w:color w:val="000000"/>
           <w:sz w:val="22"/>
         </w:rPr>
-        <w:t>Phase 4: Validate (October 2026) (ACS convenes) [proposed – confirm]</w:t>
-      </w:r>
-    </w:p>
-    <w:p>
-      <w:pPr>
-        <w:pStyle w:val="Normal"/>
-        <w:rPr/>
-      </w:pPr>
-      <w:r>
-        <w:rPr>
-          <w:rFonts w:cs="Book Antiqua"/>
-          <w:b w:val="false"/>
-          <w:i w:val="false"/>
-        </w:rPr>
-        <w:t>Refine the framework with key stakeholders and conduct bounded pilots: convene ACS, NZALC, HPC, APS, ILD, selected training providers and units to refine the framework, product architecture, governance model, implementation priorities, definition clarity and doctrinal coherence.</w:t>
+        <w:t>Phase 4: Validate (November 2026) (ACS convenes) [proposed – confirm]</w:t>
+      </w:r>
+    </w:p>
+    <w:p>
+      <w:pPr>
+        <w:pStyle w:val="Normal"/>
+        <w:rPr/>
+      </w:pPr>
+      <w:r>
+        <w:rPr>
+          <w:rFonts w:cs="Book Antiqua"/>
+          <w:b w:val="false"/>
+          <w:i w:val="false"/>
+        </w:rPr>
+        <w:t>Refine the framework with key stakeholders: convene ACS, NZALC, HPC, APS, ILD, selected training providers and units to refine the framework, product architecture, governance model, implementation priorities, definition clarity and doctrinal coherence. Where time and unit availability permit, bounded pilots will be conducted within this phase or earlier alongside Phase 2 or Phase 3.</w:t>
       </w:r>
     </w:p>
     <w:p>
@@ -2096,7 +2110,7 @@
           <w:color w:val="000000"/>
           <w:sz w:val="22"/>
         </w:rPr>
-        <w:t>Phase 5: Implement (November 2026) (ACS) [proposed – confirm]</w:t>
+        <w:t>Phase 5: Implement (late November 2026) (ACS) [proposed – confirm]</w:t>
       </w:r>
     </w:p>
     <w:p>
@@ -2488,7 +2502,7 @@
         </w:pBdr>
         <w:rPr/>
       </w:pPr>
-      <w:bookmarkStart w:id="6" w:name="__RefHeading___Toc399_3750230122"/>
+      <w:bookmarkStart w:id="6" w:name="__RefHeading___Toc400_1179594044"/>
       <w:bookmarkEnd w:id="6"/>
       <w:r>
         <w:rPr>
@@ -2788,7 +2802,7 @@
         </w:pBdr>
         <w:rPr/>
       </w:pPr>
-      <w:bookmarkStart w:id="7" w:name="__RefHeading___Toc401_3750230122"/>
+      <w:bookmarkStart w:id="7" w:name="__RefHeading___Toc402_1179594044"/>
       <w:bookmarkEnd w:id="7"/>
       <w:r>
         <w:rPr>
@@ -2992,7 +3006,7 @@
           <w:b w:val="false"/>
           <w:i w:val="false"/>
         </w:rPr>
-        <w:t xml:space="preserve"> confirmation of the Army Sponsor by 31 August 2026, with candidate options identified by ACS.</w:t>
+        <w:t xml:space="preserve"> confirmation of the Army Sponsor by 30 September 2026, with candidate options identified by ACS.</w:t>
       </w:r>
     </w:p>
     <w:p>
@@ -3090,7 +3104,7 @@
         <w:spacing w:before="0" w:after="160"/>
         <w:rPr/>
       </w:pPr>
-      <w:bookmarkStart w:id="8" w:name="__RefHeading___Toc403_3750230122"/>
+      <w:bookmarkStart w:id="8" w:name="__RefHeading___Toc404_1179594044"/>
       <w:bookmarkEnd w:id="8"/>
       <w:r>
         <w:rPr>
@@ -3247,7 +3261,7 @@
         </w:pBdr>
         <w:rPr/>
       </w:pPr>
-      <w:bookmarkStart w:id="9" w:name="__RefHeading___Toc405_3750230122"/>
+      <w:bookmarkStart w:id="9" w:name="__RefHeading___Toc406_1179594044"/>
       <w:bookmarkEnd w:id="9"/>
       <w:r>
         <w:rPr>

--- a/output/combat-mindset-way-forward.docx
+++ b/output/combat-mindset-way-forward.docx
@@ -304,7 +304,7 @@
             </w:rPr>
             <w:fldChar w:fldCharType="separate"/>
           </w:r>
-          <w:hyperlink w:anchor="__RefHeading___Toc388_1179594044">
+          <w:hyperlink w:anchor="__RefHeading___Toc403_3067098715">
             <w:r>
               <w:rPr>
                 <w:webHidden/>
@@ -331,7 +331,7 @@
             </w:tabs>
             <w:rPr/>
           </w:pPr>
-          <w:hyperlink w:anchor="__RefHeading___Toc390_1179594044">
+          <w:hyperlink w:anchor="__RefHeading___Toc405_3067098715">
             <w:r>
               <w:rPr>
                 <w:webHidden/>
@@ -358,7 +358,7 @@
             </w:tabs>
             <w:rPr/>
           </w:pPr>
-          <w:hyperlink w:anchor="__RefHeading___Toc392_1179594044">
+          <w:hyperlink w:anchor="__RefHeading___Toc407_3067098715">
             <w:r>
               <w:rPr>
                 <w:webHidden/>
@@ -385,7 +385,7 @@
             </w:tabs>
             <w:rPr/>
           </w:pPr>
-          <w:hyperlink w:anchor="__RefHeading___Toc394_1179594044">
+          <w:hyperlink w:anchor="__RefHeading___Toc409_3067098715">
             <w:r>
               <w:rPr>
                 <w:webHidden/>
@@ -412,7 +412,7 @@
             </w:tabs>
             <w:rPr/>
           </w:pPr>
-          <w:hyperlink w:anchor="__RefHeading___Toc396_1179594044">
+          <w:hyperlink w:anchor="__RefHeading___Toc411_3067098715">
             <w:r>
               <w:rPr>
                 <w:webHidden/>
@@ -439,7 +439,7 @@
             </w:tabs>
             <w:rPr/>
           </w:pPr>
-          <w:hyperlink w:anchor="__RefHeading___Toc398_1179594044">
+          <w:hyperlink w:anchor="__RefHeading___Toc413_3067098715">
             <w:r>
               <w:rPr>
                 <w:webHidden/>
@@ -466,7 +466,7 @@
             </w:tabs>
             <w:rPr/>
           </w:pPr>
-          <w:hyperlink w:anchor="__RefHeading___Toc400_1179594044">
+          <w:hyperlink w:anchor="__RefHeading___Toc415_3067098715">
             <w:r>
               <w:rPr>
                 <w:webHidden/>
@@ -493,7 +493,7 @@
             </w:tabs>
             <w:rPr/>
           </w:pPr>
-          <w:hyperlink w:anchor="__RefHeading___Toc402_1179594044">
+          <w:hyperlink w:anchor="__RefHeading___Toc417_3067098715">
             <w:r>
               <w:rPr>
                 <w:webHidden/>
@@ -507,7 +507,7 @@
                 <w:rStyle w:val="IndexLink"/>
               </w:rPr>
               <w:tab/>
-              <w:t>9</w:t>
+              <w:t>10</w:t>
             </w:r>
           </w:hyperlink>
         </w:p>
@@ -520,7 +520,7 @@
             </w:tabs>
             <w:rPr/>
           </w:pPr>
-          <w:hyperlink w:anchor="__RefHeading___Toc404_1179594044">
+          <w:hyperlink w:anchor="__RefHeading___Toc419_3067098715">
             <w:r>
               <w:rPr>
                 <w:webHidden/>
@@ -547,7 +547,7 @@
             </w:tabs>
             <w:rPr/>
           </w:pPr>
-          <w:hyperlink w:anchor="__RefHeading___Toc406_1179594044">
+          <w:hyperlink w:anchor="__RefHeading___Toc421_3067098715">
             <w:r>
               <w:rPr>
                 <w:webHidden/>
@@ -602,7 +602,7 @@
         <w:spacing w:before="0" w:after="160"/>
         <w:rPr/>
       </w:pPr>
-      <w:bookmarkStart w:id="0" w:name="__RefHeading___Toc388_1179594044"/>
+      <w:bookmarkStart w:id="0" w:name="__RefHeading___Toc403_3067098715"/>
       <w:bookmarkEnd w:id="0"/>
       <w:r>
         <w:rPr>
@@ -684,7 +684,7 @@
         </w:pBdr>
         <w:rPr/>
       </w:pPr>
-      <w:bookmarkStart w:id="1" w:name="__RefHeading___Toc390_1179594044"/>
+      <w:bookmarkStart w:id="1" w:name="__RefHeading___Toc405_3067098715"/>
       <w:bookmarkEnd w:id="1"/>
       <w:r>
         <w:rPr>
@@ -760,7 +760,7 @@
         </w:pBdr>
         <w:rPr/>
       </w:pPr>
-      <w:bookmarkStart w:id="2" w:name="__RefHeading___Toc392_1179594044"/>
+      <w:bookmarkStart w:id="2" w:name="__RefHeading___Toc407_3067098715"/>
       <w:bookmarkEnd w:id="2"/>
       <w:r>
         <w:rPr>
@@ -868,7 +868,7 @@
         </w:pBdr>
         <w:rPr/>
       </w:pPr>
-      <w:bookmarkStart w:id="3" w:name="__RefHeading___Toc394_1179594044"/>
+      <w:bookmarkStart w:id="3" w:name="__RefHeading___Toc409_3067098715"/>
       <w:bookmarkEnd w:id="3"/>
       <w:r>
         <w:rPr>
@@ -1422,7 +1422,7 @@
         </w:pBdr>
         <w:rPr/>
       </w:pPr>
-      <w:bookmarkStart w:id="4" w:name="__RefHeading___Toc396_1179594044"/>
+      <w:bookmarkStart w:id="4" w:name="__RefHeading___Toc411_3067098715"/>
       <w:bookmarkEnd w:id="4"/>
       <w:r>
         <w:rPr>
@@ -1606,7 +1606,7 @@
         </w:pBdr>
         <w:rPr/>
       </w:pPr>
-      <w:bookmarkStart w:id="5" w:name="__RefHeading___Toc398_1179594044"/>
+      <w:bookmarkStart w:id="5" w:name="__RefHeading___Toc413_3067098715"/>
       <w:bookmarkEnd w:id="5"/>
       <w:r>
         <w:rPr>
@@ -1660,21 +1660,57 @@
           <w:color w:val="000000"/>
           <w:sz w:val="22"/>
         </w:rPr>
-        <w:t>Phase 1: Define and govern (on endorsement of this paper; September 2026) (ACS) [proposed – confirm]</w:t>
-      </w:r>
-    </w:p>
-    <w:p>
-      <w:pPr>
-        <w:pStyle w:val="Normal"/>
-        <w:rPr/>
-      </w:pPr>
-      <w:r>
-        <w:rPr>
-          <w:rFonts w:cs="Book Antiqua"/>
-          <w:b w:val="false"/>
-          <w:i w:val="false"/>
-        </w:rPr>
-        <w:t>Confirm terminology, governance, roles and responsibilities: endorse the problem statement, select the terminology option at paragraph 2, confirm interim sponsorship and capability-integration arrangements, and draft for staffing the endorsed definitions of Combat Mindset, Performance Under Pressure and the Combat Mindset Framework, together with the agreed relationship between the three.</w:t>
+        <w:t>Phase 1: Define (September 2026) (ACS) [proposed – confirm]</w:t>
+      </w:r>
+    </w:p>
+    <w:p>
+      <w:pPr>
+        <w:pStyle w:val="Normal"/>
+        <w:rPr/>
+      </w:pPr>
+      <w:r>
+        <w:rPr>
+          <w:rFonts w:cs="Book Antiqua"/>
+          <w:b w:val="false"/>
+          <w:i w:val="false"/>
+        </w:rPr>
+        <w:t>Confirm terminology, governance, roles and responsibilities.</w:t>
+      </w:r>
+    </w:p>
+    <w:p>
+      <w:pPr>
+        <w:pStyle w:val="Normal"/>
+        <w:rPr/>
+      </w:pPr>
+      <w:r>
+        <w:rPr>
+          <w:rFonts w:cs="Book Antiqua"/>
+          <w:b w:val="false"/>
+          <w:i w:val="false"/>
+        </w:rPr>
+        <w:t>Endorse the problem statement, select the terminology option at paragraph 2, and confirm interim sponsorship, capability-integration arrangements and phase leads. Draft for staffing the endorsed definitions of Combat Mindset, Performance Under Pressure and the Combat Mindset Framework, together with the relationship between the three.</w:t>
+      </w:r>
+    </w:p>
+    <w:p>
+      <w:pPr>
+        <w:pStyle w:val="Normal"/>
+        <w:rPr/>
+      </w:pPr>
+      <w:r>
+        <w:rPr>
+          <w:rFonts w:cs="Book Antiqua"/>
+          <w:b/>
+          <w:i w:val="false"/>
+        </w:rPr>
+        <w:t>Key output.</w:t>
+      </w:r>
+      <w:r>
+        <w:rPr>
+          <w:rFonts w:cs="Book Antiqua"/>
+          <w:b w:val="false"/>
+          <w:i w:val="false"/>
+        </w:rPr>
+        <w:t xml:space="preserve"> Endorsed problem statement and definitions, and confirmed interim governance.</w:t>
       </w:r>
     </w:p>
     <w:p>
@@ -1704,7 +1740,21 @@
           <w:b w:val="false"/>
           <w:i w:val="false"/>
         </w:rPr>
-        <w:t>Assess existing doctrine, content, products, courses, instructor capability, delivery activity, evidence, ownership and assurance arrangements across ACS, NZALC, HPC, APS, ILD, training establishments and selected units. The assessment will distinguish:</w:t>
+        <w:t>Assess existing doctrine, products, delivery and governance.</w:t>
+      </w:r>
+    </w:p>
+    <w:p>
+      <w:pPr>
+        <w:pStyle w:val="Normal"/>
+        <w:rPr/>
+      </w:pPr>
+      <w:r>
+        <w:rPr>
+          <w:rFonts w:cs="Book Antiqua"/>
+          <w:b w:val="false"/>
+          <w:i w:val="false"/>
+        </w:rPr>
+        <w:t>Assess holdings across ACS, NZALC, HPC, APS, ILD, training establishments and selected units against:</w:t>
       </w:r>
     </w:p>
     <w:p>
@@ -2006,7 +2056,29 @@
           <w:b w:val="false"/>
           <w:i w:val="false"/>
         </w:rPr>
-        <w:t>The assessment will identify which products contribute to the broader Performance Under Pressure capability and which support its combat-specific expression, using the combat-specificity test at paragraph 2. COGCON will be assessed as one developmental product within this assessment, with particular attention to its product boundary, evidence base (including its completed feasibility trials in live military training), ownership, workforce requirements and scalability.</w:t>
+        <w:t>Apply the combat-specificity test at paragraph 2 to distinguish products that contribute to the broader Performance Under Pressure capability from those that support its combat-specific expression. Assess COGCON as one developmental product within this assessment, with particular attention to its product boundary, evidence base (including its completed feasibility trials in live military training), ownership, workforce requirements and scalability.</w:t>
+      </w:r>
+    </w:p>
+    <w:p>
+      <w:pPr>
+        <w:pStyle w:val="Normal"/>
+        <w:rPr/>
+      </w:pPr>
+      <w:r>
+        <w:rPr>
+          <w:rFonts w:cs="Book Antiqua"/>
+          <w:b/>
+          <w:i w:val="false"/>
+        </w:rPr>
+        <w:t>Key output.</w:t>
+      </w:r>
+      <w:r>
+        <w:rPr>
+          <w:rFonts w:cs="Book Antiqua"/>
+          <w:b w:val="false"/>
+          <w:i w:val="false"/>
+        </w:rPr>
+        <w:t xml:space="preserve"> A capability and product baseline identifying holdings, gaps, duplication and integration opportunities.</w:t>
       </w:r>
     </w:p>
     <w:p>
@@ -2036,35 +2108,71 @@
           <w:b w:val="false"/>
           <w:i w:val="false"/>
         </w:rPr>
-        <w:t>Develop the Combat Mindset Framework, delivery system and outcomes: the organising system through which Army will govern, develop, deliver and assure Performance Under Pressure and its combat-specific expression. The framework will include the endorsed definitions and desired operational effect; the provisional capability pillars, refined through the assessment; developmental outcomes from Lead Self through Lead Systems; the relationship between doctrine, framework, products and delivery; common assurance principles; and the criteria by which existing and future products may be recognised as contributing to the framework.</w:t>
-      </w:r>
-    </w:p>
-    <w:p>
-      <w:pPr>
-        <w:pStyle w:val="Normal"/>
-        <w:rPr/>
-      </w:pPr>
-      <w:r>
-        <w:rPr>
-          <w:rFonts w:cs="Book Antiqua"/>
-          <w:b w:val="false"/>
-          <w:i w:val="false"/>
-        </w:rPr>
-        <w:t>The provisional working pillars are: leadership under pressure; self-regulation and mental skills; performance cognition; resilience, adaptation and recovery; physical readiness and performance; professional identity, values and will to act; and team and collective performance. These are provisional working pillars, subject to validation through the Phase 2 assessment and Phase 4 validation. Each describes an enduring capability Army seeks to build. Training products and methods (including progressive exposure to pressure, scenario and experiential training, field and mission-relevant rehearsal, and physical and cognitive conditioning) are how Army builds them.</w:t>
-      </w:r>
-    </w:p>
-    <w:p>
-      <w:pPr>
-        <w:pStyle w:val="Normal"/>
-        <w:rPr/>
-      </w:pPr>
-      <w:r>
-        <w:rPr>
-          <w:rFonts w:cs="Book Antiqua"/>
-          <w:b w:val="false"/>
-          <w:i w:val="false"/>
-        </w:rPr>
-        <w:t>Existing products, including the NZALC Leadership Development System and COGCON, will be mapped beneath the relevant provisional capability pillars rather than treated as the framework itself.</w:t>
+        <w:t>Develop the Combat Mindset Framework, delivery system and outcomes.</w:t>
+      </w:r>
+    </w:p>
+    <w:p>
+      <w:pPr>
+        <w:pStyle w:val="Normal"/>
+        <w:rPr/>
+      </w:pPr>
+      <w:r>
+        <w:rPr>
+          <w:rFonts w:cs="Book Antiqua"/>
+          <w:b w:val="false"/>
+          <w:i w:val="false"/>
+        </w:rPr>
+        <w:t>Draft the organising system through which Army will govern, develop, deliver and assure Performance Under Pressure and its combat-specific expression. The framework will set out the endorsed definitions and desired operational effect; the capability pillars, refined through the Phase 2 assessment; developmental outcomes from Lead Self through Lead Systems; the relationship between doctrine, framework, products and delivery; common assurance principles; and the criteria by which existing and future products may be recognised as contributing to the framework.</w:t>
+      </w:r>
+    </w:p>
+    <w:p>
+      <w:pPr>
+        <w:pStyle w:val="Normal"/>
+        <w:rPr/>
+      </w:pPr>
+      <w:r>
+        <w:rPr>
+          <w:rFonts w:cs="Book Antiqua"/>
+          <w:b w:val="false"/>
+          <w:i w:val="false"/>
+        </w:rPr>
+        <w:t>The provisional working pillars are: leadership under pressure; self-regulation and mental skills; performance cognition; resilience, adaptation and recovery; physical readiness and performance; professional identity, values and will to act; and team and collective performance. Each describes an enduring capability Army seeks to build, and each is subject to validation through the Phase 2 assessment and Phase 4 validation. Training products and methods, including progressive exposure to pressure, scenario and experiential training, field and mission-relevant rehearsal, and physical and cognitive conditioning, are how Army builds them.</w:t>
+      </w:r>
+    </w:p>
+    <w:p>
+      <w:pPr>
+        <w:pStyle w:val="Normal"/>
+        <w:rPr/>
+      </w:pPr>
+      <w:r>
+        <w:rPr>
+          <w:rFonts w:cs="Book Antiqua"/>
+          <w:b w:val="false"/>
+          <w:i w:val="false"/>
+        </w:rPr>
+        <w:t>Existing products, including the NZALC Leadership Development System and COGCON, will be mapped beneath the relevant pillars rather than treated as the framework itself.</w:t>
+      </w:r>
+    </w:p>
+    <w:p>
+      <w:pPr>
+        <w:pStyle w:val="Normal"/>
+        <w:rPr/>
+      </w:pPr>
+      <w:r>
+        <w:rPr>
+          <w:rFonts w:cs="Book Antiqua"/>
+          <w:b/>
+          <w:i w:val="false"/>
+        </w:rPr>
+        <w:t>Key output.</w:t>
+      </w:r>
+      <w:r>
+        <w:rPr>
+          <w:rFonts w:cs="Book Antiqua"/>
+          <w:b w:val="false"/>
+          <w:i w:val="false"/>
+        </w:rPr>
+        <w:t xml:space="preserve"> Draft Framework v1.0, comprising the capability pillars, developmental outcomes, product architecture and assurance criteria.</w:t>
       </w:r>
     </w:p>
     <w:p>
@@ -2094,7 +2202,43 @@
           <w:b w:val="false"/>
           <w:i w:val="false"/>
         </w:rPr>
-        <w:t>Refine the framework with key stakeholders: convene ACS, NZALC, HPC, APS, ILD, selected training providers and units to refine the framework, product architecture, governance model, implementation priorities, definition clarity and doctrinal coherence. Where time and unit availability permit, bounded pilots will be conducted within this phase or earlier alongside Phase 2 or Phase 3.</w:t>
+        <w:t>Refine the framework with key stakeholders.</w:t>
+      </w:r>
+    </w:p>
+    <w:p>
+      <w:pPr>
+        <w:pStyle w:val="Normal"/>
+        <w:rPr/>
+      </w:pPr>
+      <w:r>
+        <w:rPr>
+          <w:rFonts w:cs="Book Antiqua"/>
+          <w:b w:val="false"/>
+          <w:i w:val="false"/>
+        </w:rPr>
+        <w:t>Convene ACS, NZALC, HPC, APS, ILD, selected training providers and units to test the framework, product architecture, governance model, implementation priorities, definition clarity and doctrinal coherence. Where time and unit availability permit, bounded pilots will be conducted within this phase or earlier alongside Phase 2 or Phase 3.</w:t>
+      </w:r>
+    </w:p>
+    <w:p>
+      <w:pPr>
+        <w:pStyle w:val="Normal"/>
+        <w:rPr/>
+      </w:pPr>
+      <w:r>
+        <w:rPr>
+          <w:rFonts w:cs="Book Antiqua"/>
+          <w:b/>
+          <w:i w:val="false"/>
+        </w:rPr>
+        <w:t>Key output.</w:t>
+      </w:r>
+      <w:r>
+        <w:rPr>
+          <w:rFonts w:cs="Book Antiqua"/>
+          <w:b w:val="false"/>
+          <w:i w:val="false"/>
+        </w:rPr>
+        <w:t xml:space="preserve"> A validated framework and product architecture, with stakeholder positions recorded.</w:t>
       </w:r>
     </w:p>
     <w:p>
@@ -2124,7 +2268,43 @@
           <w:b w:val="false"/>
           <w:i w:val="false"/>
         </w:rPr>
-        <w:t>Deliver the framework for approval and implementation: present the endorsed definitions and the confirmed relationship between Combat Mindset and Performance Under Pressure; Framework v1.0 and its agreed architecture; the validated capability and product architecture; the proposed governance and assurance model; an assessment of existing product maturity, evidence and scalability; and a prioritised implementation plan.</w:t>
+        <w:t>Deliver the framework for approval and implementation.</w:t>
+      </w:r>
+    </w:p>
+    <w:p>
+      <w:pPr>
+        <w:pStyle w:val="Normal"/>
+        <w:rPr/>
+      </w:pPr>
+      <w:r>
+        <w:rPr>
+          <w:rFonts w:cs="Book Antiqua"/>
+          <w:b w:val="false"/>
+          <w:i w:val="false"/>
+        </w:rPr>
+        <w:t>Present to COMDT ACS the endorsed definitions and the confirmed relationship between Combat Mindset and Performance Under Pressure; Framework v1.0 and its agreed architecture; the validated capability and product architecture; the proposed governance and assurance model; an assessment of existing product maturity, evidence and scalability; and a prioritised implementation plan.</w:t>
+      </w:r>
+    </w:p>
+    <w:p>
+      <w:pPr>
+        <w:pStyle w:val="Normal"/>
+        <w:rPr/>
+      </w:pPr>
+      <w:r>
+        <w:rPr>
+          <w:rFonts w:cs="Book Antiqua"/>
+          <w:b/>
+          <w:i w:val="false"/>
+        </w:rPr>
+        <w:t>Key output.</w:t>
+      </w:r>
+      <w:r>
+        <w:rPr>
+          <w:rFonts w:cs="Book Antiqua"/>
+          <w:b w:val="false"/>
+          <w:i w:val="false"/>
+        </w:rPr>
+        <w:t xml:space="preserve"> Framework v1.0 submitted for approval, with an implementation plan and back brief to COMDT ACS.</w:t>
       </w:r>
     </w:p>
     <w:p>
@@ -2502,7 +2682,7 @@
         </w:pBdr>
         <w:rPr/>
       </w:pPr>
-      <w:bookmarkStart w:id="6" w:name="__RefHeading___Toc400_1179594044"/>
+      <w:bookmarkStart w:id="6" w:name="__RefHeading___Toc415_3067098715"/>
       <w:bookmarkEnd w:id="6"/>
       <w:r>
         <w:rPr>
@@ -2802,7 +2982,7 @@
         </w:pBdr>
         <w:rPr/>
       </w:pPr>
-      <w:bookmarkStart w:id="7" w:name="__RefHeading___Toc402_1179594044"/>
+      <w:bookmarkStart w:id="7" w:name="__RefHeading___Toc417_3067098715"/>
       <w:bookmarkEnd w:id="7"/>
       <w:r>
         <w:rPr>
@@ -3104,7 +3284,7 @@
         <w:spacing w:before="0" w:after="160"/>
         <w:rPr/>
       </w:pPr>
-      <w:bookmarkStart w:id="8" w:name="__RefHeading___Toc404_1179594044"/>
+      <w:bookmarkStart w:id="8" w:name="__RefHeading___Toc419_3067098715"/>
       <w:bookmarkEnd w:id="8"/>
       <w:r>
         <w:rPr>
@@ -3261,7 +3441,7 @@
         </w:pBdr>
         <w:rPr/>
       </w:pPr>
-      <w:bookmarkStart w:id="9" w:name="__RefHeading___Toc406_1179594044"/>
+      <w:bookmarkStart w:id="9" w:name="__RefHeading___Toc421_3067098715"/>
       <w:bookmarkEnd w:id="9"/>
       <w:r>
         <w:rPr>

--- a/output/combat-mindset-way-forward.docx
+++ b/output/combat-mindset-way-forward.docx
@@ -304,7 +304,7 @@
             </w:rPr>
             <w:fldChar w:fldCharType="separate"/>
           </w:r>
-          <w:hyperlink w:anchor="__RefHeading___Toc403_3067098715">
+          <w:hyperlink w:anchor="__RefHeading___Toc363_3535704424">
             <w:r>
               <w:rPr>
                 <w:webHidden/>
@@ -331,7 +331,7 @@
             </w:tabs>
             <w:rPr/>
           </w:pPr>
-          <w:hyperlink w:anchor="__RefHeading___Toc405_3067098715">
+          <w:hyperlink w:anchor="__RefHeading___Toc365_3535704424">
             <w:r>
               <w:rPr>
                 <w:webHidden/>
@@ -358,7 +358,7 @@
             </w:tabs>
             <w:rPr/>
           </w:pPr>
-          <w:hyperlink w:anchor="__RefHeading___Toc407_3067098715">
+          <w:hyperlink w:anchor="__RefHeading___Toc367_3535704424">
             <w:r>
               <w:rPr>
                 <w:webHidden/>
@@ -385,7 +385,7 @@
             </w:tabs>
             <w:rPr/>
           </w:pPr>
-          <w:hyperlink w:anchor="__RefHeading___Toc409_3067098715">
+          <w:hyperlink w:anchor="__RefHeading___Toc369_3535704424">
             <w:r>
               <w:rPr>
                 <w:webHidden/>
@@ -412,7 +412,7 @@
             </w:tabs>
             <w:rPr/>
           </w:pPr>
-          <w:hyperlink w:anchor="__RefHeading___Toc411_3067098715">
+          <w:hyperlink w:anchor="__RefHeading___Toc371_3535704424">
             <w:r>
               <w:rPr>
                 <w:webHidden/>
@@ -439,7 +439,7 @@
             </w:tabs>
             <w:rPr/>
           </w:pPr>
-          <w:hyperlink w:anchor="__RefHeading___Toc413_3067098715">
+          <w:hyperlink w:anchor="__RefHeading___Toc373_3535704424">
             <w:r>
               <w:rPr>
                 <w:webHidden/>
@@ -466,7 +466,7 @@
             </w:tabs>
             <w:rPr/>
           </w:pPr>
-          <w:hyperlink w:anchor="__RefHeading___Toc415_3067098715">
+          <w:hyperlink w:anchor="__RefHeading___Toc375_3535704424">
             <w:r>
               <w:rPr>
                 <w:webHidden/>
@@ -474,6 +474,33 @@
                 <w:i w:val="false"/>
               </w:rPr>
               <w:t>5. Governance</w:t>
+            </w:r>
+            <w:r>
+              <w:rPr>
+                <w:rStyle w:val="IndexLink"/>
+              </w:rPr>
+              <w:tab/>
+              <w:t>8</w:t>
+            </w:r>
+          </w:hyperlink>
+        </w:p>
+        <w:p>
+          <w:pPr>
+            <w:pStyle w:val="TOC1"/>
+            <w:tabs>
+              <w:tab w:val="clear" w:pos="9072"/>
+              <w:tab w:val="right" w:pos="9071" w:leader="dot"/>
+            </w:tabs>
+            <w:rPr/>
+          </w:pPr>
+          <w:hyperlink w:anchor="__RefHeading___Toc377_3535704424">
+            <w:r>
+              <w:rPr>
+                <w:webHidden/>
+                <w:rStyle w:val="IndexLink"/>
+                <w:i w:val="false"/>
+              </w:rPr>
+              <w:t>6. Recommendations</w:t>
             </w:r>
             <w:r>
               <w:rPr>
@@ -493,34 +520,7 @@
             </w:tabs>
             <w:rPr/>
           </w:pPr>
-          <w:hyperlink w:anchor="__RefHeading___Toc417_3067098715">
-            <w:r>
-              <w:rPr>
-                <w:webHidden/>
-                <w:rStyle w:val="IndexLink"/>
-                <w:i w:val="false"/>
-              </w:rPr>
-              <w:t>6. Recommendations</w:t>
-            </w:r>
-            <w:r>
-              <w:rPr>
-                <w:rStyle w:val="IndexLink"/>
-              </w:rPr>
-              <w:tab/>
-              <w:t>10</w:t>
-            </w:r>
-          </w:hyperlink>
-        </w:p>
-        <w:p>
-          <w:pPr>
-            <w:pStyle w:val="TOC1"/>
-            <w:tabs>
-              <w:tab w:val="clear" w:pos="9072"/>
-              <w:tab w:val="right" w:pos="9071" w:leader="dot"/>
-            </w:tabs>
-            <w:rPr/>
-          </w:pPr>
-          <w:hyperlink w:anchor="__RefHeading___Toc419_3067098715">
+          <w:hyperlink w:anchor="__RefHeading___Toc379_3535704424">
             <w:r>
               <w:rPr>
                 <w:webHidden/>
@@ -547,7 +547,7 @@
             </w:tabs>
             <w:rPr/>
           </w:pPr>
-          <w:hyperlink w:anchor="__RefHeading___Toc421_3067098715">
+          <w:hyperlink w:anchor="__RefHeading___Toc381_3535704424">
             <w:r>
               <w:rPr>
                 <w:webHidden/>
@@ -602,7 +602,7 @@
         <w:spacing w:before="0" w:after="160"/>
         <w:rPr/>
       </w:pPr>
-      <w:bookmarkStart w:id="0" w:name="__RefHeading___Toc403_3067098715"/>
+      <w:bookmarkStart w:id="0" w:name="__RefHeading___Toc363_3535704424"/>
       <w:bookmarkEnd w:id="0"/>
       <w:r>
         <w:rPr>
@@ -684,7 +684,7 @@
         </w:pBdr>
         <w:rPr/>
       </w:pPr>
-      <w:bookmarkStart w:id="1" w:name="__RefHeading___Toc405_3067098715"/>
+      <w:bookmarkStart w:id="1" w:name="__RefHeading___Toc365_3535704424"/>
       <w:bookmarkEnd w:id="1"/>
       <w:r>
         <w:rPr>
@@ -760,7 +760,7 @@
         </w:pBdr>
         <w:rPr/>
       </w:pPr>
-      <w:bookmarkStart w:id="2" w:name="__RefHeading___Toc407_3067098715"/>
+      <w:bookmarkStart w:id="2" w:name="__RefHeading___Toc367_3535704424"/>
       <w:bookmarkEnd w:id="2"/>
       <w:r>
         <w:rPr>
@@ -868,7 +868,7 @@
         </w:pBdr>
         <w:rPr/>
       </w:pPr>
-      <w:bookmarkStart w:id="3" w:name="__RefHeading___Toc409_3067098715"/>
+      <w:bookmarkStart w:id="3" w:name="__RefHeading___Toc369_3535704424"/>
       <w:bookmarkEnd w:id="3"/>
       <w:r>
         <w:rPr>
@@ -1422,7 +1422,7 @@
         </w:pBdr>
         <w:rPr/>
       </w:pPr>
-      <w:bookmarkStart w:id="4" w:name="__RefHeading___Toc411_3067098715"/>
+      <w:bookmarkStart w:id="4" w:name="__RefHeading___Toc371_3535704424"/>
       <w:bookmarkEnd w:id="4"/>
       <w:r>
         <w:rPr>
@@ -1606,7 +1606,7 @@
         </w:pBdr>
         <w:rPr/>
       </w:pPr>
-      <w:bookmarkStart w:id="5" w:name="__RefHeading___Toc413_3067098715"/>
+      <w:bookmarkStart w:id="5" w:name="__RefHeading___Toc373_3535704424"/>
       <w:bookmarkEnd w:id="5"/>
       <w:r>
         <w:rPr>
@@ -1630,21 +1630,7 @@
           <w:b w:val="false"/>
           <w:i w:val="false"/>
         </w:rPr>
-        <w:t>The programme will be conducted within existing ACS, NZALC and HPC baselines; no new resource is sought before the November 2026 report. Proposed phase leads are shown against each phase and are subject to confirmation.</w:t>
-      </w:r>
-    </w:p>
-    <w:p>
-      <w:pPr>
-        <w:pStyle w:val="Normal"/>
-        <w:rPr/>
-      </w:pPr>
-      <w:r>
-        <w:rPr>
-          <w:rFonts w:cs="Book Antiqua"/>
-          <w:b w:val="false"/>
-          <w:i w:val="false"/>
-        </w:rPr>
-        <w:t>August 2026 is set aside for this paper to be socialised through the chain of command, and the programme is therefore proposed to commence in September 2026. The timeframes below are aspirational. They depend on stakeholder availability and on unit and training establishment programmes, and activity extending into early 2027 is anticipated rather than unforeseen.</w:t>
+        <w:t>August 2026 is set aside for this paper to be socialised through the chain of command, and the programme is therefore proposed to commence in September 2026. The timeframes below are aspirational and depend to varying extents on external stakeholder availability and input. As such, activity extending into early 2027 is anticipated rather than unforeseen.</w:t>
       </w:r>
     </w:p>
     <w:p>
@@ -1660,7 +1646,7 @@
           <w:color w:val="000000"/>
           <w:sz w:val="22"/>
         </w:rPr>
-        <w:t>Phase 1: Define (September 2026) (ACS) [proposed – confirm]</w:t>
+        <w:t>Phase 1: Define (September 2026)</w:t>
       </w:r>
     </w:p>
     <w:p>
@@ -1710,7 +1696,7 @@
           <w:b w:val="false"/>
           <w:i w:val="false"/>
         </w:rPr>
-        <w:t xml:space="preserve"> Endorsed problem statement and definitions, and confirmed interim governance.</w:t>
+        <w:t xml:space="preserve"> Endorsed definitions and confirmed interim governance.</w:t>
       </w:r>
     </w:p>
     <w:p>
@@ -1726,7 +1712,7 @@
           <w:color w:val="000000"/>
           <w:sz w:val="22"/>
         </w:rPr>
-        <w:t>Phase 2: Understand (September 2026) (NZALC lead, HPC support) [proposed – confirm]</w:t>
+        <w:t>Phase 2: Understand (September 2026)</w:t>
       </w:r>
     </w:p>
     <w:p>
@@ -1826,7 +1812,7 @@
           <w:b w:val="false"/>
           <w:i w:val="false"/>
         </w:rPr>
-        <w:t>capability outcomes;</w:t>
+        <w:t>capability outcomes, training products and methods;</w:t>
       </w:r>
     </w:p>
     <w:p>
@@ -1862,7 +1848,7 @@
           <w:b w:val="false"/>
           <w:i w:val="false"/>
         </w:rPr>
-        <w:t>training products and methods;</w:t>
+        <w:t>delivery organisations and their technical and professional authorities;</w:t>
       </w:r>
     </w:p>
     <w:p>
@@ -1898,7 +1884,7 @@
           <w:b w:val="false"/>
           <w:i w:val="false"/>
         </w:rPr>
-        <w:t>delivery organisations;</w:t>
+        <w:t>evidence maturity, scalability and resource requirements; and</w:t>
       </w:r>
     </w:p>
     <w:p>
@@ -1934,7 +1920,303 @@
           <w:b w:val="false"/>
           <w:i w:val="false"/>
         </w:rPr>
-        <w:t>technical and professional authorities;</w:t>
+        <w:t>gaps, duplication and integration opportunities.</w:t>
+      </w:r>
+    </w:p>
+    <w:p>
+      <w:pPr>
+        <w:pStyle w:val="Normal"/>
+        <w:rPr/>
+      </w:pPr>
+      <w:r>
+        <w:rPr>
+          <w:rFonts w:cs="Book Antiqua"/>
+          <w:b w:val="false"/>
+          <w:i w:val="false"/>
+        </w:rPr>
+        <w:t>Apply the combat-specificity test at paragraph 2 to distinguish products that contribute to the broader Performance Under Pressure capability from those that support its combat-specific expression. Assess COGCON as one developmental product within this assessment, with particular attention to its product boundary, evidence base (including its completed feasibility trials in live military training), ownership, workforce requirements and scalability.</w:t>
+      </w:r>
+    </w:p>
+    <w:p>
+      <w:pPr>
+        <w:pStyle w:val="Normal"/>
+        <w:rPr/>
+      </w:pPr>
+      <w:r>
+        <w:rPr>
+          <w:rFonts w:cs="Book Antiqua"/>
+          <w:b/>
+          <w:i w:val="false"/>
+        </w:rPr>
+        <w:t>Key output.</w:t>
+      </w:r>
+      <w:r>
+        <w:rPr>
+          <w:rFonts w:cs="Book Antiqua"/>
+          <w:b w:val="false"/>
+          <w:i w:val="false"/>
+        </w:rPr>
+        <w:t xml:space="preserve"> A capability and product baseline identifying holdings, gaps, duplication and integration opportunities.</w:t>
+      </w:r>
+    </w:p>
+    <w:p>
+      <w:pPr>
+        <w:pStyle w:val="Heading2"/>
+        <w:rPr/>
+      </w:pPr>
+      <w:r>
+        <w:rPr>
+          <w:rFonts w:cs="Arial" w:ascii="Arial" w:hAnsi="Arial"/>
+          <w:b/>
+          <w:i w:val="false"/>
+          <w:color w:val="000000"/>
+          <w:sz w:val="22"/>
+        </w:rPr>
+        <w:t>Phase 3: Design (October 2026)</w:t>
+      </w:r>
+    </w:p>
+    <w:p>
+      <w:pPr>
+        <w:pStyle w:val="Normal"/>
+        <w:rPr/>
+      </w:pPr>
+      <w:r>
+        <w:rPr>
+          <w:rFonts w:cs="Book Antiqua"/>
+          <w:b w:val="false"/>
+          <w:i w:val="false"/>
+        </w:rPr>
+        <w:t>Develop the Combat Mindset Framework, delivery system and outcomes.</w:t>
+      </w:r>
+    </w:p>
+    <w:p>
+      <w:pPr>
+        <w:pStyle w:val="Normal"/>
+        <w:rPr/>
+      </w:pPr>
+      <w:r>
+        <w:rPr>
+          <w:rFonts w:cs="Book Antiqua"/>
+          <w:b w:val="false"/>
+          <w:i w:val="false"/>
+        </w:rPr>
+        <w:t>Draft the organising system through which Army will govern, develop, deliver and assure Performance Under Pressure and its combat-specific expression, covering the capability pillars, developmental outcomes from Lead Self through Lead Systems, common assurance principles, and the criteria by which products are recognised as contributing to the framework.</w:t>
+      </w:r>
+    </w:p>
+    <w:p>
+      <w:pPr>
+        <w:pStyle w:val="Normal"/>
+        <w:rPr/>
+      </w:pPr>
+      <w:r>
+        <w:rPr>
+          <w:rFonts w:cs="Book Antiqua"/>
+          <w:b w:val="false"/>
+          <w:i w:val="false"/>
+        </w:rPr>
+        <w:t>The provisional working pillars are: leadership under pressure; self-regulation and mental skills; performance cognition; resilience, adaptation and recovery; physical readiness and performance; professional identity, values and will to act; and team and collective performance. Existing products, including the NZALC Leadership Development System and COGCON, will be mapped beneath the relevant pillars rather than treated as the framework itself.</w:t>
+      </w:r>
+    </w:p>
+    <w:p>
+      <w:pPr>
+        <w:pStyle w:val="Normal"/>
+        <w:rPr/>
+      </w:pPr>
+      <w:r>
+        <w:rPr>
+          <w:rFonts w:cs="Book Antiqua"/>
+          <w:b/>
+          <w:i w:val="false"/>
+        </w:rPr>
+        <w:t>Key output.</w:t>
+      </w:r>
+      <w:r>
+        <w:rPr>
+          <w:rFonts w:cs="Book Antiqua"/>
+          <w:b w:val="false"/>
+          <w:i w:val="false"/>
+        </w:rPr>
+        <w:t xml:space="preserve"> Draft Framework v1.0, comprising the capability pillars, developmental outcomes, product architecture and assurance criteria.</w:t>
+      </w:r>
+    </w:p>
+    <w:p>
+      <w:pPr>
+        <w:pStyle w:val="Heading2"/>
+        <w:rPr/>
+      </w:pPr>
+      <w:r>
+        <w:rPr>
+          <w:rFonts w:cs="Arial" w:ascii="Arial" w:hAnsi="Arial"/>
+          <w:b/>
+          <w:i w:val="false"/>
+          <w:color w:val="000000"/>
+          <w:sz w:val="22"/>
+        </w:rPr>
+        <w:t>Phase 4: Validate (November 2026)</w:t>
+      </w:r>
+    </w:p>
+    <w:p>
+      <w:pPr>
+        <w:pStyle w:val="Normal"/>
+        <w:rPr/>
+      </w:pPr>
+      <w:r>
+        <w:rPr>
+          <w:rFonts w:cs="Book Antiqua"/>
+          <w:b w:val="false"/>
+          <w:i w:val="false"/>
+        </w:rPr>
+        <w:t>Refine the framework with key stakeholders.</w:t>
+      </w:r>
+    </w:p>
+    <w:p>
+      <w:pPr>
+        <w:pStyle w:val="Normal"/>
+        <w:rPr/>
+      </w:pPr>
+      <w:r>
+        <w:rPr>
+          <w:rFonts w:cs="Book Antiqua"/>
+          <w:b w:val="false"/>
+          <w:i w:val="false"/>
+        </w:rPr>
+        <w:t>Convene ACS, NZALC, HPC, APS, ILD, selected training providers and units to test the framework, product architecture, governance model, implementation priorities, definition clarity and doctrinal coherence. Where time and unit availability permit, bounded pilots will be conducted within this phase or earlier alongside Phase 2 or Phase 3.</w:t>
+      </w:r>
+    </w:p>
+    <w:p>
+      <w:pPr>
+        <w:pStyle w:val="Normal"/>
+        <w:rPr/>
+      </w:pPr>
+      <w:r>
+        <w:rPr>
+          <w:rFonts w:cs="Book Antiqua"/>
+          <w:b/>
+          <w:i w:val="false"/>
+        </w:rPr>
+        <w:t>Key output.</w:t>
+      </w:r>
+      <w:r>
+        <w:rPr>
+          <w:rFonts w:cs="Book Antiqua"/>
+          <w:b w:val="false"/>
+          <w:i w:val="false"/>
+        </w:rPr>
+        <w:t xml:space="preserve"> A validated framework and product architecture, with stakeholder positions recorded.</w:t>
+      </w:r>
+    </w:p>
+    <w:p>
+      <w:pPr>
+        <w:pStyle w:val="Heading2"/>
+        <w:rPr/>
+      </w:pPr>
+      <w:r>
+        <w:rPr>
+          <w:rFonts w:cs="Arial" w:ascii="Arial" w:hAnsi="Arial"/>
+          <w:b/>
+          <w:i w:val="false"/>
+          <w:color w:val="000000"/>
+          <w:sz w:val="22"/>
+        </w:rPr>
+        <w:t>Phase 5: Implement (late November 2026)</w:t>
+      </w:r>
+    </w:p>
+    <w:p>
+      <w:pPr>
+        <w:pStyle w:val="Normal"/>
+        <w:rPr/>
+      </w:pPr>
+      <w:r>
+        <w:rPr>
+          <w:rFonts w:cs="Book Antiqua"/>
+          <w:b w:val="false"/>
+          <w:i w:val="false"/>
+        </w:rPr>
+        <w:t>Deliver the framework for approval and implementation.</w:t>
+      </w:r>
+    </w:p>
+    <w:p>
+      <w:pPr>
+        <w:pStyle w:val="Normal"/>
+        <w:rPr/>
+      </w:pPr>
+      <w:r>
+        <w:rPr>
+          <w:rFonts w:cs="Book Antiqua"/>
+          <w:b w:val="false"/>
+          <w:i w:val="false"/>
+        </w:rPr>
+        <w:t>Present to COMDT ACS the endorsed definitions and the confirmed relationship between Combat Mindset and Performance Under Pressure; Framework v1.0 and its agreed architecture; the validated capability and product architecture; the proposed governance and assurance model; an assessment of existing product maturity, evidence and scalability; and a prioritised implementation plan.</w:t>
+      </w:r>
+    </w:p>
+    <w:p>
+      <w:pPr>
+        <w:pStyle w:val="Normal"/>
+        <w:rPr/>
+      </w:pPr>
+      <w:r>
+        <w:rPr>
+          <w:rFonts w:cs="Book Antiqua"/>
+          <w:b/>
+          <w:i w:val="false"/>
+        </w:rPr>
+        <w:t>Key output.</w:t>
+      </w:r>
+      <w:r>
+        <w:rPr>
+          <w:rFonts w:cs="Book Antiqua"/>
+          <w:b w:val="false"/>
+          <w:i w:val="false"/>
+        </w:rPr>
+        <w:t xml:space="preserve"> Framework v1.0 submitted for approval, with an implementation plan and back brief to COMDT ACS.</w:t>
+      </w:r>
+    </w:p>
+    <w:p>
+      <w:pPr>
+        <w:pStyle w:val="Normal"/>
+        <w:pBdr>
+          <w:bottom w:val="single" w:sz="6" w:space="1" w:color="A89662"/>
+        </w:pBdr>
+        <w:spacing w:before="200" w:after="200"/>
+        <w:rPr/>
+      </w:pPr>
+      <w:r>
+        <w:rPr/>
+      </w:r>
+    </w:p>
+    <w:p>
+      <w:pPr>
+        <w:pStyle w:val="Heading1"/>
+        <w:pBdr>
+          <w:left w:val="single" w:sz="24" w:space="8" w:color="C62026"/>
+        </w:pBdr>
+        <w:rPr/>
+      </w:pPr>
+      <w:bookmarkStart w:id="6" w:name="__RefHeading___Toc375_3535704424"/>
+      <w:bookmarkEnd w:id="6"/>
+      <w:r>
+        <w:rPr>
+          <w:rFonts w:cs="Arial" w:ascii="Arial" w:hAnsi="Arial"/>
+          <w:b/>
+          <w:i w:val="false"/>
+          <w:color w:val="002516"/>
+          <w:sz w:val="28"/>
+        </w:rPr>
+        <w:t>5. Governance</w:t>
+      </w:r>
+    </w:p>
+    <w:p>
+      <w:pPr>
+        <w:pStyle w:val="Normal"/>
+        <w:rPr/>
+      </w:pPr>
+      <w:r>
+        <w:rPr>
+          <w:rFonts w:cs="Book Antiqua"/>
+          <w:b w:val="false"/>
+          <w:i w:val="false"/>
+        </w:rPr>
+        <w:t>The following arrangements are proposed for confirmation at Phase 1. Technical and professional authority is distributed by domain; no single organisation owns the evidence base for the entire capability.</w:t>
       </w:r>
     </w:p>
     <w:p>
@@ -1970,7 +2252,7 @@
           <w:b w:val="false"/>
           <w:i w:val="false"/>
         </w:rPr>
-        <w:t>evidence maturity;</w:t>
+        <w:t>Army Sponsor: strategic sponsor for Combat Mindset, the enabling Performance Under Pressure capability and the Combat Mindset Framework; to be confirmed at Phase 1, with candidate options identified by ACS.</w:t>
       </w:r>
     </w:p>
     <w:p>
@@ -2006,7 +2288,7 @@
           <w:b w:val="false"/>
           <w:i w:val="false"/>
         </w:rPr>
-        <w:t>scalability and resource requirements; and</w:t>
+        <w:t>Interim capability integrator: COMDT ACS, coordinating definition, framework development, stakeholder engagement and recommendations to the Army Sponsor.</w:t>
       </w:r>
     </w:p>
     <w:p>
@@ -2042,299 +2324,7 @@
           <w:b w:val="false"/>
           <w:i w:val="false"/>
         </w:rPr>
-        <w:t>gaps, duplication and integration opportunities.</w:t>
-      </w:r>
-    </w:p>
-    <w:p>
-      <w:pPr>
-        <w:pStyle w:val="Normal"/>
-        <w:rPr/>
-      </w:pPr>
-      <w:r>
-        <w:rPr>
-          <w:rFonts w:cs="Book Antiqua"/>
-          <w:b w:val="false"/>
-          <w:i w:val="false"/>
-        </w:rPr>
-        <w:t>Apply the combat-specificity test at paragraph 2 to distinguish products that contribute to the broader Performance Under Pressure capability from those that support its combat-specific expression. Assess COGCON as one developmental product within this assessment, with particular attention to its product boundary, evidence base (including its completed feasibility trials in live military training), ownership, workforce requirements and scalability.</w:t>
-      </w:r>
-    </w:p>
-    <w:p>
-      <w:pPr>
-        <w:pStyle w:val="Normal"/>
-        <w:rPr/>
-      </w:pPr>
-      <w:r>
-        <w:rPr>
-          <w:rFonts w:cs="Book Antiqua"/>
-          <w:b/>
-          <w:i w:val="false"/>
-        </w:rPr>
-        <w:t>Key output.</w:t>
-      </w:r>
-      <w:r>
-        <w:rPr>
-          <w:rFonts w:cs="Book Antiqua"/>
-          <w:b w:val="false"/>
-          <w:i w:val="false"/>
-        </w:rPr>
-        <w:t xml:space="preserve"> A capability and product baseline identifying holdings, gaps, duplication and integration opportunities.</w:t>
-      </w:r>
-    </w:p>
-    <w:p>
-      <w:pPr>
-        <w:pStyle w:val="Heading2"/>
-        <w:rPr/>
-      </w:pPr>
-      <w:r>
-        <w:rPr>
-          <w:rFonts w:cs="Arial" w:ascii="Arial" w:hAnsi="Arial"/>
-          <w:b/>
-          <w:i w:val="false"/>
-          <w:color w:val="000000"/>
-          <w:sz w:val="22"/>
-        </w:rPr>
-        <w:t>Phase 3: Design (October 2026) (NZALC/HPC joint) [proposed – confirm]</w:t>
-      </w:r>
-    </w:p>
-    <w:p>
-      <w:pPr>
-        <w:pStyle w:val="Normal"/>
-        <w:rPr/>
-      </w:pPr>
-      <w:r>
-        <w:rPr>
-          <w:rFonts w:cs="Book Antiqua"/>
-          <w:b w:val="false"/>
-          <w:i w:val="false"/>
-        </w:rPr>
-        <w:t>Develop the Combat Mindset Framework, delivery system and outcomes.</w:t>
-      </w:r>
-    </w:p>
-    <w:p>
-      <w:pPr>
-        <w:pStyle w:val="Normal"/>
-        <w:rPr/>
-      </w:pPr>
-      <w:r>
-        <w:rPr>
-          <w:rFonts w:cs="Book Antiqua"/>
-          <w:b w:val="false"/>
-          <w:i w:val="false"/>
-        </w:rPr>
-        <w:t>Draft the organising system through which Army will govern, develop, deliver and assure Performance Under Pressure and its combat-specific expression. The framework will set out the endorsed definitions and desired operational effect; the capability pillars, refined through the Phase 2 assessment; developmental outcomes from Lead Self through Lead Systems; the relationship between doctrine, framework, products and delivery; common assurance principles; and the criteria by which existing and future products may be recognised as contributing to the framework.</w:t>
-      </w:r>
-    </w:p>
-    <w:p>
-      <w:pPr>
-        <w:pStyle w:val="Normal"/>
-        <w:rPr/>
-      </w:pPr>
-      <w:r>
-        <w:rPr>
-          <w:rFonts w:cs="Book Antiqua"/>
-          <w:b w:val="false"/>
-          <w:i w:val="false"/>
-        </w:rPr>
-        <w:t>The provisional working pillars are: leadership under pressure; self-regulation and mental skills; performance cognition; resilience, adaptation and recovery; physical readiness and performance; professional identity, values and will to act; and team and collective performance. Each describes an enduring capability Army seeks to build, and each is subject to validation through the Phase 2 assessment and Phase 4 validation. Training products and methods, including progressive exposure to pressure, scenario and experiential training, field and mission-relevant rehearsal, and physical and cognitive conditioning, are how Army builds them.</w:t>
-      </w:r>
-    </w:p>
-    <w:p>
-      <w:pPr>
-        <w:pStyle w:val="Normal"/>
-        <w:rPr/>
-      </w:pPr>
-      <w:r>
-        <w:rPr>
-          <w:rFonts w:cs="Book Antiqua"/>
-          <w:b w:val="false"/>
-          <w:i w:val="false"/>
-        </w:rPr>
-        <w:t>Existing products, including the NZALC Leadership Development System and COGCON, will be mapped beneath the relevant pillars rather than treated as the framework itself.</w:t>
-      </w:r>
-    </w:p>
-    <w:p>
-      <w:pPr>
-        <w:pStyle w:val="Normal"/>
-        <w:rPr/>
-      </w:pPr>
-      <w:r>
-        <w:rPr>
-          <w:rFonts w:cs="Book Antiqua"/>
-          <w:b/>
-          <w:i w:val="false"/>
-        </w:rPr>
-        <w:t>Key output.</w:t>
-      </w:r>
-      <w:r>
-        <w:rPr>
-          <w:rFonts w:cs="Book Antiqua"/>
-          <w:b w:val="false"/>
-          <w:i w:val="false"/>
-        </w:rPr>
-        <w:t xml:space="preserve"> Draft Framework v1.0, comprising the capability pillars, developmental outcomes, product architecture and assurance criteria.</w:t>
-      </w:r>
-    </w:p>
-    <w:p>
-      <w:pPr>
-        <w:pStyle w:val="Heading2"/>
-        <w:rPr/>
-      </w:pPr>
-      <w:r>
-        <w:rPr>
-          <w:rFonts w:cs="Arial" w:ascii="Arial" w:hAnsi="Arial"/>
-          <w:b/>
-          <w:i w:val="false"/>
-          <w:color w:val="000000"/>
-          <w:sz w:val="22"/>
-        </w:rPr>
-        <w:t>Phase 4: Validate (November 2026) (ACS convenes) [proposed – confirm]</w:t>
-      </w:r>
-    </w:p>
-    <w:p>
-      <w:pPr>
-        <w:pStyle w:val="Normal"/>
-        <w:rPr/>
-      </w:pPr>
-      <w:r>
-        <w:rPr>
-          <w:rFonts w:cs="Book Antiqua"/>
-          <w:b w:val="false"/>
-          <w:i w:val="false"/>
-        </w:rPr>
-        <w:t>Refine the framework with key stakeholders.</w:t>
-      </w:r>
-    </w:p>
-    <w:p>
-      <w:pPr>
-        <w:pStyle w:val="Normal"/>
-        <w:rPr/>
-      </w:pPr>
-      <w:r>
-        <w:rPr>
-          <w:rFonts w:cs="Book Antiqua"/>
-          <w:b w:val="false"/>
-          <w:i w:val="false"/>
-        </w:rPr>
-        <w:t>Convene ACS, NZALC, HPC, APS, ILD, selected training providers and units to test the framework, product architecture, governance model, implementation priorities, definition clarity and doctrinal coherence. Where time and unit availability permit, bounded pilots will be conducted within this phase or earlier alongside Phase 2 or Phase 3.</w:t>
-      </w:r>
-    </w:p>
-    <w:p>
-      <w:pPr>
-        <w:pStyle w:val="Normal"/>
-        <w:rPr/>
-      </w:pPr>
-      <w:r>
-        <w:rPr>
-          <w:rFonts w:cs="Book Antiqua"/>
-          <w:b/>
-          <w:i w:val="false"/>
-        </w:rPr>
-        <w:t>Key output.</w:t>
-      </w:r>
-      <w:r>
-        <w:rPr>
-          <w:rFonts w:cs="Book Antiqua"/>
-          <w:b w:val="false"/>
-          <w:i w:val="false"/>
-        </w:rPr>
-        <w:t xml:space="preserve"> A validated framework and product architecture, with stakeholder positions recorded.</w:t>
-      </w:r>
-    </w:p>
-    <w:p>
-      <w:pPr>
-        <w:pStyle w:val="Heading2"/>
-        <w:rPr/>
-      </w:pPr>
-      <w:r>
-        <w:rPr>
-          <w:rFonts w:cs="Arial" w:ascii="Arial" w:hAnsi="Arial"/>
-          <w:b/>
-          <w:i w:val="false"/>
-          <w:color w:val="000000"/>
-          <w:sz w:val="22"/>
-        </w:rPr>
-        <w:t>Phase 5: Implement (late November 2026) (ACS) [proposed – confirm]</w:t>
-      </w:r>
-    </w:p>
-    <w:p>
-      <w:pPr>
-        <w:pStyle w:val="Normal"/>
-        <w:rPr/>
-      </w:pPr>
-      <w:r>
-        <w:rPr>
-          <w:rFonts w:cs="Book Antiqua"/>
-          <w:b w:val="false"/>
-          <w:i w:val="false"/>
-        </w:rPr>
-        <w:t>Deliver the framework for approval and implementation.</w:t>
-      </w:r>
-    </w:p>
-    <w:p>
-      <w:pPr>
-        <w:pStyle w:val="Normal"/>
-        <w:rPr/>
-      </w:pPr>
-      <w:r>
-        <w:rPr>
-          <w:rFonts w:cs="Book Antiqua"/>
-          <w:b w:val="false"/>
-          <w:i w:val="false"/>
-        </w:rPr>
-        <w:t>Present to COMDT ACS the endorsed definitions and the confirmed relationship between Combat Mindset and Performance Under Pressure; Framework v1.0 and its agreed architecture; the validated capability and product architecture; the proposed governance and assurance model; an assessment of existing product maturity, evidence and scalability; and a prioritised implementation plan.</w:t>
-      </w:r>
-    </w:p>
-    <w:p>
-      <w:pPr>
-        <w:pStyle w:val="Normal"/>
-        <w:rPr/>
-      </w:pPr>
-      <w:r>
-        <w:rPr>
-          <w:rFonts w:cs="Book Antiqua"/>
-          <w:b/>
-          <w:i w:val="false"/>
-        </w:rPr>
-        <w:t>Key output.</w:t>
-      </w:r>
-      <w:r>
-        <w:rPr>
-          <w:rFonts w:cs="Book Antiqua"/>
-          <w:b w:val="false"/>
-          <w:i w:val="false"/>
-        </w:rPr>
-        <w:t xml:space="preserve"> Framework v1.0 submitted for approval, with an implementation plan and back brief to COMDT ACS.</w:t>
-      </w:r>
-    </w:p>
-    <w:p>
-      <w:pPr>
-        <w:pStyle w:val="Heading2"/>
-        <w:rPr/>
-      </w:pPr>
-      <w:r>
-        <w:rPr>
-          <w:rFonts w:cs="Arial" w:ascii="Arial" w:hAnsi="Arial"/>
-          <w:b/>
-          <w:i w:val="false"/>
-          <w:color w:val="000000"/>
-          <w:sz w:val="22"/>
-        </w:rPr>
-        <w:t>Framework development principles</w:t>
-      </w:r>
-    </w:p>
-    <w:p>
-      <w:pPr>
-        <w:pStyle w:val="Normal"/>
-        <w:rPr/>
-      </w:pPr>
-      <w:r>
-        <w:rPr>
-          <w:rFonts w:cs="Book Antiqua"/>
-          <w:b w:val="false"/>
-          <w:i w:val="false"/>
-        </w:rPr>
-        <w:t>Framework development will be guided by the following principles:</w:t>
+        <w:t>Framework development and capability-integration lead: ACS, coordinating framework architecture, developmental progression, stakeholder integration, product recognition criteria and implementation planning, leveraging NZALC and wider ACS expertise, intellectual property and programmes.</w:t>
       </w:r>
     </w:p>
     <w:p>
@@ -2370,7 +2360,7 @@
           <w:b w:val="false"/>
           <w:i w:val="false"/>
         </w:rPr>
-        <w:t>Consolidate and align existing capability before creating new content.</w:t>
+        <w:t>COGCON product steward and performance-cognition adviser: Human Performance Cell, responsible for the integrity and further development of the COGCON method and for specialist advice on cognitive conditioning and proportionate measurement, within available capacity.</w:t>
       </w:r>
     </w:p>
     <w:p>
@@ -2406,7 +2396,7 @@
           <w:b w:val="false"/>
           <w:i w:val="false"/>
         </w:rPr>
-        <w:t>Use clear, common and Army-relevant language.</w:t>
+        <w:t>Domain advisers and authorities: APS, ILD, physical-performance specialists, doctrine staff and other relevant organisations, providing technical or professional advice within their respective domains.</w:t>
       </w:r>
     </w:p>
     <w:p>
@@ -2442,7 +2432,7 @@
           <w:b w:val="false"/>
           <w:i w:val="false"/>
         </w:rPr>
-        <w:t>Distinguish capability outcomes from training products and methods.</w:t>
+        <w:t>Delivery agencies: training establishments, units and existing instructor workforces approved to deliver recognised products.</w:t>
       </w:r>
     </w:p>
     <w:p>
@@ -2478,187 +2468,7 @@
           <w:b w:val="false"/>
           <w:i w:val="false"/>
         </w:rPr>
-        <w:t>Remain evidence-informed and proportionate to the maturity of each product.</w:t>
-      </w:r>
-    </w:p>
-    <w:p>
-      <w:pPr>
-        <w:pStyle w:val="Normal"/>
-        <w:tabs>
-          <w:tab w:val="clear" w:pos="720"/>
-          <w:tab w:val="left" w:pos="425" w:leader="none"/>
-        </w:tabs>
-        <w:spacing w:before="0" w:after="60"/>
-        <w:ind w:hanging="255" w:left="425"/>
-        <w:rPr/>
-      </w:pPr>
-      <w:r>
-        <w:rPr>
-          <w:rFonts w:cs="Arial" w:ascii="Arial" w:hAnsi="Arial"/>
-          <w:b/>
-          <w:color w:val="C62026"/>
-        </w:rPr>
-        <w:t>•</w:t>
-      </w:r>
-      <w:r>
-        <w:rPr>
-          <w:rFonts w:cs="Arial" w:ascii="Arial" w:hAnsi="Arial"/>
-          <w:b/>
-          <w:color w:val="C62026"/>
-        </w:rPr>
-        <w:tab/>
-      </w:r>
-      <w:r>
-        <w:rPr>
-          <w:rFonts w:cs="Book Antiqua"/>
-          <w:b w:val="false"/>
-          <w:i w:val="false"/>
-        </w:rPr>
-        <w:t>Avoid capture by any single organisation, discipline or product.</w:t>
-      </w:r>
-    </w:p>
-    <w:p>
-      <w:pPr>
-        <w:pStyle w:val="Normal"/>
-        <w:tabs>
-          <w:tab w:val="clear" w:pos="720"/>
-          <w:tab w:val="left" w:pos="425" w:leader="none"/>
-        </w:tabs>
-        <w:spacing w:before="0" w:after="60"/>
-        <w:ind w:hanging="255" w:left="425"/>
-        <w:rPr/>
-      </w:pPr>
-      <w:r>
-        <w:rPr>
-          <w:rFonts w:cs="Arial" w:ascii="Arial" w:hAnsi="Arial"/>
-          <w:b/>
-          <w:color w:val="C62026"/>
-        </w:rPr>
-        <w:t>•</w:t>
-      </w:r>
-      <w:r>
-        <w:rPr>
-          <w:rFonts w:cs="Arial" w:ascii="Arial" w:hAnsi="Arial"/>
-          <w:b/>
-          <w:color w:val="C62026"/>
-        </w:rPr>
-        <w:tab/>
-      </w:r>
-      <w:r>
-        <w:rPr>
-          <w:rFonts w:cs="Book Antiqua"/>
-          <w:b w:val="false"/>
-          <w:i w:val="false"/>
-        </w:rPr>
-        <w:t>Use existing training and leadership systems wherever practicable.</w:t>
-      </w:r>
-    </w:p>
-    <w:p>
-      <w:pPr>
-        <w:pStyle w:val="Normal"/>
-        <w:tabs>
-          <w:tab w:val="clear" w:pos="720"/>
-          <w:tab w:val="left" w:pos="425" w:leader="none"/>
-        </w:tabs>
-        <w:spacing w:before="0" w:after="60"/>
-        <w:ind w:hanging="255" w:left="425"/>
-        <w:rPr/>
-      </w:pPr>
-      <w:r>
-        <w:rPr>
-          <w:rFonts w:cs="Arial" w:ascii="Arial" w:hAnsi="Arial"/>
-          <w:b/>
-          <w:color w:val="C62026"/>
-        </w:rPr>
-        <w:t>•</w:t>
-      </w:r>
-      <w:r>
-        <w:rPr>
-          <w:rFonts w:cs="Arial" w:ascii="Arial" w:hAnsi="Arial"/>
-          <w:b/>
-          <w:color w:val="C62026"/>
-        </w:rPr>
-        <w:tab/>
-      </w:r>
-      <w:r>
-        <w:rPr>
-          <w:rFonts w:cs="Book Antiqua"/>
-          <w:b w:val="false"/>
-          <w:i w:val="false"/>
-        </w:rPr>
-        <w:t>Develop from Lead Self through Lead Systems.</w:t>
-      </w:r>
-    </w:p>
-    <w:p>
-      <w:pPr>
-        <w:pStyle w:val="Normal"/>
-        <w:tabs>
-          <w:tab w:val="clear" w:pos="720"/>
-          <w:tab w:val="left" w:pos="425" w:leader="none"/>
-        </w:tabs>
-        <w:spacing w:before="0" w:after="60"/>
-        <w:ind w:hanging="255" w:left="425"/>
-        <w:rPr/>
-      </w:pPr>
-      <w:r>
-        <w:rPr>
-          <w:rFonts w:cs="Arial" w:ascii="Arial" w:hAnsi="Arial"/>
-          <w:b/>
-          <w:color w:val="C62026"/>
-        </w:rPr>
-        <w:t>•</w:t>
-      </w:r>
-      <w:r>
-        <w:rPr>
-          <w:rFonts w:cs="Arial" w:ascii="Arial" w:hAnsi="Arial"/>
-          <w:b/>
-          <w:color w:val="C62026"/>
-        </w:rPr>
-        <w:tab/>
-      </w:r>
-      <w:r>
-        <w:rPr>
-          <w:rFonts w:cs="Book Antiqua"/>
-          <w:b w:val="false"/>
-          <w:i w:val="false"/>
-        </w:rPr>
-        <w:t>Validate operational relevance with training establishments and units.</w:t>
-      </w:r>
-    </w:p>
-    <w:p>
-      <w:pPr>
-        <w:pStyle w:val="Normal"/>
-        <w:tabs>
-          <w:tab w:val="clear" w:pos="720"/>
-          <w:tab w:val="left" w:pos="425" w:leader="none"/>
-        </w:tabs>
-        <w:spacing w:before="0" w:after="60"/>
-        <w:ind w:hanging="255" w:left="425"/>
-        <w:rPr/>
-      </w:pPr>
-      <w:r>
-        <w:rPr>
-          <w:rFonts w:cs="Arial" w:ascii="Arial" w:hAnsi="Arial"/>
-          <w:b/>
-          <w:color w:val="C62026"/>
-        </w:rPr>
-        <w:t>•</w:t>
-      </w:r>
-      <w:r>
-        <w:rPr>
-          <w:rFonts w:cs="Arial" w:ascii="Arial" w:hAnsi="Arial"/>
-          <w:b/>
-          <w:color w:val="C62026"/>
-        </w:rPr>
-        <w:tab/>
-      </w:r>
-      <w:r>
-        <w:rPr>
-          <w:rFonts w:cs="Book Antiqua"/>
-          <w:b w:val="false"/>
-          <w:i w:val="false"/>
-        </w:rPr>
-        <w:t>Design governance and assurance into the framework from the outset.</w:t>
+        <w:t>Assurance: a layered assurance model covering doctrine, evidence, professional content, learning design, delivery quality and operational relevance, with sufficient independence from individual product owners and delivery organisations.</w:t>
       </w:r>
     </w:p>
     <w:p>
@@ -2682,307 +2492,7 @@
         </w:pBdr>
         <w:rPr/>
       </w:pPr>
-      <w:bookmarkStart w:id="6" w:name="__RefHeading___Toc415_3067098715"/>
-      <w:bookmarkEnd w:id="6"/>
-      <w:r>
-        <w:rPr>
-          <w:rFonts w:cs="Arial" w:ascii="Arial" w:hAnsi="Arial"/>
-          <w:b/>
-          <w:i w:val="false"/>
-          <w:color w:val="002516"/>
-          <w:sz w:val="28"/>
-        </w:rPr>
-        <w:t>5. Governance</w:t>
-      </w:r>
-    </w:p>
-    <w:p>
-      <w:pPr>
-        <w:pStyle w:val="Normal"/>
-        <w:rPr/>
-      </w:pPr>
-      <w:r>
-        <w:rPr>
-          <w:rFonts w:cs="Book Antiqua"/>
-          <w:b w:val="false"/>
-          <w:i w:val="false"/>
-        </w:rPr>
-        <w:t>The following arrangements are proposed for confirmation at Phase 1. Technical and professional authority is distributed by domain; no single organisation owns the evidence base for the entire capability.</w:t>
-      </w:r>
-    </w:p>
-    <w:p>
-      <w:pPr>
-        <w:pStyle w:val="Normal"/>
-        <w:tabs>
-          <w:tab w:val="clear" w:pos="720"/>
-          <w:tab w:val="left" w:pos="425" w:leader="none"/>
-        </w:tabs>
-        <w:spacing w:before="0" w:after="60"/>
-        <w:ind w:hanging="255" w:left="425"/>
-        <w:rPr/>
-      </w:pPr>
-      <w:r>
-        <w:rPr>
-          <w:rFonts w:cs="Arial" w:ascii="Arial" w:hAnsi="Arial"/>
-          <w:b/>
-          <w:color w:val="C62026"/>
-        </w:rPr>
-        <w:t>•</w:t>
-      </w:r>
-      <w:r>
-        <w:rPr>
-          <w:rFonts w:cs="Arial" w:ascii="Arial" w:hAnsi="Arial"/>
-          <w:b/>
-          <w:color w:val="C62026"/>
-        </w:rPr>
-        <w:tab/>
-      </w:r>
-      <w:r>
-        <w:rPr>
-          <w:rFonts w:cs="Book Antiqua"/>
-          <w:b w:val="false"/>
-          <w:i w:val="false"/>
-        </w:rPr>
-        <w:t>Army Sponsor: strategic sponsor for Combat Mindset, the enabling Performance Under Pressure capability and the Combat Mindset Framework; to be confirmed at Phase 1, with candidate options identified by ACS.</w:t>
-      </w:r>
-    </w:p>
-    <w:p>
-      <w:pPr>
-        <w:pStyle w:val="Normal"/>
-        <w:tabs>
-          <w:tab w:val="clear" w:pos="720"/>
-          <w:tab w:val="left" w:pos="425" w:leader="none"/>
-        </w:tabs>
-        <w:spacing w:before="0" w:after="60"/>
-        <w:ind w:hanging="255" w:left="425"/>
-        <w:rPr/>
-      </w:pPr>
-      <w:r>
-        <w:rPr>
-          <w:rFonts w:cs="Arial" w:ascii="Arial" w:hAnsi="Arial"/>
-          <w:b/>
-          <w:color w:val="C62026"/>
-        </w:rPr>
-        <w:t>•</w:t>
-      </w:r>
-      <w:r>
-        <w:rPr>
-          <w:rFonts w:cs="Arial" w:ascii="Arial" w:hAnsi="Arial"/>
-          <w:b/>
-          <w:color w:val="C62026"/>
-        </w:rPr>
-        <w:tab/>
-      </w:r>
-      <w:r>
-        <w:rPr>
-          <w:rFonts w:cs="Book Antiqua"/>
-          <w:b w:val="false"/>
-          <w:i w:val="false"/>
-        </w:rPr>
-        <w:t>Interim capability integrator: COMDT ACS, coordinating definition, framework development, stakeholder engagement and recommendations to the Army Sponsor.</w:t>
-      </w:r>
-    </w:p>
-    <w:p>
-      <w:pPr>
-        <w:pStyle w:val="Normal"/>
-        <w:tabs>
-          <w:tab w:val="clear" w:pos="720"/>
-          <w:tab w:val="left" w:pos="425" w:leader="none"/>
-        </w:tabs>
-        <w:spacing w:before="0" w:after="60"/>
-        <w:ind w:hanging="255" w:left="425"/>
-        <w:rPr/>
-      </w:pPr>
-      <w:r>
-        <w:rPr>
-          <w:rFonts w:cs="Arial" w:ascii="Arial" w:hAnsi="Arial"/>
-          <w:b/>
-          <w:color w:val="C62026"/>
-        </w:rPr>
-        <w:t>•</w:t>
-      </w:r>
-      <w:r>
-        <w:rPr>
-          <w:rFonts w:cs="Arial" w:ascii="Arial" w:hAnsi="Arial"/>
-          <w:b/>
-          <w:color w:val="C62026"/>
-        </w:rPr>
-        <w:tab/>
-      </w:r>
-      <w:r>
-        <w:rPr>
-          <w:rFonts w:cs="Book Antiqua"/>
-          <w:b w:val="false"/>
-          <w:i w:val="false"/>
-        </w:rPr>
-        <w:t>Framework development and capability-integration lead: ACS, coordinating framework architecture, developmental progression, stakeholder integration, product recognition criteria and implementation planning, leveraging NZALC and wider ACS expertise, intellectual property and programmes.</w:t>
-      </w:r>
-    </w:p>
-    <w:p>
-      <w:pPr>
-        <w:pStyle w:val="Normal"/>
-        <w:tabs>
-          <w:tab w:val="clear" w:pos="720"/>
-          <w:tab w:val="left" w:pos="425" w:leader="none"/>
-        </w:tabs>
-        <w:spacing w:before="0" w:after="60"/>
-        <w:ind w:hanging="255" w:left="425"/>
-        <w:rPr/>
-      </w:pPr>
-      <w:r>
-        <w:rPr>
-          <w:rFonts w:cs="Arial" w:ascii="Arial" w:hAnsi="Arial"/>
-          <w:b/>
-          <w:color w:val="C62026"/>
-        </w:rPr>
-        <w:t>•</w:t>
-      </w:r>
-      <w:r>
-        <w:rPr>
-          <w:rFonts w:cs="Arial" w:ascii="Arial" w:hAnsi="Arial"/>
-          <w:b/>
-          <w:color w:val="C62026"/>
-        </w:rPr>
-        <w:tab/>
-      </w:r>
-      <w:r>
-        <w:rPr>
-          <w:rFonts w:cs="Book Antiqua"/>
-          <w:b w:val="false"/>
-          <w:i w:val="false"/>
-        </w:rPr>
-        <w:t>COGCON product steward and performance-cognition adviser: Human Performance Cell, responsible for the integrity and further development of the COGCON method and for specialist advice on cognitive conditioning and proportionate measurement, within available capacity.</w:t>
-      </w:r>
-    </w:p>
-    <w:p>
-      <w:pPr>
-        <w:pStyle w:val="Normal"/>
-        <w:tabs>
-          <w:tab w:val="clear" w:pos="720"/>
-          <w:tab w:val="left" w:pos="425" w:leader="none"/>
-        </w:tabs>
-        <w:spacing w:before="0" w:after="60"/>
-        <w:ind w:hanging="255" w:left="425"/>
-        <w:rPr/>
-      </w:pPr>
-      <w:r>
-        <w:rPr>
-          <w:rFonts w:cs="Arial" w:ascii="Arial" w:hAnsi="Arial"/>
-          <w:b/>
-          <w:color w:val="C62026"/>
-        </w:rPr>
-        <w:t>•</w:t>
-      </w:r>
-      <w:r>
-        <w:rPr>
-          <w:rFonts w:cs="Arial" w:ascii="Arial" w:hAnsi="Arial"/>
-          <w:b/>
-          <w:color w:val="C62026"/>
-        </w:rPr>
-        <w:tab/>
-      </w:r>
-      <w:r>
-        <w:rPr>
-          <w:rFonts w:cs="Book Antiqua"/>
-          <w:b w:val="false"/>
-          <w:i w:val="false"/>
-        </w:rPr>
-        <w:t>Domain advisers and authorities: APS, ILD, physical-performance specialists, doctrine staff and other relevant organisations, providing technical or professional advice within their respective domains.</w:t>
-      </w:r>
-    </w:p>
-    <w:p>
-      <w:pPr>
-        <w:pStyle w:val="Normal"/>
-        <w:tabs>
-          <w:tab w:val="clear" w:pos="720"/>
-          <w:tab w:val="left" w:pos="425" w:leader="none"/>
-        </w:tabs>
-        <w:spacing w:before="0" w:after="60"/>
-        <w:ind w:hanging="255" w:left="425"/>
-        <w:rPr/>
-      </w:pPr>
-      <w:r>
-        <w:rPr>
-          <w:rFonts w:cs="Arial" w:ascii="Arial" w:hAnsi="Arial"/>
-          <w:b/>
-          <w:color w:val="C62026"/>
-        </w:rPr>
-        <w:t>•</w:t>
-      </w:r>
-      <w:r>
-        <w:rPr>
-          <w:rFonts w:cs="Arial" w:ascii="Arial" w:hAnsi="Arial"/>
-          <w:b/>
-          <w:color w:val="C62026"/>
-        </w:rPr>
-        <w:tab/>
-      </w:r>
-      <w:r>
-        <w:rPr>
-          <w:rFonts w:cs="Book Antiqua"/>
-          <w:b w:val="false"/>
-          <w:i w:val="false"/>
-        </w:rPr>
-        <w:t>Delivery agencies: training establishments, units and existing instructor workforces approved to deliver recognised products.</w:t>
-      </w:r>
-    </w:p>
-    <w:p>
-      <w:pPr>
-        <w:pStyle w:val="Normal"/>
-        <w:tabs>
-          <w:tab w:val="clear" w:pos="720"/>
-          <w:tab w:val="left" w:pos="425" w:leader="none"/>
-        </w:tabs>
-        <w:spacing w:before="0" w:after="60"/>
-        <w:ind w:hanging="255" w:left="425"/>
-        <w:rPr/>
-      </w:pPr>
-      <w:r>
-        <w:rPr>
-          <w:rFonts w:cs="Arial" w:ascii="Arial" w:hAnsi="Arial"/>
-          <w:b/>
-          <w:color w:val="C62026"/>
-        </w:rPr>
-        <w:t>•</w:t>
-      </w:r>
-      <w:r>
-        <w:rPr>
-          <w:rFonts w:cs="Arial" w:ascii="Arial" w:hAnsi="Arial"/>
-          <w:b/>
-          <w:color w:val="C62026"/>
-        </w:rPr>
-        <w:tab/>
-      </w:r>
-      <w:r>
-        <w:rPr>
-          <w:rFonts w:cs="Book Antiqua"/>
-          <w:b w:val="false"/>
-          <w:i w:val="false"/>
-        </w:rPr>
-        <w:t>Assurance: a layered assurance model covering doctrine, evidence, professional content, learning design, delivery quality and operational relevance, with sufficient independence from individual product owners and delivery organisations.</w:t>
-      </w:r>
-    </w:p>
-    <w:p>
-      <w:pPr>
-        <w:pStyle w:val="Normal"/>
-        <w:pBdr>
-          <w:bottom w:val="single" w:sz="6" w:space="1" w:color="A89662"/>
-        </w:pBdr>
-        <w:spacing w:before="200" w:after="200"/>
-        <w:rPr/>
-      </w:pPr>
-      <w:r>
-        <w:rPr/>
-      </w:r>
-    </w:p>
-    <w:p>
-      <w:pPr>
-        <w:pStyle w:val="Heading1"/>
-        <w:pBdr>
-          <w:left w:val="single" w:sz="24" w:space="8" w:color="C62026"/>
-        </w:pBdr>
-        <w:rPr/>
-      </w:pPr>
-      <w:bookmarkStart w:id="7" w:name="__RefHeading___Toc417_3067098715"/>
+      <w:bookmarkStart w:id="7" w:name="__RefHeading___Toc377_3535704424"/>
       <w:bookmarkEnd w:id="7"/>
       <w:r>
         <w:rPr>
@@ -3284,7 +2794,7 @@
         <w:spacing w:before="0" w:after="160"/>
         <w:rPr/>
       </w:pPr>
-      <w:bookmarkStart w:id="8" w:name="__RefHeading___Toc419_3067098715"/>
+      <w:bookmarkStart w:id="8" w:name="__RefHeading___Toc379_3535704424"/>
       <w:bookmarkEnd w:id="8"/>
       <w:r>
         <w:rPr>
@@ -3441,7 +2951,7 @@
         </w:pBdr>
         <w:rPr/>
       </w:pPr>
-      <w:bookmarkStart w:id="9" w:name="__RefHeading___Toc421_3067098715"/>
+      <w:bookmarkStart w:id="9" w:name="__RefHeading___Toc381_3535704424"/>
       <w:bookmarkEnd w:id="9"/>
       <w:r>
         <w:rPr>

--- a/output/combat-mindset-way-forward.docx
+++ b/output/combat-mindset-way-forward.docx
@@ -304,7 +304,7 @@
             </w:rPr>
             <w:fldChar w:fldCharType="separate"/>
           </w:r>
-          <w:hyperlink w:anchor="__RefHeading___Toc363_3535704424">
+          <w:hyperlink w:anchor="__RefHeading___Toc340_2828093440">
             <w:r>
               <w:rPr>
                 <w:webHidden/>
@@ -331,7 +331,7 @@
             </w:tabs>
             <w:rPr/>
           </w:pPr>
-          <w:hyperlink w:anchor="__RefHeading___Toc365_3535704424">
+          <w:hyperlink w:anchor="__RefHeading___Toc342_2828093440">
             <w:r>
               <w:rPr>
                 <w:webHidden/>
@@ -358,7 +358,7 @@
             </w:tabs>
             <w:rPr/>
           </w:pPr>
-          <w:hyperlink w:anchor="__RefHeading___Toc367_3535704424">
+          <w:hyperlink w:anchor="__RefHeading___Toc344_2828093440">
             <w:r>
               <w:rPr>
                 <w:webHidden/>
@@ -385,7 +385,7 @@
             </w:tabs>
             <w:rPr/>
           </w:pPr>
-          <w:hyperlink w:anchor="__RefHeading___Toc369_3535704424">
+          <w:hyperlink w:anchor="__RefHeading___Toc346_2828093440">
             <w:r>
               <w:rPr>
                 <w:webHidden/>
@@ -412,7 +412,7 @@
             </w:tabs>
             <w:rPr/>
           </w:pPr>
-          <w:hyperlink w:anchor="__RefHeading___Toc371_3535704424">
+          <w:hyperlink w:anchor="__RefHeading___Toc348_2828093440">
             <w:r>
               <w:rPr>
                 <w:webHidden/>
@@ -439,7 +439,7 @@
             </w:tabs>
             <w:rPr/>
           </w:pPr>
-          <w:hyperlink w:anchor="__RefHeading___Toc373_3535704424">
+          <w:hyperlink w:anchor="__RefHeading___Toc350_2828093440">
             <w:r>
               <w:rPr>
                 <w:webHidden/>
@@ -466,14 +466,14 @@
             </w:tabs>
             <w:rPr/>
           </w:pPr>
-          <w:hyperlink w:anchor="__RefHeading___Toc375_3535704424">
+          <w:hyperlink w:anchor="__RefHeading___Toc352_2828093440">
             <w:r>
               <w:rPr>
                 <w:webHidden/>
                 <w:rStyle w:val="IndexLink"/>
                 <w:i w:val="false"/>
               </w:rPr>
-              <w:t>5. Governance</w:t>
+              <w:t>5. Recommendations</w:t>
             </w:r>
             <w:r>
               <w:rPr>
@@ -493,34 +493,7 @@
             </w:tabs>
             <w:rPr/>
           </w:pPr>
-          <w:hyperlink w:anchor="__RefHeading___Toc377_3535704424">
-            <w:r>
-              <w:rPr>
-                <w:webHidden/>
-                <w:rStyle w:val="IndexLink"/>
-                <w:i w:val="false"/>
-              </w:rPr>
-              <w:t>6. Recommendations</w:t>
-            </w:r>
-            <w:r>
-              <w:rPr>
-                <w:rStyle w:val="IndexLink"/>
-              </w:rPr>
-              <w:tab/>
-              <w:t>9</w:t>
-            </w:r>
-          </w:hyperlink>
-        </w:p>
-        <w:p>
-          <w:pPr>
-            <w:pStyle w:val="TOC1"/>
-            <w:tabs>
-              <w:tab w:val="clear" w:pos="9072"/>
-              <w:tab w:val="right" w:pos="9071" w:leader="dot"/>
-            </w:tabs>
-            <w:rPr/>
-          </w:pPr>
-          <w:hyperlink w:anchor="__RefHeading___Toc379_3535704424">
+          <w:hyperlink w:anchor="__RefHeading___Toc354_2828093440">
             <w:r>
               <w:rPr>
                 <w:webHidden/>
@@ -534,7 +507,7 @@
                 <w:rStyle w:val="IndexLink"/>
               </w:rPr>
               <w:tab/>
-              <w:t>11</w:t>
+              <w:t>10</w:t>
             </w:r>
           </w:hyperlink>
         </w:p>
@@ -547,7 +520,7 @@
             </w:tabs>
             <w:rPr/>
           </w:pPr>
-          <w:hyperlink w:anchor="__RefHeading___Toc381_3535704424">
+          <w:hyperlink w:anchor="__RefHeading___Toc356_2828093440">
             <w:r>
               <w:rPr>
                 <w:webHidden/>
@@ -561,7 +534,7 @@
                 <w:rStyle w:val="IndexLink"/>
               </w:rPr>
               <w:tab/>
-              <w:t>11</w:t>
+              <w:t>10</w:t>
             </w:r>
           </w:hyperlink>
           <w:r>
@@ -602,7 +575,7 @@
         <w:spacing w:before="0" w:after="160"/>
         <w:rPr/>
       </w:pPr>
-      <w:bookmarkStart w:id="0" w:name="__RefHeading___Toc363_3535704424"/>
+      <w:bookmarkStart w:id="0" w:name="__RefHeading___Toc340_2828093440"/>
       <w:bookmarkEnd w:id="0"/>
       <w:r>
         <w:rPr>
@@ -684,7 +657,7 @@
         </w:pBdr>
         <w:rPr/>
       </w:pPr>
-      <w:bookmarkStart w:id="1" w:name="__RefHeading___Toc365_3535704424"/>
+      <w:bookmarkStart w:id="1" w:name="__RefHeading___Toc342_2828093440"/>
       <w:bookmarkEnd w:id="1"/>
       <w:r>
         <w:rPr>
@@ -760,7 +733,7 @@
         </w:pBdr>
         <w:rPr/>
       </w:pPr>
-      <w:bookmarkStart w:id="2" w:name="__RefHeading___Toc367_3535704424"/>
+      <w:bookmarkStart w:id="2" w:name="__RefHeading___Toc344_2828093440"/>
       <w:bookmarkEnd w:id="2"/>
       <w:r>
         <w:rPr>
@@ -868,7 +841,7 @@
         </w:pBdr>
         <w:rPr/>
       </w:pPr>
-      <w:bookmarkStart w:id="3" w:name="__RefHeading___Toc369_3535704424"/>
+      <w:bookmarkStart w:id="3" w:name="__RefHeading___Toc346_2828093440"/>
       <w:bookmarkEnd w:id="3"/>
       <w:r>
         <w:rPr>
@@ -1422,7 +1395,7 @@
         </w:pBdr>
         <w:rPr/>
       </w:pPr>
-      <w:bookmarkStart w:id="4" w:name="__RefHeading___Toc371_3535704424"/>
+      <w:bookmarkStart w:id="4" w:name="__RefHeading___Toc348_2828093440"/>
       <w:bookmarkEnd w:id="4"/>
       <w:r>
         <w:rPr>
@@ -1606,7 +1579,7 @@
         </w:pBdr>
         <w:rPr/>
       </w:pPr>
-      <w:bookmarkStart w:id="5" w:name="__RefHeading___Toc373_3535704424"/>
+      <w:bookmarkStart w:id="5" w:name="__RefHeading___Toc350_2828093440"/>
       <w:bookmarkEnd w:id="5"/>
       <w:r>
         <w:rPr>
@@ -2192,7 +2165,7 @@
         </w:pBdr>
         <w:rPr/>
       </w:pPr>
-      <w:bookmarkStart w:id="6" w:name="__RefHeading___Toc375_3535704424"/>
+      <w:bookmarkStart w:id="6" w:name="__RefHeading___Toc352_2828093440"/>
       <w:bookmarkEnd w:id="6"/>
       <w:r>
         <w:rPr>
@@ -2202,307 +2175,7 @@
           <w:color w:val="002516"/>
           <w:sz w:val="28"/>
         </w:rPr>
-        <w:t>5. Governance</w:t>
-      </w:r>
-    </w:p>
-    <w:p>
-      <w:pPr>
-        <w:pStyle w:val="Normal"/>
-        <w:rPr/>
-      </w:pPr>
-      <w:r>
-        <w:rPr>
-          <w:rFonts w:cs="Book Antiqua"/>
-          <w:b w:val="false"/>
-          <w:i w:val="false"/>
-        </w:rPr>
-        <w:t>The following arrangements are proposed for confirmation at Phase 1. Technical and professional authority is distributed by domain; no single organisation owns the evidence base for the entire capability.</w:t>
-      </w:r>
-    </w:p>
-    <w:p>
-      <w:pPr>
-        <w:pStyle w:val="Normal"/>
-        <w:tabs>
-          <w:tab w:val="clear" w:pos="720"/>
-          <w:tab w:val="left" w:pos="425" w:leader="none"/>
-        </w:tabs>
-        <w:spacing w:before="0" w:after="60"/>
-        <w:ind w:hanging="255" w:left="425"/>
-        <w:rPr/>
-      </w:pPr>
-      <w:r>
-        <w:rPr>
-          <w:rFonts w:cs="Arial" w:ascii="Arial" w:hAnsi="Arial"/>
-          <w:b/>
-          <w:color w:val="C62026"/>
-        </w:rPr>
-        <w:t>•</w:t>
-      </w:r>
-      <w:r>
-        <w:rPr>
-          <w:rFonts w:cs="Arial" w:ascii="Arial" w:hAnsi="Arial"/>
-          <w:b/>
-          <w:color w:val="C62026"/>
-        </w:rPr>
-        <w:tab/>
-      </w:r>
-      <w:r>
-        <w:rPr>
-          <w:rFonts w:cs="Book Antiqua"/>
-          <w:b w:val="false"/>
-          <w:i w:val="false"/>
-        </w:rPr>
-        <w:t>Army Sponsor: strategic sponsor for Combat Mindset, the enabling Performance Under Pressure capability and the Combat Mindset Framework; to be confirmed at Phase 1, with candidate options identified by ACS.</w:t>
-      </w:r>
-    </w:p>
-    <w:p>
-      <w:pPr>
-        <w:pStyle w:val="Normal"/>
-        <w:tabs>
-          <w:tab w:val="clear" w:pos="720"/>
-          <w:tab w:val="left" w:pos="425" w:leader="none"/>
-        </w:tabs>
-        <w:spacing w:before="0" w:after="60"/>
-        <w:ind w:hanging="255" w:left="425"/>
-        <w:rPr/>
-      </w:pPr>
-      <w:r>
-        <w:rPr>
-          <w:rFonts w:cs="Arial" w:ascii="Arial" w:hAnsi="Arial"/>
-          <w:b/>
-          <w:color w:val="C62026"/>
-        </w:rPr>
-        <w:t>•</w:t>
-      </w:r>
-      <w:r>
-        <w:rPr>
-          <w:rFonts w:cs="Arial" w:ascii="Arial" w:hAnsi="Arial"/>
-          <w:b/>
-          <w:color w:val="C62026"/>
-        </w:rPr>
-        <w:tab/>
-      </w:r>
-      <w:r>
-        <w:rPr>
-          <w:rFonts w:cs="Book Antiqua"/>
-          <w:b w:val="false"/>
-          <w:i w:val="false"/>
-        </w:rPr>
-        <w:t>Interim capability integrator: COMDT ACS, coordinating definition, framework development, stakeholder engagement and recommendations to the Army Sponsor.</w:t>
-      </w:r>
-    </w:p>
-    <w:p>
-      <w:pPr>
-        <w:pStyle w:val="Normal"/>
-        <w:tabs>
-          <w:tab w:val="clear" w:pos="720"/>
-          <w:tab w:val="left" w:pos="425" w:leader="none"/>
-        </w:tabs>
-        <w:spacing w:before="0" w:after="60"/>
-        <w:ind w:hanging="255" w:left="425"/>
-        <w:rPr/>
-      </w:pPr>
-      <w:r>
-        <w:rPr>
-          <w:rFonts w:cs="Arial" w:ascii="Arial" w:hAnsi="Arial"/>
-          <w:b/>
-          <w:color w:val="C62026"/>
-        </w:rPr>
-        <w:t>•</w:t>
-      </w:r>
-      <w:r>
-        <w:rPr>
-          <w:rFonts w:cs="Arial" w:ascii="Arial" w:hAnsi="Arial"/>
-          <w:b/>
-          <w:color w:val="C62026"/>
-        </w:rPr>
-        <w:tab/>
-      </w:r>
-      <w:r>
-        <w:rPr>
-          <w:rFonts w:cs="Book Antiqua"/>
-          <w:b w:val="false"/>
-          <w:i w:val="false"/>
-        </w:rPr>
-        <w:t>Framework development and capability-integration lead: ACS, coordinating framework architecture, developmental progression, stakeholder integration, product recognition criteria and implementation planning, leveraging NZALC and wider ACS expertise, intellectual property and programmes.</w:t>
-      </w:r>
-    </w:p>
-    <w:p>
-      <w:pPr>
-        <w:pStyle w:val="Normal"/>
-        <w:tabs>
-          <w:tab w:val="clear" w:pos="720"/>
-          <w:tab w:val="left" w:pos="425" w:leader="none"/>
-        </w:tabs>
-        <w:spacing w:before="0" w:after="60"/>
-        <w:ind w:hanging="255" w:left="425"/>
-        <w:rPr/>
-      </w:pPr>
-      <w:r>
-        <w:rPr>
-          <w:rFonts w:cs="Arial" w:ascii="Arial" w:hAnsi="Arial"/>
-          <w:b/>
-          <w:color w:val="C62026"/>
-        </w:rPr>
-        <w:t>•</w:t>
-      </w:r>
-      <w:r>
-        <w:rPr>
-          <w:rFonts w:cs="Arial" w:ascii="Arial" w:hAnsi="Arial"/>
-          <w:b/>
-          <w:color w:val="C62026"/>
-        </w:rPr>
-        <w:tab/>
-      </w:r>
-      <w:r>
-        <w:rPr>
-          <w:rFonts w:cs="Book Antiqua"/>
-          <w:b w:val="false"/>
-          <w:i w:val="false"/>
-        </w:rPr>
-        <w:t>COGCON product steward and performance-cognition adviser: Human Performance Cell, responsible for the integrity and further development of the COGCON method and for specialist advice on cognitive conditioning and proportionate measurement, within available capacity.</w:t>
-      </w:r>
-    </w:p>
-    <w:p>
-      <w:pPr>
-        <w:pStyle w:val="Normal"/>
-        <w:tabs>
-          <w:tab w:val="clear" w:pos="720"/>
-          <w:tab w:val="left" w:pos="425" w:leader="none"/>
-        </w:tabs>
-        <w:spacing w:before="0" w:after="60"/>
-        <w:ind w:hanging="255" w:left="425"/>
-        <w:rPr/>
-      </w:pPr>
-      <w:r>
-        <w:rPr>
-          <w:rFonts w:cs="Arial" w:ascii="Arial" w:hAnsi="Arial"/>
-          <w:b/>
-          <w:color w:val="C62026"/>
-        </w:rPr>
-        <w:t>•</w:t>
-      </w:r>
-      <w:r>
-        <w:rPr>
-          <w:rFonts w:cs="Arial" w:ascii="Arial" w:hAnsi="Arial"/>
-          <w:b/>
-          <w:color w:val="C62026"/>
-        </w:rPr>
-        <w:tab/>
-      </w:r>
-      <w:r>
-        <w:rPr>
-          <w:rFonts w:cs="Book Antiqua"/>
-          <w:b w:val="false"/>
-          <w:i w:val="false"/>
-        </w:rPr>
-        <w:t>Domain advisers and authorities: APS, ILD, physical-performance specialists, doctrine staff and other relevant organisations, providing technical or professional advice within their respective domains.</w:t>
-      </w:r>
-    </w:p>
-    <w:p>
-      <w:pPr>
-        <w:pStyle w:val="Normal"/>
-        <w:tabs>
-          <w:tab w:val="clear" w:pos="720"/>
-          <w:tab w:val="left" w:pos="425" w:leader="none"/>
-        </w:tabs>
-        <w:spacing w:before="0" w:after="60"/>
-        <w:ind w:hanging="255" w:left="425"/>
-        <w:rPr/>
-      </w:pPr>
-      <w:r>
-        <w:rPr>
-          <w:rFonts w:cs="Arial" w:ascii="Arial" w:hAnsi="Arial"/>
-          <w:b/>
-          <w:color w:val="C62026"/>
-        </w:rPr>
-        <w:t>•</w:t>
-      </w:r>
-      <w:r>
-        <w:rPr>
-          <w:rFonts w:cs="Arial" w:ascii="Arial" w:hAnsi="Arial"/>
-          <w:b/>
-          <w:color w:val="C62026"/>
-        </w:rPr>
-        <w:tab/>
-      </w:r>
-      <w:r>
-        <w:rPr>
-          <w:rFonts w:cs="Book Antiqua"/>
-          <w:b w:val="false"/>
-          <w:i w:val="false"/>
-        </w:rPr>
-        <w:t>Delivery agencies: training establishments, units and existing instructor workforces approved to deliver recognised products.</w:t>
-      </w:r>
-    </w:p>
-    <w:p>
-      <w:pPr>
-        <w:pStyle w:val="Normal"/>
-        <w:tabs>
-          <w:tab w:val="clear" w:pos="720"/>
-          <w:tab w:val="left" w:pos="425" w:leader="none"/>
-        </w:tabs>
-        <w:spacing w:before="0" w:after="60"/>
-        <w:ind w:hanging="255" w:left="425"/>
-        <w:rPr/>
-      </w:pPr>
-      <w:r>
-        <w:rPr>
-          <w:rFonts w:cs="Arial" w:ascii="Arial" w:hAnsi="Arial"/>
-          <w:b/>
-          <w:color w:val="C62026"/>
-        </w:rPr>
-        <w:t>•</w:t>
-      </w:r>
-      <w:r>
-        <w:rPr>
-          <w:rFonts w:cs="Arial" w:ascii="Arial" w:hAnsi="Arial"/>
-          <w:b/>
-          <w:color w:val="C62026"/>
-        </w:rPr>
-        <w:tab/>
-      </w:r>
-      <w:r>
-        <w:rPr>
-          <w:rFonts w:cs="Book Antiqua"/>
-          <w:b w:val="false"/>
-          <w:i w:val="false"/>
-        </w:rPr>
-        <w:t>Assurance: a layered assurance model covering doctrine, evidence, professional content, learning design, delivery quality and operational relevance, with sufficient independence from individual product owners and delivery organisations.</w:t>
-      </w:r>
-    </w:p>
-    <w:p>
-      <w:pPr>
-        <w:pStyle w:val="Normal"/>
-        <w:pBdr>
-          <w:bottom w:val="single" w:sz="6" w:space="1" w:color="A89662"/>
-        </w:pBdr>
-        <w:spacing w:before="200" w:after="200"/>
-        <w:rPr/>
-      </w:pPr>
-      <w:r>
-        <w:rPr/>
-      </w:r>
-    </w:p>
-    <w:p>
-      <w:pPr>
-        <w:pStyle w:val="Heading1"/>
-        <w:pBdr>
-          <w:left w:val="single" w:sz="24" w:space="8" w:color="C62026"/>
-        </w:pBdr>
-        <w:rPr/>
-      </w:pPr>
-      <w:bookmarkStart w:id="7" w:name="__RefHeading___Toc377_3535704424"/>
-      <w:bookmarkEnd w:id="7"/>
-      <w:r>
-        <w:rPr>
-          <w:rFonts w:cs="Arial" w:ascii="Arial" w:hAnsi="Arial"/>
-          <w:b/>
-          <w:i w:val="false"/>
-          <w:color w:val="002516"/>
-          <w:sz w:val="28"/>
-        </w:rPr>
-        <w:t>6. Recommendations</w:t>
+        <w:t>5. Recommendations</w:t>
       </w:r>
     </w:p>
     <w:p>
@@ -2552,7 +2225,7 @@
           <w:b w:val="false"/>
           <w:i w:val="false"/>
         </w:rPr>
-        <w:t xml:space="preserve"> the problem statement at paragraph 1 and the recommended relationship between Combat Mindset and Performance Under Pressure at paragraph 2.</w:t>
+        <w:t xml:space="preserve"> the problem statement.</w:t>
       </w:r>
     </w:p>
     <w:p>
@@ -2580,15 +2253,15 @@
           <w:b/>
           <w:i w:val="false"/>
         </w:rPr>
-        <w:t>Endorse</w:t>
-      </w:r>
-      <w:r>
-        <w:rPr>
-          <w:rFonts w:cs="Book Antiqua"/>
-          <w:b w:val="false"/>
-          <w:i w:val="false"/>
-        </w:rPr>
-        <w:t xml:space="preserve"> the proposed definitions of Combat Mindset, Performance Under Pressure and the Combat Mindset Framework as the baseline for wider staffing and refinement.</w:t>
+        <w:t>Approve</w:t>
+      </w:r>
+      <w:r>
+        <w:rPr>
+          <w:rFonts w:cs="Book Antiqua"/>
+          <w:b w:val="false"/>
+          <w:i w:val="false"/>
+        </w:rPr>
+        <w:t xml:space="preserve"> the recommended relationship between Combat Mindset and Performance Under Pressure.</w:t>
       </w:r>
     </w:p>
     <w:p>
@@ -2616,15 +2289,15 @@
           <w:b/>
           <w:i w:val="false"/>
         </w:rPr>
-        <w:t>Approve</w:t>
-      </w:r>
-      <w:r>
-        <w:rPr>
-          <w:rFonts w:cs="Book Antiqua"/>
-          <w:b w:val="false"/>
-          <w:i w:val="false"/>
-        </w:rPr>
-        <w:t xml:space="preserve"> development of the Combat Mindset Framework through the proposed capability and product assessment, framework design and validation activity, noting that the provisional capability pillars and the contribution, maturity, evidence, ownership and appropriate nesting of existing products (including the NZALC Leadership Development System, COGCON and APS products) will be validated through this process.</w:t>
+        <w:t>Endorse</w:t>
+      </w:r>
+      <w:r>
+        <w:rPr>
+          <w:rFonts w:cs="Book Antiqua"/>
+          <w:b w:val="false"/>
+          <w:i w:val="false"/>
+        </w:rPr>
+        <w:t xml:space="preserve"> the initial working definitions of Combat Mindset, Performance Under Pressure and the Combat Mindset Framework.</w:t>
       </w:r>
     </w:p>
     <w:p>
@@ -2652,15 +2325,15 @@
           <w:b/>
           <w:i w:val="false"/>
         </w:rPr>
-        <w:t>Confirm</w:t>
-      </w:r>
-      <w:r>
-        <w:rPr>
-          <w:rFonts w:cs="Book Antiqua"/>
-          <w:b w:val="false"/>
-          <w:i w:val="false"/>
-        </w:rPr>
-        <w:t xml:space="preserve"> the interim governance arrangements at paragraph 5, including COMDT ACS as interim capability integrator pending confirmation of the Army Sponsor, ACS as framework development and capability-integration lead, and technical and professional authority distributed by domain.</w:t>
+        <w:t>Approve</w:t>
+      </w:r>
+      <w:r>
+        <w:rPr>
+          <w:rFonts w:cs="Book Antiqua"/>
+          <w:b w:val="false"/>
+          <w:i w:val="false"/>
+        </w:rPr>
+        <w:t xml:space="preserve"> commencement of the proposed programme of work.</w:t>
       </w:r>
     </w:p>
     <w:p>
@@ -2794,8 +2467,8 @@
         <w:spacing w:before="0" w:after="160"/>
         <w:rPr/>
       </w:pPr>
-      <w:bookmarkStart w:id="8" w:name="__RefHeading___Toc379_3535704424"/>
-      <w:bookmarkEnd w:id="8"/>
+      <w:bookmarkStart w:id="7" w:name="__RefHeading___Toc354_2828093440"/>
+      <w:bookmarkEnd w:id="7"/>
       <w:r>
         <w:rPr>
           <w:rFonts w:cs="Arial" w:ascii="Arial" w:hAnsi="Arial"/>
@@ -2951,8 +2624,8 @@
         </w:pBdr>
         <w:rPr/>
       </w:pPr>
-      <w:bookmarkStart w:id="9" w:name="__RefHeading___Toc381_3535704424"/>
-      <w:bookmarkEnd w:id="9"/>
+      <w:bookmarkStart w:id="8" w:name="__RefHeading___Toc356_2828093440"/>
+      <w:bookmarkEnd w:id="8"/>
       <w:r>
         <w:rPr>
           <w:rFonts w:cs="Arial" w:ascii="Arial" w:hAnsi="Arial"/>
@@ -3950,7 +3623,7 @@
         <w:sz w:val="17"/>
         <w:rFonts w:cs="Arial" w:ascii="Arial" w:hAnsi="Arial"/>
       </w:rPr>
-      <w:t>11</w:t>
+      <w:t>10</w:t>
     </w:r>
     <w:r>
       <w:rPr>
@@ -3994,7 +3667,7 @@
         <w:sz w:val="17"/>
         <w:rFonts w:cs="Arial" w:ascii="Arial" w:hAnsi="Arial"/>
       </w:rPr>
-      <w:t>11</w:t>
+      <w:t>10</w:t>
     </w:r>
     <w:r>
       <w:rPr>
@@ -4126,7 +3799,7 @@
         <w:sz w:val="17"/>
         <w:rFonts w:cs="Arial" w:ascii="Arial" w:hAnsi="Arial"/>
       </w:rPr>
-      <w:t>11</w:t>
+      <w:t>10</w:t>
     </w:r>
     <w:r>
       <w:rPr>
@@ -4288,7 +3961,7 @@
         <w:sz w:val="17"/>
         <w:rFonts w:cs="Arial" w:ascii="Arial" w:hAnsi="Arial"/>
       </w:rPr>
-      <w:t>11</w:t>
+      <w:t>10</w:t>
     </w:r>
     <w:r>
       <w:rPr>
@@ -4390,7 +4063,7 @@
         <w:sz w:val="17"/>
         <w:rFonts w:cs="Arial" w:ascii="Arial" w:hAnsi="Arial"/>
       </w:rPr>
-      <w:t>10</w:t>
+      <w:t>9</w:t>
     </w:r>
     <w:r>
       <w:rPr>
@@ -4434,7 +4107,7 @@
         <w:sz w:val="17"/>
         <w:rFonts w:cs="Arial" w:ascii="Arial" w:hAnsi="Arial"/>
       </w:rPr>
-      <w:t>11</w:t>
+      <w:t>10</w:t>
     </w:r>
     <w:r>
       <w:rPr>

--- a/output/combat-mindset-way-forward.docx
+++ b/output/combat-mindset-way-forward.docx
@@ -304,7 +304,7 @@
             </w:rPr>
             <w:fldChar w:fldCharType="separate"/>
           </w:r>
-          <w:hyperlink w:anchor="__RefHeading___Toc340_2828093440">
+          <w:hyperlink w:anchor="__RefHeading___Toc332_2077115726">
             <w:r>
               <w:rPr>
                 <w:webHidden/>
@@ -331,7 +331,7 @@
             </w:tabs>
             <w:rPr/>
           </w:pPr>
-          <w:hyperlink w:anchor="__RefHeading___Toc342_2828093440">
+          <w:hyperlink w:anchor="__RefHeading___Toc334_2077115726">
             <w:r>
               <w:rPr>
                 <w:webHidden/>
@@ -358,7 +358,7 @@
             </w:tabs>
             <w:rPr/>
           </w:pPr>
-          <w:hyperlink w:anchor="__RefHeading___Toc344_2828093440">
+          <w:hyperlink w:anchor="__RefHeading___Toc336_2077115726">
             <w:r>
               <w:rPr>
                 <w:webHidden/>
@@ -385,7 +385,7 @@
             </w:tabs>
             <w:rPr/>
           </w:pPr>
-          <w:hyperlink w:anchor="__RefHeading___Toc346_2828093440">
+          <w:hyperlink w:anchor="__RefHeading___Toc338_2077115726">
             <w:r>
               <w:rPr>
                 <w:webHidden/>
@@ -412,7 +412,7 @@
             </w:tabs>
             <w:rPr/>
           </w:pPr>
-          <w:hyperlink w:anchor="__RefHeading___Toc348_2828093440">
+          <w:hyperlink w:anchor="__RefHeading___Toc340_2077115726">
             <w:r>
               <w:rPr>
                 <w:webHidden/>
@@ -439,7 +439,7 @@
             </w:tabs>
             <w:rPr/>
           </w:pPr>
-          <w:hyperlink w:anchor="__RefHeading___Toc350_2828093440">
+          <w:hyperlink w:anchor="__RefHeading___Toc342_2077115726">
             <w:r>
               <w:rPr>
                 <w:webHidden/>
@@ -466,7 +466,7 @@
             </w:tabs>
             <w:rPr/>
           </w:pPr>
-          <w:hyperlink w:anchor="__RefHeading___Toc352_2828093440">
+          <w:hyperlink w:anchor="__RefHeading___Toc344_2077115726">
             <w:r>
               <w:rPr>
                 <w:webHidden/>
@@ -493,7 +493,7 @@
             </w:tabs>
             <w:rPr/>
           </w:pPr>
-          <w:hyperlink w:anchor="__RefHeading___Toc354_2828093440">
+          <w:hyperlink w:anchor="__RefHeading___Toc346_2077115726">
             <w:r>
               <w:rPr>
                 <w:webHidden/>
@@ -520,7 +520,7 @@
             </w:tabs>
             <w:rPr/>
           </w:pPr>
-          <w:hyperlink w:anchor="__RefHeading___Toc356_2828093440">
+          <w:hyperlink w:anchor="__RefHeading___Toc348_2077115726">
             <w:r>
               <w:rPr>
                 <w:webHidden/>
@@ -575,7 +575,7 @@
         <w:spacing w:before="0" w:after="160"/>
         <w:rPr/>
       </w:pPr>
-      <w:bookmarkStart w:id="0" w:name="__RefHeading___Toc340_2828093440"/>
+      <w:bookmarkStart w:id="0" w:name="__RefHeading___Toc332_2077115726"/>
       <w:bookmarkEnd w:id="0"/>
       <w:r>
         <w:rPr>
@@ -657,7 +657,7 @@
         </w:pBdr>
         <w:rPr/>
       </w:pPr>
-      <w:bookmarkStart w:id="1" w:name="__RefHeading___Toc342_2828093440"/>
+      <w:bookmarkStart w:id="1" w:name="__RefHeading___Toc334_2077115726"/>
       <w:bookmarkEnd w:id="1"/>
       <w:r>
         <w:rPr>
@@ -733,7 +733,7 @@
         </w:pBdr>
         <w:rPr/>
       </w:pPr>
-      <w:bookmarkStart w:id="2" w:name="__RefHeading___Toc344_2828093440"/>
+      <w:bookmarkStart w:id="2" w:name="__RefHeading___Toc336_2077115726"/>
       <w:bookmarkEnd w:id="2"/>
       <w:r>
         <w:rPr>
@@ -841,7 +841,7 @@
         </w:pBdr>
         <w:rPr/>
       </w:pPr>
-      <w:bookmarkStart w:id="3" w:name="__RefHeading___Toc346_2828093440"/>
+      <w:bookmarkStart w:id="3" w:name="__RefHeading___Toc338_2077115726"/>
       <w:bookmarkEnd w:id="3"/>
       <w:r>
         <w:rPr>
@@ -1395,7 +1395,7 @@
         </w:pBdr>
         <w:rPr/>
       </w:pPr>
-      <w:bookmarkStart w:id="4" w:name="__RefHeading___Toc348_2828093440"/>
+      <w:bookmarkStart w:id="4" w:name="__RefHeading___Toc340_2077115726"/>
       <w:bookmarkEnd w:id="4"/>
       <w:r>
         <w:rPr>
@@ -1579,7 +1579,7 @@
         </w:pBdr>
         <w:rPr/>
       </w:pPr>
-      <w:bookmarkStart w:id="5" w:name="__RefHeading___Toc350_2828093440"/>
+      <w:bookmarkStart w:id="5" w:name="__RefHeading___Toc342_2077115726"/>
       <w:bookmarkEnd w:id="5"/>
       <w:r>
         <w:rPr>
@@ -2165,7 +2165,7 @@
         </w:pBdr>
         <w:rPr/>
       </w:pPr>
-      <w:bookmarkStart w:id="6" w:name="__RefHeading___Toc352_2828093440"/>
+      <w:bookmarkStart w:id="6" w:name="__RefHeading___Toc344_2077115726"/>
       <w:bookmarkEnd w:id="6"/>
       <w:r>
         <w:rPr>
@@ -2334,78 +2334,6 @@
           <w:i w:val="false"/>
         </w:rPr>
         <w:t xml:space="preserve"> commencement of the proposed programme of work.</w:t>
-      </w:r>
-    </w:p>
-    <w:p>
-      <w:pPr>
-        <w:pStyle w:val="Normal"/>
-        <w:tabs>
-          <w:tab w:val="clear" w:pos="720"/>
-          <w:tab w:val="left" w:pos="425" w:leader="none"/>
-        </w:tabs>
-        <w:spacing w:before="80" w:after="40"/>
-        <w:ind w:hanging="425" w:left="425"/>
-        <w:rPr/>
-      </w:pPr>
-      <w:r>
-        <w:rPr>
-          <w:rFonts w:cs="Arial" w:ascii="Arial" w:hAnsi="Arial"/>
-          <w:b w:val="false"/>
-        </w:rPr>
-        <w:t>5.</w:t>
-        <w:tab/>
-      </w:r>
-      <w:r>
-        <w:rPr>
-          <w:rFonts w:cs="Book Antiqua"/>
-          <w:b/>
-          <w:i w:val="false"/>
-        </w:rPr>
-        <w:t>Seek</w:t>
-      </w:r>
-      <w:r>
-        <w:rPr>
-          <w:rFonts w:cs="Book Antiqua"/>
-          <w:b w:val="false"/>
-          <w:i w:val="false"/>
-        </w:rPr>
-        <w:t xml:space="preserve"> confirmation of the Army Sponsor by 30 September 2026, with candidate options identified by ACS.</w:t>
-      </w:r>
-    </w:p>
-    <w:p>
-      <w:pPr>
-        <w:pStyle w:val="Normal"/>
-        <w:tabs>
-          <w:tab w:val="clear" w:pos="720"/>
-          <w:tab w:val="left" w:pos="425" w:leader="none"/>
-        </w:tabs>
-        <w:spacing w:before="80" w:after="40"/>
-        <w:ind w:hanging="425" w:left="425"/>
-        <w:rPr/>
-      </w:pPr>
-      <w:r>
-        <w:rPr>
-          <w:rFonts w:cs="Arial" w:ascii="Arial" w:hAnsi="Arial"/>
-          <w:b w:val="false"/>
-        </w:rPr>
-        <w:t>6.</w:t>
-        <w:tab/>
-      </w:r>
-      <w:r>
-        <w:rPr>
-          <w:rFonts w:cs="Book Antiqua"/>
-          <w:b/>
-          <w:i w:val="false"/>
-        </w:rPr>
-        <w:t>Decide</w:t>
-      </w:r>
-      <w:r>
-        <w:rPr>
-          <w:rFonts w:cs="Book Antiqua"/>
-          <w:b w:val="false"/>
-          <w:i w:val="false"/>
-        </w:rPr>
-        <w:t xml:space="preserve"> the status of Harder to Kill within the proposed Combat Mindset tagline (Remain effective. Act decisively. Harder to kill.), endorsing, deferring or rejecting its inclusion.</w:t>
       </w:r>
     </w:p>
     <w:p>
@@ -2438,7 +2366,7 @@
           <w:rFonts w:cs="Arial" w:ascii="Arial" w:hAnsi="Arial"/>
           <w:b w:val="false"/>
         </w:rPr>
-        <w:t>7.</w:t>
+        <w:t>5.</w:t>
         <w:tab/>
       </w:r>
       <w:r>
@@ -2447,15 +2375,15 @@
           <w:b/>
           <w:i w:val="false"/>
         </w:rPr>
-        <w:t>Direct</w:t>
-      </w:r>
-      <w:r>
-        <w:rPr>
-          <w:rFonts w:cs="Book Antiqua"/>
-          <w:b w:val="false"/>
-          <w:i w:val="false"/>
-        </w:rPr>
-        <w:t xml:space="preserve"> a report back in November 2026 containing the endorsed definitions; Framework v1.0; the validated capability and product architecture; proposed governance and assurance arrangements; an assessment of existing product maturity, evidence and scalability; and a prioritised implementation plan.</w:t>
+        <w:t>Note</w:t>
+      </w:r>
+      <w:r>
+        <w:rPr>
+          <w:rFonts w:cs="Book Antiqua"/>
+          <w:b w:val="false"/>
+          <w:i w:val="false"/>
+        </w:rPr>
+        <w:t xml:space="preserve"> that the programme timeframes are aspirational and that activity may extend into early 2027.</w:t>
       </w:r>
     </w:p>
     <w:p>
@@ -2467,7 +2395,7 @@
         <w:spacing w:before="0" w:after="160"/>
         <w:rPr/>
       </w:pPr>
-      <w:bookmarkStart w:id="7" w:name="__RefHeading___Toc354_2828093440"/>
+      <w:bookmarkStart w:id="7" w:name="__RefHeading___Toc346_2077115726"/>
       <w:bookmarkEnd w:id="7"/>
       <w:r>
         <w:rPr>
@@ -2624,7 +2552,7 @@
         </w:pBdr>
         <w:rPr/>
       </w:pPr>
-      <w:bookmarkStart w:id="8" w:name="__RefHeading___Toc356_2828093440"/>
+      <w:bookmarkStart w:id="8" w:name="__RefHeading___Toc348_2077115726"/>
       <w:bookmarkEnd w:id="8"/>
       <w:r>
         <w:rPr>

--- a/output/combat-mindset-way-forward.docx
+++ b/output/combat-mindset-way-forward.docx
@@ -304,7 +304,7 @@
             </w:rPr>
             <w:fldChar w:fldCharType="separate"/>
           </w:r>
-          <w:hyperlink w:anchor="__RefHeading___Toc332_2077115726">
+          <w:hyperlink w:anchor="__RefHeading___Toc209_383309730">
             <w:r>
               <w:rPr>
                 <w:webHidden/>
@@ -331,7 +331,7 @@
             </w:tabs>
             <w:rPr/>
           </w:pPr>
-          <w:hyperlink w:anchor="__RefHeading___Toc334_2077115726">
+          <w:hyperlink w:anchor="__RefHeading___Toc211_383309730">
             <w:r>
               <w:rPr>
                 <w:webHidden/>
@@ -358,7 +358,7 @@
             </w:tabs>
             <w:rPr/>
           </w:pPr>
-          <w:hyperlink w:anchor="__RefHeading___Toc336_2077115726">
+          <w:hyperlink w:anchor="__RefHeading___Toc213_383309730">
             <w:r>
               <w:rPr>
                 <w:webHidden/>
@@ -385,7 +385,7 @@
             </w:tabs>
             <w:rPr/>
           </w:pPr>
-          <w:hyperlink w:anchor="__RefHeading___Toc338_2077115726">
+          <w:hyperlink w:anchor="__RefHeading___Toc215_383309730">
             <w:r>
               <w:rPr>
                 <w:webHidden/>
@@ -412,7 +412,7 @@
             </w:tabs>
             <w:rPr/>
           </w:pPr>
-          <w:hyperlink w:anchor="__RefHeading___Toc340_2077115726">
+          <w:hyperlink w:anchor="__RefHeading___Toc217_383309730">
             <w:r>
               <w:rPr>
                 <w:webHidden/>
@@ -439,7 +439,7 @@
             </w:tabs>
             <w:rPr/>
           </w:pPr>
-          <w:hyperlink w:anchor="__RefHeading___Toc342_2077115726">
+          <w:hyperlink w:anchor="__RefHeading___Toc219_383309730">
             <w:r>
               <w:rPr>
                 <w:webHidden/>
@@ -466,7 +466,7 @@
             </w:tabs>
             <w:rPr/>
           </w:pPr>
-          <w:hyperlink w:anchor="__RefHeading___Toc344_2077115726">
+          <w:hyperlink w:anchor="__RefHeading___Toc221_383309730">
             <w:r>
               <w:rPr>
                 <w:webHidden/>
@@ -481,60 +481,6 @@
               </w:rPr>
               <w:tab/>
               <w:t>8</w:t>
-            </w:r>
-          </w:hyperlink>
-        </w:p>
-        <w:p>
-          <w:pPr>
-            <w:pStyle w:val="TOC1"/>
-            <w:tabs>
-              <w:tab w:val="clear" w:pos="9072"/>
-              <w:tab w:val="right" w:pos="9071" w:leader="dot"/>
-            </w:tabs>
-            <w:rPr/>
-          </w:pPr>
-          <w:hyperlink w:anchor="__RefHeading___Toc346_2077115726">
-            <w:r>
-              <w:rPr>
-                <w:webHidden/>
-                <w:rStyle w:val="IndexLink"/>
-                <w:i w:val="false"/>
-              </w:rPr>
-              <w:t>Foundation documents</w:t>
-            </w:r>
-            <w:r>
-              <w:rPr>
-                <w:rStyle w:val="IndexLink"/>
-              </w:rPr>
-              <w:tab/>
-              <w:t>10</w:t>
-            </w:r>
-          </w:hyperlink>
-        </w:p>
-        <w:p>
-          <w:pPr>
-            <w:pStyle w:val="TOC1"/>
-            <w:tabs>
-              <w:tab w:val="clear" w:pos="9072"/>
-              <w:tab w:val="right" w:pos="9071" w:leader="dot"/>
-            </w:tabs>
-            <w:rPr/>
-          </w:pPr>
-          <w:hyperlink w:anchor="__RefHeading___Toc348_2077115726">
-            <w:r>
-              <w:rPr>
-                <w:webHidden/>
-                <w:rStyle w:val="IndexLink"/>
-                <w:i w:val="false"/>
-              </w:rPr>
-              <w:t>Annex A: Interim governance and division of functions</w:t>
-            </w:r>
-            <w:r>
-              <w:rPr>
-                <w:rStyle w:val="IndexLink"/>
-              </w:rPr>
-              <w:tab/>
-              <w:t>10</w:t>
             </w:r>
           </w:hyperlink>
           <w:r>
@@ -575,7 +521,7 @@
         <w:spacing w:before="0" w:after="160"/>
         <w:rPr/>
       </w:pPr>
-      <w:bookmarkStart w:id="0" w:name="__RefHeading___Toc332_2077115726"/>
+      <w:bookmarkStart w:id="0" w:name="__RefHeading___Toc209_383309730"/>
       <w:bookmarkEnd w:id="0"/>
       <w:r>
         <w:rPr>
@@ -657,7 +603,7 @@
         </w:pBdr>
         <w:rPr/>
       </w:pPr>
-      <w:bookmarkStart w:id="1" w:name="__RefHeading___Toc334_2077115726"/>
+      <w:bookmarkStart w:id="1" w:name="__RefHeading___Toc211_383309730"/>
       <w:bookmarkEnd w:id="1"/>
       <w:r>
         <w:rPr>
@@ -733,7 +679,7 @@
         </w:pBdr>
         <w:rPr/>
       </w:pPr>
-      <w:bookmarkStart w:id="2" w:name="__RefHeading___Toc336_2077115726"/>
+      <w:bookmarkStart w:id="2" w:name="__RefHeading___Toc213_383309730"/>
       <w:bookmarkEnd w:id="2"/>
       <w:r>
         <w:rPr>
@@ -841,7 +787,7 @@
         </w:pBdr>
         <w:rPr/>
       </w:pPr>
-      <w:bookmarkStart w:id="3" w:name="__RefHeading___Toc338_2077115726"/>
+      <w:bookmarkStart w:id="3" w:name="__RefHeading___Toc215_383309730"/>
       <w:bookmarkEnd w:id="3"/>
       <w:r>
         <w:rPr>
@@ -1395,7 +1341,7 @@
         </w:pBdr>
         <w:rPr/>
       </w:pPr>
-      <w:bookmarkStart w:id="4" w:name="__RefHeading___Toc340_2077115726"/>
+      <w:bookmarkStart w:id="4" w:name="__RefHeading___Toc217_383309730"/>
       <w:bookmarkEnd w:id="4"/>
       <w:r>
         <w:rPr>
@@ -1579,7 +1525,7 @@
         </w:pBdr>
         <w:rPr/>
       </w:pPr>
-      <w:bookmarkStart w:id="5" w:name="__RefHeading___Toc342_2077115726"/>
+      <w:bookmarkStart w:id="5" w:name="__RefHeading___Toc219_383309730"/>
       <w:bookmarkEnd w:id="5"/>
       <w:r>
         <w:rPr>
@@ -1907,7 +1853,7 @@
           <w:b w:val="false"/>
           <w:i w:val="false"/>
         </w:rPr>
-        <w:t>Apply the combat-specificity test at paragraph 2 to distinguish products that contribute to the broader Performance Under Pressure capability from those that support its combat-specific expression. Assess COGCON as one developmental product within this assessment, with particular attention to its product boundary, evidence base (including its completed feasibility trials in live military training), ownership, workforce requirements and scalability.</w:t>
+        <w:t>Apply the combat-specificity test at paragraph 2 to distinguish products that contribute to the broader Performance Under Pressure capability from those that support its combat-specific expression. Assess COGCON as one developmental product, with particular attention to its product boundary, evidence base, ownership, workforce requirements and scalability.</w:t>
       </w:r>
     </w:p>
     <w:p>
@@ -2119,7 +2065,7 @@
           <w:b w:val="false"/>
           <w:i w:val="false"/>
         </w:rPr>
-        <w:t>Present to COMDT ACS the endorsed definitions and the confirmed relationship between Combat Mindset and Performance Under Pressure; Framework v1.0 and its agreed architecture; the validated capability and product architecture; the proposed governance and assurance model; an assessment of existing product maturity, evidence and scalability; and a prioritised implementation plan.</w:t>
+        <w:t>Present to COMDT ACS the endorsed definitions and confirmed relationship; Framework v1.0 and its validated capability and product architecture; the proposed governance and assurance model; and a prioritised implementation plan.</w:t>
       </w:r>
     </w:p>
     <w:p>
@@ -2165,7 +2111,7 @@
         </w:pBdr>
         <w:rPr/>
       </w:pPr>
-      <w:bookmarkStart w:id="6" w:name="__RefHeading___Toc344_2077115726"/>
+      <w:bookmarkStart w:id="6" w:name="__RefHeading___Toc221_383309730"/>
       <w:bookmarkEnd w:id="6"/>
       <w:r>
         <w:rPr>
@@ -2338,20 +2284,6 @@
     </w:p>
     <w:p>
       <w:pPr>
-        <w:sectPr>
-          <w:headerReference w:type="default" r:id="rId15"/>
-          <w:headerReference w:type="first" r:id="rId16"/>
-          <w:footerReference w:type="even" r:id="rId17"/>
-          <w:footerReference w:type="default" r:id="rId18"/>
-          <w:footerReference w:type="first" r:id="rId19"/>
-          <w:type w:val="nextPage"/>
-          <w:pgSz w:w="11906" w:h="16838"/>
-          <w:pgMar w:left="1417" w:right="1417" w:gutter="0" w:header="624" w:top="1361" w:footer="624" w:bottom="1361"/>
-          <w:pgNumType w:fmt="decimal"/>
-          <w:formProt w:val="false"/>
-          <w:textDirection w:val="lrTb"/>
-          <w:docGrid w:type="default" w:linePitch="360" w:charSpace="0"/>
-        </w:sectPr>
         <w:pStyle w:val="Normal"/>
         <w:tabs>
           <w:tab w:val="clear" w:pos="720"/>
@@ -2386,1065 +2318,15 @@
         <w:t xml:space="preserve"> that the programme timeframes are aspirational and that activity may extend into early 2027.</w:t>
       </w:r>
     </w:p>
-    <w:p>
-      <w:pPr>
-        <w:pStyle w:val="Heading1"/>
-        <w:pBdr>
-          <w:left w:val="single" w:sz="24" w:space="8" w:color="C62026"/>
-        </w:pBdr>
-        <w:spacing w:before="0" w:after="160"/>
-        <w:rPr/>
-      </w:pPr>
-      <w:bookmarkStart w:id="7" w:name="__RefHeading___Toc346_2077115726"/>
-      <w:bookmarkEnd w:id="7"/>
-      <w:r>
-        <w:rPr>
-          <w:rFonts w:cs="Arial" w:ascii="Arial" w:hAnsi="Arial"/>
-          <w:b/>
-          <w:i w:val="false"/>
-          <w:color w:val="002516"/>
-          <w:sz w:val="28"/>
-        </w:rPr>
-        <w:t>Foundation documents</w:t>
-      </w:r>
-    </w:p>
-    <w:p>
-      <w:pPr>
-        <w:pStyle w:val="Normal"/>
-        <w:rPr/>
-      </w:pPr>
-      <w:r>
-        <w:rPr>
-          <w:rFonts w:cs="Book Antiqua"/>
-          <w:b w:val="false"/>
-          <w:i w:val="false"/>
-        </w:rPr>
-        <w:t>This paper draws on the following documents:</w:t>
-      </w:r>
-    </w:p>
-    <w:p>
-      <w:pPr>
-        <w:pStyle w:val="Normal"/>
-        <w:tabs>
-          <w:tab w:val="clear" w:pos="720"/>
-          <w:tab w:val="left" w:pos="425" w:leader="none"/>
-        </w:tabs>
-        <w:spacing w:before="0" w:after="60"/>
-        <w:ind w:hanging="255" w:left="425"/>
-        <w:rPr/>
-      </w:pPr>
-      <w:r>
-        <w:rPr>
-          <w:rFonts w:cs="Arial" w:ascii="Arial" w:hAnsi="Arial"/>
-          <w:b/>
-          <w:color w:val="C62026"/>
-        </w:rPr>
-        <w:t>•</w:t>
-      </w:r>
-      <w:r>
-        <w:rPr>
-          <w:rFonts w:cs="Arial" w:ascii="Arial" w:hAnsi="Arial"/>
-          <w:b/>
-          <w:color w:val="C62026"/>
-        </w:rPr>
-        <w:tab/>
-      </w:r>
-      <w:r>
-        <w:rPr>
-          <w:rFonts w:cs="Book Antiqua"/>
-          <w:b w:val="false"/>
-          <w:i w:val="false"/>
-        </w:rPr>
-        <w:t>COMDT ACS Combat Mindset guidance, 16 July 2026.</w:t>
-      </w:r>
-    </w:p>
-    <w:p>
-      <w:pPr>
-        <w:pStyle w:val="Normal"/>
-        <w:tabs>
-          <w:tab w:val="clear" w:pos="720"/>
-          <w:tab w:val="left" w:pos="425" w:leader="none"/>
-        </w:tabs>
-        <w:spacing w:before="0" w:after="60"/>
-        <w:ind w:hanging="255" w:left="425"/>
-        <w:rPr/>
-      </w:pPr>
-      <w:r>
-        <w:rPr>
-          <w:rFonts w:cs="Arial" w:ascii="Arial" w:hAnsi="Arial"/>
-          <w:b/>
-          <w:color w:val="C62026"/>
-        </w:rPr>
-        <w:t>•</w:t>
-      </w:r>
-      <w:r>
-        <w:rPr>
-          <w:rFonts w:cs="Arial" w:ascii="Arial" w:hAnsi="Arial"/>
-          <w:b/>
-          <w:color w:val="C62026"/>
-        </w:rPr>
-        <w:tab/>
-      </w:r>
-      <w:r>
-        <w:rPr>
-          <w:rFonts w:cs="Book Antiqua"/>
-          <w:b w:val="false"/>
-          <w:i w:val="false"/>
-        </w:rPr>
-        <w:t>Performance Under Pressure and Combat Mindset in the New Zealand Army (Draft Capability Note), NZALC, July 2026.</w:t>
-      </w:r>
-    </w:p>
-    <w:p>
-      <w:pPr>
-        <w:pStyle w:val="Normal"/>
-        <w:tabs>
-          <w:tab w:val="clear" w:pos="720"/>
-          <w:tab w:val="left" w:pos="425" w:leader="none"/>
-        </w:tabs>
-        <w:spacing w:before="0" w:after="60"/>
-        <w:ind w:hanging="255" w:left="425"/>
-        <w:rPr/>
-      </w:pPr>
-      <w:r>
-        <w:rPr>
-          <w:rFonts w:cs="Arial" w:ascii="Arial" w:hAnsi="Arial"/>
-          <w:b/>
-          <w:color w:val="C62026"/>
-        </w:rPr>
-        <w:t>•</w:t>
-      </w:r>
-      <w:r>
-        <w:rPr>
-          <w:rFonts w:cs="Arial" w:ascii="Arial" w:hAnsi="Arial"/>
-          <w:b/>
-          <w:color w:val="C62026"/>
-        </w:rPr>
-        <w:tab/>
-      </w:r>
-      <w:r>
-        <w:rPr>
-          <w:rFonts w:cs="Book Antiqua"/>
-          <w:b w:val="false"/>
-          <w:i w:val="false"/>
-        </w:rPr>
-        <w:t>Human Performance Cell Performance Cognition paper (COGCON).</w:t>
-      </w:r>
-    </w:p>
-    <w:p>
-      <w:pPr>
-        <w:pStyle w:val="Normal"/>
-        <w:rPr/>
-      </w:pPr>
-      <w:r>
-        <w:rPr>
-          <w:rFonts w:cs="Book Antiqua"/>
-          <w:b w:val="false"/>
-          <w:i w:val="false"/>
-        </w:rPr>
-        <w:t>Relevant APS, ILD and doctrinal holdings will be confirmed and referenced through the Phase 2 assessment.</w:t>
-      </w:r>
-    </w:p>
-    <w:p>
-      <w:pPr>
-        <w:pStyle w:val="Heading1"/>
-        <w:pBdr>
-          <w:left w:val="single" w:sz="24" w:space="8" w:color="C62026"/>
-        </w:pBdr>
-        <w:rPr/>
-      </w:pPr>
-      <w:bookmarkStart w:id="8" w:name="__RefHeading___Toc348_2077115726"/>
-      <w:bookmarkEnd w:id="8"/>
-      <w:r>
-        <w:rPr>
-          <w:rFonts w:cs="Arial" w:ascii="Arial" w:hAnsi="Arial"/>
-          <w:b/>
-          <w:i w:val="false"/>
-          <w:color w:val="002516"/>
-          <w:sz w:val="28"/>
-        </w:rPr>
-        <w:t>Annex A: Interim governance and division of functions</w:t>
-      </w:r>
-    </w:p>
-    <w:p>
-      <w:pPr>
-        <w:pStyle w:val="Normal"/>
-        <w:rPr/>
-      </w:pPr>
-      <w:r>
-        <w:rPr>
-          <w:rFonts w:cs="Book Antiqua"/>
-          <w:b w:val="false"/>
-          <w:i w:val="false"/>
-        </w:rPr>
-        <w:t>The following division of functions is proposed for confirmation at Phase 1 and refinement through the Phase 2 assessment and Phase 4 validation.</w:t>
-      </w:r>
-    </w:p>
-    <w:tbl>
-      <w:tblPr>
-        <w:tblW w:w="14571" w:type="dxa"/>
-        <w:jc w:val="left"/>
-        <w:tblInd w:w="0" w:type="dxa"/>
-        <w:tblLayout w:type="fixed"/>
-        <w:tblCellMar>
-          <w:top w:w="0" w:type="dxa"/>
-          <w:left w:w="108" w:type="dxa"/>
-          <w:bottom w:w="0" w:type="dxa"/>
-          <w:right w:w="108" w:type="dxa"/>
-        </w:tblCellMar>
-        <w:tblLook w:val="04a0" w:noHBand="0" w:noVBand="1" w:firstColumn="1" w:lastRow="0" w:lastColumn="0" w:firstRow="1"/>
-      </w:tblPr>
-      <w:tblGrid>
-        <w:gridCol w:w="4857"/>
-        <w:gridCol w:w="4857"/>
-        <w:gridCol w:w="4857"/>
-      </w:tblGrid>
-      <w:tr>
-        <w:trPr>
-          <w:tblHeader w:val="true"/>
-          <w:cantSplit w:val="true"/>
-        </w:trPr>
-        <w:tc>
-          <w:tcPr>
-            <w:tcW w:w="4857" w:type="dxa"/>
-            <w:tcBorders>
-              <w:top w:val="single" w:sz="4" w:space="0" w:color="A89662"/>
-              <w:left w:val="single" w:sz="4" w:space="0" w:color="A89662"/>
-              <w:bottom w:val="single" w:sz="4" w:space="0" w:color="A89662"/>
-              <w:right w:val="single" w:sz="4" w:space="0" w:color="A89662"/>
-            </w:tcBorders>
-            <w:shd w:fill="002516" w:val="clear"/>
-          </w:tcPr>
-          <w:p>
-            <w:pPr>
-              <w:pStyle w:val="Normal"/>
-              <w:spacing w:before="20" w:after="20"/>
-              <w:rPr/>
-            </w:pPr>
-            <w:r>
-              <w:rPr>
-                <w:rFonts w:cs="Arial" w:ascii="Arial" w:hAnsi="Arial"/>
-                <w:b/>
-                <w:color w:val="FFFFFF"/>
-                <w:sz w:val="19"/>
-              </w:rPr>
-              <w:t>Function</w:t>
-            </w:r>
-          </w:p>
-        </w:tc>
-        <w:tc>
-          <w:tcPr>
-            <w:tcW w:w="4857" w:type="dxa"/>
-            <w:tcBorders>
-              <w:top w:val="single" w:sz="4" w:space="0" w:color="A89662"/>
-              <w:left w:val="single" w:sz="4" w:space="0" w:color="A89662"/>
-              <w:bottom w:val="single" w:sz="4" w:space="0" w:color="A89662"/>
-              <w:right w:val="single" w:sz="4" w:space="0" w:color="A89662"/>
-            </w:tcBorders>
-            <w:shd w:fill="002516" w:val="clear"/>
-          </w:tcPr>
-          <w:p>
-            <w:pPr>
-              <w:pStyle w:val="Normal"/>
-              <w:spacing w:before="20" w:after="20"/>
-              <w:rPr/>
-            </w:pPr>
-            <w:r>
-              <w:rPr>
-                <w:rFonts w:cs="Arial" w:ascii="Arial" w:hAnsi="Arial"/>
-                <w:b/>
-                <w:color w:val="FFFFFF"/>
-                <w:sz w:val="19"/>
-              </w:rPr>
-              <w:t>Lead</w:t>
-            </w:r>
-          </w:p>
-        </w:tc>
-        <w:tc>
-          <w:tcPr>
-            <w:tcW w:w="4857" w:type="dxa"/>
-            <w:tcBorders>
-              <w:top w:val="single" w:sz="4" w:space="0" w:color="A89662"/>
-              <w:left w:val="single" w:sz="4" w:space="0" w:color="A89662"/>
-              <w:bottom w:val="single" w:sz="4" w:space="0" w:color="A89662"/>
-              <w:right w:val="single" w:sz="4" w:space="0" w:color="A89662"/>
-            </w:tcBorders>
-            <w:shd w:fill="002516" w:val="clear"/>
-          </w:tcPr>
-          <w:p>
-            <w:pPr>
-              <w:pStyle w:val="Normal"/>
-              <w:spacing w:before="20" w:after="20"/>
-              <w:rPr/>
-            </w:pPr>
-            <w:r>
-              <w:rPr>
-                <w:rFonts w:cs="Arial" w:ascii="Arial" w:hAnsi="Arial"/>
-                <w:b/>
-                <w:color w:val="FFFFFF"/>
-                <w:sz w:val="19"/>
-              </w:rPr>
-              <w:t>Output</w:t>
-            </w:r>
-          </w:p>
-        </w:tc>
-      </w:tr>
-      <w:tr>
-        <w:trPr>
-          <w:cantSplit w:val="true"/>
-        </w:trPr>
-        <w:tc>
-          <w:tcPr>
-            <w:tcW w:w="4857" w:type="dxa"/>
-            <w:tcBorders>
-              <w:top w:val="single" w:sz="4" w:space="0" w:color="A89662"/>
-              <w:left w:val="single" w:sz="4" w:space="0" w:color="A89662"/>
-              <w:bottom w:val="single" w:sz="4" w:space="0" w:color="A89662"/>
-              <w:right w:val="single" w:sz="4" w:space="0" w:color="A89662"/>
-            </w:tcBorders>
-          </w:tcPr>
-          <w:p>
-            <w:pPr>
-              <w:pStyle w:val="Normal"/>
-              <w:spacing w:before="20" w:after="20"/>
-              <w:rPr/>
-            </w:pPr>
-            <w:r>
-              <w:rPr>
-                <w:rFonts w:cs="Book Antiqua"/>
-                <w:color w:val="000000"/>
-                <w:sz w:val="19"/>
-              </w:rPr>
-              <w:t>Define and govern</w:t>
-            </w:r>
-          </w:p>
-        </w:tc>
-        <w:tc>
-          <w:tcPr>
-            <w:tcW w:w="4857" w:type="dxa"/>
-            <w:tcBorders>
-              <w:top w:val="single" w:sz="4" w:space="0" w:color="A89662"/>
-              <w:left w:val="single" w:sz="4" w:space="0" w:color="A89662"/>
-              <w:bottom w:val="single" w:sz="4" w:space="0" w:color="A89662"/>
-              <w:right w:val="single" w:sz="4" w:space="0" w:color="A89662"/>
-            </w:tcBorders>
-          </w:tcPr>
-          <w:p>
-            <w:pPr>
-              <w:pStyle w:val="Normal"/>
-              <w:spacing w:before="20" w:after="20"/>
-              <w:rPr/>
-            </w:pPr>
-            <w:r>
-              <w:rPr>
-                <w:rFonts w:cs="Book Antiqua"/>
-                <w:color w:val="000000"/>
-                <w:sz w:val="19"/>
-              </w:rPr>
-              <w:t>Army Sponsor / ACS</w:t>
-            </w:r>
-          </w:p>
-        </w:tc>
-        <w:tc>
-          <w:tcPr>
-            <w:tcW w:w="4857" w:type="dxa"/>
-            <w:tcBorders>
-              <w:top w:val="single" w:sz="4" w:space="0" w:color="A89662"/>
-              <w:left w:val="single" w:sz="4" w:space="0" w:color="A89662"/>
-              <w:bottom w:val="single" w:sz="4" w:space="0" w:color="A89662"/>
-              <w:right w:val="single" w:sz="4" w:space="0" w:color="A89662"/>
-            </w:tcBorders>
-          </w:tcPr>
-          <w:p>
-            <w:pPr>
-              <w:pStyle w:val="Normal"/>
-              <w:spacing w:before="20" w:after="20"/>
-              <w:rPr/>
-            </w:pPr>
-            <w:r>
-              <w:rPr>
-                <w:rFonts w:cs="Book Antiqua"/>
-                <w:color w:val="000000"/>
-                <w:sz w:val="19"/>
-              </w:rPr>
-              <w:t>Endorsed doctrine, definitions, policy direction and capability outcomes</w:t>
-            </w:r>
-          </w:p>
-        </w:tc>
-      </w:tr>
-      <w:tr>
-        <w:trPr>
-          <w:cantSplit w:val="true"/>
-        </w:trPr>
-        <w:tc>
-          <w:tcPr>
-            <w:tcW w:w="4857" w:type="dxa"/>
-            <w:tcBorders>
-              <w:top w:val="single" w:sz="4" w:space="0" w:color="A89662"/>
-              <w:left w:val="single" w:sz="4" w:space="0" w:color="A89662"/>
-              <w:bottom w:val="single" w:sz="4" w:space="0" w:color="A89662"/>
-              <w:right w:val="single" w:sz="4" w:space="0" w:color="A89662"/>
-            </w:tcBorders>
-          </w:tcPr>
-          <w:p>
-            <w:pPr>
-              <w:pStyle w:val="Normal"/>
-              <w:spacing w:before="20" w:after="20"/>
-              <w:rPr/>
-            </w:pPr>
-            <w:r>
-              <w:rPr>
-                <w:rFonts w:cs="Book Antiqua"/>
-                <w:color w:val="000000"/>
-                <w:sz w:val="19"/>
-              </w:rPr>
-              <w:t>Integrate capability and develop the framework</w:t>
-            </w:r>
-          </w:p>
-        </w:tc>
-        <w:tc>
-          <w:tcPr>
-            <w:tcW w:w="4857" w:type="dxa"/>
-            <w:tcBorders>
-              <w:top w:val="single" w:sz="4" w:space="0" w:color="A89662"/>
-              <w:left w:val="single" w:sz="4" w:space="0" w:color="A89662"/>
-              <w:bottom w:val="single" w:sz="4" w:space="0" w:color="A89662"/>
-              <w:right w:val="single" w:sz="4" w:space="0" w:color="A89662"/>
-            </w:tcBorders>
-          </w:tcPr>
-          <w:p>
-            <w:pPr>
-              <w:pStyle w:val="Normal"/>
-              <w:spacing w:before="20" w:after="20"/>
-              <w:rPr/>
-            </w:pPr>
-            <w:r>
-              <w:rPr>
-                <w:rFonts w:cs="Book Antiqua"/>
-                <w:color w:val="000000"/>
-                <w:sz w:val="19"/>
-              </w:rPr>
-              <w:t>ACS</w:t>
-            </w:r>
-          </w:p>
-        </w:tc>
-        <w:tc>
-          <w:tcPr>
-            <w:tcW w:w="4857" w:type="dxa"/>
-            <w:tcBorders>
-              <w:top w:val="single" w:sz="4" w:space="0" w:color="A89662"/>
-              <w:left w:val="single" w:sz="4" w:space="0" w:color="A89662"/>
-              <w:bottom w:val="single" w:sz="4" w:space="0" w:color="A89662"/>
-              <w:right w:val="single" w:sz="4" w:space="0" w:color="A89662"/>
-            </w:tcBorders>
-          </w:tcPr>
-          <w:p>
-            <w:pPr>
-              <w:pStyle w:val="Normal"/>
-              <w:spacing w:before="20" w:after="20"/>
-              <w:rPr/>
-            </w:pPr>
-            <w:r>
-              <w:rPr>
-                <w:rFonts w:cs="Book Antiqua"/>
-                <w:color w:val="000000"/>
-                <w:sz w:val="19"/>
-              </w:rPr>
-              <w:t>Framework architecture, product recognition criteria, stakeholder coordination and implementation priorities</w:t>
-            </w:r>
-          </w:p>
-        </w:tc>
-      </w:tr>
-      <w:tr>
-        <w:trPr>
-          <w:cantSplit w:val="true"/>
-        </w:trPr>
-        <w:tc>
-          <w:tcPr>
-            <w:tcW w:w="4857" w:type="dxa"/>
-            <w:tcBorders>
-              <w:top w:val="single" w:sz="4" w:space="0" w:color="A89662"/>
-              <w:left w:val="single" w:sz="4" w:space="0" w:color="A89662"/>
-              <w:bottom w:val="single" w:sz="4" w:space="0" w:color="A89662"/>
-              <w:right w:val="single" w:sz="4" w:space="0" w:color="A89662"/>
-            </w:tcBorders>
-          </w:tcPr>
-          <w:p>
-            <w:pPr>
-              <w:pStyle w:val="Normal"/>
-              <w:spacing w:before="20" w:after="20"/>
-              <w:rPr/>
-            </w:pPr>
-            <w:r>
-              <w:rPr>
-                <w:rFonts w:cs="Book Antiqua"/>
-                <w:color w:val="000000"/>
-                <w:sz w:val="19"/>
-              </w:rPr>
-              <w:t>Develop products</w:t>
-            </w:r>
-          </w:p>
-        </w:tc>
-        <w:tc>
-          <w:tcPr>
-            <w:tcW w:w="4857" w:type="dxa"/>
-            <w:tcBorders>
-              <w:top w:val="single" w:sz="4" w:space="0" w:color="A89662"/>
-              <w:left w:val="single" w:sz="4" w:space="0" w:color="A89662"/>
-              <w:bottom w:val="single" w:sz="4" w:space="0" w:color="A89662"/>
-              <w:right w:val="single" w:sz="4" w:space="0" w:color="A89662"/>
-            </w:tcBorders>
-          </w:tcPr>
-          <w:p>
-            <w:pPr>
-              <w:pStyle w:val="Normal"/>
-              <w:spacing w:before="20" w:after="20"/>
-              <w:rPr/>
-            </w:pPr>
-            <w:r>
-              <w:rPr>
-                <w:rFonts w:cs="Book Antiqua"/>
-                <w:color w:val="000000"/>
-                <w:sz w:val="19"/>
-              </w:rPr>
-              <w:t>Relevant product owner</w:t>
-            </w:r>
-          </w:p>
-        </w:tc>
-        <w:tc>
-          <w:tcPr>
-            <w:tcW w:w="4857" w:type="dxa"/>
-            <w:tcBorders>
-              <w:top w:val="single" w:sz="4" w:space="0" w:color="A89662"/>
-              <w:left w:val="single" w:sz="4" w:space="0" w:color="A89662"/>
-              <w:bottom w:val="single" w:sz="4" w:space="0" w:color="A89662"/>
-              <w:right w:val="single" w:sz="4" w:space="0" w:color="A89662"/>
-            </w:tcBorders>
-          </w:tcPr>
-          <w:p>
-            <w:pPr>
-              <w:pStyle w:val="Normal"/>
-              <w:spacing w:before="20" w:after="20"/>
-              <w:rPr/>
-            </w:pPr>
-            <w:r>
-              <w:rPr>
-                <w:rFonts w:cs="Book Antiqua"/>
-                <w:color w:val="000000"/>
-                <w:sz w:val="19"/>
-              </w:rPr>
-              <w:t>Product design, protocols, instructor materials and updates</w:t>
-            </w:r>
-          </w:p>
-        </w:tc>
-      </w:tr>
-      <w:tr>
-        <w:trPr>
-          <w:cantSplit w:val="true"/>
-        </w:trPr>
-        <w:tc>
-          <w:tcPr>
-            <w:tcW w:w="4857" w:type="dxa"/>
-            <w:tcBorders>
-              <w:top w:val="single" w:sz="4" w:space="0" w:color="A89662"/>
-              <w:left w:val="single" w:sz="4" w:space="0" w:color="A89662"/>
-              <w:bottom w:val="single" w:sz="4" w:space="0" w:color="A89662"/>
-              <w:right w:val="single" w:sz="4" w:space="0" w:color="A89662"/>
-            </w:tcBorders>
-          </w:tcPr>
-          <w:p>
-            <w:pPr>
-              <w:pStyle w:val="Normal"/>
-              <w:spacing w:before="20" w:after="20"/>
-              <w:rPr/>
-            </w:pPr>
-            <w:r>
-              <w:rPr>
-                <w:rFonts w:cs="Book Antiqua"/>
-                <w:color w:val="000000"/>
-                <w:sz w:val="19"/>
-              </w:rPr>
-              <w:t>Provide domain advice</w:t>
-            </w:r>
-          </w:p>
-        </w:tc>
-        <w:tc>
-          <w:tcPr>
-            <w:tcW w:w="4857" w:type="dxa"/>
-            <w:tcBorders>
-              <w:top w:val="single" w:sz="4" w:space="0" w:color="A89662"/>
-              <w:left w:val="single" w:sz="4" w:space="0" w:color="A89662"/>
-              <w:bottom w:val="single" w:sz="4" w:space="0" w:color="A89662"/>
-              <w:right w:val="single" w:sz="4" w:space="0" w:color="A89662"/>
-            </w:tcBorders>
-          </w:tcPr>
-          <w:p>
-            <w:pPr>
-              <w:pStyle w:val="Normal"/>
-              <w:spacing w:before="20" w:after="20"/>
-              <w:rPr/>
-            </w:pPr>
-            <w:r>
-              <w:rPr>
-                <w:rFonts w:cs="Book Antiqua"/>
-                <w:color w:val="000000"/>
-                <w:sz w:val="19"/>
-              </w:rPr>
-              <w:t>Relevant technical or professional adviser</w:t>
-            </w:r>
-          </w:p>
-        </w:tc>
-        <w:tc>
-          <w:tcPr>
-            <w:tcW w:w="4857" w:type="dxa"/>
-            <w:tcBorders>
-              <w:top w:val="single" w:sz="4" w:space="0" w:color="A89662"/>
-              <w:left w:val="single" w:sz="4" w:space="0" w:color="A89662"/>
-              <w:bottom w:val="single" w:sz="4" w:space="0" w:color="A89662"/>
-              <w:right w:val="single" w:sz="4" w:space="0" w:color="A89662"/>
-            </w:tcBorders>
-          </w:tcPr>
-          <w:p>
-            <w:pPr>
-              <w:pStyle w:val="Normal"/>
-              <w:spacing w:before="20" w:after="20"/>
-              <w:rPr/>
-            </w:pPr>
-            <w:r>
-              <w:rPr>
-                <w:rFonts w:cs="Book Antiqua"/>
-                <w:color w:val="000000"/>
-                <w:sz w:val="19"/>
-              </w:rPr>
-              <w:t>Specialist advice within leadership, psychology, cognition, learning design, physical performance and other domains</w:t>
-            </w:r>
-          </w:p>
-        </w:tc>
-      </w:tr>
-      <w:tr>
-        <w:trPr>
-          <w:cantSplit w:val="true"/>
-        </w:trPr>
-        <w:tc>
-          <w:tcPr>
-            <w:tcW w:w="4857" w:type="dxa"/>
-            <w:tcBorders>
-              <w:top w:val="single" w:sz="4" w:space="0" w:color="A89662"/>
-              <w:left w:val="single" w:sz="4" w:space="0" w:color="A89662"/>
-              <w:bottom w:val="single" w:sz="4" w:space="0" w:color="A89662"/>
-              <w:right w:val="single" w:sz="4" w:space="0" w:color="A89662"/>
-            </w:tcBorders>
-          </w:tcPr>
-          <w:p>
-            <w:pPr>
-              <w:pStyle w:val="Normal"/>
-              <w:spacing w:before="20" w:after="20"/>
-              <w:rPr/>
-            </w:pPr>
-            <w:r>
-              <w:rPr>
-                <w:rFonts w:cs="Book Antiqua"/>
-                <w:color w:val="000000"/>
-                <w:sz w:val="19"/>
-              </w:rPr>
-              <w:t>Deliver</w:t>
-            </w:r>
-          </w:p>
-        </w:tc>
-        <w:tc>
-          <w:tcPr>
-            <w:tcW w:w="4857" w:type="dxa"/>
-            <w:tcBorders>
-              <w:top w:val="single" w:sz="4" w:space="0" w:color="A89662"/>
-              <w:left w:val="single" w:sz="4" w:space="0" w:color="A89662"/>
-              <w:bottom w:val="single" w:sz="4" w:space="0" w:color="A89662"/>
-              <w:right w:val="single" w:sz="4" w:space="0" w:color="A89662"/>
-            </w:tcBorders>
-          </w:tcPr>
-          <w:p>
-            <w:pPr>
-              <w:pStyle w:val="Normal"/>
-              <w:spacing w:before="20" w:after="20"/>
-              <w:rPr/>
-            </w:pPr>
-            <w:r>
-              <w:rPr>
-                <w:rFonts w:cs="Book Antiqua"/>
-                <w:color w:val="000000"/>
-                <w:sz w:val="19"/>
-              </w:rPr>
-              <w:t>Approved training establishments, units and existing instructor workforces</w:t>
-            </w:r>
-          </w:p>
-        </w:tc>
-        <w:tc>
-          <w:tcPr>
-            <w:tcW w:w="4857" w:type="dxa"/>
-            <w:tcBorders>
-              <w:top w:val="single" w:sz="4" w:space="0" w:color="A89662"/>
-              <w:left w:val="single" w:sz="4" w:space="0" w:color="A89662"/>
-              <w:bottom w:val="single" w:sz="4" w:space="0" w:color="A89662"/>
-              <w:right w:val="single" w:sz="4" w:space="0" w:color="A89662"/>
-            </w:tcBorders>
-          </w:tcPr>
-          <w:p>
-            <w:pPr>
-              <w:pStyle w:val="Normal"/>
-              <w:spacing w:before="20" w:after="20"/>
-              <w:rPr/>
-            </w:pPr>
-            <w:r>
-              <w:rPr>
-                <w:rFonts w:cs="Book Antiqua"/>
-                <w:color w:val="000000"/>
-                <w:sz w:val="19"/>
-              </w:rPr>
-              <w:t>Routine delivery of recognised products</w:t>
-            </w:r>
-          </w:p>
-        </w:tc>
-      </w:tr>
-      <w:tr>
-        <w:trPr>
-          <w:cantSplit w:val="true"/>
-        </w:trPr>
-        <w:tc>
-          <w:tcPr>
-            <w:tcW w:w="4857" w:type="dxa"/>
-            <w:tcBorders>
-              <w:top w:val="single" w:sz="4" w:space="0" w:color="A89662"/>
-              <w:left w:val="single" w:sz="4" w:space="0" w:color="A89662"/>
-              <w:bottom w:val="single" w:sz="4" w:space="0" w:color="A89662"/>
-              <w:right w:val="single" w:sz="4" w:space="0" w:color="A89662"/>
-            </w:tcBorders>
-          </w:tcPr>
-          <w:p>
-            <w:pPr>
-              <w:pStyle w:val="Normal"/>
-              <w:spacing w:before="20" w:after="20"/>
-              <w:rPr/>
-            </w:pPr>
-            <w:r>
-              <w:rPr>
-                <w:rFonts w:cs="Book Antiqua"/>
-                <w:color w:val="000000"/>
-                <w:sz w:val="19"/>
-              </w:rPr>
-              <w:t>Measure training performance</w:t>
-            </w:r>
-          </w:p>
-        </w:tc>
-        <w:tc>
-          <w:tcPr>
-            <w:tcW w:w="4857" w:type="dxa"/>
-            <w:tcBorders>
-              <w:top w:val="single" w:sz="4" w:space="0" w:color="A89662"/>
-              <w:left w:val="single" w:sz="4" w:space="0" w:color="A89662"/>
-              <w:bottom w:val="single" w:sz="4" w:space="0" w:color="A89662"/>
-              <w:right w:val="single" w:sz="4" w:space="0" w:color="A89662"/>
-            </w:tcBorders>
-          </w:tcPr>
-          <w:p>
-            <w:pPr>
-              <w:pStyle w:val="Normal"/>
-              <w:spacing w:before="20" w:after="20"/>
-              <w:rPr/>
-            </w:pPr>
-            <w:r>
-              <w:rPr>
-                <w:rFonts w:cs="Book Antiqua"/>
-                <w:color w:val="000000"/>
-                <w:sz w:val="19"/>
-              </w:rPr>
-              <w:t>Delivery organisation, using approved methods</w:t>
-            </w:r>
-          </w:p>
-        </w:tc>
-        <w:tc>
-          <w:tcPr>
-            <w:tcW w:w="4857" w:type="dxa"/>
-            <w:tcBorders>
-              <w:top w:val="single" w:sz="4" w:space="0" w:color="A89662"/>
-              <w:left w:val="single" w:sz="4" w:space="0" w:color="A89662"/>
-              <w:bottom w:val="single" w:sz="4" w:space="0" w:color="A89662"/>
-              <w:right w:val="single" w:sz="4" w:space="0" w:color="A89662"/>
-            </w:tcBorders>
-          </w:tcPr>
-          <w:p>
-            <w:pPr>
-              <w:pStyle w:val="Normal"/>
-              <w:spacing w:before="20" w:after="20"/>
-              <w:rPr/>
-            </w:pPr>
-            <w:r>
-              <w:rPr>
-                <w:rFonts w:cs="Book Antiqua"/>
-                <w:color w:val="000000"/>
-                <w:sz w:val="19"/>
-              </w:rPr>
-              <w:t>Proportionate training feedback and product-level performance data</w:t>
-            </w:r>
-          </w:p>
-        </w:tc>
-      </w:tr>
-      <w:tr>
-        <w:trPr>
-          <w:cantSplit w:val="true"/>
-        </w:trPr>
-        <w:tc>
-          <w:tcPr>
-            <w:tcW w:w="4857" w:type="dxa"/>
-            <w:tcBorders>
-              <w:top w:val="single" w:sz="4" w:space="0" w:color="A89662"/>
-              <w:left w:val="single" w:sz="4" w:space="0" w:color="A89662"/>
-              <w:bottom w:val="single" w:sz="4" w:space="0" w:color="A89662"/>
-              <w:right w:val="single" w:sz="4" w:space="0" w:color="A89662"/>
-            </w:tcBorders>
-          </w:tcPr>
-          <w:p>
-            <w:pPr>
-              <w:pStyle w:val="Normal"/>
-              <w:spacing w:before="20" w:after="20"/>
-              <w:rPr/>
-            </w:pPr>
-            <w:r>
-              <w:rPr>
-                <w:rFonts w:cs="Book Antiqua"/>
-                <w:color w:val="000000"/>
-                <w:sz w:val="19"/>
-              </w:rPr>
-              <w:t>Evaluate product effectiveness</w:t>
-            </w:r>
-          </w:p>
-        </w:tc>
-        <w:tc>
-          <w:tcPr>
-            <w:tcW w:w="4857" w:type="dxa"/>
-            <w:tcBorders>
-              <w:top w:val="single" w:sz="4" w:space="0" w:color="A89662"/>
-              <w:left w:val="single" w:sz="4" w:space="0" w:color="A89662"/>
-              <w:bottom w:val="single" w:sz="4" w:space="0" w:color="A89662"/>
-              <w:right w:val="single" w:sz="4" w:space="0" w:color="A89662"/>
-            </w:tcBorders>
-          </w:tcPr>
-          <w:p>
-            <w:pPr>
-              <w:pStyle w:val="Normal"/>
-              <w:spacing w:before="20" w:after="20"/>
-              <w:rPr/>
-            </w:pPr>
-            <w:r>
-              <w:rPr>
-                <w:rFonts w:cs="Book Antiqua"/>
-                <w:color w:val="000000"/>
-                <w:sz w:val="19"/>
-              </w:rPr>
-              <w:t>Product owner, with independent evaluation or research support</w:t>
-            </w:r>
-          </w:p>
-        </w:tc>
-        <w:tc>
-          <w:tcPr>
-            <w:tcW w:w="4857" w:type="dxa"/>
-            <w:tcBorders>
-              <w:top w:val="single" w:sz="4" w:space="0" w:color="A89662"/>
-              <w:left w:val="single" w:sz="4" w:space="0" w:color="A89662"/>
-              <w:bottom w:val="single" w:sz="4" w:space="0" w:color="A89662"/>
-              <w:right w:val="single" w:sz="4" w:space="0" w:color="A89662"/>
-            </w:tcBorders>
-          </w:tcPr>
-          <w:p>
-            <w:pPr>
-              <w:pStyle w:val="Normal"/>
-              <w:spacing w:before="20" w:after="20"/>
-              <w:rPr/>
-            </w:pPr>
-            <w:r>
-              <w:rPr>
-                <w:rFonts w:cs="Book Antiqua"/>
-                <w:color w:val="000000"/>
-                <w:sz w:val="19"/>
-              </w:rPr>
-              <w:t>Evidence of feasibility, effectiveness, transfer and scalability</w:t>
-            </w:r>
-          </w:p>
-        </w:tc>
-      </w:tr>
-      <w:tr>
-        <w:trPr>
-          <w:cantSplit w:val="true"/>
-        </w:trPr>
-        <w:tc>
-          <w:tcPr>
-            <w:tcW w:w="4857" w:type="dxa"/>
-            <w:tcBorders>
-              <w:top w:val="single" w:sz="4" w:space="0" w:color="A89662"/>
-              <w:left w:val="single" w:sz="4" w:space="0" w:color="A89662"/>
-              <w:bottom w:val="single" w:sz="4" w:space="0" w:color="A89662"/>
-              <w:right w:val="single" w:sz="4" w:space="0" w:color="A89662"/>
-            </w:tcBorders>
-          </w:tcPr>
-          <w:p>
-            <w:pPr>
-              <w:pStyle w:val="Normal"/>
-              <w:spacing w:before="20" w:after="20"/>
-              <w:rPr/>
-            </w:pPr>
-            <w:r>
-              <w:rPr>
-                <w:rFonts w:cs="Book Antiqua"/>
-                <w:color w:val="000000"/>
-                <w:sz w:val="19"/>
-              </w:rPr>
-              <w:t>Assure</w:t>
-            </w:r>
-          </w:p>
-        </w:tc>
-        <w:tc>
-          <w:tcPr>
-            <w:tcW w:w="4857" w:type="dxa"/>
-            <w:tcBorders>
-              <w:top w:val="single" w:sz="4" w:space="0" w:color="A89662"/>
-              <w:left w:val="single" w:sz="4" w:space="0" w:color="A89662"/>
-              <w:bottom w:val="single" w:sz="4" w:space="0" w:color="A89662"/>
-              <w:right w:val="single" w:sz="4" w:space="0" w:color="A89662"/>
-            </w:tcBorders>
-          </w:tcPr>
-          <w:p>
-            <w:pPr>
-              <w:pStyle w:val="Normal"/>
-              <w:spacing w:before="20" w:after="20"/>
-              <w:rPr/>
-            </w:pPr>
-            <w:r>
-              <w:rPr>
-                <w:rFonts w:cs="Book Antiqua"/>
-                <w:color w:val="000000"/>
-                <w:sz w:val="19"/>
-              </w:rPr>
-              <w:t>Layered governance and domain authorities</w:t>
-            </w:r>
-          </w:p>
-        </w:tc>
-        <w:tc>
-          <w:tcPr>
-            <w:tcW w:w="4857" w:type="dxa"/>
-            <w:tcBorders>
-              <w:top w:val="single" w:sz="4" w:space="0" w:color="A89662"/>
-              <w:left w:val="single" w:sz="4" w:space="0" w:color="A89662"/>
-              <w:bottom w:val="single" w:sz="4" w:space="0" w:color="A89662"/>
-              <w:right w:val="single" w:sz="4" w:space="0" w:color="A89662"/>
-            </w:tcBorders>
-          </w:tcPr>
-          <w:p>
-            <w:pPr>
-              <w:pStyle w:val="Normal"/>
-              <w:spacing w:before="20" w:after="20"/>
-              <w:rPr/>
-            </w:pPr>
-            <w:r>
-              <w:rPr>
-                <w:rFonts w:cs="Book Antiqua"/>
-                <w:color w:val="000000"/>
-                <w:sz w:val="19"/>
-              </w:rPr>
-              <w:t>Doctrine, evidence, professional, learning, delivery and operational assurance</w:t>
-            </w:r>
-          </w:p>
-        </w:tc>
-      </w:tr>
-      <w:tr>
-        <w:trPr>
-          <w:cantSplit w:val="true"/>
-        </w:trPr>
-        <w:tc>
-          <w:tcPr>
-            <w:tcW w:w="4857" w:type="dxa"/>
-            <w:tcBorders>
-              <w:top w:val="single" w:sz="4" w:space="0" w:color="A89662"/>
-              <w:left w:val="single" w:sz="4" w:space="0" w:color="A89662"/>
-              <w:bottom w:val="single" w:sz="4" w:space="0" w:color="A89662"/>
-              <w:right w:val="single" w:sz="4" w:space="0" w:color="A89662"/>
-            </w:tcBorders>
-          </w:tcPr>
-          <w:p>
-            <w:pPr>
-              <w:pStyle w:val="Normal"/>
-              <w:spacing w:before="20" w:after="20"/>
-              <w:rPr/>
-            </w:pPr>
-            <w:r>
-              <w:rPr>
-                <w:rFonts w:cs="Book Antiqua"/>
-                <w:color w:val="000000"/>
-                <w:sz w:val="19"/>
-              </w:rPr>
-              <w:t>Review and recover</w:t>
-            </w:r>
-          </w:p>
-        </w:tc>
-        <w:tc>
-          <w:tcPr>
-            <w:tcW w:w="4857" w:type="dxa"/>
-            <w:tcBorders>
-              <w:top w:val="single" w:sz="4" w:space="0" w:color="A89662"/>
-              <w:left w:val="single" w:sz="4" w:space="0" w:color="A89662"/>
-              <w:bottom w:val="single" w:sz="4" w:space="0" w:color="A89662"/>
-              <w:right w:val="single" w:sz="4" w:space="0" w:color="A89662"/>
-            </w:tcBorders>
-          </w:tcPr>
-          <w:p>
-            <w:pPr>
-              <w:pStyle w:val="Normal"/>
-              <w:spacing w:before="20" w:after="20"/>
-              <w:rPr/>
-            </w:pPr>
-            <w:r>
-              <w:rPr>
-                <w:rFonts w:cs="Book Antiqua"/>
-                <w:color w:val="000000"/>
-                <w:sz w:val="19"/>
-              </w:rPr>
-              <w:t>Relevant leadership and training systems</w:t>
-            </w:r>
-          </w:p>
-        </w:tc>
-        <w:tc>
-          <w:tcPr>
-            <w:tcW w:w="4857" w:type="dxa"/>
-            <w:tcBorders>
-              <w:top w:val="single" w:sz="4" w:space="0" w:color="A89662"/>
-              <w:left w:val="single" w:sz="4" w:space="0" w:color="A89662"/>
-              <w:bottom w:val="single" w:sz="4" w:space="0" w:color="A89662"/>
-              <w:right w:val="single" w:sz="4" w:space="0" w:color="A89662"/>
-            </w:tcBorders>
-          </w:tcPr>
-          <w:p>
-            <w:pPr>
-              <w:pStyle w:val="Normal"/>
-              <w:spacing w:before="20" w:after="20"/>
-              <w:rPr/>
-            </w:pPr>
-            <w:r>
-              <w:rPr>
-                <w:rFonts w:cs="Book Antiqua"/>
-                <w:color w:val="000000"/>
-                <w:sz w:val="19"/>
-              </w:rPr>
-              <w:t>Reflection, feedback, recovery and developmental planning</w:t>
-            </w:r>
-          </w:p>
-        </w:tc>
-      </w:tr>
-    </w:tbl>
     <w:sectPr>
-      <w:headerReference w:type="default" r:id="rId20"/>
-      <w:headerReference w:type="first" r:id="rId21"/>
-      <w:footerReference w:type="even" r:id="rId22"/>
-      <w:footerReference w:type="default" r:id="rId23"/>
-      <w:footerReference w:type="first" r:id="rId24"/>
+      <w:headerReference w:type="default" r:id="rId15"/>
+      <w:headerReference w:type="first" r:id="rId16"/>
+      <w:footerReference w:type="even" r:id="rId17"/>
+      <w:footerReference w:type="default" r:id="rId18"/>
+      <w:footerReference w:type="first" r:id="rId19"/>
       <w:type w:val="nextPage"/>
-      <w:pgSz w:orient="landscape" w:w="16838" w:h="11906"/>
-      <w:pgMar w:left="1134" w:right="1134" w:gutter="0" w:header="624" w:top="850" w:footer="624" w:bottom="850"/>
+      <w:pgSz w:w="11906" w:h="16838"/>
+      <w:pgMar w:left="1417" w:right="1417" w:gutter="0" w:header="624" w:top="1361" w:footer="624" w:bottom="1361"/>
       <w:pgNumType w:fmt="decimal"/>
       <w:formProt w:val="false"/>
       <w:textDirection w:val="lrTb"/>
@@ -3468,152 +2350,6 @@
 </w:ftr>
 </file>
 
-<file path=word/footer10.xml><?xml version="1.0" encoding="utf-8"?>
-<w:ftr xmlns:o="urn:schemas-microsoft-com:office:office" xmlns:r="http://schemas.openxmlformats.org/officeDocument/2006/relationships" xmlns:v="urn:schemas-microsoft-com:vml" xmlns:w="http://schemas.openxmlformats.org/wordprocessingml/2006/main" xmlns:w10="urn:schemas-microsoft-com:office:word" xmlns:wp="http://schemas.openxmlformats.org/drawingml/2006/wordprocessingDrawing" xmlns:wps="http://schemas.microsoft.com/office/word/2010/wordprocessingShape" xmlns:wpg="http://schemas.microsoft.com/office/word/2010/wordprocessingGroup" xmlns:mc="http://schemas.openxmlformats.org/markup-compatibility/2006" xmlns:wp14="http://schemas.microsoft.com/office/word/2010/wordprocessingDrawing" xmlns:w14="http://schemas.microsoft.com/office/word/2010/wordml" xmlns:w15="http://schemas.microsoft.com/office/word/2012/wordml" mc:Ignorable="w14 wp14 w15">
-  <w:p>
-    <w:pPr>
-      <w:pStyle w:val="Footer"/>
-      <w:rPr/>
-    </w:pPr>
-    <w:r>
-      <w:rPr/>
-    </w:r>
-  </w:p>
-</w:ftr>
-</file>
-
-<file path=word/footer11.xml><?xml version="1.0" encoding="utf-8"?>
-<w:ftr xmlns:o="urn:schemas-microsoft-com:office:office" xmlns:r="http://schemas.openxmlformats.org/officeDocument/2006/relationships" xmlns:v="urn:schemas-microsoft-com:vml" xmlns:w="http://schemas.openxmlformats.org/wordprocessingml/2006/main" xmlns:w10="urn:schemas-microsoft-com:office:word" xmlns:wp="http://schemas.openxmlformats.org/drawingml/2006/wordprocessingDrawing" xmlns:wps="http://schemas.microsoft.com/office/word/2010/wordprocessingShape" xmlns:wpg="http://schemas.microsoft.com/office/word/2010/wordprocessingGroup" xmlns:mc="http://schemas.openxmlformats.org/markup-compatibility/2006" xmlns:wp14="http://schemas.microsoft.com/office/word/2010/wordprocessingDrawing" xmlns:w14="http://schemas.microsoft.com/office/word/2010/wordml" xmlns:w15="http://schemas.microsoft.com/office/word/2012/wordml" mc:Ignorable="w14 wp14 w15">
-  <w:p>
-    <w:pPr>
-      <w:pStyle w:val="Footer"/>
-      <w:spacing w:before="0" w:after="0"/>
-      <w:jc w:val="center"/>
-      <w:rPr/>
-    </w:pPr>
-    <w:r>
-      <w:rPr>
-        <w:rFonts w:cs="Arial" w:ascii="Arial" w:hAnsi="Arial"/>
-        <w:b/>
-        <w:color w:val="000000"/>
-        <w:sz w:val="20"/>
-      </w:rPr>
-      <w:t>UNCLASSIFIED</w:t>
-    </w:r>
-  </w:p>
-  <w:p>
-    <w:pPr>
-      <w:pStyle w:val="Normal"/>
-      <w:tabs>
-        <w:tab w:val="clear" w:pos="720"/>
-        <w:tab w:val="center" w:pos="7285" w:leader="none"/>
-        <w:tab w:val="right" w:pos="14570" w:leader="none"/>
-      </w:tabs>
-      <w:spacing w:before="40" w:after="0"/>
-      <w:rPr/>
-    </w:pPr>
-    <w:r>
-      <w:rPr>
-        <w:rFonts w:cs="Arial" w:ascii="Arial" w:hAnsi="Arial"/>
-        <w:b w:val="false"/>
-        <w:color w:val="000000"/>
-        <w:sz w:val="17"/>
-      </w:rPr>
-      <w:t>Combat Mindset Framework Proposal</w:t>
-      <w:tab/>
-      <w:t>ACS 2026</w:t>
-      <w:tab/>
-      <w:t xml:space="preserve">Page </w:t>
-    </w:r>
-    <w:r>
-      <w:rPr>
-        <w:rFonts w:cs="Arial" w:ascii="Arial" w:hAnsi="Arial"/>
-        <w:sz w:val="17"/>
-      </w:rPr>
-      <w:fldChar w:fldCharType="begin"/>
-    </w:r>
-    <w:r>
-      <w:rPr>
-        <w:sz w:val="17"/>
-        <w:rFonts w:cs="Arial" w:ascii="Arial" w:hAnsi="Arial"/>
-      </w:rPr>
-      <w:instrText xml:space="preserve"> PAGE </w:instrText>
-    </w:r>
-    <w:r>
-      <w:rPr>
-        <w:sz w:val="17"/>
-        <w:rFonts w:cs="Arial" w:ascii="Arial" w:hAnsi="Arial"/>
-      </w:rPr>
-      <w:fldChar w:fldCharType="separate"/>
-    </w:r>
-    <w:r>
-      <w:rPr>
-        <w:sz w:val="17"/>
-        <w:rFonts w:cs="Arial" w:ascii="Arial" w:hAnsi="Arial"/>
-      </w:rPr>
-      <w:t>10</w:t>
-    </w:r>
-    <w:r>
-      <w:rPr>
-        <w:sz w:val="17"/>
-        <w:rFonts w:cs="Arial" w:ascii="Arial" w:hAnsi="Arial"/>
-      </w:rPr>
-      <w:fldChar w:fldCharType="end"/>
-    </w:r>
-    <w:r>
-      <w:rPr>
-        <w:rFonts w:cs="Arial" w:ascii="Arial" w:hAnsi="Arial"/>
-        <w:b w:val="false"/>
-        <w:color w:val="000000"/>
-        <w:sz w:val="17"/>
-      </w:rPr>
-      <w:t xml:space="preserve"> of </w:t>
-    </w:r>
-    <w:r>
-      <w:rPr>
-        <w:rFonts w:cs="Arial" w:ascii="Arial" w:hAnsi="Arial"/>
-        <w:sz w:val="17"/>
-      </w:rPr>
-      <w:fldChar w:fldCharType="begin"/>
-    </w:r>
-    <w:r>
-      <w:rPr>
-        <w:sz w:val="17"/>
-        <w:rFonts w:cs="Arial" w:ascii="Arial" w:hAnsi="Arial"/>
-      </w:rPr>
-      <w:instrText xml:space="preserve"> NUMPAGES </w:instrText>
-    </w:r>
-    <w:r>
-      <w:rPr>
-        <w:sz w:val="17"/>
-        <w:rFonts w:cs="Arial" w:ascii="Arial" w:hAnsi="Arial"/>
-      </w:rPr>
-      <w:fldChar w:fldCharType="separate"/>
-    </w:r>
-    <w:r>
-      <w:rPr>
-        <w:sz w:val="17"/>
-        <w:rFonts w:cs="Arial" w:ascii="Arial" w:hAnsi="Arial"/>
-      </w:rPr>
-      <w:t>10</w:t>
-    </w:r>
-    <w:r>
-      <w:rPr>
-        <w:sz w:val="17"/>
-        <w:rFonts w:cs="Arial" w:ascii="Arial" w:hAnsi="Arial"/>
-      </w:rPr>
-      <w:fldChar w:fldCharType="end"/>
-    </w:r>
-  </w:p>
-</w:ftr>
-</file>
-
-<file path=word/footer12.xml><?xml version="1.0" encoding="utf-8"?>
-<w:ftr xmlns:o="urn:schemas-microsoft-com:office:office" xmlns:r="http://schemas.openxmlformats.org/officeDocument/2006/relationships" xmlns:v="urn:schemas-microsoft-com:vml" xmlns:w="http://schemas.openxmlformats.org/wordprocessingml/2006/main" xmlns:w10="urn:schemas-microsoft-com:office:word" xmlns:wp="http://schemas.openxmlformats.org/drawingml/2006/wordprocessingDrawing" xmlns:wps="http://schemas.microsoft.com/office/word/2010/wordprocessingShape" xmlns:wpg="http://schemas.microsoft.com/office/word/2010/wordprocessingGroup" xmlns:mc="http://schemas.openxmlformats.org/markup-compatibility/2006" xmlns:wp14="http://schemas.microsoft.com/office/word/2010/wordprocessingDrawing" xmlns:w14="http://schemas.microsoft.com/office/word/2010/wordml" xmlns:w15="http://schemas.microsoft.com/office/word/2012/wordml" mc:Ignorable="w14 wp14 w15">
-  <w:p/>
-</w:ftr>
-</file>
-
 <file path=word/footer2.xml><?xml version="1.0" encoding="utf-8"?>
 <w:ftr xmlns:o="urn:schemas-microsoft-com:office:office" xmlns:r="http://schemas.openxmlformats.org/officeDocument/2006/relationships" xmlns:v="urn:schemas-microsoft-com:vml" xmlns:w="http://schemas.openxmlformats.org/wordprocessingml/2006/main" xmlns:w10="urn:schemas-microsoft-com:office:word" xmlns:wp="http://schemas.openxmlformats.org/drawingml/2006/wordprocessingDrawing" xmlns:wps="http://schemas.microsoft.com/office/word/2010/wordprocessingShape" xmlns:wpg="http://schemas.microsoft.com/office/word/2010/wordprocessingGroup" xmlns:mc="http://schemas.openxmlformats.org/markup-compatibility/2006" xmlns:wp14="http://schemas.microsoft.com/office/word/2010/wordprocessingDrawing" xmlns:w14="http://schemas.microsoft.com/office/word/2010/wordml" xmlns:w15="http://schemas.microsoft.com/office/word/2012/wordml" mc:Ignorable="w14 wp14 w15">
   <w:p>
@@ -3727,7 +2463,7 @@
         <w:sz w:val="17"/>
         <w:rFonts w:cs="Arial" w:ascii="Arial" w:hAnsi="Arial"/>
       </w:rPr>
-      <w:t>10</w:t>
+      <w:t>8</w:t>
     </w:r>
     <w:r>
       <w:rPr>
@@ -3889,7 +2625,7 @@
         <w:sz w:val="17"/>
         <w:rFonts w:cs="Arial" w:ascii="Arial" w:hAnsi="Arial"/>
       </w:rPr>
-      <w:t>10</w:t>
+      <w:t>8</w:t>
     </w:r>
     <w:r>
       <w:rPr>
@@ -3991,7 +2727,7 @@
         <w:sz w:val="17"/>
         <w:rFonts w:cs="Arial" w:ascii="Arial" w:hAnsi="Arial"/>
       </w:rPr>
-      <w:t>9</w:t>
+      <w:t>8</w:t>
     </w:r>
     <w:r>
       <w:rPr>
@@ -4035,7 +2771,7 @@
         <w:sz w:val="17"/>
         <w:rFonts w:cs="Arial" w:ascii="Arial" w:hAnsi="Arial"/>
       </w:rPr>
-      <w:t>10</w:t>
+      <w:t>8</w:t>
     </w:r>
     <w:r>
       <w:rPr>
@@ -4163,34 +2899,6 @@
 </file>
 
 <file path=word/header7.xml><?xml version="1.0" encoding="utf-8"?>
-<w:hdr xmlns:o="urn:schemas-microsoft-com:office:office" xmlns:r="http://schemas.openxmlformats.org/officeDocument/2006/relationships" xmlns:v="urn:schemas-microsoft-com:vml" xmlns:w="http://schemas.openxmlformats.org/wordprocessingml/2006/main" xmlns:w10="urn:schemas-microsoft-com:office:word" xmlns:wp="http://schemas.openxmlformats.org/drawingml/2006/wordprocessingDrawing" xmlns:wps="http://schemas.microsoft.com/office/word/2010/wordprocessingShape" xmlns:wpg="http://schemas.microsoft.com/office/word/2010/wordprocessingGroup" xmlns:mc="http://schemas.openxmlformats.org/markup-compatibility/2006" xmlns:wp14="http://schemas.microsoft.com/office/word/2010/wordprocessingDrawing" xmlns:w14="http://schemas.microsoft.com/office/word/2010/wordml" xmlns:w15="http://schemas.microsoft.com/office/word/2012/wordml" mc:Ignorable="w14 wp14 w15">
-  <w:p/>
-</w:hdr>
-</file>
-
-<file path=word/header8.xml><?xml version="1.0" encoding="utf-8"?>
-<w:hdr xmlns:o="urn:schemas-microsoft-com:office:office" xmlns:r="http://schemas.openxmlformats.org/officeDocument/2006/relationships" xmlns:v="urn:schemas-microsoft-com:vml" xmlns:w="http://schemas.openxmlformats.org/wordprocessingml/2006/main" xmlns:w10="urn:schemas-microsoft-com:office:word" xmlns:wp="http://schemas.openxmlformats.org/drawingml/2006/wordprocessingDrawing" xmlns:wps="http://schemas.microsoft.com/office/word/2010/wordprocessingShape" xmlns:wpg="http://schemas.microsoft.com/office/word/2010/wordprocessingGroup" xmlns:mc="http://schemas.openxmlformats.org/markup-compatibility/2006" xmlns:wp14="http://schemas.microsoft.com/office/word/2010/wordprocessingDrawing" xmlns:w14="http://schemas.microsoft.com/office/word/2010/wordml" xmlns:w15="http://schemas.microsoft.com/office/word/2012/wordml" mc:Ignorable="w14 wp14 w15">
-  <w:p>
-    <w:pPr>
-      <w:pStyle w:val="Header"/>
-      <w:spacing w:before="0" w:after="0"/>
-      <w:jc w:val="center"/>
-      <w:rPr/>
-    </w:pPr>
-    <w:r>
-      <w:rPr>
-        <w:rFonts w:cs="Arial" w:ascii="Arial" w:hAnsi="Arial"/>
-        <w:b/>
-        <w:color w:val="000000"/>
-        <w:sz w:val="20"/>
-      </w:rPr>
-      <w:t>UNCLASSIFIED</w:t>
-    </w:r>
-  </w:p>
-</w:hdr>
-</file>
-
-<file path=word/header9.xml><?xml version="1.0" encoding="utf-8"?>
 <w:hdr xmlns:o="urn:schemas-microsoft-com:office:office" xmlns:r="http://schemas.openxmlformats.org/officeDocument/2006/relationships" xmlns:v="urn:schemas-microsoft-com:vml" xmlns:w="http://schemas.openxmlformats.org/wordprocessingml/2006/main" xmlns:w10="urn:schemas-microsoft-com:office:word" xmlns:wp="http://schemas.openxmlformats.org/drawingml/2006/wordprocessingDrawing" xmlns:wps="http://schemas.microsoft.com/office/word/2010/wordprocessingShape" xmlns:wpg="http://schemas.microsoft.com/office/word/2010/wordprocessingGroup" xmlns:mc="http://schemas.openxmlformats.org/markup-compatibility/2006" xmlns:wp14="http://schemas.microsoft.com/office/word/2010/wordprocessingDrawing" xmlns:w14="http://schemas.microsoft.com/office/word/2010/wordml" xmlns:w15="http://schemas.microsoft.com/office/word/2012/wordml" mc:Ignorable="w14 wp14 w15">
   <w:p/>
 </w:hdr>

--- a/output/combat-mindset-way-forward.docx
+++ b/output/combat-mindset-way-forward.docx
@@ -304,7 +304,7 @@
             </w:rPr>
             <w:fldChar w:fldCharType="separate"/>
           </w:r>
-          <w:hyperlink w:anchor="__RefHeading___Toc209_383309730">
+          <w:hyperlink w:anchor="__RefHeading___Toc205_1014263477">
             <w:r>
               <w:rPr>
                 <w:webHidden/>
@@ -331,7 +331,7 @@
             </w:tabs>
             <w:rPr/>
           </w:pPr>
-          <w:hyperlink w:anchor="__RefHeading___Toc211_383309730">
+          <w:hyperlink w:anchor="__RefHeading___Toc207_1014263477">
             <w:r>
               <w:rPr>
                 <w:webHidden/>
@@ -358,7 +358,7 @@
             </w:tabs>
             <w:rPr/>
           </w:pPr>
-          <w:hyperlink w:anchor="__RefHeading___Toc213_383309730">
+          <w:hyperlink w:anchor="__RefHeading___Toc209_1014263477">
             <w:r>
               <w:rPr>
                 <w:webHidden/>
@@ -385,7 +385,7 @@
             </w:tabs>
             <w:rPr/>
           </w:pPr>
-          <w:hyperlink w:anchor="__RefHeading___Toc215_383309730">
+          <w:hyperlink w:anchor="__RefHeading___Toc211_1014263477">
             <w:r>
               <w:rPr>
                 <w:webHidden/>
@@ -399,7 +399,7 @@
                 <w:rStyle w:val="IndexLink"/>
               </w:rPr>
               <w:tab/>
-              <w:t>4</w:t>
+              <w:t>5</w:t>
             </w:r>
           </w:hyperlink>
         </w:p>
@@ -412,7 +412,7 @@
             </w:tabs>
             <w:rPr/>
           </w:pPr>
-          <w:hyperlink w:anchor="__RefHeading___Toc217_383309730">
+          <w:hyperlink w:anchor="__RefHeading___Toc213_1014263477">
             <w:r>
               <w:rPr>
                 <w:webHidden/>
@@ -439,7 +439,7 @@
             </w:tabs>
             <w:rPr/>
           </w:pPr>
-          <w:hyperlink w:anchor="__RefHeading___Toc219_383309730">
+          <w:hyperlink w:anchor="__RefHeading___Toc215_1014263477">
             <w:r>
               <w:rPr>
                 <w:webHidden/>
@@ -466,7 +466,7 @@
             </w:tabs>
             <w:rPr/>
           </w:pPr>
-          <w:hyperlink w:anchor="__RefHeading___Toc221_383309730">
+          <w:hyperlink w:anchor="__RefHeading___Toc217_1014263477">
             <w:r>
               <w:rPr>
                 <w:webHidden/>
@@ -521,7 +521,7 @@
         <w:spacing w:before="0" w:after="160"/>
         <w:rPr/>
       </w:pPr>
-      <w:bookmarkStart w:id="0" w:name="__RefHeading___Toc209_383309730"/>
+      <w:bookmarkStart w:id="0" w:name="__RefHeading___Toc205_1014263477"/>
       <w:bookmarkEnd w:id="0"/>
       <w:r>
         <w:rPr>
@@ -603,7 +603,7 @@
         </w:pBdr>
         <w:rPr/>
       </w:pPr>
-      <w:bookmarkStart w:id="1" w:name="__RefHeading___Toc211_383309730"/>
+      <w:bookmarkStart w:id="1" w:name="__RefHeading___Toc207_1014263477"/>
       <w:bookmarkEnd w:id="1"/>
       <w:r>
         <w:rPr>
@@ -627,7 +627,7 @@
           <w:b w:val="false"/>
           <w:i w:val="false"/>
         </w:rPr>
-        <w:t>This paper responds to COMDT ACS direction of 16 July 2026 for NZ Army Leadership Centre (NZALC), in conjunction with the Human Performance Cell (HPC), to develop a strategy to close the Combat Mindset policy and doctrine gap. It proposes a problem statement, initial working definitions and their relationship, the Combat Mindset Framework as the organising system, and a programme of work, for decision.</w:t>
+        <w:t>This paper responds to COMDT ACS direction of 16 July 2026 for NZ Army Leadership Centre (NZALC), in conjunction with the Human Performance Cell (HPC), to develop a strategy to close the Combat Mindset policy and doctrine gap. It proposes the conceptual relationship between Combat Mindset and Performance Under Pressure, establishes the Combat Mindset Framework as the organising system, and seeks approval to commence a phased programme of work.</w:t>
       </w:r>
     </w:p>
     <w:p>
@@ -642,6 +642,20 @@
           <w:i w:val="false"/>
         </w:rPr>
         <w:t>The programme of work is phased: Phase 1 defines terminology, governance, roles and responsibilities; Phase 2 assesses existing doctrine, products, delivery and governance; Phase 3 designs the framework, its delivery system and outcomes; Phase 4 validates the framework with key stakeholders; and Phase 5 delivers the framework for approval and implementation.</w:t>
+      </w:r>
+    </w:p>
+    <w:p>
+      <w:pPr>
+        <w:pStyle w:val="Normal"/>
+        <w:rPr/>
+      </w:pPr>
+      <w:r>
+        <w:rPr>
+          <w:rFonts w:cs="Book Antiqua"/>
+          <w:b w:val="false"/>
+          <w:i w:val="false"/>
+        </w:rPr>
+        <w:t>The decisions sought establish the drafting baseline and the authority to commence the programme. Final doctrine, governance and implementation arrangements remain subject to the appropriate Army approval processes.</w:t>
       </w:r>
     </w:p>
     <w:p>
@@ -679,7 +693,7 @@
         </w:pBdr>
         <w:rPr/>
       </w:pPr>
-      <w:bookmarkStart w:id="2" w:name="__RefHeading___Toc213_383309730"/>
+      <w:bookmarkStart w:id="2" w:name="__RefHeading___Toc209_1014263477"/>
       <w:bookmarkEnd w:id="2"/>
       <w:r>
         <w:rPr>
@@ -763,7 +777,7 @@
           <w:b w:val="false"/>
           <w:i w:val="false"/>
         </w:rPr>
-        <w:t>The doctrinal requirement is therefore to define the human-performance capability Army requires, consolidate the substantial body of work that already exists beneath it, and describe its combat-specific expression. Sufficient evidence and existing capability are available to commence this programme of work in order to achieve that end state.</w:t>
+        <w:t>Army must define the required human-performance capability, consolidate the substantial body of work already in existence, and describe its combat-specific expression. Existing evidence and capability are sufficient to commence that work.</w:t>
       </w:r>
     </w:p>
     <w:p>
@@ -787,7 +801,7 @@
         </w:pBdr>
         <w:rPr/>
       </w:pPr>
-      <w:bookmarkStart w:id="3" w:name="__RefHeading___Toc215_383309730"/>
+      <w:bookmarkStart w:id="3" w:name="__RefHeading___Toc211_1014263477"/>
       <w:bookmarkEnd w:id="3"/>
       <w:r>
         <w:rPr>
@@ -841,35 +855,7 @@
           <w:b w:val="false"/>
           <w:i w:val="false"/>
         </w:rPr>
-        <w:t>Combat Mindset is the individual and collective readiness and disposition Army seeks under the threat, adversity and uncertainty of combat. It is the combat-specific expression of Performance Under Pressure.</w:t>
-      </w:r>
-    </w:p>
-    <w:p>
-      <w:pPr>
-        <w:pStyle w:val="Normal"/>
-        <w:rPr/>
-      </w:pPr>
-      <w:r>
-        <w:rPr>
-          <w:rFonts w:cs="Book Antiqua"/>
-          <w:b w:val="false"/>
-          <w:i w:val="false"/>
-        </w:rPr>
-        <w:t>Performance Under Pressure is the enabling human-performance capability: the trainable individual and collective capacity to prepare for, maintain effective performance through, adapt within and recover from pressure. It is applicable across combat, command, crisis response, training, garrison leadership and high-risk technical activity. Combat Mindset places that broader capability within its specifically warfighting context and connects it to Army's mission, identity, values and operational purpose.</w:t>
-      </w:r>
-    </w:p>
-    <w:p>
-      <w:pPr>
-        <w:pStyle w:val="Normal"/>
-        <w:rPr/>
-      </w:pPr>
-      <w:r>
-        <w:rPr>
-          <w:rFonts w:cs="Book Antiqua"/>
-          <w:b w:val="false"/>
-          <w:i w:val="false"/>
-        </w:rPr>
-        <w:t>The Combat Mindset Framework is the organising system through which Army will govern, develop, deliver and assure this effect across provisional capability pillars, developmental outcomes, training products and governance arrangements.</w:t>
+        <w:t>Combat Mindset is the combat-specific expression of Performance Under Pressure, the enabling human-performance capability that remains applicable wherever significant pressure exists. The Combat Mindset Framework is the organising system through which Army governs, develops, delivers and assures both.</w:t>
       </w:r>
     </w:p>
     <w:p>
@@ -969,7 +955,7 @@
           <w:b w:val="false"/>
           <w:i w:val="false"/>
         </w:rPr>
-        <w:t>A product, method or activity is combat-specific where it develops or applies Performance Under Pressure under conditions characteristic of combat: an opposed or threat-bearing context, consequence for mission and life, and ethical load. Products lacking these conditions contribute to the enabling capability rather than its combat-specific expression.</w:t>
+        <w:t>A product, method or activity is combat-specific where it develops or applies Performance Under Pressure in a context that represents or deliberately simulates the defining demands of combat: opposition or threat, consequence for mission and life, and ethical load. Products that do not represent these demands contribute to the enabling capability rather than its combat-specific expression.</w:t>
       </w:r>
     </w:p>
     <w:p>
@@ -1129,6 +1115,20 @@
     <w:p>
       <w:pPr>
         <w:pStyle w:val="Normal"/>
+        <w:rPr/>
+      </w:pPr>
+      <w:r>
+        <w:rPr>
+          <w:rFonts w:cs="Book Antiqua"/>
+          <w:b/>
+          <w:i w:val="false"/>
+        </w:rPr>
+        <w:t>Advantages.</w:t>
+      </w:r>
+    </w:p>
+    <w:p>
+      <w:pPr>
+        <w:pStyle w:val="Normal"/>
         <w:tabs>
           <w:tab w:val="clear" w:pos="720"/>
           <w:tab w:val="left" w:pos="425" w:leader="none"/>
@@ -1201,6 +1201,20 @@
     <w:p>
       <w:pPr>
         <w:pStyle w:val="Normal"/>
+        <w:rPr/>
+      </w:pPr>
+      <w:r>
+        <w:rPr>
+          <w:rFonts w:cs="Book Antiqua"/>
+          <w:b/>
+          <w:i w:val="false"/>
+        </w:rPr>
+        <w:t>Limitations.</w:t>
+      </w:r>
+    </w:p>
+    <w:p>
+      <w:pPr>
+        <w:pStyle w:val="Normal"/>
         <w:tabs>
           <w:tab w:val="clear" w:pos="720"/>
           <w:tab w:val="left" w:pos="425" w:leader="none"/>
@@ -1341,7 +1355,7 @@
         </w:pBdr>
         <w:rPr/>
       </w:pPr>
-      <w:bookmarkStart w:id="4" w:name="__RefHeading___Toc217_383309730"/>
+      <w:bookmarkStart w:id="4" w:name="__RefHeading___Toc213_1014263477"/>
       <w:bookmarkEnd w:id="4"/>
       <w:r>
         <w:rPr>
@@ -1525,7 +1539,7 @@
         </w:pBdr>
         <w:rPr/>
       </w:pPr>
-      <w:bookmarkStart w:id="5" w:name="__RefHeading___Toc219_383309730"/>
+      <w:bookmarkStart w:id="5" w:name="__RefHeading___Toc215_1014263477"/>
       <w:bookmarkEnd w:id="5"/>
       <w:r>
         <w:rPr>
@@ -1579,21 +1593,7 @@
           <w:b w:val="false"/>
           <w:i w:val="false"/>
         </w:rPr>
-        <w:t>Confirm terminology, governance, roles and responsibilities.</w:t>
-      </w:r>
-    </w:p>
-    <w:p>
-      <w:pPr>
-        <w:pStyle w:val="Normal"/>
-        <w:rPr/>
-      </w:pPr>
-      <w:r>
-        <w:rPr>
-          <w:rFonts w:cs="Book Antiqua"/>
-          <w:b w:val="false"/>
-          <w:i w:val="false"/>
-        </w:rPr>
-        <w:t>Endorse the problem statement, select the terminology option at paragraph 2, and confirm interim sponsorship, capability-integration arrangements and phase leads. Draft for staffing the endorsed definitions of Combat Mindset, Performance Under Pressure and the Combat Mindset Framework, together with the relationship between the three.</w:t>
+        <w:t>Confirm terminology, governance, roles and responsibilities. Select the terminology option at paragraph 2 and draft the endorsed definitions and their relationship for staffing. Confirm interim sponsorship, programme leadership, phase leads, stakeholder representation and decision authorities, while identifying the enduring capability ownership, technical-authority and assurance arrangements to be resolved through the programme.</w:t>
       </w:r>
     </w:p>
     <w:p>
@@ -1615,7 +1615,7 @@
           <w:b w:val="false"/>
           <w:i w:val="false"/>
         </w:rPr>
-        <w:t xml:space="preserve"> Endorsed definitions and confirmed interim governance.</w:t>
+        <w:t xml:space="preserve"> Endorsed drafting baseline and confirmed interim governance.</w:t>
       </w:r>
     </w:p>
     <w:p>
@@ -1645,21 +1645,7 @@
           <w:b w:val="false"/>
           <w:i w:val="false"/>
         </w:rPr>
-        <w:t>Assess existing doctrine, products, delivery and governance.</w:t>
-      </w:r>
-    </w:p>
-    <w:p>
-      <w:pPr>
-        <w:pStyle w:val="Normal"/>
-        <w:rPr/>
-      </w:pPr>
-      <w:r>
-        <w:rPr>
-          <w:rFonts w:cs="Book Antiqua"/>
-          <w:b w:val="false"/>
-          <w:i w:val="false"/>
-        </w:rPr>
-        <w:t>Assess holdings across ACS, NZALC, HPC, APS, ILD, training establishments and selected units against:</w:t>
+        <w:t>Assess existing doctrine, products, delivery and governance across ACS, NZALC, HPC, APS, ILD, training establishments and selected units against:</w:t>
       </w:r>
     </w:p>
     <w:p>
@@ -1905,35 +1891,21 @@
           <w:b w:val="false"/>
           <w:i w:val="false"/>
         </w:rPr>
-        <w:t>Develop the Combat Mindset Framework, delivery system and outcomes.</w:t>
-      </w:r>
-    </w:p>
-    <w:p>
-      <w:pPr>
-        <w:pStyle w:val="Normal"/>
-        <w:rPr/>
-      </w:pPr>
-      <w:r>
-        <w:rPr>
-          <w:rFonts w:cs="Book Antiqua"/>
-          <w:b w:val="false"/>
-          <w:i w:val="false"/>
-        </w:rPr>
-        <w:t>Draft the organising system through which Army will govern, develop, deliver and assure Performance Under Pressure and its combat-specific expression, covering the capability pillars, developmental outcomes from Lead Self through Lead Systems, common assurance principles, and the criteria by which products are recognised as contributing to the framework.</w:t>
-      </w:r>
-    </w:p>
-    <w:p>
-      <w:pPr>
-        <w:pStyle w:val="Normal"/>
-        <w:rPr/>
-      </w:pPr>
-      <w:r>
-        <w:rPr>
-          <w:rFonts w:cs="Book Antiqua"/>
-          <w:b w:val="false"/>
-          <w:i w:val="false"/>
-        </w:rPr>
-        <w:t>The provisional working pillars are: leadership under pressure; self-regulation and mental skills; performance cognition; resilience, adaptation and recovery; physical readiness and performance; professional identity, values and will to act; and team and collective performance. Existing products, including the NZALC Leadership Development System and COGCON, will be mapped beneath the relevant pillars rather than treated as the framework itself.</w:t>
+        <w:t>Develop the Combat Mindset Framework, delivery system and outcomes: the organising system through which Army will govern, develop, deliver and assure Performance Under Pressure and its combat-specific expression, covering the capability pillars, developmental outcomes from Lead Self through Lead Systems, common assurance principles, and the criteria by which products are recognised as contributing to the framework.</w:t>
+      </w:r>
+    </w:p>
+    <w:p>
+      <w:pPr>
+        <w:pStyle w:val="Normal"/>
+        <w:rPr/>
+      </w:pPr>
+      <w:r>
+        <w:rPr>
+          <w:rFonts w:cs="Book Antiqua"/>
+          <w:b w:val="false"/>
+          <w:i w:val="false"/>
+        </w:rPr>
+        <w:t>The provisional working pillars are: leadership under pressure; self-regulation and mental skills; performance cognition; resilience, adaptation and recovery; physical readiness and performance; professional identity, values and will to act; and team and collective performance. Existing products, including the NZALC Leadership Development System and COGCON, will be mapped beneath the relevant pillars rather than treated as the framework itself. The design will also identify how progression, transfer to operationally relevant performance, product quality and institutional adoption will be assessed.</w:t>
       </w:r>
     </w:p>
     <w:p>
@@ -1985,21 +1957,7 @@
           <w:b w:val="false"/>
           <w:i w:val="false"/>
         </w:rPr>
-        <w:t>Refine the framework with key stakeholders.</w:t>
-      </w:r>
-    </w:p>
-    <w:p>
-      <w:pPr>
-        <w:pStyle w:val="Normal"/>
-        <w:rPr/>
-      </w:pPr>
-      <w:r>
-        <w:rPr>
-          <w:rFonts w:cs="Book Antiqua"/>
-          <w:b w:val="false"/>
-          <w:i w:val="false"/>
-        </w:rPr>
-        <w:t>Convene ACS, NZALC, HPC, APS, ILD, selected training providers and units to test the framework, product architecture, governance model, implementation priorities, definition clarity and doctrinal coherence. Where time and unit availability permit, bounded pilots will be conducted within this phase or earlier alongside Phase 2 or Phase 3.</w:t>
+        <w:t>Refine the framework with key stakeholders: convene ACS, NZALC, HPC, APS, ILD, selected training providers and units to test the framework, product architecture, governance model, implementation priorities, definition clarity and doctrinal coherence. Where time and unit availability permit, bounded pilots will be conducted within this phase or earlier alongside Phase 2 or Phase 3.</w:t>
       </w:r>
     </w:p>
     <w:p>
@@ -2051,21 +2009,7 @@
           <w:b w:val="false"/>
           <w:i w:val="false"/>
         </w:rPr>
-        <w:t>Deliver the framework for approval and implementation.</w:t>
-      </w:r>
-    </w:p>
-    <w:p>
-      <w:pPr>
-        <w:pStyle w:val="Normal"/>
-        <w:rPr/>
-      </w:pPr>
-      <w:r>
-        <w:rPr>
-          <w:rFonts w:cs="Book Antiqua"/>
-          <w:b w:val="false"/>
-          <w:i w:val="false"/>
-        </w:rPr>
-        <w:t>Present to COMDT ACS the endorsed definitions and confirmed relationship; Framework v1.0 and its validated capability and product architecture; the proposed governance and assurance model; and a prioritised implementation plan.</w:t>
+        <w:t>Deliver the framework for approval and implementation: present to COMDT ACS the endorsed definitions and confirmed relationship; Framework v1.0 and its validated capability and product architecture; the proposed governance and assurance model; and a prioritised implementation plan. Framework v1.0 establishes the initial approved architecture and priority implementation activity; further evidence development, product alignment and assurance maturity will continue through implementation.</w:t>
       </w:r>
     </w:p>
     <w:p>
@@ -2111,7 +2055,7 @@
         </w:pBdr>
         <w:rPr/>
       </w:pPr>
-      <w:bookmarkStart w:id="6" w:name="__RefHeading___Toc221_383309730"/>
+      <w:bookmarkStart w:id="6" w:name="__RefHeading___Toc217_1014263477"/>
       <w:bookmarkEnd w:id="6"/>
       <w:r>
         <w:rPr>

--- a/output/combat-mindset-way-forward.docx
+++ b/output/combat-mindset-way-forward.docx
@@ -304,7 +304,7 @@
             </w:rPr>
             <w:fldChar w:fldCharType="separate"/>
           </w:r>
-          <w:hyperlink w:anchor="__RefHeading___Toc205_1014263477">
+          <w:hyperlink w:anchor="__RefHeading___Toc207_3139211550">
             <w:r>
               <w:rPr>
                 <w:webHidden/>
@@ -331,7 +331,7 @@
             </w:tabs>
             <w:rPr/>
           </w:pPr>
-          <w:hyperlink w:anchor="__RefHeading___Toc207_1014263477">
+          <w:hyperlink w:anchor="__RefHeading___Toc209_3139211550">
             <w:r>
               <w:rPr>
                 <w:webHidden/>
@@ -358,7 +358,7 @@
             </w:tabs>
             <w:rPr/>
           </w:pPr>
-          <w:hyperlink w:anchor="__RefHeading___Toc209_1014263477">
+          <w:hyperlink w:anchor="__RefHeading___Toc211_3139211550">
             <w:r>
               <w:rPr>
                 <w:webHidden/>
@@ -385,7 +385,7 @@
             </w:tabs>
             <w:rPr/>
           </w:pPr>
-          <w:hyperlink w:anchor="__RefHeading___Toc211_1014263477">
+          <w:hyperlink w:anchor="__RefHeading___Toc213_3139211550">
             <w:r>
               <w:rPr>
                 <w:webHidden/>
@@ -412,7 +412,7 @@
             </w:tabs>
             <w:rPr/>
           </w:pPr>
-          <w:hyperlink w:anchor="__RefHeading___Toc213_1014263477">
+          <w:hyperlink w:anchor="__RefHeading___Toc215_3139211550">
             <w:r>
               <w:rPr>
                 <w:webHidden/>
@@ -439,7 +439,7 @@
             </w:tabs>
             <w:rPr/>
           </w:pPr>
-          <w:hyperlink w:anchor="__RefHeading___Toc215_1014263477">
+          <w:hyperlink w:anchor="__RefHeading___Toc217_3139211550">
             <w:r>
               <w:rPr>
                 <w:webHidden/>
@@ -466,7 +466,7 @@
             </w:tabs>
             <w:rPr/>
           </w:pPr>
-          <w:hyperlink w:anchor="__RefHeading___Toc217_1014263477">
+          <w:hyperlink w:anchor="__RefHeading___Toc219_3139211550">
             <w:r>
               <w:rPr>
                 <w:webHidden/>
@@ -521,7 +521,7 @@
         <w:spacing w:before="0" w:after="160"/>
         <w:rPr/>
       </w:pPr>
-      <w:bookmarkStart w:id="0" w:name="__RefHeading___Toc205_1014263477"/>
+      <w:bookmarkStart w:id="0" w:name="__RefHeading___Toc207_3139211550"/>
       <w:bookmarkEnd w:id="0"/>
       <w:r>
         <w:rPr>
@@ -603,7 +603,7 @@
         </w:pBdr>
         <w:rPr/>
       </w:pPr>
-      <w:bookmarkStart w:id="1" w:name="__RefHeading___Toc207_1014263477"/>
+      <w:bookmarkStart w:id="1" w:name="__RefHeading___Toc209_3139211550"/>
       <w:bookmarkEnd w:id="1"/>
       <w:r>
         <w:rPr>
@@ -693,7 +693,7 @@
         </w:pBdr>
         <w:rPr/>
       </w:pPr>
-      <w:bookmarkStart w:id="2" w:name="__RefHeading___Toc209_1014263477"/>
+      <w:bookmarkStart w:id="2" w:name="__RefHeading___Toc211_3139211550"/>
       <w:bookmarkEnd w:id="2"/>
       <w:r>
         <w:rPr>
@@ -801,7 +801,7 @@
         </w:pBdr>
         <w:rPr/>
       </w:pPr>
-      <w:bookmarkStart w:id="3" w:name="__RefHeading___Toc211_1014263477"/>
+      <w:bookmarkStart w:id="3" w:name="__RefHeading___Toc213_3139211550"/>
       <w:bookmarkEnd w:id="3"/>
       <w:r>
         <w:rPr>
@@ -941,21 +941,21 @@
           <w:b w:val="false"/>
           <w:i/>
         </w:rPr>
-        <w:t xml:space="preserve"> The framework through which Combat Mindset is governed, developed, delivered and assured.</w:t>
-      </w:r>
-    </w:p>
-    <w:p>
-      <w:pPr>
-        <w:pStyle w:val="Normal"/>
-        <w:rPr/>
-      </w:pPr>
-      <w:r>
-        <w:rPr>
-          <w:rFonts w:cs="Book Antiqua"/>
-          <w:b w:val="false"/>
-          <w:i w:val="false"/>
-        </w:rPr>
-        <w:t>A product, method or activity is combat-specific where it develops or applies Performance Under Pressure in a context that represents or deliberately simulates the defining demands of combat: opposition or threat, consequence for mission and life, and ethical load. Products that do not represent these demands contribute to the enabling capability rather than its combat-specific expression.</w:t>
+        <w:t xml:space="preserve"> The framework through which Army governs, develops, delivers and assures Performance Under Pressure and its combat-specific expression, Combat Mindset.</w:t>
+      </w:r>
+    </w:p>
+    <w:p>
+      <w:pPr>
+        <w:pStyle w:val="Normal"/>
+        <w:rPr/>
+      </w:pPr>
+      <w:r>
+        <w:rPr>
+          <w:rFonts w:cs="Book Antiqua"/>
+          <w:b w:val="false"/>
+          <w:i w:val="false"/>
+        </w:rPr>
+        <w:t>A product, method or activity is combat-specific where it develops or applies Performance Under Pressure in a context that represents or deliberately simulates the defining demands of combat: opposition or threat, significant consequence for mission or life, and ethical load. Products that do not represent these demands contribute to the enabling capability rather than its combat-specific expression.</w:t>
       </w:r>
     </w:p>
     <w:p>
@@ -971,7 +971,7 @@
           <w:b w:val="false"/>
           <w:i/>
         </w:rPr>
-        <w:t>Performance Under Pressure describes the trainable human-performance capability. Combat Mindset describes the specifically combat-oriented expression of that capability.</w:t>
+        <w:t>In summary, Performance Under Pressure is the trainable capability; Combat Mindset is its combat-specific expression.</w:t>
       </w:r>
     </w:p>
     <w:p>
@@ -1123,7 +1123,7 @@
           <w:b/>
           <w:i w:val="false"/>
         </w:rPr>
-        <w:t>Advantages.</w:t>
+        <w:t>Advantages</w:t>
       </w:r>
     </w:p>
     <w:p>
@@ -1209,7 +1209,7 @@
           <w:b/>
           <w:i w:val="false"/>
         </w:rPr>
-        <w:t>Limitations.</w:t>
+        <w:t>Limitations</w:t>
       </w:r>
     </w:p>
     <w:p>
@@ -1355,7 +1355,7 @@
         </w:pBdr>
         <w:rPr/>
       </w:pPr>
-      <w:bookmarkStart w:id="4" w:name="__RefHeading___Toc213_1014263477"/>
+      <w:bookmarkStart w:id="4" w:name="__RefHeading___Toc215_3139211550"/>
       <w:bookmarkEnd w:id="4"/>
       <w:r>
         <w:rPr>
@@ -1501,21 +1501,21 @@
           <w:b w:val="false"/>
           <w:i w:val="false"/>
         </w:rPr>
-        <w:t>Initial review indicates considerable conceptual alignment across existing products. The Combat Mindset Framework will establish a common doctrinal language beneath which individual products and methods can be appropriately nested. It will not require all products to use identical internal methodologies, provided they align to the endorsed framework, outcomes and assurance requirements.</w:t>
-      </w:r>
-    </w:p>
-    <w:p>
-      <w:pPr>
-        <w:pStyle w:val="Normal"/>
-        <w:rPr/>
-      </w:pPr>
-      <w:r>
-        <w:rPr>
-          <w:rFonts w:cs="Book Antiqua"/>
-          <w:b w:val="false"/>
-          <w:i w:val="false"/>
-        </w:rPr>
-        <w:t>A full assessment of existing capability and products will be completed during Phase 2. The products described above contribute to the development of Performance Under Pressure and, where applied in a warfighting context, to Combat Mindset. They do not constitute the doctrinal definitions or the complete framework in isolation.</w:t>
+        <w:t>Initial review indicates considerable conceptual alignment across existing products. The Combat Mindset Framework will establish a common doctrinal language beneath which individual products and methods can be nested. It will not require identical internal methodologies, provided products align to the endorsed framework, outcomes and assurance requirements.</w:t>
+      </w:r>
+    </w:p>
+    <w:p>
+      <w:pPr>
+        <w:pStyle w:val="Normal"/>
+        <w:rPr/>
+      </w:pPr>
+      <w:r>
+        <w:rPr>
+          <w:rFonts w:cs="Book Antiqua"/>
+          <w:b w:val="false"/>
+          <w:i w:val="false"/>
+        </w:rPr>
+        <w:t>A full assessment of existing capability and products will be completed during Phase 2. The products described above contribute to Performance Under Pressure and, where applied in a warfighting context, to Combat Mindset; none constitutes the framework in isolation.</w:t>
       </w:r>
     </w:p>
     <w:p>
@@ -1539,7 +1539,7 @@
         </w:pBdr>
         <w:rPr/>
       </w:pPr>
-      <w:bookmarkStart w:id="5" w:name="__RefHeading___Toc215_1014263477"/>
+      <w:bookmarkStart w:id="5" w:name="__RefHeading___Toc217_3139211550"/>
       <w:bookmarkEnd w:id="5"/>
       <w:r>
         <w:rPr>
@@ -1564,6 +1564,20 @@
           <w:i w:val="false"/>
         </w:rPr>
         <w:t>August 2026 is set aside for this paper to be socialised through the chain of command, and the programme is therefore proposed to commence in September 2026. The timeframes below are aspirational and depend to varying extents on external stakeholder availability and input. As such, activity extending into early 2027 is anticipated rather than unforeseen.</w:t>
+      </w:r>
+    </w:p>
+    <w:p>
+      <w:pPr>
+        <w:pStyle w:val="Normal"/>
+        <w:rPr/>
+      </w:pPr>
+      <w:r>
+        <w:rPr>
+          <w:rFonts w:cs="Book Antiqua"/>
+          <w:b w:val="false"/>
+          <w:i w:val="false"/>
+        </w:rPr>
+        <w:t>Phases may overlap where practical, however subsequent design decisions remain dependent upon the endorsed outputs of preceding phases.</w:t>
       </w:r>
     </w:p>
     <w:p>
@@ -1891,21 +1905,21 @@
           <w:b w:val="false"/>
           <w:i w:val="false"/>
         </w:rPr>
-        <w:t>Develop the Combat Mindset Framework, delivery system and outcomes: the organising system through which Army will govern, develop, deliver and assure Performance Under Pressure and its combat-specific expression, covering the capability pillars, developmental outcomes from Lead Self through Lead Systems, common assurance principles, and the criteria by which products are recognised as contributing to the framework.</w:t>
-      </w:r>
-    </w:p>
-    <w:p>
-      <w:pPr>
-        <w:pStyle w:val="Normal"/>
-        <w:rPr/>
-      </w:pPr>
-      <w:r>
-        <w:rPr>
-          <w:rFonts w:cs="Book Antiqua"/>
-          <w:b w:val="false"/>
-          <w:i w:val="false"/>
-        </w:rPr>
-        <w:t>The provisional working pillars are: leadership under pressure; self-regulation and mental skills; performance cognition; resilience, adaptation and recovery; physical readiness and performance; professional identity, values and will to act; and team and collective performance. Existing products, including the NZALC Leadership Development System and COGCON, will be mapped beneath the relevant pillars rather than treated as the framework itself. The design will also identify how progression, transfer to operationally relevant performance, product quality and institutional adoption will be assessed.</w:t>
+        <w:t>Develop the Combat Mindset Framework, delivery system and outcomes: the organising system through which Army will govern, develop, deliver and assure Performance Under Pressure and its combat-specific expression. The design will establish developmental outcomes from Lead Self through Lead Systems, the architecture through which existing and future products contribute, common assurance principles, and the criteria by which products are recognised as part of the framework.</w:t>
+      </w:r>
+    </w:p>
+    <w:p>
+      <w:pPr>
+        <w:pStyle w:val="Normal"/>
+        <w:rPr/>
+      </w:pPr>
+      <w:r>
+        <w:rPr>
+          <w:rFonts w:cs="Book Antiqua"/>
+          <w:b w:val="false"/>
+          <w:i w:val="false"/>
+        </w:rPr>
+        <w:t>Existing products, including the NZALC Leadership Development System and COGCON, will be mapped against the endorsed outcomes and framework requirements rather than treated as the framework itself. The design will also identify how progression, transfer to operationally relevant performance, product quality and institutional adoption will be assessed.</w:t>
       </w:r>
     </w:p>
     <w:p>
@@ -1927,7 +1941,7 @@
           <w:b w:val="false"/>
           <w:i w:val="false"/>
         </w:rPr>
-        <w:t xml:space="preserve"> Draft Framework v1.0, comprising the capability pillars, developmental outcomes, product architecture and assurance criteria.</w:t>
+        <w:t xml:space="preserve"> Draft Framework v1.0, comprising developmental outcomes, product architecture, governance arrangements and assurance criteria.</w:t>
       </w:r>
     </w:p>
     <w:p>
@@ -2009,7 +2023,21 @@
           <w:b w:val="false"/>
           <w:i w:val="false"/>
         </w:rPr>
-        <w:t>Deliver the framework for approval and implementation: present to COMDT ACS the endorsed definitions and confirmed relationship; Framework v1.0 and its validated capability and product architecture; the proposed governance and assurance model; and a prioritised implementation plan. Framework v1.0 establishes the initial approved architecture and priority implementation activity; further evidence development, product alignment and assurance maturity will continue through implementation.</w:t>
+        <w:t>Deliver the framework for approval and implementation: present to COMDT ACS the endorsed definitions and confirmed relationship; Framework v1.0 and its validated product architecture; the proposed governance and assurance model; and a prioritised implementation plan.</w:t>
+      </w:r>
+    </w:p>
+    <w:p>
+      <w:pPr>
+        <w:pStyle w:val="Normal"/>
+        <w:rPr/>
+      </w:pPr>
+      <w:r>
+        <w:rPr>
+          <w:rFonts w:cs="Book Antiqua"/>
+          <w:b w:val="false"/>
+          <w:i w:val="false"/>
+        </w:rPr>
+        <w:t>Framework v1.0 establishes the initial approved architecture and priority implementation activity. Further evidence development, product alignment and assurance maturity will continue through implementation.</w:t>
       </w:r>
     </w:p>
     <w:p>
@@ -2055,7 +2083,7 @@
         </w:pBdr>
         <w:rPr/>
       </w:pPr>
-      <w:bookmarkStart w:id="6" w:name="__RefHeading___Toc217_1014263477"/>
+      <w:bookmarkStart w:id="6" w:name="__RefHeading___Toc219_3139211550"/>
       <w:bookmarkEnd w:id="6"/>
       <w:r>
         <w:rPr>

--- a/output/combat-mindset-way-forward.docx
+++ b/output/combat-mindset-way-forward.docx
@@ -304,7 +304,7 @@
             </w:rPr>
             <w:fldChar w:fldCharType="separate"/>
           </w:r>
-          <w:hyperlink w:anchor="__RefHeading___Toc207_3139211550">
+          <w:hyperlink w:anchor="__RefHeading___Toc207_1934721245">
             <w:r>
               <w:rPr>
                 <w:webHidden/>
@@ -331,7 +331,7 @@
             </w:tabs>
             <w:rPr/>
           </w:pPr>
-          <w:hyperlink w:anchor="__RefHeading___Toc209_3139211550">
+          <w:hyperlink w:anchor="__RefHeading___Toc209_1934721245">
             <w:r>
               <w:rPr>
                 <w:webHidden/>
@@ -358,7 +358,7 @@
             </w:tabs>
             <w:rPr/>
           </w:pPr>
-          <w:hyperlink w:anchor="__RefHeading___Toc211_3139211550">
+          <w:hyperlink w:anchor="__RefHeading___Toc211_1934721245">
             <w:r>
               <w:rPr>
                 <w:webHidden/>
@@ -385,7 +385,7 @@
             </w:tabs>
             <w:rPr/>
           </w:pPr>
-          <w:hyperlink w:anchor="__RefHeading___Toc213_3139211550">
+          <w:hyperlink w:anchor="__RefHeading___Toc213_1934721245">
             <w:r>
               <w:rPr>
                 <w:webHidden/>
@@ -399,7 +399,7 @@
                 <w:rStyle w:val="IndexLink"/>
               </w:rPr>
               <w:tab/>
-              <w:t>5</w:t>
+              <w:t>4</w:t>
             </w:r>
           </w:hyperlink>
         </w:p>
@@ -412,7 +412,7 @@
             </w:tabs>
             <w:rPr/>
           </w:pPr>
-          <w:hyperlink w:anchor="__RefHeading___Toc215_3139211550">
+          <w:hyperlink w:anchor="__RefHeading___Toc215_1934721245">
             <w:r>
               <w:rPr>
                 <w:webHidden/>
@@ -439,7 +439,7 @@
             </w:tabs>
             <w:rPr/>
           </w:pPr>
-          <w:hyperlink w:anchor="__RefHeading___Toc217_3139211550">
+          <w:hyperlink w:anchor="__RefHeading___Toc217_1934721245">
             <w:r>
               <w:rPr>
                 <w:webHidden/>
@@ -466,7 +466,7 @@
             </w:tabs>
             <w:rPr/>
           </w:pPr>
-          <w:hyperlink w:anchor="__RefHeading___Toc219_3139211550">
+          <w:hyperlink w:anchor="__RefHeading___Toc219_1934721245">
             <w:r>
               <w:rPr>
                 <w:webHidden/>
@@ -521,7 +521,7 @@
         <w:spacing w:before="0" w:after="160"/>
         <w:rPr/>
       </w:pPr>
-      <w:bookmarkStart w:id="0" w:name="__RefHeading___Toc207_3139211550"/>
+      <w:bookmarkStart w:id="0" w:name="__RefHeading___Toc207_1934721245"/>
       <w:bookmarkEnd w:id="0"/>
       <w:r>
         <w:rPr>
@@ -603,7 +603,7 @@
         </w:pBdr>
         <w:rPr/>
       </w:pPr>
-      <w:bookmarkStart w:id="1" w:name="__RefHeading___Toc209_3139211550"/>
+      <w:bookmarkStart w:id="1" w:name="__RefHeading___Toc209_1934721245"/>
       <w:bookmarkEnd w:id="1"/>
       <w:r>
         <w:rPr>
@@ -693,7 +693,7 @@
         </w:pBdr>
         <w:rPr/>
       </w:pPr>
-      <w:bookmarkStart w:id="2" w:name="__RefHeading___Toc211_3139211550"/>
+      <w:bookmarkStart w:id="2" w:name="__RefHeading___Toc211_1934721245"/>
       <w:bookmarkEnd w:id="2"/>
       <w:r>
         <w:rPr>
@@ -717,7 +717,7 @@
           <w:b w:val="false"/>
           <w:i w:val="false"/>
         </w:rPr>
-        <w:t>Considerable work on Combat Mindset and Performance Under Pressure already exists across Army. What Army does not yet have is a coherent doctrine, governance and assurance model for Combat Mindset. The COMDT ACS guidance reaches the same diagnosis:</w:t>
+        <w:t>Considerable relevant capability, expertise and activity already exist across Army. What Army does not yet have is a coherent doctrine, governance and assurance model for Combat Mindset. The COMDT ACS guidance reaches the same diagnosis:</w:t>
       </w:r>
     </w:p>
     <w:p>
@@ -801,7 +801,7 @@
         </w:pBdr>
         <w:rPr/>
       </w:pPr>
-      <w:bookmarkStart w:id="3" w:name="__RefHeading___Toc213_3139211550"/>
+      <w:bookmarkStart w:id="3" w:name="__RefHeading___Toc213_1934721245"/>
       <w:bookmarkEnd w:id="3"/>
       <w:r>
         <w:rPr>
@@ -955,7 +955,7 @@
           <w:b w:val="false"/>
           <w:i w:val="false"/>
         </w:rPr>
-        <w:t>A product, method or activity is combat-specific where it develops or applies Performance Under Pressure in a context that represents or deliberately simulates the defining demands of combat: opposition or threat, significant consequence for mission or life, and ethical load. Products that do not represent these demands contribute to the enabling capability rather than its combat-specific expression.</w:t>
+        <w:t>A product, method or activity is combat-specific where it develops or applies Performance Under Pressure in a context that represents or deliberately simulates the defining demands of combat: opposition or threat, significant mission or human consequence, and ethical load. Products that do not represent these demands contribute to the enabling capability rather than its combat-specific expression.</w:t>
       </w:r>
     </w:p>
     <w:p>
@@ -1355,7 +1355,7 @@
         </w:pBdr>
         <w:rPr/>
       </w:pPr>
-      <w:bookmarkStart w:id="4" w:name="__RefHeading___Toc215_3139211550"/>
+      <w:bookmarkStart w:id="4" w:name="__RefHeading___Toc215_1934721245"/>
       <w:bookmarkEnd w:id="4"/>
       <w:r>
         <w:rPr>
@@ -1539,7 +1539,7 @@
         </w:pBdr>
         <w:rPr/>
       </w:pPr>
-      <w:bookmarkStart w:id="5" w:name="__RefHeading___Toc217_3139211550"/>
+      <w:bookmarkStart w:id="5" w:name="__RefHeading___Toc217_1934721245"/>
       <w:bookmarkEnd w:id="5"/>
       <w:r>
         <w:rPr>
@@ -1905,7 +1905,7 @@
           <w:b w:val="false"/>
           <w:i w:val="false"/>
         </w:rPr>
-        <w:t>Develop the Combat Mindset Framework, delivery system and outcomes: the organising system through which Army will govern, develop, deliver and assure Performance Under Pressure and its combat-specific expression. The design will establish developmental outcomes from Lead Self through Lead Systems, the architecture through which existing and future products contribute, common assurance principles, and the criteria by which products are recognised as part of the framework.</w:t>
+        <w:t>Develop the Combat Mindset Framework, delivery system and outcomes. The framework will establish how Army governs, develops, delivers and assures Performance Under Pressure and its combat-specific expression. The design will set developmental outcomes from Lead Self through Lead Systems, the architecture through which existing and future products contribute, common assurance principles, and the criteria by which products are recognised as part of the framework.</w:t>
       </w:r>
     </w:p>
     <w:p>
@@ -1971,7 +1971,7 @@
           <w:b w:val="false"/>
           <w:i w:val="false"/>
         </w:rPr>
-        <w:t>Refine the framework with key stakeholders: convene ACS, NZALC, HPC, APS, ILD, selected training providers and units to test the framework, product architecture, governance model, implementation priorities, definition clarity and doctrinal coherence. Where time and unit availability permit, bounded pilots will be conducted within this phase or earlier alongside Phase 2 or Phase 3.</w:t>
+        <w:t>Refine the framework with key stakeholders: convene ACS, NZALC, HPC, APS, ILD, selected training providers and units to test the framework, product architecture, governance model, implementation priorities, definition clarity and doctrinal coherence. Where time and unit availability permit, bounded validation activities or pilots will be conducted within this phase or earlier alongside Phase 2 or Phase 3.</w:t>
       </w:r>
     </w:p>
     <w:p>
@@ -2083,7 +2083,7 @@
         </w:pBdr>
         <w:rPr/>
       </w:pPr>
-      <w:bookmarkStart w:id="6" w:name="__RefHeading___Toc219_3139211550"/>
+      <w:bookmarkStart w:id="6" w:name="__RefHeading___Toc219_1934721245"/>
       <w:bookmarkEnd w:id="6"/>
       <w:r>
         <w:rPr>
@@ -2215,7 +2215,7 @@
           <w:b w:val="false"/>
           <w:i w:val="false"/>
         </w:rPr>
-        <w:t xml:space="preserve"> the initial working definitions of Combat Mindset, Performance Under Pressure and the Combat Mindset Framework.</w:t>
+        <w:t xml:space="preserve"> the initial working definitions of Combat Mindset, Performance Under Pressure and the Combat Mindset Framework as the drafting baseline for the programme.</w:t>
       </w:r>
     </w:p>
     <w:p>

--- a/output/combat-mindset-way-forward.docx
+++ b/output/combat-mindset-way-forward.docx
@@ -304,7 +304,7 @@
             </w:rPr>
             <w:fldChar w:fldCharType="separate"/>
           </w:r>
-          <w:hyperlink w:anchor="__RefHeading___Toc207_1934721245">
+          <w:hyperlink w:anchor="__RefHeading___Toc207_1907301578">
             <w:r>
               <w:rPr>
                 <w:webHidden/>
@@ -331,7 +331,7 @@
             </w:tabs>
             <w:rPr/>
           </w:pPr>
-          <w:hyperlink w:anchor="__RefHeading___Toc209_1934721245">
+          <w:hyperlink w:anchor="__RefHeading___Toc209_1907301578">
             <w:r>
               <w:rPr>
                 <w:webHidden/>
@@ -358,7 +358,7 @@
             </w:tabs>
             <w:rPr/>
           </w:pPr>
-          <w:hyperlink w:anchor="__RefHeading___Toc211_1934721245">
+          <w:hyperlink w:anchor="__RefHeading___Toc211_1907301578">
             <w:r>
               <w:rPr>
                 <w:webHidden/>
@@ -385,7 +385,7 @@
             </w:tabs>
             <w:rPr/>
           </w:pPr>
-          <w:hyperlink w:anchor="__RefHeading___Toc213_1934721245">
+          <w:hyperlink w:anchor="__RefHeading___Toc213_1907301578">
             <w:r>
               <w:rPr>
                 <w:webHidden/>
@@ -412,7 +412,7 @@
             </w:tabs>
             <w:rPr/>
           </w:pPr>
-          <w:hyperlink w:anchor="__RefHeading___Toc215_1934721245">
+          <w:hyperlink w:anchor="__RefHeading___Toc215_1907301578">
             <w:r>
               <w:rPr>
                 <w:webHidden/>
@@ -439,7 +439,7 @@
             </w:tabs>
             <w:rPr/>
           </w:pPr>
-          <w:hyperlink w:anchor="__RefHeading___Toc217_1934721245">
+          <w:hyperlink w:anchor="__RefHeading___Toc217_1907301578">
             <w:r>
               <w:rPr>
                 <w:webHidden/>
@@ -466,7 +466,7 @@
             </w:tabs>
             <w:rPr/>
           </w:pPr>
-          <w:hyperlink w:anchor="__RefHeading___Toc219_1934721245">
+          <w:hyperlink w:anchor="__RefHeading___Toc219_1907301578">
             <w:r>
               <w:rPr>
                 <w:webHidden/>
@@ -521,7 +521,7 @@
         <w:spacing w:before="0" w:after="160"/>
         <w:rPr/>
       </w:pPr>
-      <w:bookmarkStart w:id="0" w:name="__RefHeading___Toc207_1934721245"/>
+      <w:bookmarkStart w:id="0" w:name="__RefHeading___Toc207_1907301578"/>
       <w:bookmarkEnd w:id="0"/>
       <w:r>
         <w:rPr>
@@ -603,7 +603,7 @@
         </w:pBdr>
         <w:rPr/>
       </w:pPr>
-      <w:bookmarkStart w:id="1" w:name="__RefHeading___Toc209_1934721245"/>
+      <w:bookmarkStart w:id="1" w:name="__RefHeading___Toc209_1907301578"/>
       <w:bookmarkEnd w:id="1"/>
       <w:r>
         <w:rPr>
@@ -641,7 +641,7 @@
           <w:b w:val="false"/>
           <w:i w:val="false"/>
         </w:rPr>
-        <w:t>The programme of work is phased: Phase 1 defines terminology, governance, roles and responsibilities; Phase 2 assesses existing doctrine, products, delivery and governance; Phase 3 designs the framework, its delivery system and outcomes; Phase 4 validates the framework with key stakeholders; and Phase 5 delivers the framework for approval and implementation.</w:t>
+        <w:t>The programme of work is phased: Phase 1 defines terminology, governance, roles and responsibilities; Phase 2 assesses existing doctrine, products and delivery; Phase 3 designs the framework, its delivery system and outcomes; Phase 4 validates the framework with key stakeholders; and Phase 5 delivers the framework for approval and implementation.</w:t>
       </w:r>
     </w:p>
     <w:p>
@@ -693,7 +693,7 @@
         </w:pBdr>
         <w:rPr/>
       </w:pPr>
-      <w:bookmarkStart w:id="2" w:name="__RefHeading___Toc211_1934721245"/>
+      <w:bookmarkStart w:id="2" w:name="__RefHeading___Toc211_1907301578"/>
       <w:bookmarkEnd w:id="2"/>
       <w:r>
         <w:rPr>
@@ -801,7 +801,7 @@
         </w:pBdr>
         <w:rPr/>
       </w:pPr>
-      <w:bookmarkStart w:id="3" w:name="__RefHeading___Toc213_1934721245"/>
+      <w:bookmarkStart w:id="3" w:name="__RefHeading___Toc213_1907301578"/>
       <w:bookmarkEnd w:id="3"/>
       <w:r>
         <w:rPr>
@@ -1355,7 +1355,7 @@
         </w:pBdr>
         <w:rPr/>
       </w:pPr>
-      <w:bookmarkStart w:id="4" w:name="__RefHeading___Toc215_1934721245"/>
+      <w:bookmarkStart w:id="4" w:name="__RefHeading___Toc215_1907301578"/>
       <w:bookmarkEnd w:id="4"/>
       <w:r>
         <w:rPr>
@@ -1539,7 +1539,7 @@
         </w:pBdr>
         <w:rPr/>
       </w:pPr>
-      <w:bookmarkStart w:id="5" w:name="__RefHeading___Toc217_1934721245"/>
+      <w:bookmarkStart w:id="5" w:name="__RefHeading___Toc217_1907301578"/>
       <w:bookmarkEnd w:id="5"/>
       <w:r>
         <w:rPr>
@@ -1659,7 +1659,7 @@
           <w:b w:val="false"/>
           <w:i w:val="false"/>
         </w:rPr>
-        <w:t>Assess existing doctrine, products, delivery and governance across ACS, NZALC, HPC, APS, ILD, training establishments and selected units against:</w:t>
+        <w:t>Assess existing doctrine, products and delivery across ACS, NZALC, HPC, APS, ILD, training establishments and selected units against:</w:t>
       </w:r>
     </w:p>
     <w:p>
@@ -2083,7 +2083,7 @@
         </w:pBdr>
         <w:rPr/>
       </w:pPr>
-      <w:bookmarkStart w:id="6" w:name="__RefHeading___Toc219_1934721245"/>
+      <w:bookmarkStart w:id="6" w:name="__RefHeading___Toc219_1907301578"/>
       <w:bookmarkEnd w:id="6"/>
       <w:r>
         <w:rPr>

--- a/output/combat-mindset-way-forward.docx
+++ b/output/combat-mindset-way-forward.docx
@@ -304,7 +304,7 @@
             </w:rPr>
             <w:fldChar w:fldCharType="separate"/>
           </w:r>
-          <w:hyperlink w:anchor="__RefHeading___Toc207_1907301578">
+          <w:hyperlink w:anchor="__RefHeading___Toc207_2185207780">
             <w:r>
               <w:rPr>
                 <w:webHidden/>
@@ -331,7 +331,7 @@
             </w:tabs>
             <w:rPr/>
           </w:pPr>
-          <w:hyperlink w:anchor="__RefHeading___Toc209_1907301578">
+          <w:hyperlink w:anchor="__RefHeading___Toc209_2185207780">
             <w:r>
               <w:rPr>
                 <w:webHidden/>
@@ -358,7 +358,7 @@
             </w:tabs>
             <w:rPr/>
           </w:pPr>
-          <w:hyperlink w:anchor="__RefHeading___Toc211_1907301578">
+          <w:hyperlink w:anchor="__RefHeading___Toc211_2185207780">
             <w:r>
               <w:rPr>
                 <w:webHidden/>
@@ -385,7 +385,7 @@
             </w:tabs>
             <w:rPr/>
           </w:pPr>
-          <w:hyperlink w:anchor="__RefHeading___Toc213_1907301578">
+          <w:hyperlink w:anchor="__RefHeading___Toc213_2185207780">
             <w:r>
               <w:rPr>
                 <w:webHidden/>
@@ -412,7 +412,7 @@
             </w:tabs>
             <w:rPr/>
           </w:pPr>
-          <w:hyperlink w:anchor="__RefHeading___Toc215_1907301578">
+          <w:hyperlink w:anchor="__RefHeading___Toc215_2185207780">
             <w:r>
               <w:rPr>
                 <w:webHidden/>
@@ -439,7 +439,7 @@
             </w:tabs>
             <w:rPr/>
           </w:pPr>
-          <w:hyperlink w:anchor="__RefHeading___Toc217_1907301578">
+          <w:hyperlink w:anchor="__RefHeading___Toc217_2185207780">
             <w:r>
               <w:rPr>
                 <w:webHidden/>
@@ -466,7 +466,7 @@
             </w:tabs>
             <w:rPr/>
           </w:pPr>
-          <w:hyperlink w:anchor="__RefHeading___Toc219_1907301578">
+          <w:hyperlink w:anchor="__RefHeading___Toc219_2185207780">
             <w:r>
               <w:rPr>
                 <w:webHidden/>
@@ -521,7 +521,7 @@
         <w:spacing w:before="0" w:after="160"/>
         <w:rPr/>
       </w:pPr>
-      <w:bookmarkStart w:id="0" w:name="__RefHeading___Toc207_1907301578"/>
+      <w:bookmarkStart w:id="0" w:name="__RefHeading___Toc207_2185207780"/>
       <w:bookmarkEnd w:id="0"/>
       <w:r>
         <w:rPr>
@@ -603,7 +603,7 @@
         </w:pBdr>
         <w:rPr/>
       </w:pPr>
-      <w:bookmarkStart w:id="1" w:name="__RefHeading___Toc209_1907301578"/>
+      <w:bookmarkStart w:id="1" w:name="__RefHeading___Toc209_2185207780"/>
       <w:bookmarkEnd w:id="1"/>
       <w:r>
         <w:rPr>
@@ -693,7 +693,7 @@
         </w:pBdr>
         <w:rPr/>
       </w:pPr>
-      <w:bookmarkStart w:id="2" w:name="__RefHeading___Toc211_1907301578"/>
+      <w:bookmarkStart w:id="2" w:name="__RefHeading___Toc211_2185207780"/>
       <w:bookmarkEnd w:id="2"/>
       <w:r>
         <w:rPr>
@@ -801,7 +801,7 @@
         </w:pBdr>
         <w:rPr/>
       </w:pPr>
-      <w:bookmarkStart w:id="3" w:name="__RefHeading___Toc213_1907301578"/>
+      <w:bookmarkStart w:id="3" w:name="__RefHeading___Toc213_2185207780"/>
       <w:bookmarkEnd w:id="3"/>
       <w:r>
         <w:rPr>
@@ -1355,7 +1355,7 @@
         </w:pBdr>
         <w:rPr/>
       </w:pPr>
-      <w:bookmarkStart w:id="4" w:name="__RefHeading___Toc215_1907301578"/>
+      <w:bookmarkStart w:id="4" w:name="__RefHeading___Toc215_2185207780"/>
       <w:bookmarkEnd w:id="4"/>
       <w:r>
         <w:rPr>
@@ -1539,7 +1539,7 @@
         </w:pBdr>
         <w:rPr/>
       </w:pPr>
-      <w:bookmarkStart w:id="5" w:name="__RefHeading___Toc217_1907301578"/>
+      <w:bookmarkStart w:id="5" w:name="__RefHeading___Toc217_2185207780"/>
       <w:bookmarkEnd w:id="5"/>
       <w:r>
         <w:rPr>
@@ -1767,7 +1767,7 @@
           <w:b w:val="false"/>
           <w:i w:val="false"/>
         </w:rPr>
-        <w:t>delivery organisations and their technical and professional authorities;</w:t>
+        <w:t>delivery organisations;</w:t>
       </w:r>
     </w:p>
     <w:p>
@@ -2083,7 +2083,7 @@
         </w:pBdr>
         <w:rPr/>
       </w:pPr>
-      <w:bookmarkStart w:id="6" w:name="__RefHeading___Toc219_1907301578"/>
+      <w:bookmarkStart w:id="6" w:name="__RefHeading___Toc219_2185207780"/>
       <w:bookmarkEnd w:id="6"/>
       <w:r>
         <w:rPr>

--- a/output/combat-mindset-way-forward.docx
+++ b/output/combat-mindset-way-forward.docx
@@ -57,7 +57,7 @@
       </w:pPr>
       <w:r>
         <w:rPr>
-          <w:rFonts w:cs="Arial" w:ascii="Arial" w:hAnsi="Arial"/>
+          <w:rFonts w:cs="Arial"/>
           <w:b/>
           <w:color w:val="000000"/>
           <w:sz w:val="72"/>
@@ -76,7 +76,7 @@
       </w:pPr>
       <w:r>
         <w:rPr>
-          <w:rFonts w:cs="Arial" w:ascii="Arial" w:hAnsi="Arial"/>
+          <w:rFonts w:cs="Arial"/>
           <w:b/>
           <w:color w:val="002516"/>
           <w:sz w:val="34"/>
@@ -92,7 +92,7 @@
       </w:pPr>
       <w:r>
         <w:rPr>
-          <w:rFonts w:cs="Arial" w:ascii="Arial" w:hAnsi="Arial"/>
+          <w:rFonts w:cs="Arial"/>
           <w:color w:val="000000"/>
           <w:sz w:val="26"/>
         </w:rPr>
@@ -107,7 +107,7 @@
       </w:pPr>
       <w:r>
         <w:rPr>
-          <w:rFonts w:cs="Arial" w:ascii="Arial" w:hAnsi="Arial"/>
+          <w:rFonts w:cs="Arial"/>
           <w:b/>
           <w:color w:val="C62026"/>
           <w:sz w:val="26"/>
@@ -130,7 +130,7 @@
       </w:pPr>
       <w:r>
         <w:rPr>
-          <w:rFonts w:cs="Arial" w:ascii="Arial" w:hAnsi="Arial"/>
+          <w:rFonts w:cs="Arial"/>
           <w:b/>
           <w:color w:val="002516"/>
           <w:sz w:val="20"/>
@@ -140,7 +140,7 @@
       </w:r>
       <w:r>
         <w:rPr>
-          <w:rFonts w:cs="Arial" w:ascii="Arial" w:hAnsi="Arial"/>
+          <w:rFonts w:cs="Arial"/>
           <w:color w:val="000000"/>
           <w:sz w:val="20"/>
         </w:rPr>
@@ -159,7 +159,7 @@
       </w:pPr>
       <w:r>
         <w:rPr>
-          <w:rFonts w:cs="Arial" w:ascii="Arial" w:hAnsi="Arial"/>
+          <w:rFonts w:cs="Arial"/>
           <w:b/>
           <w:color w:val="002516"/>
           <w:sz w:val="20"/>
@@ -169,7 +169,7 @@
       </w:r>
       <w:r>
         <w:rPr>
-          <w:rFonts w:cs="Arial" w:ascii="Arial" w:hAnsi="Arial"/>
+          <w:rFonts w:cs="Arial"/>
           <w:color w:val="000000"/>
           <w:sz w:val="20"/>
         </w:rPr>
@@ -188,7 +188,7 @@
       </w:pPr>
       <w:r>
         <w:rPr>
-          <w:rFonts w:cs="Arial" w:ascii="Arial" w:hAnsi="Arial"/>
+          <w:rFonts w:cs="Arial"/>
           <w:b/>
           <w:color w:val="002516"/>
           <w:sz w:val="20"/>
@@ -198,7 +198,7 @@
       </w:r>
       <w:r>
         <w:rPr>
-          <w:rFonts w:cs="Arial" w:ascii="Arial" w:hAnsi="Arial"/>
+          <w:rFonts w:cs="Arial"/>
           <w:color w:val="000000"/>
           <w:sz w:val="20"/>
         </w:rPr>
@@ -220,7 +220,7 @@
       </w:pPr>
       <w:r>
         <w:rPr>
-          <w:rFonts w:cs="Arial" w:ascii="Arial" w:hAnsi="Arial"/>
+          <w:rFonts w:cs="Arial"/>
           <w:b/>
           <w:color w:val="002516"/>
           <w:sz w:val="20"/>
@@ -230,7 +230,7 @@
       </w:r>
       <w:r>
         <w:rPr>
-          <w:rFonts w:cs="Arial" w:ascii="Arial" w:hAnsi="Arial"/>
+          <w:rFonts w:cs="Arial"/>
           <w:color w:val="000000"/>
           <w:sz w:val="20"/>
         </w:rPr>
@@ -260,7 +260,7 @@
       </w:pPr>
       <w:r>
         <w:rPr>
-          <w:rFonts w:cs="Arial" w:ascii="Arial" w:hAnsi="Arial"/>
+          <w:rFonts w:cs="Arial"/>
           <w:b/>
           <w:color w:val="002516"/>
           <w:sz w:val="28"/>
@@ -304,7 +304,7 @@
             </w:rPr>
             <w:fldChar w:fldCharType="separate"/>
           </w:r>
-          <w:hyperlink w:anchor="__RefHeading___Toc207_2185207780">
+          <w:hyperlink w:anchor="__RefHeading___Toc207_871499688">
             <w:r>
               <w:rPr>
                 <w:webHidden/>
@@ -331,7 +331,7 @@
             </w:tabs>
             <w:rPr/>
           </w:pPr>
-          <w:hyperlink w:anchor="__RefHeading___Toc209_2185207780">
+          <w:hyperlink w:anchor="__RefHeading___Toc209_871499688">
             <w:r>
               <w:rPr>
                 <w:webHidden/>
@@ -358,7 +358,7 @@
             </w:tabs>
             <w:rPr/>
           </w:pPr>
-          <w:hyperlink w:anchor="__RefHeading___Toc211_2185207780">
+          <w:hyperlink w:anchor="__RefHeading___Toc211_871499688">
             <w:r>
               <w:rPr>
                 <w:webHidden/>
@@ -385,7 +385,7 @@
             </w:tabs>
             <w:rPr/>
           </w:pPr>
-          <w:hyperlink w:anchor="__RefHeading___Toc213_2185207780">
+          <w:hyperlink w:anchor="__RefHeading___Toc213_871499688">
             <w:r>
               <w:rPr>
                 <w:webHidden/>
@@ -412,7 +412,7 @@
             </w:tabs>
             <w:rPr/>
           </w:pPr>
-          <w:hyperlink w:anchor="__RefHeading___Toc215_2185207780">
+          <w:hyperlink w:anchor="__RefHeading___Toc215_871499688">
             <w:r>
               <w:rPr>
                 <w:webHidden/>
@@ -439,7 +439,7 @@
             </w:tabs>
             <w:rPr/>
           </w:pPr>
-          <w:hyperlink w:anchor="__RefHeading___Toc217_2185207780">
+          <w:hyperlink w:anchor="__RefHeading___Toc217_871499688">
             <w:r>
               <w:rPr>
                 <w:webHidden/>
@@ -453,7 +453,7 @@
                 <w:rStyle w:val="IndexLink"/>
               </w:rPr>
               <w:tab/>
-              <w:t>7</w:t>
+              <w:t>6</w:t>
             </w:r>
           </w:hyperlink>
         </w:p>
@@ -466,7 +466,7 @@
             </w:tabs>
             <w:rPr/>
           </w:pPr>
-          <w:hyperlink w:anchor="__RefHeading___Toc219_2185207780">
+          <w:hyperlink w:anchor="__RefHeading___Toc219_871499688">
             <w:r>
               <w:rPr>
                 <w:webHidden/>
@@ -521,11 +521,11 @@
         <w:spacing w:before="0" w:after="160"/>
         <w:rPr/>
       </w:pPr>
-      <w:bookmarkStart w:id="0" w:name="__RefHeading___Toc207_2185207780"/>
+      <w:bookmarkStart w:id="0" w:name="__RefHeading___Toc207_871499688"/>
       <w:bookmarkEnd w:id="0"/>
       <w:r>
         <w:rPr>
-          <w:rFonts w:cs="Arial" w:ascii="Arial" w:hAnsi="Arial"/>
+          <w:rFonts w:cs="Arial"/>
           <w:b/>
           <w:i w:val="false"/>
           <w:color w:val="002516"/>
@@ -603,11 +603,11 @@
         </w:pBdr>
         <w:rPr/>
       </w:pPr>
-      <w:bookmarkStart w:id="1" w:name="__RefHeading___Toc209_2185207780"/>
+      <w:bookmarkStart w:id="1" w:name="__RefHeading___Toc209_871499688"/>
       <w:bookmarkEnd w:id="1"/>
       <w:r>
         <w:rPr>
-          <w:rFonts w:cs="Arial" w:ascii="Arial" w:hAnsi="Arial"/>
+          <w:rFonts w:cs="Arial"/>
           <w:b/>
           <w:i w:val="false"/>
           <w:color w:val="002516"/>
@@ -623,7 +623,7 @@
       </w:pPr>
       <w:r>
         <w:rPr>
-          <w:rFonts w:cs="Book Antiqua"/>
+          <w:rFonts w:cs="Arial"/>
           <w:b w:val="false"/>
           <w:i w:val="false"/>
         </w:rPr>
@@ -637,7 +637,7 @@
       </w:pPr>
       <w:r>
         <w:rPr>
-          <w:rFonts w:cs="Book Antiqua"/>
+          <w:rFonts w:cs="Arial"/>
           <w:b w:val="false"/>
           <w:i w:val="false"/>
         </w:rPr>
@@ -651,7 +651,7 @@
       </w:pPr>
       <w:r>
         <w:rPr>
-          <w:rFonts w:cs="Book Antiqua"/>
+          <w:rFonts w:cs="Arial"/>
           <w:b w:val="false"/>
           <w:i w:val="false"/>
         </w:rPr>
@@ -665,7 +665,7 @@
       </w:pPr>
       <w:r>
         <w:rPr>
-          <w:rFonts w:cs="Book Antiqua"/>
+          <w:rFonts w:cs="Arial"/>
           <w:b w:val="false"/>
           <w:i w:val="false"/>
         </w:rPr>
@@ -693,11 +693,11 @@
         </w:pBdr>
         <w:rPr/>
       </w:pPr>
-      <w:bookmarkStart w:id="2" w:name="__RefHeading___Toc211_2185207780"/>
+      <w:bookmarkStart w:id="2" w:name="__RefHeading___Toc211_871499688"/>
       <w:bookmarkEnd w:id="2"/>
       <w:r>
         <w:rPr>
-          <w:rFonts w:cs="Arial" w:ascii="Arial" w:hAnsi="Arial"/>
+          <w:rFonts w:cs="Arial"/>
           <w:b/>
           <w:i w:val="false"/>
           <w:color w:val="002516"/>
@@ -713,7 +713,7 @@
       </w:pPr>
       <w:r>
         <w:rPr>
-          <w:rFonts w:cs="Book Antiqua"/>
+          <w:rFonts w:cs="Arial"/>
           <w:b w:val="false"/>
           <w:i w:val="false"/>
         </w:rPr>
@@ -729,7 +729,7 @@
       </w:pPr>
       <w:r>
         <w:rPr>
-          <w:rFonts w:cs="Book Antiqua"/>
+          <w:rFonts w:cs="Arial"/>
           <w:b w:val="false"/>
           <w:i/>
         </w:rPr>
@@ -743,7 +743,7 @@
       </w:pPr>
       <w:r>
         <w:rPr>
-          <w:rFonts w:cs="Book Antiqua"/>
+          <w:rFonts w:cs="Arial"/>
           <w:b w:val="false"/>
           <w:i w:val="false"/>
         </w:rPr>
@@ -759,7 +759,7 @@
       </w:pPr>
       <w:r>
         <w:rPr>
-          <w:rFonts w:cs="Book Antiqua"/>
+          <w:rFonts w:cs="Arial"/>
           <w:b w:val="false"/>
           <w:i/>
         </w:rPr>
@@ -773,7 +773,7 @@
       </w:pPr>
       <w:r>
         <w:rPr>
-          <w:rFonts w:cs="Book Antiqua"/>
+          <w:rFonts w:cs="Arial"/>
           <w:b w:val="false"/>
           <w:i w:val="false"/>
         </w:rPr>
@@ -801,11 +801,11 @@
         </w:pBdr>
         <w:rPr/>
       </w:pPr>
-      <w:bookmarkStart w:id="3" w:name="__RefHeading___Toc213_2185207780"/>
+      <w:bookmarkStart w:id="3" w:name="__RefHeading___Toc213_871499688"/>
       <w:bookmarkEnd w:id="3"/>
       <w:r>
         <w:rPr>
-          <w:rFonts w:cs="Arial" w:ascii="Arial" w:hAnsi="Arial"/>
+          <w:rFonts w:cs="Arial"/>
           <w:b/>
           <w:i w:val="false"/>
           <w:color w:val="002516"/>
@@ -821,7 +821,7 @@
       </w:pPr>
       <w:r>
         <w:rPr>
-          <w:rFonts w:cs="Book Antiqua"/>
+          <w:rFonts w:cs="Arial"/>
           <w:b w:val="false"/>
           <w:i w:val="false"/>
         </w:rPr>
@@ -835,7 +835,7 @@
       </w:pPr>
       <w:r>
         <w:rPr>
-          <w:rFonts w:cs="Arial" w:ascii="Arial" w:hAnsi="Arial"/>
+          <w:rFonts w:cs="Arial"/>
           <w:b/>
           <w:i w:val="false"/>
           <w:color w:val="000000"/>
@@ -851,7 +851,7 @@
       </w:pPr>
       <w:r>
         <w:rPr>
-          <w:rFonts w:cs="Book Antiqua"/>
+          <w:rFonts w:cs="Arial"/>
           <w:b w:val="false"/>
           <w:i w:val="false"/>
         </w:rPr>
@@ -865,7 +865,7 @@
       </w:pPr>
       <w:r>
         <w:rPr>
-          <w:rFonts w:cs="Book Antiqua"/>
+          <w:rFonts w:cs="Arial"/>
           <w:b w:val="false"/>
           <w:i w:val="false"/>
         </w:rPr>
@@ -881,7 +881,7 @@
       </w:pPr>
       <w:r>
         <w:rPr>
-          <w:rFonts w:cs="Book Antiqua"/>
+          <w:rFonts w:cs="Arial"/>
           <w:b/>
           <w:i/>
         </w:rPr>
@@ -889,7 +889,7 @@
       </w:r>
       <w:r>
         <w:rPr>
-          <w:rFonts w:cs="Book Antiqua"/>
+          <w:rFonts w:cs="Arial"/>
           <w:b w:val="false"/>
           <w:i/>
         </w:rPr>
@@ -905,7 +905,7 @@
       </w:pPr>
       <w:r>
         <w:rPr>
-          <w:rFonts w:cs="Book Antiqua"/>
+          <w:rFonts w:cs="Arial"/>
           <w:b/>
           <w:i/>
         </w:rPr>
@@ -913,7 +913,7 @@
       </w:r>
       <w:r>
         <w:rPr>
-          <w:rFonts w:cs="Book Antiqua"/>
+          <w:rFonts w:cs="Arial"/>
           <w:b w:val="false"/>
           <w:i/>
         </w:rPr>
@@ -929,7 +929,7 @@
       </w:pPr>
       <w:r>
         <w:rPr>
-          <w:rFonts w:cs="Book Antiqua"/>
+          <w:rFonts w:cs="Arial"/>
           <w:b/>
           <w:i/>
         </w:rPr>
@@ -937,7 +937,7 @@
       </w:r>
       <w:r>
         <w:rPr>
-          <w:rFonts w:cs="Book Antiqua"/>
+          <w:rFonts w:cs="Arial"/>
           <w:b w:val="false"/>
           <w:i/>
         </w:rPr>
@@ -951,7 +951,7 @@
       </w:pPr>
       <w:r>
         <w:rPr>
-          <w:rFonts w:cs="Book Antiqua"/>
+          <w:rFonts w:cs="Arial"/>
           <w:b w:val="false"/>
           <w:i w:val="false"/>
         </w:rPr>
@@ -967,7 +967,7 @@
       </w:pPr>
       <w:r>
         <w:rPr>
-          <w:rFonts w:cs="Book Antiqua"/>
+          <w:rFonts w:cs="Arial"/>
           <w:b w:val="false"/>
           <w:i/>
         </w:rPr>
@@ -987,7 +987,7 @@
       </w:pPr>
       <w:r>
         <w:rPr>
-          <w:rFonts w:cs="Arial" w:ascii="Arial" w:hAnsi="Arial"/>
+          <w:rFonts w:cs="Arial"/>
           <w:b/>
           <w:color w:val="C62026"/>
         </w:rPr>
@@ -995,7 +995,7 @@
       </w:r>
       <w:r>
         <w:rPr>
-          <w:rFonts w:cs="Arial" w:ascii="Arial" w:hAnsi="Arial"/>
+          <w:rFonts w:cs="Arial"/>
           <w:b/>
           <w:color w:val="C62026"/>
         </w:rPr>
@@ -1003,7 +1003,7 @@
       </w:r>
       <w:r>
         <w:rPr>
-          <w:rFonts w:cs="Book Antiqua"/>
+          <w:rFonts w:cs="Arial"/>
           <w:b w:val="false"/>
           <w:i w:val="false"/>
         </w:rPr>
@@ -1023,7 +1023,7 @@
       </w:pPr>
       <w:r>
         <w:rPr>
-          <w:rFonts w:cs="Arial" w:ascii="Arial" w:hAnsi="Arial"/>
+          <w:rFonts w:cs="Arial"/>
           <w:b/>
           <w:color w:val="C62026"/>
         </w:rPr>
@@ -1031,7 +1031,7 @@
       </w:r>
       <w:r>
         <w:rPr>
-          <w:rFonts w:cs="Arial" w:ascii="Arial" w:hAnsi="Arial"/>
+          <w:rFonts w:cs="Arial"/>
           <w:b/>
           <w:color w:val="C62026"/>
         </w:rPr>
@@ -1039,7 +1039,7 @@
       </w:r>
       <w:r>
         <w:rPr>
-          <w:rFonts w:cs="Book Antiqua"/>
+          <w:rFonts w:cs="Arial"/>
           <w:b w:val="false"/>
           <w:i w:val="false"/>
         </w:rPr>
@@ -1059,7 +1059,7 @@
       </w:pPr>
       <w:r>
         <w:rPr>
-          <w:rFonts w:cs="Arial" w:ascii="Arial" w:hAnsi="Arial"/>
+          <w:rFonts w:cs="Arial"/>
           <w:b/>
           <w:color w:val="C62026"/>
         </w:rPr>
@@ -1067,7 +1067,7 @@
       </w:r>
       <w:r>
         <w:rPr>
-          <w:rFonts w:cs="Arial" w:ascii="Arial" w:hAnsi="Arial"/>
+          <w:rFonts w:cs="Arial"/>
           <w:b/>
           <w:color w:val="C62026"/>
         </w:rPr>
@@ -1075,7 +1075,7 @@
       </w:r>
       <w:r>
         <w:rPr>
-          <w:rFonts w:cs="Book Antiqua"/>
+          <w:rFonts w:cs="Arial"/>
           <w:b w:val="false"/>
           <w:i w:val="false"/>
         </w:rPr>
@@ -1089,7 +1089,7 @@
       </w:pPr>
       <w:r>
         <w:rPr>
-          <w:rFonts w:cs="Arial" w:ascii="Arial" w:hAnsi="Arial"/>
+          <w:rFonts w:cs="Arial"/>
           <w:b/>
           <w:i w:val="false"/>
           <w:color w:val="000000"/>
@@ -1105,7 +1105,7 @@
       </w:pPr>
       <w:r>
         <w:rPr>
-          <w:rFonts w:cs="Book Antiqua"/>
+          <w:rFonts w:cs="Arial"/>
           <w:b w:val="false"/>
           <w:i w:val="false"/>
         </w:rPr>
@@ -1119,7 +1119,7 @@
       </w:pPr>
       <w:r>
         <w:rPr>
-          <w:rFonts w:cs="Book Antiqua"/>
+          <w:rFonts w:cs="Arial"/>
           <w:b/>
           <w:i w:val="false"/>
         </w:rPr>
@@ -1139,7 +1139,7 @@
       </w:pPr>
       <w:r>
         <w:rPr>
-          <w:rFonts w:cs="Arial" w:ascii="Arial" w:hAnsi="Arial"/>
+          <w:rFonts w:cs="Arial"/>
           <w:b/>
           <w:color w:val="C62026"/>
         </w:rPr>
@@ -1147,7 +1147,7 @@
       </w:r>
       <w:r>
         <w:rPr>
-          <w:rFonts w:cs="Arial" w:ascii="Arial" w:hAnsi="Arial"/>
+          <w:rFonts w:cs="Arial"/>
           <w:b/>
           <w:color w:val="C62026"/>
         </w:rPr>
@@ -1155,7 +1155,7 @@
       </w:r>
       <w:r>
         <w:rPr>
-          <w:rFonts w:cs="Book Antiqua"/>
+          <w:rFonts w:cs="Arial"/>
           <w:b w:val="false"/>
           <w:i w:val="false"/>
         </w:rPr>
@@ -1175,7 +1175,7 @@
       </w:pPr>
       <w:r>
         <w:rPr>
-          <w:rFonts w:cs="Arial" w:ascii="Arial" w:hAnsi="Arial"/>
+          <w:rFonts w:cs="Arial"/>
           <w:b/>
           <w:color w:val="C62026"/>
         </w:rPr>
@@ -1183,7 +1183,7 @@
       </w:r>
       <w:r>
         <w:rPr>
-          <w:rFonts w:cs="Arial" w:ascii="Arial" w:hAnsi="Arial"/>
+          <w:rFonts w:cs="Arial"/>
           <w:b/>
           <w:color w:val="C62026"/>
         </w:rPr>
@@ -1191,7 +1191,7 @@
       </w:r>
       <w:r>
         <w:rPr>
-          <w:rFonts w:cs="Book Antiqua"/>
+          <w:rFonts w:cs="Arial"/>
           <w:b w:val="false"/>
           <w:i w:val="false"/>
         </w:rPr>
@@ -1205,7 +1205,7 @@
       </w:pPr>
       <w:r>
         <w:rPr>
-          <w:rFonts w:cs="Book Antiqua"/>
+          <w:rFonts w:cs="Arial"/>
           <w:b/>
           <w:i w:val="false"/>
         </w:rPr>
@@ -1225,7 +1225,7 @@
       </w:pPr>
       <w:r>
         <w:rPr>
-          <w:rFonts w:cs="Arial" w:ascii="Arial" w:hAnsi="Arial"/>
+          <w:rFonts w:cs="Arial"/>
           <w:b/>
           <w:color w:val="C62026"/>
         </w:rPr>
@@ -1233,7 +1233,7 @@
       </w:r>
       <w:r>
         <w:rPr>
-          <w:rFonts w:cs="Arial" w:ascii="Arial" w:hAnsi="Arial"/>
+          <w:rFonts w:cs="Arial"/>
           <w:b/>
           <w:color w:val="C62026"/>
         </w:rPr>
@@ -1241,7 +1241,7 @@
       </w:r>
       <w:r>
         <w:rPr>
-          <w:rFonts w:cs="Book Antiqua"/>
+          <w:rFonts w:cs="Arial"/>
           <w:b w:val="false"/>
           <w:i w:val="false"/>
         </w:rPr>
@@ -1261,7 +1261,7 @@
       </w:pPr>
       <w:r>
         <w:rPr>
-          <w:rFonts w:cs="Arial" w:ascii="Arial" w:hAnsi="Arial"/>
+          <w:rFonts w:cs="Arial"/>
           <w:b/>
           <w:color w:val="C62026"/>
         </w:rPr>
@@ -1269,7 +1269,7 @@
       </w:r>
       <w:r>
         <w:rPr>
-          <w:rFonts w:cs="Arial" w:ascii="Arial" w:hAnsi="Arial"/>
+          <w:rFonts w:cs="Arial"/>
           <w:b/>
           <w:color w:val="C62026"/>
         </w:rPr>
@@ -1277,7 +1277,7 @@
       </w:r>
       <w:r>
         <w:rPr>
-          <w:rFonts w:cs="Book Antiqua"/>
+          <w:rFonts w:cs="Arial"/>
           <w:b w:val="false"/>
           <w:i w:val="false"/>
         </w:rPr>
@@ -1297,7 +1297,7 @@
       </w:pPr>
       <w:r>
         <w:rPr>
-          <w:rFonts w:cs="Arial" w:ascii="Arial" w:hAnsi="Arial"/>
+          <w:rFonts w:cs="Arial"/>
           <w:b/>
           <w:color w:val="C62026"/>
         </w:rPr>
@@ -1305,7 +1305,7 @@
       </w:r>
       <w:r>
         <w:rPr>
-          <w:rFonts w:cs="Arial" w:ascii="Arial" w:hAnsi="Arial"/>
+          <w:rFonts w:cs="Arial"/>
           <w:b/>
           <w:color w:val="C62026"/>
         </w:rPr>
@@ -1313,7 +1313,7 @@
       </w:r>
       <w:r>
         <w:rPr>
-          <w:rFonts w:cs="Book Antiqua"/>
+          <w:rFonts w:cs="Arial"/>
           <w:b w:val="false"/>
           <w:i w:val="false"/>
         </w:rPr>
@@ -1327,7 +1327,7 @@
       </w:pPr>
       <w:r>
         <w:rPr>
-          <w:rFonts w:cs="Book Antiqua"/>
+          <w:rFonts w:cs="Arial"/>
           <w:b w:val="false"/>
           <w:i w:val="false"/>
         </w:rPr>
@@ -1355,11 +1355,11 @@
         </w:pBdr>
         <w:rPr/>
       </w:pPr>
-      <w:bookmarkStart w:id="4" w:name="__RefHeading___Toc215_2185207780"/>
+      <w:bookmarkStart w:id="4" w:name="__RefHeading___Toc215_871499688"/>
       <w:bookmarkEnd w:id="4"/>
       <w:r>
         <w:rPr>
-          <w:rFonts w:cs="Arial" w:ascii="Arial" w:hAnsi="Arial"/>
+          <w:rFonts w:cs="Arial"/>
           <w:b/>
           <w:i w:val="false"/>
           <w:color w:val="002516"/>
@@ -1375,7 +1375,7 @@
       </w:pPr>
       <w:r>
         <w:rPr>
-          <w:rFonts w:cs="Arial" w:ascii="Arial" w:hAnsi="Arial"/>
+          <w:rFonts w:cs="Arial"/>
           <w:b/>
           <w:i w:val="false"/>
           <w:color w:val="000000"/>
@@ -1391,7 +1391,7 @@
       </w:pPr>
       <w:r>
         <w:rPr>
-          <w:rFonts w:cs="Arial" w:ascii="Arial" w:hAnsi="Arial"/>
+          <w:rFonts w:cs="Arial"/>
           <w:b/>
           <w:i w:val="false"/>
           <w:color w:val="002516"/>
@@ -1407,7 +1407,7 @@
       </w:pPr>
       <w:r>
         <w:rPr>
-          <w:rFonts w:cs="Book Antiqua"/>
+          <w:rFonts w:cs="Arial"/>
           <w:b w:val="false"/>
           <w:i w:val="false"/>
         </w:rPr>
@@ -1421,7 +1421,7 @@
       </w:pPr>
       <w:r>
         <w:rPr>
-          <w:rFonts w:cs="Arial" w:ascii="Arial" w:hAnsi="Arial"/>
+          <w:rFonts w:cs="Arial"/>
           <w:b/>
           <w:i w:val="false"/>
           <w:color w:val="002516"/>
@@ -1437,7 +1437,7 @@
       </w:pPr>
       <w:r>
         <w:rPr>
-          <w:rFonts w:cs="Book Antiqua"/>
+          <w:rFonts w:cs="Arial"/>
           <w:b w:val="false"/>
           <w:i w:val="false"/>
         </w:rPr>
@@ -1451,7 +1451,7 @@
       </w:pPr>
       <w:r>
         <w:rPr>
-          <w:rFonts w:cs="Arial" w:ascii="Arial" w:hAnsi="Arial"/>
+          <w:rFonts w:cs="Arial"/>
           <w:b/>
           <w:i w:val="false"/>
           <w:color w:val="000000"/>
@@ -1467,7 +1467,7 @@
       </w:pPr>
       <w:r>
         <w:rPr>
-          <w:rFonts w:cs="Arial" w:ascii="Arial" w:hAnsi="Arial"/>
+          <w:rFonts w:cs="Arial"/>
           <w:b/>
           <w:i w:val="false"/>
           <w:color w:val="002516"/>
@@ -1483,7 +1483,7 @@
       </w:pPr>
       <w:r>
         <w:rPr>
-          <w:rFonts w:cs="Book Antiqua"/>
+          <w:rFonts w:cs="Arial"/>
           <w:b w:val="false"/>
           <w:i w:val="false"/>
         </w:rPr>
@@ -1497,7 +1497,7 @@
       </w:pPr>
       <w:r>
         <w:rPr>
-          <w:rFonts w:cs="Book Antiqua"/>
+          <w:rFonts w:cs="Arial"/>
           <w:b w:val="false"/>
           <w:i w:val="false"/>
         </w:rPr>
@@ -1511,7 +1511,7 @@
       </w:pPr>
       <w:r>
         <w:rPr>
-          <w:rFonts w:cs="Book Antiqua"/>
+          <w:rFonts w:cs="Arial"/>
           <w:b w:val="false"/>
           <w:i w:val="false"/>
         </w:rPr>
@@ -1539,11 +1539,11 @@
         </w:pBdr>
         <w:rPr/>
       </w:pPr>
-      <w:bookmarkStart w:id="5" w:name="__RefHeading___Toc217_2185207780"/>
+      <w:bookmarkStart w:id="5" w:name="__RefHeading___Toc217_871499688"/>
       <w:bookmarkEnd w:id="5"/>
       <w:r>
         <w:rPr>
-          <w:rFonts w:cs="Arial" w:ascii="Arial" w:hAnsi="Arial"/>
+          <w:rFonts w:cs="Arial"/>
           <w:b/>
           <w:i w:val="false"/>
           <w:color w:val="002516"/>
@@ -1559,7 +1559,7 @@
       </w:pPr>
       <w:r>
         <w:rPr>
-          <w:rFonts w:cs="Book Antiqua"/>
+          <w:rFonts w:cs="Arial"/>
           <w:b w:val="false"/>
           <w:i w:val="false"/>
         </w:rPr>
@@ -1573,7 +1573,7 @@
       </w:pPr>
       <w:r>
         <w:rPr>
-          <w:rFonts w:cs="Book Antiqua"/>
+          <w:rFonts w:cs="Arial"/>
           <w:b w:val="false"/>
           <w:i w:val="false"/>
         </w:rPr>
@@ -1587,7 +1587,7 @@
       </w:pPr>
       <w:r>
         <w:rPr>
-          <w:rFonts w:cs="Arial" w:ascii="Arial" w:hAnsi="Arial"/>
+          <w:rFonts w:cs="Arial"/>
           <w:b/>
           <w:i w:val="false"/>
           <w:color w:val="000000"/>
@@ -1603,7 +1603,7 @@
       </w:pPr>
       <w:r>
         <w:rPr>
-          <w:rFonts w:cs="Book Antiqua"/>
+          <w:rFonts w:cs="Arial"/>
           <w:b w:val="false"/>
           <w:i w:val="false"/>
         </w:rPr>
@@ -1617,7 +1617,7 @@
       </w:pPr>
       <w:r>
         <w:rPr>
-          <w:rFonts w:cs="Book Antiqua"/>
+          <w:rFonts w:cs="Arial"/>
           <w:b/>
           <w:i w:val="false"/>
         </w:rPr>
@@ -1625,7 +1625,7 @@
       </w:r>
       <w:r>
         <w:rPr>
-          <w:rFonts w:cs="Book Antiqua"/>
+          <w:rFonts w:cs="Arial"/>
           <w:b w:val="false"/>
           <w:i w:val="false"/>
         </w:rPr>
@@ -1639,7 +1639,7 @@
       </w:pPr>
       <w:r>
         <w:rPr>
-          <w:rFonts w:cs="Arial" w:ascii="Arial" w:hAnsi="Arial"/>
+          <w:rFonts w:cs="Arial"/>
           <w:b/>
           <w:i w:val="false"/>
           <w:color w:val="000000"/>
@@ -1655,7 +1655,7 @@
       </w:pPr>
       <w:r>
         <w:rPr>
-          <w:rFonts w:cs="Book Antiqua"/>
+          <w:rFonts w:cs="Arial"/>
           <w:b w:val="false"/>
           <w:i w:val="false"/>
         </w:rPr>
@@ -1675,7 +1675,7 @@
       </w:pPr>
       <w:r>
         <w:rPr>
-          <w:rFonts w:cs="Arial" w:ascii="Arial" w:hAnsi="Arial"/>
+          <w:rFonts w:cs="Arial"/>
           <w:b/>
           <w:color w:val="C62026"/>
         </w:rPr>
@@ -1683,7 +1683,7 @@
       </w:r>
       <w:r>
         <w:rPr>
-          <w:rFonts w:cs="Arial" w:ascii="Arial" w:hAnsi="Arial"/>
+          <w:rFonts w:cs="Arial"/>
           <w:b/>
           <w:color w:val="C62026"/>
         </w:rPr>
@@ -1691,7 +1691,7 @@
       </w:r>
       <w:r>
         <w:rPr>
-          <w:rFonts w:cs="Book Antiqua"/>
+          <w:rFonts w:cs="Arial"/>
           <w:b w:val="false"/>
           <w:i w:val="false"/>
         </w:rPr>
@@ -1711,7 +1711,7 @@
       </w:pPr>
       <w:r>
         <w:rPr>
-          <w:rFonts w:cs="Arial" w:ascii="Arial" w:hAnsi="Arial"/>
+          <w:rFonts w:cs="Arial"/>
           <w:b/>
           <w:color w:val="C62026"/>
         </w:rPr>
@@ -1719,7 +1719,7 @@
       </w:r>
       <w:r>
         <w:rPr>
-          <w:rFonts w:cs="Arial" w:ascii="Arial" w:hAnsi="Arial"/>
+          <w:rFonts w:cs="Arial"/>
           <w:b/>
           <w:color w:val="C62026"/>
         </w:rPr>
@@ -1727,7 +1727,7 @@
       </w:r>
       <w:r>
         <w:rPr>
-          <w:rFonts w:cs="Book Antiqua"/>
+          <w:rFonts w:cs="Arial"/>
           <w:b w:val="false"/>
           <w:i w:val="false"/>
         </w:rPr>
@@ -1747,7 +1747,7 @@
       </w:pPr>
       <w:r>
         <w:rPr>
-          <w:rFonts w:cs="Arial" w:ascii="Arial" w:hAnsi="Arial"/>
+          <w:rFonts w:cs="Arial"/>
           <w:b/>
           <w:color w:val="C62026"/>
         </w:rPr>
@@ -1755,7 +1755,7 @@
       </w:r>
       <w:r>
         <w:rPr>
-          <w:rFonts w:cs="Arial" w:ascii="Arial" w:hAnsi="Arial"/>
+          <w:rFonts w:cs="Arial"/>
           <w:b/>
           <w:color w:val="C62026"/>
         </w:rPr>
@@ -1763,7 +1763,7 @@
       </w:r>
       <w:r>
         <w:rPr>
-          <w:rFonts w:cs="Book Antiqua"/>
+          <w:rFonts w:cs="Arial"/>
           <w:b w:val="false"/>
           <w:i w:val="false"/>
         </w:rPr>
@@ -1783,7 +1783,7 @@
       </w:pPr>
       <w:r>
         <w:rPr>
-          <w:rFonts w:cs="Arial" w:ascii="Arial" w:hAnsi="Arial"/>
+          <w:rFonts w:cs="Arial"/>
           <w:b/>
           <w:color w:val="C62026"/>
         </w:rPr>
@@ -1791,7 +1791,7 @@
       </w:r>
       <w:r>
         <w:rPr>
-          <w:rFonts w:cs="Arial" w:ascii="Arial" w:hAnsi="Arial"/>
+          <w:rFonts w:cs="Arial"/>
           <w:b/>
           <w:color w:val="C62026"/>
         </w:rPr>
@@ -1799,7 +1799,7 @@
       </w:r>
       <w:r>
         <w:rPr>
-          <w:rFonts w:cs="Book Antiqua"/>
+          <w:rFonts w:cs="Arial"/>
           <w:b w:val="false"/>
           <w:i w:val="false"/>
         </w:rPr>
@@ -1819,7 +1819,7 @@
       </w:pPr>
       <w:r>
         <w:rPr>
-          <w:rFonts w:cs="Arial" w:ascii="Arial" w:hAnsi="Arial"/>
+          <w:rFonts w:cs="Arial"/>
           <w:b/>
           <w:color w:val="C62026"/>
         </w:rPr>
@@ -1827,7 +1827,7 @@
       </w:r>
       <w:r>
         <w:rPr>
-          <w:rFonts w:cs="Arial" w:ascii="Arial" w:hAnsi="Arial"/>
+          <w:rFonts w:cs="Arial"/>
           <w:b/>
           <w:color w:val="C62026"/>
         </w:rPr>
@@ -1835,7 +1835,7 @@
       </w:r>
       <w:r>
         <w:rPr>
-          <w:rFonts w:cs="Book Antiqua"/>
+          <w:rFonts w:cs="Arial"/>
           <w:b w:val="false"/>
           <w:i w:val="false"/>
         </w:rPr>
@@ -1849,7 +1849,7 @@
       </w:pPr>
       <w:r>
         <w:rPr>
-          <w:rFonts w:cs="Book Antiqua"/>
+          <w:rFonts w:cs="Arial"/>
           <w:b w:val="false"/>
           <w:i w:val="false"/>
         </w:rPr>
@@ -1863,7 +1863,7 @@
       </w:pPr>
       <w:r>
         <w:rPr>
-          <w:rFonts w:cs="Book Antiqua"/>
+          <w:rFonts w:cs="Arial"/>
           <w:b/>
           <w:i w:val="false"/>
         </w:rPr>
@@ -1871,7 +1871,7 @@
       </w:r>
       <w:r>
         <w:rPr>
-          <w:rFonts w:cs="Book Antiqua"/>
+          <w:rFonts w:cs="Arial"/>
           <w:b w:val="false"/>
           <w:i w:val="false"/>
         </w:rPr>
@@ -1885,7 +1885,7 @@
       </w:pPr>
       <w:r>
         <w:rPr>
-          <w:rFonts w:cs="Arial" w:ascii="Arial" w:hAnsi="Arial"/>
+          <w:rFonts w:cs="Arial"/>
           <w:b/>
           <w:i w:val="false"/>
           <w:color w:val="000000"/>
@@ -1901,7 +1901,7 @@
       </w:pPr>
       <w:r>
         <w:rPr>
-          <w:rFonts w:cs="Book Antiqua"/>
+          <w:rFonts w:cs="Arial"/>
           <w:b w:val="false"/>
           <w:i w:val="false"/>
         </w:rPr>
@@ -1915,7 +1915,7 @@
       </w:pPr>
       <w:r>
         <w:rPr>
-          <w:rFonts w:cs="Book Antiqua"/>
+          <w:rFonts w:cs="Arial"/>
           <w:b w:val="false"/>
           <w:i w:val="false"/>
         </w:rPr>
@@ -1929,7 +1929,7 @@
       </w:pPr>
       <w:r>
         <w:rPr>
-          <w:rFonts w:cs="Book Antiqua"/>
+          <w:rFonts w:cs="Arial"/>
           <w:b/>
           <w:i w:val="false"/>
         </w:rPr>
@@ -1937,7 +1937,7 @@
       </w:r>
       <w:r>
         <w:rPr>
-          <w:rFonts w:cs="Book Antiqua"/>
+          <w:rFonts w:cs="Arial"/>
           <w:b w:val="false"/>
           <w:i w:val="false"/>
         </w:rPr>
@@ -1951,7 +1951,7 @@
       </w:pPr>
       <w:r>
         <w:rPr>
-          <w:rFonts w:cs="Arial" w:ascii="Arial" w:hAnsi="Arial"/>
+          <w:rFonts w:cs="Arial"/>
           <w:b/>
           <w:i w:val="false"/>
           <w:color w:val="000000"/>
@@ -1967,7 +1967,7 @@
       </w:pPr>
       <w:r>
         <w:rPr>
-          <w:rFonts w:cs="Book Antiqua"/>
+          <w:rFonts w:cs="Arial"/>
           <w:b w:val="false"/>
           <w:i w:val="false"/>
         </w:rPr>
@@ -1981,7 +1981,7 @@
       </w:pPr>
       <w:r>
         <w:rPr>
-          <w:rFonts w:cs="Book Antiqua"/>
+          <w:rFonts w:cs="Arial"/>
           <w:b/>
           <w:i w:val="false"/>
         </w:rPr>
@@ -1989,7 +1989,7 @@
       </w:r>
       <w:r>
         <w:rPr>
-          <w:rFonts w:cs="Book Antiqua"/>
+          <w:rFonts w:cs="Arial"/>
           <w:b w:val="false"/>
           <w:i w:val="false"/>
         </w:rPr>
@@ -2003,7 +2003,7 @@
       </w:pPr>
       <w:r>
         <w:rPr>
-          <w:rFonts w:cs="Arial" w:ascii="Arial" w:hAnsi="Arial"/>
+          <w:rFonts w:cs="Arial"/>
           <w:b/>
           <w:i w:val="false"/>
           <w:color w:val="000000"/>
@@ -2019,7 +2019,7 @@
       </w:pPr>
       <w:r>
         <w:rPr>
-          <w:rFonts w:cs="Book Antiqua"/>
+          <w:rFonts w:cs="Arial"/>
           <w:b w:val="false"/>
           <w:i w:val="false"/>
         </w:rPr>
@@ -2033,7 +2033,7 @@
       </w:pPr>
       <w:r>
         <w:rPr>
-          <w:rFonts w:cs="Book Antiqua"/>
+          <w:rFonts w:cs="Arial"/>
           <w:b w:val="false"/>
           <w:i w:val="false"/>
         </w:rPr>
@@ -2047,7 +2047,7 @@
       </w:pPr>
       <w:r>
         <w:rPr>
-          <w:rFonts w:cs="Book Antiqua"/>
+          <w:rFonts w:cs="Arial"/>
           <w:b/>
           <w:i w:val="false"/>
         </w:rPr>
@@ -2055,7 +2055,7 @@
       </w:r>
       <w:r>
         <w:rPr>
-          <w:rFonts w:cs="Book Antiqua"/>
+          <w:rFonts w:cs="Arial"/>
           <w:b w:val="false"/>
           <w:i w:val="false"/>
         </w:rPr>
@@ -2083,11 +2083,11 @@
         </w:pBdr>
         <w:rPr/>
       </w:pPr>
-      <w:bookmarkStart w:id="6" w:name="__RefHeading___Toc219_2185207780"/>
+      <w:bookmarkStart w:id="6" w:name="__RefHeading___Toc219_871499688"/>
       <w:bookmarkEnd w:id="6"/>
       <w:r>
         <w:rPr>
-          <w:rFonts w:cs="Arial" w:ascii="Arial" w:hAnsi="Arial"/>
+          <w:rFonts w:cs="Arial"/>
           <w:b/>
           <w:i w:val="false"/>
           <w:color w:val="002516"/>
@@ -2103,7 +2103,7 @@
       </w:pPr>
       <w:r>
         <w:rPr>
-          <w:rFonts w:cs="Book Antiqua"/>
+          <w:rFonts w:cs="Arial"/>
           <w:b w:val="false"/>
           <w:i w:val="false"/>
         </w:rPr>
@@ -2123,7 +2123,7 @@
       </w:pPr>
       <w:r>
         <w:rPr>
-          <w:rFonts w:cs="Arial" w:ascii="Arial" w:hAnsi="Arial"/>
+          <w:rFonts w:cs="Arial"/>
           <w:b w:val="false"/>
         </w:rPr>
         <w:t>1.</w:t>
@@ -2131,7 +2131,7 @@
       </w:r>
       <w:r>
         <w:rPr>
-          <w:rFonts w:cs="Book Antiqua"/>
+          <w:rFonts w:cs="Arial"/>
           <w:b/>
           <w:i w:val="false"/>
         </w:rPr>
@@ -2139,7 +2139,7 @@
       </w:r>
       <w:r>
         <w:rPr>
-          <w:rFonts w:cs="Book Antiqua"/>
+          <w:rFonts w:cs="Arial"/>
           <w:b w:val="false"/>
           <w:i w:val="false"/>
         </w:rPr>
@@ -2159,7 +2159,7 @@
       </w:pPr>
       <w:r>
         <w:rPr>
-          <w:rFonts w:cs="Arial" w:ascii="Arial" w:hAnsi="Arial"/>
+          <w:rFonts w:cs="Arial"/>
           <w:b w:val="false"/>
         </w:rPr>
         <w:t>2.</w:t>
@@ -2167,7 +2167,7 @@
       </w:r>
       <w:r>
         <w:rPr>
-          <w:rFonts w:cs="Book Antiqua"/>
+          <w:rFonts w:cs="Arial"/>
           <w:b/>
           <w:i w:val="false"/>
         </w:rPr>
@@ -2175,7 +2175,7 @@
       </w:r>
       <w:r>
         <w:rPr>
-          <w:rFonts w:cs="Book Antiqua"/>
+          <w:rFonts w:cs="Arial"/>
           <w:b w:val="false"/>
           <w:i w:val="false"/>
         </w:rPr>
@@ -2195,7 +2195,7 @@
       </w:pPr>
       <w:r>
         <w:rPr>
-          <w:rFonts w:cs="Arial" w:ascii="Arial" w:hAnsi="Arial"/>
+          <w:rFonts w:cs="Arial"/>
           <w:b w:val="false"/>
         </w:rPr>
         <w:t>3.</w:t>
@@ -2203,7 +2203,7 @@
       </w:r>
       <w:r>
         <w:rPr>
-          <w:rFonts w:cs="Book Antiqua"/>
+          <w:rFonts w:cs="Arial"/>
           <w:b/>
           <w:i w:val="false"/>
         </w:rPr>
@@ -2211,7 +2211,7 @@
       </w:r>
       <w:r>
         <w:rPr>
-          <w:rFonts w:cs="Book Antiqua"/>
+          <w:rFonts w:cs="Arial"/>
           <w:b w:val="false"/>
           <w:i w:val="false"/>
         </w:rPr>
@@ -2231,7 +2231,7 @@
       </w:pPr>
       <w:r>
         <w:rPr>
-          <w:rFonts w:cs="Arial" w:ascii="Arial" w:hAnsi="Arial"/>
+          <w:rFonts w:cs="Arial"/>
           <w:b w:val="false"/>
         </w:rPr>
         <w:t>4.</w:t>
@@ -2239,7 +2239,7 @@
       </w:r>
       <w:r>
         <w:rPr>
-          <w:rFonts w:cs="Book Antiqua"/>
+          <w:rFonts w:cs="Arial"/>
           <w:b/>
           <w:i w:val="false"/>
         </w:rPr>
@@ -2247,7 +2247,7 @@
       </w:r>
       <w:r>
         <w:rPr>
-          <w:rFonts w:cs="Book Antiqua"/>
+          <w:rFonts w:cs="Arial"/>
           <w:b w:val="false"/>
           <w:i w:val="false"/>
         </w:rPr>
@@ -2267,7 +2267,7 @@
       </w:pPr>
       <w:r>
         <w:rPr>
-          <w:rFonts w:cs="Arial" w:ascii="Arial" w:hAnsi="Arial"/>
+          <w:rFonts w:cs="Arial"/>
           <w:b w:val="false"/>
         </w:rPr>
         <w:t>5.</w:t>
@@ -2275,7 +2275,7 @@
       </w:r>
       <w:r>
         <w:rPr>
-          <w:rFonts w:cs="Book Antiqua"/>
+          <w:rFonts w:cs="Arial"/>
           <w:b/>
           <w:i w:val="false"/>
         </w:rPr>
@@ -2283,7 +2283,7 @@
       </w:r>
       <w:r>
         <w:rPr>
-          <w:rFonts w:cs="Book Antiqua"/>
+          <w:rFonts w:cs="Arial"/>
           <w:b w:val="false"/>
           <w:i w:val="false"/>
         </w:rPr>
@@ -2333,7 +2333,7 @@
     </w:pPr>
     <w:r>
       <w:rPr>
-        <w:rFonts w:cs="Arial" w:ascii="Arial" w:hAnsi="Arial"/>
+        <w:rFonts w:cs="Arial"/>
         <w:b/>
         <w:color w:val="000000"/>
         <w:sz w:val="20"/>
@@ -2354,7 +2354,7 @@
     </w:pPr>
     <w:r>
       <w:rPr>
-        <w:rFonts w:cs="Arial" w:ascii="Arial" w:hAnsi="Arial"/>
+        <w:rFonts w:cs="Arial"/>
         <w:b w:val="false"/>
         <w:color w:val="000000"/>
         <w:sz w:val="17"/>
@@ -2367,7 +2367,7 @@
     </w:r>
     <w:r>
       <w:rPr>
-        <w:rFonts w:cs="Arial" w:ascii="Arial" w:hAnsi="Arial"/>
+        <w:rFonts w:cs="Arial"/>
         <w:sz w:val="17"/>
       </w:rPr>
       <w:fldChar w:fldCharType="begin"/>
@@ -2375,34 +2375,34 @@
     <w:r>
       <w:rPr>
         <w:sz w:val="17"/>
-        <w:rFonts w:cs="Arial" w:ascii="Arial" w:hAnsi="Arial"/>
+        <w:rFonts w:cs="Arial"/>
       </w:rPr>
       <w:instrText xml:space="preserve"> PAGE </w:instrText>
     </w:r>
     <w:r>
       <w:rPr>
         <w:sz w:val="17"/>
-        <w:rFonts w:cs="Arial" w:ascii="Arial" w:hAnsi="Arial"/>
+        <w:rFonts w:cs="Arial"/>
       </w:rPr>
       <w:fldChar w:fldCharType="separate"/>
     </w:r>
     <w:r>
       <w:rPr>
         <w:sz w:val="17"/>
-        <w:rFonts w:cs="Arial" w:ascii="Arial" w:hAnsi="Arial"/>
+        <w:rFonts w:cs="Arial"/>
       </w:rPr>
       <w:t>2</w:t>
     </w:r>
     <w:r>
       <w:rPr>
         <w:sz w:val="17"/>
-        <w:rFonts w:cs="Arial" w:ascii="Arial" w:hAnsi="Arial"/>
+        <w:rFonts w:cs="Arial"/>
       </w:rPr>
       <w:fldChar w:fldCharType="end"/>
     </w:r>
     <w:r>
       <w:rPr>
-        <w:rFonts w:cs="Arial" w:ascii="Arial" w:hAnsi="Arial"/>
+        <w:rFonts w:cs="Arial"/>
         <w:b w:val="false"/>
         <w:color w:val="000000"/>
         <w:sz w:val="17"/>
@@ -2411,7 +2411,7 @@
     </w:r>
     <w:r>
       <w:rPr>
-        <w:rFonts w:cs="Arial" w:ascii="Arial" w:hAnsi="Arial"/>
+        <w:rFonts w:cs="Arial"/>
         <w:sz w:val="17"/>
       </w:rPr>
       <w:fldChar w:fldCharType="begin"/>
@@ -2419,28 +2419,28 @@
     <w:r>
       <w:rPr>
         <w:sz w:val="17"/>
-        <w:rFonts w:cs="Arial" w:ascii="Arial" w:hAnsi="Arial"/>
+        <w:rFonts w:cs="Arial"/>
       </w:rPr>
       <w:instrText xml:space="preserve"> NUMPAGES </w:instrText>
     </w:r>
     <w:r>
       <w:rPr>
         <w:sz w:val="17"/>
-        <w:rFonts w:cs="Arial" w:ascii="Arial" w:hAnsi="Arial"/>
+        <w:rFonts w:cs="Arial"/>
       </w:rPr>
       <w:fldChar w:fldCharType="separate"/>
     </w:r>
     <w:r>
       <w:rPr>
         <w:sz w:val="17"/>
-        <w:rFonts w:cs="Arial" w:ascii="Arial" w:hAnsi="Arial"/>
+        <w:rFonts w:cs="Arial"/>
       </w:rPr>
       <w:t>8</w:t>
     </w:r>
     <w:r>
       <w:rPr>
         <w:sz w:val="17"/>
-        <w:rFonts w:cs="Arial" w:ascii="Arial" w:hAnsi="Arial"/>
+        <w:rFonts w:cs="Arial"/>
       </w:rPr>
       <w:fldChar w:fldCharType="end"/>
     </w:r>
@@ -2459,7 +2459,7 @@
     </w:pPr>
     <w:r>
       <w:rPr>
-        <w:rFonts w:cs="Arial" w:ascii="Arial" w:hAnsi="Arial"/>
+        <w:rFonts w:cs="Arial"/>
         <w:b/>
         <w:color w:val="000000"/>
         <w:sz w:val="20"/>
@@ -2495,7 +2495,7 @@
     </w:pPr>
     <w:r>
       <w:rPr>
-        <w:rFonts w:cs="Arial" w:ascii="Arial" w:hAnsi="Arial"/>
+        <w:rFonts w:cs="Arial"/>
         <w:b/>
         <w:color w:val="000000"/>
         <w:sz w:val="20"/>
@@ -2516,7 +2516,7 @@
     </w:pPr>
     <w:r>
       <w:rPr>
-        <w:rFonts w:cs="Arial" w:ascii="Arial" w:hAnsi="Arial"/>
+        <w:rFonts w:cs="Arial"/>
         <w:b w:val="false"/>
         <w:color w:val="000000"/>
         <w:sz w:val="17"/>
@@ -2529,7 +2529,7 @@
     </w:r>
     <w:r>
       <w:rPr>
-        <w:rFonts w:cs="Arial" w:ascii="Arial" w:hAnsi="Arial"/>
+        <w:rFonts w:cs="Arial"/>
         <w:sz w:val="17"/>
       </w:rPr>
       <w:fldChar w:fldCharType="begin"/>
@@ -2537,34 +2537,34 @@
     <w:r>
       <w:rPr>
         <w:sz w:val="17"/>
-        <w:rFonts w:cs="Arial" w:ascii="Arial" w:hAnsi="Arial"/>
+        <w:rFonts w:cs="Arial"/>
       </w:rPr>
       <w:instrText xml:space="preserve"> PAGE </w:instrText>
     </w:r>
     <w:r>
       <w:rPr>
         <w:sz w:val="17"/>
-        <w:rFonts w:cs="Arial" w:ascii="Arial" w:hAnsi="Arial"/>
+        <w:rFonts w:cs="Arial"/>
       </w:rPr>
       <w:fldChar w:fldCharType="separate"/>
     </w:r>
     <w:r>
       <w:rPr>
         <w:sz w:val="17"/>
-        <w:rFonts w:cs="Arial" w:ascii="Arial" w:hAnsi="Arial"/>
+        <w:rFonts w:cs="Arial"/>
       </w:rPr>
       <w:t>3</w:t>
     </w:r>
     <w:r>
       <w:rPr>
         <w:sz w:val="17"/>
-        <w:rFonts w:cs="Arial" w:ascii="Arial" w:hAnsi="Arial"/>
+        <w:rFonts w:cs="Arial"/>
       </w:rPr>
       <w:fldChar w:fldCharType="end"/>
     </w:r>
     <w:r>
       <w:rPr>
-        <w:rFonts w:cs="Arial" w:ascii="Arial" w:hAnsi="Arial"/>
+        <w:rFonts w:cs="Arial"/>
         <w:b w:val="false"/>
         <w:color w:val="000000"/>
         <w:sz w:val="17"/>
@@ -2573,7 +2573,7 @@
     </w:r>
     <w:r>
       <w:rPr>
-        <w:rFonts w:cs="Arial" w:ascii="Arial" w:hAnsi="Arial"/>
+        <w:rFonts w:cs="Arial"/>
         <w:sz w:val="17"/>
       </w:rPr>
       <w:fldChar w:fldCharType="begin"/>
@@ -2581,28 +2581,28 @@
     <w:r>
       <w:rPr>
         <w:sz w:val="17"/>
-        <w:rFonts w:cs="Arial" w:ascii="Arial" w:hAnsi="Arial"/>
+        <w:rFonts w:cs="Arial"/>
       </w:rPr>
       <w:instrText xml:space="preserve"> NUMPAGES </w:instrText>
     </w:r>
     <w:r>
       <w:rPr>
         <w:sz w:val="17"/>
-        <w:rFonts w:cs="Arial" w:ascii="Arial" w:hAnsi="Arial"/>
+        <w:rFonts w:cs="Arial"/>
       </w:rPr>
       <w:fldChar w:fldCharType="separate"/>
     </w:r>
     <w:r>
       <w:rPr>
         <w:sz w:val="17"/>
-        <w:rFonts w:cs="Arial" w:ascii="Arial" w:hAnsi="Arial"/>
+        <w:rFonts w:cs="Arial"/>
       </w:rPr>
       <w:t>8</w:t>
     </w:r>
     <w:r>
       <w:rPr>
         <w:sz w:val="17"/>
-        <w:rFonts w:cs="Arial" w:ascii="Arial" w:hAnsi="Arial"/>
+        <w:rFonts w:cs="Arial"/>
       </w:rPr>
       <w:fldChar w:fldCharType="end"/>
     </w:r>
@@ -2641,7 +2641,7 @@
     </w:pPr>
     <w:r>
       <w:rPr>
-        <w:rFonts w:cs="Arial" w:ascii="Arial" w:hAnsi="Arial"/>
+        <w:rFonts w:cs="Arial"/>
         <w:b/>
         <w:color w:val="000000"/>
         <w:sz w:val="20"/>
@@ -2662,7 +2662,7 @@
     </w:pPr>
     <w:r>
       <w:rPr>
-        <w:rFonts w:cs="Arial" w:ascii="Arial" w:hAnsi="Arial"/>
+        <w:rFonts w:cs="Arial"/>
         <w:b w:val="false"/>
         <w:color w:val="000000"/>
         <w:sz w:val="17"/>
@@ -2675,7 +2675,7 @@
     </w:r>
     <w:r>
       <w:rPr>
-        <w:rFonts w:cs="Arial" w:ascii="Arial" w:hAnsi="Arial"/>
+        <w:rFonts w:cs="Arial"/>
         <w:sz w:val="17"/>
       </w:rPr>
       <w:fldChar w:fldCharType="begin"/>
@@ -2683,34 +2683,34 @@
     <w:r>
       <w:rPr>
         <w:sz w:val="17"/>
-        <w:rFonts w:cs="Arial" w:ascii="Arial" w:hAnsi="Arial"/>
+        <w:rFonts w:cs="Arial"/>
       </w:rPr>
       <w:instrText xml:space="preserve"> PAGE </w:instrText>
     </w:r>
     <w:r>
       <w:rPr>
         <w:sz w:val="17"/>
-        <w:rFonts w:cs="Arial" w:ascii="Arial" w:hAnsi="Arial"/>
+        <w:rFonts w:cs="Arial"/>
       </w:rPr>
       <w:fldChar w:fldCharType="separate"/>
     </w:r>
     <w:r>
       <w:rPr>
         <w:sz w:val="17"/>
-        <w:rFonts w:cs="Arial" w:ascii="Arial" w:hAnsi="Arial"/>
+        <w:rFonts w:cs="Arial"/>
       </w:rPr>
       <w:t>8</w:t>
     </w:r>
     <w:r>
       <w:rPr>
         <w:sz w:val="17"/>
-        <w:rFonts w:cs="Arial" w:ascii="Arial" w:hAnsi="Arial"/>
+        <w:rFonts w:cs="Arial"/>
       </w:rPr>
       <w:fldChar w:fldCharType="end"/>
     </w:r>
     <w:r>
       <w:rPr>
-        <w:rFonts w:cs="Arial" w:ascii="Arial" w:hAnsi="Arial"/>
+        <w:rFonts w:cs="Arial"/>
         <w:b w:val="false"/>
         <w:color w:val="000000"/>
         <w:sz w:val="17"/>
@@ -2719,7 +2719,7 @@
     </w:r>
     <w:r>
       <w:rPr>
-        <w:rFonts w:cs="Arial" w:ascii="Arial" w:hAnsi="Arial"/>
+        <w:rFonts w:cs="Arial"/>
         <w:sz w:val="17"/>
       </w:rPr>
       <w:fldChar w:fldCharType="begin"/>
@@ -2727,28 +2727,28 @@
     <w:r>
       <w:rPr>
         <w:sz w:val="17"/>
-        <w:rFonts w:cs="Arial" w:ascii="Arial" w:hAnsi="Arial"/>
+        <w:rFonts w:cs="Arial"/>
       </w:rPr>
       <w:instrText xml:space="preserve"> NUMPAGES </w:instrText>
     </w:r>
     <w:r>
       <w:rPr>
         <w:sz w:val="17"/>
-        <w:rFonts w:cs="Arial" w:ascii="Arial" w:hAnsi="Arial"/>
+        <w:rFonts w:cs="Arial"/>
       </w:rPr>
       <w:fldChar w:fldCharType="separate"/>
     </w:r>
     <w:r>
       <w:rPr>
         <w:sz w:val="17"/>
-        <w:rFonts w:cs="Arial" w:ascii="Arial" w:hAnsi="Arial"/>
+        <w:rFonts w:cs="Arial"/>
       </w:rPr>
       <w:t>8</w:t>
     </w:r>
     <w:r>
       <w:rPr>
         <w:sz w:val="17"/>
-        <w:rFonts w:cs="Arial" w:ascii="Arial" w:hAnsi="Arial"/>
+        <w:rFonts w:cs="Arial"/>
       </w:rPr>
       <w:fldChar w:fldCharType="end"/>
     </w:r>
@@ -2787,7 +2787,7 @@
     </w:pPr>
     <w:r>
       <w:rPr>
-        <w:rFonts w:cs="Arial" w:ascii="Arial" w:hAnsi="Arial"/>
+        <w:rFonts w:cs="Arial"/>
         <w:b/>
         <w:color w:val="000000"/>
         <w:sz w:val="20"/>
@@ -2809,7 +2809,7 @@
     </w:pPr>
     <w:r>
       <w:rPr>
-        <w:rFonts w:cs="Arial" w:ascii="Arial" w:hAnsi="Arial"/>
+        <w:rFonts w:cs="Arial"/>
         <w:b/>
         <w:color w:val="000000"/>
         <w:sz w:val="20"/>
@@ -2831,7 +2831,7 @@
     </w:pPr>
     <w:r>
       <w:rPr>
-        <w:rFonts w:cs="Arial" w:ascii="Arial" w:hAnsi="Arial"/>
+        <w:rFonts w:cs="Arial"/>
         <w:b/>
         <w:color w:val="000000"/>
         <w:sz w:val="20"/>
@@ -2859,7 +2859,7 @@
     </w:pPr>
     <w:r>
       <w:rPr>
-        <w:rFonts w:cs="Arial" w:ascii="Arial" w:hAnsi="Arial"/>
+        <w:rFonts w:cs="Arial"/>
         <w:b/>
         <w:color w:val="000000"/>
         <w:sz w:val="20"/>
@@ -2881,7 +2881,7 @@
   <w:docDefaults>
     <w:rPrDefault>
       <w:rPr>
-        <w:rFonts w:ascii="Book Antiqua" w:hAnsi="Book Antiqua" w:eastAsia="WenQuanYi Zen Hei" w:cs="Book Antiqua"/>
+        <w:rFonts w:ascii="Arial" w:hAnsi="Arial" w:eastAsia="WenQuanYi Zen Hei" w:cs="Arial"/>
         <w:sz w:val="22"/>
         <w:szCs w:val="22"/>
         <w:lang w:val="en-US" w:eastAsia="en-US" w:bidi="ar-SA"/>
@@ -3039,14 +3039,14 @@
     <w:pPr>
       <w:widowControl/>
       <w:bidi w:val="0"/>
-      <w:spacing w:lineRule="auto" w:line="276" w:before="0" w:after="120"/>
+      <w:spacing w:lineRule="auto" w:line="288" w:before="0" w:after="120"/>
       <w:jc w:val="left"/>
     </w:pPr>
     <w:rPr>
-      <w:rFonts w:ascii="Book Antiqua" w:hAnsi="Book Antiqua" w:cs="Book Antiqua" w:eastAsia="WenQuanYi Zen Hei"/>
+      <w:rFonts w:ascii="Arial" w:hAnsi="Arial" w:cs="Arial" w:eastAsia="WenQuanYi Zen Hei"/>
       <w:color w:val="000000"/>
       <w:kern w:val="0"/>
-      <w:sz w:val="22"/>
+      <w:sz w:val="21"/>
       <w:szCs w:val="22"/>
       <w:lang w:val="en-US" w:eastAsia="en-US" w:bidi="ar-SA"/>
     </w:rPr>
@@ -3065,7 +3065,7 @@
       <w:outlineLvl w:val="0"/>
     </w:pPr>
     <w:rPr>
-      <w:rFonts w:ascii="Book Antiqua" w:hAnsi="Book Antiqua" w:cs="Book Antiqua"/>
+      <w:rFonts w:ascii="Arial" w:hAnsi="Arial" w:cs="Arial"/>
       <w:b/>
       <w:color w:val="002516"/>
       <w:sz w:val="28"/>
@@ -3086,7 +3086,7 @@
       <w:outlineLvl w:val="1"/>
     </w:pPr>
     <w:rPr>
-      <w:rFonts w:ascii="Book Antiqua" w:hAnsi="Book Antiqua" w:cs="Book Antiqua"/>
+      <w:rFonts w:ascii="Arial" w:hAnsi="Arial" w:cs="Arial"/>
       <w:b/>
       <w:color w:val="000000"/>
       <w:sz w:val="22"/>

--- a/output/combat-mindset-way-forward.docx
+++ b/output/combat-mindset-way-forward.docx
@@ -118,9 +118,6 @@
     <w:p>
       <w:pPr>
         <w:pStyle w:val="Normal"/>
-        <w:pBdr>
-          <w:top w:val="single" w:sz="6" w:space="6" w:color="A89662"/>
-        </w:pBdr>
         <w:tabs>
           <w:tab w:val="clear" w:pos="720"/>
           <w:tab w:val="left" w:pos="1814" w:leader="none"/>
@@ -208,9 +205,6 @@
     <w:p>
       <w:pPr>
         <w:pStyle w:val="Normal"/>
-        <w:pBdr>
-          <w:bottom w:val="single" w:sz="6" w:space="6" w:color="A89662"/>
-        </w:pBdr>
         <w:tabs>
           <w:tab w:val="clear" w:pos="720"/>
           <w:tab w:val="left" w:pos="1814" w:leader="none"/>
@@ -234,7 +228,7 @@
           <w:color w:val="000000"/>
           <w:sz w:val="20"/>
         </w:rPr>
-        <w:t>Draft v1.0</w:t>
+        <w:t>V1.0</w:t>
       </w:r>
     </w:p>
     <w:p>
@@ -304,7 +298,7 @@
             </w:rPr>
             <w:fldChar w:fldCharType="separate"/>
           </w:r>
-          <w:hyperlink w:anchor="__RefHeading___Toc207_871499688">
+          <w:hyperlink w:anchor="__RefHeading___Toc207_4102002274">
             <w:r>
               <w:rPr>
                 <w:webHidden/>
@@ -331,7 +325,7 @@
             </w:tabs>
             <w:rPr/>
           </w:pPr>
-          <w:hyperlink w:anchor="__RefHeading___Toc209_871499688">
+          <w:hyperlink w:anchor="__RefHeading___Toc209_4102002274">
             <w:r>
               <w:rPr>
                 <w:webHidden/>
@@ -358,7 +352,7 @@
             </w:tabs>
             <w:rPr/>
           </w:pPr>
-          <w:hyperlink w:anchor="__RefHeading___Toc211_871499688">
+          <w:hyperlink w:anchor="__RefHeading___Toc211_4102002274">
             <w:r>
               <w:rPr>
                 <w:webHidden/>
@@ -385,7 +379,7 @@
             </w:tabs>
             <w:rPr/>
           </w:pPr>
-          <w:hyperlink w:anchor="__RefHeading___Toc213_871499688">
+          <w:hyperlink w:anchor="__RefHeading___Toc213_4102002274">
             <w:r>
               <w:rPr>
                 <w:webHidden/>
@@ -412,7 +406,7 @@
             </w:tabs>
             <w:rPr/>
           </w:pPr>
-          <w:hyperlink w:anchor="__RefHeading___Toc215_871499688">
+          <w:hyperlink w:anchor="__RefHeading___Toc215_4102002274">
             <w:r>
               <w:rPr>
                 <w:webHidden/>
@@ -439,7 +433,7 @@
             </w:tabs>
             <w:rPr/>
           </w:pPr>
-          <w:hyperlink w:anchor="__RefHeading___Toc217_871499688">
+          <w:hyperlink w:anchor="__RefHeading___Toc217_4102002274">
             <w:r>
               <w:rPr>
                 <w:webHidden/>
@@ -466,7 +460,7 @@
             </w:tabs>
             <w:rPr/>
           </w:pPr>
-          <w:hyperlink w:anchor="__RefHeading___Toc219_871499688">
+          <w:hyperlink w:anchor="__RefHeading___Toc219_4102002274">
             <w:r>
               <w:rPr>
                 <w:webHidden/>
@@ -521,7 +515,7 @@
         <w:spacing w:before="0" w:after="160"/>
         <w:rPr/>
       </w:pPr>
-      <w:bookmarkStart w:id="0" w:name="__RefHeading___Toc207_871499688"/>
+      <w:bookmarkStart w:id="0" w:name="__RefHeading___Toc207_4102002274"/>
       <w:bookmarkEnd w:id="0"/>
       <w:r>
         <w:rPr>
@@ -603,7 +597,7 @@
         </w:pBdr>
         <w:rPr/>
       </w:pPr>
-      <w:bookmarkStart w:id="1" w:name="__RefHeading___Toc209_871499688"/>
+      <w:bookmarkStart w:id="1" w:name="__RefHeading___Toc209_4102002274"/>
       <w:bookmarkEnd w:id="1"/>
       <w:r>
         <w:rPr>
@@ -693,7 +687,7 @@
         </w:pBdr>
         <w:rPr/>
       </w:pPr>
-      <w:bookmarkStart w:id="2" w:name="__RefHeading___Toc211_871499688"/>
+      <w:bookmarkStart w:id="2" w:name="__RefHeading___Toc211_4102002274"/>
       <w:bookmarkEnd w:id="2"/>
       <w:r>
         <w:rPr>
@@ -801,7 +795,7 @@
         </w:pBdr>
         <w:rPr/>
       </w:pPr>
-      <w:bookmarkStart w:id="3" w:name="__RefHeading___Toc213_871499688"/>
+      <w:bookmarkStart w:id="3" w:name="__RefHeading___Toc213_4102002274"/>
       <w:bookmarkEnd w:id="3"/>
       <w:r>
         <w:rPr>
@@ -1355,7 +1349,7 @@
         </w:pBdr>
         <w:rPr/>
       </w:pPr>
-      <w:bookmarkStart w:id="4" w:name="__RefHeading___Toc215_871499688"/>
+      <w:bookmarkStart w:id="4" w:name="__RefHeading___Toc215_4102002274"/>
       <w:bookmarkEnd w:id="4"/>
       <w:r>
         <w:rPr>
@@ -1539,7 +1533,7 @@
         </w:pBdr>
         <w:rPr/>
       </w:pPr>
-      <w:bookmarkStart w:id="5" w:name="__RefHeading___Toc217_871499688"/>
+      <w:bookmarkStart w:id="5" w:name="__RefHeading___Toc217_4102002274"/>
       <w:bookmarkEnd w:id="5"/>
       <w:r>
         <w:rPr>
@@ -2083,7 +2077,7 @@
         </w:pBdr>
         <w:rPr/>
       </w:pPr>
-      <w:bookmarkStart w:id="6" w:name="__RefHeading___Toc219_871499688"/>
+      <w:bookmarkStart w:id="6" w:name="__RefHeading___Toc219_4102002274"/>
       <w:bookmarkEnd w:id="6"/>
       <w:r>
         <w:rPr>

--- a/output/combat-mindset-way-forward.docx
+++ b/output/combat-mindset-way-forward.docx
@@ -298,7 +298,7 @@
             </w:rPr>
             <w:fldChar w:fldCharType="separate"/>
           </w:r>
-          <w:hyperlink w:anchor="__RefHeading___Toc207_4102002274">
+          <w:hyperlink w:anchor="__RefHeading___Toc206_970847438">
             <w:r>
               <w:rPr>
                 <w:webHidden/>
@@ -325,7 +325,7 @@
             </w:tabs>
             <w:rPr/>
           </w:pPr>
-          <w:hyperlink w:anchor="__RefHeading___Toc209_4102002274">
+          <w:hyperlink w:anchor="__RefHeading___Toc208_970847438">
             <w:r>
               <w:rPr>
                 <w:webHidden/>
@@ -352,7 +352,7 @@
             </w:tabs>
             <w:rPr/>
           </w:pPr>
-          <w:hyperlink w:anchor="__RefHeading___Toc211_4102002274">
+          <w:hyperlink w:anchor="__RefHeading___Toc210_970847438">
             <w:r>
               <w:rPr>
                 <w:webHidden/>
@@ -379,7 +379,7 @@
             </w:tabs>
             <w:rPr/>
           </w:pPr>
-          <w:hyperlink w:anchor="__RefHeading___Toc213_4102002274">
+          <w:hyperlink w:anchor="__RefHeading___Toc212_970847438">
             <w:r>
               <w:rPr>
                 <w:webHidden/>
@@ -406,7 +406,7 @@
             </w:tabs>
             <w:rPr/>
           </w:pPr>
-          <w:hyperlink w:anchor="__RefHeading___Toc215_4102002274">
+          <w:hyperlink w:anchor="__RefHeading___Toc214_970847438">
             <w:r>
               <w:rPr>
                 <w:webHidden/>
@@ -433,7 +433,7 @@
             </w:tabs>
             <w:rPr/>
           </w:pPr>
-          <w:hyperlink w:anchor="__RefHeading___Toc217_4102002274">
+          <w:hyperlink w:anchor="__RefHeading___Toc216_970847438">
             <w:r>
               <w:rPr>
                 <w:webHidden/>
@@ -460,7 +460,7 @@
             </w:tabs>
             <w:rPr/>
           </w:pPr>
-          <w:hyperlink w:anchor="__RefHeading___Toc219_4102002274">
+          <w:hyperlink w:anchor="__RefHeading___Toc218_970847438">
             <w:r>
               <w:rPr>
                 <w:webHidden/>
@@ -515,7 +515,7 @@
         <w:spacing w:before="0" w:after="160"/>
         <w:rPr/>
       </w:pPr>
-      <w:bookmarkStart w:id="0" w:name="__RefHeading___Toc207_4102002274"/>
+      <w:bookmarkStart w:id="0" w:name="__RefHeading___Toc206_970847438"/>
       <w:bookmarkEnd w:id="0"/>
       <w:r>
         <w:rPr>
@@ -597,7 +597,7 @@
         </w:pBdr>
         <w:rPr/>
       </w:pPr>
-      <w:bookmarkStart w:id="1" w:name="__RefHeading___Toc209_4102002274"/>
+      <w:bookmarkStart w:id="1" w:name="__RefHeading___Toc208_970847438"/>
       <w:bookmarkEnd w:id="1"/>
       <w:r>
         <w:rPr>
@@ -650,20 +650,6 @@
           <w:i w:val="false"/>
         </w:rPr>
         <w:t>The decisions sought establish the drafting baseline and the authority to commence the programme. Final doctrine, governance and implementation arrangements remain subject to the appropriate Army approval processes.</w:t>
-      </w:r>
-    </w:p>
-    <w:p>
-      <w:pPr>
-        <w:pStyle w:val="Normal"/>
-        <w:rPr/>
-      </w:pPr>
-      <w:r>
-        <w:rPr>
-          <w:rFonts w:cs="Arial"/>
-          <w:b w:val="false"/>
-          <w:i w:val="false"/>
-        </w:rPr>
-        <w:t>Final recommendations and an implementation back brief will return to COMDT ACS in November 2026.</w:t>
       </w:r>
     </w:p>
     <w:p>
@@ -687,7 +673,7 @@
         </w:pBdr>
         <w:rPr/>
       </w:pPr>
-      <w:bookmarkStart w:id="2" w:name="__RefHeading___Toc211_4102002274"/>
+      <w:bookmarkStart w:id="2" w:name="__RefHeading___Toc210_970847438"/>
       <w:bookmarkEnd w:id="2"/>
       <w:r>
         <w:rPr>
@@ -727,7 +713,7 @@
           <w:b w:val="false"/>
           <w:i/>
         </w:rPr>
-        <w:t>Substantial relevant capability already exists across ACS, NZALC, the Human Performance Cell, NZDF Psychology, ILD, training establishments and units. The challenge is not primarily a lack of content. It is a lack of visibility, integration, common terminology, strategic ownership and assurance across that existing capability.</w:t>
+        <w:t>Substantial relevant capability already exists across ACS, NZALC, the Human Performance Cell, Army Psychology Services (APS), ILD, training establishments and units. The challenge is not primarily a lack of content. It is a lack of visibility, integration, common terminology, strategic ownership and assurance across that existing capability.</w:t>
       </w:r>
     </w:p>
     <w:p>
@@ -795,7 +781,7 @@
         </w:pBdr>
         <w:rPr/>
       </w:pPr>
-      <w:bookmarkStart w:id="3" w:name="__RefHeading___Toc213_4102002274"/>
+      <w:bookmarkStart w:id="3" w:name="__RefHeading___Toc212_970847438"/>
       <w:bookmarkEnd w:id="3"/>
       <w:r>
         <w:rPr>
@@ -1349,7 +1335,7 @@
         </w:pBdr>
         <w:rPr/>
       </w:pPr>
-      <w:bookmarkStart w:id="4" w:name="__RefHeading___Toc215_4102002274"/>
+      <w:bookmarkStart w:id="4" w:name="__RefHeading___Toc214_970847438"/>
       <w:bookmarkEnd w:id="4"/>
       <w:r>
         <w:rPr>
@@ -1533,7 +1519,7 @@
         </w:pBdr>
         <w:rPr/>
       </w:pPr>
-      <w:bookmarkStart w:id="5" w:name="__RefHeading___Toc217_4102002274"/>
+      <w:bookmarkStart w:id="5" w:name="__RefHeading___Toc216_970847438"/>
       <w:bookmarkEnd w:id="5"/>
       <w:r>
         <w:rPr>
@@ -2077,7 +2063,7 @@
         </w:pBdr>
         <w:rPr/>
       </w:pPr>
-      <w:bookmarkStart w:id="6" w:name="__RefHeading___Toc219_4102002274"/>
+      <w:bookmarkStart w:id="6" w:name="__RefHeading___Toc218_970847438"/>
       <w:bookmarkEnd w:id="6"/>
       <w:r>
         <w:rPr>

--- a/output/combat-mindset-way-forward.docx
+++ b/output/combat-mindset-way-forward.docx
@@ -298,7 +298,7 @@
             </w:rPr>
             <w:fldChar w:fldCharType="separate"/>
           </w:r>
-          <w:hyperlink w:anchor="__RefHeading___Toc206_970847438">
+          <w:hyperlink w:anchor="__RefHeading___Toc206_3930625172">
             <w:r>
               <w:rPr>
                 <w:webHidden/>
@@ -325,7 +325,7 @@
             </w:tabs>
             <w:rPr/>
           </w:pPr>
-          <w:hyperlink w:anchor="__RefHeading___Toc208_970847438">
+          <w:hyperlink w:anchor="__RefHeading___Toc208_3930625172">
             <w:r>
               <w:rPr>
                 <w:webHidden/>
@@ -352,7 +352,7 @@
             </w:tabs>
             <w:rPr/>
           </w:pPr>
-          <w:hyperlink w:anchor="__RefHeading___Toc210_970847438">
+          <w:hyperlink w:anchor="__RefHeading___Toc210_3930625172">
             <w:r>
               <w:rPr>
                 <w:webHidden/>
@@ -379,7 +379,7 @@
             </w:tabs>
             <w:rPr/>
           </w:pPr>
-          <w:hyperlink w:anchor="__RefHeading___Toc212_970847438">
+          <w:hyperlink w:anchor="__RefHeading___Toc212_3930625172">
             <w:r>
               <w:rPr>
                 <w:webHidden/>
@@ -406,7 +406,7 @@
             </w:tabs>
             <w:rPr/>
           </w:pPr>
-          <w:hyperlink w:anchor="__RefHeading___Toc214_970847438">
+          <w:hyperlink w:anchor="__RefHeading___Toc214_3930625172">
             <w:r>
               <w:rPr>
                 <w:webHidden/>
@@ -433,7 +433,7 @@
             </w:tabs>
             <w:rPr/>
           </w:pPr>
-          <w:hyperlink w:anchor="__RefHeading___Toc216_970847438">
+          <w:hyperlink w:anchor="__RefHeading___Toc216_3930625172">
             <w:r>
               <w:rPr>
                 <w:webHidden/>
@@ -460,7 +460,7 @@
             </w:tabs>
             <w:rPr/>
           </w:pPr>
-          <w:hyperlink w:anchor="__RefHeading___Toc218_970847438">
+          <w:hyperlink w:anchor="__RefHeading___Toc218_3930625172">
             <w:r>
               <w:rPr>
                 <w:webHidden/>
@@ -515,7 +515,7 @@
         <w:spacing w:before="0" w:after="160"/>
         <w:rPr/>
       </w:pPr>
-      <w:bookmarkStart w:id="0" w:name="__RefHeading___Toc206_970847438"/>
+      <w:bookmarkStart w:id="0" w:name="__RefHeading___Toc206_3930625172"/>
       <w:bookmarkEnd w:id="0"/>
       <w:r>
         <w:rPr>
@@ -597,7 +597,7 @@
         </w:pBdr>
         <w:rPr/>
       </w:pPr>
-      <w:bookmarkStart w:id="1" w:name="__RefHeading___Toc208_970847438"/>
+      <w:bookmarkStart w:id="1" w:name="__RefHeading___Toc208_3930625172"/>
       <w:bookmarkEnd w:id="1"/>
       <w:r>
         <w:rPr>
@@ -673,7 +673,7 @@
         </w:pBdr>
         <w:rPr/>
       </w:pPr>
-      <w:bookmarkStart w:id="2" w:name="__RefHeading___Toc210_970847438"/>
+      <w:bookmarkStart w:id="2" w:name="__RefHeading___Toc210_3930625172"/>
       <w:bookmarkEnd w:id="2"/>
       <w:r>
         <w:rPr>
@@ -781,7 +781,7 @@
         </w:pBdr>
         <w:rPr/>
       </w:pPr>
-      <w:bookmarkStart w:id="3" w:name="__RefHeading___Toc212_970847438"/>
+      <w:bookmarkStart w:id="3" w:name="__RefHeading___Toc212_3930625172"/>
       <w:bookmarkEnd w:id="3"/>
       <w:r>
         <w:rPr>
@@ -1335,7 +1335,7 @@
         </w:pBdr>
         <w:rPr/>
       </w:pPr>
-      <w:bookmarkStart w:id="4" w:name="__RefHeading___Toc214_970847438"/>
+      <w:bookmarkStart w:id="4" w:name="__RefHeading___Toc214_3930625172"/>
       <w:bookmarkEnd w:id="4"/>
       <w:r>
         <w:rPr>
@@ -1519,7 +1519,7 @@
         </w:pBdr>
         <w:rPr/>
       </w:pPr>
-      <w:bookmarkStart w:id="5" w:name="__RefHeading___Toc216_970847438"/>
+      <w:bookmarkStart w:id="5" w:name="__RefHeading___Toc216_3930625172"/>
       <w:bookmarkEnd w:id="5"/>
       <w:r>
         <w:rPr>
@@ -2063,7 +2063,7 @@
         </w:pBdr>
         <w:rPr/>
       </w:pPr>
-      <w:bookmarkStart w:id="6" w:name="__RefHeading___Toc218_970847438"/>
+      <w:bookmarkStart w:id="6" w:name="__RefHeading___Toc218_3930625172"/>
       <w:bookmarkEnd w:id="6"/>
       <w:r>
         <w:rPr>

--- a/output/combat-mindset-way-forward.docx
+++ b/output/combat-mindset-way-forward.docx
@@ -5,7 +5,7 @@
     <w:p>
       <w:pPr>
         <w:pStyle w:val="Normal"/>
-        <w:spacing w:before="880" w:after="1280"/>
+        <w:spacing w:before="0" w:after="4400"/>
         <w:rPr/>
       </w:pPr>
       <w:r>
@@ -102,7 +102,7 @@
     <w:p>
       <w:pPr>
         <w:pStyle w:val="Normal"/>
-        <w:spacing w:before="0" w:after="1680"/>
+        <w:spacing w:before="0" w:after="4500"/>
         <w:rPr/>
       </w:pPr>
       <w:r>
@@ -298,7 +298,7 @@
             </w:rPr>
             <w:fldChar w:fldCharType="separate"/>
           </w:r>
-          <w:hyperlink w:anchor="__RefHeading___Toc206_3930625172">
+          <w:hyperlink w:anchor="__RefHeading___Toc206_2407265486">
             <w:r>
               <w:rPr>
                 <w:webHidden/>
@@ -325,7 +325,7 @@
             </w:tabs>
             <w:rPr/>
           </w:pPr>
-          <w:hyperlink w:anchor="__RefHeading___Toc208_3930625172">
+          <w:hyperlink w:anchor="__RefHeading___Toc208_2407265486">
             <w:r>
               <w:rPr>
                 <w:webHidden/>
@@ -352,7 +352,7 @@
             </w:tabs>
             <w:rPr/>
           </w:pPr>
-          <w:hyperlink w:anchor="__RefHeading___Toc210_3930625172">
+          <w:hyperlink w:anchor="__RefHeading___Toc210_2407265486">
             <w:r>
               <w:rPr>
                 <w:webHidden/>
@@ -379,7 +379,7 @@
             </w:tabs>
             <w:rPr/>
           </w:pPr>
-          <w:hyperlink w:anchor="__RefHeading___Toc212_3930625172">
+          <w:hyperlink w:anchor="__RefHeading___Toc212_2407265486">
             <w:r>
               <w:rPr>
                 <w:webHidden/>
@@ -406,7 +406,7 @@
             </w:tabs>
             <w:rPr/>
           </w:pPr>
-          <w:hyperlink w:anchor="__RefHeading___Toc214_3930625172">
+          <w:hyperlink w:anchor="__RefHeading___Toc214_2407265486">
             <w:r>
               <w:rPr>
                 <w:webHidden/>
@@ -433,7 +433,7 @@
             </w:tabs>
             <w:rPr/>
           </w:pPr>
-          <w:hyperlink w:anchor="__RefHeading___Toc216_3930625172">
+          <w:hyperlink w:anchor="__RefHeading___Toc216_2407265486">
             <w:r>
               <w:rPr>
                 <w:webHidden/>
@@ -460,7 +460,7 @@
             </w:tabs>
             <w:rPr/>
           </w:pPr>
-          <w:hyperlink w:anchor="__RefHeading___Toc218_3930625172">
+          <w:hyperlink w:anchor="__RefHeading___Toc218_2407265486">
             <w:r>
               <w:rPr>
                 <w:webHidden/>
@@ -515,7 +515,7 @@
         <w:spacing w:before="0" w:after="160"/>
         <w:rPr/>
       </w:pPr>
-      <w:bookmarkStart w:id="0" w:name="__RefHeading___Toc206_3930625172"/>
+      <w:bookmarkStart w:id="0" w:name="__RefHeading___Toc206_2407265486"/>
       <w:bookmarkEnd w:id="0"/>
       <w:r>
         <w:rPr>
@@ -597,7 +597,7 @@
         </w:pBdr>
         <w:rPr/>
       </w:pPr>
-      <w:bookmarkStart w:id="1" w:name="__RefHeading___Toc208_3930625172"/>
+      <w:bookmarkStart w:id="1" w:name="__RefHeading___Toc208_2407265486"/>
       <w:bookmarkEnd w:id="1"/>
       <w:r>
         <w:rPr>
@@ -673,7 +673,7 @@
         </w:pBdr>
         <w:rPr/>
       </w:pPr>
-      <w:bookmarkStart w:id="2" w:name="__RefHeading___Toc210_3930625172"/>
+      <w:bookmarkStart w:id="2" w:name="__RefHeading___Toc210_2407265486"/>
       <w:bookmarkEnd w:id="2"/>
       <w:r>
         <w:rPr>
@@ -781,7 +781,7 @@
         </w:pBdr>
         <w:rPr/>
       </w:pPr>
-      <w:bookmarkStart w:id="3" w:name="__RefHeading___Toc212_3930625172"/>
+      <w:bookmarkStart w:id="3" w:name="__RefHeading___Toc212_2407265486"/>
       <w:bookmarkEnd w:id="3"/>
       <w:r>
         <w:rPr>
@@ -1335,7 +1335,7 @@
         </w:pBdr>
         <w:rPr/>
       </w:pPr>
-      <w:bookmarkStart w:id="4" w:name="__RefHeading___Toc214_3930625172"/>
+      <w:bookmarkStart w:id="4" w:name="__RefHeading___Toc214_2407265486"/>
       <w:bookmarkEnd w:id="4"/>
       <w:r>
         <w:rPr>
@@ -1519,7 +1519,7 @@
         </w:pBdr>
         <w:rPr/>
       </w:pPr>
-      <w:bookmarkStart w:id="5" w:name="__RefHeading___Toc216_3930625172"/>
+      <w:bookmarkStart w:id="5" w:name="__RefHeading___Toc216_2407265486"/>
       <w:bookmarkEnd w:id="5"/>
       <w:r>
         <w:rPr>
@@ -2063,7 +2063,7 @@
         </w:pBdr>
         <w:rPr/>
       </w:pPr>
-      <w:bookmarkStart w:id="6" w:name="__RefHeading___Toc218_3930625172"/>
+      <w:bookmarkStart w:id="6" w:name="__RefHeading___Toc218_2407265486"/>
       <w:bookmarkEnd w:id="6"/>
       <w:r>
         <w:rPr>

--- a/output/combat-mindset-way-forward.docx
+++ b/output/combat-mindset-way-forward.docx
@@ -298,7 +298,7 @@
             </w:rPr>
             <w:fldChar w:fldCharType="separate"/>
           </w:r>
-          <w:hyperlink w:anchor="__RefHeading___Toc206_2407265486">
+          <w:hyperlink w:anchor="__RefHeading___Toc214_35239450">
             <w:r>
               <w:rPr>
                 <w:webHidden/>
@@ -325,7 +325,7 @@
             </w:tabs>
             <w:rPr/>
           </w:pPr>
-          <w:hyperlink w:anchor="__RefHeading___Toc208_2407265486">
+          <w:hyperlink w:anchor="__RefHeading___Toc216_35239450">
             <w:r>
               <w:rPr>
                 <w:webHidden/>
@@ -352,7 +352,7 @@
             </w:tabs>
             <w:rPr/>
           </w:pPr>
-          <w:hyperlink w:anchor="__RefHeading___Toc210_2407265486">
+          <w:hyperlink w:anchor="__RefHeading___Toc218_35239450">
             <w:r>
               <w:rPr>
                 <w:webHidden/>
@@ -379,7 +379,7 @@
             </w:tabs>
             <w:rPr/>
           </w:pPr>
-          <w:hyperlink w:anchor="__RefHeading___Toc212_2407265486">
+          <w:hyperlink w:anchor="__RefHeading___Toc220_35239450">
             <w:r>
               <w:rPr>
                 <w:webHidden/>
@@ -406,7 +406,7 @@
             </w:tabs>
             <w:rPr/>
           </w:pPr>
-          <w:hyperlink w:anchor="__RefHeading___Toc214_2407265486">
+          <w:hyperlink w:anchor="__RefHeading___Toc222_35239450">
             <w:r>
               <w:rPr>
                 <w:webHidden/>
@@ -433,7 +433,7 @@
             </w:tabs>
             <w:rPr/>
           </w:pPr>
-          <w:hyperlink w:anchor="__RefHeading___Toc216_2407265486">
+          <w:hyperlink w:anchor="__RefHeading___Toc224_35239450">
             <w:r>
               <w:rPr>
                 <w:webHidden/>
@@ -447,7 +447,7 @@
                 <w:rStyle w:val="IndexLink"/>
               </w:rPr>
               <w:tab/>
-              <w:t>6</w:t>
+              <w:t>7</w:t>
             </w:r>
           </w:hyperlink>
         </w:p>
@@ -460,7 +460,7 @@
             </w:tabs>
             <w:rPr/>
           </w:pPr>
-          <w:hyperlink w:anchor="__RefHeading___Toc218_2407265486">
+          <w:hyperlink w:anchor="__RefHeading___Toc226_35239450">
             <w:r>
               <w:rPr>
                 <w:webHidden/>
@@ -515,7 +515,7 @@
         <w:spacing w:before="0" w:after="160"/>
         <w:rPr/>
       </w:pPr>
-      <w:bookmarkStart w:id="0" w:name="__RefHeading___Toc206_2407265486"/>
+      <w:bookmarkStart w:id="0" w:name="__RefHeading___Toc214_35239450"/>
       <w:bookmarkEnd w:id="0"/>
       <w:r>
         <w:rPr>
@@ -597,7 +597,7 @@
         </w:pBdr>
         <w:rPr/>
       </w:pPr>
-      <w:bookmarkStart w:id="1" w:name="__RefHeading___Toc208_2407265486"/>
+      <w:bookmarkStart w:id="1" w:name="__RefHeading___Toc216_35239450"/>
       <w:bookmarkEnd w:id="1"/>
       <w:r>
         <w:rPr>
@@ -673,7 +673,7 @@
         </w:pBdr>
         <w:rPr/>
       </w:pPr>
-      <w:bookmarkStart w:id="2" w:name="__RefHeading___Toc210_2407265486"/>
+      <w:bookmarkStart w:id="2" w:name="__RefHeading___Toc218_35239450"/>
       <w:bookmarkEnd w:id="2"/>
       <w:r>
         <w:rPr>
@@ -781,7 +781,7 @@
         </w:pBdr>
         <w:rPr/>
       </w:pPr>
-      <w:bookmarkStart w:id="3" w:name="__RefHeading___Toc212_2407265486"/>
+      <w:bookmarkStart w:id="3" w:name="__RefHeading___Toc220_35239450"/>
       <w:bookmarkEnd w:id="3"/>
       <w:r>
         <w:rPr>
@@ -952,6 +952,20 @@
           <w:i/>
         </w:rPr>
         <w:t>In summary, Performance Under Pressure is the trainable capability; Combat Mindset is its combat-specific expression.</w:t>
+      </w:r>
+    </w:p>
+    <w:p>
+      <w:pPr>
+        <w:pStyle w:val="Normal"/>
+        <w:rPr/>
+      </w:pPr>
+      <w:r>
+        <w:rPr>
+          <w:rFonts w:cs="Arial"/>
+          <w:b/>
+          <w:i w:val="false"/>
+        </w:rPr>
+        <w:t>Advantages</w:t>
       </w:r>
     </w:p>
     <w:p>
@@ -1064,46 +1078,16 @@
     </w:p>
     <w:p>
       <w:pPr>
-        <w:pStyle w:val="Heading2"/>
-        <w:rPr/>
-      </w:pPr>
-      <w:r>
-        <w:rPr>
-          <w:rFonts w:cs="Arial"/>
-          <w:b/>
-          <w:i w:val="false"/>
-          <w:color w:val="000000"/>
-          <w:sz w:val="22"/>
-        </w:rPr>
-        <w:t>Option 2: Combat Mindset as the complete umbrella capability</w:t>
-      </w:r>
-    </w:p>
-    <w:p>
-      <w:pPr>
-        <w:pStyle w:val="Normal"/>
-        <w:rPr/>
-      </w:pPr>
-      <w:r>
-        <w:rPr>
-          <w:rFonts w:cs="Arial"/>
-          <w:b w:val="false"/>
-          <w:i w:val="false"/>
-        </w:rPr>
-        <w:t>Combat Mindset is treated as the complete capability itself, integrating leadership, human performance, resilience, mental skills and performance cognition, with performance under pressure expressed within it.</w:t>
-      </w:r>
-    </w:p>
-    <w:p>
-      <w:pPr>
-        <w:pStyle w:val="Normal"/>
-        <w:rPr/>
-      </w:pPr>
-      <w:r>
-        <w:rPr>
-          <w:rFonts w:cs="Arial"/>
-          <w:b/>
-          <w:i w:val="false"/>
-        </w:rPr>
-        <w:t>Advantages</w:t>
+        <w:pStyle w:val="Normal"/>
+        <w:rPr/>
+      </w:pPr>
+      <w:r>
+        <w:rPr>
+          <w:rFonts w:cs="Arial"/>
+          <w:b/>
+          <w:i w:val="false"/>
+        </w:rPr>
+        <w:t>Limitations</w:t>
       </w:r>
     </w:p>
     <w:p>
@@ -1139,7 +1123,7 @@
           <w:b w:val="false"/>
           <w:i w:val="false"/>
         </w:rPr>
-        <w:t>Maximises simplicity: one term serves as outcome, capability and framework alike.</w:t>
+        <w:t>Requires Army to hold two related terms rather than one, so the distinction must be explained and sustained in doctrine, instruction and everyday use.</w:t>
       </w:r>
     </w:p>
     <w:p>
@@ -1175,21 +1159,51 @@
           <w:b w:val="false"/>
           <w:i w:val="false"/>
         </w:rPr>
-        <w:t>Matches common soldier usage, in which Combat Mindset already serves as the umbrella term, and avoids a two-term hierarchy that requires sustained explanation.</w:t>
-      </w:r>
-    </w:p>
-    <w:p>
-      <w:pPr>
-        <w:pStyle w:val="Normal"/>
-        <w:rPr/>
-      </w:pPr>
-      <w:r>
-        <w:rPr>
-          <w:rFonts w:cs="Arial"/>
-          <w:b/>
-          <w:i w:val="false"/>
-        </w:rPr>
-        <w:t>Limitations</w:t>
+        <w:t>Runs against common soldier usage, in which Combat Mindset already serves as the umbrella term, so the hierarchy will need reinforcement to hold.</w:t>
+      </w:r>
+    </w:p>
+    <w:p>
+      <w:pPr>
+        <w:pStyle w:val="Heading2"/>
+        <w:rPr/>
+      </w:pPr>
+      <w:r>
+        <w:rPr>
+          <w:rFonts w:cs="Arial"/>
+          <w:b/>
+          <w:i w:val="false"/>
+          <w:color w:val="000000"/>
+          <w:sz w:val="22"/>
+        </w:rPr>
+        <w:t>Option 2: Combat Mindset as the complete umbrella capability</w:t>
+      </w:r>
+    </w:p>
+    <w:p>
+      <w:pPr>
+        <w:pStyle w:val="Normal"/>
+        <w:rPr/>
+      </w:pPr>
+      <w:r>
+        <w:rPr>
+          <w:rFonts w:cs="Arial"/>
+          <w:b w:val="false"/>
+          <w:i w:val="false"/>
+        </w:rPr>
+        <w:t>Combat Mindset is treated as the complete capability itself, integrating leadership, human performance, resilience, mental skills and performance cognition, with performance under pressure expressed within it.</w:t>
+      </w:r>
+    </w:p>
+    <w:p>
+      <w:pPr>
+        <w:pStyle w:val="Normal"/>
+        <w:rPr/>
+      </w:pPr>
+      <w:r>
+        <w:rPr>
+          <w:rFonts w:cs="Arial"/>
+          <w:b/>
+          <w:i w:val="false"/>
+        </w:rPr>
+        <w:t>Advantages</w:t>
       </w:r>
     </w:p>
     <w:p>
@@ -1225,7 +1239,7 @@
           <w:b w:val="false"/>
           <w:i w:val="false"/>
         </w:rPr>
-        <w:t>Conflates the combat-specific outcome with the broader human-performance capability, reducing applicability outside combat.</w:t>
+        <w:t>Maximises simplicity: one term serves as outcome, capability and framework alike.</w:t>
       </w:r>
     </w:p>
     <w:p>
@@ -1261,7 +1275,21 @@
           <w:b w:val="false"/>
           <w:i w:val="false"/>
         </w:rPr>
-        <w:t>Makes it difficult to distinguish doctrine, capability, framework and product.</w:t>
+        <w:t>Matches common soldier usage, in which Combat Mindset already serves as the umbrella term, and avoids a two-term hierarchy that requires sustained explanation.</w:t>
+      </w:r>
+    </w:p>
+    <w:p>
+      <w:pPr>
+        <w:pStyle w:val="Normal"/>
+        <w:rPr/>
+      </w:pPr>
+      <w:r>
+        <w:rPr>
+          <w:rFonts w:cs="Arial"/>
+          <w:b/>
+          <w:i w:val="false"/>
+        </w:rPr>
+        <w:t>Limitations</w:t>
       </w:r>
     </w:p>
     <w:p>
@@ -1297,349 +1325,7 @@
           <w:b w:val="false"/>
           <w:i w:val="false"/>
         </w:rPr>
-        <w:t>Increases the risk that Combat Mindset is interpreted as motivation or aggression alone.</w:t>
-      </w:r>
-    </w:p>
-    <w:p>
-      <w:pPr>
-        <w:pStyle w:val="Normal"/>
-        <w:rPr/>
-      </w:pPr>
-      <w:r>
-        <w:rPr>
-          <w:rFonts w:cs="Arial"/>
-          <w:b w:val="false"/>
-          <w:i w:val="false"/>
-        </w:rPr>
-        <w:t>Both options deliver the end state described in the COMDT ACS guidance. NZALC and HPC jointly recommend Option 1, and will implement whichever option COMDT ACS selects.</w:t>
-      </w:r>
-    </w:p>
-    <w:p>
-      <w:pPr>
-        <w:pStyle w:val="Normal"/>
-        <w:pBdr>
-          <w:bottom w:val="single" w:sz="6" w:space="1" w:color="A89662"/>
-        </w:pBdr>
-        <w:spacing w:before="200" w:after="200"/>
-        <w:rPr/>
-      </w:pPr>
-      <w:r>
-        <w:rPr/>
-      </w:r>
-    </w:p>
-    <w:p>
-      <w:pPr>
-        <w:pStyle w:val="Heading1"/>
-        <w:pBdr>
-          <w:left w:val="single" w:sz="24" w:space="8" w:color="C62026"/>
-        </w:pBdr>
-        <w:rPr/>
-      </w:pPr>
-      <w:bookmarkStart w:id="4" w:name="__RefHeading___Toc214_2407265486"/>
-      <w:bookmarkEnd w:id="4"/>
-      <w:r>
-        <w:rPr>
-          <w:rFonts w:cs="Arial"/>
-          <w:b/>
-          <w:i w:val="false"/>
-          <w:color w:val="002516"/>
-          <w:sz w:val="28"/>
-        </w:rPr>
-        <w:t>3. What already exists</w:t>
-      </w:r>
-    </w:p>
-    <w:p>
-      <w:pPr>
-        <w:pStyle w:val="Heading2"/>
-        <w:rPr/>
-      </w:pPr>
-      <w:r>
-        <w:rPr>
-          <w:rFonts w:cs="Arial"/>
-          <w:b/>
-          <w:i w:val="false"/>
-          <w:color w:val="000000"/>
-          <w:sz w:val="22"/>
-        </w:rPr>
-        <w:t>Within ACS</w:t>
-      </w:r>
-    </w:p>
-    <w:p>
-      <w:pPr>
-        <w:pStyle w:val="Normal"/>
-        <w:rPr/>
-      </w:pPr>
-      <w:r>
-        <w:rPr>
-          <w:rFonts w:cs="Arial"/>
-          <w:b/>
-          <w:i w:val="false"/>
-          <w:color w:val="002516"/>
-          <w:sz w:val="20"/>
-        </w:rPr>
-        <w:t>NZALC Leadership Development System</w:t>
-      </w:r>
-    </w:p>
-    <w:p>
-      <w:pPr>
-        <w:pStyle w:val="Normal"/>
-        <w:rPr/>
-      </w:pPr>
-      <w:r>
-        <w:rPr>
-          <w:rFonts w:cs="Arial"/>
-          <w:b w:val="false"/>
-          <w:i w:val="false"/>
-        </w:rPr>
-        <w:t>NZALC delivers a leadership-development approach incorporating Performance = Potential – Interference, Red Head–Blue Head, Prepare–Perform–Recover, mental-skills techniques, psychometrics, experiential activity, feedback and Leadership Development Plans. This material is embedded across Lead Self, Lead Teams, Lead Leaders and Lead Systems.</w:t>
-      </w:r>
-    </w:p>
-    <w:p>
-      <w:pPr>
-        <w:pStyle w:val="Normal"/>
-        <w:rPr/>
-      </w:pPr>
-      <w:r>
-        <w:rPr>
-          <w:rFonts w:cs="Arial"/>
-          <w:b/>
-          <w:i w:val="false"/>
-          <w:color w:val="002516"/>
-          <w:sz w:val="20"/>
-        </w:rPr>
-        <w:t>HPC Cognitive Conditioning (COGCON)</w:t>
-      </w:r>
-    </w:p>
-    <w:p>
-      <w:pPr>
-        <w:pStyle w:val="Normal"/>
-        <w:rPr/>
-      </w:pPr>
-      <w:r>
-        <w:rPr>
-          <w:rFonts w:cs="Arial"/>
-          <w:b w:val="false"/>
-          <w:i w:val="false"/>
-        </w:rPr>
-        <w:t>COGCON is a developmental cognitive-conditioning product targeting selected aspects of performance cognition under physical and cognitive load, including arousal regulation, attention, cognitive control and working memory. Feasibility trials in military training have demonstrated acceptability and promising training trends. Its causal effectiveness, operational transfer, readiness validity, scalability and enduring delivery model have not yet been established. Its status and appropriate future role will be confirmed through the Phase 2 assessment.</w:t>
-      </w:r>
-    </w:p>
-    <w:p>
-      <w:pPr>
-        <w:pStyle w:val="Heading2"/>
-        <w:rPr/>
-      </w:pPr>
-      <w:r>
-        <w:rPr>
-          <w:rFonts w:cs="Arial"/>
-          <w:b/>
-          <w:i w:val="false"/>
-          <w:color w:val="000000"/>
-          <w:sz w:val="22"/>
-        </w:rPr>
-        <w:t>Outside ACS</w:t>
-      </w:r>
-    </w:p>
-    <w:p>
-      <w:pPr>
-        <w:pStyle w:val="Normal"/>
-        <w:rPr/>
-      </w:pPr>
-      <w:r>
-        <w:rPr>
-          <w:rFonts w:cs="Arial"/>
-          <w:b/>
-          <w:i w:val="false"/>
-          <w:color w:val="002516"/>
-          <w:sz w:val="20"/>
-        </w:rPr>
-        <w:t>Army Psychology Services (APS), ILD and other stakeholders</w:t>
-      </w:r>
-    </w:p>
-    <w:p>
-      <w:pPr>
-        <w:pStyle w:val="Normal"/>
-        <w:rPr/>
-      </w:pPr>
-      <w:r>
-        <w:rPr>
-          <w:rFonts w:cs="Arial"/>
-          <w:b w:val="false"/>
-          <w:i w:val="false"/>
-        </w:rPr>
-        <w:t>These organisations hold additional professional expertise, learning products, delivery capability and assurance functions that will be confirmed during the Phase 2 assessment.</w:t>
-      </w:r>
-    </w:p>
-    <w:p>
-      <w:pPr>
-        <w:pStyle w:val="Normal"/>
-        <w:rPr/>
-      </w:pPr>
-      <w:r>
-        <w:rPr>
-          <w:rFonts w:cs="Arial"/>
-          <w:b w:val="false"/>
-          <w:i w:val="false"/>
-        </w:rPr>
-        <w:t>Initial review indicates considerable conceptual alignment across existing products. The Combat Mindset Framework will establish a common doctrinal language beneath which individual products and methods can be nested. It will not require identical internal methodologies, provided products align to the endorsed framework, outcomes and assurance requirements.</w:t>
-      </w:r>
-    </w:p>
-    <w:p>
-      <w:pPr>
-        <w:pStyle w:val="Normal"/>
-        <w:rPr/>
-      </w:pPr>
-      <w:r>
-        <w:rPr>
-          <w:rFonts w:cs="Arial"/>
-          <w:b w:val="false"/>
-          <w:i w:val="false"/>
-        </w:rPr>
-        <w:t>A full assessment of existing capability and products will be completed during Phase 2. The products described above contribute to Performance Under Pressure and, where applied in a warfighting context, to Combat Mindset; none constitutes the framework in isolation.</w:t>
-      </w:r>
-    </w:p>
-    <w:p>
-      <w:pPr>
-        <w:pStyle w:val="Normal"/>
-        <w:pBdr>
-          <w:bottom w:val="single" w:sz="6" w:space="1" w:color="A89662"/>
-        </w:pBdr>
-        <w:spacing w:before="200" w:after="200"/>
-        <w:rPr/>
-      </w:pPr>
-      <w:r>
-        <w:rPr/>
-      </w:r>
-    </w:p>
-    <w:p>
-      <w:pPr>
-        <w:pStyle w:val="Heading1"/>
-        <w:pBdr>
-          <w:left w:val="single" w:sz="24" w:space="8" w:color="C62026"/>
-        </w:pBdr>
-        <w:rPr/>
-      </w:pPr>
-      <w:bookmarkStart w:id="5" w:name="__RefHeading___Toc216_2407265486"/>
-      <w:bookmarkEnd w:id="5"/>
-      <w:r>
-        <w:rPr>
-          <w:rFonts w:cs="Arial"/>
-          <w:b/>
-          <w:i w:val="false"/>
-          <w:color w:val="002516"/>
-          <w:sz w:val="28"/>
-        </w:rPr>
-        <w:t>4. Programme of work</w:t>
-      </w:r>
-    </w:p>
-    <w:p>
-      <w:pPr>
-        <w:pStyle w:val="Normal"/>
-        <w:rPr/>
-      </w:pPr>
-      <w:r>
-        <w:rPr>
-          <w:rFonts w:cs="Arial"/>
-          <w:b w:val="false"/>
-          <w:i w:val="false"/>
-        </w:rPr>
-        <w:t>August 2026 is set aside for this paper to be socialised through the chain of command, and the programme is therefore proposed to commence in September 2026. The timeframes below are aspirational and depend to varying extents on external stakeholder availability and input. As such, activity extending into early 2027 is anticipated rather than unforeseen.</w:t>
-      </w:r>
-    </w:p>
-    <w:p>
-      <w:pPr>
-        <w:pStyle w:val="Normal"/>
-        <w:rPr/>
-      </w:pPr>
-      <w:r>
-        <w:rPr>
-          <w:rFonts w:cs="Arial"/>
-          <w:b w:val="false"/>
-          <w:i w:val="false"/>
-        </w:rPr>
-        <w:t>Phases may overlap where practical, however subsequent design decisions remain dependent upon the endorsed outputs of preceding phases.</w:t>
-      </w:r>
-    </w:p>
-    <w:p>
-      <w:pPr>
-        <w:pStyle w:val="Heading2"/>
-        <w:rPr/>
-      </w:pPr>
-      <w:r>
-        <w:rPr>
-          <w:rFonts w:cs="Arial"/>
-          <w:b/>
-          <w:i w:val="false"/>
-          <w:color w:val="000000"/>
-          <w:sz w:val="22"/>
-        </w:rPr>
-        <w:t>Phase 1: Define (September 2026)</w:t>
-      </w:r>
-    </w:p>
-    <w:p>
-      <w:pPr>
-        <w:pStyle w:val="Normal"/>
-        <w:rPr/>
-      </w:pPr>
-      <w:r>
-        <w:rPr>
-          <w:rFonts w:cs="Arial"/>
-          <w:b w:val="false"/>
-          <w:i w:val="false"/>
-        </w:rPr>
-        <w:t>Confirm terminology, governance, roles and responsibilities. Select the terminology option at paragraph 2 and draft the endorsed definitions and their relationship for staffing. Confirm interim sponsorship, programme leadership, phase leads, stakeholder representation and decision authorities, while identifying the enduring capability ownership, technical-authority and assurance arrangements to be resolved through the programme.</w:t>
-      </w:r>
-    </w:p>
-    <w:p>
-      <w:pPr>
-        <w:pStyle w:val="Normal"/>
-        <w:rPr/>
-      </w:pPr>
-      <w:r>
-        <w:rPr>
-          <w:rFonts w:cs="Arial"/>
-          <w:b/>
-          <w:i w:val="false"/>
-        </w:rPr>
-        <w:t>Key output.</w:t>
-      </w:r>
-      <w:r>
-        <w:rPr>
-          <w:rFonts w:cs="Arial"/>
-          <w:b w:val="false"/>
-          <w:i w:val="false"/>
-        </w:rPr>
-        <w:t xml:space="preserve"> Endorsed drafting baseline and confirmed interim governance.</w:t>
-      </w:r>
-    </w:p>
-    <w:p>
-      <w:pPr>
-        <w:pStyle w:val="Heading2"/>
-        <w:rPr/>
-      </w:pPr>
-      <w:r>
-        <w:rPr>
-          <w:rFonts w:cs="Arial"/>
-          <w:b/>
-          <w:i w:val="false"/>
-          <w:color w:val="000000"/>
-          <w:sz w:val="22"/>
-        </w:rPr>
-        <w:t>Phase 2: Understand (September 2026)</w:t>
-      </w:r>
-    </w:p>
-    <w:p>
-      <w:pPr>
-        <w:pStyle w:val="Normal"/>
-        <w:rPr/>
-      </w:pPr>
-      <w:r>
-        <w:rPr>
-          <w:rFonts w:cs="Arial"/>
-          <w:b w:val="false"/>
-          <w:i w:val="false"/>
-        </w:rPr>
-        <w:t>Assess existing doctrine, products and delivery across ACS, NZALC, HPC, APS, ILD, training establishments and selected units against:</w:t>
+        <w:t>Conflates the combat-specific outcome with the broader human-performance capability, reducing applicability outside combat.</w:t>
       </w:r>
     </w:p>
     <w:p>
@@ -1675,7 +1361,7 @@
           <w:b w:val="false"/>
           <w:i w:val="false"/>
         </w:rPr>
-        <w:t>doctrinal and policy holdings;</w:t>
+        <w:t>Makes it difficult to distinguish doctrine, capability, framework and product.</w:t>
       </w:r>
     </w:p>
     <w:p>
@@ -1711,7 +1397,349 @@
           <w:b w:val="false"/>
           <w:i w:val="false"/>
         </w:rPr>
-        <w:t>capability outcomes, training products and methods;</w:t>
+        <w:t>Increases the risk that Combat Mindset is interpreted as motivation or aggression alone.</w:t>
+      </w:r>
+    </w:p>
+    <w:p>
+      <w:pPr>
+        <w:pStyle w:val="Normal"/>
+        <w:rPr/>
+      </w:pPr>
+      <w:r>
+        <w:rPr>
+          <w:rFonts w:cs="Arial"/>
+          <w:b w:val="false"/>
+          <w:i w:val="false"/>
+        </w:rPr>
+        <w:t>Both options deliver the end state described in the COMDT ACS guidance. NZALC and HPC jointly recommend Option 1, and will implement whichever option COMDT ACS selects.</w:t>
+      </w:r>
+    </w:p>
+    <w:p>
+      <w:pPr>
+        <w:pStyle w:val="Normal"/>
+        <w:pBdr>
+          <w:bottom w:val="single" w:sz="6" w:space="1" w:color="A89662"/>
+        </w:pBdr>
+        <w:spacing w:before="200" w:after="200"/>
+        <w:rPr/>
+      </w:pPr>
+      <w:r>
+        <w:rPr/>
+      </w:r>
+    </w:p>
+    <w:p>
+      <w:pPr>
+        <w:pStyle w:val="Heading1"/>
+        <w:pBdr>
+          <w:left w:val="single" w:sz="24" w:space="8" w:color="C62026"/>
+        </w:pBdr>
+        <w:rPr/>
+      </w:pPr>
+      <w:bookmarkStart w:id="4" w:name="__RefHeading___Toc222_35239450"/>
+      <w:bookmarkEnd w:id="4"/>
+      <w:r>
+        <w:rPr>
+          <w:rFonts w:cs="Arial"/>
+          <w:b/>
+          <w:i w:val="false"/>
+          <w:color w:val="002516"/>
+          <w:sz w:val="28"/>
+        </w:rPr>
+        <w:t>3. What already exists</w:t>
+      </w:r>
+    </w:p>
+    <w:p>
+      <w:pPr>
+        <w:pStyle w:val="Heading2"/>
+        <w:rPr/>
+      </w:pPr>
+      <w:r>
+        <w:rPr>
+          <w:rFonts w:cs="Arial"/>
+          <w:b/>
+          <w:i w:val="false"/>
+          <w:color w:val="000000"/>
+          <w:sz w:val="22"/>
+        </w:rPr>
+        <w:t>Within ACS</w:t>
+      </w:r>
+    </w:p>
+    <w:p>
+      <w:pPr>
+        <w:pStyle w:val="Normal"/>
+        <w:rPr/>
+      </w:pPr>
+      <w:r>
+        <w:rPr>
+          <w:rFonts w:cs="Arial"/>
+          <w:b/>
+          <w:i w:val="false"/>
+          <w:color w:val="002516"/>
+          <w:sz w:val="20"/>
+        </w:rPr>
+        <w:t>NZALC Leadership Development System</w:t>
+      </w:r>
+    </w:p>
+    <w:p>
+      <w:pPr>
+        <w:pStyle w:val="Normal"/>
+        <w:rPr/>
+      </w:pPr>
+      <w:r>
+        <w:rPr>
+          <w:rFonts w:cs="Arial"/>
+          <w:b w:val="false"/>
+          <w:i w:val="false"/>
+        </w:rPr>
+        <w:t>NZALC delivers a leadership-development approach incorporating Performance = Potential – Interference, Red Head–Blue Head, Prepare–Perform–Recover, mental-skills techniques, psychometrics, experiential activity, feedback and Leadership Development Plans. This material is embedded across Lead Self, Lead Teams, Lead Leaders and Lead Systems.</w:t>
+      </w:r>
+    </w:p>
+    <w:p>
+      <w:pPr>
+        <w:pStyle w:val="Normal"/>
+        <w:rPr/>
+      </w:pPr>
+      <w:r>
+        <w:rPr>
+          <w:rFonts w:cs="Arial"/>
+          <w:b/>
+          <w:i w:val="false"/>
+          <w:color w:val="002516"/>
+          <w:sz w:val="20"/>
+        </w:rPr>
+        <w:t>HPC Cognitive Conditioning (COGCON)</w:t>
+      </w:r>
+    </w:p>
+    <w:p>
+      <w:pPr>
+        <w:pStyle w:val="Normal"/>
+        <w:rPr/>
+      </w:pPr>
+      <w:r>
+        <w:rPr>
+          <w:rFonts w:cs="Arial"/>
+          <w:b w:val="false"/>
+          <w:i w:val="false"/>
+        </w:rPr>
+        <w:t>COGCON is a developmental cognitive-conditioning product targeting selected aspects of performance cognition under physical and cognitive load, including arousal regulation, attention, cognitive control and working memory. Feasibility trials in military training have demonstrated acceptability and promising training trends. Its causal effectiveness, operational transfer, readiness validity, scalability and enduring delivery model have not yet been established. Its status and appropriate future role will be confirmed through the Phase 2 assessment.</w:t>
+      </w:r>
+    </w:p>
+    <w:p>
+      <w:pPr>
+        <w:pStyle w:val="Heading2"/>
+        <w:rPr/>
+      </w:pPr>
+      <w:r>
+        <w:rPr>
+          <w:rFonts w:cs="Arial"/>
+          <w:b/>
+          <w:i w:val="false"/>
+          <w:color w:val="000000"/>
+          <w:sz w:val="22"/>
+        </w:rPr>
+        <w:t>Outside ACS</w:t>
+      </w:r>
+    </w:p>
+    <w:p>
+      <w:pPr>
+        <w:pStyle w:val="Normal"/>
+        <w:rPr/>
+      </w:pPr>
+      <w:r>
+        <w:rPr>
+          <w:rFonts w:cs="Arial"/>
+          <w:b/>
+          <w:i w:val="false"/>
+          <w:color w:val="002516"/>
+          <w:sz w:val="20"/>
+        </w:rPr>
+        <w:t>Army Psychology Services (APS), ILD and other stakeholders</w:t>
+      </w:r>
+    </w:p>
+    <w:p>
+      <w:pPr>
+        <w:pStyle w:val="Normal"/>
+        <w:rPr/>
+      </w:pPr>
+      <w:r>
+        <w:rPr>
+          <w:rFonts w:cs="Arial"/>
+          <w:b w:val="false"/>
+          <w:i w:val="false"/>
+        </w:rPr>
+        <w:t>These organisations hold additional professional expertise, learning products, delivery capability and assurance functions that will be confirmed during the Phase 2 assessment.</w:t>
+      </w:r>
+    </w:p>
+    <w:p>
+      <w:pPr>
+        <w:pStyle w:val="Normal"/>
+        <w:rPr/>
+      </w:pPr>
+      <w:r>
+        <w:rPr>
+          <w:rFonts w:cs="Arial"/>
+          <w:b w:val="false"/>
+          <w:i w:val="false"/>
+        </w:rPr>
+        <w:t>Initial review indicates considerable conceptual alignment across existing products. The Combat Mindset Framework will establish a common doctrinal language beneath which individual products and methods can be nested. It will not require identical internal methodologies, provided products align to the endorsed framework, outcomes and assurance requirements.</w:t>
+      </w:r>
+    </w:p>
+    <w:p>
+      <w:pPr>
+        <w:pStyle w:val="Normal"/>
+        <w:rPr/>
+      </w:pPr>
+      <w:r>
+        <w:rPr>
+          <w:rFonts w:cs="Arial"/>
+          <w:b w:val="false"/>
+          <w:i w:val="false"/>
+        </w:rPr>
+        <w:t>A full assessment of existing capability and products will be completed during Phase 2. The products described above contribute to Performance Under Pressure and, where applied in a warfighting context, to Combat Mindset; none constitutes the framework in isolation.</w:t>
+      </w:r>
+    </w:p>
+    <w:p>
+      <w:pPr>
+        <w:pStyle w:val="Normal"/>
+        <w:pBdr>
+          <w:bottom w:val="single" w:sz="6" w:space="1" w:color="A89662"/>
+        </w:pBdr>
+        <w:spacing w:before="200" w:after="200"/>
+        <w:rPr/>
+      </w:pPr>
+      <w:r>
+        <w:rPr/>
+      </w:r>
+    </w:p>
+    <w:p>
+      <w:pPr>
+        <w:pStyle w:val="Heading1"/>
+        <w:pBdr>
+          <w:left w:val="single" w:sz="24" w:space="8" w:color="C62026"/>
+        </w:pBdr>
+        <w:rPr/>
+      </w:pPr>
+      <w:bookmarkStart w:id="5" w:name="__RefHeading___Toc224_35239450"/>
+      <w:bookmarkEnd w:id="5"/>
+      <w:r>
+        <w:rPr>
+          <w:rFonts w:cs="Arial"/>
+          <w:b/>
+          <w:i w:val="false"/>
+          <w:color w:val="002516"/>
+          <w:sz w:val="28"/>
+        </w:rPr>
+        <w:t>4. Programme of work</w:t>
+      </w:r>
+    </w:p>
+    <w:p>
+      <w:pPr>
+        <w:pStyle w:val="Normal"/>
+        <w:rPr/>
+      </w:pPr>
+      <w:r>
+        <w:rPr>
+          <w:rFonts w:cs="Arial"/>
+          <w:b w:val="false"/>
+          <w:i w:val="false"/>
+        </w:rPr>
+        <w:t>August 2026 is set aside for this paper to be socialised through the chain of command, and the programme is therefore proposed to commence in September 2026. The timeframes below are aspirational and depend to varying extents on external stakeholder availability and input. As such, activity extending into early 2027 is anticipated rather than unforeseen.</w:t>
+      </w:r>
+    </w:p>
+    <w:p>
+      <w:pPr>
+        <w:pStyle w:val="Normal"/>
+        <w:rPr/>
+      </w:pPr>
+      <w:r>
+        <w:rPr>
+          <w:rFonts w:cs="Arial"/>
+          <w:b w:val="false"/>
+          <w:i w:val="false"/>
+        </w:rPr>
+        <w:t>Phases may overlap where practical, however subsequent design decisions remain dependent upon the endorsed outputs of preceding phases.</w:t>
+      </w:r>
+    </w:p>
+    <w:p>
+      <w:pPr>
+        <w:pStyle w:val="Heading2"/>
+        <w:rPr/>
+      </w:pPr>
+      <w:r>
+        <w:rPr>
+          <w:rFonts w:cs="Arial"/>
+          <w:b/>
+          <w:i w:val="false"/>
+          <w:color w:val="000000"/>
+          <w:sz w:val="22"/>
+        </w:rPr>
+        <w:t>Phase 1: Define (September 2026)</w:t>
+      </w:r>
+    </w:p>
+    <w:p>
+      <w:pPr>
+        <w:pStyle w:val="Normal"/>
+        <w:rPr/>
+      </w:pPr>
+      <w:r>
+        <w:rPr>
+          <w:rFonts w:cs="Arial"/>
+          <w:b w:val="false"/>
+          <w:i w:val="false"/>
+        </w:rPr>
+        <w:t>Confirm terminology, governance, roles and responsibilities. Select the terminology option at paragraph 2 and draft the endorsed definitions and their relationship for staffing. Confirm interim sponsorship, programme leadership, phase leads, stakeholder representation and decision authorities, while identifying the enduring capability ownership, technical-authority and assurance arrangements to be resolved through the programme.</w:t>
+      </w:r>
+    </w:p>
+    <w:p>
+      <w:pPr>
+        <w:pStyle w:val="Normal"/>
+        <w:rPr/>
+      </w:pPr>
+      <w:r>
+        <w:rPr>
+          <w:rFonts w:cs="Arial"/>
+          <w:b/>
+          <w:i w:val="false"/>
+        </w:rPr>
+        <w:t>Key output.</w:t>
+      </w:r>
+      <w:r>
+        <w:rPr>
+          <w:rFonts w:cs="Arial"/>
+          <w:b w:val="false"/>
+          <w:i w:val="false"/>
+        </w:rPr>
+        <w:t xml:space="preserve"> Endorsed drafting baseline and confirmed interim governance.</w:t>
+      </w:r>
+    </w:p>
+    <w:p>
+      <w:pPr>
+        <w:pStyle w:val="Heading2"/>
+        <w:rPr/>
+      </w:pPr>
+      <w:r>
+        <w:rPr>
+          <w:rFonts w:cs="Arial"/>
+          <w:b/>
+          <w:i w:val="false"/>
+          <w:color w:val="000000"/>
+          <w:sz w:val="22"/>
+        </w:rPr>
+        <w:t>Phase 2: Understand (September 2026)</w:t>
+      </w:r>
+    </w:p>
+    <w:p>
+      <w:pPr>
+        <w:pStyle w:val="Normal"/>
+        <w:rPr/>
+      </w:pPr>
+      <w:r>
+        <w:rPr>
+          <w:rFonts w:cs="Arial"/>
+          <w:b w:val="false"/>
+          <w:i w:val="false"/>
+        </w:rPr>
+        <w:t>Assess existing doctrine, products and delivery across ACS, NZALC, HPC, APS, ILD, training establishments and selected units against:</w:t>
       </w:r>
     </w:p>
     <w:p>
@@ -1747,7 +1775,7 @@
           <w:b w:val="false"/>
           <w:i w:val="false"/>
         </w:rPr>
-        <w:t>delivery organisations;</w:t>
+        <w:t>doctrinal and policy holdings;</w:t>
       </w:r>
     </w:p>
     <w:p>
@@ -1783,7 +1811,7 @@
           <w:b w:val="false"/>
           <w:i w:val="false"/>
         </w:rPr>
-        <w:t>evidence maturity, scalability and resource requirements; and</w:t>
+        <w:t>capability outcomes, training products and methods;</w:t>
       </w:r>
     </w:p>
     <w:p>
@@ -1819,6 +1847,78 @@
           <w:b w:val="false"/>
           <w:i w:val="false"/>
         </w:rPr>
+        <w:t>delivery organisations;</w:t>
+      </w:r>
+    </w:p>
+    <w:p>
+      <w:pPr>
+        <w:pStyle w:val="Normal"/>
+        <w:tabs>
+          <w:tab w:val="clear" w:pos="720"/>
+          <w:tab w:val="left" w:pos="425" w:leader="none"/>
+        </w:tabs>
+        <w:spacing w:before="0" w:after="60"/>
+        <w:ind w:hanging="255" w:left="425"/>
+        <w:rPr/>
+      </w:pPr>
+      <w:r>
+        <w:rPr>
+          <w:rFonts w:cs="Arial"/>
+          <w:b/>
+          <w:color w:val="C62026"/>
+        </w:rPr>
+        <w:t>•</w:t>
+      </w:r>
+      <w:r>
+        <w:rPr>
+          <w:rFonts w:cs="Arial"/>
+          <w:b/>
+          <w:color w:val="C62026"/>
+        </w:rPr>
+        <w:tab/>
+      </w:r>
+      <w:r>
+        <w:rPr>
+          <w:rFonts w:cs="Arial"/>
+          <w:b w:val="false"/>
+          <w:i w:val="false"/>
+        </w:rPr>
+        <w:t>evidence maturity, scalability and resource requirements; and</w:t>
+      </w:r>
+    </w:p>
+    <w:p>
+      <w:pPr>
+        <w:pStyle w:val="Normal"/>
+        <w:tabs>
+          <w:tab w:val="clear" w:pos="720"/>
+          <w:tab w:val="left" w:pos="425" w:leader="none"/>
+        </w:tabs>
+        <w:spacing w:before="0" w:after="60"/>
+        <w:ind w:hanging="255" w:left="425"/>
+        <w:rPr/>
+      </w:pPr>
+      <w:r>
+        <w:rPr>
+          <w:rFonts w:cs="Arial"/>
+          <w:b/>
+          <w:color w:val="C62026"/>
+        </w:rPr>
+        <w:t>•</w:t>
+      </w:r>
+      <w:r>
+        <w:rPr>
+          <w:rFonts w:cs="Arial"/>
+          <w:b/>
+          <w:color w:val="C62026"/>
+        </w:rPr>
+        <w:tab/>
+      </w:r>
+      <w:r>
+        <w:rPr>
+          <w:rFonts w:cs="Arial"/>
+          <w:b w:val="false"/>
+          <w:i w:val="false"/>
+        </w:rPr>
         <w:t>gaps, duplication and integration opportunities.</w:t>
       </w:r>
     </w:p>
@@ -2063,7 +2163,7 @@
         </w:pBdr>
         <w:rPr/>
       </w:pPr>
-      <w:bookmarkStart w:id="6" w:name="__RefHeading___Toc218_2407265486"/>
+      <w:bookmarkStart w:id="6" w:name="__RefHeading___Toc226_35239450"/>
       <w:bookmarkEnd w:id="6"/>
       <w:r>
         <w:rPr>

--- a/output/combat-mindset-way-forward.docx
+++ b/output/combat-mindset-way-forward.docx
@@ -298,7 +298,7 @@
             </w:rPr>
             <w:fldChar w:fldCharType="separate"/>
           </w:r>
-          <w:hyperlink w:anchor="__RefHeading___Toc214_35239450">
+          <w:hyperlink w:anchor="__RefHeading___Toc214_1027417978">
             <w:r>
               <w:rPr>
                 <w:webHidden/>
@@ -325,7 +325,7 @@
             </w:tabs>
             <w:rPr/>
           </w:pPr>
-          <w:hyperlink w:anchor="__RefHeading___Toc216_35239450">
+          <w:hyperlink w:anchor="__RefHeading___Toc216_1027417978">
             <w:r>
               <w:rPr>
                 <w:webHidden/>
@@ -352,7 +352,7 @@
             </w:tabs>
             <w:rPr/>
           </w:pPr>
-          <w:hyperlink w:anchor="__RefHeading___Toc218_35239450">
+          <w:hyperlink w:anchor="__RefHeading___Toc218_1027417978">
             <w:r>
               <w:rPr>
                 <w:webHidden/>
@@ -379,7 +379,7 @@
             </w:tabs>
             <w:rPr/>
           </w:pPr>
-          <w:hyperlink w:anchor="__RefHeading___Toc220_35239450">
+          <w:hyperlink w:anchor="__RefHeading___Toc220_1027417978">
             <w:r>
               <w:rPr>
                 <w:webHidden/>
@@ -406,7 +406,7 @@
             </w:tabs>
             <w:rPr/>
           </w:pPr>
-          <w:hyperlink w:anchor="__RefHeading___Toc222_35239450">
+          <w:hyperlink w:anchor="__RefHeading___Toc222_1027417978">
             <w:r>
               <w:rPr>
                 <w:webHidden/>
@@ -433,7 +433,7 @@
             </w:tabs>
             <w:rPr/>
           </w:pPr>
-          <w:hyperlink w:anchor="__RefHeading___Toc224_35239450">
+          <w:hyperlink w:anchor="__RefHeading___Toc224_1027417978">
             <w:r>
               <w:rPr>
                 <w:webHidden/>
@@ -460,7 +460,7 @@
             </w:tabs>
             <w:rPr/>
           </w:pPr>
-          <w:hyperlink w:anchor="__RefHeading___Toc226_35239450">
+          <w:hyperlink w:anchor="__RefHeading___Toc226_1027417978">
             <w:r>
               <w:rPr>
                 <w:webHidden/>
@@ -515,7 +515,7 @@
         <w:spacing w:before="0" w:after="160"/>
         <w:rPr/>
       </w:pPr>
-      <w:bookmarkStart w:id="0" w:name="__RefHeading___Toc214_35239450"/>
+      <w:bookmarkStart w:id="0" w:name="__RefHeading___Toc214_1027417978"/>
       <w:bookmarkEnd w:id="0"/>
       <w:r>
         <w:rPr>
@@ -597,7 +597,7 @@
         </w:pBdr>
         <w:rPr/>
       </w:pPr>
-      <w:bookmarkStart w:id="1" w:name="__RefHeading___Toc216_35239450"/>
+      <w:bookmarkStart w:id="1" w:name="__RefHeading___Toc216_1027417978"/>
       <w:bookmarkEnd w:id="1"/>
       <w:r>
         <w:rPr>
@@ -673,7 +673,7 @@
         </w:pBdr>
         <w:rPr/>
       </w:pPr>
-      <w:bookmarkStart w:id="2" w:name="__RefHeading___Toc218_35239450"/>
+      <w:bookmarkStart w:id="2" w:name="__RefHeading___Toc218_1027417978"/>
       <w:bookmarkEnd w:id="2"/>
       <w:r>
         <w:rPr>
@@ -781,7 +781,7 @@
         </w:pBdr>
         <w:rPr/>
       </w:pPr>
-      <w:bookmarkStart w:id="3" w:name="__RefHeading___Toc220_35239450"/>
+      <w:bookmarkStart w:id="3" w:name="__RefHeading___Toc220_1027417978"/>
       <w:bookmarkEnd w:id="3"/>
       <w:r>
         <w:rPr>
@@ -1435,7 +1435,7 @@
         </w:pBdr>
         <w:rPr/>
       </w:pPr>
-      <w:bookmarkStart w:id="4" w:name="__RefHeading___Toc222_35239450"/>
+      <w:bookmarkStart w:id="4" w:name="__RefHeading___Toc222_1027417978"/>
       <w:bookmarkEnd w:id="4"/>
       <w:r>
         <w:rPr>
@@ -1581,7 +1581,7 @@
           <w:b w:val="false"/>
           <w:i w:val="false"/>
         </w:rPr>
-        <w:t>Initial review indicates considerable conceptual alignment across existing products. The Combat Mindset Framework will establish a common doctrinal language beneath which individual products and methods can be nested. It will not require identical internal methodologies, provided products align to the endorsed framework, outcomes and assurance requirements.</w:t>
+        <w:t>Initial review indicates considerable conceptual alignment across existing products. The Combat Mindset Framework will establish a common doctrinal language beneath which individual products and methods can be nested.</w:t>
       </w:r>
     </w:p>
     <w:p>
@@ -1619,7 +1619,7 @@
         </w:pBdr>
         <w:rPr/>
       </w:pPr>
-      <w:bookmarkStart w:id="5" w:name="__RefHeading___Toc224_35239450"/>
+      <w:bookmarkStart w:id="5" w:name="__RefHeading___Toc224_1027417978"/>
       <w:bookmarkEnd w:id="5"/>
       <w:r>
         <w:rPr>
@@ -1657,7 +1657,7 @@
           <w:b w:val="false"/>
           <w:i w:val="false"/>
         </w:rPr>
-        <w:t>Phases may overlap where practical, however subsequent design decisions remain dependent upon the endorsed outputs of preceding phases.</w:t>
+        <w:t>Phases may overlap, but each phase depends on the endorsed outputs of the one before it.</w:t>
       </w:r>
     </w:p>
     <w:p>
@@ -2163,7 +2163,7 @@
         </w:pBdr>
         <w:rPr/>
       </w:pPr>
-      <w:bookmarkStart w:id="6" w:name="__RefHeading___Toc226_35239450"/>
+      <w:bookmarkStart w:id="6" w:name="__RefHeading___Toc226_1027417978"/>
       <w:bookmarkEnd w:id="6"/>
       <w:r>
         <w:rPr>

--- a/output/combat-mindset-way-forward.docx
+++ b/output/combat-mindset-way-forward.docx
@@ -298,7 +298,7 @@
             </w:rPr>
             <w:fldChar w:fldCharType="separate"/>
           </w:r>
-          <w:hyperlink w:anchor="__RefHeading___Toc214_1027417978">
+          <w:hyperlink w:anchor="__RefHeading___Toc214_2939245216">
             <w:r>
               <w:rPr>
                 <w:webHidden/>
@@ -325,7 +325,7 @@
             </w:tabs>
             <w:rPr/>
           </w:pPr>
-          <w:hyperlink w:anchor="__RefHeading___Toc216_1027417978">
+          <w:hyperlink w:anchor="__RefHeading___Toc216_2939245216">
             <w:r>
               <w:rPr>
                 <w:webHidden/>
@@ -352,7 +352,7 @@
             </w:tabs>
             <w:rPr/>
           </w:pPr>
-          <w:hyperlink w:anchor="__RefHeading___Toc218_1027417978">
+          <w:hyperlink w:anchor="__RefHeading___Toc218_2939245216">
             <w:r>
               <w:rPr>
                 <w:webHidden/>
@@ -379,7 +379,7 @@
             </w:tabs>
             <w:rPr/>
           </w:pPr>
-          <w:hyperlink w:anchor="__RefHeading___Toc220_1027417978">
+          <w:hyperlink w:anchor="__RefHeading___Toc220_2939245216">
             <w:r>
               <w:rPr>
                 <w:webHidden/>
@@ -406,7 +406,7 @@
             </w:tabs>
             <w:rPr/>
           </w:pPr>
-          <w:hyperlink w:anchor="__RefHeading___Toc222_1027417978">
+          <w:hyperlink w:anchor="__RefHeading___Toc222_2939245216">
             <w:r>
               <w:rPr>
                 <w:webHidden/>
@@ -433,7 +433,7 @@
             </w:tabs>
             <w:rPr/>
           </w:pPr>
-          <w:hyperlink w:anchor="__RefHeading___Toc224_1027417978">
+          <w:hyperlink w:anchor="__RefHeading___Toc224_2939245216">
             <w:r>
               <w:rPr>
                 <w:webHidden/>
@@ -460,7 +460,7 @@
             </w:tabs>
             <w:rPr/>
           </w:pPr>
-          <w:hyperlink w:anchor="__RefHeading___Toc226_1027417978">
+          <w:hyperlink w:anchor="__RefHeading___Toc226_2939245216">
             <w:r>
               <w:rPr>
                 <w:webHidden/>
@@ -515,7 +515,7 @@
         <w:spacing w:before="0" w:after="160"/>
         <w:rPr/>
       </w:pPr>
-      <w:bookmarkStart w:id="0" w:name="__RefHeading___Toc214_1027417978"/>
+      <w:bookmarkStart w:id="0" w:name="__RefHeading___Toc214_2939245216"/>
       <w:bookmarkEnd w:id="0"/>
       <w:r>
         <w:rPr>
@@ -597,7 +597,7 @@
         </w:pBdr>
         <w:rPr/>
       </w:pPr>
-      <w:bookmarkStart w:id="1" w:name="__RefHeading___Toc216_1027417978"/>
+      <w:bookmarkStart w:id="1" w:name="__RefHeading___Toc216_2939245216"/>
       <w:bookmarkEnd w:id="1"/>
       <w:r>
         <w:rPr>
@@ -673,7 +673,7 @@
         </w:pBdr>
         <w:rPr/>
       </w:pPr>
-      <w:bookmarkStart w:id="2" w:name="__RefHeading___Toc218_1027417978"/>
+      <w:bookmarkStart w:id="2" w:name="__RefHeading___Toc218_2939245216"/>
       <w:bookmarkEnd w:id="2"/>
       <w:r>
         <w:rPr>
@@ -781,7 +781,7 @@
         </w:pBdr>
         <w:rPr/>
       </w:pPr>
-      <w:bookmarkStart w:id="3" w:name="__RefHeading___Toc220_1027417978"/>
+      <w:bookmarkStart w:id="3" w:name="__RefHeading___Toc220_2939245216"/>
       <w:bookmarkEnd w:id="3"/>
       <w:r>
         <w:rPr>
@@ -1435,7 +1435,7 @@
         </w:pBdr>
         <w:rPr/>
       </w:pPr>
-      <w:bookmarkStart w:id="4" w:name="__RefHeading___Toc222_1027417978"/>
+      <w:bookmarkStart w:id="4" w:name="__RefHeading___Toc222_2939245216"/>
       <w:bookmarkEnd w:id="4"/>
       <w:r>
         <w:rPr>
@@ -1619,7 +1619,7 @@
         </w:pBdr>
         <w:rPr/>
       </w:pPr>
-      <w:bookmarkStart w:id="5" w:name="__RefHeading___Toc224_1027417978"/>
+      <w:bookmarkStart w:id="5" w:name="__RefHeading___Toc224_2939245216"/>
       <w:bookmarkEnd w:id="5"/>
       <w:r>
         <w:rPr>
@@ -1687,7 +1687,7 @@
           <w:b w:val="false"/>
           <w:i w:val="false"/>
         </w:rPr>
-        <w:t>Confirm terminology, governance, roles and responsibilities. Select the terminology option at paragraph 2 and draft the endorsed definitions and their relationship for staffing. Confirm interim sponsorship, programme leadership, phase leads, stakeholder representation and decision authorities, while identifying the enduring capability ownership, technical-authority and assurance arrangements to be resolved through the programme.</w:t>
+        <w:t>Confirm terminology, governance, roles and responsibilities. Establish interim sponsorship, programme leadership, phase leads, stakeholder representation and decision authorities, while identifying the enduring capability ownership, technical-authority and assurance arrangements to be resolved through the programme.</w:t>
       </w:r>
     </w:p>
     <w:p>
@@ -1933,7 +1933,7 @@
           <w:b w:val="false"/>
           <w:i w:val="false"/>
         </w:rPr>
-        <w:t>Apply the combat-specificity test at paragraph 2 to distinguish products that contribute to the broader Performance Under Pressure capability from those that support its combat-specific expression. Assess COGCON as one developmental product, with particular attention to its product boundary, evidence base, ownership, workforce requirements and scalability.</w:t>
+        <w:t>Apply the combat-specificity test in section 2 to distinguish products that contribute to the broader Performance Under Pressure capability from those that support its combat-specific expression. Assess COGCON as one developmental product, establishing what it delivers, who owns it and whether it can be scaled.</w:t>
       </w:r>
     </w:p>
     <w:p>
@@ -1955,7 +1955,7 @@
           <w:b w:val="false"/>
           <w:i w:val="false"/>
         </w:rPr>
-        <w:t xml:space="preserve"> A capability and product baseline identifying holdings, gaps, duplication and integration opportunities.</w:t>
+        <w:t xml:space="preserve"> A capability and product baseline identifying what already exists, gaps, duplication and integration opportunities.</w:t>
       </w:r>
     </w:p>
     <w:p>
@@ -2163,7 +2163,7 @@
         </w:pBdr>
         <w:rPr/>
       </w:pPr>
-      <w:bookmarkStart w:id="6" w:name="__RefHeading___Toc226_1027417978"/>
+      <w:bookmarkStart w:id="6" w:name="__RefHeading___Toc226_2939245216"/>
       <w:bookmarkEnd w:id="6"/>
       <w:r>
         <w:rPr>

--- a/output/combat-mindset-way-forward.docx
+++ b/output/combat-mindset-way-forward.docx
@@ -298,7 +298,7 @@
             </w:rPr>
             <w:fldChar w:fldCharType="separate"/>
           </w:r>
-          <w:hyperlink w:anchor="__RefHeading___Toc214_2939245216">
+          <w:hyperlink w:anchor="__RefHeading___Toc214_2591497081">
             <w:r>
               <w:rPr>
                 <w:webHidden/>
@@ -325,7 +325,7 @@
             </w:tabs>
             <w:rPr/>
           </w:pPr>
-          <w:hyperlink w:anchor="__RefHeading___Toc216_2939245216">
+          <w:hyperlink w:anchor="__RefHeading___Toc216_2591497081">
             <w:r>
               <w:rPr>
                 <w:webHidden/>
@@ -352,7 +352,7 @@
             </w:tabs>
             <w:rPr/>
           </w:pPr>
-          <w:hyperlink w:anchor="__RefHeading___Toc218_2939245216">
+          <w:hyperlink w:anchor="__RefHeading___Toc218_2591497081">
             <w:r>
               <w:rPr>
                 <w:webHidden/>
@@ -379,7 +379,7 @@
             </w:tabs>
             <w:rPr/>
           </w:pPr>
-          <w:hyperlink w:anchor="__RefHeading___Toc220_2939245216">
+          <w:hyperlink w:anchor="__RefHeading___Toc220_2591497081">
             <w:r>
               <w:rPr>
                 <w:webHidden/>
@@ -406,7 +406,7 @@
             </w:tabs>
             <w:rPr/>
           </w:pPr>
-          <w:hyperlink w:anchor="__RefHeading___Toc222_2939245216">
+          <w:hyperlink w:anchor="__RefHeading___Toc222_2591497081">
             <w:r>
               <w:rPr>
                 <w:webHidden/>
@@ -433,7 +433,7 @@
             </w:tabs>
             <w:rPr/>
           </w:pPr>
-          <w:hyperlink w:anchor="__RefHeading___Toc224_2939245216">
+          <w:hyperlink w:anchor="__RefHeading___Toc224_2591497081">
             <w:r>
               <w:rPr>
                 <w:webHidden/>
@@ -460,7 +460,7 @@
             </w:tabs>
             <w:rPr/>
           </w:pPr>
-          <w:hyperlink w:anchor="__RefHeading___Toc226_2939245216">
+          <w:hyperlink w:anchor="__RefHeading___Toc226_2591497081">
             <w:r>
               <w:rPr>
                 <w:webHidden/>
@@ -515,7 +515,7 @@
         <w:spacing w:before="0" w:after="160"/>
         <w:rPr/>
       </w:pPr>
-      <w:bookmarkStart w:id="0" w:name="__RefHeading___Toc214_2939245216"/>
+      <w:bookmarkStart w:id="0" w:name="__RefHeading___Toc214_2591497081"/>
       <w:bookmarkEnd w:id="0"/>
       <w:r>
         <w:rPr>
@@ -597,7 +597,7 @@
         </w:pBdr>
         <w:rPr/>
       </w:pPr>
-      <w:bookmarkStart w:id="1" w:name="__RefHeading___Toc216_2939245216"/>
+      <w:bookmarkStart w:id="1" w:name="__RefHeading___Toc216_2591497081"/>
       <w:bookmarkEnd w:id="1"/>
       <w:r>
         <w:rPr>
@@ -673,7 +673,7 @@
         </w:pBdr>
         <w:rPr/>
       </w:pPr>
-      <w:bookmarkStart w:id="2" w:name="__RefHeading___Toc218_2939245216"/>
+      <w:bookmarkStart w:id="2" w:name="__RefHeading___Toc218_2591497081"/>
       <w:bookmarkEnd w:id="2"/>
       <w:r>
         <w:rPr>
@@ -781,7 +781,7 @@
         </w:pBdr>
         <w:rPr/>
       </w:pPr>
-      <w:bookmarkStart w:id="3" w:name="__RefHeading___Toc220_2939245216"/>
+      <w:bookmarkStart w:id="3" w:name="__RefHeading___Toc220_2591497081"/>
       <w:bookmarkEnd w:id="3"/>
       <w:r>
         <w:rPr>
@@ -1435,7 +1435,7 @@
         </w:pBdr>
         <w:rPr/>
       </w:pPr>
-      <w:bookmarkStart w:id="4" w:name="__RefHeading___Toc222_2939245216"/>
+      <w:bookmarkStart w:id="4" w:name="__RefHeading___Toc222_2591497081"/>
       <w:bookmarkEnd w:id="4"/>
       <w:r>
         <w:rPr>
@@ -1619,7 +1619,7 @@
         </w:pBdr>
         <w:rPr/>
       </w:pPr>
-      <w:bookmarkStart w:id="5" w:name="__RefHeading___Toc224_2939245216"/>
+      <w:bookmarkStart w:id="5" w:name="__RefHeading___Toc224_2591497081"/>
       <w:bookmarkEnd w:id="5"/>
       <w:r>
         <w:rPr>
@@ -1999,7 +1999,7 @@
           <w:b w:val="false"/>
           <w:i w:val="false"/>
         </w:rPr>
-        <w:t>Existing products, including the NZALC Leadership Development System and COGCON, will be mapped against the endorsed outcomes and framework requirements rather than treated as the framework itself. The design will also identify how progression, transfer to operationally relevant performance, product quality and institutional adoption will be assessed.</w:t>
+        <w:t>Existing products, including the NZALC Leadership Development System and COGCON, will be mapped against the endorsed outcomes and framework requirements rather than treated as the framework itself. The design will also identify how progression, transfer to performance, product quality and organisational adoption will be assessed.</w:t>
       </w:r>
     </w:p>
     <w:p>
@@ -2051,7 +2051,7 @@
           <w:b w:val="false"/>
           <w:i w:val="false"/>
         </w:rPr>
-        <w:t>Refine the framework with key stakeholders: convene ACS, NZALC, HPC, APS, ILD, selected training providers and units to test the framework, product architecture, governance model, implementation priorities, definition clarity and doctrinal coherence. Where time and unit availability permit, bounded validation activities or pilots will be conducted within this phase or earlier alongside Phase 2 or Phase 3.</w:t>
+        <w:t>Refine the framework with key stakeholders: convene ACS, NZALC, HPC, APS, ILD, selected training providers and units to test whether the framework is clear, coherent and workable. Where time and unit availability permit, bounded validation activities or pilots will be conducted within this phase or earlier alongside Phase 2 or Phase 3.</w:t>
       </w:r>
     </w:p>
     <w:p>
@@ -2163,7 +2163,7 @@
         </w:pBdr>
         <w:rPr/>
       </w:pPr>
-      <w:bookmarkStart w:id="6" w:name="__RefHeading___Toc226_2939245216"/>
+      <w:bookmarkStart w:id="6" w:name="__RefHeading___Toc226_2591497081"/>
       <w:bookmarkEnd w:id="6"/>
       <w:r>
         <w:rPr>

--- a/output/combat-mindset-way-forward.docx
+++ b/output/combat-mindset-way-forward.docx
@@ -298,7 +298,7 @@
             </w:rPr>
             <w:fldChar w:fldCharType="separate"/>
           </w:r>
-          <w:hyperlink w:anchor="__RefHeading___Toc214_2591497081">
+          <w:hyperlink w:anchor="__RefHeading___Toc214_712034351">
             <w:r>
               <w:rPr>
                 <w:webHidden/>
@@ -325,7 +325,7 @@
             </w:tabs>
             <w:rPr/>
           </w:pPr>
-          <w:hyperlink w:anchor="__RefHeading___Toc216_2591497081">
+          <w:hyperlink w:anchor="__RefHeading___Toc216_712034351">
             <w:r>
               <w:rPr>
                 <w:webHidden/>
@@ -352,7 +352,7 @@
             </w:tabs>
             <w:rPr/>
           </w:pPr>
-          <w:hyperlink w:anchor="__RefHeading___Toc218_2591497081">
+          <w:hyperlink w:anchor="__RefHeading___Toc218_712034351">
             <w:r>
               <w:rPr>
                 <w:webHidden/>
@@ -379,7 +379,7 @@
             </w:tabs>
             <w:rPr/>
           </w:pPr>
-          <w:hyperlink w:anchor="__RefHeading___Toc220_2591497081">
+          <w:hyperlink w:anchor="__RefHeading___Toc220_712034351">
             <w:r>
               <w:rPr>
                 <w:webHidden/>
@@ -406,7 +406,7 @@
             </w:tabs>
             <w:rPr/>
           </w:pPr>
-          <w:hyperlink w:anchor="__RefHeading___Toc222_2591497081">
+          <w:hyperlink w:anchor="__RefHeading___Toc222_712034351">
             <w:r>
               <w:rPr>
                 <w:webHidden/>
@@ -433,7 +433,7 @@
             </w:tabs>
             <w:rPr/>
           </w:pPr>
-          <w:hyperlink w:anchor="__RefHeading___Toc224_2591497081">
+          <w:hyperlink w:anchor="__RefHeading___Toc224_712034351">
             <w:r>
               <w:rPr>
                 <w:webHidden/>
@@ -460,7 +460,7 @@
             </w:tabs>
             <w:rPr/>
           </w:pPr>
-          <w:hyperlink w:anchor="__RefHeading___Toc226_2591497081">
+          <w:hyperlink w:anchor="__RefHeading___Toc226_712034351">
             <w:r>
               <w:rPr>
                 <w:webHidden/>
@@ -515,7 +515,7 @@
         <w:spacing w:before="0" w:after="160"/>
         <w:rPr/>
       </w:pPr>
-      <w:bookmarkStart w:id="0" w:name="__RefHeading___Toc214_2591497081"/>
+      <w:bookmarkStart w:id="0" w:name="__RefHeading___Toc214_712034351"/>
       <w:bookmarkEnd w:id="0"/>
       <w:r>
         <w:rPr>
@@ -597,7 +597,7 @@
         </w:pBdr>
         <w:rPr/>
       </w:pPr>
-      <w:bookmarkStart w:id="1" w:name="__RefHeading___Toc216_2591497081"/>
+      <w:bookmarkStart w:id="1" w:name="__RefHeading___Toc216_712034351"/>
       <w:bookmarkEnd w:id="1"/>
       <w:r>
         <w:rPr>
@@ -673,7 +673,7 @@
         </w:pBdr>
         <w:rPr/>
       </w:pPr>
-      <w:bookmarkStart w:id="2" w:name="__RefHeading___Toc218_2591497081"/>
+      <w:bookmarkStart w:id="2" w:name="__RefHeading___Toc218_712034351"/>
       <w:bookmarkEnd w:id="2"/>
       <w:r>
         <w:rPr>
@@ -781,7 +781,7 @@
         </w:pBdr>
         <w:rPr/>
       </w:pPr>
-      <w:bookmarkStart w:id="3" w:name="__RefHeading___Toc220_2591497081"/>
+      <w:bookmarkStart w:id="3" w:name="__RefHeading___Toc220_712034351"/>
       <w:bookmarkEnd w:id="3"/>
       <w:r>
         <w:rPr>
@@ -1435,7 +1435,7 @@
         </w:pBdr>
         <w:rPr/>
       </w:pPr>
-      <w:bookmarkStart w:id="4" w:name="__RefHeading___Toc222_2591497081"/>
+      <w:bookmarkStart w:id="4" w:name="__RefHeading___Toc222_712034351"/>
       <w:bookmarkEnd w:id="4"/>
       <w:r>
         <w:rPr>
@@ -1619,7 +1619,7 @@
         </w:pBdr>
         <w:rPr/>
       </w:pPr>
-      <w:bookmarkStart w:id="5" w:name="__RefHeading___Toc224_2591497081"/>
+      <w:bookmarkStart w:id="5" w:name="__RefHeading___Toc224_712034351"/>
       <w:bookmarkEnd w:id="5"/>
       <w:r>
         <w:rPr>
@@ -2103,21 +2103,21 @@
           <w:b w:val="false"/>
           <w:i w:val="false"/>
         </w:rPr>
-        <w:t>Deliver the framework for approval and implementation: present to COMDT ACS the endorsed definitions and confirmed relationship; Framework v1.0 and its validated product architecture; the proposed governance and assurance model; and a prioritised implementation plan.</w:t>
-      </w:r>
-    </w:p>
-    <w:p>
-      <w:pPr>
-        <w:pStyle w:val="Normal"/>
-        <w:rPr/>
-      </w:pPr>
-      <w:r>
-        <w:rPr>
-          <w:rFonts w:cs="Arial"/>
-          <w:b w:val="false"/>
-          <w:i w:val="false"/>
-        </w:rPr>
-        <w:t>Framework v1.0 establishes the initial approved architecture and priority implementation activity. Further evidence development, product alignment and assurance maturity will continue through implementation.</w:t>
+        <w:t>Deliver the Combat Mindset Framework for approval and implementation: the validated product architecture; the proposed governance and assurance model; and an implementation plan.</w:t>
+      </w:r>
+    </w:p>
+    <w:p>
+      <w:pPr>
+        <w:pStyle w:val="Normal"/>
+        <w:rPr/>
+      </w:pPr>
+      <w:r>
+        <w:rPr>
+          <w:rFonts w:cs="Arial"/>
+          <w:b w:val="false"/>
+          <w:i w:val="false"/>
+        </w:rPr>
+        <w:t>Further evidence development, product alignment and assurance maturity will continue through implementation.</w:t>
       </w:r>
     </w:p>
     <w:p>
@@ -2163,7 +2163,7 @@
         </w:pBdr>
         <w:rPr/>
       </w:pPr>
-      <w:bookmarkStart w:id="6" w:name="__RefHeading___Toc226_2591497081"/>
+      <w:bookmarkStart w:id="6" w:name="__RefHeading___Toc226_712034351"/>
       <w:bookmarkEnd w:id="6"/>
       <w:r>
         <w:rPr>

--- a/output/combat-mindset-way-forward.docx
+++ b/output/combat-mindset-way-forward.docx
@@ -298,7 +298,7 @@
             </w:rPr>
             <w:fldChar w:fldCharType="separate"/>
           </w:r>
-          <w:hyperlink w:anchor="__RefHeading___Toc214_712034351">
+          <w:hyperlink w:anchor="__RefHeading___Toc211_2605921147">
             <w:r>
               <w:rPr>
                 <w:webHidden/>
@@ -325,7 +325,7 @@
             </w:tabs>
             <w:rPr/>
           </w:pPr>
-          <w:hyperlink w:anchor="__RefHeading___Toc216_712034351">
+          <w:hyperlink w:anchor="__RefHeading___Toc213_2605921147">
             <w:r>
               <w:rPr>
                 <w:webHidden/>
@@ -352,7 +352,7 @@
             </w:tabs>
             <w:rPr/>
           </w:pPr>
-          <w:hyperlink w:anchor="__RefHeading___Toc218_712034351">
+          <w:hyperlink w:anchor="__RefHeading___Toc215_2605921147">
             <w:r>
               <w:rPr>
                 <w:webHidden/>
@@ -379,7 +379,7 @@
             </w:tabs>
             <w:rPr/>
           </w:pPr>
-          <w:hyperlink w:anchor="__RefHeading___Toc220_712034351">
+          <w:hyperlink w:anchor="__RefHeading___Toc217_2605921147">
             <w:r>
               <w:rPr>
                 <w:webHidden/>
@@ -406,7 +406,7 @@
             </w:tabs>
             <w:rPr/>
           </w:pPr>
-          <w:hyperlink w:anchor="__RefHeading___Toc222_712034351">
+          <w:hyperlink w:anchor="__RefHeading___Toc219_2605921147">
             <w:r>
               <w:rPr>
                 <w:webHidden/>
@@ -433,7 +433,7 @@
             </w:tabs>
             <w:rPr/>
           </w:pPr>
-          <w:hyperlink w:anchor="__RefHeading___Toc224_712034351">
+          <w:hyperlink w:anchor="__RefHeading___Toc221_2605921147">
             <w:r>
               <w:rPr>
                 <w:webHidden/>
@@ -460,7 +460,7 @@
             </w:tabs>
             <w:rPr/>
           </w:pPr>
-          <w:hyperlink w:anchor="__RefHeading___Toc226_712034351">
+          <w:hyperlink w:anchor="__RefHeading___Toc223_2605921147">
             <w:r>
               <w:rPr>
                 <w:webHidden/>
@@ -515,7 +515,7 @@
         <w:spacing w:before="0" w:after="160"/>
         <w:rPr/>
       </w:pPr>
-      <w:bookmarkStart w:id="0" w:name="__RefHeading___Toc214_712034351"/>
+      <w:bookmarkStart w:id="0" w:name="__RefHeading___Toc211_2605921147"/>
       <w:bookmarkEnd w:id="0"/>
       <w:r>
         <w:rPr>
@@ -597,7 +597,7 @@
         </w:pBdr>
         <w:rPr/>
       </w:pPr>
-      <w:bookmarkStart w:id="1" w:name="__RefHeading___Toc216_712034351"/>
+      <w:bookmarkStart w:id="1" w:name="__RefHeading___Toc213_2605921147"/>
       <w:bookmarkEnd w:id="1"/>
       <w:r>
         <w:rPr>
@@ -673,7 +673,7 @@
         </w:pBdr>
         <w:rPr/>
       </w:pPr>
-      <w:bookmarkStart w:id="2" w:name="__RefHeading___Toc218_712034351"/>
+      <w:bookmarkStart w:id="2" w:name="__RefHeading___Toc215_2605921147"/>
       <w:bookmarkEnd w:id="2"/>
       <w:r>
         <w:rPr>
@@ -781,7 +781,7 @@
         </w:pBdr>
         <w:rPr/>
       </w:pPr>
-      <w:bookmarkStart w:id="3" w:name="__RefHeading___Toc220_712034351"/>
+      <w:bookmarkStart w:id="3" w:name="__RefHeading___Toc217_2605921147"/>
       <w:bookmarkEnd w:id="3"/>
       <w:r>
         <w:rPr>
@@ -1128,6 +1128,50 @@
     </w:p>
     <w:p>
       <w:pPr>
+        <w:pStyle w:val="Heading2"/>
+        <w:rPr/>
+      </w:pPr>
+      <w:r>
+        <w:rPr>
+          <w:rFonts w:cs="Arial"/>
+          <w:b/>
+          <w:i w:val="false"/>
+          <w:color w:val="000000"/>
+          <w:sz w:val="22"/>
+        </w:rPr>
+        <w:t>Option 2: Combat Mindset as the complete umbrella capability</w:t>
+      </w:r>
+    </w:p>
+    <w:p>
+      <w:pPr>
+        <w:pStyle w:val="Normal"/>
+        <w:rPr/>
+      </w:pPr>
+      <w:r>
+        <w:rPr>
+          <w:rFonts w:cs="Arial"/>
+          <w:b w:val="false"/>
+          <w:i w:val="false"/>
+        </w:rPr>
+        <w:t>Combat Mindset is treated as the complete capability itself, integrating leadership, human performance, resilience, mental skills and performance cognition, with performance under pressure expressed within it.</w:t>
+      </w:r>
+    </w:p>
+    <w:p>
+      <w:pPr>
+        <w:pStyle w:val="Normal"/>
+        <w:rPr/>
+      </w:pPr>
+      <w:r>
+        <w:rPr>
+          <w:rFonts w:cs="Arial"/>
+          <w:b/>
+          <w:i w:val="false"/>
+        </w:rPr>
+        <w:t>Advantages</w:t>
+      </w:r>
+    </w:p>
+    <w:p>
+      <w:pPr>
         <w:pStyle w:val="Normal"/>
         <w:tabs>
           <w:tab w:val="clear" w:pos="720"/>
@@ -1159,51 +1203,7 @@
           <w:b w:val="false"/>
           <w:i w:val="false"/>
         </w:rPr>
-        <w:t>Runs against common soldier usage, in which Combat Mindset already serves as the umbrella term, so the hierarchy will need reinforcement to hold.</w:t>
-      </w:r>
-    </w:p>
-    <w:p>
-      <w:pPr>
-        <w:pStyle w:val="Heading2"/>
-        <w:rPr/>
-      </w:pPr>
-      <w:r>
-        <w:rPr>
-          <w:rFonts w:cs="Arial"/>
-          <w:b/>
-          <w:i w:val="false"/>
-          <w:color w:val="000000"/>
-          <w:sz w:val="22"/>
-        </w:rPr>
-        <w:t>Option 2: Combat Mindset as the complete umbrella capability</w:t>
-      </w:r>
-    </w:p>
-    <w:p>
-      <w:pPr>
-        <w:pStyle w:val="Normal"/>
-        <w:rPr/>
-      </w:pPr>
-      <w:r>
-        <w:rPr>
-          <w:rFonts w:cs="Arial"/>
-          <w:b w:val="false"/>
-          <w:i w:val="false"/>
-        </w:rPr>
-        <w:t>Combat Mindset is treated as the complete capability itself, integrating leadership, human performance, resilience, mental skills and performance cognition, with performance under pressure expressed within it.</w:t>
-      </w:r>
-    </w:p>
-    <w:p>
-      <w:pPr>
-        <w:pStyle w:val="Normal"/>
-        <w:rPr/>
-      </w:pPr>
-      <w:r>
-        <w:rPr>
-          <w:rFonts w:cs="Arial"/>
-          <w:b/>
-          <w:i w:val="false"/>
-        </w:rPr>
-        <w:t>Advantages</w:t>
+        <w:t>Maximises simplicity: one term serves as outcome, capability and framework alike.</w:t>
       </w:r>
     </w:p>
     <w:p>
@@ -1239,7 +1239,21 @@
           <w:b w:val="false"/>
           <w:i w:val="false"/>
         </w:rPr>
-        <w:t>Maximises simplicity: one term serves as outcome, capability and framework alike.</w:t>
+        <w:t>Matches common soldier usage, in which Combat Mindset already serves as the umbrella term, and avoids a two-term hierarchy that requires sustained explanation.</w:t>
+      </w:r>
+    </w:p>
+    <w:p>
+      <w:pPr>
+        <w:pStyle w:val="Normal"/>
+        <w:rPr/>
+      </w:pPr>
+      <w:r>
+        <w:rPr>
+          <w:rFonts w:cs="Arial"/>
+          <w:b/>
+          <w:i w:val="false"/>
+        </w:rPr>
+        <w:t>Limitations</w:t>
       </w:r>
     </w:p>
     <w:p>
@@ -1275,21 +1289,7 @@
           <w:b w:val="false"/>
           <w:i w:val="false"/>
         </w:rPr>
-        <w:t>Matches common soldier usage, in which Combat Mindset already serves as the umbrella term, and avoids a two-term hierarchy that requires sustained explanation.</w:t>
-      </w:r>
-    </w:p>
-    <w:p>
-      <w:pPr>
-        <w:pStyle w:val="Normal"/>
-        <w:rPr/>
-      </w:pPr>
-      <w:r>
-        <w:rPr>
-          <w:rFonts w:cs="Arial"/>
-          <w:b/>
-          <w:i w:val="false"/>
-        </w:rPr>
-        <w:t>Limitations</w:t>
+        <w:t>Conflates the combat-specific outcome with the broader human-performance capability, reducing applicability outside combat.</w:t>
       </w:r>
     </w:p>
     <w:p>
@@ -1325,7 +1325,7 @@
           <w:b w:val="false"/>
           <w:i w:val="false"/>
         </w:rPr>
-        <w:t>Conflates the combat-specific outcome with the broader human-performance capability, reducing applicability outside combat.</w:t>
+        <w:t>Makes it difficult to distinguish doctrine, capability, framework and product.</w:t>
       </w:r>
     </w:p>
     <w:p>
@@ -1361,7 +1361,349 @@
           <w:b w:val="false"/>
           <w:i w:val="false"/>
         </w:rPr>
-        <w:t>Makes it difficult to distinguish doctrine, capability, framework and product.</w:t>
+        <w:t>Increases the risk that Combat Mindset is interpreted as motivation or aggression alone.</w:t>
+      </w:r>
+    </w:p>
+    <w:p>
+      <w:pPr>
+        <w:pStyle w:val="Normal"/>
+        <w:rPr/>
+      </w:pPr>
+      <w:r>
+        <w:rPr>
+          <w:rFonts w:cs="Arial"/>
+          <w:b w:val="false"/>
+          <w:i w:val="false"/>
+        </w:rPr>
+        <w:t>Both options deliver the end state described in the COMDT ACS guidance. NZALC and HPC jointly recommend Option 1, and will implement whichever option COMDT ACS selects.</w:t>
+      </w:r>
+    </w:p>
+    <w:p>
+      <w:pPr>
+        <w:pStyle w:val="Normal"/>
+        <w:pBdr>
+          <w:bottom w:val="single" w:sz="6" w:space="1" w:color="A89662"/>
+        </w:pBdr>
+        <w:spacing w:before="200" w:after="200"/>
+        <w:rPr/>
+      </w:pPr>
+      <w:r>
+        <w:rPr/>
+      </w:r>
+    </w:p>
+    <w:p>
+      <w:pPr>
+        <w:pStyle w:val="Heading1"/>
+        <w:pBdr>
+          <w:left w:val="single" w:sz="24" w:space="8" w:color="C62026"/>
+        </w:pBdr>
+        <w:rPr/>
+      </w:pPr>
+      <w:bookmarkStart w:id="4" w:name="__RefHeading___Toc219_2605921147"/>
+      <w:bookmarkEnd w:id="4"/>
+      <w:r>
+        <w:rPr>
+          <w:rFonts w:cs="Arial"/>
+          <w:b/>
+          <w:i w:val="false"/>
+          <w:color w:val="002516"/>
+          <w:sz w:val="28"/>
+        </w:rPr>
+        <w:t>3. What already exists</w:t>
+      </w:r>
+    </w:p>
+    <w:p>
+      <w:pPr>
+        <w:pStyle w:val="Heading2"/>
+        <w:rPr/>
+      </w:pPr>
+      <w:r>
+        <w:rPr>
+          <w:rFonts w:cs="Arial"/>
+          <w:b/>
+          <w:i w:val="false"/>
+          <w:color w:val="000000"/>
+          <w:sz w:val="22"/>
+        </w:rPr>
+        <w:t>Within ACS</w:t>
+      </w:r>
+    </w:p>
+    <w:p>
+      <w:pPr>
+        <w:pStyle w:val="Normal"/>
+        <w:rPr/>
+      </w:pPr>
+      <w:r>
+        <w:rPr>
+          <w:rFonts w:cs="Arial"/>
+          <w:b/>
+          <w:i w:val="false"/>
+          <w:color w:val="002516"/>
+          <w:sz w:val="20"/>
+        </w:rPr>
+        <w:t>NZALC Leadership Development System</w:t>
+      </w:r>
+    </w:p>
+    <w:p>
+      <w:pPr>
+        <w:pStyle w:val="Normal"/>
+        <w:rPr/>
+      </w:pPr>
+      <w:r>
+        <w:rPr>
+          <w:rFonts w:cs="Arial"/>
+          <w:b w:val="false"/>
+          <w:i w:val="false"/>
+        </w:rPr>
+        <w:t>NZALC delivers a leadership-development approach incorporating Performance = Potential – Interference, Red Head–Blue Head, Prepare–Perform–Recover, mental-skills techniques, psychometrics, experiential activity, feedback and Leadership Development Plans. This material is embedded across Lead Self, Lead Teams, Lead Leaders and Lead Systems.</w:t>
+      </w:r>
+    </w:p>
+    <w:p>
+      <w:pPr>
+        <w:pStyle w:val="Normal"/>
+        <w:rPr/>
+      </w:pPr>
+      <w:r>
+        <w:rPr>
+          <w:rFonts w:cs="Arial"/>
+          <w:b/>
+          <w:i w:val="false"/>
+          <w:color w:val="002516"/>
+          <w:sz w:val="20"/>
+        </w:rPr>
+        <w:t>HPC Cognitive Conditioning (COGCON)</w:t>
+      </w:r>
+    </w:p>
+    <w:p>
+      <w:pPr>
+        <w:pStyle w:val="Normal"/>
+        <w:rPr/>
+      </w:pPr>
+      <w:r>
+        <w:rPr>
+          <w:rFonts w:cs="Arial"/>
+          <w:b w:val="false"/>
+          <w:i w:val="false"/>
+        </w:rPr>
+        <w:t>COGCON is a developmental cognitive-conditioning product targeting selected aspects of performance cognition under physical and cognitive load, including arousal regulation, attention, cognitive control and working memory. Feasibility trials in military training have demonstrated acceptability and promising training trends. Its causal effectiveness, operational transfer, readiness validity, scalability and enduring delivery model have not yet been established. Its status and appropriate future role will be confirmed through the Phase 2 assessment.</w:t>
+      </w:r>
+    </w:p>
+    <w:p>
+      <w:pPr>
+        <w:pStyle w:val="Heading2"/>
+        <w:rPr/>
+      </w:pPr>
+      <w:r>
+        <w:rPr>
+          <w:rFonts w:cs="Arial"/>
+          <w:b/>
+          <w:i w:val="false"/>
+          <w:color w:val="000000"/>
+          <w:sz w:val="22"/>
+        </w:rPr>
+        <w:t>Outside ACS</w:t>
+      </w:r>
+    </w:p>
+    <w:p>
+      <w:pPr>
+        <w:pStyle w:val="Normal"/>
+        <w:rPr/>
+      </w:pPr>
+      <w:r>
+        <w:rPr>
+          <w:rFonts w:cs="Arial"/>
+          <w:b/>
+          <w:i w:val="false"/>
+          <w:color w:val="002516"/>
+          <w:sz w:val="20"/>
+        </w:rPr>
+        <w:t>Army Psychology Services (APS), ILD and other stakeholders</w:t>
+      </w:r>
+    </w:p>
+    <w:p>
+      <w:pPr>
+        <w:pStyle w:val="Normal"/>
+        <w:rPr/>
+      </w:pPr>
+      <w:r>
+        <w:rPr>
+          <w:rFonts w:cs="Arial"/>
+          <w:b w:val="false"/>
+          <w:i w:val="false"/>
+        </w:rPr>
+        <w:t>These organisations hold additional professional expertise, learning products, delivery capability and assurance functions that will be confirmed during the Phase 2 assessment.</w:t>
+      </w:r>
+    </w:p>
+    <w:p>
+      <w:pPr>
+        <w:pStyle w:val="Normal"/>
+        <w:rPr/>
+      </w:pPr>
+      <w:r>
+        <w:rPr>
+          <w:rFonts w:cs="Arial"/>
+          <w:b w:val="false"/>
+          <w:i w:val="false"/>
+        </w:rPr>
+        <w:t>Initial review indicates considerable conceptual alignment across existing products. The Combat Mindset Framework will establish a common doctrinal language beneath which individual products and methods can be nested.</w:t>
+      </w:r>
+    </w:p>
+    <w:p>
+      <w:pPr>
+        <w:pStyle w:val="Normal"/>
+        <w:rPr/>
+      </w:pPr>
+      <w:r>
+        <w:rPr>
+          <w:rFonts w:cs="Arial"/>
+          <w:b w:val="false"/>
+          <w:i w:val="false"/>
+        </w:rPr>
+        <w:t>A full assessment of existing capability and products will be completed during Phase 2. The products described above contribute to Performance Under Pressure and, where applied in a warfighting context, to Combat Mindset; none constitutes the framework in isolation.</w:t>
+      </w:r>
+    </w:p>
+    <w:p>
+      <w:pPr>
+        <w:pStyle w:val="Normal"/>
+        <w:pBdr>
+          <w:bottom w:val="single" w:sz="6" w:space="1" w:color="A89662"/>
+        </w:pBdr>
+        <w:spacing w:before="200" w:after="200"/>
+        <w:rPr/>
+      </w:pPr>
+      <w:r>
+        <w:rPr/>
+      </w:r>
+    </w:p>
+    <w:p>
+      <w:pPr>
+        <w:pStyle w:val="Heading1"/>
+        <w:pBdr>
+          <w:left w:val="single" w:sz="24" w:space="8" w:color="C62026"/>
+        </w:pBdr>
+        <w:rPr/>
+      </w:pPr>
+      <w:bookmarkStart w:id="5" w:name="__RefHeading___Toc221_2605921147"/>
+      <w:bookmarkEnd w:id="5"/>
+      <w:r>
+        <w:rPr>
+          <w:rFonts w:cs="Arial"/>
+          <w:b/>
+          <w:i w:val="false"/>
+          <w:color w:val="002516"/>
+          <w:sz w:val="28"/>
+        </w:rPr>
+        <w:t>4. Programme of work</w:t>
+      </w:r>
+    </w:p>
+    <w:p>
+      <w:pPr>
+        <w:pStyle w:val="Normal"/>
+        <w:rPr/>
+      </w:pPr>
+      <w:r>
+        <w:rPr>
+          <w:rFonts w:cs="Arial"/>
+          <w:b w:val="false"/>
+          <w:i w:val="false"/>
+        </w:rPr>
+        <w:t>August 2026 is set aside for this paper to be socialised through the chain of command, and the programme is therefore proposed to commence in September 2026. The timeframes below are aspirational and depend to varying extents on external stakeholder availability and input. As such, activity extending into early 2027 is anticipated rather than unforeseen.</w:t>
+      </w:r>
+    </w:p>
+    <w:p>
+      <w:pPr>
+        <w:pStyle w:val="Normal"/>
+        <w:rPr/>
+      </w:pPr>
+      <w:r>
+        <w:rPr>
+          <w:rFonts w:cs="Arial"/>
+          <w:b w:val="false"/>
+          <w:i w:val="false"/>
+        </w:rPr>
+        <w:t>Phases may overlap, but each phase depends on the endorsed outputs of the one before it.</w:t>
+      </w:r>
+    </w:p>
+    <w:p>
+      <w:pPr>
+        <w:pStyle w:val="Heading2"/>
+        <w:rPr/>
+      </w:pPr>
+      <w:r>
+        <w:rPr>
+          <w:rFonts w:cs="Arial"/>
+          <w:b/>
+          <w:i w:val="false"/>
+          <w:color w:val="000000"/>
+          <w:sz w:val="22"/>
+        </w:rPr>
+        <w:t>Phase 1: Define (September 2026)</w:t>
+      </w:r>
+    </w:p>
+    <w:p>
+      <w:pPr>
+        <w:pStyle w:val="Normal"/>
+        <w:rPr/>
+      </w:pPr>
+      <w:r>
+        <w:rPr>
+          <w:rFonts w:cs="Arial"/>
+          <w:b w:val="false"/>
+          <w:i w:val="false"/>
+        </w:rPr>
+        <w:t>Confirm terminology, governance, roles and responsibilities. Establish interim sponsorship, programme leadership, phase leads, stakeholder representation and decision authorities, while identifying the enduring capability ownership, technical-authority and assurance arrangements to be resolved through the programme.</w:t>
+      </w:r>
+    </w:p>
+    <w:p>
+      <w:pPr>
+        <w:pStyle w:val="Normal"/>
+        <w:rPr/>
+      </w:pPr>
+      <w:r>
+        <w:rPr>
+          <w:rFonts w:cs="Arial"/>
+          <w:b/>
+          <w:i w:val="false"/>
+        </w:rPr>
+        <w:t>Key output.</w:t>
+      </w:r>
+      <w:r>
+        <w:rPr>
+          <w:rFonts w:cs="Arial"/>
+          <w:b w:val="false"/>
+          <w:i w:val="false"/>
+        </w:rPr>
+        <w:t xml:space="preserve"> Endorsed drafting baseline and confirmed interim governance.</w:t>
+      </w:r>
+    </w:p>
+    <w:p>
+      <w:pPr>
+        <w:pStyle w:val="Heading2"/>
+        <w:rPr/>
+      </w:pPr>
+      <w:r>
+        <w:rPr>
+          <w:rFonts w:cs="Arial"/>
+          <w:b/>
+          <w:i w:val="false"/>
+          <w:color w:val="000000"/>
+          <w:sz w:val="22"/>
+        </w:rPr>
+        <w:t>Phase 2: Understand (September 2026)</w:t>
+      </w:r>
+    </w:p>
+    <w:p>
+      <w:pPr>
+        <w:pStyle w:val="Normal"/>
+        <w:rPr/>
+      </w:pPr>
+      <w:r>
+        <w:rPr>
+          <w:rFonts w:cs="Arial"/>
+          <w:b w:val="false"/>
+          <w:i w:val="false"/>
+        </w:rPr>
+        <w:t>Assess existing doctrine, products and delivery across ACS, NZALC, HPC, APS, ILD, training establishments and selected units against:</w:t>
       </w:r>
     </w:p>
     <w:p>
@@ -1397,349 +1739,7 @@
           <w:b w:val="false"/>
           <w:i w:val="false"/>
         </w:rPr>
-        <w:t>Increases the risk that Combat Mindset is interpreted as motivation or aggression alone.</w:t>
-      </w:r>
-    </w:p>
-    <w:p>
-      <w:pPr>
-        <w:pStyle w:val="Normal"/>
-        <w:rPr/>
-      </w:pPr>
-      <w:r>
-        <w:rPr>
-          <w:rFonts w:cs="Arial"/>
-          <w:b w:val="false"/>
-          <w:i w:val="false"/>
-        </w:rPr>
-        <w:t>Both options deliver the end state described in the COMDT ACS guidance. NZALC and HPC jointly recommend Option 1, and will implement whichever option COMDT ACS selects.</w:t>
-      </w:r>
-    </w:p>
-    <w:p>
-      <w:pPr>
-        <w:pStyle w:val="Normal"/>
-        <w:pBdr>
-          <w:bottom w:val="single" w:sz="6" w:space="1" w:color="A89662"/>
-        </w:pBdr>
-        <w:spacing w:before="200" w:after="200"/>
-        <w:rPr/>
-      </w:pPr>
-      <w:r>
-        <w:rPr/>
-      </w:r>
-    </w:p>
-    <w:p>
-      <w:pPr>
-        <w:pStyle w:val="Heading1"/>
-        <w:pBdr>
-          <w:left w:val="single" w:sz="24" w:space="8" w:color="C62026"/>
-        </w:pBdr>
-        <w:rPr/>
-      </w:pPr>
-      <w:bookmarkStart w:id="4" w:name="__RefHeading___Toc222_712034351"/>
-      <w:bookmarkEnd w:id="4"/>
-      <w:r>
-        <w:rPr>
-          <w:rFonts w:cs="Arial"/>
-          <w:b/>
-          <w:i w:val="false"/>
-          <w:color w:val="002516"/>
-          <w:sz w:val="28"/>
-        </w:rPr>
-        <w:t>3. What already exists</w:t>
-      </w:r>
-    </w:p>
-    <w:p>
-      <w:pPr>
-        <w:pStyle w:val="Heading2"/>
-        <w:rPr/>
-      </w:pPr>
-      <w:r>
-        <w:rPr>
-          <w:rFonts w:cs="Arial"/>
-          <w:b/>
-          <w:i w:val="false"/>
-          <w:color w:val="000000"/>
-          <w:sz w:val="22"/>
-        </w:rPr>
-        <w:t>Within ACS</w:t>
-      </w:r>
-    </w:p>
-    <w:p>
-      <w:pPr>
-        <w:pStyle w:val="Normal"/>
-        <w:rPr/>
-      </w:pPr>
-      <w:r>
-        <w:rPr>
-          <w:rFonts w:cs="Arial"/>
-          <w:b/>
-          <w:i w:val="false"/>
-          <w:color w:val="002516"/>
-          <w:sz w:val="20"/>
-        </w:rPr>
-        <w:t>NZALC Leadership Development System</w:t>
-      </w:r>
-    </w:p>
-    <w:p>
-      <w:pPr>
-        <w:pStyle w:val="Normal"/>
-        <w:rPr/>
-      </w:pPr>
-      <w:r>
-        <w:rPr>
-          <w:rFonts w:cs="Arial"/>
-          <w:b w:val="false"/>
-          <w:i w:val="false"/>
-        </w:rPr>
-        <w:t>NZALC delivers a leadership-development approach incorporating Performance = Potential – Interference, Red Head–Blue Head, Prepare–Perform–Recover, mental-skills techniques, psychometrics, experiential activity, feedback and Leadership Development Plans. This material is embedded across Lead Self, Lead Teams, Lead Leaders and Lead Systems.</w:t>
-      </w:r>
-    </w:p>
-    <w:p>
-      <w:pPr>
-        <w:pStyle w:val="Normal"/>
-        <w:rPr/>
-      </w:pPr>
-      <w:r>
-        <w:rPr>
-          <w:rFonts w:cs="Arial"/>
-          <w:b/>
-          <w:i w:val="false"/>
-          <w:color w:val="002516"/>
-          <w:sz w:val="20"/>
-        </w:rPr>
-        <w:t>HPC Cognitive Conditioning (COGCON)</w:t>
-      </w:r>
-    </w:p>
-    <w:p>
-      <w:pPr>
-        <w:pStyle w:val="Normal"/>
-        <w:rPr/>
-      </w:pPr>
-      <w:r>
-        <w:rPr>
-          <w:rFonts w:cs="Arial"/>
-          <w:b w:val="false"/>
-          <w:i w:val="false"/>
-        </w:rPr>
-        <w:t>COGCON is a developmental cognitive-conditioning product targeting selected aspects of performance cognition under physical and cognitive load, including arousal regulation, attention, cognitive control and working memory. Feasibility trials in military training have demonstrated acceptability and promising training trends. Its causal effectiveness, operational transfer, readiness validity, scalability and enduring delivery model have not yet been established. Its status and appropriate future role will be confirmed through the Phase 2 assessment.</w:t>
-      </w:r>
-    </w:p>
-    <w:p>
-      <w:pPr>
-        <w:pStyle w:val="Heading2"/>
-        <w:rPr/>
-      </w:pPr>
-      <w:r>
-        <w:rPr>
-          <w:rFonts w:cs="Arial"/>
-          <w:b/>
-          <w:i w:val="false"/>
-          <w:color w:val="000000"/>
-          <w:sz w:val="22"/>
-        </w:rPr>
-        <w:t>Outside ACS</w:t>
-      </w:r>
-    </w:p>
-    <w:p>
-      <w:pPr>
-        <w:pStyle w:val="Normal"/>
-        <w:rPr/>
-      </w:pPr>
-      <w:r>
-        <w:rPr>
-          <w:rFonts w:cs="Arial"/>
-          <w:b/>
-          <w:i w:val="false"/>
-          <w:color w:val="002516"/>
-          <w:sz w:val="20"/>
-        </w:rPr>
-        <w:t>Army Psychology Services (APS), ILD and other stakeholders</w:t>
-      </w:r>
-    </w:p>
-    <w:p>
-      <w:pPr>
-        <w:pStyle w:val="Normal"/>
-        <w:rPr/>
-      </w:pPr>
-      <w:r>
-        <w:rPr>
-          <w:rFonts w:cs="Arial"/>
-          <w:b w:val="false"/>
-          <w:i w:val="false"/>
-        </w:rPr>
-        <w:t>These organisations hold additional professional expertise, learning products, delivery capability and assurance functions that will be confirmed during the Phase 2 assessment.</w:t>
-      </w:r>
-    </w:p>
-    <w:p>
-      <w:pPr>
-        <w:pStyle w:val="Normal"/>
-        <w:rPr/>
-      </w:pPr>
-      <w:r>
-        <w:rPr>
-          <w:rFonts w:cs="Arial"/>
-          <w:b w:val="false"/>
-          <w:i w:val="false"/>
-        </w:rPr>
-        <w:t>Initial review indicates considerable conceptual alignment across existing products. The Combat Mindset Framework will establish a common doctrinal language beneath which individual products and methods can be nested.</w:t>
-      </w:r>
-    </w:p>
-    <w:p>
-      <w:pPr>
-        <w:pStyle w:val="Normal"/>
-        <w:rPr/>
-      </w:pPr>
-      <w:r>
-        <w:rPr>
-          <w:rFonts w:cs="Arial"/>
-          <w:b w:val="false"/>
-          <w:i w:val="false"/>
-        </w:rPr>
-        <w:t>A full assessment of existing capability and products will be completed during Phase 2. The products described above contribute to Performance Under Pressure and, where applied in a warfighting context, to Combat Mindset; none constitutes the framework in isolation.</w:t>
-      </w:r>
-    </w:p>
-    <w:p>
-      <w:pPr>
-        <w:pStyle w:val="Normal"/>
-        <w:pBdr>
-          <w:bottom w:val="single" w:sz="6" w:space="1" w:color="A89662"/>
-        </w:pBdr>
-        <w:spacing w:before="200" w:after="200"/>
-        <w:rPr/>
-      </w:pPr>
-      <w:r>
-        <w:rPr/>
-      </w:r>
-    </w:p>
-    <w:p>
-      <w:pPr>
-        <w:pStyle w:val="Heading1"/>
-        <w:pBdr>
-          <w:left w:val="single" w:sz="24" w:space="8" w:color="C62026"/>
-        </w:pBdr>
-        <w:rPr/>
-      </w:pPr>
-      <w:bookmarkStart w:id="5" w:name="__RefHeading___Toc224_712034351"/>
-      <w:bookmarkEnd w:id="5"/>
-      <w:r>
-        <w:rPr>
-          <w:rFonts w:cs="Arial"/>
-          <w:b/>
-          <w:i w:val="false"/>
-          <w:color w:val="002516"/>
-          <w:sz w:val="28"/>
-        </w:rPr>
-        <w:t>4. Programme of work</w:t>
-      </w:r>
-    </w:p>
-    <w:p>
-      <w:pPr>
-        <w:pStyle w:val="Normal"/>
-        <w:rPr/>
-      </w:pPr>
-      <w:r>
-        <w:rPr>
-          <w:rFonts w:cs="Arial"/>
-          <w:b w:val="false"/>
-          <w:i w:val="false"/>
-        </w:rPr>
-        <w:t>August 2026 is set aside for this paper to be socialised through the chain of command, and the programme is therefore proposed to commence in September 2026. The timeframes below are aspirational and depend to varying extents on external stakeholder availability and input. As such, activity extending into early 2027 is anticipated rather than unforeseen.</w:t>
-      </w:r>
-    </w:p>
-    <w:p>
-      <w:pPr>
-        <w:pStyle w:val="Normal"/>
-        <w:rPr/>
-      </w:pPr>
-      <w:r>
-        <w:rPr>
-          <w:rFonts w:cs="Arial"/>
-          <w:b w:val="false"/>
-          <w:i w:val="false"/>
-        </w:rPr>
-        <w:t>Phases may overlap, but each phase depends on the endorsed outputs of the one before it.</w:t>
-      </w:r>
-    </w:p>
-    <w:p>
-      <w:pPr>
-        <w:pStyle w:val="Heading2"/>
-        <w:rPr/>
-      </w:pPr>
-      <w:r>
-        <w:rPr>
-          <w:rFonts w:cs="Arial"/>
-          <w:b/>
-          <w:i w:val="false"/>
-          <w:color w:val="000000"/>
-          <w:sz w:val="22"/>
-        </w:rPr>
-        <w:t>Phase 1: Define (September 2026)</w:t>
-      </w:r>
-    </w:p>
-    <w:p>
-      <w:pPr>
-        <w:pStyle w:val="Normal"/>
-        <w:rPr/>
-      </w:pPr>
-      <w:r>
-        <w:rPr>
-          <w:rFonts w:cs="Arial"/>
-          <w:b w:val="false"/>
-          <w:i w:val="false"/>
-        </w:rPr>
-        <w:t>Confirm terminology, governance, roles and responsibilities. Establish interim sponsorship, programme leadership, phase leads, stakeholder representation and decision authorities, while identifying the enduring capability ownership, technical-authority and assurance arrangements to be resolved through the programme.</w:t>
-      </w:r>
-    </w:p>
-    <w:p>
-      <w:pPr>
-        <w:pStyle w:val="Normal"/>
-        <w:rPr/>
-      </w:pPr>
-      <w:r>
-        <w:rPr>
-          <w:rFonts w:cs="Arial"/>
-          <w:b/>
-          <w:i w:val="false"/>
-        </w:rPr>
-        <w:t>Key output.</w:t>
-      </w:r>
-      <w:r>
-        <w:rPr>
-          <w:rFonts w:cs="Arial"/>
-          <w:b w:val="false"/>
-          <w:i w:val="false"/>
-        </w:rPr>
-        <w:t xml:space="preserve"> Endorsed drafting baseline and confirmed interim governance.</w:t>
-      </w:r>
-    </w:p>
-    <w:p>
-      <w:pPr>
-        <w:pStyle w:val="Heading2"/>
-        <w:rPr/>
-      </w:pPr>
-      <w:r>
-        <w:rPr>
-          <w:rFonts w:cs="Arial"/>
-          <w:b/>
-          <w:i w:val="false"/>
-          <w:color w:val="000000"/>
-          <w:sz w:val="22"/>
-        </w:rPr>
-        <w:t>Phase 2: Understand (September 2026)</w:t>
-      </w:r>
-    </w:p>
-    <w:p>
-      <w:pPr>
-        <w:pStyle w:val="Normal"/>
-        <w:rPr/>
-      </w:pPr>
-      <w:r>
-        <w:rPr>
-          <w:rFonts w:cs="Arial"/>
-          <w:b w:val="false"/>
-          <w:i w:val="false"/>
-        </w:rPr>
-        <w:t>Assess existing doctrine, products and delivery across ACS, NZALC, HPC, APS, ILD, training establishments and selected units against:</w:t>
+        <w:t>doctrinal and policy holdings;</w:t>
       </w:r>
     </w:p>
     <w:p>
@@ -1775,7 +1775,7 @@
           <w:b w:val="false"/>
           <w:i w:val="false"/>
         </w:rPr>
-        <w:t>doctrinal and policy holdings;</w:t>
+        <w:t>capability outcomes, training products and methods;</w:t>
       </w:r>
     </w:p>
     <w:p>
@@ -1811,7 +1811,7 @@
           <w:b w:val="false"/>
           <w:i w:val="false"/>
         </w:rPr>
-        <w:t>capability outcomes, training products and methods;</w:t>
+        <w:t>delivery organisations;</w:t>
       </w:r>
     </w:p>
     <w:p>
@@ -1847,7 +1847,7 @@
           <w:b w:val="false"/>
           <w:i w:val="false"/>
         </w:rPr>
-        <w:t>delivery organisations;</w:t>
+        <w:t>evidence maturity, scalability and resource requirements; and</w:t>
       </w:r>
     </w:p>
     <w:p>
@@ -1883,42 +1883,6 @@
           <w:b w:val="false"/>
           <w:i w:val="false"/>
         </w:rPr>
-        <w:t>evidence maturity, scalability and resource requirements; and</w:t>
-      </w:r>
-    </w:p>
-    <w:p>
-      <w:pPr>
-        <w:pStyle w:val="Normal"/>
-        <w:tabs>
-          <w:tab w:val="clear" w:pos="720"/>
-          <w:tab w:val="left" w:pos="425" w:leader="none"/>
-        </w:tabs>
-        <w:spacing w:before="0" w:after="60"/>
-        <w:ind w:hanging="255" w:left="425"/>
-        <w:rPr/>
-      </w:pPr>
-      <w:r>
-        <w:rPr>
-          <w:rFonts w:cs="Arial"/>
-          <w:b/>
-          <w:color w:val="C62026"/>
-        </w:rPr>
-        <w:t>•</w:t>
-      </w:r>
-      <w:r>
-        <w:rPr>
-          <w:rFonts w:cs="Arial"/>
-          <w:b/>
-          <w:color w:val="C62026"/>
-        </w:rPr>
-        <w:tab/>
-      </w:r>
-      <w:r>
-        <w:rPr>
-          <w:rFonts w:cs="Arial"/>
-          <w:b w:val="false"/>
-          <w:i w:val="false"/>
-        </w:rPr>
         <w:t>gaps, duplication and integration opportunities.</w:t>
       </w:r>
     </w:p>
@@ -2163,7 +2127,7 @@
         </w:pBdr>
         <w:rPr/>
       </w:pPr>
-      <w:bookmarkStart w:id="6" w:name="__RefHeading___Toc226_712034351"/>
+      <w:bookmarkStart w:id="6" w:name="__RefHeading___Toc223_2605921147"/>
       <w:bookmarkEnd w:id="6"/>
       <w:r>
         <w:rPr>

--- a/output/combat-mindset-way-forward.docx
+++ b/output/combat-mindset-way-forward.docx
@@ -62,7 +62,7 @@
           <w:color w:val="000000"/>
           <w:sz w:val="72"/>
         </w:rPr>
-        <w:t>Combat Mindset</w:t>
+        <w:t>NZ Army Combat Mindset</w:t>
       </w:r>
     </w:p>
     <w:p>
@@ -298,7 +298,7 @@
             </w:rPr>
             <w:fldChar w:fldCharType="separate"/>
           </w:r>
-          <w:hyperlink w:anchor="__RefHeading___Toc211_2605921147">
+          <w:hyperlink w:anchor="__RefHeading___Toc211_2288453424">
             <w:r>
               <w:rPr>
                 <w:webHidden/>
@@ -325,7 +325,7 @@
             </w:tabs>
             <w:rPr/>
           </w:pPr>
-          <w:hyperlink w:anchor="__RefHeading___Toc213_2605921147">
+          <w:hyperlink w:anchor="__RefHeading___Toc213_2288453424">
             <w:r>
               <w:rPr>
                 <w:webHidden/>
@@ -352,7 +352,7 @@
             </w:tabs>
             <w:rPr/>
           </w:pPr>
-          <w:hyperlink w:anchor="__RefHeading___Toc215_2605921147">
+          <w:hyperlink w:anchor="__RefHeading___Toc215_2288453424">
             <w:r>
               <w:rPr>
                 <w:webHidden/>
@@ -379,7 +379,7 @@
             </w:tabs>
             <w:rPr/>
           </w:pPr>
-          <w:hyperlink w:anchor="__RefHeading___Toc217_2605921147">
+          <w:hyperlink w:anchor="__RefHeading___Toc217_2288453424">
             <w:r>
               <w:rPr>
                 <w:webHidden/>
@@ -406,7 +406,7 @@
             </w:tabs>
             <w:rPr/>
           </w:pPr>
-          <w:hyperlink w:anchor="__RefHeading___Toc219_2605921147">
+          <w:hyperlink w:anchor="__RefHeading___Toc219_2288453424">
             <w:r>
               <w:rPr>
                 <w:webHidden/>
@@ -433,7 +433,7 @@
             </w:tabs>
             <w:rPr/>
           </w:pPr>
-          <w:hyperlink w:anchor="__RefHeading___Toc221_2605921147">
+          <w:hyperlink w:anchor="__RefHeading___Toc221_2288453424">
             <w:r>
               <w:rPr>
                 <w:webHidden/>
@@ -460,7 +460,7 @@
             </w:tabs>
             <w:rPr/>
           </w:pPr>
-          <w:hyperlink w:anchor="__RefHeading___Toc223_2605921147">
+          <w:hyperlink w:anchor="__RefHeading___Toc223_2288453424">
             <w:r>
               <w:rPr>
                 <w:webHidden/>
@@ -515,7 +515,7 @@
         <w:spacing w:before="0" w:after="160"/>
         <w:rPr/>
       </w:pPr>
-      <w:bookmarkStart w:id="0" w:name="__RefHeading___Toc211_2605921147"/>
+      <w:bookmarkStart w:id="0" w:name="__RefHeading___Toc211_2288453424"/>
       <w:bookmarkEnd w:id="0"/>
       <w:r>
         <w:rPr>
@@ -597,7 +597,7 @@
         </w:pBdr>
         <w:rPr/>
       </w:pPr>
-      <w:bookmarkStart w:id="1" w:name="__RefHeading___Toc213_2605921147"/>
+      <w:bookmarkStart w:id="1" w:name="__RefHeading___Toc213_2288453424"/>
       <w:bookmarkEnd w:id="1"/>
       <w:r>
         <w:rPr>
@@ -673,7 +673,7 @@
         </w:pBdr>
         <w:rPr/>
       </w:pPr>
-      <w:bookmarkStart w:id="2" w:name="__RefHeading___Toc215_2605921147"/>
+      <w:bookmarkStart w:id="2" w:name="__RefHeading___Toc215_2288453424"/>
       <w:bookmarkEnd w:id="2"/>
       <w:r>
         <w:rPr>
@@ -781,7 +781,7 @@
         </w:pBdr>
         <w:rPr/>
       </w:pPr>
-      <w:bookmarkStart w:id="3" w:name="__RefHeading___Toc217_2605921147"/>
+      <w:bookmarkStart w:id="3" w:name="__RefHeading___Toc217_2288453424"/>
       <w:bookmarkEnd w:id="3"/>
       <w:r>
         <w:rPr>
@@ -1399,7 +1399,7 @@
         </w:pBdr>
         <w:rPr/>
       </w:pPr>
-      <w:bookmarkStart w:id="4" w:name="__RefHeading___Toc219_2605921147"/>
+      <w:bookmarkStart w:id="4" w:name="__RefHeading___Toc219_2288453424"/>
       <w:bookmarkEnd w:id="4"/>
       <w:r>
         <w:rPr>
@@ -1583,7 +1583,7 @@
         </w:pBdr>
         <w:rPr/>
       </w:pPr>
-      <w:bookmarkStart w:id="5" w:name="__RefHeading___Toc221_2605921147"/>
+      <w:bookmarkStart w:id="5" w:name="__RefHeading___Toc221_2288453424"/>
       <w:bookmarkEnd w:id="5"/>
       <w:r>
         <w:rPr>
@@ -2127,7 +2127,7 @@
         </w:pBdr>
         <w:rPr/>
       </w:pPr>
-      <w:bookmarkStart w:id="6" w:name="__RefHeading___Toc223_2605921147"/>
+      <w:bookmarkStart w:id="6" w:name="__RefHeading___Toc223_2288453424"/>
       <w:bookmarkEnd w:id="6"/>
       <w:r>
         <w:rPr>

--- a/output/combat-mindset-way-forward.docx
+++ b/output/combat-mindset-way-forward.docx
@@ -57,10 +57,10 @@
       </w:pPr>
       <w:r>
         <w:rPr>
-          <w:rFonts w:cs="Arial"/>
-          <w:b/>
+          <w:rFonts w:cs="Arial Black" w:ascii="Arial Black" w:hAnsi="Arial Black"/>
+          <w:b w:val="false"/>
           <w:color w:val="000000"/>
-          <w:sz w:val="72"/>
+          <w:sz w:val="60"/>
         </w:rPr>
         <w:t>NZ Army Combat Mindset</w:t>
       </w:r>
@@ -69,16 +69,16 @@
       <w:pPr>
         <w:pStyle w:val="Normal"/>
         <w:pBdr>
-          <w:bottom w:val="single" w:sz="20" w:space="10" w:color="C62026"/>
+          <w:bottom w:val="single" w:sz="20" w:space="10" w:color="D31145"/>
         </w:pBdr>
         <w:spacing w:before="0" w:after="200"/>
         <w:rPr/>
       </w:pPr>
       <w:r>
         <w:rPr>
-          <w:rFonts w:cs="Arial"/>
-          <w:b/>
-          <w:color w:val="002516"/>
+          <w:rFonts w:cs="Calibri"/>
+          <w:b/>
+          <w:color w:val="000000"/>
           <w:sz w:val="34"/>
         </w:rPr>
         <w:t>Framework Proposal</w:t>
@@ -92,7 +92,7 @@
       </w:pPr>
       <w:r>
         <w:rPr>
-          <w:rFonts w:cs="Arial"/>
+          <w:rFonts w:cs="Calibri"/>
           <w:color w:val="000000"/>
           <w:sz w:val="26"/>
         </w:rPr>
@@ -107,9 +107,9 @@
       </w:pPr>
       <w:r>
         <w:rPr>
-          <w:rFonts w:cs="Arial"/>
-          <w:b/>
-          <w:color w:val="C62026"/>
+          <w:rFonts w:cs="Calibri"/>
+          <w:b/>
+          <w:color w:val="D31145"/>
           <w:sz w:val="26"/>
         </w:rPr>
         <w:t>Harder to kill.</w:t>
@@ -127,9 +127,9 @@
       </w:pPr>
       <w:r>
         <w:rPr>
-          <w:rFonts w:cs="Arial"/>
-          <w:b/>
-          <w:color w:val="002516"/>
+          <w:rFonts w:cs="Calibri"/>
+          <w:b/>
+          <w:color w:val="000000"/>
           <w:sz w:val="20"/>
         </w:rPr>
         <w:t>Reference</w:t>
@@ -137,7 +137,7 @@
       </w:r>
       <w:r>
         <w:rPr>
-          <w:rFonts w:cs="Arial"/>
+          <w:rFonts w:cs="Calibri"/>
           <w:color w:val="000000"/>
           <w:sz w:val="20"/>
         </w:rPr>
@@ -156,9 +156,9 @@
       </w:pPr>
       <w:r>
         <w:rPr>
-          <w:rFonts w:cs="Arial"/>
-          <w:b/>
-          <w:color w:val="002516"/>
+          <w:rFonts w:cs="Calibri"/>
+          <w:b/>
+          <w:color w:val="000000"/>
           <w:sz w:val="20"/>
         </w:rPr>
         <w:t>Date</w:t>
@@ -166,7 +166,7 @@
       </w:r>
       <w:r>
         <w:rPr>
-          <w:rFonts w:cs="Arial"/>
+          <w:rFonts w:cs="Calibri"/>
           <w:color w:val="000000"/>
           <w:sz w:val="20"/>
         </w:rPr>
@@ -185,9 +185,9 @@
       </w:pPr>
       <w:r>
         <w:rPr>
-          <w:rFonts w:cs="Arial"/>
-          <w:b/>
-          <w:color w:val="002516"/>
+          <w:rFonts w:cs="Calibri"/>
+          <w:b/>
+          <w:color w:val="000000"/>
           <w:sz w:val="20"/>
         </w:rPr>
         <w:t>Originator</w:t>
@@ -195,7 +195,7 @@
       </w:r>
       <w:r>
         <w:rPr>
-          <w:rFonts w:cs="Arial"/>
+          <w:rFonts w:cs="Calibri"/>
           <w:color w:val="000000"/>
           <w:sz w:val="20"/>
         </w:rPr>
@@ -214,9 +214,9 @@
       </w:pPr>
       <w:r>
         <w:rPr>
-          <w:rFonts w:cs="Arial"/>
-          <w:b/>
-          <w:color w:val="002516"/>
+          <w:rFonts w:cs="Calibri"/>
+          <w:b/>
+          <w:color w:val="000000"/>
           <w:sz w:val="20"/>
         </w:rPr>
         <w:t>Version</w:t>
@@ -224,7 +224,7 @@
       </w:r>
       <w:r>
         <w:rPr>
-          <w:rFonts w:cs="Arial"/>
+          <w:rFonts w:cs="Calibri"/>
           <w:color w:val="000000"/>
           <w:sz w:val="20"/>
         </w:rPr>
@@ -247,16 +247,16 @@
       <w:pPr>
         <w:pStyle w:val="Normal"/>
         <w:pBdr>
-          <w:left w:val="single" w:sz="24" w:space="8" w:color="C62026"/>
+          <w:left w:val="single" w:sz="24" w:space="8" w:color="D31145"/>
         </w:pBdr>
         <w:spacing w:before="0" w:after="240"/>
         <w:rPr/>
       </w:pPr>
       <w:r>
         <w:rPr>
-          <w:rFonts w:cs="Arial"/>
-          <w:b/>
-          <w:color w:val="002516"/>
+          <w:rFonts w:cs="Arial Black" w:ascii="Arial Black" w:hAnsi="Arial Black"/>
+          <w:b w:val="false"/>
+          <w:color w:val="000000"/>
           <w:sz w:val="28"/>
         </w:rPr>
         <w:t>Contents</w:t>
@@ -298,7 +298,7 @@
             </w:rPr>
             <w:fldChar w:fldCharType="separate"/>
           </w:r>
-          <w:hyperlink w:anchor="__RefHeading___Toc211_2288453424">
+          <w:hyperlink w:anchor="__RefHeading___Toc211_2535076536">
             <w:r>
               <w:rPr>
                 <w:webHidden/>
@@ -325,7 +325,7 @@
             </w:tabs>
             <w:rPr/>
           </w:pPr>
-          <w:hyperlink w:anchor="__RefHeading___Toc213_2288453424">
+          <w:hyperlink w:anchor="__RefHeading___Toc213_2535076536">
             <w:r>
               <w:rPr>
                 <w:webHidden/>
@@ -352,7 +352,7 @@
             </w:tabs>
             <w:rPr/>
           </w:pPr>
-          <w:hyperlink w:anchor="__RefHeading___Toc215_2288453424">
+          <w:hyperlink w:anchor="__RefHeading___Toc215_2535076536">
             <w:r>
               <w:rPr>
                 <w:webHidden/>
@@ -379,7 +379,7 @@
             </w:tabs>
             <w:rPr/>
           </w:pPr>
-          <w:hyperlink w:anchor="__RefHeading___Toc217_2288453424">
+          <w:hyperlink w:anchor="__RefHeading___Toc217_2535076536">
             <w:r>
               <w:rPr>
                 <w:webHidden/>
@@ -406,7 +406,7 @@
             </w:tabs>
             <w:rPr/>
           </w:pPr>
-          <w:hyperlink w:anchor="__RefHeading___Toc219_2288453424">
+          <w:hyperlink w:anchor="__RefHeading___Toc219_2535076536">
             <w:r>
               <w:rPr>
                 <w:webHidden/>
@@ -433,7 +433,7 @@
             </w:tabs>
             <w:rPr/>
           </w:pPr>
-          <w:hyperlink w:anchor="__RefHeading___Toc221_2288453424">
+          <w:hyperlink w:anchor="__RefHeading___Toc221_2535076536">
             <w:r>
               <w:rPr>
                 <w:webHidden/>
@@ -460,7 +460,7 @@
             </w:tabs>
             <w:rPr/>
           </w:pPr>
-          <w:hyperlink w:anchor="__RefHeading___Toc223_2288453424">
+          <w:hyperlink w:anchor="__RefHeading___Toc223_2535076536">
             <w:r>
               <w:rPr>
                 <w:webHidden/>
@@ -510,19 +510,19 @@
       <w:pPr>
         <w:pStyle w:val="Heading1"/>
         <w:pBdr>
-          <w:left w:val="single" w:sz="24" w:space="8" w:color="C62026"/>
+          <w:left w:val="single" w:sz="24" w:space="8" w:color="D31145"/>
         </w:pBdr>
         <w:spacing w:before="0" w:after="160"/>
         <w:rPr/>
       </w:pPr>
-      <w:bookmarkStart w:id="0" w:name="__RefHeading___Toc211_2288453424"/>
+      <w:bookmarkStart w:id="0" w:name="__RefHeading___Toc211_2535076536"/>
       <w:bookmarkEnd w:id="0"/>
       <w:r>
         <w:rPr>
-          <w:rFonts w:cs="Arial"/>
-          <w:b/>
-          <w:i w:val="false"/>
-          <w:color w:val="002516"/>
+          <w:rFonts w:cs="Arial Black" w:ascii="Arial Black" w:hAnsi="Arial Black"/>
+          <w:b w:val="false"/>
+          <w:i w:val="false"/>
+          <w:color w:val="000000"/>
           <w:sz w:val="28"/>
         </w:rPr>
         <w:t>The Model on a Page</w:t>
@@ -593,18 +593,18 @@
       <w:pPr>
         <w:pStyle w:val="Heading1"/>
         <w:pBdr>
-          <w:left w:val="single" w:sz="24" w:space="8" w:color="C62026"/>
+          <w:left w:val="single" w:sz="24" w:space="8" w:color="D31145"/>
         </w:pBdr>
         <w:rPr/>
       </w:pPr>
-      <w:bookmarkStart w:id="1" w:name="__RefHeading___Toc213_2288453424"/>
+      <w:bookmarkStart w:id="1" w:name="__RefHeading___Toc213_2535076536"/>
       <w:bookmarkEnd w:id="1"/>
       <w:r>
         <w:rPr>
-          <w:rFonts w:cs="Arial"/>
-          <w:b/>
-          <w:i w:val="false"/>
-          <w:color w:val="002516"/>
+          <w:rFonts w:cs="Arial Black" w:ascii="Arial Black" w:hAnsi="Arial Black"/>
+          <w:b w:val="false"/>
+          <w:i w:val="false"/>
+          <w:color w:val="000000"/>
           <w:sz w:val="28"/>
         </w:rPr>
         <w:t>Purpose</w:t>
@@ -617,7 +617,7 @@
       </w:pPr>
       <w:r>
         <w:rPr>
-          <w:rFonts w:cs="Arial"/>
+          <w:rFonts w:cs="Calibri"/>
           <w:b w:val="false"/>
           <w:i w:val="false"/>
         </w:rPr>
@@ -631,7 +631,7 @@
       </w:pPr>
       <w:r>
         <w:rPr>
-          <w:rFonts w:cs="Arial"/>
+          <w:rFonts w:cs="Calibri"/>
           <w:b w:val="false"/>
           <w:i w:val="false"/>
         </w:rPr>
@@ -645,7 +645,7 @@
       </w:pPr>
       <w:r>
         <w:rPr>
-          <w:rFonts w:cs="Arial"/>
+          <w:rFonts w:cs="Calibri"/>
           <w:b w:val="false"/>
           <w:i w:val="false"/>
         </w:rPr>
@@ -656,7 +656,7 @@
       <w:pPr>
         <w:pStyle w:val="Normal"/>
         <w:pBdr>
-          <w:bottom w:val="single" w:sz="6" w:space="1" w:color="A89662"/>
+          <w:bottom w:val="single" w:sz="6" w:space="1" w:color="B3A650"/>
         </w:pBdr>
         <w:spacing w:before="200" w:after="200"/>
         <w:rPr/>
@@ -669,18 +669,18 @@
       <w:pPr>
         <w:pStyle w:val="Heading1"/>
         <w:pBdr>
-          <w:left w:val="single" w:sz="24" w:space="8" w:color="C62026"/>
+          <w:left w:val="single" w:sz="24" w:space="8" w:color="D31145"/>
         </w:pBdr>
         <w:rPr/>
       </w:pPr>
-      <w:bookmarkStart w:id="2" w:name="__RefHeading___Toc215_2288453424"/>
+      <w:bookmarkStart w:id="2" w:name="__RefHeading___Toc215_2535076536"/>
       <w:bookmarkEnd w:id="2"/>
       <w:r>
         <w:rPr>
-          <w:rFonts w:cs="Arial"/>
-          <w:b/>
-          <w:i w:val="false"/>
-          <w:color w:val="002516"/>
+          <w:rFonts w:cs="Arial Black" w:ascii="Arial Black" w:hAnsi="Arial Black"/>
+          <w:b w:val="false"/>
+          <w:i w:val="false"/>
+          <w:color w:val="000000"/>
           <w:sz w:val="28"/>
         </w:rPr>
         <w:t>1. The problem</w:t>
@@ -693,7 +693,7 @@
       </w:pPr>
       <w:r>
         <w:rPr>
-          <w:rFonts w:cs="Arial"/>
+          <w:rFonts w:cs="Calibri"/>
           <w:b w:val="false"/>
           <w:i w:val="false"/>
         </w:rPr>
@@ -709,7 +709,7 @@
       </w:pPr>
       <w:r>
         <w:rPr>
-          <w:rFonts w:cs="Arial"/>
+          <w:rFonts w:cs="Calibri"/>
           <w:b w:val="false"/>
           <w:i/>
         </w:rPr>
@@ -723,7 +723,7 @@
       </w:pPr>
       <w:r>
         <w:rPr>
-          <w:rFonts w:cs="Arial"/>
+          <w:rFonts w:cs="Calibri"/>
           <w:b w:val="false"/>
           <w:i w:val="false"/>
         </w:rPr>
@@ -739,7 +739,7 @@
       </w:pPr>
       <w:r>
         <w:rPr>
-          <w:rFonts w:cs="Arial"/>
+          <w:rFonts w:cs="Calibri"/>
           <w:b w:val="false"/>
           <w:i/>
         </w:rPr>
@@ -753,7 +753,7 @@
       </w:pPr>
       <w:r>
         <w:rPr>
-          <w:rFonts w:cs="Arial"/>
+          <w:rFonts w:cs="Calibri"/>
           <w:b w:val="false"/>
           <w:i w:val="false"/>
         </w:rPr>
@@ -764,7 +764,7 @@
       <w:pPr>
         <w:pStyle w:val="Normal"/>
         <w:pBdr>
-          <w:bottom w:val="single" w:sz="6" w:space="1" w:color="A89662"/>
+          <w:bottom w:val="single" w:sz="6" w:space="1" w:color="B3A650"/>
         </w:pBdr>
         <w:spacing w:before="200" w:after="200"/>
         <w:rPr/>
@@ -777,18 +777,18 @@
       <w:pPr>
         <w:pStyle w:val="Heading1"/>
         <w:pBdr>
-          <w:left w:val="single" w:sz="24" w:space="8" w:color="C62026"/>
+          <w:left w:val="single" w:sz="24" w:space="8" w:color="D31145"/>
         </w:pBdr>
         <w:rPr/>
       </w:pPr>
-      <w:bookmarkStart w:id="3" w:name="__RefHeading___Toc217_2288453424"/>
+      <w:bookmarkStart w:id="3" w:name="__RefHeading___Toc217_2535076536"/>
       <w:bookmarkEnd w:id="3"/>
       <w:r>
         <w:rPr>
-          <w:rFonts w:cs="Arial"/>
-          <w:b/>
-          <w:i w:val="false"/>
-          <w:color w:val="002516"/>
+          <w:rFonts w:cs="Arial Black" w:ascii="Arial Black" w:hAnsi="Arial Black"/>
+          <w:b w:val="false"/>
+          <w:i w:val="false"/>
+          <w:color w:val="000000"/>
           <w:sz w:val="28"/>
         </w:rPr>
         <w:t>2. Terminology and definitions</w:t>
@@ -801,7 +801,7 @@
       </w:pPr>
       <w:r>
         <w:rPr>
-          <w:rFonts w:cs="Arial"/>
+          <w:rFonts w:cs="Calibri"/>
           <w:b w:val="false"/>
           <w:i w:val="false"/>
         </w:rPr>
@@ -815,7 +815,7 @@
       </w:pPr>
       <w:r>
         <w:rPr>
-          <w:rFonts w:cs="Arial"/>
+          <w:rFonts w:cs="Calibri"/>
           <w:b/>
           <w:i w:val="false"/>
           <w:color w:val="000000"/>
@@ -831,7 +831,7 @@
       </w:pPr>
       <w:r>
         <w:rPr>
-          <w:rFonts w:cs="Arial"/>
+          <w:rFonts w:cs="Calibri"/>
           <w:b w:val="false"/>
           <w:i w:val="false"/>
         </w:rPr>
@@ -845,7 +845,7 @@
       </w:pPr>
       <w:r>
         <w:rPr>
-          <w:rFonts w:cs="Arial"/>
+          <w:rFonts w:cs="Calibri"/>
           <w:b w:val="false"/>
           <w:i w:val="false"/>
         </w:rPr>
@@ -861,7 +861,7 @@
       </w:pPr>
       <w:r>
         <w:rPr>
-          <w:rFonts w:cs="Arial"/>
+          <w:rFonts w:cs="Calibri"/>
           <w:b/>
           <w:i/>
         </w:rPr>
@@ -869,7 +869,7 @@
       </w:r>
       <w:r>
         <w:rPr>
-          <w:rFonts w:cs="Arial"/>
+          <w:rFonts w:cs="Calibri"/>
           <w:b w:val="false"/>
           <w:i/>
         </w:rPr>
@@ -885,7 +885,7 @@
       </w:pPr>
       <w:r>
         <w:rPr>
-          <w:rFonts w:cs="Arial"/>
+          <w:rFonts w:cs="Calibri"/>
           <w:b/>
           <w:i/>
         </w:rPr>
@@ -893,7 +893,7 @@
       </w:r>
       <w:r>
         <w:rPr>
-          <w:rFonts w:cs="Arial"/>
+          <w:rFonts w:cs="Calibri"/>
           <w:b w:val="false"/>
           <w:i/>
         </w:rPr>
@@ -909,7 +909,7 @@
       </w:pPr>
       <w:r>
         <w:rPr>
-          <w:rFonts w:cs="Arial"/>
+          <w:rFonts w:cs="Calibri"/>
           <w:b/>
           <w:i/>
         </w:rPr>
@@ -917,7 +917,7 @@
       </w:r>
       <w:r>
         <w:rPr>
-          <w:rFonts w:cs="Arial"/>
+          <w:rFonts w:cs="Calibri"/>
           <w:b w:val="false"/>
           <w:i/>
         </w:rPr>
@@ -931,7 +931,7 @@
       </w:pPr>
       <w:r>
         <w:rPr>
-          <w:rFonts w:cs="Arial"/>
+          <w:rFonts w:cs="Calibri"/>
           <w:b w:val="false"/>
           <w:i w:val="false"/>
         </w:rPr>
@@ -947,7 +947,7 @@
       </w:pPr>
       <w:r>
         <w:rPr>
-          <w:rFonts w:cs="Arial"/>
+          <w:rFonts w:cs="Calibri"/>
           <w:b w:val="false"/>
           <w:i/>
         </w:rPr>
@@ -961,7 +961,7 @@
       </w:pPr>
       <w:r>
         <w:rPr>
-          <w:rFonts w:cs="Arial"/>
+          <w:rFonts w:cs="Calibri"/>
           <w:b/>
           <w:i w:val="false"/>
         </w:rPr>
@@ -981,23 +981,23 @@
       </w:pPr>
       <w:r>
         <w:rPr>
-          <w:rFonts w:cs="Arial"/>
-          <w:b/>
-          <w:color w:val="C62026"/>
+          <w:rFonts w:cs="Calibri"/>
+          <w:b/>
+          <w:color w:val="D31145"/>
         </w:rPr>
         <w:t>•</w:t>
       </w:r>
       <w:r>
         <w:rPr>
-          <w:rFonts w:cs="Arial"/>
-          <w:b/>
-          <w:color w:val="C62026"/>
+          <w:rFonts w:cs="Calibri"/>
+          <w:b/>
+          <w:color w:val="D31145"/>
         </w:rPr>
         <w:tab/>
       </w:r>
       <w:r>
         <w:rPr>
-          <w:rFonts w:cs="Arial"/>
+          <w:rFonts w:cs="Calibri"/>
           <w:b w:val="false"/>
           <w:i w:val="false"/>
         </w:rPr>
@@ -1017,23 +1017,23 @@
       </w:pPr>
       <w:r>
         <w:rPr>
-          <w:rFonts w:cs="Arial"/>
-          <w:b/>
-          <w:color w:val="C62026"/>
+          <w:rFonts w:cs="Calibri"/>
+          <w:b/>
+          <w:color w:val="D31145"/>
         </w:rPr>
         <w:t>•</w:t>
       </w:r>
       <w:r>
         <w:rPr>
-          <w:rFonts w:cs="Arial"/>
-          <w:b/>
-          <w:color w:val="C62026"/>
+          <w:rFonts w:cs="Calibri"/>
+          <w:b/>
+          <w:color w:val="D31145"/>
         </w:rPr>
         <w:tab/>
       </w:r>
       <w:r>
         <w:rPr>
-          <w:rFonts w:cs="Arial"/>
+          <w:rFonts w:cs="Calibri"/>
           <w:b w:val="false"/>
           <w:i w:val="false"/>
         </w:rPr>
@@ -1053,23 +1053,23 @@
       </w:pPr>
       <w:r>
         <w:rPr>
-          <w:rFonts w:cs="Arial"/>
-          <w:b/>
-          <w:color w:val="C62026"/>
+          <w:rFonts w:cs="Calibri"/>
+          <w:b/>
+          <w:color w:val="D31145"/>
         </w:rPr>
         <w:t>•</w:t>
       </w:r>
       <w:r>
         <w:rPr>
-          <w:rFonts w:cs="Arial"/>
-          <w:b/>
-          <w:color w:val="C62026"/>
+          <w:rFonts w:cs="Calibri"/>
+          <w:b/>
+          <w:color w:val="D31145"/>
         </w:rPr>
         <w:tab/>
       </w:r>
       <w:r>
         <w:rPr>
-          <w:rFonts w:cs="Arial"/>
+          <w:rFonts w:cs="Calibri"/>
           <w:b w:val="false"/>
           <w:i w:val="false"/>
         </w:rPr>
@@ -1083,7 +1083,7 @@
       </w:pPr>
       <w:r>
         <w:rPr>
-          <w:rFonts w:cs="Arial"/>
+          <w:rFonts w:cs="Calibri"/>
           <w:b/>
           <w:i w:val="false"/>
         </w:rPr>
@@ -1103,23 +1103,23 @@
       </w:pPr>
       <w:r>
         <w:rPr>
-          <w:rFonts w:cs="Arial"/>
-          <w:b/>
-          <w:color w:val="C62026"/>
+          <w:rFonts w:cs="Calibri"/>
+          <w:b/>
+          <w:color w:val="D31145"/>
         </w:rPr>
         <w:t>•</w:t>
       </w:r>
       <w:r>
         <w:rPr>
-          <w:rFonts w:cs="Arial"/>
-          <w:b/>
-          <w:color w:val="C62026"/>
+          <w:rFonts w:cs="Calibri"/>
+          <w:b/>
+          <w:color w:val="D31145"/>
         </w:rPr>
         <w:tab/>
       </w:r>
       <w:r>
         <w:rPr>
-          <w:rFonts w:cs="Arial"/>
+          <w:rFonts w:cs="Calibri"/>
           <w:b w:val="false"/>
           <w:i w:val="false"/>
         </w:rPr>
@@ -1133,7 +1133,7 @@
       </w:pPr>
       <w:r>
         <w:rPr>
-          <w:rFonts w:cs="Arial"/>
+          <w:rFonts w:cs="Calibri"/>
           <w:b/>
           <w:i w:val="false"/>
           <w:color w:val="000000"/>
@@ -1149,7 +1149,7 @@
       </w:pPr>
       <w:r>
         <w:rPr>
-          <w:rFonts w:cs="Arial"/>
+          <w:rFonts w:cs="Calibri"/>
           <w:b w:val="false"/>
           <w:i w:val="false"/>
         </w:rPr>
@@ -1163,7 +1163,7 @@
       </w:pPr>
       <w:r>
         <w:rPr>
-          <w:rFonts w:cs="Arial"/>
+          <w:rFonts w:cs="Calibri"/>
           <w:b/>
           <w:i w:val="false"/>
         </w:rPr>
@@ -1183,23 +1183,23 @@
       </w:pPr>
       <w:r>
         <w:rPr>
-          <w:rFonts w:cs="Arial"/>
-          <w:b/>
-          <w:color w:val="C62026"/>
+          <w:rFonts w:cs="Calibri"/>
+          <w:b/>
+          <w:color w:val="D31145"/>
         </w:rPr>
         <w:t>•</w:t>
       </w:r>
       <w:r>
         <w:rPr>
-          <w:rFonts w:cs="Arial"/>
-          <w:b/>
-          <w:color w:val="C62026"/>
+          <w:rFonts w:cs="Calibri"/>
+          <w:b/>
+          <w:color w:val="D31145"/>
         </w:rPr>
         <w:tab/>
       </w:r>
       <w:r>
         <w:rPr>
-          <w:rFonts w:cs="Arial"/>
+          <w:rFonts w:cs="Calibri"/>
           <w:b w:val="false"/>
           <w:i w:val="false"/>
         </w:rPr>
@@ -1219,23 +1219,23 @@
       </w:pPr>
       <w:r>
         <w:rPr>
-          <w:rFonts w:cs="Arial"/>
-          <w:b/>
-          <w:color w:val="C62026"/>
+          <w:rFonts w:cs="Calibri"/>
+          <w:b/>
+          <w:color w:val="D31145"/>
         </w:rPr>
         <w:t>•</w:t>
       </w:r>
       <w:r>
         <w:rPr>
-          <w:rFonts w:cs="Arial"/>
-          <w:b/>
-          <w:color w:val="C62026"/>
+          <w:rFonts w:cs="Calibri"/>
+          <w:b/>
+          <w:color w:val="D31145"/>
         </w:rPr>
         <w:tab/>
       </w:r>
       <w:r>
         <w:rPr>
-          <w:rFonts w:cs="Arial"/>
+          <w:rFonts w:cs="Calibri"/>
           <w:b w:val="false"/>
           <w:i w:val="false"/>
         </w:rPr>
@@ -1249,7 +1249,7 @@
       </w:pPr>
       <w:r>
         <w:rPr>
-          <w:rFonts w:cs="Arial"/>
+          <w:rFonts w:cs="Calibri"/>
           <w:b/>
           <w:i w:val="false"/>
         </w:rPr>
@@ -1269,23 +1269,23 @@
       </w:pPr>
       <w:r>
         <w:rPr>
-          <w:rFonts w:cs="Arial"/>
-          <w:b/>
-          <w:color w:val="C62026"/>
+          <w:rFonts w:cs="Calibri"/>
+          <w:b/>
+          <w:color w:val="D31145"/>
         </w:rPr>
         <w:t>•</w:t>
       </w:r>
       <w:r>
         <w:rPr>
-          <w:rFonts w:cs="Arial"/>
-          <w:b/>
-          <w:color w:val="C62026"/>
+          <w:rFonts w:cs="Calibri"/>
+          <w:b/>
+          <w:color w:val="D31145"/>
         </w:rPr>
         <w:tab/>
       </w:r>
       <w:r>
         <w:rPr>
-          <w:rFonts w:cs="Arial"/>
+          <w:rFonts w:cs="Calibri"/>
           <w:b w:val="false"/>
           <w:i w:val="false"/>
         </w:rPr>
@@ -1305,23 +1305,23 @@
       </w:pPr>
       <w:r>
         <w:rPr>
-          <w:rFonts w:cs="Arial"/>
-          <w:b/>
-          <w:color w:val="C62026"/>
+          <w:rFonts w:cs="Calibri"/>
+          <w:b/>
+          <w:color w:val="D31145"/>
         </w:rPr>
         <w:t>•</w:t>
       </w:r>
       <w:r>
         <w:rPr>
-          <w:rFonts w:cs="Arial"/>
-          <w:b/>
-          <w:color w:val="C62026"/>
+          <w:rFonts w:cs="Calibri"/>
+          <w:b/>
+          <w:color w:val="D31145"/>
         </w:rPr>
         <w:tab/>
       </w:r>
       <w:r>
         <w:rPr>
-          <w:rFonts w:cs="Arial"/>
+          <w:rFonts w:cs="Calibri"/>
           <w:b w:val="false"/>
           <w:i w:val="false"/>
         </w:rPr>
@@ -1341,23 +1341,23 @@
       </w:pPr>
       <w:r>
         <w:rPr>
-          <w:rFonts w:cs="Arial"/>
-          <w:b/>
-          <w:color w:val="C62026"/>
+          <w:rFonts w:cs="Calibri"/>
+          <w:b/>
+          <w:color w:val="D31145"/>
         </w:rPr>
         <w:t>•</w:t>
       </w:r>
       <w:r>
         <w:rPr>
-          <w:rFonts w:cs="Arial"/>
-          <w:b/>
-          <w:color w:val="C62026"/>
+          <w:rFonts w:cs="Calibri"/>
+          <w:b/>
+          <w:color w:val="D31145"/>
         </w:rPr>
         <w:tab/>
       </w:r>
       <w:r>
         <w:rPr>
-          <w:rFonts w:cs="Arial"/>
+          <w:rFonts w:cs="Calibri"/>
           <w:b w:val="false"/>
           <w:i w:val="false"/>
         </w:rPr>
@@ -1371,7 +1371,7 @@
       </w:pPr>
       <w:r>
         <w:rPr>
-          <w:rFonts w:cs="Arial"/>
+          <w:rFonts w:cs="Calibri"/>
           <w:b w:val="false"/>
           <w:i w:val="false"/>
         </w:rPr>
@@ -1382,7 +1382,7 @@
       <w:pPr>
         <w:pStyle w:val="Normal"/>
         <w:pBdr>
-          <w:bottom w:val="single" w:sz="6" w:space="1" w:color="A89662"/>
+          <w:bottom w:val="single" w:sz="6" w:space="1" w:color="B3A650"/>
         </w:pBdr>
         <w:spacing w:before="200" w:after="200"/>
         <w:rPr/>
@@ -1395,18 +1395,18 @@
       <w:pPr>
         <w:pStyle w:val="Heading1"/>
         <w:pBdr>
-          <w:left w:val="single" w:sz="24" w:space="8" w:color="C62026"/>
+          <w:left w:val="single" w:sz="24" w:space="8" w:color="D31145"/>
         </w:pBdr>
         <w:rPr/>
       </w:pPr>
-      <w:bookmarkStart w:id="4" w:name="__RefHeading___Toc219_2288453424"/>
+      <w:bookmarkStart w:id="4" w:name="__RefHeading___Toc219_2535076536"/>
       <w:bookmarkEnd w:id="4"/>
       <w:r>
         <w:rPr>
-          <w:rFonts w:cs="Arial"/>
-          <w:b/>
-          <w:i w:val="false"/>
-          <w:color w:val="002516"/>
+          <w:rFonts w:cs="Arial Black" w:ascii="Arial Black" w:hAnsi="Arial Black"/>
+          <w:b w:val="false"/>
+          <w:i w:val="false"/>
+          <w:color w:val="000000"/>
           <w:sz w:val="28"/>
         </w:rPr>
         <w:t>3. What already exists</w:t>
@@ -1419,7 +1419,7 @@
       </w:pPr>
       <w:r>
         <w:rPr>
-          <w:rFonts w:cs="Arial"/>
+          <w:rFonts w:cs="Calibri"/>
           <w:b/>
           <w:i w:val="false"/>
           <w:color w:val="000000"/>
@@ -1435,10 +1435,10 @@
       </w:pPr>
       <w:r>
         <w:rPr>
-          <w:rFonts w:cs="Arial"/>
-          <w:b/>
-          <w:i w:val="false"/>
-          <w:color w:val="002516"/>
+          <w:rFonts w:cs="Calibri"/>
+          <w:b/>
+          <w:i w:val="false"/>
+          <w:color w:val="D31145"/>
           <w:sz w:val="20"/>
         </w:rPr>
         <w:t>NZALC Leadership Development System</w:t>
@@ -1451,7 +1451,7 @@
       </w:pPr>
       <w:r>
         <w:rPr>
-          <w:rFonts w:cs="Arial"/>
+          <w:rFonts w:cs="Calibri"/>
           <w:b w:val="false"/>
           <w:i w:val="false"/>
         </w:rPr>
@@ -1465,10 +1465,10 @@
       </w:pPr>
       <w:r>
         <w:rPr>
-          <w:rFonts w:cs="Arial"/>
-          <w:b/>
-          <w:i w:val="false"/>
-          <w:color w:val="002516"/>
+          <w:rFonts w:cs="Calibri"/>
+          <w:b/>
+          <w:i w:val="false"/>
+          <w:color w:val="D31145"/>
           <w:sz w:val="20"/>
         </w:rPr>
         <w:t>HPC Cognitive Conditioning (COGCON)</w:t>
@@ -1481,7 +1481,7 @@
       </w:pPr>
       <w:r>
         <w:rPr>
-          <w:rFonts w:cs="Arial"/>
+          <w:rFonts w:cs="Calibri"/>
           <w:b w:val="false"/>
           <w:i w:val="false"/>
         </w:rPr>
@@ -1495,7 +1495,7 @@
       </w:pPr>
       <w:r>
         <w:rPr>
-          <w:rFonts w:cs="Arial"/>
+          <w:rFonts w:cs="Calibri"/>
           <w:b/>
           <w:i w:val="false"/>
           <w:color w:val="000000"/>
@@ -1511,10 +1511,10 @@
       </w:pPr>
       <w:r>
         <w:rPr>
-          <w:rFonts w:cs="Arial"/>
-          <w:b/>
-          <w:i w:val="false"/>
-          <w:color w:val="002516"/>
+          <w:rFonts w:cs="Calibri"/>
+          <w:b/>
+          <w:i w:val="false"/>
+          <w:color w:val="D31145"/>
           <w:sz w:val="20"/>
         </w:rPr>
         <w:t>Army Psychology Services (APS), ILD and other stakeholders</w:t>
@@ -1527,7 +1527,7 @@
       </w:pPr>
       <w:r>
         <w:rPr>
-          <w:rFonts w:cs="Arial"/>
+          <w:rFonts w:cs="Calibri"/>
           <w:b w:val="false"/>
           <w:i w:val="false"/>
         </w:rPr>
@@ -1541,7 +1541,7 @@
       </w:pPr>
       <w:r>
         <w:rPr>
-          <w:rFonts w:cs="Arial"/>
+          <w:rFonts w:cs="Calibri"/>
           <w:b w:val="false"/>
           <w:i w:val="false"/>
         </w:rPr>
@@ -1555,7 +1555,7 @@
       </w:pPr>
       <w:r>
         <w:rPr>
-          <w:rFonts w:cs="Arial"/>
+          <w:rFonts w:cs="Calibri"/>
           <w:b w:val="false"/>
           <w:i w:val="false"/>
         </w:rPr>
@@ -1566,7 +1566,7 @@
       <w:pPr>
         <w:pStyle w:val="Normal"/>
         <w:pBdr>
-          <w:bottom w:val="single" w:sz="6" w:space="1" w:color="A89662"/>
+          <w:bottom w:val="single" w:sz="6" w:space="1" w:color="B3A650"/>
         </w:pBdr>
         <w:spacing w:before="200" w:after="200"/>
         <w:rPr/>
@@ -1579,18 +1579,18 @@
       <w:pPr>
         <w:pStyle w:val="Heading1"/>
         <w:pBdr>
-          <w:left w:val="single" w:sz="24" w:space="8" w:color="C62026"/>
+          <w:left w:val="single" w:sz="24" w:space="8" w:color="D31145"/>
         </w:pBdr>
         <w:rPr/>
       </w:pPr>
-      <w:bookmarkStart w:id="5" w:name="__RefHeading___Toc221_2288453424"/>
+      <w:bookmarkStart w:id="5" w:name="__RefHeading___Toc221_2535076536"/>
       <w:bookmarkEnd w:id="5"/>
       <w:r>
         <w:rPr>
-          <w:rFonts w:cs="Arial"/>
-          <w:b/>
-          <w:i w:val="false"/>
-          <w:color w:val="002516"/>
+          <w:rFonts w:cs="Arial Black" w:ascii="Arial Black" w:hAnsi="Arial Black"/>
+          <w:b w:val="false"/>
+          <w:i w:val="false"/>
+          <w:color w:val="000000"/>
           <w:sz w:val="28"/>
         </w:rPr>
         <w:t>4. Programme of work</w:t>
@@ -1603,7 +1603,7 @@
       </w:pPr>
       <w:r>
         <w:rPr>
-          <w:rFonts w:cs="Arial"/>
+          <w:rFonts w:cs="Calibri"/>
           <w:b w:val="false"/>
           <w:i w:val="false"/>
         </w:rPr>
@@ -1617,7 +1617,7 @@
       </w:pPr>
       <w:r>
         <w:rPr>
-          <w:rFonts w:cs="Arial"/>
+          <w:rFonts w:cs="Calibri"/>
           <w:b w:val="false"/>
           <w:i w:val="false"/>
         </w:rPr>
@@ -1631,7 +1631,7 @@
       </w:pPr>
       <w:r>
         <w:rPr>
-          <w:rFonts w:cs="Arial"/>
+          <w:rFonts w:cs="Calibri"/>
           <w:b/>
           <w:i w:val="false"/>
           <w:color w:val="000000"/>
@@ -1647,7 +1647,7 @@
       </w:pPr>
       <w:r>
         <w:rPr>
-          <w:rFonts w:cs="Arial"/>
+          <w:rFonts w:cs="Calibri"/>
           <w:b w:val="false"/>
           <w:i w:val="false"/>
         </w:rPr>
@@ -1661,7 +1661,7 @@
       </w:pPr>
       <w:r>
         <w:rPr>
-          <w:rFonts w:cs="Arial"/>
+          <w:rFonts w:cs="Calibri"/>
           <w:b/>
           <w:i w:val="false"/>
         </w:rPr>
@@ -1669,7 +1669,7 @@
       </w:r>
       <w:r>
         <w:rPr>
-          <w:rFonts w:cs="Arial"/>
+          <w:rFonts w:cs="Calibri"/>
           <w:b w:val="false"/>
           <w:i w:val="false"/>
         </w:rPr>
@@ -1683,7 +1683,7 @@
       </w:pPr>
       <w:r>
         <w:rPr>
-          <w:rFonts w:cs="Arial"/>
+          <w:rFonts w:cs="Calibri"/>
           <w:b/>
           <w:i w:val="false"/>
           <w:color w:val="000000"/>
@@ -1699,7 +1699,7 @@
       </w:pPr>
       <w:r>
         <w:rPr>
-          <w:rFonts w:cs="Arial"/>
+          <w:rFonts w:cs="Calibri"/>
           <w:b w:val="false"/>
           <w:i w:val="false"/>
         </w:rPr>
@@ -1719,23 +1719,23 @@
       </w:pPr>
       <w:r>
         <w:rPr>
-          <w:rFonts w:cs="Arial"/>
-          <w:b/>
-          <w:color w:val="C62026"/>
+          <w:rFonts w:cs="Calibri"/>
+          <w:b/>
+          <w:color w:val="D31145"/>
         </w:rPr>
         <w:t>•</w:t>
       </w:r>
       <w:r>
         <w:rPr>
-          <w:rFonts w:cs="Arial"/>
-          <w:b/>
-          <w:color w:val="C62026"/>
+          <w:rFonts w:cs="Calibri"/>
+          <w:b/>
+          <w:color w:val="D31145"/>
         </w:rPr>
         <w:tab/>
       </w:r>
       <w:r>
         <w:rPr>
-          <w:rFonts w:cs="Arial"/>
+          <w:rFonts w:cs="Calibri"/>
           <w:b w:val="false"/>
           <w:i w:val="false"/>
         </w:rPr>
@@ -1755,23 +1755,23 @@
       </w:pPr>
       <w:r>
         <w:rPr>
-          <w:rFonts w:cs="Arial"/>
-          <w:b/>
-          <w:color w:val="C62026"/>
+          <w:rFonts w:cs="Calibri"/>
+          <w:b/>
+          <w:color w:val="D31145"/>
         </w:rPr>
         <w:t>•</w:t>
       </w:r>
       <w:r>
         <w:rPr>
-          <w:rFonts w:cs="Arial"/>
-          <w:b/>
-          <w:color w:val="C62026"/>
+          <w:rFonts w:cs="Calibri"/>
+          <w:b/>
+          <w:color w:val="D31145"/>
         </w:rPr>
         <w:tab/>
       </w:r>
       <w:r>
         <w:rPr>
-          <w:rFonts w:cs="Arial"/>
+          <w:rFonts w:cs="Calibri"/>
           <w:b w:val="false"/>
           <w:i w:val="false"/>
         </w:rPr>
@@ -1791,23 +1791,23 @@
       </w:pPr>
       <w:r>
         <w:rPr>
-          <w:rFonts w:cs="Arial"/>
-          <w:b/>
-          <w:color w:val="C62026"/>
+          <w:rFonts w:cs="Calibri"/>
+          <w:b/>
+          <w:color w:val="D31145"/>
         </w:rPr>
         <w:t>•</w:t>
       </w:r>
       <w:r>
         <w:rPr>
-          <w:rFonts w:cs="Arial"/>
-          <w:b/>
-          <w:color w:val="C62026"/>
+          <w:rFonts w:cs="Calibri"/>
+          <w:b/>
+          <w:color w:val="D31145"/>
         </w:rPr>
         <w:tab/>
       </w:r>
       <w:r>
         <w:rPr>
-          <w:rFonts w:cs="Arial"/>
+          <w:rFonts w:cs="Calibri"/>
           <w:b w:val="false"/>
           <w:i w:val="false"/>
         </w:rPr>
@@ -1827,23 +1827,23 @@
       </w:pPr>
       <w:r>
         <w:rPr>
-          <w:rFonts w:cs="Arial"/>
-          <w:b/>
-          <w:color w:val="C62026"/>
+          <w:rFonts w:cs="Calibri"/>
+          <w:b/>
+          <w:color w:val="D31145"/>
         </w:rPr>
         <w:t>•</w:t>
       </w:r>
       <w:r>
         <w:rPr>
-          <w:rFonts w:cs="Arial"/>
-          <w:b/>
-          <w:color w:val="C62026"/>
+          <w:rFonts w:cs="Calibri"/>
+          <w:b/>
+          <w:color w:val="D31145"/>
         </w:rPr>
         <w:tab/>
       </w:r>
       <w:r>
         <w:rPr>
-          <w:rFonts w:cs="Arial"/>
+          <w:rFonts w:cs="Calibri"/>
           <w:b w:val="false"/>
           <w:i w:val="false"/>
         </w:rPr>
@@ -1863,23 +1863,23 @@
       </w:pPr>
       <w:r>
         <w:rPr>
-          <w:rFonts w:cs="Arial"/>
-          <w:b/>
-          <w:color w:val="C62026"/>
+          <w:rFonts w:cs="Calibri"/>
+          <w:b/>
+          <w:color w:val="D31145"/>
         </w:rPr>
         <w:t>•</w:t>
       </w:r>
       <w:r>
         <w:rPr>
-          <w:rFonts w:cs="Arial"/>
-          <w:b/>
-          <w:color w:val="C62026"/>
+          <w:rFonts w:cs="Calibri"/>
+          <w:b/>
+          <w:color w:val="D31145"/>
         </w:rPr>
         <w:tab/>
       </w:r>
       <w:r>
         <w:rPr>
-          <w:rFonts w:cs="Arial"/>
+          <w:rFonts w:cs="Calibri"/>
           <w:b w:val="false"/>
           <w:i w:val="false"/>
         </w:rPr>
@@ -1893,7 +1893,7 @@
       </w:pPr>
       <w:r>
         <w:rPr>
-          <w:rFonts w:cs="Arial"/>
+          <w:rFonts w:cs="Calibri"/>
           <w:b w:val="false"/>
           <w:i w:val="false"/>
         </w:rPr>
@@ -1907,7 +1907,7 @@
       </w:pPr>
       <w:r>
         <w:rPr>
-          <w:rFonts w:cs="Arial"/>
+          <w:rFonts w:cs="Calibri"/>
           <w:b/>
           <w:i w:val="false"/>
         </w:rPr>
@@ -1915,7 +1915,7 @@
       </w:r>
       <w:r>
         <w:rPr>
-          <w:rFonts w:cs="Arial"/>
+          <w:rFonts w:cs="Calibri"/>
           <w:b w:val="false"/>
           <w:i w:val="false"/>
         </w:rPr>
@@ -1929,7 +1929,7 @@
       </w:pPr>
       <w:r>
         <w:rPr>
-          <w:rFonts w:cs="Arial"/>
+          <w:rFonts w:cs="Calibri"/>
           <w:b/>
           <w:i w:val="false"/>
           <w:color w:val="000000"/>
@@ -1945,7 +1945,7 @@
       </w:pPr>
       <w:r>
         <w:rPr>
-          <w:rFonts w:cs="Arial"/>
+          <w:rFonts w:cs="Calibri"/>
           <w:b w:val="false"/>
           <w:i w:val="false"/>
         </w:rPr>
@@ -1959,7 +1959,7 @@
       </w:pPr>
       <w:r>
         <w:rPr>
-          <w:rFonts w:cs="Arial"/>
+          <w:rFonts w:cs="Calibri"/>
           <w:b w:val="false"/>
           <w:i w:val="false"/>
         </w:rPr>
@@ -1973,7 +1973,7 @@
       </w:pPr>
       <w:r>
         <w:rPr>
-          <w:rFonts w:cs="Arial"/>
+          <w:rFonts w:cs="Calibri"/>
           <w:b/>
           <w:i w:val="false"/>
         </w:rPr>
@@ -1981,7 +1981,7 @@
       </w:r>
       <w:r>
         <w:rPr>
-          <w:rFonts w:cs="Arial"/>
+          <w:rFonts w:cs="Calibri"/>
           <w:b w:val="false"/>
           <w:i w:val="false"/>
         </w:rPr>
@@ -1995,7 +1995,7 @@
       </w:pPr>
       <w:r>
         <w:rPr>
-          <w:rFonts w:cs="Arial"/>
+          <w:rFonts w:cs="Calibri"/>
           <w:b/>
           <w:i w:val="false"/>
           <w:color w:val="000000"/>
@@ -2011,7 +2011,7 @@
       </w:pPr>
       <w:r>
         <w:rPr>
-          <w:rFonts w:cs="Arial"/>
+          <w:rFonts w:cs="Calibri"/>
           <w:b w:val="false"/>
           <w:i w:val="false"/>
         </w:rPr>
@@ -2025,7 +2025,7 @@
       </w:pPr>
       <w:r>
         <w:rPr>
-          <w:rFonts w:cs="Arial"/>
+          <w:rFonts w:cs="Calibri"/>
           <w:b/>
           <w:i w:val="false"/>
         </w:rPr>
@@ -2033,7 +2033,7 @@
       </w:r>
       <w:r>
         <w:rPr>
-          <w:rFonts w:cs="Arial"/>
+          <w:rFonts w:cs="Calibri"/>
           <w:b w:val="false"/>
           <w:i w:val="false"/>
         </w:rPr>
@@ -2047,7 +2047,7 @@
       </w:pPr>
       <w:r>
         <w:rPr>
-          <w:rFonts w:cs="Arial"/>
+          <w:rFonts w:cs="Calibri"/>
           <w:b/>
           <w:i w:val="false"/>
           <w:color w:val="000000"/>
@@ -2063,7 +2063,7 @@
       </w:pPr>
       <w:r>
         <w:rPr>
-          <w:rFonts w:cs="Arial"/>
+          <w:rFonts w:cs="Calibri"/>
           <w:b w:val="false"/>
           <w:i w:val="false"/>
         </w:rPr>
@@ -2077,7 +2077,7 @@
       </w:pPr>
       <w:r>
         <w:rPr>
-          <w:rFonts w:cs="Arial"/>
+          <w:rFonts w:cs="Calibri"/>
           <w:b w:val="false"/>
           <w:i w:val="false"/>
         </w:rPr>
@@ -2091,7 +2091,7 @@
       </w:pPr>
       <w:r>
         <w:rPr>
-          <w:rFonts w:cs="Arial"/>
+          <w:rFonts w:cs="Calibri"/>
           <w:b/>
           <w:i w:val="false"/>
         </w:rPr>
@@ -2099,7 +2099,7 @@
       </w:r>
       <w:r>
         <w:rPr>
-          <w:rFonts w:cs="Arial"/>
+          <w:rFonts w:cs="Calibri"/>
           <w:b w:val="false"/>
           <w:i w:val="false"/>
         </w:rPr>
@@ -2110,7 +2110,7 @@
       <w:pPr>
         <w:pStyle w:val="Normal"/>
         <w:pBdr>
-          <w:bottom w:val="single" w:sz="6" w:space="1" w:color="A89662"/>
+          <w:bottom w:val="single" w:sz="6" w:space="1" w:color="B3A650"/>
         </w:pBdr>
         <w:spacing w:before="200" w:after="200"/>
         <w:rPr/>
@@ -2123,18 +2123,18 @@
       <w:pPr>
         <w:pStyle w:val="Heading1"/>
         <w:pBdr>
-          <w:left w:val="single" w:sz="24" w:space="8" w:color="C62026"/>
+          <w:left w:val="single" w:sz="24" w:space="8" w:color="D31145"/>
         </w:pBdr>
         <w:rPr/>
       </w:pPr>
-      <w:bookmarkStart w:id="6" w:name="__RefHeading___Toc223_2288453424"/>
+      <w:bookmarkStart w:id="6" w:name="__RefHeading___Toc223_2535076536"/>
       <w:bookmarkEnd w:id="6"/>
       <w:r>
         <w:rPr>
-          <w:rFonts w:cs="Arial"/>
-          <w:b/>
-          <w:i w:val="false"/>
-          <w:color w:val="002516"/>
+          <w:rFonts w:cs="Arial Black" w:ascii="Arial Black" w:hAnsi="Arial Black"/>
+          <w:b w:val="false"/>
+          <w:i w:val="false"/>
+          <w:color w:val="000000"/>
           <w:sz w:val="28"/>
         </w:rPr>
         <w:t>5. Recommendations</w:t>
@@ -2147,7 +2147,7 @@
       </w:pPr>
       <w:r>
         <w:rPr>
-          <w:rFonts w:cs="Arial"/>
+          <w:rFonts w:cs="Calibri"/>
           <w:b w:val="false"/>
           <w:i w:val="false"/>
         </w:rPr>
@@ -2167,7 +2167,7 @@
       </w:pPr>
       <w:r>
         <w:rPr>
-          <w:rFonts w:cs="Arial"/>
+          <w:rFonts w:cs="Calibri"/>
           <w:b w:val="false"/>
         </w:rPr>
         <w:t>1.</w:t>
@@ -2175,7 +2175,7 @@
       </w:r>
       <w:r>
         <w:rPr>
-          <w:rFonts w:cs="Arial"/>
+          <w:rFonts w:cs="Calibri"/>
           <w:b/>
           <w:i w:val="false"/>
         </w:rPr>
@@ -2183,7 +2183,7 @@
       </w:r>
       <w:r>
         <w:rPr>
-          <w:rFonts w:cs="Arial"/>
+          <w:rFonts w:cs="Calibri"/>
           <w:b w:val="false"/>
           <w:i w:val="false"/>
         </w:rPr>
@@ -2203,7 +2203,7 @@
       </w:pPr>
       <w:r>
         <w:rPr>
-          <w:rFonts w:cs="Arial"/>
+          <w:rFonts w:cs="Calibri"/>
           <w:b w:val="false"/>
         </w:rPr>
         <w:t>2.</w:t>
@@ -2211,7 +2211,7 @@
       </w:r>
       <w:r>
         <w:rPr>
-          <w:rFonts w:cs="Arial"/>
+          <w:rFonts w:cs="Calibri"/>
           <w:b/>
           <w:i w:val="false"/>
         </w:rPr>
@@ -2219,7 +2219,7 @@
       </w:r>
       <w:r>
         <w:rPr>
-          <w:rFonts w:cs="Arial"/>
+          <w:rFonts w:cs="Calibri"/>
           <w:b w:val="false"/>
           <w:i w:val="false"/>
         </w:rPr>
@@ -2239,7 +2239,7 @@
       </w:pPr>
       <w:r>
         <w:rPr>
-          <w:rFonts w:cs="Arial"/>
+          <w:rFonts w:cs="Calibri"/>
           <w:b w:val="false"/>
         </w:rPr>
         <w:t>3.</w:t>
@@ -2247,7 +2247,7 @@
       </w:r>
       <w:r>
         <w:rPr>
-          <w:rFonts w:cs="Arial"/>
+          <w:rFonts w:cs="Calibri"/>
           <w:b/>
           <w:i w:val="false"/>
         </w:rPr>
@@ -2255,7 +2255,7 @@
       </w:r>
       <w:r>
         <w:rPr>
-          <w:rFonts w:cs="Arial"/>
+          <w:rFonts w:cs="Calibri"/>
           <w:b w:val="false"/>
           <w:i w:val="false"/>
         </w:rPr>
@@ -2275,7 +2275,7 @@
       </w:pPr>
       <w:r>
         <w:rPr>
-          <w:rFonts w:cs="Arial"/>
+          <w:rFonts w:cs="Calibri"/>
           <w:b w:val="false"/>
         </w:rPr>
         <w:t>4.</w:t>
@@ -2283,7 +2283,7 @@
       </w:r>
       <w:r>
         <w:rPr>
-          <w:rFonts w:cs="Arial"/>
+          <w:rFonts w:cs="Calibri"/>
           <w:b/>
           <w:i w:val="false"/>
         </w:rPr>
@@ -2291,7 +2291,7 @@
       </w:r>
       <w:r>
         <w:rPr>
-          <w:rFonts w:cs="Arial"/>
+          <w:rFonts w:cs="Calibri"/>
           <w:b w:val="false"/>
           <w:i w:val="false"/>
         </w:rPr>
@@ -2311,7 +2311,7 @@
       </w:pPr>
       <w:r>
         <w:rPr>
-          <w:rFonts w:cs="Arial"/>
+          <w:rFonts w:cs="Calibri"/>
           <w:b w:val="false"/>
         </w:rPr>
         <w:t>5.</w:t>
@@ -2319,7 +2319,7 @@
       </w:r>
       <w:r>
         <w:rPr>
-          <w:rFonts w:cs="Arial"/>
+          <w:rFonts w:cs="Calibri"/>
           <w:b/>
           <w:i w:val="false"/>
         </w:rPr>
@@ -2327,7 +2327,7 @@
       </w:r>
       <w:r>
         <w:rPr>
-          <w:rFonts w:cs="Arial"/>
+          <w:rFonts w:cs="Calibri"/>
           <w:b w:val="false"/>
           <w:i w:val="false"/>
         </w:rPr>
@@ -2377,7 +2377,7 @@
     </w:pPr>
     <w:r>
       <w:rPr>
-        <w:rFonts w:cs="Arial"/>
+        <w:rFonts w:cs="Calibri"/>
         <w:b/>
         <w:color w:val="000000"/>
         <w:sz w:val="20"/>
@@ -2398,7 +2398,7 @@
     </w:pPr>
     <w:r>
       <w:rPr>
-        <w:rFonts w:cs="Arial"/>
+        <w:rFonts w:cs="Calibri"/>
         <w:b w:val="false"/>
         <w:color w:val="000000"/>
         <w:sz w:val="17"/>
@@ -2411,7 +2411,7 @@
     </w:r>
     <w:r>
       <w:rPr>
-        <w:rFonts w:cs="Arial"/>
+        <w:rFonts w:cs="Calibri"/>
         <w:sz w:val="17"/>
       </w:rPr>
       <w:fldChar w:fldCharType="begin"/>
@@ -2419,34 +2419,34 @@
     <w:r>
       <w:rPr>
         <w:sz w:val="17"/>
-        <w:rFonts w:cs="Arial"/>
+        <w:rFonts w:cs="Calibri"/>
       </w:rPr>
       <w:instrText xml:space="preserve"> PAGE </w:instrText>
     </w:r>
     <w:r>
       <w:rPr>
         <w:sz w:val="17"/>
-        <w:rFonts w:cs="Arial"/>
+        <w:rFonts w:cs="Calibri"/>
       </w:rPr>
       <w:fldChar w:fldCharType="separate"/>
     </w:r>
     <w:r>
       <w:rPr>
         <w:sz w:val="17"/>
-        <w:rFonts w:cs="Arial"/>
+        <w:rFonts w:cs="Calibri"/>
       </w:rPr>
       <w:t>2</w:t>
     </w:r>
     <w:r>
       <w:rPr>
         <w:sz w:val="17"/>
-        <w:rFonts w:cs="Arial"/>
+        <w:rFonts w:cs="Calibri"/>
       </w:rPr>
       <w:fldChar w:fldCharType="end"/>
     </w:r>
     <w:r>
       <w:rPr>
-        <w:rFonts w:cs="Arial"/>
+        <w:rFonts w:cs="Calibri"/>
         <w:b w:val="false"/>
         <w:color w:val="000000"/>
         <w:sz w:val="17"/>
@@ -2455,7 +2455,7 @@
     </w:r>
     <w:r>
       <w:rPr>
-        <w:rFonts w:cs="Arial"/>
+        <w:rFonts w:cs="Calibri"/>
         <w:sz w:val="17"/>
       </w:rPr>
       <w:fldChar w:fldCharType="begin"/>
@@ -2463,28 +2463,28 @@
     <w:r>
       <w:rPr>
         <w:sz w:val="17"/>
-        <w:rFonts w:cs="Arial"/>
+        <w:rFonts w:cs="Calibri"/>
       </w:rPr>
       <w:instrText xml:space="preserve"> NUMPAGES </w:instrText>
     </w:r>
     <w:r>
       <w:rPr>
         <w:sz w:val="17"/>
-        <w:rFonts w:cs="Arial"/>
+        <w:rFonts w:cs="Calibri"/>
       </w:rPr>
       <w:fldChar w:fldCharType="separate"/>
     </w:r>
     <w:r>
       <w:rPr>
         <w:sz w:val="17"/>
-        <w:rFonts w:cs="Arial"/>
+        <w:rFonts w:cs="Calibri"/>
       </w:rPr>
       <w:t>8</w:t>
     </w:r>
     <w:r>
       <w:rPr>
         <w:sz w:val="17"/>
-        <w:rFonts w:cs="Arial"/>
+        <w:rFonts w:cs="Calibri"/>
       </w:rPr>
       <w:fldChar w:fldCharType="end"/>
     </w:r>
@@ -2503,7 +2503,7 @@
     </w:pPr>
     <w:r>
       <w:rPr>
-        <w:rFonts w:cs="Arial"/>
+        <w:rFonts w:cs="Calibri"/>
         <w:b/>
         <w:color w:val="000000"/>
         <w:sz w:val="20"/>
@@ -2539,7 +2539,7 @@
     </w:pPr>
     <w:r>
       <w:rPr>
-        <w:rFonts w:cs="Arial"/>
+        <w:rFonts w:cs="Calibri"/>
         <w:b/>
         <w:color w:val="000000"/>
         <w:sz w:val="20"/>
@@ -2560,7 +2560,7 @@
     </w:pPr>
     <w:r>
       <w:rPr>
-        <w:rFonts w:cs="Arial"/>
+        <w:rFonts w:cs="Calibri"/>
         <w:b w:val="false"/>
         <w:color w:val="000000"/>
         <w:sz w:val="17"/>
@@ -2573,7 +2573,7 @@
     </w:r>
     <w:r>
       <w:rPr>
-        <w:rFonts w:cs="Arial"/>
+        <w:rFonts w:cs="Calibri"/>
         <w:sz w:val="17"/>
       </w:rPr>
       <w:fldChar w:fldCharType="begin"/>
@@ -2581,34 +2581,34 @@
     <w:r>
       <w:rPr>
         <w:sz w:val="17"/>
-        <w:rFonts w:cs="Arial"/>
+        <w:rFonts w:cs="Calibri"/>
       </w:rPr>
       <w:instrText xml:space="preserve"> PAGE </w:instrText>
     </w:r>
     <w:r>
       <w:rPr>
         <w:sz w:val="17"/>
-        <w:rFonts w:cs="Arial"/>
+        <w:rFonts w:cs="Calibri"/>
       </w:rPr>
       <w:fldChar w:fldCharType="separate"/>
     </w:r>
     <w:r>
       <w:rPr>
         <w:sz w:val="17"/>
-        <w:rFonts w:cs="Arial"/>
+        <w:rFonts w:cs="Calibri"/>
       </w:rPr>
       <w:t>3</w:t>
     </w:r>
     <w:r>
       <w:rPr>
         <w:sz w:val="17"/>
-        <w:rFonts w:cs="Arial"/>
+        <w:rFonts w:cs="Calibri"/>
       </w:rPr>
       <w:fldChar w:fldCharType="end"/>
     </w:r>
     <w:r>
       <w:rPr>
-        <w:rFonts w:cs="Arial"/>
+        <w:rFonts w:cs="Calibri"/>
         <w:b w:val="false"/>
         <w:color w:val="000000"/>
         <w:sz w:val="17"/>
@@ -2617,7 +2617,7 @@
     </w:r>
     <w:r>
       <w:rPr>
-        <w:rFonts w:cs="Arial"/>
+        <w:rFonts w:cs="Calibri"/>
         <w:sz w:val="17"/>
       </w:rPr>
       <w:fldChar w:fldCharType="begin"/>
@@ -2625,28 +2625,28 @@
     <w:r>
       <w:rPr>
         <w:sz w:val="17"/>
-        <w:rFonts w:cs="Arial"/>
+        <w:rFonts w:cs="Calibri"/>
       </w:rPr>
       <w:instrText xml:space="preserve"> NUMPAGES </w:instrText>
     </w:r>
     <w:r>
       <w:rPr>
         <w:sz w:val="17"/>
-        <w:rFonts w:cs="Arial"/>
+        <w:rFonts w:cs="Calibri"/>
       </w:rPr>
       <w:fldChar w:fldCharType="separate"/>
     </w:r>
     <w:r>
       <w:rPr>
         <w:sz w:val="17"/>
-        <w:rFonts w:cs="Arial"/>
+        <w:rFonts w:cs="Calibri"/>
       </w:rPr>
       <w:t>8</w:t>
     </w:r>
     <w:r>
       <w:rPr>
         <w:sz w:val="17"/>
-        <w:rFonts w:cs="Arial"/>
+        <w:rFonts w:cs="Calibri"/>
       </w:rPr>
       <w:fldChar w:fldCharType="end"/>
     </w:r>
@@ -2685,7 +2685,7 @@
     </w:pPr>
     <w:r>
       <w:rPr>
-        <w:rFonts w:cs="Arial"/>
+        <w:rFonts w:cs="Calibri"/>
         <w:b/>
         <w:color w:val="000000"/>
         <w:sz w:val="20"/>
@@ -2706,7 +2706,7 @@
     </w:pPr>
     <w:r>
       <w:rPr>
-        <w:rFonts w:cs="Arial"/>
+        <w:rFonts w:cs="Calibri"/>
         <w:b w:val="false"/>
         <w:color w:val="000000"/>
         <w:sz w:val="17"/>
@@ -2719,7 +2719,7 @@
     </w:r>
     <w:r>
       <w:rPr>
-        <w:rFonts w:cs="Arial"/>
+        <w:rFonts w:cs="Calibri"/>
         <w:sz w:val="17"/>
       </w:rPr>
       <w:fldChar w:fldCharType="begin"/>
@@ -2727,34 +2727,34 @@
     <w:r>
       <w:rPr>
         <w:sz w:val="17"/>
-        <w:rFonts w:cs="Arial"/>
+        <w:rFonts w:cs="Calibri"/>
       </w:rPr>
       <w:instrText xml:space="preserve"> PAGE </w:instrText>
     </w:r>
     <w:r>
       <w:rPr>
         <w:sz w:val="17"/>
-        <w:rFonts w:cs="Arial"/>
+        <w:rFonts w:cs="Calibri"/>
       </w:rPr>
       <w:fldChar w:fldCharType="separate"/>
     </w:r>
     <w:r>
       <w:rPr>
         <w:sz w:val="17"/>
-        <w:rFonts w:cs="Arial"/>
+        <w:rFonts w:cs="Calibri"/>
       </w:rPr>
       <w:t>8</w:t>
     </w:r>
     <w:r>
       <w:rPr>
         <w:sz w:val="17"/>
-        <w:rFonts w:cs="Arial"/>
+        <w:rFonts w:cs="Calibri"/>
       </w:rPr>
       <w:fldChar w:fldCharType="end"/>
     </w:r>
     <w:r>
       <w:rPr>
-        <w:rFonts w:cs="Arial"/>
+        <w:rFonts w:cs="Calibri"/>
         <w:b w:val="false"/>
         <w:color w:val="000000"/>
         <w:sz w:val="17"/>
@@ -2763,7 +2763,7 @@
     </w:r>
     <w:r>
       <w:rPr>
-        <w:rFonts w:cs="Arial"/>
+        <w:rFonts w:cs="Calibri"/>
         <w:sz w:val="17"/>
       </w:rPr>
       <w:fldChar w:fldCharType="begin"/>
@@ -2771,28 +2771,28 @@
     <w:r>
       <w:rPr>
         <w:sz w:val="17"/>
-        <w:rFonts w:cs="Arial"/>
+        <w:rFonts w:cs="Calibri"/>
       </w:rPr>
       <w:instrText xml:space="preserve"> NUMPAGES </w:instrText>
     </w:r>
     <w:r>
       <w:rPr>
         <w:sz w:val="17"/>
-        <w:rFonts w:cs="Arial"/>
+        <w:rFonts w:cs="Calibri"/>
       </w:rPr>
       <w:fldChar w:fldCharType="separate"/>
     </w:r>
     <w:r>
       <w:rPr>
         <w:sz w:val="17"/>
-        <w:rFonts w:cs="Arial"/>
+        <w:rFonts w:cs="Calibri"/>
       </w:rPr>
       <w:t>8</w:t>
     </w:r>
     <w:r>
       <w:rPr>
         <w:sz w:val="17"/>
-        <w:rFonts w:cs="Arial"/>
+        <w:rFonts w:cs="Calibri"/>
       </w:rPr>
       <w:fldChar w:fldCharType="end"/>
     </w:r>
@@ -2831,7 +2831,7 @@
     </w:pPr>
     <w:r>
       <w:rPr>
-        <w:rFonts w:cs="Arial"/>
+        <w:rFonts w:cs="Calibri"/>
         <w:b/>
         <w:color w:val="000000"/>
         <w:sz w:val="20"/>
@@ -2853,7 +2853,7 @@
     </w:pPr>
     <w:r>
       <w:rPr>
-        <w:rFonts w:cs="Arial"/>
+        <w:rFonts w:cs="Calibri"/>
         <w:b/>
         <w:color w:val="000000"/>
         <w:sz w:val="20"/>
@@ -2875,7 +2875,7 @@
     </w:pPr>
     <w:r>
       <w:rPr>
-        <w:rFonts w:cs="Arial"/>
+        <w:rFonts w:cs="Calibri"/>
         <w:b/>
         <w:color w:val="000000"/>
         <w:sz w:val="20"/>
@@ -2903,7 +2903,7 @@
     </w:pPr>
     <w:r>
       <w:rPr>
-        <w:rFonts w:cs="Arial"/>
+        <w:rFonts w:cs="Calibri"/>
         <w:b/>
         <w:color w:val="000000"/>
         <w:sz w:val="20"/>
@@ -2925,7 +2925,7 @@
   <w:docDefaults>
     <w:rPrDefault>
       <w:rPr>
-        <w:rFonts w:ascii="Arial" w:hAnsi="Arial" w:eastAsia="WenQuanYi Zen Hei" w:cs="Arial"/>
+        <w:rFonts w:ascii="Calibri" w:hAnsi="Calibri" w:eastAsia="WenQuanYi Zen Hei" w:cs="Calibri"/>
         <w:sz w:val="22"/>
         <w:szCs w:val="22"/>
         <w:lang w:val="en-US" w:eastAsia="en-US" w:bidi="ar-SA"/>
@@ -3083,14 +3083,14 @@
     <w:pPr>
       <w:widowControl/>
       <w:bidi w:val="0"/>
-      <w:spacing w:lineRule="auto" w:line="288" w:before="0" w:after="120"/>
+      <w:spacing w:lineRule="auto" w:line="268" w:before="0" w:after="120"/>
       <w:jc w:val="left"/>
     </w:pPr>
     <w:rPr>
-      <w:rFonts w:ascii="Arial" w:hAnsi="Arial" w:cs="Arial" w:eastAsia="WenQuanYi Zen Hei"/>
+      <w:rFonts w:ascii="Calibri" w:hAnsi="Calibri" w:cs="Calibri" w:eastAsia="WenQuanYi Zen Hei"/>
       <w:color w:val="000000"/>
       <w:kern w:val="0"/>
-      <w:sz w:val="21"/>
+      <w:sz w:val="22"/>
       <w:szCs w:val="22"/>
       <w:lang w:val="en-US" w:eastAsia="en-US" w:bidi="ar-SA"/>
     </w:rPr>
@@ -3109,9 +3109,9 @@
       <w:outlineLvl w:val="0"/>
     </w:pPr>
     <w:rPr>
-      <w:rFonts w:ascii="Arial" w:hAnsi="Arial" w:cs="Arial"/>
-      <w:b/>
-      <w:color w:val="002516"/>
+      <w:rFonts w:ascii="Calibri" w:hAnsi="Calibri" w:cs="Calibri"/>
+      <w:b w:val="false"/>
+      <w:color w:val="000000"/>
       <w:sz w:val="28"/>
     </w:rPr>
   </w:style>
@@ -3130,7 +3130,7 @@
       <w:outlineLvl w:val="1"/>
     </w:pPr>
     <w:rPr>
-      <w:rFonts w:ascii="Arial" w:hAnsi="Arial" w:cs="Arial"/>
+      <w:rFonts w:ascii="Calibri" w:hAnsi="Calibri" w:cs="Calibri"/>
       <w:b/>
       <w:color w:val="000000"/>
       <w:sz w:val="22"/>

--- a/output/combat-mindset-way-forward.docx
+++ b/output/combat-mindset-way-forward.docx
@@ -5,14 +5,14 @@
     <w:p>
       <w:pPr>
         <w:pStyle w:val="Normal"/>
-        <w:spacing w:before="0" w:after="4400"/>
+        <w:spacing w:before="0" w:after="4620"/>
         <w:rPr/>
       </w:pPr>
       <w:r>
         <w:rPr/>
         <w:drawing>
           <wp:inline distT="0" distB="0" distL="0" distR="0">
-            <wp:extent cx="2160270" cy="521335"/>
+            <wp:extent cx="2160270" cy="493395"/>
             <wp:effectExtent l="0" t="0" r="0" b="0"/>
             <wp:docPr id="1" name="Picture 1" descr=""/>
             <wp:cNvGraphicFramePr>
@@ -36,7 +36,7 @@
                   <pic:spPr bwMode="auto">
                     <a:xfrm>
                       <a:off x="0" y="0"/>
-                      <a:ext cx="2160270" cy="521335"/>
+                      <a:ext cx="2160270" cy="493395"/>
                     </a:xfrm>
                     <a:prstGeom prst="rect">
                       <a:avLst/>
@@ -102,7 +102,7 @@
     <w:p>
       <w:pPr>
         <w:pStyle w:val="Normal"/>
-        <w:spacing w:before="0" w:after="4500"/>
+        <w:spacing w:before="0" w:after="4580"/>
         <w:rPr/>
       </w:pPr>
       <w:r>
@@ -298,7 +298,7 @@
             </w:rPr>
             <w:fldChar w:fldCharType="separate"/>
           </w:r>
-          <w:hyperlink w:anchor="__RefHeading___Toc211_2535076536">
+          <w:hyperlink w:anchor="__RefHeading___Toc211_1130615341">
             <w:r>
               <w:rPr>
                 <w:webHidden/>
@@ -325,7 +325,7 @@
             </w:tabs>
             <w:rPr/>
           </w:pPr>
-          <w:hyperlink w:anchor="__RefHeading___Toc213_2535076536">
+          <w:hyperlink w:anchor="__RefHeading___Toc213_1130615341">
             <w:r>
               <w:rPr>
                 <w:webHidden/>
@@ -352,7 +352,7 @@
             </w:tabs>
             <w:rPr/>
           </w:pPr>
-          <w:hyperlink w:anchor="__RefHeading___Toc215_2535076536">
+          <w:hyperlink w:anchor="__RefHeading___Toc215_1130615341">
             <w:r>
               <w:rPr>
                 <w:webHidden/>
@@ -379,7 +379,7 @@
             </w:tabs>
             <w:rPr/>
           </w:pPr>
-          <w:hyperlink w:anchor="__RefHeading___Toc217_2535076536">
+          <w:hyperlink w:anchor="__RefHeading___Toc217_1130615341">
             <w:r>
               <w:rPr>
                 <w:webHidden/>
@@ -406,7 +406,7 @@
             </w:tabs>
             <w:rPr/>
           </w:pPr>
-          <w:hyperlink w:anchor="__RefHeading___Toc219_2535076536">
+          <w:hyperlink w:anchor="__RefHeading___Toc219_1130615341">
             <w:r>
               <w:rPr>
                 <w:webHidden/>
@@ -433,7 +433,7 @@
             </w:tabs>
             <w:rPr/>
           </w:pPr>
-          <w:hyperlink w:anchor="__RefHeading___Toc221_2535076536">
+          <w:hyperlink w:anchor="__RefHeading___Toc221_1130615341">
             <w:r>
               <w:rPr>
                 <w:webHidden/>
@@ -460,7 +460,7 @@
             </w:tabs>
             <w:rPr/>
           </w:pPr>
-          <w:hyperlink w:anchor="__RefHeading___Toc223_2535076536">
+          <w:hyperlink w:anchor="__RefHeading___Toc223_1130615341">
             <w:r>
               <w:rPr>
                 <w:webHidden/>
@@ -515,7 +515,7 @@
         <w:spacing w:before="0" w:after="160"/>
         <w:rPr/>
       </w:pPr>
-      <w:bookmarkStart w:id="0" w:name="__RefHeading___Toc211_2535076536"/>
+      <w:bookmarkStart w:id="0" w:name="__RefHeading___Toc211_1130615341"/>
       <w:bookmarkEnd w:id="0"/>
       <w:r>
         <w:rPr>
@@ -597,7 +597,7 @@
         </w:pBdr>
         <w:rPr/>
       </w:pPr>
-      <w:bookmarkStart w:id="1" w:name="__RefHeading___Toc213_2535076536"/>
+      <w:bookmarkStart w:id="1" w:name="__RefHeading___Toc213_1130615341"/>
       <w:bookmarkEnd w:id="1"/>
       <w:r>
         <w:rPr>
@@ -673,7 +673,7 @@
         </w:pBdr>
         <w:rPr/>
       </w:pPr>
-      <w:bookmarkStart w:id="2" w:name="__RefHeading___Toc215_2535076536"/>
+      <w:bookmarkStart w:id="2" w:name="__RefHeading___Toc215_1130615341"/>
       <w:bookmarkEnd w:id="2"/>
       <w:r>
         <w:rPr>
@@ -781,7 +781,7 @@
         </w:pBdr>
         <w:rPr/>
       </w:pPr>
-      <w:bookmarkStart w:id="3" w:name="__RefHeading___Toc217_2535076536"/>
+      <w:bookmarkStart w:id="3" w:name="__RefHeading___Toc217_1130615341"/>
       <w:bookmarkEnd w:id="3"/>
       <w:r>
         <w:rPr>
@@ -1399,7 +1399,7 @@
         </w:pBdr>
         <w:rPr/>
       </w:pPr>
-      <w:bookmarkStart w:id="4" w:name="__RefHeading___Toc219_2535076536"/>
+      <w:bookmarkStart w:id="4" w:name="__RefHeading___Toc219_1130615341"/>
       <w:bookmarkEnd w:id="4"/>
       <w:r>
         <w:rPr>
@@ -1583,7 +1583,7 @@
         </w:pBdr>
         <w:rPr/>
       </w:pPr>
-      <w:bookmarkStart w:id="5" w:name="__RefHeading___Toc221_2535076536"/>
+      <w:bookmarkStart w:id="5" w:name="__RefHeading___Toc221_1130615341"/>
       <w:bookmarkEnd w:id="5"/>
       <w:r>
         <w:rPr>
@@ -2127,7 +2127,7 @@
         </w:pBdr>
         <w:rPr/>
       </w:pPr>
-      <w:bookmarkStart w:id="6" w:name="__RefHeading___Toc223_2535076536"/>
+      <w:bookmarkStart w:id="6" w:name="__RefHeading___Toc223_1130615341"/>
       <w:bookmarkEnd w:id="6"/>
       <w:r>
         <w:rPr>

--- a/output/combat-mindset-way-forward.docx
+++ b/output/combat-mindset-way-forward.docx
@@ -5,7 +5,7 @@
     <w:p>
       <w:pPr>
         <w:pStyle w:val="Normal"/>
-        <w:spacing w:before="0" w:after="4620"/>
+        <w:spacing w:before="0" w:after="4380"/>
         <w:rPr/>
       </w:pPr>
       <w:r>
@@ -52,6 +52,9 @@
     <w:p>
       <w:pPr>
         <w:pStyle w:val="Normal"/>
+        <w:pBdr>
+          <w:top w:val="single" w:sz="18" w:space="10" w:color="000000"/>
+        </w:pBdr>
         <w:spacing w:before="0" w:after="40"/>
         <w:rPr/>
       </w:pPr>
@@ -68,9 +71,6 @@
     <w:p>
       <w:pPr>
         <w:pStyle w:val="Normal"/>
-        <w:pBdr>
-          <w:bottom w:val="single" w:sz="20" w:space="10" w:color="D31145"/>
-        </w:pBdr>
         <w:spacing w:before="0" w:after="200"/>
         <w:rPr/>
       </w:pPr>
@@ -102,17 +102,82 @@
     <w:p>
       <w:pPr>
         <w:pStyle w:val="Normal"/>
-        <w:spacing w:before="0" w:after="4580"/>
+        <w:spacing w:before="0" w:after="4120"/>
         <w:rPr/>
       </w:pPr>
       <w:r>
         <w:rPr>
           <w:rFonts w:cs="Calibri"/>
           <w:b/>
-          <w:color w:val="D31145"/>
+          <w:color w:val="000000"/>
           <w:sz w:val="26"/>
         </w:rPr>
         <w:t>Harder to kill.</w:t>
+      </w:r>
+    </w:p>
+    <w:p>
+      <w:pPr>
+        <w:pStyle w:val="Normal"/>
+        <w:tabs>
+          <w:tab w:val="clear" w:pos="720"/>
+          <w:tab w:val="left" w:pos="567" w:leader="none"/>
+        </w:tabs>
+        <w:spacing w:before="0" w:after="200"/>
+        <w:rPr/>
+      </w:pPr>
+      <w:r>
+        <w:rPr/>
+        <w:drawing>
+          <wp:inline distT="0" distB="0" distL="0" distR="0">
+            <wp:extent cx="165735" cy="165735"/>
+            <wp:effectExtent l="0" t="0" r="0" b="0"/>
+            <wp:docPr id="2" name="Picture 2" descr=""/>
+            <wp:cNvGraphicFramePr>
+              <a:graphicFrameLocks xmlns:a="http://schemas.openxmlformats.org/drawingml/2006/main" noChangeAspect="1"/>
+            </wp:cNvGraphicFramePr>
+            <a:graphic xmlns:a="http://schemas.openxmlformats.org/drawingml/2006/main">
+              <a:graphicData uri="http://schemas.openxmlformats.org/drawingml/2006/picture">
+                <pic:pic xmlns:pic="http://schemas.openxmlformats.org/drawingml/2006/picture">
+                  <pic:nvPicPr>
+                    <pic:cNvPr id="2" name="Picture 2" descr=""/>
+                    <pic:cNvPicPr>
+                      <a:picLocks noChangeAspect="1" noChangeArrowheads="1"/>
+                    </pic:cNvPicPr>
+                  </pic:nvPicPr>
+                  <pic:blipFill>
+                    <a:blip r:embed="rId3"/>
+                    <a:stretch>
+                      <a:fillRect/>
+                    </a:stretch>
+                  </pic:blipFill>
+                  <pic:spPr bwMode="auto">
+                    <a:xfrm>
+                      <a:off x="0" y="0"/>
+                      <a:ext cx="165735" cy="165735"/>
+                    </a:xfrm>
+                    <a:prstGeom prst="rect">
+                      <a:avLst/>
+                    </a:prstGeom>
+                  </pic:spPr>
+                </pic:pic>
+              </a:graphicData>
+            </a:graphic>
+          </wp:inline>
+        </w:drawing>
+      </w:r>
+      <w:r>
+        <w:rPr/>
+        <w:tab/>
+      </w:r>
+      <w:r>
+        <w:rPr>
+          <w:rFonts w:cs="Calibri"/>
+          <w:b/>
+          <w:color w:val="000000"/>
+          <w:spacing w:val="60"/>
+          <w:sz w:val="16"/>
+        </w:rPr>
+        <w:t>FRAMEWORK</w:t>
       </w:r>
     </w:p>
     <w:p>
@@ -247,7 +312,7 @@
       <w:pPr>
         <w:pStyle w:val="Normal"/>
         <w:pBdr>
-          <w:left w:val="single" w:sz="24" w:space="8" w:color="D31145"/>
+          <w:top w:val="single" w:sz="12" w:space="9" w:color="000000"/>
         </w:pBdr>
         <w:spacing w:before="0" w:after="240"/>
         <w:rPr/>
@@ -298,7 +363,7 @@
             </w:rPr>
             <w:fldChar w:fldCharType="separate"/>
           </w:r>
-          <w:hyperlink w:anchor="__RefHeading___Toc211_1130615341">
+          <w:hyperlink w:anchor="__RefHeading___Toc220_801138078">
             <w:r>
               <w:rPr>
                 <w:webHidden/>
@@ -325,7 +390,7 @@
             </w:tabs>
             <w:rPr/>
           </w:pPr>
-          <w:hyperlink w:anchor="__RefHeading___Toc213_1130615341">
+          <w:hyperlink w:anchor="__RefHeading___Toc222_801138078">
             <w:r>
               <w:rPr>
                 <w:webHidden/>
@@ -352,7 +417,7 @@
             </w:tabs>
             <w:rPr/>
           </w:pPr>
-          <w:hyperlink w:anchor="__RefHeading___Toc215_1130615341">
+          <w:hyperlink w:anchor="__RefHeading___Toc224_801138078">
             <w:r>
               <w:rPr>
                 <w:webHidden/>
@@ -379,7 +444,7 @@
             </w:tabs>
             <w:rPr/>
           </w:pPr>
-          <w:hyperlink w:anchor="__RefHeading___Toc217_1130615341">
+          <w:hyperlink w:anchor="__RefHeading___Toc226_801138078">
             <w:r>
               <w:rPr>
                 <w:webHidden/>
@@ -406,7 +471,7 @@
             </w:tabs>
             <w:rPr/>
           </w:pPr>
-          <w:hyperlink w:anchor="__RefHeading___Toc219_1130615341">
+          <w:hyperlink w:anchor="__RefHeading___Toc228_801138078">
             <w:r>
               <w:rPr>
                 <w:webHidden/>
@@ -433,7 +498,7 @@
             </w:tabs>
             <w:rPr/>
           </w:pPr>
-          <w:hyperlink w:anchor="__RefHeading___Toc221_1130615341">
+          <w:hyperlink w:anchor="__RefHeading___Toc230_801138078">
             <w:r>
               <w:rPr>
                 <w:webHidden/>
@@ -460,7 +525,7 @@
             </w:tabs>
             <w:rPr/>
           </w:pPr>
-          <w:hyperlink w:anchor="__RefHeading___Toc223_1130615341">
+          <w:hyperlink w:anchor="__RefHeading___Toc232_801138078">
             <w:r>
               <w:rPr>
                 <w:webHidden/>
@@ -487,12 +552,12 @@
         <w:p>
           <w:pPr>
             <w:sectPr>
-              <w:headerReference w:type="even" r:id="rId3"/>
-              <w:headerReference w:type="default" r:id="rId4"/>
-              <w:headerReference w:type="first" r:id="rId5"/>
-              <w:footerReference w:type="even" r:id="rId6"/>
-              <w:footerReference w:type="default" r:id="rId7"/>
-              <w:footerReference w:type="first" r:id="rId8"/>
+              <w:headerReference w:type="even" r:id="rId4"/>
+              <w:headerReference w:type="default" r:id="rId5"/>
+              <w:headerReference w:type="first" r:id="rId6"/>
+              <w:footerReference w:type="even" r:id="rId7"/>
+              <w:footerReference w:type="default" r:id="rId8"/>
+              <w:footerReference w:type="first" r:id="rId9"/>
               <w:type w:val="nextPage"/>
               <w:pgSz w:w="11906" w:h="16838"/>
               <w:pgMar w:left="1417" w:right="1417" w:gutter="0" w:header="624" w:top="1361" w:footer="624" w:bottom="1361"/>
@@ -510,12 +575,12 @@
       <w:pPr>
         <w:pStyle w:val="Heading1"/>
         <w:pBdr>
-          <w:left w:val="single" w:sz="24" w:space="8" w:color="D31145"/>
+          <w:top w:val="single" w:sz="12" w:space="7" w:color="000000"/>
         </w:pBdr>
         <w:spacing w:before="0" w:after="160"/>
         <w:rPr/>
       </w:pPr>
-      <w:bookmarkStart w:id="0" w:name="__RefHeading___Toc211_1130615341"/>
+      <w:bookmarkStart w:id="0" w:name="__RefHeading___Toc220_801138078"/>
       <w:bookmarkEnd w:id="0"/>
       <w:r>
         <w:rPr>
@@ -531,11 +596,11 @@
     <w:p>
       <w:pPr>
         <w:sectPr>
-          <w:headerReference w:type="default" r:id="rId10"/>
-          <w:headerReference w:type="first" r:id="rId11"/>
-          <w:footerReference w:type="even" r:id="rId12"/>
-          <w:footerReference w:type="default" r:id="rId13"/>
-          <w:footerReference w:type="first" r:id="rId14"/>
+          <w:headerReference w:type="default" r:id="rId11"/>
+          <w:headerReference w:type="first" r:id="rId12"/>
+          <w:footerReference w:type="even" r:id="rId13"/>
+          <w:footerReference w:type="default" r:id="rId14"/>
+          <w:footerReference w:type="first" r:id="rId15"/>
           <w:type w:val="nextPage"/>
           <w:pgSz w:w="11906" w:h="16838"/>
           <w:pgMar w:left="1417" w:right="1417" w:gutter="0" w:header="624" w:top="1361" w:footer="624" w:bottom="1361"/>
@@ -554,7 +619,7 @@
           <wp:inline distT="0" distB="0" distL="0" distR="0">
             <wp:extent cx="5760085" cy="7860030"/>
             <wp:effectExtent l="0" t="0" r="0" b="0"/>
-            <wp:docPr id="2" name="Picture 2" descr=""/>
+            <wp:docPr id="3" name="Picture 3" descr=""/>
             <wp:cNvGraphicFramePr>
               <a:graphicFrameLocks xmlns:a="http://schemas.openxmlformats.org/drawingml/2006/main" noChangeAspect="1"/>
             </wp:cNvGraphicFramePr>
@@ -562,13 +627,13 @@
               <a:graphicData uri="http://schemas.openxmlformats.org/drawingml/2006/picture">
                 <pic:pic xmlns:pic="http://schemas.openxmlformats.org/drawingml/2006/picture">
                   <pic:nvPicPr>
-                    <pic:cNvPr id="2" name="Picture 2" descr=""/>
+                    <pic:cNvPr id="3" name="Picture 3" descr=""/>
                     <pic:cNvPicPr>
                       <a:picLocks noChangeAspect="1" noChangeArrowheads="1"/>
                     </pic:cNvPicPr>
                   </pic:nvPicPr>
                   <pic:blipFill>
-                    <a:blip r:embed="rId9"/>
+                    <a:blip r:embed="rId10"/>
                     <a:stretch>
                       <a:fillRect/>
                     </a:stretch>
@@ -593,11 +658,11 @@
       <w:pPr>
         <w:pStyle w:val="Heading1"/>
         <w:pBdr>
-          <w:left w:val="single" w:sz="24" w:space="8" w:color="D31145"/>
+          <w:top w:val="single" w:sz="12" w:space="7" w:color="000000"/>
         </w:pBdr>
         <w:rPr/>
       </w:pPr>
-      <w:bookmarkStart w:id="1" w:name="__RefHeading___Toc213_1130615341"/>
+      <w:bookmarkStart w:id="1" w:name="__RefHeading___Toc222_801138078"/>
       <w:bookmarkEnd w:id="1"/>
       <w:r>
         <w:rPr>
@@ -655,10 +720,7 @@
     <w:p>
       <w:pPr>
         <w:pStyle w:val="Normal"/>
-        <w:pBdr>
-          <w:bottom w:val="single" w:sz="6" w:space="1" w:color="B3A650"/>
-        </w:pBdr>
-        <w:spacing w:before="200" w:after="200"/>
+        <w:spacing w:before="60" w:after="60"/>
         <w:rPr/>
       </w:pPr>
       <w:r>
@@ -669,11 +731,11 @@
       <w:pPr>
         <w:pStyle w:val="Heading1"/>
         <w:pBdr>
-          <w:left w:val="single" w:sz="24" w:space="8" w:color="D31145"/>
+          <w:top w:val="single" w:sz="12" w:space="7" w:color="000000"/>
         </w:pBdr>
         <w:rPr/>
       </w:pPr>
-      <w:bookmarkStart w:id="2" w:name="__RefHeading___Toc215_1130615341"/>
+      <w:bookmarkStart w:id="2" w:name="__RefHeading___Toc224_801138078"/>
       <w:bookmarkEnd w:id="2"/>
       <w:r>
         <w:rPr>
@@ -763,10 +825,7 @@
     <w:p>
       <w:pPr>
         <w:pStyle w:val="Normal"/>
-        <w:pBdr>
-          <w:bottom w:val="single" w:sz="6" w:space="1" w:color="B3A650"/>
-        </w:pBdr>
-        <w:spacing w:before="200" w:after="200"/>
+        <w:spacing w:before="60" w:after="60"/>
         <w:rPr/>
       </w:pPr>
       <w:r>
@@ -777,11 +836,11 @@
       <w:pPr>
         <w:pStyle w:val="Heading1"/>
         <w:pBdr>
-          <w:left w:val="single" w:sz="24" w:space="8" w:color="D31145"/>
+          <w:top w:val="single" w:sz="12" w:space="7" w:color="000000"/>
         </w:pBdr>
         <w:rPr/>
       </w:pPr>
-      <w:bookmarkStart w:id="3" w:name="__RefHeading___Toc217_1130615341"/>
+      <w:bookmarkStart w:id="3" w:name="__RefHeading___Toc226_801138078"/>
       <w:bookmarkEnd w:id="3"/>
       <w:r>
         <w:rPr>
@@ -982,16 +1041,16 @@
       <w:r>
         <w:rPr>
           <w:rFonts w:cs="Calibri"/>
-          <w:b/>
-          <w:color w:val="D31145"/>
-        </w:rPr>
-        <w:t>•</w:t>
-      </w:r>
-      <w:r>
-        <w:rPr>
-          <w:rFonts w:cs="Calibri"/>
-          <w:b/>
-          <w:color w:val="D31145"/>
+          <w:b w:val="false"/>
+          <w:color w:val="000000"/>
+        </w:rPr>
+        <w:t>–</w:t>
+      </w:r>
+      <w:r>
+        <w:rPr>
+          <w:rFonts w:cs="Calibri"/>
+          <w:b w:val="false"/>
+          <w:color w:val="000000"/>
         </w:rPr>
         <w:tab/>
       </w:r>
@@ -1018,16 +1077,16 @@
       <w:r>
         <w:rPr>
           <w:rFonts w:cs="Calibri"/>
-          <w:b/>
-          <w:color w:val="D31145"/>
-        </w:rPr>
-        <w:t>•</w:t>
-      </w:r>
-      <w:r>
-        <w:rPr>
-          <w:rFonts w:cs="Calibri"/>
-          <w:b/>
-          <w:color w:val="D31145"/>
+          <w:b w:val="false"/>
+          <w:color w:val="000000"/>
+        </w:rPr>
+        <w:t>–</w:t>
+      </w:r>
+      <w:r>
+        <w:rPr>
+          <w:rFonts w:cs="Calibri"/>
+          <w:b w:val="false"/>
+          <w:color w:val="000000"/>
         </w:rPr>
         <w:tab/>
       </w:r>
@@ -1054,16 +1113,16 @@
       <w:r>
         <w:rPr>
           <w:rFonts w:cs="Calibri"/>
-          <w:b/>
-          <w:color w:val="D31145"/>
-        </w:rPr>
-        <w:t>•</w:t>
-      </w:r>
-      <w:r>
-        <w:rPr>
-          <w:rFonts w:cs="Calibri"/>
-          <w:b/>
-          <w:color w:val="D31145"/>
+          <w:b w:val="false"/>
+          <w:color w:val="000000"/>
+        </w:rPr>
+        <w:t>–</w:t>
+      </w:r>
+      <w:r>
+        <w:rPr>
+          <w:rFonts w:cs="Calibri"/>
+          <w:b w:val="false"/>
+          <w:color w:val="000000"/>
         </w:rPr>
         <w:tab/>
       </w:r>
@@ -1104,16 +1163,16 @@
       <w:r>
         <w:rPr>
           <w:rFonts w:cs="Calibri"/>
-          <w:b/>
-          <w:color w:val="D31145"/>
-        </w:rPr>
-        <w:t>•</w:t>
-      </w:r>
-      <w:r>
-        <w:rPr>
-          <w:rFonts w:cs="Calibri"/>
-          <w:b/>
-          <w:color w:val="D31145"/>
+          <w:b w:val="false"/>
+          <w:color w:val="000000"/>
+        </w:rPr>
+        <w:t>–</w:t>
+      </w:r>
+      <w:r>
+        <w:rPr>
+          <w:rFonts w:cs="Calibri"/>
+          <w:b w:val="false"/>
+          <w:color w:val="000000"/>
         </w:rPr>
         <w:tab/>
       </w:r>
@@ -1184,16 +1243,16 @@
       <w:r>
         <w:rPr>
           <w:rFonts w:cs="Calibri"/>
-          <w:b/>
-          <w:color w:val="D31145"/>
-        </w:rPr>
-        <w:t>•</w:t>
-      </w:r>
-      <w:r>
-        <w:rPr>
-          <w:rFonts w:cs="Calibri"/>
-          <w:b/>
-          <w:color w:val="D31145"/>
+          <w:b w:val="false"/>
+          <w:color w:val="000000"/>
+        </w:rPr>
+        <w:t>–</w:t>
+      </w:r>
+      <w:r>
+        <w:rPr>
+          <w:rFonts w:cs="Calibri"/>
+          <w:b w:val="false"/>
+          <w:color w:val="000000"/>
         </w:rPr>
         <w:tab/>
       </w:r>
@@ -1220,16 +1279,16 @@
       <w:r>
         <w:rPr>
           <w:rFonts w:cs="Calibri"/>
-          <w:b/>
-          <w:color w:val="D31145"/>
-        </w:rPr>
-        <w:t>•</w:t>
-      </w:r>
-      <w:r>
-        <w:rPr>
-          <w:rFonts w:cs="Calibri"/>
-          <w:b/>
-          <w:color w:val="D31145"/>
+          <w:b w:val="false"/>
+          <w:color w:val="000000"/>
+        </w:rPr>
+        <w:t>–</w:t>
+      </w:r>
+      <w:r>
+        <w:rPr>
+          <w:rFonts w:cs="Calibri"/>
+          <w:b w:val="false"/>
+          <w:color w:val="000000"/>
         </w:rPr>
         <w:tab/>
       </w:r>
@@ -1270,16 +1329,16 @@
       <w:r>
         <w:rPr>
           <w:rFonts w:cs="Calibri"/>
-          <w:b/>
-          <w:color w:val="D31145"/>
-        </w:rPr>
-        <w:t>•</w:t>
-      </w:r>
-      <w:r>
-        <w:rPr>
-          <w:rFonts w:cs="Calibri"/>
-          <w:b/>
-          <w:color w:val="D31145"/>
+          <w:b w:val="false"/>
+          <w:color w:val="000000"/>
+        </w:rPr>
+        <w:t>–</w:t>
+      </w:r>
+      <w:r>
+        <w:rPr>
+          <w:rFonts w:cs="Calibri"/>
+          <w:b w:val="false"/>
+          <w:color w:val="000000"/>
         </w:rPr>
         <w:tab/>
       </w:r>
@@ -1306,16 +1365,16 @@
       <w:r>
         <w:rPr>
           <w:rFonts w:cs="Calibri"/>
-          <w:b/>
-          <w:color w:val="D31145"/>
-        </w:rPr>
-        <w:t>•</w:t>
-      </w:r>
-      <w:r>
-        <w:rPr>
-          <w:rFonts w:cs="Calibri"/>
-          <w:b/>
-          <w:color w:val="D31145"/>
+          <w:b w:val="false"/>
+          <w:color w:val="000000"/>
+        </w:rPr>
+        <w:t>–</w:t>
+      </w:r>
+      <w:r>
+        <w:rPr>
+          <w:rFonts w:cs="Calibri"/>
+          <w:b w:val="false"/>
+          <w:color w:val="000000"/>
         </w:rPr>
         <w:tab/>
       </w:r>
@@ -1342,16 +1401,16 @@
       <w:r>
         <w:rPr>
           <w:rFonts w:cs="Calibri"/>
-          <w:b/>
-          <w:color w:val="D31145"/>
-        </w:rPr>
-        <w:t>•</w:t>
-      </w:r>
-      <w:r>
-        <w:rPr>
-          <w:rFonts w:cs="Calibri"/>
-          <w:b/>
-          <w:color w:val="D31145"/>
+          <w:b w:val="false"/>
+          <w:color w:val="000000"/>
+        </w:rPr>
+        <w:t>–</w:t>
+      </w:r>
+      <w:r>
+        <w:rPr>
+          <w:rFonts w:cs="Calibri"/>
+          <w:b w:val="false"/>
+          <w:color w:val="000000"/>
         </w:rPr>
         <w:tab/>
       </w:r>
@@ -1381,10 +1440,7 @@
     <w:p>
       <w:pPr>
         <w:pStyle w:val="Normal"/>
-        <w:pBdr>
-          <w:bottom w:val="single" w:sz="6" w:space="1" w:color="B3A650"/>
-        </w:pBdr>
-        <w:spacing w:before="200" w:after="200"/>
+        <w:spacing w:before="60" w:after="60"/>
         <w:rPr/>
       </w:pPr>
       <w:r>
@@ -1395,11 +1451,11 @@
       <w:pPr>
         <w:pStyle w:val="Heading1"/>
         <w:pBdr>
-          <w:left w:val="single" w:sz="24" w:space="8" w:color="D31145"/>
+          <w:top w:val="single" w:sz="12" w:space="7" w:color="000000"/>
         </w:pBdr>
         <w:rPr/>
       </w:pPr>
-      <w:bookmarkStart w:id="4" w:name="__RefHeading___Toc219_1130615341"/>
+      <w:bookmarkStart w:id="4" w:name="__RefHeading___Toc228_801138078"/>
       <w:bookmarkEnd w:id="4"/>
       <w:r>
         <w:rPr>
@@ -1438,7 +1494,7 @@
           <w:rFonts w:cs="Calibri"/>
           <w:b/>
           <w:i w:val="false"/>
-          <w:color w:val="D31145"/>
+          <w:color w:val="444D06"/>
           <w:sz w:val="20"/>
         </w:rPr>
         <w:t>NZALC Leadership Development System</w:t>
@@ -1468,7 +1524,7 @@
           <w:rFonts w:cs="Calibri"/>
           <w:b/>
           <w:i w:val="false"/>
-          <w:color w:val="D31145"/>
+          <w:color w:val="444D06"/>
           <w:sz w:val="20"/>
         </w:rPr>
         <w:t>HPC Cognitive Conditioning (COGCON)</w:t>
@@ -1514,7 +1570,7 @@
           <w:rFonts w:cs="Calibri"/>
           <w:b/>
           <w:i w:val="false"/>
-          <w:color w:val="D31145"/>
+          <w:color w:val="444D06"/>
           <w:sz w:val="20"/>
         </w:rPr>
         <w:t>Army Psychology Services (APS), ILD and other stakeholders</w:t>
@@ -1565,10 +1621,7 @@
     <w:p>
       <w:pPr>
         <w:pStyle w:val="Normal"/>
-        <w:pBdr>
-          <w:bottom w:val="single" w:sz="6" w:space="1" w:color="B3A650"/>
-        </w:pBdr>
-        <w:spacing w:before="200" w:after="200"/>
+        <w:spacing w:before="60" w:after="60"/>
         <w:rPr/>
       </w:pPr>
       <w:r>
@@ -1579,11 +1632,11 @@
       <w:pPr>
         <w:pStyle w:val="Heading1"/>
         <w:pBdr>
-          <w:left w:val="single" w:sz="24" w:space="8" w:color="D31145"/>
+          <w:top w:val="single" w:sz="12" w:space="7" w:color="000000"/>
         </w:pBdr>
         <w:rPr/>
       </w:pPr>
-      <w:bookmarkStart w:id="5" w:name="__RefHeading___Toc221_1130615341"/>
+      <w:bookmarkStart w:id="5" w:name="__RefHeading___Toc230_801138078"/>
       <w:bookmarkEnd w:id="5"/>
       <w:r>
         <w:rPr>
@@ -1720,16 +1773,16 @@
       <w:r>
         <w:rPr>
           <w:rFonts w:cs="Calibri"/>
-          <w:b/>
-          <w:color w:val="D31145"/>
-        </w:rPr>
-        <w:t>•</w:t>
-      </w:r>
-      <w:r>
-        <w:rPr>
-          <w:rFonts w:cs="Calibri"/>
-          <w:b/>
-          <w:color w:val="D31145"/>
+          <w:b w:val="false"/>
+          <w:color w:val="000000"/>
+        </w:rPr>
+        <w:t>–</w:t>
+      </w:r>
+      <w:r>
+        <w:rPr>
+          <w:rFonts w:cs="Calibri"/>
+          <w:b w:val="false"/>
+          <w:color w:val="000000"/>
         </w:rPr>
         <w:tab/>
       </w:r>
@@ -1756,16 +1809,16 @@
       <w:r>
         <w:rPr>
           <w:rFonts w:cs="Calibri"/>
-          <w:b/>
-          <w:color w:val="D31145"/>
-        </w:rPr>
-        <w:t>•</w:t>
-      </w:r>
-      <w:r>
-        <w:rPr>
-          <w:rFonts w:cs="Calibri"/>
-          <w:b/>
-          <w:color w:val="D31145"/>
+          <w:b w:val="false"/>
+          <w:color w:val="000000"/>
+        </w:rPr>
+        <w:t>–</w:t>
+      </w:r>
+      <w:r>
+        <w:rPr>
+          <w:rFonts w:cs="Calibri"/>
+          <w:b w:val="false"/>
+          <w:color w:val="000000"/>
         </w:rPr>
         <w:tab/>
       </w:r>
@@ -1792,16 +1845,16 @@
       <w:r>
         <w:rPr>
           <w:rFonts w:cs="Calibri"/>
-          <w:b/>
-          <w:color w:val="D31145"/>
-        </w:rPr>
-        <w:t>•</w:t>
-      </w:r>
-      <w:r>
-        <w:rPr>
-          <w:rFonts w:cs="Calibri"/>
-          <w:b/>
-          <w:color w:val="D31145"/>
+          <w:b w:val="false"/>
+          <w:color w:val="000000"/>
+        </w:rPr>
+        <w:t>–</w:t>
+      </w:r>
+      <w:r>
+        <w:rPr>
+          <w:rFonts w:cs="Calibri"/>
+          <w:b w:val="false"/>
+          <w:color w:val="000000"/>
         </w:rPr>
         <w:tab/>
       </w:r>
@@ -1828,16 +1881,16 @@
       <w:r>
         <w:rPr>
           <w:rFonts w:cs="Calibri"/>
-          <w:b/>
-          <w:color w:val="D31145"/>
-        </w:rPr>
-        <w:t>•</w:t>
-      </w:r>
-      <w:r>
-        <w:rPr>
-          <w:rFonts w:cs="Calibri"/>
-          <w:b/>
-          <w:color w:val="D31145"/>
+          <w:b w:val="false"/>
+          <w:color w:val="000000"/>
+        </w:rPr>
+        <w:t>–</w:t>
+      </w:r>
+      <w:r>
+        <w:rPr>
+          <w:rFonts w:cs="Calibri"/>
+          <w:b w:val="false"/>
+          <w:color w:val="000000"/>
         </w:rPr>
         <w:tab/>
       </w:r>
@@ -1864,40 +1917,106 @@
       <w:r>
         <w:rPr>
           <w:rFonts w:cs="Calibri"/>
+          <w:b w:val="false"/>
+          <w:color w:val="000000"/>
+        </w:rPr>
+        <w:t>–</w:t>
+      </w:r>
+      <w:r>
+        <w:rPr>
+          <w:rFonts w:cs="Calibri"/>
+          <w:b w:val="false"/>
+          <w:color w:val="000000"/>
+        </w:rPr>
+        <w:tab/>
+      </w:r>
+      <w:r>
+        <w:rPr>
+          <w:rFonts w:cs="Calibri"/>
+          <w:b w:val="false"/>
+          <w:i w:val="false"/>
+        </w:rPr>
+        <w:t>gaps, duplication and integration opportunities.</w:t>
+      </w:r>
+    </w:p>
+    <w:p>
+      <w:pPr>
+        <w:pStyle w:val="Normal"/>
+        <w:rPr/>
+      </w:pPr>
+      <w:r>
+        <w:rPr>
+          <w:rFonts w:cs="Calibri"/>
+          <w:b w:val="false"/>
+          <w:i w:val="false"/>
+        </w:rPr>
+        <w:t>Apply the combat-specificity test in section 2 to distinguish products that contribute to the broader Performance Under Pressure capability from those that support its combat-specific expression. Assess COGCON as one developmental product, establishing what it delivers, who owns it and whether it can be scaled.</w:t>
+      </w:r>
+    </w:p>
+    <w:p>
+      <w:pPr>
+        <w:pStyle w:val="Normal"/>
+        <w:rPr/>
+      </w:pPr>
+      <w:r>
+        <w:rPr>
+          <w:rFonts w:cs="Calibri"/>
           <w:b/>
-          <w:color w:val="D31145"/>
-        </w:rPr>
-        <w:t>•</w:t>
-      </w:r>
+          <w:i w:val="false"/>
+        </w:rPr>
+        <w:t>Key output.</w:t>
+      </w:r>
+      <w:r>
+        <w:rPr>
+          <w:rFonts w:cs="Calibri"/>
+          <w:b w:val="false"/>
+          <w:i w:val="false"/>
+        </w:rPr>
+        <w:t xml:space="preserve"> A capability and product baseline identifying what already exists, gaps, duplication and integration opportunities.</w:t>
+      </w:r>
+    </w:p>
+    <w:p>
+      <w:pPr>
+        <w:pStyle w:val="Heading2"/>
+        <w:rPr/>
+      </w:pPr>
       <w:r>
         <w:rPr>
           <w:rFonts w:cs="Calibri"/>
           <w:b/>
-          <w:color w:val="D31145"/>
-        </w:rPr>
-        <w:tab/>
-      </w:r>
-      <w:r>
-        <w:rPr>
-          <w:rFonts w:cs="Calibri"/>
-          <w:b w:val="false"/>
-          <w:i w:val="false"/>
-        </w:rPr>
-        <w:t>gaps, duplication and integration opportunities.</w:t>
-      </w:r>
-    </w:p>
-    <w:p>
-      <w:pPr>
-        <w:pStyle w:val="Normal"/>
-        <w:rPr/>
-      </w:pPr>
-      <w:r>
-        <w:rPr>
-          <w:rFonts w:cs="Calibri"/>
-          <w:b w:val="false"/>
-          <w:i w:val="false"/>
-        </w:rPr>
-        <w:t>Apply the combat-specificity test in section 2 to distinguish products that contribute to the broader Performance Under Pressure capability from those that support its combat-specific expression. Assess COGCON as one developmental product, establishing what it delivers, who owns it and whether it can be scaled.</w:t>
+          <w:i w:val="false"/>
+          <w:color w:val="000000"/>
+          <w:sz w:val="22"/>
+        </w:rPr>
+        <w:t>Phase 3: Design (October 2026)</w:t>
+      </w:r>
+    </w:p>
+    <w:p>
+      <w:pPr>
+        <w:pStyle w:val="Normal"/>
+        <w:rPr/>
+      </w:pPr>
+      <w:r>
+        <w:rPr>
+          <w:rFonts w:cs="Calibri"/>
+          <w:b w:val="false"/>
+          <w:i w:val="false"/>
+        </w:rPr>
+        <w:t>Develop the Combat Mindset Framework, delivery system and outcomes. The framework will establish how Army governs, develops, delivers and assures Performance Under Pressure and its combat-specific expression. The design will set developmental outcomes from Lead Self through Lead Systems, the architecture through which existing and future products contribute, common assurance principles, and the criteria by which products are recognised as part of the framework.</w:t>
+      </w:r>
+    </w:p>
+    <w:p>
+      <w:pPr>
+        <w:pStyle w:val="Normal"/>
+        <w:rPr/>
+      </w:pPr>
+      <w:r>
+        <w:rPr>
+          <w:rFonts w:cs="Calibri"/>
+          <w:b w:val="false"/>
+          <w:i w:val="false"/>
+        </w:rPr>
+        <w:t>Existing products, including the NZALC Leadership Development System and COGCON, will be mapped against the endorsed outcomes and framework requirements rather than treated as the framework itself. The design will also identify how progression, transfer to performance, product quality and organisational adoption will be assessed.</w:t>
       </w:r>
     </w:p>
     <w:p>
@@ -1919,7 +2038,7 @@
           <w:b w:val="false"/>
           <w:i w:val="false"/>
         </w:rPr>
-        <w:t xml:space="preserve"> A capability and product baseline identifying what already exists, gaps, duplication and integration opportunities.</w:t>
+        <w:t xml:space="preserve"> Draft Framework v1.0, comprising developmental outcomes, product architecture, governance arrangements and assurance criteria.</w:t>
       </w:r>
     </w:p>
     <w:p>
@@ -1935,35 +2054,21 @@
           <w:color w:val="000000"/>
           <w:sz w:val="22"/>
         </w:rPr>
-        <w:t>Phase 3: Design (October 2026)</w:t>
-      </w:r>
-    </w:p>
-    <w:p>
-      <w:pPr>
-        <w:pStyle w:val="Normal"/>
-        <w:rPr/>
-      </w:pPr>
-      <w:r>
-        <w:rPr>
-          <w:rFonts w:cs="Calibri"/>
-          <w:b w:val="false"/>
-          <w:i w:val="false"/>
-        </w:rPr>
-        <w:t>Develop the Combat Mindset Framework, delivery system and outcomes. The framework will establish how Army governs, develops, delivers and assures Performance Under Pressure and its combat-specific expression. The design will set developmental outcomes from Lead Self through Lead Systems, the architecture through which existing and future products contribute, common assurance principles, and the criteria by which products are recognised as part of the framework.</w:t>
-      </w:r>
-    </w:p>
-    <w:p>
-      <w:pPr>
-        <w:pStyle w:val="Normal"/>
-        <w:rPr/>
-      </w:pPr>
-      <w:r>
-        <w:rPr>
-          <w:rFonts w:cs="Calibri"/>
-          <w:b w:val="false"/>
-          <w:i w:val="false"/>
-        </w:rPr>
-        <w:t>Existing products, including the NZALC Leadership Development System and COGCON, will be mapped against the endorsed outcomes and framework requirements rather than treated as the framework itself. The design will also identify how progression, transfer to performance, product quality and organisational adoption will be assessed.</w:t>
+        <w:t>Phase 4: Validate (November 2026)</w:t>
+      </w:r>
+    </w:p>
+    <w:p>
+      <w:pPr>
+        <w:pStyle w:val="Normal"/>
+        <w:rPr/>
+      </w:pPr>
+      <w:r>
+        <w:rPr>
+          <w:rFonts w:cs="Calibri"/>
+          <w:b w:val="false"/>
+          <w:i w:val="false"/>
+        </w:rPr>
+        <w:t>Refine the framework with key stakeholders: convene ACS, NZALC, HPC, APS, ILD, selected training providers and units to test whether the framework is clear, coherent and workable. Where time and unit availability permit, bounded validation activities or pilots will be conducted within this phase or earlier alongside Phase 2 or Phase 3.</w:t>
       </w:r>
     </w:p>
     <w:p>
@@ -1985,7 +2090,7 @@
           <w:b w:val="false"/>
           <w:i w:val="false"/>
         </w:rPr>
-        <w:t xml:space="preserve"> Draft Framework v1.0, comprising developmental outcomes, product architecture, governance arrangements and assurance criteria.</w:t>
+        <w:t xml:space="preserve"> A validated framework and product architecture, with stakeholder positions recorded.</w:t>
       </w:r>
     </w:p>
     <w:p>
@@ -2001,21 +2106,35 @@
           <w:color w:val="000000"/>
           <w:sz w:val="22"/>
         </w:rPr>
-        <w:t>Phase 4: Validate (November 2026)</w:t>
-      </w:r>
-    </w:p>
-    <w:p>
-      <w:pPr>
-        <w:pStyle w:val="Normal"/>
-        <w:rPr/>
-      </w:pPr>
-      <w:r>
-        <w:rPr>
-          <w:rFonts w:cs="Calibri"/>
-          <w:b w:val="false"/>
-          <w:i w:val="false"/>
-        </w:rPr>
-        <w:t>Refine the framework with key stakeholders: convene ACS, NZALC, HPC, APS, ILD, selected training providers and units to test whether the framework is clear, coherent and workable. Where time and unit availability permit, bounded validation activities or pilots will be conducted within this phase or earlier alongside Phase 2 or Phase 3.</w:t>
+        <w:t>Phase 5: Implement (late November 2026)</w:t>
+      </w:r>
+    </w:p>
+    <w:p>
+      <w:pPr>
+        <w:pStyle w:val="Normal"/>
+        <w:rPr/>
+      </w:pPr>
+      <w:r>
+        <w:rPr>
+          <w:rFonts w:cs="Calibri"/>
+          <w:b w:val="false"/>
+          <w:i w:val="false"/>
+        </w:rPr>
+        <w:t>Deliver the Combat Mindset Framework for approval and implementation: the validated product architecture; the proposed governance and assurance model; and an implementation plan.</w:t>
+      </w:r>
+    </w:p>
+    <w:p>
+      <w:pPr>
+        <w:pStyle w:val="Normal"/>
+        <w:rPr/>
+      </w:pPr>
+      <w:r>
+        <w:rPr>
+          <w:rFonts w:cs="Calibri"/>
+          <w:b w:val="false"/>
+          <w:i w:val="false"/>
+        </w:rPr>
+        <w:t>Further evidence development, product alignment and assurance maturity will continue through implementation.</w:t>
       </w:r>
     </w:p>
     <w:p>
@@ -2037,82 +2156,13 @@
           <w:b w:val="false"/>
           <w:i w:val="false"/>
         </w:rPr>
-        <w:t xml:space="preserve"> A validated framework and product architecture, with stakeholder positions recorded.</w:t>
-      </w:r>
-    </w:p>
-    <w:p>
-      <w:pPr>
-        <w:pStyle w:val="Heading2"/>
-        <w:rPr/>
-      </w:pPr>
-      <w:r>
-        <w:rPr>
-          <w:rFonts w:cs="Calibri"/>
-          <w:b/>
-          <w:i w:val="false"/>
-          <w:color w:val="000000"/>
-          <w:sz w:val="22"/>
-        </w:rPr>
-        <w:t>Phase 5: Implement (late November 2026)</w:t>
-      </w:r>
-    </w:p>
-    <w:p>
-      <w:pPr>
-        <w:pStyle w:val="Normal"/>
-        <w:rPr/>
-      </w:pPr>
-      <w:r>
-        <w:rPr>
-          <w:rFonts w:cs="Calibri"/>
-          <w:b w:val="false"/>
-          <w:i w:val="false"/>
-        </w:rPr>
-        <w:t>Deliver the Combat Mindset Framework for approval and implementation: the validated product architecture; the proposed governance and assurance model; and an implementation plan.</w:t>
-      </w:r>
-    </w:p>
-    <w:p>
-      <w:pPr>
-        <w:pStyle w:val="Normal"/>
-        <w:rPr/>
-      </w:pPr>
-      <w:r>
-        <w:rPr>
-          <w:rFonts w:cs="Calibri"/>
-          <w:b w:val="false"/>
-          <w:i w:val="false"/>
-        </w:rPr>
-        <w:t>Further evidence development, product alignment and assurance maturity will continue through implementation.</w:t>
-      </w:r>
-    </w:p>
-    <w:p>
-      <w:pPr>
-        <w:pStyle w:val="Normal"/>
-        <w:rPr/>
-      </w:pPr>
-      <w:r>
-        <w:rPr>
-          <w:rFonts w:cs="Calibri"/>
-          <w:b/>
-          <w:i w:val="false"/>
-        </w:rPr>
-        <w:t>Key output.</w:t>
-      </w:r>
-      <w:r>
-        <w:rPr>
-          <w:rFonts w:cs="Calibri"/>
-          <w:b w:val="false"/>
-          <w:i w:val="false"/>
-        </w:rPr>
         <w:t xml:space="preserve"> Framework v1.0 submitted for approval, with an implementation plan and back brief to COMDT ACS.</w:t>
       </w:r>
     </w:p>
     <w:p>
       <w:pPr>
         <w:pStyle w:val="Normal"/>
-        <w:pBdr>
-          <w:bottom w:val="single" w:sz="6" w:space="1" w:color="B3A650"/>
-        </w:pBdr>
-        <w:spacing w:before="200" w:after="200"/>
+        <w:spacing w:before="60" w:after="60"/>
         <w:rPr/>
       </w:pPr>
       <w:r>
@@ -2123,11 +2173,11 @@
       <w:pPr>
         <w:pStyle w:val="Heading1"/>
         <w:pBdr>
-          <w:left w:val="single" w:sz="24" w:space="8" w:color="D31145"/>
+          <w:top w:val="single" w:sz="12" w:space="7" w:color="000000"/>
         </w:pBdr>
         <w:rPr/>
       </w:pPr>
-      <w:bookmarkStart w:id="6" w:name="__RefHeading___Toc223_1130615341"/>
+      <w:bookmarkStart w:id="6" w:name="__RefHeading___Toc232_801138078"/>
       <w:bookmarkEnd w:id="6"/>
       <w:r>
         <w:rPr>
@@ -2157,12 +2207,15 @@
     <w:p>
       <w:pPr>
         <w:pStyle w:val="Normal"/>
+        <w:pBdr>
+          <w:left w:val="single" w:sz="16" w:space="10" w:color="D31145"/>
+        </w:pBdr>
         <w:tabs>
           <w:tab w:val="clear" w:pos="720"/>
-          <w:tab w:val="left" w:pos="425" w:leader="none"/>
+          <w:tab w:val="left" w:pos="567" w:leader="none"/>
         </w:tabs>
-        <w:spacing w:before="80" w:after="40"/>
-        <w:ind w:hanging="425" w:left="425"/>
+        <w:spacing w:before="120" w:after="80"/>
+        <w:ind w:hanging="425" w:left="567"/>
         <w:rPr/>
       </w:pPr>
       <w:r>
@@ -2193,12 +2246,15 @@
     <w:p>
       <w:pPr>
         <w:pStyle w:val="Normal"/>
+        <w:pBdr>
+          <w:left w:val="single" w:sz="16" w:space="10" w:color="D31145"/>
+        </w:pBdr>
         <w:tabs>
           <w:tab w:val="clear" w:pos="720"/>
-          <w:tab w:val="left" w:pos="425" w:leader="none"/>
+          <w:tab w:val="left" w:pos="567" w:leader="none"/>
         </w:tabs>
-        <w:spacing w:before="80" w:after="40"/>
-        <w:ind w:hanging="425" w:left="425"/>
+        <w:spacing w:before="120" w:after="80"/>
+        <w:ind w:hanging="425" w:left="567"/>
         <w:rPr/>
       </w:pPr>
       <w:r>
@@ -2229,12 +2285,15 @@
     <w:p>
       <w:pPr>
         <w:pStyle w:val="Normal"/>
+        <w:pBdr>
+          <w:left w:val="single" w:sz="16" w:space="10" w:color="D31145"/>
+        </w:pBdr>
         <w:tabs>
           <w:tab w:val="clear" w:pos="720"/>
-          <w:tab w:val="left" w:pos="425" w:leader="none"/>
+          <w:tab w:val="left" w:pos="567" w:leader="none"/>
         </w:tabs>
-        <w:spacing w:before="80" w:after="40"/>
-        <w:ind w:hanging="425" w:left="425"/>
+        <w:spacing w:before="120" w:after="80"/>
+        <w:ind w:hanging="425" w:left="567"/>
         <w:rPr/>
       </w:pPr>
       <w:r>
@@ -2265,12 +2324,15 @@
     <w:p>
       <w:pPr>
         <w:pStyle w:val="Normal"/>
+        <w:pBdr>
+          <w:left w:val="single" w:sz="16" w:space="10" w:color="D31145"/>
+        </w:pBdr>
         <w:tabs>
           <w:tab w:val="clear" w:pos="720"/>
-          <w:tab w:val="left" w:pos="425" w:leader="none"/>
+          <w:tab w:val="left" w:pos="567" w:leader="none"/>
         </w:tabs>
-        <w:spacing w:before="80" w:after="40"/>
-        <w:ind w:hanging="425" w:left="425"/>
+        <w:spacing w:before="120" w:after="80"/>
+        <w:ind w:hanging="425" w:left="567"/>
         <w:rPr/>
       </w:pPr>
       <w:r>
@@ -2301,12 +2363,15 @@
     <w:p>
       <w:pPr>
         <w:pStyle w:val="Normal"/>
+        <w:pBdr>
+          <w:left w:val="single" w:sz="16" w:space="10" w:color="D31145"/>
+        </w:pBdr>
         <w:tabs>
           <w:tab w:val="clear" w:pos="720"/>
-          <w:tab w:val="left" w:pos="425" w:leader="none"/>
+          <w:tab w:val="left" w:pos="567" w:leader="none"/>
         </w:tabs>
-        <w:spacing w:before="80" w:after="40"/>
-        <w:ind w:hanging="425" w:left="425"/>
+        <w:spacing w:before="120" w:after="80"/>
+        <w:ind w:hanging="425" w:left="567"/>
         <w:rPr/>
       </w:pPr>
       <w:r>
@@ -2335,11 +2400,11 @@
       </w:r>
     </w:p>
     <w:sectPr>
-      <w:headerReference w:type="default" r:id="rId15"/>
-      <w:headerReference w:type="first" r:id="rId16"/>
-      <w:footerReference w:type="even" r:id="rId17"/>
-      <w:footerReference w:type="default" r:id="rId18"/>
-      <w:footerReference w:type="first" r:id="rId19"/>
+      <w:headerReference w:type="default" r:id="rId16"/>
+      <w:headerReference w:type="first" r:id="rId17"/>
+      <w:footerReference w:type="even" r:id="rId18"/>
+      <w:footerReference w:type="default" r:id="rId19"/>
+      <w:footerReference w:type="first" r:id="rId20"/>
       <w:type w:val="nextPage"/>
       <w:pgSz w:w="11906" w:h="16838"/>
       <w:pgMar w:left="1417" w:right="1417" w:gutter="0" w:header="624" w:top="1361" w:footer="624" w:bottom="1361"/>
@@ -3105,7 +3170,7 @@
     <w:pPr>
       <w:keepNext w:val="true"/>
       <w:keepLines/>
-      <w:spacing w:before="360" w:after="160"/>
+      <w:spacing w:before="260" w:after="160"/>
       <w:outlineLvl w:val="0"/>
     </w:pPr>
     <w:rPr>

--- a/output/combat-mindset-way-forward.docx
+++ b/output/combat-mindset-way-forward.docx
@@ -363,7 +363,7 @@
             </w:rPr>
             <w:fldChar w:fldCharType="separate"/>
           </w:r>
-          <w:hyperlink w:anchor="__RefHeading___Toc220_801138078">
+          <w:hyperlink w:anchor="__RefHeading___Toc220_1018303087">
             <w:r>
               <w:rPr>
                 <w:webHidden/>
@@ -390,7 +390,7 @@
             </w:tabs>
             <w:rPr/>
           </w:pPr>
-          <w:hyperlink w:anchor="__RefHeading___Toc222_801138078">
+          <w:hyperlink w:anchor="__RefHeading___Toc222_1018303087">
             <w:r>
               <w:rPr>
                 <w:webHidden/>
@@ -417,7 +417,7 @@
             </w:tabs>
             <w:rPr/>
           </w:pPr>
-          <w:hyperlink w:anchor="__RefHeading___Toc224_801138078">
+          <w:hyperlink w:anchor="__RefHeading___Toc224_1018303087">
             <w:r>
               <w:rPr>
                 <w:webHidden/>
@@ -444,7 +444,7 @@
             </w:tabs>
             <w:rPr/>
           </w:pPr>
-          <w:hyperlink w:anchor="__RefHeading___Toc226_801138078">
+          <w:hyperlink w:anchor="__RefHeading___Toc226_1018303087">
             <w:r>
               <w:rPr>
                 <w:webHidden/>
@@ -471,7 +471,7 @@
             </w:tabs>
             <w:rPr/>
           </w:pPr>
-          <w:hyperlink w:anchor="__RefHeading___Toc228_801138078">
+          <w:hyperlink w:anchor="__RefHeading___Toc228_1018303087">
             <w:r>
               <w:rPr>
                 <w:webHidden/>
@@ -498,7 +498,7 @@
             </w:tabs>
             <w:rPr/>
           </w:pPr>
-          <w:hyperlink w:anchor="__RefHeading___Toc230_801138078">
+          <w:hyperlink w:anchor="__RefHeading___Toc230_1018303087">
             <w:r>
               <w:rPr>
                 <w:webHidden/>
@@ -525,7 +525,7 @@
             </w:tabs>
             <w:rPr/>
           </w:pPr>
-          <w:hyperlink w:anchor="__RefHeading___Toc232_801138078">
+          <w:hyperlink w:anchor="__RefHeading___Toc232_1018303087">
             <w:r>
               <w:rPr>
                 <w:webHidden/>
@@ -580,7 +580,7 @@
         <w:spacing w:before="0" w:after="160"/>
         <w:rPr/>
       </w:pPr>
-      <w:bookmarkStart w:id="0" w:name="__RefHeading___Toc220_801138078"/>
+      <w:bookmarkStart w:id="0" w:name="__RefHeading___Toc220_1018303087"/>
       <w:bookmarkEnd w:id="0"/>
       <w:r>
         <w:rPr>
@@ -662,7 +662,7 @@
         </w:pBdr>
         <w:rPr/>
       </w:pPr>
-      <w:bookmarkStart w:id="1" w:name="__RefHeading___Toc222_801138078"/>
+      <w:bookmarkStart w:id="1" w:name="__RefHeading___Toc222_1018303087"/>
       <w:bookmarkEnd w:id="1"/>
       <w:r>
         <w:rPr>
@@ -735,7 +735,7 @@
         </w:pBdr>
         <w:rPr/>
       </w:pPr>
-      <w:bookmarkStart w:id="2" w:name="__RefHeading___Toc224_801138078"/>
+      <w:bookmarkStart w:id="2" w:name="__RefHeading___Toc224_1018303087"/>
       <w:bookmarkEnd w:id="2"/>
       <w:r>
         <w:rPr>
@@ -840,7 +840,7 @@
         </w:pBdr>
         <w:rPr/>
       </w:pPr>
-      <w:bookmarkStart w:id="3" w:name="__RefHeading___Toc226_801138078"/>
+      <w:bookmarkStart w:id="3" w:name="__RefHeading___Toc226_1018303087"/>
       <w:bookmarkEnd w:id="3"/>
       <w:r>
         <w:rPr>
@@ -1455,7 +1455,7 @@
         </w:pBdr>
         <w:rPr/>
       </w:pPr>
-      <w:bookmarkStart w:id="4" w:name="__RefHeading___Toc228_801138078"/>
+      <w:bookmarkStart w:id="4" w:name="__RefHeading___Toc228_1018303087"/>
       <w:bookmarkEnd w:id="4"/>
       <w:r>
         <w:rPr>
@@ -1636,7 +1636,7 @@
         </w:pBdr>
         <w:rPr/>
       </w:pPr>
-      <w:bookmarkStart w:id="5" w:name="__RefHeading___Toc230_801138078"/>
+      <w:bookmarkStart w:id="5" w:name="__RefHeading___Toc230_1018303087"/>
       <w:bookmarkEnd w:id="5"/>
       <w:r>
         <w:rPr>
@@ -2177,7 +2177,7 @@
         </w:pBdr>
         <w:rPr/>
       </w:pPr>
-      <w:bookmarkStart w:id="6" w:name="__RefHeading___Toc232_801138078"/>
+      <w:bookmarkStart w:id="6" w:name="__RefHeading___Toc232_1018303087"/>
       <w:bookmarkEnd w:id="6"/>
       <w:r>
         <w:rPr>

--- a/output/combat-mindset-way-forward.docx
+++ b/output/combat-mindset-way-forward.docx
@@ -363,7 +363,7 @@
             </w:rPr>
             <w:fldChar w:fldCharType="separate"/>
           </w:r>
-          <w:hyperlink w:anchor="__RefHeading___Toc220_1018303087">
+          <w:hyperlink w:anchor="__RefHeading___Toc220_2298491996">
             <w:r>
               <w:rPr>
                 <w:webHidden/>
@@ -390,7 +390,7 @@
             </w:tabs>
             <w:rPr/>
           </w:pPr>
-          <w:hyperlink w:anchor="__RefHeading___Toc222_1018303087">
+          <w:hyperlink w:anchor="__RefHeading___Toc222_2298491996">
             <w:r>
               <w:rPr>
                 <w:webHidden/>
@@ -417,7 +417,7 @@
             </w:tabs>
             <w:rPr/>
           </w:pPr>
-          <w:hyperlink w:anchor="__RefHeading___Toc224_1018303087">
+          <w:hyperlink w:anchor="__RefHeading___Toc224_2298491996">
             <w:r>
               <w:rPr>
                 <w:webHidden/>
@@ -444,7 +444,7 @@
             </w:tabs>
             <w:rPr/>
           </w:pPr>
-          <w:hyperlink w:anchor="__RefHeading___Toc226_1018303087">
+          <w:hyperlink w:anchor="__RefHeading___Toc226_2298491996">
             <w:r>
               <w:rPr>
                 <w:webHidden/>
@@ -471,7 +471,7 @@
             </w:tabs>
             <w:rPr/>
           </w:pPr>
-          <w:hyperlink w:anchor="__RefHeading___Toc228_1018303087">
+          <w:hyperlink w:anchor="__RefHeading___Toc228_2298491996">
             <w:r>
               <w:rPr>
                 <w:webHidden/>
@@ -498,7 +498,7 @@
             </w:tabs>
             <w:rPr/>
           </w:pPr>
-          <w:hyperlink w:anchor="__RefHeading___Toc230_1018303087">
+          <w:hyperlink w:anchor="__RefHeading___Toc230_2298491996">
             <w:r>
               <w:rPr>
                 <w:webHidden/>
@@ -525,7 +525,7 @@
             </w:tabs>
             <w:rPr/>
           </w:pPr>
-          <w:hyperlink w:anchor="__RefHeading___Toc232_1018303087">
+          <w:hyperlink w:anchor="__RefHeading___Toc232_2298491996">
             <w:r>
               <w:rPr>
                 <w:webHidden/>
@@ -580,7 +580,7 @@
         <w:spacing w:before="0" w:after="160"/>
         <w:rPr/>
       </w:pPr>
-      <w:bookmarkStart w:id="0" w:name="__RefHeading___Toc220_1018303087"/>
+      <w:bookmarkStart w:id="0" w:name="__RefHeading___Toc220_2298491996"/>
       <w:bookmarkEnd w:id="0"/>
       <w:r>
         <w:rPr>
@@ -617,7 +617,7 @@
         <w:rPr/>
         <w:drawing>
           <wp:inline distT="0" distB="0" distL="0" distR="0">
-            <wp:extent cx="5760085" cy="7860030"/>
+            <wp:extent cx="5760085" cy="7418070"/>
             <wp:effectExtent l="0" t="0" r="0" b="0"/>
             <wp:docPr id="3" name="Picture 3" descr=""/>
             <wp:cNvGraphicFramePr>
@@ -641,7 +641,7 @@
                   <pic:spPr bwMode="auto">
                     <a:xfrm>
                       <a:off x="0" y="0"/>
-                      <a:ext cx="5760085" cy="7860030"/>
+                      <a:ext cx="5760085" cy="7418070"/>
                     </a:xfrm>
                     <a:prstGeom prst="rect">
                       <a:avLst/>
@@ -662,7 +662,7 @@
         </w:pBdr>
         <w:rPr/>
       </w:pPr>
-      <w:bookmarkStart w:id="1" w:name="__RefHeading___Toc222_1018303087"/>
+      <w:bookmarkStart w:id="1" w:name="__RefHeading___Toc222_2298491996"/>
       <w:bookmarkEnd w:id="1"/>
       <w:r>
         <w:rPr>
@@ -735,7 +735,7 @@
         </w:pBdr>
         <w:rPr/>
       </w:pPr>
-      <w:bookmarkStart w:id="2" w:name="__RefHeading___Toc224_1018303087"/>
+      <w:bookmarkStart w:id="2" w:name="__RefHeading___Toc224_2298491996"/>
       <w:bookmarkEnd w:id="2"/>
       <w:r>
         <w:rPr>
@@ -840,7 +840,7 @@
         </w:pBdr>
         <w:rPr/>
       </w:pPr>
-      <w:bookmarkStart w:id="3" w:name="__RefHeading___Toc226_1018303087"/>
+      <w:bookmarkStart w:id="3" w:name="__RefHeading___Toc226_2298491996"/>
       <w:bookmarkEnd w:id="3"/>
       <w:r>
         <w:rPr>
@@ -1455,7 +1455,7 @@
         </w:pBdr>
         <w:rPr/>
       </w:pPr>
-      <w:bookmarkStart w:id="4" w:name="__RefHeading___Toc228_1018303087"/>
+      <w:bookmarkStart w:id="4" w:name="__RefHeading___Toc228_2298491996"/>
       <w:bookmarkEnd w:id="4"/>
       <w:r>
         <w:rPr>
@@ -1636,7 +1636,7 @@
         </w:pBdr>
         <w:rPr/>
       </w:pPr>
-      <w:bookmarkStart w:id="5" w:name="__RefHeading___Toc230_1018303087"/>
+      <w:bookmarkStart w:id="5" w:name="__RefHeading___Toc230_2298491996"/>
       <w:bookmarkEnd w:id="5"/>
       <w:r>
         <w:rPr>
@@ -2177,7 +2177,7 @@
         </w:pBdr>
         <w:rPr/>
       </w:pPr>
-      <w:bookmarkStart w:id="6" w:name="__RefHeading___Toc232_1018303087"/>
+      <w:bookmarkStart w:id="6" w:name="__RefHeading___Toc232_2298491996"/>
       <w:bookmarkEnd w:id="6"/>
       <w:r>
         <w:rPr>
